--- a/Αναφορα.docx
+++ b/Αναφορα.docx
@@ -26,17 +26,7 @@
           <w:szCs w:val="32"/>
           <w:lang w:val="el-GR"/>
         </w:rPr>
-        <w:t xml:space="preserve">Εργασια </w:t>
-      </w:r>
-      <w:r>
-        <w:rPr>
-          <w:b/>
-          <w:bCs/>
-          <w:sz w:val="32"/>
-          <w:szCs w:val="32"/>
-          <w:lang w:val="el-GR"/>
-        </w:rPr>
-        <w:t xml:space="preserve">13 Προσομοίωση event-driven δικτύου σε Python </w:t>
+        <w:t xml:space="preserve">Εργασια 13 Προσομοίωση event-driven δικτύου σε Python </w:t>
       </w:r>
       <w:r>
         <w:rPr>
@@ -428,6 +418,113 @@
     <w:p>
       <w:pPr>
         <w:ind w:left="720"/>
+        <w:rPr>
+          <w:lang w:val="el-GR"/>
+        </w:rPr>
+      </w:pPr>
+      <w:r>
+        <w:rPr>
+          <w:lang w:val="el-GR"/>
+        </w:rPr>
+        <w:br/>
+      </w:r>
+      <w:r>
+        <w:rPr>
+          <w:lang w:val="el-GR"/>
+        </w:rPr>
+        <w:t>Για να μοντελοποιήσουμε τη ροή των πακέτων, θα ορίσουμε τρεις κύριες "οντότητες" που λειτουργούν ως</w:t>
+      </w:r>
+      <w:r>
+        <w:t> processes </w:t>
+      </w:r>
+      <w:r>
+        <w:rPr>
+          <w:lang w:val="el-GR"/>
+        </w:rPr>
+        <w:t xml:space="preserve">στο </w:t>
+      </w:r>
+      <w:proofErr w:type="spellStart"/>
+      <w:r>
+        <w:t>SimPy</w:t>
+      </w:r>
+      <w:proofErr w:type="spellEnd"/>
+      <w:r>
+        <w:rPr>
+          <w:lang w:val="el-GR"/>
+        </w:rPr>
+        <w:t>:</w:t>
+      </w:r>
+    </w:p>
+    <w:p>
+      <w:pPr>
+        <w:numPr>
+          <w:ilvl w:val="0"/>
+          <w:numId w:val="4"/>
+        </w:numPr>
+        <w:rPr>
+          <w:lang w:val="el-GR"/>
+        </w:rPr>
+      </w:pPr>
+      <w:proofErr w:type="spellStart"/>
+      <w:r>
+        <w:t>SourceHost</w:t>
+      </w:r>
+      <w:proofErr w:type="spellEnd"/>
+      <w:r>
+        <w:rPr>
+          <w:lang w:val="el-GR"/>
+        </w:rPr>
+        <w:t>: Δημιουργεί και στέλνει πακέτα.</w:t>
+      </w:r>
+    </w:p>
+    <w:p>
+      <w:pPr>
+        <w:numPr>
+          <w:ilvl w:val="0"/>
+          <w:numId w:val="4"/>
+        </w:numPr>
+        <w:rPr>
+          <w:lang w:val="el-GR"/>
+        </w:rPr>
+      </w:pPr>
+      <w:r>
+        <w:t>Router</w:t>
+      </w:r>
+      <w:r>
+        <w:rPr>
+          <w:lang w:val="el-GR"/>
+        </w:rPr>
+        <w:t>: Λαμβάνει πακέτα από τη μία πλευρά και τα προωθεί στην άλλη.</w:t>
+      </w:r>
+    </w:p>
+    <w:p>
+      <w:pPr>
+        <w:numPr>
+          <w:ilvl w:val="0"/>
+          <w:numId w:val="4"/>
+        </w:numPr>
+        <w:rPr>
+          <w:lang w:val="el-GR"/>
+        </w:rPr>
+      </w:pPr>
+      <w:proofErr w:type="spellStart"/>
+      <w:r>
+        <w:t>DestinationHost</w:t>
+      </w:r>
+      <w:proofErr w:type="spellEnd"/>
+      <w:r>
+        <w:rPr>
+          <w:lang w:val="el-GR"/>
+        </w:rPr>
+        <w:t>: Λαμβάνει τα πακέτα στον τελικό προορισμό.</w:t>
+      </w:r>
+    </w:p>
+    <w:p>
+      <w:pPr>
+        <w:ind w:left="720"/>
+        <w:rPr>
+          <w:lang w:val="el-GR"/>
+        </w:rPr>
       </w:pPr>
     </w:p>
     <w:p>
@@ -749,6 +846,119 @@
     </w:lvl>
   </w:abstractNum>
   <w:abstractNum w:abstractNumId="2" w15:restartNumberingAfterBreak="0">
+    <w:nsid w:val="55847D1E"/>
+    <w:multiLevelType w:val="multilevel"/>
+    <w:tmpl w:val="841462A8"/>
+    <w:lvl w:ilvl="0">
+      <w:start w:val="1"/>
+      <w:numFmt w:val="decimal"/>
+      <w:lvlText w:val="%1."/>
+      <w:lvlJc w:val="left"/>
+      <w:pPr>
+        <w:tabs>
+          <w:tab w:val="num" w:pos="720"/>
+        </w:tabs>
+        <w:ind w:left="720" w:hanging="360"/>
+      </w:pPr>
+    </w:lvl>
+    <w:lvl w:ilvl="1" w:tentative="1">
+      <w:start w:val="1"/>
+      <w:numFmt w:val="decimal"/>
+      <w:lvlText w:val="%2."/>
+      <w:lvlJc w:val="left"/>
+      <w:pPr>
+        <w:tabs>
+          <w:tab w:val="num" w:pos="1440"/>
+        </w:tabs>
+        <w:ind w:left="1440" w:hanging="360"/>
+      </w:pPr>
+    </w:lvl>
+    <w:lvl w:ilvl="2" w:tentative="1">
+      <w:start w:val="1"/>
+      <w:numFmt w:val="decimal"/>
+      <w:lvlText w:val="%3."/>
+      <w:lvlJc w:val="left"/>
+      <w:pPr>
+        <w:tabs>
+          <w:tab w:val="num" w:pos="2160"/>
+        </w:tabs>
+        <w:ind w:left="2160" w:hanging="360"/>
+      </w:pPr>
+    </w:lvl>
+    <w:lvl w:ilvl="3" w:tentative="1">
+      <w:start w:val="1"/>
+      <w:numFmt w:val="decimal"/>
+      <w:lvlText w:val="%4."/>
+      <w:lvlJc w:val="left"/>
+      <w:pPr>
+        <w:tabs>
+          <w:tab w:val="num" w:pos="2880"/>
+        </w:tabs>
+        <w:ind w:left="2880" w:hanging="360"/>
+      </w:pPr>
+    </w:lvl>
+    <w:lvl w:ilvl="4" w:tentative="1">
+      <w:start w:val="1"/>
+      <w:numFmt w:val="decimal"/>
+      <w:lvlText w:val="%5."/>
+      <w:lvlJc w:val="left"/>
+      <w:pPr>
+        <w:tabs>
+          <w:tab w:val="num" w:pos="3600"/>
+        </w:tabs>
+        <w:ind w:left="3600" w:hanging="360"/>
+      </w:pPr>
+    </w:lvl>
+    <w:lvl w:ilvl="5" w:tentative="1">
+      <w:start w:val="1"/>
+      <w:numFmt w:val="decimal"/>
+      <w:lvlText w:val="%6."/>
+      <w:lvlJc w:val="left"/>
+      <w:pPr>
+        <w:tabs>
+          <w:tab w:val="num" w:pos="4320"/>
+        </w:tabs>
+        <w:ind w:left="4320" w:hanging="360"/>
+      </w:pPr>
+    </w:lvl>
+    <w:lvl w:ilvl="6" w:tentative="1">
+      <w:start w:val="1"/>
+      <w:numFmt w:val="decimal"/>
+      <w:lvlText w:val="%7."/>
+      <w:lvlJc w:val="left"/>
+      <w:pPr>
+        <w:tabs>
+          <w:tab w:val="num" w:pos="5040"/>
+        </w:tabs>
+        <w:ind w:left="5040" w:hanging="360"/>
+      </w:pPr>
+    </w:lvl>
+    <w:lvl w:ilvl="7" w:tentative="1">
+      <w:start w:val="1"/>
+      <w:numFmt w:val="decimal"/>
+      <w:lvlText w:val="%8."/>
+      <w:lvlJc w:val="left"/>
+      <w:pPr>
+        <w:tabs>
+          <w:tab w:val="num" w:pos="5760"/>
+        </w:tabs>
+        <w:ind w:left="5760" w:hanging="360"/>
+      </w:pPr>
+    </w:lvl>
+    <w:lvl w:ilvl="8" w:tentative="1">
+      <w:start w:val="1"/>
+      <w:numFmt w:val="decimal"/>
+      <w:lvlText w:val="%9."/>
+      <w:lvlJc w:val="left"/>
+      <w:pPr>
+        <w:tabs>
+          <w:tab w:val="num" w:pos="6480"/>
+        </w:tabs>
+        <w:ind w:left="6480" w:hanging="360"/>
+      </w:pPr>
+    </w:lvl>
+  </w:abstractNum>
+  <w:abstractNum w:abstractNumId="3" w15:restartNumberingAfterBreak="0">
     <w:nsid w:val="66691D5C"/>
     <w:multiLevelType w:val="multilevel"/>
     <w:tmpl w:val="1BA878D2"/>
@@ -868,6 +1078,9 @@
     <w:abstractNumId w:val="0"/>
   </w:num>
   <w:num w:numId="3" w16cid:durableId="1139690215">
+    <w:abstractNumId w:val="3"/>
+  </w:num>
+  <w:num w:numId="4" w16cid:durableId="715197732">
     <w:abstractNumId w:val="2"/>
   </w:num>
 </w:numbering>

--- a/Αναφορα.docx
+++ b/Αναφορα.docx
@@ -135,10 +135,20 @@
       </w:r>
       <w:r>
         <w:rPr>
+          <w:b/>
+          <w:bCs/>
           <w:sz w:val="40"/>
           <w:szCs w:val="40"/>
           <w:lang w:val="el-GR"/>
         </w:rPr>
+        <w:t>Ερώτημα 1:</w:t>
+      </w:r>
+      <w:r>
+        <w:rPr>
+          <w:sz w:val="40"/>
+          <w:szCs w:val="40"/>
+          <w:lang w:val="el-GR"/>
+        </w:rPr>
         <w:br/>
       </w:r>
       <w:r>
@@ -162,11 +172,9 @@
         </w:rPr>
         <w:t xml:space="preserve">χρησημοποιόντας τη βιβλιοθήκη </w:t>
       </w:r>
-      <w:proofErr w:type="spellStart"/>
       <w:r>
         <w:t>Simpy</w:t>
       </w:r>
-      <w:proofErr w:type="spellEnd"/>
       <w:r>
         <w:rPr>
           <w:lang w:val="el-GR"/>
@@ -443,11 +451,9 @@
         </w:rPr>
         <w:t xml:space="preserve">στο </w:t>
       </w:r>
-      <w:proofErr w:type="spellStart"/>
       <w:r>
         <w:t>SimPy</w:t>
       </w:r>
-      <w:proofErr w:type="spellEnd"/>
       <w:r>
         <w:rPr>
           <w:lang w:val="el-GR"/>
@@ -465,11 +471,9 @@
           <w:lang w:val="el-GR"/>
         </w:rPr>
       </w:pPr>
-      <w:proofErr w:type="spellStart"/>
       <w:r>
         <w:t>SourceHost</w:t>
       </w:r>
-      <w:proofErr w:type="spellEnd"/>
       <w:r>
         <w:rPr>
           <w:lang w:val="el-GR"/>
@@ -507,25 +511,2042 @@
           <w:lang w:val="el-GR"/>
         </w:rPr>
       </w:pPr>
-      <w:proofErr w:type="spellStart"/>
       <w:r>
         <w:t>DestinationHost</w:t>
       </w:r>
-      <w:proofErr w:type="spellEnd"/>
       <w:r>
         <w:rPr>
           <w:lang w:val="el-GR"/>
         </w:rPr>
         <w:t>: Λαμβάνει τα πακέτα στον τελικό προορισμό.</w:t>
+      </w:r>
+      <w:r>
+        <w:rPr>
+          <w:lang w:val="el-GR"/>
+        </w:rPr>
+        <w:br/>
       </w:r>
     </w:p>
     <w:p>
       <w:pPr>
         <w:ind w:left="720"/>
         <w:rPr>
-          <w:lang w:val="el-GR"/>
-        </w:rPr>
-      </w:pPr>
+          <w:b/>
+          <w:bCs/>
+          <w:sz w:val="40"/>
+          <w:szCs w:val="40"/>
+          <w:lang w:val="el-GR"/>
+        </w:rPr>
+      </w:pPr>
+      <w:r>
+        <w:rPr>
+          <w:b/>
+          <w:bCs/>
+          <w:sz w:val="40"/>
+          <w:szCs w:val="40"/>
+          <w:lang w:val="el-GR"/>
+        </w:rPr>
+        <w:lastRenderedPageBreak/>
+        <w:t>Παράμετροι:</w:t>
+      </w:r>
+    </w:p>
+    <w:p>
+      <w:pPr>
+        <w:rPr>
+          <w:lang w:val="el-GR"/>
+        </w:rPr>
+      </w:pPr>
+      <w:r>
+        <w:rPr>
+          <w:lang w:val="el-GR"/>
+        </w:rPr>
+        <w:t>Στην αρχή του αρχείου, ομαδοποιούμε όλες τις παραμέτρους που καθορίζουν τη συμπεριφορά του δικτύου</w:t>
+      </w:r>
+      <w:r>
+        <w:rPr>
+          <w:lang w:val="el-GR"/>
+        </w:rPr>
+        <w:t>.</w:t>
+      </w:r>
+    </w:p>
+    <w:p>
+      <w:pPr>
+        <w:numPr>
+          <w:ilvl w:val="0"/>
+          <w:numId w:val="5"/>
+        </w:numPr>
+        <w:rPr>
+          <w:lang w:val="el-GR"/>
+        </w:rPr>
+      </w:pPr>
+      <w:r>
+        <w:t>BANDWIDTH</w:t>
+      </w:r>
+      <w:r>
+        <w:rPr>
+          <w:lang w:val="el-GR"/>
+        </w:rPr>
+        <w:t>_</w:t>
+      </w:r>
+      <w:r>
+        <w:t>BPS</w:t>
+      </w:r>
+      <w:r>
+        <w:rPr>
+          <w:lang w:val="el-GR"/>
+        </w:rPr>
+        <w:t>: Ορίζει το εύρος ζώνης σε</w:t>
+      </w:r>
+      <w:r>
+        <w:t> </w:t>
+      </w:r>
+      <w:r>
+        <w:rPr>
+          <w:b/>
+          <w:bCs/>
+        </w:rPr>
+        <w:t>bits</w:t>
+      </w:r>
+      <w:r>
+        <w:t> </w:t>
+      </w:r>
+      <w:r>
+        <w:rPr>
+          <w:lang w:val="el-GR"/>
+        </w:rPr>
+        <w:t>ανά δευτερόλεπτο.</w:t>
+      </w:r>
+    </w:p>
+    <w:p>
+      <w:pPr>
+        <w:numPr>
+          <w:ilvl w:val="0"/>
+          <w:numId w:val="5"/>
+        </w:numPr>
+        <w:rPr>
+          <w:lang w:val="el-GR"/>
+        </w:rPr>
+      </w:pPr>
+      <w:r>
+        <w:t>BANDWIDTH</w:t>
+      </w:r>
+      <w:r>
+        <w:rPr>
+          <w:lang w:val="el-GR"/>
+        </w:rPr>
+        <w:t>_</w:t>
+      </w:r>
+      <w:r>
+        <w:t>BYTES</w:t>
+      </w:r>
+      <w:r>
+        <w:rPr>
+          <w:lang w:val="el-GR"/>
+        </w:rPr>
+        <w:t>_</w:t>
+      </w:r>
+      <w:r>
+        <w:t>PER</w:t>
+      </w:r>
+      <w:r>
+        <w:rPr>
+          <w:lang w:val="el-GR"/>
+        </w:rPr>
+        <w:t>_</w:t>
+      </w:r>
+      <w:r>
+        <w:t>SEC</w:t>
+      </w:r>
+      <w:r>
+        <w:rPr>
+          <w:lang w:val="el-GR"/>
+        </w:rPr>
+        <w:t>: Επειδή το μέγεθος των πακέτων  είναι σε</w:t>
+      </w:r>
+      <w:r>
+        <w:t> </w:t>
+      </w:r>
+      <w:r>
+        <w:rPr>
+          <w:b/>
+          <w:bCs/>
+        </w:rPr>
+        <w:t>Bytes</w:t>
+      </w:r>
+      <w:r>
+        <w:rPr>
+          <w:lang w:val="el-GR"/>
+        </w:rPr>
+        <w:t xml:space="preserve">, μετατρέπουμε το </w:t>
+      </w:r>
+      <w:r>
+        <w:t>bandwidth</w:t>
+      </w:r>
+      <w:r>
+        <w:rPr>
+          <w:lang w:val="el-GR"/>
+        </w:rPr>
+        <w:t xml:space="preserve"> σε </w:t>
+      </w:r>
+      <w:r>
+        <w:t>Bytes</w:t>
+      </w:r>
+      <w:r>
+        <w:rPr>
+          <w:lang w:val="el-GR"/>
+        </w:rPr>
+        <w:t xml:space="preserve"> ανά δευτερόλεπτο (1 </w:t>
+      </w:r>
+      <w:r>
+        <w:t>Byte</w:t>
+      </w:r>
+      <w:r>
+        <w:rPr>
+          <w:lang w:val="el-GR"/>
+        </w:rPr>
+        <w:t xml:space="preserve"> = 8 </w:t>
+      </w:r>
+      <w:r>
+        <w:t>bits</w:t>
+      </w:r>
+      <w:r>
+        <w:rPr>
+          <w:lang w:val="el-GR"/>
+        </w:rPr>
+        <w:t>) για να έχουμε συνέπεια στις μονάδες μέτρησης.</w:t>
+      </w:r>
+    </w:p>
+    <w:p>
+      <w:pPr>
+        <w:numPr>
+          <w:ilvl w:val="0"/>
+          <w:numId w:val="5"/>
+        </w:numPr>
+        <w:rPr>
+          <w:lang w:val="el-GR"/>
+        </w:rPr>
+      </w:pPr>
+      <w:r>
+        <w:t>PACKET</w:t>
+      </w:r>
+      <w:r>
+        <w:rPr>
+          <w:lang w:val="el-GR"/>
+        </w:rPr>
+        <w:t>_</w:t>
+      </w:r>
+      <w:r>
+        <w:t>SIZE</w:t>
+      </w:r>
+      <w:r>
+        <w:rPr>
+          <w:lang w:val="el-GR"/>
+        </w:rPr>
+        <w:t>_</w:t>
+      </w:r>
+      <w:r>
+        <w:t>BYTES</w:t>
+      </w:r>
+      <w:r>
+        <w:rPr>
+          <w:lang w:val="el-GR"/>
+        </w:rPr>
+        <w:t>: Το σταθερό μέγεθος κάθε πακέτου.</w:t>
+      </w:r>
+    </w:p>
+    <w:p>
+      <w:pPr>
+        <w:numPr>
+          <w:ilvl w:val="0"/>
+          <w:numId w:val="5"/>
+        </w:numPr>
+        <w:rPr>
+          <w:lang w:val="el-GR"/>
+        </w:rPr>
+      </w:pPr>
+      <w:r>
+        <w:t>PACKET</w:t>
+      </w:r>
+      <w:r>
+        <w:rPr>
+          <w:lang w:val="el-GR"/>
+        </w:rPr>
+        <w:t>_</w:t>
+      </w:r>
+      <w:r>
+        <w:t>INTERVAL</w:t>
+      </w:r>
+      <w:r>
+        <w:rPr>
+          <w:lang w:val="el-GR"/>
+        </w:rPr>
+        <w:t>_</w:t>
+      </w:r>
+      <w:r>
+        <w:t>S</w:t>
+      </w:r>
+      <w:r>
+        <w:rPr>
+          <w:lang w:val="el-GR"/>
+        </w:rPr>
+        <w:t>: Ο ρυθμός με τον οποίο ο</w:t>
+      </w:r>
+      <w:r>
+        <w:t> source</w:t>
+      </w:r>
+      <w:r>
+        <w:rPr>
+          <w:lang w:val="el-GR"/>
+        </w:rPr>
+        <w:t>_</w:t>
+      </w:r>
+      <w:r>
+        <w:t>host </w:t>
+      </w:r>
+      <w:r>
+        <w:rPr>
+          <w:lang w:val="el-GR"/>
+        </w:rPr>
+        <w:t>δημιουργεί νέα πακέτα.</w:t>
+      </w:r>
+    </w:p>
+    <w:p>
+      <w:pPr>
+        <w:numPr>
+          <w:ilvl w:val="0"/>
+          <w:numId w:val="5"/>
+        </w:numPr>
+        <w:rPr>
+          <w:lang w:val="el-GR"/>
+        </w:rPr>
+      </w:pPr>
+      <w:r>
+        <w:t>PROP</w:t>
+      </w:r>
+      <w:r>
+        <w:rPr>
+          <w:lang w:val="el-GR"/>
+        </w:rPr>
+        <w:t>_</w:t>
+      </w:r>
+      <w:r>
+        <w:t>DELAY</w:t>
+      </w:r>
+      <w:r>
+        <w:rPr>
+          <w:lang w:val="el-GR"/>
+        </w:rPr>
+        <w:t>_</w:t>
+      </w:r>
+      <w:r>
+        <w:t>LINK</w:t>
+      </w:r>
+      <w:r>
+        <w:rPr>
+          <w:lang w:val="el-GR"/>
+        </w:rPr>
+        <w:t>1_</w:t>
+      </w:r>
+      <w:r>
+        <w:t>S </w:t>
+      </w:r>
+      <w:r>
+        <w:rPr>
+          <w:lang w:val="el-GR"/>
+        </w:rPr>
+        <w:t>&amp;</w:t>
+      </w:r>
+      <w:r>
+        <w:t> PROP</w:t>
+      </w:r>
+      <w:r>
+        <w:rPr>
+          <w:lang w:val="el-GR"/>
+        </w:rPr>
+        <w:t>_</w:t>
+      </w:r>
+      <w:r>
+        <w:t>DELAY</w:t>
+      </w:r>
+      <w:r>
+        <w:rPr>
+          <w:lang w:val="el-GR"/>
+        </w:rPr>
+        <w:t>_</w:t>
+      </w:r>
+      <w:r>
+        <w:t>LINK</w:t>
+      </w:r>
+      <w:r>
+        <w:rPr>
+          <w:lang w:val="el-GR"/>
+        </w:rPr>
+        <w:t>2_</w:t>
+      </w:r>
+      <w:r>
+        <w:t>S</w:t>
+      </w:r>
+      <w:r>
+        <w:rPr>
+          <w:lang w:val="el-GR"/>
+        </w:rPr>
+        <w:t xml:space="preserve">: Οι καθυστερήσεις διάδοσης για τις δύο συνδέσεις του δικτύου μας (Πηγή -&gt; </w:t>
+      </w:r>
+      <w:r>
+        <w:t>Router</w:t>
+      </w:r>
+      <w:r>
+        <w:rPr>
+          <w:lang w:val="el-GR"/>
+        </w:rPr>
+        <w:t xml:space="preserve"> και </w:t>
+      </w:r>
+      <w:r>
+        <w:t>Router</w:t>
+      </w:r>
+      <w:r>
+        <w:rPr>
+          <w:lang w:val="el-GR"/>
+        </w:rPr>
+        <w:t xml:space="preserve"> -&gt; Προορισμός).</w:t>
+      </w:r>
+    </w:p>
+    <w:p>
+      <w:pPr>
+        <w:numPr>
+          <w:ilvl w:val="0"/>
+          <w:numId w:val="5"/>
+        </w:numPr>
+        <w:rPr>
+          <w:b/>
+          <w:bCs/>
+        </w:rPr>
+      </w:pPr>
+      <w:r>
+        <w:t>SIM</w:t>
+      </w:r>
+      <w:r>
+        <w:rPr>
+          <w:lang w:val="el-GR"/>
+        </w:rPr>
+        <w:t>_</w:t>
+      </w:r>
+      <w:r>
+        <w:t>TIME</w:t>
+      </w:r>
+      <w:r>
+        <w:rPr>
+          <w:lang w:val="el-GR"/>
+        </w:rPr>
+        <w:t>_</w:t>
+      </w:r>
+      <w:r>
+        <w:t>S</w:t>
+      </w:r>
+      <w:r>
+        <w:rPr>
+          <w:lang w:val="el-GR"/>
+        </w:rPr>
+        <w:t>: Ο συνολικός χρόνος που θα διαρκέσει η προσομοίωση.</w:t>
+      </w:r>
+      <w:r>
+        <w:rPr>
+          <w:lang w:val="el-GR"/>
+        </w:rPr>
+        <w:br/>
+      </w:r>
+      <w:r>
+        <w:rPr>
+          <w:lang w:val="el-GR"/>
+        </w:rPr>
+        <w:br/>
+      </w:r>
+      <w:r>
+        <w:rPr>
+          <w:lang w:val="el-GR"/>
+        </w:rPr>
+        <w:br/>
+      </w:r>
+      <w:r>
+        <w:rPr>
+          <w:lang w:val="el-GR"/>
+        </w:rPr>
+        <w:br/>
+      </w:r>
+      <w:r>
+        <w:rPr>
+          <w:lang w:val="el-GR"/>
+        </w:rPr>
+        <w:br/>
+      </w:r>
+      <w:r>
+        <w:rPr>
+          <w:b/>
+          <w:bCs/>
+          <w:sz w:val="40"/>
+          <w:szCs w:val="40"/>
+        </w:rPr>
+        <w:t>Η Κλάση Packet</w:t>
+      </w:r>
+      <w:r>
+        <w:rPr>
+          <w:b/>
+          <w:bCs/>
+          <w:sz w:val="40"/>
+          <w:szCs w:val="40"/>
+          <w:lang w:val="el-GR"/>
+        </w:rPr>
+        <w:t>:</w:t>
+      </w:r>
+    </w:p>
+    <w:p>
+      <w:pPr>
+        <w:ind w:left="360"/>
+        <w:rPr>
+          <w:lang w:val="el-GR"/>
+        </w:rPr>
+      </w:pPr>
+      <w:r>
+        <w:rPr>
+          <w:lang w:val="el-GR"/>
+        </w:rPr>
+        <w:t>Αυτή η κλάση λειτουργεί σαν ένα "κουτί" που περιέχει τις πληροφορίες για κάθε πακέτο που ταξιδεύει στο δίκτυο.</w:t>
+      </w:r>
+    </w:p>
+    <w:p>
+      <w:pPr>
+        <w:numPr>
+          <w:ilvl w:val="0"/>
+          <w:numId w:val="5"/>
+        </w:numPr>
+        <w:rPr>
+          <w:lang w:val="el-GR"/>
+        </w:rPr>
+      </w:pPr>
+      <w:r>
+        <w:t>time</w:t>
+      </w:r>
+      <w:r>
+        <w:rPr>
+          <w:lang w:val="el-GR"/>
+        </w:rPr>
+        <w:t>_</w:t>
+      </w:r>
+      <w:r>
+        <w:t>created</w:t>
+      </w:r>
+      <w:r>
+        <w:rPr>
+          <w:lang w:val="el-GR"/>
+        </w:rPr>
+        <w:t>: Καταγράφουμε τη χρονική στιγμή (</w:t>
+      </w:r>
+      <w:r>
+        <w:t>env</w:t>
+      </w:r>
+      <w:r>
+        <w:rPr>
+          <w:lang w:val="el-GR"/>
+        </w:rPr>
+        <w:t>.</w:t>
+      </w:r>
+      <w:r>
+        <w:t>now</w:t>
+      </w:r>
+      <w:r>
+        <w:rPr>
+          <w:lang w:val="el-GR"/>
+        </w:rPr>
+        <w:t>) που δημιουργήθηκε το πακέτο. Αυτή η πληροφορία είναι θεμελιώδης για να υπολογίσουμε στο τέλος τη συνολική καθυστέρηση.</w:t>
+      </w:r>
+    </w:p>
+    <w:p>
+      <w:pPr>
+        <w:numPr>
+          <w:ilvl w:val="0"/>
+          <w:numId w:val="5"/>
+        </w:numPr>
+        <w:rPr>
+          <w:lang w:val="el-GR"/>
+        </w:rPr>
+      </w:pPr>
+      <w:r>
+        <w:t>size</w:t>
+      </w:r>
+      <w:r>
+        <w:rPr>
+          <w:lang w:val="el-GR"/>
+        </w:rPr>
+        <w:t>_</w:t>
+      </w:r>
+      <w:r>
+        <w:t>bytes</w:t>
+      </w:r>
+      <w:r>
+        <w:rPr>
+          <w:lang w:val="el-GR"/>
+        </w:rPr>
+        <w:t>: Το μέγεθος του πακέτου, απαραίτητο για τον υπολογισμό της καθυστέρησης μετάδοσης.</w:t>
+      </w:r>
+    </w:p>
+    <w:p>
+      <w:pPr>
+        <w:numPr>
+          <w:ilvl w:val="0"/>
+          <w:numId w:val="5"/>
+        </w:numPr>
+        <w:rPr>
+          <w:b/>
+          <w:bCs/>
+          <w:lang w:val="el-GR"/>
+        </w:rPr>
+      </w:pPr>
+      <w:r>
+        <w:t>packet</w:t>
+      </w:r>
+      <w:r>
+        <w:rPr>
+          <w:lang w:val="el-GR"/>
+        </w:rPr>
+        <w:t>_</w:t>
+      </w:r>
+      <w:r>
+        <w:t>id</w:t>
+      </w:r>
+      <w:r>
+        <w:rPr>
+          <w:lang w:val="el-GR"/>
+        </w:rPr>
+        <w:t>: Ένας μοναδικός αριθμός που βοηθά να παρακολουθούμε κάθε πακέτο ξεχωριστά στα μηνύματα που τυπώνουμε.</w:t>
+      </w:r>
+      <w:r>
+        <w:rPr>
+          <w:lang w:val="el-GR"/>
+        </w:rPr>
+        <w:br/>
+      </w:r>
+      <w:r>
+        <w:rPr>
+          <w:lang w:val="el-GR"/>
+        </w:rPr>
+        <w:br/>
+      </w:r>
+      <w:r>
+        <w:rPr>
+          <w:lang w:val="el-GR"/>
+        </w:rPr>
+        <w:br/>
+      </w:r>
+      <w:r>
+        <w:rPr>
+          <w:lang w:val="el-GR"/>
+        </w:rPr>
+        <w:br/>
+      </w:r>
+      <w:r>
+        <w:rPr>
+          <w:lang w:val="el-GR"/>
+        </w:rPr>
+        <w:br/>
+      </w:r>
+      <w:r>
+        <w:rPr>
+          <w:lang w:val="el-GR"/>
+        </w:rPr>
+        <w:lastRenderedPageBreak/>
+        <w:br/>
+      </w:r>
+      <w:r>
+        <w:rPr>
+          <w:b/>
+          <w:bCs/>
+          <w:sz w:val="40"/>
+          <w:szCs w:val="40"/>
+          <w:lang w:val="el-GR"/>
+        </w:rPr>
+        <w:t>Η Συνάρτηση</w:t>
+      </w:r>
+      <w:r>
+        <w:rPr>
+          <w:b/>
+          <w:bCs/>
+          <w:sz w:val="40"/>
+          <w:szCs w:val="40"/>
+        </w:rPr>
+        <w:t> source</w:t>
+      </w:r>
+      <w:r>
+        <w:rPr>
+          <w:b/>
+          <w:bCs/>
+          <w:sz w:val="40"/>
+          <w:szCs w:val="40"/>
+          <w:lang w:val="el-GR"/>
+        </w:rPr>
+        <w:t>_</w:t>
+      </w:r>
+      <w:r>
+        <w:rPr>
+          <w:b/>
+          <w:bCs/>
+          <w:sz w:val="40"/>
+          <w:szCs w:val="40"/>
+        </w:rPr>
+        <w:t>host </w:t>
+      </w:r>
+      <w:r>
+        <w:rPr>
+          <w:b/>
+          <w:bCs/>
+          <w:sz w:val="40"/>
+          <w:szCs w:val="40"/>
+          <w:lang w:val="el-GR"/>
+        </w:rPr>
+        <w:t>:</w:t>
+      </w:r>
+    </w:p>
+    <w:p>
+      <w:pPr>
+        <w:ind w:left="360"/>
+        <w:rPr>
+          <w:lang w:val="el-GR"/>
+        </w:rPr>
+      </w:pPr>
+      <w:r>
+        <w:rPr>
+          <w:lang w:val="el-GR"/>
+        </w:rPr>
+        <w:t>Αυτή η συνάρτηση προσομοιώνει τη λειτουργία του υπολογιστή που στέλνει δεδομένα.</w:t>
+      </w:r>
+    </w:p>
+    <w:p>
+      <w:pPr>
+        <w:numPr>
+          <w:ilvl w:val="0"/>
+          <w:numId w:val="5"/>
+        </w:numPr>
+        <w:rPr>
+          <w:lang w:val="el-GR"/>
+        </w:rPr>
+      </w:pPr>
+      <w:r>
+        <w:t>while</w:t>
+      </w:r>
+      <w:r>
+        <w:rPr>
+          <w:lang w:val="el-GR"/>
+        </w:rPr>
+        <w:t xml:space="preserve"> </w:t>
+      </w:r>
+      <w:r>
+        <w:t>True</w:t>
+      </w:r>
+      <w:r>
+        <w:rPr>
+          <w:lang w:val="el-GR"/>
+        </w:rPr>
+        <w:t>:: Είναι ένας ατέρμονος βρόχος που εξασφαλίζει ότι ο πομπός θα δημιουργεί πακέτα καθ' όλη τη διάρκεια της προσομοίωσης.</w:t>
+      </w:r>
+    </w:p>
+    <w:p>
+      <w:pPr>
+        <w:numPr>
+          <w:ilvl w:val="0"/>
+          <w:numId w:val="5"/>
+        </w:numPr>
+        <w:rPr>
+          <w:lang w:val="el-GR"/>
+        </w:rPr>
+      </w:pPr>
+      <w:r>
+        <w:t>link</w:t>
+      </w:r>
+      <w:r>
+        <w:rPr>
+          <w:lang w:val="el-GR"/>
+        </w:rPr>
+        <w:t>_</w:t>
+      </w:r>
+      <w:r>
+        <w:t>to</w:t>
+      </w:r>
+      <w:r>
+        <w:rPr>
+          <w:lang w:val="el-GR"/>
+        </w:rPr>
+        <w:t>_</w:t>
+      </w:r>
+      <w:r>
+        <w:t>router</w:t>
+      </w:r>
+      <w:r>
+        <w:rPr>
+          <w:lang w:val="el-GR"/>
+        </w:rPr>
+        <w:t>.</w:t>
+      </w:r>
+      <w:r>
+        <w:t>put</w:t>
+      </w:r>
+      <w:r>
+        <w:rPr>
+          <w:lang w:val="el-GR"/>
+        </w:rPr>
+        <w:t>(</w:t>
+      </w:r>
+      <w:r>
+        <w:t>packet</w:t>
+      </w:r>
+      <w:r>
+        <w:rPr>
+          <w:lang w:val="el-GR"/>
+        </w:rPr>
+        <w:t>): Αυτή είναι η εντολή "αποστολής". Τοποθετεί το αντικείμενο</w:t>
+      </w:r>
+      <w:r>
+        <w:t> packet </w:t>
+      </w:r>
+      <w:r>
+        <w:rPr>
+          <w:lang w:val="el-GR"/>
+        </w:rPr>
+        <w:t>μέσα στο</w:t>
+      </w:r>
+      <w:r>
+        <w:t> simpy</w:t>
+      </w:r>
+      <w:r>
+        <w:rPr>
+          <w:lang w:val="el-GR"/>
+        </w:rPr>
+        <w:t>.</w:t>
+      </w:r>
+      <w:r>
+        <w:t>Store </w:t>
+      </w:r>
+      <w:r>
+        <w:rPr>
+          <w:lang w:val="el-GR"/>
+        </w:rPr>
+        <w:t xml:space="preserve">(το κανάλι επικοινωνίας), καθιστώντας το διαθέσιμο για τον επόμενο κόμβο (τον </w:t>
+      </w:r>
+      <w:r>
+        <w:t>router</w:t>
+      </w:r>
+      <w:r>
+        <w:rPr>
+          <w:lang w:val="el-GR"/>
+        </w:rPr>
+        <w:t>).</w:t>
+      </w:r>
+    </w:p>
+    <w:p>
+      <w:pPr>
+        <w:numPr>
+          <w:ilvl w:val="0"/>
+          <w:numId w:val="5"/>
+        </w:numPr>
+      </w:pPr>
+      <w:r>
+        <w:t>yield</w:t>
+      </w:r>
+      <w:r>
+        <w:rPr>
+          <w:lang w:val="el-GR"/>
+        </w:rPr>
+        <w:t xml:space="preserve"> </w:t>
+      </w:r>
+      <w:r>
+        <w:t>env</w:t>
+      </w:r>
+      <w:r>
+        <w:rPr>
+          <w:lang w:val="el-GR"/>
+        </w:rPr>
+        <w:t>.</w:t>
+      </w:r>
+      <w:r>
+        <w:t>timeout</w:t>
+      </w:r>
+      <w:r>
+        <w:rPr>
+          <w:lang w:val="el-GR"/>
+        </w:rPr>
+        <w:t>(</w:t>
+      </w:r>
+      <w:r>
+        <w:t>packet</w:t>
+      </w:r>
+      <w:r>
+        <w:rPr>
+          <w:lang w:val="el-GR"/>
+        </w:rPr>
+        <w:t>_</w:t>
+      </w:r>
+      <w:r>
+        <w:t>interval</w:t>
+      </w:r>
+      <w:r>
+        <w:rPr>
+          <w:lang w:val="el-GR"/>
+        </w:rPr>
+        <w:t xml:space="preserve">): Αυτή είναι η πιο σημαντική εντολή του </w:t>
+      </w:r>
+      <w:r>
+        <w:t>SimPy</w:t>
+      </w:r>
+      <w:r>
+        <w:rPr>
+          <w:lang w:val="el-GR"/>
+        </w:rPr>
+        <w:t xml:space="preserve">. "Παγώνει" την εκτέλεση της συνάρτησης για ένα συγκεκριμένο χρονικό διάστημα. </w:t>
+      </w:r>
+      <w:r>
+        <w:t>Έτσι, μοντελοποιούμε τον ρυθμό αποστολής πακέτων.</w:t>
+      </w:r>
+    </w:p>
+    <w:p>
+      <w:pPr>
+        <w:rPr>
+          <w:lang w:val="el-GR"/>
+        </w:rPr>
+      </w:pPr>
+    </w:p>
+    <w:p>
+      <w:pPr>
+        <w:ind w:left="720"/>
+        <w:rPr>
+          <w:lang w:val="el-GR"/>
+        </w:rPr>
+      </w:pPr>
+    </w:p>
+    <w:p>
+      <w:pPr>
+        <w:rPr>
+          <w:b/>
+          <w:bCs/>
+          <w:sz w:val="40"/>
+          <w:szCs w:val="40"/>
+          <w:lang w:val="el-GR"/>
+        </w:rPr>
+      </w:pPr>
+      <w:r>
+        <w:rPr>
+          <w:b/>
+          <w:bCs/>
+          <w:sz w:val="40"/>
+          <w:szCs w:val="40"/>
+          <w:lang w:val="el-GR"/>
+        </w:rPr>
+        <w:t>Η Συνάρτηση</w:t>
+      </w:r>
+      <w:r>
+        <w:rPr>
+          <w:b/>
+          <w:bCs/>
+          <w:sz w:val="40"/>
+          <w:szCs w:val="40"/>
+        </w:rPr>
+        <w:t> router</w:t>
+      </w:r>
+      <w:r>
+        <w:rPr>
+          <w:b/>
+          <w:bCs/>
+          <w:sz w:val="40"/>
+          <w:szCs w:val="40"/>
+          <w:lang w:val="el-GR"/>
+        </w:rPr>
+        <w:t>:</w:t>
+      </w:r>
+    </w:p>
+    <w:p>
+      <w:pPr>
+        <w:rPr>
+          <w:lang w:val="el-GR"/>
+        </w:rPr>
+      </w:pPr>
+      <w:r>
+        <w:rPr>
+          <w:lang w:val="el-GR"/>
+        </w:rPr>
+        <w:t>Μοντελοποιεί τις βασικές λειτουργίες ενός δρομολογητή.</w:t>
+      </w:r>
+    </w:p>
+    <w:p>
+      <w:pPr>
+        <w:numPr>
+          <w:ilvl w:val="0"/>
+          <w:numId w:val="8"/>
+        </w:numPr>
+        <w:rPr>
+          <w:lang w:val="el-GR"/>
+        </w:rPr>
+      </w:pPr>
+      <w:r>
+        <w:t>packet</w:t>
+      </w:r>
+      <w:r>
+        <w:rPr>
+          <w:lang w:val="el-GR"/>
+        </w:rPr>
+        <w:t xml:space="preserve"> = </w:t>
+      </w:r>
+      <w:r>
+        <w:t>yield</w:t>
+      </w:r>
+      <w:r>
+        <w:rPr>
+          <w:lang w:val="el-GR"/>
+        </w:rPr>
+        <w:t xml:space="preserve"> </w:t>
+      </w:r>
+      <w:r>
+        <w:t>link</w:t>
+      </w:r>
+      <w:r>
+        <w:rPr>
+          <w:lang w:val="el-GR"/>
+        </w:rPr>
+        <w:t>_</w:t>
+      </w:r>
+      <w:r>
+        <w:t>from</w:t>
+      </w:r>
+      <w:r>
+        <w:rPr>
+          <w:lang w:val="el-GR"/>
+        </w:rPr>
+        <w:t>_</w:t>
+      </w:r>
+      <w:r>
+        <w:t>source</w:t>
+      </w:r>
+      <w:r>
+        <w:rPr>
+          <w:lang w:val="el-GR"/>
+        </w:rPr>
+        <w:t>.</w:t>
+      </w:r>
+      <w:r>
+        <w:t>get</w:t>
+      </w:r>
+      <w:r>
+        <w:rPr>
+          <w:lang w:val="el-GR"/>
+        </w:rPr>
+        <w:t>(): Η συνάρτηση "μπλοκάρει" σε αυτό το σημείο και περιμένει μέχρι να εμφανιστεί ένα πακέτο στο κανάλι εισόδου. Μόλις ο</w:t>
+      </w:r>
+      <w:r>
+        <w:t> source</w:t>
+      </w:r>
+      <w:r>
+        <w:rPr>
+          <w:lang w:val="el-GR"/>
+        </w:rPr>
+        <w:t>_</w:t>
+      </w:r>
+      <w:r>
+        <w:t>host </w:t>
+      </w:r>
+      <w:r>
+        <w:rPr>
+          <w:lang w:val="el-GR"/>
+        </w:rPr>
+        <w:t>κάνει</w:t>
+      </w:r>
+      <w:r>
+        <w:t> put</w:t>
+      </w:r>
+      <w:r>
+        <w:rPr>
+          <w:lang w:val="el-GR"/>
+        </w:rPr>
+        <w:t xml:space="preserve">, ο </w:t>
+      </w:r>
+      <w:r>
+        <w:t>router</w:t>
+      </w:r>
+      <w:r>
+        <w:rPr>
+          <w:lang w:val="el-GR"/>
+        </w:rPr>
+        <w:t xml:space="preserve"> το παραλαμβάνει.</w:t>
+      </w:r>
+    </w:p>
+    <w:p>
+      <w:pPr>
+        <w:numPr>
+          <w:ilvl w:val="0"/>
+          <w:numId w:val="8"/>
+        </w:numPr>
+      </w:pPr>
+      <w:r>
+        <w:rPr>
+          <w:b/>
+          <w:bCs/>
+        </w:rPr>
+        <w:t>Καθυστέρηση Μετάδοσης (Transmission Delay):</w:t>
+      </w:r>
+    </w:p>
+    <w:p>
+      <w:pPr>
+        <w:numPr>
+          <w:ilvl w:val="1"/>
+          <w:numId w:val="8"/>
+        </w:numPr>
+        <w:rPr>
+          <w:lang w:val="el-GR"/>
+        </w:rPr>
+      </w:pPr>
+      <w:r>
+        <w:t>transmission</w:t>
+      </w:r>
+      <w:r>
+        <w:rPr>
+          <w:lang w:val="el-GR"/>
+        </w:rPr>
+        <w:t>_</w:t>
+      </w:r>
+      <w:r>
+        <w:t>delay</w:t>
+      </w:r>
+      <w:r>
+        <w:rPr>
+          <w:lang w:val="el-GR"/>
+        </w:rPr>
+        <w:t xml:space="preserve"> = </w:t>
+      </w:r>
+      <w:r>
+        <w:t>packet</w:t>
+      </w:r>
+      <w:r>
+        <w:rPr>
+          <w:lang w:val="el-GR"/>
+        </w:rPr>
+        <w:t>.</w:t>
+      </w:r>
+      <w:r>
+        <w:t>size</w:t>
+      </w:r>
+      <w:r>
+        <w:rPr>
+          <w:lang w:val="el-GR"/>
+        </w:rPr>
+        <w:t>_</w:t>
+      </w:r>
+      <w:r>
+        <w:t>bytes</w:t>
+      </w:r>
+      <w:r>
+        <w:rPr>
+          <w:lang w:val="el-GR"/>
+        </w:rPr>
+        <w:t xml:space="preserve"> / </w:t>
+      </w:r>
+      <w:r>
+        <w:t>bandwidth</w:t>
+      </w:r>
+      <w:r>
+        <w:rPr>
+          <w:lang w:val="el-GR"/>
+        </w:rPr>
+        <w:t>_</w:t>
+      </w:r>
+      <w:r>
+        <w:t>bytes</w:t>
+      </w:r>
+      <w:r>
+        <w:rPr>
+          <w:lang w:val="el-GR"/>
+        </w:rPr>
+        <w:t>_</w:t>
+      </w:r>
+      <w:r>
+        <w:t>per</w:t>
+      </w:r>
+      <w:r>
+        <w:rPr>
+          <w:lang w:val="el-GR"/>
+        </w:rPr>
+        <w:t>_</w:t>
+      </w:r>
+      <w:r>
+        <w:t>sec</w:t>
+      </w:r>
+      <w:r>
+        <w:rPr>
+          <w:lang w:val="el-GR"/>
+        </w:rPr>
+        <w:t>: Εφαρμόζει τον τύπο</w:t>
+      </w:r>
+      <w:r>
+        <w:t> </w:t>
+      </w:r>
+      <w:r>
+        <w:rPr>
+          <w:lang w:val="el-GR"/>
+        </w:rPr>
+        <w:t xml:space="preserve">Μέγεθος / </w:t>
+      </w:r>
+      <w:r>
+        <w:t>Bandwidth </w:t>
+      </w:r>
+      <w:r>
+        <w:rPr>
+          <w:lang w:val="el-GR"/>
+        </w:rPr>
+        <w:t xml:space="preserve">για να βρει πόσος χρόνος χρειάζεται για να "μπουν" όλα τα </w:t>
+      </w:r>
+      <w:r>
+        <w:t>bits</w:t>
+      </w:r>
+      <w:r>
+        <w:rPr>
+          <w:lang w:val="el-GR"/>
+        </w:rPr>
+        <w:t xml:space="preserve"> του πακέτου στη γραμμή.</w:t>
+      </w:r>
+    </w:p>
+    <w:p>
+      <w:pPr>
+        <w:numPr>
+          <w:ilvl w:val="1"/>
+          <w:numId w:val="8"/>
+        </w:numPr>
+        <w:rPr>
+          <w:lang w:val="el-GR"/>
+        </w:rPr>
+      </w:pPr>
+      <w:r>
+        <w:t>yield</w:t>
+      </w:r>
+      <w:r>
+        <w:rPr>
+          <w:lang w:val="el-GR"/>
+        </w:rPr>
+        <w:t xml:space="preserve"> </w:t>
+      </w:r>
+      <w:r>
+        <w:t>env</w:t>
+      </w:r>
+      <w:r>
+        <w:rPr>
+          <w:lang w:val="el-GR"/>
+        </w:rPr>
+        <w:t>.</w:t>
+      </w:r>
+      <w:r>
+        <w:t>timeout</w:t>
+      </w:r>
+      <w:r>
+        <w:rPr>
+          <w:lang w:val="el-GR"/>
+        </w:rPr>
+        <w:t>(</w:t>
+      </w:r>
+      <w:r>
+        <w:t>transmission</w:t>
+      </w:r>
+      <w:r>
+        <w:rPr>
+          <w:lang w:val="el-GR"/>
+        </w:rPr>
+        <w:t>_</w:t>
+      </w:r>
+      <w:r>
+        <w:t>delay</w:t>
+      </w:r>
+      <w:r>
+        <w:rPr>
+          <w:lang w:val="el-GR"/>
+        </w:rPr>
+        <w:t xml:space="preserve">): Προσομοιώνει αυτή την καθυστέρηση, κατά την οποία ο </w:t>
+      </w:r>
+      <w:r>
+        <w:t>router</w:t>
+      </w:r>
+      <w:r>
+        <w:rPr>
+          <w:lang w:val="el-GR"/>
+        </w:rPr>
+        <w:t xml:space="preserve"> είναι "απασχολημένος" με τη μετάδοση αυτού του πακέτου.</w:t>
+      </w:r>
+    </w:p>
+    <w:p>
+      <w:pPr>
+        <w:numPr>
+          <w:ilvl w:val="0"/>
+          <w:numId w:val="8"/>
+        </w:numPr>
+      </w:pPr>
+      <w:r>
+        <w:rPr>
+          <w:b/>
+          <w:bCs/>
+        </w:rPr>
+        <w:t>Καθυστέρηση Διάδοσης (Propagation Delay):</w:t>
+      </w:r>
+    </w:p>
+    <w:p>
+      <w:pPr>
+        <w:numPr>
+          <w:ilvl w:val="1"/>
+          <w:numId w:val="8"/>
+        </w:numPr>
+        <w:rPr>
+          <w:lang w:val="el-GR"/>
+        </w:rPr>
+      </w:pPr>
+      <w:r>
+        <w:t>yield</w:t>
+      </w:r>
+      <w:r>
+        <w:rPr>
+          <w:lang w:val="el-GR"/>
+        </w:rPr>
+        <w:t xml:space="preserve"> </w:t>
+      </w:r>
+      <w:r>
+        <w:t>env</w:t>
+      </w:r>
+      <w:r>
+        <w:rPr>
+          <w:lang w:val="el-GR"/>
+        </w:rPr>
+        <w:t>.</w:t>
+      </w:r>
+      <w:r>
+        <w:t>timeout</w:t>
+      </w:r>
+      <w:r>
+        <w:rPr>
+          <w:lang w:val="el-GR"/>
+        </w:rPr>
+        <w:t>(</w:t>
+      </w:r>
+      <w:r>
+        <w:t>prop</w:t>
+      </w:r>
+      <w:r>
+        <w:rPr>
+          <w:lang w:val="el-GR"/>
+        </w:rPr>
+        <w:t>_</w:t>
+      </w:r>
+      <w:r>
+        <w:t>delay</w:t>
+      </w:r>
+      <w:r>
+        <w:rPr>
+          <w:lang w:val="el-GR"/>
+        </w:rPr>
+        <w:t>_</w:t>
+      </w:r>
+      <w:r>
+        <w:t>s</w:t>
+      </w:r>
+      <w:r>
+        <w:rPr>
+          <w:lang w:val="el-GR"/>
+        </w:rPr>
+        <w:t>): Αφού ολοκληρωθεί η μετάδοση, προσομοιώνει τον χρόνο που χρειάζεται το σήμα για να διασχίσει φυσικά το καλώδιο μέχρι τον επόμενο κόμβο.</w:t>
+      </w:r>
+    </w:p>
+    <w:p>
+      <w:pPr>
+        <w:numPr>
+          <w:ilvl w:val="0"/>
+          <w:numId w:val="8"/>
+        </w:numPr>
+        <w:rPr>
+          <w:b/>
+          <w:bCs/>
+        </w:rPr>
+      </w:pPr>
+      <w:r>
+        <w:lastRenderedPageBreak/>
+        <w:t>link</w:t>
+      </w:r>
+      <w:r>
+        <w:rPr>
+          <w:lang w:val="el-GR"/>
+        </w:rPr>
+        <w:t>_</w:t>
+      </w:r>
+      <w:r>
+        <w:t>to</w:t>
+      </w:r>
+      <w:r>
+        <w:rPr>
+          <w:lang w:val="el-GR"/>
+        </w:rPr>
+        <w:t>_</w:t>
+      </w:r>
+      <w:r>
+        <w:t>dest</w:t>
+      </w:r>
+      <w:r>
+        <w:rPr>
+          <w:lang w:val="el-GR"/>
+        </w:rPr>
+        <w:t>.</w:t>
+      </w:r>
+      <w:r>
+        <w:t>put</w:t>
+      </w:r>
+      <w:r>
+        <w:rPr>
+          <w:lang w:val="el-GR"/>
+        </w:rPr>
+        <w:t>(</w:t>
+      </w:r>
+      <w:r>
+        <w:t>packet</w:t>
+      </w:r>
+      <w:r>
+        <w:rPr>
+          <w:lang w:val="el-GR"/>
+        </w:rPr>
+        <w:t>): Αφού ολοκληρωθούν οι καθυστερήσεις, προωθεί το πακέτο στο επόμενο κανάλι, προς τον προορισμό.</w:t>
+      </w:r>
+      <w:r>
+        <w:rPr>
+          <w:lang w:val="el-GR"/>
+        </w:rPr>
+        <w:br/>
+      </w:r>
+      <w:r>
+        <w:rPr>
+          <w:lang w:val="el-GR"/>
+        </w:rPr>
+        <w:br/>
+      </w:r>
+      <w:r>
+        <w:rPr>
+          <w:lang w:val="el-GR"/>
+        </w:rPr>
+        <w:br/>
+      </w:r>
+      <w:r>
+        <w:rPr>
+          <w:lang w:val="el-GR"/>
+        </w:rPr>
+        <w:br/>
+      </w:r>
+      <w:r>
+        <w:rPr>
+          <w:b/>
+          <w:bCs/>
+          <w:sz w:val="40"/>
+          <w:szCs w:val="40"/>
+        </w:rPr>
+        <w:t>Η Συνάρτηση destination_host</w:t>
+      </w:r>
+      <w:r>
+        <w:rPr>
+          <w:b/>
+          <w:bCs/>
+          <w:sz w:val="40"/>
+          <w:szCs w:val="40"/>
+          <w:lang w:val="el-GR"/>
+        </w:rPr>
+        <w:t>:</w:t>
+      </w:r>
+    </w:p>
+    <w:p>
+      <w:pPr>
+        <w:ind w:left="360"/>
+        <w:rPr>
+          <w:lang w:val="el-GR"/>
+        </w:rPr>
+      </w:pPr>
+      <w:r>
+        <w:rPr>
+          <w:lang w:val="el-GR"/>
+        </w:rPr>
+        <w:t>Προσομοιώνει τον τελικό παραλήπτη των πακέτων.</w:t>
+      </w:r>
+    </w:p>
+    <w:p>
+      <w:pPr>
+        <w:numPr>
+          <w:ilvl w:val="0"/>
+          <w:numId w:val="8"/>
+        </w:numPr>
+        <w:rPr>
+          <w:lang w:val="el-GR"/>
+        </w:rPr>
+      </w:pPr>
+      <w:r>
+        <w:t>packet</w:t>
+      </w:r>
+      <w:r>
+        <w:rPr>
+          <w:lang w:val="el-GR"/>
+        </w:rPr>
+        <w:t xml:space="preserve"> = </w:t>
+      </w:r>
+      <w:r>
+        <w:t>yield</w:t>
+      </w:r>
+      <w:r>
+        <w:rPr>
+          <w:lang w:val="el-GR"/>
+        </w:rPr>
+        <w:t xml:space="preserve"> </w:t>
+      </w:r>
+      <w:r>
+        <w:t>link</w:t>
+      </w:r>
+      <w:r>
+        <w:rPr>
+          <w:lang w:val="el-GR"/>
+        </w:rPr>
+        <w:t>_</w:t>
+      </w:r>
+      <w:r>
+        <w:t>from</w:t>
+      </w:r>
+      <w:r>
+        <w:rPr>
+          <w:lang w:val="el-GR"/>
+        </w:rPr>
+        <w:t>_</w:t>
+      </w:r>
+      <w:r>
+        <w:t>router</w:t>
+      </w:r>
+      <w:r>
+        <w:rPr>
+          <w:lang w:val="el-GR"/>
+        </w:rPr>
+        <w:t>.</w:t>
+      </w:r>
+      <w:r>
+        <w:t>get</w:t>
+      </w:r>
+      <w:r>
+        <w:rPr>
+          <w:lang w:val="el-GR"/>
+        </w:rPr>
+        <w:t xml:space="preserve">(): Περιμένει να λάβει ένα πακέτο από τον </w:t>
+      </w:r>
+      <w:r>
+        <w:t>router</w:t>
+      </w:r>
+      <w:r>
+        <w:rPr>
+          <w:lang w:val="el-GR"/>
+        </w:rPr>
+        <w:t>.</w:t>
+      </w:r>
+    </w:p>
+    <w:p>
+      <w:pPr>
+        <w:numPr>
+          <w:ilvl w:val="0"/>
+          <w:numId w:val="8"/>
+        </w:numPr>
+        <w:rPr>
+          <w:lang w:val="el-GR"/>
+        </w:rPr>
+      </w:pPr>
+      <w:r>
+        <w:t>yield</w:t>
+      </w:r>
+      <w:r>
+        <w:rPr>
+          <w:lang w:val="el-GR"/>
+        </w:rPr>
+        <w:t xml:space="preserve"> </w:t>
+      </w:r>
+      <w:r>
+        <w:t>env</w:t>
+      </w:r>
+      <w:r>
+        <w:rPr>
+          <w:lang w:val="el-GR"/>
+        </w:rPr>
+        <w:t>.</w:t>
+      </w:r>
+      <w:r>
+        <w:t>timeout</w:t>
+      </w:r>
+      <w:r>
+        <w:rPr>
+          <w:lang w:val="el-GR"/>
+        </w:rPr>
+        <w:t>(</w:t>
+      </w:r>
+      <w:r>
+        <w:t>prop</w:t>
+      </w:r>
+      <w:r>
+        <w:rPr>
+          <w:lang w:val="el-GR"/>
+        </w:rPr>
+        <w:t>_</w:t>
+      </w:r>
+      <w:r>
+        <w:t>delay</w:t>
+      </w:r>
+      <w:r>
+        <w:rPr>
+          <w:lang w:val="el-GR"/>
+        </w:rPr>
+        <w:t>_</w:t>
+      </w:r>
+      <w:r>
+        <w:t>s</w:t>
+      </w:r>
+      <w:r>
+        <w:rPr>
+          <w:lang w:val="el-GR"/>
+        </w:rPr>
+        <w:t>): Προσομοιώνει την καθυστέρηση διάδοσης της</w:t>
+      </w:r>
+      <w:r>
+        <w:t> </w:t>
+      </w:r>
+      <w:r>
+        <w:rPr>
+          <w:i/>
+          <w:iCs/>
+          <w:lang w:val="el-GR"/>
+        </w:rPr>
+        <w:t>δεύτερης</w:t>
+      </w:r>
+      <w:r>
+        <w:t> </w:t>
+      </w:r>
+      <w:r>
+        <w:rPr>
+          <w:lang w:val="el-GR"/>
+        </w:rPr>
+        <w:t>σύνδεσης (</w:t>
+      </w:r>
+      <w:r>
+        <w:t>Router</w:t>
+      </w:r>
+      <w:r>
+        <w:rPr>
+          <w:lang w:val="el-GR"/>
+        </w:rPr>
+        <w:t xml:space="preserve"> -&gt; </w:t>
+      </w:r>
+      <w:r>
+        <w:t>Destination</w:t>
+      </w:r>
+      <w:r>
+        <w:rPr>
+          <w:lang w:val="el-GR"/>
+        </w:rPr>
+        <w:t>).</w:t>
+      </w:r>
+    </w:p>
+    <w:p>
+      <w:pPr>
+        <w:numPr>
+          <w:ilvl w:val="0"/>
+          <w:numId w:val="8"/>
+        </w:numPr>
+        <w:rPr>
+          <w:b/>
+          <w:bCs/>
+        </w:rPr>
+      </w:pPr>
+      <w:r>
+        <w:t xml:space="preserve">end_to_end_delay = env.now - packet.time_created: Αυτός είναι ο τελικός υπολογισμός. </w:t>
+      </w:r>
+      <w:r>
+        <w:rPr>
+          <w:lang w:val="el-GR"/>
+        </w:rPr>
+        <w:t>Η τρέχουσα ώρα (</w:t>
+      </w:r>
+      <w:r>
+        <w:t>env</w:t>
+      </w:r>
+      <w:r>
+        <w:rPr>
+          <w:lang w:val="el-GR"/>
+        </w:rPr>
+        <w:t>.</w:t>
+      </w:r>
+      <w:r>
+        <w:t>now</w:t>
+      </w:r>
+      <w:r>
+        <w:rPr>
+          <w:lang w:val="el-GR"/>
+        </w:rPr>
+        <w:t>) είναι η ώρα άφιξης. Αφαιρώντας την ώρα δημιουργίας (</w:t>
+      </w:r>
+      <w:r>
+        <w:t>packet</w:t>
+      </w:r>
+      <w:r>
+        <w:rPr>
+          <w:lang w:val="el-GR"/>
+        </w:rPr>
+        <w:t>.</w:t>
+      </w:r>
+      <w:r>
+        <w:t>time</w:t>
+      </w:r>
+      <w:r>
+        <w:rPr>
+          <w:lang w:val="el-GR"/>
+        </w:rPr>
+        <w:t>_</w:t>
+      </w:r>
+      <w:r>
+        <w:t>created</w:t>
+      </w:r>
+      <w:r>
+        <w:rPr>
+          <w:lang w:val="el-GR"/>
+        </w:rPr>
+        <w:t>), βρίσκουμε τον συνολικό χρόνο που το πακέτο πέρασε μέσα στο δίκτυο.</w:t>
+      </w:r>
+      <w:r>
+        <w:rPr>
+          <w:lang w:val="el-GR"/>
+        </w:rPr>
+        <w:br/>
+      </w:r>
+      <w:r>
+        <w:br/>
+      </w:r>
+      <w:r>
+        <w:br/>
+      </w:r>
+      <w:r>
+        <w:rPr>
+          <w:lang w:val="el-GR"/>
+        </w:rPr>
+        <w:br/>
+      </w:r>
+      <w:r>
+        <w:br/>
+      </w:r>
+      <w:r>
+        <w:rPr>
+          <w:b/>
+          <w:bCs/>
+          <w:sz w:val="40"/>
+          <w:szCs w:val="40"/>
+        </w:rPr>
+        <w:t>Main:</w:t>
+      </w:r>
+    </w:p>
+    <w:p>
+      <w:pPr>
+        <w:ind w:left="360"/>
+        <w:rPr>
+          <w:lang w:val="el-GR"/>
+        </w:rPr>
+      </w:pPr>
+      <w:r>
+        <w:rPr>
+          <w:lang w:val="el-GR"/>
+        </w:rPr>
+        <w:t>Αυτό το τμήμα "στήνει" και εκτελεί την προσομοίωση.</w:t>
+      </w:r>
+    </w:p>
+    <w:p>
+      <w:pPr>
+        <w:numPr>
+          <w:ilvl w:val="0"/>
+          <w:numId w:val="8"/>
+        </w:numPr>
+        <w:rPr>
+          <w:lang w:val="el-GR"/>
+        </w:rPr>
+      </w:pPr>
+      <w:r>
+        <w:t>env</w:t>
+      </w:r>
+      <w:r>
+        <w:rPr>
+          <w:lang w:val="el-GR"/>
+        </w:rPr>
+        <w:t xml:space="preserve"> = </w:t>
+      </w:r>
+      <w:r>
+        <w:t>simpy</w:t>
+      </w:r>
+      <w:r>
+        <w:rPr>
+          <w:lang w:val="el-GR"/>
+        </w:rPr>
+        <w:t>.</w:t>
+      </w:r>
+      <w:r>
+        <w:t>Environment</w:t>
+      </w:r>
+      <w:r>
+        <w:rPr>
+          <w:lang w:val="el-GR"/>
+        </w:rPr>
+        <w:t>(): Δημιουργεί το κεντρικό αντικείμενο περιβάλλοντος που διαχειρίζεται τον χρόνο και τα γεγονότα.</w:t>
+      </w:r>
+    </w:p>
+    <w:p>
+      <w:pPr>
+        <w:numPr>
+          <w:ilvl w:val="0"/>
+          <w:numId w:val="8"/>
+        </w:numPr>
+        <w:rPr>
+          <w:lang w:val="el-GR"/>
+        </w:rPr>
+      </w:pPr>
+      <w:r>
+        <w:t>link</w:t>
+      </w:r>
+      <w:r>
+        <w:rPr>
+          <w:lang w:val="el-GR"/>
+        </w:rPr>
+        <w:t xml:space="preserve">_... = </w:t>
+      </w:r>
+      <w:r>
+        <w:t>simpy</w:t>
+      </w:r>
+      <w:r>
+        <w:rPr>
+          <w:lang w:val="el-GR"/>
+        </w:rPr>
+        <w:t>.</w:t>
+      </w:r>
+      <w:r>
+        <w:t>Store</w:t>
+      </w:r>
+      <w:r>
+        <w:rPr>
+          <w:lang w:val="el-GR"/>
+        </w:rPr>
+        <w:t>(</w:t>
+      </w:r>
+      <w:r>
+        <w:t>env</w:t>
+      </w:r>
+      <w:r>
+        <w:rPr>
+          <w:lang w:val="el-GR"/>
+        </w:rPr>
+        <w:t>): Δημιουργεί τα κανάλια επικοινωνίας (τις συνδέσεις) μεταξύ των κόμβων.</w:t>
+      </w:r>
+    </w:p>
+    <w:p>
+      <w:pPr>
+        <w:numPr>
+          <w:ilvl w:val="0"/>
+          <w:numId w:val="8"/>
+        </w:numPr>
+        <w:rPr>
+          <w:lang w:val="el-GR"/>
+        </w:rPr>
+      </w:pPr>
+      <w:r>
+        <w:t>env</w:t>
+      </w:r>
+      <w:r>
+        <w:rPr>
+          <w:lang w:val="el-GR"/>
+        </w:rPr>
+        <w:t>.</w:t>
+      </w:r>
+      <w:r>
+        <w:t>process</w:t>
+      </w:r>
+      <w:r>
+        <w:rPr>
+          <w:lang w:val="el-GR"/>
+        </w:rPr>
+        <w:t>(...): Δηλώνει στο περιβάλλον ποιες συναρτήσεις-διαδικασίες θέλουμε να τρέξουν ταυτόχρονα (τον πομπό, τον δρομολογητή και τον δέκτη).</w:t>
+      </w:r>
+    </w:p>
+    <w:p>
+      <w:pPr>
+        <w:numPr>
+          <w:ilvl w:val="0"/>
+          <w:numId w:val="8"/>
+        </w:numPr>
+        <w:rPr>
+          <w:lang w:val="el-GR"/>
+        </w:rPr>
+      </w:pPr>
+      <w:r>
+        <w:t>env</w:t>
+      </w:r>
+      <w:r>
+        <w:rPr>
+          <w:lang w:val="el-GR"/>
+        </w:rPr>
+        <w:t>.</w:t>
+      </w:r>
+      <w:r>
+        <w:t>run</w:t>
+      </w:r>
+      <w:r>
+        <w:rPr>
+          <w:lang w:val="el-GR"/>
+        </w:rPr>
+        <w:t>(</w:t>
+      </w:r>
+      <w:r>
+        <w:t>until</w:t>
+      </w:r>
+      <w:r>
+        <w:rPr>
+          <w:lang w:val="el-GR"/>
+        </w:rPr>
+        <w:t>=</w:t>
+      </w:r>
+      <w:r>
+        <w:t>SIM</w:t>
+      </w:r>
+      <w:r>
+        <w:rPr>
+          <w:lang w:val="el-GR"/>
+        </w:rPr>
+        <w:t>_</w:t>
+      </w:r>
+      <w:r>
+        <w:t>TIME</w:t>
+      </w:r>
+      <w:r>
+        <w:rPr>
+          <w:lang w:val="el-GR"/>
+        </w:rPr>
+        <w:t>_</w:t>
+      </w:r>
+      <w:r>
+        <w:t>S</w:t>
+      </w:r>
+      <w:r>
+        <w:rPr>
+          <w:lang w:val="el-GR"/>
+        </w:rPr>
+        <w:t>): Ξεκινά την προσομοίωση και την αφήνει να εξελιχθεί μέχρι ο εσωτερικός της χρόνος να φτάσει την τιμή</w:t>
+      </w:r>
+      <w:r>
+        <w:t> SIM</w:t>
+      </w:r>
+      <w:r>
+        <w:rPr>
+          <w:lang w:val="el-GR"/>
+        </w:rPr>
+        <w:t>_</w:t>
+      </w:r>
+      <w:r>
+        <w:t>TIME</w:t>
+      </w:r>
+      <w:r>
+        <w:rPr>
+          <w:lang w:val="el-GR"/>
+        </w:rPr>
+        <w:t>_</w:t>
+      </w:r>
+      <w:r>
+        <w:t>S</w:t>
+      </w:r>
+      <w:r>
+        <w:rPr>
+          <w:lang w:val="el-GR"/>
+        </w:rPr>
+        <w:t>.</w:t>
+      </w:r>
+    </w:p>
+    <w:p>
+      <w:pPr>
+        <w:ind w:left="720"/>
+        <w:rPr>
+          <w:lang w:val="el-GR"/>
+        </w:rPr>
+      </w:pPr>
+      <w:r>
+        <w:rPr>
+          <w:lang w:val="el-GR"/>
+        </w:rPr>
+        <w:br/>
+      </w:r>
+      <w:r>
+        <w:rPr>
+          <w:lang w:val="el-GR"/>
+        </w:rPr>
+        <w:br/>
+      </w:r>
+      <w:r>
+        <w:rPr>
+          <w:lang w:val="el-GR"/>
+        </w:rPr>
+        <w:br/>
+      </w:r>
+      <w:r>
+        <w:rPr>
+          <w:lang w:val="el-GR"/>
+        </w:rPr>
+        <w:lastRenderedPageBreak/>
+        <w:br/>
+      </w:r>
+      <w:r>
+        <w:rPr>
+          <w:lang w:val="el-GR"/>
+        </w:rPr>
+        <w:t>Παρακάτω φένεται το τελικό αποτέλεσμα του ερωτήματος 1:</w:t>
+      </w:r>
+    </w:p>
+    <w:p>
+      <w:pPr>
+        <w:ind w:left="720"/>
+        <w:rPr>
+          <w:lang w:val="el-GR"/>
+        </w:rPr>
+      </w:pPr>
+      <w:r>
+        <w:rPr>
+          <w:lang w:val="el-GR"/>
+        </w:rPr>
+        <w:drawing>
+          <wp:inline distT="0" distB="0" distL="0" distR="0" wp14:anchorId="7F5C0EBA" wp14:editId="127AF77E">
+            <wp:extent cx="5943600" cy="3194685"/>
+            <wp:effectExtent l="0" t="0" r="0" b="5715"/>
+            <wp:docPr id="685612002" name="Picture 1" descr="A screenshot of a computer"/>
+            <wp:cNvGraphicFramePr>
+              <a:graphicFrameLocks xmlns:a="http://schemas.openxmlformats.org/drawingml/2006/main" noChangeAspect="1"/>
+            </wp:cNvGraphicFramePr>
+            <a:graphic xmlns:a="http://schemas.openxmlformats.org/drawingml/2006/main">
+              <a:graphicData uri="http://schemas.openxmlformats.org/drawingml/2006/picture">
+                <pic:pic xmlns:pic="http://schemas.openxmlformats.org/drawingml/2006/picture">
+                  <pic:nvPicPr>
+                    <pic:cNvPr id="685612002" name="Picture 1" descr="A screenshot of a computer"/>
+                    <pic:cNvPicPr/>
+                  </pic:nvPicPr>
+                  <pic:blipFill>
+                    <a:blip r:embed="rId5"/>
+                    <a:stretch>
+                      <a:fillRect/>
+                    </a:stretch>
+                  </pic:blipFill>
+                  <pic:spPr>
+                    <a:xfrm>
+                      <a:off x="0" y="0"/>
+                      <a:ext cx="5943600" cy="3194685"/>
+                    </a:xfrm>
+                    <a:prstGeom prst="rect">
+                      <a:avLst/>
+                    </a:prstGeom>
+                  </pic:spPr>
+                </pic:pic>
+              </a:graphicData>
+            </a:graphic>
+          </wp:inline>
+        </w:drawing>
+      </w:r>
     </w:p>
     <w:p>
       <w:pPr>
@@ -548,6 +2569,453 @@
 <file path=word/numbering.xml><?xml version="1.0" encoding="utf-8"?>
 <w:numbering xmlns:wpc="http://schemas.microsoft.com/office/word/2010/wordprocessingCanvas" xmlns:cx="http://schemas.microsoft.com/office/drawing/2014/chartex" xmlns:cx1="http://schemas.microsoft.com/office/drawing/2015/9/8/chartex" xmlns:cx2="http://schemas.microsoft.com/office/drawing/2015/10/21/chartex" xmlns:cx3="http://schemas.microsoft.com/office/drawing/2016/5/9/chartex" xmlns:cx4="http://schemas.microsoft.com/office/drawing/2016/5/10/chartex" xmlns:cx5="http://schemas.microsoft.com/office/drawing/2016/5/11/chartex" xmlns:cx6="http://schemas.microsoft.com/office/drawing/2016/5/12/chartex" xmlns:cx7="http://schemas.microsoft.com/office/drawing/2016/5/13/chartex" xmlns:cx8="http://schemas.microsoft.com/office/drawing/2016/5/14/chartex" xmlns:mc="http://schemas.openxmlformats.org/markup-compatibility/2006" xmlns:aink="http://schemas.microsoft.com/office/drawing/2016/ink" xmlns:am3d="http://schemas.microsoft.com/office/drawing/2017/model3d" xmlns:o="urn:schemas-microsoft-com:office:office" xmlns:oel="http://schemas.microsoft.com/office/2019/extlst" xmlns:r="http://schemas.openxmlformats.org/officeDocument/2006/relationships" xmlns:m="http://schemas.openxmlformats.org/officeDocument/2006/math" xmlns:v="urn:schemas-microsoft-com:vml" xmlns:wp14="http://schemas.microsoft.com/office/word/2010/wordprocessingDrawing" xmlns:wp="http://schemas.openxmlformats.org/drawingml/2006/wordprocessingDrawing" xmlns:w10="urn:schemas-microsoft-com:office:word" xmlns:w="http://schemas.openxmlformats.org/wordprocessingml/2006/main" xmlns:w14="http://schemas.microsoft.com/office/word/2010/wordml" xmlns:w15="http://schemas.microsoft.com/office/word/2012/wordml" xmlns:w16cex="http://schemas.microsoft.com/office/word/2018/wordml/cex" xmlns:w16cid="http://schemas.microsoft.com/office/word/2016/wordml/cid" xmlns:w16="http://schemas.microsoft.com/office/word/2018/wordml" xmlns:w16du="http://schemas.microsoft.com/office/word/2023/wordml/word16du" xmlns:w16sdtdh="http://schemas.microsoft.com/office/word/2020/wordml/sdtdatahash" xmlns:w16sdtfl="http://schemas.microsoft.com/office/word/2024/wordml/sdtformatlock" xmlns:w16se="http://schemas.microsoft.com/office/word/2015/wordml/symex" xmlns:wpg="http://schemas.microsoft.com/office/word/2010/wordprocessingGroup" xmlns:wpi="http://schemas.microsoft.com/office/word/2010/wordprocessingInk" xmlns:wne="http://schemas.microsoft.com/office/word/2006/wordml" xmlns:wps="http://schemas.microsoft.com/office/word/2010/wordprocessingShape" mc:Ignorable="w14 w15 w16se w16cid w16 w16cex w16sdtdh w16sdtfl w16du wp14">
   <w:abstractNum w:abstractNumId="0" w15:restartNumberingAfterBreak="0">
+    <w:nsid w:val="10665DE0"/>
+    <w:multiLevelType w:val="multilevel"/>
+    <w:tmpl w:val="41887EEC"/>
+    <w:lvl w:ilvl="0">
+      <w:start w:val="1"/>
+      <w:numFmt w:val="bullet"/>
+      <w:lvlText w:val=""/>
+      <w:lvlJc w:val="left"/>
+      <w:pPr>
+        <w:tabs>
+          <w:tab w:val="num" w:pos="720"/>
+        </w:tabs>
+        <w:ind w:left="720" w:hanging="360"/>
+      </w:pPr>
+      <w:rPr>
+        <w:rFonts w:ascii="Symbol" w:hAnsi="Symbol" w:hint="default"/>
+        <w:sz w:val="20"/>
+      </w:rPr>
+    </w:lvl>
+    <w:lvl w:ilvl="1" w:tentative="1">
+      <w:start w:val="1"/>
+      <w:numFmt w:val="bullet"/>
+      <w:lvlText w:val="o"/>
+      <w:lvlJc w:val="left"/>
+      <w:pPr>
+        <w:tabs>
+          <w:tab w:val="num" w:pos="1440"/>
+        </w:tabs>
+        <w:ind w:left="1440" w:hanging="360"/>
+      </w:pPr>
+      <w:rPr>
+        <w:rFonts w:ascii="Courier New" w:hAnsi="Courier New" w:hint="default"/>
+        <w:sz w:val="20"/>
+      </w:rPr>
+    </w:lvl>
+    <w:lvl w:ilvl="2" w:tentative="1">
+      <w:start w:val="1"/>
+      <w:numFmt w:val="bullet"/>
+      <w:lvlText w:val=""/>
+      <w:lvlJc w:val="left"/>
+      <w:pPr>
+        <w:tabs>
+          <w:tab w:val="num" w:pos="2160"/>
+        </w:tabs>
+        <w:ind w:left="2160" w:hanging="360"/>
+      </w:pPr>
+      <w:rPr>
+        <w:rFonts w:ascii="Wingdings" w:hAnsi="Wingdings" w:hint="default"/>
+        <w:sz w:val="20"/>
+      </w:rPr>
+    </w:lvl>
+    <w:lvl w:ilvl="3" w:tentative="1">
+      <w:start w:val="1"/>
+      <w:numFmt w:val="bullet"/>
+      <w:lvlText w:val=""/>
+      <w:lvlJc w:val="left"/>
+      <w:pPr>
+        <w:tabs>
+          <w:tab w:val="num" w:pos="2880"/>
+        </w:tabs>
+        <w:ind w:left="2880" w:hanging="360"/>
+      </w:pPr>
+      <w:rPr>
+        <w:rFonts w:ascii="Wingdings" w:hAnsi="Wingdings" w:hint="default"/>
+        <w:sz w:val="20"/>
+      </w:rPr>
+    </w:lvl>
+    <w:lvl w:ilvl="4" w:tentative="1">
+      <w:start w:val="1"/>
+      <w:numFmt w:val="bullet"/>
+      <w:lvlText w:val=""/>
+      <w:lvlJc w:val="left"/>
+      <w:pPr>
+        <w:tabs>
+          <w:tab w:val="num" w:pos="3600"/>
+        </w:tabs>
+        <w:ind w:left="3600" w:hanging="360"/>
+      </w:pPr>
+      <w:rPr>
+        <w:rFonts w:ascii="Wingdings" w:hAnsi="Wingdings" w:hint="default"/>
+        <w:sz w:val="20"/>
+      </w:rPr>
+    </w:lvl>
+    <w:lvl w:ilvl="5" w:tentative="1">
+      <w:start w:val="1"/>
+      <w:numFmt w:val="bullet"/>
+      <w:lvlText w:val=""/>
+      <w:lvlJc w:val="left"/>
+      <w:pPr>
+        <w:tabs>
+          <w:tab w:val="num" w:pos="4320"/>
+        </w:tabs>
+        <w:ind w:left="4320" w:hanging="360"/>
+      </w:pPr>
+      <w:rPr>
+        <w:rFonts w:ascii="Wingdings" w:hAnsi="Wingdings" w:hint="default"/>
+        <w:sz w:val="20"/>
+      </w:rPr>
+    </w:lvl>
+    <w:lvl w:ilvl="6" w:tentative="1">
+      <w:start w:val="1"/>
+      <w:numFmt w:val="bullet"/>
+      <w:lvlText w:val=""/>
+      <w:lvlJc w:val="left"/>
+      <w:pPr>
+        <w:tabs>
+          <w:tab w:val="num" w:pos="5040"/>
+        </w:tabs>
+        <w:ind w:left="5040" w:hanging="360"/>
+      </w:pPr>
+      <w:rPr>
+        <w:rFonts w:ascii="Wingdings" w:hAnsi="Wingdings" w:hint="default"/>
+        <w:sz w:val="20"/>
+      </w:rPr>
+    </w:lvl>
+    <w:lvl w:ilvl="7" w:tentative="1">
+      <w:start w:val="1"/>
+      <w:numFmt w:val="bullet"/>
+      <w:lvlText w:val=""/>
+      <w:lvlJc w:val="left"/>
+      <w:pPr>
+        <w:tabs>
+          <w:tab w:val="num" w:pos="5760"/>
+        </w:tabs>
+        <w:ind w:left="5760" w:hanging="360"/>
+      </w:pPr>
+      <w:rPr>
+        <w:rFonts w:ascii="Wingdings" w:hAnsi="Wingdings" w:hint="default"/>
+        <w:sz w:val="20"/>
+      </w:rPr>
+    </w:lvl>
+    <w:lvl w:ilvl="8" w:tentative="1">
+      <w:start w:val="1"/>
+      <w:numFmt w:val="bullet"/>
+      <w:lvlText w:val=""/>
+      <w:lvlJc w:val="left"/>
+      <w:pPr>
+        <w:tabs>
+          <w:tab w:val="num" w:pos="6480"/>
+        </w:tabs>
+        <w:ind w:left="6480" w:hanging="360"/>
+      </w:pPr>
+      <w:rPr>
+        <w:rFonts w:ascii="Wingdings" w:hAnsi="Wingdings" w:hint="default"/>
+        <w:sz w:val="20"/>
+      </w:rPr>
+    </w:lvl>
+  </w:abstractNum>
+  <w:abstractNum w:abstractNumId="1" w15:restartNumberingAfterBreak="0">
+    <w:nsid w:val="25DB78B1"/>
+    <w:multiLevelType w:val="multilevel"/>
+    <w:tmpl w:val="CE88C1A0"/>
+    <w:lvl w:ilvl="0">
+      <w:start w:val="1"/>
+      <w:numFmt w:val="bullet"/>
+      <w:lvlText w:val=""/>
+      <w:lvlJc w:val="left"/>
+      <w:pPr>
+        <w:tabs>
+          <w:tab w:val="num" w:pos="720"/>
+        </w:tabs>
+        <w:ind w:left="720" w:hanging="360"/>
+      </w:pPr>
+      <w:rPr>
+        <w:rFonts w:ascii="Symbol" w:hAnsi="Symbol" w:hint="default"/>
+        <w:sz w:val="20"/>
+      </w:rPr>
+    </w:lvl>
+    <w:lvl w:ilvl="1" w:tentative="1">
+      <w:start w:val="1"/>
+      <w:numFmt w:val="bullet"/>
+      <w:lvlText w:val="o"/>
+      <w:lvlJc w:val="left"/>
+      <w:pPr>
+        <w:tabs>
+          <w:tab w:val="num" w:pos="1440"/>
+        </w:tabs>
+        <w:ind w:left="1440" w:hanging="360"/>
+      </w:pPr>
+      <w:rPr>
+        <w:rFonts w:ascii="Courier New" w:hAnsi="Courier New" w:hint="default"/>
+        <w:sz w:val="20"/>
+      </w:rPr>
+    </w:lvl>
+    <w:lvl w:ilvl="2" w:tentative="1">
+      <w:start w:val="1"/>
+      <w:numFmt w:val="bullet"/>
+      <w:lvlText w:val=""/>
+      <w:lvlJc w:val="left"/>
+      <w:pPr>
+        <w:tabs>
+          <w:tab w:val="num" w:pos="2160"/>
+        </w:tabs>
+        <w:ind w:left="2160" w:hanging="360"/>
+      </w:pPr>
+      <w:rPr>
+        <w:rFonts w:ascii="Wingdings" w:hAnsi="Wingdings" w:hint="default"/>
+        <w:sz w:val="20"/>
+      </w:rPr>
+    </w:lvl>
+    <w:lvl w:ilvl="3" w:tentative="1">
+      <w:start w:val="1"/>
+      <w:numFmt w:val="bullet"/>
+      <w:lvlText w:val=""/>
+      <w:lvlJc w:val="left"/>
+      <w:pPr>
+        <w:tabs>
+          <w:tab w:val="num" w:pos="2880"/>
+        </w:tabs>
+        <w:ind w:left="2880" w:hanging="360"/>
+      </w:pPr>
+      <w:rPr>
+        <w:rFonts w:ascii="Wingdings" w:hAnsi="Wingdings" w:hint="default"/>
+        <w:sz w:val="20"/>
+      </w:rPr>
+    </w:lvl>
+    <w:lvl w:ilvl="4" w:tentative="1">
+      <w:start w:val="1"/>
+      <w:numFmt w:val="bullet"/>
+      <w:lvlText w:val=""/>
+      <w:lvlJc w:val="left"/>
+      <w:pPr>
+        <w:tabs>
+          <w:tab w:val="num" w:pos="3600"/>
+        </w:tabs>
+        <w:ind w:left="3600" w:hanging="360"/>
+      </w:pPr>
+      <w:rPr>
+        <w:rFonts w:ascii="Wingdings" w:hAnsi="Wingdings" w:hint="default"/>
+        <w:sz w:val="20"/>
+      </w:rPr>
+    </w:lvl>
+    <w:lvl w:ilvl="5" w:tentative="1">
+      <w:start w:val="1"/>
+      <w:numFmt w:val="bullet"/>
+      <w:lvlText w:val=""/>
+      <w:lvlJc w:val="left"/>
+      <w:pPr>
+        <w:tabs>
+          <w:tab w:val="num" w:pos="4320"/>
+        </w:tabs>
+        <w:ind w:left="4320" w:hanging="360"/>
+      </w:pPr>
+      <w:rPr>
+        <w:rFonts w:ascii="Wingdings" w:hAnsi="Wingdings" w:hint="default"/>
+        <w:sz w:val="20"/>
+      </w:rPr>
+    </w:lvl>
+    <w:lvl w:ilvl="6" w:tentative="1">
+      <w:start w:val="1"/>
+      <w:numFmt w:val="bullet"/>
+      <w:lvlText w:val=""/>
+      <w:lvlJc w:val="left"/>
+      <w:pPr>
+        <w:tabs>
+          <w:tab w:val="num" w:pos="5040"/>
+        </w:tabs>
+        <w:ind w:left="5040" w:hanging="360"/>
+      </w:pPr>
+      <w:rPr>
+        <w:rFonts w:ascii="Wingdings" w:hAnsi="Wingdings" w:hint="default"/>
+        <w:sz w:val="20"/>
+      </w:rPr>
+    </w:lvl>
+    <w:lvl w:ilvl="7" w:tentative="1">
+      <w:start w:val="1"/>
+      <w:numFmt w:val="bullet"/>
+      <w:lvlText w:val=""/>
+      <w:lvlJc w:val="left"/>
+      <w:pPr>
+        <w:tabs>
+          <w:tab w:val="num" w:pos="5760"/>
+        </w:tabs>
+        <w:ind w:left="5760" w:hanging="360"/>
+      </w:pPr>
+      <w:rPr>
+        <w:rFonts w:ascii="Wingdings" w:hAnsi="Wingdings" w:hint="default"/>
+        <w:sz w:val="20"/>
+      </w:rPr>
+    </w:lvl>
+    <w:lvl w:ilvl="8" w:tentative="1">
+      <w:start w:val="1"/>
+      <w:numFmt w:val="bullet"/>
+      <w:lvlText w:val=""/>
+      <w:lvlJc w:val="left"/>
+      <w:pPr>
+        <w:tabs>
+          <w:tab w:val="num" w:pos="6480"/>
+        </w:tabs>
+        <w:ind w:left="6480" w:hanging="360"/>
+      </w:pPr>
+      <w:rPr>
+        <w:rFonts w:ascii="Wingdings" w:hAnsi="Wingdings" w:hint="default"/>
+        <w:sz w:val="20"/>
+      </w:rPr>
+    </w:lvl>
+  </w:abstractNum>
+  <w:abstractNum w:abstractNumId="2" w15:restartNumberingAfterBreak="0">
+    <w:nsid w:val="2D2F1349"/>
+    <w:multiLevelType w:val="multilevel"/>
+    <w:tmpl w:val="193208F0"/>
+    <w:lvl w:ilvl="0">
+      <w:start w:val="1"/>
+      <w:numFmt w:val="bullet"/>
+      <w:lvlText w:val=""/>
+      <w:lvlJc w:val="left"/>
+      <w:pPr>
+        <w:tabs>
+          <w:tab w:val="num" w:pos="720"/>
+        </w:tabs>
+        <w:ind w:left="720" w:hanging="360"/>
+      </w:pPr>
+      <w:rPr>
+        <w:rFonts w:ascii="Symbol" w:hAnsi="Symbol" w:hint="default"/>
+        <w:sz w:val="20"/>
+      </w:rPr>
+    </w:lvl>
+    <w:lvl w:ilvl="1" w:tentative="1">
+      <w:start w:val="1"/>
+      <w:numFmt w:val="bullet"/>
+      <w:lvlText w:val="o"/>
+      <w:lvlJc w:val="left"/>
+      <w:pPr>
+        <w:tabs>
+          <w:tab w:val="num" w:pos="1440"/>
+        </w:tabs>
+        <w:ind w:left="1440" w:hanging="360"/>
+      </w:pPr>
+      <w:rPr>
+        <w:rFonts w:ascii="Courier New" w:hAnsi="Courier New" w:hint="default"/>
+        <w:sz w:val="20"/>
+      </w:rPr>
+    </w:lvl>
+    <w:lvl w:ilvl="2" w:tentative="1">
+      <w:start w:val="1"/>
+      <w:numFmt w:val="bullet"/>
+      <w:lvlText w:val=""/>
+      <w:lvlJc w:val="left"/>
+      <w:pPr>
+        <w:tabs>
+          <w:tab w:val="num" w:pos="2160"/>
+        </w:tabs>
+        <w:ind w:left="2160" w:hanging="360"/>
+      </w:pPr>
+      <w:rPr>
+        <w:rFonts w:ascii="Wingdings" w:hAnsi="Wingdings" w:hint="default"/>
+        <w:sz w:val="20"/>
+      </w:rPr>
+    </w:lvl>
+    <w:lvl w:ilvl="3" w:tentative="1">
+      <w:start w:val="1"/>
+      <w:numFmt w:val="bullet"/>
+      <w:lvlText w:val=""/>
+      <w:lvlJc w:val="left"/>
+      <w:pPr>
+        <w:tabs>
+          <w:tab w:val="num" w:pos="2880"/>
+        </w:tabs>
+        <w:ind w:left="2880" w:hanging="360"/>
+      </w:pPr>
+      <w:rPr>
+        <w:rFonts w:ascii="Wingdings" w:hAnsi="Wingdings" w:hint="default"/>
+        <w:sz w:val="20"/>
+      </w:rPr>
+    </w:lvl>
+    <w:lvl w:ilvl="4" w:tentative="1">
+      <w:start w:val="1"/>
+      <w:numFmt w:val="bullet"/>
+      <w:lvlText w:val=""/>
+      <w:lvlJc w:val="left"/>
+      <w:pPr>
+        <w:tabs>
+          <w:tab w:val="num" w:pos="3600"/>
+        </w:tabs>
+        <w:ind w:left="3600" w:hanging="360"/>
+      </w:pPr>
+      <w:rPr>
+        <w:rFonts w:ascii="Wingdings" w:hAnsi="Wingdings" w:hint="default"/>
+        <w:sz w:val="20"/>
+      </w:rPr>
+    </w:lvl>
+    <w:lvl w:ilvl="5" w:tentative="1">
+      <w:start w:val="1"/>
+      <w:numFmt w:val="bullet"/>
+      <w:lvlText w:val=""/>
+      <w:lvlJc w:val="left"/>
+      <w:pPr>
+        <w:tabs>
+          <w:tab w:val="num" w:pos="4320"/>
+        </w:tabs>
+        <w:ind w:left="4320" w:hanging="360"/>
+      </w:pPr>
+      <w:rPr>
+        <w:rFonts w:ascii="Wingdings" w:hAnsi="Wingdings" w:hint="default"/>
+        <w:sz w:val="20"/>
+      </w:rPr>
+    </w:lvl>
+    <w:lvl w:ilvl="6" w:tentative="1">
+      <w:start w:val="1"/>
+      <w:numFmt w:val="bullet"/>
+      <w:lvlText w:val=""/>
+      <w:lvlJc w:val="left"/>
+      <w:pPr>
+        <w:tabs>
+          <w:tab w:val="num" w:pos="5040"/>
+        </w:tabs>
+        <w:ind w:left="5040" w:hanging="360"/>
+      </w:pPr>
+      <w:rPr>
+        <w:rFonts w:ascii="Wingdings" w:hAnsi="Wingdings" w:hint="default"/>
+        <w:sz w:val="20"/>
+      </w:rPr>
+    </w:lvl>
+    <w:lvl w:ilvl="7" w:tentative="1">
+      <w:start w:val="1"/>
+      <w:numFmt w:val="bullet"/>
+      <w:lvlText w:val=""/>
+      <w:lvlJc w:val="left"/>
+      <w:pPr>
+        <w:tabs>
+          <w:tab w:val="num" w:pos="5760"/>
+        </w:tabs>
+        <w:ind w:left="5760" w:hanging="360"/>
+      </w:pPr>
+      <w:rPr>
+        <w:rFonts w:ascii="Wingdings" w:hAnsi="Wingdings" w:hint="default"/>
+        <w:sz w:val="20"/>
+      </w:rPr>
+    </w:lvl>
+    <w:lvl w:ilvl="8" w:tentative="1">
+      <w:start w:val="1"/>
+      <w:numFmt w:val="bullet"/>
+      <w:lvlText w:val=""/>
+      <w:lvlJc w:val="left"/>
+      <w:pPr>
+        <w:tabs>
+          <w:tab w:val="num" w:pos="6480"/>
+        </w:tabs>
+        <w:ind w:left="6480" w:hanging="360"/>
+      </w:pPr>
+      <w:rPr>
+        <w:rFonts w:ascii="Wingdings" w:hAnsi="Wingdings" w:hint="default"/>
+        <w:sz w:val="20"/>
+      </w:rPr>
+    </w:lvl>
+  </w:abstractNum>
+  <w:abstractNum w:abstractNumId="3" w15:restartNumberingAfterBreak="0">
     <w:nsid w:val="3FAC7CBF"/>
     <w:multiLevelType w:val="multilevel"/>
     <w:tmpl w:val="0126524C"/>
@@ -696,7 +3164,156 @@
       </w:rPr>
     </w:lvl>
   </w:abstractNum>
-  <w:abstractNum w:abstractNumId="1" w15:restartNumberingAfterBreak="0">
+  <w:abstractNum w:abstractNumId="4" w15:restartNumberingAfterBreak="0">
+    <w:nsid w:val="4469459B"/>
+    <w:multiLevelType w:val="multilevel"/>
+    <w:tmpl w:val="29E8EF60"/>
+    <w:lvl w:ilvl="0">
+      <w:start w:val="1"/>
+      <w:numFmt w:val="bullet"/>
+      <w:lvlText w:val=""/>
+      <w:lvlJc w:val="left"/>
+      <w:pPr>
+        <w:tabs>
+          <w:tab w:val="num" w:pos="720"/>
+        </w:tabs>
+        <w:ind w:left="720" w:hanging="360"/>
+      </w:pPr>
+      <w:rPr>
+        <w:rFonts w:ascii="Symbol" w:hAnsi="Symbol" w:hint="default"/>
+        <w:sz w:val="20"/>
+      </w:rPr>
+    </w:lvl>
+    <w:lvl w:ilvl="1" w:tentative="1">
+      <w:start w:val="1"/>
+      <w:numFmt w:val="bullet"/>
+      <w:lvlText w:val="o"/>
+      <w:lvlJc w:val="left"/>
+      <w:pPr>
+        <w:tabs>
+          <w:tab w:val="num" w:pos="1440"/>
+        </w:tabs>
+        <w:ind w:left="1440" w:hanging="360"/>
+      </w:pPr>
+      <w:rPr>
+        <w:rFonts w:ascii="Courier New" w:hAnsi="Courier New" w:hint="default"/>
+        <w:sz w:val="20"/>
+      </w:rPr>
+    </w:lvl>
+    <w:lvl w:ilvl="2" w:tentative="1">
+      <w:start w:val="1"/>
+      <w:numFmt w:val="bullet"/>
+      <w:lvlText w:val=""/>
+      <w:lvlJc w:val="left"/>
+      <w:pPr>
+        <w:tabs>
+          <w:tab w:val="num" w:pos="2160"/>
+        </w:tabs>
+        <w:ind w:left="2160" w:hanging="360"/>
+      </w:pPr>
+      <w:rPr>
+        <w:rFonts w:ascii="Wingdings" w:hAnsi="Wingdings" w:hint="default"/>
+        <w:sz w:val="20"/>
+      </w:rPr>
+    </w:lvl>
+    <w:lvl w:ilvl="3" w:tentative="1">
+      <w:start w:val="1"/>
+      <w:numFmt w:val="bullet"/>
+      <w:lvlText w:val=""/>
+      <w:lvlJc w:val="left"/>
+      <w:pPr>
+        <w:tabs>
+          <w:tab w:val="num" w:pos="2880"/>
+        </w:tabs>
+        <w:ind w:left="2880" w:hanging="360"/>
+      </w:pPr>
+      <w:rPr>
+        <w:rFonts w:ascii="Wingdings" w:hAnsi="Wingdings" w:hint="default"/>
+        <w:sz w:val="20"/>
+      </w:rPr>
+    </w:lvl>
+    <w:lvl w:ilvl="4" w:tentative="1">
+      <w:start w:val="1"/>
+      <w:numFmt w:val="bullet"/>
+      <w:lvlText w:val=""/>
+      <w:lvlJc w:val="left"/>
+      <w:pPr>
+        <w:tabs>
+          <w:tab w:val="num" w:pos="3600"/>
+        </w:tabs>
+        <w:ind w:left="3600" w:hanging="360"/>
+      </w:pPr>
+      <w:rPr>
+        <w:rFonts w:ascii="Wingdings" w:hAnsi="Wingdings" w:hint="default"/>
+        <w:sz w:val="20"/>
+      </w:rPr>
+    </w:lvl>
+    <w:lvl w:ilvl="5" w:tentative="1">
+      <w:start w:val="1"/>
+      <w:numFmt w:val="bullet"/>
+      <w:lvlText w:val=""/>
+      <w:lvlJc w:val="left"/>
+      <w:pPr>
+        <w:tabs>
+          <w:tab w:val="num" w:pos="4320"/>
+        </w:tabs>
+        <w:ind w:left="4320" w:hanging="360"/>
+      </w:pPr>
+      <w:rPr>
+        <w:rFonts w:ascii="Wingdings" w:hAnsi="Wingdings" w:hint="default"/>
+        <w:sz w:val="20"/>
+      </w:rPr>
+    </w:lvl>
+    <w:lvl w:ilvl="6" w:tentative="1">
+      <w:start w:val="1"/>
+      <w:numFmt w:val="bullet"/>
+      <w:lvlText w:val=""/>
+      <w:lvlJc w:val="left"/>
+      <w:pPr>
+        <w:tabs>
+          <w:tab w:val="num" w:pos="5040"/>
+        </w:tabs>
+        <w:ind w:left="5040" w:hanging="360"/>
+      </w:pPr>
+      <w:rPr>
+        <w:rFonts w:ascii="Wingdings" w:hAnsi="Wingdings" w:hint="default"/>
+        <w:sz w:val="20"/>
+      </w:rPr>
+    </w:lvl>
+    <w:lvl w:ilvl="7" w:tentative="1">
+      <w:start w:val="1"/>
+      <w:numFmt w:val="bullet"/>
+      <w:lvlText w:val=""/>
+      <w:lvlJc w:val="left"/>
+      <w:pPr>
+        <w:tabs>
+          <w:tab w:val="num" w:pos="5760"/>
+        </w:tabs>
+        <w:ind w:left="5760" w:hanging="360"/>
+      </w:pPr>
+      <w:rPr>
+        <w:rFonts w:ascii="Wingdings" w:hAnsi="Wingdings" w:hint="default"/>
+        <w:sz w:val="20"/>
+      </w:rPr>
+    </w:lvl>
+    <w:lvl w:ilvl="8" w:tentative="1">
+      <w:start w:val="1"/>
+      <w:numFmt w:val="bullet"/>
+      <w:lvlText w:val=""/>
+      <w:lvlJc w:val="left"/>
+      <w:pPr>
+        <w:tabs>
+          <w:tab w:val="num" w:pos="6480"/>
+        </w:tabs>
+        <w:ind w:left="6480" w:hanging="360"/>
+      </w:pPr>
+      <w:rPr>
+        <w:rFonts w:ascii="Wingdings" w:hAnsi="Wingdings" w:hint="default"/>
+        <w:sz w:val="20"/>
+      </w:rPr>
+    </w:lvl>
+  </w:abstractNum>
+  <w:abstractNum w:abstractNumId="5" w15:restartNumberingAfterBreak="0">
     <w:nsid w:val="453F5425"/>
     <w:multiLevelType w:val="multilevel"/>
     <w:tmpl w:val="9F2CED4C"/>
@@ -845,7 +3462,156 @@
       </w:rPr>
     </w:lvl>
   </w:abstractNum>
-  <w:abstractNum w:abstractNumId="2" w15:restartNumberingAfterBreak="0">
+  <w:abstractNum w:abstractNumId="6" w15:restartNumberingAfterBreak="0">
+    <w:nsid w:val="53DF498A"/>
+    <w:multiLevelType w:val="multilevel"/>
+    <w:tmpl w:val="0E6CC19E"/>
+    <w:lvl w:ilvl="0">
+      <w:start w:val="1"/>
+      <w:numFmt w:val="bullet"/>
+      <w:lvlText w:val=""/>
+      <w:lvlJc w:val="left"/>
+      <w:pPr>
+        <w:tabs>
+          <w:tab w:val="num" w:pos="720"/>
+        </w:tabs>
+        <w:ind w:left="720" w:hanging="360"/>
+      </w:pPr>
+      <w:rPr>
+        <w:rFonts w:ascii="Symbol" w:hAnsi="Symbol" w:hint="default"/>
+        <w:sz w:val="20"/>
+      </w:rPr>
+    </w:lvl>
+    <w:lvl w:ilvl="1" w:tentative="1">
+      <w:start w:val="1"/>
+      <w:numFmt w:val="bullet"/>
+      <w:lvlText w:val="o"/>
+      <w:lvlJc w:val="left"/>
+      <w:pPr>
+        <w:tabs>
+          <w:tab w:val="num" w:pos="1440"/>
+        </w:tabs>
+        <w:ind w:left="1440" w:hanging="360"/>
+      </w:pPr>
+      <w:rPr>
+        <w:rFonts w:ascii="Courier New" w:hAnsi="Courier New" w:hint="default"/>
+        <w:sz w:val="20"/>
+      </w:rPr>
+    </w:lvl>
+    <w:lvl w:ilvl="2" w:tentative="1">
+      <w:start w:val="1"/>
+      <w:numFmt w:val="bullet"/>
+      <w:lvlText w:val=""/>
+      <w:lvlJc w:val="left"/>
+      <w:pPr>
+        <w:tabs>
+          <w:tab w:val="num" w:pos="2160"/>
+        </w:tabs>
+        <w:ind w:left="2160" w:hanging="360"/>
+      </w:pPr>
+      <w:rPr>
+        <w:rFonts w:ascii="Wingdings" w:hAnsi="Wingdings" w:hint="default"/>
+        <w:sz w:val="20"/>
+      </w:rPr>
+    </w:lvl>
+    <w:lvl w:ilvl="3" w:tentative="1">
+      <w:start w:val="1"/>
+      <w:numFmt w:val="bullet"/>
+      <w:lvlText w:val=""/>
+      <w:lvlJc w:val="left"/>
+      <w:pPr>
+        <w:tabs>
+          <w:tab w:val="num" w:pos="2880"/>
+        </w:tabs>
+        <w:ind w:left="2880" w:hanging="360"/>
+      </w:pPr>
+      <w:rPr>
+        <w:rFonts w:ascii="Wingdings" w:hAnsi="Wingdings" w:hint="default"/>
+        <w:sz w:val="20"/>
+      </w:rPr>
+    </w:lvl>
+    <w:lvl w:ilvl="4" w:tentative="1">
+      <w:start w:val="1"/>
+      <w:numFmt w:val="bullet"/>
+      <w:lvlText w:val=""/>
+      <w:lvlJc w:val="left"/>
+      <w:pPr>
+        <w:tabs>
+          <w:tab w:val="num" w:pos="3600"/>
+        </w:tabs>
+        <w:ind w:left="3600" w:hanging="360"/>
+      </w:pPr>
+      <w:rPr>
+        <w:rFonts w:ascii="Wingdings" w:hAnsi="Wingdings" w:hint="default"/>
+        <w:sz w:val="20"/>
+      </w:rPr>
+    </w:lvl>
+    <w:lvl w:ilvl="5" w:tentative="1">
+      <w:start w:val="1"/>
+      <w:numFmt w:val="bullet"/>
+      <w:lvlText w:val=""/>
+      <w:lvlJc w:val="left"/>
+      <w:pPr>
+        <w:tabs>
+          <w:tab w:val="num" w:pos="4320"/>
+        </w:tabs>
+        <w:ind w:left="4320" w:hanging="360"/>
+      </w:pPr>
+      <w:rPr>
+        <w:rFonts w:ascii="Wingdings" w:hAnsi="Wingdings" w:hint="default"/>
+        <w:sz w:val="20"/>
+      </w:rPr>
+    </w:lvl>
+    <w:lvl w:ilvl="6" w:tentative="1">
+      <w:start w:val="1"/>
+      <w:numFmt w:val="bullet"/>
+      <w:lvlText w:val=""/>
+      <w:lvlJc w:val="left"/>
+      <w:pPr>
+        <w:tabs>
+          <w:tab w:val="num" w:pos="5040"/>
+        </w:tabs>
+        <w:ind w:left="5040" w:hanging="360"/>
+      </w:pPr>
+      <w:rPr>
+        <w:rFonts w:ascii="Wingdings" w:hAnsi="Wingdings" w:hint="default"/>
+        <w:sz w:val="20"/>
+      </w:rPr>
+    </w:lvl>
+    <w:lvl w:ilvl="7" w:tentative="1">
+      <w:start w:val="1"/>
+      <w:numFmt w:val="bullet"/>
+      <w:lvlText w:val=""/>
+      <w:lvlJc w:val="left"/>
+      <w:pPr>
+        <w:tabs>
+          <w:tab w:val="num" w:pos="5760"/>
+        </w:tabs>
+        <w:ind w:left="5760" w:hanging="360"/>
+      </w:pPr>
+      <w:rPr>
+        <w:rFonts w:ascii="Wingdings" w:hAnsi="Wingdings" w:hint="default"/>
+        <w:sz w:val="20"/>
+      </w:rPr>
+    </w:lvl>
+    <w:lvl w:ilvl="8" w:tentative="1">
+      <w:start w:val="1"/>
+      <w:numFmt w:val="bullet"/>
+      <w:lvlText w:val=""/>
+      <w:lvlJc w:val="left"/>
+      <w:pPr>
+        <w:tabs>
+          <w:tab w:val="num" w:pos="6480"/>
+        </w:tabs>
+        <w:ind w:left="6480" w:hanging="360"/>
+      </w:pPr>
+      <w:rPr>
+        <w:rFonts w:ascii="Wingdings" w:hAnsi="Wingdings" w:hint="default"/>
+        <w:sz w:val="20"/>
+      </w:rPr>
+    </w:lvl>
+  </w:abstractNum>
+  <w:abstractNum w:abstractNumId="7" w15:restartNumberingAfterBreak="0">
     <w:nsid w:val="55847D1E"/>
     <w:multiLevelType w:val="multilevel"/>
     <w:tmpl w:val="841462A8"/>
@@ -958,7 +3724,454 @@
       </w:pPr>
     </w:lvl>
   </w:abstractNum>
-  <w:abstractNum w:abstractNumId="3" w15:restartNumberingAfterBreak="0">
+  <w:abstractNum w:abstractNumId="8" w15:restartNumberingAfterBreak="0">
+    <w:nsid w:val="56CB68C4"/>
+    <w:multiLevelType w:val="multilevel"/>
+    <w:tmpl w:val="D41A7480"/>
+    <w:lvl w:ilvl="0">
+      <w:start w:val="1"/>
+      <w:numFmt w:val="bullet"/>
+      <w:lvlText w:val=""/>
+      <w:lvlJc w:val="left"/>
+      <w:pPr>
+        <w:tabs>
+          <w:tab w:val="num" w:pos="720"/>
+        </w:tabs>
+        <w:ind w:left="720" w:hanging="360"/>
+      </w:pPr>
+      <w:rPr>
+        <w:rFonts w:ascii="Symbol" w:hAnsi="Symbol" w:hint="default"/>
+        <w:sz w:val="20"/>
+      </w:rPr>
+    </w:lvl>
+    <w:lvl w:ilvl="1" w:tentative="1">
+      <w:start w:val="1"/>
+      <w:numFmt w:val="bullet"/>
+      <w:lvlText w:val="o"/>
+      <w:lvlJc w:val="left"/>
+      <w:pPr>
+        <w:tabs>
+          <w:tab w:val="num" w:pos="1440"/>
+        </w:tabs>
+        <w:ind w:left="1440" w:hanging="360"/>
+      </w:pPr>
+      <w:rPr>
+        <w:rFonts w:ascii="Courier New" w:hAnsi="Courier New" w:hint="default"/>
+        <w:sz w:val="20"/>
+      </w:rPr>
+    </w:lvl>
+    <w:lvl w:ilvl="2" w:tentative="1">
+      <w:start w:val="1"/>
+      <w:numFmt w:val="bullet"/>
+      <w:lvlText w:val=""/>
+      <w:lvlJc w:val="left"/>
+      <w:pPr>
+        <w:tabs>
+          <w:tab w:val="num" w:pos="2160"/>
+        </w:tabs>
+        <w:ind w:left="2160" w:hanging="360"/>
+      </w:pPr>
+      <w:rPr>
+        <w:rFonts w:ascii="Wingdings" w:hAnsi="Wingdings" w:hint="default"/>
+        <w:sz w:val="20"/>
+      </w:rPr>
+    </w:lvl>
+    <w:lvl w:ilvl="3" w:tentative="1">
+      <w:start w:val="1"/>
+      <w:numFmt w:val="bullet"/>
+      <w:lvlText w:val=""/>
+      <w:lvlJc w:val="left"/>
+      <w:pPr>
+        <w:tabs>
+          <w:tab w:val="num" w:pos="2880"/>
+        </w:tabs>
+        <w:ind w:left="2880" w:hanging="360"/>
+      </w:pPr>
+      <w:rPr>
+        <w:rFonts w:ascii="Wingdings" w:hAnsi="Wingdings" w:hint="default"/>
+        <w:sz w:val="20"/>
+      </w:rPr>
+    </w:lvl>
+    <w:lvl w:ilvl="4" w:tentative="1">
+      <w:start w:val="1"/>
+      <w:numFmt w:val="bullet"/>
+      <w:lvlText w:val=""/>
+      <w:lvlJc w:val="left"/>
+      <w:pPr>
+        <w:tabs>
+          <w:tab w:val="num" w:pos="3600"/>
+        </w:tabs>
+        <w:ind w:left="3600" w:hanging="360"/>
+      </w:pPr>
+      <w:rPr>
+        <w:rFonts w:ascii="Wingdings" w:hAnsi="Wingdings" w:hint="default"/>
+        <w:sz w:val="20"/>
+      </w:rPr>
+    </w:lvl>
+    <w:lvl w:ilvl="5" w:tentative="1">
+      <w:start w:val="1"/>
+      <w:numFmt w:val="bullet"/>
+      <w:lvlText w:val=""/>
+      <w:lvlJc w:val="left"/>
+      <w:pPr>
+        <w:tabs>
+          <w:tab w:val="num" w:pos="4320"/>
+        </w:tabs>
+        <w:ind w:left="4320" w:hanging="360"/>
+      </w:pPr>
+      <w:rPr>
+        <w:rFonts w:ascii="Wingdings" w:hAnsi="Wingdings" w:hint="default"/>
+        <w:sz w:val="20"/>
+      </w:rPr>
+    </w:lvl>
+    <w:lvl w:ilvl="6" w:tentative="1">
+      <w:start w:val="1"/>
+      <w:numFmt w:val="bullet"/>
+      <w:lvlText w:val=""/>
+      <w:lvlJc w:val="left"/>
+      <w:pPr>
+        <w:tabs>
+          <w:tab w:val="num" w:pos="5040"/>
+        </w:tabs>
+        <w:ind w:left="5040" w:hanging="360"/>
+      </w:pPr>
+      <w:rPr>
+        <w:rFonts w:ascii="Wingdings" w:hAnsi="Wingdings" w:hint="default"/>
+        <w:sz w:val="20"/>
+      </w:rPr>
+    </w:lvl>
+    <w:lvl w:ilvl="7" w:tentative="1">
+      <w:start w:val="1"/>
+      <w:numFmt w:val="bullet"/>
+      <w:lvlText w:val=""/>
+      <w:lvlJc w:val="left"/>
+      <w:pPr>
+        <w:tabs>
+          <w:tab w:val="num" w:pos="5760"/>
+        </w:tabs>
+        <w:ind w:left="5760" w:hanging="360"/>
+      </w:pPr>
+      <w:rPr>
+        <w:rFonts w:ascii="Wingdings" w:hAnsi="Wingdings" w:hint="default"/>
+        <w:sz w:val="20"/>
+      </w:rPr>
+    </w:lvl>
+    <w:lvl w:ilvl="8" w:tentative="1">
+      <w:start w:val="1"/>
+      <w:numFmt w:val="bullet"/>
+      <w:lvlText w:val=""/>
+      <w:lvlJc w:val="left"/>
+      <w:pPr>
+        <w:tabs>
+          <w:tab w:val="num" w:pos="6480"/>
+        </w:tabs>
+        <w:ind w:left="6480" w:hanging="360"/>
+      </w:pPr>
+      <w:rPr>
+        <w:rFonts w:ascii="Wingdings" w:hAnsi="Wingdings" w:hint="default"/>
+        <w:sz w:val="20"/>
+      </w:rPr>
+    </w:lvl>
+  </w:abstractNum>
+  <w:abstractNum w:abstractNumId="9" w15:restartNumberingAfterBreak="0">
+    <w:nsid w:val="56DA3426"/>
+    <w:multiLevelType w:val="multilevel"/>
+    <w:tmpl w:val="BE542ABE"/>
+    <w:lvl w:ilvl="0">
+      <w:start w:val="1"/>
+      <w:numFmt w:val="bullet"/>
+      <w:lvlText w:val=""/>
+      <w:lvlJc w:val="left"/>
+      <w:pPr>
+        <w:tabs>
+          <w:tab w:val="num" w:pos="720"/>
+        </w:tabs>
+        <w:ind w:left="720" w:hanging="360"/>
+      </w:pPr>
+      <w:rPr>
+        <w:rFonts w:ascii="Symbol" w:hAnsi="Symbol" w:hint="default"/>
+        <w:sz w:val="20"/>
+      </w:rPr>
+    </w:lvl>
+    <w:lvl w:ilvl="1">
+      <w:start w:val="1"/>
+      <w:numFmt w:val="bullet"/>
+      <w:lvlText w:val="o"/>
+      <w:lvlJc w:val="left"/>
+      <w:pPr>
+        <w:tabs>
+          <w:tab w:val="num" w:pos="1440"/>
+        </w:tabs>
+        <w:ind w:left="1440" w:hanging="360"/>
+      </w:pPr>
+      <w:rPr>
+        <w:rFonts w:ascii="Courier New" w:hAnsi="Courier New" w:hint="default"/>
+        <w:sz w:val="20"/>
+      </w:rPr>
+    </w:lvl>
+    <w:lvl w:ilvl="2" w:tentative="1">
+      <w:start w:val="1"/>
+      <w:numFmt w:val="bullet"/>
+      <w:lvlText w:val=""/>
+      <w:lvlJc w:val="left"/>
+      <w:pPr>
+        <w:tabs>
+          <w:tab w:val="num" w:pos="2160"/>
+        </w:tabs>
+        <w:ind w:left="2160" w:hanging="360"/>
+      </w:pPr>
+      <w:rPr>
+        <w:rFonts w:ascii="Wingdings" w:hAnsi="Wingdings" w:hint="default"/>
+        <w:sz w:val="20"/>
+      </w:rPr>
+    </w:lvl>
+    <w:lvl w:ilvl="3" w:tentative="1">
+      <w:start w:val="1"/>
+      <w:numFmt w:val="bullet"/>
+      <w:lvlText w:val=""/>
+      <w:lvlJc w:val="left"/>
+      <w:pPr>
+        <w:tabs>
+          <w:tab w:val="num" w:pos="2880"/>
+        </w:tabs>
+        <w:ind w:left="2880" w:hanging="360"/>
+      </w:pPr>
+      <w:rPr>
+        <w:rFonts w:ascii="Wingdings" w:hAnsi="Wingdings" w:hint="default"/>
+        <w:sz w:val="20"/>
+      </w:rPr>
+    </w:lvl>
+    <w:lvl w:ilvl="4" w:tentative="1">
+      <w:start w:val="1"/>
+      <w:numFmt w:val="bullet"/>
+      <w:lvlText w:val=""/>
+      <w:lvlJc w:val="left"/>
+      <w:pPr>
+        <w:tabs>
+          <w:tab w:val="num" w:pos="3600"/>
+        </w:tabs>
+        <w:ind w:left="3600" w:hanging="360"/>
+      </w:pPr>
+      <w:rPr>
+        <w:rFonts w:ascii="Wingdings" w:hAnsi="Wingdings" w:hint="default"/>
+        <w:sz w:val="20"/>
+      </w:rPr>
+    </w:lvl>
+    <w:lvl w:ilvl="5" w:tentative="1">
+      <w:start w:val="1"/>
+      <w:numFmt w:val="bullet"/>
+      <w:lvlText w:val=""/>
+      <w:lvlJc w:val="left"/>
+      <w:pPr>
+        <w:tabs>
+          <w:tab w:val="num" w:pos="4320"/>
+        </w:tabs>
+        <w:ind w:left="4320" w:hanging="360"/>
+      </w:pPr>
+      <w:rPr>
+        <w:rFonts w:ascii="Wingdings" w:hAnsi="Wingdings" w:hint="default"/>
+        <w:sz w:val="20"/>
+      </w:rPr>
+    </w:lvl>
+    <w:lvl w:ilvl="6" w:tentative="1">
+      <w:start w:val="1"/>
+      <w:numFmt w:val="bullet"/>
+      <w:lvlText w:val=""/>
+      <w:lvlJc w:val="left"/>
+      <w:pPr>
+        <w:tabs>
+          <w:tab w:val="num" w:pos="5040"/>
+        </w:tabs>
+        <w:ind w:left="5040" w:hanging="360"/>
+      </w:pPr>
+      <w:rPr>
+        <w:rFonts w:ascii="Wingdings" w:hAnsi="Wingdings" w:hint="default"/>
+        <w:sz w:val="20"/>
+      </w:rPr>
+    </w:lvl>
+    <w:lvl w:ilvl="7" w:tentative="1">
+      <w:start w:val="1"/>
+      <w:numFmt w:val="bullet"/>
+      <w:lvlText w:val=""/>
+      <w:lvlJc w:val="left"/>
+      <w:pPr>
+        <w:tabs>
+          <w:tab w:val="num" w:pos="5760"/>
+        </w:tabs>
+        <w:ind w:left="5760" w:hanging="360"/>
+      </w:pPr>
+      <w:rPr>
+        <w:rFonts w:ascii="Wingdings" w:hAnsi="Wingdings" w:hint="default"/>
+        <w:sz w:val="20"/>
+      </w:rPr>
+    </w:lvl>
+    <w:lvl w:ilvl="8" w:tentative="1">
+      <w:start w:val="1"/>
+      <w:numFmt w:val="bullet"/>
+      <w:lvlText w:val=""/>
+      <w:lvlJc w:val="left"/>
+      <w:pPr>
+        <w:tabs>
+          <w:tab w:val="num" w:pos="6480"/>
+        </w:tabs>
+        <w:ind w:left="6480" w:hanging="360"/>
+      </w:pPr>
+      <w:rPr>
+        <w:rFonts w:ascii="Wingdings" w:hAnsi="Wingdings" w:hint="default"/>
+        <w:sz w:val="20"/>
+      </w:rPr>
+    </w:lvl>
+  </w:abstractNum>
+  <w:abstractNum w:abstractNumId="10" w15:restartNumberingAfterBreak="0">
+    <w:nsid w:val="58661B36"/>
+    <w:multiLevelType w:val="multilevel"/>
+    <w:tmpl w:val="3206582C"/>
+    <w:lvl w:ilvl="0">
+      <w:start w:val="1"/>
+      <w:numFmt w:val="bullet"/>
+      <w:lvlText w:val=""/>
+      <w:lvlJc w:val="left"/>
+      <w:pPr>
+        <w:tabs>
+          <w:tab w:val="num" w:pos="720"/>
+        </w:tabs>
+        <w:ind w:left="720" w:hanging="360"/>
+      </w:pPr>
+      <w:rPr>
+        <w:rFonts w:ascii="Symbol" w:hAnsi="Symbol" w:hint="default"/>
+        <w:sz w:val="20"/>
+      </w:rPr>
+    </w:lvl>
+    <w:lvl w:ilvl="1" w:tentative="1">
+      <w:start w:val="1"/>
+      <w:numFmt w:val="bullet"/>
+      <w:lvlText w:val="o"/>
+      <w:lvlJc w:val="left"/>
+      <w:pPr>
+        <w:tabs>
+          <w:tab w:val="num" w:pos="1440"/>
+        </w:tabs>
+        <w:ind w:left="1440" w:hanging="360"/>
+      </w:pPr>
+      <w:rPr>
+        <w:rFonts w:ascii="Courier New" w:hAnsi="Courier New" w:hint="default"/>
+        <w:sz w:val="20"/>
+      </w:rPr>
+    </w:lvl>
+    <w:lvl w:ilvl="2" w:tentative="1">
+      <w:start w:val="1"/>
+      <w:numFmt w:val="bullet"/>
+      <w:lvlText w:val=""/>
+      <w:lvlJc w:val="left"/>
+      <w:pPr>
+        <w:tabs>
+          <w:tab w:val="num" w:pos="2160"/>
+        </w:tabs>
+        <w:ind w:left="2160" w:hanging="360"/>
+      </w:pPr>
+      <w:rPr>
+        <w:rFonts w:ascii="Wingdings" w:hAnsi="Wingdings" w:hint="default"/>
+        <w:sz w:val="20"/>
+      </w:rPr>
+    </w:lvl>
+    <w:lvl w:ilvl="3" w:tentative="1">
+      <w:start w:val="1"/>
+      <w:numFmt w:val="bullet"/>
+      <w:lvlText w:val=""/>
+      <w:lvlJc w:val="left"/>
+      <w:pPr>
+        <w:tabs>
+          <w:tab w:val="num" w:pos="2880"/>
+        </w:tabs>
+        <w:ind w:left="2880" w:hanging="360"/>
+      </w:pPr>
+      <w:rPr>
+        <w:rFonts w:ascii="Wingdings" w:hAnsi="Wingdings" w:hint="default"/>
+        <w:sz w:val="20"/>
+      </w:rPr>
+    </w:lvl>
+    <w:lvl w:ilvl="4" w:tentative="1">
+      <w:start w:val="1"/>
+      <w:numFmt w:val="bullet"/>
+      <w:lvlText w:val=""/>
+      <w:lvlJc w:val="left"/>
+      <w:pPr>
+        <w:tabs>
+          <w:tab w:val="num" w:pos="3600"/>
+        </w:tabs>
+        <w:ind w:left="3600" w:hanging="360"/>
+      </w:pPr>
+      <w:rPr>
+        <w:rFonts w:ascii="Wingdings" w:hAnsi="Wingdings" w:hint="default"/>
+        <w:sz w:val="20"/>
+      </w:rPr>
+    </w:lvl>
+    <w:lvl w:ilvl="5" w:tentative="1">
+      <w:start w:val="1"/>
+      <w:numFmt w:val="bullet"/>
+      <w:lvlText w:val=""/>
+      <w:lvlJc w:val="left"/>
+      <w:pPr>
+        <w:tabs>
+          <w:tab w:val="num" w:pos="4320"/>
+        </w:tabs>
+        <w:ind w:left="4320" w:hanging="360"/>
+      </w:pPr>
+      <w:rPr>
+        <w:rFonts w:ascii="Wingdings" w:hAnsi="Wingdings" w:hint="default"/>
+        <w:sz w:val="20"/>
+      </w:rPr>
+    </w:lvl>
+    <w:lvl w:ilvl="6" w:tentative="1">
+      <w:start w:val="1"/>
+      <w:numFmt w:val="bullet"/>
+      <w:lvlText w:val=""/>
+      <w:lvlJc w:val="left"/>
+      <w:pPr>
+        <w:tabs>
+          <w:tab w:val="num" w:pos="5040"/>
+        </w:tabs>
+        <w:ind w:left="5040" w:hanging="360"/>
+      </w:pPr>
+      <w:rPr>
+        <w:rFonts w:ascii="Wingdings" w:hAnsi="Wingdings" w:hint="default"/>
+        <w:sz w:val="20"/>
+      </w:rPr>
+    </w:lvl>
+    <w:lvl w:ilvl="7" w:tentative="1">
+      <w:start w:val="1"/>
+      <w:numFmt w:val="bullet"/>
+      <w:lvlText w:val=""/>
+      <w:lvlJc w:val="left"/>
+      <w:pPr>
+        <w:tabs>
+          <w:tab w:val="num" w:pos="5760"/>
+        </w:tabs>
+        <w:ind w:left="5760" w:hanging="360"/>
+      </w:pPr>
+      <w:rPr>
+        <w:rFonts w:ascii="Wingdings" w:hAnsi="Wingdings" w:hint="default"/>
+        <w:sz w:val="20"/>
+      </w:rPr>
+    </w:lvl>
+    <w:lvl w:ilvl="8" w:tentative="1">
+      <w:start w:val="1"/>
+      <w:numFmt w:val="bullet"/>
+      <w:lvlText w:val=""/>
+      <w:lvlJc w:val="left"/>
+      <w:pPr>
+        <w:tabs>
+          <w:tab w:val="num" w:pos="6480"/>
+        </w:tabs>
+        <w:ind w:left="6480" w:hanging="360"/>
+      </w:pPr>
+      <w:rPr>
+        <w:rFonts w:ascii="Wingdings" w:hAnsi="Wingdings" w:hint="default"/>
+        <w:sz w:val="20"/>
+      </w:rPr>
+    </w:lvl>
+  </w:abstractNum>
+  <w:abstractNum w:abstractNumId="11" w15:restartNumberingAfterBreak="0">
     <w:nsid w:val="66691D5C"/>
     <w:multiLevelType w:val="multilevel"/>
     <w:tmpl w:val="1BA878D2"/>
@@ -1072,16 +4285,40 @@
     </w:lvl>
   </w:abstractNum>
   <w:num w:numId="1" w16cid:durableId="549850228">
+    <w:abstractNumId w:val="5"/>
+  </w:num>
+  <w:num w:numId="2" w16cid:durableId="1607540117">
+    <w:abstractNumId w:val="3"/>
+  </w:num>
+  <w:num w:numId="3" w16cid:durableId="1139690215">
+    <w:abstractNumId w:val="11"/>
+  </w:num>
+  <w:num w:numId="4" w16cid:durableId="715197732">
+    <w:abstractNumId w:val="7"/>
+  </w:num>
+  <w:num w:numId="5" w16cid:durableId="1530678382">
     <w:abstractNumId w:val="1"/>
   </w:num>
-  <w:num w:numId="2" w16cid:durableId="1607540117">
+  <w:num w:numId="6" w16cid:durableId="2003510328">
+    <w:abstractNumId w:val="4"/>
+  </w:num>
+  <w:num w:numId="7" w16cid:durableId="1877231126">
+    <w:abstractNumId w:val="8"/>
+  </w:num>
+  <w:num w:numId="8" w16cid:durableId="570849478">
+    <w:abstractNumId w:val="9"/>
+  </w:num>
+  <w:num w:numId="9" w16cid:durableId="101341034">
+    <w:abstractNumId w:val="10"/>
+  </w:num>
+  <w:num w:numId="10" w16cid:durableId="660424560">
+    <w:abstractNumId w:val="2"/>
+  </w:num>
+  <w:num w:numId="11" w16cid:durableId="1115053814">
+    <w:abstractNumId w:val="6"/>
+  </w:num>
+  <w:num w:numId="12" w16cid:durableId="1088768098">
     <w:abstractNumId w:val="0"/>
-  </w:num>
-  <w:num w:numId="3" w16cid:durableId="1139690215">
-    <w:abstractNumId w:val="3"/>
-  </w:num>
-  <w:num w:numId="4" w16cid:durableId="715197732">
-    <w:abstractNumId w:val="2"/>
   </w:num>
 </w:numbering>
 </file>

--- a/Αναφορα.docx
+++ b/Αναφορα.docx
@@ -2217,9 +2217,15 @@
         <w:br/>
       </w:r>
       <w:r>
+        <w:rPr>
+          <w:lang w:val="el-GR"/>
+        </w:rPr>
         <w:br/>
       </w:r>
       <w:r>
+        <w:rPr>
+          <w:lang w:val="el-GR"/>
+        </w:rPr>
         <w:br/>
       </w:r>
       <w:r>
@@ -2229,6 +2235,9 @@
         <w:br/>
       </w:r>
       <w:r>
+        <w:rPr>
+          <w:lang w:val="el-GR"/>
+        </w:rPr>
         <w:br/>
       </w:r>
       <w:r>
@@ -2509,6 +2518,7 @@
       </w:pPr>
       <w:r>
         <w:rPr>
+          <w:noProof/>
           <w:lang w:val="el-GR"/>
         </w:rPr>
         <w:drawing>
@@ -2546,6 +2556,127 @@
             </a:graphic>
           </wp:inline>
         </w:drawing>
+      </w:r>
+      <w:r>
+        <w:rPr>
+          <w:b/>
+          <w:bCs/>
+          <w:sz w:val="40"/>
+          <w:szCs w:val="40"/>
+          <w:lang w:val="el-GR"/>
+        </w:rPr>
+        <w:br/>
+      </w:r>
+      <w:r>
+        <w:rPr>
+          <w:lang w:val="el-GR"/>
+        </w:rPr>
+        <w:br/>
+      </w:r>
+      <w:r>
+        <w:rPr>
+          <w:b/>
+          <w:bCs/>
+          <w:sz w:val="40"/>
+          <w:szCs w:val="40"/>
+          <w:lang w:val="el-GR"/>
+        </w:rPr>
+        <w:t>Συμπεράσματα</w:t>
+      </w:r>
+      <w:r>
+        <w:rPr>
+          <w:b/>
+          <w:bCs/>
+          <w:sz w:val="40"/>
+          <w:szCs w:val="40"/>
+          <w:lang w:val="el-GR"/>
+        </w:rPr>
+        <w:t>:</w:t>
+      </w:r>
+    </w:p>
+    <w:p>
+      <w:pPr>
+        <w:rPr>
+          <w:lang w:val="el-GR"/>
+        </w:rPr>
+      </w:pPr>
+      <w:r>
+        <w:rPr>
+          <w:lang w:val="el-GR"/>
+        </w:rPr>
+        <w:t>Παρατ</w:t>
+      </w:r>
+      <w:r>
+        <w:rPr>
+          <w:lang w:val="el-GR"/>
+        </w:rPr>
+        <w:t>ηρούμε</w:t>
+      </w:r>
+      <w:r>
+        <w:rPr>
+          <w:lang w:val="el-GR"/>
+        </w:rPr>
+        <w:t xml:space="preserve"> ότι η καθυστέρηση για το Πακέτο 1  είναι</w:t>
+      </w:r>
+      <w:r>
+        <w:t> </w:t>
+      </w:r>
+      <w:r>
+        <w:rPr>
+          <w:lang w:val="el-GR"/>
+        </w:rPr>
+        <w:t>μεγαλύτερη</w:t>
+      </w:r>
+      <w:r>
+        <w:t> </w:t>
+      </w:r>
+      <w:r>
+        <w:rPr>
+          <w:lang w:val="el-GR"/>
+        </w:rPr>
+        <w:t>από την καθυστέρηση για το Πακέτο 0 .Αυτό συνέβη επειδή το Πακέτο 1 αναγκάστηκε να περιμένει. Παρόλο που δεν έχουμε φτιάξει ακόμα επίσημα μια "ουρά"</w:t>
+      </w:r>
+      <w:r>
+        <w:rPr>
+          <w:lang w:val="el-GR"/>
+        </w:rPr>
+        <w:t>.</w:t>
+      </w:r>
+      <w:r>
+        <w:rPr>
+          <w:lang w:val="el-GR"/>
+        </w:rPr>
+        <w:t>Αυτό που βλέπ</w:t>
+      </w:r>
+      <w:r>
+        <w:rPr>
+          <w:lang w:val="el-GR"/>
+        </w:rPr>
+        <w:t>ουμε</w:t>
+      </w:r>
+      <w:r>
+        <w:rPr>
+          <w:lang w:val="el-GR"/>
+        </w:rPr>
+        <w:t xml:space="preserve"> είναι η</w:t>
+      </w:r>
+      <w:r>
+        <w:t> </w:t>
+      </w:r>
+      <w:r>
+        <w:rPr>
+          <w:lang w:val="el-GR"/>
+        </w:rPr>
+        <w:t xml:space="preserve">γέννηση της συμφόρησης </w:t>
+      </w:r>
+      <w:r>
+        <w:t> </w:t>
+      </w:r>
+      <w:r>
+        <w:rPr>
+          <w:lang w:val="el-GR"/>
+        </w:rPr>
+        <w:t xml:space="preserve">στο δίκτυό. </w:t>
       </w:r>
     </w:p>
     <w:p>

--- a/Αναφορα.docx
+++ b/Αναφορα.docx
@@ -141,7 +141,27 @@
           <w:szCs w:val="40"/>
           <w:lang w:val="el-GR"/>
         </w:rPr>
-        <w:t>Ερώτημα 1:</w:t>
+        <w:t>Ερώτημα 1</w:t>
+      </w:r>
+      <w:r>
+        <w:rPr>
+          <w:b/>
+          <w:bCs/>
+          <w:sz w:val="40"/>
+          <w:szCs w:val="40"/>
+          <w:lang w:val="el-GR"/>
+        </w:rPr>
+        <w:t>&amp;2</w:t>
+      </w:r>
+      <w:r>
+        <w:rPr>
+          <w:b/>
+          <w:bCs/>
+          <w:sz w:val="40"/>
+          <w:szCs w:val="40"/>
+          <w:lang w:val="el-GR"/>
+        </w:rPr>
+        <w:t>:</w:t>
       </w:r>
       <w:r>
         <w:rPr>
@@ -2506,7 +2526,19 @@
         <w:rPr>
           <w:lang w:val="el-GR"/>
         </w:rPr>
-        <w:t>Παρακάτω φένεται το τελικό αποτέλεσμα του ερωτήματος 1:</w:t>
+        <w:t>Παρακάτω φένεται το τελικό αποτέλεσμα του ερωτήματος 1</w:t>
+      </w:r>
+      <w:r>
+        <w:rPr>
+          <w:lang w:val="el-GR"/>
+        </w:rPr>
+        <w:t>&amp;2</w:t>
+      </w:r>
+      <w:r>
+        <w:rPr>
+          <w:lang w:val="el-GR"/>
+        </w:rPr>
+        <w:t>:</w:t>
       </w:r>
     </w:p>
     <w:p>
@@ -5058,6 +5090,7 @@
   <w:style w:type="character" w:default="1" w:styleId="DefaultParagraphFont">
     <w:name w:val="Default Paragraph Font"/>
     <w:uiPriority w:val="1"/>
+    <w:semiHidden/>
     <w:unhideWhenUsed/>
   </w:style>
   <w:style w:type="table" w:default="1" w:styleId="TableNormal">

--- a/Αναφορα.docx
+++ b/Αναφορα.docx
@@ -18,6 +18,7 @@
           <w:docGrid w:linePitch="360"/>
         </w:sectPr>
       </w:pPr>
+      <w:proofErr w:type="spellStart"/>
       <w:r>
         <w:rPr>
           <w:b/>
@@ -26,7 +27,62 @@
           <w:szCs w:val="32"/>
           <w:lang w:val="el-GR"/>
         </w:rPr>
-        <w:t xml:space="preserve">Εργασια 13 Προσομοίωση event-driven δικτύου σε Python </w:t>
+        <w:t>Εργασια</w:t>
+      </w:r>
+      <w:proofErr w:type="spellEnd"/>
+      <w:r>
+        <w:rPr>
+          <w:b/>
+          <w:bCs/>
+          <w:sz w:val="32"/>
+          <w:szCs w:val="32"/>
+          <w:lang w:val="el-GR"/>
+        </w:rPr>
+        <w:t xml:space="preserve"> 13 Προσομοίωση </w:t>
+      </w:r>
+      <w:proofErr w:type="spellStart"/>
+      <w:r>
+        <w:rPr>
+          <w:b/>
+          <w:bCs/>
+          <w:sz w:val="32"/>
+          <w:szCs w:val="32"/>
+          <w:lang w:val="el-GR"/>
+        </w:rPr>
+        <w:t>event-driven</w:t>
+      </w:r>
+      <w:proofErr w:type="spellEnd"/>
+      <w:r>
+        <w:rPr>
+          <w:b/>
+          <w:bCs/>
+          <w:sz w:val="32"/>
+          <w:szCs w:val="32"/>
+          <w:lang w:val="el-GR"/>
+        </w:rPr>
+        <w:t xml:space="preserve"> δικτύου σε </w:t>
+      </w:r>
+      <w:proofErr w:type="spellStart"/>
+      <w:r>
+        <w:rPr>
+          <w:b/>
+          <w:bCs/>
+          <w:sz w:val="32"/>
+          <w:szCs w:val="32"/>
+          <w:lang w:val="el-GR"/>
+        </w:rPr>
+        <w:t>Python</w:t>
+      </w:r>
+      <w:proofErr w:type="spellEnd"/>
+      <w:r>
+        <w:rPr>
+          <w:b/>
+          <w:bCs/>
+          <w:sz w:val="32"/>
+          <w:szCs w:val="32"/>
+          <w:lang w:val="el-GR"/>
+        </w:rPr>
+        <w:t xml:space="preserve"> </w:t>
       </w:r>
       <w:r>
         <w:rPr>
@@ -94,8 +150,9 @@
           <w:szCs w:val="32"/>
           <w:lang w:val="el-GR"/>
         </w:rPr>
-        <w:t>Αλέξανδρος-Γεώργιος Χαλαμπάκης ΑΜ:1100754</w:t>
-      </w:r>
+        <w:t xml:space="preserve">Αλέξανδρος-Γεώργιος </w:t>
+      </w:r>
+      <w:proofErr w:type="spellStart"/>
       <w:r>
         <w:rPr>
           <w:b/>
@@ -104,8 +161,9 @@
           <w:szCs w:val="32"/>
           <w:lang w:val="el-GR"/>
         </w:rPr>
-        <w:br/>
-      </w:r>
+        <w:t>Χαλαμπάκης</w:t>
+      </w:r>
+      <w:proofErr w:type="spellEnd"/>
       <w:r>
         <w:rPr>
           <w:b/>
@@ -114,6 +172,26 @@
           <w:szCs w:val="32"/>
           <w:lang w:val="el-GR"/>
         </w:rPr>
+        <w:t xml:space="preserve"> ΑΜ:1100754</w:t>
+      </w:r>
+      <w:r>
+        <w:rPr>
+          <w:b/>
+          <w:bCs/>
+          <w:sz w:val="32"/>
+          <w:szCs w:val="32"/>
+          <w:lang w:val="el-GR"/>
+        </w:rPr>
+        <w:br/>
+      </w:r>
+      <w:r>
+        <w:rPr>
+          <w:b/>
+          <w:bCs/>
+          <w:sz w:val="32"/>
+          <w:szCs w:val="32"/>
+          <w:lang w:val="el-GR"/>
+        </w:rPr>
         <w:t>Παναγιώτης Παπανικολάου ΑΜ:1104804</w:t>
       </w:r>
     </w:p>
@@ -175,7 +253,21 @@
         <w:rPr>
           <w:lang w:val="el-GR"/>
         </w:rPr>
-        <w:t xml:space="preserve">Για να δημιουργίσουμε ένα απλό δίκτυο σε </w:t>
+        <w:t xml:space="preserve">Για να </w:t>
+      </w:r>
+      <w:proofErr w:type="spellStart"/>
+      <w:r>
+        <w:rPr>
+          <w:lang w:val="el-GR"/>
+        </w:rPr>
+        <w:t>δημιουργίσουμε</w:t>
+      </w:r>
+      <w:proofErr w:type="spellEnd"/>
+      <w:r>
+        <w:rPr>
+          <w:lang w:val="el-GR"/>
+        </w:rPr>
+        <w:t xml:space="preserve"> ένα απλό δίκτυο σε </w:t>
       </w:r>
       <w:r>
         <w:t>Python</w:t>
@@ -186,20 +278,44 @@
         </w:rPr>
         <w:t xml:space="preserve"> </w:t>
       </w:r>
-      <w:r>
-        <w:rPr>
-          <w:lang w:val="el-GR"/>
-        </w:rPr>
-        <w:t xml:space="preserve">χρησημοποιόντας τη βιβλιοθήκη </w:t>
-      </w:r>
+      <w:proofErr w:type="spellStart"/>
+      <w:r>
+        <w:rPr>
+          <w:lang w:val="el-GR"/>
+        </w:rPr>
+        <w:t>χρησημοποιόντας</w:t>
+      </w:r>
+      <w:proofErr w:type="spellEnd"/>
+      <w:r>
+        <w:rPr>
+          <w:lang w:val="el-GR"/>
+        </w:rPr>
+        <w:t xml:space="preserve"> τη βιβλιοθήκη </w:t>
+      </w:r>
+      <w:proofErr w:type="spellStart"/>
       <w:r>
         <w:t>Simpy</w:t>
       </w:r>
-      <w:r>
-        <w:rPr>
-          <w:lang w:val="el-GR"/>
-        </w:rPr>
-        <w:t>, το δίκτυο θα πρέπει να αποτελέιται από:</w:t>
+      <w:proofErr w:type="spellEnd"/>
+      <w:r>
+        <w:rPr>
+          <w:lang w:val="el-GR"/>
+        </w:rPr>
+        <w:t xml:space="preserve">, το δίκτυο θα πρέπει να </w:t>
+      </w:r>
+      <w:proofErr w:type="spellStart"/>
+      <w:r>
+        <w:rPr>
+          <w:lang w:val="el-GR"/>
+        </w:rPr>
+        <w:t>αποτελέιται</w:t>
+      </w:r>
+      <w:proofErr w:type="spellEnd"/>
+      <w:r>
+        <w:rPr>
+          <w:lang w:val="el-GR"/>
+        </w:rPr>
+        <w:t xml:space="preserve"> από:</w:t>
       </w:r>
     </w:p>
     <w:p>
@@ -460,7 +576,21 @@
         <w:rPr>
           <w:lang w:val="el-GR"/>
         </w:rPr>
-        <w:t>Για να μοντελοποιήσουμε τη ροή των πακέτων, θα ορίσουμε τρεις κύριες "οντότητες" που λειτουργούν ως</w:t>
+        <w:t xml:space="preserve">Για να </w:t>
+      </w:r>
+      <w:proofErr w:type="spellStart"/>
+      <w:r>
+        <w:rPr>
+          <w:lang w:val="el-GR"/>
+        </w:rPr>
+        <w:t>μοντελοποιήσουμε</w:t>
+      </w:r>
+      <w:proofErr w:type="spellEnd"/>
+      <w:r>
+        <w:rPr>
+          <w:lang w:val="el-GR"/>
+        </w:rPr>
+        <w:t xml:space="preserve"> τη ροή των πακέτων, θα ορίσουμε τρεις κύριες "οντότητες" που λειτουργούν ως</w:t>
       </w:r>
       <w:r>
         <w:t> processes </w:t>
@@ -471,9 +601,11 @@
         </w:rPr>
         <w:t xml:space="preserve">στο </w:t>
       </w:r>
+      <w:proofErr w:type="spellStart"/>
       <w:r>
         <w:t>SimPy</w:t>
       </w:r>
+      <w:proofErr w:type="spellEnd"/>
       <w:r>
         <w:rPr>
           <w:lang w:val="el-GR"/>
@@ -491,9 +623,11 @@
           <w:lang w:val="el-GR"/>
         </w:rPr>
       </w:pPr>
+      <w:proofErr w:type="spellStart"/>
       <w:r>
         <w:t>SourceHost</w:t>
       </w:r>
+      <w:proofErr w:type="spellEnd"/>
       <w:r>
         <w:rPr>
           <w:lang w:val="el-GR"/>
@@ -531,9 +665,11 @@
           <w:lang w:val="el-GR"/>
         </w:rPr>
       </w:pPr>
+      <w:proofErr w:type="spellStart"/>
       <w:r>
         <w:t>DestinationHost</w:t>
       </w:r>
+      <w:proofErr w:type="spellEnd"/>
       <w:r>
         <w:rPr>
           <w:lang w:val="el-GR"/>
@@ -681,7 +817,21 @@
         <w:rPr>
           <w:lang w:val="el-GR"/>
         </w:rPr>
-        <w:t>: Επειδή το μέγεθος των πακέτων  είναι σε</w:t>
+        <w:t xml:space="preserve">: Επειδή το μέγεθος των </w:t>
+      </w:r>
+      <w:proofErr w:type="gramStart"/>
+      <w:r>
+        <w:rPr>
+          <w:lang w:val="el-GR"/>
+        </w:rPr>
+        <w:t>πακέτων  είναι</w:t>
+      </w:r>
+      <w:proofErr w:type="gramEnd"/>
+      <w:r>
+        <w:rPr>
+          <w:lang w:val="el-GR"/>
+        </w:rPr>
+        <w:t xml:space="preserve"> σε</w:t>
       </w:r>
       <w:r>
         <w:t> </w:t>
@@ -1006,7 +1156,27 @@
           <w:sz w:val="40"/>
           <w:szCs w:val="40"/>
         </w:rPr>
-        <w:t>Η Κλάση Packet</w:t>
+        <w:t xml:space="preserve">Η </w:t>
+      </w:r>
+      <w:proofErr w:type="spellStart"/>
+      <w:r>
+        <w:rPr>
+          <w:b/>
+          <w:bCs/>
+          <w:sz w:val="40"/>
+          <w:szCs w:val="40"/>
+        </w:rPr>
+        <w:t>Κλάση</w:t>
+      </w:r>
+      <w:proofErr w:type="spellEnd"/>
+      <w:r>
+        <w:rPr>
+          <w:b/>
+          <w:bCs/>
+          <w:sz w:val="40"/>
+          <w:szCs w:val="40"/>
+        </w:rPr>
+        <w:t> Packet</w:t>
       </w:r>
       <w:r>
         <w:rPr>
@@ -1205,6 +1375,7 @@
         </w:rPr>
         <w:t>_</w:t>
       </w:r>
+      <w:proofErr w:type="gramStart"/>
       <w:r>
         <w:rPr>
           <w:b/>
@@ -1224,6 +1395,7 @@
         </w:rPr>
         <w:t>:</w:t>
       </w:r>
+      <w:proofErr w:type="gramEnd"/>
     </w:p>
     <w:p>
       <w:pPr>
@@ -1258,6 +1430,7 @@
         </w:rPr>
         <w:t xml:space="preserve"> </w:t>
       </w:r>
+      <w:proofErr w:type="gramStart"/>
       <w:r>
         <w:t>True</w:t>
       </w:r>
@@ -1265,7 +1438,14 @@
         <w:rPr>
           <w:lang w:val="el-GR"/>
         </w:rPr>
-        <w:t>:: Είναι ένας ατέρμονος βρόχος που εξασφαλίζει ότι ο πομπός θα δημιουργεί πακέτα καθ' όλη τη διάρκεια της προσομοίωσης.</w:t>
+        <w:t>::</w:t>
+      </w:r>
+      <w:proofErr w:type="gramEnd"/>
+      <w:r>
+        <w:rPr>
+          <w:lang w:val="el-GR"/>
+        </w:rPr>
+        <w:t xml:space="preserve"> Είναι ένας ατέρμονος βρόχος που εξασφαλίζει ότι ο πομπός θα δημιουργεί πακέτα καθ' όλη τη διάρκεια της προσομοίωσης.</w:t>
       </w:r>
     </w:p>
     <w:p>
@@ -1333,8 +1513,13 @@
         <w:t>μέσα στο</w:t>
       </w:r>
       <w:r>
-        <w:t> simpy</w:t>
-      </w:r>
+        <w:t> </w:t>
+      </w:r>
+      <w:proofErr w:type="spellStart"/>
+      <w:r>
+        <w:t>simpy</w:t>
+      </w:r>
+      <w:proofErr w:type="spellEnd"/>
       <w:r>
         <w:rPr>
           <w:lang w:val="el-GR"/>
@@ -1376,6 +1561,7 @@
         </w:rPr>
         <w:t xml:space="preserve"> </w:t>
       </w:r>
+      <w:proofErr w:type="gramStart"/>
       <w:r>
         <w:t>env</w:t>
       </w:r>
@@ -1388,6 +1574,7 @@
       <w:r>
         <w:t>timeout</w:t>
       </w:r>
+      <w:proofErr w:type="gramEnd"/>
       <w:r>
         <w:rPr>
           <w:lang w:val="el-GR"/>
@@ -1412,17 +1599,64 @@
         </w:rPr>
         <w:t xml:space="preserve">): Αυτή είναι η πιο σημαντική εντολή του </w:t>
       </w:r>
+      <w:proofErr w:type="spellStart"/>
       <w:r>
         <w:t>SimPy</w:t>
       </w:r>
+      <w:proofErr w:type="spellEnd"/>
       <w:r>
         <w:rPr>
           <w:lang w:val="el-GR"/>
         </w:rPr>
         <w:t xml:space="preserve">. "Παγώνει" την εκτέλεση της συνάρτησης για ένα συγκεκριμένο χρονικό διάστημα. </w:t>
       </w:r>
-      <w:r>
-        <w:t>Έτσι, μοντελοποιούμε τον ρυθμό αποστολής πακέτων.</w:t>
+      <w:proofErr w:type="spellStart"/>
+      <w:r>
+        <w:t>Έτσι</w:t>
+      </w:r>
+      <w:proofErr w:type="spellEnd"/>
+      <w:r>
+        <w:t xml:space="preserve">, </w:t>
+      </w:r>
+      <w:proofErr w:type="spellStart"/>
+      <w:r>
+        <w:t>μοντελο</w:t>
+      </w:r>
+      <w:proofErr w:type="spellEnd"/>
+      <w:r>
+        <w:t xml:space="preserve">ποιούμε </w:t>
+      </w:r>
+      <w:proofErr w:type="spellStart"/>
+      <w:r>
+        <w:t>τον</w:t>
+      </w:r>
+      <w:proofErr w:type="spellEnd"/>
+      <w:r>
+        <w:t xml:space="preserve"> </w:t>
+      </w:r>
+      <w:proofErr w:type="spellStart"/>
+      <w:r>
+        <w:t>ρυθμό</w:t>
+      </w:r>
+      <w:proofErr w:type="spellEnd"/>
+      <w:r>
+        <w:t xml:space="preserve"> απ</w:t>
+      </w:r>
+      <w:proofErr w:type="spellStart"/>
+      <w:r>
+        <w:t>οστολής</w:t>
+      </w:r>
+      <w:proofErr w:type="spellEnd"/>
+      <w:r>
+        <w:t xml:space="preserve"> πα</w:t>
+      </w:r>
+      <w:proofErr w:type="spellStart"/>
+      <w:r>
+        <w:t>κέτων</w:t>
+      </w:r>
+      <w:proofErr w:type="spellEnd"/>
+      <w:r>
+        <w:t>.</w:t>
       </w:r>
     </w:p>
     <w:p>
@@ -1486,11 +1720,19 @@
           <w:lang w:val="el-GR"/>
         </w:rPr>
       </w:pPr>
-      <w:r>
-        <w:rPr>
-          <w:lang w:val="el-GR"/>
-        </w:rPr>
-        <w:t>Μοντελοποιεί τις βασικές λειτουργίες ενός δρομολογητή.</w:t>
+      <w:proofErr w:type="spellStart"/>
+      <w:r>
+        <w:rPr>
+          <w:lang w:val="el-GR"/>
+        </w:rPr>
+        <w:t>Μοντελοποιεί</w:t>
+      </w:r>
+      <w:proofErr w:type="spellEnd"/>
+      <w:r>
+        <w:rPr>
+          <w:lang w:val="el-GR"/>
+        </w:rPr>
+        <w:t xml:space="preserve"> τις βασικές λειτουργίες ενός δρομολογητή.</w:t>
       </w:r>
     </w:p>
     <w:p>
@@ -1521,6 +1763,7 @@
         </w:rPr>
         <w:t xml:space="preserve"> </w:t>
       </w:r>
+      <w:proofErr w:type="gramStart"/>
       <w:r>
         <w:t>link</w:t>
       </w:r>
@@ -1555,7 +1798,14 @@
         <w:rPr>
           <w:lang w:val="el-GR"/>
         </w:rPr>
-        <w:t>(): Η συνάρτηση "μπλοκάρει" σε αυτό το σημείο και περιμένει μέχρι να εμφανιστεί ένα πακέτο στο κανάλι εισόδου. Μόλις ο</w:t>
+        <w:t>(</w:t>
+      </w:r>
+      <w:proofErr w:type="gramEnd"/>
+      <w:r>
+        <w:rPr>
+          <w:lang w:val="el-GR"/>
+        </w:rPr>
+        <w:t>): Η συνάρτηση "μπλοκάρει" σε αυτό το σημείο και περιμένει μέχρι να εμφανιστεί ένα πακέτο στο κανάλι εισόδου. Μόλις ο</w:t>
       </w:r>
       <w:r>
         <w:t> source</w:t>
@@ -1606,7 +1856,39 @@
           <w:b/>
           <w:bCs/>
         </w:rPr>
-        <w:t>Καθυστέρηση Μετάδοσης (Transmission Delay):</w:t>
+        <w:t>Κα</w:t>
+      </w:r>
+      <w:proofErr w:type="spellStart"/>
+      <w:r>
+        <w:rPr>
+          <w:b/>
+          <w:bCs/>
+        </w:rPr>
+        <w:t>θυστέρηση</w:t>
+      </w:r>
+      <w:proofErr w:type="spellEnd"/>
+      <w:r>
+        <w:rPr>
+          <w:b/>
+          <w:bCs/>
+        </w:rPr>
+        <w:t xml:space="preserve"> </w:t>
+      </w:r>
+      <w:proofErr w:type="spellStart"/>
+      <w:r>
+        <w:rPr>
+          <w:b/>
+          <w:bCs/>
+        </w:rPr>
+        <w:t>Μετάδοσης</w:t>
+      </w:r>
+      <w:proofErr w:type="spellEnd"/>
+      <w:r>
+        <w:rPr>
+          <w:b/>
+          <w:bCs/>
+        </w:rPr>
+        <w:t xml:space="preserve"> (Transmission Delay):</w:t>
       </w:r>
     </w:p>
     <w:p>
@@ -1637,6 +1919,7 @@
         </w:rPr>
         <w:t xml:space="preserve"> = </w:t>
       </w:r>
+      <w:proofErr w:type="gramStart"/>
       <w:r>
         <w:t>packet</w:t>
       </w:r>
@@ -1649,6 +1932,7 @@
       <w:r>
         <w:t>size</w:t>
       </w:r>
+      <w:proofErr w:type="gramEnd"/>
       <w:r>
         <w:rPr>
           <w:lang w:val="el-GR"/>
@@ -1747,6 +2031,7 @@
         </w:rPr>
         <w:t xml:space="preserve"> </w:t>
       </w:r>
+      <w:proofErr w:type="gramStart"/>
       <w:r>
         <w:t>env</w:t>
       </w:r>
@@ -1759,6 +2044,7 @@
       <w:r>
         <w:t>timeout</w:t>
       </w:r>
+      <w:proofErr w:type="gramEnd"/>
       <w:r>
         <w:rPr>
           <w:lang w:val="el-GR"/>
@@ -1805,7 +2091,39 @@
           <w:b/>
           <w:bCs/>
         </w:rPr>
-        <w:t>Καθυστέρηση Διάδοσης (Propagation Delay):</w:t>
+        <w:t>Κα</w:t>
+      </w:r>
+      <w:proofErr w:type="spellStart"/>
+      <w:r>
+        <w:rPr>
+          <w:b/>
+          <w:bCs/>
+        </w:rPr>
+        <w:t>θυστέρηση</w:t>
+      </w:r>
+      <w:proofErr w:type="spellEnd"/>
+      <w:r>
+        <w:rPr>
+          <w:b/>
+          <w:bCs/>
+        </w:rPr>
+        <w:t xml:space="preserve"> </w:t>
+      </w:r>
+      <w:proofErr w:type="spellStart"/>
+      <w:r>
+        <w:rPr>
+          <w:b/>
+          <w:bCs/>
+        </w:rPr>
+        <w:t>Διάδοσης</w:t>
+      </w:r>
+      <w:proofErr w:type="spellEnd"/>
+      <w:r>
+        <w:rPr>
+          <w:b/>
+          <w:bCs/>
+        </w:rPr>
+        <w:t xml:space="preserve"> (Propagation Delay):</w:t>
       </w:r>
     </w:p>
     <w:p>
@@ -1827,6 +2145,7 @@
         </w:rPr>
         <w:t xml:space="preserve"> </w:t>
       </w:r>
+      <w:proofErr w:type="gramStart"/>
       <w:r>
         <w:t>env</w:t>
       </w:r>
@@ -1839,6 +2158,7 @@
       <w:r>
         <w:t>timeout</w:t>
       </w:r>
+      <w:proofErr w:type="gramEnd"/>
       <w:r>
         <w:rPr>
           <w:lang w:val="el-GR"/>
@@ -1903,9 +2223,11 @@
         </w:rPr>
         <w:t>_</w:t>
       </w:r>
+      <w:proofErr w:type="spellStart"/>
       <w:r>
         <w:t>dest</w:t>
       </w:r>
+      <w:proofErr w:type="spellEnd"/>
       <w:r>
         <w:rPr>
           <w:lang w:val="el-GR"/>
@@ -1961,8 +2283,39 @@
           <w:sz w:val="40"/>
           <w:szCs w:val="40"/>
         </w:rPr>
-        <w:t>Η Συνάρτηση destination_host</w:t>
-      </w:r>
+        <w:t xml:space="preserve">Η </w:t>
+      </w:r>
+      <w:proofErr w:type="spellStart"/>
+      <w:r>
+        <w:rPr>
+          <w:b/>
+          <w:bCs/>
+          <w:sz w:val="40"/>
+          <w:szCs w:val="40"/>
+        </w:rPr>
+        <w:t>Συνάρτηση</w:t>
+      </w:r>
+      <w:proofErr w:type="spellEnd"/>
+      <w:r>
+        <w:rPr>
+          <w:b/>
+          <w:bCs/>
+          <w:sz w:val="40"/>
+          <w:szCs w:val="40"/>
+        </w:rPr>
+        <w:t> </w:t>
+      </w:r>
+      <w:proofErr w:type="spellStart"/>
+      <w:r>
+        <w:rPr>
+          <w:b/>
+          <w:bCs/>
+          <w:sz w:val="40"/>
+          <w:szCs w:val="40"/>
+        </w:rPr>
+        <w:t>destination_host</w:t>
+      </w:r>
+      <w:proofErr w:type="spellEnd"/>
       <w:r>
         <w:rPr>
           <w:b/>
@@ -2016,6 +2369,7 @@
         </w:rPr>
         <w:t xml:space="preserve"> </w:t>
       </w:r>
+      <w:proofErr w:type="gramStart"/>
       <w:r>
         <w:t>link</w:t>
       </w:r>
@@ -2050,7 +2404,14 @@
         <w:rPr>
           <w:lang w:val="el-GR"/>
         </w:rPr>
-        <w:t xml:space="preserve">(): Περιμένει να λάβει ένα πακέτο από τον </w:t>
+        <w:t>(</w:t>
+      </w:r>
+      <w:proofErr w:type="gramEnd"/>
+      <w:r>
+        <w:rPr>
+          <w:lang w:val="el-GR"/>
+        </w:rPr>
+        <w:t xml:space="preserve">): Περιμένει να λάβει ένα πακέτο από τον </w:t>
       </w:r>
       <w:r>
         <w:t>router</w:t>
@@ -2081,6 +2442,7 @@
         </w:rPr>
         <w:t xml:space="preserve"> </w:t>
       </w:r>
+      <w:proofErr w:type="gramStart"/>
       <w:r>
         <w:t>env</w:t>
       </w:r>
@@ -2093,6 +2455,7 @@
       <w:r>
         <w:t>timeout</w:t>
       </w:r>
+      <w:proofErr w:type="gramEnd"/>
       <w:r>
         <w:rPr>
           <w:lang w:val="el-GR"/>
@@ -2176,8 +2539,66 @@
           <w:bCs/>
         </w:rPr>
       </w:pPr>
-      <w:r>
-        <w:t xml:space="preserve">end_to_end_delay = env.now - packet.time_created: Αυτός είναι ο τελικός υπολογισμός. </w:t>
+      <w:proofErr w:type="spellStart"/>
+      <w:r>
+        <w:t>end_to_end_delay</w:t>
+      </w:r>
+      <w:proofErr w:type="spellEnd"/>
+      <w:r>
+        <w:t xml:space="preserve"> = </w:t>
+      </w:r>
+      <w:proofErr w:type="spellStart"/>
+      <w:r>
+        <w:t>env.now</w:t>
+      </w:r>
+      <w:proofErr w:type="spellEnd"/>
+      <w:r>
+        <w:t xml:space="preserve"> - </w:t>
+      </w:r>
+      <w:proofErr w:type="spellStart"/>
+      <w:proofErr w:type="gramStart"/>
+      <w:r>
+        <w:t>packet.time</w:t>
+      </w:r>
+      <w:proofErr w:type="gramEnd"/>
+      <w:r>
+        <w:t>_created</w:t>
+      </w:r>
+      <w:proofErr w:type="spellEnd"/>
+      <w:r>
+        <w:t xml:space="preserve">: </w:t>
+      </w:r>
+      <w:proofErr w:type="spellStart"/>
+      <w:r>
+        <w:t>Αυτός</w:t>
+      </w:r>
+      <w:proofErr w:type="spellEnd"/>
+      <w:r>
+        <w:t xml:space="preserve"> </w:t>
+      </w:r>
+      <w:proofErr w:type="spellStart"/>
+      <w:r>
+        <w:t>είν</w:t>
+      </w:r>
+      <w:proofErr w:type="spellEnd"/>
+      <w:r>
+        <w:t xml:space="preserve">αι ο </w:t>
+      </w:r>
+      <w:proofErr w:type="spellStart"/>
+      <w:r>
+        <w:t>τελικός</w:t>
+      </w:r>
+      <w:proofErr w:type="spellEnd"/>
+      <w:r>
+        <w:t xml:space="preserve"> υπ</w:t>
+      </w:r>
+      <w:proofErr w:type="spellStart"/>
+      <w:r>
+        <w:t>ολογισμός</w:t>
+      </w:r>
+      <w:proofErr w:type="spellEnd"/>
+      <w:r>
+        <w:t xml:space="preserve">. </w:t>
       </w:r>
       <w:r>
         <w:rPr>
@@ -2303,9 +2724,12 @@
         </w:rPr>
         <w:t xml:space="preserve"> = </w:t>
       </w:r>
+      <w:proofErr w:type="spellStart"/>
+      <w:proofErr w:type="gramStart"/>
       <w:r>
         <w:t>simpy</w:t>
       </w:r>
+      <w:proofErr w:type="spellEnd"/>
       <w:r>
         <w:rPr>
           <w:lang w:val="el-GR"/>
@@ -2315,6 +2739,7 @@
       <w:r>
         <w:t>Environment</w:t>
       </w:r>
+      <w:proofErr w:type="gramEnd"/>
       <w:r>
         <w:rPr>
           <w:lang w:val="el-GR"/>
@@ -2341,9 +2766,12 @@
         </w:rPr>
         <w:t xml:space="preserve">_... = </w:t>
       </w:r>
+      <w:proofErr w:type="spellStart"/>
+      <w:proofErr w:type="gramStart"/>
       <w:r>
         <w:t>simpy</w:t>
       </w:r>
+      <w:proofErr w:type="spellEnd"/>
       <w:r>
         <w:rPr>
           <w:lang w:val="el-GR"/>
@@ -2353,6 +2781,7 @@
       <w:r>
         <w:t>Store</w:t>
       </w:r>
+      <w:proofErr w:type="gramEnd"/>
       <w:r>
         <w:rPr>
           <w:lang w:val="el-GR"/>
@@ -2379,6 +2808,7 @@
           <w:lang w:val="el-GR"/>
         </w:rPr>
       </w:pPr>
+      <w:proofErr w:type="gramStart"/>
       <w:r>
         <w:t>env</w:t>
       </w:r>
@@ -2391,6 +2821,7 @@
       <w:r>
         <w:t>process</w:t>
       </w:r>
+      <w:proofErr w:type="gramEnd"/>
       <w:r>
         <w:rPr>
           <w:lang w:val="el-GR"/>
@@ -2526,7 +2957,21 @@
         <w:rPr>
           <w:lang w:val="el-GR"/>
         </w:rPr>
-        <w:t>Παρακάτω φένεται το τελικό αποτέλεσμα του ερωτήματος 1</w:t>
+        <w:t xml:space="preserve">Παρακάτω </w:t>
+      </w:r>
+      <w:proofErr w:type="spellStart"/>
+      <w:r>
+        <w:rPr>
+          <w:lang w:val="el-GR"/>
+        </w:rPr>
+        <w:t>φένεται</w:t>
+      </w:r>
+      <w:proofErr w:type="spellEnd"/>
+      <w:r>
+        <w:rPr>
+          <w:lang w:val="el-GR"/>
+        </w:rPr>
+        <w:t xml:space="preserve"> το τελικό αποτέλεσμα του ερωτήματος 1</w:t>
       </w:r>
       <w:r>
         <w:rPr>
@@ -2666,7 +3111,14 @@
         <w:rPr>
           <w:lang w:val="el-GR"/>
         </w:rPr>
-        <w:t>από την καθυστέρηση για το Πακέτο 0 .Αυτό συνέβη επειδή το Πακέτο 1 αναγκάστηκε να περιμένει. Παρόλο που δεν έχουμε φτιάξει ακόμα επίσημα μια "ουρά"</w:t>
+        <w:t>από την καθυστέρηση για το Πακέτο 0 .Αυτό συνέβη επειδή το Πακέτο 1 αναγκάστηκε να περιμένει. Παρόλο που δεν έχουμε φτιάξει ακόμα επίσημα μια "</w:t>
+      </w:r>
+      <w:proofErr w:type="spellStart"/>
+      <w:r>
+        <w:rPr>
+          <w:lang w:val="el-GR"/>
+        </w:rPr>
+        <w:t>ουρά"</w:t>
       </w:r>
       <w:r>
         <w:rPr>
@@ -2678,7 +3130,14 @@
         <w:rPr>
           <w:lang w:val="el-GR"/>
         </w:rPr>
-        <w:t>Αυτό που βλέπ</w:t>
+        <w:t>Αυτό</w:t>
+      </w:r>
+      <w:proofErr w:type="spellEnd"/>
+      <w:r>
+        <w:rPr>
+          <w:lang w:val="el-GR"/>
+        </w:rPr>
+        <w:t xml:space="preserve"> που βλέπ</w:t>
       </w:r>
       <w:r>
         <w:rPr>
@@ -2709,6 +3168,1051 @@
           <w:lang w:val="el-GR"/>
         </w:rPr>
         <w:t xml:space="preserve">στο δίκτυό. </w:t>
+      </w:r>
+    </w:p>
+    <w:p>
+      <w:pPr>
+        <w:rPr>
+          <w:b/>
+          <w:bCs/>
+          <w:lang w:val="el-GR"/>
+        </w:rPr>
+      </w:pPr>
+      <w:r>
+        <w:rPr>
+          <w:b/>
+          <w:bCs/>
+          <w:lang w:val="el-GR"/>
+        </w:rPr>
+        <w:t>Ανάλυση Υλοποίησης Ερωτήματος 3: Προσομοίωση Ουράς και Απόρριψης Πακέτων</w:t>
+      </w:r>
+    </w:p>
+    <w:p>
+      <w:pPr>
+        <w:rPr>
+          <w:lang w:val="el-GR"/>
+        </w:rPr>
+      </w:pPr>
+      <w:r>
+        <w:rPr>
+          <w:lang w:val="el-GR"/>
+        </w:rPr>
+        <w:t>Για την υλοποίηση του τρίτου ερωτήματος, ο στόχος ήταν να μετατραπεί ο δρομολογητής (</w:t>
+      </w:r>
+      <w:proofErr w:type="spellStart"/>
+      <w:r>
+        <w:rPr>
+          <w:lang w:val="el-GR"/>
+        </w:rPr>
+        <w:t>router</w:t>
+      </w:r>
+      <w:proofErr w:type="spellEnd"/>
+      <w:r>
+        <w:rPr>
+          <w:lang w:val="el-GR"/>
+        </w:rPr>
+        <w:t>) από έναν απλό κόμβο προώθησης σε έναν πιο ρεαλιστικό, ο οποίος διαθέτει μια </w:t>
+      </w:r>
+      <w:r>
+        <w:rPr>
+          <w:b/>
+          <w:bCs/>
+          <w:lang w:val="el-GR"/>
+        </w:rPr>
+        <w:t>ουρά αναμονής (</w:t>
+      </w:r>
+      <w:proofErr w:type="spellStart"/>
+      <w:r>
+        <w:rPr>
+          <w:b/>
+          <w:bCs/>
+          <w:lang w:val="el-GR"/>
+        </w:rPr>
+        <w:t>queue</w:t>
+      </w:r>
+      <w:proofErr w:type="spellEnd"/>
+      <w:r>
+        <w:rPr>
+          <w:b/>
+          <w:bCs/>
+          <w:lang w:val="el-GR"/>
+        </w:rPr>
+        <w:t>) περιορισμένου μεγέθους</w:t>
+      </w:r>
+      <w:r>
+        <w:rPr>
+          <w:lang w:val="el-GR"/>
+        </w:rPr>
+        <w:t>. Όταν αυτή η ουρά γεμίζει, κάθε νέο πακέτο που φτάνει πρέπει να απορρίπτεται (</w:t>
+      </w:r>
+      <w:proofErr w:type="spellStart"/>
+      <w:r>
+        <w:rPr>
+          <w:lang w:val="el-GR"/>
+        </w:rPr>
+        <w:t>packet</w:t>
+      </w:r>
+      <w:proofErr w:type="spellEnd"/>
+      <w:r>
+        <w:rPr>
+          <w:lang w:val="el-GR"/>
+        </w:rPr>
+        <w:t xml:space="preserve"> </w:t>
+      </w:r>
+      <w:proofErr w:type="spellStart"/>
+      <w:r>
+        <w:rPr>
+          <w:lang w:val="el-GR"/>
+        </w:rPr>
+        <w:t>drop</w:t>
+      </w:r>
+      <w:proofErr w:type="spellEnd"/>
+      <w:r>
+        <w:rPr>
+          <w:lang w:val="el-GR"/>
+        </w:rPr>
+        <w:t>).</w:t>
+      </w:r>
+    </w:p>
+    <w:p>
+      <w:pPr>
+        <w:rPr>
+          <w:b/>
+          <w:bCs/>
+          <w:lang w:val="el-GR"/>
+        </w:rPr>
+      </w:pPr>
+      <w:r>
+        <w:rPr>
+          <w:b/>
+          <w:bCs/>
+          <w:lang w:val="el-GR"/>
+        </w:rPr>
+        <w:t>1. Αλλαγές στον Κώδικα και Νέες Προσθήκες</w:t>
+      </w:r>
+    </w:p>
+    <w:p>
+      <w:pPr>
+        <w:rPr>
+          <w:lang w:val="el-GR"/>
+        </w:rPr>
+      </w:pPr>
+      <w:r>
+        <w:rPr>
+          <w:lang w:val="el-GR"/>
+        </w:rPr>
+        <w:t xml:space="preserve">Για να επιτευχθεί η παραπάνω λειτουργικότητα, έγιναν οι ακόλουθες </w:t>
+      </w:r>
+      <w:proofErr w:type="spellStart"/>
+      <w:r>
+        <w:rPr>
+          <w:lang w:val="el-GR"/>
+        </w:rPr>
+        <w:t>στοχευμένες</w:t>
+      </w:r>
+      <w:proofErr w:type="spellEnd"/>
+      <w:r>
+        <w:rPr>
+          <w:lang w:val="el-GR"/>
+        </w:rPr>
+        <w:t xml:space="preserve"> προσθήκες και τροποποιήσεις στον κώδικα.</w:t>
+      </w:r>
+    </w:p>
+    <w:p>
+      <w:pPr>
+        <w:rPr>
+          <w:lang w:val="el-GR"/>
+        </w:rPr>
+      </w:pPr>
+      <w:r>
+        <w:rPr>
+          <w:lang w:val="el-GR"/>
+        </w:rPr>
+        <w:t>Προστέθηκε μία νέα παράμετρος για τον καθορισμό της χωρητικότητας της ουράς:</w:t>
+      </w:r>
+    </w:p>
+    <w:p>
+      <w:pPr>
+        <w:numPr>
+          <w:ilvl w:val="0"/>
+          <w:numId w:val="13"/>
+        </w:numPr>
+        <w:rPr>
+          <w:lang w:val="el-GR"/>
+        </w:rPr>
+      </w:pPr>
+      <w:r>
+        <w:rPr>
+          <w:lang w:val="el-GR"/>
+        </w:rPr>
+        <w:lastRenderedPageBreak/>
+        <w:t>QUEUE_SIZE = 10: Αυτή η σταθερά ορίζει ότι η ουρά του δρομολογητή μπορεί να χωρέσει ταυτόχρονα μέχρι 10 πακέτα.</w:t>
+      </w:r>
+    </w:p>
+    <w:p>
+      <w:pPr>
+        <w:rPr>
+          <w:lang w:val="el-GR"/>
+        </w:rPr>
+      </w:pPr>
+      <w:r>
+        <w:rPr>
+          <w:lang w:val="el-GR"/>
+        </w:rPr>
+        <w:t>Επίσης, τροποποιήθηκε η παράμετρος PACKET_INTERVAL_S για να προκληθεί συμφόρηση:</w:t>
+      </w:r>
+    </w:p>
+    <w:p>
+      <w:pPr>
+        <w:numPr>
+          <w:ilvl w:val="0"/>
+          <w:numId w:val="14"/>
+        </w:numPr>
+        <w:rPr>
+          <w:lang w:val="el-GR"/>
+        </w:rPr>
+      </w:pPr>
+      <w:r>
+        <w:rPr>
+          <w:lang w:val="el-GR"/>
+        </w:rPr>
+        <w:t>PACKET_INTERVAL_S = 0.005: Ο χρόνος άφιξης των πακέτων (5ms) ορίστηκε μικρότερος από τον χρόνο που απαιτείται για τη μετάδοσή τους (8ms). Αυτή η συνθήκη είναι απαραίτητη για να διασφαλιστεί ότι η ουρά θα γεμίσει και θα παρατηρήσουμε το φαινόμενο της απόρριψης πακέτων.</w:t>
+      </w:r>
+    </w:p>
+    <w:p>
+      <w:pPr>
+        <w:rPr>
+          <w:lang w:val="el-GR"/>
+        </w:rPr>
+      </w:pPr>
+      <w:r>
+        <w:rPr>
+          <w:lang w:val="el-GR"/>
+        </w:rPr>
+        <w:t>Η σημαντικότερη αλλαγή ήταν η μετατροπή του δρομολογητή από μια απλή συνάρτηση σε μια κλάση (</w:t>
+      </w:r>
+      <w:proofErr w:type="spellStart"/>
+      <w:r>
+        <w:rPr>
+          <w:lang w:val="el-GR"/>
+        </w:rPr>
+        <w:t>class</w:t>
+      </w:r>
+      <w:proofErr w:type="spellEnd"/>
+      <w:r>
+        <w:rPr>
+          <w:lang w:val="el-GR"/>
+        </w:rPr>
+        <w:t xml:space="preserve"> </w:t>
+      </w:r>
+      <w:proofErr w:type="spellStart"/>
+      <w:r>
+        <w:rPr>
+          <w:lang w:val="el-GR"/>
+        </w:rPr>
+        <w:t>Router</w:t>
+      </w:r>
+      <w:proofErr w:type="spellEnd"/>
+      <w:r>
+        <w:rPr>
+          <w:lang w:val="el-GR"/>
+        </w:rPr>
+        <w:t>). Αυτό ήταν αναγκαίο για δύο λόγους:</w:t>
+      </w:r>
+    </w:p>
+    <w:p>
+      <w:pPr>
+        <w:numPr>
+          <w:ilvl w:val="0"/>
+          <w:numId w:val="15"/>
+        </w:numPr>
+        <w:rPr>
+          <w:lang w:val="el-GR"/>
+        </w:rPr>
+      </w:pPr>
+      <w:r>
+        <w:rPr>
+          <w:b/>
+          <w:bCs/>
+          <w:lang w:val="el-GR"/>
+        </w:rPr>
+        <w:t>Διατήρηση Κατάστασης:</w:t>
+      </w:r>
+      <w:r>
+        <w:rPr>
+          <w:lang w:val="el-GR"/>
+        </w:rPr>
+        <w:t> Η κλάση μπορεί να "θυμάται" την κατάστασή της, όπως το περιεχόμενο της ουράς και τον αριθμό των πακέτων που έχουν απορριφθεί.</w:t>
+      </w:r>
+    </w:p>
+    <w:p>
+      <w:pPr>
+        <w:numPr>
+          <w:ilvl w:val="0"/>
+          <w:numId w:val="15"/>
+        </w:numPr>
+        <w:rPr>
+          <w:lang w:val="el-GR"/>
+        </w:rPr>
+      </w:pPr>
+      <w:r>
+        <w:rPr>
+          <w:b/>
+          <w:bCs/>
+          <w:lang w:val="el-GR"/>
+        </w:rPr>
+        <w:t>Διαχωρισμός Λειτουργιών:</w:t>
+      </w:r>
+      <w:r>
+        <w:rPr>
+          <w:lang w:val="el-GR"/>
+        </w:rPr>
+        <w:t xml:space="preserve"> Μας επιτρέπει να </w:t>
+      </w:r>
+      <w:proofErr w:type="spellStart"/>
+      <w:r>
+        <w:rPr>
+          <w:lang w:val="el-GR"/>
+        </w:rPr>
+        <w:t>μοντελοποιήσουμε</w:t>
+      </w:r>
+      <w:proofErr w:type="spellEnd"/>
+      <w:r>
+        <w:rPr>
+          <w:lang w:val="el-GR"/>
+        </w:rPr>
+        <w:t xml:space="preserve"> τις δύο ταυτόχρονες λειτουργίες του </w:t>
+      </w:r>
+      <w:proofErr w:type="spellStart"/>
+      <w:r>
+        <w:rPr>
+          <w:lang w:val="el-GR"/>
+        </w:rPr>
+        <w:t>router</w:t>
+      </w:r>
+      <w:proofErr w:type="spellEnd"/>
+      <w:r>
+        <w:rPr>
+          <w:lang w:val="el-GR"/>
+        </w:rPr>
+        <w:t xml:space="preserve"> (λήψη και αποστολή) ως δύο ξεχωριστές μεθόδους.</w:t>
+      </w:r>
+    </w:p>
+    <w:p>
+      <w:pPr>
+        <w:rPr>
+          <w:lang w:val="el-GR"/>
+        </w:rPr>
+      </w:pPr>
+      <w:r>
+        <w:rPr>
+          <w:lang w:val="el-GR"/>
+        </w:rPr>
+        <w:t>Η κλάση </w:t>
+      </w:r>
+      <w:proofErr w:type="spellStart"/>
+      <w:r>
+        <w:rPr>
+          <w:lang w:val="el-GR"/>
+        </w:rPr>
+        <w:t>Router</w:t>
+      </w:r>
+      <w:proofErr w:type="spellEnd"/>
+      <w:r>
+        <w:rPr>
+          <w:lang w:val="el-GR"/>
+        </w:rPr>
+        <w:t> περιλαμβάνει:</w:t>
+      </w:r>
+    </w:p>
+    <w:p>
+      <w:pPr>
+        <w:numPr>
+          <w:ilvl w:val="0"/>
+          <w:numId w:val="16"/>
+        </w:numPr>
+        <w:rPr>
+          <w:lang w:val="el-GR"/>
+        </w:rPr>
+      </w:pPr>
+      <w:r>
+        <w:rPr>
+          <w:lang w:val="el-GR"/>
+        </w:rPr>
+        <w:t>__</w:t>
+      </w:r>
+      <w:proofErr w:type="spellStart"/>
+      <w:r>
+        <w:rPr>
+          <w:lang w:val="el-GR"/>
+        </w:rPr>
+        <w:t>init</w:t>
+      </w:r>
+      <w:proofErr w:type="spellEnd"/>
+      <w:r>
+        <w:rPr>
+          <w:lang w:val="el-GR"/>
+        </w:rPr>
+        <w:t>__(</w:t>
+      </w:r>
+      <w:proofErr w:type="spellStart"/>
+      <w:r>
+        <w:rPr>
+          <w:lang w:val="el-GR"/>
+        </w:rPr>
+        <w:t>self</w:t>
+      </w:r>
+      <w:proofErr w:type="spellEnd"/>
+      <w:r>
+        <w:rPr>
+          <w:lang w:val="el-GR"/>
+        </w:rPr>
+        <w:t xml:space="preserve">, ...): Ο κατασκευαστής της κλάσης. Εδώ </w:t>
+      </w:r>
+      <w:proofErr w:type="spellStart"/>
+      <w:r>
+        <w:rPr>
+          <w:lang w:val="el-GR"/>
+        </w:rPr>
+        <w:t>αρχικοποιείται</w:t>
+      </w:r>
+      <w:proofErr w:type="spellEnd"/>
+      <w:r>
+        <w:rPr>
+          <w:lang w:val="el-GR"/>
+        </w:rPr>
+        <w:t xml:space="preserve"> η ουρά ως ένα </w:t>
+      </w:r>
+      <w:proofErr w:type="spellStart"/>
+      <w:r>
+        <w:rPr>
+          <w:lang w:val="el-GR"/>
+        </w:rPr>
+        <w:t>simpy.Store</w:t>
+      </w:r>
+      <w:proofErr w:type="spellEnd"/>
+      <w:r>
+        <w:rPr>
+          <w:lang w:val="el-GR"/>
+        </w:rPr>
+        <w:t> με τη μέγιστη χωρητικότητα που ορίσαμε (</w:t>
+      </w:r>
+      <w:proofErr w:type="spellStart"/>
+      <w:r>
+        <w:rPr>
+          <w:lang w:val="el-GR"/>
+        </w:rPr>
+        <w:t>capacity</w:t>
+      </w:r>
+      <w:proofErr w:type="spellEnd"/>
+      <w:r>
+        <w:rPr>
+          <w:lang w:val="el-GR"/>
+        </w:rPr>
+        <w:t xml:space="preserve">=QUEUE_SIZE). Επίσης, </w:t>
+      </w:r>
+      <w:proofErr w:type="spellStart"/>
+      <w:r>
+        <w:rPr>
+          <w:lang w:val="el-GR"/>
+        </w:rPr>
+        <w:t>αρχικοποιείται</w:t>
+      </w:r>
+      <w:proofErr w:type="spellEnd"/>
+      <w:r>
+        <w:rPr>
+          <w:lang w:val="el-GR"/>
+        </w:rPr>
+        <w:t xml:space="preserve"> ένας μετρητής </w:t>
+      </w:r>
+      <w:proofErr w:type="spellStart"/>
+      <w:r>
+        <w:rPr>
+          <w:lang w:val="el-GR"/>
+        </w:rPr>
+        <w:t>self.packets_dropped</w:t>
+      </w:r>
+      <w:proofErr w:type="spellEnd"/>
+      <w:r>
+        <w:rPr>
+          <w:lang w:val="el-GR"/>
+        </w:rPr>
+        <w:t xml:space="preserve"> = 0.</w:t>
+      </w:r>
+    </w:p>
+    <w:p>
+      <w:pPr>
+        <w:numPr>
+          <w:ilvl w:val="0"/>
+          <w:numId w:val="16"/>
+        </w:numPr>
+        <w:rPr>
+          <w:lang w:val="el-GR"/>
+        </w:rPr>
+      </w:pPr>
+      <w:proofErr w:type="spellStart"/>
+      <w:r>
+        <w:rPr>
+          <w:lang w:val="el-GR"/>
+        </w:rPr>
+        <w:t>receive_packets</w:t>
+      </w:r>
+      <w:proofErr w:type="spellEnd"/>
+      <w:r>
+        <w:rPr>
+          <w:lang w:val="el-GR"/>
+        </w:rPr>
+        <w:t>(</w:t>
+      </w:r>
+      <w:proofErr w:type="spellStart"/>
+      <w:r>
+        <w:rPr>
+          <w:lang w:val="el-GR"/>
+        </w:rPr>
+        <w:t>self</w:t>
+      </w:r>
+      <w:proofErr w:type="spellEnd"/>
+      <w:r>
+        <w:rPr>
+          <w:lang w:val="el-GR"/>
+        </w:rPr>
+        <w:t>, ...): Αυτή η μέθοδος εκτελείται ως μια αυτόνομη διαδικασία. Ο ρόλος της είναι να λαμβάνει πακέτα από την πηγή. Για κάθε πακέτο που φτάνει, εκτελεί τον εξής έλεγχο:</w:t>
+      </w:r>
+    </w:p>
+    <w:p>
+      <w:pPr>
+        <w:numPr>
+          <w:ilvl w:val="1"/>
+          <w:numId w:val="16"/>
+        </w:numPr>
+        <w:rPr>
+          <w:lang w:val="el-GR"/>
+        </w:rPr>
+      </w:pPr>
+      <w:proofErr w:type="spellStart"/>
+      <w:r>
+        <w:rPr>
+          <w:b/>
+          <w:bCs/>
+          <w:lang w:val="el-GR"/>
+        </w:rPr>
+        <w:t>if</w:t>
+      </w:r>
+      <w:proofErr w:type="spellEnd"/>
+      <w:r>
+        <w:rPr>
+          <w:b/>
+          <w:bCs/>
+          <w:lang w:val="el-GR"/>
+        </w:rPr>
+        <w:t xml:space="preserve"> </w:t>
+      </w:r>
+      <w:proofErr w:type="spellStart"/>
+      <w:r>
+        <w:rPr>
+          <w:b/>
+          <w:bCs/>
+          <w:lang w:val="el-GR"/>
+        </w:rPr>
+        <w:t>len</w:t>
+      </w:r>
+      <w:proofErr w:type="spellEnd"/>
+      <w:r>
+        <w:rPr>
+          <w:b/>
+          <w:bCs/>
+          <w:lang w:val="el-GR"/>
+        </w:rPr>
+        <w:t>(</w:t>
+      </w:r>
+      <w:proofErr w:type="spellStart"/>
+      <w:r>
+        <w:rPr>
+          <w:b/>
+          <w:bCs/>
+          <w:lang w:val="el-GR"/>
+        </w:rPr>
+        <w:t>self.queue.items</w:t>
+      </w:r>
+      <w:proofErr w:type="spellEnd"/>
+      <w:r>
+        <w:rPr>
+          <w:b/>
+          <w:bCs/>
+          <w:lang w:val="el-GR"/>
+        </w:rPr>
+        <w:t xml:space="preserve">) &lt; </w:t>
+      </w:r>
+      <w:proofErr w:type="spellStart"/>
+      <w:r>
+        <w:rPr>
+          <w:b/>
+          <w:bCs/>
+          <w:lang w:val="el-GR"/>
+        </w:rPr>
+        <w:t>self.queue.capacity</w:t>
+      </w:r>
+      <w:proofErr w:type="spellEnd"/>
+      <w:r>
+        <w:rPr>
+          <w:b/>
+          <w:bCs/>
+          <w:lang w:val="el-GR"/>
+        </w:rPr>
+        <w:t>:</w:t>
+      </w:r>
+      <w:r>
+        <w:rPr>
+          <w:lang w:val="el-GR"/>
+        </w:rPr>
+        <w:t>: Ελέγχει αν ο τρέχων αριθμός πακέτων στην ουρά είναι μικρότερος από τη μέγιστη χωρητικότητα.</w:t>
+      </w:r>
+    </w:p>
+    <w:p>
+      <w:pPr>
+        <w:numPr>
+          <w:ilvl w:val="1"/>
+          <w:numId w:val="16"/>
+        </w:numPr>
+        <w:rPr>
+          <w:lang w:val="el-GR"/>
+        </w:rPr>
+      </w:pPr>
+      <w:r>
+        <w:rPr>
+          <w:b/>
+          <w:bCs/>
+          <w:lang w:val="el-GR"/>
+        </w:rPr>
+        <w:t>Αν υπάρχει χώρος</w:t>
+      </w:r>
+      <w:r>
+        <w:rPr>
+          <w:lang w:val="el-GR"/>
+        </w:rPr>
+        <w:t>: Το πακέτο τοποθετείται στην ουρά με την εντολή </w:t>
+      </w:r>
+      <w:proofErr w:type="spellStart"/>
+      <w:r>
+        <w:rPr>
+          <w:lang w:val="el-GR"/>
+        </w:rPr>
+        <w:t>self.queue.put</w:t>
+      </w:r>
+      <w:proofErr w:type="spellEnd"/>
+      <w:r>
+        <w:rPr>
+          <w:lang w:val="el-GR"/>
+        </w:rPr>
+        <w:t>(</w:t>
+      </w:r>
+      <w:proofErr w:type="spellStart"/>
+      <w:r>
+        <w:rPr>
+          <w:lang w:val="el-GR"/>
+        </w:rPr>
+        <w:t>packet</w:t>
+      </w:r>
+      <w:proofErr w:type="spellEnd"/>
+      <w:r>
+        <w:rPr>
+          <w:lang w:val="el-GR"/>
+        </w:rPr>
+        <w:t>).</w:t>
+      </w:r>
+    </w:p>
+    <w:p>
+      <w:pPr>
+        <w:numPr>
+          <w:ilvl w:val="1"/>
+          <w:numId w:val="16"/>
+        </w:numPr>
+        <w:rPr>
+          <w:lang w:val="el-GR"/>
+        </w:rPr>
+      </w:pPr>
+      <w:r>
+        <w:rPr>
+          <w:b/>
+          <w:bCs/>
+          <w:lang w:val="el-GR"/>
+        </w:rPr>
+        <w:t>Αν η ουρά είναι γεμάτη</w:t>
+      </w:r>
+      <w:r>
+        <w:rPr>
+          <w:lang w:val="el-GR"/>
+        </w:rPr>
+        <w:t>: Το πακέτο απορρίπτεται, ο μετρητής </w:t>
+      </w:r>
+      <w:proofErr w:type="spellStart"/>
+      <w:r>
+        <w:rPr>
+          <w:lang w:val="el-GR"/>
+        </w:rPr>
+        <w:t>self.packets_dropped</w:t>
+      </w:r>
+      <w:proofErr w:type="spellEnd"/>
+      <w:r>
+        <w:rPr>
+          <w:lang w:val="el-GR"/>
+        </w:rPr>
+        <w:t> αυξάνεται, και εκτυπώνεται το μήνυμα "ΑΠΟΡΡΙΨΗ Πακέτου".</w:t>
+      </w:r>
+    </w:p>
+    <w:p>
+      <w:pPr>
+        <w:numPr>
+          <w:ilvl w:val="0"/>
+          <w:numId w:val="16"/>
+        </w:numPr>
+        <w:rPr>
+          <w:lang w:val="el-GR"/>
+        </w:rPr>
+      </w:pPr>
+      <w:proofErr w:type="spellStart"/>
+      <w:r>
+        <w:rPr>
+          <w:lang w:val="el-GR"/>
+        </w:rPr>
+        <w:t>send_packets</w:t>
+      </w:r>
+      <w:proofErr w:type="spellEnd"/>
+      <w:r>
+        <w:rPr>
+          <w:lang w:val="el-GR"/>
+        </w:rPr>
+        <w:t>(</w:t>
+      </w:r>
+      <w:proofErr w:type="spellStart"/>
+      <w:r>
+        <w:rPr>
+          <w:lang w:val="el-GR"/>
+        </w:rPr>
+        <w:t>self</w:t>
+      </w:r>
+      <w:proofErr w:type="spellEnd"/>
+      <w:r>
+        <w:rPr>
+          <w:lang w:val="el-GR"/>
+        </w:rPr>
+        <w:t xml:space="preserve">, ...): Αυτή είναι η δεύτερη διαδικασία του </w:t>
+      </w:r>
+      <w:proofErr w:type="spellStart"/>
+      <w:r>
+        <w:rPr>
+          <w:lang w:val="el-GR"/>
+        </w:rPr>
+        <w:t>router</w:t>
+      </w:r>
+      <w:proofErr w:type="spellEnd"/>
+      <w:r>
+        <w:rPr>
+          <w:lang w:val="el-GR"/>
+        </w:rPr>
+        <w:t>. Ο ρόλος της είναι να εξυπηρετεί την ουρά. Περιμένει μέχρι να υπάρχει κάποιο πακέτο στην ουρά (</w:t>
+      </w:r>
+      <w:proofErr w:type="spellStart"/>
+      <w:r>
+        <w:rPr>
+          <w:lang w:val="el-GR"/>
+        </w:rPr>
+        <w:t>yield</w:t>
+      </w:r>
+      <w:proofErr w:type="spellEnd"/>
+      <w:r>
+        <w:rPr>
+          <w:lang w:val="el-GR"/>
+        </w:rPr>
+        <w:t xml:space="preserve"> </w:t>
+      </w:r>
+      <w:proofErr w:type="spellStart"/>
+      <w:r>
+        <w:rPr>
+          <w:lang w:val="el-GR"/>
+        </w:rPr>
+        <w:t>self.queue.get</w:t>
+      </w:r>
+      <w:proofErr w:type="spellEnd"/>
+      <w:r>
+        <w:rPr>
+          <w:lang w:val="el-GR"/>
+        </w:rPr>
+        <w:t>()), το αφαιρεί, και στη συνέχεια προσομοιώνει τις καθυστερήσεις μετάδοσης και διάδοσης, όπως και πριν.</w:t>
+      </w:r>
+    </w:p>
+    <w:p>
+      <w:pPr>
+        <w:rPr>
+          <w:b/>
+          <w:bCs/>
+          <w:lang w:val="el-GR"/>
+        </w:rPr>
+      </w:pPr>
+      <w:r>
+        <w:rPr>
+          <w:b/>
+          <w:bCs/>
+          <w:lang w:val="el-GR"/>
+        </w:rPr>
+        <w:lastRenderedPageBreak/>
+        <w:t>2. Ανάλυση Αποτελεσμάτων του Ερωτήματος 3</w:t>
+      </w:r>
+    </w:p>
+    <w:p>
+      <w:pPr>
+        <w:rPr>
+          <w:lang w:val="el-GR"/>
+        </w:rPr>
+      </w:pPr>
+      <w:r>
+        <w:rPr>
+          <w:lang w:val="el-GR"/>
+        </w:rPr>
+        <w:t>Τα αποτελέσματα που παρήγαγε η προσομοίωση επιβεβαιώνουν τη σωστή λειτουργία του μοντέλου της ουράς.</w:t>
+      </w:r>
+    </w:p>
+    <w:p>
+      <w:pPr>
+        <w:numPr>
+          <w:ilvl w:val="0"/>
+          <w:numId w:val="17"/>
+        </w:numPr>
+        <w:rPr>
+          <w:lang w:val="el-GR"/>
+        </w:rPr>
+      </w:pPr>
+      <w:r>
+        <w:rPr>
+          <w:b/>
+          <w:bCs/>
+          <w:lang w:val="el-GR"/>
+        </w:rPr>
+        <w:t>Το Γέμισμα της Ουράς:</w:t>
+      </w:r>
+      <w:r>
+        <w:rPr>
+          <w:lang w:val="el-GR"/>
+        </w:rPr>
+        <w:t xml:space="preserve"> Παρατηρούμε ότι από τη χρονική στιγμή t=0.0000 έως t=0.0500, τα πακέτα φτάνουν και μπαίνουν στην ουρά, αυξάνοντας σταδιακά το μέγεθός της (Μέγεθος ουράς: 1/10, 2/10, ..., 10/10). Αυτό συμβαίνει επειδή ο </w:t>
+      </w:r>
+      <w:proofErr w:type="spellStart"/>
+      <w:r>
+        <w:rPr>
+          <w:lang w:val="el-GR"/>
+        </w:rPr>
+        <w:t>router</w:t>
+      </w:r>
+      <w:proofErr w:type="spellEnd"/>
+      <w:r>
+        <w:rPr>
+          <w:lang w:val="el-GR"/>
+        </w:rPr>
+        <w:t xml:space="preserve"> είναι απασχολημένος με τη μετάδοση του πρώτου πακέτου και δεν προλαβαίνει να εξυπηρετήσει τα επόμενα.</w:t>
+      </w:r>
+    </w:p>
+    <w:p>
+      <w:pPr>
+        <w:numPr>
+          <w:ilvl w:val="0"/>
+          <w:numId w:val="17"/>
+        </w:numPr>
+        <w:rPr>
+          <w:lang w:val="el-GR"/>
+        </w:rPr>
+      </w:pPr>
+      <w:r>
+        <w:rPr>
+          <w:b/>
+          <w:bCs/>
+          <w:lang w:val="el-GR"/>
+        </w:rPr>
+        <w:t>Η Πρώτη Απόρριψη:</w:t>
+      </w:r>
+      <w:r>
+        <w:rPr>
+          <w:lang w:val="el-GR"/>
+        </w:rPr>
+        <w:t> Το κρίσιμο σημείο είναι στη χρονική στιγμή t=0.0550. Το Πακέτο 11 φτάνει, αλλά η ουρά είναι ήδη γεμάτη με 10 πακέτα. Ο έλεγχος </w:t>
+      </w:r>
+      <w:proofErr w:type="spellStart"/>
+      <w:r>
+        <w:rPr>
+          <w:lang w:val="el-GR"/>
+        </w:rPr>
+        <w:t>if</w:t>
+      </w:r>
+      <w:proofErr w:type="spellEnd"/>
+      <w:r>
+        <w:rPr>
+          <w:lang w:val="el-GR"/>
+        </w:rPr>
+        <w:t xml:space="preserve"> </w:t>
+      </w:r>
+      <w:proofErr w:type="spellStart"/>
+      <w:r>
+        <w:rPr>
+          <w:lang w:val="el-GR"/>
+        </w:rPr>
+        <w:t>len</w:t>
+      </w:r>
+      <w:proofErr w:type="spellEnd"/>
+      <w:r>
+        <w:rPr>
+          <w:lang w:val="el-GR"/>
+        </w:rPr>
+        <w:t>(</w:t>
+      </w:r>
+      <w:proofErr w:type="spellStart"/>
+      <w:r>
+        <w:rPr>
+          <w:lang w:val="el-GR"/>
+        </w:rPr>
+        <w:t>self.queue.items</w:t>
+      </w:r>
+      <w:proofErr w:type="spellEnd"/>
+      <w:r>
+        <w:rPr>
+          <w:lang w:val="el-GR"/>
+        </w:rPr>
+        <w:t xml:space="preserve">) &lt; </w:t>
+      </w:r>
+      <w:proofErr w:type="spellStart"/>
+      <w:r>
+        <w:rPr>
+          <w:lang w:val="el-GR"/>
+        </w:rPr>
+        <w:t>self.queue.capacity</w:t>
+      </w:r>
+      <w:proofErr w:type="spellEnd"/>
+      <w:r>
+        <w:rPr>
+          <w:lang w:val="el-GR"/>
+        </w:rPr>
+        <w:t> αποτυγχάνει, και το πρόγραμμα εκτελεί το </w:t>
+      </w:r>
+      <w:proofErr w:type="spellStart"/>
+      <w:r>
+        <w:rPr>
+          <w:lang w:val="el-GR"/>
+        </w:rPr>
+        <w:t>else</w:t>
+      </w:r>
+      <w:proofErr w:type="spellEnd"/>
+      <w:r>
+        <w:rPr>
+          <w:lang w:val="el-GR"/>
+        </w:rPr>
+        <w:t> μπλοκ, τυπώνοντας το μήνυμα:</w:t>
+      </w:r>
+      <w:r>
+        <w:rPr>
+          <w:lang w:val="el-GR"/>
+        </w:rPr>
+        <w:br/>
+        <w:t>!!! Χρόνος 0.0550: [</w:t>
+      </w:r>
+      <w:proofErr w:type="spellStart"/>
+      <w:r>
+        <w:rPr>
+          <w:lang w:val="el-GR"/>
+        </w:rPr>
+        <w:t>Router</w:t>
+      </w:r>
+      <w:proofErr w:type="spellEnd"/>
+      <w:r>
+        <w:rPr>
+          <w:lang w:val="el-GR"/>
+        </w:rPr>
+        <w:t>] ΑΠΟΡΡΙΨΗ Πακέτου 11 - Η ουρά είναι γεμάτη! (Σύνολο απορρίψεων: 1)</w:t>
+      </w:r>
+    </w:p>
+    <w:p>
+      <w:pPr>
+        <w:numPr>
+          <w:ilvl w:val="0"/>
+          <w:numId w:val="17"/>
+        </w:numPr>
+        <w:rPr>
+          <w:lang w:val="el-GR"/>
+        </w:rPr>
+      </w:pPr>
+      <w:r>
+        <w:rPr>
+          <w:b/>
+          <w:bCs/>
+          <w:lang w:val="el-GR"/>
+        </w:rPr>
+        <w:t>Η Κατάσταση Συμφόρησης:</w:t>
+      </w:r>
+      <w:r>
+        <w:rPr>
+          <w:lang w:val="el-GR"/>
+        </w:rPr>
+        <w:t xml:space="preserve"> Από εκείνο το σημείο και μετά, το σύστημα βρίσκεται σε μόνιμη συμφόρηση. Η ουρά παραμένει γεμάτη. Κάθε φορά που ένα πακέτο εξυπηρετείται και μια θέση αδειάζει, το αμέσως επόμενο πακέτο που φτάνει την καταλαμβάνει. Όλα τα υπόλοιπα που φτάνουν στο μεταξύ απορρίπτονται, γεγονός που εξηγεί τον μεγάλο συνολικό αριθμό των 81 απορρίψεων. Για παράδειγμα, στο t=0.0580 ο </w:t>
+      </w:r>
+      <w:proofErr w:type="spellStart"/>
+      <w:r>
+        <w:rPr>
+          <w:lang w:val="el-GR"/>
+        </w:rPr>
+        <w:t>router</w:t>
+      </w:r>
+      <w:proofErr w:type="spellEnd"/>
+      <w:r>
+        <w:rPr>
+          <w:lang w:val="el-GR"/>
+        </w:rPr>
+        <w:t xml:space="preserve"> ξεκινά να στέλνει το Πακέτο 1, αδειάζοντας μια θέση. Στο t=0.0600 το Πακέτο 12 προλαβαίνει και μπαίνει στην ουρά. Όμως, το Πακέτο 13 που φτάνει στο t=0.0650 βρίσκει την ουρά πάλι γεμάτη και απορρίπτεται.</w:t>
+      </w:r>
+    </w:p>
+    <w:p>
+      <w:pPr>
+        <w:rPr>
+          <w:lang w:val="el-GR"/>
+        </w:rPr>
+      </w:pPr>
+      <w:r>
+        <w:rPr>
+          <w:b/>
+          <w:bCs/>
+          <w:lang w:val="el-GR"/>
+        </w:rPr>
+        <w:t>Συμπερασματικά</w:t>
+      </w:r>
+      <w:r>
+        <w:rPr>
+          <w:lang w:val="el-GR"/>
+        </w:rPr>
+        <w:t xml:space="preserve">, η υλοποίηση του ερωτήματος 3 </w:t>
+      </w:r>
+      <w:proofErr w:type="spellStart"/>
+      <w:r>
+        <w:rPr>
+          <w:lang w:val="el-GR"/>
+        </w:rPr>
+        <w:t>μοντελοποίησε</w:t>
+      </w:r>
+      <w:proofErr w:type="spellEnd"/>
+      <w:r>
+        <w:rPr>
+          <w:lang w:val="el-GR"/>
+        </w:rPr>
+        <w:t xml:space="preserve"> με επιτυχία τη λειτουργία ενός δρομολογητή με περιορισμένη ουρά, χρησιμοποιώντας μια κλάση για τη διαχείριση της κατάστασης και ένα </w:t>
+      </w:r>
+      <w:proofErr w:type="spellStart"/>
+      <w:r>
+        <w:rPr>
+          <w:lang w:val="el-GR"/>
+        </w:rPr>
+        <w:t>simpy.Store</w:t>
+      </w:r>
+      <w:proofErr w:type="spellEnd"/>
+      <w:r>
+        <w:rPr>
+          <w:lang w:val="el-GR"/>
+        </w:rPr>
+        <w:t> με καθορισμένη χωρητικότητα. Τα αποτελέσματα έδειξαν με σαφήνεια πώς οι συνθήκες συμφόρησης οδηγούν στο γέμισμα της ουράς και στην αναπόφευκτη απόρριψη πακέτων.</w:t>
       </w:r>
     </w:p>
     <w:p>
@@ -3179,6 +4683,119 @@
     </w:lvl>
   </w:abstractNum>
   <w:abstractNum w:abstractNumId="3" w15:restartNumberingAfterBreak="0">
+    <w:nsid w:val="3737714F"/>
+    <w:multiLevelType w:val="multilevel"/>
+    <w:tmpl w:val="452878B8"/>
+    <w:lvl w:ilvl="0">
+      <w:start w:val="1"/>
+      <w:numFmt w:val="decimal"/>
+      <w:lvlText w:val="%1."/>
+      <w:lvlJc w:val="left"/>
+      <w:pPr>
+        <w:tabs>
+          <w:tab w:val="num" w:pos="720"/>
+        </w:tabs>
+        <w:ind w:left="720" w:hanging="360"/>
+      </w:pPr>
+    </w:lvl>
+    <w:lvl w:ilvl="1" w:tentative="1">
+      <w:start w:val="1"/>
+      <w:numFmt w:val="decimal"/>
+      <w:lvlText w:val="%2."/>
+      <w:lvlJc w:val="left"/>
+      <w:pPr>
+        <w:tabs>
+          <w:tab w:val="num" w:pos="1440"/>
+        </w:tabs>
+        <w:ind w:left="1440" w:hanging="360"/>
+      </w:pPr>
+    </w:lvl>
+    <w:lvl w:ilvl="2" w:tentative="1">
+      <w:start w:val="1"/>
+      <w:numFmt w:val="decimal"/>
+      <w:lvlText w:val="%3."/>
+      <w:lvlJc w:val="left"/>
+      <w:pPr>
+        <w:tabs>
+          <w:tab w:val="num" w:pos="2160"/>
+        </w:tabs>
+        <w:ind w:left="2160" w:hanging="360"/>
+      </w:pPr>
+    </w:lvl>
+    <w:lvl w:ilvl="3" w:tentative="1">
+      <w:start w:val="1"/>
+      <w:numFmt w:val="decimal"/>
+      <w:lvlText w:val="%4."/>
+      <w:lvlJc w:val="left"/>
+      <w:pPr>
+        <w:tabs>
+          <w:tab w:val="num" w:pos="2880"/>
+        </w:tabs>
+        <w:ind w:left="2880" w:hanging="360"/>
+      </w:pPr>
+    </w:lvl>
+    <w:lvl w:ilvl="4" w:tentative="1">
+      <w:start w:val="1"/>
+      <w:numFmt w:val="decimal"/>
+      <w:lvlText w:val="%5."/>
+      <w:lvlJc w:val="left"/>
+      <w:pPr>
+        <w:tabs>
+          <w:tab w:val="num" w:pos="3600"/>
+        </w:tabs>
+        <w:ind w:left="3600" w:hanging="360"/>
+      </w:pPr>
+    </w:lvl>
+    <w:lvl w:ilvl="5" w:tentative="1">
+      <w:start w:val="1"/>
+      <w:numFmt w:val="decimal"/>
+      <w:lvlText w:val="%6."/>
+      <w:lvlJc w:val="left"/>
+      <w:pPr>
+        <w:tabs>
+          <w:tab w:val="num" w:pos="4320"/>
+        </w:tabs>
+        <w:ind w:left="4320" w:hanging="360"/>
+      </w:pPr>
+    </w:lvl>
+    <w:lvl w:ilvl="6" w:tentative="1">
+      <w:start w:val="1"/>
+      <w:numFmt w:val="decimal"/>
+      <w:lvlText w:val="%7."/>
+      <w:lvlJc w:val="left"/>
+      <w:pPr>
+        <w:tabs>
+          <w:tab w:val="num" w:pos="5040"/>
+        </w:tabs>
+        <w:ind w:left="5040" w:hanging="360"/>
+      </w:pPr>
+    </w:lvl>
+    <w:lvl w:ilvl="7" w:tentative="1">
+      <w:start w:val="1"/>
+      <w:numFmt w:val="decimal"/>
+      <w:lvlText w:val="%8."/>
+      <w:lvlJc w:val="left"/>
+      <w:pPr>
+        <w:tabs>
+          <w:tab w:val="num" w:pos="5760"/>
+        </w:tabs>
+        <w:ind w:left="5760" w:hanging="360"/>
+      </w:pPr>
+    </w:lvl>
+    <w:lvl w:ilvl="8" w:tentative="1">
+      <w:start w:val="1"/>
+      <w:numFmt w:val="decimal"/>
+      <w:lvlText w:val="%9."/>
+      <w:lvlJc w:val="left"/>
+      <w:pPr>
+        <w:tabs>
+          <w:tab w:val="num" w:pos="6480"/>
+        </w:tabs>
+        <w:ind w:left="6480" w:hanging="360"/>
+      </w:pPr>
+    </w:lvl>
+  </w:abstractNum>
+  <w:abstractNum w:abstractNumId="4" w15:restartNumberingAfterBreak="0">
     <w:nsid w:val="3FAC7CBF"/>
     <w:multiLevelType w:val="multilevel"/>
     <w:tmpl w:val="0126524C"/>
@@ -3327,7 +4944,7 @@
       </w:rPr>
     </w:lvl>
   </w:abstractNum>
-  <w:abstractNum w:abstractNumId="4" w15:restartNumberingAfterBreak="0">
+  <w:abstractNum w:abstractNumId="5" w15:restartNumberingAfterBreak="0">
     <w:nsid w:val="4469459B"/>
     <w:multiLevelType w:val="multilevel"/>
     <w:tmpl w:val="29E8EF60"/>
@@ -3476,7 +5093,7 @@
       </w:rPr>
     </w:lvl>
   </w:abstractNum>
-  <w:abstractNum w:abstractNumId="5" w15:restartNumberingAfterBreak="0">
+  <w:abstractNum w:abstractNumId="6" w15:restartNumberingAfterBreak="0">
     <w:nsid w:val="453F5425"/>
     <w:multiLevelType w:val="multilevel"/>
     <w:tmpl w:val="9F2CED4C"/>
@@ -3625,7 +5242,305 @@
       </w:rPr>
     </w:lvl>
   </w:abstractNum>
-  <w:abstractNum w:abstractNumId="6" w15:restartNumberingAfterBreak="0">
+  <w:abstractNum w:abstractNumId="7" w15:restartNumberingAfterBreak="0">
+    <w:nsid w:val="4BA2593A"/>
+    <w:multiLevelType w:val="multilevel"/>
+    <w:tmpl w:val="9630136A"/>
+    <w:lvl w:ilvl="0">
+      <w:start w:val="1"/>
+      <w:numFmt w:val="bullet"/>
+      <w:lvlText w:val=""/>
+      <w:lvlJc w:val="left"/>
+      <w:pPr>
+        <w:tabs>
+          <w:tab w:val="num" w:pos="720"/>
+        </w:tabs>
+        <w:ind w:left="720" w:hanging="360"/>
+      </w:pPr>
+      <w:rPr>
+        <w:rFonts w:ascii="Symbol" w:hAnsi="Symbol" w:hint="default"/>
+        <w:sz w:val="20"/>
+      </w:rPr>
+    </w:lvl>
+    <w:lvl w:ilvl="1">
+      <w:start w:val="1"/>
+      <w:numFmt w:val="bullet"/>
+      <w:lvlText w:val="o"/>
+      <w:lvlJc w:val="left"/>
+      <w:pPr>
+        <w:tabs>
+          <w:tab w:val="num" w:pos="1440"/>
+        </w:tabs>
+        <w:ind w:left="1440" w:hanging="360"/>
+      </w:pPr>
+      <w:rPr>
+        <w:rFonts w:ascii="Courier New" w:hAnsi="Courier New" w:hint="default"/>
+        <w:sz w:val="20"/>
+      </w:rPr>
+    </w:lvl>
+    <w:lvl w:ilvl="2" w:tentative="1">
+      <w:start w:val="1"/>
+      <w:numFmt w:val="bullet"/>
+      <w:lvlText w:val=""/>
+      <w:lvlJc w:val="left"/>
+      <w:pPr>
+        <w:tabs>
+          <w:tab w:val="num" w:pos="2160"/>
+        </w:tabs>
+        <w:ind w:left="2160" w:hanging="360"/>
+      </w:pPr>
+      <w:rPr>
+        <w:rFonts w:ascii="Wingdings" w:hAnsi="Wingdings" w:hint="default"/>
+        <w:sz w:val="20"/>
+      </w:rPr>
+    </w:lvl>
+    <w:lvl w:ilvl="3" w:tentative="1">
+      <w:start w:val="1"/>
+      <w:numFmt w:val="bullet"/>
+      <w:lvlText w:val=""/>
+      <w:lvlJc w:val="left"/>
+      <w:pPr>
+        <w:tabs>
+          <w:tab w:val="num" w:pos="2880"/>
+        </w:tabs>
+        <w:ind w:left="2880" w:hanging="360"/>
+      </w:pPr>
+      <w:rPr>
+        <w:rFonts w:ascii="Wingdings" w:hAnsi="Wingdings" w:hint="default"/>
+        <w:sz w:val="20"/>
+      </w:rPr>
+    </w:lvl>
+    <w:lvl w:ilvl="4" w:tentative="1">
+      <w:start w:val="1"/>
+      <w:numFmt w:val="bullet"/>
+      <w:lvlText w:val=""/>
+      <w:lvlJc w:val="left"/>
+      <w:pPr>
+        <w:tabs>
+          <w:tab w:val="num" w:pos="3600"/>
+        </w:tabs>
+        <w:ind w:left="3600" w:hanging="360"/>
+      </w:pPr>
+      <w:rPr>
+        <w:rFonts w:ascii="Wingdings" w:hAnsi="Wingdings" w:hint="default"/>
+        <w:sz w:val="20"/>
+      </w:rPr>
+    </w:lvl>
+    <w:lvl w:ilvl="5" w:tentative="1">
+      <w:start w:val="1"/>
+      <w:numFmt w:val="bullet"/>
+      <w:lvlText w:val=""/>
+      <w:lvlJc w:val="left"/>
+      <w:pPr>
+        <w:tabs>
+          <w:tab w:val="num" w:pos="4320"/>
+        </w:tabs>
+        <w:ind w:left="4320" w:hanging="360"/>
+      </w:pPr>
+      <w:rPr>
+        <w:rFonts w:ascii="Wingdings" w:hAnsi="Wingdings" w:hint="default"/>
+        <w:sz w:val="20"/>
+      </w:rPr>
+    </w:lvl>
+    <w:lvl w:ilvl="6" w:tentative="1">
+      <w:start w:val="1"/>
+      <w:numFmt w:val="bullet"/>
+      <w:lvlText w:val=""/>
+      <w:lvlJc w:val="left"/>
+      <w:pPr>
+        <w:tabs>
+          <w:tab w:val="num" w:pos="5040"/>
+        </w:tabs>
+        <w:ind w:left="5040" w:hanging="360"/>
+      </w:pPr>
+      <w:rPr>
+        <w:rFonts w:ascii="Wingdings" w:hAnsi="Wingdings" w:hint="default"/>
+        <w:sz w:val="20"/>
+      </w:rPr>
+    </w:lvl>
+    <w:lvl w:ilvl="7" w:tentative="1">
+      <w:start w:val="1"/>
+      <w:numFmt w:val="bullet"/>
+      <w:lvlText w:val=""/>
+      <w:lvlJc w:val="left"/>
+      <w:pPr>
+        <w:tabs>
+          <w:tab w:val="num" w:pos="5760"/>
+        </w:tabs>
+        <w:ind w:left="5760" w:hanging="360"/>
+      </w:pPr>
+      <w:rPr>
+        <w:rFonts w:ascii="Wingdings" w:hAnsi="Wingdings" w:hint="default"/>
+        <w:sz w:val="20"/>
+      </w:rPr>
+    </w:lvl>
+    <w:lvl w:ilvl="8" w:tentative="1">
+      <w:start w:val="1"/>
+      <w:numFmt w:val="bullet"/>
+      <w:lvlText w:val=""/>
+      <w:lvlJc w:val="left"/>
+      <w:pPr>
+        <w:tabs>
+          <w:tab w:val="num" w:pos="6480"/>
+        </w:tabs>
+        <w:ind w:left="6480" w:hanging="360"/>
+      </w:pPr>
+      <w:rPr>
+        <w:rFonts w:ascii="Wingdings" w:hAnsi="Wingdings" w:hint="default"/>
+        <w:sz w:val="20"/>
+      </w:rPr>
+    </w:lvl>
+  </w:abstractNum>
+  <w:abstractNum w:abstractNumId="8" w15:restartNumberingAfterBreak="0">
+    <w:nsid w:val="53C33556"/>
+    <w:multiLevelType w:val="multilevel"/>
+    <w:tmpl w:val="C628625C"/>
+    <w:lvl w:ilvl="0">
+      <w:start w:val="1"/>
+      <w:numFmt w:val="bullet"/>
+      <w:lvlText w:val=""/>
+      <w:lvlJc w:val="left"/>
+      <w:pPr>
+        <w:tabs>
+          <w:tab w:val="num" w:pos="720"/>
+        </w:tabs>
+        <w:ind w:left="720" w:hanging="360"/>
+      </w:pPr>
+      <w:rPr>
+        <w:rFonts w:ascii="Symbol" w:hAnsi="Symbol" w:hint="default"/>
+        <w:sz w:val="20"/>
+      </w:rPr>
+    </w:lvl>
+    <w:lvl w:ilvl="1" w:tentative="1">
+      <w:start w:val="1"/>
+      <w:numFmt w:val="bullet"/>
+      <w:lvlText w:val="o"/>
+      <w:lvlJc w:val="left"/>
+      <w:pPr>
+        <w:tabs>
+          <w:tab w:val="num" w:pos="1440"/>
+        </w:tabs>
+        <w:ind w:left="1440" w:hanging="360"/>
+      </w:pPr>
+      <w:rPr>
+        <w:rFonts w:ascii="Courier New" w:hAnsi="Courier New" w:hint="default"/>
+        <w:sz w:val="20"/>
+      </w:rPr>
+    </w:lvl>
+    <w:lvl w:ilvl="2" w:tentative="1">
+      <w:start w:val="1"/>
+      <w:numFmt w:val="bullet"/>
+      <w:lvlText w:val=""/>
+      <w:lvlJc w:val="left"/>
+      <w:pPr>
+        <w:tabs>
+          <w:tab w:val="num" w:pos="2160"/>
+        </w:tabs>
+        <w:ind w:left="2160" w:hanging="360"/>
+      </w:pPr>
+      <w:rPr>
+        <w:rFonts w:ascii="Wingdings" w:hAnsi="Wingdings" w:hint="default"/>
+        <w:sz w:val="20"/>
+      </w:rPr>
+    </w:lvl>
+    <w:lvl w:ilvl="3" w:tentative="1">
+      <w:start w:val="1"/>
+      <w:numFmt w:val="bullet"/>
+      <w:lvlText w:val=""/>
+      <w:lvlJc w:val="left"/>
+      <w:pPr>
+        <w:tabs>
+          <w:tab w:val="num" w:pos="2880"/>
+        </w:tabs>
+        <w:ind w:left="2880" w:hanging="360"/>
+      </w:pPr>
+      <w:rPr>
+        <w:rFonts w:ascii="Wingdings" w:hAnsi="Wingdings" w:hint="default"/>
+        <w:sz w:val="20"/>
+      </w:rPr>
+    </w:lvl>
+    <w:lvl w:ilvl="4" w:tentative="1">
+      <w:start w:val="1"/>
+      <w:numFmt w:val="bullet"/>
+      <w:lvlText w:val=""/>
+      <w:lvlJc w:val="left"/>
+      <w:pPr>
+        <w:tabs>
+          <w:tab w:val="num" w:pos="3600"/>
+        </w:tabs>
+        <w:ind w:left="3600" w:hanging="360"/>
+      </w:pPr>
+      <w:rPr>
+        <w:rFonts w:ascii="Wingdings" w:hAnsi="Wingdings" w:hint="default"/>
+        <w:sz w:val="20"/>
+      </w:rPr>
+    </w:lvl>
+    <w:lvl w:ilvl="5" w:tentative="1">
+      <w:start w:val="1"/>
+      <w:numFmt w:val="bullet"/>
+      <w:lvlText w:val=""/>
+      <w:lvlJc w:val="left"/>
+      <w:pPr>
+        <w:tabs>
+          <w:tab w:val="num" w:pos="4320"/>
+        </w:tabs>
+        <w:ind w:left="4320" w:hanging="360"/>
+      </w:pPr>
+      <w:rPr>
+        <w:rFonts w:ascii="Wingdings" w:hAnsi="Wingdings" w:hint="default"/>
+        <w:sz w:val="20"/>
+      </w:rPr>
+    </w:lvl>
+    <w:lvl w:ilvl="6" w:tentative="1">
+      <w:start w:val="1"/>
+      <w:numFmt w:val="bullet"/>
+      <w:lvlText w:val=""/>
+      <w:lvlJc w:val="left"/>
+      <w:pPr>
+        <w:tabs>
+          <w:tab w:val="num" w:pos="5040"/>
+        </w:tabs>
+        <w:ind w:left="5040" w:hanging="360"/>
+      </w:pPr>
+      <w:rPr>
+        <w:rFonts w:ascii="Wingdings" w:hAnsi="Wingdings" w:hint="default"/>
+        <w:sz w:val="20"/>
+      </w:rPr>
+    </w:lvl>
+    <w:lvl w:ilvl="7" w:tentative="1">
+      <w:start w:val="1"/>
+      <w:numFmt w:val="bullet"/>
+      <w:lvlText w:val=""/>
+      <w:lvlJc w:val="left"/>
+      <w:pPr>
+        <w:tabs>
+          <w:tab w:val="num" w:pos="5760"/>
+        </w:tabs>
+        <w:ind w:left="5760" w:hanging="360"/>
+      </w:pPr>
+      <w:rPr>
+        <w:rFonts w:ascii="Wingdings" w:hAnsi="Wingdings" w:hint="default"/>
+        <w:sz w:val="20"/>
+      </w:rPr>
+    </w:lvl>
+    <w:lvl w:ilvl="8" w:tentative="1">
+      <w:start w:val="1"/>
+      <w:numFmt w:val="bullet"/>
+      <w:lvlText w:val=""/>
+      <w:lvlJc w:val="left"/>
+      <w:pPr>
+        <w:tabs>
+          <w:tab w:val="num" w:pos="6480"/>
+        </w:tabs>
+        <w:ind w:left="6480" w:hanging="360"/>
+      </w:pPr>
+      <w:rPr>
+        <w:rFonts w:ascii="Wingdings" w:hAnsi="Wingdings" w:hint="default"/>
+        <w:sz w:val="20"/>
+      </w:rPr>
+    </w:lvl>
+  </w:abstractNum>
+  <w:abstractNum w:abstractNumId="9" w15:restartNumberingAfterBreak="0">
     <w:nsid w:val="53DF498A"/>
     <w:multiLevelType w:val="multilevel"/>
     <w:tmpl w:val="0E6CC19E"/>
@@ -3774,7 +5689,7 @@
       </w:rPr>
     </w:lvl>
   </w:abstractNum>
-  <w:abstractNum w:abstractNumId="7" w15:restartNumberingAfterBreak="0">
+  <w:abstractNum w:abstractNumId="10" w15:restartNumberingAfterBreak="0">
     <w:nsid w:val="55847D1E"/>
     <w:multiLevelType w:val="multilevel"/>
     <w:tmpl w:val="841462A8"/>
@@ -3887,7 +5802,7 @@
       </w:pPr>
     </w:lvl>
   </w:abstractNum>
-  <w:abstractNum w:abstractNumId="8" w15:restartNumberingAfterBreak="0">
+  <w:abstractNum w:abstractNumId="11" w15:restartNumberingAfterBreak="0">
     <w:nsid w:val="56CB68C4"/>
     <w:multiLevelType w:val="multilevel"/>
     <w:tmpl w:val="D41A7480"/>
@@ -4036,7 +5951,7 @@
       </w:rPr>
     </w:lvl>
   </w:abstractNum>
-  <w:abstractNum w:abstractNumId="9" w15:restartNumberingAfterBreak="0">
+  <w:abstractNum w:abstractNumId="12" w15:restartNumberingAfterBreak="0">
     <w:nsid w:val="56DA3426"/>
     <w:multiLevelType w:val="multilevel"/>
     <w:tmpl w:val="BE542ABE"/>
@@ -4185,7 +6100,7 @@
       </w:rPr>
     </w:lvl>
   </w:abstractNum>
-  <w:abstractNum w:abstractNumId="10" w15:restartNumberingAfterBreak="0">
+  <w:abstractNum w:abstractNumId="13" w15:restartNumberingAfterBreak="0">
     <w:nsid w:val="58661B36"/>
     <w:multiLevelType w:val="multilevel"/>
     <w:tmpl w:val="3206582C"/>
@@ -4334,7 +6249,305 @@
       </w:rPr>
     </w:lvl>
   </w:abstractNum>
-  <w:abstractNum w:abstractNumId="11" w15:restartNumberingAfterBreak="0">
+  <w:abstractNum w:abstractNumId="14" w15:restartNumberingAfterBreak="0">
+    <w:nsid w:val="5A460361"/>
+    <w:multiLevelType w:val="multilevel"/>
+    <w:tmpl w:val="B944FCD4"/>
+    <w:lvl w:ilvl="0">
+      <w:start w:val="1"/>
+      <w:numFmt w:val="bullet"/>
+      <w:lvlText w:val=""/>
+      <w:lvlJc w:val="left"/>
+      <w:pPr>
+        <w:tabs>
+          <w:tab w:val="num" w:pos="720"/>
+        </w:tabs>
+        <w:ind w:left="720" w:hanging="360"/>
+      </w:pPr>
+      <w:rPr>
+        <w:rFonts w:ascii="Symbol" w:hAnsi="Symbol" w:hint="default"/>
+        <w:sz w:val="20"/>
+      </w:rPr>
+    </w:lvl>
+    <w:lvl w:ilvl="1" w:tentative="1">
+      <w:start w:val="1"/>
+      <w:numFmt w:val="bullet"/>
+      <w:lvlText w:val="o"/>
+      <w:lvlJc w:val="left"/>
+      <w:pPr>
+        <w:tabs>
+          <w:tab w:val="num" w:pos="1440"/>
+        </w:tabs>
+        <w:ind w:left="1440" w:hanging="360"/>
+      </w:pPr>
+      <w:rPr>
+        <w:rFonts w:ascii="Courier New" w:hAnsi="Courier New" w:hint="default"/>
+        <w:sz w:val="20"/>
+      </w:rPr>
+    </w:lvl>
+    <w:lvl w:ilvl="2" w:tentative="1">
+      <w:start w:val="1"/>
+      <w:numFmt w:val="bullet"/>
+      <w:lvlText w:val=""/>
+      <w:lvlJc w:val="left"/>
+      <w:pPr>
+        <w:tabs>
+          <w:tab w:val="num" w:pos="2160"/>
+        </w:tabs>
+        <w:ind w:left="2160" w:hanging="360"/>
+      </w:pPr>
+      <w:rPr>
+        <w:rFonts w:ascii="Wingdings" w:hAnsi="Wingdings" w:hint="default"/>
+        <w:sz w:val="20"/>
+      </w:rPr>
+    </w:lvl>
+    <w:lvl w:ilvl="3" w:tentative="1">
+      <w:start w:val="1"/>
+      <w:numFmt w:val="bullet"/>
+      <w:lvlText w:val=""/>
+      <w:lvlJc w:val="left"/>
+      <w:pPr>
+        <w:tabs>
+          <w:tab w:val="num" w:pos="2880"/>
+        </w:tabs>
+        <w:ind w:left="2880" w:hanging="360"/>
+      </w:pPr>
+      <w:rPr>
+        <w:rFonts w:ascii="Wingdings" w:hAnsi="Wingdings" w:hint="default"/>
+        <w:sz w:val="20"/>
+      </w:rPr>
+    </w:lvl>
+    <w:lvl w:ilvl="4" w:tentative="1">
+      <w:start w:val="1"/>
+      <w:numFmt w:val="bullet"/>
+      <w:lvlText w:val=""/>
+      <w:lvlJc w:val="left"/>
+      <w:pPr>
+        <w:tabs>
+          <w:tab w:val="num" w:pos="3600"/>
+        </w:tabs>
+        <w:ind w:left="3600" w:hanging="360"/>
+      </w:pPr>
+      <w:rPr>
+        <w:rFonts w:ascii="Wingdings" w:hAnsi="Wingdings" w:hint="default"/>
+        <w:sz w:val="20"/>
+      </w:rPr>
+    </w:lvl>
+    <w:lvl w:ilvl="5" w:tentative="1">
+      <w:start w:val="1"/>
+      <w:numFmt w:val="bullet"/>
+      <w:lvlText w:val=""/>
+      <w:lvlJc w:val="left"/>
+      <w:pPr>
+        <w:tabs>
+          <w:tab w:val="num" w:pos="4320"/>
+        </w:tabs>
+        <w:ind w:left="4320" w:hanging="360"/>
+      </w:pPr>
+      <w:rPr>
+        <w:rFonts w:ascii="Wingdings" w:hAnsi="Wingdings" w:hint="default"/>
+        <w:sz w:val="20"/>
+      </w:rPr>
+    </w:lvl>
+    <w:lvl w:ilvl="6" w:tentative="1">
+      <w:start w:val="1"/>
+      <w:numFmt w:val="bullet"/>
+      <w:lvlText w:val=""/>
+      <w:lvlJc w:val="left"/>
+      <w:pPr>
+        <w:tabs>
+          <w:tab w:val="num" w:pos="5040"/>
+        </w:tabs>
+        <w:ind w:left="5040" w:hanging="360"/>
+      </w:pPr>
+      <w:rPr>
+        <w:rFonts w:ascii="Wingdings" w:hAnsi="Wingdings" w:hint="default"/>
+        <w:sz w:val="20"/>
+      </w:rPr>
+    </w:lvl>
+    <w:lvl w:ilvl="7" w:tentative="1">
+      <w:start w:val="1"/>
+      <w:numFmt w:val="bullet"/>
+      <w:lvlText w:val=""/>
+      <w:lvlJc w:val="left"/>
+      <w:pPr>
+        <w:tabs>
+          <w:tab w:val="num" w:pos="5760"/>
+        </w:tabs>
+        <w:ind w:left="5760" w:hanging="360"/>
+      </w:pPr>
+      <w:rPr>
+        <w:rFonts w:ascii="Wingdings" w:hAnsi="Wingdings" w:hint="default"/>
+        <w:sz w:val="20"/>
+      </w:rPr>
+    </w:lvl>
+    <w:lvl w:ilvl="8" w:tentative="1">
+      <w:start w:val="1"/>
+      <w:numFmt w:val="bullet"/>
+      <w:lvlText w:val=""/>
+      <w:lvlJc w:val="left"/>
+      <w:pPr>
+        <w:tabs>
+          <w:tab w:val="num" w:pos="6480"/>
+        </w:tabs>
+        <w:ind w:left="6480" w:hanging="360"/>
+      </w:pPr>
+      <w:rPr>
+        <w:rFonts w:ascii="Wingdings" w:hAnsi="Wingdings" w:hint="default"/>
+        <w:sz w:val="20"/>
+      </w:rPr>
+    </w:lvl>
+  </w:abstractNum>
+  <w:abstractNum w:abstractNumId="15" w15:restartNumberingAfterBreak="0">
+    <w:nsid w:val="605C7CB4"/>
+    <w:multiLevelType w:val="multilevel"/>
+    <w:tmpl w:val="96466A40"/>
+    <w:lvl w:ilvl="0">
+      <w:start w:val="1"/>
+      <w:numFmt w:val="bullet"/>
+      <w:lvlText w:val=""/>
+      <w:lvlJc w:val="left"/>
+      <w:pPr>
+        <w:tabs>
+          <w:tab w:val="num" w:pos="720"/>
+        </w:tabs>
+        <w:ind w:left="720" w:hanging="360"/>
+      </w:pPr>
+      <w:rPr>
+        <w:rFonts w:ascii="Symbol" w:hAnsi="Symbol" w:hint="default"/>
+        <w:sz w:val="20"/>
+      </w:rPr>
+    </w:lvl>
+    <w:lvl w:ilvl="1" w:tentative="1">
+      <w:start w:val="1"/>
+      <w:numFmt w:val="bullet"/>
+      <w:lvlText w:val="o"/>
+      <w:lvlJc w:val="left"/>
+      <w:pPr>
+        <w:tabs>
+          <w:tab w:val="num" w:pos="1440"/>
+        </w:tabs>
+        <w:ind w:left="1440" w:hanging="360"/>
+      </w:pPr>
+      <w:rPr>
+        <w:rFonts w:ascii="Courier New" w:hAnsi="Courier New" w:hint="default"/>
+        <w:sz w:val="20"/>
+      </w:rPr>
+    </w:lvl>
+    <w:lvl w:ilvl="2" w:tentative="1">
+      <w:start w:val="1"/>
+      <w:numFmt w:val="bullet"/>
+      <w:lvlText w:val=""/>
+      <w:lvlJc w:val="left"/>
+      <w:pPr>
+        <w:tabs>
+          <w:tab w:val="num" w:pos="2160"/>
+        </w:tabs>
+        <w:ind w:left="2160" w:hanging="360"/>
+      </w:pPr>
+      <w:rPr>
+        <w:rFonts w:ascii="Wingdings" w:hAnsi="Wingdings" w:hint="default"/>
+        <w:sz w:val="20"/>
+      </w:rPr>
+    </w:lvl>
+    <w:lvl w:ilvl="3" w:tentative="1">
+      <w:start w:val="1"/>
+      <w:numFmt w:val="bullet"/>
+      <w:lvlText w:val=""/>
+      <w:lvlJc w:val="left"/>
+      <w:pPr>
+        <w:tabs>
+          <w:tab w:val="num" w:pos="2880"/>
+        </w:tabs>
+        <w:ind w:left="2880" w:hanging="360"/>
+      </w:pPr>
+      <w:rPr>
+        <w:rFonts w:ascii="Wingdings" w:hAnsi="Wingdings" w:hint="default"/>
+        <w:sz w:val="20"/>
+      </w:rPr>
+    </w:lvl>
+    <w:lvl w:ilvl="4" w:tentative="1">
+      <w:start w:val="1"/>
+      <w:numFmt w:val="bullet"/>
+      <w:lvlText w:val=""/>
+      <w:lvlJc w:val="left"/>
+      <w:pPr>
+        <w:tabs>
+          <w:tab w:val="num" w:pos="3600"/>
+        </w:tabs>
+        <w:ind w:left="3600" w:hanging="360"/>
+      </w:pPr>
+      <w:rPr>
+        <w:rFonts w:ascii="Wingdings" w:hAnsi="Wingdings" w:hint="default"/>
+        <w:sz w:val="20"/>
+      </w:rPr>
+    </w:lvl>
+    <w:lvl w:ilvl="5" w:tentative="1">
+      <w:start w:val="1"/>
+      <w:numFmt w:val="bullet"/>
+      <w:lvlText w:val=""/>
+      <w:lvlJc w:val="left"/>
+      <w:pPr>
+        <w:tabs>
+          <w:tab w:val="num" w:pos="4320"/>
+        </w:tabs>
+        <w:ind w:left="4320" w:hanging="360"/>
+      </w:pPr>
+      <w:rPr>
+        <w:rFonts w:ascii="Wingdings" w:hAnsi="Wingdings" w:hint="default"/>
+        <w:sz w:val="20"/>
+      </w:rPr>
+    </w:lvl>
+    <w:lvl w:ilvl="6" w:tentative="1">
+      <w:start w:val="1"/>
+      <w:numFmt w:val="bullet"/>
+      <w:lvlText w:val=""/>
+      <w:lvlJc w:val="left"/>
+      <w:pPr>
+        <w:tabs>
+          <w:tab w:val="num" w:pos="5040"/>
+        </w:tabs>
+        <w:ind w:left="5040" w:hanging="360"/>
+      </w:pPr>
+      <w:rPr>
+        <w:rFonts w:ascii="Wingdings" w:hAnsi="Wingdings" w:hint="default"/>
+        <w:sz w:val="20"/>
+      </w:rPr>
+    </w:lvl>
+    <w:lvl w:ilvl="7" w:tentative="1">
+      <w:start w:val="1"/>
+      <w:numFmt w:val="bullet"/>
+      <w:lvlText w:val=""/>
+      <w:lvlJc w:val="left"/>
+      <w:pPr>
+        <w:tabs>
+          <w:tab w:val="num" w:pos="5760"/>
+        </w:tabs>
+        <w:ind w:left="5760" w:hanging="360"/>
+      </w:pPr>
+      <w:rPr>
+        <w:rFonts w:ascii="Wingdings" w:hAnsi="Wingdings" w:hint="default"/>
+        <w:sz w:val="20"/>
+      </w:rPr>
+    </w:lvl>
+    <w:lvl w:ilvl="8" w:tentative="1">
+      <w:start w:val="1"/>
+      <w:numFmt w:val="bullet"/>
+      <w:lvlText w:val=""/>
+      <w:lvlJc w:val="left"/>
+      <w:pPr>
+        <w:tabs>
+          <w:tab w:val="num" w:pos="6480"/>
+        </w:tabs>
+        <w:ind w:left="6480" w:hanging="360"/>
+      </w:pPr>
+      <w:rPr>
+        <w:rFonts w:ascii="Wingdings" w:hAnsi="Wingdings" w:hint="default"/>
+        <w:sz w:val="20"/>
+      </w:rPr>
+    </w:lvl>
+  </w:abstractNum>
+  <w:abstractNum w:abstractNumId="16" w15:restartNumberingAfterBreak="0">
     <w:nsid w:val="66691D5C"/>
     <w:multiLevelType w:val="multilevel"/>
     <w:tmpl w:val="1BA878D2"/>
@@ -4448,40 +6661,55 @@
     </w:lvl>
   </w:abstractNum>
   <w:num w:numId="1" w16cid:durableId="549850228">
-    <w:abstractNumId w:val="5"/>
+    <w:abstractNumId w:val="6"/>
   </w:num>
   <w:num w:numId="2" w16cid:durableId="1607540117">
-    <w:abstractNumId w:val="3"/>
+    <w:abstractNumId w:val="4"/>
   </w:num>
   <w:num w:numId="3" w16cid:durableId="1139690215">
-    <w:abstractNumId w:val="11"/>
+    <w:abstractNumId w:val="16"/>
   </w:num>
   <w:num w:numId="4" w16cid:durableId="715197732">
-    <w:abstractNumId w:val="7"/>
+    <w:abstractNumId w:val="10"/>
   </w:num>
   <w:num w:numId="5" w16cid:durableId="1530678382">
     <w:abstractNumId w:val="1"/>
   </w:num>
   <w:num w:numId="6" w16cid:durableId="2003510328">
-    <w:abstractNumId w:val="4"/>
+    <w:abstractNumId w:val="5"/>
   </w:num>
   <w:num w:numId="7" w16cid:durableId="1877231126">
-    <w:abstractNumId w:val="8"/>
+    <w:abstractNumId w:val="11"/>
   </w:num>
   <w:num w:numId="8" w16cid:durableId="570849478">
-    <w:abstractNumId w:val="9"/>
+    <w:abstractNumId w:val="12"/>
   </w:num>
   <w:num w:numId="9" w16cid:durableId="101341034">
-    <w:abstractNumId w:val="10"/>
+    <w:abstractNumId w:val="13"/>
   </w:num>
   <w:num w:numId="10" w16cid:durableId="660424560">
     <w:abstractNumId w:val="2"/>
   </w:num>
   <w:num w:numId="11" w16cid:durableId="1115053814">
-    <w:abstractNumId w:val="6"/>
+    <w:abstractNumId w:val="9"/>
   </w:num>
   <w:num w:numId="12" w16cid:durableId="1088768098">
     <w:abstractNumId w:val="0"/>
+  </w:num>
+  <w:num w:numId="13" w16cid:durableId="1584605161">
+    <w:abstractNumId w:val="8"/>
+  </w:num>
+  <w:num w:numId="14" w16cid:durableId="1040864676">
+    <w:abstractNumId w:val="15"/>
+  </w:num>
+  <w:num w:numId="15" w16cid:durableId="1624119645">
+    <w:abstractNumId w:val="3"/>
+  </w:num>
+  <w:num w:numId="16" w16cid:durableId="245266291">
+    <w:abstractNumId w:val="7"/>
+  </w:num>
+  <w:num w:numId="17" w16cid:durableId="246772032">
+    <w:abstractNumId w:val="14"/>
   </w:num>
 </w:numbering>
 </file>
@@ -4883,16 +7111,16 @@
     <w:lsdException w:name="Unresolved Mention" w:semiHidden="1" w:unhideWhenUsed="1"/>
     <w:lsdException w:name="Smart Link" w:semiHidden="1" w:unhideWhenUsed="1"/>
   </w:latentStyles>
-  <w:style w:type="paragraph" w:default="1" w:styleId="Normal">
+  <w:style w:type="paragraph" w:default="1" w:styleId="a">
     <w:name w:val="Normal"/>
     <w:qFormat/>
     <w:rsid w:val="00D164ED"/>
   </w:style>
-  <w:style w:type="paragraph" w:styleId="Heading1">
+  <w:style w:type="paragraph" w:styleId="1">
     <w:name w:val="heading 1"/>
-    <w:basedOn w:val="Normal"/>
-    <w:next w:val="Normal"/>
-    <w:link w:val="Heading1Char"/>
+    <w:basedOn w:val="a"/>
+    <w:next w:val="a"/>
+    <w:link w:val="1Char"/>
     <w:uiPriority w:val="9"/>
     <w:qFormat/>
     <w:rsid w:val="00A151D7"/>
@@ -4909,11 +7137,11 @@
       <w:szCs w:val="40"/>
     </w:rPr>
   </w:style>
-  <w:style w:type="paragraph" w:styleId="Heading2">
+  <w:style w:type="paragraph" w:styleId="2">
     <w:name w:val="heading 2"/>
-    <w:basedOn w:val="Normal"/>
-    <w:next w:val="Normal"/>
-    <w:link w:val="Heading2Char"/>
+    <w:basedOn w:val="a"/>
+    <w:next w:val="a"/>
+    <w:link w:val="2Char"/>
     <w:uiPriority w:val="9"/>
     <w:semiHidden/>
     <w:unhideWhenUsed/>
@@ -4932,11 +7160,11 @@
       <w:szCs w:val="32"/>
     </w:rPr>
   </w:style>
-  <w:style w:type="paragraph" w:styleId="Heading3">
+  <w:style w:type="paragraph" w:styleId="3">
     <w:name w:val="heading 3"/>
-    <w:basedOn w:val="Normal"/>
-    <w:next w:val="Normal"/>
-    <w:link w:val="Heading3Char"/>
+    <w:basedOn w:val="a"/>
+    <w:next w:val="a"/>
+    <w:link w:val="3Char"/>
     <w:uiPriority w:val="9"/>
     <w:semiHidden/>
     <w:unhideWhenUsed/>
@@ -4955,11 +7183,11 @@
       <w:szCs w:val="28"/>
     </w:rPr>
   </w:style>
-  <w:style w:type="paragraph" w:styleId="Heading4">
+  <w:style w:type="paragraph" w:styleId="4">
     <w:name w:val="heading 4"/>
-    <w:basedOn w:val="Normal"/>
-    <w:next w:val="Normal"/>
-    <w:link w:val="Heading4Char"/>
+    <w:basedOn w:val="a"/>
+    <w:next w:val="a"/>
+    <w:link w:val="4Char"/>
     <w:uiPriority w:val="9"/>
     <w:semiHidden/>
     <w:unhideWhenUsed/>
@@ -4978,11 +7206,11 @@
       <w:color w:val="0F4761" w:themeColor="accent1" w:themeShade="BF"/>
     </w:rPr>
   </w:style>
-  <w:style w:type="paragraph" w:styleId="Heading5">
+  <w:style w:type="paragraph" w:styleId="5">
     <w:name w:val="heading 5"/>
-    <w:basedOn w:val="Normal"/>
-    <w:next w:val="Normal"/>
-    <w:link w:val="Heading5Char"/>
+    <w:basedOn w:val="a"/>
+    <w:next w:val="a"/>
+    <w:link w:val="5Char"/>
     <w:uiPriority w:val="9"/>
     <w:semiHidden/>
     <w:unhideWhenUsed/>
@@ -4999,11 +7227,11 @@
       <w:color w:val="0F4761" w:themeColor="accent1" w:themeShade="BF"/>
     </w:rPr>
   </w:style>
-  <w:style w:type="paragraph" w:styleId="Heading6">
+  <w:style w:type="paragraph" w:styleId="6">
     <w:name w:val="heading 6"/>
-    <w:basedOn w:val="Normal"/>
-    <w:next w:val="Normal"/>
-    <w:link w:val="Heading6Char"/>
+    <w:basedOn w:val="a"/>
+    <w:next w:val="a"/>
+    <w:link w:val="6Char"/>
     <w:uiPriority w:val="9"/>
     <w:semiHidden/>
     <w:unhideWhenUsed/>
@@ -5022,11 +7250,11 @@
       <w:color w:val="595959" w:themeColor="text1" w:themeTint="A6"/>
     </w:rPr>
   </w:style>
-  <w:style w:type="paragraph" w:styleId="Heading7">
+  <w:style w:type="paragraph" w:styleId="7">
     <w:name w:val="heading 7"/>
-    <w:basedOn w:val="Normal"/>
-    <w:next w:val="Normal"/>
-    <w:link w:val="Heading7Char"/>
+    <w:basedOn w:val="a"/>
+    <w:next w:val="a"/>
+    <w:link w:val="7Char"/>
     <w:uiPriority w:val="9"/>
     <w:semiHidden/>
     <w:unhideWhenUsed/>
@@ -5043,11 +7271,11 @@
       <w:color w:val="595959" w:themeColor="text1" w:themeTint="A6"/>
     </w:rPr>
   </w:style>
-  <w:style w:type="paragraph" w:styleId="Heading8">
+  <w:style w:type="paragraph" w:styleId="8">
     <w:name w:val="heading 8"/>
-    <w:basedOn w:val="Normal"/>
-    <w:next w:val="Normal"/>
-    <w:link w:val="Heading8Char"/>
+    <w:basedOn w:val="a"/>
+    <w:next w:val="a"/>
+    <w:link w:val="8Char"/>
     <w:uiPriority w:val="9"/>
     <w:semiHidden/>
     <w:unhideWhenUsed/>
@@ -5066,11 +7294,11 @@
       <w:color w:val="272727" w:themeColor="text1" w:themeTint="D8"/>
     </w:rPr>
   </w:style>
-  <w:style w:type="paragraph" w:styleId="Heading9">
+  <w:style w:type="paragraph" w:styleId="9">
     <w:name w:val="heading 9"/>
-    <w:basedOn w:val="Normal"/>
-    <w:next w:val="Normal"/>
-    <w:link w:val="Heading9Char"/>
+    <w:basedOn w:val="a"/>
+    <w:next w:val="a"/>
+    <w:link w:val="9Char"/>
     <w:uiPriority w:val="9"/>
     <w:semiHidden/>
     <w:unhideWhenUsed/>
@@ -5087,13 +7315,12 @@
       <w:color w:val="272727" w:themeColor="text1" w:themeTint="D8"/>
     </w:rPr>
   </w:style>
-  <w:style w:type="character" w:default="1" w:styleId="DefaultParagraphFont">
+  <w:style w:type="character" w:default="1" w:styleId="a0">
     <w:name w:val="Default Paragraph Font"/>
     <w:uiPriority w:val="1"/>
-    <w:semiHidden/>
     <w:unhideWhenUsed/>
   </w:style>
-  <w:style w:type="table" w:default="1" w:styleId="TableNormal">
+  <w:style w:type="table" w:default="1" w:styleId="a1">
     <w:name w:val="Normal Table"/>
     <w:uiPriority w:val="99"/>
     <w:semiHidden/>
@@ -5108,16 +7335,16 @@
       </w:tblCellMar>
     </w:tblPr>
   </w:style>
-  <w:style w:type="numbering" w:default="1" w:styleId="NoList">
+  <w:style w:type="numbering" w:default="1" w:styleId="a2">
     <w:name w:val="No List"/>
     <w:uiPriority w:val="99"/>
     <w:semiHidden/>
     <w:unhideWhenUsed/>
   </w:style>
-  <w:style w:type="character" w:customStyle="1" w:styleId="Heading1Char">
-    <w:name w:val="Heading 1 Char"/>
-    <w:basedOn w:val="DefaultParagraphFont"/>
-    <w:link w:val="Heading1"/>
+  <w:style w:type="character" w:customStyle="1" w:styleId="1Char">
+    <w:name w:val="Επικεφαλίδα 1 Char"/>
+    <w:basedOn w:val="a0"/>
+    <w:link w:val="1"/>
     <w:uiPriority w:val="9"/>
     <w:rsid w:val="00A151D7"/>
     <w:rPr>
@@ -5127,10 +7354,10 @@
       <w:szCs w:val="40"/>
     </w:rPr>
   </w:style>
-  <w:style w:type="character" w:customStyle="1" w:styleId="Heading2Char">
-    <w:name w:val="Heading 2 Char"/>
-    <w:basedOn w:val="DefaultParagraphFont"/>
-    <w:link w:val="Heading2"/>
+  <w:style w:type="character" w:customStyle="1" w:styleId="2Char">
+    <w:name w:val="Επικεφαλίδα 2 Char"/>
+    <w:basedOn w:val="a0"/>
+    <w:link w:val="2"/>
     <w:uiPriority w:val="9"/>
     <w:semiHidden/>
     <w:rsid w:val="00A151D7"/>
@@ -5141,10 +7368,10 @@
       <w:szCs w:val="32"/>
     </w:rPr>
   </w:style>
-  <w:style w:type="character" w:customStyle="1" w:styleId="Heading3Char">
-    <w:name w:val="Heading 3 Char"/>
-    <w:basedOn w:val="DefaultParagraphFont"/>
-    <w:link w:val="Heading3"/>
+  <w:style w:type="character" w:customStyle="1" w:styleId="3Char">
+    <w:name w:val="Επικεφαλίδα 3 Char"/>
+    <w:basedOn w:val="a0"/>
+    <w:link w:val="3"/>
     <w:uiPriority w:val="9"/>
     <w:semiHidden/>
     <w:rsid w:val="00A151D7"/>
@@ -5155,10 +7382,10 @@
       <w:szCs w:val="28"/>
     </w:rPr>
   </w:style>
-  <w:style w:type="character" w:customStyle="1" w:styleId="Heading4Char">
-    <w:name w:val="Heading 4 Char"/>
-    <w:basedOn w:val="DefaultParagraphFont"/>
-    <w:link w:val="Heading4"/>
+  <w:style w:type="character" w:customStyle="1" w:styleId="4Char">
+    <w:name w:val="Επικεφαλίδα 4 Char"/>
+    <w:basedOn w:val="a0"/>
+    <w:link w:val="4"/>
     <w:uiPriority w:val="9"/>
     <w:semiHidden/>
     <w:rsid w:val="00A151D7"/>
@@ -5169,10 +7396,10 @@
       <w:color w:val="0F4761" w:themeColor="accent1" w:themeShade="BF"/>
     </w:rPr>
   </w:style>
-  <w:style w:type="character" w:customStyle="1" w:styleId="Heading5Char">
-    <w:name w:val="Heading 5 Char"/>
-    <w:basedOn w:val="DefaultParagraphFont"/>
-    <w:link w:val="Heading5"/>
+  <w:style w:type="character" w:customStyle="1" w:styleId="5Char">
+    <w:name w:val="Επικεφαλίδα 5 Char"/>
+    <w:basedOn w:val="a0"/>
+    <w:link w:val="5"/>
     <w:uiPriority w:val="9"/>
     <w:semiHidden/>
     <w:rsid w:val="00A151D7"/>
@@ -5181,10 +7408,10 @@
       <w:color w:val="0F4761" w:themeColor="accent1" w:themeShade="BF"/>
     </w:rPr>
   </w:style>
-  <w:style w:type="character" w:customStyle="1" w:styleId="Heading6Char">
-    <w:name w:val="Heading 6 Char"/>
-    <w:basedOn w:val="DefaultParagraphFont"/>
-    <w:link w:val="Heading6"/>
+  <w:style w:type="character" w:customStyle="1" w:styleId="6Char">
+    <w:name w:val="Επικεφαλίδα 6 Char"/>
+    <w:basedOn w:val="a0"/>
+    <w:link w:val="6"/>
     <w:uiPriority w:val="9"/>
     <w:semiHidden/>
     <w:rsid w:val="00A151D7"/>
@@ -5195,10 +7422,10 @@
       <w:color w:val="595959" w:themeColor="text1" w:themeTint="A6"/>
     </w:rPr>
   </w:style>
-  <w:style w:type="character" w:customStyle="1" w:styleId="Heading7Char">
-    <w:name w:val="Heading 7 Char"/>
-    <w:basedOn w:val="DefaultParagraphFont"/>
-    <w:link w:val="Heading7"/>
+  <w:style w:type="character" w:customStyle="1" w:styleId="7Char">
+    <w:name w:val="Επικεφαλίδα 7 Char"/>
+    <w:basedOn w:val="a0"/>
+    <w:link w:val="7"/>
     <w:uiPriority w:val="9"/>
     <w:semiHidden/>
     <w:rsid w:val="00A151D7"/>
@@ -5207,10 +7434,10 @@
       <w:color w:val="595959" w:themeColor="text1" w:themeTint="A6"/>
     </w:rPr>
   </w:style>
-  <w:style w:type="character" w:customStyle="1" w:styleId="Heading8Char">
-    <w:name w:val="Heading 8 Char"/>
-    <w:basedOn w:val="DefaultParagraphFont"/>
-    <w:link w:val="Heading8"/>
+  <w:style w:type="character" w:customStyle="1" w:styleId="8Char">
+    <w:name w:val="Επικεφαλίδα 8 Char"/>
+    <w:basedOn w:val="a0"/>
+    <w:link w:val="8"/>
     <w:uiPriority w:val="9"/>
     <w:semiHidden/>
     <w:rsid w:val="00A151D7"/>
@@ -5221,10 +7448,10 @@
       <w:color w:val="272727" w:themeColor="text1" w:themeTint="D8"/>
     </w:rPr>
   </w:style>
-  <w:style w:type="character" w:customStyle="1" w:styleId="Heading9Char">
-    <w:name w:val="Heading 9 Char"/>
-    <w:basedOn w:val="DefaultParagraphFont"/>
-    <w:link w:val="Heading9"/>
+  <w:style w:type="character" w:customStyle="1" w:styleId="9Char">
+    <w:name w:val="Επικεφαλίδα 9 Char"/>
+    <w:basedOn w:val="a0"/>
+    <w:link w:val="9"/>
     <w:uiPriority w:val="9"/>
     <w:semiHidden/>
     <w:rsid w:val="00A151D7"/>
@@ -5233,11 +7460,11 @@
       <w:color w:val="272727" w:themeColor="text1" w:themeTint="D8"/>
     </w:rPr>
   </w:style>
-  <w:style w:type="paragraph" w:styleId="Title">
+  <w:style w:type="paragraph" w:styleId="a3">
     <w:name w:val="Title"/>
-    <w:basedOn w:val="Normal"/>
-    <w:next w:val="Normal"/>
-    <w:link w:val="TitleChar"/>
+    <w:basedOn w:val="a"/>
+    <w:next w:val="a"/>
+    <w:link w:val="Char"/>
     <w:uiPriority w:val="10"/>
     <w:qFormat/>
     <w:rsid w:val="00A151D7"/>
@@ -5253,10 +7480,10 @@
       <w:szCs w:val="56"/>
     </w:rPr>
   </w:style>
-  <w:style w:type="character" w:customStyle="1" w:styleId="TitleChar">
-    <w:name w:val="Title Char"/>
-    <w:basedOn w:val="DefaultParagraphFont"/>
-    <w:link w:val="Title"/>
+  <w:style w:type="character" w:customStyle="1" w:styleId="Char">
+    <w:name w:val="Τίτλος Char"/>
+    <w:basedOn w:val="a0"/>
+    <w:link w:val="a3"/>
     <w:uiPriority w:val="10"/>
     <w:rsid w:val="00A151D7"/>
     <w:rPr>
@@ -5267,11 +7494,11 @@
       <w:szCs w:val="56"/>
     </w:rPr>
   </w:style>
-  <w:style w:type="paragraph" w:styleId="Subtitle">
+  <w:style w:type="paragraph" w:styleId="a4">
     <w:name w:val="Subtitle"/>
-    <w:basedOn w:val="Normal"/>
-    <w:next w:val="Normal"/>
-    <w:link w:val="SubtitleChar"/>
+    <w:basedOn w:val="a"/>
+    <w:next w:val="a"/>
+    <w:link w:val="Char0"/>
     <w:uiPriority w:val="11"/>
     <w:qFormat/>
     <w:rsid w:val="00A151D7"/>
@@ -5288,10 +7515,10 @@
       <w:szCs w:val="28"/>
     </w:rPr>
   </w:style>
-  <w:style w:type="character" w:customStyle="1" w:styleId="SubtitleChar">
-    <w:name w:val="Subtitle Char"/>
-    <w:basedOn w:val="DefaultParagraphFont"/>
-    <w:link w:val="Subtitle"/>
+  <w:style w:type="character" w:customStyle="1" w:styleId="Char0">
+    <w:name w:val="Υπότιτλος Char"/>
+    <w:basedOn w:val="a0"/>
+    <w:link w:val="a4"/>
     <w:uiPriority w:val="11"/>
     <w:rsid w:val="00A151D7"/>
     <w:rPr>
@@ -5302,11 +7529,11 @@
       <w:szCs w:val="28"/>
     </w:rPr>
   </w:style>
-  <w:style w:type="paragraph" w:styleId="Quote">
+  <w:style w:type="paragraph" w:styleId="a5">
     <w:name w:val="Quote"/>
-    <w:basedOn w:val="Normal"/>
-    <w:next w:val="Normal"/>
-    <w:link w:val="QuoteChar"/>
+    <w:basedOn w:val="a"/>
+    <w:next w:val="a"/>
+    <w:link w:val="Char1"/>
     <w:uiPriority w:val="29"/>
     <w:qFormat/>
     <w:rsid w:val="00A151D7"/>
@@ -5320,10 +7547,10 @@
       <w:color w:val="404040" w:themeColor="text1" w:themeTint="BF"/>
     </w:rPr>
   </w:style>
-  <w:style w:type="character" w:customStyle="1" w:styleId="QuoteChar">
-    <w:name w:val="Quote Char"/>
-    <w:basedOn w:val="DefaultParagraphFont"/>
-    <w:link w:val="Quote"/>
+  <w:style w:type="character" w:customStyle="1" w:styleId="Char1">
+    <w:name w:val="Απόσπασμα Char"/>
+    <w:basedOn w:val="a0"/>
+    <w:link w:val="a5"/>
     <w:uiPriority w:val="29"/>
     <w:rsid w:val="00A151D7"/>
     <w:rPr>
@@ -5332,9 +7559,9 @@
       <w:color w:val="404040" w:themeColor="text1" w:themeTint="BF"/>
     </w:rPr>
   </w:style>
-  <w:style w:type="paragraph" w:styleId="ListParagraph">
+  <w:style w:type="paragraph" w:styleId="a6">
     <w:name w:val="List Paragraph"/>
-    <w:basedOn w:val="Normal"/>
+    <w:basedOn w:val="a"/>
     <w:uiPriority w:val="34"/>
     <w:qFormat/>
     <w:rsid w:val="00A151D7"/>
@@ -5343,9 +7570,9 @@
       <w:contextualSpacing/>
     </w:pPr>
   </w:style>
-  <w:style w:type="character" w:styleId="IntenseEmphasis">
+  <w:style w:type="character" w:styleId="a7">
     <w:name w:val="Intense Emphasis"/>
-    <w:basedOn w:val="DefaultParagraphFont"/>
+    <w:basedOn w:val="a0"/>
     <w:uiPriority w:val="21"/>
     <w:qFormat/>
     <w:rsid w:val="00A151D7"/>
@@ -5355,11 +7582,11 @@
       <w:color w:val="0F4761" w:themeColor="accent1" w:themeShade="BF"/>
     </w:rPr>
   </w:style>
-  <w:style w:type="paragraph" w:styleId="IntenseQuote">
+  <w:style w:type="paragraph" w:styleId="a8">
     <w:name w:val="Intense Quote"/>
-    <w:basedOn w:val="Normal"/>
-    <w:next w:val="Normal"/>
-    <w:link w:val="IntenseQuoteChar"/>
+    <w:basedOn w:val="a"/>
+    <w:next w:val="a"/>
+    <w:link w:val="Char2"/>
     <w:uiPriority w:val="30"/>
     <w:qFormat/>
     <w:rsid w:val="00A151D7"/>
@@ -5378,10 +7605,10 @@
       <w:color w:val="0F4761" w:themeColor="accent1" w:themeShade="BF"/>
     </w:rPr>
   </w:style>
-  <w:style w:type="character" w:customStyle="1" w:styleId="IntenseQuoteChar">
-    <w:name w:val="Intense Quote Char"/>
-    <w:basedOn w:val="DefaultParagraphFont"/>
-    <w:link w:val="IntenseQuote"/>
+  <w:style w:type="character" w:customStyle="1" w:styleId="Char2">
+    <w:name w:val="Έντονο απόσπ. Char"/>
+    <w:basedOn w:val="a0"/>
+    <w:link w:val="a8"/>
     <w:uiPriority w:val="30"/>
     <w:rsid w:val="00A151D7"/>
     <w:rPr>
@@ -5390,9 +7617,9 @@
       <w:color w:val="0F4761" w:themeColor="accent1" w:themeShade="BF"/>
     </w:rPr>
   </w:style>
-  <w:style w:type="character" w:styleId="IntenseReference">
+  <w:style w:type="character" w:styleId="a9">
     <w:name w:val="Intense Reference"/>
-    <w:basedOn w:val="DefaultParagraphFont"/>
+    <w:basedOn w:val="a0"/>
     <w:uiPriority w:val="32"/>
     <w:qFormat/>
     <w:rsid w:val="00A151D7"/>

--- a/Αναφορα.docx
+++ b/Αναφορα.docx
@@ -18,7 +18,6 @@
           <w:docGrid w:linePitch="360"/>
         </w:sectPr>
       </w:pPr>
-      <w:proofErr w:type="spellStart"/>
       <w:r>
         <w:rPr>
           <w:b/>
@@ -27,62 +26,7 @@
           <w:szCs w:val="32"/>
           <w:lang w:val="el-GR"/>
         </w:rPr>
-        <w:t>Εργασια</w:t>
-      </w:r>
-      <w:proofErr w:type="spellEnd"/>
-      <w:r>
-        <w:rPr>
-          <w:b/>
-          <w:bCs/>
-          <w:sz w:val="32"/>
-          <w:szCs w:val="32"/>
-          <w:lang w:val="el-GR"/>
-        </w:rPr>
-        <w:t xml:space="preserve"> 13 Προσομοίωση </w:t>
-      </w:r>
-      <w:proofErr w:type="spellStart"/>
-      <w:r>
-        <w:rPr>
-          <w:b/>
-          <w:bCs/>
-          <w:sz w:val="32"/>
-          <w:szCs w:val="32"/>
-          <w:lang w:val="el-GR"/>
-        </w:rPr>
-        <w:t>event-driven</w:t>
-      </w:r>
-      <w:proofErr w:type="spellEnd"/>
-      <w:r>
-        <w:rPr>
-          <w:b/>
-          <w:bCs/>
-          <w:sz w:val="32"/>
-          <w:szCs w:val="32"/>
-          <w:lang w:val="el-GR"/>
-        </w:rPr>
-        <w:t xml:space="preserve"> δικτύου σε </w:t>
-      </w:r>
-      <w:proofErr w:type="spellStart"/>
-      <w:r>
-        <w:rPr>
-          <w:b/>
-          <w:bCs/>
-          <w:sz w:val="32"/>
-          <w:szCs w:val="32"/>
-          <w:lang w:val="el-GR"/>
-        </w:rPr>
-        <w:t>Python</w:t>
-      </w:r>
-      <w:proofErr w:type="spellEnd"/>
-      <w:r>
-        <w:rPr>
-          <w:b/>
-          <w:bCs/>
-          <w:sz w:val="32"/>
-          <w:szCs w:val="32"/>
-          <w:lang w:val="el-GR"/>
-        </w:rPr>
-        <w:t xml:space="preserve"> </w:t>
+        <w:t xml:space="preserve">Εργασια 13 Προσομοίωση event-driven δικτύου σε Python </w:t>
       </w:r>
       <w:r>
         <w:rPr>
@@ -150,9 +94,8 @@
           <w:szCs w:val="32"/>
           <w:lang w:val="el-GR"/>
         </w:rPr>
-        <w:t xml:space="preserve">Αλέξανδρος-Γεώργιος </w:t>
-      </w:r>
-      <w:proofErr w:type="spellStart"/>
+        <w:t>Αλέξανδρος-Γεώργιος Χαλαμπάκης ΑΜ:1100754</w:t>
+      </w:r>
       <w:r>
         <w:rPr>
           <w:b/>
@@ -161,9 +104,8 @@
           <w:szCs w:val="32"/>
           <w:lang w:val="el-GR"/>
         </w:rPr>
-        <w:t>Χαλαμπάκης</w:t>
-      </w:r>
-      <w:proofErr w:type="spellEnd"/>
+        <w:br/>
+      </w:r>
       <w:r>
         <w:rPr>
           <w:b/>
@@ -172,8 +114,15 @@
           <w:szCs w:val="32"/>
           <w:lang w:val="el-GR"/>
         </w:rPr>
-        <w:t xml:space="preserve"> ΑΜ:1100754</w:t>
-      </w:r>
+        <w:t>Παναγιώτης Παπανικολάου ΑΜ:1104804</w:t>
+      </w:r>
+    </w:p>
+    <w:p>
+      <w:pPr>
+        <w:rPr>
+          <w:lang w:val="el-GR"/>
+        </w:rPr>
+      </w:pPr>
       <w:r>
         <w:rPr>
           <w:b/>
@@ -188,33 +137,6 @@
         <w:rPr>
           <w:b/>
           <w:bCs/>
-          <w:sz w:val="32"/>
-          <w:szCs w:val="32"/>
-          <w:lang w:val="el-GR"/>
-        </w:rPr>
-        <w:t>Παναγιώτης Παπανικολάου ΑΜ:1104804</w:t>
-      </w:r>
-    </w:p>
-    <w:p>
-      <w:pPr>
-        <w:rPr>
-          <w:lang w:val="el-GR"/>
-        </w:rPr>
-      </w:pPr>
-      <w:r>
-        <w:rPr>
-          <w:b/>
-          <w:bCs/>
-          <w:sz w:val="32"/>
-          <w:szCs w:val="32"/>
-          <w:lang w:val="el-GR"/>
-        </w:rPr>
-        <w:br/>
-      </w:r>
-      <w:r>
-        <w:rPr>
-          <w:b/>
-          <w:bCs/>
           <w:sz w:val="40"/>
           <w:szCs w:val="40"/>
           <w:lang w:val="el-GR"/>
@@ -253,69 +175,33 @@
         <w:rPr>
           <w:lang w:val="el-GR"/>
         </w:rPr>
-        <w:t xml:space="preserve">Για να </w:t>
+        <w:t xml:space="preserve">Για να δημιουργίσουμε ένα απλό δίκτυο σε </w:t>
+      </w:r>
+      <w:r>
+        <w:t>Python</w:t>
+      </w:r>
+      <w:r>
+        <w:rPr>
+          <w:lang w:val="el-GR"/>
+        </w:rPr>
+        <w:t xml:space="preserve"> </w:t>
+      </w:r>
+      <w:r>
+        <w:rPr>
+          <w:lang w:val="el-GR"/>
+        </w:rPr>
+        <w:t xml:space="preserve">χρησημοποιόντας τη βιβλιοθήκη </w:t>
       </w:r>
       <w:proofErr w:type="spellStart"/>
       <w:r>
-        <w:rPr>
-          <w:lang w:val="el-GR"/>
-        </w:rPr>
-        <w:t>δημιουργίσουμε</w:t>
+        <w:t>Simpy</w:t>
       </w:r>
       <w:proofErr w:type="spellEnd"/>
       <w:r>
         <w:rPr>
           <w:lang w:val="el-GR"/>
         </w:rPr>
-        <w:t xml:space="preserve"> ένα απλό δίκτυο σε </w:t>
-      </w:r>
-      <w:r>
-        <w:t>Python</w:t>
-      </w:r>
-      <w:r>
-        <w:rPr>
-          <w:lang w:val="el-GR"/>
-        </w:rPr>
-        <w:t xml:space="preserve"> </w:t>
-      </w:r>
-      <w:proofErr w:type="spellStart"/>
-      <w:r>
-        <w:rPr>
-          <w:lang w:val="el-GR"/>
-        </w:rPr>
-        <w:t>χρησημοποιόντας</w:t>
-      </w:r>
-      <w:proofErr w:type="spellEnd"/>
-      <w:r>
-        <w:rPr>
-          <w:lang w:val="el-GR"/>
-        </w:rPr>
-        <w:t xml:space="preserve"> τη βιβλιοθήκη </w:t>
-      </w:r>
-      <w:proofErr w:type="spellStart"/>
-      <w:r>
-        <w:t>Simpy</w:t>
-      </w:r>
-      <w:proofErr w:type="spellEnd"/>
-      <w:r>
-        <w:rPr>
-          <w:lang w:val="el-GR"/>
-        </w:rPr>
-        <w:t xml:space="preserve">, το δίκτυο θα πρέπει να </w:t>
-      </w:r>
-      <w:proofErr w:type="spellStart"/>
-      <w:r>
-        <w:rPr>
-          <w:lang w:val="el-GR"/>
-        </w:rPr>
-        <w:t>αποτελέιται</w:t>
-      </w:r>
-      <w:proofErr w:type="spellEnd"/>
-      <w:r>
-        <w:rPr>
-          <w:lang w:val="el-GR"/>
-        </w:rPr>
-        <w:t xml:space="preserve"> από:</w:t>
+        <w:t>, το δίκτυο θα πρέπει να αποτελέιται από:</w:t>
       </w:r>
     </w:p>
     <w:p>
@@ -576,21 +462,7 @@
         <w:rPr>
           <w:lang w:val="el-GR"/>
         </w:rPr>
-        <w:t xml:space="preserve">Για να </w:t>
-      </w:r>
-      <w:proofErr w:type="spellStart"/>
-      <w:r>
-        <w:rPr>
-          <w:lang w:val="el-GR"/>
-        </w:rPr>
-        <w:t>μοντελοποιήσουμε</w:t>
-      </w:r>
-      <w:proofErr w:type="spellEnd"/>
-      <w:r>
-        <w:rPr>
-          <w:lang w:val="el-GR"/>
-        </w:rPr>
-        <w:t xml:space="preserve"> τη ροή των πακέτων, θα ορίσουμε τρεις κύριες "οντότητες" που λειτουργούν ως</w:t>
+        <w:t>Για να μοντελοποιήσουμε τη ροή των πακέτων, θα ορίσουμε τρεις κύριες "οντότητες" που λειτουργούν ως</w:t>
       </w:r>
       <w:r>
         <w:t> processes </w:t>
@@ -1720,19 +1592,11 @@
           <w:lang w:val="el-GR"/>
         </w:rPr>
       </w:pPr>
-      <w:proofErr w:type="spellStart"/>
-      <w:r>
-        <w:rPr>
-          <w:lang w:val="el-GR"/>
-        </w:rPr>
-        <w:t>Μοντελοποιεί</w:t>
-      </w:r>
-      <w:proofErr w:type="spellEnd"/>
-      <w:r>
-        <w:rPr>
-          <w:lang w:val="el-GR"/>
-        </w:rPr>
-        <w:t xml:space="preserve"> τις βασικές λειτουργίες ενός δρομολογητή.</w:t>
+      <w:r>
+        <w:rPr>
+          <w:lang w:val="el-GR"/>
+        </w:rPr>
+        <w:t>Μοντελοποιεί τις βασικές λειτουργίες ενός δρομολογητή.</w:t>
       </w:r>
     </w:p>
     <w:p>
@@ -2957,21 +2821,7 @@
         <w:rPr>
           <w:lang w:val="el-GR"/>
         </w:rPr>
-        <w:t xml:space="preserve">Παρακάτω </w:t>
-      </w:r>
-      <w:proofErr w:type="spellStart"/>
-      <w:r>
-        <w:rPr>
-          <w:lang w:val="el-GR"/>
-        </w:rPr>
-        <w:t>φένεται</w:t>
-      </w:r>
-      <w:proofErr w:type="spellEnd"/>
-      <w:r>
-        <w:rPr>
-          <w:lang w:val="el-GR"/>
-        </w:rPr>
-        <w:t xml:space="preserve"> το τελικό αποτέλεσμα του ερωτήματος 1</w:t>
+        <w:t>Παρακάτω φένεται το τελικό αποτέλεσμα του ερωτήματος 1</w:t>
       </w:r>
       <w:r>
         <w:rPr>
@@ -3111,14 +2961,7 @@
         <w:rPr>
           <w:lang w:val="el-GR"/>
         </w:rPr>
-        <w:t>από την καθυστέρηση για το Πακέτο 0 .Αυτό συνέβη επειδή το Πακέτο 1 αναγκάστηκε να περιμένει. Παρόλο που δεν έχουμε φτιάξει ακόμα επίσημα μια "</w:t>
-      </w:r>
-      <w:proofErr w:type="spellStart"/>
-      <w:r>
-        <w:rPr>
-          <w:lang w:val="el-GR"/>
-        </w:rPr>
-        <w:t>ουρά"</w:t>
+        <w:t>από την καθυστέρηση για το Πακέτο 0 .Αυτό συνέβη επειδή το Πακέτο 1 αναγκάστηκε να περιμένει. Παρόλο που δεν έχουμε φτιάξει ακόμα επίσημα μια "ουρά"</w:t>
       </w:r>
       <w:r>
         <w:rPr>
@@ -3130,14 +2973,7 @@
         <w:rPr>
           <w:lang w:val="el-GR"/>
         </w:rPr>
-        <w:t>Αυτό</w:t>
-      </w:r>
-      <w:proofErr w:type="spellEnd"/>
-      <w:r>
-        <w:rPr>
-          <w:lang w:val="el-GR"/>
-        </w:rPr>
-        <w:t xml:space="preserve"> που βλέπ</w:t>
+        <w:t>Αυτό που βλέπ</w:t>
       </w:r>
       <w:r>
         <w:rPr>
@@ -3168,6 +3004,18 @@
           <w:lang w:val="el-GR"/>
         </w:rPr>
         <w:t xml:space="preserve">στο δίκτυό. </w:t>
+      </w:r>
+      <w:r>
+        <w:rPr>
+          <w:lang w:val="el-GR"/>
+        </w:rPr>
+        <w:br/>
+      </w:r>
+      <w:r>
+        <w:rPr>
+          <w:lang w:val="el-GR"/>
+        </w:rPr>
+        <w:br/>
       </w:r>
     </w:p>
     <w:p>
@@ -3175,16 +3023,70 @@
         <w:rPr>
           <w:b/>
           <w:bCs/>
-          <w:lang w:val="el-GR"/>
-        </w:rPr>
-      </w:pPr>
-      <w:r>
-        <w:rPr>
-          <w:b/>
-          <w:bCs/>
-          <w:lang w:val="el-GR"/>
-        </w:rPr>
-        <w:t>Ανάλυση Υλοποίησης Ερωτήματος 3: Προσομοίωση Ουράς και Απόρριψης Πακέτων</w:t>
+          <w:sz w:val="40"/>
+          <w:szCs w:val="40"/>
+          <w:lang w:val="el-GR"/>
+        </w:rPr>
+      </w:pPr>
+      <w:r>
+        <w:rPr>
+          <w:b/>
+          <w:bCs/>
+          <w:sz w:val="40"/>
+          <w:szCs w:val="40"/>
+          <w:lang w:val="el-GR"/>
+        </w:rPr>
+        <w:t xml:space="preserve"> Ερ</w:t>
+      </w:r>
+      <w:r>
+        <w:rPr>
+          <w:b/>
+          <w:bCs/>
+          <w:sz w:val="40"/>
+          <w:szCs w:val="40"/>
+          <w:lang w:val="el-GR"/>
+        </w:rPr>
+        <w:t>ώ</w:t>
+      </w:r>
+      <w:r>
+        <w:rPr>
+          <w:b/>
+          <w:bCs/>
+          <w:sz w:val="40"/>
+          <w:szCs w:val="40"/>
+          <w:lang w:val="el-GR"/>
+        </w:rPr>
+        <w:t>τ</w:t>
+      </w:r>
+      <w:r>
+        <w:rPr>
+          <w:b/>
+          <w:bCs/>
+          <w:sz w:val="40"/>
+          <w:szCs w:val="40"/>
+          <w:lang w:val="el-GR"/>
+        </w:rPr>
+        <w:t>η</w:t>
+      </w:r>
+      <w:r>
+        <w:rPr>
+          <w:b/>
+          <w:bCs/>
+          <w:sz w:val="40"/>
+          <w:szCs w:val="40"/>
+          <w:lang w:val="el-GR"/>
+        </w:rPr>
+        <w:t>μα</w:t>
+      </w:r>
+      <w:r>
+        <w:rPr>
+          <w:b/>
+          <w:bCs/>
+          <w:sz w:val="40"/>
+          <w:szCs w:val="40"/>
+          <w:lang w:val="el-GR"/>
+        </w:rPr>
+        <w:t xml:space="preserve"> 3</w:t>
       </w:r>
     </w:p>
     <w:p>
@@ -3197,81 +3099,39 @@
         <w:rPr>
           <w:lang w:val="el-GR"/>
         </w:rPr>
-        <w:t>Για την υλοποίηση του τρίτου ερωτήματος, ο στόχος ήταν να μετατραπεί ο δρομολογητής (</w:t>
-      </w:r>
-      <w:proofErr w:type="spellStart"/>
-      <w:r>
-        <w:rPr>
-          <w:lang w:val="el-GR"/>
-        </w:rPr>
-        <w:t>router</w:t>
-      </w:r>
-      <w:proofErr w:type="spellEnd"/>
-      <w:r>
-        <w:rPr>
-          <w:lang w:val="el-GR"/>
-        </w:rPr>
-        <w:t>) από έναν απλό κόμβο προώθησης σε έναν πιο ρεαλιστικό, ο οποίος διαθέτει μια </w:t>
-      </w:r>
-      <w:r>
-        <w:rPr>
-          <w:b/>
-          <w:bCs/>
-          <w:lang w:val="el-GR"/>
-        </w:rPr>
-        <w:t>ουρά αναμονής (</w:t>
-      </w:r>
-      <w:proofErr w:type="spellStart"/>
-      <w:r>
-        <w:rPr>
-          <w:b/>
-          <w:bCs/>
-          <w:lang w:val="el-GR"/>
-        </w:rPr>
-        <w:t>queue</w:t>
-      </w:r>
-      <w:proofErr w:type="spellEnd"/>
-      <w:r>
-        <w:rPr>
-          <w:b/>
-          <w:bCs/>
-          <w:lang w:val="el-GR"/>
-        </w:rPr>
-        <w:t>) περιορισμένου μεγέθους</w:t>
-      </w:r>
-      <w:r>
-        <w:rPr>
-          <w:lang w:val="el-GR"/>
-        </w:rPr>
-        <w:t>. Όταν αυτή η ουρά γεμίζει, κάθε νέο πακέτο που φτάνει πρέπει να απορρίπτεται (</w:t>
-      </w:r>
-      <w:proofErr w:type="spellStart"/>
-      <w:r>
-        <w:rPr>
-          <w:lang w:val="el-GR"/>
-        </w:rPr>
-        <w:t>packet</w:t>
-      </w:r>
-      <w:proofErr w:type="spellEnd"/>
-      <w:r>
-        <w:rPr>
-          <w:lang w:val="el-GR"/>
-        </w:rPr>
-        <w:t xml:space="preserve"> </w:t>
-      </w:r>
-      <w:proofErr w:type="spellStart"/>
-      <w:r>
-        <w:rPr>
-          <w:lang w:val="el-GR"/>
-        </w:rPr>
-        <w:t>drop</w:t>
-      </w:r>
-      <w:proofErr w:type="spellEnd"/>
-      <w:r>
-        <w:rPr>
-          <w:lang w:val="el-GR"/>
-        </w:rPr>
-        <w:t>).</w:t>
+        <w:t xml:space="preserve">Για την υλοποίηση του τρίτου ερωτήματος, ο στόχος </w:t>
+      </w:r>
+      <w:r>
+        <w:rPr>
+          <w:lang w:val="el-GR"/>
+        </w:rPr>
+        <w:t>είναι</w:t>
+      </w:r>
+      <w:r>
+        <w:rPr>
+          <w:lang w:val="el-GR"/>
+        </w:rPr>
+        <w:t xml:space="preserve"> να μετατραπεί ο δρομολογητής  από έναν απλό κόμβο προώθησης σε έναν πιο ρεαλιστικό, ο οποίος διαθέτει μια </w:t>
+      </w:r>
+      <w:r>
+        <w:rPr>
+          <w:b/>
+          <w:bCs/>
+          <w:lang w:val="el-GR"/>
+        </w:rPr>
+        <w:t xml:space="preserve">ουρά </w:t>
+      </w:r>
+      <w:r>
+        <w:rPr>
+          <w:lang w:val="el-GR"/>
+        </w:rPr>
+        <w:t>αναμονής  περιορισμένου μεγέθους</w:t>
+      </w:r>
+      <w:r>
+        <w:rPr>
+          <w:lang w:val="el-GR"/>
+        </w:rPr>
+        <w:t>. Όταν αυτή η ουρά γεμίζει, κάθε νέο πακέτο που φτάνει πρέπει να απορρίπτεται.</w:t>
       </w:r>
     </w:p>
     <w:p>
@@ -3279,43 +3139,30 @@
         <w:rPr>
           <w:b/>
           <w:bCs/>
-          <w:lang w:val="el-GR"/>
-        </w:rPr>
-      </w:pPr>
-      <w:r>
-        <w:rPr>
-          <w:b/>
-          <w:bCs/>
-          <w:lang w:val="el-GR"/>
-        </w:rPr>
-        <w:t>1. Αλλαγές στον Κώδικα και Νέες Προσθήκες</w:t>
-      </w:r>
-    </w:p>
-    <w:p>
-      <w:pPr>
-        <w:rPr>
-          <w:lang w:val="el-GR"/>
-        </w:rPr>
-      </w:pPr>
-      <w:r>
-        <w:rPr>
-          <w:lang w:val="el-GR"/>
-        </w:rPr>
-        <w:t xml:space="preserve">Για να επιτευχθεί η παραπάνω λειτουργικότητα, έγιναν οι ακόλουθες </w:t>
-      </w:r>
-      <w:proofErr w:type="spellStart"/>
-      <w:r>
-        <w:rPr>
-          <w:lang w:val="el-GR"/>
-        </w:rPr>
-        <w:t>στοχευμένες</w:t>
-      </w:r>
-      <w:proofErr w:type="spellEnd"/>
-      <w:r>
-        <w:rPr>
-          <w:lang w:val="el-GR"/>
-        </w:rPr>
-        <w:t xml:space="preserve"> προσθήκες και τροποποιήσεις στον κώδικα.</w:t>
+          <w:sz w:val="40"/>
+          <w:szCs w:val="40"/>
+          <w:lang w:val="el-GR"/>
+        </w:rPr>
+      </w:pPr>
+      <w:r>
+        <w:rPr>
+          <w:b/>
+          <w:bCs/>
+          <w:sz w:val="40"/>
+          <w:szCs w:val="40"/>
+          <w:lang w:val="el-GR"/>
+        </w:rPr>
+        <w:t xml:space="preserve"> </w:t>
+      </w:r>
+      <w:r>
+        <w:rPr>
+          <w:b/>
+          <w:bCs/>
+          <w:sz w:val="40"/>
+          <w:szCs w:val="40"/>
+          <w:lang w:val="el-GR"/>
+        </w:rPr>
+        <w:t>Νέες Παράμετροι:</w:t>
       </w:r>
     </w:p>
     <w:p>
@@ -3343,10 +3190,18 @@
       </w:pPr>
       <w:r>
         <w:rPr>
+          <w:b/>
+          <w:bCs/>
           <w:lang w:val="el-GR"/>
         </w:rPr>
         <w:lastRenderedPageBreak/>
-        <w:t>QUEUE_SIZE = 10: Αυτή η σταθερά ορίζει ότι η ουρά του δρομολογητή μπορεί να χωρέσει ταυτόχρονα μέχρι 10 πακέτα.</w:t>
+        <w:t>QUEUE_SIZE = 10</w:t>
+      </w:r>
+      <w:r>
+        <w:rPr>
+          <w:lang w:val="el-GR"/>
+        </w:rPr>
+        <w:t>: Αυτή η σταθερά ορίζει ότι η ουρά του δρομολογητή μπορεί να χωρέσει ταυτόχρονα μέχρι 10 πακέτα.</w:t>
       </w:r>
     </w:p>
     <w:p>
@@ -3374,50 +3229,58 @@
       </w:pPr>
       <w:r>
         <w:rPr>
-          <w:lang w:val="el-GR"/>
-        </w:rPr>
-        <w:t>PACKET_INTERVAL_S = 0.005: Ο χρόνος άφιξης των πακέτων (5ms) ορίστηκε μικρότερος από τον χρόνο που απαιτείται για τη μετάδοσή τους (8ms). Αυτή η συνθήκη είναι απαραίτητη για να διασφαλιστεί ότι η ουρά θα γεμίσει και θα παρατηρήσουμε το φαινόμενο της απόρριψης πακέτων.</w:t>
-      </w:r>
-    </w:p>
-    <w:p>
-      <w:pPr>
-        <w:rPr>
-          <w:lang w:val="el-GR"/>
-        </w:rPr>
-      </w:pPr>
-      <w:r>
-        <w:rPr>
-          <w:lang w:val="el-GR"/>
-        </w:rPr>
-        <w:t>Η σημαντικότερη αλλαγή ήταν η μετατροπή του δρομολογητή από μια απλή συνάρτηση σε μια κλάση (</w:t>
-      </w:r>
-      <w:proofErr w:type="spellStart"/>
-      <w:r>
-        <w:rPr>
-          <w:lang w:val="el-GR"/>
-        </w:rPr>
-        <w:t>class</w:t>
-      </w:r>
-      <w:proofErr w:type="spellEnd"/>
-      <w:r>
-        <w:rPr>
-          <w:lang w:val="el-GR"/>
-        </w:rPr>
-        <w:t xml:space="preserve"> </w:t>
-      </w:r>
-      <w:proofErr w:type="spellStart"/>
-      <w:r>
-        <w:rPr>
-          <w:lang w:val="el-GR"/>
+          <w:b/>
+          <w:bCs/>
+          <w:lang w:val="el-GR"/>
+        </w:rPr>
+        <w:t>PACKET_INTERVAL_S = 0.005</w:t>
+      </w:r>
+      <w:r>
+        <w:rPr>
+          <w:lang w:val="el-GR"/>
+        </w:rPr>
+        <w:t>: Ο χρόνος άφιξης των πακέτων (5ms) ορίστηκε μικρότερος από τον χρόνο που απαιτείται για τη μετάδοσή τους (8ms). Αυτή η συνθήκη είναι απαραίτητη για να διασφαλιστεί ότι η ουρά θα γεμίσει και θα παρατηρήσουμε το φαινόμενο της απόρριψης πακέτων.</w:t>
+      </w:r>
+      <w:r>
+        <w:rPr>
+          <w:lang w:val="el-GR"/>
+        </w:rPr>
+        <w:br/>
+      </w:r>
+      <w:r>
+        <w:rPr>
+          <w:lang w:val="el-GR"/>
+        </w:rPr>
+        <w:br/>
+      </w:r>
+      <w:r>
+        <w:rPr>
+          <w:b/>
+          <w:bCs/>
+          <w:sz w:val="40"/>
+          <w:szCs w:val="40"/>
+          <w:lang w:val="el-GR"/>
+        </w:rPr>
+        <w:t xml:space="preserve">Μετατροπή </w:t>
+      </w:r>
+      <w:r>
+        <w:rPr>
+          <w:b/>
+          <w:bCs/>
+          <w:sz w:val="40"/>
+          <w:szCs w:val="40"/>
         </w:rPr>
         <w:t>Router</w:t>
       </w:r>
-      <w:proofErr w:type="spellEnd"/>
-      <w:r>
-        <w:rPr>
-          <w:lang w:val="el-GR"/>
-        </w:rPr>
-        <w:t>). Αυτό ήταν αναγκαίο για δύο λόγους:</w:t>
+      <w:r>
+        <w:rPr>
+          <w:b/>
+          <w:bCs/>
+          <w:sz w:val="40"/>
+          <w:szCs w:val="40"/>
+          <w:lang w:val="el-GR"/>
+        </w:rPr>
+        <w:t xml:space="preserve"> σε κλάση:</w:t>
       </w:r>
     </w:p>
     <w:p>
@@ -3467,35 +3330,7 @@
         <w:rPr>
           <w:lang w:val="el-GR"/>
         </w:rPr>
-        <w:t xml:space="preserve"> Μας επιτρέπει να </w:t>
-      </w:r>
-      <w:proofErr w:type="spellStart"/>
-      <w:r>
-        <w:rPr>
-          <w:lang w:val="el-GR"/>
-        </w:rPr>
-        <w:t>μοντελοποιήσουμε</w:t>
-      </w:r>
-      <w:proofErr w:type="spellEnd"/>
-      <w:r>
-        <w:rPr>
-          <w:lang w:val="el-GR"/>
-        </w:rPr>
-        <w:t xml:space="preserve"> τις δύο ταυτόχρονες λειτουργίες του </w:t>
-      </w:r>
-      <w:proofErr w:type="spellStart"/>
-      <w:r>
-        <w:rPr>
-          <w:lang w:val="el-GR"/>
-        </w:rPr>
-        <w:t>router</w:t>
-      </w:r>
-      <w:proofErr w:type="spellEnd"/>
-      <w:r>
-        <w:rPr>
-          <w:lang w:val="el-GR"/>
-        </w:rPr>
-        <w:t xml:space="preserve"> (λήψη και αποστολή) ως δύο ξεχωριστές μεθόδους.</w:t>
+        <w:t> Μας επιτρέπει να μοντελοποιήσουμε τις δύο ταυτόχρονες λειτουργίες του router (λήψη και αποστολή) ως δύο ξεχωριστές μεθόδους.</w:t>
       </w:r>
     </w:p>
     <w:p>
@@ -3508,21 +3343,7 @@
         <w:rPr>
           <w:lang w:val="el-GR"/>
         </w:rPr>
-        <w:t>Η κλάση </w:t>
-      </w:r>
-      <w:proofErr w:type="spellStart"/>
-      <w:r>
-        <w:rPr>
-          <w:lang w:val="el-GR"/>
-        </w:rPr>
-        <w:t>Router</w:t>
-      </w:r>
-      <w:proofErr w:type="spellEnd"/>
-      <w:r>
-        <w:rPr>
-          <w:lang w:val="el-GR"/>
-        </w:rPr>
-        <w:t> περιλαμβάνει:</w:t>
+        <w:t>Η κλάση Router περιλαμβάνει:</w:t>
       </w:r>
     </w:p>
     <w:p>
@@ -3539,105 +3360,7 @@
         <w:rPr>
           <w:lang w:val="el-GR"/>
         </w:rPr>
-        <w:t>__</w:t>
-      </w:r>
-      <w:proofErr w:type="spellStart"/>
-      <w:r>
-        <w:rPr>
-          <w:lang w:val="el-GR"/>
-        </w:rPr>
-        <w:t>init</w:t>
-      </w:r>
-      <w:proofErr w:type="spellEnd"/>
-      <w:r>
-        <w:rPr>
-          <w:lang w:val="el-GR"/>
-        </w:rPr>
-        <w:t>__(</w:t>
-      </w:r>
-      <w:proofErr w:type="spellStart"/>
-      <w:r>
-        <w:rPr>
-          <w:lang w:val="el-GR"/>
-        </w:rPr>
-        <w:t>self</w:t>
-      </w:r>
-      <w:proofErr w:type="spellEnd"/>
-      <w:r>
-        <w:rPr>
-          <w:lang w:val="el-GR"/>
-        </w:rPr>
-        <w:t xml:space="preserve">, ...): Ο κατασκευαστής της κλάσης. Εδώ </w:t>
-      </w:r>
-      <w:proofErr w:type="spellStart"/>
-      <w:r>
-        <w:rPr>
-          <w:lang w:val="el-GR"/>
-        </w:rPr>
-        <w:t>αρχικοποιείται</w:t>
-      </w:r>
-      <w:proofErr w:type="spellEnd"/>
-      <w:r>
-        <w:rPr>
-          <w:lang w:val="el-GR"/>
-        </w:rPr>
-        <w:t xml:space="preserve"> η ουρά ως ένα </w:t>
-      </w:r>
-      <w:proofErr w:type="spellStart"/>
-      <w:r>
-        <w:rPr>
-          <w:lang w:val="el-GR"/>
-        </w:rPr>
-        <w:t>simpy.Store</w:t>
-      </w:r>
-      <w:proofErr w:type="spellEnd"/>
-      <w:r>
-        <w:rPr>
-          <w:lang w:val="el-GR"/>
-        </w:rPr>
-        <w:t> με τη μέγιστη χωρητικότητα που ορίσαμε (</w:t>
-      </w:r>
-      <w:proofErr w:type="spellStart"/>
-      <w:r>
-        <w:rPr>
-          <w:lang w:val="el-GR"/>
-        </w:rPr>
-        <w:t>capacity</w:t>
-      </w:r>
-      <w:proofErr w:type="spellEnd"/>
-      <w:r>
-        <w:rPr>
-          <w:lang w:val="el-GR"/>
-        </w:rPr>
-        <w:t xml:space="preserve">=QUEUE_SIZE). Επίσης, </w:t>
-      </w:r>
-      <w:proofErr w:type="spellStart"/>
-      <w:r>
-        <w:rPr>
-          <w:lang w:val="el-GR"/>
-        </w:rPr>
-        <w:t>αρχικοποιείται</w:t>
-      </w:r>
-      <w:proofErr w:type="spellEnd"/>
-      <w:r>
-        <w:rPr>
-          <w:lang w:val="el-GR"/>
-        </w:rPr>
-        <w:t xml:space="preserve"> ένας μετρητής </w:t>
-      </w:r>
-      <w:proofErr w:type="spellStart"/>
-      <w:r>
-        <w:rPr>
-          <w:lang w:val="el-GR"/>
-        </w:rPr>
-        <w:t>self.packets_dropped</w:t>
-      </w:r>
-      <w:proofErr w:type="spellEnd"/>
-      <w:r>
-        <w:rPr>
-          <w:lang w:val="el-GR"/>
-        </w:rPr>
-        <w:t xml:space="preserve"> = 0.</w:t>
+        <w:t>__init__(self, ...): Ο κατασκευαστής της κλάσης. Εδώ αρχικοποιείται η ουρά ως ένα simpy.Store με τη μέγιστη χωρητικότητα που ορίσαμε (capacity=QUEUE_SIZE). Επίσης, αρχικοποιείται ένας μετρητής self.packets_dropped = 0.</w:t>
       </w:r>
     </w:p>
     <w:p>
@@ -3650,33 +3373,11 @@
           <w:lang w:val="el-GR"/>
         </w:rPr>
       </w:pPr>
-      <w:proofErr w:type="spellStart"/>
-      <w:r>
-        <w:rPr>
-          <w:lang w:val="el-GR"/>
-        </w:rPr>
-        <w:t>receive_packets</w:t>
-      </w:r>
-      <w:proofErr w:type="spellEnd"/>
-      <w:r>
-        <w:rPr>
-          <w:lang w:val="el-GR"/>
-        </w:rPr>
-        <w:t>(</w:t>
-      </w:r>
-      <w:proofErr w:type="spellStart"/>
-      <w:r>
-        <w:rPr>
-          <w:lang w:val="el-GR"/>
-        </w:rPr>
-        <w:t>self</w:t>
-      </w:r>
-      <w:proofErr w:type="spellEnd"/>
-      <w:r>
-        <w:rPr>
-          <w:lang w:val="el-GR"/>
-        </w:rPr>
-        <w:t>, ...): Αυτή η μέθοδος εκτελείται ως μια αυτόνομη διαδικασία. Ο ρόλος της είναι να λαμβάνει πακέτα από την πηγή. Για κάθε πακέτο που φτάνει, εκτελεί τον εξής έλεγχο:</w:t>
+      <w:r>
+        <w:rPr>
+          <w:lang w:val="el-GR"/>
+        </w:rPr>
+        <w:t>receive_packets(self, ...): Αυτή η μέθοδος εκτελείται ως μια αυτόνομη διαδικασία. Ο ρόλος της είναι να λαμβάνει πακέτα από την πηγή. Για κάθε πακέτο που φτάνει, εκτελεί τον εξής έλεγχο:</w:t>
       </w:r>
     </w:p>
     <w:p>
@@ -3689,77 +3390,13 @@
           <w:lang w:val="el-GR"/>
         </w:rPr>
       </w:pPr>
-      <w:proofErr w:type="spellStart"/>
-      <w:r>
-        <w:rPr>
-          <w:b/>
-          <w:bCs/>
-          <w:lang w:val="el-GR"/>
-        </w:rPr>
-        <w:t>if</w:t>
-      </w:r>
-      <w:proofErr w:type="spellEnd"/>
-      <w:r>
-        <w:rPr>
-          <w:b/>
-          <w:bCs/>
-          <w:lang w:val="el-GR"/>
-        </w:rPr>
-        <w:t xml:space="preserve"> </w:t>
-      </w:r>
-      <w:proofErr w:type="spellStart"/>
-      <w:r>
-        <w:rPr>
-          <w:b/>
-          <w:bCs/>
-          <w:lang w:val="el-GR"/>
-        </w:rPr>
-        <w:t>len</w:t>
-      </w:r>
-      <w:proofErr w:type="spellEnd"/>
-      <w:r>
-        <w:rPr>
-          <w:b/>
-          <w:bCs/>
-          <w:lang w:val="el-GR"/>
-        </w:rPr>
-        <w:t>(</w:t>
-      </w:r>
-      <w:proofErr w:type="spellStart"/>
-      <w:r>
-        <w:rPr>
-          <w:b/>
-          <w:bCs/>
-          <w:lang w:val="el-GR"/>
-        </w:rPr>
-        <w:t>self.queue.items</w:t>
-      </w:r>
-      <w:proofErr w:type="spellEnd"/>
-      <w:r>
-        <w:rPr>
-          <w:b/>
-          <w:bCs/>
-          <w:lang w:val="el-GR"/>
-        </w:rPr>
-        <w:t xml:space="preserve">) &lt; </w:t>
-      </w:r>
-      <w:proofErr w:type="spellStart"/>
-      <w:r>
-        <w:rPr>
-          <w:b/>
-          <w:bCs/>
-          <w:lang w:val="el-GR"/>
-        </w:rPr>
-        <w:t>self.queue.capacity</w:t>
-      </w:r>
-      <w:proofErr w:type="spellEnd"/>
-      <w:r>
-        <w:rPr>
-          <w:b/>
-          <w:bCs/>
-          <w:lang w:val="el-GR"/>
-        </w:rPr>
-        <w:t>:</w:t>
+      <w:r>
+        <w:rPr>
+          <w:b/>
+          <w:bCs/>
+          <w:lang w:val="el-GR"/>
+        </w:rPr>
+        <w:t>if len(self.queue.items) &lt; self.queue.capacity:</w:t>
       </w:r>
       <w:r>
         <w:rPr>
@@ -3790,35 +3427,7 @@
         <w:rPr>
           <w:lang w:val="el-GR"/>
         </w:rPr>
-        <w:t>: Το πακέτο τοποθετείται στην ουρά με την εντολή </w:t>
-      </w:r>
-      <w:proofErr w:type="spellStart"/>
-      <w:r>
-        <w:rPr>
-          <w:lang w:val="el-GR"/>
-        </w:rPr>
-        <w:t>self.queue.put</w:t>
-      </w:r>
-      <w:proofErr w:type="spellEnd"/>
-      <w:r>
-        <w:rPr>
-          <w:lang w:val="el-GR"/>
-        </w:rPr>
-        <w:t>(</w:t>
-      </w:r>
-      <w:proofErr w:type="spellStart"/>
-      <w:r>
-        <w:rPr>
-          <w:lang w:val="el-GR"/>
-        </w:rPr>
-        <w:t>packet</w:t>
-      </w:r>
-      <w:proofErr w:type="spellEnd"/>
-      <w:r>
-        <w:rPr>
-          <w:lang w:val="el-GR"/>
-        </w:rPr>
-        <w:t>).</w:t>
+        <w:t>: Το πακέτο τοποθετείται στην ουρά με την εντολή self.queue.put(packet).</w:t>
       </w:r>
     </w:p>
     <w:p>
@@ -3843,21 +3452,7 @@
         <w:rPr>
           <w:lang w:val="el-GR"/>
         </w:rPr>
-        <w:t>: Το πακέτο απορρίπτεται, ο μετρητής </w:t>
-      </w:r>
-      <w:proofErr w:type="spellStart"/>
-      <w:r>
-        <w:rPr>
-          <w:lang w:val="el-GR"/>
-        </w:rPr>
-        <w:t>self.packets_dropped</w:t>
-      </w:r>
-      <w:proofErr w:type="spellEnd"/>
-      <w:r>
-        <w:rPr>
-          <w:lang w:val="el-GR"/>
-        </w:rPr>
-        <w:t> αυξάνεται, και εκτυπώνεται το μήνυμα "ΑΠΟΡΡΙΨΗ Πακέτου".</w:t>
+        <w:t>: Το πακέτο απορρίπτεται, ο μετρητής self.packets_dropped αυξάνεται, και εκτυπώνεται το μήνυμα "ΑΠΟΡΡΙΨΗ Πακέτου".</w:t>
       </w:r>
     </w:p>
     <w:p>
@@ -3870,75 +3465,11 @@
           <w:lang w:val="el-GR"/>
         </w:rPr>
       </w:pPr>
-      <w:proofErr w:type="spellStart"/>
-      <w:r>
-        <w:rPr>
-          <w:lang w:val="el-GR"/>
-        </w:rPr>
-        <w:t>send_packets</w:t>
-      </w:r>
-      <w:proofErr w:type="spellEnd"/>
-      <w:r>
-        <w:rPr>
-          <w:lang w:val="el-GR"/>
-        </w:rPr>
-        <w:t>(</w:t>
-      </w:r>
-      <w:proofErr w:type="spellStart"/>
-      <w:r>
-        <w:rPr>
-          <w:lang w:val="el-GR"/>
-        </w:rPr>
-        <w:t>self</w:t>
-      </w:r>
-      <w:proofErr w:type="spellEnd"/>
-      <w:r>
-        <w:rPr>
-          <w:lang w:val="el-GR"/>
-        </w:rPr>
-        <w:t xml:space="preserve">, ...): Αυτή είναι η δεύτερη διαδικασία του </w:t>
-      </w:r>
-      <w:proofErr w:type="spellStart"/>
-      <w:r>
-        <w:rPr>
-          <w:lang w:val="el-GR"/>
-        </w:rPr>
-        <w:t>router</w:t>
-      </w:r>
-      <w:proofErr w:type="spellEnd"/>
-      <w:r>
-        <w:rPr>
-          <w:lang w:val="el-GR"/>
-        </w:rPr>
-        <w:t>. Ο ρόλος της είναι να εξυπηρετεί την ουρά. Περιμένει μέχρι να υπάρχει κάποιο πακέτο στην ουρά (</w:t>
-      </w:r>
-      <w:proofErr w:type="spellStart"/>
-      <w:r>
-        <w:rPr>
-          <w:lang w:val="el-GR"/>
-        </w:rPr>
-        <w:t>yield</w:t>
-      </w:r>
-      <w:proofErr w:type="spellEnd"/>
-      <w:r>
-        <w:rPr>
-          <w:lang w:val="el-GR"/>
-        </w:rPr>
-        <w:t xml:space="preserve"> </w:t>
-      </w:r>
-      <w:proofErr w:type="spellStart"/>
-      <w:r>
-        <w:rPr>
-          <w:lang w:val="el-GR"/>
-        </w:rPr>
-        <w:t>self.queue.get</w:t>
-      </w:r>
-      <w:proofErr w:type="spellEnd"/>
-      <w:r>
-        <w:rPr>
-          <w:lang w:val="el-GR"/>
-        </w:rPr>
-        <w:t>()), το αφαιρεί, και στη συνέχεια προσομοιώνει τις καθυστερήσεις μετάδοσης και διάδοσης, όπως και πριν.</w:t>
+      <w:r>
+        <w:rPr>
+          <w:lang w:val="el-GR"/>
+        </w:rPr>
+        <w:t>send_packets(self, ...): Αυτή είναι η δεύτερη διαδικασία του router. Ο ρόλος της είναι να εξυπηρετεί την ουρά. Περιμένει μέχρι να υπάρχει κάποιο πακέτο στην ουρά (yield self.queue.get()), το αφαιρεί, και στη συνέχεια προσομοιώνει τις καθυστερήσεις μετάδοσης και διάδοσης, όπως και πριν.</w:t>
       </w:r>
     </w:p>
     <w:p>
@@ -3946,7 +3477,8 @@
         <w:rPr>
           <w:b/>
           <w:bCs/>
-          <w:lang w:val="el-GR"/>
+          <w:sz w:val="40"/>
+          <w:szCs w:val="40"/>
         </w:rPr>
       </w:pPr>
       <w:r>
@@ -3956,7 +3488,199 @@
           <w:lang w:val="el-GR"/>
         </w:rPr>
         <w:lastRenderedPageBreak/>
-        <w:t>2. Ανάλυση Αποτελεσμάτων του Ερωτήματος 3</w:t>
+        <w:br/>
+      </w:r>
+      <w:r>
+        <w:rPr>
+          <w:b/>
+          <w:bCs/>
+          <w:lang w:val="el-GR"/>
+        </w:rPr>
+        <w:t xml:space="preserve"> </w:t>
+      </w:r>
+      <w:r>
+        <w:rPr>
+          <w:b/>
+          <w:bCs/>
+          <w:sz w:val="40"/>
+          <w:szCs w:val="40"/>
+          <w:lang w:val="el-GR"/>
+        </w:rPr>
+        <w:t>Ανάλυση Αποτελεσμάτων του Ερωτήματος 3</w:t>
+      </w:r>
+      <w:r>
+        <w:rPr>
+          <w:b/>
+          <w:bCs/>
+          <w:sz w:val="40"/>
+          <w:szCs w:val="40"/>
+          <w:lang w:val="el-GR"/>
+        </w:rPr>
+        <w:t>:</w:t>
+      </w:r>
+      <w:r>
+        <w:rPr>
+          <w:b/>
+          <w:bCs/>
+          <w:sz w:val="40"/>
+          <w:szCs w:val="40"/>
+        </w:rPr>
+        <w:br/>
+      </w:r>
+      <w:r>
+        <w:rPr>
+          <w:b/>
+          <w:bCs/>
+          <w:sz w:val="40"/>
+          <w:szCs w:val="40"/>
+          <w:lang w:val="el-GR"/>
+        </w:rPr>
+        <w:drawing>
+          <wp:inline distT="0" distB="0" distL="0" distR="0" wp14:anchorId="44FC0A10" wp14:editId="07873020">
+            <wp:extent cx="5448300" cy="3501813"/>
+            <wp:effectExtent l="0" t="0" r="0" b="3810"/>
+            <wp:docPr id="1269183087" name="Picture 1" descr="A screen shot of a computer&#10;&#10;AI-generated content may be incorrect."/>
+            <wp:cNvGraphicFramePr>
+              <a:graphicFrameLocks xmlns:a="http://schemas.openxmlformats.org/drawingml/2006/main" noChangeAspect="1"/>
+            </wp:cNvGraphicFramePr>
+            <a:graphic xmlns:a="http://schemas.openxmlformats.org/drawingml/2006/main">
+              <a:graphicData uri="http://schemas.openxmlformats.org/drawingml/2006/picture">
+                <pic:pic xmlns:pic="http://schemas.openxmlformats.org/drawingml/2006/picture">
+                  <pic:nvPicPr>
+                    <pic:cNvPr id="1269183087" name="Picture 1" descr="A screen shot of a computer&#10;&#10;AI-generated content may be incorrect."/>
+                    <pic:cNvPicPr/>
+                  </pic:nvPicPr>
+                  <pic:blipFill>
+                    <a:blip r:embed="rId6"/>
+                    <a:stretch>
+                      <a:fillRect/>
+                    </a:stretch>
+                  </pic:blipFill>
+                  <pic:spPr>
+                    <a:xfrm>
+                      <a:off x="0" y="0"/>
+                      <a:ext cx="5458252" cy="3508210"/>
+                    </a:xfrm>
+                    <a:prstGeom prst="rect">
+                      <a:avLst/>
+                    </a:prstGeom>
+                  </pic:spPr>
+                </pic:pic>
+              </a:graphicData>
+            </a:graphic>
+          </wp:inline>
+        </w:drawing>
+      </w:r>
+      <w:r>
+        <w:rPr>
+          <w:b/>
+          <w:bCs/>
+          <w:sz w:val="40"/>
+          <w:szCs w:val="40"/>
+          <w:lang w:val="el-GR"/>
+        </w:rPr>
+        <w:br/>
+      </w:r>
+      <w:r>
+        <w:rPr>
+          <w:b/>
+          <w:bCs/>
+          <w:sz w:val="40"/>
+          <w:szCs w:val="40"/>
+        </w:rPr>
+        <w:t xml:space="preserve">                                                    .</w:t>
+      </w:r>
+      <w:r>
+        <w:rPr>
+          <w:b/>
+          <w:bCs/>
+          <w:sz w:val="40"/>
+          <w:szCs w:val="40"/>
+        </w:rPr>
+        <w:br/>
+        <w:t xml:space="preserve">                                                    .</w:t>
+      </w:r>
+      <w:r>
+        <w:rPr>
+          <w:b/>
+          <w:bCs/>
+          <w:sz w:val="40"/>
+          <w:szCs w:val="40"/>
+        </w:rPr>
+        <w:br/>
+        <w:t xml:space="preserve">                                                    .</w:t>
+      </w:r>
+      <w:r>
+        <w:rPr>
+          <w:b/>
+          <w:bCs/>
+          <w:sz w:val="40"/>
+          <w:szCs w:val="40"/>
+        </w:rPr>
+        <w:br/>
+      </w:r>
+      <w:r>
+        <w:rPr>
+          <w:b/>
+          <w:bCs/>
+          <w:sz w:val="40"/>
+          <w:szCs w:val="40"/>
+        </w:rPr>
+        <w:br/>
+      </w:r>
+      <w:r>
+        <w:rPr>
+          <w:b/>
+          <w:bCs/>
+          <w:sz w:val="40"/>
+          <w:szCs w:val="40"/>
+          <w:lang w:val="el-GR"/>
+        </w:rPr>
+        <w:drawing>
+          <wp:inline distT="0" distB="0" distL="0" distR="0" wp14:anchorId="7554E9B2" wp14:editId="79CF9161">
+            <wp:extent cx="5943600" cy="2122805"/>
+            <wp:effectExtent l="0" t="0" r="0" b="0"/>
+            <wp:docPr id="143552149" name="Picture 1" descr="A screenshot of a computer&#10;&#10;AI-generated content may be incorrect."/>
+            <wp:cNvGraphicFramePr>
+              <a:graphicFrameLocks xmlns:a="http://schemas.openxmlformats.org/drawingml/2006/main" noChangeAspect="1"/>
+            </wp:cNvGraphicFramePr>
+            <a:graphic xmlns:a="http://schemas.openxmlformats.org/drawingml/2006/main">
+              <a:graphicData uri="http://schemas.openxmlformats.org/drawingml/2006/picture">
+                <pic:pic xmlns:pic="http://schemas.openxmlformats.org/drawingml/2006/picture">
+                  <pic:nvPicPr>
+                    <pic:cNvPr id="143552149" name="Picture 1" descr="A screenshot of a computer&#10;&#10;AI-generated content may be incorrect."/>
+                    <pic:cNvPicPr/>
+                  </pic:nvPicPr>
+                  <pic:blipFill>
+                    <a:blip r:embed="rId7"/>
+                    <a:stretch>
+                      <a:fillRect/>
+                    </a:stretch>
+                  </pic:blipFill>
+                  <pic:spPr>
+                    <a:xfrm>
+                      <a:off x="0" y="0"/>
+                      <a:ext cx="5943600" cy="2122805"/>
+                    </a:xfrm>
+                    <a:prstGeom prst="rect">
+                      <a:avLst/>
+                    </a:prstGeom>
+                  </pic:spPr>
+                </pic:pic>
+              </a:graphicData>
+            </a:graphic>
+          </wp:inline>
+        </w:drawing>
+      </w:r>
+      <w:r>
+        <w:rPr>
+          <w:b/>
+          <w:bCs/>
+          <w:sz w:val="40"/>
+          <w:szCs w:val="40"/>
+          <w:lang w:val="el-GR"/>
+        </w:rPr>
+        <w:br/>
       </w:r>
     </w:p>
     <w:p>
@@ -3969,6 +3693,7 @@
         <w:rPr>
           <w:lang w:val="el-GR"/>
         </w:rPr>
+        <w:lastRenderedPageBreak/>
         <w:t>Τα αποτελέσματα που παρήγαγε η προσομοίωση επιβεβαιώνουν τη σωστή λειτουργία του μοντέλου της ουράς.</w:t>
       </w:r>
     </w:p>
@@ -3994,21 +3719,7 @@
         <w:rPr>
           <w:lang w:val="el-GR"/>
         </w:rPr>
-        <w:t xml:space="preserve"> Παρατηρούμε ότι από τη χρονική στιγμή t=0.0000 έως t=0.0500, τα πακέτα φτάνουν και μπαίνουν στην ουρά, αυξάνοντας σταδιακά το μέγεθός της (Μέγεθος ουράς: 1/10, 2/10, ..., 10/10). Αυτό συμβαίνει επειδή ο </w:t>
-      </w:r>
-      <w:proofErr w:type="spellStart"/>
-      <w:r>
-        <w:rPr>
-          <w:lang w:val="el-GR"/>
-        </w:rPr>
-        <w:t>router</w:t>
-      </w:r>
-      <w:proofErr w:type="spellEnd"/>
-      <w:r>
-        <w:rPr>
-          <w:lang w:val="el-GR"/>
-        </w:rPr>
-        <w:t xml:space="preserve"> είναι απασχολημένος με τη μετάδοση του πρώτου πακέτου και δεν προλαβαίνει να εξυπηρετήσει τα επόμενα.</w:t>
+        <w:t> Παρατηρούμε ότι από τη χρονική στιγμή t=0.0000 έως t=0.0500, τα πακέτα φτάνουν και μπαίνουν στην ουρά, αυξάνοντας σταδιακά το μέγεθός της (Μέγεθος ουράς: 1/10, 2/10, ..., 10/10). Αυτό συμβαίνει επειδή ο router είναι απασχολημένος με τη μετάδοση του πρώτου πακέτου και δεν προλαβαίνει να εξυπηρετήσει τα επόμενα.</w:t>
       </w:r>
     </w:p>
     <w:p>
@@ -4033,98 +3744,14 @@
         <w:rPr>
           <w:lang w:val="el-GR"/>
         </w:rPr>
-        <w:t> Το κρίσιμο σημείο είναι στη χρονική στιγμή t=0.0550. Το Πακέτο 11 φτάνει, αλλά η ουρά είναι ήδη γεμάτη με 10 πακέτα. Ο έλεγχος </w:t>
-      </w:r>
-      <w:proofErr w:type="spellStart"/>
-      <w:r>
-        <w:rPr>
-          <w:lang w:val="el-GR"/>
-        </w:rPr>
-        <w:t>if</w:t>
-      </w:r>
-      <w:proofErr w:type="spellEnd"/>
-      <w:r>
-        <w:rPr>
-          <w:lang w:val="el-GR"/>
-        </w:rPr>
-        <w:t xml:space="preserve"> </w:t>
-      </w:r>
-      <w:proofErr w:type="spellStart"/>
-      <w:r>
-        <w:rPr>
-          <w:lang w:val="el-GR"/>
-        </w:rPr>
-        <w:t>len</w:t>
-      </w:r>
-      <w:proofErr w:type="spellEnd"/>
-      <w:r>
-        <w:rPr>
-          <w:lang w:val="el-GR"/>
-        </w:rPr>
-        <w:t>(</w:t>
-      </w:r>
-      <w:proofErr w:type="spellStart"/>
-      <w:r>
-        <w:rPr>
-          <w:lang w:val="el-GR"/>
-        </w:rPr>
-        <w:t>self.queue.items</w:t>
-      </w:r>
-      <w:proofErr w:type="spellEnd"/>
-      <w:r>
-        <w:rPr>
-          <w:lang w:val="el-GR"/>
-        </w:rPr>
-        <w:t xml:space="preserve">) &lt; </w:t>
-      </w:r>
-      <w:proofErr w:type="spellStart"/>
-      <w:r>
-        <w:rPr>
-          <w:lang w:val="el-GR"/>
-        </w:rPr>
-        <w:t>self.queue.capacity</w:t>
-      </w:r>
-      <w:proofErr w:type="spellEnd"/>
-      <w:r>
-        <w:rPr>
-          <w:lang w:val="el-GR"/>
-        </w:rPr>
-        <w:t> αποτυγχάνει, και το πρόγραμμα εκτελεί το </w:t>
-      </w:r>
-      <w:proofErr w:type="spellStart"/>
-      <w:r>
-        <w:rPr>
-          <w:lang w:val="el-GR"/>
-        </w:rPr>
-        <w:t>else</w:t>
-      </w:r>
-      <w:proofErr w:type="spellEnd"/>
-      <w:r>
-        <w:rPr>
-          <w:lang w:val="el-GR"/>
-        </w:rPr>
-        <w:t> μπλοκ, τυπώνοντας το μήνυμα:</w:t>
+        <w:t> Το κρίσιμο σημείο είναι στη χρονική στιγμή t=0.0550. Το Πακέτο 11 φτάνει, αλλά η ουρά είναι ήδη γεμάτη με 10 πακέτα. Ο έλεγχος if len(self.queue.items) &lt; self.queue.capacity αποτυγχάνει, και το πρόγραμμα εκτελεί το else μπλοκ, τυπώνοντας το μήνυμα:</w:t>
       </w:r>
       <w:r>
         <w:rPr>
           <w:lang w:val="el-GR"/>
         </w:rPr>
         <w:br/>
-        <w:t>!!! Χρόνος 0.0550: [</w:t>
-      </w:r>
-      <w:proofErr w:type="spellStart"/>
-      <w:r>
-        <w:rPr>
-          <w:lang w:val="el-GR"/>
-        </w:rPr>
-        <w:t>Router</w:t>
-      </w:r>
-      <w:proofErr w:type="spellEnd"/>
-      <w:r>
-        <w:rPr>
-          <w:lang w:val="el-GR"/>
-        </w:rPr>
-        <w:t>] ΑΠΟΡΡΙΨΗ Πακέτου 11 - Η ουρά είναι γεμάτη! (Σύνολο απορρίψεων: 1)</w:t>
+        <w:t>!!! Χρόνος 0.0550: [Router] ΑΠΟΡΡΙΨΗ Πακέτου 11 - Η ουρά είναι γεμάτη! (Σύνολο απορρίψεων: 1)</w:t>
       </w:r>
     </w:p>
     <w:p>
@@ -4149,21 +3776,29 @@
         <w:rPr>
           <w:lang w:val="el-GR"/>
         </w:rPr>
-        <w:t xml:space="preserve"> Από εκείνο το σημείο και μετά, το σύστημα βρίσκεται σε μόνιμη συμφόρηση. Η ουρά παραμένει γεμάτη. Κάθε φορά που ένα πακέτο εξυπηρετείται και μια θέση αδειάζει, το αμέσως επόμενο πακέτο που φτάνει την καταλαμβάνει. Όλα τα υπόλοιπα που φτάνουν στο μεταξύ απορρίπτονται, γεγονός που εξηγεί τον μεγάλο συνολικό αριθμό των 81 απορρίψεων. Για παράδειγμα, στο t=0.0580 ο </w:t>
-      </w:r>
-      <w:proofErr w:type="spellStart"/>
-      <w:r>
-        <w:rPr>
-          <w:lang w:val="el-GR"/>
-        </w:rPr>
-        <w:t>router</w:t>
-      </w:r>
-      <w:proofErr w:type="spellEnd"/>
-      <w:r>
-        <w:rPr>
-          <w:lang w:val="el-GR"/>
-        </w:rPr>
-        <w:t xml:space="preserve"> ξεκινά να στέλνει το Πακέτο 1, αδειάζοντας μια θέση. Στο t=0.0600 το Πακέτο 12 προλαβαίνει και μπαίνει στην ουρά. Όμως, το Πακέτο 13 που φτάνει στο t=0.0650 βρίσκει την ουρά πάλι γεμάτη και απορρίπτεται.</w:t>
+        <w:t> Από εκείνο το σημείο και μετά, το σύστημα βρίσκεται σε μόνιμη συμφόρηση. Η ουρά παραμένει γεμάτη. Κάθε φορά που ένα πακέτο εξυπηρετείται και μια θέση αδειάζει, το αμέσως επόμενο πακέτο που φτάνει την καταλαμβάνει. Όλα τα υπόλοιπα που φτάνουν στο μεταξύ απορρίπτονται, γεγονός που εξηγεί τον μεγάλο συνολικό αριθμό των 81 απορρίψεων. Για παράδειγμα, στο t=0.0580 ο router ξεκινά να στέλνει το Πακέτο 1, αδειάζοντας μια θέση. Στο t=0.0600 το Πακέτο 12 προλαβαίνει και μπαίνει στην ουρά. Όμως, το Πακέτο 13 που φτάνει στο t=0.0650 βρίσκει την ουρά πάλι γεμάτη και απορρίπτεται.</w:t>
+      </w:r>
+      <w:r>
+        <w:rPr>
+          <w:lang w:val="el-GR"/>
+        </w:rPr>
+        <w:br/>
+      </w:r>
+      <w:r>
+        <w:rPr>
+          <w:lang w:val="el-GR"/>
+        </w:rPr>
+        <w:br/>
+      </w:r>
+      <w:r>
+        <w:rPr>
+          <w:b/>
+          <w:bCs/>
+          <w:sz w:val="40"/>
+          <w:szCs w:val="40"/>
+          <w:lang w:val="el-GR"/>
+        </w:rPr>
+        <w:t>Συμπεράσματα:</w:t>
       </w:r>
     </w:p>
     <w:p>
@@ -4174,45 +3809,15 @@
       </w:pPr>
       <w:r>
         <w:rPr>
-          <w:b/>
-          <w:bCs/>
-          <w:lang w:val="el-GR"/>
-        </w:rPr>
-        <w:t>Συμπερασματικά</w:t>
-      </w:r>
-      <w:r>
-        <w:rPr>
-          <w:lang w:val="el-GR"/>
-        </w:rPr>
-        <w:t xml:space="preserve">, η υλοποίηση του ερωτήματος 3 </w:t>
-      </w:r>
-      <w:proofErr w:type="spellStart"/>
-      <w:r>
-        <w:rPr>
-          <w:lang w:val="el-GR"/>
-        </w:rPr>
-        <w:t>μοντελοποίησε</w:t>
-      </w:r>
-      <w:proofErr w:type="spellEnd"/>
-      <w:r>
-        <w:rPr>
-          <w:lang w:val="el-GR"/>
-        </w:rPr>
-        <w:t xml:space="preserve"> με επιτυχία τη λειτουργία ενός δρομολογητή με περιορισμένη ουρά, χρησιμοποιώντας μια κλάση για τη διαχείριση της κατάστασης και ένα </w:t>
-      </w:r>
-      <w:proofErr w:type="spellStart"/>
-      <w:r>
-        <w:rPr>
-          <w:lang w:val="el-GR"/>
-        </w:rPr>
-        <w:t>simpy.Store</w:t>
-      </w:r>
-      <w:proofErr w:type="spellEnd"/>
-      <w:r>
-        <w:rPr>
-          <w:lang w:val="el-GR"/>
-        </w:rPr>
-        <w:t> με καθορισμένη χωρητικότητα. Τα αποτελέσματα έδειξαν με σαφήνεια πώς οι συνθήκες συμφόρησης οδηγούν στο γέμισμα της ουράς και στην αναπόφευκτη απόρριψη πακέτων.</w:t>
+          <w:lang w:val="el-GR"/>
+        </w:rPr>
+        <w:t>Η</w:t>
+      </w:r>
+      <w:r>
+        <w:rPr>
+          <w:lang w:val="el-GR"/>
+        </w:rPr>
+        <w:t xml:space="preserve"> υλοποίηση του ερωτήματος 3 μοντελοποίησε με επιτυχία τη λειτουργία ενός δρομολογητή με περιορισμένη ουρά, χρησιμοποιώντας μια κλάση για τη διαχείριση της κατάστασης και ένα simpy.Store με καθορισμένη χωρητικότητα. Τα αποτελέσματα έδειξαν με σαφήνεια πώς οι συνθήκες συμφόρησης οδηγούν στο γέμισμα της ουράς και στην αναπόφευκτη απόρριψη πακέτων.</w:t>
       </w:r>
     </w:p>
     <w:p>
@@ -7111,16 +6716,16 @@
     <w:lsdException w:name="Unresolved Mention" w:semiHidden="1" w:unhideWhenUsed="1"/>
     <w:lsdException w:name="Smart Link" w:semiHidden="1" w:unhideWhenUsed="1"/>
   </w:latentStyles>
-  <w:style w:type="paragraph" w:default="1" w:styleId="a">
+  <w:style w:type="paragraph" w:default="1" w:styleId="Normal">
     <w:name w:val="Normal"/>
     <w:qFormat/>
     <w:rsid w:val="00D164ED"/>
   </w:style>
-  <w:style w:type="paragraph" w:styleId="1">
+  <w:style w:type="paragraph" w:styleId="Heading1">
     <w:name w:val="heading 1"/>
-    <w:basedOn w:val="a"/>
-    <w:next w:val="a"/>
-    <w:link w:val="1Char"/>
+    <w:basedOn w:val="Normal"/>
+    <w:next w:val="Normal"/>
+    <w:link w:val="Heading1Char"/>
     <w:uiPriority w:val="9"/>
     <w:qFormat/>
     <w:rsid w:val="00A151D7"/>
@@ -7137,11 +6742,11 @@
       <w:szCs w:val="40"/>
     </w:rPr>
   </w:style>
-  <w:style w:type="paragraph" w:styleId="2">
+  <w:style w:type="paragraph" w:styleId="Heading2">
     <w:name w:val="heading 2"/>
-    <w:basedOn w:val="a"/>
-    <w:next w:val="a"/>
-    <w:link w:val="2Char"/>
+    <w:basedOn w:val="Normal"/>
+    <w:next w:val="Normal"/>
+    <w:link w:val="Heading2Char"/>
     <w:uiPriority w:val="9"/>
     <w:semiHidden/>
     <w:unhideWhenUsed/>
@@ -7160,11 +6765,11 @@
       <w:szCs w:val="32"/>
     </w:rPr>
   </w:style>
-  <w:style w:type="paragraph" w:styleId="3">
+  <w:style w:type="paragraph" w:styleId="Heading3">
     <w:name w:val="heading 3"/>
-    <w:basedOn w:val="a"/>
-    <w:next w:val="a"/>
-    <w:link w:val="3Char"/>
+    <w:basedOn w:val="Normal"/>
+    <w:next w:val="Normal"/>
+    <w:link w:val="Heading3Char"/>
     <w:uiPriority w:val="9"/>
     <w:semiHidden/>
     <w:unhideWhenUsed/>
@@ -7183,11 +6788,11 @@
       <w:szCs w:val="28"/>
     </w:rPr>
   </w:style>
-  <w:style w:type="paragraph" w:styleId="4">
+  <w:style w:type="paragraph" w:styleId="Heading4">
     <w:name w:val="heading 4"/>
-    <w:basedOn w:val="a"/>
-    <w:next w:val="a"/>
-    <w:link w:val="4Char"/>
+    <w:basedOn w:val="Normal"/>
+    <w:next w:val="Normal"/>
+    <w:link w:val="Heading4Char"/>
     <w:uiPriority w:val="9"/>
     <w:semiHidden/>
     <w:unhideWhenUsed/>
@@ -7206,11 +6811,11 @@
       <w:color w:val="0F4761" w:themeColor="accent1" w:themeShade="BF"/>
     </w:rPr>
   </w:style>
-  <w:style w:type="paragraph" w:styleId="5">
+  <w:style w:type="paragraph" w:styleId="Heading5">
     <w:name w:val="heading 5"/>
-    <w:basedOn w:val="a"/>
-    <w:next w:val="a"/>
-    <w:link w:val="5Char"/>
+    <w:basedOn w:val="Normal"/>
+    <w:next w:val="Normal"/>
+    <w:link w:val="Heading5Char"/>
     <w:uiPriority w:val="9"/>
     <w:semiHidden/>
     <w:unhideWhenUsed/>
@@ -7227,11 +6832,11 @@
       <w:color w:val="0F4761" w:themeColor="accent1" w:themeShade="BF"/>
     </w:rPr>
   </w:style>
-  <w:style w:type="paragraph" w:styleId="6">
+  <w:style w:type="paragraph" w:styleId="Heading6">
     <w:name w:val="heading 6"/>
-    <w:basedOn w:val="a"/>
-    <w:next w:val="a"/>
-    <w:link w:val="6Char"/>
+    <w:basedOn w:val="Normal"/>
+    <w:next w:val="Normal"/>
+    <w:link w:val="Heading6Char"/>
     <w:uiPriority w:val="9"/>
     <w:semiHidden/>
     <w:unhideWhenUsed/>
@@ -7250,11 +6855,11 @@
       <w:color w:val="595959" w:themeColor="text1" w:themeTint="A6"/>
     </w:rPr>
   </w:style>
-  <w:style w:type="paragraph" w:styleId="7">
+  <w:style w:type="paragraph" w:styleId="Heading7">
     <w:name w:val="heading 7"/>
-    <w:basedOn w:val="a"/>
-    <w:next w:val="a"/>
-    <w:link w:val="7Char"/>
+    <w:basedOn w:val="Normal"/>
+    <w:next w:val="Normal"/>
+    <w:link w:val="Heading7Char"/>
     <w:uiPriority w:val="9"/>
     <w:semiHidden/>
     <w:unhideWhenUsed/>
@@ -7271,11 +6876,11 @@
       <w:color w:val="595959" w:themeColor="text1" w:themeTint="A6"/>
     </w:rPr>
   </w:style>
-  <w:style w:type="paragraph" w:styleId="8">
+  <w:style w:type="paragraph" w:styleId="Heading8">
     <w:name w:val="heading 8"/>
-    <w:basedOn w:val="a"/>
-    <w:next w:val="a"/>
-    <w:link w:val="8Char"/>
+    <w:basedOn w:val="Normal"/>
+    <w:next w:val="Normal"/>
+    <w:link w:val="Heading8Char"/>
     <w:uiPriority w:val="9"/>
     <w:semiHidden/>
     <w:unhideWhenUsed/>
@@ -7294,11 +6899,11 @@
       <w:color w:val="272727" w:themeColor="text1" w:themeTint="D8"/>
     </w:rPr>
   </w:style>
-  <w:style w:type="paragraph" w:styleId="9">
+  <w:style w:type="paragraph" w:styleId="Heading9">
     <w:name w:val="heading 9"/>
-    <w:basedOn w:val="a"/>
-    <w:next w:val="a"/>
-    <w:link w:val="9Char"/>
+    <w:basedOn w:val="Normal"/>
+    <w:next w:val="Normal"/>
+    <w:link w:val="Heading9Char"/>
     <w:uiPriority w:val="9"/>
     <w:semiHidden/>
     <w:unhideWhenUsed/>
@@ -7315,12 +6920,13 @@
       <w:color w:val="272727" w:themeColor="text1" w:themeTint="D8"/>
     </w:rPr>
   </w:style>
-  <w:style w:type="character" w:default="1" w:styleId="a0">
+  <w:style w:type="character" w:default="1" w:styleId="DefaultParagraphFont">
     <w:name w:val="Default Paragraph Font"/>
     <w:uiPriority w:val="1"/>
+    <w:semiHidden/>
     <w:unhideWhenUsed/>
   </w:style>
-  <w:style w:type="table" w:default="1" w:styleId="a1">
+  <w:style w:type="table" w:default="1" w:styleId="TableNormal">
     <w:name w:val="Normal Table"/>
     <w:uiPriority w:val="99"/>
     <w:semiHidden/>
@@ -7335,16 +6941,16 @@
       </w:tblCellMar>
     </w:tblPr>
   </w:style>
-  <w:style w:type="numbering" w:default="1" w:styleId="a2">
+  <w:style w:type="numbering" w:default="1" w:styleId="NoList">
     <w:name w:val="No List"/>
     <w:uiPriority w:val="99"/>
     <w:semiHidden/>
     <w:unhideWhenUsed/>
   </w:style>
-  <w:style w:type="character" w:customStyle="1" w:styleId="1Char">
-    <w:name w:val="Επικεφαλίδα 1 Char"/>
-    <w:basedOn w:val="a0"/>
-    <w:link w:val="1"/>
+  <w:style w:type="character" w:customStyle="1" w:styleId="Heading1Char">
+    <w:name w:val="Heading 1 Char"/>
+    <w:basedOn w:val="DefaultParagraphFont"/>
+    <w:link w:val="Heading1"/>
     <w:uiPriority w:val="9"/>
     <w:rsid w:val="00A151D7"/>
     <w:rPr>
@@ -7354,10 +6960,10 @@
       <w:szCs w:val="40"/>
     </w:rPr>
   </w:style>
-  <w:style w:type="character" w:customStyle="1" w:styleId="2Char">
-    <w:name w:val="Επικεφαλίδα 2 Char"/>
-    <w:basedOn w:val="a0"/>
-    <w:link w:val="2"/>
+  <w:style w:type="character" w:customStyle="1" w:styleId="Heading2Char">
+    <w:name w:val="Heading 2 Char"/>
+    <w:basedOn w:val="DefaultParagraphFont"/>
+    <w:link w:val="Heading2"/>
     <w:uiPriority w:val="9"/>
     <w:semiHidden/>
     <w:rsid w:val="00A151D7"/>
@@ -7368,10 +6974,10 @@
       <w:szCs w:val="32"/>
     </w:rPr>
   </w:style>
-  <w:style w:type="character" w:customStyle="1" w:styleId="3Char">
-    <w:name w:val="Επικεφαλίδα 3 Char"/>
-    <w:basedOn w:val="a0"/>
-    <w:link w:val="3"/>
+  <w:style w:type="character" w:customStyle="1" w:styleId="Heading3Char">
+    <w:name w:val="Heading 3 Char"/>
+    <w:basedOn w:val="DefaultParagraphFont"/>
+    <w:link w:val="Heading3"/>
     <w:uiPriority w:val="9"/>
     <w:semiHidden/>
     <w:rsid w:val="00A151D7"/>
@@ -7382,10 +6988,10 @@
       <w:szCs w:val="28"/>
     </w:rPr>
   </w:style>
-  <w:style w:type="character" w:customStyle="1" w:styleId="4Char">
-    <w:name w:val="Επικεφαλίδα 4 Char"/>
-    <w:basedOn w:val="a0"/>
-    <w:link w:val="4"/>
+  <w:style w:type="character" w:customStyle="1" w:styleId="Heading4Char">
+    <w:name w:val="Heading 4 Char"/>
+    <w:basedOn w:val="DefaultParagraphFont"/>
+    <w:link w:val="Heading4"/>
     <w:uiPriority w:val="9"/>
     <w:semiHidden/>
     <w:rsid w:val="00A151D7"/>
@@ -7396,10 +7002,10 @@
       <w:color w:val="0F4761" w:themeColor="accent1" w:themeShade="BF"/>
     </w:rPr>
   </w:style>
-  <w:style w:type="character" w:customStyle="1" w:styleId="5Char">
-    <w:name w:val="Επικεφαλίδα 5 Char"/>
-    <w:basedOn w:val="a0"/>
-    <w:link w:val="5"/>
+  <w:style w:type="character" w:customStyle="1" w:styleId="Heading5Char">
+    <w:name w:val="Heading 5 Char"/>
+    <w:basedOn w:val="DefaultParagraphFont"/>
+    <w:link w:val="Heading5"/>
     <w:uiPriority w:val="9"/>
     <w:semiHidden/>
     <w:rsid w:val="00A151D7"/>
@@ -7408,10 +7014,10 @@
       <w:color w:val="0F4761" w:themeColor="accent1" w:themeShade="BF"/>
     </w:rPr>
   </w:style>
-  <w:style w:type="character" w:customStyle="1" w:styleId="6Char">
-    <w:name w:val="Επικεφαλίδα 6 Char"/>
-    <w:basedOn w:val="a0"/>
-    <w:link w:val="6"/>
+  <w:style w:type="character" w:customStyle="1" w:styleId="Heading6Char">
+    <w:name w:val="Heading 6 Char"/>
+    <w:basedOn w:val="DefaultParagraphFont"/>
+    <w:link w:val="Heading6"/>
     <w:uiPriority w:val="9"/>
     <w:semiHidden/>
     <w:rsid w:val="00A151D7"/>
@@ -7422,10 +7028,10 @@
       <w:color w:val="595959" w:themeColor="text1" w:themeTint="A6"/>
     </w:rPr>
   </w:style>
-  <w:style w:type="character" w:customStyle="1" w:styleId="7Char">
-    <w:name w:val="Επικεφαλίδα 7 Char"/>
-    <w:basedOn w:val="a0"/>
-    <w:link w:val="7"/>
+  <w:style w:type="character" w:customStyle="1" w:styleId="Heading7Char">
+    <w:name w:val="Heading 7 Char"/>
+    <w:basedOn w:val="DefaultParagraphFont"/>
+    <w:link w:val="Heading7"/>
     <w:uiPriority w:val="9"/>
     <w:semiHidden/>
     <w:rsid w:val="00A151D7"/>
@@ -7434,10 +7040,10 @@
       <w:color w:val="595959" w:themeColor="text1" w:themeTint="A6"/>
     </w:rPr>
   </w:style>
-  <w:style w:type="character" w:customStyle="1" w:styleId="8Char">
-    <w:name w:val="Επικεφαλίδα 8 Char"/>
-    <w:basedOn w:val="a0"/>
-    <w:link w:val="8"/>
+  <w:style w:type="character" w:customStyle="1" w:styleId="Heading8Char">
+    <w:name w:val="Heading 8 Char"/>
+    <w:basedOn w:val="DefaultParagraphFont"/>
+    <w:link w:val="Heading8"/>
     <w:uiPriority w:val="9"/>
     <w:semiHidden/>
     <w:rsid w:val="00A151D7"/>
@@ -7448,10 +7054,10 @@
       <w:color w:val="272727" w:themeColor="text1" w:themeTint="D8"/>
     </w:rPr>
   </w:style>
-  <w:style w:type="character" w:customStyle="1" w:styleId="9Char">
-    <w:name w:val="Επικεφαλίδα 9 Char"/>
-    <w:basedOn w:val="a0"/>
-    <w:link w:val="9"/>
+  <w:style w:type="character" w:customStyle="1" w:styleId="Heading9Char">
+    <w:name w:val="Heading 9 Char"/>
+    <w:basedOn w:val="DefaultParagraphFont"/>
+    <w:link w:val="Heading9"/>
     <w:uiPriority w:val="9"/>
     <w:semiHidden/>
     <w:rsid w:val="00A151D7"/>
@@ -7460,11 +7066,11 @@
       <w:color w:val="272727" w:themeColor="text1" w:themeTint="D8"/>
     </w:rPr>
   </w:style>
-  <w:style w:type="paragraph" w:styleId="a3">
+  <w:style w:type="paragraph" w:styleId="Title">
     <w:name w:val="Title"/>
-    <w:basedOn w:val="a"/>
-    <w:next w:val="a"/>
-    <w:link w:val="Char"/>
+    <w:basedOn w:val="Normal"/>
+    <w:next w:val="Normal"/>
+    <w:link w:val="TitleChar"/>
     <w:uiPriority w:val="10"/>
     <w:qFormat/>
     <w:rsid w:val="00A151D7"/>
@@ -7480,10 +7086,10 @@
       <w:szCs w:val="56"/>
     </w:rPr>
   </w:style>
-  <w:style w:type="character" w:customStyle="1" w:styleId="Char">
-    <w:name w:val="Τίτλος Char"/>
-    <w:basedOn w:val="a0"/>
-    <w:link w:val="a3"/>
+  <w:style w:type="character" w:customStyle="1" w:styleId="TitleChar">
+    <w:name w:val="Title Char"/>
+    <w:basedOn w:val="DefaultParagraphFont"/>
+    <w:link w:val="Title"/>
     <w:uiPriority w:val="10"/>
     <w:rsid w:val="00A151D7"/>
     <w:rPr>
@@ -7494,11 +7100,11 @@
       <w:szCs w:val="56"/>
     </w:rPr>
   </w:style>
-  <w:style w:type="paragraph" w:styleId="a4">
+  <w:style w:type="paragraph" w:styleId="Subtitle">
     <w:name w:val="Subtitle"/>
-    <w:basedOn w:val="a"/>
-    <w:next w:val="a"/>
-    <w:link w:val="Char0"/>
+    <w:basedOn w:val="Normal"/>
+    <w:next w:val="Normal"/>
+    <w:link w:val="SubtitleChar"/>
     <w:uiPriority w:val="11"/>
     <w:qFormat/>
     <w:rsid w:val="00A151D7"/>
@@ -7515,10 +7121,10 @@
       <w:szCs w:val="28"/>
     </w:rPr>
   </w:style>
-  <w:style w:type="character" w:customStyle="1" w:styleId="Char0">
-    <w:name w:val="Υπότιτλος Char"/>
-    <w:basedOn w:val="a0"/>
-    <w:link w:val="a4"/>
+  <w:style w:type="character" w:customStyle="1" w:styleId="SubtitleChar">
+    <w:name w:val="Subtitle Char"/>
+    <w:basedOn w:val="DefaultParagraphFont"/>
+    <w:link w:val="Subtitle"/>
     <w:uiPriority w:val="11"/>
     <w:rsid w:val="00A151D7"/>
     <w:rPr>
@@ -7529,11 +7135,11 @@
       <w:szCs w:val="28"/>
     </w:rPr>
   </w:style>
-  <w:style w:type="paragraph" w:styleId="a5">
+  <w:style w:type="paragraph" w:styleId="Quote">
     <w:name w:val="Quote"/>
-    <w:basedOn w:val="a"/>
-    <w:next w:val="a"/>
-    <w:link w:val="Char1"/>
+    <w:basedOn w:val="Normal"/>
+    <w:next w:val="Normal"/>
+    <w:link w:val="QuoteChar"/>
     <w:uiPriority w:val="29"/>
     <w:qFormat/>
     <w:rsid w:val="00A151D7"/>
@@ -7547,10 +7153,10 @@
       <w:color w:val="404040" w:themeColor="text1" w:themeTint="BF"/>
     </w:rPr>
   </w:style>
-  <w:style w:type="character" w:customStyle="1" w:styleId="Char1">
-    <w:name w:val="Απόσπασμα Char"/>
-    <w:basedOn w:val="a0"/>
-    <w:link w:val="a5"/>
+  <w:style w:type="character" w:customStyle="1" w:styleId="QuoteChar">
+    <w:name w:val="Quote Char"/>
+    <w:basedOn w:val="DefaultParagraphFont"/>
+    <w:link w:val="Quote"/>
     <w:uiPriority w:val="29"/>
     <w:rsid w:val="00A151D7"/>
     <w:rPr>
@@ -7559,9 +7165,9 @@
       <w:color w:val="404040" w:themeColor="text1" w:themeTint="BF"/>
     </w:rPr>
   </w:style>
-  <w:style w:type="paragraph" w:styleId="a6">
+  <w:style w:type="paragraph" w:styleId="ListParagraph">
     <w:name w:val="List Paragraph"/>
-    <w:basedOn w:val="a"/>
+    <w:basedOn w:val="Normal"/>
     <w:uiPriority w:val="34"/>
     <w:qFormat/>
     <w:rsid w:val="00A151D7"/>
@@ -7570,9 +7176,9 @@
       <w:contextualSpacing/>
     </w:pPr>
   </w:style>
-  <w:style w:type="character" w:styleId="a7">
+  <w:style w:type="character" w:styleId="IntenseEmphasis">
     <w:name w:val="Intense Emphasis"/>
-    <w:basedOn w:val="a0"/>
+    <w:basedOn w:val="DefaultParagraphFont"/>
     <w:uiPriority w:val="21"/>
     <w:qFormat/>
     <w:rsid w:val="00A151D7"/>
@@ -7582,11 +7188,11 @@
       <w:color w:val="0F4761" w:themeColor="accent1" w:themeShade="BF"/>
     </w:rPr>
   </w:style>
-  <w:style w:type="paragraph" w:styleId="a8">
+  <w:style w:type="paragraph" w:styleId="IntenseQuote">
     <w:name w:val="Intense Quote"/>
-    <w:basedOn w:val="a"/>
-    <w:next w:val="a"/>
-    <w:link w:val="Char2"/>
+    <w:basedOn w:val="Normal"/>
+    <w:next w:val="Normal"/>
+    <w:link w:val="IntenseQuoteChar"/>
     <w:uiPriority w:val="30"/>
     <w:qFormat/>
     <w:rsid w:val="00A151D7"/>
@@ -7605,10 +7211,10 @@
       <w:color w:val="0F4761" w:themeColor="accent1" w:themeShade="BF"/>
     </w:rPr>
   </w:style>
-  <w:style w:type="character" w:customStyle="1" w:styleId="Char2">
-    <w:name w:val="Έντονο απόσπ. Char"/>
-    <w:basedOn w:val="a0"/>
-    <w:link w:val="a8"/>
+  <w:style w:type="character" w:customStyle="1" w:styleId="IntenseQuoteChar">
+    <w:name w:val="Intense Quote Char"/>
+    <w:basedOn w:val="DefaultParagraphFont"/>
+    <w:link w:val="IntenseQuote"/>
     <w:uiPriority w:val="30"/>
     <w:rsid w:val="00A151D7"/>
     <w:rPr>
@@ -7617,9 +7223,9 @@
       <w:color w:val="0F4761" w:themeColor="accent1" w:themeShade="BF"/>
     </w:rPr>
   </w:style>
-  <w:style w:type="character" w:styleId="a9">
+  <w:style w:type="character" w:styleId="IntenseReference">
     <w:name w:val="Intense Reference"/>
-    <w:basedOn w:val="a0"/>
+    <w:basedOn w:val="DefaultParagraphFont"/>
     <w:uiPriority w:val="32"/>
     <w:qFormat/>
     <w:rsid w:val="00A151D7"/>

--- a/Αναφορα.docx
+++ b/Αναφορα.docx
@@ -175,7 +175,21 @@
         <w:rPr>
           <w:lang w:val="el-GR"/>
         </w:rPr>
-        <w:t xml:space="preserve">Για να δημιουργίσουμε ένα απλό δίκτυο σε </w:t>
+        <w:t xml:space="preserve">Για να </w:t>
+      </w:r>
+      <w:proofErr w:type="spellStart"/>
+      <w:r>
+        <w:rPr>
+          <w:lang w:val="el-GR"/>
+        </w:rPr>
+        <w:t>δημιουργίσουμε</w:t>
+      </w:r>
+      <w:proofErr w:type="spellEnd"/>
+      <w:r>
+        <w:rPr>
+          <w:lang w:val="el-GR"/>
+        </w:rPr>
+        <w:t xml:space="preserve"> ένα απλό δίκτυο σε </w:t>
       </w:r>
       <w:r>
         <w:t>Python</w:t>
@@ -186,11 +200,19 @@
         </w:rPr>
         <w:t xml:space="preserve"> </w:t>
       </w:r>
-      <w:r>
-        <w:rPr>
-          <w:lang w:val="el-GR"/>
-        </w:rPr>
-        <w:t xml:space="preserve">χρησημοποιόντας τη βιβλιοθήκη </w:t>
+      <w:proofErr w:type="spellStart"/>
+      <w:r>
+        <w:rPr>
+          <w:lang w:val="el-GR"/>
+        </w:rPr>
+        <w:t>χρησημοποιόντας</w:t>
+      </w:r>
+      <w:proofErr w:type="spellEnd"/>
+      <w:r>
+        <w:rPr>
+          <w:lang w:val="el-GR"/>
+        </w:rPr>
+        <w:t xml:space="preserve"> τη βιβλιοθήκη </w:t>
       </w:r>
       <w:proofErr w:type="spellStart"/>
       <w:r>
@@ -462,7 +484,21 @@
         <w:rPr>
           <w:lang w:val="el-GR"/>
         </w:rPr>
-        <w:t>Για να μοντελοποιήσουμε τη ροή των πακέτων, θα ορίσουμε τρεις κύριες "οντότητες" που λειτουργούν ως</w:t>
+        <w:t xml:space="preserve">Για να </w:t>
+      </w:r>
+      <w:proofErr w:type="spellStart"/>
+      <w:r>
+        <w:rPr>
+          <w:lang w:val="el-GR"/>
+        </w:rPr>
+        <w:t>μοντελοποιήσουμε</w:t>
+      </w:r>
+      <w:proofErr w:type="spellEnd"/>
+      <w:r>
+        <w:rPr>
+          <w:lang w:val="el-GR"/>
+        </w:rPr>
+        <w:t xml:space="preserve"> τη ροή των πακέτων, θα ορίσουμε τρεις κύριες "οντότητες" που λειτουργούν ως</w:t>
       </w:r>
       <w:r>
         <w:t> processes </w:t>
@@ -2672,7 +2708,6 @@
           <w:lang w:val="el-GR"/>
         </w:rPr>
       </w:pPr>
-      <w:proofErr w:type="gramStart"/>
       <w:r>
         <w:t>env</w:t>
       </w:r>
@@ -2685,7 +2720,6 @@
       <w:r>
         <w:t>process</w:t>
       </w:r>
-      <w:proofErr w:type="gramEnd"/>
       <w:r>
         <w:rPr>
           <w:lang w:val="el-GR"/>
@@ -3479,6 +3513,7 @@
           <w:bCs/>
           <w:sz w:val="40"/>
           <w:szCs w:val="40"/>
+          <w:lang w:val="el-GR"/>
         </w:rPr>
       </w:pPr>
       <w:r>
@@ -3524,6 +3559,7 @@
           <w:bCs/>
           <w:sz w:val="40"/>
           <w:szCs w:val="40"/>
+          <w:lang w:val="el-GR"/>
         </w:rPr>
         <w:br/>
       </w:r>
@@ -3531,6 +3567,7 @@
         <w:rPr>
           <w:b/>
           <w:bCs/>
+          <w:noProof/>
           <w:sz w:val="40"/>
           <w:szCs w:val="40"/>
           <w:lang w:val="el-GR"/>
@@ -3587,6 +3624,7 @@
           <w:bCs/>
           <w:sz w:val="40"/>
           <w:szCs w:val="40"/>
+          <w:lang w:val="el-GR"/>
         </w:rPr>
         <w:t xml:space="preserve">                                                    .</w:t>
       </w:r>
@@ -3596,6 +3634,7 @@
           <w:bCs/>
           <w:sz w:val="40"/>
           <w:szCs w:val="40"/>
+          <w:lang w:val="el-GR"/>
         </w:rPr>
         <w:br/>
         <w:t xml:space="preserve">                                                    .</w:t>
@@ -3606,6 +3645,7 @@
           <w:bCs/>
           <w:sz w:val="40"/>
           <w:szCs w:val="40"/>
+          <w:lang w:val="el-GR"/>
         </w:rPr>
         <w:br/>
         <w:t xml:space="preserve">                                                    .</w:t>
@@ -3616,6 +3656,7 @@
           <w:bCs/>
           <w:sz w:val="40"/>
           <w:szCs w:val="40"/>
+          <w:lang w:val="el-GR"/>
         </w:rPr>
         <w:br/>
       </w:r>
@@ -3625,6 +3666,7 @@
           <w:bCs/>
           <w:sz w:val="40"/>
           <w:szCs w:val="40"/>
+          <w:lang w:val="el-GR"/>
         </w:rPr>
         <w:br/>
       </w:r>
@@ -3632,6 +3674,7 @@
         <w:rPr>
           <w:b/>
           <w:bCs/>
+          <w:noProof/>
           <w:sz w:val="40"/>
           <w:szCs w:val="40"/>
           <w:lang w:val="el-GR"/>
@@ -3826,6 +3869,1884 @@
           <w:lang w:val="el-GR"/>
         </w:rPr>
       </w:pPr>
+      <w:proofErr w:type="spellStart"/>
+      <w:r>
+        <w:rPr>
+          <w:lang w:val="el-GR"/>
+        </w:rPr>
+        <w:t>Ερωτημα</w:t>
+      </w:r>
+      <w:proofErr w:type="spellEnd"/>
+      <w:r>
+        <w:rPr>
+          <w:lang w:val="el-GR"/>
+        </w:rPr>
+        <w:t xml:space="preserve"> 4:</w:t>
+      </w:r>
+    </w:p>
+    <w:p>
+      <w:pPr>
+        <w:rPr>
+          <w:b/>
+          <w:bCs/>
+          <w:lang w:val="el-GR"/>
+        </w:rPr>
+      </w:pPr>
+      <w:r>
+        <w:rPr>
+          <w:b/>
+          <w:bCs/>
+          <w:lang w:val="el-GR"/>
+        </w:rPr>
+        <w:t>Αναφορά Προσομοίωσης Δικτύου: Συλλογή και Ανάλυση Μετρικών Απόδοσης</w:t>
+      </w:r>
+    </w:p>
+    <w:p>
+      <w:pPr>
+        <w:rPr>
+          <w:b/>
+          <w:bCs/>
+          <w:lang w:val="el-GR"/>
+        </w:rPr>
+      </w:pPr>
+      <w:r>
+        <w:rPr>
+          <w:b/>
+          <w:bCs/>
+          <w:lang w:val="el-GR"/>
+        </w:rPr>
+        <w:t>1. Εισαγωγή</w:t>
+      </w:r>
+    </w:p>
+    <w:p>
+      <w:pPr>
+        <w:rPr>
+          <w:lang w:val="el-GR"/>
+        </w:rPr>
+      </w:pPr>
+      <w:r>
+        <w:rPr>
+          <w:lang w:val="el-GR"/>
+        </w:rPr>
+        <w:t xml:space="preserve">Το τέταρτο μέρος της εργασίας επεκτείνει το αρχικό μοντέλο προσομοίωσης με σκοπό τη μετατροπή του σε ένα εργαλείο ανάλυσης της απόδοσης του δικτύου. Ο στόχος είναι η </w:t>
+      </w:r>
+      <w:r>
+        <w:rPr>
+          <w:lang w:val="el-GR"/>
+        </w:rPr>
+        <w:lastRenderedPageBreak/>
+        <w:t>συλλογή, ο υπολογισμός και η γραφική απεικόνιση κρίσιμων μετρικών απόδοσης, όπως η καθυστέρηση από άκρο σε άκρο (</w:t>
+      </w:r>
+      <w:proofErr w:type="spellStart"/>
+      <w:r>
+        <w:rPr>
+          <w:lang w:val="el-GR"/>
+        </w:rPr>
+        <w:t>end-to-end</w:t>
+      </w:r>
+      <w:proofErr w:type="spellEnd"/>
+      <w:r>
+        <w:rPr>
+          <w:lang w:val="el-GR"/>
+        </w:rPr>
+        <w:t xml:space="preserve"> </w:t>
+      </w:r>
+      <w:proofErr w:type="spellStart"/>
+      <w:r>
+        <w:rPr>
+          <w:lang w:val="el-GR"/>
+        </w:rPr>
+        <w:t>delay</w:t>
+      </w:r>
+      <w:proofErr w:type="spellEnd"/>
+      <w:r>
+        <w:rPr>
+          <w:lang w:val="el-GR"/>
+        </w:rPr>
+        <w:t>), ο ρυθμός απώλειας πακέτων (</w:t>
+      </w:r>
+      <w:proofErr w:type="spellStart"/>
+      <w:r>
+        <w:rPr>
+          <w:lang w:val="el-GR"/>
+        </w:rPr>
+        <w:t>packet</w:t>
+      </w:r>
+      <w:proofErr w:type="spellEnd"/>
+      <w:r>
+        <w:rPr>
+          <w:lang w:val="el-GR"/>
+        </w:rPr>
+        <w:t xml:space="preserve"> </w:t>
+      </w:r>
+      <w:proofErr w:type="spellStart"/>
+      <w:r>
+        <w:rPr>
+          <w:lang w:val="el-GR"/>
+        </w:rPr>
+        <w:t>loss</w:t>
+      </w:r>
+      <w:proofErr w:type="spellEnd"/>
+      <w:r>
+        <w:rPr>
+          <w:lang w:val="el-GR"/>
+        </w:rPr>
+        <w:t xml:space="preserve"> </w:t>
+      </w:r>
+      <w:proofErr w:type="spellStart"/>
+      <w:r>
+        <w:rPr>
+          <w:lang w:val="el-GR"/>
+        </w:rPr>
+        <w:t>rate</w:t>
+      </w:r>
+      <w:proofErr w:type="spellEnd"/>
+      <w:r>
+        <w:rPr>
+          <w:lang w:val="el-GR"/>
+        </w:rPr>
+        <w:t>), η απόδοση του δικτύου (</w:t>
+      </w:r>
+      <w:proofErr w:type="spellStart"/>
+      <w:r>
+        <w:rPr>
+          <w:lang w:val="el-GR"/>
+        </w:rPr>
+        <w:t>throughput</w:t>
+      </w:r>
+      <w:proofErr w:type="spellEnd"/>
+      <w:r>
+        <w:rPr>
+          <w:lang w:val="el-GR"/>
+        </w:rPr>
+        <w:t>) και η δυναμική του μεγέθους της ουράς αναμονής (</w:t>
+      </w:r>
+      <w:proofErr w:type="spellStart"/>
+      <w:r>
+        <w:rPr>
+          <w:lang w:val="el-GR"/>
+        </w:rPr>
+        <w:t>queue</w:t>
+      </w:r>
+      <w:proofErr w:type="spellEnd"/>
+      <w:r>
+        <w:rPr>
+          <w:lang w:val="el-GR"/>
+        </w:rPr>
+        <w:t xml:space="preserve"> </w:t>
+      </w:r>
+      <w:proofErr w:type="spellStart"/>
+      <w:r>
+        <w:rPr>
+          <w:lang w:val="el-GR"/>
+        </w:rPr>
+        <w:t>size</w:t>
+      </w:r>
+      <w:proofErr w:type="spellEnd"/>
+      <w:r>
+        <w:rPr>
+          <w:lang w:val="el-GR"/>
+        </w:rPr>
+        <w:t xml:space="preserve">) του </w:t>
+      </w:r>
+      <w:proofErr w:type="spellStart"/>
+      <w:r>
+        <w:rPr>
+          <w:lang w:val="el-GR"/>
+        </w:rPr>
+        <w:t>router</w:t>
+      </w:r>
+      <w:proofErr w:type="spellEnd"/>
+      <w:r>
+        <w:rPr>
+          <w:lang w:val="el-GR"/>
+        </w:rPr>
+        <w:t>. Η ανάλυση αυτών των μετρικών μας επιτρέπει να κατανοήσουμε τη συμπεριφορά του δικτύου υπό συνθήκες συμφόρησης (</w:t>
+      </w:r>
+      <w:proofErr w:type="spellStart"/>
+      <w:r>
+        <w:rPr>
+          <w:lang w:val="el-GR"/>
+        </w:rPr>
+        <w:t>congestion</w:t>
+      </w:r>
+      <w:proofErr w:type="spellEnd"/>
+      <w:r>
+        <w:rPr>
+          <w:lang w:val="el-GR"/>
+        </w:rPr>
+        <w:t>).</w:t>
+      </w:r>
+    </w:p>
+    <w:p>
+      <w:pPr>
+        <w:rPr>
+          <w:b/>
+          <w:bCs/>
+          <w:lang w:val="el-GR"/>
+        </w:rPr>
+      </w:pPr>
+      <w:r>
+        <w:rPr>
+          <w:b/>
+          <w:bCs/>
+          <w:lang w:val="el-GR"/>
+        </w:rPr>
+        <w:t>2. Μεθοδολογία Υλοποίησης</w:t>
+      </w:r>
+    </w:p>
+    <w:p>
+      <w:pPr>
+        <w:rPr>
+          <w:lang w:val="el-GR"/>
+        </w:rPr>
+      </w:pPr>
+      <w:r>
+        <w:rPr>
+          <w:lang w:val="el-GR"/>
+        </w:rPr>
+        <w:t>Για την επίτευξη των παραπάνω στόχων, ο αρχικός κώδικας τροποποιήθηκε στα παρακάτω σημεία:</w:t>
+      </w:r>
+    </w:p>
+    <w:p>
+      <w:pPr>
+        <w:rPr>
+          <w:lang w:val="el-GR"/>
+        </w:rPr>
+      </w:pPr>
+      <w:r>
+        <w:rPr>
+          <w:lang w:val="el-GR"/>
+        </w:rPr>
+        <w:t>Για τη συλλογή των δεδομένων, δημιουργήθηκαν κατάλληλες δομές (λίστες και λεξικά) οι οποίες ενημερώνονται δυναμικά κατά την εκτέλεση της προσομοίωσης.</w:t>
+      </w:r>
+    </w:p>
+    <w:p>
+      <w:pPr>
+        <w:numPr>
+          <w:ilvl w:val="0"/>
+          <w:numId w:val="18"/>
+        </w:numPr>
+        <w:rPr>
+          <w:lang w:val="el-GR"/>
+        </w:rPr>
+      </w:pPr>
+      <w:proofErr w:type="spellStart"/>
+      <w:r>
+        <w:rPr>
+          <w:b/>
+          <w:bCs/>
+          <w:lang w:val="el-GR"/>
+        </w:rPr>
+        <w:t>End-to-End</w:t>
+      </w:r>
+      <w:proofErr w:type="spellEnd"/>
+      <w:r>
+        <w:rPr>
+          <w:b/>
+          <w:bCs/>
+          <w:lang w:val="el-GR"/>
+        </w:rPr>
+        <w:t xml:space="preserve"> </w:t>
+      </w:r>
+      <w:proofErr w:type="spellStart"/>
+      <w:r>
+        <w:rPr>
+          <w:b/>
+          <w:bCs/>
+          <w:lang w:val="el-GR"/>
+        </w:rPr>
+        <w:t>Delay</w:t>
+      </w:r>
+      <w:proofErr w:type="spellEnd"/>
+      <w:r>
+        <w:rPr>
+          <w:b/>
+          <w:bCs/>
+          <w:lang w:val="el-GR"/>
+        </w:rPr>
+        <w:t>:</w:t>
+      </w:r>
+      <w:r>
+        <w:rPr>
+          <w:lang w:val="el-GR"/>
+        </w:rPr>
+        <w:t> Η συνάρτηση </w:t>
+      </w:r>
+      <w:proofErr w:type="spellStart"/>
+      <w:r>
+        <w:rPr>
+          <w:lang w:val="el-GR"/>
+        </w:rPr>
+        <w:t>destination_host</w:t>
+      </w:r>
+      <w:proofErr w:type="spellEnd"/>
+      <w:r>
+        <w:rPr>
+          <w:lang w:val="el-GR"/>
+        </w:rPr>
+        <w:t> επεκτάθηκε ώστε, για κάθε πακέτο που λαμβάνει, να υπολογίζει τη συνολική καθυστέρηση ως τη διαφορά μεταξύ του τρέχοντος χρόνου προσομοίωσης (</w:t>
+      </w:r>
+      <w:proofErr w:type="spellStart"/>
+      <w:r>
+        <w:rPr>
+          <w:lang w:val="el-GR"/>
+        </w:rPr>
+        <w:t>env.now</w:t>
+      </w:r>
+      <w:proofErr w:type="spellEnd"/>
+      <w:r>
+        <w:rPr>
+          <w:lang w:val="el-GR"/>
+        </w:rPr>
+        <w:t>) και του χρόνου δημιουργίας του πακέτου (</w:t>
+      </w:r>
+      <w:proofErr w:type="spellStart"/>
+      <w:r>
+        <w:rPr>
+          <w:lang w:val="el-GR"/>
+        </w:rPr>
+        <w:t>packet.time_created</w:t>
+      </w:r>
+      <w:proofErr w:type="spellEnd"/>
+      <w:r>
+        <w:rPr>
+          <w:lang w:val="el-GR"/>
+        </w:rPr>
+        <w:t>). Κάθε υπολογιζόμενη καθυστέρηση αποθηκεύεται μαζί με τον χρόνο άφιξης σε μια λίστα (</w:t>
+      </w:r>
+      <w:proofErr w:type="spellStart"/>
+      <w:r>
+        <w:rPr>
+          <w:lang w:val="el-GR"/>
+        </w:rPr>
+        <w:t>delay_stats</w:t>
+      </w:r>
+      <w:proofErr w:type="spellEnd"/>
+      <w:r>
+        <w:rPr>
+          <w:lang w:val="el-GR"/>
+        </w:rPr>
+        <w:t xml:space="preserve">) για μετέπειτα </w:t>
+      </w:r>
+      <w:proofErr w:type="spellStart"/>
+      <w:r>
+        <w:rPr>
+          <w:lang w:val="el-GR"/>
+        </w:rPr>
+        <w:t>οπτικοποίηση</w:t>
+      </w:r>
+      <w:proofErr w:type="spellEnd"/>
+      <w:r>
+        <w:rPr>
+          <w:lang w:val="el-GR"/>
+        </w:rPr>
+        <w:t>.</w:t>
+      </w:r>
+    </w:p>
+    <w:p>
+      <w:pPr>
+        <w:numPr>
+          <w:ilvl w:val="0"/>
+          <w:numId w:val="18"/>
+        </w:numPr>
+        <w:rPr>
+          <w:lang w:val="el-GR"/>
+        </w:rPr>
+      </w:pPr>
+      <w:proofErr w:type="spellStart"/>
+      <w:r>
+        <w:rPr>
+          <w:b/>
+          <w:bCs/>
+          <w:lang w:val="el-GR"/>
+        </w:rPr>
+        <w:t>Packet</w:t>
+      </w:r>
+      <w:proofErr w:type="spellEnd"/>
+      <w:r>
+        <w:rPr>
+          <w:b/>
+          <w:bCs/>
+          <w:lang w:val="el-GR"/>
+        </w:rPr>
+        <w:t xml:space="preserve"> </w:t>
+      </w:r>
+      <w:proofErr w:type="spellStart"/>
+      <w:r>
+        <w:rPr>
+          <w:b/>
+          <w:bCs/>
+          <w:lang w:val="el-GR"/>
+        </w:rPr>
+        <w:t>Loss</w:t>
+      </w:r>
+      <w:proofErr w:type="spellEnd"/>
+      <w:r>
+        <w:rPr>
+          <w:b/>
+          <w:bCs/>
+          <w:lang w:val="el-GR"/>
+        </w:rPr>
+        <w:t xml:space="preserve"> </w:t>
+      </w:r>
+      <w:proofErr w:type="spellStart"/>
+      <w:r>
+        <w:rPr>
+          <w:b/>
+          <w:bCs/>
+          <w:lang w:val="el-GR"/>
+        </w:rPr>
+        <w:t>Rate</w:t>
+      </w:r>
+      <w:proofErr w:type="spellEnd"/>
+      <w:r>
+        <w:rPr>
+          <w:b/>
+          <w:bCs/>
+          <w:lang w:val="el-GR"/>
+        </w:rPr>
+        <w:t>:</w:t>
+      </w:r>
+    </w:p>
+    <w:p>
+      <w:pPr>
+        <w:numPr>
+          <w:ilvl w:val="1"/>
+          <w:numId w:val="18"/>
+        </w:numPr>
+        <w:rPr>
+          <w:lang w:val="el-GR"/>
+        </w:rPr>
+      </w:pPr>
+      <w:r>
+        <w:rPr>
+          <w:lang w:val="el-GR"/>
+        </w:rPr>
+        <w:t>Ο αριθμός των πακέτων που απορρίπτονται καταγράφεται ήδη από την κλάση </w:t>
+      </w:r>
+      <w:proofErr w:type="spellStart"/>
+      <w:r>
+        <w:rPr>
+          <w:lang w:val="el-GR"/>
+        </w:rPr>
+        <w:t>Router</w:t>
+      </w:r>
+      <w:proofErr w:type="spellEnd"/>
+      <w:r>
+        <w:rPr>
+          <w:lang w:val="el-GR"/>
+        </w:rPr>
+        <w:t> στη μεταβλητή </w:t>
+      </w:r>
+      <w:proofErr w:type="spellStart"/>
+      <w:r>
+        <w:rPr>
+          <w:lang w:val="el-GR"/>
+        </w:rPr>
+        <w:t>self.packets_dropped</w:t>
+      </w:r>
+      <w:proofErr w:type="spellEnd"/>
+      <w:r>
+        <w:rPr>
+          <w:lang w:val="el-GR"/>
+        </w:rPr>
+        <w:t>.</w:t>
+      </w:r>
+    </w:p>
+    <w:p>
+      <w:pPr>
+        <w:numPr>
+          <w:ilvl w:val="1"/>
+          <w:numId w:val="18"/>
+        </w:numPr>
+        <w:rPr>
+          <w:lang w:val="el-GR"/>
+        </w:rPr>
+      </w:pPr>
+      <w:r>
+        <w:rPr>
+          <w:lang w:val="el-GR"/>
+        </w:rPr>
+        <w:t>Για τον υπολογισμό του ποσοστού, χρειαζόμαστε και τον συνολικό αριθμό των πακέτων που στάλθηκαν. Για τον λόγο αυτό, προστέθηκε ένας μετρητής (</w:t>
+      </w:r>
+      <w:proofErr w:type="spellStart"/>
+      <w:r>
+        <w:rPr>
+          <w:lang w:val="el-GR"/>
+        </w:rPr>
+        <w:t>packets_sent_stats</w:t>
+      </w:r>
+      <w:proofErr w:type="spellEnd"/>
+      <w:r>
+        <w:rPr>
+          <w:lang w:val="el-GR"/>
+        </w:rPr>
+        <w:t>) που ενημερώνεται από τη συνάρτηση </w:t>
+      </w:r>
+      <w:proofErr w:type="spellStart"/>
+      <w:r>
+        <w:rPr>
+          <w:lang w:val="el-GR"/>
+        </w:rPr>
+        <w:t>source_host</w:t>
+      </w:r>
+      <w:proofErr w:type="spellEnd"/>
+      <w:r>
+        <w:rPr>
+          <w:lang w:val="el-GR"/>
+        </w:rPr>
+        <w:t> κάθε φορά που δημιουργείται ένα πακέτο.</w:t>
+      </w:r>
+    </w:p>
+    <w:p>
+      <w:pPr>
+        <w:numPr>
+          <w:ilvl w:val="1"/>
+          <w:numId w:val="18"/>
+        </w:numPr>
+        <w:rPr>
+          <w:lang w:val="el-GR"/>
+        </w:rPr>
+      </w:pPr>
+      <w:r>
+        <w:rPr>
+          <w:lang w:val="el-GR"/>
+        </w:rPr>
+        <w:t>Ο ρυθμός απώλειας υπολογίζεται στο τέλος της προσομοίωσης με τον τύπο: (πακέτα που απορρίφθηκαν / σύνολο πακέτων που στάλθηκαν) * 100.</w:t>
+      </w:r>
+    </w:p>
+    <w:p>
+      <w:pPr>
+        <w:numPr>
+          <w:ilvl w:val="0"/>
+          <w:numId w:val="18"/>
+        </w:numPr>
+        <w:rPr>
+          <w:lang w:val="el-GR"/>
+        </w:rPr>
+      </w:pPr>
+      <w:proofErr w:type="spellStart"/>
+      <w:r>
+        <w:rPr>
+          <w:b/>
+          <w:bCs/>
+          <w:lang w:val="el-GR"/>
+        </w:rPr>
+        <w:t>Throughput</w:t>
+      </w:r>
+      <w:proofErr w:type="spellEnd"/>
+      <w:r>
+        <w:rPr>
+          <w:b/>
+          <w:bCs/>
+          <w:lang w:val="el-GR"/>
+        </w:rPr>
+        <w:t xml:space="preserve"> (</w:t>
+      </w:r>
+      <w:proofErr w:type="spellStart"/>
+      <w:r>
+        <w:rPr>
+          <w:b/>
+          <w:bCs/>
+          <w:lang w:val="el-GR"/>
+        </w:rPr>
+        <w:t>Ρυθμαπόδοση</w:t>
+      </w:r>
+      <w:proofErr w:type="spellEnd"/>
+      <w:r>
+        <w:rPr>
+          <w:b/>
+          <w:bCs/>
+          <w:lang w:val="el-GR"/>
+        </w:rPr>
+        <w:t>):</w:t>
+      </w:r>
+    </w:p>
+    <w:p>
+      <w:pPr>
+        <w:numPr>
+          <w:ilvl w:val="1"/>
+          <w:numId w:val="18"/>
+        </w:numPr>
+        <w:rPr>
+          <w:lang w:val="el-GR"/>
+        </w:rPr>
+      </w:pPr>
+      <w:r>
+        <w:rPr>
+          <w:lang w:val="el-GR"/>
+        </w:rPr>
+        <w:t>Η μετρική αυτή αντιπροσωπεύει τον πραγματικό ρυθμό μετάδοσης χρήσιμων δεδομένων που φτάνουν στον προορισμό.</w:t>
+      </w:r>
+    </w:p>
+    <w:p>
+      <w:pPr>
+        <w:numPr>
+          <w:ilvl w:val="1"/>
+          <w:numId w:val="18"/>
+        </w:numPr>
+        <w:rPr>
+          <w:lang w:val="el-GR"/>
+        </w:rPr>
+      </w:pPr>
+      <w:r>
+        <w:rPr>
+          <w:lang w:val="el-GR"/>
+        </w:rPr>
+        <w:t>Στη συνάρτηση </w:t>
+      </w:r>
+      <w:proofErr w:type="spellStart"/>
+      <w:r>
+        <w:rPr>
+          <w:lang w:val="el-GR"/>
+        </w:rPr>
+        <w:t>destination_host</w:t>
+      </w:r>
+      <w:proofErr w:type="spellEnd"/>
+      <w:r>
+        <w:rPr>
+          <w:lang w:val="el-GR"/>
+        </w:rPr>
+        <w:t xml:space="preserve">, κάθε φορά που λαμβάνεται ένα πακέτο, ο συνολικός όγκος των </w:t>
+      </w:r>
+      <w:proofErr w:type="spellStart"/>
+      <w:r>
+        <w:rPr>
+          <w:lang w:val="el-GR"/>
+        </w:rPr>
+        <w:t>ληφθέντων</w:t>
+      </w:r>
+      <w:proofErr w:type="spellEnd"/>
+      <w:r>
+        <w:rPr>
+          <w:lang w:val="el-GR"/>
+        </w:rPr>
+        <w:t xml:space="preserve"> δεδομένων (σε </w:t>
+      </w:r>
+      <w:proofErr w:type="spellStart"/>
+      <w:r>
+        <w:rPr>
+          <w:lang w:val="el-GR"/>
+        </w:rPr>
+        <w:t>bits</w:t>
+      </w:r>
+      <w:proofErr w:type="spellEnd"/>
+      <w:r>
+        <w:rPr>
+          <w:lang w:val="el-GR"/>
+        </w:rPr>
+        <w:t>) αυξάνεται (</w:t>
+      </w:r>
+      <w:proofErr w:type="spellStart"/>
+      <w:r>
+        <w:rPr>
+          <w:lang w:val="el-GR"/>
+        </w:rPr>
+        <w:t>received_stats</w:t>
+      </w:r>
+      <w:proofErr w:type="spellEnd"/>
+      <w:r>
+        <w:rPr>
+          <w:lang w:val="el-GR"/>
+        </w:rPr>
+        <w:t>['</w:t>
+      </w:r>
+      <w:proofErr w:type="spellStart"/>
+      <w:r>
+        <w:rPr>
+          <w:lang w:val="el-GR"/>
+        </w:rPr>
+        <w:t>total_bits</w:t>
+      </w:r>
+      <w:proofErr w:type="spellEnd"/>
+      <w:r>
+        <w:rPr>
+          <w:lang w:val="el-GR"/>
+        </w:rPr>
+        <w:t>']).</w:t>
+      </w:r>
+    </w:p>
+    <w:p>
+      <w:pPr>
+        <w:numPr>
+          <w:ilvl w:val="1"/>
+          <w:numId w:val="18"/>
+        </w:numPr>
+        <w:rPr>
+          <w:lang w:val="el-GR"/>
+        </w:rPr>
+      </w:pPr>
+      <w:r>
+        <w:rPr>
+          <w:lang w:val="el-GR"/>
+        </w:rPr>
+        <w:lastRenderedPageBreak/>
+        <w:t>Ταυτόχρονα, καταγράφεται ο χρόνος άφιξης του τελευταίου πακέτου (</w:t>
+      </w:r>
+      <w:proofErr w:type="spellStart"/>
+      <w:r>
+        <w:rPr>
+          <w:lang w:val="el-GR"/>
+        </w:rPr>
+        <w:t>received_stats</w:t>
+      </w:r>
+      <w:proofErr w:type="spellEnd"/>
+      <w:r>
+        <w:rPr>
+          <w:lang w:val="el-GR"/>
+        </w:rPr>
+        <w:t>['</w:t>
+      </w:r>
+      <w:proofErr w:type="spellStart"/>
+      <w:r>
+        <w:rPr>
+          <w:lang w:val="el-GR"/>
+        </w:rPr>
+        <w:t>last_arrival_time</w:t>
+      </w:r>
+      <w:proofErr w:type="spellEnd"/>
+      <w:r>
+        <w:rPr>
+          <w:lang w:val="el-GR"/>
+        </w:rPr>
+        <w:t>']).</w:t>
+      </w:r>
+    </w:p>
+    <w:p>
+      <w:pPr>
+        <w:numPr>
+          <w:ilvl w:val="1"/>
+          <w:numId w:val="18"/>
+        </w:numPr>
+        <w:rPr>
+          <w:lang w:val="el-GR"/>
+        </w:rPr>
+      </w:pPr>
+      <w:r>
+        <w:rPr>
+          <w:lang w:val="el-GR"/>
+        </w:rPr>
+        <w:t xml:space="preserve">Το </w:t>
+      </w:r>
+      <w:proofErr w:type="spellStart"/>
+      <w:r>
+        <w:rPr>
+          <w:lang w:val="el-GR"/>
+        </w:rPr>
+        <w:t>throughput</w:t>
+      </w:r>
+      <w:proofErr w:type="spellEnd"/>
+      <w:r>
+        <w:rPr>
+          <w:lang w:val="el-GR"/>
+        </w:rPr>
+        <w:t xml:space="preserve"> υπολογίζεται στο τέλος ως: (Σύνολο </w:t>
+      </w:r>
+      <w:proofErr w:type="spellStart"/>
+      <w:r>
+        <w:rPr>
+          <w:lang w:val="el-GR"/>
+        </w:rPr>
+        <w:t>bits</w:t>
+      </w:r>
+      <w:proofErr w:type="spellEnd"/>
+      <w:r>
+        <w:rPr>
+          <w:lang w:val="el-GR"/>
+        </w:rPr>
+        <w:t xml:space="preserve"> που λήφθηκαν) / (Χρόνος άφιξης του τελευταίου πακέτου).</w:t>
+      </w:r>
+    </w:p>
+    <w:p>
+      <w:pPr>
+        <w:numPr>
+          <w:ilvl w:val="0"/>
+          <w:numId w:val="18"/>
+        </w:numPr>
+        <w:rPr>
+          <w:lang w:val="el-GR"/>
+        </w:rPr>
+      </w:pPr>
+      <w:proofErr w:type="spellStart"/>
+      <w:r>
+        <w:rPr>
+          <w:b/>
+          <w:bCs/>
+          <w:lang w:val="el-GR"/>
+        </w:rPr>
+        <w:t>Queue</w:t>
+      </w:r>
+      <w:proofErr w:type="spellEnd"/>
+      <w:r>
+        <w:rPr>
+          <w:b/>
+          <w:bCs/>
+          <w:lang w:val="el-GR"/>
+        </w:rPr>
+        <w:t xml:space="preserve"> </w:t>
+      </w:r>
+      <w:proofErr w:type="spellStart"/>
+      <w:r>
+        <w:rPr>
+          <w:b/>
+          <w:bCs/>
+          <w:lang w:val="el-GR"/>
+        </w:rPr>
+        <w:t>Size</w:t>
+      </w:r>
+      <w:proofErr w:type="spellEnd"/>
+      <w:r>
+        <w:rPr>
+          <w:b/>
+          <w:bCs/>
+          <w:lang w:val="el-GR"/>
+        </w:rPr>
+        <w:t xml:space="preserve"> </w:t>
+      </w:r>
+      <w:proofErr w:type="spellStart"/>
+      <w:r>
+        <w:rPr>
+          <w:b/>
+          <w:bCs/>
+          <w:lang w:val="el-GR"/>
+        </w:rPr>
+        <w:t>Monitoring</w:t>
+      </w:r>
+      <w:proofErr w:type="spellEnd"/>
+      <w:r>
+        <w:rPr>
+          <w:b/>
+          <w:bCs/>
+          <w:lang w:val="el-GR"/>
+        </w:rPr>
+        <w:t>:</w:t>
+      </w:r>
+    </w:p>
+    <w:p>
+      <w:pPr>
+        <w:numPr>
+          <w:ilvl w:val="1"/>
+          <w:numId w:val="18"/>
+        </w:numPr>
+        <w:rPr>
+          <w:lang w:val="el-GR"/>
+        </w:rPr>
+      </w:pPr>
+      <w:r>
+        <w:rPr>
+          <w:lang w:val="el-GR"/>
+        </w:rPr>
+        <w:t>Για την παρακολούθηση του μεγέθους της ουράς, δημιουργήθηκε μια νέα, ανεξάρτητη διεργασία (</w:t>
+      </w:r>
+      <w:proofErr w:type="spellStart"/>
+      <w:r>
+        <w:rPr>
+          <w:lang w:val="el-GR"/>
+        </w:rPr>
+        <w:t>process</w:t>
+      </w:r>
+      <w:proofErr w:type="spellEnd"/>
+      <w:r>
+        <w:rPr>
+          <w:lang w:val="el-GR"/>
+        </w:rPr>
+        <w:t xml:space="preserve">) της </w:t>
+      </w:r>
+      <w:proofErr w:type="spellStart"/>
+      <w:r>
+        <w:rPr>
+          <w:lang w:val="el-GR"/>
+        </w:rPr>
+        <w:t>SimPy</w:t>
+      </w:r>
+      <w:proofErr w:type="spellEnd"/>
+      <w:r>
+        <w:rPr>
+          <w:lang w:val="el-GR"/>
+        </w:rPr>
+        <w:t>, η </w:t>
+      </w:r>
+      <w:proofErr w:type="spellStart"/>
+      <w:r>
+        <w:rPr>
+          <w:lang w:val="el-GR"/>
+        </w:rPr>
+        <w:t>monitor_queue_size</w:t>
+      </w:r>
+      <w:proofErr w:type="spellEnd"/>
+      <w:r>
+        <w:rPr>
+          <w:lang w:val="el-GR"/>
+        </w:rPr>
+        <w:t>.</w:t>
+      </w:r>
+    </w:p>
+    <w:p>
+      <w:pPr>
+        <w:numPr>
+          <w:ilvl w:val="1"/>
+          <w:numId w:val="18"/>
+        </w:numPr>
+        <w:rPr>
+          <w:lang w:val="el-GR"/>
+        </w:rPr>
+      </w:pPr>
+      <w:r>
+        <w:rPr>
+          <w:lang w:val="el-GR"/>
+        </w:rPr>
+        <w:t xml:space="preserve">Αυτή η συνάρτηση εκτελείται παράλληλα με τις υπόλοιπες και, σε τακτά χρονικά διαστήματα (QUEUE_MONITOR_INTERVAL_S), "φωτογραφίζει" το τρέχον μέγεθος της ουράς του </w:t>
+      </w:r>
+      <w:proofErr w:type="spellStart"/>
+      <w:r>
+        <w:rPr>
+          <w:lang w:val="el-GR"/>
+        </w:rPr>
+        <w:t>router</w:t>
+      </w:r>
+      <w:proofErr w:type="spellEnd"/>
+      <w:r>
+        <w:rPr>
+          <w:lang w:val="el-GR"/>
+        </w:rPr>
+        <w:t xml:space="preserve"> (</w:t>
+      </w:r>
+      <w:proofErr w:type="spellStart"/>
+      <w:r>
+        <w:rPr>
+          <w:lang w:val="el-GR"/>
+        </w:rPr>
+        <w:t>len</w:t>
+      </w:r>
+      <w:proofErr w:type="spellEnd"/>
+      <w:r>
+        <w:rPr>
+          <w:lang w:val="el-GR"/>
+        </w:rPr>
+        <w:t>(</w:t>
+      </w:r>
+      <w:proofErr w:type="spellStart"/>
+      <w:r>
+        <w:rPr>
+          <w:lang w:val="el-GR"/>
+        </w:rPr>
+        <w:t>router.queue.items</w:t>
+      </w:r>
+      <w:proofErr w:type="spellEnd"/>
+      <w:r>
+        <w:rPr>
+          <w:lang w:val="el-GR"/>
+        </w:rPr>
+        <w:t>)) και αποθηκεύει το ζεύγος (χρόνος, μέγεθος ουράς) σε μια λίστα (</w:t>
+      </w:r>
+      <w:proofErr w:type="spellStart"/>
+      <w:r>
+        <w:rPr>
+          <w:lang w:val="el-GR"/>
+        </w:rPr>
+        <w:t>queue_size_stats</w:t>
+      </w:r>
+      <w:proofErr w:type="spellEnd"/>
+      <w:r>
+        <w:rPr>
+          <w:lang w:val="el-GR"/>
+        </w:rPr>
+        <w:t>).</w:t>
+      </w:r>
+    </w:p>
+    <w:p>
+      <w:pPr>
+        <w:rPr>
+          <w:lang w:val="el-GR"/>
+        </w:rPr>
+      </w:pPr>
+      <w:r>
+        <w:rPr>
+          <w:lang w:val="el-GR"/>
+        </w:rPr>
+        <w:t>Μετά το τέλος της προσομοίωσης, χρησιμοποιείται η βιβλιοθήκη </w:t>
+      </w:r>
+      <w:proofErr w:type="spellStart"/>
+      <w:r>
+        <w:rPr>
+          <w:lang w:val="el-GR"/>
+        </w:rPr>
+        <w:t>matplotlib</w:t>
+      </w:r>
+      <w:proofErr w:type="spellEnd"/>
+      <w:r>
+        <w:rPr>
+          <w:lang w:val="el-GR"/>
+        </w:rPr>
+        <w:t> για τη δημιουργία δύο γραφικών παραστάσεων που απεικονίζουν τα δεδομένα που συλλέχθηκαν:</w:t>
+      </w:r>
+    </w:p>
+    <w:p>
+      <w:pPr>
+        <w:numPr>
+          <w:ilvl w:val="0"/>
+          <w:numId w:val="19"/>
+        </w:numPr>
+        <w:rPr>
+          <w:lang w:val="el-GR"/>
+        </w:rPr>
+      </w:pPr>
+      <w:r>
+        <w:rPr>
+          <w:b/>
+          <w:bCs/>
+          <w:lang w:val="el-GR"/>
+        </w:rPr>
+        <w:t xml:space="preserve">Γράφημα </w:t>
+      </w:r>
+      <w:proofErr w:type="spellStart"/>
+      <w:r>
+        <w:rPr>
+          <w:b/>
+          <w:bCs/>
+          <w:lang w:val="el-GR"/>
+        </w:rPr>
+        <w:t>End-to-End</w:t>
+      </w:r>
+      <w:proofErr w:type="spellEnd"/>
+      <w:r>
+        <w:rPr>
+          <w:b/>
+          <w:bCs/>
+          <w:lang w:val="el-GR"/>
+        </w:rPr>
+        <w:t xml:space="preserve"> </w:t>
+      </w:r>
+      <w:proofErr w:type="spellStart"/>
+      <w:r>
+        <w:rPr>
+          <w:b/>
+          <w:bCs/>
+          <w:lang w:val="el-GR"/>
+        </w:rPr>
+        <w:t>Delay</w:t>
+      </w:r>
+      <w:proofErr w:type="spellEnd"/>
+      <w:r>
+        <w:rPr>
+          <w:b/>
+          <w:bCs/>
+          <w:lang w:val="el-GR"/>
+        </w:rPr>
+        <w:t>:</w:t>
+      </w:r>
+      <w:r>
+        <w:rPr>
+          <w:lang w:val="el-GR"/>
+        </w:rPr>
+        <w:t> Παρουσιάζει την καθυστέρηση κάθε πακέτου σε σχέση με τον χρόνο άφιξής του στον προορισμό.</w:t>
+      </w:r>
+    </w:p>
+    <w:p>
+      <w:pPr>
+        <w:numPr>
+          <w:ilvl w:val="0"/>
+          <w:numId w:val="19"/>
+        </w:numPr>
+        <w:rPr>
+          <w:lang w:val="el-GR"/>
+        </w:rPr>
+      </w:pPr>
+      <w:r>
+        <w:rPr>
+          <w:b/>
+          <w:bCs/>
+          <w:lang w:val="el-GR"/>
+        </w:rPr>
+        <w:t xml:space="preserve">Γράφημα </w:t>
+      </w:r>
+      <w:proofErr w:type="spellStart"/>
+      <w:r>
+        <w:rPr>
+          <w:b/>
+          <w:bCs/>
+          <w:lang w:val="el-GR"/>
+        </w:rPr>
+        <w:t>Queue</w:t>
+      </w:r>
+      <w:proofErr w:type="spellEnd"/>
+      <w:r>
+        <w:rPr>
+          <w:b/>
+          <w:bCs/>
+          <w:lang w:val="el-GR"/>
+        </w:rPr>
+        <w:t xml:space="preserve"> </w:t>
+      </w:r>
+      <w:proofErr w:type="spellStart"/>
+      <w:r>
+        <w:rPr>
+          <w:b/>
+          <w:bCs/>
+          <w:lang w:val="el-GR"/>
+        </w:rPr>
+        <w:t>Size</w:t>
+      </w:r>
+      <w:proofErr w:type="spellEnd"/>
+      <w:r>
+        <w:rPr>
+          <w:b/>
+          <w:bCs/>
+          <w:lang w:val="el-GR"/>
+        </w:rPr>
+        <w:t>:</w:t>
+      </w:r>
+      <w:r>
+        <w:rPr>
+          <w:lang w:val="el-GR"/>
+        </w:rPr>
+        <w:t xml:space="preserve"> Δείχνει πώς μεταβάλλεται το μέγεθος της ουράς του </w:t>
+      </w:r>
+      <w:proofErr w:type="spellStart"/>
+      <w:r>
+        <w:rPr>
+          <w:lang w:val="el-GR"/>
+        </w:rPr>
+        <w:t>router</w:t>
+      </w:r>
+      <w:proofErr w:type="spellEnd"/>
+      <w:r>
+        <w:rPr>
+          <w:lang w:val="el-GR"/>
+        </w:rPr>
+        <w:t xml:space="preserve"> κατά τη διάρκεια της προσομοίωσης.</w:t>
+      </w:r>
+    </w:p>
+    <w:p>
+      <w:pPr>
+        <w:rPr>
+          <w:b/>
+          <w:bCs/>
+          <w:lang w:val="el-GR"/>
+        </w:rPr>
+      </w:pPr>
+      <w:r>
+        <w:rPr>
+          <w:b/>
+          <w:bCs/>
+          <w:lang w:val="el-GR"/>
+        </w:rPr>
+        <w:t>3. Ανάλυση Αποτελεσμάτων</w:t>
+      </w:r>
+    </w:p>
+    <w:p>
+      <w:pPr>
+        <w:rPr>
+          <w:lang w:val="el-GR"/>
+        </w:rPr>
+      </w:pPr>
+      <w:r>
+        <w:rPr>
+          <w:lang w:val="el-GR"/>
+        </w:rPr>
+        <w:t>Τα αποτελέσματα που παρήγαγε η προσομοίωση, όπως φαίνονται στο αρχείο εξόδου, αποτελούν μια κλασική περίπτωση </w:t>
+      </w:r>
+      <w:r>
+        <w:rPr>
+          <w:b/>
+          <w:bCs/>
+          <w:lang w:val="el-GR"/>
+        </w:rPr>
+        <w:t>συμφόρησης δικτύου (</w:t>
+      </w:r>
+      <w:proofErr w:type="spellStart"/>
+      <w:r>
+        <w:rPr>
+          <w:b/>
+          <w:bCs/>
+          <w:lang w:val="el-GR"/>
+        </w:rPr>
+        <w:t>network</w:t>
+      </w:r>
+      <w:proofErr w:type="spellEnd"/>
+      <w:r>
+        <w:rPr>
+          <w:b/>
+          <w:bCs/>
+          <w:lang w:val="el-GR"/>
+        </w:rPr>
+        <w:t xml:space="preserve"> </w:t>
+      </w:r>
+      <w:proofErr w:type="spellStart"/>
+      <w:r>
+        <w:rPr>
+          <w:b/>
+          <w:bCs/>
+          <w:lang w:val="el-GR"/>
+        </w:rPr>
+        <w:t>congestion</w:t>
+      </w:r>
+      <w:proofErr w:type="spellEnd"/>
+      <w:r>
+        <w:rPr>
+          <w:b/>
+          <w:bCs/>
+          <w:lang w:val="el-GR"/>
+        </w:rPr>
+        <w:t>)</w:t>
+      </w:r>
+      <w:r>
+        <w:rPr>
+          <w:lang w:val="el-GR"/>
+        </w:rPr>
+        <w:t xml:space="preserve">. Αυτό συμβαίνει επειδή ο ρυθμός με τον οποίο τα πακέτα φτάνουν στον </w:t>
+      </w:r>
+      <w:proofErr w:type="spellStart"/>
+      <w:r>
+        <w:rPr>
+          <w:lang w:val="el-GR"/>
+        </w:rPr>
+        <w:t>router</w:t>
+      </w:r>
+      <w:proofErr w:type="spellEnd"/>
+      <w:r>
+        <w:rPr>
+          <w:lang w:val="el-GR"/>
+        </w:rPr>
+        <w:t xml:space="preserve"> είναι σημαντικά υψηλότερος από τον ρυθμό με τον οποίο αυτός μπορεί να τα εξυπηρετήσει.</w:t>
+      </w:r>
+    </w:p>
+    <w:p>
+      <w:pPr>
+        <w:numPr>
+          <w:ilvl w:val="0"/>
+          <w:numId w:val="20"/>
+        </w:numPr>
+        <w:rPr>
+          <w:lang w:val="el-GR"/>
+        </w:rPr>
+      </w:pPr>
+      <w:r>
+        <w:rPr>
+          <w:b/>
+          <w:bCs/>
+          <w:lang w:val="el-GR"/>
+        </w:rPr>
+        <w:t>Ρυθμός Άφιξης:</w:t>
+      </w:r>
+      <w:r>
+        <w:rPr>
+          <w:lang w:val="el-GR"/>
+        </w:rPr>
+        <w:t> 1 πακέτο / 0.005s = </w:t>
+      </w:r>
+      <w:r>
+        <w:rPr>
+          <w:b/>
+          <w:bCs/>
+          <w:lang w:val="el-GR"/>
+        </w:rPr>
+        <w:t>200 πακέτα/s</w:t>
+      </w:r>
+    </w:p>
+    <w:p>
+      <w:pPr>
+        <w:numPr>
+          <w:ilvl w:val="0"/>
+          <w:numId w:val="20"/>
+        </w:numPr>
+        <w:rPr>
+          <w:lang w:val="el-GR"/>
+        </w:rPr>
+      </w:pPr>
+      <w:r>
+        <w:rPr>
+          <w:b/>
+          <w:bCs/>
+          <w:lang w:val="el-GR"/>
+        </w:rPr>
+        <w:t>Ρυθμός Εξυπηρέτησης:</w:t>
+      </w:r>
+      <w:r>
+        <w:rPr>
+          <w:lang w:val="el-GR"/>
+        </w:rPr>
+        <w:t> 1 πακέτο / (0.008s μετάδοση + 0.050s διάδοση) = 1 πακέτο / 0.058s ≈ </w:t>
+      </w:r>
+      <w:r>
+        <w:rPr>
+          <w:b/>
+          <w:bCs/>
+          <w:lang w:val="el-GR"/>
+        </w:rPr>
+        <w:t>17.2 πακέτα/s</w:t>
+      </w:r>
+    </w:p>
+    <w:p>
+      <w:pPr>
+        <w:rPr>
+          <w:lang w:val="el-GR"/>
+        </w:rPr>
+      </w:pPr>
+      <w:r>
+        <w:rPr>
+          <w:lang w:val="el-GR"/>
+        </w:rPr>
+        <w:t>Αυτή η ανισορροπία οδηγεί στα παρακάτω φαινόμενα, τα οποία αποτυπώνονται τέλεια στα γραφήματα:</w:t>
+      </w:r>
+    </w:p>
+    <w:p>
+      <w:pPr>
+        <w:numPr>
+          <w:ilvl w:val="0"/>
+          <w:numId w:val="21"/>
+        </w:numPr>
+        <w:rPr>
+          <w:lang w:val="el-GR"/>
+        </w:rPr>
+      </w:pPr>
+      <w:r>
+        <w:rPr>
+          <w:b/>
+          <w:bCs/>
+          <w:lang w:val="el-GR"/>
+        </w:rPr>
+        <w:t>Αρχική Φάση:</w:t>
+      </w:r>
+      <w:r>
+        <w:rPr>
+          <w:lang w:val="el-GR"/>
+        </w:rPr>
+        <w:t> Τα πρώτα πακέτα που φτάνουν στον προορισμό έχουν σχετικά χαμηλή καθυστέρηση. Η καθυστέρηση αυτή αποτελείται κυρίως από τις σταθερές καθυστερήσεις (μετάδοσης και διάδοσης), καθώς η ουρά είναι ακόμα άδεια και η καθυστέρηση αναμονής (</w:t>
+      </w:r>
+      <w:proofErr w:type="spellStart"/>
+      <w:r>
+        <w:rPr>
+          <w:lang w:val="el-GR"/>
+        </w:rPr>
+        <w:t>queuing</w:t>
+      </w:r>
+      <w:proofErr w:type="spellEnd"/>
+      <w:r>
+        <w:rPr>
+          <w:lang w:val="el-GR"/>
+        </w:rPr>
+        <w:t xml:space="preserve"> </w:t>
+      </w:r>
+      <w:proofErr w:type="spellStart"/>
+      <w:r>
+        <w:rPr>
+          <w:lang w:val="el-GR"/>
+        </w:rPr>
+        <w:t>delay</w:t>
+      </w:r>
+      <w:proofErr w:type="spellEnd"/>
+      <w:r>
+        <w:rPr>
+          <w:lang w:val="el-GR"/>
+        </w:rPr>
+        <w:t>) είναι μηδενική.</w:t>
+      </w:r>
+    </w:p>
+    <w:p>
+      <w:pPr>
+        <w:numPr>
+          <w:ilvl w:val="0"/>
+          <w:numId w:val="21"/>
+        </w:numPr>
+        <w:rPr>
+          <w:lang w:val="el-GR"/>
+        </w:rPr>
+      </w:pPr>
+      <w:r>
+        <w:rPr>
+          <w:b/>
+          <w:bCs/>
+          <w:lang w:val="el-GR"/>
+        </w:rPr>
+        <w:lastRenderedPageBreak/>
+        <w:t>Φάση Αύξησης:</w:t>
+      </w:r>
+      <w:r>
+        <w:rPr>
+          <w:lang w:val="el-GR"/>
+        </w:rPr>
+        <w:t> Καθώς η ουρά αρχίζει να γεμίζει, κάθε νέο πακέτο που φτάνει πρέπει να περιμένει περισσότερο. Αυτό προκαλεί μια σχεδόν γραμμική αύξηση της συνολικής καθυστέρησης για τα επόμενα πακέτα.</w:t>
+      </w:r>
+    </w:p>
+    <w:p>
+      <w:pPr>
+        <w:numPr>
+          <w:ilvl w:val="0"/>
+          <w:numId w:val="21"/>
+        </w:numPr>
+        <w:rPr>
+          <w:lang w:val="el-GR"/>
+        </w:rPr>
+      </w:pPr>
+      <w:r>
+        <w:rPr>
+          <w:b/>
+          <w:bCs/>
+          <w:lang w:val="el-GR"/>
+        </w:rPr>
+        <w:t>Φάση Κορεσμού (</w:t>
+      </w:r>
+      <w:proofErr w:type="spellStart"/>
+      <w:r>
+        <w:rPr>
+          <w:b/>
+          <w:bCs/>
+          <w:lang w:val="el-GR"/>
+        </w:rPr>
+        <w:t>Saturation</w:t>
+      </w:r>
+      <w:proofErr w:type="spellEnd"/>
+      <w:r>
+        <w:rPr>
+          <w:b/>
+          <w:bCs/>
+          <w:lang w:val="el-GR"/>
+        </w:rPr>
+        <w:t>):</w:t>
+      </w:r>
+      <w:r>
+        <w:rPr>
+          <w:lang w:val="el-GR"/>
+        </w:rPr>
+        <w:t> Μόλις η ουρά γεμίσει εντελώς (φτάσει στη μέγιστη χωρητικότητά της), η καθυστέρηση αναμονής σταθεροποιείται στη μέγιστη τιμή της. Κάθε πακέτο που καταφέρνει να μπει στην ουρά θα περιμένει για την εξυπηρέτηση όλων των προηγούμενων πακέτων. Αυτό εξηγεί γιατί η καθυστέρηση στο γράφημα, μετά από ένα σημείο, σταθεροποιείται σε μια υψηλή τιμή.</w:t>
+      </w:r>
+    </w:p>
+    <w:p>
+      <w:pPr>
+        <w:numPr>
+          <w:ilvl w:val="0"/>
+          <w:numId w:val="22"/>
+        </w:numPr>
+        <w:rPr>
+          <w:lang w:val="el-GR"/>
+        </w:rPr>
+      </w:pPr>
+      <w:r>
+        <w:rPr>
+          <w:b/>
+          <w:bCs/>
+          <w:lang w:val="el-GR"/>
+        </w:rPr>
+        <w:t>Φάση Πλήρωσης (</w:t>
+      </w:r>
+      <w:proofErr w:type="spellStart"/>
+      <w:r>
+        <w:rPr>
+          <w:b/>
+          <w:bCs/>
+          <w:lang w:val="el-GR"/>
+        </w:rPr>
+        <w:t>Ramp-up</w:t>
+      </w:r>
+      <w:proofErr w:type="spellEnd"/>
+      <w:r>
+        <w:rPr>
+          <w:b/>
+          <w:bCs/>
+          <w:lang w:val="el-GR"/>
+        </w:rPr>
+        <w:t>):</w:t>
+      </w:r>
+      <w:r>
+        <w:rPr>
+          <w:lang w:val="el-GR"/>
+        </w:rPr>
+        <w:t> Στην αρχή της προσομοίωσης, το γράφημα δείχνει μια απότομη, κλιμακωτή αύξηση του μεγέθους της ουράς. Αυτό συμβαίνει γιατί τα πακέτα φτάνουν πολύ πιο γρήγορα από ό,τι φεύγουν.</w:t>
+      </w:r>
+    </w:p>
+    <w:p>
+      <w:pPr>
+        <w:numPr>
+          <w:ilvl w:val="0"/>
+          <w:numId w:val="22"/>
+        </w:numPr>
+        <w:rPr>
+          <w:lang w:val="el-GR"/>
+        </w:rPr>
+      </w:pPr>
+      <w:r>
+        <w:rPr>
+          <w:b/>
+          <w:bCs/>
+          <w:lang w:val="el-GR"/>
+        </w:rPr>
+        <w:t>Φάση Κορεσμού (</w:t>
+      </w:r>
+      <w:proofErr w:type="spellStart"/>
+      <w:r>
+        <w:rPr>
+          <w:b/>
+          <w:bCs/>
+          <w:lang w:val="el-GR"/>
+        </w:rPr>
+        <w:t>Plateau</w:t>
+      </w:r>
+      <w:proofErr w:type="spellEnd"/>
+      <w:r>
+        <w:rPr>
+          <w:b/>
+          <w:bCs/>
+          <w:lang w:val="el-GR"/>
+        </w:rPr>
+        <w:t>):</w:t>
+      </w:r>
+      <w:r>
+        <w:rPr>
+          <w:lang w:val="el-GR"/>
+        </w:rPr>
+        <w:t xml:space="preserve"> Πολύ γρήγορα (όπως φαίνεται στο </w:t>
+      </w:r>
+      <w:proofErr w:type="spellStart"/>
+      <w:r>
+        <w:rPr>
+          <w:lang w:val="el-GR"/>
+        </w:rPr>
+        <w:t>output</w:t>
+      </w:r>
+      <w:proofErr w:type="spellEnd"/>
+      <w:r>
+        <w:rPr>
+          <w:lang w:val="el-GR"/>
+        </w:rPr>
+        <w:t>, περίπου στο t=0.050s), η ουρά φτάνει στη μέγιστη χωρητικότητά της (10 πακέτα). Από εκείνο το σημείο και μετά, το γράφημα δείχνει μια ευθεία γραμμή στο μέγιστο μέγεθος. Η ουρά παραμένει συνεχώς γεμάτη, και μια θέση ελευθερώνεται μόνο στιγμιαία, για να καλυφθεί αμέσως από το επόμενο πακέτο που φτάνει.</w:t>
+      </w:r>
+    </w:p>
+    <w:p>
+      <w:pPr>
+        <w:numPr>
+          <w:ilvl w:val="0"/>
+          <w:numId w:val="23"/>
+        </w:numPr>
+        <w:rPr>
+          <w:lang w:val="el-GR"/>
+        </w:rPr>
+      </w:pPr>
+      <w:proofErr w:type="spellStart"/>
+      <w:r>
+        <w:rPr>
+          <w:b/>
+          <w:bCs/>
+          <w:lang w:val="el-GR"/>
+        </w:rPr>
+        <w:t>Packet</w:t>
+      </w:r>
+      <w:proofErr w:type="spellEnd"/>
+      <w:r>
+        <w:rPr>
+          <w:b/>
+          <w:bCs/>
+          <w:lang w:val="el-GR"/>
+        </w:rPr>
+        <w:t xml:space="preserve"> </w:t>
+      </w:r>
+      <w:proofErr w:type="spellStart"/>
+      <w:r>
+        <w:rPr>
+          <w:b/>
+          <w:bCs/>
+          <w:lang w:val="el-GR"/>
+        </w:rPr>
+        <w:t>Loss</w:t>
+      </w:r>
+      <w:proofErr w:type="spellEnd"/>
+      <w:r>
+        <w:rPr>
+          <w:b/>
+          <w:bCs/>
+          <w:lang w:val="el-GR"/>
+        </w:rPr>
+        <w:t xml:space="preserve"> </w:t>
+      </w:r>
+      <w:proofErr w:type="spellStart"/>
+      <w:r>
+        <w:rPr>
+          <w:b/>
+          <w:bCs/>
+          <w:lang w:val="el-GR"/>
+        </w:rPr>
+        <w:t>Rate</w:t>
+      </w:r>
+      <w:proofErr w:type="spellEnd"/>
+      <w:r>
+        <w:rPr>
+          <w:b/>
+          <w:bCs/>
+          <w:lang w:val="el-GR"/>
+        </w:rPr>
+        <w:t>:</w:t>
+      </w:r>
+      <w:r>
+        <w:rPr>
+          <w:lang w:val="el-GR"/>
+        </w:rPr>
+        <w:t xml:space="preserve"> Ο υψηλότατος ρυθμός απώλειας (στο παράδειγμά σας, 81 απορρίψεις στα πρώτα 100 πακέτα) είναι η άμεση συνέπεια της συνεχώς γεμάτης ουράς. Κάθε πακέτο που φτάνει στον </w:t>
+      </w:r>
+      <w:proofErr w:type="spellStart"/>
+      <w:r>
+        <w:rPr>
+          <w:lang w:val="el-GR"/>
+        </w:rPr>
+        <w:t>router</w:t>
+      </w:r>
+      <w:proofErr w:type="spellEnd"/>
+      <w:r>
+        <w:rPr>
+          <w:lang w:val="el-GR"/>
+        </w:rPr>
+        <w:t xml:space="preserve"> και βρίσκει την ουρά γεμάτη, απορρίπτεται.</w:t>
+      </w:r>
+    </w:p>
+    <w:p>
+      <w:pPr>
+        <w:numPr>
+          <w:ilvl w:val="0"/>
+          <w:numId w:val="23"/>
+        </w:numPr>
+        <w:rPr>
+          <w:lang w:val="el-GR"/>
+        </w:rPr>
+      </w:pPr>
+      <w:proofErr w:type="spellStart"/>
+      <w:r>
+        <w:rPr>
+          <w:b/>
+          <w:bCs/>
+          <w:lang w:val="el-GR"/>
+        </w:rPr>
+        <w:t>Throughput</w:t>
+      </w:r>
+      <w:proofErr w:type="spellEnd"/>
+      <w:r>
+        <w:rPr>
+          <w:b/>
+          <w:bCs/>
+          <w:lang w:val="el-GR"/>
+        </w:rPr>
+        <w:t>:</w:t>
+      </w:r>
+      <w:r>
+        <w:rPr>
+          <w:lang w:val="el-GR"/>
+        </w:rPr>
+        <w:t xml:space="preserve"> Η πραγματική </w:t>
+      </w:r>
+      <w:proofErr w:type="spellStart"/>
+      <w:r>
+        <w:rPr>
+          <w:lang w:val="el-GR"/>
+        </w:rPr>
+        <w:t>ρυθμαπόδοση</w:t>
+      </w:r>
+      <w:proofErr w:type="spellEnd"/>
+      <w:r>
+        <w:rPr>
+          <w:lang w:val="el-GR"/>
+        </w:rPr>
+        <w:t xml:space="preserve"> του συστήματος είναι πολύ χαμηλότερη από τη θεωρητική χωρητικότητα του συνδέσμου (1 </w:t>
+      </w:r>
+      <w:proofErr w:type="spellStart"/>
+      <w:r>
+        <w:rPr>
+          <w:lang w:val="el-GR"/>
+        </w:rPr>
+        <w:t>Mbps</w:t>
+      </w:r>
+      <w:proofErr w:type="spellEnd"/>
+      <w:r>
+        <w:rPr>
+          <w:lang w:val="el-GR"/>
+        </w:rPr>
+        <w:t xml:space="preserve">). Το </w:t>
+      </w:r>
+      <w:proofErr w:type="spellStart"/>
+      <w:r>
+        <w:rPr>
+          <w:lang w:val="el-GR"/>
+        </w:rPr>
+        <w:t>throughput</w:t>
+      </w:r>
+      <w:proofErr w:type="spellEnd"/>
+      <w:r>
+        <w:rPr>
+          <w:lang w:val="el-GR"/>
+        </w:rPr>
+        <w:t xml:space="preserve"> περιορίζεται από τον ρυθμό εξυπηρέτησης του </w:t>
+      </w:r>
+      <w:proofErr w:type="spellStart"/>
+      <w:r>
+        <w:rPr>
+          <w:lang w:val="el-GR"/>
+        </w:rPr>
+        <w:t>router</w:t>
+      </w:r>
+      <w:proofErr w:type="spellEnd"/>
+      <w:r>
+        <w:rPr>
+          <w:lang w:val="el-GR"/>
+        </w:rPr>
+        <w:t>, δηλαδή περίπου </w:t>
+      </w:r>
+      <w:r>
+        <w:rPr>
+          <w:b/>
+          <w:bCs/>
+          <w:lang w:val="el-GR"/>
+        </w:rPr>
+        <w:t xml:space="preserve">0.138 </w:t>
+      </w:r>
+      <w:proofErr w:type="spellStart"/>
+      <w:r>
+        <w:rPr>
+          <w:b/>
+          <w:bCs/>
+          <w:lang w:val="el-GR"/>
+        </w:rPr>
+        <w:t>Mbps</w:t>
+      </w:r>
+      <w:proofErr w:type="spellEnd"/>
+      <w:r>
+        <w:rPr>
+          <w:lang w:val="el-GR"/>
+        </w:rPr>
+        <w:t xml:space="preserve"> ((1000 </w:t>
+      </w:r>
+      <w:proofErr w:type="spellStart"/>
+      <w:r>
+        <w:rPr>
+          <w:lang w:val="el-GR"/>
+        </w:rPr>
+        <w:t>bytes</w:t>
+      </w:r>
+      <w:proofErr w:type="spellEnd"/>
+      <w:r>
+        <w:rPr>
+          <w:lang w:val="el-GR"/>
+        </w:rPr>
+        <w:t xml:space="preserve"> * 8 </w:t>
+      </w:r>
+      <w:proofErr w:type="spellStart"/>
+      <w:r>
+        <w:rPr>
+          <w:lang w:val="el-GR"/>
+        </w:rPr>
+        <w:t>bits</w:t>
+      </w:r>
+      <w:proofErr w:type="spellEnd"/>
+      <w:r>
+        <w:rPr>
+          <w:lang w:val="el-GR"/>
+        </w:rPr>
+        <w:t>/</w:t>
+      </w:r>
+      <w:proofErr w:type="spellStart"/>
+      <w:r>
+        <w:rPr>
+          <w:lang w:val="el-GR"/>
+        </w:rPr>
+        <w:t>byte</w:t>
+      </w:r>
+      <w:proofErr w:type="spellEnd"/>
+      <w:r>
+        <w:rPr>
+          <w:lang w:val="el-GR"/>
+        </w:rPr>
+        <w:t xml:space="preserve">) / 0.058s). Το δίκτυο, παρόλο που έχει υψηλό </w:t>
+      </w:r>
+      <w:proofErr w:type="spellStart"/>
+      <w:r>
+        <w:rPr>
+          <w:lang w:val="el-GR"/>
+        </w:rPr>
+        <w:t>bandwidth</w:t>
+      </w:r>
+      <w:proofErr w:type="spellEnd"/>
+      <w:r>
+        <w:rPr>
+          <w:lang w:val="el-GR"/>
+        </w:rPr>
+        <w:t xml:space="preserve">, υπολειτουργεί λόγω του </w:t>
+      </w:r>
+      <w:proofErr w:type="spellStart"/>
+      <w:r>
+        <w:rPr>
+          <w:lang w:val="el-GR"/>
+        </w:rPr>
+        <w:t>bottleneck</w:t>
+      </w:r>
+      <w:proofErr w:type="spellEnd"/>
+      <w:r>
+        <w:rPr>
+          <w:lang w:val="el-GR"/>
+        </w:rPr>
+        <w:t xml:space="preserve"> που δημιουργείται στον </w:t>
+      </w:r>
+      <w:proofErr w:type="spellStart"/>
+      <w:r>
+        <w:rPr>
+          <w:lang w:val="el-GR"/>
+        </w:rPr>
+        <w:t>router</w:t>
+      </w:r>
+      <w:proofErr w:type="spellEnd"/>
+      <w:r>
+        <w:rPr>
+          <w:lang w:val="el-GR"/>
+        </w:rPr>
+        <w:t>.</w:t>
+      </w:r>
+    </w:p>
+    <w:p>
+      <w:pPr>
+        <w:rPr>
+          <w:b/>
+          <w:bCs/>
+          <w:lang w:val="el-GR"/>
+        </w:rPr>
+      </w:pPr>
+      <w:r>
+        <w:rPr>
+          <w:b/>
+          <w:bCs/>
+          <w:lang w:val="el-GR"/>
+        </w:rPr>
+        <w:t>4. Συμπέρασμα</w:t>
+      </w:r>
+    </w:p>
+    <w:p>
+      <w:pPr>
+        <w:rPr>
+          <w:lang w:val="el-GR"/>
+        </w:rPr>
+      </w:pPr>
+      <w:r>
+        <w:rPr>
+          <w:lang w:val="el-GR"/>
+        </w:rPr>
+        <w:t xml:space="preserve">Η υλοποίηση του τέταρτου ερωτήματος επέτρεψε την επιτυχή ποσοτικοποίηση και </w:t>
+      </w:r>
+      <w:proofErr w:type="spellStart"/>
+      <w:r>
+        <w:rPr>
+          <w:lang w:val="el-GR"/>
+        </w:rPr>
+        <w:t>οπτικοποίηση</w:t>
+      </w:r>
+      <w:proofErr w:type="spellEnd"/>
+      <w:r>
+        <w:rPr>
+          <w:lang w:val="el-GR"/>
+        </w:rPr>
+        <w:t xml:space="preserve"> των επιπτώσεων της δικτυακής συμφόρησης. Η προσομοίωση κατέδειξε με σαφήνεια πώς η αναντιστοιχία μεταξύ ρυθμού άφιξης και ρυθμού εξυπηρέτησης οδηγεί σε πλήρωση της ουράς, δραματική αύξηση της καθυστέρησης και τελικά σε μαζικές απορρίψεις πακέτων. Τα παραγόμενα γραφήματα και οι τελικές μετρικές παρέχουν μια ολοκληρωμένη εικόνα της κατάστασης του δικτύου, επιβεβαιώνοντας τη θεωρητική συμπεριφορά των συστημάτων ουρών αναμονής.</w:t>
+      </w:r>
+    </w:p>
+    <w:p>
+      <w:pPr>
+        <w:rPr>
+          <w:lang w:val="el-GR"/>
+        </w:rPr>
+      </w:pPr>
     </w:p>
     <w:sectPr>
       <w:type w:val="continuous"/>
@@ -3841,6 +5762,155 @@
 <file path=word/numbering.xml><?xml version="1.0" encoding="utf-8"?>
 <w:numbering xmlns:wpc="http://schemas.microsoft.com/office/word/2010/wordprocessingCanvas" xmlns:cx="http://schemas.microsoft.com/office/drawing/2014/chartex" xmlns:cx1="http://schemas.microsoft.com/office/drawing/2015/9/8/chartex" xmlns:cx2="http://schemas.microsoft.com/office/drawing/2015/10/21/chartex" xmlns:cx3="http://schemas.microsoft.com/office/drawing/2016/5/9/chartex" xmlns:cx4="http://schemas.microsoft.com/office/drawing/2016/5/10/chartex" xmlns:cx5="http://schemas.microsoft.com/office/drawing/2016/5/11/chartex" xmlns:cx6="http://schemas.microsoft.com/office/drawing/2016/5/12/chartex" xmlns:cx7="http://schemas.microsoft.com/office/drawing/2016/5/13/chartex" xmlns:cx8="http://schemas.microsoft.com/office/drawing/2016/5/14/chartex" xmlns:mc="http://schemas.openxmlformats.org/markup-compatibility/2006" xmlns:aink="http://schemas.microsoft.com/office/drawing/2016/ink" xmlns:am3d="http://schemas.microsoft.com/office/drawing/2017/model3d" xmlns:o="urn:schemas-microsoft-com:office:office" xmlns:oel="http://schemas.microsoft.com/office/2019/extlst" xmlns:r="http://schemas.openxmlformats.org/officeDocument/2006/relationships" xmlns:m="http://schemas.openxmlformats.org/officeDocument/2006/math" xmlns:v="urn:schemas-microsoft-com:vml" xmlns:wp14="http://schemas.microsoft.com/office/word/2010/wordprocessingDrawing" xmlns:wp="http://schemas.openxmlformats.org/drawingml/2006/wordprocessingDrawing" xmlns:w10="urn:schemas-microsoft-com:office:word" xmlns:w="http://schemas.openxmlformats.org/wordprocessingml/2006/main" xmlns:w14="http://schemas.microsoft.com/office/word/2010/wordml" xmlns:w15="http://schemas.microsoft.com/office/word/2012/wordml" xmlns:w16cex="http://schemas.microsoft.com/office/word/2018/wordml/cex" xmlns:w16cid="http://schemas.microsoft.com/office/word/2016/wordml/cid" xmlns:w16="http://schemas.microsoft.com/office/word/2018/wordml" xmlns:w16du="http://schemas.microsoft.com/office/word/2023/wordml/word16du" xmlns:w16sdtdh="http://schemas.microsoft.com/office/word/2020/wordml/sdtdatahash" xmlns:w16sdtfl="http://schemas.microsoft.com/office/word/2024/wordml/sdtformatlock" xmlns:w16se="http://schemas.microsoft.com/office/word/2015/wordml/symex" xmlns:wpg="http://schemas.microsoft.com/office/word/2010/wordprocessingGroup" xmlns:wpi="http://schemas.microsoft.com/office/word/2010/wordprocessingInk" xmlns:wne="http://schemas.microsoft.com/office/word/2006/wordml" xmlns:wps="http://schemas.microsoft.com/office/word/2010/wordprocessingShape" mc:Ignorable="w14 w15 w16se w16cid w16 w16cex w16sdtdh w16sdtfl w16du wp14">
   <w:abstractNum w:abstractNumId="0" w15:restartNumberingAfterBreak="0">
+    <w:nsid w:val="09B51F0C"/>
+    <w:multiLevelType w:val="multilevel"/>
+    <w:tmpl w:val="78CA6D18"/>
+    <w:lvl w:ilvl="0">
+      <w:start w:val="1"/>
+      <w:numFmt w:val="bullet"/>
+      <w:lvlText w:val=""/>
+      <w:lvlJc w:val="left"/>
+      <w:pPr>
+        <w:tabs>
+          <w:tab w:val="num" w:pos="720"/>
+        </w:tabs>
+        <w:ind w:left="720" w:hanging="360"/>
+      </w:pPr>
+      <w:rPr>
+        <w:rFonts w:ascii="Symbol" w:hAnsi="Symbol" w:hint="default"/>
+        <w:sz w:val="20"/>
+      </w:rPr>
+    </w:lvl>
+    <w:lvl w:ilvl="1">
+      <w:start w:val="1"/>
+      <w:numFmt w:val="bullet"/>
+      <w:lvlText w:val="o"/>
+      <w:lvlJc w:val="left"/>
+      <w:pPr>
+        <w:tabs>
+          <w:tab w:val="num" w:pos="1440"/>
+        </w:tabs>
+        <w:ind w:left="1440" w:hanging="360"/>
+      </w:pPr>
+      <w:rPr>
+        <w:rFonts w:ascii="Courier New" w:hAnsi="Courier New" w:hint="default"/>
+        <w:sz w:val="20"/>
+      </w:rPr>
+    </w:lvl>
+    <w:lvl w:ilvl="2" w:tentative="1">
+      <w:start w:val="1"/>
+      <w:numFmt w:val="bullet"/>
+      <w:lvlText w:val=""/>
+      <w:lvlJc w:val="left"/>
+      <w:pPr>
+        <w:tabs>
+          <w:tab w:val="num" w:pos="2160"/>
+        </w:tabs>
+        <w:ind w:left="2160" w:hanging="360"/>
+      </w:pPr>
+      <w:rPr>
+        <w:rFonts w:ascii="Wingdings" w:hAnsi="Wingdings" w:hint="default"/>
+        <w:sz w:val="20"/>
+      </w:rPr>
+    </w:lvl>
+    <w:lvl w:ilvl="3" w:tentative="1">
+      <w:start w:val="1"/>
+      <w:numFmt w:val="bullet"/>
+      <w:lvlText w:val=""/>
+      <w:lvlJc w:val="left"/>
+      <w:pPr>
+        <w:tabs>
+          <w:tab w:val="num" w:pos="2880"/>
+        </w:tabs>
+        <w:ind w:left="2880" w:hanging="360"/>
+      </w:pPr>
+      <w:rPr>
+        <w:rFonts w:ascii="Wingdings" w:hAnsi="Wingdings" w:hint="default"/>
+        <w:sz w:val="20"/>
+      </w:rPr>
+    </w:lvl>
+    <w:lvl w:ilvl="4" w:tentative="1">
+      <w:start w:val="1"/>
+      <w:numFmt w:val="bullet"/>
+      <w:lvlText w:val=""/>
+      <w:lvlJc w:val="left"/>
+      <w:pPr>
+        <w:tabs>
+          <w:tab w:val="num" w:pos="3600"/>
+        </w:tabs>
+        <w:ind w:left="3600" w:hanging="360"/>
+      </w:pPr>
+      <w:rPr>
+        <w:rFonts w:ascii="Wingdings" w:hAnsi="Wingdings" w:hint="default"/>
+        <w:sz w:val="20"/>
+      </w:rPr>
+    </w:lvl>
+    <w:lvl w:ilvl="5" w:tentative="1">
+      <w:start w:val="1"/>
+      <w:numFmt w:val="bullet"/>
+      <w:lvlText w:val=""/>
+      <w:lvlJc w:val="left"/>
+      <w:pPr>
+        <w:tabs>
+          <w:tab w:val="num" w:pos="4320"/>
+        </w:tabs>
+        <w:ind w:left="4320" w:hanging="360"/>
+      </w:pPr>
+      <w:rPr>
+        <w:rFonts w:ascii="Wingdings" w:hAnsi="Wingdings" w:hint="default"/>
+        <w:sz w:val="20"/>
+      </w:rPr>
+    </w:lvl>
+    <w:lvl w:ilvl="6" w:tentative="1">
+      <w:start w:val="1"/>
+      <w:numFmt w:val="bullet"/>
+      <w:lvlText w:val=""/>
+      <w:lvlJc w:val="left"/>
+      <w:pPr>
+        <w:tabs>
+          <w:tab w:val="num" w:pos="5040"/>
+        </w:tabs>
+        <w:ind w:left="5040" w:hanging="360"/>
+      </w:pPr>
+      <w:rPr>
+        <w:rFonts w:ascii="Wingdings" w:hAnsi="Wingdings" w:hint="default"/>
+        <w:sz w:val="20"/>
+      </w:rPr>
+    </w:lvl>
+    <w:lvl w:ilvl="7" w:tentative="1">
+      <w:start w:val="1"/>
+      <w:numFmt w:val="bullet"/>
+      <w:lvlText w:val=""/>
+      <w:lvlJc w:val="left"/>
+      <w:pPr>
+        <w:tabs>
+          <w:tab w:val="num" w:pos="5760"/>
+        </w:tabs>
+        <w:ind w:left="5760" w:hanging="360"/>
+      </w:pPr>
+      <w:rPr>
+        <w:rFonts w:ascii="Wingdings" w:hAnsi="Wingdings" w:hint="default"/>
+        <w:sz w:val="20"/>
+      </w:rPr>
+    </w:lvl>
+    <w:lvl w:ilvl="8" w:tentative="1">
+      <w:start w:val="1"/>
+      <w:numFmt w:val="bullet"/>
+      <w:lvlText w:val=""/>
+      <w:lvlJc w:val="left"/>
+      <w:pPr>
+        <w:tabs>
+          <w:tab w:val="num" w:pos="6480"/>
+        </w:tabs>
+        <w:ind w:left="6480" w:hanging="360"/>
+      </w:pPr>
+      <w:rPr>
+        <w:rFonts w:ascii="Wingdings" w:hAnsi="Wingdings" w:hint="default"/>
+        <w:sz w:val="20"/>
+      </w:rPr>
+    </w:lvl>
+  </w:abstractNum>
+  <w:abstractNum w:abstractNumId="1" w15:restartNumberingAfterBreak="0">
     <w:nsid w:val="10665DE0"/>
     <w:multiLevelType w:val="multilevel"/>
     <w:tmpl w:val="41887EEC"/>
@@ -3989,7 +6059,269 @@
       </w:rPr>
     </w:lvl>
   </w:abstractNum>
-  <w:abstractNum w:abstractNumId="1" w15:restartNumberingAfterBreak="0">
+  <w:abstractNum w:abstractNumId="2" w15:restartNumberingAfterBreak="0">
+    <w:nsid w:val="11BB7245"/>
+    <w:multiLevelType w:val="multilevel"/>
+    <w:tmpl w:val="0ECE3FA4"/>
+    <w:lvl w:ilvl="0">
+      <w:start w:val="1"/>
+      <w:numFmt w:val="bullet"/>
+      <w:lvlText w:val=""/>
+      <w:lvlJc w:val="left"/>
+      <w:pPr>
+        <w:tabs>
+          <w:tab w:val="num" w:pos="720"/>
+        </w:tabs>
+        <w:ind w:left="720" w:hanging="360"/>
+      </w:pPr>
+      <w:rPr>
+        <w:rFonts w:ascii="Symbol" w:hAnsi="Symbol" w:hint="default"/>
+        <w:sz w:val="20"/>
+      </w:rPr>
+    </w:lvl>
+    <w:lvl w:ilvl="1" w:tentative="1">
+      <w:start w:val="1"/>
+      <w:numFmt w:val="bullet"/>
+      <w:lvlText w:val="o"/>
+      <w:lvlJc w:val="left"/>
+      <w:pPr>
+        <w:tabs>
+          <w:tab w:val="num" w:pos="1440"/>
+        </w:tabs>
+        <w:ind w:left="1440" w:hanging="360"/>
+      </w:pPr>
+      <w:rPr>
+        <w:rFonts w:ascii="Courier New" w:hAnsi="Courier New" w:hint="default"/>
+        <w:sz w:val="20"/>
+      </w:rPr>
+    </w:lvl>
+    <w:lvl w:ilvl="2" w:tentative="1">
+      <w:start w:val="1"/>
+      <w:numFmt w:val="bullet"/>
+      <w:lvlText w:val=""/>
+      <w:lvlJc w:val="left"/>
+      <w:pPr>
+        <w:tabs>
+          <w:tab w:val="num" w:pos="2160"/>
+        </w:tabs>
+        <w:ind w:left="2160" w:hanging="360"/>
+      </w:pPr>
+      <w:rPr>
+        <w:rFonts w:ascii="Wingdings" w:hAnsi="Wingdings" w:hint="default"/>
+        <w:sz w:val="20"/>
+      </w:rPr>
+    </w:lvl>
+    <w:lvl w:ilvl="3" w:tentative="1">
+      <w:start w:val="1"/>
+      <w:numFmt w:val="bullet"/>
+      <w:lvlText w:val=""/>
+      <w:lvlJc w:val="left"/>
+      <w:pPr>
+        <w:tabs>
+          <w:tab w:val="num" w:pos="2880"/>
+        </w:tabs>
+        <w:ind w:left="2880" w:hanging="360"/>
+      </w:pPr>
+      <w:rPr>
+        <w:rFonts w:ascii="Wingdings" w:hAnsi="Wingdings" w:hint="default"/>
+        <w:sz w:val="20"/>
+      </w:rPr>
+    </w:lvl>
+    <w:lvl w:ilvl="4" w:tentative="1">
+      <w:start w:val="1"/>
+      <w:numFmt w:val="bullet"/>
+      <w:lvlText w:val=""/>
+      <w:lvlJc w:val="left"/>
+      <w:pPr>
+        <w:tabs>
+          <w:tab w:val="num" w:pos="3600"/>
+        </w:tabs>
+        <w:ind w:left="3600" w:hanging="360"/>
+      </w:pPr>
+      <w:rPr>
+        <w:rFonts w:ascii="Wingdings" w:hAnsi="Wingdings" w:hint="default"/>
+        <w:sz w:val="20"/>
+      </w:rPr>
+    </w:lvl>
+    <w:lvl w:ilvl="5" w:tentative="1">
+      <w:start w:val="1"/>
+      <w:numFmt w:val="bullet"/>
+      <w:lvlText w:val=""/>
+      <w:lvlJc w:val="left"/>
+      <w:pPr>
+        <w:tabs>
+          <w:tab w:val="num" w:pos="4320"/>
+        </w:tabs>
+        <w:ind w:left="4320" w:hanging="360"/>
+      </w:pPr>
+      <w:rPr>
+        <w:rFonts w:ascii="Wingdings" w:hAnsi="Wingdings" w:hint="default"/>
+        <w:sz w:val="20"/>
+      </w:rPr>
+    </w:lvl>
+    <w:lvl w:ilvl="6" w:tentative="1">
+      <w:start w:val="1"/>
+      <w:numFmt w:val="bullet"/>
+      <w:lvlText w:val=""/>
+      <w:lvlJc w:val="left"/>
+      <w:pPr>
+        <w:tabs>
+          <w:tab w:val="num" w:pos="5040"/>
+        </w:tabs>
+        <w:ind w:left="5040" w:hanging="360"/>
+      </w:pPr>
+      <w:rPr>
+        <w:rFonts w:ascii="Wingdings" w:hAnsi="Wingdings" w:hint="default"/>
+        <w:sz w:val="20"/>
+      </w:rPr>
+    </w:lvl>
+    <w:lvl w:ilvl="7" w:tentative="1">
+      <w:start w:val="1"/>
+      <w:numFmt w:val="bullet"/>
+      <w:lvlText w:val=""/>
+      <w:lvlJc w:val="left"/>
+      <w:pPr>
+        <w:tabs>
+          <w:tab w:val="num" w:pos="5760"/>
+        </w:tabs>
+        <w:ind w:left="5760" w:hanging="360"/>
+      </w:pPr>
+      <w:rPr>
+        <w:rFonts w:ascii="Wingdings" w:hAnsi="Wingdings" w:hint="default"/>
+        <w:sz w:val="20"/>
+      </w:rPr>
+    </w:lvl>
+    <w:lvl w:ilvl="8" w:tentative="1">
+      <w:start w:val="1"/>
+      <w:numFmt w:val="bullet"/>
+      <w:lvlText w:val=""/>
+      <w:lvlJc w:val="left"/>
+      <w:pPr>
+        <w:tabs>
+          <w:tab w:val="num" w:pos="6480"/>
+        </w:tabs>
+        <w:ind w:left="6480" w:hanging="360"/>
+      </w:pPr>
+      <w:rPr>
+        <w:rFonts w:ascii="Wingdings" w:hAnsi="Wingdings" w:hint="default"/>
+        <w:sz w:val="20"/>
+      </w:rPr>
+    </w:lvl>
+  </w:abstractNum>
+  <w:abstractNum w:abstractNumId="3" w15:restartNumberingAfterBreak="0">
+    <w:nsid w:val="19DC3117"/>
+    <w:multiLevelType w:val="multilevel"/>
+    <w:tmpl w:val="082E20AE"/>
+    <w:lvl w:ilvl="0">
+      <w:start w:val="1"/>
+      <w:numFmt w:val="decimal"/>
+      <w:lvlText w:val="%1."/>
+      <w:lvlJc w:val="left"/>
+      <w:pPr>
+        <w:tabs>
+          <w:tab w:val="num" w:pos="720"/>
+        </w:tabs>
+        <w:ind w:left="720" w:hanging="360"/>
+      </w:pPr>
+    </w:lvl>
+    <w:lvl w:ilvl="1" w:tentative="1">
+      <w:start w:val="1"/>
+      <w:numFmt w:val="decimal"/>
+      <w:lvlText w:val="%2."/>
+      <w:lvlJc w:val="left"/>
+      <w:pPr>
+        <w:tabs>
+          <w:tab w:val="num" w:pos="1440"/>
+        </w:tabs>
+        <w:ind w:left="1440" w:hanging="360"/>
+      </w:pPr>
+    </w:lvl>
+    <w:lvl w:ilvl="2" w:tentative="1">
+      <w:start w:val="1"/>
+      <w:numFmt w:val="decimal"/>
+      <w:lvlText w:val="%3."/>
+      <w:lvlJc w:val="left"/>
+      <w:pPr>
+        <w:tabs>
+          <w:tab w:val="num" w:pos="2160"/>
+        </w:tabs>
+        <w:ind w:left="2160" w:hanging="360"/>
+      </w:pPr>
+    </w:lvl>
+    <w:lvl w:ilvl="3" w:tentative="1">
+      <w:start w:val="1"/>
+      <w:numFmt w:val="decimal"/>
+      <w:lvlText w:val="%4."/>
+      <w:lvlJc w:val="left"/>
+      <w:pPr>
+        <w:tabs>
+          <w:tab w:val="num" w:pos="2880"/>
+        </w:tabs>
+        <w:ind w:left="2880" w:hanging="360"/>
+      </w:pPr>
+    </w:lvl>
+    <w:lvl w:ilvl="4" w:tentative="1">
+      <w:start w:val="1"/>
+      <w:numFmt w:val="decimal"/>
+      <w:lvlText w:val="%5."/>
+      <w:lvlJc w:val="left"/>
+      <w:pPr>
+        <w:tabs>
+          <w:tab w:val="num" w:pos="3600"/>
+        </w:tabs>
+        <w:ind w:left="3600" w:hanging="360"/>
+      </w:pPr>
+    </w:lvl>
+    <w:lvl w:ilvl="5" w:tentative="1">
+      <w:start w:val="1"/>
+      <w:numFmt w:val="decimal"/>
+      <w:lvlText w:val="%6."/>
+      <w:lvlJc w:val="left"/>
+      <w:pPr>
+        <w:tabs>
+          <w:tab w:val="num" w:pos="4320"/>
+        </w:tabs>
+        <w:ind w:left="4320" w:hanging="360"/>
+      </w:pPr>
+    </w:lvl>
+    <w:lvl w:ilvl="6" w:tentative="1">
+      <w:start w:val="1"/>
+      <w:numFmt w:val="decimal"/>
+      <w:lvlText w:val="%7."/>
+      <w:lvlJc w:val="left"/>
+      <w:pPr>
+        <w:tabs>
+          <w:tab w:val="num" w:pos="5040"/>
+        </w:tabs>
+        <w:ind w:left="5040" w:hanging="360"/>
+      </w:pPr>
+    </w:lvl>
+    <w:lvl w:ilvl="7" w:tentative="1">
+      <w:start w:val="1"/>
+      <w:numFmt w:val="decimal"/>
+      <w:lvlText w:val="%8."/>
+      <w:lvlJc w:val="left"/>
+      <w:pPr>
+        <w:tabs>
+          <w:tab w:val="num" w:pos="5760"/>
+        </w:tabs>
+        <w:ind w:left="5760" w:hanging="360"/>
+      </w:pPr>
+    </w:lvl>
+    <w:lvl w:ilvl="8" w:tentative="1">
+      <w:start w:val="1"/>
+      <w:numFmt w:val="decimal"/>
+      <w:lvlText w:val="%9."/>
+      <w:lvlJc w:val="left"/>
+      <w:pPr>
+        <w:tabs>
+          <w:tab w:val="num" w:pos="6480"/>
+        </w:tabs>
+        <w:ind w:left="6480" w:hanging="360"/>
+      </w:pPr>
+    </w:lvl>
+  </w:abstractNum>
+  <w:abstractNum w:abstractNumId="4" w15:restartNumberingAfterBreak="0">
     <w:nsid w:val="25DB78B1"/>
     <w:multiLevelType w:val="multilevel"/>
     <w:tmpl w:val="CE88C1A0"/>
@@ -4138,7 +6470,156 @@
       </w:rPr>
     </w:lvl>
   </w:abstractNum>
-  <w:abstractNum w:abstractNumId="2" w15:restartNumberingAfterBreak="0">
+  <w:abstractNum w:abstractNumId="5" w15:restartNumberingAfterBreak="0">
+    <w:nsid w:val="2BA04CDA"/>
+    <w:multiLevelType w:val="multilevel"/>
+    <w:tmpl w:val="11F8C74E"/>
+    <w:lvl w:ilvl="0">
+      <w:start w:val="1"/>
+      <w:numFmt w:val="bullet"/>
+      <w:lvlText w:val=""/>
+      <w:lvlJc w:val="left"/>
+      <w:pPr>
+        <w:tabs>
+          <w:tab w:val="num" w:pos="720"/>
+        </w:tabs>
+        <w:ind w:left="720" w:hanging="360"/>
+      </w:pPr>
+      <w:rPr>
+        <w:rFonts w:ascii="Symbol" w:hAnsi="Symbol" w:hint="default"/>
+        <w:sz w:val="20"/>
+      </w:rPr>
+    </w:lvl>
+    <w:lvl w:ilvl="1" w:tentative="1">
+      <w:start w:val="1"/>
+      <w:numFmt w:val="bullet"/>
+      <w:lvlText w:val="o"/>
+      <w:lvlJc w:val="left"/>
+      <w:pPr>
+        <w:tabs>
+          <w:tab w:val="num" w:pos="1440"/>
+        </w:tabs>
+        <w:ind w:left="1440" w:hanging="360"/>
+      </w:pPr>
+      <w:rPr>
+        <w:rFonts w:ascii="Courier New" w:hAnsi="Courier New" w:hint="default"/>
+        <w:sz w:val="20"/>
+      </w:rPr>
+    </w:lvl>
+    <w:lvl w:ilvl="2" w:tentative="1">
+      <w:start w:val="1"/>
+      <w:numFmt w:val="bullet"/>
+      <w:lvlText w:val=""/>
+      <w:lvlJc w:val="left"/>
+      <w:pPr>
+        <w:tabs>
+          <w:tab w:val="num" w:pos="2160"/>
+        </w:tabs>
+        <w:ind w:left="2160" w:hanging="360"/>
+      </w:pPr>
+      <w:rPr>
+        <w:rFonts w:ascii="Wingdings" w:hAnsi="Wingdings" w:hint="default"/>
+        <w:sz w:val="20"/>
+      </w:rPr>
+    </w:lvl>
+    <w:lvl w:ilvl="3" w:tentative="1">
+      <w:start w:val="1"/>
+      <w:numFmt w:val="bullet"/>
+      <w:lvlText w:val=""/>
+      <w:lvlJc w:val="left"/>
+      <w:pPr>
+        <w:tabs>
+          <w:tab w:val="num" w:pos="2880"/>
+        </w:tabs>
+        <w:ind w:left="2880" w:hanging="360"/>
+      </w:pPr>
+      <w:rPr>
+        <w:rFonts w:ascii="Wingdings" w:hAnsi="Wingdings" w:hint="default"/>
+        <w:sz w:val="20"/>
+      </w:rPr>
+    </w:lvl>
+    <w:lvl w:ilvl="4" w:tentative="1">
+      <w:start w:val="1"/>
+      <w:numFmt w:val="bullet"/>
+      <w:lvlText w:val=""/>
+      <w:lvlJc w:val="left"/>
+      <w:pPr>
+        <w:tabs>
+          <w:tab w:val="num" w:pos="3600"/>
+        </w:tabs>
+        <w:ind w:left="3600" w:hanging="360"/>
+      </w:pPr>
+      <w:rPr>
+        <w:rFonts w:ascii="Wingdings" w:hAnsi="Wingdings" w:hint="default"/>
+        <w:sz w:val="20"/>
+      </w:rPr>
+    </w:lvl>
+    <w:lvl w:ilvl="5" w:tentative="1">
+      <w:start w:val="1"/>
+      <w:numFmt w:val="bullet"/>
+      <w:lvlText w:val=""/>
+      <w:lvlJc w:val="left"/>
+      <w:pPr>
+        <w:tabs>
+          <w:tab w:val="num" w:pos="4320"/>
+        </w:tabs>
+        <w:ind w:left="4320" w:hanging="360"/>
+      </w:pPr>
+      <w:rPr>
+        <w:rFonts w:ascii="Wingdings" w:hAnsi="Wingdings" w:hint="default"/>
+        <w:sz w:val="20"/>
+      </w:rPr>
+    </w:lvl>
+    <w:lvl w:ilvl="6" w:tentative="1">
+      <w:start w:val="1"/>
+      <w:numFmt w:val="bullet"/>
+      <w:lvlText w:val=""/>
+      <w:lvlJc w:val="left"/>
+      <w:pPr>
+        <w:tabs>
+          <w:tab w:val="num" w:pos="5040"/>
+        </w:tabs>
+        <w:ind w:left="5040" w:hanging="360"/>
+      </w:pPr>
+      <w:rPr>
+        <w:rFonts w:ascii="Wingdings" w:hAnsi="Wingdings" w:hint="default"/>
+        <w:sz w:val="20"/>
+      </w:rPr>
+    </w:lvl>
+    <w:lvl w:ilvl="7" w:tentative="1">
+      <w:start w:val="1"/>
+      <w:numFmt w:val="bullet"/>
+      <w:lvlText w:val=""/>
+      <w:lvlJc w:val="left"/>
+      <w:pPr>
+        <w:tabs>
+          <w:tab w:val="num" w:pos="5760"/>
+        </w:tabs>
+        <w:ind w:left="5760" w:hanging="360"/>
+      </w:pPr>
+      <w:rPr>
+        <w:rFonts w:ascii="Wingdings" w:hAnsi="Wingdings" w:hint="default"/>
+        <w:sz w:val="20"/>
+      </w:rPr>
+    </w:lvl>
+    <w:lvl w:ilvl="8" w:tentative="1">
+      <w:start w:val="1"/>
+      <w:numFmt w:val="bullet"/>
+      <w:lvlText w:val=""/>
+      <w:lvlJc w:val="left"/>
+      <w:pPr>
+        <w:tabs>
+          <w:tab w:val="num" w:pos="6480"/>
+        </w:tabs>
+        <w:ind w:left="6480" w:hanging="360"/>
+      </w:pPr>
+      <w:rPr>
+        <w:rFonts w:ascii="Wingdings" w:hAnsi="Wingdings" w:hint="default"/>
+        <w:sz w:val="20"/>
+      </w:rPr>
+    </w:lvl>
+  </w:abstractNum>
+  <w:abstractNum w:abstractNumId="6" w15:restartNumberingAfterBreak="0">
     <w:nsid w:val="2D2F1349"/>
     <w:multiLevelType w:val="multilevel"/>
     <w:tmpl w:val="193208F0"/>
@@ -4287,7 +6768,7 @@
       </w:rPr>
     </w:lvl>
   </w:abstractNum>
-  <w:abstractNum w:abstractNumId="3" w15:restartNumberingAfterBreak="0">
+  <w:abstractNum w:abstractNumId="7" w15:restartNumberingAfterBreak="0">
     <w:nsid w:val="3737714F"/>
     <w:multiLevelType w:val="multilevel"/>
     <w:tmpl w:val="452878B8"/>
@@ -4400,7 +6881,7 @@
       </w:pPr>
     </w:lvl>
   </w:abstractNum>
-  <w:abstractNum w:abstractNumId="4" w15:restartNumberingAfterBreak="0">
+  <w:abstractNum w:abstractNumId="8" w15:restartNumberingAfterBreak="0">
     <w:nsid w:val="3FAC7CBF"/>
     <w:multiLevelType w:val="multilevel"/>
     <w:tmpl w:val="0126524C"/>
@@ -4549,7 +7030,156 @@
       </w:rPr>
     </w:lvl>
   </w:abstractNum>
-  <w:abstractNum w:abstractNumId="5" w15:restartNumberingAfterBreak="0">
+  <w:abstractNum w:abstractNumId="9" w15:restartNumberingAfterBreak="0">
+    <w:nsid w:val="41447DC4"/>
+    <w:multiLevelType w:val="multilevel"/>
+    <w:tmpl w:val="34145460"/>
+    <w:lvl w:ilvl="0">
+      <w:start w:val="1"/>
+      <w:numFmt w:val="bullet"/>
+      <w:lvlText w:val=""/>
+      <w:lvlJc w:val="left"/>
+      <w:pPr>
+        <w:tabs>
+          <w:tab w:val="num" w:pos="720"/>
+        </w:tabs>
+        <w:ind w:left="720" w:hanging="360"/>
+      </w:pPr>
+      <w:rPr>
+        <w:rFonts w:ascii="Symbol" w:hAnsi="Symbol" w:hint="default"/>
+        <w:sz w:val="20"/>
+      </w:rPr>
+    </w:lvl>
+    <w:lvl w:ilvl="1" w:tentative="1">
+      <w:start w:val="1"/>
+      <w:numFmt w:val="bullet"/>
+      <w:lvlText w:val="o"/>
+      <w:lvlJc w:val="left"/>
+      <w:pPr>
+        <w:tabs>
+          <w:tab w:val="num" w:pos="1440"/>
+        </w:tabs>
+        <w:ind w:left="1440" w:hanging="360"/>
+      </w:pPr>
+      <w:rPr>
+        <w:rFonts w:ascii="Courier New" w:hAnsi="Courier New" w:hint="default"/>
+        <w:sz w:val="20"/>
+      </w:rPr>
+    </w:lvl>
+    <w:lvl w:ilvl="2" w:tentative="1">
+      <w:start w:val="1"/>
+      <w:numFmt w:val="bullet"/>
+      <w:lvlText w:val=""/>
+      <w:lvlJc w:val="left"/>
+      <w:pPr>
+        <w:tabs>
+          <w:tab w:val="num" w:pos="2160"/>
+        </w:tabs>
+        <w:ind w:left="2160" w:hanging="360"/>
+      </w:pPr>
+      <w:rPr>
+        <w:rFonts w:ascii="Wingdings" w:hAnsi="Wingdings" w:hint="default"/>
+        <w:sz w:val="20"/>
+      </w:rPr>
+    </w:lvl>
+    <w:lvl w:ilvl="3" w:tentative="1">
+      <w:start w:val="1"/>
+      <w:numFmt w:val="bullet"/>
+      <w:lvlText w:val=""/>
+      <w:lvlJc w:val="left"/>
+      <w:pPr>
+        <w:tabs>
+          <w:tab w:val="num" w:pos="2880"/>
+        </w:tabs>
+        <w:ind w:left="2880" w:hanging="360"/>
+      </w:pPr>
+      <w:rPr>
+        <w:rFonts w:ascii="Wingdings" w:hAnsi="Wingdings" w:hint="default"/>
+        <w:sz w:val="20"/>
+      </w:rPr>
+    </w:lvl>
+    <w:lvl w:ilvl="4" w:tentative="1">
+      <w:start w:val="1"/>
+      <w:numFmt w:val="bullet"/>
+      <w:lvlText w:val=""/>
+      <w:lvlJc w:val="left"/>
+      <w:pPr>
+        <w:tabs>
+          <w:tab w:val="num" w:pos="3600"/>
+        </w:tabs>
+        <w:ind w:left="3600" w:hanging="360"/>
+      </w:pPr>
+      <w:rPr>
+        <w:rFonts w:ascii="Wingdings" w:hAnsi="Wingdings" w:hint="default"/>
+        <w:sz w:val="20"/>
+      </w:rPr>
+    </w:lvl>
+    <w:lvl w:ilvl="5" w:tentative="1">
+      <w:start w:val="1"/>
+      <w:numFmt w:val="bullet"/>
+      <w:lvlText w:val=""/>
+      <w:lvlJc w:val="left"/>
+      <w:pPr>
+        <w:tabs>
+          <w:tab w:val="num" w:pos="4320"/>
+        </w:tabs>
+        <w:ind w:left="4320" w:hanging="360"/>
+      </w:pPr>
+      <w:rPr>
+        <w:rFonts w:ascii="Wingdings" w:hAnsi="Wingdings" w:hint="default"/>
+        <w:sz w:val="20"/>
+      </w:rPr>
+    </w:lvl>
+    <w:lvl w:ilvl="6" w:tentative="1">
+      <w:start w:val="1"/>
+      <w:numFmt w:val="bullet"/>
+      <w:lvlText w:val=""/>
+      <w:lvlJc w:val="left"/>
+      <w:pPr>
+        <w:tabs>
+          <w:tab w:val="num" w:pos="5040"/>
+        </w:tabs>
+        <w:ind w:left="5040" w:hanging="360"/>
+      </w:pPr>
+      <w:rPr>
+        <w:rFonts w:ascii="Wingdings" w:hAnsi="Wingdings" w:hint="default"/>
+        <w:sz w:val="20"/>
+      </w:rPr>
+    </w:lvl>
+    <w:lvl w:ilvl="7" w:tentative="1">
+      <w:start w:val="1"/>
+      <w:numFmt w:val="bullet"/>
+      <w:lvlText w:val=""/>
+      <w:lvlJc w:val="left"/>
+      <w:pPr>
+        <w:tabs>
+          <w:tab w:val="num" w:pos="5760"/>
+        </w:tabs>
+        <w:ind w:left="5760" w:hanging="360"/>
+      </w:pPr>
+      <w:rPr>
+        <w:rFonts w:ascii="Wingdings" w:hAnsi="Wingdings" w:hint="default"/>
+        <w:sz w:val="20"/>
+      </w:rPr>
+    </w:lvl>
+    <w:lvl w:ilvl="8" w:tentative="1">
+      <w:start w:val="1"/>
+      <w:numFmt w:val="bullet"/>
+      <w:lvlText w:val=""/>
+      <w:lvlJc w:val="left"/>
+      <w:pPr>
+        <w:tabs>
+          <w:tab w:val="num" w:pos="6480"/>
+        </w:tabs>
+        <w:ind w:left="6480" w:hanging="360"/>
+      </w:pPr>
+      <w:rPr>
+        <w:rFonts w:ascii="Wingdings" w:hAnsi="Wingdings" w:hint="default"/>
+        <w:sz w:val="20"/>
+      </w:rPr>
+    </w:lvl>
+  </w:abstractNum>
+  <w:abstractNum w:abstractNumId="10" w15:restartNumberingAfterBreak="0">
     <w:nsid w:val="4469459B"/>
     <w:multiLevelType w:val="multilevel"/>
     <w:tmpl w:val="29E8EF60"/>
@@ -4698,7 +7328,7 @@
       </w:rPr>
     </w:lvl>
   </w:abstractNum>
-  <w:abstractNum w:abstractNumId="6" w15:restartNumberingAfterBreak="0">
+  <w:abstractNum w:abstractNumId="11" w15:restartNumberingAfterBreak="0">
     <w:nsid w:val="453F5425"/>
     <w:multiLevelType w:val="multilevel"/>
     <w:tmpl w:val="9F2CED4C"/>
@@ -4847,7 +7477,7 @@
       </w:rPr>
     </w:lvl>
   </w:abstractNum>
-  <w:abstractNum w:abstractNumId="7" w15:restartNumberingAfterBreak="0">
+  <w:abstractNum w:abstractNumId="12" w15:restartNumberingAfterBreak="0">
     <w:nsid w:val="4BA2593A"/>
     <w:multiLevelType w:val="multilevel"/>
     <w:tmpl w:val="9630136A"/>
@@ -4996,7 +7626,7 @@
       </w:rPr>
     </w:lvl>
   </w:abstractNum>
-  <w:abstractNum w:abstractNumId="8" w15:restartNumberingAfterBreak="0">
+  <w:abstractNum w:abstractNumId="13" w15:restartNumberingAfterBreak="0">
     <w:nsid w:val="53C33556"/>
     <w:multiLevelType w:val="multilevel"/>
     <w:tmpl w:val="C628625C"/>
@@ -5145,7 +7775,7 @@
       </w:rPr>
     </w:lvl>
   </w:abstractNum>
-  <w:abstractNum w:abstractNumId="9" w15:restartNumberingAfterBreak="0">
+  <w:abstractNum w:abstractNumId="14" w15:restartNumberingAfterBreak="0">
     <w:nsid w:val="53DF498A"/>
     <w:multiLevelType w:val="multilevel"/>
     <w:tmpl w:val="0E6CC19E"/>
@@ -5294,7 +7924,7 @@
       </w:rPr>
     </w:lvl>
   </w:abstractNum>
-  <w:abstractNum w:abstractNumId="10" w15:restartNumberingAfterBreak="0">
+  <w:abstractNum w:abstractNumId="15" w15:restartNumberingAfterBreak="0">
     <w:nsid w:val="55847D1E"/>
     <w:multiLevelType w:val="multilevel"/>
     <w:tmpl w:val="841462A8"/>
@@ -5407,7 +8037,7 @@
       </w:pPr>
     </w:lvl>
   </w:abstractNum>
-  <w:abstractNum w:abstractNumId="11" w15:restartNumberingAfterBreak="0">
+  <w:abstractNum w:abstractNumId="16" w15:restartNumberingAfterBreak="0">
     <w:nsid w:val="56CB68C4"/>
     <w:multiLevelType w:val="multilevel"/>
     <w:tmpl w:val="D41A7480"/>
@@ -5556,7 +8186,7 @@
       </w:rPr>
     </w:lvl>
   </w:abstractNum>
-  <w:abstractNum w:abstractNumId="12" w15:restartNumberingAfterBreak="0">
+  <w:abstractNum w:abstractNumId="17" w15:restartNumberingAfterBreak="0">
     <w:nsid w:val="56DA3426"/>
     <w:multiLevelType w:val="multilevel"/>
     <w:tmpl w:val="BE542ABE"/>
@@ -5705,7 +8335,7 @@
       </w:rPr>
     </w:lvl>
   </w:abstractNum>
-  <w:abstractNum w:abstractNumId="13" w15:restartNumberingAfterBreak="0">
+  <w:abstractNum w:abstractNumId="18" w15:restartNumberingAfterBreak="0">
     <w:nsid w:val="58661B36"/>
     <w:multiLevelType w:val="multilevel"/>
     <w:tmpl w:val="3206582C"/>
@@ -5854,7 +8484,7 @@
       </w:rPr>
     </w:lvl>
   </w:abstractNum>
-  <w:abstractNum w:abstractNumId="14" w15:restartNumberingAfterBreak="0">
+  <w:abstractNum w:abstractNumId="19" w15:restartNumberingAfterBreak="0">
     <w:nsid w:val="5A460361"/>
     <w:multiLevelType w:val="multilevel"/>
     <w:tmpl w:val="B944FCD4"/>
@@ -6003,7 +8633,156 @@
       </w:rPr>
     </w:lvl>
   </w:abstractNum>
-  <w:abstractNum w:abstractNumId="15" w15:restartNumberingAfterBreak="0">
+  <w:abstractNum w:abstractNumId="20" w15:restartNumberingAfterBreak="0">
+    <w:nsid w:val="5F8B20E0"/>
+    <w:multiLevelType w:val="multilevel"/>
+    <w:tmpl w:val="ECE83FE4"/>
+    <w:lvl w:ilvl="0">
+      <w:start w:val="1"/>
+      <w:numFmt w:val="bullet"/>
+      <w:lvlText w:val=""/>
+      <w:lvlJc w:val="left"/>
+      <w:pPr>
+        <w:tabs>
+          <w:tab w:val="num" w:pos="720"/>
+        </w:tabs>
+        <w:ind w:left="720" w:hanging="360"/>
+      </w:pPr>
+      <w:rPr>
+        <w:rFonts w:ascii="Symbol" w:hAnsi="Symbol" w:hint="default"/>
+        <w:sz w:val="20"/>
+      </w:rPr>
+    </w:lvl>
+    <w:lvl w:ilvl="1" w:tentative="1">
+      <w:start w:val="1"/>
+      <w:numFmt w:val="bullet"/>
+      <w:lvlText w:val="o"/>
+      <w:lvlJc w:val="left"/>
+      <w:pPr>
+        <w:tabs>
+          <w:tab w:val="num" w:pos="1440"/>
+        </w:tabs>
+        <w:ind w:left="1440" w:hanging="360"/>
+      </w:pPr>
+      <w:rPr>
+        <w:rFonts w:ascii="Courier New" w:hAnsi="Courier New" w:hint="default"/>
+        <w:sz w:val="20"/>
+      </w:rPr>
+    </w:lvl>
+    <w:lvl w:ilvl="2" w:tentative="1">
+      <w:start w:val="1"/>
+      <w:numFmt w:val="bullet"/>
+      <w:lvlText w:val=""/>
+      <w:lvlJc w:val="left"/>
+      <w:pPr>
+        <w:tabs>
+          <w:tab w:val="num" w:pos="2160"/>
+        </w:tabs>
+        <w:ind w:left="2160" w:hanging="360"/>
+      </w:pPr>
+      <w:rPr>
+        <w:rFonts w:ascii="Wingdings" w:hAnsi="Wingdings" w:hint="default"/>
+        <w:sz w:val="20"/>
+      </w:rPr>
+    </w:lvl>
+    <w:lvl w:ilvl="3" w:tentative="1">
+      <w:start w:val="1"/>
+      <w:numFmt w:val="bullet"/>
+      <w:lvlText w:val=""/>
+      <w:lvlJc w:val="left"/>
+      <w:pPr>
+        <w:tabs>
+          <w:tab w:val="num" w:pos="2880"/>
+        </w:tabs>
+        <w:ind w:left="2880" w:hanging="360"/>
+      </w:pPr>
+      <w:rPr>
+        <w:rFonts w:ascii="Wingdings" w:hAnsi="Wingdings" w:hint="default"/>
+        <w:sz w:val="20"/>
+      </w:rPr>
+    </w:lvl>
+    <w:lvl w:ilvl="4" w:tentative="1">
+      <w:start w:val="1"/>
+      <w:numFmt w:val="bullet"/>
+      <w:lvlText w:val=""/>
+      <w:lvlJc w:val="left"/>
+      <w:pPr>
+        <w:tabs>
+          <w:tab w:val="num" w:pos="3600"/>
+        </w:tabs>
+        <w:ind w:left="3600" w:hanging="360"/>
+      </w:pPr>
+      <w:rPr>
+        <w:rFonts w:ascii="Wingdings" w:hAnsi="Wingdings" w:hint="default"/>
+        <w:sz w:val="20"/>
+      </w:rPr>
+    </w:lvl>
+    <w:lvl w:ilvl="5" w:tentative="1">
+      <w:start w:val="1"/>
+      <w:numFmt w:val="bullet"/>
+      <w:lvlText w:val=""/>
+      <w:lvlJc w:val="left"/>
+      <w:pPr>
+        <w:tabs>
+          <w:tab w:val="num" w:pos="4320"/>
+        </w:tabs>
+        <w:ind w:left="4320" w:hanging="360"/>
+      </w:pPr>
+      <w:rPr>
+        <w:rFonts w:ascii="Wingdings" w:hAnsi="Wingdings" w:hint="default"/>
+        <w:sz w:val="20"/>
+      </w:rPr>
+    </w:lvl>
+    <w:lvl w:ilvl="6" w:tentative="1">
+      <w:start w:val="1"/>
+      <w:numFmt w:val="bullet"/>
+      <w:lvlText w:val=""/>
+      <w:lvlJc w:val="left"/>
+      <w:pPr>
+        <w:tabs>
+          <w:tab w:val="num" w:pos="5040"/>
+        </w:tabs>
+        <w:ind w:left="5040" w:hanging="360"/>
+      </w:pPr>
+      <w:rPr>
+        <w:rFonts w:ascii="Wingdings" w:hAnsi="Wingdings" w:hint="default"/>
+        <w:sz w:val="20"/>
+      </w:rPr>
+    </w:lvl>
+    <w:lvl w:ilvl="7" w:tentative="1">
+      <w:start w:val="1"/>
+      <w:numFmt w:val="bullet"/>
+      <w:lvlText w:val=""/>
+      <w:lvlJc w:val="left"/>
+      <w:pPr>
+        <w:tabs>
+          <w:tab w:val="num" w:pos="5760"/>
+        </w:tabs>
+        <w:ind w:left="5760" w:hanging="360"/>
+      </w:pPr>
+      <w:rPr>
+        <w:rFonts w:ascii="Wingdings" w:hAnsi="Wingdings" w:hint="default"/>
+        <w:sz w:val="20"/>
+      </w:rPr>
+    </w:lvl>
+    <w:lvl w:ilvl="8" w:tentative="1">
+      <w:start w:val="1"/>
+      <w:numFmt w:val="bullet"/>
+      <w:lvlText w:val=""/>
+      <w:lvlJc w:val="left"/>
+      <w:pPr>
+        <w:tabs>
+          <w:tab w:val="num" w:pos="6480"/>
+        </w:tabs>
+        <w:ind w:left="6480" w:hanging="360"/>
+      </w:pPr>
+      <w:rPr>
+        <w:rFonts w:ascii="Wingdings" w:hAnsi="Wingdings" w:hint="default"/>
+        <w:sz w:val="20"/>
+      </w:rPr>
+    </w:lvl>
+  </w:abstractNum>
+  <w:abstractNum w:abstractNumId="21" w15:restartNumberingAfterBreak="0">
     <w:nsid w:val="605C7CB4"/>
     <w:multiLevelType w:val="multilevel"/>
     <w:tmpl w:val="96466A40"/>
@@ -6152,7 +8931,7 @@
       </w:rPr>
     </w:lvl>
   </w:abstractNum>
-  <w:abstractNum w:abstractNumId="16" w15:restartNumberingAfterBreak="0">
+  <w:abstractNum w:abstractNumId="22" w15:restartNumberingAfterBreak="0">
     <w:nsid w:val="66691D5C"/>
     <w:multiLevelType w:val="multilevel"/>
     <w:tmpl w:val="1BA878D2"/>
@@ -6266,55 +9045,73 @@
     </w:lvl>
   </w:abstractNum>
   <w:num w:numId="1" w16cid:durableId="549850228">
+    <w:abstractNumId w:val="11"/>
+  </w:num>
+  <w:num w:numId="2" w16cid:durableId="1607540117">
+    <w:abstractNumId w:val="8"/>
+  </w:num>
+  <w:num w:numId="3" w16cid:durableId="1139690215">
+    <w:abstractNumId w:val="22"/>
+  </w:num>
+  <w:num w:numId="4" w16cid:durableId="715197732">
+    <w:abstractNumId w:val="15"/>
+  </w:num>
+  <w:num w:numId="5" w16cid:durableId="1530678382">
+    <w:abstractNumId w:val="4"/>
+  </w:num>
+  <w:num w:numId="6" w16cid:durableId="2003510328">
+    <w:abstractNumId w:val="10"/>
+  </w:num>
+  <w:num w:numId="7" w16cid:durableId="1877231126">
+    <w:abstractNumId w:val="16"/>
+  </w:num>
+  <w:num w:numId="8" w16cid:durableId="570849478">
+    <w:abstractNumId w:val="17"/>
+  </w:num>
+  <w:num w:numId="9" w16cid:durableId="101341034">
+    <w:abstractNumId w:val="18"/>
+  </w:num>
+  <w:num w:numId="10" w16cid:durableId="660424560">
     <w:abstractNumId w:val="6"/>
   </w:num>
-  <w:num w:numId="2" w16cid:durableId="1607540117">
-    <w:abstractNumId w:val="4"/>
+  <w:num w:numId="11" w16cid:durableId="1115053814">
+    <w:abstractNumId w:val="14"/>
   </w:num>
-  <w:num w:numId="3" w16cid:durableId="1139690215">
-    <w:abstractNumId w:val="16"/>
-  </w:num>
-  <w:num w:numId="4" w16cid:durableId="715197732">
-    <w:abstractNumId w:val="10"/>
-  </w:num>
-  <w:num w:numId="5" w16cid:durableId="1530678382">
+  <w:num w:numId="12" w16cid:durableId="1088768098">
     <w:abstractNumId w:val="1"/>
   </w:num>
-  <w:num w:numId="6" w16cid:durableId="2003510328">
-    <w:abstractNumId w:val="5"/>
+  <w:num w:numId="13" w16cid:durableId="1584605161">
+    <w:abstractNumId w:val="13"/>
   </w:num>
-  <w:num w:numId="7" w16cid:durableId="1877231126">
-    <w:abstractNumId w:val="11"/>
+  <w:num w:numId="14" w16cid:durableId="1040864676">
+    <w:abstractNumId w:val="21"/>
   </w:num>
-  <w:num w:numId="8" w16cid:durableId="570849478">
+  <w:num w:numId="15" w16cid:durableId="1624119645">
+    <w:abstractNumId w:val="7"/>
+  </w:num>
+  <w:num w:numId="16" w16cid:durableId="245266291">
     <w:abstractNumId w:val="12"/>
   </w:num>
-  <w:num w:numId="9" w16cid:durableId="101341034">
-    <w:abstractNumId w:val="13"/>
+  <w:num w:numId="17" w16cid:durableId="246772032">
+    <w:abstractNumId w:val="19"/>
   </w:num>
-  <w:num w:numId="10" w16cid:durableId="660424560">
+  <w:num w:numId="18" w16cid:durableId="1588150396">
+    <w:abstractNumId w:val="0"/>
+  </w:num>
+  <w:num w:numId="19" w16cid:durableId="514273949">
+    <w:abstractNumId w:val="3"/>
+  </w:num>
+  <w:num w:numId="20" w16cid:durableId="1236471348">
+    <w:abstractNumId w:val="20"/>
+  </w:num>
+  <w:num w:numId="21" w16cid:durableId="2023388262">
     <w:abstractNumId w:val="2"/>
   </w:num>
-  <w:num w:numId="11" w16cid:durableId="1115053814">
+  <w:num w:numId="22" w16cid:durableId="613827449">
     <w:abstractNumId w:val="9"/>
   </w:num>
-  <w:num w:numId="12" w16cid:durableId="1088768098">
-    <w:abstractNumId w:val="0"/>
-  </w:num>
-  <w:num w:numId="13" w16cid:durableId="1584605161">
-    <w:abstractNumId w:val="8"/>
-  </w:num>
-  <w:num w:numId="14" w16cid:durableId="1040864676">
-    <w:abstractNumId w:val="15"/>
-  </w:num>
-  <w:num w:numId="15" w16cid:durableId="1624119645">
-    <w:abstractNumId w:val="3"/>
-  </w:num>
-  <w:num w:numId="16" w16cid:durableId="245266291">
-    <w:abstractNumId w:val="7"/>
-  </w:num>
-  <w:num w:numId="17" w16cid:durableId="246772032">
-    <w:abstractNumId w:val="14"/>
+  <w:num w:numId="23" w16cid:durableId="1209493104">
+    <w:abstractNumId w:val="5"/>
   </w:num>
 </w:numbering>
 </file>
@@ -6716,16 +9513,16 @@
     <w:lsdException w:name="Unresolved Mention" w:semiHidden="1" w:unhideWhenUsed="1"/>
     <w:lsdException w:name="Smart Link" w:semiHidden="1" w:unhideWhenUsed="1"/>
   </w:latentStyles>
-  <w:style w:type="paragraph" w:default="1" w:styleId="Normal">
+  <w:style w:type="paragraph" w:default="1" w:styleId="a">
     <w:name w:val="Normal"/>
     <w:qFormat/>
     <w:rsid w:val="00D164ED"/>
   </w:style>
-  <w:style w:type="paragraph" w:styleId="Heading1">
+  <w:style w:type="paragraph" w:styleId="1">
     <w:name w:val="heading 1"/>
-    <w:basedOn w:val="Normal"/>
-    <w:next w:val="Normal"/>
-    <w:link w:val="Heading1Char"/>
+    <w:basedOn w:val="a"/>
+    <w:next w:val="a"/>
+    <w:link w:val="1Char"/>
     <w:uiPriority w:val="9"/>
     <w:qFormat/>
     <w:rsid w:val="00A151D7"/>
@@ -6742,11 +9539,11 @@
       <w:szCs w:val="40"/>
     </w:rPr>
   </w:style>
-  <w:style w:type="paragraph" w:styleId="Heading2">
+  <w:style w:type="paragraph" w:styleId="2">
     <w:name w:val="heading 2"/>
-    <w:basedOn w:val="Normal"/>
-    <w:next w:val="Normal"/>
-    <w:link w:val="Heading2Char"/>
+    <w:basedOn w:val="a"/>
+    <w:next w:val="a"/>
+    <w:link w:val="2Char"/>
     <w:uiPriority w:val="9"/>
     <w:semiHidden/>
     <w:unhideWhenUsed/>
@@ -6765,11 +9562,11 @@
       <w:szCs w:val="32"/>
     </w:rPr>
   </w:style>
-  <w:style w:type="paragraph" w:styleId="Heading3">
+  <w:style w:type="paragraph" w:styleId="3">
     <w:name w:val="heading 3"/>
-    <w:basedOn w:val="Normal"/>
-    <w:next w:val="Normal"/>
-    <w:link w:val="Heading3Char"/>
+    <w:basedOn w:val="a"/>
+    <w:next w:val="a"/>
+    <w:link w:val="3Char"/>
     <w:uiPriority w:val="9"/>
     <w:semiHidden/>
     <w:unhideWhenUsed/>
@@ -6788,11 +9585,11 @@
       <w:szCs w:val="28"/>
     </w:rPr>
   </w:style>
-  <w:style w:type="paragraph" w:styleId="Heading4">
+  <w:style w:type="paragraph" w:styleId="4">
     <w:name w:val="heading 4"/>
-    <w:basedOn w:val="Normal"/>
-    <w:next w:val="Normal"/>
-    <w:link w:val="Heading4Char"/>
+    <w:basedOn w:val="a"/>
+    <w:next w:val="a"/>
+    <w:link w:val="4Char"/>
     <w:uiPriority w:val="9"/>
     <w:semiHidden/>
     <w:unhideWhenUsed/>
@@ -6811,11 +9608,11 @@
       <w:color w:val="0F4761" w:themeColor="accent1" w:themeShade="BF"/>
     </w:rPr>
   </w:style>
-  <w:style w:type="paragraph" w:styleId="Heading5">
+  <w:style w:type="paragraph" w:styleId="5">
     <w:name w:val="heading 5"/>
-    <w:basedOn w:val="Normal"/>
-    <w:next w:val="Normal"/>
-    <w:link w:val="Heading5Char"/>
+    <w:basedOn w:val="a"/>
+    <w:next w:val="a"/>
+    <w:link w:val="5Char"/>
     <w:uiPriority w:val="9"/>
     <w:semiHidden/>
     <w:unhideWhenUsed/>
@@ -6832,11 +9629,11 @@
       <w:color w:val="0F4761" w:themeColor="accent1" w:themeShade="BF"/>
     </w:rPr>
   </w:style>
-  <w:style w:type="paragraph" w:styleId="Heading6">
+  <w:style w:type="paragraph" w:styleId="6">
     <w:name w:val="heading 6"/>
-    <w:basedOn w:val="Normal"/>
-    <w:next w:val="Normal"/>
-    <w:link w:val="Heading6Char"/>
+    <w:basedOn w:val="a"/>
+    <w:next w:val="a"/>
+    <w:link w:val="6Char"/>
     <w:uiPriority w:val="9"/>
     <w:semiHidden/>
     <w:unhideWhenUsed/>
@@ -6855,11 +9652,11 @@
       <w:color w:val="595959" w:themeColor="text1" w:themeTint="A6"/>
     </w:rPr>
   </w:style>
-  <w:style w:type="paragraph" w:styleId="Heading7">
+  <w:style w:type="paragraph" w:styleId="7">
     <w:name w:val="heading 7"/>
-    <w:basedOn w:val="Normal"/>
-    <w:next w:val="Normal"/>
-    <w:link w:val="Heading7Char"/>
+    <w:basedOn w:val="a"/>
+    <w:next w:val="a"/>
+    <w:link w:val="7Char"/>
     <w:uiPriority w:val="9"/>
     <w:semiHidden/>
     <w:unhideWhenUsed/>
@@ -6876,11 +9673,11 @@
       <w:color w:val="595959" w:themeColor="text1" w:themeTint="A6"/>
     </w:rPr>
   </w:style>
-  <w:style w:type="paragraph" w:styleId="Heading8">
+  <w:style w:type="paragraph" w:styleId="8">
     <w:name w:val="heading 8"/>
-    <w:basedOn w:val="Normal"/>
-    <w:next w:val="Normal"/>
-    <w:link w:val="Heading8Char"/>
+    <w:basedOn w:val="a"/>
+    <w:next w:val="a"/>
+    <w:link w:val="8Char"/>
     <w:uiPriority w:val="9"/>
     <w:semiHidden/>
     <w:unhideWhenUsed/>
@@ -6899,11 +9696,11 @@
       <w:color w:val="272727" w:themeColor="text1" w:themeTint="D8"/>
     </w:rPr>
   </w:style>
-  <w:style w:type="paragraph" w:styleId="Heading9">
+  <w:style w:type="paragraph" w:styleId="9">
     <w:name w:val="heading 9"/>
-    <w:basedOn w:val="Normal"/>
-    <w:next w:val="Normal"/>
-    <w:link w:val="Heading9Char"/>
+    <w:basedOn w:val="a"/>
+    <w:next w:val="a"/>
+    <w:link w:val="9Char"/>
     <w:uiPriority w:val="9"/>
     <w:semiHidden/>
     <w:unhideWhenUsed/>
@@ -6920,13 +9717,12 @@
       <w:color w:val="272727" w:themeColor="text1" w:themeTint="D8"/>
     </w:rPr>
   </w:style>
-  <w:style w:type="character" w:default="1" w:styleId="DefaultParagraphFont">
+  <w:style w:type="character" w:default="1" w:styleId="a0">
     <w:name w:val="Default Paragraph Font"/>
     <w:uiPriority w:val="1"/>
-    <w:semiHidden/>
     <w:unhideWhenUsed/>
   </w:style>
-  <w:style w:type="table" w:default="1" w:styleId="TableNormal">
+  <w:style w:type="table" w:default="1" w:styleId="a1">
     <w:name w:val="Normal Table"/>
     <w:uiPriority w:val="99"/>
     <w:semiHidden/>
@@ -6941,16 +9737,16 @@
       </w:tblCellMar>
     </w:tblPr>
   </w:style>
-  <w:style w:type="numbering" w:default="1" w:styleId="NoList">
+  <w:style w:type="numbering" w:default="1" w:styleId="a2">
     <w:name w:val="No List"/>
     <w:uiPriority w:val="99"/>
     <w:semiHidden/>
     <w:unhideWhenUsed/>
   </w:style>
-  <w:style w:type="character" w:customStyle="1" w:styleId="Heading1Char">
-    <w:name w:val="Heading 1 Char"/>
-    <w:basedOn w:val="DefaultParagraphFont"/>
-    <w:link w:val="Heading1"/>
+  <w:style w:type="character" w:customStyle="1" w:styleId="1Char">
+    <w:name w:val="Επικεφαλίδα 1 Char"/>
+    <w:basedOn w:val="a0"/>
+    <w:link w:val="1"/>
     <w:uiPriority w:val="9"/>
     <w:rsid w:val="00A151D7"/>
     <w:rPr>
@@ -6960,10 +9756,10 @@
       <w:szCs w:val="40"/>
     </w:rPr>
   </w:style>
-  <w:style w:type="character" w:customStyle="1" w:styleId="Heading2Char">
-    <w:name w:val="Heading 2 Char"/>
-    <w:basedOn w:val="DefaultParagraphFont"/>
-    <w:link w:val="Heading2"/>
+  <w:style w:type="character" w:customStyle="1" w:styleId="2Char">
+    <w:name w:val="Επικεφαλίδα 2 Char"/>
+    <w:basedOn w:val="a0"/>
+    <w:link w:val="2"/>
     <w:uiPriority w:val="9"/>
     <w:semiHidden/>
     <w:rsid w:val="00A151D7"/>
@@ -6974,10 +9770,10 @@
       <w:szCs w:val="32"/>
     </w:rPr>
   </w:style>
-  <w:style w:type="character" w:customStyle="1" w:styleId="Heading3Char">
-    <w:name w:val="Heading 3 Char"/>
-    <w:basedOn w:val="DefaultParagraphFont"/>
-    <w:link w:val="Heading3"/>
+  <w:style w:type="character" w:customStyle="1" w:styleId="3Char">
+    <w:name w:val="Επικεφαλίδα 3 Char"/>
+    <w:basedOn w:val="a0"/>
+    <w:link w:val="3"/>
     <w:uiPriority w:val="9"/>
     <w:semiHidden/>
     <w:rsid w:val="00A151D7"/>
@@ -6988,10 +9784,10 @@
       <w:szCs w:val="28"/>
     </w:rPr>
   </w:style>
-  <w:style w:type="character" w:customStyle="1" w:styleId="Heading4Char">
-    <w:name w:val="Heading 4 Char"/>
-    <w:basedOn w:val="DefaultParagraphFont"/>
-    <w:link w:val="Heading4"/>
+  <w:style w:type="character" w:customStyle="1" w:styleId="4Char">
+    <w:name w:val="Επικεφαλίδα 4 Char"/>
+    <w:basedOn w:val="a0"/>
+    <w:link w:val="4"/>
     <w:uiPriority w:val="9"/>
     <w:semiHidden/>
     <w:rsid w:val="00A151D7"/>
@@ -7002,10 +9798,10 @@
       <w:color w:val="0F4761" w:themeColor="accent1" w:themeShade="BF"/>
     </w:rPr>
   </w:style>
-  <w:style w:type="character" w:customStyle="1" w:styleId="Heading5Char">
-    <w:name w:val="Heading 5 Char"/>
-    <w:basedOn w:val="DefaultParagraphFont"/>
-    <w:link w:val="Heading5"/>
+  <w:style w:type="character" w:customStyle="1" w:styleId="5Char">
+    <w:name w:val="Επικεφαλίδα 5 Char"/>
+    <w:basedOn w:val="a0"/>
+    <w:link w:val="5"/>
     <w:uiPriority w:val="9"/>
     <w:semiHidden/>
     <w:rsid w:val="00A151D7"/>
@@ -7014,10 +9810,10 @@
       <w:color w:val="0F4761" w:themeColor="accent1" w:themeShade="BF"/>
     </w:rPr>
   </w:style>
-  <w:style w:type="character" w:customStyle="1" w:styleId="Heading6Char">
-    <w:name w:val="Heading 6 Char"/>
-    <w:basedOn w:val="DefaultParagraphFont"/>
-    <w:link w:val="Heading6"/>
+  <w:style w:type="character" w:customStyle="1" w:styleId="6Char">
+    <w:name w:val="Επικεφαλίδα 6 Char"/>
+    <w:basedOn w:val="a0"/>
+    <w:link w:val="6"/>
     <w:uiPriority w:val="9"/>
     <w:semiHidden/>
     <w:rsid w:val="00A151D7"/>
@@ -7028,10 +9824,10 @@
       <w:color w:val="595959" w:themeColor="text1" w:themeTint="A6"/>
     </w:rPr>
   </w:style>
-  <w:style w:type="character" w:customStyle="1" w:styleId="Heading7Char">
-    <w:name w:val="Heading 7 Char"/>
-    <w:basedOn w:val="DefaultParagraphFont"/>
-    <w:link w:val="Heading7"/>
+  <w:style w:type="character" w:customStyle="1" w:styleId="7Char">
+    <w:name w:val="Επικεφαλίδα 7 Char"/>
+    <w:basedOn w:val="a0"/>
+    <w:link w:val="7"/>
     <w:uiPriority w:val="9"/>
     <w:semiHidden/>
     <w:rsid w:val="00A151D7"/>
@@ -7040,10 +9836,10 @@
       <w:color w:val="595959" w:themeColor="text1" w:themeTint="A6"/>
     </w:rPr>
   </w:style>
-  <w:style w:type="character" w:customStyle="1" w:styleId="Heading8Char">
-    <w:name w:val="Heading 8 Char"/>
-    <w:basedOn w:val="DefaultParagraphFont"/>
-    <w:link w:val="Heading8"/>
+  <w:style w:type="character" w:customStyle="1" w:styleId="8Char">
+    <w:name w:val="Επικεφαλίδα 8 Char"/>
+    <w:basedOn w:val="a0"/>
+    <w:link w:val="8"/>
     <w:uiPriority w:val="9"/>
     <w:semiHidden/>
     <w:rsid w:val="00A151D7"/>
@@ -7054,10 +9850,10 @@
       <w:color w:val="272727" w:themeColor="text1" w:themeTint="D8"/>
     </w:rPr>
   </w:style>
-  <w:style w:type="character" w:customStyle="1" w:styleId="Heading9Char">
-    <w:name w:val="Heading 9 Char"/>
-    <w:basedOn w:val="DefaultParagraphFont"/>
-    <w:link w:val="Heading9"/>
+  <w:style w:type="character" w:customStyle="1" w:styleId="9Char">
+    <w:name w:val="Επικεφαλίδα 9 Char"/>
+    <w:basedOn w:val="a0"/>
+    <w:link w:val="9"/>
     <w:uiPriority w:val="9"/>
     <w:semiHidden/>
     <w:rsid w:val="00A151D7"/>
@@ -7066,11 +9862,11 @@
       <w:color w:val="272727" w:themeColor="text1" w:themeTint="D8"/>
     </w:rPr>
   </w:style>
-  <w:style w:type="paragraph" w:styleId="Title">
+  <w:style w:type="paragraph" w:styleId="a3">
     <w:name w:val="Title"/>
-    <w:basedOn w:val="Normal"/>
-    <w:next w:val="Normal"/>
-    <w:link w:val="TitleChar"/>
+    <w:basedOn w:val="a"/>
+    <w:next w:val="a"/>
+    <w:link w:val="Char"/>
     <w:uiPriority w:val="10"/>
     <w:qFormat/>
     <w:rsid w:val="00A151D7"/>
@@ -7086,10 +9882,10 @@
       <w:szCs w:val="56"/>
     </w:rPr>
   </w:style>
-  <w:style w:type="character" w:customStyle="1" w:styleId="TitleChar">
-    <w:name w:val="Title Char"/>
-    <w:basedOn w:val="DefaultParagraphFont"/>
-    <w:link w:val="Title"/>
+  <w:style w:type="character" w:customStyle="1" w:styleId="Char">
+    <w:name w:val="Τίτλος Char"/>
+    <w:basedOn w:val="a0"/>
+    <w:link w:val="a3"/>
     <w:uiPriority w:val="10"/>
     <w:rsid w:val="00A151D7"/>
     <w:rPr>
@@ -7100,11 +9896,11 @@
       <w:szCs w:val="56"/>
     </w:rPr>
   </w:style>
-  <w:style w:type="paragraph" w:styleId="Subtitle">
+  <w:style w:type="paragraph" w:styleId="a4">
     <w:name w:val="Subtitle"/>
-    <w:basedOn w:val="Normal"/>
-    <w:next w:val="Normal"/>
-    <w:link w:val="SubtitleChar"/>
+    <w:basedOn w:val="a"/>
+    <w:next w:val="a"/>
+    <w:link w:val="Char0"/>
     <w:uiPriority w:val="11"/>
     <w:qFormat/>
     <w:rsid w:val="00A151D7"/>
@@ -7121,10 +9917,10 @@
       <w:szCs w:val="28"/>
     </w:rPr>
   </w:style>
-  <w:style w:type="character" w:customStyle="1" w:styleId="SubtitleChar">
-    <w:name w:val="Subtitle Char"/>
-    <w:basedOn w:val="DefaultParagraphFont"/>
-    <w:link w:val="Subtitle"/>
+  <w:style w:type="character" w:customStyle="1" w:styleId="Char0">
+    <w:name w:val="Υπότιτλος Char"/>
+    <w:basedOn w:val="a0"/>
+    <w:link w:val="a4"/>
     <w:uiPriority w:val="11"/>
     <w:rsid w:val="00A151D7"/>
     <w:rPr>
@@ -7135,11 +9931,11 @@
       <w:szCs w:val="28"/>
     </w:rPr>
   </w:style>
-  <w:style w:type="paragraph" w:styleId="Quote">
+  <w:style w:type="paragraph" w:styleId="a5">
     <w:name w:val="Quote"/>
-    <w:basedOn w:val="Normal"/>
-    <w:next w:val="Normal"/>
-    <w:link w:val="QuoteChar"/>
+    <w:basedOn w:val="a"/>
+    <w:next w:val="a"/>
+    <w:link w:val="Char1"/>
     <w:uiPriority w:val="29"/>
     <w:qFormat/>
     <w:rsid w:val="00A151D7"/>
@@ -7153,10 +9949,10 @@
       <w:color w:val="404040" w:themeColor="text1" w:themeTint="BF"/>
     </w:rPr>
   </w:style>
-  <w:style w:type="character" w:customStyle="1" w:styleId="QuoteChar">
-    <w:name w:val="Quote Char"/>
-    <w:basedOn w:val="DefaultParagraphFont"/>
-    <w:link w:val="Quote"/>
+  <w:style w:type="character" w:customStyle="1" w:styleId="Char1">
+    <w:name w:val="Απόσπασμα Char"/>
+    <w:basedOn w:val="a0"/>
+    <w:link w:val="a5"/>
     <w:uiPriority w:val="29"/>
     <w:rsid w:val="00A151D7"/>
     <w:rPr>
@@ -7165,9 +9961,9 @@
       <w:color w:val="404040" w:themeColor="text1" w:themeTint="BF"/>
     </w:rPr>
   </w:style>
-  <w:style w:type="paragraph" w:styleId="ListParagraph">
+  <w:style w:type="paragraph" w:styleId="a6">
     <w:name w:val="List Paragraph"/>
-    <w:basedOn w:val="Normal"/>
+    <w:basedOn w:val="a"/>
     <w:uiPriority w:val="34"/>
     <w:qFormat/>
     <w:rsid w:val="00A151D7"/>
@@ -7176,9 +9972,9 @@
       <w:contextualSpacing/>
     </w:pPr>
   </w:style>
-  <w:style w:type="character" w:styleId="IntenseEmphasis">
+  <w:style w:type="character" w:styleId="a7">
     <w:name w:val="Intense Emphasis"/>
-    <w:basedOn w:val="DefaultParagraphFont"/>
+    <w:basedOn w:val="a0"/>
     <w:uiPriority w:val="21"/>
     <w:qFormat/>
     <w:rsid w:val="00A151D7"/>
@@ -7188,11 +9984,11 @@
       <w:color w:val="0F4761" w:themeColor="accent1" w:themeShade="BF"/>
     </w:rPr>
   </w:style>
-  <w:style w:type="paragraph" w:styleId="IntenseQuote">
+  <w:style w:type="paragraph" w:styleId="a8">
     <w:name w:val="Intense Quote"/>
-    <w:basedOn w:val="Normal"/>
-    <w:next w:val="Normal"/>
-    <w:link w:val="IntenseQuoteChar"/>
+    <w:basedOn w:val="a"/>
+    <w:next w:val="a"/>
+    <w:link w:val="Char2"/>
     <w:uiPriority w:val="30"/>
     <w:qFormat/>
     <w:rsid w:val="00A151D7"/>
@@ -7211,10 +10007,10 @@
       <w:color w:val="0F4761" w:themeColor="accent1" w:themeShade="BF"/>
     </w:rPr>
   </w:style>
-  <w:style w:type="character" w:customStyle="1" w:styleId="IntenseQuoteChar">
-    <w:name w:val="Intense Quote Char"/>
-    <w:basedOn w:val="DefaultParagraphFont"/>
-    <w:link w:val="IntenseQuote"/>
+  <w:style w:type="character" w:customStyle="1" w:styleId="Char2">
+    <w:name w:val="Έντονο απόσπ. Char"/>
+    <w:basedOn w:val="a0"/>
+    <w:link w:val="a8"/>
     <w:uiPriority w:val="30"/>
     <w:rsid w:val="00A151D7"/>
     <w:rPr>
@@ -7223,9 +10019,9 @@
       <w:color w:val="0F4761" w:themeColor="accent1" w:themeShade="BF"/>
     </w:rPr>
   </w:style>
-  <w:style w:type="character" w:styleId="IntenseReference">
+  <w:style w:type="character" w:styleId="a9">
     <w:name w:val="Intense Reference"/>
-    <w:basedOn w:val="DefaultParagraphFont"/>
+    <w:basedOn w:val="a0"/>
     <w:uiPriority w:val="32"/>
     <w:qFormat/>
     <w:rsid w:val="00A151D7"/>

--- a/Αναφορα.docx
+++ b/Αναφορα.docx
@@ -175,21 +175,7 @@
         <w:rPr>
           <w:lang w:val="el-GR"/>
         </w:rPr>
-        <w:t xml:space="preserve">Για να </w:t>
-      </w:r>
-      <w:proofErr w:type="spellStart"/>
-      <w:r>
-        <w:rPr>
-          <w:lang w:val="el-GR"/>
-        </w:rPr>
-        <w:t>δημιουργίσουμε</w:t>
-      </w:r>
-      <w:proofErr w:type="spellEnd"/>
-      <w:r>
-        <w:rPr>
-          <w:lang w:val="el-GR"/>
-        </w:rPr>
-        <w:t xml:space="preserve"> ένα απλό δίκτυο σε </w:t>
+        <w:t xml:space="preserve">Για να δημιουργίσουμε ένα απλό δίκτυο σε </w:t>
       </w:r>
       <w:r>
         <w:t>Python</w:t>
@@ -200,19 +186,11 @@
         </w:rPr>
         <w:t xml:space="preserve"> </w:t>
       </w:r>
-      <w:proofErr w:type="spellStart"/>
-      <w:r>
-        <w:rPr>
-          <w:lang w:val="el-GR"/>
-        </w:rPr>
-        <w:t>χρησημοποιόντας</w:t>
-      </w:r>
-      <w:proofErr w:type="spellEnd"/>
-      <w:r>
-        <w:rPr>
-          <w:lang w:val="el-GR"/>
-        </w:rPr>
-        <w:t xml:space="preserve"> τη βιβλιοθήκη </w:t>
+      <w:r>
+        <w:rPr>
+          <w:lang w:val="el-GR"/>
+        </w:rPr>
+        <w:t xml:space="preserve">χρησημοποιόντας τη βιβλιοθήκη </w:t>
       </w:r>
       <w:proofErr w:type="spellStart"/>
       <w:r>
@@ -484,21 +462,7 @@
         <w:rPr>
           <w:lang w:val="el-GR"/>
         </w:rPr>
-        <w:t xml:space="preserve">Για να </w:t>
-      </w:r>
-      <w:proofErr w:type="spellStart"/>
-      <w:r>
-        <w:rPr>
-          <w:lang w:val="el-GR"/>
-        </w:rPr>
-        <w:t>μοντελοποιήσουμε</w:t>
-      </w:r>
-      <w:proofErr w:type="spellEnd"/>
-      <w:r>
-        <w:rPr>
-          <w:lang w:val="el-GR"/>
-        </w:rPr>
-        <w:t xml:space="preserve"> τη ροή των πακέτων, θα ορίσουμε τρεις κύριες "οντότητες" που λειτουργούν ως</w:t>
+        <w:t>Για να μοντελοποιήσουμε τη ροή των πακέτων, θα ορίσουμε τρεις κύριες "οντότητες" που λειτουργούν ως</w:t>
       </w:r>
       <w:r>
         <w:t> processes </w:t>
@@ -3866,22 +3830,22 @@
     <w:p>
       <w:pPr>
         <w:rPr>
-          <w:lang w:val="el-GR"/>
-        </w:rPr>
-      </w:pPr>
-      <w:proofErr w:type="spellStart"/>
-      <w:r>
-        <w:rPr>
-          <w:lang w:val="el-GR"/>
-        </w:rPr>
-        <w:t>Ερωτημα</w:t>
-      </w:r>
-      <w:proofErr w:type="spellEnd"/>
-      <w:r>
-        <w:rPr>
-          <w:lang w:val="el-GR"/>
-        </w:rPr>
-        <w:t xml:space="preserve"> 4:</w:t>
+          <w:b/>
+          <w:bCs/>
+          <w:sz w:val="40"/>
+          <w:szCs w:val="40"/>
+          <w:lang w:val="el-GR"/>
+        </w:rPr>
+      </w:pPr>
+      <w:r>
+        <w:rPr>
+          <w:b/>
+          <w:bCs/>
+          <w:sz w:val="40"/>
+          <w:szCs w:val="40"/>
+          <w:lang w:val="el-GR"/>
+        </w:rPr>
+        <w:t>Ερωτημα 4:</w:t>
       </w:r>
     </w:p>
     <w:p>
@@ -3915,197 +3879,7 @@
           <w:bCs/>
           <w:lang w:val="el-GR"/>
         </w:rPr>
-        <w:t>1. Εισαγωγή</w:t>
-      </w:r>
-    </w:p>
-    <w:p>
-      <w:pPr>
-        <w:rPr>
-          <w:lang w:val="el-GR"/>
-        </w:rPr>
-      </w:pPr>
-      <w:r>
-        <w:rPr>
-          <w:lang w:val="el-GR"/>
-        </w:rPr>
-        <w:t xml:space="preserve">Το τέταρτο μέρος της εργασίας επεκτείνει το αρχικό μοντέλο προσομοίωσης με σκοπό τη μετατροπή του σε ένα εργαλείο ανάλυσης της απόδοσης του δικτύου. Ο στόχος είναι η </w:t>
-      </w:r>
-      <w:r>
-        <w:rPr>
-          <w:lang w:val="el-GR"/>
-        </w:rPr>
-        <w:lastRenderedPageBreak/>
-        <w:t>συλλογή, ο υπολογισμός και η γραφική απεικόνιση κρίσιμων μετρικών απόδοσης, όπως η καθυστέρηση από άκρο σε άκρο (</w:t>
-      </w:r>
-      <w:proofErr w:type="spellStart"/>
-      <w:r>
-        <w:rPr>
-          <w:lang w:val="el-GR"/>
-        </w:rPr>
-        <w:t>end-to-end</w:t>
-      </w:r>
-      <w:proofErr w:type="spellEnd"/>
-      <w:r>
-        <w:rPr>
-          <w:lang w:val="el-GR"/>
-        </w:rPr>
-        <w:t xml:space="preserve"> </w:t>
-      </w:r>
-      <w:proofErr w:type="spellStart"/>
-      <w:r>
-        <w:rPr>
-          <w:lang w:val="el-GR"/>
-        </w:rPr>
-        <w:t>delay</w:t>
-      </w:r>
-      <w:proofErr w:type="spellEnd"/>
-      <w:r>
-        <w:rPr>
-          <w:lang w:val="el-GR"/>
-        </w:rPr>
-        <w:t>), ο ρυθμός απώλειας πακέτων (</w:t>
-      </w:r>
-      <w:proofErr w:type="spellStart"/>
-      <w:r>
-        <w:rPr>
-          <w:lang w:val="el-GR"/>
-        </w:rPr>
-        <w:t>packet</w:t>
-      </w:r>
-      <w:proofErr w:type="spellEnd"/>
-      <w:r>
-        <w:rPr>
-          <w:lang w:val="el-GR"/>
-        </w:rPr>
-        <w:t xml:space="preserve"> </w:t>
-      </w:r>
-      <w:proofErr w:type="spellStart"/>
-      <w:r>
-        <w:rPr>
-          <w:lang w:val="el-GR"/>
-        </w:rPr>
-        <w:t>loss</w:t>
-      </w:r>
-      <w:proofErr w:type="spellEnd"/>
-      <w:r>
-        <w:rPr>
-          <w:lang w:val="el-GR"/>
-        </w:rPr>
-        <w:t xml:space="preserve"> </w:t>
-      </w:r>
-      <w:proofErr w:type="spellStart"/>
-      <w:r>
-        <w:rPr>
-          <w:lang w:val="el-GR"/>
-        </w:rPr>
-        <w:t>rate</w:t>
-      </w:r>
-      <w:proofErr w:type="spellEnd"/>
-      <w:r>
-        <w:rPr>
-          <w:lang w:val="el-GR"/>
-        </w:rPr>
-        <w:t>), η απόδοση του δικτύου (</w:t>
-      </w:r>
-      <w:proofErr w:type="spellStart"/>
-      <w:r>
-        <w:rPr>
-          <w:lang w:val="el-GR"/>
-        </w:rPr>
-        <w:t>throughput</w:t>
-      </w:r>
-      <w:proofErr w:type="spellEnd"/>
-      <w:r>
-        <w:rPr>
-          <w:lang w:val="el-GR"/>
-        </w:rPr>
-        <w:t>) και η δυναμική του μεγέθους της ουράς αναμονής (</w:t>
-      </w:r>
-      <w:proofErr w:type="spellStart"/>
-      <w:r>
-        <w:rPr>
-          <w:lang w:val="el-GR"/>
-        </w:rPr>
-        <w:t>queue</w:t>
-      </w:r>
-      <w:proofErr w:type="spellEnd"/>
-      <w:r>
-        <w:rPr>
-          <w:lang w:val="el-GR"/>
-        </w:rPr>
-        <w:t xml:space="preserve"> </w:t>
-      </w:r>
-      <w:proofErr w:type="spellStart"/>
-      <w:r>
-        <w:rPr>
-          <w:lang w:val="el-GR"/>
-        </w:rPr>
-        <w:t>size</w:t>
-      </w:r>
-      <w:proofErr w:type="spellEnd"/>
-      <w:r>
-        <w:rPr>
-          <w:lang w:val="el-GR"/>
-        </w:rPr>
-        <w:t xml:space="preserve">) του </w:t>
-      </w:r>
-      <w:proofErr w:type="spellStart"/>
-      <w:r>
-        <w:rPr>
-          <w:lang w:val="el-GR"/>
-        </w:rPr>
-        <w:t>router</w:t>
-      </w:r>
-      <w:proofErr w:type="spellEnd"/>
-      <w:r>
-        <w:rPr>
-          <w:lang w:val="el-GR"/>
-        </w:rPr>
-        <w:t>. Η ανάλυση αυτών των μετρικών μας επιτρέπει να κατανοήσουμε τη συμπεριφορά του δικτύου υπό συνθήκες συμφόρησης (</w:t>
-      </w:r>
-      <w:proofErr w:type="spellStart"/>
-      <w:r>
-        <w:rPr>
-          <w:lang w:val="el-GR"/>
-        </w:rPr>
-        <w:t>congestion</w:t>
-      </w:r>
-      <w:proofErr w:type="spellEnd"/>
-      <w:r>
-        <w:rPr>
-          <w:lang w:val="el-GR"/>
-        </w:rPr>
-        <w:t>).</w:t>
-      </w:r>
-    </w:p>
-    <w:p>
-      <w:pPr>
-        <w:rPr>
-          <w:b/>
-          <w:bCs/>
-          <w:lang w:val="el-GR"/>
-        </w:rPr>
-      </w:pPr>
-      <w:r>
-        <w:rPr>
-          <w:b/>
-          <w:bCs/>
-          <w:lang w:val="el-GR"/>
-        </w:rPr>
-        <w:t>2. Μεθοδολογία Υλοποίησης</w:t>
-      </w:r>
-    </w:p>
-    <w:p>
-      <w:pPr>
-        <w:rPr>
-          <w:lang w:val="el-GR"/>
-        </w:rPr>
-      </w:pPr>
-      <w:r>
-        <w:rPr>
-          <w:lang w:val="el-GR"/>
-        </w:rPr>
-        <w:t>Για την επίτευξη των παραπάνω στόχων, ο αρχικός κώδικας τροποποιήθηκε στα παρακάτω σημεία:</w:t>
+        <w:t xml:space="preserve"> Μεθοδολογία Υλοποίησης</w:t>
       </w:r>
     </w:p>
     <w:p>
@@ -4131,117 +3905,20 @@
           <w:lang w:val="el-GR"/>
         </w:rPr>
       </w:pPr>
-      <w:proofErr w:type="spellStart"/>
-      <w:r>
-        <w:rPr>
-          <w:b/>
-          <w:bCs/>
-          <w:lang w:val="el-GR"/>
-        </w:rPr>
-        <w:t>End-to-End</w:t>
-      </w:r>
-      <w:proofErr w:type="spellEnd"/>
-      <w:r>
-        <w:rPr>
-          <w:b/>
-          <w:bCs/>
-          <w:lang w:val="el-GR"/>
-        </w:rPr>
-        <w:t xml:space="preserve"> </w:t>
-      </w:r>
-      <w:proofErr w:type="spellStart"/>
-      <w:r>
-        <w:rPr>
-          <w:b/>
-          <w:bCs/>
-          <w:lang w:val="el-GR"/>
-        </w:rPr>
-        <w:t>Delay</w:t>
-      </w:r>
-      <w:proofErr w:type="spellEnd"/>
-      <w:r>
-        <w:rPr>
-          <w:b/>
-          <w:bCs/>
-          <w:lang w:val="el-GR"/>
-        </w:rPr>
-        <w:t>:</w:t>
-      </w:r>
-      <w:r>
-        <w:rPr>
-          <w:lang w:val="el-GR"/>
-        </w:rPr>
-        <w:t> Η συνάρτηση </w:t>
-      </w:r>
-      <w:proofErr w:type="spellStart"/>
-      <w:r>
-        <w:rPr>
-          <w:lang w:val="el-GR"/>
-        </w:rPr>
-        <w:t>destination_host</w:t>
-      </w:r>
-      <w:proofErr w:type="spellEnd"/>
-      <w:r>
-        <w:rPr>
-          <w:lang w:val="el-GR"/>
-        </w:rPr>
-        <w:t> επεκτάθηκε ώστε, για κάθε πακέτο που λαμβάνει, να υπολογίζει τη συνολική καθυστέρηση ως τη διαφορά μεταξύ του τρέχοντος χρόνου προσομοίωσης (</w:t>
-      </w:r>
-      <w:proofErr w:type="spellStart"/>
-      <w:r>
-        <w:rPr>
-          <w:lang w:val="el-GR"/>
-        </w:rPr>
-        <w:t>env.now</w:t>
-      </w:r>
-      <w:proofErr w:type="spellEnd"/>
-      <w:r>
-        <w:rPr>
-          <w:lang w:val="el-GR"/>
-        </w:rPr>
-        <w:t>) και του χρόνου δημιουργίας του πακέτου (</w:t>
-      </w:r>
-      <w:proofErr w:type="spellStart"/>
-      <w:r>
-        <w:rPr>
-          <w:lang w:val="el-GR"/>
-        </w:rPr>
-        <w:t>packet.time_created</w:t>
-      </w:r>
-      <w:proofErr w:type="spellEnd"/>
-      <w:r>
-        <w:rPr>
-          <w:lang w:val="el-GR"/>
-        </w:rPr>
-        <w:t>). Κάθε υπολογιζόμενη καθυστέρηση αποθηκεύεται μαζί με τον χρόνο άφιξης σε μια λίστα (</w:t>
-      </w:r>
-      <w:proofErr w:type="spellStart"/>
-      <w:r>
-        <w:rPr>
-          <w:lang w:val="el-GR"/>
-        </w:rPr>
-        <w:t>delay_stats</w:t>
-      </w:r>
-      <w:proofErr w:type="spellEnd"/>
-      <w:r>
-        <w:rPr>
-          <w:lang w:val="el-GR"/>
-        </w:rPr>
-        <w:t xml:space="preserve">) για μετέπειτα </w:t>
-      </w:r>
-      <w:proofErr w:type="spellStart"/>
-      <w:r>
-        <w:rPr>
-          <w:lang w:val="el-GR"/>
-        </w:rPr>
-        <w:t>οπτικοποίηση</w:t>
-      </w:r>
-      <w:proofErr w:type="spellEnd"/>
-      <w:r>
-        <w:rPr>
-          <w:lang w:val="el-GR"/>
-        </w:rPr>
-        <w:t>.</w:t>
+      <w:r>
+        <w:rPr>
+          <w:b/>
+          <w:bCs/>
+          <w:lang w:val="el-GR"/>
+        </w:rPr>
+        <w:lastRenderedPageBreak/>
+        <w:t>End-to-End Delay:</w:t>
+      </w:r>
+      <w:r>
+        <w:rPr>
+          <w:lang w:val="el-GR"/>
+        </w:rPr>
+        <w:t> Η συνάρτηση destination_host επεκτάθηκε ώστε, για κάθε πακέτο που λαμβάνει, να υπολογίζει τη συνολική καθυστέρηση ως τη διαφορά μεταξύ του τρέχοντος χρόνου προσομοίωσης (env.now) και του χρόνου δημιουργίας του πακέτου (packet.time_created). Κάθε υπολογιζόμενη καθυστέρηση αποθηκεύεται μαζί με τον χρόνο άφιξης σε μια λίστα (delay_stats) για μετέπειτα οπτικοποίηση.</w:t>
       </w:r>
     </w:p>
     <w:p>
@@ -4254,59 +3931,13 @@
           <w:lang w:val="el-GR"/>
         </w:rPr>
       </w:pPr>
-      <w:proofErr w:type="spellStart"/>
-      <w:r>
-        <w:rPr>
-          <w:b/>
-          <w:bCs/>
-          <w:lang w:val="el-GR"/>
-        </w:rPr>
-        <w:t>Packet</w:t>
-      </w:r>
-      <w:proofErr w:type="spellEnd"/>
-      <w:r>
-        <w:rPr>
-          <w:b/>
-          <w:bCs/>
-          <w:lang w:val="el-GR"/>
-        </w:rPr>
-        <w:t xml:space="preserve"> </w:t>
-      </w:r>
-      <w:proofErr w:type="spellStart"/>
-      <w:r>
-        <w:rPr>
-          <w:b/>
-          <w:bCs/>
-          <w:lang w:val="el-GR"/>
-        </w:rPr>
-        <w:t>Loss</w:t>
-      </w:r>
-      <w:proofErr w:type="spellEnd"/>
-      <w:r>
-        <w:rPr>
-          <w:b/>
-          <w:bCs/>
-          <w:lang w:val="el-GR"/>
-        </w:rPr>
-        <w:t xml:space="preserve"> </w:t>
-      </w:r>
-      <w:proofErr w:type="spellStart"/>
-      <w:r>
-        <w:rPr>
-          <w:b/>
-          <w:bCs/>
-          <w:lang w:val="el-GR"/>
-        </w:rPr>
-        <w:t>Rate</w:t>
-      </w:r>
-      <w:proofErr w:type="spellEnd"/>
-      <w:r>
-        <w:rPr>
-          <w:b/>
-          <w:bCs/>
-          <w:lang w:val="el-GR"/>
-        </w:rPr>
-        <w:t>:</w:t>
+      <w:r>
+        <w:rPr>
+          <w:b/>
+          <w:bCs/>
+          <w:lang w:val="el-GR"/>
+        </w:rPr>
+        <w:t>Packet Loss Rate:</w:t>
       </w:r>
     </w:p>
     <w:p>
@@ -4323,35 +3954,7 @@
         <w:rPr>
           <w:lang w:val="el-GR"/>
         </w:rPr>
-        <w:t>Ο αριθμός των πακέτων που απορρίπτονται καταγράφεται ήδη από την κλάση </w:t>
-      </w:r>
-      <w:proofErr w:type="spellStart"/>
-      <w:r>
-        <w:rPr>
-          <w:lang w:val="el-GR"/>
-        </w:rPr>
-        <w:t>Router</w:t>
-      </w:r>
-      <w:proofErr w:type="spellEnd"/>
-      <w:r>
-        <w:rPr>
-          <w:lang w:val="el-GR"/>
-        </w:rPr>
-        <w:t> στη μεταβλητή </w:t>
-      </w:r>
-      <w:proofErr w:type="spellStart"/>
-      <w:r>
-        <w:rPr>
-          <w:lang w:val="el-GR"/>
-        </w:rPr>
-        <w:t>self.packets_dropped</w:t>
-      </w:r>
-      <w:proofErr w:type="spellEnd"/>
-      <w:r>
-        <w:rPr>
-          <w:lang w:val="el-GR"/>
-        </w:rPr>
-        <w:t>.</w:t>
+        <w:t>Ο αριθμός των πακέτων που απορρίπτονται καταγράφεται ήδη από την κλάση Router στη μεταβλητή self.packets_dropped.</w:t>
       </w:r>
     </w:p>
     <w:p>
@@ -4368,35 +3971,7 @@
         <w:rPr>
           <w:lang w:val="el-GR"/>
         </w:rPr>
-        <w:t>Για τον υπολογισμό του ποσοστού, χρειαζόμαστε και τον συνολικό αριθμό των πακέτων που στάλθηκαν. Για τον λόγο αυτό, προστέθηκε ένας μετρητής (</w:t>
-      </w:r>
-      <w:proofErr w:type="spellStart"/>
-      <w:r>
-        <w:rPr>
-          <w:lang w:val="el-GR"/>
-        </w:rPr>
-        <w:t>packets_sent_stats</w:t>
-      </w:r>
-      <w:proofErr w:type="spellEnd"/>
-      <w:r>
-        <w:rPr>
-          <w:lang w:val="el-GR"/>
-        </w:rPr>
-        <w:t>) που ενημερώνεται από τη συνάρτηση </w:t>
-      </w:r>
-      <w:proofErr w:type="spellStart"/>
-      <w:r>
-        <w:rPr>
-          <w:lang w:val="el-GR"/>
-        </w:rPr>
-        <w:t>source_host</w:t>
-      </w:r>
-      <w:proofErr w:type="spellEnd"/>
-      <w:r>
-        <w:rPr>
-          <w:lang w:val="el-GR"/>
-        </w:rPr>
-        <w:t> κάθε φορά που δημιουργείται ένα πακέτο.</w:t>
+        <w:t>Για τον υπολογισμό του ποσοστού, χρειαζόμαστε και τον συνολικό αριθμό των πακέτων που στάλθηκαν. Για τον λόγο αυτό, προστέθηκε ένας μετρητής (packets_sent_stats) που ενημερώνεται από τη συνάρτηση source_host κάθε φορά που δημιουργείται ένα πακέτο.</w:t>
       </w:r>
     </w:p>
     <w:p>
@@ -4426,41 +4001,13 @@
           <w:lang w:val="el-GR"/>
         </w:rPr>
       </w:pPr>
-      <w:proofErr w:type="spellStart"/>
-      <w:r>
-        <w:rPr>
-          <w:b/>
-          <w:bCs/>
-          <w:lang w:val="el-GR"/>
-        </w:rPr>
-        <w:t>Throughput</w:t>
-      </w:r>
-      <w:proofErr w:type="spellEnd"/>
-      <w:r>
-        <w:rPr>
-          <w:b/>
-          <w:bCs/>
-          <w:lang w:val="el-GR"/>
-        </w:rPr>
-        <w:t xml:space="preserve"> (</w:t>
-      </w:r>
-      <w:proofErr w:type="spellStart"/>
-      <w:r>
-        <w:rPr>
-          <w:b/>
-          <w:bCs/>
-          <w:lang w:val="el-GR"/>
-        </w:rPr>
-        <w:t>Ρυθμαπόδοση</w:t>
-      </w:r>
-      <w:proofErr w:type="spellEnd"/>
-      <w:r>
-        <w:rPr>
-          <w:b/>
-          <w:bCs/>
-          <w:lang w:val="el-GR"/>
-        </w:rPr>
-        <w:t>):</w:t>
+      <w:r>
+        <w:rPr>
+          <w:b/>
+          <w:bCs/>
+          <w:lang w:val="el-GR"/>
+        </w:rPr>
+        <w:t>Throughput (Ρυθμαπόδοση):</w:t>
       </w:r>
     </w:p>
     <w:p>
@@ -4494,77 +4041,7 @@
         <w:rPr>
           <w:lang w:val="el-GR"/>
         </w:rPr>
-        <w:t>Στη συνάρτηση </w:t>
-      </w:r>
-      <w:proofErr w:type="spellStart"/>
-      <w:r>
-        <w:rPr>
-          <w:lang w:val="el-GR"/>
-        </w:rPr>
-        <w:t>destination_host</w:t>
-      </w:r>
-      <w:proofErr w:type="spellEnd"/>
-      <w:r>
-        <w:rPr>
-          <w:lang w:val="el-GR"/>
-        </w:rPr>
-        <w:t xml:space="preserve">, κάθε φορά που λαμβάνεται ένα πακέτο, ο συνολικός όγκος των </w:t>
-      </w:r>
-      <w:proofErr w:type="spellStart"/>
-      <w:r>
-        <w:rPr>
-          <w:lang w:val="el-GR"/>
-        </w:rPr>
-        <w:t>ληφθέντων</w:t>
-      </w:r>
-      <w:proofErr w:type="spellEnd"/>
-      <w:r>
-        <w:rPr>
-          <w:lang w:val="el-GR"/>
-        </w:rPr>
-        <w:t xml:space="preserve"> δεδομένων (σε </w:t>
-      </w:r>
-      <w:proofErr w:type="spellStart"/>
-      <w:r>
-        <w:rPr>
-          <w:lang w:val="el-GR"/>
-        </w:rPr>
-        <w:t>bits</w:t>
-      </w:r>
-      <w:proofErr w:type="spellEnd"/>
-      <w:r>
-        <w:rPr>
-          <w:lang w:val="el-GR"/>
-        </w:rPr>
-        <w:t>) αυξάνεται (</w:t>
-      </w:r>
-      <w:proofErr w:type="spellStart"/>
-      <w:r>
-        <w:rPr>
-          <w:lang w:val="el-GR"/>
-        </w:rPr>
-        <w:t>received_stats</w:t>
-      </w:r>
-      <w:proofErr w:type="spellEnd"/>
-      <w:r>
-        <w:rPr>
-          <w:lang w:val="el-GR"/>
-        </w:rPr>
-        <w:t>['</w:t>
-      </w:r>
-      <w:proofErr w:type="spellStart"/>
-      <w:r>
-        <w:rPr>
-          <w:lang w:val="el-GR"/>
-        </w:rPr>
-        <w:t>total_bits</w:t>
-      </w:r>
-      <w:proofErr w:type="spellEnd"/>
-      <w:r>
-        <w:rPr>
-          <w:lang w:val="el-GR"/>
-        </w:rPr>
-        <w:t>']).</w:t>
+        <w:t>Στη συνάρτηση destination_host, κάθε φορά που λαμβάνεται ένα πακέτο, ο συνολικός όγκος των ληφθέντων δεδομένων (σε bits) αυξάνεται (received_stats['total_bits']).</w:t>
       </w:r>
     </w:p>
     <w:p>
@@ -4581,36 +4058,7 @@
         <w:rPr>
           <w:lang w:val="el-GR"/>
         </w:rPr>
-        <w:lastRenderedPageBreak/>
-        <w:t>Ταυτόχρονα, καταγράφεται ο χρόνος άφιξης του τελευταίου πακέτου (</w:t>
-      </w:r>
-      <w:proofErr w:type="spellStart"/>
-      <w:r>
-        <w:rPr>
-          <w:lang w:val="el-GR"/>
-        </w:rPr>
-        <w:t>received_stats</w:t>
-      </w:r>
-      <w:proofErr w:type="spellEnd"/>
-      <w:r>
-        <w:rPr>
-          <w:lang w:val="el-GR"/>
-        </w:rPr>
-        <w:t>['</w:t>
-      </w:r>
-      <w:proofErr w:type="spellStart"/>
-      <w:r>
-        <w:rPr>
-          <w:lang w:val="el-GR"/>
-        </w:rPr>
-        <w:t>last_arrival_time</w:t>
-      </w:r>
-      <w:proofErr w:type="spellEnd"/>
-      <w:r>
-        <w:rPr>
-          <w:lang w:val="el-GR"/>
-        </w:rPr>
-        <w:t>']).</w:t>
+        <w:t>Ταυτόχρονα, καταγράφεται ο χρόνος άφιξης του τελευταίου πακέτου (received_stats['last_arrival_time']).</w:t>
       </w:r>
     </w:p>
     <w:p>
@@ -4627,35 +4075,7 @@
         <w:rPr>
           <w:lang w:val="el-GR"/>
         </w:rPr>
-        <w:t xml:space="preserve">Το </w:t>
-      </w:r>
-      <w:proofErr w:type="spellStart"/>
-      <w:r>
-        <w:rPr>
-          <w:lang w:val="el-GR"/>
-        </w:rPr>
-        <w:t>throughput</w:t>
-      </w:r>
-      <w:proofErr w:type="spellEnd"/>
-      <w:r>
-        <w:rPr>
-          <w:lang w:val="el-GR"/>
-        </w:rPr>
-        <w:t xml:space="preserve"> υπολογίζεται στο τέλος ως: (Σύνολο </w:t>
-      </w:r>
-      <w:proofErr w:type="spellStart"/>
-      <w:r>
-        <w:rPr>
-          <w:lang w:val="el-GR"/>
-        </w:rPr>
-        <w:t>bits</w:t>
-      </w:r>
-      <w:proofErr w:type="spellEnd"/>
-      <w:r>
-        <w:rPr>
-          <w:lang w:val="el-GR"/>
-        </w:rPr>
-        <w:t xml:space="preserve"> που λήφθηκαν) / (Χρόνος άφιξης του τελευταίου πακέτου).</w:t>
+        <w:t>Το throughput υπολογίζεται στο τέλος ως: (Σύνολο bits που λήφθηκαν) / (Χρόνος άφιξης του τελευταίου πακέτου).</w:t>
       </w:r>
     </w:p>
     <w:p>
@@ -4668,59 +4088,13 @@
           <w:lang w:val="el-GR"/>
         </w:rPr>
       </w:pPr>
-      <w:proofErr w:type="spellStart"/>
-      <w:r>
-        <w:rPr>
-          <w:b/>
-          <w:bCs/>
-          <w:lang w:val="el-GR"/>
-        </w:rPr>
-        <w:t>Queue</w:t>
-      </w:r>
-      <w:proofErr w:type="spellEnd"/>
-      <w:r>
-        <w:rPr>
-          <w:b/>
-          <w:bCs/>
-          <w:lang w:val="el-GR"/>
-        </w:rPr>
-        <w:t xml:space="preserve"> </w:t>
-      </w:r>
-      <w:proofErr w:type="spellStart"/>
-      <w:r>
-        <w:rPr>
-          <w:b/>
-          <w:bCs/>
-          <w:lang w:val="el-GR"/>
-        </w:rPr>
-        <w:t>Size</w:t>
-      </w:r>
-      <w:proofErr w:type="spellEnd"/>
-      <w:r>
-        <w:rPr>
-          <w:b/>
-          <w:bCs/>
-          <w:lang w:val="el-GR"/>
-        </w:rPr>
-        <w:t xml:space="preserve"> </w:t>
-      </w:r>
-      <w:proofErr w:type="spellStart"/>
-      <w:r>
-        <w:rPr>
-          <w:b/>
-          <w:bCs/>
-          <w:lang w:val="el-GR"/>
-        </w:rPr>
-        <w:t>Monitoring</w:t>
-      </w:r>
-      <w:proofErr w:type="spellEnd"/>
-      <w:r>
-        <w:rPr>
-          <w:b/>
-          <w:bCs/>
-          <w:lang w:val="el-GR"/>
-        </w:rPr>
-        <w:t>:</w:t>
+      <w:r>
+        <w:rPr>
+          <w:b/>
+          <w:bCs/>
+          <w:lang w:val="el-GR"/>
+        </w:rPr>
+        <w:t>Queue Size Monitoring:</w:t>
       </w:r>
     </w:p>
     <w:p>
@@ -4737,49 +4111,7 @@
         <w:rPr>
           <w:lang w:val="el-GR"/>
         </w:rPr>
-        <w:t>Για την παρακολούθηση του μεγέθους της ουράς, δημιουργήθηκε μια νέα, ανεξάρτητη διεργασία (</w:t>
-      </w:r>
-      <w:proofErr w:type="spellStart"/>
-      <w:r>
-        <w:rPr>
-          <w:lang w:val="el-GR"/>
-        </w:rPr>
-        <w:t>process</w:t>
-      </w:r>
-      <w:proofErr w:type="spellEnd"/>
-      <w:r>
-        <w:rPr>
-          <w:lang w:val="el-GR"/>
-        </w:rPr>
-        <w:t xml:space="preserve">) της </w:t>
-      </w:r>
-      <w:proofErr w:type="spellStart"/>
-      <w:r>
-        <w:rPr>
-          <w:lang w:val="el-GR"/>
-        </w:rPr>
-        <w:t>SimPy</w:t>
-      </w:r>
-      <w:proofErr w:type="spellEnd"/>
-      <w:r>
-        <w:rPr>
-          <w:lang w:val="el-GR"/>
-        </w:rPr>
-        <w:t>, η </w:t>
-      </w:r>
-      <w:proofErr w:type="spellStart"/>
-      <w:r>
-        <w:rPr>
-          <w:lang w:val="el-GR"/>
-        </w:rPr>
-        <w:t>monitor_queue_size</w:t>
-      </w:r>
-      <w:proofErr w:type="spellEnd"/>
-      <w:r>
-        <w:rPr>
-          <w:lang w:val="el-GR"/>
-        </w:rPr>
-        <w:t>.</w:t>
+        <w:t>Για την παρακολούθηση του μεγέθους της ουράς, δημιουργήθηκε μια νέα, ανεξάρτητη διεργασία (process) της SimPy, η monitor_queue_size.</w:t>
       </w:r>
     </w:p>
     <w:p>
@@ -4796,90 +4128,27 @@
         <w:rPr>
           <w:lang w:val="el-GR"/>
         </w:rPr>
-        <w:t xml:space="preserve">Αυτή η συνάρτηση εκτελείται παράλληλα με τις υπόλοιπες και, σε τακτά χρονικά διαστήματα (QUEUE_MONITOR_INTERVAL_S), "φωτογραφίζει" το τρέχον μέγεθος της ουράς του </w:t>
-      </w:r>
-      <w:proofErr w:type="spellStart"/>
-      <w:r>
-        <w:rPr>
-          <w:lang w:val="el-GR"/>
-        </w:rPr>
-        <w:t>router</w:t>
-      </w:r>
-      <w:proofErr w:type="spellEnd"/>
-      <w:r>
-        <w:rPr>
-          <w:lang w:val="el-GR"/>
-        </w:rPr>
-        <w:t xml:space="preserve"> (</w:t>
-      </w:r>
-      <w:proofErr w:type="spellStart"/>
-      <w:r>
-        <w:rPr>
-          <w:lang w:val="el-GR"/>
-        </w:rPr>
-        <w:t>len</w:t>
-      </w:r>
-      <w:proofErr w:type="spellEnd"/>
-      <w:r>
-        <w:rPr>
-          <w:lang w:val="el-GR"/>
-        </w:rPr>
-        <w:t>(</w:t>
-      </w:r>
-      <w:proofErr w:type="spellStart"/>
-      <w:r>
-        <w:rPr>
-          <w:lang w:val="el-GR"/>
-        </w:rPr>
-        <w:t>router.queue.items</w:t>
-      </w:r>
-      <w:proofErr w:type="spellEnd"/>
-      <w:r>
-        <w:rPr>
-          <w:lang w:val="el-GR"/>
-        </w:rPr>
-        <w:t>)) και αποθηκεύει το ζεύγος (χρόνος, μέγεθος ουράς) σε μια λίστα (</w:t>
-      </w:r>
-      <w:proofErr w:type="spellStart"/>
-      <w:r>
-        <w:rPr>
-          <w:lang w:val="el-GR"/>
-        </w:rPr>
-        <w:t>queue_size_stats</w:t>
-      </w:r>
-      <w:proofErr w:type="spellEnd"/>
-      <w:r>
-        <w:rPr>
-          <w:lang w:val="el-GR"/>
-        </w:rPr>
-        <w:t>).</w:t>
-      </w:r>
-    </w:p>
-    <w:p>
-      <w:pPr>
-        <w:rPr>
-          <w:lang w:val="el-GR"/>
-        </w:rPr>
-      </w:pPr>
-      <w:r>
-        <w:rPr>
-          <w:lang w:val="el-GR"/>
-        </w:rPr>
-        <w:t>Μετά το τέλος της προσομοίωσης, χρησιμοποιείται η βιβλιοθήκη </w:t>
-      </w:r>
-      <w:proofErr w:type="spellStart"/>
-      <w:r>
-        <w:rPr>
-          <w:lang w:val="el-GR"/>
-        </w:rPr>
-        <w:t>matplotlib</w:t>
-      </w:r>
-      <w:proofErr w:type="spellEnd"/>
-      <w:r>
-        <w:rPr>
-          <w:lang w:val="el-GR"/>
-        </w:rPr>
-        <w:t> για τη δημιουργία δύο γραφικών παραστάσεων που απεικονίζουν τα δεδομένα που συλλέχθηκαν:</w:t>
+        <w:t xml:space="preserve">Αυτή η συνάρτηση εκτελείται παράλληλα με τις υπόλοιπες και, σε τακτά χρονικά διαστήματα (QUEUE_MONITOR_INTERVAL_S), "φωτογραφίζει" το τρέχον μέγεθος της ουράς του router (len(router.queue.items)) και </w:t>
+      </w:r>
+      <w:r>
+        <w:rPr>
+          <w:lang w:val="el-GR"/>
+        </w:rPr>
+        <w:lastRenderedPageBreak/>
+        <w:t>αποθηκεύει το ζεύγος (χρόνος, μέγεθος ουράς) σε μια λίστα (queue_size_stats).</w:t>
+      </w:r>
+    </w:p>
+    <w:p>
+      <w:pPr>
+        <w:rPr>
+          <w:lang w:val="el-GR"/>
+        </w:rPr>
+      </w:pPr>
+      <w:r>
+        <w:rPr>
+          <w:lang w:val="el-GR"/>
+        </w:rPr>
+        <w:t>Μετά το τέλος της προσομοίωσης, χρησιμοποιείται η βιβλιοθήκη matplotlib για τη δημιουργία δύο γραφικών παραστάσεων που απεικονίζουν τα δεδομένα που συλλέχθηκαν:</w:t>
       </w:r>
     </w:p>
     <w:p>
@@ -4898,43 +4167,7 @@
           <w:bCs/>
           <w:lang w:val="el-GR"/>
         </w:rPr>
-        <w:t xml:space="preserve">Γράφημα </w:t>
-      </w:r>
-      <w:proofErr w:type="spellStart"/>
-      <w:r>
-        <w:rPr>
-          <w:b/>
-          <w:bCs/>
-          <w:lang w:val="el-GR"/>
-        </w:rPr>
-        <w:t>End-to-End</w:t>
-      </w:r>
-      <w:proofErr w:type="spellEnd"/>
-      <w:r>
-        <w:rPr>
-          <w:b/>
-          <w:bCs/>
-          <w:lang w:val="el-GR"/>
-        </w:rPr>
-        <w:t xml:space="preserve"> </w:t>
-      </w:r>
-      <w:proofErr w:type="spellStart"/>
-      <w:r>
-        <w:rPr>
-          <w:b/>
-          <w:bCs/>
-          <w:lang w:val="el-GR"/>
-        </w:rPr>
-        <w:t>Delay</w:t>
-      </w:r>
-      <w:proofErr w:type="spellEnd"/>
-      <w:r>
-        <w:rPr>
-          <w:b/>
-          <w:bCs/>
-          <w:lang w:val="el-GR"/>
-        </w:rPr>
-        <w:t>:</w:t>
+        <w:t>Γράφημα End-to-End Delay:</w:t>
       </w:r>
       <w:r>
         <w:rPr>
@@ -4959,63 +4192,13 @@
           <w:bCs/>
           <w:lang w:val="el-GR"/>
         </w:rPr>
-        <w:t xml:space="preserve">Γράφημα </w:t>
-      </w:r>
-      <w:proofErr w:type="spellStart"/>
-      <w:r>
-        <w:rPr>
-          <w:b/>
-          <w:bCs/>
-          <w:lang w:val="el-GR"/>
-        </w:rPr>
-        <w:t>Queue</w:t>
-      </w:r>
-      <w:proofErr w:type="spellEnd"/>
-      <w:r>
-        <w:rPr>
-          <w:b/>
-          <w:bCs/>
-          <w:lang w:val="el-GR"/>
-        </w:rPr>
-        <w:t xml:space="preserve"> </w:t>
-      </w:r>
-      <w:proofErr w:type="spellStart"/>
-      <w:r>
-        <w:rPr>
-          <w:b/>
-          <w:bCs/>
-          <w:lang w:val="el-GR"/>
-        </w:rPr>
-        <w:t>Size</w:t>
-      </w:r>
-      <w:proofErr w:type="spellEnd"/>
-      <w:r>
-        <w:rPr>
-          <w:b/>
-          <w:bCs/>
-          <w:lang w:val="el-GR"/>
-        </w:rPr>
-        <w:t>:</w:t>
-      </w:r>
-      <w:r>
-        <w:rPr>
-          <w:lang w:val="el-GR"/>
-        </w:rPr>
-        <w:t xml:space="preserve"> Δείχνει πώς μεταβάλλεται το μέγεθος της ουράς του </w:t>
-      </w:r>
-      <w:proofErr w:type="spellStart"/>
-      <w:r>
-        <w:rPr>
-          <w:lang w:val="el-GR"/>
-        </w:rPr>
-        <w:t>router</w:t>
-      </w:r>
-      <w:proofErr w:type="spellEnd"/>
-      <w:r>
-        <w:rPr>
-          <w:lang w:val="el-GR"/>
-        </w:rPr>
-        <w:t xml:space="preserve"> κατά τη διάρκεια της προσομοίωσης.</w:t>
+        <w:t>Γράφημα Queue Size:</w:t>
+      </w:r>
+      <w:r>
+        <w:rPr>
+          <w:lang w:val="el-GR"/>
+        </w:rPr>
+        <w:t> Δείχνει πώς μεταβάλλεται το μέγεθος της ουράς του router κατά τη διάρκεια της προσομοίωσης.</w:t>
       </w:r>
     </w:p>
     <w:p>
@@ -5053,63 +4236,13 @@
           <w:bCs/>
           <w:lang w:val="el-GR"/>
         </w:rPr>
-        <w:t>συμφόρησης δικτύου (</w:t>
-      </w:r>
-      <w:proofErr w:type="spellStart"/>
-      <w:r>
-        <w:rPr>
-          <w:b/>
-          <w:bCs/>
-          <w:lang w:val="el-GR"/>
-        </w:rPr>
-        <w:t>network</w:t>
-      </w:r>
-      <w:proofErr w:type="spellEnd"/>
-      <w:r>
-        <w:rPr>
-          <w:b/>
-          <w:bCs/>
-          <w:lang w:val="el-GR"/>
-        </w:rPr>
-        <w:t xml:space="preserve"> </w:t>
-      </w:r>
-      <w:proofErr w:type="spellStart"/>
-      <w:r>
-        <w:rPr>
-          <w:b/>
-          <w:bCs/>
-          <w:lang w:val="el-GR"/>
-        </w:rPr>
-        <w:t>congestion</w:t>
-      </w:r>
-      <w:proofErr w:type="spellEnd"/>
-      <w:r>
-        <w:rPr>
-          <w:b/>
-          <w:bCs/>
-          <w:lang w:val="el-GR"/>
-        </w:rPr>
-        <w:t>)</w:t>
-      </w:r>
-      <w:r>
-        <w:rPr>
-          <w:lang w:val="el-GR"/>
-        </w:rPr>
-        <w:t xml:space="preserve">. Αυτό συμβαίνει επειδή ο ρυθμός με τον οποίο τα πακέτα φτάνουν στον </w:t>
-      </w:r>
-      <w:proofErr w:type="spellStart"/>
-      <w:r>
-        <w:rPr>
-          <w:lang w:val="el-GR"/>
-        </w:rPr>
-        <w:t>router</w:t>
-      </w:r>
-      <w:proofErr w:type="spellEnd"/>
-      <w:r>
-        <w:rPr>
-          <w:lang w:val="el-GR"/>
-        </w:rPr>
-        <w:t xml:space="preserve"> είναι σημαντικά υψηλότερος από τον ρυθμό με τον οποίο αυτός μπορεί να τα εξυπηρετήσει.</w:t>
+        <w:t>συμφόρησης δικτύου (network congestion)</w:t>
+      </w:r>
+      <w:r>
+        <w:rPr>
+          <w:lang w:val="el-GR"/>
+        </w:rPr>
+        <w:t>. Αυτό συμβαίνει επειδή ο ρυθμός με τον οποίο τα πακέτα φτάνουν στον router είναι σημαντικά υψηλότερος από τον ρυθμό με τον οποίο αυτός μπορεί να τα εξυπηρετήσει.</w:t>
       </w:r>
     </w:p>
     <w:p>
@@ -5137,12 +4270,7 @@
         <w:t> 1 πακέτο / 0.005s = </w:t>
       </w:r>
       <w:r>
-        <w:rPr>
-          <w:b/>
-          <w:bCs/>
-          <w:lang w:val="el-GR"/>
-        </w:rPr>
-        <w:t>200 πακέτα/s</w:t>
+        <w:t xml:space="preserve"> </w:t>
       </w:r>
     </w:p>
     <w:p>
@@ -5213,35 +4341,7 @@
         <w:rPr>
           <w:lang w:val="el-GR"/>
         </w:rPr>
-        <w:t> Τα πρώτα πακέτα που φτάνουν στον προορισμό έχουν σχετικά χαμηλή καθυστέρηση. Η καθυστέρηση αυτή αποτελείται κυρίως από τις σταθερές καθυστερήσεις (μετάδοσης και διάδοσης), καθώς η ουρά είναι ακόμα άδεια και η καθυστέρηση αναμονής (</w:t>
-      </w:r>
-      <w:proofErr w:type="spellStart"/>
-      <w:r>
-        <w:rPr>
-          <w:lang w:val="el-GR"/>
-        </w:rPr>
-        <w:t>queuing</w:t>
-      </w:r>
-      <w:proofErr w:type="spellEnd"/>
-      <w:r>
-        <w:rPr>
-          <w:lang w:val="el-GR"/>
-        </w:rPr>
-        <w:t xml:space="preserve"> </w:t>
-      </w:r>
-      <w:proofErr w:type="spellStart"/>
-      <w:r>
-        <w:rPr>
-          <w:lang w:val="el-GR"/>
-        </w:rPr>
-        <w:t>delay</w:t>
-      </w:r>
-      <w:proofErr w:type="spellEnd"/>
-      <w:r>
-        <w:rPr>
-          <w:lang w:val="el-GR"/>
-        </w:rPr>
-        <w:t>) είναι μηδενική.</w:t>
+        <w:t> Τα πρώτα πακέτα που φτάνουν στον προορισμό έχουν σχετικά χαμηλή καθυστέρηση. Η καθυστέρηση αυτή αποτελείται κυρίως από τις σταθερές καθυστερήσεις (μετάδοσης και διάδοσης), καθώς η ουρά είναι ακόμα άδεια και η καθυστέρηση αναμονής (queuing delay) είναι μηδενική.</w:t>
       </w:r>
     </w:p>
     <w:p>
@@ -5260,7 +4360,6 @@
           <w:bCs/>
           <w:lang w:val="el-GR"/>
         </w:rPr>
-        <w:lastRenderedPageBreak/>
         <w:t>Φάση Αύξησης:</w:t>
       </w:r>
       <w:r>
@@ -5286,25 +4385,7 @@
           <w:bCs/>
           <w:lang w:val="el-GR"/>
         </w:rPr>
-        <w:t>Φάση Κορεσμού (</w:t>
-      </w:r>
-      <w:proofErr w:type="spellStart"/>
-      <w:r>
-        <w:rPr>
-          <w:b/>
-          <w:bCs/>
-          <w:lang w:val="el-GR"/>
-        </w:rPr>
-        <w:t>Saturation</w:t>
-      </w:r>
-      <w:proofErr w:type="spellEnd"/>
-      <w:r>
-        <w:rPr>
-          <w:b/>
-          <w:bCs/>
-          <w:lang w:val="el-GR"/>
-        </w:rPr>
-        <w:t>):</w:t>
+        <w:t>Φάση Κορεσμού (Saturation):</w:t>
       </w:r>
       <w:r>
         <w:rPr>
@@ -5329,25 +4410,8 @@
           <w:bCs/>
           <w:lang w:val="el-GR"/>
         </w:rPr>
-        <w:t>Φάση Πλήρωσης (</w:t>
-      </w:r>
-      <w:proofErr w:type="spellStart"/>
-      <w:r>
-        <w:rPr>
-          <w:b/>
-          <w:bCs/>
-          <w:lang w:val="el-GR"/>
-        </w:rPr>
-        <w:t>Ramp-up</w:t>
-      </w:r>
-      <w:proofErr w:type="spellEnd"/>
-      <w:r>
-        <w:rPr>
-          <w:b/>
-          <w:bCs/>
-          <w:lang w:val="el-GR"/>
-        </w:rPr>
-        <w:t>):</w:t>
+        <w:lastRenderedPageBreak/>
+        <w:t>Φάση Πλήρωσης (Ramp-up):</w:t>
       </w:r>
       <w:r>
         <w:rPr>
@@ -5372,45 +4436,13 @@
           <w:bCs/>
           <w:lang w:val="el-GR"/>
         </w:rPr>
-        <w:t>Φάση Κορεσμού (</w:t>
-      </w:r>
-      <w:proofErr w:type="spellStart"/>
-      <w:r>
-        <w:rPr>
-          <w:b/>
-          <w:bCs/>
-          <w:lang w:val="el-GR"/>
-        </w:rPr>
-        <w:t>Plateau</w:t>
-      </w:r>
-      <w:proofErr w:type="spellEnd"/>
-      <w:r>
-        <w:rPr>
-          <w:b/>
-          <w:bCs/>
-          <w:lang w:val="el-GR"/>
-        </w:rPr>
-        <w:t>):</w:t>
-      </w:r>
-      <w:r>
-        <w:rPr>
-          <w:lang w:val="el-GR"/>
-        </w:rPr>
-        <w:t xml:space="preserve"> Πολύ γρήγορα (όπως φαίνεται στο </w:t>
-      </w:r>
-      <w:proofErr w:type="spellStart"/>
-      <w:r>
-        <w:rPr>
-          <w:lang w:val="el-GR"/>
-        </w:rPr>
-        <w:t>output</w:t>
-      </w:r>
-      <w:proofErr w:type="spellEnd"/>
-      <w:r>
-        <w:rPr>
-          <w:lang w:val="el-GR"/>
-        </w:rPr>
-        <w:t>, περίπου στο t=0.050s), η ουρά φτάνει στη μέγιστη χωρητικότητά της (10 πακέτα). Από εκείνο το σημείο και μετά, το γράφημα δείχνει μια ευθεία γραμμή στο μέγιστο μέγεθος. Η ουρά παραμένει συνεχώς γεμάτη, και μια θέση ελευθερώνεται μόνο στιγμιαία, για να καλυφθεί αμέσως από το επόμενο πακέτο που φτάνει.</w:t>
+        <w:t>Φάση Κορεσμού (Plateau):</w:t>
+      </w:r>
+      <w:r>
+        <w:rPr>
+          <w:lang w:val="el-GR"/>
+        </w:rPr>
+        <w:t> Πολύ γρήγορα (όπως φαίνεται στο output, περίπου στο t=0.050s), η ουρά φτάνει στη μέγιστη χωρητικότητά της (10 πακέτα). Από εκείνο το σημείο και μετά, το γράφημα δείχνει μια ευθεία γραμμή στο μέγιστο μέγεθος. Η ουρά παραμένει συνεχώς γεμάτη, και μια θέση ελευθερώνεται μόνο στιγμιαία, για να καλυφθεί αμέσως από το επόμενο πακέτο που φτάνει.</w:t>
       </w:r>
     </w:p>
     <w:p>
@@ -5423,79 +4455,19 @@
           <w:lang w:val="el-GR"/>
         </w:rPr>
       </w:pPr>
-      <w:proofErr w:type="spellStart"/>
-      <w:r>
-        <w:rPr>
-          <w:b/>
-          <w:bCs/>
-          <w:lang w:val="el-GR"/>
-        </w:rPr>
-        <w:t>Packet</w:t>
-      </w:r>
-      <w:proofErr w:type="spellEnd"/>
-      <w:r>
-        <w:rPr>
-          <w:b/>
-          <w:bCs/>
-          <w:lang w:val="el-GR"/>
-        </w:rPr>
-        <w:t xml:space="preserve"> </w:t>
-      </w:r>
-      <w:proofErr w:type="spellStart"/>
-      <w:r>
-        <w:rPr>
-          <w:b/>
-          <w:bCs/>
-          <w:lang w:val="el-GR"/>
-        </w:rPr>
-        <w:t>Loss</w:t>
-      </w:r>
-      <w:proofErr w:type="spellEnd"/>
-      <w:r>
-        <w:rPr>
-          <w:b/>
-          <w:bCs/>
-          <w:lang w:val="el-GR"/>
-        </w:rPr>
-        <w:t xml:space="preserve"> </w:t>
-      </w:r>
-      <w:proofErr w:type="spellStart"/>
-      <w:r>
-        <w:rPr>
-          <w:b/>
-          <w:bCs/>
-          <w:lang w:val="el-GR"/>
-        </w:rPr>
-        <w:t>Rate</w:t>
-      </w:r>
-      <w:proofErr w:type="spellEnd"/>
-      <w:r>
-        <w:rPr>
-          <w:b/>
-          <w:bCs/>
-          <w:lang w:val="el-GR"/>
-        </w:rPr>
-        <w:t>:</w:t>
-      </w:r>
-      <w:r>
-        <w:rPr>
-          <w:lang w:val="el-GR"/>
-        </w:rPr>
-        <w:t xml:space="preserve"> Ο υψηλότατος ρυθμός απώλειας (στο παράδειγμά σας, 81 απορρίψεις στα πρώτα 100 πακέτα) είναι η άμεση συνέπεια της συνεχώς γεμάτης ουράς. Κάθε πακέτο που φτάνει στον </w:t>
-      </w:r>
-      <w:proofErr w:type="spellStart"/>
-      <w:r>
-        <w:rPr>
-          <w:lang w:val="el-GR"/>
-        </w:rPr>
-        <w:t>router</w:t>
-      </w:r>
-      <w:proofErr w:type="spellEnd"/>
-      <w:r>
-        <w:rPr>
-          <w:lang w:val="el-GR"/>
-        </w:rPr>
-        <w:t xml:space="preserve"> και βρίσκει την ουρά γεμάτη, απορρίπτεται.</w:t>
+      <w:r>
+        <w:rPr>
+          <w:b/>
+          <w:bCs/>
+          <w:lang w:val="el-GR"/>
+        </w:rPr>
+        <w:t>Packet Loss Rate:</w:t>
+      </w:r>
+      <w:r>
+        <w:rPr>
+          <w:lang w:val="el-GR"/>
+        </w:rPr>
+        <w:t> Ο υψηλότατος ρυθμός απώλειας (στο παράδειγμά σας, 81 απορρίψεις στα πρώτα 100 πακέτα) είναι η άμεση συνέπεια της συνεχώς γεμάτης ουράς. Κάθε πακέτο που φτάνει στον router και βρίσκει την ουρά γεμάτη, απορρίπτεται.</w:t>
       </w:r>
     </w:p>
     <w:p>
@@ -5508,193 +4480,33 @@
           <w:lang w:val="el-GR"/>
         </w:rPr>
       </w:pPr>
-      <w:proofErr w:type="spellStart"/>
-      <w:r>
-        <w:rPr>
-          <w:b/>
-          <w:bCs/>
-          <w:lang w:val="el-GR"/>
-        </w:rPr>
-        <w:t>Throughput</w:t>
-      </w:r>
-      <w:proofErr w:type="spellEnd"/>
-      <w:r>
-        <w:rPr>
-          <w:b/>
-          <w:bCs/>
-          <w:lang w:val="el-GR"/>
-        </w:rPr>
-        <w:t>:</w:t>
-      </w:r>
-      <w:r>
-        <w:rPr>
-          <w:lang w:val="el-GR"/>
-        </w:rPr>
-        <w:t xml:space="preserve"> Η πραγματική </w:t>
-      </w:r>
-      <w:proofErr w:type="spellStart"/>
-      <w:r>
-        <w:rPr>
-          <w:lang w:val="el-GR"/>
-        </w:rPr>
-        <w:t>ρυθμαπόδοση</w:t>
-      </w:r>
-      <w:proofErr w:type="spellEnd"/>
-      <w:r>
-        <w:rPr>
-          <w:lang w:val="el-GR"/>
-        </w:rPr>
-        <w:t xml:space="preserve"> του συστήματος είναι πολύ χαμηλότερη από τη θεωρητική χωρητικότητα του συνδέσμου (1 </w:t>
-      </w:r>
-      <w:proofErr w:type="spellStart"/>
-      <w:r>
-        <w:rPr>
-          <w:lang w:val="el-GR"/>
-        </w:rPr>
-        <w:t>Mbps</w:t>
-      </w:r>
-      <w:proofErr w:type="spellEnd"/>
-      <w:r>
-        <w:rPr>
-          <w:lang w:val="el-GR"/>
-        </w:rPr>
-        <w:t xml:space="preserve">). Το </w:t>
-      </w:r>
-      <w:proofErr w:type="spellStart"/>
-      <w:r>
-        <w:rPr>
-          <w:lang w:val="el-GR"/>
-        </w:rPr>
-        <w:t>throughput</w:t>
-      </w:r>
-      <w:proofErr w:type="spellEnd"/>
-      <w:r>
-        <w:rPr>
-          <w:lang w:val="el-GR"/>
-        </w:rPr>
-        <w:t xml:space="preserve"> περιορίζεται από τον ρυθμό εξυπηρέτησης του </w:t>
-      </w:r>
-      <w:proofErr w:type="spellStart"/>
-      <w:r>
-        <w:rPr>
-          <w:lang w:val="el-GR"/>
-        </w:rPr>
-        <w:t>router</w:t>
-      </w:r>
-      <w:proofErr w:type="spellEnd"/>
-      <w:r>
-        <w:rPr>
-          <w:lang w:val="el-GR"/>
-        </w:rPr>
-        <w:t>, δηλαδή περίπου </w:t>
-      </w:r>
-      <w:r>
-        <w:rPr>
-          <w:b/>
-          <w:bCs/>
-          <w:lang w:val="el-GR"/>
-        </w:rPr>
-        <w:t xml:space="preserve">0.138 </w:t>
-      </w:r>
-      <w:proofErr w:type="spellStart"/>
-      <w:r>
-        <w:rPr>
-          <w:b/>
-          <w:bCs/>
-          <w:lang w:val="el-GR"/>
-        </w:rPr>
-        <w:t>Mbps</w:t>
-      </w:r>
-      <w:proofErr w:type="spellEnd"/>
-      <w:r>
-        <w:rPr>
-          <w:lang w:val="el-GR"/>
-        </w:rPr>
-        <w:t xml:space="preserve"> ((1000 </w:t>
-      </w:r>
-      <w:proofErr w:type="spellStart"/>
-      <w:r>
-        <w:rPr>
-          <w:lang w:val="el-GR"/>
-        </w:rPr>
-        <w:t>bytes</w:t>
-      </w:r>
-      <w:proofErr w:type="spellEnd"/>
-      <w:r>
-        <w:rPr>
-          <w:lang w:val="el-GR"/>
-        </w:rPr>
-        <w:t xml:space="preserve"> * 8 </w:t>
-      </w:r>
-      <w:proofErr w:type="spellStart"/>
-      <w:r>
-        <w:rPr>
-          <w:lang w:val="el-GR"/>
-        </w:rPr>
-        <w:t>bits</w:t>
-      </w:r>
-      <w:proofErr w:type="spellEnd"/>
-      <w:r>
-        <w:rPr>
-          <w:lang w:val="el-GR"/>
-        </w:rPr>
-        <w:t>/</w:t>
-      </w:r>
-      <w:proofErr w:type="spellStart"/>
-      <w:r>
-        <w:rPr>
-          <w:lang w:val="el-GR"/>
-        </w:rPr>
-        <w:t>byte</w:t>
-      </w:r>
-      <w:proofErr w:type="spellEnd"/>
-      <w:r>
-        <w:rPr>
-          <w:lang w:val="el-GR"/>
-        </w:rPr>
-        <w:t xml:space="preserve">) / 0.058s). Το δίκτυο, παρόλο που έχει υψηλό </w:t>
-      </w:r>
-      <w:proofErr w:type="spellStart"/>
-      <w:r>
-        <w:rPr>
-          <w:lang w:val="el-GR"/>
-        </w:rPr>
-        <w:t>bandwidth</w:t>
-      </w:r>
-      <w:proofErr w:type="spellEnd"/>
-      <w:r>
-        <w:rPr>
-          <w:lang w:val="el-GR"/>
-        </w:rPr>
-        <w:t xml:space="preserve">, υπολειτουργεί λόγω του </w:t>
-      </w:r>
-      <w:proofErr w:type="spellStart"/>
-      <w:r>
-        <w:rPr>
-          <w:lang w:val="el-GR"/>
-        </w:rPr>
-        <w:t>bottleneck</w:t>
-      </w:r>
-      <w:proofErr w:type="spellEnd"/>
-      <w:r>
-        <w:rPr>
-          <w:lang w:val="el-GR"/>
-        </w:rPr>
-        <w:t xml:space="preserve"> που δημιουργείται στον </w:t>
-      </w:r>
-      <w:proofErr w:type="spellStart"/>
-      <w:r>
-        <w:rPr>
-          <w:lang w:val="el-GR"/>
-        </w:rPr>
-        <w:t>router</w:t>
-      </w:r>
-      <w:proofErr w:type="spellEnd"/>
-      <w:r>
-        <w:rPr>
-          <w:lang w:val="el-GR"/>
-        </w:rPr>
-        <w:t>.</w:t>
+      <w:r>
+        <w:rPr>
+          <w:b/>
+          <w:bCs/>
+          <w:lang w:val="el-GR"/>
+        </w:rPr>
+        <w:t>Throughput:</w:t>
+      </w:r>
+      <w:r>
+        <w:rPr>
+          <w:lang w:val="el-GR"/>
+        </w:rPr>
+        <w:t> Η πραγματική ρυθμαπόδοση του συστήματος είναι πολύ χαμηλότερη από τη θεωρητική χωρητικότητα του συνδέσμου (1 Mbps). Το throughput περιορίζεται από τον ρυθμό εξυπηρέτησης του router, δηλαδή περίπου </w:t>
+      </w:r>
+      <w:r>
+        <w:rPr>
+          <w:b/>
+          <w:bCs/>
+          <w:lang w:val="el-GR"/>
+        </w:rPr>
+        <w:t>0.138 Mbps</w:t>
+      </w:r>
+      <w:r>
+        <w:rPr>
+          <w:lang w:val="el-GR"/>
+        </w:rPr>
+        <w:t> ((1000 bytes * 8 bits/byte) / 0.058s). Το δίκτυο, παρόλο που έχει υψηλό bandwidth, υπολειτουργεί λόγω του bottleneck που δημιουργείται στον router.</w:t>
       </w:r>
     </w:p>
     <w:p>
@@ -5724,21 +4536,7 @@
         <w:rPr>
           <w:lang w:val="el-GR"/>
         </w:rPr>
-        <w:t xml:space="preserve">Η υλοποίηση του τέταρτου ερωτήματος επέτρεψε την επιτυχή ποσοτικοποίηση και </w:t>
-      </w:r>
-      <w:proofErr w:type="spellStart"/>
-      <w:r>
-        <w:rPr>
-          <w:lang w:val="el-GR"/>
-        </w:rPr>
-        <w:t>οπτικοποίηση</w:t>
-      </w:r>
-      <w:proofErr w:type="spellEnd"/>
-      <w:r>
-        <w:rPr>
-          <w:lang w:val="el-GR"/>
-        </w:rPr>
-        <w:t xml:space="preserve"> των επιπτώσεων της δικτυακής συμφόρησης. Η προσομοίωση κατέδειξε με σαφήνεια πώς η αναντιστοιχία μεταξύ ρυθμού άφιξης και ρυθμού εξυπηρέτησης οδηγεί σε πλήρωση της ουράς, δραματική αύξηση της καθυστέρησης και τελικά σε μαζικές απορρίψεις πακέτων. Τα παραγόμενα γραφήματα και οι τελικές μετρικές παρέχουν μια ολοκληρωμένη εικόνα της κατάστασης του δικτύου, επιβεβαιώνοντας τη θεωρητική συμπεριφορά των συστημάτων ουρών αναμονής.</w:t>
+        <w:t>Η υλοποίηση του τέταρτου ερωτήματος επέτρεψε την επιτυχή ποσοτικοποίηση και οπτικοποίηση των επιπτώσεων της δικτυακής συμφόρησης. Η προσομοίωση κατέδειξε με σαφήνεια πώς η αναντιστοιχία μεταξύ ρυθμού άφιξης και ρυθμού εξυπηρέτησης οδηγεί σε πλήρωση της ουράς, δραματική αύξηση της καθυστέρησης και τελικά σε μαζικές απορρίψεις πακέτων. Τα παραγόμενα γραφήματα και οι τελικές μετρικές παρέχουν μια ολοκληρωμένη εικόνα της κατάστασης του δικτύου, επιβεβαιώνοντας τη θεωρητική συμπεριφορά των συστημάτων ουρών αναμονής.</w:t>
       </w:r>
     </w:p>
     <w:p>
@@ -9513,16 +8311,16 @@
     <w:lsdException w:name="Unresolved Mention" w:semiHidden="1" w:unhideWhenUsed="1"/>
     <w:lsdException w:name="Smart Link" w:semiHidden="1" w:unhideWhenUsed="1"/>
   </w:latentStyles>
-  <w:style w:type="paragraph" w:default="1" w:styleId="a">
+  <w:style w:type="paragraph" w:default="1" w:styleId="Normal">
     <w:name w:val="Normal"/>
     <w:qFormat/>
     <w:rsid w:val="00D164ED"/>
   </w:style>
-  <w:style w:type="paragraph" w:styleId="1">
+  <w:style w:type="paragraph" w:styleId="Heading1">
     <w:name w:val="heading 1"/>
-    <w:basedOn w:val="a"/>
-    <w:next w:val="a"/>
-    <w:link w:val="1Char"/>
+    <w:basedOn w:val="Normal"/>
+    <w:next w:val="Normal"/>
+    <w:link w:val="Heading1Char"/>
     <w:uiPriority w:val="9"/>
     <w:qFormat/>
     <w:rsid w:val="00A151D7"/>
@@ -9539,11 +8337,11 @@
       <w:szCs w:val="40"/>
     </w:rPr>
   </w:style>
-  <w:style w:type="paragraph" w:styleId="2">
+  <w:style w:type="paragraph" w:styleId="Heading2">
     <w:name w:val="heading 2"/>
-    <w:basedOn w:val="a"/>
-    <w:next w:val="a"/>
-    <w:link w:val="2Char"/>
+    <w:basedOn w:val="Normal"/>
+    <w:next w:val="Normal"/>
+    <w:link w:val="Heading2Char"/>
     <w:uiPriority w:val="9"/>
     <w:semiHidden/>
     <w:unhideWhenUsed/>
@@ -9562,11 +8360,11 @@
       <w:szCs w:val="32"/>
     </w:rPr>
   </w:style>
-  <w:style w:type="paragraph" w:styleId="3">
+  <w:style w:type="paragraph" w:styleId="Heading3">
     <w:name w:val="heading 3"/>
-    <w:basedOn w:val="a"/>
-    <w:next w:val="a"/>
-    <w:link w:val="3Char"/>
+    <w:basedOn w:val="Normal"/>
+    <w:next w:val="Normal"/>
+    <w:link w:val="Heading3Char"/>
     <w:uiPriority w:val="9"/>
     <w:semiHidden/>
     <w:unhideWhenUsed/>
@@ -9585,11 +8383,11 @@
       <w:szCs w:val="28"/>
     </w:rPr>
   </w:style>
-  <w:style w:type="paragraph" w:styleId="4">
+  <w:style w:type="paragraph" w:styleId="Heading4">
     <w:name w:val="heading 4"/>
-    <w:basedOn w:val="a"/>
-    <w:next w:val="a"/>
-    <w:link w:val="4Char"/>
+    <w:basedOn w:val="Normal"/>
+    <w:next w:val="Normal"/>
+    <w:link w:val="Heading4Char"/>
     <w:uiPriority w:val="9"/>
     <w:semiHidden/>
     <w:unhideWhenUsed/>
@@ -9608,11 +8406,11 @@
       <w:color w:val="0F4761" w:themeColor="accent1" w:themeShade="BF"/>
     </w:rPr>
   </w:style>
-  <w:style w:type="paragraph" w:styleId="5">
+  <w:style w:type="paragraph" w:styleId="Heading5">
     <w:name w:val="heading 5"/>
-    <w:basedOn w:val="a"/>
-    <w:next w:val="a"/>
-    <w:link w:val="5Char"/>
+    <w:basedOn w:val="Normal"/>
+    <w:next w:val="Normal"/>
+    <w:link w:val="Heading5Char"/>
     <w:uiPriority w:val="9"/>
     <w:semiHidden/>
     <w:unhideWhenUsed/>
@@ -9629,11 +8427,11 @@
       <w:color w:val="0F4761" w:themeColor="accent1" w:themeShade="BF"/>
     </w:rPr>
   </w:style>
-  <w:style w:type="paragraph" w:styleId="6">
+  <w:style w:type="paragraph" w:styleId="Heading6">
     <w:name w:val="heading 6"/>
-    <w:basedOn w:val="a"/>
-    <w:next w:val="a"/>
-    <w:link w:val="6Char"/>
+    <w:basedOn w:val="Normal"/>
+    <w:next w:val="Normal"/>
+    <w:link w:val="Heading6Char"/>
     <w:uiPriority w:val="9"/>
     <w:semiHidden/>
     <w:unhideWhenUsed/>
@@ -9652,11 +8450,11 @@
       <w:color w:val="595959" w:themeColor="text1" w:themeTint="A6"/>
     </w:rPr>
   </w:style>
-  <w:style w:type="paragraph" w:styleId="7">
+  <w:style w:type="paragraph" w:styleId="Heading7">
     <w:name w:val="heading 7"/>
-    <w:basedOn w:val="a"/>
-    <w:next w:val="a"/>
-    <w:link w:val="7Char"/>
+    <w:basedOn w:val="Normal"/>
+    <w:next w:val="Normal"/>
+    <w:link w:val="Heading7Char"/>
     <w:uiPriority w:val="9"/>
     <w:semiHidden/>
     <w:unhideWhenUsed/>
@@ -9673,11 +8471,11 @@
       <w:color w:val="595959" w:themeColor="text1" w:themeTint="A6"/>
     </w:rPr>
   </w:style>
-  <w:style w:type="paragraph" w:styleId="8">
+  <w:style w:type="paragraph" w:styleId="Heading8">
     <w:name w:val="heading 8"/>
-    <w:basedOn w:val="a"/>
-    <w:next w:val="a"/>
-    <w:link w:val="8Char"/>
+    <w:basedOn w:val="Normal"/>
+    <w:next w:val="Normal"/>
+    <w:link w:val="Heading8Char"/>
     <w:uiPriority w:val="9"/>
     <w:semiHidden/>
     <w:unhideWhenUsed/>
@@ -9696,11 +8494,11 @@
       <w:color w:val="272727" w:themeColor="text1" w:themeTint="D8"/>
     </w:rPr>
   </w:style>
-  <w:style w:type="paragraph" w:styleId="9">
+  <w:style w:type="paragraph" w:styleId="Heading9">
     <w:name w:val="heading 9"/>
-    <w:basedOn w:val="a"/>
-    <w:next w:val="a"/>
-    <w:link w:val="9Char"/>
+    <w:basedOn w:val="Normal"/>
+    <w:next w:val="Normal"/>
+    <w:link w:val="Heading9Char"/>
     <w:uiPriority w:val="9"/>
     <w:semiHidden/>
     <w:unhideWhenUsed/>
@@ -9717,12 +8515,13 @@
       <w:color w:val="272727" w:themeColor="text1" w:themeTint="D8"/>
     </w:rPr>
   </w:style>
-  <w:style w:type="character" w:default="1" w:styleId="a0">
+  <w:style w:type="character" w:default="1" w:styleId="DefaultParagraphFont">
     <w:name w:val="Default Paragraph Font"/>
     <w:uiPriority w:val="1"/>
+    <w:semiHidden/>
     <w:unhideWhenUsed/>
   </w:style>
-  <w:style w:type="table" w:default="1" w:styleId="a1">
+  <w:style w:type="table" w:default="1" w:styleId="TableNormal">
     <w:name w:val="Normal Table"/>
     <w:uiPriority w:val="99"/>
     <w:semiHidden/>
@@ -9737,16 +8536,16 @@
       </w:tblCellMar>
     </w:tblPr>
   </w:style>
-  <w:style w:type="numbering" w:default="1" w:styleId="a2">
+  <w:style w:type="numbering" w:default="1" w:styleId="NoList">
     <w:name w:val="No List"/>
     <w:uiPriority w:val="99"/>
     <w:semiHidden/>
     <w:unhideWhenUsed/>
   </w:style>
-  <w:style w:type="character" w:customStyle="1" w:styleId="1Char">
-    <w:name w:val="Επικεφαλίδα 1 Char"/>
-    <w:basedOn w:val="a0"/>
-    <w:link w:val="1"/>
+  <w:style w:type="character" w:customStyle="1" w:styleId="Heading1Char">
+    <w:name w:val="Heading 1 Char"/>
+    <w:basedOn w:val="DefaultParagraphFont"/>
+    <w:link w:val="Heading1"/>
     <w:uiPriority w:val="9"/>
     <w:rsid w:val="00A151D7"/>
     <w:rPr>
@@ -9756,10 +8555,10 @@
       <w:szCs w:val="40"/>
     </w:rPr>
   </w:style>
-  <w:style w:type="character" w:customStyle="1" w:styleId="2Char">
-    <w:name w:val="Επικεφαλίδα 2 Char"/>
-    <w:basedOn w:val="a0"/>
-    <w:link w:val="2"/>
+  <w:style w:type="character" w:customStyle="1" w:styleId="Heading2Char">
+    <w:name w:val="Heading 2 Char"/>
+    <w:basedOn w:val="DefaultParagraphFont"/>
+    <w:link w:val="Heading2"/>
     <w:uiPriority w:val="9"/>
     <w:semiHidden/>
     <w:rsid w:val="00A151D7"/>
@@ -9770,10 +8569,10 @@
       <w:szCs w:val="32"/>
     </w:rPr>
   </w:style>
-  <w:style w:type="character" w:customStyle="1" w:styleId="3Char">
-    <w:name w:val="Επικεφαλίδα 3 Char"/>
-    <w:basedOn w:val="a0"/>
-    <w:link w:val="3"/>
+  <w:style w:type="character" w:customStyle="1" w:styleId="Heading3Char">
+    <w:name w:val="Heading 3 Char"/>
+    <w:basedOn w:val="DefaultParagraphFont"/>
+    <w:link w:val="Heading3"/>
     <w:uiPriority w:val="9"/>
     <w:semiHidden/>
     <w:rsid w:val="00A151D7"/>
@@ -9784,10 +8583,10 @@
       <w:szCs w:val="28"/>
     </w:rPr>
   </w:style>
-  <w:style w:type="character" w:customStyle="1" w:styleId="4Char">
-    <w:name w:val="Επικεφαλίδα 4 Char"/>
-    <w:basedOn w:val="a0"/>
-    <w:link w:val="4"/>
+  <w:style w:type="character" w:customStyle="1" w:styleId="Heading4Char">
+    <w:name w:val="Heading 4 Char"/>
+    <w:basedOn w:val="DefaultParagraphFont"/>
+    <w:link w:val="Heading4"/>
     <w:uiPriority w:val="9"/>
     <w:semiHidden/>
     <w:rsid w:val="00A151D7"/>
@@ -9798,10 +8597,10 @@
       <w:color w:val="0F4761" w:themeColor="accent1" w:themeShade="BF"/>
     </w:rPr>
   </w:style>
-  <w:style w:type="character" w:customStyle="1" w:styleId="5Char">
-    <w:name w:val="Επικεφαλίδα 5 Char"/>
-    <w:basedOn w:val="a0"/>
-    <w:link w:val="5"/>
+  <w:style w:type="character" w:customStyle="1" w:styleId="Heading5Char">
+    <w:name w:val="Heading 5 Char"/>
+    <w:basedOn w:val="DefaultParagraphFont"/>
+    <w:link w:val="Heading5"/>
     <w:uiPriority w:val="9"/>
     <w:semiHidden/>
     <w:rsid w:val="00A151D7"/>
@@ -9810,10 +8609,10 @@
       <w:color w:val="0F4761" w:themeColor="accent1" w:themeShade="BF"/>
     </w:rPr>
   </w:style>
-  <w:style w:type="character" w:customStyle="1" w:styleId="6Char">
-    <w:name w:val="Επικεφαλίδα 6 Char"/>
-    <w:basedOn w:val="a0"/>
-    <w:link w:val="6"/>
+  <w:style w:type="character" w:customStyle="1" w:styleId="Heading6Char">
+    <w:name w:val="Heading 6 Char"/>
+    <w:basedOn w:val="DefaultParagraphFont"/>
+    <w:link w:val="Heading6"/>
     <w:uiPriority w:val="9"/>
     <w:semiHidden/>
     <w:rsid w:val="00A151D7"/>
@@ -9824,10 +8623,10 @@
       <w:color w:val="595959" w:themeColor="text1" w:themeTint="A6"/>
     </w:rPr>
   </w:style>
-  <w:style w:type="character" w:customStyle="1" w:styleId="7Char">
-    <w:name w:val="Επικεφαλίδα 7 Char"/>
-    <w:basedOn w:val="a0"/>
-    <w:link w:val="7"/>
+  <w:style w:type="character" w:customStyle="1" w:styleId="Heading7Char">
+    <w:name w:val="Heading 7 Char"/>
+    <w:basedOn w:val="DefaultParagraphFont"/>
+    <w:link w:val="Heading7"/>
     <w:uiPriority w:val="9"/>
     <w:semiHidden/>
     <w:rsid w:val="00A151D7"/>
@@ -9836,10 +8635,10 @@
       <w:color w:val="595959" w:themeColor="text1" w:themeTint="A6"/>
     </w:rPr>
   </w:style>
-  <w:style w:type="character" w:customStyle="1" w:styleId="8Char">
-    <w:name w:val="Επικεφαλίδα 8 Char"/>
-    <w:basedOn w:val="a0"/>
-    <w:link w:val="8"/>
+  <w:style w:type="character" w:customStyle="1" w:styleId="Heading8Char">
+    <w:name w:val="Heading 8 Char"/>
+    <w:basedOn w:val="DefaultParagraphFont"/>
+    <w:link w:val="Heading8"/>
     <w:uiPriority w:val="9"/>
     <w:semiHidden/>
     <w:rsid w:val="00A151D7"/>
@@ -9850,10 +8649,10 @@
       <w:color w:val="272727" w:themeColor="text1" w:themeTint="D8"/>
     </w:rPr>
   </w:style>
-  <w:style w:type="character" w:customStyle="1" w:styleId="9Char">
-    <w:name w:val="Επικεφαλίδα 9 Char"/>
-    <w:basedOn w:val="a0"/>
-    <w:link w:val="9"/>
+  <w:style w:type="character" w:customStyle="1" w:styleId="Heading9Char">
+    <w:name w:val="Heading 9 Char"/>
+    <w:basedOn w:val="DefaultParagraphFont"/>
+    <w:link w:val="Heading9"/>
     <w:uiPriority w:val="9"/>
     <w:semiHidden/>
     <w:rsid w:val="00A151D7"/>
@@ -9862,11 +8661,11 @@
       <w:color w:val="272727" w:themeColor="text1" w:themeTint="D8"/>
     </w:rPr>
   </w:style>
-  <w:style w:type="paragraph" w:styleId="a3">
+  <w:style w:type="paragraph" w:styleId="Title">
     <w:name w:val="Title"/>
-    <w:basedOn w:val="a"/>
-    <w:next w:val="a"/>
-    <w:link w:val="Char"/>
+    <w:basedOn w:val="Normal"/>
+    <w:next w:val="Normal"/>
+    <w:link w:val="TitleChar"/>
     <w:uiPriority w:val="10"/>
     <w:qFormat/>
     <w:rsid w:val="00A151D7"/>
@@ -9882,10 +8681,10 @@
       <w:szCs w:val="56"/>
     </w:rPr>
   </w:style>
-  <w:style w:type="character" w:customStyle="1" w:styleId="Char">
-    <w:name w:val="Τίτλος Char"/>
-    <w:basedOn w:val="a0"/>
-    <w:link w:val="a3"/>
+  <w:style w:type="character" w:customStyle="1" w:styleId="TitleChar">
+    <w:name w:val="Title Char"/>
+    <w:basedOn w:val="DefaultParagraphFont"/>
+    <w:link w:val="Title"/>
     <w:uiPriority w:val="10"/>
     <w:rsid w:val="00A151D7"/>
     <w:rPr>
@@ -9896,11 +8695,11 @@
       <w:szCs w:val="56"/>
     </w:rPr>
   </w:style>
-  <w:style w:type="paragraph" w:styleId="a4">
+  <w:style w:type="paragraph" w:styleId="Subtitle">
     <w:name w:val="Subtitle"/>
-    <w:basedOn w:val="a"/>
-    <w:next w:val="a"/>
-    <w:link w:val="Char0"/>
+    <w:basedOn w:val="Normal"/>
+    <w:next w:val="Normal"/>
+    <w:link w:val="SubtitleChar"/>
     <w:uiPriority w:val="11"/>
     <w:qFormat/>
     <w:rsid w:val="00A151D7"/>
@@ -9917,10 +8716,10 @@
       <w:szCs w:val="28"/>
     </w:rPr>
   </w:style>
-  <w:style w:type="character" w:customStyle="1" w:styleId="Char0">
-    <w:name w:val="Υπότιτλος Char"/>
-    <w:basedOn w:val="a0"/>
-    <w:link w:val="a4"/>
+  <w:style w:type="character" w:customStyle="1" w:styleId="SubtitleChar">
+    <w:name w:val="Subtitle Char"/>
+    <w:basedOn w:val="DefaultParagraphFont"/>
+    <w:link w:val="Subtitle"/>
     <w:uiPriority w:val="11"/>
     <w:rsid w:val="00A151D7"/>
     <w:rPr>
@@ -9931,11 +8730,11 @@
       <w:szCs w:val="28"/>
     </w:rPr>
   </w:style>
-  <w:style w:type="paragraph" w:styleId="a5">
+  <w:style w:type="paragraph" w:styleId="Quote">
     <w:name w:val="Quote"/>
-    <w:basedOn w:val="a"/>
-    <w:next w:val="a"/>
-    <w:link w:val="Char1"/>
+    <w:basedOn w:val="Normal"/>
+    <w:next w:val="Normal"/>
+    <w:link w:val="QuoteChar"/>
     <w:uiPriority w:val="29"/>
     <w:qFormat/>
     <w:rsid w:val="00A151D7"/>
@@ -9949,10 +8748,10 @@
       <w:color w:val="404040" w:themeColor="text1" w:themeTint="BF"/>
     </w:rPr>
   </w:style>
-  <w:style w:type="character" w:customStyle="1" w:styleId="Char1">
-    <w:name w:val="Απόσπασμα Char"/>
-    <w:basedOn w:val="a0"/>
-    <w:link w:val="a5"/>
+  <w:style w:type="character" w:customStyle="1" w:styleId="QuoteChar">
+    <w:name w:val="Quote Char"/>
+    <w:basedOn w:val="DefaultParagraphFont"/>
+    <w:link w:val="Quote"/>
     <w:uiPriority w:val="29"/>
     <w:rsid w:val="00A151D7"/>
     <w:rPr>
@@ -9961,9 +8760,9 @@
       <w:color w:val="404040" w:themeColor="text1" w:themeTint="BF"/>
     </w:rPr>
   </w:style>
-  <w:style w:type="paragraph" w:styleId="a6">
+  <w:style w:type="paragraph" w:styleId="ListParagraph">
     <w:name w:val="List Paragraph"/>
-    <w:basedOn w:val="a"/>
+    <w:basedOn w:val="Normal"/>
     <w:uiPriority w:val="34"/>
     <w:qFormat/>
     <w:rsid w:val="00A151D7"/>
@@ -9972,9 +8771,9 @@
       <w:contextualSpacing/>
     </w:pPr>
   </w:style>
-  <w:style w:type="character" w:styleId="a7">
+  <w:style w:type="character" w:styleId="IntenseEmphasis">
     <w:name w:val="Intense Emphasis"/>
-    <w:basedOn w:val="a0"/>
+    <w:basedOn w:val="DefaultParagraphFont"/>
     <w:uiPriority w:val="21"/>
     <w:qFormat/>
     <w:rsid w:val="00A151D7"/>
@@ -9984,11 +8783,11 @@
       <w:color w:val="0F4761" w:themeColor="accent1" w:themeShade="BF"/>
     </w:rPr>
   </w:style>
-  <w:style w:type="paragraph" w:styleId="a8">
+  <w:style w:type="paragraph" w:styleId="IntenseQuote">
     <w:name w:val="Intense Quote"/>
-    <w:basedOn w:val="a"/>
-    <w:next w:val="a"/>
-    <w:link w:val="Char2"/>
+    <w:basedOn w:val="Normal"/>
+    <w:next w:val="Normal"/>
+    <w:link w:val="IntenseQuoteChar"/>
     <w:uiPriority w:val="30"/>
     <w:qFormat/>
     <w:rsid w:val="00A151D7"/>
@@ -10007,10 +8806,10 @@
       <w:color w:val="0F4761" w:themeColor="accent1" w:themeShade="BF"/>
     </w:rPr>
   </w:style>
-  <w:style w:type="character" w:customStyle="1" w:styleId="Char2">
-    <w:name w:val="Έντονο απόσπ. Char"/>
-    <w:basedOn w:val="a0"/>
-    <w:link w:val="a8"/>
+  <w:style w:type="character" w:customStyle="1" w:styleId="IntenseQuoteChar">
+    <w:name w:val="Intense Quote Char"/>
+    <w:basedOn w:val="DefaultParagraphFont"/>
+    <w:link w:val="IntenseQuote"/>
     <w:uiPriority w:val="30"/>
     <w:rsid w:val="00A151D7"/>
     <w:rPr>
@@ -10019,9 +8818,9 @@
       <w:color w:val="0F4761" w:themeColor="accent1" w:themeShade="BF"/>
     </w:rPr>
   </w:style>
-  <w:style w:type="character" w:styleId="a9">
+  <w:style w:type="character" w:styleId="IntenseReference">
     <w:name w:val="Intense Reference"/>
-    <w:basedOn w:val="a0"/>
+    <w:basedOn w:val="DefaultParagraphFont"/>
     <w:uiPriority w:val="32"/>
     <w:qFormat/>
     <w:rsid w:val="00A151D7"/>

--- a/Αναφορα.docx
+++ b/Αναφορα.docx
@@ -76,7 +76,6 @@
           <w:bCs/>
           <w:sz w:val="32"/>
           <w:szCs w:val="32"/>
-          <w:lang w:val="el-GR"/>
         </w:rPr>
         <w:sectPr>
           <w:type w:val="continuous"/>
@@ -3282,10 +3281,84 @@
       </w:r>
     </w:p>
     <w:p>
+      <w:r>
+        <w:rPr>
+          <w:lang w:val="el-GR"/>
+        </w:rPr>
+        <w:t xml:space="preserve">Για τη σωστή μοντελοποίηση της ουράς, ο </w:t>
+      </w:r>
+      <w:r>
+        <w:t>Router</w:t>
+      </w:r>
+      <w:r>
+        <w:rPr>
+          <w:lang w:val="el-GR"/>
+        </w:rPr>
+        <w:t xml:space="preserve"> μετατράπηκε σε κλάση </w:t>
+      </w:r>
+      <w:r>
+        <w:t>Python</w:t>
+      </w:r>
+      <w:r>
+        <w:rPr>
+          <w:lang w:val="el-GR"/>
+        </w:rPr>
+        <w:t xml:space="preserve">. </w:t>
+      </w:r>
+      <w:proofErr w:type="spellStart"/>
+      <w:r>
+        <w:t>Αυτή</w:t>
+      </w:r>
+      <w:proofErr w:type="spellEnd"/>
+      <w:r>
+        <w:t xml:space="preserve"> η π</w:t>
+      </w:r>
+      <w:proofErr w:type="spellStart"/>
+      <w:r>
+        <w:t>ροσέγγιση</w:t>
+      </w:r>
+      <w:proofErr w:type="spellEnd"/>
+      <w:r>
+        <w:t xml:space="preserve"> π</w:t>
+      </w:r>
+      <w:proofErr w:type="spellStart"/>
+      <w:r>
+        <w:t>ροσφέρει</w:t>
+      </w:r>
+      <w:proofErr w:type="spellEnd"/>
+      <w:r>
+        <w:t xml:space="preserve"> </w:t>
+      </w:r>
+      <w:proofErr w:type="spellStart"/>
+      <w:r>
+        <w:t>δύο</w:t>
+      </w:r>
+      <w:proofErr w:type="spellEnd"/>
+      <w:r>
+        <w:t xml:space="preserve"> βα</w:t>
+      </w:r>
+      <w:proofErr w:type="spellStart"/>
+      <w:r>
+        <w:t>σικά</w:t>
+      </w:r>
+      <w:proofErr w:type="spellEnd"/>
+      <w:r>
+        <w:t xml:space="preserve"> π</w:t>
+      </w:r>
+      <w:proofErr w:type="spellStart"/>
+      <w:r>
+        <w:t>λεονεκτήμ</w:t>
+      </w:r>
+      <w:proofErr w:type="spellEnd"/>
+      <w:r>
+        <w:t>ατα:</w:t>
+      </w:r>
+    </w:p>
+    <w:p>
       <w:pPr>
         <w:numPr>
           <w:ilvl w:val="0"/>
-          <w:numId w:val="15"/>
+          <w:numId w:val="37"/>
         </w:numPr>
         <w:rPr>
           <w:lang w:val="el-GR"/>
@@ -3293,24 +3366,25 @@
       </w:pPr>
       <w:r>
         <w:rPr>
-          <w:b/>
-          <w:bCs/>
           <w:lang w:val="el-GR"/>
         </w:rPr>
         <w:t>Διατήρηση Κατάστασης:</w:t>
       </w:r>
       <w:r>
-        <w:rPr>
-          <w:lang w:val="el-GR"/>
-        </w:rPr>
-        <w:t> Η κλάση μπορεί να "θυμάται" την κατάστασή της, όπως το περιεχόμενο της ουράς και τον αριθμό των πακέτων που έχουν απορριφθεί.</w:t>
+        <w:t> </w:t>
+      </w:r>
+      <w:r>
+        <w:rPr>
+          <w:lang w:val="el-GR"/>
+        </w:rPr>
+        <w:t>Η κλάση μπορεί να "θυμάται" την κατάστασή της, όπως το περιεχόμενο της ουράς και τον αριθμό των πακέτων που έχουν απορριφθεί.</w:t>
       </w:r>
     </w:p>
     <w:p>
       <w:pPr>
         <w:numPr>
           <w:ilvl w:val="0"/>
-          <w:numId w:val="15"/>
+          <w:numId w:val="37"/>
         </w:numPr>
         <w:rPr>
           <w:lang w:val="el-GR"/>
@@ -3318,71 +3392,405 @@
       </w:pPr>
       <w:r>
         <w:rPr>
-          <w:b/>
-          <w:bCs/>
           <w:lang w:val="el-GR"/>
         </w:rPr>
         <w:t>Διαχωρισμός Λειτουργιών:</w:t>
       </w:r>
       <w:r>
-        <w:rPr>
-          <w:lang w:val="el-GR"/>
-        </w:rPr>
-        <w:t> Μας επιτρέπει να μοντελοποιήσουμε τις δύο ταυτόχρονες λειτουργίες του router (λήψη και αποστολή) ως δύο ξεχωριστές μεθόδους.</w:t>
-      </w:r>
-    </w:p>
-    <w:p>
-      <w:pPr>
-        <w:rPr>
-          <w:lang w:val="el-GR"/>
-        </w:rPr>
-      </w:pPr>
-      <w:r>
-        <w:rPr>
-          <w:lang w:val="el-GR"/>
-        </w:rPr>
-        <w:t>Η κλάση Router περιλαμβάνει:</w:t>
+        <w:t> </w:t>
+      </w:r>
+      <w:r>
+        <w:rPr>
+          <w:lang w:val="el-GR"/>
+        </w:rPr>
+        <w:t xml:space="preserve">Μας επιτρέπει να μοντελοποιήσουμε τις ταυτόχρονες λειτουργίες του </w:t>
+      </w:r>
+      <w:r>
+        <w:t>router</w:t>
+      </w:r>
+      <w:r>
+        <w:rPr>
+          <w:lang w:val="el-GR"/>
+        </w:rPr>
+        <w:t xml:space="preserve"> (λήψη, διαχείριση άφιξης, και αποστολή) ως ξεχωριστές μεθόδους που εκτελούνται παράλληλα.</w:t>
+      </w:r>
+    </w:p>
+    <w:p>
+      <w:r>
+        <w:t xml:space="preserve">Η </w:t>
+      </w:r>
+      <w:proofErr w:type="spellStart"/>
+      <w:r>
+        <w:t>κλάση</w:t>
+      </w:r>
+      <w:proofErr w:type="spellEnd"/>
+      <w:r>
+        <w:t> Router π</w:t>
+      </w:r>
+      <w:proofErr w:type="spellStart"/>
+      <w:r>
+        <w:t>εριλ</w:t>
+      </w:r>
+      <w:proofErr w:type="spellEnd"/>
+      <w:r>
+        <w:t>αμβάνει:</w:t>
       </w:r>
     </w:p>
     <w:p>
       <w:pPr>
         <w:numPr>
           <w:ilvl w:val="0"/>
-          <w:numId w:val="16"/>
+          <w:numId w:val="38"/>
         </w:numPr>
-        <w:rPr>
-          <w:lang w:val="el-GR"/>
-        </w:rPr>
-      </w:pPr>
-      <w:r>
-        <w:rPr>
-          <w:lang w:val="el-GR"/>
-        </w:rPr>
-        <w:t>__init__(self, ...): Ο κατασκευαστής της κλάσης. Εδώ αρχικοποιείται η ουρά ως ένα simpy.Store με τη μέγιστη χωρητικότητα που ορίσαμε (capacity=QUEUE_SIZE). Επίσης, αρχικοποιείται ένας μετρητής self.packets_dropped = 0.</w:t>
+      </w:pPr>
+      <w:r>
+        <w:rPr>
+          <w:lang w:val="el-GR"/>
+        </w:rPr>
+        <w:t>__</w:t>
+      </w:r>
+      <w:proofErr w:type="spellStart"/>
+      <w:r>
+        <w:t>init</w:t>
+      </w:r>
+      <w:proofErr w:type="spellEnd"/>
+      <w:r>
+        <w:rPr>
+          <w:lang w:val="el-GR"/>
+        </w:rPr>
+        <w:t>__(</w:t>
+      </w:r>
+      <w:r>
+        <w:t>self</w:t>
+      </w:r>
+      <w:r>
+        <w:rPr>
+          <w:lang w:val="el-GR"/>
+        </w:rPr>
+        <w:t>, ...): Ο κατασκευαστής της κλάσης. Εδώ αρχικοποιείται η ουρά ως ένα</w:t>
+      </w:r>
+      <w:r>
+        <w:t> </w:t>
+      </w:r>
+      <w:proofErr w:type="spellStart"/>
+      <w:r>
+        <w:t>simpy</w:t>
+      </w:r>
+      <w:proofErr w:type="spellEnd"/>
+      <w:r>
+        <w:rPr>
+          <w:lang w:val="el-GR"/>
+        </w:rPr>
+        <w:t>.</w:t>
+      </w:r>
+      <w:r>
+        <w:t>Store </w:t>
+      </w:r>
+      <w:r>
+        <w:rPr>
+          <w:lang w:val="el-GR"/>
+        </w:rPr>
+        <w:t>με τη μέγιστη χωρητικότητα που ορίσαμε (</w:t>
+      </w:r>
+      <w:r>
+        <w:t>capacity</w:t>
+      </w:r>
+      <w:r>
+        <w:rPr>
+          <w:lang w:val="el-GR"/>
+        </w:rPr>
+        <w:t>=</w:t>
+      </w:r>
+      <w:r>
+        <w:t>QUEUE</w:t>
+      </w:r>
+      <w:r>
+        <w:rPr>
+          <w:lang w:val="el-GR"/>
+        </w:rPr>
+        <w:t>_</w:t>
+      </w:r>
+      <w:r>
+        <w:t>SIZE</w:t>
+      </w:r>
+      <w:r>
+        <w:rPr>
+          <w:lang w:val="el-GR"/>
+        </w:rPr>
+        <w:t xml:space="preserve">). </w:t>
+      </w:r>
+      <w:r>
+        <w:t>Επ</w:t>
+      </w:r>
+      <w:proofErr w:type="spellStart"/>
+      <w:r>
+        <w:t>ίσης</w:t>
+      </w:r>
+      <w:proofErr w:type="spellEnd"/>
+      <w:r>
+        <w:t>, α</w:t>
+      </w:r>
+      <w:proofErr w:type="spellStart"/>
+      <w:r>
+        <w:t>ρχικο</w:t>
+      </w:r>
+      <w:proofErr w:type="spellEnd"/>
+      <w:r>
+        <w:t xml:space="preserve">ποιείται </w:t>
+      </w:r>
+      <w:proofErr w:type="spellStart"/>
+      <w:r>
+        <w:t>έν</w:t>
+      </w:r>
+      <w:proofErr w:type="spellEnd"/>
+      <w:r>
+        <w:t xml:space="preserve">ας </w:t>
+      </w:r>
+      <w:proofErr w:type="spellStart"/>
+      <w:r>
+        <w:t>μετρητής</w:t>
+      </w:r>
+      <w:proofErr w:type="spellEnd"/>
+      <w:r>
+        <w:t> </w:t>
+      </w:r>
+      <w:proofErr w:type="spellStart"/>
+      <w:proofErr w:type="gramStart"/>
+      <w:r>
+        <w:t>self.packets</w:t>
+      </w:r>
+      <w:proofErr w:type="gramEnd"/>
+      <w:r>
+        <w:t>_dropped</w:t>
+      </w:r>
+      <w:proofErr w:type="spellEnd"/>
+      <w:r>
+        <w:t xml:space="preserve"> = 0.</w:t>
       </w:r>
     </w:p>
     <w:p>
       <w:pPr>
         <w:numPr>
           <w:ilvl w:val="0"/>
-          <w:numId w:val="16"/>
+          <w:numId w:val="38"/>
         </w:numPr>
         <w:rPr>
           <w:lang w:val="el-GR"/>
         </w:rPr>
       </w:pPr>
       <w:r>
-        <w:rPr>
-          <w:lang w:val="el-GR"/>
-        </w:rPr>
-        <w:t>receive_packets(self, ...): Αυτή η μέθοδος εκτελείται ως μια αυτόνομη διαδικασία. Ο ρόλος της είναι να λαμβάνει πακέτα από την πηγή. Για κάθε πακέτο που φτάνει, εκτελεί τον εξής έλεγχο:</w:t>
+        <w:t>receive</w:t>
+      </w:r>
+      <w:r>
+        <w:rPr>
+          <w:lang w:val="el-GR"/>
+        </w:rPr>
+        <w:t>_</w:t>
+      </w:r>
+      <w:proofErr w:type="gramStart"/>
+      <w:r>
+        <w:t>packets</w:t>
+      </w:r>
+      <w:r>
+        <w:rPr>
+          <w:lang w:val="el-GR"/>
+        </w:rPr>
+        <w:t>(</w:t>
+      </w:r>
+      <w:proofErr w:type="gramEnd"/>
+      <w:r>
+        <w:t>self</w:t>
+      </w:r>
+      <w:r>
+        <w:rPr>
+          <w:lang w:val="el-GR"/>
+        </w:rPr>
+        <w:t>, ...): Αυτή η μέθοδος λειτουργεί πλέον ως "υποδοχή". Ο ρόλος της είναι να λαμβάνει πακέτα από τη σύνδεση</w:t>
+      </w:r>
+      <w:r>
+        <w:t> </w:t>
+      </w:r>
+      <w:r>
+        <w:rPr>
+          <w:lang w:val="el-GR"/>
+        </w:rPr>
+        <w:t>χωρίς να μπλοκάρει. Μόλις λάβει ένα πακέτο, ξεκινά αμέσως μια νέα, ανεξάρτητη διαδικασία (</w:t>
+      </w:r>
+      <w:r>
+        <w:t>handle</w:t>
+      </w:r>
+      <w:r>
+        <w:rPr>
+          <w:lang w:val="el-GR"/>
+        </w:rPr>
+        <w:t>_</w:t>
+      </w:r>
+      <w:r>
+        <w:t>arrival</w:t>
+      </w:r>
+      <w:r>
+        <w:rPr>
+          <w:lang w:val="el-GR"/>
+        </w:rPr>
+        <w:t>) για αυτό, επιτρέποντάς της να συνεχίσει να λαμβάνει τα επόμενα πακέτα που φτάνουν.</w:t>
+      </w:r>
+    </w:p>
+    <w:p>
+      <w:pPr>
+        <w:numPr>
+          <w:ilvl w:val="0"/>
+          <w:numId w:val="38"/>
+        </w:numPr>
+      </w:pPr>
+      <w:r>
+        <w:t>handle</w:t>
+      </w:r>
+      <w:r>
+        <w:rPr>
+          <w:lang w:val="el-GR"/>
+        </w:rPr>
+        <w:t>_</w:t>
+      </w:r>
+      <w:proofErr w:type="gramStart"/>
+      <w:r>
+        <w:t>arrival</w:t>
+      </w:r>
+      <w:r>
+        <w:rPr>
+          <w:lang w:val="el-GR"/>
+        </w:rPr>
+        <w:t>(</w:t>
+      </w:r>
+      <w:proofErr w:type="gramEnd"/>
+      <w:r>
+        <w:t>self</w:t>
+      </w:r>
+      <w:r>
+        <w:rPr>
+          <w:lang w:val="el-GR"/>
+        </w:rPr>
+        <w:t xml:space="preserve">, </w:t>
+      </w:r>
+      <w:r>
+        <w:t>packet</w:t>
+      </w:r>
+      <w:r>
+        <w:rPr>
+          <w:lang w:val="el-GR"/>
+        </w:rPr>
+        <w:t>): Αυτή είναι η νέα, κρίσιμη μέθοδος που μοντελοποιεί σωστά την άφιξη ενός πακέτου. Πρώτα, προσομοιώνει την καθυστέρηση διάδοσης της πρώτης σύνδεσης (</w:t>
+      </w:r>
+      <w:r>
+        <w:t>yield</w:t>
+      </w:r>
+      <w:r>
+        <w:rPr>
+          <w:lang w:val="el-GR"/>
+        </w:rPr>
+        <w:t xml:space="preserve"> </w:t>
+      </w:r>
+      <w:r>
+        <w:t>self</w:t>
+      </w:r>
+      <w:r>
+        <w:rPr>
+          <w:lang w:val="el-GR"/>
+        </w:rPr>
+        <w:t>.</w:t>
+      </w:r>
+      <w:r>
+        <w:t>env</w:t>
+      </w:r>
+      <w:r>
+        <w:rPr>
+          <w:lang w:val="el-GR"/>
+        </w:rPr>
+        <w:t>.</w:t>
+      </w:r>
+      <w:r>
+        <w:t>timeout</w:t>
+      </w:r>
+      <w:r>
+        <w:rPr>
+          <w:lang w:val="el-GR"/>
+        </w:rPr>
+        <w:t>(</w:t>
+      </w:r>
+      <w:r>
+        <w:t>prop</w:t>
+      </w:r>
+      <w:r>
+        <w:rPr>
+          <w:lang w:val="el-GR"/>
+        </w:rPr>
+        <w:t>_</w:t>
+      </w:r>
+      <w:r>
+        <w:t>delay</w:t>
+      </w:r>
+      <w:r>
+        <w:rPr>
+          <w:lang w:val="el-GR"/>
+        </w:rPr>
+        <w:t>_</w:t>
+      </w:r>
+      <w:r>
+        <w:t>link</w:t>
+      </w:r>
+      <w:r>
+        <w:rPr>
+          <w:lang w:val="el-GR"/>
+        </w:rPr>
+        <w:t>1)).</w:t>
+      </w:r>
+      <w:r>
+        <w:t> </w:t>
+      </w:r>
+      <w:r>
+        <w:rPr>
+          <w:lang w:val="el-GR"/>
+        </w:rPr>
+        <w:t xml:space="preserve">Μόνο αφού περάσει αυτός ο χρόνος, το πακέτο θεωρείται ότι έχει φτάσει πραγματικά στον </w:t>
+      </w:r>
+      <w:r>
+        <w:t>router</w:t>
+      </w:r>
+      <w:r>
+        <w:rPr>
+          <w:lang w:val="el-GR"/>
+        </w:rPr>
+        <w:t xml:space="preserve">. </w:t>
+      </w:r>
+      <w:proofErr w:type="spellStart"/>
+      <w:r>
+        <w:t>Τότε</w:t>
+      </w:r>
+      <w:proofErr w:type="spellEnd"/>
+      <w:r>
+        <w:t xml:space="preserve">, </w:t>
+      </w:r>
+      <w:proofErr w:type="spellStart"/>
+      <w:r>
+        <w:t>εκτελείτ</w:t>
+      </w:r>
+      <w:proofErr w:type="spellEnd"/>
+      <w:r>
+        <w:t xml:space="preserve">αι ο </w:t>
+      </w:r>
+      <w:proofErr w:type="spellStart"/>
+      <w:r>
+        <w:t>έλεγχος</w:t>
+      </w:r>
+      <w:proofErr w:type="spellEnd"/>
+      <w:r>
+        <w:t>:</w:t>
       </w:r>
     </w:p>
     <w:p>
       <w:pPr>
         <w:numPr>
           <w:ilvl w:val="1"/>
-          <w:numId w:val="16"/>
+          <w:numId w:val="38"/>
         </w:numPr>
         <w:rPr>
           <w:lang w:val="el-GR"/>
@@ -3390,24 +3798,25 @@
       </w:pPr>
       <w:r>
         <w:rPr>
-          <w:b/>
-          <w:bCs/>
-          <w:lang w:val="el-GR"/>
-        </w:rPr>
-        <w:t>if len(self.queue.items) &lt; self.queue.capacity:</w:t>
-      </w:r>
-      <w:r>
-        <w:rPr>
-          <w:lang w:val="el-GR"/>
-        </w:rPr>
-        <w:t>: Ελέγχει αν ο τρέχων αριθμός πακέτων στην ουρά είναι μικρότερος από τη μέγιστη χωρητικότητα.</w:t>
+          <w:lang w:val="el-GR"/>
+        </w:rPr>
+        <w:t>Αν υπάρχει χώρος στην ουρά:</w:t>
+      </w:r>
+      <w:r>
+        <w:t> </w:t>
+      </w:r>
+      <w:r>
+        <w:rPr>
+          <w:lang w:val="el-GR"/>
+        </w:rPr>
+        <w:t>Το πακέτο τοποθετείται σε αυτήν.</w:t>
       </w:r>
     </w:p>
     <w:p>
       <w:pPr>
         <w:numPr>
           <w:ilvl w:val="1"/>
-          <w:numId w:val="16"/>
+          <w:numId w:val="38"/>
         </w:numPr>
         <w:rPr>
           <w:lang w:val="el-GR"/>
@@ -3415,59 +3824,77 @@
       </w:pPr>
       <w:r>
         <w:rPr>
-          <w:b/>
-          <w:bCs/>
-          <w:lang w:val="el-GR"/>
-        </w:rPr>
-        <w:t>Αν υπάρχει χώρος</w:t>
-      </w:r>
-      <w:r>
-        <w:rPr>
-          <w:lang w:val="el-GR"/>
-        </w:rPr>
-        <w:t>: Το πακέτο τοποθετείται στην ουρά με την εντολή self.queue.put(packet).</w:t>
-      </w:r>
-    </w:p>
-    <w:p>
-      <w:pPr>
-        <w:numPr>
-          <w:ilvl w:val="1"/>
-          <w:numId w:val="16"/>
-        </w:numPr>
-        <w:rPr>
-          <w:lang w:val="el-GR"/>
-        </w:rPr>
-      </w:pPr>
-      <w:r>
-        <w:rPr>
-          <w:b/>
-          <w:bCs/>
-          <w:lang w:val="el-GR"/>
-        </w:rPr>
-        <w:t>Αν η ουρά είναι γεμάτη</w:t>
-      </w:r>
-      <w:r>
-        <w:rPr>
-          <w:lang w:val="el-GR"/>
-        </w:rPr>
-        <w:t>: Το πακέτο απορρίπτεται, ο μετρητής self.packets_dropped αυξάνεται, και εκτυπώνεται το μήνυμα "ΑΠΟΡΡΙΨΗ Πακέτου".</w:t>
+          <w:lang w:val="el-GR"/>
+        </w:rPr>
+        <w:t>Αν η ουρά είναι γεμάτη:</w:t>
+      </w:r>
+      <w:r>
+        <w:t> </w:t>
+      </w:r>
+      <w:r>
+        <w:rPr>
+          <w:lang w:val="el-GR"/>
+        </w:rPr>
+        <w:t>Το πακέτο απορρίπτεται και ο μετρητής</w:t>
+      </w:r>
+      <w:r>
+        <w:t> packets</w:t>
+      </w:r>
+      <w:r>
+        <w:rPr>
+          <w:lang w:val="el-GR"/>
+        </w:rPr>
+        <w:t>_</w:t>
+      </w:r>
+      <w:r>
+        <w:t>dropped </w:t>
+      </w:r>
+      <w:r>
+        <w:rPr>
+          <w:lang w:val="el-GR"/>
+        </w:rPr>
+        <w:t>αυξάνεται.</w:t>
       </w:r>
     </w:p>
     <w:p>
       <w:pPr>
         <w:numPr>
           <w:ilvl w:val="0"/>
-          <w:numId w:val="16"/>
+          <w:numId w:val="38"/>
         </w:numPr>
         <w:rPr>
           <w:lang w:val="el-GR"/>
         </w:rPr>
       </w:pPr>
       <w:r>
-        <w:rPr>
-          <w:lang w:val="el-GR"/>
-        </w:rPr>
-        <w:t>send_packets(self, ...): Αυτή είναι η δεύτερη διαδικασία του router. Ο ρόλος της είναι να εξυπηρετεί την ουρά. Περιμένει μέχρι να υπάρχει κάποιο πακέτο στην ουρά (yield self.queue.get()), το αφαιρεί, και στη συνέχεια προσομοιώνει τις καθυστερήσεις μετάδοσης και διάδοσης, όπως και πριν.</w:t>
+        <w:lastRenderedPageBreak/>
+        <w:t>send</w:t>
+      </w:r>
+      <w:r>
+        <w:rPr>
+          <w:lang w:val="el-GR"/>
+        </w:rPr>
+        <w:t>_</w:t>
+      </w:r>
+      <w:proofErr w:type="gramStart"/>
+      <w:r>
+        <w:t>packets</w:t>
+      </w:r>
+      <w:r>
+        <w:rPr>
+          <w:lang w:val="el-GR"/>
+        </w:rPr>
+        <w:t>(</w:t>
+      </w:r>
+      <w:proofErr w:type="gramEnd"/>
+      <w:r>
+        <w:t>self</w:t>
+      </w:r>
+      <w:r>
+        <w:rPr>
+          <w:lang w:val="el-GR"/>
+        </w:rPr>
+        <w:t>, ...): Η λειτουργία αυτής της μεθόδου παραμένει η ίδια. Εξυπηρετεί την ουρά, αφαιρώντας πακέτα και προσομοιώνοντας τις καθυστερήσεις μετάδοσης και διάδοσης προς τον προορισμό.</w:t>
       </w:r>
     </w:p>
     <w:p>
@@ -3486,7 +3913,6 @@
           <w:bCs/>
           <w:lang w:val="el-GR"/>
         </w:rPr>
-        <w:lastRenderedPageBreak/>
         <w:br/>
       </w:r>
       <w:r>
@@ -3643,6 +4069,7 @@
           <w:szCs w:val="40"/>
           <w:lang w:val="el-GR"/>
         </w:rPr>
+        <w:lastRenderedPageBreak/>
         <w:drawing>
           <wp:inline distT="0" distB="0" distL="0" distR="0" wp14:anchorId="7554E9B2" wp14:editId="79CF9161">
             <wp:extent cx="5943600" cy="2122805"/>
@@ -3700,19 +4127,15 @@
         <w:rPr>
           <w:lang w:val="el-GR"/>
         </w:rPr>
-        <w:lastRenderedPageBreak/>
-        <w:t>Τα αποτελέσματα που παρήγαγε η προσομοίωση επιβεβαιώνουν τη σωστή λειτουργία του μοντέλου της ουράς.</w:t>
+        <w:t>Τα αποτελέσματα που παρήγαγε η προσομοίωση επιβεβαιώνουν τη σωστή λειτουργία του βελτιωμένου μοντέλου.</w:t>
       </w:r>
     </w:p>
     <w:p>
       <w:pPr>
         <w:numPr>
           <w:ilvl w:val="0"/>
-          <w:numId w:val="17"/>
+          <w:numId w:val="39"/>
         </w:numPr>
-        <w:rPr>
-          <w:lang w:val="el-GR"/>
-        </w:rPr>
       </w:pPr>
       <w:r>
         <w:rPr>
@@ -3723,17 +4146,152 @@
         <w:t>Το Γέμισμα της Ουράς:</w:t>
       </w:r>
       <w:r>
-        <w:rPr>
-          <w:lang w:val="el-GR"/>
-        </w:rPr>
-        <w:t> Παρατηρούμε ότι από τη χρονική στιγμή t=0.0000 έως t=0.0500, τα πακέτα φτάνουν και μπαίνουν στην ουρά, αυξάνοντας σταδιακά το μέγεθός της (Μέγεθος ουράς: 1/10, 2/10, ..., 10/10). Αυτό συμβαίνει επειδή ο router είναι απασχολημένος με τη μετάδοση του πρώτου πακέτου και δεν προλαβαίνει να εξυπηρετήσει τα επόμενα.</w:t>
+        <w:t> </w:t>
+      </w:r>
+      <w:r>
+        <w:rPr>
+          <w:lang w:val="el-GR"/>
+        </w:rPr>
+        <w:t xml:space="preserve">Σε αντίθεση με μια απλοϊκή προσέγγιση, η ουρά δεν αρχίζει να γεμίζει αμέσως από τη χρονική στιγμή </w:t>
+      </w:r>
+      <w:r>
+        <w:t>t</w:t>
+      </w:r>
+      <w:r>
+        <w:rPr>
+          <w:lang w:val="el-GR"/>
+        </w:rPr>
+        <w:t xml:space="preserve">=0. Το πρώτο πακέτο, που στάλθηκε στο </w:t>
+      </w:r>
+      <w:r>
+        <w:t>t</w:t>
+      </w:r>
+      <w:r>
+        <w:rPr>
+          <w:lang w:val="el-GR"/>
+        </w:rPr>
+        <w:t xml:space="preserve">=0, φτάνει στον </w:t>
+      </w:r>
+      <w:r>
+        <w:t>router</w:t>
+      </w:r>
+      <w:r>
+        <w:rPr>
+          <w:lang w:val="el-GR"/>
+        </w:rPr>
+        <w:t xml:space="preserve"> στη χρονική στιγμή </w:t>
+      </w:r>
+      <w:r>
+        <w:t>t</w:t>
+      </w:r>
+      <w:r>
+        <w:rPr>
+          <w:lang w:val="el-GR"/>
+        </w:rPr>
+        <w:t>=0.050</w:t>
+      </w:r>
+      <w:r>
+        <w:t>s</w:t>
+      </w:r>
+      <w:r>
+        <w:rPr>
+          <w:lang w:val="el-GR"/>
+        </w:rPr>
+        <w:t xml:space="preserve"> (μετά την καθυστέρηση διάδοσης). Από εκείνο το σημείο και μετά, ο </w:t>
+      </w:r>
+      <w:r>
+        <w:t>router</w:t>
+      </w:r>
+      <w:r>
+        <w:rPr>
+          <w:lang w:val="el-GR"/>
+        </w:rPr>
+        <w:t xml:space="preserve"> δέχεται έναν "καταιγισμό" πακέτων (1 κάθε 5</w:t>
+      </w:r>
+      <w:proofErr w:type="spellStart"/>
+      <w:r>
+        <w:t>ms</w:t>
+      </w:r>
+      <w:proofErr w:type="spellEnd"/>
+      <w:r>
+        <w:rPr>
+          <w:lang w:val="el-GR"/>
+        </w:rPr>
+        <w:t>), ενώ μπορεί να εξυπηρετήσει μόνο 1 κάθε 58</w:t>
+      </w:r>
+      <w:proofErr w:type="spellStart"/>
+      <w:r>
+        <w:t>ms</w:t>
+      </w:r>
+      <w:proofErr w:type="spellEnd"/>
+      <w:r>
+        <w:rPr>
+          <w:lang w:val="el-GR"/>
+        </w:rPr>
+        <w:t xml:space="preserve">. </w:t>
+      </w:r>
+      <w:proofErr w:type="spellStart"/>
+      <w:r>
+        <w:t>Αυτό</w:t>
+      </w:r>
+      <w:proofErr w:type="spellEnd"/>
+      <w:r>
+        <w:t xml:space="preserve"> </w:t>
+      </w:r>
+      <w:proofErr w:type="spellStart"/>
+      <w:r>
+        <w:t>οδηγεί</w:t>
+      </w:r>
+      <w:proofErr w:type="spellEnd"/>
+      <w:r>
+        <w:t xml:space="preserve"> </w:t>
+      </w:r>
+      <w:proofErr w:type="spellStart"/>
+      <w:r>
+        <w:t>σε</w:t>
+      </w:r>
+      <w:proofErr w:type="spellEnd"/>
+      <w:r>
+        <w:t xml:space="preserve"> τα</w:t>
+      </w:r>
+      <w:proofErr w:type="spellStart"/>
+      <w:r>
+        <w:t>χύτ</w:t>
+      </w:r>
+      <w:proofErr w:type="spellEnd"/>
+      <w:r>
+        <w:t>ατη π</w:t>
+      </w:r>
+      <w:proofErr w:type="spellStart"/>
+      <w:r>
+        <w:t>λήρωση</w:t>
+      </w:r>
+      <w:proofErr w:type="spellEnd"/>
+      <w:r>
+        <w:t xml:space="preserve"> </w:t>
+      </w:r>
+      <w:proofErr w:type="spellStart"/>
+      <w:r>
+        <w:t>της</w:t>
+      </w:r>
+      <w:proofErr w:type="spellEnd"/>
+      <w:r>
+        <w:t xml:space="preserve"> </w:t>
+      </w:r>
+      <w:proofErr w:type="spellStart"/>
+      <w:r>
+        <w:t>ουράς</w:t>
+      </w:r>
+      <w:proofErr w:type="spellEnd"/>
+      <w:r>
+        <w:t>.</w:t>
       </w:r>
     </w:p>
     <w:p>
       <w:pPr>
         <w:numPr>
           <w:ilvl w:val="0"/>
-          <w:numId w:val="17"/>
+          <w:numId w:val="39"/>
         </w:numPr>
         <w:rPr>
           <w:lang w:val="el-GR"/>
@@ -3748,24 +4306,29 @@
         <w:t>Η Πρώτη Απόρριψη:</w:t>
       </w:r>
       <w:r>
-        <w:rPr>
-          <w:lang w:val="el-GR"/>
-        </w:rPr>
-        <w:t> Το κρίσιμο σημείο είναι στη χρονική στιγμή t=0.0550. Το Πακέτο 11 φτάνει, αλλά η ουρά είναι ήδη γεμάτη με 10 πακέτα. Ο έλεγχος if len(self.queue.items) &lt; self.queue.capacity αποτυγχάνει, και το πρόγραμμα εκτελεί το else μπλοκ, τυπώνοντας το μήνυμα:</w:t>
-      </w:r>
-      <w:r>
-        <w:rPr>
-          <w:lang w:val="el-GR"/>
-        </w:rPr>
-        <w:br/>
-        <w:t>!!! Χρόνος 0.0550: [Router] ΑΠΟΡΡΙΨΗ Πακέτου 11 - Η ουρά είναι γεμάτη! (Σύνολο απορρίψεων: 1)</w:t>
+        <w:t> </w:t>
+      </w:r>
+      <w:r>
+        <w:rPr>
+          <w:lang w:val="el-GR"/>
+        </w:rPr>
+        <w:t xml:space="preserve">Μόλις η ουρά γεμίσει με 10 πακέτα, κάθε επόμενο πακέτο που ολοκληρώνει το ταξίδι του προς τον </w:t>
+      </w:r>
+      <w:r>
+        <w:t>router</w:t>
+      </w:r>
+      <w:r>
+        <w:rPr>
+          <w:lang w:val="el-GR"/>
+        </w:rPr>
+        <w:t xml:space="preserve"> και τον βρίσκει χωρίς διαθέσιμο χώρο, απορρίπτεται. Αυτό αρχίζει να συμβαίνει πολύ γρήγορα μετά την άφιξη των πρώτων πακέτων.</w:t>
       </w:r>
     </w:p>
     <w:p>
       <w:pPr>
         <w:numPr>
           <w:ilvl w:val="0"/>
-          <w:numId w:val="17"/>
+          <w:numId w:val="39"/>
         </w:numPr>
         <w:rPr>
           <w:lang w:val="el-GR"/>
@@ -3780,29 +4343,27 @@
         <w:t>Η Κατάσταση Συμφόρησης:</w:t>
       </w:r>
       <w:r>
-        <w:rPr>
-          <w:lang w:val="el-GR"/>
-        </w:rPr>
-        <w:t> Από εκείνο το σημείο και μετά, το σύστημα βρίσκεται σε μόνιμη συμφόρηση. Η ουρά παραμένει γεμάτη. Κάθε φορά που ένα πακέτο εξυπηρετείται και μια θέση αδειάζει, το αμέσως επόμενο πακέτο που φτάνει την καταλαμβάνει. Όλα τα υπόλοιπα που φτάνουν στο μεταξύ απορρίπτονται, γεγονός που εξηγεί τον μεγάλο συνολικό αριθμό των 81 απορρίψεων. Για παράδειγμα, στο t=0.0580 ο router ξεκινά να στέλνει το Πακέτο 1, αδειάζοντας μια θέση. Στο t=0.0600 το Πακέτο 12 προλαβαίνει και μπαίνει στην ουρά. Όμως, το Πακέτο 13 που φτάνει στο t=0.0650 βρίσκει την ουρά πάλι γεμάτη και απορρίπτεται.</w:t>
-      </w:r>
-      <w:r>
-        <w:rPr>
-          <w:lang w:val="el-GR"/>
-        </w:rPr>
-        <w:br/>
-      </w:r>
-      <w:r>
-        <w:rPr>
-          <w:lang w:val="el-GR"/>
-        </w:rPr>
-        <w:br/>
-      </w:r>
-      <w:r>
-        <w:rPr>
-          <w:b/>
-          <w:bCs/>
-          <w:sz w:val="40"/>
-          <w:szCs w:val="40"/>
+        <w:t> </w:t>
+      </w:r>
+      <w:r>
+        <w:rPr>
+          <w:lang w:val="el-GR"/>
+        </w:rPr>
+        <w:t>Το σύστημα εισέρχεται σε μια μόνιμη κατάσταση συμφόρησης. Η ουρά παραμένει συνεχώς γεμάτη. Κάθε φορά που ένα πακέτο εξυπηρετείται και μια θέση αδειάζει, το αμέσως επόμενο πακέτο που φτάνει την καταλαμβάνει. Όλα τα υπόλοιπα που φτάνουν στο μεταξύ απορρίπτονται, γεγονός που εξηγεί τον μεγάλο συνολικό αριθμό απορρίψεων (~86%).</w:t>
+      </w:r>
+    </w:p>
+    <w:p>
+      <w:pPr>
+        <w:rPr>
+          <w:b/>
+          <w:bCs/>
+          <w:lang w:val="el-GR"/>
+        </w:rPr>
+      </w:pPr>
+      <w:r>
+        <w:rPr>
+          <w:b/>
+          <w:bCs/>
           <w:lang w:val="el-GR"/>
         </w:rPr>
         <w:t>Συμπεράσματα:</w:t>
@@ -3818,15 +4379,10 @@
         <w:rPr>
           <w:lang w:val="el-GR"/>
         </w:rPr>
-        <w:t>Η</w:t>
-      </w:r>
-      <w:r>
-        <w:rPr>
-          <w:lang w:val="el-GR"/>
-        </w:rPr>
-        <w:t xml:space="preserve"> υλοποίηση του ερωτήματος 3 μοντελοποίησε με επιτυχία τη λειτουργία ενός δρομολογητή με περιορισμένη ουρά, χρησιμοποιώντας μια κλάση για τη διαχείριση της κατάστασης και ένα simpy.Store με καθορισμένη χωρητικότητα. Τα αποτελέσματα έδειξαν με σαφήνεια πώς οι συνθήκες συμφόρησης οδηγούν στο γέμισμα της ουράς και στην αναπόφευκτη απόρριψη πακέτων.</w:t>
-      </w:r>
-    </w:p>
+        <w:t>Η υλοποίηση του ερωτήματος 3 μοντελοποίησε με επιτυχία τη λειτουργία ενός δρομολογητή με περιορισμένη ουρά, λαμβάνοντας υπόψη σωστά τις καθυστερήσεις και την παράλληλη φύση των αφίξεων. Τα αποτελέσματα έδειξαν με σαφήνεια πώς η τεράστια ανισορροπία μεταξύ ρυθμού άφιξης και ρυθμού εξυπηρέτησης οδηγεί στο γέμισμα της ουράς και στην αναπόφευκτη απόρριψη πακέτων.</w:t>
+      </w:r>
+    </w:p>
+    <w:p/>
     <w:p>
       <w:pPr>
         <w:rPr>
@@ -3911,7 +4467,6 @@
           <w:bCs/>
           <w:lang w:val="el-GR"/>
         </w:rPr>
-        <w:lastRenderedPageBreak/>
         <w:t>End-to-End Delay:</w:t>
       </w:r>
       <w:r>
@@ -4094,6 +4649,7 @@
           <w:bCs/>
           <w:lang w:val="el-GR"/>
         </w:rPr>
+        <w:lastRenderedPageBreak/>
         <w:t>Queue Size Monitoring:</w:t>
       </w:r>
     </w:p>
@@ -4128,14 +4684,7 @@
         <w:rPr>
           <w:lang w:val="el-GR"/>
         </w:rPr>
-        <w:t xml:space="preserve">Αυτή η συνάρτηση εκτελείται παράλληλα με τις υπόλοιπες και, σε τακτά χρονικά διαστήματα (QUEUE_MONITOR_INTERVAL_S), "φωτογραφίζει" το τρέχον μέγεθος της ουράς του router (len(router.queue.items)) και </w:t>
-      </w:r>
-      <w:r>
-        <w:rPr>
-          <w:lang w:val="el-GR"/>
-        </w:rPr>
-        <w:lastRenderedPageBreak/>
-        <w:t>αποθηκεύει το ζεύγος (χρόνος, μέγεθος ουράς) σε μια λίστα (queue_size_stats).</w:t>
+        <w:t>Αυτή η συνάρτηση εκτελείται παράλληλα με τις υπόλοιπες και, σε τακτά χρονικά διαστήματα (QUEUE_MONITOR_INTERVAL_S), "φωτογραφίζει" το τρέχον μέγεθος της ουράς του router (len(router.queue.items)) και αποθηκεύει το ζεύγος (χρόνος, μέγεθος ουράς) σε μια λίστα (queue_size_stats).</w:t>
       </w:r>
     </w:p>
     <w:p>
@@ -4335,13 +4884,59 @@
           <w:bCs/>
           <w:lang w:val="el-GR"/>
         </w:rPr>
-        <w:t>Αρχική Φάση:</w:t>
-      </w:r>
-      <w:r>
-        <w:rPr>
-          <w:lang w:val="el-GR"/>
-        </w:rPr>
-        <w:t> Τα πρώτα πακέτα που φτάνουν στον προορισμό έχουν σχετικά χαμηλή καθυστέρηση. Η καθυστέρηση αυτή αποτελείται κυρίως από τις σταθερές καθυστερήσεις (μετάδοσης και διάδοσης), καθώς η ουρά είναι ακόμα άδεια και η καθυστέρηση αναμονής (queuing delay) είναι μηδενική.</w:t>
+        <w:t>Αρχική Φάση</w:t>
+      </w:r>
+      <w:r>
+        <w:rPr>
+          <w:b/>
+          <w:bCs/>
+          <w:lang w:val="el-GR"/>
+        </w:rPr>
+        <w:t>:</w:t>
+      </w:r>
+      <w:r>
+        <w:t> </w:t>
+      </w:r>
+      <w:r>
+        <w:rPr>
+          <w:lang w:val="el-GR"/>
+        </w:rPr>
+        <w:t>Τα πρώτα πακέτα που φτάνουν στον προορισμό έχουν σχετικά χαμηλή και σταθερή καθυστέρηση. Η καθυστέρηση αυτή αποτελείται από το</w:t>
+      </w:r>
+      <w:r>
+        <w:t> </w:t>
+      </w:r>
+      <w:r>
+        <w:rPr>
+          <w:b/>
+          <w:bCs/>
+          <w:lang w:val="el-GR"/>
+        </w:rPr>
+        <w:t>άθροισμα των σταθερών καθυστερήσεων του δικτύου (διάδοση1 + μετάδοση + διάδοση2)</w:t>
+      </w:r>
+      <w:r>
+        <w:rPr>
+          <w:lang w:val="el-GR"/>
+        </w:rPr>
+        <w:t>, καθώς η ουρά είναι ακόμα άδεια και η καθυστέρηση αναμονής (</w:t>
+      </w:r>
+      <w:r>
+        <w:t>queuing</w:t>
+      </w:r>
+      <w:r>
+        <w:rPr>
+          <w:lang w:val="el-GR"/>
+        </w:rPr>
+        <w:t xml:space="preserve"> </w:t>
+      </w:r>
+      <w:r>
+        <w:t>delay</w:t>
+      </w:r>
+      <w:r>
+        <w:rPr>
+          <w:lang w:val="el-GR"/>
+        </w:rPr>
+        <w:t>) είναι μηδενική.</w:t>
       </w:r>
     </w:p>
     <w:p>
@@ -4385,6 +4980,7 @@
           <w:bCs/>
           <w:lang w:val="el-GR"/>
         </w:rPr>
+        <w:lastRenderedPageBreak/>
         <w:t>Φάση Κορεσμού (Saturation):</w:t>
       </w:r>
       <w:r>
@@ -4410,7 +5006,6 @@
           <w:bCs/>
           <w:lang w:val="el-GR"/>
         </w:rPr>
-        <w:lastRenderedPageBreak/>
         <w:t>Φάση Πλήρωσης (Ramp-up):</w:t>
       </w:r>
       <w:r>
@@ -4508,6 +5103,162 @@
         </w:rPr>
         <w:t> ((1000 bytes * 8 bits/byte) / 0.058s). Το δίκτυο, παρόλο που έχει υψηλό bandwidth, υπολειτουργεί λόγω του bottleneck που δημιουργείται στον router.</w:t>
       </w:r>
+      <w:r>
+        <w:rPr>
+          <w:lang w:val="el-GR"/>
+        </w:rPr>
+        <w:br/>
+      </w:r>
+      <w:r>
+        <w:rPr>
+          <w:lang w:val="el-GR"/>
+        </w:rPr>
+        <w:br/>
+      </w:r>
+      <w:r>
+        <w:rPr>
+          <w:lang w:val="el-GR"/>
+        </w:rPr>
+        <w:br/>
+      </w:r>
+      <w:r>
+        <w:rPr>
+          <w:lang w:val="el-GR"/>
+        </w:rPr>
+        <w:br/>
+      </w:r>
+      <w:r>
+        <w:rPr>
+          <w:lang w:val="el-GR"/>
+        </w:rPr>
+        <w:br/>
+      </w:r>
+      <w:r>
+        <w:rPr>
+          <w:lang w:val="el-GR"/>
+        </w:rPr>
+        <w:br/>
+      </w:r>
+      <w:r>
+        <w:rPr>
+          <w:lang w:val="el-GR"/>
+        </w:rPr>
+        <w:br/>
+      </w:r>
+      <w:r>
+        <w:rPr>
+          <w:lang w:val="el-GR"/>
+        </w:rPr>
+        <w:br/>
+      </w:r>
+      <w:r>
+        <w:rPr>
+          <w:lang w:val="el-GR"/>
+        </w:rPr>
+        <w:br/>
+      </w:r>
+      <w:r>
+        <w:rPr>
+          <w:lang w:val="el-GR"/>
+        </w:rPr>
+        <w:br/>
+      </w:r>
+      <w:r>
+        <w:rPr>
+          <w:lang w:val="el-GR"/>
+        </w:rPr>
+        <w:br/>
+      </w:r>
+      <w:r>
+        <w:rPr>
+          <w:lang w:val="el-GR"/>
+        </w:rPr>
+        <w:br/>
+      </w:r>
+      <w:r>
+        <w:rPr>
+          <w:lang w:val="el-GR"/>
+        </w:rPr>
+        <w:br/>
+      </w:r>
+      <w:r>
+        <w:rPr>
+          <w:lang w:val="el-GR"/>
+        </w:rPr>
+        <w:br/>
+      </w:r>
+      <w:r>
+        <w:rPr>
+          <w:lang w:val="el-GR"/>
+        </w:rPr>
+        <w:br/>
+      </w:r>
+      <w:r>
+        <w:rPr>
+          <w:lang w:val="el-GR"/>
+        </w:rPr>
+        <w:lastRenderedPageBreak/>
+        <w:br/>
+      </w:r>
+      <w:r>
+        <w:rPr>
+          <w:noProof/>
+          <w:lang w:val="el-GR"/>
+        </w:rPr>
+        <w:drawing>
+          <wp:inline distT="0" distB="0" distL="0" distR="0" wp14:anchorId="466C723C" wp14:editId="11A0917F">
+            <wp:extent cx="6096000" cy="3514725"/>
+            <wp:effectExtent l="0" t="0" r="0" b="9525"/>
+            <wp:docPr id="1924574755" name="Picture 1" descr="A graph with lines and text"/>
+            <wp:cNvGraphicFramePr>
+              <a:graphicFrameLocks xmlns:a="http://schemas.openxmlformats.org/drawingml/2006/main" noChangeAspect="1"/>
+            </wp:cNvGraphicFramePr>
+            <a:graphic xmlns:a="http://schemas.openxmlformats.org/drawingml/2006/main">
+              <a:graphicData uri="http://schemas.openxmlformats.org/drawingml/2006/picture">
+                <pic:pic xmlns:pic="http://schemas.openxmlformats.org/drawingml/2006/picture">
+                  <pic:nvPicPr>
+                    <pic:cNvPr id="1924574755" name="Picture 1" descr="A graph with lines and text"/>
+                    <pic:cNvPicPr/>
+                  </pic:nvPicPr>
+                  <pic:blipFill>
+                    <a:blip r:embed="rId8" cstate="print">
+                      <a:extLst>
+                        <a:ext uri="{28A0092B-C50C-407E-A947-70E740481C1C}">
+                          <a14:useLocalDpi xmlns:a14="http://schemas.microsoft.com/office/drawing/2010/main" val="0"/>
+                        </a:ext>
+                      </a:extLst>
+                    </a:blip>
+                    <a:stretch>
+                      <a:fillRect/>
+                    </a:stretch>
+                  </pic:blipFill>
+                  <pic:spPr>
+                    <a:xfrm>
+                      <a:off x="0" y="0"/>
+                      <a:ext cx="6096000" cy="3514725"/>
+                    </a:xfrm>
+                    <a:prstGeom prst="rect">
+                      <a:avLst/>
+                    </a:prstGeom>
+                  </pic:spPr>
+                </pic:pic>
+              </a:graphicData>
+            </a:graphic>
+          </wp:inline>
+        </w:drawing>
+      </w:r>
+      <w:r>
+        <w:rPr>
+          <w:lang w:val="el-GR"/>
+        </w:rPr>
+        <w:br/>
+      </w:r>
+      <w:r>
+        <w:rPr>
+          <w:lang w:val="el-GR"/>
+        </w:rPr>
+        <w:br/>
+      </w:r>
     </w:p>
     <w:p>
       <w:pPr>
@@ -4537,6 +5288,1456 @@
           <w:lang w:val="el-GR"/>
         </w:rPr>
         <w:t>Η υλοποίηση του τέταρτου ερωτήματος επέτρεψε την επιτυχή ποσοτικοποίηση και οπτικοποίηση των επιπτώσεων της δικτυακής συμφόρησης. Η προσομοίωση κατέδειξε με σαφήνεια πώς η αναντιστοιχία μεταξύ ρυθμού άφιξης και ρυθμού εξυπηρέτησης οδηγεί σε πλήρωση της ουράς, δραματική αύξηση της καθυστέρησης και τελικά σε μαζικές απορρίψεις πακέτων. Τα παραγόμενα γραφήματα και οι τελικές μετρικές παρέχουν μια ολοκληρωμένη εικόνα της κατάστασης του δικτύου, επιβεβαιώνοντας τη θεωρητική συμπεριφορά των συστημάτων ουρών αναμονής.</w:t>
+      </w:r>
+      <w:r>
+        <w:rPr>
+          <w:lang w:val="el-GR"/>
+        </w:rPr>
+        <w:br/>
+      </w:r>
+      <w:r>
+        <w:rPr>
+          <w:lang w:val="el-GR"/>
+        </w:rPr>
+        <w:br/>
+      </w:r>
+      <w:r>
+        <w:rPr>
+          <w:lang w:val="el-GR"/>
+        </w:rPr>
+        <w:br/>
+      </w:r>
+      <w:r>
+        <w:rPr>
+          <w:lang w:val="el-GR"/>
+        </w:rPr>
+        <w:br/>
+      </w:r>
+      <w:r>
+        <w:rPr>
+          <w:lang w:val="el-GR"/>
+        </w:rPr>
+        <w:br/>
+      </w:r>
+    </w:p>
+    <w:p>
+      <w:pPr>
+        <w:rPr>
+          <w:b/>
+          <w:bCs/>
+          <w:sz w:val="40"/>
+          <w:szCs w:val="40"/>
+          <w:lang w:val="el-GR"/>
+        </w:rPr>
+      </w:pPr>
+      <w:r>
+        <w:rPr>
+          <w:lang w:val="el-GR"/>
+        </w:rPr>
+        <w:br/>
+      </w:r>
+      <w:r>
+        <w:rPr>
+          <w:lang w:val="el-GR"/>
+        </w:rPr>
+        <w:br/>
+      </w:r>
+      <w:r>
+        <w:rPr>
+          <w:lang w:val="el-GR"/>
+        </w:rPr>
+        <w:br/>
+      </w:r>
+      <w:r>
+        <w:rPr>
+          <w:lang w:val="el-GR"/>
+        </w:rPr>
+        <w:lastRenderedPageBreak/>
+        <w:br/>
+      </w:r>
+      <w:r>
+        <w:rPr>
+          <w:b/>
+          <w:bCs/>
+          <w:sz w:val="40"/>
+          <w:szCs w:val="40"/>
+          <w:lang w:val="el-GR"/>
+        </w:rPr>
+        <w:t xml:space="preserve">Ερωτημα </w:t>
+      </w:r>
+      <w:r>
+        <w:rPr>
+          <w:b/>
+          <w:bCs/>
+          <w:sz w:val="40"/>
+          <w:szCs w:val="40"/>
+          <w:lang w:val="el-GR"/>
+        </w:rPr>
+        <w:t>5</w:t>
+      </w:r>
+      <w:r>
+        <w:rPr>
+          <w:b/>
+          <w:bCs/>
+          <w:sz w:val="40"/>
+          <w:szCs w:val="40"/>
+          <w:lang w:val="el-GR"/>
+        </w:rPr>
+        <w:t>:</w:t>
+      </w:r>
+    </w:p>
+    <w:p>
+      <w:pPr>
+        <w:rPr>
+          <w:b/>
+          <w:bCs/>
+          <w:lang w:val="el-GR"/>
+        </w:rPr>
+      </w:pPr>
+      <w:r>
+        <w:rPr>
+          <w:b/>
+          <w:bCs/>
+          <w:lang w:val="el-GR"/>
+        </w:rPr>
+        <w:t>Μεθοδολογία Υλοποίησης</w:t>
+      </w:r>
+    </w:p>
+    <w:p>
+      <w:r>
+        <w:rPr>
+          <w:lang w:val="el-GR"/>
+        </w:rPr>
+        <w:t>Στο πέμπτο ερώτημα, ο στόχος είναι η διερεύνηση της άμεσης επίδρασης του εύρους ζώνης (</w:t>
+      </w:r>
+      <w:r>
+        <w:t>bandwidth</w:t>
+      </w:r>
+      <w:r>
+        <w:rPr>
+          <w:lang w:val="el-GR"/>
+        </w:rPr>
+        <w:t>) στην απόδοση του δικτύου. Για να επιτευχθεί αυτό, η προσομοίωση εκτελέστηκε τρεις φορές, μεταβάλλοντας αποκλειστικά την παράμετρο</w:t>
+      </w:r>
+      <w:r>
+        <w:t> BANDWIDTH</w:t>
+      </w:r>
+      <w:r>
+        <w:rPr>
+          <w:lang w:val="el-GR"/>
+        </w:rPr>
+        <w:t>_</w:t>
+      </w:r>
+      <w:r>
+        <w:t>BPS</w:t>
+      </w:r>
+      <w:r>
+        <w:rPr>
+          <w:lang w:val="el-GR"/>
+        </w:rPr>
+        <w:t xml:space="preserve">, ενώ όλες οι υπόλοιπες παράμετροι (ρυθμός άφιξης πακέτων, μέγεθος πακέτου, μέγεθος ουράς, καθυστερήσεις διάδοσης) διατηρήθηκαν σταθερές. </w:t>
+      </w:r>
+      <w:proofErr w:type="spellStart"/>
+      <w:r>
+        <w:t>Οι</w:t>
+      </w:r>
+      <w:proofErr w:type="spellEnd"/>
+      <w:r>
+        <w:t xml:space="preserve"> </w:t>
+      </w:r>
+      <w:proofErr w:type="spellStart"/>
+      <w:r>
+        <w:t>τιμές</w:t>
+      </w:r>
+      <w:proofErr w:type="spellEnd"/>
+      <w:r>
+        <w:t xml:space="preserve"> </w:t>
+      </w:r>
+      <w:proofErr w:type="spellStart"/>
+      <w:r>
+        <w:t>του</w:t>
+      </w:r>
+      <w:proofErr w:type="spellEnd"/>
+      <w:r>
+        <w:t xml:space="preserve"> bandwidth π</w:t>
+      </w:r>
+      <w:proofErr w:type="spellStart"/>
+      <w:r>
+        <w:t>ου</w:t>
+      </w:r>
+      <w:proofErr w:type="spellEnd"/>
+      <w:r>
+        <w:t xml:space="preserve"> </w:t>
+      </w:r>
+      <w:proofErr w:type="spellStart"/>
+      <w:r>
+        <w:t>εξετάστηκ</w:t>
+      </w:r>
+      <w:proofErr w:type="spellEnd"/>
+      <w:r>
+        <w:t xml:space="preserve">αν </w:t>
+      </w:r>
+      <w:proofErr w:type="spellStart"/>
+      <w:r>
+        <w:t>ήτ</w:t>
+      </w:r>
+      <w:proofErr w:type="spellEnd"/>
+      <w:r>
+        <w:t>αν:</w:t>
+      </w:r>
+    </w:p>
+    <w:p>
+      <w:pPr>
+        <w:numPr>
+          <w:ilvl w:val="0"/>
+          <w:numId w:val="29"/>
+        </w:numPr>
+        <w:rPr>
+          <w:lang w:val="el-GR"/>
+        </w:rPr>
+      </w:pPr>
+      <w:r>
+        <w:rPr>
+          <w:b/>
+          <w:bCs/>
+          <w:lang w:val="el-GR"/>
+        </w:rPr>
+        <w:t xml:space="preserve">1 </w:t>
+      </w:r>
+      <w:r>
+        <w:rPr>
+          <w:b/>
+          <w:bCs/>
+        </w:rPr>
+        <w:t>Mbps</w:t>
+      </w:r>
+      <w:r>
+        <w:rPr>
+          <w:b/>
+          <w:bCs/>
+          <w:lang w:val="el-GR"/>
+        </w:rPr>
+        <w:t xml:space="preserve"> (1,000,000 </w:t>
+      </w:r>
+      <w:r>
+        <w:rPr>
+          <w:b/>
+          <w:bCs/>
+        </w:rPr>
+        <w:t>bps</w:t>
+      </w:r>
+      <w:r>
+        <w:rPr>
+          <w:b/>
+          <w:bCs/>
+          <w:lang w:val="el-GR"/>
+        </w:rPr>
+        <w:t>):</w:t>
+      </w:r>
+      <w:r>
+        <w:t> </w:t>
+      </w:r>
+      <w:r>
+        <w:rPr>
+          <w:lang w:val="el-GR"/>
+        </w:rPr>
+        <w:t>Η βασική τιμή που οδήγησε σε έντονη συμφόρηση.</w:t>
+      </w:r>
+    </w:p>
+    <w:p>
+      <w:pPr>
+        <w:numPr>
+          <w:ilvl w:val="0"/>
+          <w:numId w:val="29"/>
+        </w:numPr>
+        <w:rPr>
+          <w:lang w:val="el-GR"/>
+        </w:rPr>
+      </w:pPr>
+      <w:r>
+        <w:rPr>
+          <w:b/>
+          <w:bCs/>
+          <w:lang w:val="el-GR"/>
+        </w:rPr>
+        <w:t xml:space="preserve">10 </w:t>
+      </w:r>
+      <w:r>
+        <w:rPr>
+          <w:b/>
+          <w:bCs/>
+        </w:rPr>
+        <w:t>Mbps</w:t>
+      </w:r>
+      <w:r>
+        <w:rPr>
+          <w:b/>
+          <w:bCs/>
+          <w:lang w:val="el-GR"/>
+        </w:rPr>
+        <w:t xml:space="preserve"> (10,000,000 </w:t>
+      </w:r>
+      <w:r>
+        <w:rPr>
+          <w:b/>
+          <w:bCs/>
+        </w:rPr>
+        <w:t>bps</w:t>
+      </w:r>
+      <w:r>
+        <w:rPr>
+          <w:b/>
+          <w:bCs/>
+          <w:lang w:val="el-GR"/>
+        </w:rPr>
+        <w:t>):</w:t>
+      </w:r>
+      <w:r>
+        <w:t> </w:t>
+      </w:r>
+      <w:r>
+        <w:rPr>
+          <w:lang w:val="el-GR"/>
+        </w:rPr>
+        <w:t>Δεκαπλάσιο εύρος ζώνης.</w:t>
+      </w:r>
+    </w:p>
+    <w:p>
+      <w:pPr>
+        <w:numPr>
+          <w:ilvl w:val="0"/>
+          <w:numId w:val="29"/>
+        </w:numPr>
+        <w:rPr>
+          <w:lang w:val="el-GR"/>
+        </w:rPr>
+      </w:pPr>
+      <w:r>
+        <w:rPr>
+          <w:b/>
+          <w:bCs/>
+          <w:lang w:val="el-GR"/>
+        </w:rPr>
+        <w:t xml:space="preserve">100 </w:t>
+      </w:r>
+      <w:r>
+        <w:rPr>
+          <w:b/>
+          <w:bCs/>
+        </w:rPr>
+        <w:t>Mbps</w:t>
+      </w:r>
+      <w:r>
+        <w:rPr>
+          <w:b/>
+          <w:bCs/>
+          <w:lang w:val="el-GR"/>
+        </w:rPr>
+        <w:t xml:space="preserve"> (100,000,000 </w:t>
+      </w:r>
+      <w:r>
+        <w:rPr>
+          <w:b/>
+          <w:bCs/>
+        </w:rPr>
+        <w:t>bps</w:t>
+      </w:r>
+      <w:r>
+        <w:rPr>
+          <w:b/>
+          <w:bCs/>
+          <w:lang w:val="el-GR"/>
+        </w:rPr>
+        <w:t>):</w:t>
+      </w:r>
+      <w:r>
+        <w:t> </w:t>
+      </w:r>
+      <w:r>
+        <w:rPr>
+          <w:lang w:val="el-GR"/>
+        </w:rPr>
+        <w:t>Εκατονταπλάσιο εύρος ζώνης.</w:t>
+      </w:r>
+    </w:p>
+    <w:p>
+      <w:pPr>
+        <w:rPr>
+          <w:lang w:val="el-GR"/>
+        </w:rPr>
+      </w:pPr>
+      <w:r>
+        <w:rPr>
+          <w:lang w:val="el-GR"/>
+        </w:rPr>
+        <w:t>Για κάθε σενάριο, συλλέχθηκαν εκ νέου οι μετρικές του Ερωτήματος 4 με σκοπό τη συγκριτική ανάλυση των αποτελεσμάτων.</w:t>
+      </w:r>
+    </w:p>
+    <w:p>
+      <w:pPr>
+        <w:rPr>
+          <w:b/>
+          <w:bCs/>
+          <w:lang w:val="el-GR"/>
+        </w:rPr>
+      </w:pPr>
+      <w:r>
+        <w:rPr>
+          <w:b/>
+          <w:bCs/>
+          <w:lang w:val="el-GR"/>
+        </w:rPr>
+        <w:t>Ανάλυση Αποτελεσμάτων: Ο Κυρίαρχος Ρόλος της Καθυστέρησης Διάδοσης</w:t>
+      </w:r>
+    </w:p>
+    <w:p>
+      <w:pPr>
+        <w:rPr>
+          <w:lang w:val="el-GR"/>
+        </w:rPr>
+      </w:pPr>
+      <w:r>
+        <w:rPr>
+          <w:lang w:val="el-GR"/>
+        </w:rPr>
+        <w:t xml:space="preserve">Τα αποτελέσματα της προσομοίωσης αποκάλυψαν ένα εξαιρετικά ενδιαφέρον και μη διαισθητικό φαινόμενο: η αύξηση του </w:t>
+      </w:r>
+      <w:r>
+        <w:t>bandwidth</w:t>
+      </w:r>
+      <w:r>
+        <w:rPr>
+          <w:lang w:val="el-GR"/>
+        </w:rPr>
+        <w:t xml:space="preserve"> από 1 </w:t>
+      </w:r>
+      <w:r>
+        <w:t>Mbps</w:t>
+      </w:r>
+      <w:r>
+        <w:rPr>
+          <w:lang w:val="el-GR"/>
+        </w:rPr>
+        <w:t xml:space="preserve"> σε 10 </w:t>
+      </w:r>
+      <w:r>
+        <w:t>Mbps</w:t>
+      </w:r>
+      <w:r>
+        <w:rPr>
+          <w:lang w:val="el-GR"/>
+        </w:rPr>
+        <w:t xml:space="preserve"> και 100 </w:t>
+      </w:r>
+      <w:r>
+        <w:t>Mbps</w:t>
+      </w:r>
+      <w:r>
+        <w:rPr>
+          <w:lang w:val="el-GR"/>
+        </w:rPr>
+        <w:t xml:space="preserve"> είχε</w:t>
+      </w:r>
+      <w:r>
+        <w:t> </w:t>
+      </w:r>
+      <w:r>
+        <w:rPr>
+          <w:b/>
+          <w:bCs/>
+          <w:lang w:val="el-GR"/>
+        </w:rPr>
+        <w:t>ελάχιστη έως μηδενική επίδραση στη μείωση της συμφόρησης</w:t>
+      </w:r>
+      <w:r>
+        <w:rPr>
+          <w:lang w:val="el-GR"/>
+        </w:rPr>
+        <w:t xml:space="preserve">. Το ποσοστό απώλειας πακέτων παρέμεινε σε εξαιρετικά υψηλά επίπεδα (π.χ., από 86% μειώθηκε μόλις στο 85%), και η ουρά του </w:t>
+      </w:r>
+      <w:r>
+        <w:t>router</w:t>
+      </w:r>
+      <w:r>
+        <w:rPr>
+          <w:lang w:val="el-GR"/>
+        </w:rPr>
+        <w:t xml:space="preserve"> συνέχισε να είναι μονίμως γεμάτη.</w:t>
+      </w:r>
+    </w:p>
+    <w:p>
+      <w:pPr>
+        <w:rPr>
+          <w:lang w:val="el-GR"/>
+        </w:rPr>
+      </w:pPr>
+      <w:r>
+        <w:rPr>
+          <w:lang w:val="el-GR"/>
+        </w:rPr>
+        <w:t xml:space="preserve">Η εξήγηση βρίσκεται στον τρόπο με τον οποίο το μοντέλο μας ορίζει τον "χρόνο εξυπηρέτησης" ενός πακέτου από τον </w:t>
+      </w:r>
+      <w:r>
+        <w:t>router</w:t>
+      </w:r>
+      <w:r>
+        <w:rPr>
+          <w:lang w:val="el-GR"/>
+        </w:rPr>
+        <w:t xml:space="preserve">. Ο συνολικός χρόνος που ο </w:t>
+      </w:r>
+      <w:r>
+        <w:t>router</w:t>
+      </w:r>
+      <w:r>
+        <w:rPr>
+          <w:lang w:val="el-GR"/>
+        </w:rPr>
+        <w:t xml:space="preserve"> είναι απασχολημένος με ένα πακέτο είναι το άθροισμα της καθυστέρησης μετάδοσης (που εξαρτάται από το </w:t>
+      </w:r>
+      <w:r>
+        <w:t>bandwidth</w:t>
+      </w:r>
+      <w:r>
+        <w:rPr>
+          <w:lang w:val="el-GR"/>
+        </w:rPr>
+        <w:t>) και της καθυστέρησης διάδοσης (που είναι σταθερή):</w:t>
+      </w:r>
+    </w:p>
+    <w:p>
+      <w:proofErr w:type="spellStart"/>
+      <w:r>
+        <w:t>Συνολικός</w:t>
+      </w:r>
+      <w:proofErr w:type="spellEnd"/>
+      <w:r>
+        <w:t xml:space="preserve"> </w:t>
+      </w:r>
+      <w:proofErr w:type="spellStart"/>
+      <w:r>
+        <w:t>Χρόνος</w:t>
+      </w:r>
+      <w:proofErr w:type="spellEnd"/>
+      <w:r>
+        <w:t xml:space="preserve"> </w:t>
+      </w:r>
+      <w:proofErr w:type="spellStart"/>
+      <w:r>
+        <w:t>Εξυ</w:t>
+      </w:r>
+      <w:proofErr w:type="spellEnd"/>
+      <w:r>
+        <w:t>πηρέτησης = Transmission Delay + Propagation Delay</w:t>
+      </w:r>
+    </w:p>
+    <w:p>
+      <w:proofErr w:type="spellStart"/>
+      <w:r>
+        <w:t>Ας</w:t>
+      </w:r>
+      <w:proofErr w:type="spellEnd"/>
+      <w:r>
+        <w:t xml:space="preserve"> ανα</w:t>
+      </w:r>
+      <w:proofErr w:type="spellStart"/>
+      <w:r>
+        <w:t>λύσουμε</w:t>
+      </w:r>
+      <w:proofErr w:type="spellEnd"/>
+      <w:r>
+        <w:t xml:space="preserve"> </w:t>
+      </w:r>
+      <w:proofErr w:type="spellStart"/>
+      <w:r>
+        <w:t>τους</w:t>
+      </w:r>
+      <w:proofErr w:type="spellEnd"/>
+      <w:r>
+        <w:t xml:space="preserve"> α</w:t>
+      </w:r>
+      <w:proofErr w:type="spellStart"/>
+      <w:r>
+        <w:t>ριθμούς</w:t>
+      </w:r>
+      <w:proofErr w:type="spellEnd"/>
+      <w:r>
+        <w:t>:</w:t>
+      </w:r>
+    </w:p>
+    <w:p>
+      <w:pPr>
+        <w:numPr>
+          <w:ilvl w:val="0"/>
+          <w:numId w:val="30"/>
+        </w:numPr>
+        <w:rPr>
+          <w:lang w:val="el-GR"/>
+        </w:rPr>
+      </w:pPr>
+      <w:r>
+        <w:rPr>
+          <w:b/>
+          <w:bCs/>
+          <w:lang w:val="el-GR"/>
+        </w:rPr>
+        <w:t>Ρυθμός Άφιξης Πακέτων:</w:t>
+      </w:r>
+      <w:r>
+        <w:t> </w:t>
+      </w:r>
+      <w:r>
+        <w:rPr>
+          <w:lang w:val="el-GR"/>
+        </w:rPr>
+        <w:t>1 πακέτο / 0.005</w:t>
+      </w:r>
+      <w:r>
+        <w:t>s</w:t>
+      </w:r>
+      <w:r>
+        <w:rPr>
+          <w:lang w:val="el-GR"/>
+        </w:rPr>
+        <w:t xml:space="preserve"> =</w:t>
+      </w:r>
+      <w:r>
+        <w:t> </w:t>
+      </w:r>
+      <w:r>
+        <w:rPr>
+          <w:b/>
+          <w:bCs/>
+          <w:lang w:val="el-GR"/>
+        </w:rPr>
+        <w:t>200 πακέτα/</w:t>
+      </w:r>
+      <w:r>
+        <w:rPr>
+          <w:b/>
+          <w:bCs/>
+        </w:rPr>
+        <w:t>s</w:t>
+      </w:r>
+      <w:r>
+        <w:rPr>
+          <w:lang w:val="el-GR"/>
+        </w:rPr>
+        <w:t>.</w:t>
+      </w:r>
+    </w:p>
+    <w:p>
+      <w:pPr>
+        <w:numPr>
+          <w:ilvl w:val="0"/>
+          <w:numId w:val="30"/>
+        </w:numPr>
+      </w:pPr>
+      <w:r>
+        <w:rPr>
+          <w:b/>
+          <w:bCs/>
+        </w:rPr>
+        <w:t>Κα</w:t>
+      </w:r>
+      <w:proofErr w:type="spellStart"/>
+      <w:r>
+        <w:rPr>
+          <w:b/>
+          <w:bCs/>
+        </w:rPr>
+        <w:t>θυστέρηση</w:t>
+      </w:r>
+      <w:proofErr w:type="spellEnd"/>
+      <w:r>
+        <w:rPr>
+          <w:b/>
+          <w:bCs/>
+        </w:rPr>
+        <w:t xml:space="preserve"> </w:t>
+      </w:r>
+      <w:proofErr w:type="spellStart"/>
+      <w:r>
+        <w:rPr>
+          <w:b/>
+          <w:bCs/>
+        </w:rPr>
+        <w:t>Διάδοσης</w:t>
+      </w:r>
+      <w:proofErr w:type="spellEnd"/>
+      <w:r>
+        <w:rPr>
+          <w:b/>
+          <w:bCs/>
+        </w:rPr>
+        <w:t xml:space="preserve"> (</w:t>
+      </w:r>
+      <w:proofErr w:type="spellStart"/>
+      <w:r>
+        <w:rPr>
+          <w:b/>
+          <w:bCs/>
+        </w:rPr>
+        <w:t>στ</w:t>
+      </w:r>
+      <w:proofErr w:type="spellEnd"/>
+      <w:r>
+        <w:rPr>
+          <w:b/>
+          <w:bCs/>
+        </w:rPr>
+        <w:t>αθερή):</w:t>
+      </w:r>
+      <w:r>
+        <w:t> </w:t>
+      </w:r>
+      <w:r>
+        <w:rPr>
+          <w:b/>
+          <w:bCs/>
+        </w:rPr>
+        <w:t xml:space="preserve">50 </w:t>
+      </w:r>
+      <w:proofErr w:type="spellStart"/>
+      <w:r>
+        <w:rPr>
+          <w:b/>
+          <w:bCs/>
+        </w:rPr>
+        <w:t>ms</w:t>
+      </w:r>
+      <w:r>
+        <w:t>.</w:t>
+      </w:r>
+      <w:proofErr w:type="spellEnd"/>
+    </w:p>
+    <w:p>
+      <w:pPr>
+        <w:rPr>
+          <w:b/>
+          <w:bCs/>
+        </w:rPr>
+      </w:pPr>
+      <w:r>
+        <w:rPr>
+          <w:b/>
+          <w:bCs/>
+        </w:rPr>
+        <w:t>1 Mbps (1_000_000 bps)</w:t>
+      </w:r>
+    </w:p>
+    <w:p>
+      <w:pPr>
+        <w:numPr>
+          <w:ilvl w:val="0"/>
+          <w:numId w:val="34"/>
+        </w:numPr>
+        <w:rPr>
+          <w:b/>
+          <w:bCs/>
+        </w:rPr>
+      </w:pPr>
+      <w:r>
+        <w:rPr>
+          <w:b/>
+          <w:bCs/>
+        </w:rPr>
+        <w:t xml:space="preserve">Transmission delay = 8000 / 1_000_000 = 0.008 s (8 </w:t>
+      </w:r>
+      <w:proofErr w:type="spellStart"/>
+      <w:r>
+        <w:rPr>
+          <w:b/>
+          <w:bCs/>
+        </w:rPr>
+        <w:t>ms</w:t>
+      </w:r>
+      <w:proofErr w:type="spellEnd"/>
+      <w:r>
+        <w:rPr>
+          <w:b/>
+          <w:bCs/>
+        </w:rPr>
+        <w:t>)</w:t>
+      </w:r>
+    </w:p>
+    <w:p>
+      <w:pPr>
+        <w:numPr>
+          <w:ilvl w:val="0"/>
+          <w:numId w:val="34"/>
+        </w:numPr>
+        <w:rPr>
+          <w:b/>
+          <w:bCs/>
+        </w:rPr>
+      </w:pPr>
+      <w:r>
+        <w:rPr>
+          <w:b/>
+          <w:bCs/>
+        </w:rPr>
+        <w:lastRenderedPageBreak/>
+        <w:t>Service time = 0.008 + 0.050 = 0.058 s</w:t>
+      </w:r>
+    </w:p>
+    <w:p>
+      <w:pPr>
+        <w:numPr>
+          <w:ilvl w:val="0"/>
+          <w:numId w:val="34"/>
+        </w:numPr>
+        <w:rPr>
+          <w:b/>
+          <w:bCs/>
+        </w:rPr>
+      </w:pPr>
+      <w:r>
+        <w:rPr>
+          <w:b/>
+          <w:bCs/>
+        </w:rPr>
+        <w:t>Service rate ≈ 1 / 0.058 = 17.24 packets/s</w:t>
+      </w:r>
+    </w:p>
+    <w:p>
+      <w:pPr>
+        <w:numPr>
+          <w:ilvl w:val="0"/>
+          <w:numId w:val="34"/>
+        </w:numPr>
+        <w:rPr>
+          <w:b/>
+          <w:bCs/>
+        </w:rPr>
+      </w:pPr>
+      <w:r>
+        <w:rPr>
+          <w:b/>
+          <w:bCs/>
+        </w:rPr>
+        <w:t xml:space="preserve">ρ = arrival / </w:t>
+      </w:r>
+      <w:proofErr w:type="spellStart"/>
+      <w:r>
+        <w:rPr>
+          <w:b/>
+          <w:bCs/>
+        </w:rPr>
+        <w:t>service_rate</w:t>
+      </w:r>
+      <w:proofErr w:type="spellEnd"/>
+      <w:r>
+        <w:rPr>
+          <w:b/>
+          <w:bCs/>
+        </w:rPr>
+        <w:t xml:space="preserve"> = 200 / 17.24 ≈ 11.6 (π</w:t>
+      </w:r>
+      <w:proofErr w:type="spellStart"/>
+      <w:r>
+        <w:rPr>
+          <w:b/>
+          <w:bCs/>
+        </w:rPr>
+        <w:t>ολύ</w:t>
+      </w:r>
+      <w:proofErr w:type="spellEnd"/>
+      <w:r>
+        <w:rPr>
+          <w:b/>
+          <w:bCs/>
+        </w:rPr>
+        <w:t xml:space="preserve"> &gt; 1 → α</w:t>
+      </w:r>
+      <w:proofErr w:type="spellStart"/>
+      <w:r>
+        <w:rPr>
+          <w:b/>
+          <w:bCs/>
+        </w:rPr>
+        <w:t>νεξέλεγκτη</w:t>
+      </w:r>
+      <w:proofErr w:type="spellEnd"/>
+      <w:r>
+        <w:rPr>
+          <w:b/>
+          <w:bCs/>
+        </w:rPr>
+        <w:t xml:space="preserve"> α</w:t>
+      </w:r>
+      <w:proofErr w:type="spellStart"/>
+      <w:r>
+        <w:rPr>
+          <w:b/>
+          <w:bCs/>
+        </w:rPr>
+        <w:t>ύξηση</w:t>
+      </w:r>
+      <w:proofErr w:type="spellEnd"/>
+      <w:r>
+        <w:rPr>
+          <w:b/>
+          <w:bCs/>
+        </w:rPr>
+        <w:t xml:space="preserve"> </w:t>
+      </w:r>
+      <w:proofErr w:type="spellStart"/>
+      <w:r>
+        <w:rPr>
+          <w:b/>
+          <w:bCs/>
+        </w:rPr>
+        <w:t>ουράς</w:t>
+      </w:r>
+      <w:proofErr w:type="spellEnd"/>
+      <w:r>
+        <w:rPr>
+          <w:b/>
+          <w:bCs/>
+        </w:rPr>
+        <w:t>)</w:t>
+      </w:r>
+    </w:p>
+    <w:p>
+      <w:pPr>
+        <w:numPr>
+          <w:ilvl w:val="0"/>
+          <w:numId w:val="34"/>
+        </w:numPr>
+        <w:rPr>
+          <w:b/>
+          <w:bCs/>
+        </w:rPr>
+      </w:pPr>
+      <w:r>
+        <w:rPr>
+          <w:b/>
+          <w:bCs/>
+        </w:rPr>
+        <w:t>Max possible throughput ≈ 17.24 * 8000 = 137,931 bits/s ≈ 0.138 Mbps</w:t>
+      </w:r>
+    </w:p>
+    <w:p>
+      <w:pPr>
+        <w:rPr>
+          <w:b/>
+          <w:bCs/>
+        </w:rPr>
+      </w:pPr>
+      <w:r>
+        <w:rPr>
+          <w:b/>
+          <w:bCs/>
+        </w:rPr>
+        <w:t xml:space="preserve"> 10 Mbps</w:t>
+      </w:r>
+    </w:p>
+    <w:p>
+      <w:pPr>
+        <w:numPr>
+          <w:ilvl w:val="0"/>
+          <w:numId w:val="35"/>
+        </w:numPr>
+        <w:rPr>
+          <w:b/>
+          <w:bCs/>
+        </w:rPr>
+      </w:pPr>
+      <w:r>
+        <w:rPr>
+          <w:b/>
+          <w:bCs/>
+        </w:rPr>
+        <w:t xml:space="preserve">Transmission delay = 8000 / 10_000_000 = 0.0008 s (0.8 </w:t>
+      </w:r>
+      <w:proofErr w:type="spellStart"/>
+      <w:r>
+        <w:rPr>
+          <w:b/>
+          <w:bCs/>
+        </w:rPr>
+        <w:t>ms</w:t>
+      </w:r>
+      <w:proofErr w:type="spellEnd"/>
+      <w:r>
+        <w:rPr>
+          <w:b/>
+          <w:bCs/>
+        </w:rPr>
+        <w:t>)</w:t>
+      </w:r>
+    </w:p>
+    <w:p>
+      <w:pPr>
+        <w:numPr>
+          <w:ilvl w:val="0"/>
+          <w:numId w:val="35"/>
+        </w:numPr>
+        <w:rPr>
+          <w:b/>
+          <w:bCs/>
+        </w:rPr>
+      </w:pPr>
+      <w:r>
+        <w:rPr>
+          <w:b/>
+          <w:bCs/>
+        </w:rPr>
+        <w:t xml:space="preserve">Service time ≈ 0.0508 s → </w:t>
+      </w:r>
+      <w:proofErr w:type="spellStart"/>
+      <w:r>
+        <w:rPr>
+          <w:b/>
+          <w:bCs/>
+        </w:rPr>
+        <w:t>service_rate</w:t>
+      </w:r>
+      <w:proofErr w:type="spellEnd"/>
+      <w:r>
+        <w:rPr>
+          <w:b/>
+          <w:bCs/>
+        </w:rPr>
+        <w:t xml:space="preserve"> ≈ 19.68–19.6 packets/s</w:t>
+      </w:r>
+    </w:p>
+    <w:p>
+      <w:pPr>
+        <w:numPr>
+          <w:ilvl w:val="0"/>
+          <w:numId w:val="35"/>
+        </w:numPr>
+        <w:rPr>
+          <w:b/>
+          <w:bCs/>
+        </w:rPr>
+      </w:pPr>
+      <w:r>
+        <w:rPr>
+          <w:b/>
+          <w:bCs/>
+        </w:rPr>
+        <w:t>ρ ≈ 10.16</w:t>
+      </w:r>
+    </w:p>
+    <w:p>
+      <w:pPr>
+        <w:numPr>
+          <w:ilvl w:val="0"/>
+          <w:numId w:val="35"/>
+        </w:numPr>
+        <w:rPr>
+          <w:b/>
+          <w:bCs/>
+        </w:rPr>
+      </w:pPr>
+      <w:r>
+        <w:rPr>
+          <w:b/>
+          <w:bCs/>
+        </w:rPr>
+        <w:t>Max throughput ≈ 0.157 Mbps</w:t>
+      </w:r>
+      <w:r>
+        <w:rPr>
+          <w:b/>
+          <w:bCs/>
+          <w:lang w:val="el-GR"/>
+        </w:rPr>
+        <w:br/>
+      </w:r>
+      <w:r>
+        <w:rPr>
+          <w:b/>
+          <w:bCs/>
+          <w:lang w:val="el-GR"/>
+        </w:rPr>
+        <w:br/>
+      </w:r>
+      <w:r>
+        <w:rPr>
+          <w:b/>
+          <w:bCs/>
+          <w:noProof/>
+        </w:rPr>
+        <w:drawing>
+          <wp:inline distT="0" distB="0" distL="0" distR="0" wp14:anchorId="1B1249C0" wp14:editId="0730FFA4">
+            <wp:extent cx="5943600" cy="3011805"/>
+            <wp:effectExtent l="0" t="0" r="0" b="0"/>
+            <wp:docPr id="1897864055" name="Picture 2" descr="A graph with lines and numbers&#10;&#10;AI-generated content may be incorrect."/>
+            <wp:cNvGraphicFramePr>
+              <a:graphicFrameLocks xmlns:a="http://schemas.openxmlformats.org/drawingml/2006/main" noChangeAspect="1"/>
+            </wp:cNvGraphicFramePr>
+            <a:graphic xmlns:a="http://schemas.openxmlformats.org/drawingml/2006/main">
+              <a:graphicData uri="http://schemas.openxmlformats.org/drawingml/2006/picture">
+                <pic:pic xmlns:pic="http://schemas.openxmlformats.org/drawingml/2006/picture">
+                  <pic:nvPicPr>
+                    <pic:cNvPr id="1897864055" name="Picture 2" descr="A graph with lines and numbers&#10;&#10;AI-generated content may be incorrect."/>
+                    <pic:cNvPicPr/>
+                  </pic:nvPicPr>
+                  <pic:blipFill>
+                    <a:blip r:embed="rId9" cstate="print">
+                      <a:extLst>
+                        <a:ext uri="{28A0092B-C50C-407E-A947-70E740481C1C}">
+                          <a14:useLocalDpi xmlns:a14="http://schemas.microsoft.com/office/drawing/2010/main" val="0"/>
+                        </a:ext>
+                      </a:extLst>
+                    </a:blip>
+                    <a:stretch>
+                      <a:fillRect/>
+                    </a:stretch>
+                  </pic:blipFill>
+                  <pic:spPr>
+                    <a:xfrm>
+                      <a:off x="0" y="0"/>
+                      <a:ext cx="5943600" cy="3011805"/>
+                    </a:xfrm>
+                    <a:prstGeom prst="rect">
+                      <a:avLst/>
+                    </a:prstGeom>
+                  </pic:spPr>
+                </pic:pic>
+              </a:graphicData>
+            </a:graphic>
+          </wp:inline>
+        </w:drawing>
+      </w:r>
+    </w:p>
+    <w:p>
+      <w:pPr>
+        <w:rPr>
+          <w:b/>
+          <w:bCs/>
+        </w:rPr>
+      </w:pPr>
+      <w:r>
+        <w:rPr>
+          <w:b/>
+          <w:bCs/>
+        </w:rPr>
+        <w:t>100 Mbps</w:t>
+      </w:r>
+    </w:p>
+    <w:p>
+      <w:pPr>
+        <w:numPr>
+          <w:ilvl w:val="0"/>
+          <w:numId w:val="36"/>
+        </w:numPr>
+        <w:rPr>
+          <w:b/>
+          <w:bCs/>
+        </w:rPr>
+      </w:pPr>
+      <w:r>
+        <w:rPr>
+          <w:b/>
+          <w:bCs/>
+        </w:rPr>
+        <w:t xml:space="preserve">Transmission delay = 8000 / 100_000_000 = 0.00008 s (0.08 </w:t>
+      </w:r>
+      <w:proofErr w:type="spellStart"/>
+      <w:r>
+        <w:rPr>
+          <w:b/>
+          <w:bCs/>
+        </w:rPr>
+        <w:t>ms</w:t>
+      </w:r>
+      <w:proofErr w:type="spellEnd"/>
+      <w:r>
+        <w:rPr>
+          <w:b/>
+          <w:bCs/>
+        </w:rPr>
+        <w:t>)</w:t>
+      </w:r>
+    </w:p>
+    <w:p>
+      <w:pPr>
+        <w:numPr>
+          <w:ilvl w:val="0"/>
+          <w:numId w:val="36"/>
+        </w:numPr>
+        <w:rPr>
+          <w:b/>
+          <w:bCs/>
+        </w:rPr>
+      </w:pPr>
+      <w:r>
+        <w:rPr>
+          <w:b/>
+          <w:bCs/>
+        </w:rPr>
+        <w:t xml:space="preserve">Service time ≈ 0.05008 s → </w:t>
+      </w:r>
+      <w:proofErr w:type="spellStart"/>
+      <w:r>
+        <w:rPr>
+          <w:b/>
+          <w:bCs/>
+        </w:rPr>
+        <w:t>service_rate</w:t>
+      </w:r>
+      <w:proofErr w:type="spellEnd"/>
+      <w:r>
+        <w:rPr>
+          <w:b/>
+          <w:bCs/>
+        </w:rPr>
+        <w:t xml:space="preserve"> ≈ 19.97 packets/s</w:t>
+      </w:r>
+    </w:p>
+    <w:p>
+      <w:pPr>
+        <w:numPr>
+          <w:ilvl w:val="0"/>
+          <w:numId w:val="36"/>
+        </w:numPr>
+        <w:rPr>
+          <w:b/>
+          <w:bCs/>
+        </w:rPr>
+      </w:pPr>
+      <w:r>
+        <w:rPr>
+          <w:b/>
+          <w:bCs/>
+        </w:rPr>
+        <w:t>ρ ≈ 10.02</w:t>
+      </w:r>
+    </w:p>
+    <w:p>
+      <w:pPr>
+        <w:numPr>
+          <w:ilvl w:val="0"/>
+          <w:numId w:val="36"/>
+        </w:numPr>
+        <w:rPr>
+          <w:b/>
+          <w:bCs/>
+        </w:rPr>
+      </w:pPr>
+      <w:r>
+        <w:rPr>
+          <w:b/>
+          <w:bCs/>
+        </w:rPr>
+        <w:t>Max throughput ≈ 0.160 Mbps</w:t>
+      </w:r>
+      <w:r>
+        <w:rPr>
+          <w:b/>
+          <w:bCs/>
+          <w:lang w:val="el-GR"/>
+        </w:rPr>
+        <w:br/>
+      </w:r>
+      <w:r>
+        <w:rPr>
+          <w:b/>
+          <w:bCs/>
+          <w:lang w:val="el-GR"/>
+        </w:rPr>
+        <w:br/>
+      </w:r>
+      <w:r>
+        <w:rPr>
+          <w:b/>
+          <w:bCs/>
+          <w:lang w:val="el-GR"/>
+        </w:rPr>
+        <w:lastRenderedPageBreak/>
+        <w:br/>
+      </w:r>
+      <w:r>
+        <w:rPr>
+          <w:b/>
+          <w:bCs/>
+          <w:noProof/>
+        </w:rPr>
+        <w:drawing>
+          <wp:inline distT="0" distB="0" distL="0" distR="0" wp14:anchorId="19C13742" wp14:editId="27E28E62">
+            <wp:extent cx="5943600" cy="3011805"/>
+            <wp:effectExtent l="0" t="0" r="0" b="0"/>
+            <wp:docPr id="1315774270" name="Picture 3" descr="A graph with lines and text"/>
+            <wp:cNvGraphicFramePr>
+              <a:graphicFrameLocks xmlns:a="http://schemas.openxmlformats.org/drawingml/2006/main" noChangeAspect="1"/>
+            </wp:cNvGraphicFramePr>
+            <a:graphic xmlns:a="http://schemas.openxmlformats.org/drawingml/2006/main">
+              <a:graphicData uri="http://schemas.openxmlformats.org/drawingml/2006/picture">
+                <pic:pic xmlns:pic="http://schemas.openxmlformats.org/drawingml/2006/picture">
+                  <pic:nvPicPr>
+                    <pic:cNvPr id="1315774270" name="Picture 3" descr="A graph with lines and text"/>
+                    <pic:cNvPicPr/>
+                  </pic:nvPicPr>
+                  <pic:blipFill>
+                    <a:blip r:embed="rId10" cstate="print">
+                      <a:extLst>
+                        <a:ext uri="{28A0092B-C50C-407E-A947-70E740481C1C}">
+                          <a14:useLocalDpi xmlns:a14="http://schemas.microsoft.com/office/drawing/2010/main" val="0"/>
+                        </a:ext>
+                      </a:extLst>
+                    </a:blip>
+                    <a:stretch>
+                      <a:fillRect/>
+                    </a:stretch>
+                  </pic:blipFill>
+                  <pic:spPr>
+                    <a:xfrm>
+                      <a:off x="0" y="0"/>
+                      <a:ext cx="5943600" cy="3011805"/>
+                    </a:xfrm>
+                    <a:prstGeom prst="rect">
+                      <a:avLst/>
+                    </a:prstGeom>
+                  </pic:spPr>
+                </pic:pic>
+              </a:graphicData>
+            </a:graphic>
+          </wp:inline>
+        </w:drawing>
+      </w:r>
+    </w:p>
+    <w:p>
+      <w:pPr>
+        <w:rPr>
+          <w:lang w:val="el-GR"/>
+        </w:rPr>
+      </w:pPr>
+      <w:r>
+        <w:rPr>
+          <w:lang w:val="el-GR"/>
+        </w:rPr>
+        <w:t>Όπως αποδεικνύουν οι υπολογισμοί, η καθυστέρηση διάδοσης των 50</w:t>
+      </w:r>
+      <w:proofErr w:type="spellStart"/>
+      <w:r>
+        <w:t>ms</w:t>
+      </w:r>
+      <w:proofErr w:type="spellEnd"/>
+      <w:r>
+        <w:rPr>
+          <w:lang w:val="el-GR"/>
+        </w:rPr>
+        <w:t xml:space="preserve"> είναι ο</w:t>
+      </w:r>
+      <w:r>
+        <w:t> </w:t>
+      </w:r>
+      <w:r>
+        <w:rPr>
+          <w:b/>
+          <w:bCs/>
+          <w:lang w:val="el-GR"/>
+        </w:rPr>
+        <w:t>κυρίαρχος παράγοντας</w:t>
+      </w:r>
+      <w:r>
+        <w:t> </w:t>
+      </w:r>
+      <w:r>
+        <w:rPr>
+          <w:lang w:val="el-GR"/>
+        </w:rPr>
+        <w:t xml:space="preserve">στον χρόνο εξυπηρέτησης. Ακόμα και δεκαπλασιάζοντας ή εκατονταπλασιάζοντας το </w:t>
+      </w:r>
+      <w:r>
+        <w:t>bandwidth</w:t>
+      </w:r>
+      <w:r>
+        <w:rPr>
+          <w:lang w:val="el-GR"/>
+        </w:rPr>
+        <w:t>, ο ρυθμός εξυπηρέτησης βελτιώνεται ελάχιστα (από 17.2 σε 19.9 πακέτα/</w:t>
+      </w:r>
+      <w:r>
+        <w:t>s</w:t>
+      </w:r>
+      <w:r>
+        <w:rPr>
+          <w:lang w:val="el-GR"/>
+        </w:rPr>
+        <w:t>), παραμένοντας δραματικά μικρότερος από τον ρυθμό άφιξης των 200 πακέτων/</w:t>
+      </w:r>
+      <w:r>
+        <w:t>s</w:t>
+      </w:r>
+      <w:r>
+        <w:rPr>
+          <w:lang w:val="el-GR"/>
+        </w:rPr>
+        <w:t>.</w:t>
+      </w:r>
+    </w:p>
+    <w:p>
+      <w:pPr>
+        <w:rPr>
+          <w:b/>
+          <w:bCs/>
+          <w:lang w:val="el-GR"/>
+        </w:rPr>
+      </w:pPr>
+      <w:r>
+        <w:rPr>
+          <w:b/>
+          <w:bCs/>
+          <w:lang w:val="el-GR"/>
+        </w:rPr>
+        <w:t>Συμπέρασμα</w:t>
+      </w:r>
+    </w:p>
+    <w:p>
+      <w:pPr>
+        <w:rPr>
+          <w:lang w:val="el-GR"/>
+        </w:rPr>
+      </w:pPr>
+      <w:r>
+        <w:rPr>
+          <w:lang w:val="el-GR"/>
+        </w:rPr>
+        <w:t xml:space="preserve">Η ανάλυση του Ερωτήματος 5 κατέδειξε ότι η απλή αύξηση του </w:t>
+      </w:r>
+      <w:r>
+        <w:t>bandwidth</w:t>
+      </w:r>
+      <w:r>
+        <w:rPr>
+          <w:lang w:val="el-GR"/>
+        </w:rPr>
+        <w:t xml:space="preserve"> δεν αποτελεί πανάκεια για την επίλυση της δικτυακής συμφόρησης. Όταν στο σύστημα υπάρχει ένας άλλος, μεγαλύτερος παράγοντας καθυστέρησης —στην περίπτωσή μας η καθυστέρηση διάδοσης— αυτός ο παράγοντας γίνεται ο πραγματικός "λαιμός του μπουκαλιού" (</w:t>
+      </w:r>
+      <w:r>
+        <w:t>bottleneck</w:t>
+      </w:r>
+      <w:r>
+        <w:rPr>
+          <w:lang w:val="el-GR"/>
+        </w:rPr>
+        <w:t xml:space="preserve">). Η προσομοίωση αποδεικνύει ότι η απόδοση ενός δικτύου καθορίζεται από τον πιο αργό κρίκο της αλυσίδας. Στο συγκεκριμένο μοντέλο, ακόμα και με θεωρητικά άπειρο </w:t>
+      </w:r>
+      <w:r>
+        <w:t>bandwidth</w:t>
+      </w:r>
+      <w:r>
+        <w:rPr>
+          <w:lang w:val="el-GR"/>
+        </w:rPr>
+        <w:t>, ο ρυθμός εξυπηρέτησης δεν θα μπορούσε ποτέ να ξεπεράσει τα 20 πακέτα/δευτερόλεπτο (1 πακέτο / 50</w:t>
+      </w:r>
+      <w:proofErr w:type="spellStart"/>
+      <w:r>
+        <w:t>ms</w:t>
+      </w:r>
+      <w:proofErr w:type="spellEnd"/>
+      <w:r>
+        <w:rPr>
+          <w:lang w:val="el-GR"/>
+        </w:rPr>
+        <w:t>), καθιστώντας τη συμφόρηση αναπόφευκτη με τον δεδομένο ρυθμό άφιξης. Αυτό το εύρημα υπογραμμίζει τη σημασία της ολιστικής ανάλυσης όλων των παραγόντων καθυστέρησης κατά τον σχεδιασμό και την αξιολόγηση δικτύων.</w:t>
       </w:r>
     </w:p>
     <w:p>
@@ -4560,6 +6761,155 @@
 <file path=word/numbering.xml><?xml version="1.0" encoding="utf-8"?>
 <w:numbering xmlns:wpc="http://schemas.microsoft.com/office/word/2010/wordprocessingCanvas" xmlns:cx="http://schemas.microsoft.com/office/drawing/2014/chartex" xmlns:cx1="http://schemas.microsoft.com/office/drawing/2015/9/8/chartex" xmlns:cx2="http://schemas.microsoft.com/office/drawing/2015/10/21/chartex" xmlns:cx3="http://schemas.microsoft.com/office/drawing/2016/5/9/chartex" xmlns:cx4="http://schemas.microsoft.com/office/drawing/2016/5/10/chartex" xmlns:cx5="http://schemas.microsoft.com/office/drawing/2016/5/11/chartex" xmlns:cx6="http://schemas.microsoft.com/office/drawing/2016/5/12/chartex" xmlns:cx7="http://schemas.microsoft.com/office/drawing/2016/5/13/chartex" xmlns:cx8="http://schemas.microsoft.com/office/drawing/2016/5/14/chartex" xmlns:mc="http://schemas.openxmlformats.org/markup-compatibility/2006" xmlns:aink="http://schemas.microsoft.com/office/drawing/2016/ink" xmlns:am3d="http://schemas.microsoft.com/office/drawing/2017/model3d" xmlns:o="urn:schemas-microsoft-com:office:office" xmlns:oel="http://schemas.microsoft.com/office/2019/extlst" xmlns:r="http://schemas.openxmlformats.org/officeDocument/2006/relationships" xmlns:m="http://schemas.openxmlformats.org/officeDocument/2006/math" xmlns:v="urn:schemas-microsoft-com:vml" xmlns:wp14="http://schemas.microsoft.com/office/word/2010/wordprocessingDrawing" xmlns:wp="http://schemas.openxmlformats.org/drawingml/2006/wordprocessingDrawing" xmlns:w10="urn:schemas-microsoft-com:office:word" xmlns:w="http://schemas.openxmlformats.org/wordprocessingml/2006/main" xmlns:w14="http://schemas.microsoft.com/office/word/2010/wordml" xmlns:w15="http://schemas.microsoft.com/office/word/2012/wordml" xmlns:w16cex="http://schemas.microsoft.com/office/word/2018/wordml/cex" xmlns:w16cid="http://schemas.microsoft.com/office/word/2016/wordml/cid" xmlns:w16="http://schemas.microsoft.com/office/word/2018/wordml" xmlns:w16du="http://schemas.microsoft.com/office/word/2023/wordml/word16du" xmlns:w16sdtdh="http://schemas.microsoft.com/office/word/2020/wordml/sdtdatahash" xmlns:w16sdtfl="http://schemas.microsoft.com/office/word/2024/wordml/sdtformatlock" xmlns:w16se="http://schemas.microsoft.com/office/word/2015/wordml/symex" xmlns:wpg="http://schemas.microsoft.com/office/word/2010/wordprocessingGroup" xmlns:wpi="http://schemas.microsoft.com/office/word/2010/wordprocessingInk" xmlns:wne="http://schemas.microsoft.com/office/word/2006/wordml" xmlns:wps="http://schemas.microsoft.com/office/word/2010/wordprocessingShape" mc:Ignorable="w14 w15 w16se w16cid w16 w16cex w16sdtdh w16sdtfl w16du wp14">
   <w:abstractNum w:abstractNumId="0" w15:restartNumberingAfterBreak="0">
+    <w:nsid w:val="01967CB8"/>
+    <w:multiLevelType w:val="multilevel"/>
+    <w:tmpl w:val="DDF45364"/>
+    <w:lvl w:ilvl="0">
+      <w:start w:val="1"/>
+      <w:numFmt w:val="bullet"/>
+      <w:lvlText w:val=""/>
+      <w:lvlJc w:val="left"/>
+      <w:pPr>
+        <w:tabs>
+          <w:tab w:val="num" w:pos="720"/>
+        </w:tabs>
+        <w:ind w:left="720" w:hanging="360"/>
+      </w:pPr>
+      <w:rPr>
+        <w:rFonts w:ascii="Symbol" w:hAnsi="Symbol" w:hint="default"/>
+        <w:sz w:val="20"/>
+      </w:rPr>
+    </w:lvl>
+    <w:lvl w:ilvl="1" w:tentative="1">
+      <w:start w:val="1"/>
+      <w:numFmt w:val="bullet"/>
+      <w:lvlText w:val="o"/>
+      <w:lvlJc w:val="left"/>
+      <w:pPr>
+        <w:tabs>
+          <w:tab w:val="num" w:pos="1440"/>
+        </w:tabs>
+        <w:ind w:left="1440" w:hanging="360"/>
+      </w:pPr>
+      <w:rPr>
+        <w:rFonts w:ascii="Courier New" w:hAnsi="Courier New" w:hint="default"/>
+        <w:sz w:val="20"/>
+      </w:rPr>
+    </w:lvl>
+    <w:lvl w:ilvl="2" w:tentative="1">
+      <w:start w:val="1"/>
+      <w:numFmt w:val="bullet"/>
+      <w:lvlText w:val=""/>
+      <w:lvlJc w:val="left"/>
+      <w:pPr>
+        <w:tabs>
+          <w:tab w:val="num" w:pos="2160"/>
+        </w:tabs>
+        <w:ind w:left="2160" w:hanging="360"/>
+      </w:pPr>
+      <w:rPr>
+        <w:rFonts w:ascii="Wingdings" w:hAnsi="Wingdings" w:hint="default"/>
+        <w:sz w:val="20"/>
+      </w:rPr>
+    </w:lvl>
+    <w:lvl w:ilvl="3" w:tentative="1">
+      <w:start w:val="1"/>
+      <w:numFmt w:val="bullet"/>
+      <w:lvlText w:val=""/>
+      <w:lvlJc w:val="left"/>
+      <w:pPr>
+        <w:tabs>
+          <w:tab w:val="num" w:pos="2880"/>
+        </w:tabs>
+        <w:ind w:left="2880" w:hanging="360"/>
+      </w:pPr>
+      <w:rPr>
+        <w:rFonts w:ascii="Wingdings" w:hAnsi="Wingdings" w:hint="default"/>
+        <w:sz w:val="20"/>
+      </w:rPr>
+    </w:lvl>
+    <w:lvl w:ilvl="4" w:tentative="1">
+      <w:start w:val="1"/>
+      <w:numFmt w:val="bullet"/>
+      <w:lvlText w:val=""/>
+      <w:lvlJc w:val="left"/>
+      <w:pPr>
+        <w:tabs>
+          <w:tab w:val="num" w:pos="3600"/>
+        </w:tabs>
+        <w:ind w:left="3600" w:hanging="360"/>
+      </w:pPr>
+      <w:rPr>
+        <w:rFonts w:ascii="Wingdings" w:hAnsi="Wingdings" w:hint="default"/>
+        <w:sz w:val="20"/>
+      </w:rPr>
+    </w:lvl>
+    <w:lvl w:ilvl="5" w:tentative="1">
+      <w:start w:val="1"/>
+      <w:numFmt w:val="bullet"/>
+      <w:lvlText w:val=""/>
+      <w:lvlJc w:val="left"/>
+      <w:pPr>
+        <w:tabs>
+          <w:tab w:val="num" w:pos="4320"/>
+        </w:tabs>
+        <w:ind w:left="4320" w:hanging="360"/>
+      </w:pPr>
+      <w:rPr>
+        <w:rFonts w:ascii="Wingdings" w:hAnsi="Wingdings" w:hint="default"/>
+        <w:sz w:val="20"/>
+      </w:rPr>
+    </w:lvl>
+    <w:lvl w:ilvl="6" w:tentative="1">
+      <w:start w:val="1"/>
+      <w:numFmt w:val="bullet"/>
+      <w:lvlText w:val=""/>
+      <w:lvlJc w:val="left"/>
+      <w:pPr>
+        <w:tabs>
+          <w:tab w:val="num" w:pos="5040"/>
+        </w:tabs>
+        <w:ind w:left="5040" w:hanging="360"/>
+      </w:pPr>
+      <w:rPr>
+        <w:rFonts w:ascii="Wingdings" w:hAnsi="Wingdings" w:hint="default"/>
+        <w:sz w:val="20"/>
+      </w:rPr>
+    </w:lvl>
+    <w:lvl w:ilvl="7" w:tentative="1">
+      <w:start w:val="1"/>
+      <w:numFmt w:val="bullet"/>
+      <w:lvlText w:val=""/>
+      <w:lvlJc w:val="left"/>
+      <w:pPr>
+        <w:tabs>
+          <w:tab w:val="num" w:pos="5760"/>
+        </w:tabs>
+        <w:ind w:left="5760" w:hanging="360"/>
+      </w:pPr>
+      <w:rPr>
+        <w:rFonts w:ascii="Wingdings" w:hAnsi="Wingdings" w:hint="default"/>
+        <w:sz w:val="20"/>
+      </w:rPr>
+    </w:lvl>
+    <w:lvl w:ilvl="8" w:tentative="1">
+      <w:start w:val="1"/>
+      <w:numFmt w:val="bullet"/>
+      <w:lvlText w:val=""/>
+      <w:lvlJc w:val="left"/>
+      <w:pPr>
+        <w:tabs>
+          <w:tab w:val="num" w:pos="6480"/>
+        </w:tabs>
+        <w:ind w:left="6480" w:hanging="360"/>
+      </w:pPr>
+      <w:rPr>
+        <w:rFonts w:ascii="Wingdings" w:hAnsi="Wingdings" w:hint="default"/>
+        <w:sz w:val="20"/>
+      </w:rPr>
+    </w:lvl>
+  </w:abstractNum>
+  <w:abstractNum w:abstractNumId="1" w15:restartNumberingAfterBreak="0">
     <w:nsid w:val="09B51F0C"/>
     <w:multiLevelType w:val="multilevel"/>
     <w:tmpl w:val="78CA6D18"/>
@@ -4708,7 +7058,156 @@
       </w:rPr>
     </w:lvl>
   </w:abstractNum>
-  <w:abstractNum w:abstractNumId="1" w15:restartNumberingAfterBreak="0">
+  <w:abstractNum w:abstractNumId="2" w15:restartNumberingAfterBreak="0">
+    <w:nsid w:val="0A5F223A"/>
+    <w:multiLevelType w:val="multilevel"/>
+    <w:tmpl w:val="6BF87BA2"/>
+    <w:lvl w:ilvl="0">
+      <w:start w:val="1"/>
+      <w:numFmt w:val="bullet"/>
+      <w:lvlText w:val=""/>
+      <w:lvlJc w:val="left"/>
+      <w:pPr>
+        <w:tabs>
+          <w:tab w:val="num" w:pos="720"/>
+        </w:tabs>
+        <w:ind w:left="720" w:hanging="360"/>
+      </w:pPr>
+      <w:rPr>
+        <w:rFonts w:ascii="Symbol" w:hAnsi="Symbol" w:hint="default"/>
+        <w:sz w:val="20"/>
+      </w:rPr>
+    </w:lvl>
+    <w:lvl w:ilvl="1">
+      <w:start w:val="1"/>
+      <w:numFmt w:val="bullet"/>
+      <w:lvlText w:val="o"/>
+      <w:lvlJc w:val="left"/>
+      <w:pPr>
+        <w:tabs>
+          <w:tab w:val="num" w:pos="1440"/>
+        </w:tabs>
+        <w:ind w:left="1440" w:hanging="360"/>
+      </w:pPr>
+      <w:rPr>
+        <w:rFonts w:ascii="Courier New" w:hAnsi="Courier New" w:hint="default"/>
+        <w:sz w:val="20"/>
+      </w:rPr>
+    </w:lvl>
+    <w:lvl w:ilvl="2" w:tentative="1">
+      <w:start w:val="1"/>
+      <w:numFmt w:val="bullet"/>
+      <w:lvlText w:val=""/>
+      <w:lvlJc w:val="left"/>
+      <w:pPr>
+        <w:tabs>
+          <w:tab w:val="num" w:pos="2160"/>
+        </w:tabs>
+        <w:ind w:left="2160" w:hanging="360"/>
+      </w:pPr>
+      <w:rPr>
+        <w:rFonts w:ascii="Wingdings" w:hAnsi="Wingdings" w:hint="default"/>
+        <w:sz w:val="20"/>
+      </w:rPr>
+    </w:lvl>
+    <w:lvl w:ilvl="3" w:tentative="1">
+      <w:start w:val="1"/>
+      <w:numFmt w:val="bullet"/>
+      <w:lvlText w:val=""/>
+      <w:lvlJc w:val="left"/>
+      <w:pPr>
+        <w:tabs>
+          <w:tab w:val="num" w:pos="2880"/>
+        </w:tabs>
+        <w:ind w:left="2880" w:hanging="360"/>
+      </w:pPr>
+      <w:rPr>
+        <w:rFonts w:ascii="Wingdings" w:hAnsi="Wingdings" w:hint="default"/>
+        <w:sz w:val="20"/>
+      </w:rPr>
+    </w:lvl>
+    <w:lvl w:ilvl="4" w:tentative="1">
+      <w:start w:val="1"/>
+      <w:numFmt w:val="bullet"/>
+      <w:lvlText w:val=""/>
+      <w:lvlJc w:val="left"/>
+      <w:pPr>
+        <w:tabs>
+          <w:tab w:val="num" w:pos="3600"/>
+        </w:tabs>
+        <w:ind w:left="3600" w:hanging="360"/>
+      </w:pPr>
+      <w:rPr>
+        <w:rFonts w:ascii="Wingdings" w:hAnsi="Wingdings" w:hint="default"/>
+        <w:sz w:val="20"/>
+      </w:rPr>
+    </w:lvl>
+    <w:lvl w:ilvl="5" w:tentative="1">
+      <w:start w:val="1"/>
+      <w:numFmt w:val="bullet"/>
+      <w:lvlText w:val=""/>
+      <w:lvlJc w:val="left"/>
+      <w:pPr>
+        <w:tabs>
+          <w:tab w:val="num" w:pos="4320"/>
+        </w:tabs>
+        <w:ind w:left="4320" w:hanging="360"/>
+      </w:pPr>
+      <w:rPr>
+        <w:rFonts w:ascii="Wingdings" w:hAnsi="Wingdings" w:hint="default"/>
+        <w:sz w:val="20"/>
+      </w:rPr>
+    </w:lvl>
+    <w:lvl w:ilvl="6" w:tentative="1">
+      <w:start w:val="1"/>
+      <w:numFmt w:val="bullet"/>
+      <w:lvlText w:val=""/>
+      <w:lvlJc w:val="left"/>
+      <w:pPr>
+        <w:tabs>
+          <w:tab w:val="num" w:pos="5040"/>
+        </w:tabs>
+        <w:ind w:left="5040" w:hanging="360"/>
+      </w:pPr>
+      <w:rPr>
+        <w:rFonts w:ascii="Wingdings" w:hAnsi="Wingdings" w:hint="default"/>
+        <w:sz w:val="20"/>
+      </w:rPr>
+    </w:lvl>
+    <w:lvl w:ilvl="7" w:tentative="1">
+      <w:start w:val="1"/>
+      <w:numFmt w:val="bullet"/>
+      <w:lvlText w:val=""/>
+      <w:lvlJc w:val="left"/>
+      <w:pPr>
+        <w:tabs>
+          <w:tab w:val="num" w:pos="5760"/>
+        </w:tabs>
+        <w:ind w:left="5760" w:hanging="360"/>
+      </w:pPr>
+      <w:rPr>
+        <w:rFonts w:ascii="Wingdings" w:hAnsi="Wingdings" w:hint="default"/>
+        <w:sz w:val="20"/>
+      </w:rPr>
+    </w:lvl>
+    <w:lvl w:ilvl="8" w:tentative="1">
+      <w:start w:val="1"/>
+      <w:numFmt w:val="bullet"/>
+      <w:lvlText w:val=""/>
+      <w:lvlJc w:val="left"/>
+      <w:pPr>
+        <w:tabs>
+          <w:tab w:val="num" w:pos="6480"/>
+        </w:tabs>
+        <w:ind w:left="6480" w:hanging="360"/>
+      </w:pPr>
+      <w:rPr>
+        <w:rFonts w:ascii="Wingdings" w:hAnsi="Wingdings" w:hint="default"/>
+        <w:sz w:val="20"/>
+      </w:rPr>
+    </w:lvl>
+  </w:abstractNum>
+  <w:abstractNum w:abstractNumId="3" w15:restartNumberingAfterBreak="0">
     <w:nsid w:val="10665DE0"/>
     <w:multiLevelType w:val="multilevel"/>
     <w:tmpl w:val="41887EEC"/>
@@ -4857,7 +7356,7 @@
       </w:rPr>
     </w:lvl>
   </w:abstractNum>
-  <w:abstractNum w:abstractNumId="2" w15:restartNumberingAfterBreak="0">
+  <w:abstractNum w:abstractNumId="4" w15:restartNumberingAfterBreak="0">
     <w:nsid w:val="11BB7245"/>
     <w:multiLevelType w:val="multilevel"/>
     <w:tmpl w:val="0ECE3FA4"/>
@@ -5006,7 +7505,7 @@
       </w:rPr>
     </w:lvl>
   </w:abstractNum>
-  <w:abstractNum w:abstractNumId="3" w15:restartNumberingAfterBreak="0">
+  <w:abstractNum w:abstractNumId="5" w15:restartNumberingAfterBreak="0">
     <w:nsid w:val="19DC3117"/>
     <w:multiLevelType w:val="multilevel"/>
     <w:tmpl w:val="082E20AE"/>
@@ -5119,7 +7618,156 @@
       </w:pPr>
     </w:lvl>
   </w:abstractNum>
-  <w:abstractNum w:abstractNumId="4" w15:restartNumberingAfterBreak="0">
+  <w:abstractNum w:abstractNumId="6" w15:restartNumberingAfterBreak="0">
+    <w:nsid w:val="25C53EC5"/>
+    <w:multiLevelType w:val="multilevel"/>
+    <w:tmpl w:val="73DC3564"/>
+    <w:lvl w:ilvl="0">
+      <w:start w:val="1"/>
+      <w:numFmt w:val="bullet"/>
+      <w:lvlText w:val=""/>
+      <w:lvlJc w:val="left"/>
+      <w:pPr>
+        <w:tabs>
+          <w:tab w:val="num" w:pos="720"/>
+        </w:tabs>
+        <w:ind w:left="720" w:hanging="360"/>
+      </w:pPr>
+      <w:rPr>
+        <w:rFonts w:ascii="Symbol" w:hAnsi="Symbol" w:hint="default"/>
+        <w:sz w:val="20"/>
+      </w:rPr>
+    </w:lvl>
+    <w:lvl w:ilvl="1" w:tentative="1">
+      <w:start w:val="1"/>
+      <w:numFmt w:val="bullet"/>
+      <w:lvlText w:val="o"/>
+      <w:lvlJc w:val="left"/>
+      <w:pPr>
+        <w:tabs>
+          <w:tab w:val="num" w:pos="1440"/>
+        </w:tabs>
+        <w:ind w:left="1440" w:hanging="360"/>
+      </w:pPr>
+      <w:rPr>
+        <w:rFonts w:ascii="Courier New" w:hAnsi="Courier New" w:hint="default"/>
+        <w:sz w:val="20"/>
+      </w:rPr>
+    </w:lvl>
+    <w:lvl w:ilvl="2" w:tentative="1">
+      <w:start w:val="1"/>
+      <w:numFmt w:val="bullet"/>
+      <w:lvlText w:val=""/>
+      <w:lvlJc w:val="left"/>
+      <w:pPr>
+        <w:tabs>
+          <w:tab w:val="num" w:pos="2160"/>
+        </w:tabs>
+        <w:ind w:left="2160" w:hanging="360"/>
+      </w:pPr>
+      <w:rPr>
+        <w:rFonts w:ascii="Wingdings" w:hAnsi="Wingdings" w:hint="default"/>
+        <w:sz w:val="20"/>
+      </w:rPr>
+    </w:lvl>
+    <w:lvl w:ilvl="3" w:tentative="1">
+      <w:start w:val="1"/>
+      <w:numFmt w:val="bullet"/>
+      <w:lvlText w:val=""/>
+      <w:lvlJc w:val="left"/>
+      <w:pPr>
+        <w:tabs>
+          <w:tab w:val="num" w:pos="2880"/>
+        </w:tabs>
+        <w:ind w:left="2880" w:hanging="360"/>
+      </w:pPr>
+      <w:rPr>
+        <w:rFonts w:ascii="Wingdings" w:hAnsi="Wingdings" w:hint="default"/>
+        <w:sz w:val="20"/>
+      </w:rPr>
+    </w:lvl>
+    <w:lvl w:ilvl="4" w:tentative="1">
+      <w:start w:val="1"/>
+      <w:numFmt w:val="bullet"/>
+      <w:lvlText w:val=""/>
+      <w:lvlJc w:val="left"/>
+      <w:pPr>
+        <w:tabs>
+          <w:tab w:val="num" w:pos="3600"/>
+        </w:tabs>
+        <w:ind w:left="3600" w:hanging="360"/>
+      </w:pPr>
+      <w:rPr>
+        <w:rFonts w:ascii="Wingdings" w:hAnsi="Wingdings" w:hint="default"/>
+        <w:sz w:val="20"/>
+      </w:rPr>
+    </w:lvl>
+    <w:lvl w:ilvl="5" w:tentative="1">
+      <w:start w:val="1"/>
+      <w:numFmt w:val="bullet"/>
+      <w:lvlText w:val=""/>
+      <w:lvlJc w:val="left"/>
+      <w:pPr>
+        <w:tabs>
+          <w:tab w:val="num" w:pos="4320"/>
+        </w:tabs>
+        <w:ind w:left="4320" w:hanging="360"/>
+      </w:pPr>
+      <w:rPr>
+        <w:rFonts w:ascii="Wingdings" w:hAnsi="Wingdings" w:hint="default"/>
+        <w:sz w:val="20"/>
+      </w:rPr>
+    </w:lvl>
+    <w:lvl w:ilvl="6" w:tentative="1">
+      <w:start w:val="1"/>
+      <w:numFmt w:val="bullet"/>
+      <w:lvlText w:val=""/>
+      <w:lvlJc w:val="left"/>
+      <w:pPr>
+        <w:tabs>
+          <w:tab w:val="num" w:pos="5040"/>
+        </w:tabs>
+        <w:ind w:left="5040" w:hanging="360"/>
+      </w:pPr>
+      <w:rPr>
+        <w:rFonts w:ascii="Wingdings" w:hAnsi="Wingdings" w:hint="default"/>
+        <w:sz w:val="20"/>
+      </w:rPr>
+    </w:lvl>
+    <w:lvl w:ilvl="7" w:tentative="1">
+      <w:start w:val="1"/>
+      <w:numFmt w:val="bullet"/>
+      <w:lvlText w:val=""/>
+      <w:lvlJc w:val="left"/>
+      <w:pPr>
+        <w:tabs>
+          <w:tab w:val="num" w:pos="5760"/>
+        </w:tabs>
+        <w:ind w:left="5760" w:hanging="360"/>
+      </w:pPr>
+      <w:rPr>
+        <w:rFonts w:ascii="Wingdings" w:hAnsi="Wingdings" w:hint="default"/>
+        <w:sz w:val="20"/>
+      </w:rPr>
+    </w:lvl>
+    <w:lvl w:ilvl="8" w:tentative="1">
+      <w:start w:val="1"/>
+      <w:numFmt w:val="bullet"/>
+      <w:lvlText w:val=""/>
+      <w:lvlJc w:val="left"/>
+      <w:pPr>
+        <w:tabs>
+          <w:tab w:val="num" w:pos="6480"/>
+        </w:tabs>
+        <w:ind w:left="6480" w:hanging="360"/>
+      </w:pPr>
+      <w:rPr>
+        <w:rFonts w:ascii="Wingdings" w:hAnsi="Wingdings" w:hint="default"/>
+        <w:sz w:val="20"/>
+      </w:rPr>
+    </w:lvl>
+  </w:abstractNum>
+  <w:abstractNum w:abstractNumId="7" w15:restartNumberingAfterBreak="0">
     <w:nsid w:val="25DB78B1"/>
     <w:multiLevelType w:val="multilevel"/>
     <w:tmpl w:val="CE88C1A0"/>
@@ -5268,7 +7916,269 @@
       </w:rPr>
     </w:lvl>
   </w:abstractNum>
-  <w:abstractNum w:abstractNumId="5" w15:restartNumberingAfterBreak="0">
+  <w:abstractNum w:abstractNumId="8" w15:restartNumberingAfterBreak="0">
+    <w:nsid w:val="26DA2C2B"/>
+    <w:multiLevelType w:val="multilevel"/>
+    <w:tmpl w:val="5E4843EE"/>
+    <w:lvl w:ilvl="0">
+      <w:start w:val="1"/>
+      <w:numFmt w:val="bullet"/>
+      <w:lvlText w:val=""/>
+      <w:lvlJc w:val="left"/>
+      <w:pPr>
+        <w:tabs>
+          <w:tab w:val="num" w:pos="720"/>
+        </w:tabs>
+        <w:ind w:left="720" w:hanging="360"/>
+      </w:pPr>
+      <w:rPr>
+        <w:rFonts w:ascii="Symbol" w:hAnsi="Symbol" w:hint="default"/>
+        <w:sz w:val="20"/>
+      </w:rPr>
+    </w:lvl>
+    <w:lvl w:ilvl="1" w:tentative="1">
+      <w:start w:val="1"/>
+      <w:numFmt w:val="bullet"/>
+      <w:lvlText w:val="o"/>
+      <w:lvlJc w:val="left"/>
+      <w:pPr>
+        <w:tabs>
+          <w:tab w:val="num" w:pos="1440"/>
+        </w:tabs>
+        <w:ind w:left="1440" w:hanging="360"/>
+      </w:pPr>
+      <w:rPr>
+        <w:rFonts w:ascii="Courier New" w:hAnsi="Courier New" w:hint="default"/>
+        <w:sz w:val="20"/>
+      </w:rPr>
+    </w:lvl>
+    <w:lvl w:ilvl="2" w:tentative="1">
+      <w:start w:val="1"/>
+      <w:numFmt w:val="bullet"/>
+      <w:lvlText w:val=""/>
+      <w:lvlJc w:val="left"/>
+      <w:pPr>
+        <w:tabs>
+          <w:tab w:val="num" w:pos="2160"/>
+        </w:tabs>
+        <w:ind w:left="2160" w:hanging="360"/>
+      </w:pPr>
+      <w:rPr>
+        <w:rFonts w:ascii="Wingdings" w:hAnsi="Wingdings" w:hint="default"/>
+        <w:sz w:val="20"/>
+      </w:rPr>
+    </w:lvl>
+    <w:lvl w:ilvl="3" w:tentative="1">
+      <w:start w:val="1"/>
+      <w:numFmt w:val="bullet"/>
+      <w:lvlText w:val=""/>
+      <w:lvlJc w:val="left"/>
+      <w:pPr>
+        <w:tabs>
+          <w:tab w:val="num" w:pos="2880"/>
+        </w:tabs>
+        <w:ind w:left="2880" w:hanging="360"/>
+      </w:pPr>
+      <w:rPr>
+        <w:rFonts w:ascii="Wingdings" w:hAnsi="Wingdings" w:hint="default"/>
+        <w:sz w:val="20"/>
+      </w:rPr>
+    </w:lvl>
+    <w:lvl w:ilvl="4" w:tentative="1">
+      <w:start w:val="1"/>
+      <w:numFmt w:val="bullet"/>
+      <w:lvlText w:val=""/>
+      <w:lvlJc w:val="left"/>
+      <w:pPr>
+        <w:tabs>
+          <w:tab w:val="num" w:pos="3600"/>
+        </w:tabs>
+        <w:ind w:left="3600" w:hanging="360"/>
+      </w:pPr>
+      <w:rPr>
+        <w:rFonts w:ascii="Wingdings" w:hAnsi="Wingdings" w:hint="default"/>
+        <w:sz w:val="20"/>
+      </w:rPr>
+    </w:lvl>
+    <w:lvl w:ilvl="5" w:tentative="1">
+      <w:start w:val="1"/>
+      <w:numFmt w:val="bullet"/>
+      <w:lvlText w:val=""/>
+      <w:lvlJc w:val="left"/>
+      <w:pPr>
+        <w:tabs>
+          <w:tab w:val="num" w:pos="4320"/>
+        </w:tabs>
+        <w:ind w:left="4320" w:hanging="360"/>
+      </w:pPr>
+      <w:rPr>
+        <w:rFonts w:ascii="Wingdings" w:hAnsi="Wingdings" w:hint="default"/>
+        <w:sz w:val="20"/>
+      </w:rPr>
+    </w:lvl>
+    <w:lvl w:ilvl="6" w:tentative="1">
+      <w:start w:val="1"/>
+      <w:numFmt w:val="bullet"/>
+      <w:lvlText w:val=""/>
+      <w:lvlJc w:val="left"/>
+      <w:pPr>
+        <w:tabs>
+          <w:tab w:val="num" w:pos="5040"/>
+        </w:tabs>
+        <w:ind w:left="5040" w:hanging="360"/>
+      </w:pPr>
+      <w:rPr>
+        <w:rFonts w:ascii="Wingdings" w:hAnsi="Wingdings" w:hint="default"/>
+        <w:sz w:val="20"/>
+      </w:rPr>
+    </w:lvl>
+    <w:lvl w:ilvl="7" w:tentative="1">
+      <w:start w:val="1"/>
+      <w:numFmt w:val="bullet"/>
+      <w:lvlText w:val=""/>
+      <w:lvlJc w:val="left"/>
+      <w:pPr>
+        <w:tabs>
+          <w:tab w:val="num" w:pos="5760"/>
+        </w:tabs>
+        <w:ind w:left="5760" w:hanging="360"/>
+      </w:pPr>
+      <w:rPr>
+        <w:rFonts w:ascii="Wingdings" w:hAnsi="Wingdings" w:hint="default"/>
+        <w:sz w:val="20"/>
+      </w:rPr>
+    </w:lvl>
+    <w:lvl w:ilvl="8" w:tentative="1">
+      <w:start w:val="1"/>
+      <w:numFmt w:val="bullet"/>
+      <w:lvlText w:val=""/>
+      <w:lvlJc w:val="left"/>
+      <w:pPr>
+        <w:tabs>
+          <w:tab w:val="num" w:pos="6480"/>
+        </w:tabs>
+        <w:ind w:left="6480" w:hanging="360"/>
+      </w:pPr>
+      <w:rPr>
+        <w:rFonts w:ascii="Wingdings" w:hAnsi="Wingdings" w:hint="default"/>
+        <w:sz w:val="20"/>
+      </w:rPr>
+    </w:lvl>
+  </w:abstractNum>
+  <w:abstractNum w:abstractNumId="9" w15:restartNumberingAfterBreak="0">
+    <w:nsid w:val="2B2A1259"/>
+    <w:multiLevelType w:val="multilevel"/>
+    <w:tmpl w:val="4D52DC1A"/>
+    <w:lvl w:ilvl="0">
+      <w:start w:val="1"/>
+      <w:numFmt w:val="decimal"/>
+      <w:lvlText w:val="%1."/>
+      <w:lvlJc w:val="left"/>
+      <w:pPr>
+        <w:tabs>
+          <w:tab w:val="num" w:pos="720"/>
+        </w:tabs>
+        <w:ind w:left="720" w:hanging="360"/>
+      </w:pPr>
+    </w:lvl>
+    <w:lvl w:ilvl="1" w:tentative="1">
+      <w:start w:val="1"/>
+      <w:numFmt w:val="decimal"/>
+      <w:lvlText w:val="%2."/>
+      <w:lvlJc w:val="left"/>
+      <w:pPr>
+        <w:tabs>
+          <w:tab w:val="num" w:pos="1440"/>
+        </w:tabs>
+        <w:ind w:left="1440" w:hanging="360"/>
+      </w:pPr>
+    </w:lvl>
+    <w:lvl w:ilvl="2" w:tentative="1">
+      <w:start w:val="1"/>
+      <w:numFmt w:val="decimal"/>
+      <w:lvlText w:val="%3."/>
+      <w:lvlJc w:val="left"/>
+      <w:pPr>
+        <w:tabs>
+          <w:tab w:val="num" w:pos="2160"/>
+        </w:tabs>
+        <w:ind w:left="2160" w:hanging="360"/>
+      </w:pPr>
+    </w:lvl>
+    <w:lvl w:ilvl="3" w:tentative="1">
+      <w:start w:val="1"/>
+      <w:numFmt w:val="decimal"/>
+      <w:lvlText w:val="%4."/>
+      <w:lvlJc w:val="left"/>
+      <w:pPr>
+        <w:tabs>
+          <w:tab w:val="num" w:pos="2880"/>
+        </w:tabs>
+        <w:ind w:left="2880" w:hanging="360"/>
+      </w:pPr>
+    </w:lvl>
+    <w:lvl w:ilvl="4" w:tentative="1">
+      <w:start w:val="1"/>
+      <w:numFmt w:val="decimal"/>
+      <w:lvlText w:val="%5."/>
+      <w:lvlJc w:val="left"/>
+      <w:pPr>
+        <w:tabs>
+          <w:tab w:val="num" w:pos="3600"/>
+        </w:tabs>
+        <w:ind w:left="3600" w:hanging="360"/>
+      </w:pPr>
+    </w:lvl>
+    <w:lvl w:ilvl="5" w:tentative="1">
+      <w:start w:val="1"/>
+      <w:numFmt w:val="decimal"/>
+      <w:lvlText w:val="%6."/>
+      <w:lvlJc w:val="left"/>
+      <w:pPr>
+        <w:tabs>
+          <w:tab w:val="num" w:pos="4320"/>
+        </w:tabs>
+        <w:ind w:left="4320" w:hanging="360"/>
+      </w:pPr>
+    </w:lvl>
+    <w:lvl w:ilvl="6" w:tentative="1">
+      <w:start w:val="1"/>
+      <w:numFmt w:val="decimal"/>
+      <w:lvlText w:val="%7."/>
+      <w:lvlJc w:val="left"/>
+      <w:pPr>
+        <w:tabs>
+          <w:tab w:val="num" w:pos="5040"/>
+        </w:tabs>
+        <w:ind w:left="5040" w:hanging="360"/>
+      </w:pPr>
+    </w:lvl>
+    <w:lvl w:ilvl="7" w:tentative="1">
+      <w:start w:val="1"/>
+      <w:numFmt w:val="decimal"/>
+      <w:lvlText w:val="%8."/>
+      <w:lvlJc w:val="left"/>
+      <w:pPr>
+        <w:tabs>
+          <w:tab w:val="num" w:pos="5760"/>
+        </w:tabs>
+        <w:ind w:left="5760" w:hanging="360"/>
+      </w:pPr>
+    </w:lvl>
+    <w:lvl w:ilvl="8" w:tentative="1">
+      <w:start w:val="1"/>
+      <w:numFmt w:val="decimal"/>
+      <w:lvlText w:val="%9."/>
+      <w:lvlJc w:val="left"/>
+      <w:pPr>
+        <w:tabs>
+          <w:tab w:val="num" w:pos="6480"/>
+        </w:tabs>
+        <w:ind w:left="6480" w:hanging="360"/>
+      </w:pPr>
+    </w:lvl>
+  </w:abstractNum>
+  <w:abstractNum w:abstractNumId="10" w15:restartNumberingAfterBreak="0">
     <w:nsid w:val="2BA04CDA"/>
     <w:multiLevelType w:val="multilevel"/>
     <w:tmpl w:val="11F8C74E"/>
@@ -5417,7 +8327,7 @@
       </w:rPr>
     </w:lvl>
   </w:abstractNum>
-  <w:abstractNum w:abstractNumId="6" w15:restartNumberingAfterBreak="0">
+  <w:abstractNum w:abstractNumId="11" w15:restartNumberingAfterBreak="0">
     <w:nsid w:val="2D2F1349"/>
     <w:multiLevelType w:val="multilevel"/>
     <w:tmpl w:val="193208F0"/>
@@ -5566,7 +8476,156 @@
       </w:rPr>
     </w:lvl>
   </w:abstractNum>
-  <w:abstractNum w:abstractNumId="7" w15:restartNumberingAfterBreak="0">
+  <w:abstractNum w:abstractNumId="12" w15:restartNumberingAfterBreak="0">
+    <w:nsid w:val="35D318C1"/>
+    <w:multiLevelType w:val="multilevel"/>
+    <w:tmpl w:val="D67C1310"/>
+    <w:lvl w:ilvl="0">
+      <w:start w:val="1"/>
+      <w:numFmt w:val="bullet"/>
+      <w:lvlText w:val=""/>
+      <w:lvlJc w:val="left"/>
+      <w:pPr>
+        <w:tabs>
+          <w:tab w:val="num" w:pos="720"/>
+        </w:tabs>
+        <w:ind w:left="720" w:hanging="360"/>
+      </w:pPr>
+      <w:rPr>
+        <w:rFonts w:ascii="Symbol" w:hAnsi="Symbol" w:hint="default"/>
+        <w:sz w:val="20"/>
+      </w:rPr>
+    </w:lvl>
+    <w:lvl w:ilvl="1" w:tentative="1">
+      <w:start w:val="1"/>
+      <w:numFmt w:val="bullet"/>
+      <w:lvlText w:val="o"/>
+      <w:lvlJc w:val="left"/>
+      <w:pPr>
+        <w:tabs>
+          <w:tab w:val="num" w:pos="1440"/>
+        </w:tabs>
+        <w:ind w:left="1440" w:hanging="360"/>
+      </w:pPr>
+      <w:rPr>
+        <w:rFonts w:ascii="Courier New" w:hAnsi="Courier New" w:hint="default"/>
+        <w:sz w:val="20"/>
+      </w:rPr>
+    </w:lvl>
+    <w:lvl w:ilvl="2" w:tentative="1">
+      <w:start w:val="1"/>
+      <w:numFmt w:val="bullet"/>
+      <w:lvlText w:val=""/>
+      <w:lvlJc w:val="left"/>
+      <w:pPr>
+        <w:tabs>
+          <w:tab w:val="num" w:pos="2160"/>
+        </w:tabs>
+        <w:ind w:left="2160" w:hanging="360"/>
+      </w:pPr>
+      <w:rPr>
+        <w:rFonts w:ascii="Wingdings" w:hAnsi="Wingdings" w:hint="default"/>
+        <w:sz w:val="20"/>
+      </w:rPr>
+    </w:lvl>
+    <w:lvl w:ilvl="3" w:tentative="1">
+      <w:start w:val="1"/>
+      <w:numFmt w:val="bullet"/>
+      <w:lvlText w:val=""/>
+      <w:lvlJc w:val="left"/>
+      <w:pPr>
+        <w:tabs>
+          <w:tab w:val="num" w:pos="2880"/>
+        </w:tabs>
+        <w:ind w:left="2880" w:hanging="360"/>
+      </w:pPr>
+      <w:rPr>
+        <w:rFonts w:ascii="Wingdings" w:hAnsi="Wingdings" w:hint="default"/>
+        <w:sz w:val="20"/>
+      </w:rPr>
+    </w:lvl>
+    <w:lvl w:ilvl="4" w:tentative="1">
+      <w:start w:val="1"/>
+      <w:numFmt w:val="bullet"/>
+      <w:lvlText w:val=""/>
+      <w:lvlJc w:val="left"/>
+      <w:pPr>
+        <w:tabs>
+          <w:tab w:val="num" w:pos="3600"/>
+        </w:tabs>
+        <w:ind w:left="3600" w:hanging="360"/>
+      </w:pPr>
+      <w:rPr>
+        <w:rFonts w:ascii="Wingdings" w:hAnsi="Wingdings" w:hint="default"/>
+        <w:sz w:val="20"/>
+      </w:rPr>
+    </w:lvl>
+    <w:lvl w:ilvl="5" w:tentative="1">
+      <w:start w:val="1"/>
+      <w:numFmt w:val="bullet"/>
+      <w:lvlText w:val=""/>
+      <w:lvlJc w:val="left"/>
+      <w:pPr>
+        <w:tabs>
+          <w:tab w:val="num" w:pos="4320"/>
+        </w:tabs>
+        <w:ind w:left="4320" w:hanging="360"/>
+      </w:pPr>
+      <w:rPr>
+        <w:rFonts w:ascii="Wingdings" w:hAnsi="Wingdings" w:hint="default"/>
+        <w:sz w:val="20"/>
+      </w:rPr>
+    </w:lvl>
+    <w:lvl w:ilvl="6" w:tentative="1">
+      <w:start w:val="1"/>
+      <w:numFmt w:val="bullet"/>
+      <w:lvlText w:val=""/>
+      <w:lvlJc w:val="left"/>
+      <w:pPr>
+        <w:tabs>
+          <w:tab w:val="num" w:pos="5040"/>
+        </w:tabs>
+        <w:ind w:left="5040" w:hanging="360"/>
+      </w:pPr>
+      <w:rPr>
+        <w:rFonts w:ascii="Wingdings" w:hAnsi="Wingdings" w:hint="default"/>
+        <w:sz w:val="20"/>
+      </w:rPr>
+    </w:lvl>
+    <w:lvl w:ilvl="7" w:tentative="1">
+      <w:start w:val="1"/>
+      <w:numFmt w:val="bullet"/>
+      <w:lvlText w:val=""/>
+      <w:lvlJc w:val="left"/>
+      <w:pPr>
+        <w:tabs>
+          <w:tab w:val="num" w:pos="5760"/>
+        </w:tabs>
+        <w:ind w:left="5760" w:hanging="360"/>
+      </w:pPr>
+      <w:rPr>
+        <w:rFonts w:ascii="Wingdings" w:hAnsi="Wingdings" w:hint="default"/>
+        <w:sz w:val="20"/>
+      </w:rPr>
+    </w:lvl>
+    <w:lvl w:ilvl="8" w:tentative="1">
+      <w:start w:val="1"/>
+      <w:numFmt w:val="bullet"/>
+      <w:lvlText w:val=""/>
+      <w:lvlJc w:val="left"/>
+      <w:pPr>
+        <w:tabs>
+          <w:tab w:val="num" w:pos="6480"/>
+        </w:tabs>
+        <w:ind w:left="6480" w:hanging="360"/>
+      </w:pPr>
+      <w:rPr>
+        <w:rFonts w:ascii="Wingdings" w:hAnsi="Wingdings" w:hint="default"/>
+        <w:sz w:val="20"/>
+      </w:rPr>
+    </w:lvl>
+  </w:abstractNum>
+  <w:abstractNum w:abstractNumId="13" w15:restartNumberingAfterBreak="0">
     <w:nsid w:val="3737714F"/>
     <w:multiLevelType w:val="multilevel"/>
     <w:tmpl w:val="452878B8"/>
@@ -5679,7 +8738,305 @@
       </w:pPr>
     </w:lvl>
   </w:abstractNum>
-  <w:abstractNum w:abstractNumId="8" w15:restartNumberingAfterBreak="0">
+  <w:abstractNum w:abstractNumId="14" w15:restartNumberingAfterBreak="0">
+    <w:nsid w:val="39E41C17"/>
+    <w:multiLevelType w:val="multilevel"/>
+    <w:tmpl w:val="9F02B58E"/>
+    <w:lvl w:ilvl="0">
+      <w:start w:val="1"/>
+      <w:numFmt w:val="bullet"/>
+      <w:lvlText w:val=""/>
+      <w:lvlJc w:val="left"/>
+      <w:pPr>
+        <w:tabs>
+          <w:tab w:val="num" w:pos="720"/>
+        </w:tabs>
+        <w:ind w:left="720" w:hanging="360"/>
+      </w:pPr>
+      <w:rPr>
+        <w:rFonts w:ascii="Symbol" w:hAnsi="Symbol" w:hint="default"/>
+        <w:sz w:val="20"/>
+      </w:rPr>
+    </w:lvl>
+    <w:lvl w:ilvl="1" w:tentative="1">
+      <w:start w:val="1"/>
+      <w:numFmt w:val="bullet"/>
+      <w:lvlText w:val="o"/>
+      <w:lvlJc w:val="left"/>
+      <w:pPr>
+        <w:tabs>
+          <w:tab w:val="num" w:pos="1440"/>
+        </w:tabs>
+        <w:ind w:left="1440" w:hanging="360"/>
+      </w:pPr>
+      <w:rPr>
+        <w:rFonts w:ascii="Courier New" w:hAnsi="Courier New" w:hint="default"/>
+        <w:sz w:val="20"/>
+      </w:rPr>
+    </w:lvl>
+    <w:lvl w:ilvl="2" w:tentative="1">
+      <w:start w:val="1"/>
+      <w:numFmt w:val="bullet"/>
+      <w:lvlText w:val=""/>
+      <w:lvlJc w:val="left"/>
+      <w:pPr>
+        <w:tabs>
+          <w:tab w:val="num" w:pos="2160"/>
+        </w:tabs>
+        <w:ind w:left="2160" w:hanging="360"/>
+      </w:pPr>
+      <w:rPr>
+        <w:rFonts w:ascii="Wingdings" w:hAnsi="Wingdings" w:hint="default"/>
+        <w:sz w:val="20"/>
+      </w:rPr>
+    </w:lvl>
+    <w:lvl w:ilvl="3" w:tentative="1">
+      <w:start w:val="1"/>
+      <w:numFmt w:val="bullet"/>
+      <w:lvlText w:val=""/>
+      <w:lvlJc w:val="left"/>
+      <w:pPr>
+        <w:tabs>
+          <w:tab w:val="num" w:pos="2880"/>
+        </w:tabs>
+        <w:ind w:left="2880" w:hanging="360"/>
+      </w:pPr>
+      <w:rPr>
+        <w:rFonts w:ascii="Wingdings" w:hAnsi="Wingdings" w:hint="default"/>
+        <w:sz w:val="20"/>
+      </w:rPr>
+    </w:lvl>
+    <w:lvl w:ilvl="4" w:tentative="1">
+      <w:start w:val="1"/>
+      <w:numFmt w:val="bullet"/>
+      <w:lvlText w:val=""/>
+      <w:lvlJc w:val="left"/>
+      <w:pPr>
+        <w:tabs>
+          <w:tab w:val="num" w:pos="3600"/>
+        </w:tabs>
+        <w:ind w:left="3600" w:hanging="360"/>
+      </w:pPr>
+      <w:rPr>
+        <w:rFonts w:ascii="Wingdings" w:hAnsi="Wingdings" w:hint="default"/>
+        <w:sz w:val="20"/>
+      </w:rPr>
+    </w:lvl>
+    <w:lvl w:ilvl="5" w:tentative="1">
+      <w:start w:val="1"/>
+      <w:numFmt w:val="bullet"/>
+      <w:lvlText w:val=""/>
+      <w:lvlJc w:val="left"/>
+      <w:pPr>
+        <w:tabs>
+          <w:tab w:val="num" w:pos="4320"/>
+        </w:tabs>
+        <w:ind w:left="4320" w:hanging="360"/>
+      </w:pPr>
+      <w:rPr>
+        <w:rFonts w:ascii="Wingdings" w:hAnsi="Wingdings" w:hint="default"/>
+        <w:sz w:val="20"/>
+      </w:rPr>
+    </w:lvl>
+    <w:lvl w:ilvl="6" w:tentative="1">
+      <w:start w:val="1"/>
+      <w:numFmt w:val="bullet"/>
+      <w:lvlText w:val=""/>
+      <w:lvlJc w:val="left"/>
+      <w:pPr>
+        <w:tabs>
+          <w:tab w:val="num" w:pos="5040"/>
+        </w:tabs>
+        <w:ind w:left="5040" w:hanging="360"/>
+      </w:pPr>
+      <w:rPr>
+        <w:rFonts w:ascii="Wingdings" w:hAnsi="Wingdings" w:hint="default"/>
+        <w:sz w:val="20"/>
+      </w:rPr>
+    </w:lvl>
+    <w:lvl w:ilvl="7" w:tentative="1">
+      <w:start w:val="1"/>
+      <w:numFmt w:val="bullet"/>
+      <w:lvlText w:val=""/>
+      <w:lvlJc w:val="left"/>
+      <w:pPr>
+        <w:tabs>
+          <w:tab w:val="num" w:pos="5760"/>
+        </w:tabs>
+        <w:ind w:left="5760" w:hanging="360"/>
+      </w:pPr>
+      <w:rPr>
+        <w:rFonts w:ascii="Wingdings" w:hAnsi="Wingdings" w:hint="default"/>
+        <w:sz w:val="20"/>
+      </w:rPr>
+    </w:lvl>
+    <w:lvl w:ilvl="8" w:tentative="1">
+      <w:start w:val="1"/>
+      <w:numFmt w:val="bullet"/>
+      <w:lvlText w:val=""/>
+      <w:lvlJc w:val="left"/>
+      <w:pPr>
+        <w:tabs>
+          <w:tab w:val="num" w:pos="6480"/>
+        </w:tabs>
+        <w:ind w:left="6480" w:hanging="360"/>
+      </w:pPr>
+      <w:rPr>
+        <w:rFonts w:ascii="Wingdings" w:hAnsi="Wingdings" w:hint="default"/>
+        <w:sz w:val="20"/>
+      </w:rPr>
+    </w:lvl>
+  </w:abstractNum>
+  <w:abstractNum w:abstractNumId="15" w15:restartNumberingAfterBreak="0">
+    <w:nsid w:val="3A9245AE"/>
+    <w:multiLevelType w:val="multilevel"/>
+    <w:tmpl w:val="BDDE875C"/>
+    <w:lvl w:ilvl="0">
+      <w:start w:val="1"/>
+      <w:numFmt w:val="bullet"/>
+      <w:lvlText w:val=""/>
+      <w:lvlJc w:val="left"/>
+      <w:pPr>
+        <w:tabs>
+          <w:tab w:val="num" w:pos="720"/>
+        </w:tabs>
+        <w:ind w:left="720" w:hanging="360"/>
+      </w:pPr>
+      <w:rPr>
+        <w:rFonts w:ascii="Symbol" w:hAnsi="Symbol" w:hint="default"/>
+        <w:sz w:val="20"/>
+      </w:rPr>
+    </w:lvl>
+    <w:lvl w:ilvl="1" w:tentative="1">
+      <w:start w:val="1"/>
+      <w:numFmt w:val="bullet"/>
+      <w:lvlText w:val="o"/>
+      <w:lvlJc w:val="left"/>
+      <w:pPr>
+        <w:tabs>
+          <w:tab w:val="num" w:pos="1440"/>
+        </w:tabs>
+        <w:ind w:left="1440" w:hanging="360"/>
+      </w:pPr>
+      <w:rPr>
+        <w:rFonts w:ascii="Courier New" w:hAnsi="Courier New" w:hint="default"/>
+        <w:sz w:val="20"/>
+      </w:rPr>
+    </w:lvl>
+    <w:lvl w:ilvl="2" w:tentative="1">
+      <w:start w:val="1"/>
+      <w:numFmt w:val="bullet"/>
+      <w:lvlText w:val=""/>
+      <w:lvlJc w:val="left"/>
+      <w:pPr>
+        <w:tabs>
+          <w:tab w:val="num" w:pos="2160"/>
+        </w:tabs>
+        <w:ind w:left="2160" w:hanging="360"/>
+      </w:pPr>
+      <w:rPr>
+        <w:rFonts w:ascii="Wingdings" w:hAnsi="Wingdings" w:hint="default"/>
+        <w:sz w:val="20"/>
+      </w:rPr>
+    </w:lvl>
+    <w:lvl w:ilvl="3" w:tentative="1">
+      <w:start w:val="1"/>
+      <w:numFmt w:val="bullet"/>
+      <w:lvlText w:val=""/>
+      <w:lvlJc w:val="left"/>
+      <w:pPr>
+        <w:tabs>
+          <w:tab w:val="num" w:pos="2880"/>
+        </w:tabs>
+        <w:ind w:left="2880" w:hanging="360"/>
+      </w:pPr>
+      <w:rPr>
+        <w:rFonts w:ascii="Wingdings" w:hAnsi="Wingdings" w:hint="default"/>
+        <w:sz w:val="20"/>
+      </w:rPr>
+    </w:lvl>
+    <w:lvl w:ilvl="4" w:tentative="1">
+      <w:start w:val="1"/>
+      <w:numFmt w:val="bullet"/>
+      <w:lvlText w:val=""/>
+      <w:lvlJc w:val="left"/>
+      <w:pPr>
+        <w:tabs>
+          <w:tab w:val="num" w:pos="3600"/>
+        </w:tabs>
+        <w:ind w:left="3600" w:hanging="360"/>
+      </w:pPr>
+      <w:rPr>
+        <w:rFonts w:ascii="Wingdings" w:hAnsi="Wingdings" w:hint="default"/>
+        <w:sz w:val="20"/>
+      </w:rPr>
+    </w:lvl>
+    <w:lvl w:ilvl="5" w:tentative="1">
+      <w:start w:val="1"/>
+      <w:numFmt w:val="bullet"/>
+      <w:lvlText w:val=""/>
+      <w:lvlJc w:val="left"/>
+      <w:pPr>
+        <w:tabs>
+          <w:tab w:val="num" w:pos="4320"/>
+        </w:tabs>
+        <w:ind w:left="4320" w:hanging="360"/>
+      </w:pPr>
+      <w:rPr>
+        <w:rFonts w:ascii="Wingdings" w:hAnsi="Wingdings" w:hint="default"/>
+        <w:sz w:val="20"/>
+      </w:rPr>
+    </w:lvl>
+    <w:lvl w:ilvl="6" w:tentative="1">
+      <w:start w:val="1"/>
+      <w:numFmt w:val="bullet"/>
+      <w:lvlText w:val=""/>
+      <w:lvlJc w:val="left"/>
+      <w:pPr>
+        <w:tabs>
+          <w:tab w:val="num" w:pos="5040"/>
+        </w:tabs>
+        <w:ind w:left="5040" w:hanging="360"/>
+      </w:pPr>
+      <w:rPr>
+        <w:rFonts w:ascii="Wingdings" w:hAnsi="Wingdings" w:hint="default"/>
+        <w:sz w:val="20"/>
+      </w:rPr>
+    </w:lvl>
+    <w:lvl w:ilvl="7" w:tentative="1">
+      <w:start w:val="1"/>
+      <w:numFmt w:val="bullet"/>
+      <w:lvlText w:val=""/>
+      <w:lvlJc w:val="left"/>
+      <w:pPr>
+        <w:tabs>
+          <w:tab w:val="num" w:pos="5760"/>
+        </w:tabs>
+        <w:ind w:left="5760" w:hanging="360"/>
+      </w:pPr>
+      <w:rPr>
+        <w:rFonts w:ascii="Wingdings" w:hAnsi="Wingdings" w:hint="default"/>
+        <w:sz w:val="20"/>
+      </w:rPr>
+    </w:lvl>
+    <w:lvl w:ilvl="8" w:tentative="1">
+      <w:start w:val="1"/>
+      <w:numFmt w:val="bullet"/>
+      <w:lvlText w:val=""/>
+      <w:lvlJc w:val="left"/>
+      <w:pPr>
+        <w:tabs>
+          <w:tab w:val="num" w:pos="6480"/>
+        </w:tabs>
+        <w:ind w:left="6480" w:hanging="360"/>
+      </w:pPr>
+      <w:rPr>
+        <w:rFonts w:ascii="Wingdings" w:hAnsi="Wingdings" w:hint="default"/>
+        <w:sz w:val="20"/>
+      </w:rPr>
+    </w:lvl>
+  </w:abstractNum>
+  <w:abstractNum w:abstractNumId="16" w15:restartNumberingAfterBreak="0">
     <w:nsid w:val="3FAC7CBF"/>
     <w:multiLevelType w:val="multilevel"/>
     <w:tmpl w:val="0126524C"/>
@@ -5828,7 +9185,7 @@
       </w:rPr>
     </w:lvl>
   </w:abstractNum>
-  <w:abstractNum w:abstractNumId="9" w15:restartNumberingAfterBreak="0">
+  <w:abstractNum w:abstractNumId="17" w15:restartNumberingAfterBreak="0">
     <w:nsid w:val="41447DC4"/>
     <w:multiLevelType w:val="multilevel"/>
     <w:tmpl w:val="34145460"/>
@@ -5977,7 +9334,269 @@
       </w:rPr>
     </w:lvl>
   </w:abstractNum>
-  <w:abstractNum w:abstractNumId="10" w15:restartNumberingAfterBreak="0">
+  <w:abstractNum w:abstractNumId="18" w15:restartNumberingAfterBreak="0">
+    <w:nsid w:val="416B5FB9"/>
+    <w:multiLevelType w:val="multilevel"/>
+    <w:tmpl w:val="F63AD70C"/>
+    <w:lvl w:ilvl="0">
+      <w:start w:val="1"/>
+      <w:numFmt w:val="decimal"/>
+      <w:lvlText w:val="%1."/>
+      <w:lvlJc w:val="left"/>
+      <w:pPr>
+        <w:tabs>
+          <w:tab w:val="num" w:pos="720"/>
+        </w:tabs>
+        <w:ind w:left="720" w:hanging="360"/>
+      </w:pPr>
+    </w:lvl>
+    <w:lvl w:ilvl="1" w:tentative="1">
+      <w:start w:val="1"/>
+      <w:numFmt w:val="decimal"/>
+      <w:lvlText w:val="%2."/>
+      <w:lvlJc w:val="left"/>
+      <w:pPr>
+        <w:tabs>
+          <w:tab w:val="num" w:pos="1440"/>
+        </w:tabs>
+        <w:ind w:left="1440" w:hanging="360"/>
+      </w:pPr>
+    </w:lvl>
+    <w:lvl w:ilvl="2" w:tentative="1">
+      <w:start w:val="1"/>
+      <w:numFmt w:val="decimal"/>
+      <w:lvlText w:val="%3."/>
+      <w:lvlJc w:val="left"/>
+      <w:pPr>
+        <w:tabs>
+          <w:tab w:val="num" w:pos="2160"/>
+        </w:tabs>
+        <w:ind w:left="2160" w:hanging="360"/>
+      </w:pPr>
+    </w:lvl>
+    <w:lvl w:ilvl="3" w:tentative="1">
+      <w:start w:val="1"/>
+      <w:numFmt w:val="decimal"/>
+      <w:lvlText w:val="%4."/>
+      <w:lvlJc w:val="left"/>
+      <w:pPr>
+        <w:tabs>
+          <w:tab w:val="num" w:pos="2880"/>
+        </w:tabs>
+        <w:ind w:left="2880" w:hanging="360"/>
+      </w:pPr>
+    </w:lvl>
+    <w:lvl w:ilvl="4" w:tentative="1">
+      <w:start w:val="1"/>
+      <w:numFmt w:val="decimal"/>
+      <w:lvlText w:val="%5."/>
+      <w:lvlJc w:val="left"/>
+      <w:pPr>
+        <w:tabs>
+          <w:tab w:val="num" w:pos="3600"/>
+        </w:tabs>
+        <w:ind w:left="3600" w:hanging="360"/>
+      </w:pPr>
+    </w:lvl>
+    <w:lvl w:ilvl="5" w:tentative="1">
+      <w:start w:val="1"/>
+      <w:numFmt w:val="decimal"/>
+      <w:lvlText w:val="%6."/>
+      <w:lvlJc w:val="left"/>
+      <w:pPr>
+        <w:tabs>
+          <w:tab w:val="num" w:pos="4320"/>
+        </w:tabs>
+        <w:ind w:left="4320" w:hanging="360"/>
+      </w:pPr>
+    </w:lvl>
+    <w:lvl w:ilvl="6" w:tentative="1">
+      <w:start w:val="1"/>
+      <w:numFmt w:val="decimal"/>
+      <w:lvlText w:val="%7."/>
+      <w:lvlJc w:val="left"/>
+      <w:pPr>
+        <w:tabs>
+          <w:tab w:val="num" w:pos="5040"/>
+        </w:tabs>
+        <w:ind w:left="5040" w:hanging="360"/>
+      </w:pPr>
+    </w:lvl>
+    <w:lvl w:ilvl="7" w:tentative="1">
+      <w:start w:val="1"/>
+      <w:numFmt w:val="decimal"/>
+      <w:lvlText w:val="%8."/>
+      <w:lvlJc w:val="left"/>
+      <w:pPr>
+        <w:tabs>
+          <w:tab w:val="num" w:pos="5760"/>
+        </w:tabs>
+        <w:ind w:left="5760" w:hanging="360"/>
+      </w:pPr>
+    </w:lvl>
+    <w:lvl w:ilvl="8" w:tentative="1">
+      <w:start w:val="1"/>
+      <w:numFmt w:val="decimal"/>
+      <w:lvlText w:val="%9."/>
+      <w:lvlJc w:val="left"/>
+      <w:pPr>
+        <w:tabs>
+          <w:tab w:val="num" w:pos="6480"/>
+        </w:tabs>
+        <w:ind w:left="6480" w:hanging="360"/>
+      </w:pPr>
+    </w:lvl>
+  </w:abstractNum>
+  <w:abstractNum w:abstractNumId="19" w15:restartNumberingAfterBreak="0">
+    <w:nsid w:val="431E144F"/>
+    <w:multiLevelType w:val="multilevel"/>
+    <w:tmpl w:val="884A0220"/>
+    <w:lvl w:ilvl="0">
+      <w:start w:val="1"/>
+      <w:numFmt w:val="bullet"/>
+      <w:lvlText w:val=""/>
+      <w:lvlJc w:val="left"/>
+      <w:pPr>
+        <w:tabs>
+          <w:tab w:val="num" w:pos="720"/>
+        </w:tabs>
+        <w:ind w:left="720" w:hanging="360"/>
+      </w:pPr>
+      <w:rPr>
+        <w:rFonts w:ascii="Symbol" w:hAnsi="Symbol" w:hint="default"/>
+        <w:sz w:val="20"/>
+      </w:rPr>
+    </w:lvl>
+    <w:lvl w:ilvl="1" w:tentative="1">
+      <w:start w:val="1"/>
+      <w:numFmt w:val="bullet"/>
+      <w:lvlText w:val="o"/>
+      <w:lvlJc w:val="left"/>
+      <w:pPr>
+        <w:tabs>
+          <w:tab w:val="num" w:pos="1440"/>
+        </w:tabs>
+        <w:ind w:left="1440" w:hanging="360"/>
+      </w:pPr>
+      <w:rPr>
+        <w:rFonts w:ascii="Courier New" w:hAnsi="Courier New" w:hint="default"/>
+        <w:sz w:val="20"/>
+      </w:rPr>
+    </w:lvl>
+    <w:lvl w:ilvl="2" w:tentative="1">
+      <w:start w:val="1"/>
+      <w:numFmt w:val="bullet"/>
+      <w:lvlText w:val=""/>
+      <w:lvlJc w:val="left"/>
+      <w:pPr>
+        <w:tabs>
+          <w:tab w:val="num" w:pos="2160"/>
+        </w:tabs>
+        <w:ind w:left="2160" w:hanging="360"/>
+      </w:pPr>
+      <w:rPr>
+        <w:rFonts w:ascii="Wingdings" w:hAnsi="Wingdings" w:hint="default"/>
+        <w:sz w:val="20"/>
+      </w:rPr>
+    </w:lvl>
+    <w:lvl w:ilvl="3" w:tentative="1">
+      <w:start w:val="1"/>
+      <w:numFmt w:val="bullet"/>
+      <w:lvlText w:val=""/>
+      <w:lvlJc w:val="left"/>
+      <w:pPr>
+        <w:tabs>
+          <w:tab w:val="num" w:pos="2880"/>
+        </w:tabs>
+        <w:ind w:left="2880" w:hanging="360"/>
+      </w:pPr>
+      <w:rPr>
+        <w:rFonts w:ascii="Wingdings" w:hAnsi="Wingdings" w:hint="default"/>
+        <w:sz w:val="20"/>
+      </w:rPr>
+    </w:lvl>
+    <w:lvl w:ilvl="4" w:tentative="1">
+      <w:start w:val="1"/>
+      <w:numFmt w:val="bullet"/>
+      <w:lvlText w:val=""/>
+      <w:lvlJc w:val="left"/>
+      <w:pPr>
+        <w:tabs>
+          <w:tab w:val="num" w:pos="3600"/>
+        </w:tabs>
+        <w:ind w:left="3600" w:hanging="360"/>
+      </w:pPr>
+      <w:rPr>
+        <w:rFonts w:ascii="Wingdings" w:hAnsi="Wingdings" w:hint="default"/>
+        <w:sz w:val="20"/>
+      </w:rPr>
+    </w:lvl>
+    <w:lvl w:ilvl="5" w:tentative="1">
+      <w:start w:val="1"/>
+      <w:numFmt w:val="bullet"/>
+      <w:lvlText w:val=""/>
+      <w:lvlJc w:val="left"/>
+      <w:pPr>
+        <w:tabs>
+          <w:tab w:val="num" w:pos="4320"/>
+        </w:tabs>
+        <w:ind w:left="4320" w:hanging="360"/>
+      </w:pPr>
+      <w:rPr>
+        <w:rFonts w:ascii="Wingdings" w:hAnsi="Wingdings" w:hint="default"/>
+        <w:sz w:val="20"/>
+      </w:rPr>
+    </w:lvl>
+    <w:lvl w:ilvl="6" w:tentative="1">
+      <w:start w:val="1"/>
+      <w:numFmt w:val="bullet"/>
+      <w:lvlText w:val=""/>
+      <w:lvlJc w:val="left"/>
+      <w:pPr>
+        <w:tabs>
+          <w:tab w:val="num" w:pos="5040"/>
+        </w:tabs>
+        <w:ind w:left="5040" w:hanging="360"/>
+      </w:pPr>
+      <w:rPr>
+        <w:rFonts w:ascii="Wingdings" w:hAnsi="Wingdings" w:hint="default"/>
+        <w:sz w:val="20"/>
+      </w:rPr>
+    </w:lvl>
+    <w:lvl w:ilvl="7" w:tentative="1">
+      <w:start w:val="1"/>
+      <w:numFmt w:val="bullet"/>
+      <w:lvlText w:val=""/>
+      <w:lvlJc w:val="left"/>
+      <w:pPr>
+        <w:tabs>
+          <w:tab w:val="num" w:pos="5760"/>
+        </w:tabs>
+        <w:ind w:left="5760" w:hanging="360"/>
+      </w:pPr>
+      <w:rPr>
+        <w:rFonts w:ascii="Wingdings" w:hAnsi="Wingdings" w:hint="default"/>
+        <w:sz w:val="20"/>
+      </w:rPr>
+    </w:lvl>
+    <w:lvl w:ilvl="8" w:tentative="1">
+      <w:start w:val="1"/>
+      <w:numFmt w:val="bullet"/>
+      <w:lvlText w:val=""/>
+      <w:lvlJc w:val="left"/>
+      <w:pPr>
+        <w:tabs>
+          <w:tab w:val="num" w:pos="6480"/>
+        </w:tabs>
+        <w:ind w:left="6480" w:hanging="360"/>
+      </w:pPr>
+      <w:rPr>
+        <w:rFonts w:ascii="Wingdings" w:hAnsi="Wingdings" w:hint="default"/>
+        <w:sz w:val="20"/>
+      </w:rPr>
+    </w:lvl>
+  </w:abstractNum>
+  <w:abstractNum w:abstractNumId="20" w15:restartNumberingAfterBreak="0">
     <w:nsid w:val="4469459B"/>
     <w:multiLevelType w:val="multilevel"/>
     <w:tmpl w:val="29E8EF60"/>
@@ -6126,7 +9745,7 @@
       </w:rPr>
     </w:lvl>
   </w:abstractNum>
-  <w:abstractNum w:abstractNumId="11" w15:restartNumberingAfterBreak="0">
+  <w:abstractNum w:abstractNumId="21" w15:restartNumberingAfterBreak="0">
     <w:nsid w:val="453F5425"/>
     <w:multiLevelType w:val="multilevel"/>
     <w:tmpl w:val="9F2CED4C"/>
@@ -6275,7 +9894,7 @@
       </w:rPr>
     </w:lvl>
   </w:abstractNum>
-  <w:abstractNum w:abstractNumId="12" w15:restartNumberingAfterBreak="0">
+  <w:abstractNum w:abstractNumId="22" w15:restartNumberingAfterBreak="0">
     <w:nsid w:val="4BA2593A"/>
     <w:multiLevelType w:val="multilevel"/>
     <w:tmpl w:val="9630136A"/>
@@ -6424,7 +10043,156 @@
       </w:rPr>
     </w:lvl>
   </w:abstractNum>
-  <w:abstractNum w:abstractNumId="13" w15:restartNumberingAfterBreak="0">
+  <w:abstractNum w:abstractNumId="23" w15:restartNumberingAfterBreak="0">
+    <w:nsid w:val="4CE24018"/>
+    <w:multiLevelType w:val="multilevel"/>
+    <w:tmpl w:val="4928E3DA"/>
+    <w:lvl w:ilvl="0">
+      <w:start w:val="1"/>
+      <w:numFmt w:val="bullet"/>
+      <w:lvlText w:val=""/>
+      <w:lvlJc w:val="left"/>
+      <w:pPr>
+        <w:tabs>
+          <w:tab w:val="num" w:pos="720"/>
+        </w:tabs>
+        <w:ind w:left="720" w:hanging="360"/>
+      </w:pPr>
+      <w:rPr>
+        <w:rFonts w:ascii="Symbol" w:hAnsi="Symbol" w:hint="default"/>
+        <w:sz w:val="20"/>
+      </w:rPr>
+    </w:lvl>
+    <w:lvl w:ilvl="1" w:tentative="1">
+      <w:start w:val="1"/>
+      <w:numFmt w:val="bullet"/>
+      <w:lvlText w:val="o"/>
+      <w:lvlJc w:val="left"/>
+      <w:pPr>
+        <w:tabs>
+          <w:tab w:val="num" w:pos="1440"/>
+        </w:tabs>
+        <w:ind w:left="1440" w:hanging="360"/>
+      </w:pPr>
+      <w:rPr>
+        <w:rFonts w:ascii="Courier New" w:hAnsi="Courier New" w:hint="default"/>
+        <w:sz w:val="20"/>
+      </w:rPr>
+    </w:lvl>
+    <w:lvl w:ilvl="2" w:tentative="1">
+      <w:start w:val="1"/>
+      <w:numFmt w:val="bullet"/>
+      <w:lvlText w:val=""/>
+      <w:lvlJc w:val="left"/>
+      <w:pPr>
+        <w:tabs>
+          <w:tab w:val="num" w:pos="2160"/>
+        </w:tabs>
+        <w:ind w:left="2160" w:hanging="360"/>
+      </w:pPr>
+      <w:rPr>
+        <w:rFonts w:ascii="Wingdings" w:hAnsi="Wingdings" w:hint="default"/>
+        <w:sz w:val="20"/>
+      </w:rPr>
+    </w:lvl>
+    <w:lvl w:ilvl="3" w:tentative="1">
+      <w:start w:val="1"/>
+      <w:numFmt w:val="bullet"/>
+      <w:lvlText w:val=""/>
+      <w:lvlJc w:val="left"/>
+      <w:pPr>
+        <w:tabs>
+          <w:tab w:val="num" w:pos="2880"/>
+        </w:tabs>
+        <w:ind w:left="2880" w:hanging="360"/>
+      </w:pPr>
+      <w:rPr>
+        <w:rFonts w:ascii="Wingdings" w:hAnsi="Wingdings" w:hint="default"/>
+        <w:sz w:val="20"/>
+      </w:rPr>
+    </w:lvl>
+    <w:lvl w:ilvl="4" w:tentative="1">
+      <w:start w:val="1"/>
+      <w:numFmt w:val="bullet"/>
+      <w:lvlText w:val=""/>
+      <w:lvlJc w:val="left"/>
+      <w:pPr>
+        <w:tabs>
+          <w:tab w:val="num" w:pos="3600"/>
+        </w:tabs>
+        <w:ind w:left="3600" w:hanging="360"/>
+      </w:pPr>
+      <w:rPr>
+        <w:rFonts w:ascii="Wingdings" w:hAnsi="Wingdings" w:hint="default"/>
+        <w:sz w:val="20"/>
+      </w:rPr>
+    </w:lvl>
+    <w:lvl w:ilvl="5" w:tentative="1">
+      <w:start w:val="1"/>
+      <w:numFmt w:val="bullet"/>
+      <w:lvlText w:val=""/>
+      <w:lvlJc w:val="left"/>
+      <w:pPr>
+        <w:tabs>
+          <w:tab w:val="num" w:pos="4320"/>
+        </w:tabs>
+        <w:ind w:left="4320" w:hanging="360"/>
+      </w:pPr>
+      <w:rPr>
+        <w:rFonts w:ascii="Wingdings" w:hAnsi="Wingdings" w:hint="default"/>
+        <w:sz w:val="20"/>
+      </w:rPr>
+    </w:lvl>
+    <w:lvl w:ilvl="6" w:tentative="1">
+      <w:start w:val="1"/>
+      <w:numFmt w:val="bullet"/>
+      <w:lvlText w:val=""/>
+      <w:lvlJc w:val="left"/>
+      <w:pPr>
+        <w:tabs>
+          <w:tab w:val="num" w:pos="5040"/>
+        </w:tabs>
+        <w:ind w:left="5040" w:hanging="360"/>
+      </w:pPr>
+      <w:rPr>
+        <w:rFonts w:ascii="Wingdings" w:hAnsi="Wingdings" w:hint="default"/>
+        <w:sz w:val="20"/>
+      </w:rPr>
+    </w:lvl>
+    <w:lvl w:ilvl="7" w:tentative="1">
+      <w:start w:val="1"/>
+      <w:numFmt w:val="bullet"/>
+      <w:lvlText w:val=""/>
+      <w:lvlJc w:val="left"/>
+      <w:pPr>
+        <w:tabs>
+          <w:tab w:val="num" w:pos="5760"/>
+        </w:tabs>
+        <w:ind w:left="5760" w:hanging="360"/>
+      </w:pPr>
+      <w:rPr>
+        <w:rFonts w:ascii="Wingdings" w:hAnsi="Wingdings" w:hint="default"/>
+        <w:sz w:val="20"/>
+      </w:rPr>
+    </w:lvl>
+    <w:lvl w:ilvl="8" w:tentative="1">
+      <w:start w:val="1"/>
+      <w:numFmt w:val="bullet"/>
+      <w:lvlText w:val=""/>
+      <w:lvlJc w:val="left"/>
+      <w:pPr>
+        <w:tabs>
+          <w:tab w:val="num" w:pos="6480"/>
+        </w:tabs>
+        <w:ind w:left="6480" w:hanging="360"/>
+      </w:pPr>
+      <w:rPr>
+        <w:rFonts w:ascii="Wingdings" w:hAnsi="Wingdings" w:hint="default"/>
+        <w:sz w:val="20"/>
+      </w:rPr>
+    </w:lvl>
+  </w:abstractNum>
+  <w:abstractNum w:abstractNumId="24" w15:restartNumberingAfterBreak="0">
     <w:nsid w:val="53C33556"/>
     <w:multiLevelType w:val="multilevel"/>
     <w:tmpl w:val="C628625C"/>
@@ -6573,7 +10341,7 @@
       </w:rPr>
     </w:lvl>
   </w:abstractNum>
-  <w:abstractNum w:abstractNumId="14" w15:restartNumberingAfterBreak="0">
+  <w:abstractNum w:abstractNumId="25" w15:restartNumberingAfterBreak="0">
     <w:nsid w:val="53DF498A"/>
     <w:multiLevelType w:val="multilevel"/>
     <w:tmpl w:val="0E6CC19E"/>
@@ -6722,7 +10490,7 @@
       </w:rPr>
     </w:lvl>
   </w:abstractNum>
-  <w:abstractNum w:abstractNumId="15" w15:restartNumberingAfterBreak="0">
+  <w:abstractNum w:abstractNumId="26" w15:restartNumberingAfterBreak="0">
     <w:nsid w:val="55847D1E"/>
     <w:multiLevelType w:val="multilevel"/>
     <w:tmpl w:val="841462A8"/>
@@ -6835,7 +10603,7 @@
       </w:pPr>
     </w:lvl>
   </w:abstractNum>
-  <w:abstractNum w:abstractNumId="16" w15:restartNumberingAfterBreak="0">
+  <w:abstractNum w:abstractNumId="27" w15:restartNumberingAfterBreak="0">
     <w:nsid w:val="56CB68C4"/>
     <w:multiLevelType w:val="multilevel"/>
     <w:tmpl w:val="D41A7480"/>
@@ -6984,7 +10752,7 @@
       </w:rPr>
     </w:lvl>
   </w:abstractNum>
-  <w:abstractNum w:abstractNumId="17" w15:restartNumberingAfterBreak="0">
+  <w:abstractNum w:abstractNumId="28" w15:restartNumberingAfterBreak="0">
     <w:nsid w:val="56DA3426"/>
     <w:multiLevelType w:val="multilevel"/>
     <w:tmpl w:val="BE542ABE"/>
@@ -7133,7 +10901,7 @@
       </w:rPr>
     </w:lvl>
   </w:abstractNum>
-  <w:abstractNum w:abstractNumId="18" w15:restartNumberingAfterBreak="0">
+  <w:abstractNum w:abstractNumId="29" w15:restartNumberingAfterBreak="0">
     <w:nsid w:val="58661B36"/>
     <w:multiLevelType w:val="multilevel"/>
     <w:tmpl w:val="3206582C"/>
@@ -7282,7 +11050,7 @@
       </w:rPr>
     </w:lvl>
   </w:abstractNum>
-  <w:abstractNum w:abstractNumId="19" w15:restartNumberingAfterBreak="0">
+  <w:abstractNum w:abstractNumId="30" w15:restartNumberingAfterBreak="0">
     <w:nsid w:val="5A460361"/>
     <w:multiLevelType w:val="multilevel"/>
     <w:tmpl w:val="B944FCD4"/>
@@ -7431,7 +11199,7 @@
       </w:rPr>
     </w:lvl>
   </w:abstractNum>
-  <w:abstractNum w:abstractNumId="20" w15:restartNumberingAfterBreak="0">
+  <w:abstractNum w:abstractNumId="31" w15:restartNumberingAfterBreak="0">
     <w:nsid w:val="5F8B20E0"/>
     <w:multiLevelType w:val="multilevel"/>
     <w:tmpl w:val="ECE83FE4"/>
@@ -7580,7 +11348,7 @@
       </w:rPr>
     </w:lvl>
   </w:abstractNum>
-  <w:abstractNum w:abstractNumId="21" w15:restartNumberingAfterBreak="0">
+  <w:abstractNum w:abstractNumId="32" w15:restartNumberingAfterBreak="0">
     <w:nsid w:val="605C7CB4"/>
     <w:multiLevelType w:val="multilevel"/>
     <w:tmpl w:val="96466A40"/>
@@ -7729,7 +11497,120 @@
       </w:rPr>
     </w:lvl>
   </w:abstractNum>
-  <w:abstractNum w:abstractNumId="22" w15:restartNumberingAfterBreak="0">
+  <w:abstractNum w:abstractNumId="33" w15:restartNumberingAfterBreak="0">
+    <w:nsid w:val="60D1754D"/>
+    <w:multiLevelType w:val="multilevel"/>
+    <w:tmpl w:val="B084501A"/>
+    <w:lvl w:ilvl="0">
+      <w:start w:val="1"/>
+      <w:numFmt w:val="decimal"/>
+      <w:lvlText w:val="%1."/>
+      <w:lvlJc w:val="left"/>
+      <w:pPr>
+        <w:tabs>
+          <w:tab w:val="num" w:pos="720"/>
+        </w:tabs>
+        <w:ind w:left="720" w:hanging="360"/>
+      </w:pPr>
+    </w:lvl>
+    <w:lvl w:ilvl="1" w:tentative="1">
+      <w:start w:val="1"/>
+      <w:numFmt w:val="decimal"/>
+      <w:lvlText w:val="%2."/>
+      <w:lvlJc w:val="left"/>
+      <w:pPr>
+        <w:tabs>
+          <w:tab w:val="num" w:pos="1440"/>
+        </w:tabs>
+        <w:ind w:left="1440" w:hanging="360"/>
+      </w:pPr>
+    </w:lvl>
+    <w:lvl w:ilvl="2" w:tentative="1">
+      <w:start w:val="1"/>
+      <w:numFmt w:val="decimal"/>
+      <w:lvlText w:val="%3."/>
+      <w:lvlJc w:val="left"/>
+      <w:pPr>
+        <w:tabs>
+          <w:tab w:val="num" w:pos="2160"/>
+        </w:tabs>
+        <w:ind w:left="2160" w:hanging="360"/>
+      </w:pPr>
+    </w:lvl>
+    <w:lvl w:ilvl="3" w:tentative="1">
+      <w:start w:val="1"/>
+      <w:numFmt w:val="decimal"/>
+      <w:lvlText w:val="%4."/>
+      <w:lvlJc w:val="left"/>
+      <w:pPr>
+        <w:tabs>
+          <w:tab w:val="num" w:pos="2880"/>
+        </w:tabs>
+        <w:ind w:left="2880" w:hanging="360"/>
+      </w:pPr>
+    </w:lvl>
+    <w:lvl w:ilvl="4" w:tentative="1">
+      <w:start w:val="1"/>
+      <w:numFmt w:val="decimal"/>
+      <w:lvlText w:val="%5."/>
+      <w:lvlJc w:val="left"/>
+      <w:pPr>
+        <w:tabs>
+          <w:tab w:val="num" w:pos="3600"/>
+        </w:tabs>
+        <w:ind w:left="3600" w:hanging="360"/>
+      </w:pPr>
+    </w:lvl>
+    <w:lvl w:ilvl="5" w:tentative="1">
+      <w:start w:val="1"/>
+      <w:numFmt w:val="decimal"/>
+      <w:lvlText w:val="%6."/>
+      <w:lvlJc w:val="left"/>
+      <w:pPr>
+        <w:tabs>
+          <w:tab w:val="num" w:pos="4320"/>
+        </w:tabs>
+        <w:ind w:left="4320" w:hanging="360"/>
+      </w:pPr>
+    </w:lvl>
+    <w:lvl w:ilvl="6" w:tentative="1">
+      <w:start w:val="1"/>
+      <w:numFmt w:val="decimal"/>
+      <w:lvlText w:val="%7."/>
+      <w:lvlJc w:val="left"/>
+      <w:pPr>
+        <w:tabs>
+          <w:tab w:val="num" w:pos="5040"/>
+        </w:tabs>
+        <w:ind w:left="5040" w:hanging="360"/>
+      </w:pPr>
+    </w:lvl>
+    <w:lvl w:ilvl="7" w:tentative="1">
+      <w:start w:val="1"/>
+      <w:numFmt w:val="decimal"/>
+      <w:lvlText w:val="%8."/>
+      <w:lvlJc w:val="left"/>
+      <w:pPr>
+        <w:tabs>
+          <w:tab w:val="num" w:pos="5760"/>
+        </w:tabs>
+        <w:ind w:left="5760" w:hanging="360"/>
+      </w:pPr>
+    </w:lvl>
+    <w:lvl w:ilvl="8" w:tentative="1">
+      <w:start w:val="1"/>
+      <w:numFmt w:val="decimal"/>
+      <w:lvlText w:val="%9."/>
+      <w:lvlJc w:val="left"/>
+      <w:pPr>
+        <w:tabs>
+          <w:tab w:val="num" w:pos="6480"/>
+        </w:tabs>
+        <w:ind w:left="6480" w:hanging="360"/>
+      </w:pPr>
+    </w:lvl>
+  </w:abstractNum>
+  <w:abstractNum w:abstractNumId="34" w15:restartNumberingAfterBreak="0">
     <w:nsid w:val="66691D5C"/>
     <w:multiLevelType w:val="multilevel"/>
     <w:tmpl w:val="1BA878D2"/>
@@ -7842,74 +11723,718 @@
       </w:pPr>
     </w:lvl>
   </w:abstractNum>
+  <w:abstractNum w:abstractNumId="35" w15:restartNumberingAfterBreak="0">
+    <w:nsid w:val="730A0C29"/>
+    <w:multiLevelType w:val="multilevel"/>
+    <w:tmpl w:val="7BACDAC8"/>
+    <w:lvl w:ilvl="0">
+      <w:start w:val="1"/>
+      <w:numFmt w:val="bullet"/>
+      <w:lvlText w:val=""/>
+      <w:lvlJc w:val="left"/>
+      <w:pPr>
+        <w:tabs>
+          <w:tab w:val="num" w:pos="720"/>
+        </w:tabs>
+        <w:ind w:left="720" w:hanging="360"/>
+      </w:pPr>
+      <w:rPr>
+        <w:rFonts w:ascii="Symbol" w:hAnsi="Symbol" w:hint="default"/>
+        <w:sz w:val="20"/>
+      </w:rPr>
+    </w:lvl>
+    <w:lvl w:ilvl="1" w:tentative="1">
+      <w:start w:val="1"/>
+      <w:numFmt w:val="bullet"/>
+      <w:lvlText w:val="o"/>
+      <w:lvlJc w:val="left"/>
+      <w:pPr>
+        <w:tabs>
+          <w:tab w:val="num" w:pos="1440"/>
+        </w:tabs>
+        <w:ind w:left="1440" w:hanging="360"/>
+      </w:pPr>
+      <w:rPr>
+        <w:rFonts w:ascii="Courier New" w:hAnsi="Courier New" w:hint="default"/>
+        <w:sz w:val="20"/>
+      </w:rPr>
+    </w:lvl>
+    <w:lvl w:ilvl="2" w:tentative="1">
+      <w:start w:val="1"/>
+      <w:numFmt w:val="bullet"/>
+      <w:lvlText w:val=""/>
+      <w:lvlJc w:val="left"/>
+      <w:pPr>
+        <w:tabs>
+          <w:tab w:val="num" w:pos="2160"/>
+        </w:tabs>
+        <w:ind w:left="2160" w:hanging="360"/>
+      </w:pPr>
+      <w:rPr>
+        <w:rFonts w:ascii="Wingdings" w:hAnsi="Wingdings" w:hint="default"/>
+        <w:sz w:val="20"/>
+      </w:rPr>
+    </w:lvl>
+    <w:lvl w:ilvl="3" w:tentative="1">
+      <w:start w:val="1"/>
+      <w:numFmt w:val="bullet"/>
+      <w:lvlText w:val=""/>
+      <w:lvlJc w:val="left"/>
+      <w:pPr>
+        <w:tabs>
+          <w:tab w:val="num" w:pos="2880"/>
+        </w:tabs>
+        <w:ind w:left="2880" w:hanging="360"/>
+      </w:pPr>
+      <w:rPr>
+        <w:rFonts w:ascii="Wingdings" w:hAnsi="Wingdings" w:hint="default"/>
+        <w:sz w:val="20"/>
+      </w:rPr>
+    </w:lvl>
+    <w:lvl w:ilvl="4" w:tentative="1">
+      <w:start w:val="1"/>
+      <w:numFmt w:val="bullet"/>
+      <w:lvlText w:val=""/>
+      <w:lvlJc w:val="left"/>
+      <w:pPr>
+        <w:tabs>
+          <w:tab w:val="num" w:pos="3600"/>
+        </w:tabs>
+        <w:ind w:left="3600" w:hanging="360"/>
+      </w:pPr>
+      <w:rPr>
+        <w:rFonts w:ascii="Wingdings" w:hAnsi="Wingdings" w:hint="default"/>
+        <w:sz w:val="20"/>
+      </w:rPr>
+    </w:lvl>
+    <w:lvl w:ilvl="5" w:tentative="1">
+      <w:start w:val="1"/>
+      <w:numFmt w:val="bullet"/>
+      <w:lvlText w:val=""/>
+      <w:lvlJc w:val="left"/>
+      <w:pPr>
+        <w:tabs>
+          <w:tab w:val="num" w:pos="4320"/>
+        </w:tabs>
+        <w:ind w:left="4320" w:hanging="360"/>
+      </w:pPr>
+      <w:rPr>
+        <w:rFonts w:ascii="Wingdings" w:hAnsi="Wingdings" w:hint="default"/>
+        <w:sz w:val="20"/>
+      </w:rPr>
+    </w:lvl>
+    <w:lvl w:ilvl="6" w:tentative="1">
+      <w:start w:val="1"/>
+      <w:numFmt w:val="bullet"/>
+      <w:lvlText w:val=""/>
+      <w:lvlJc w:val="left"/>
+      <w:pPr>
+        <w:tabs>
+          <w:tab w:val="num" w:pos="5040"/>
+        </w:tabs>
+        <w:ind w:left="5040" w:hanging="360"/>
+      </w:pPr>
+      <w:rPr>
+        <w:rFonts w:ascii="Wingdings" w:hAnsi="Wingdings" w:hint="default"/>
+        <w:sz w:val="20"/>
+      </w:rPr>
+    </w:lvl>
+    <w:lvl w:ilvl="7" w:tentative="1">
+      <w:start w:val="1"/>
+      <w:numFmt w:val="bullet"/>
+      <w:lvlText w:val=""/>
+      <w:lvlJc w:val="left"/>
+      <w:pPr>
+        <w:tabs>
+          <w:tab w:val="num" w:pos="5760"/>
+        </w:tabs>
+        <w:ind w:left="5760" w:hanging="360"/>
+      </w:pPr>
+      <w:rPr>
+        <w:rFonts w:ascii="Wingdings" w:hAnsi="Wingdings" w:hint="default"/>
+        <w:sz w:val="20"/>
+      </w:rPr>
+    </w:lvl>
+    <w:lvl w:ilvl="8" w:tentative="1">
+      <w:start w:val="1"/>
+      <w:numFmt w:val="bullet"/>
+      <w:lvlText w:val=""/>
+      <w:lvlJc w:val="left"/>
+      <w:pPr>
+        <w:tabs>
+          <w:tab w:val="num" w:pos="6480"/>
+        </w:tabs>
+        <w:ind w:left="6480" w:hanging="360"/>
+      </w:pPr>
+      <w:rPr>
+        <w:rFonts w:ascii="Wingdings" w:hAnsi="Wingdings" w:hint="default"/>
+        <w:sz w:val="20"/>
+      </w:rPr>
+    </w:lvl>
+  </w:abstractNum>
+  <w:abstractNum w:abstractNumId="36" w15:restartNumberingAfterBreak="0">
+    <w:nsid w:val="7505181C"/>
+    <w:multiLevelType w:val="multilevel"/>
+    <w:tmpl w:val="3426DF12"/>
+    <w:lvl w:ilvl="0">
+      <w:start w:val="1"/>
+      <w:numFmt w:val="bullet"/>
+      <w:lvlText w:val=""/>
+      <w:lvlJc w:val="left"/>
+      <w:pPr>
+        <w:tabs>
+          <w:tab w:val="num" w:pos="720"/>
+        </w:tabs>
+        <w:ind w:left="720" w:hanging="360"/>
+      </w:pPr>
+      <w:rPr>
+        <w:rFonts w:ascii="Symbol" w:hAnsi="Symbol" w:hint="default"/>
+        <w:sz w:val="20"/>
+      </w:rPr>
+    </w:lvl>
+    <w:lvl w:ilvl="1" w:tentative="1">
+      <w:start w:val="1"/>
+      <w:numFmt w:val="bullet"/>
+      <w:lvlText w:val="o"/>
+      <w:lvlJc w:val="left"/>
+      <w:pPr>
+        <w:tabs>
+          <w:tab w:val="num" w:pos="1440"/>
+        </w:tabs>
+        <w:ind w:left="1440" w:hanging="360"/>
+      </w:pPr>
+      <w:rPr>
+        <w:rFonts w:ascii="Courier New" w:hAnsi="Courier New" w:hint="default"/>
+        <w:sz w:val="20"/>
+      </w:rPr>
+    </w:lvl>
+    <w:lvl w:ilvl="2" w:tentative="1">
+      <w:start w:val="1"/>
+      <w:numFmt w:val="bullet"/>
+      <w:lvlText w:val=""/>
+      <w:lvlJc w:val="left"/>
+      <w:pPr>
+        <w:tabs>
+          <w:tab w:val="num" w:pos="2160"/>
+        </w:tabs>
+        <w:ind w:left="2160" w:hanging="360"/>
+      </w:pPr>
+      <w:rPr>
+        <w:rFonts w:ascii="Wingdings" w:hAnsi="Wingdings" w:hint="default"/>
+        <w:sz w:val="20"/>
+      </w:rPr>
+    </w:lvl>
+    <w:lvl w:ilvl="3" w:tentative="1">
+      <w:start w:val="1"/>
+      <w:numFmt w:val="bullet"/>
+      <w:lvlText w:val=""/>
+      <w:lvlJc w:val="left"/>
+      <w:pPr>
+        <w:tabs>
+          <w:tab w:val="num" w:pos="2880"/>
+        </w:tabs>
+        <w:ind w:left="2880" w:hanging="360"/>
+      </w:pPr>
+      <w:rPr>
+        <w:rFonts w:ascii="Wingdings" w:hAnsi="Wingdings" w:hint="default"/>
+        <w:sz w:val="20"/>
+      </w:rPr>
+    </w:lvl>
+    <w:lvl w:ilvl="4" w:tentative="1">
+      <w:start w:val="1"/>
+      <w:numFmt w:val="bullet"/>
+      <w:lvlText w:val=""/>
+      <w:lvlJc w:val="left"/>
+      <w:pPr>
+        <w:tabs>
+          <w:tab w:val="num" w:pos="3600"/>
+        </w:tabs>
+        <w:ind w:left="3600" w:hanging="360"/>
+      </w:pPr>
+      <w:rPr>
+        <w:rFonts w:ascii="Wingdings" w:hAnsi="Wingdings" w:hint="default"/>
+        <w:sz w:val="20"/>
+      </w:rPr>
+    </w:lvl>
+    <w:lvl w:ilvl="5" w:tentative="1">
+      <w:start w:val="1"/>
+      <w:numFmt w:val="bullet"/>
+      <w:lvlText w:val=""/>
+      <w:lvlJc w:val="left"/>
+      <w:pPr>
+        <w:tabs>
+          <w:tab w:val="num" w:pos="4320"/>
+        </w:tabs>
+        <w:ind w:left="4320" w:hanging="360"/>
+      </w:pPr>
+      <w:rPr>
+        <w:rFonts w:ascii="Wingdings" w:hAnsi="Wingdings" w:hint="default"/>
+        <w:sz w:val="20"/>
+      </w:rPr>
+    </w:lvl>
+    <w:lvl w:ilvl="6" w:tentative="1">
+      <w:start w:val="1"/>
+      <w:numFmt w:val="bullet"/>
+      <w:lvlText w:val=""/>
+      <w:lvlJc w:val="left"/>
+      <w:pPr>
+        <w:tabs>
+          <w:tab w:val="num" w:pos="5040"/>
+        </w:tabs>
+        <w:ind w:left="5040" w:hanging="360"/>
+      </w:pPr>
+      <w:rPr>
+        <w:rFonts w:ascii="Wingdings" w:hAnsi="Wingdings" w:hint="default"/>
+        <w:sz w:val="20"/>
+      </w:rPr>
+    </w:lvl>
+    <w:lvl w:ilvl="7" w:tentative="1">
+      <w:start w:val="1"/>
+      <w:numFmt w:val="bullet"/>
+      <w:lvlText w:val=""/>
+      <w:lvlJc w:val="left"/>
+      <w:pPr>
+        <w:tabs>
+          <w:tab w:val="num" w:pos="5760"/>
+        </w:tabs>
+        <w:ind w:left="5760" w:hanging="360"/>
+      </w:pPr>
+      <w:rPr>
+        <w:rFonts w:ascii="Wingdings" w:hAnsi="Wingdings" w:hint="default"/>
+        <w:sz w:val="20"/>
+      </w:rPr>
+    </w:lvl>
+    <w:lvl w:ilvl="8" w:tentative="1">
+      <w:start w:val="1"/>
+      <w:numFmt w:val="bullet"/>
+      <w:lvlText w:val=""/>
+      <w:lvlJc w:val="left"/>
+      <w:pPr>
+        <w:tabs>
+          <w:tab w:val="num" w:pos="6480"/>
+        </w:tabs>
+        <w:ind w:left="6480" w:hanging="360"/>
+      </w:pPr>
+      <w:rPr>
+        <w:rFonts w:ascii="Wingdings" w:hAnsi="Wingdings" w:hint="default"/>
+        <w:sz w:val="20"/>
+      </w:rPr>
+    </w:lvl>
+  </w:abstractNum>
+  <w:abstractNum w:abstractNumId="37" w15:restartNumberingAfterBreak="0">
+    <w:nsid w:val="75C842BA"/>
+    <w:multiLevelType w:val="multilevel"/>
+    <w:tmpl w:val="14323E26"/>
+    <w:lvl w:ilvl="0">
+      <w:start w:val="1"/>
+      <w:numFmt w:val="bullet"/>
+      <w:lvlText w:val=""/>
+      <w:lvlJc w:val="left"/>
+      <w:pPr>
+        <w:tabs>
+          <w:tab w:val="num" w:pos="720"/>
+        </w:tabs>
+        <w:ind w:left="720" w:hanging="360"/>
+      </w:pPr>
+      <w:rPr>
+        <w:rFonts w:ascii="Symbol" w:hAnsi="Symbol" w:hint="default"/>
+        <w:sz w:val="20"/>
+      </w:rPr>
+    </w:lvl>
+    <w:lvl w:ilvl="1" w:tentative="1">
+      <w:start w:val="1"/>
+      <w:numFmt w:val="bullet"/>
+      <w:lvlText w:val="o"/>
+      <w:lvlJc w:val="left"/>
+      <w:pPr>
+        <w:tabs>
+          <w:tab w:val="num" w:pos="1440"/>
+        </w:tabs>
+        <w:ind w:left="1440" w:hanging="360"/>
+      </w:pPr>
+      <w:rPr>
+        <w:rFonts w:ascii="Courier New" w:hAnsi="Courier New" w:hint="default"/>
+        <w:sz w:val="20"/>
+      </w:rPr>
+    </w:lvl>
+    <w:lvl w:ilvl="2" w:tentative="1">
+      <w:start w:val="1"/>
+      <w:numFmt w:val="bullet"/>
+      <w:lvlText w:val=""/>
+      <w:lvlJc w:val="left"/>
+      <w:pPr>
+        <w:tabs>
+          <w:tab w:val="num" w:pos="2160"/>
+        </w:tabs>
+        <w:ind w:left="2160" w:hanging="360"/>
+      </w:pPr>
+      <w:rPr>
+        <w:rFonts w:ascii="Wingdings" w:hAnsi="Wingdings" w:hint="default"/>
+        <w:sz w:val="20"/>
+      </w:rPr>
+    </w:lvl>
+    <w:lvl w:ilvl="3" w:tentative="1">
+      <w:start w:val="1"/>
+      <w:numFmt w:val="bullet"/>
+      <w:lvlText w:val=""/>
+      <w:lvlJc w:val="left"/>
+      <w:pPr>
+        <w:tabs>
+          <w:tab w:val="num" w:pos="2880"/>
+        </w:tabs>
+        <w:ind w:left="2880" w:hanging="360"/>
+      </w:pPr>
+      <w:rPr>
+        <w:rFonts w:ascii="Wingdings" w:hAnsi="Wingdings" w:hint="default"/>
+        <w:sz w:val="20"/>
+      </w:rPr>
+    </w:lvl>
+    <w:lvl w:ilvl="4" w:tentative="1">
+      <w:start w:val="1"/>
+      <w:numFmt w:val="bullet"/>
+      <w:lvlText w:val=""/>
+      <w:lvlJc w:val="left"/>
+      <w:pPr>
+        <w:tabs>
+          <w:tab w:val="num" w:pos="3600"/>
+        </w:tabs>
+        <w:ind w:left="3600" w:hanging="360"/>
+      </w:pPr>
+      <w:rPr>
+        <w:rFonts w:ascii="Wingdings" w:hAnsi="Wingdings" w:hint="default"/>
+        <w:sz w:val="20"/>
+      </w:rPr>
+    </w:lvl>
+    <w:lvl w:ilvl="5" w:tentative="1">
+      <w:start w:val="1"/>
+      <w:numFmt w:val="bullet"/>
+      <w:lvlText w:val=""/>
+      <w:lvlJc w:val="left"/>
+      <w:pPr>
+        <w:tabs>
+          <w:tab w:val="num" w:pos="4320"/>
+        </w:tabs>
+        <w:ind w:left="4320" w:hanging="360"/>
+      </w:pPr>
+      <w:rPr>
+        <w:rFonts w:ascii="Wingdings" w:hAnsi="Wingdings" w:hint="default"/>
+        <w:sz w:val="20"/>
+      </w:rPr>
+    </w:lvl>
+    <w:lvl w:ilvl="6" w:tentative="1">
+      <w:start w:val="1"/>
+      <w:numFmt w:val="bullet"/>
+      <w:lvlText w:val=""/>
+      <w:lvlJc w:val="left"/>
+      <w:pPr>
+        <w:tabs>
+          <w:tab w:val="num" w:pos="5040"/>
+        </w:tabs>
+        <w:ind w:left="5040" w:hanging="360"/>
+      </w:pPr>
+      <w:rPr>
+        <w:rFonts w:ascii="Wingdings" w:hAnsi="Wingdings" w:hint="default"/>
+        <w:sz w:val="20"/>
+      </w:rPr>
+    </w:lvl>
+    <w:lvl w:ilvl="7" w:tentative="1">
+      <w:start w:val="1"/>
+      <w:numFmt w:val="bullet"/>
+      <w:lvlText w:val=""/>
+      <w:lvlJc w:val="left"/>
+      <w:pPr>
+        <w:tabs>
+          <w:tab w:val="num" w:pos="5760"/>
+        </w:tabs>
+        <w:ind w:left="5760" w:hanging="360"/>
+      </w:pPr>
+      <w:rPr>
+        <w:rFonts w:ascii="Wingdings" w:hAnsi="Wingdings" w:hint="default"/>
+        <w:sz w:val="20"/>
+      </w:rPr>
+    </w:lvl>
+    <w:lvl w:ilvl="8" w:tentative="1">
+      <w:start w:val="1"/>
+      <w:numFmt w:val="bullet"/>
+      <w:lvlText w:val=""/>
+      <w:lvlJc w:val="left"/>
+      <w:pPr>
+        <w:tabs>
+          <w:tab w:val="num" w:pos="6480"/>
+        </w:tabs>
+        <w:ind w:left="6480" w:hanging="360"/>
+      </w:pPr>
+      <w:rPr>
+        <w:rFonts w:ascii="Wingdings" w:hAnsi="Wingdings" w:hint="default"/>
+        <w:sz w:val="20"/>
+      </w:rPr>
+    </w:lvl>
+  </w:abstractNum>
+  <w:abstractNum w:abstractNumId="38" w15:restartNumberingAfterBreak="0">
+    <w:nsid w:val="7DE62863"/>
+    <w:multiLevelType w:val="multilevel"/>
+    <w:tmpl w:val="144286F4"/>
+    <w:lvl w:ilvl="0">
+      <w:start w:val="1"/>
+      <w:numFmt w:val="bullet"/>
+      <w:lvlText w:val=""/>
+      <w:lvlJc w:val="left"/>
+      <w:pPr>
+        <w:tabs>
+          <w:tab w:val="num" w:pos="720"/>
+        </w:tabs>
+        <w:ind w:left="720" w:hanging="360"/>
+      </w:pPr>
+      <w:rPr>
+        <w:rFonts w:ascii="Symbol" w:hAnsi="Symbol" w:hint="default"/>
+        <w:sz w:val="20"/>
+      </w:rPr>
+    </w:lvl>
+    <w:lvl w:ilvl="1" w:tentative="1">
+      <w:start w:val="1"/>
+      <w:numFmt w:val="bullet"/>
+      <w:lvlText w:val="o"/>
+      <w:lvlJc w:val="left"/>
+      <w:pPr>
+        <w:tabs>
+          <w:tab w:val="num" w:pos="1440"/>
+        </w:tabs>
+        <w:ind w:left="1440" w:hanging="360"/>
+      </w:pPr>
+      <w:rPr>
+        <w:rFonts w:ascii="Courier New" w:hAnsi="Courier New" w:hint="default"/>
+        <w:sz w:val="20"/>
+      </w:rPr>
+    </w:lvl>
+    <w:lvl w:ilvl="2" w:tentative="1">
+      <w:start w:val="1"/>
+      <w:numFmt w:val="bullet"/>
+      <w:lvlText w:val=""/>
+      <w:lvlJc w:val="left"/>
+      <w:pPr>
+        <w:tabs>
+          <w:tab w:val="num" w:pos="2160"/>
+        </w:tabs>
+        <w:ind w:left="2160" w:hanging="360"/>
+      </w:pPr>
+      <w:rPr>
+        <w:rFonts w:ascii="Wingdings" w:hAnsi="Wingdings" w:hint="default"/>
+        <w:sz w:val="20"/>
+      </w:rPr>
+    </w:lvl>
+    <w:lvl w:ilvl="3" w:tentative="1">
+      <w:start w:val="1"/>
+      <w:numFmt w:val="bullet"/>
+      <w:lvlText w:val=""/>
+      <w:lvlJc w:val="left"/>
+      <w:pPr>
+        <w:tabs>
+          <w:tab w:val="num" w:pos="2880"/>
+        </w:tabs>
+        <w:ind w:left="2880" w:hanging="360"/>
+      </w:pPr>
+      <w:rPr>
+        <w:rFonts w:ascii="Wingdings" w:hAnsi="Wingdings" w:hint="default"/>
+        <w:sz w:val="20"/>
+      </w:rPr>
+    </w:lvl>
+    <w:lvl w:ilvl="4" w:tentative="1">
+      <w:start w:val="1"/>
+      <w:numFmt w:val="bullet"/>
+      <w:lvlText w:val=""/>
+      <w:lvlJc w:val="left"/>
+      <w:pPr>
+        <w:tabs>
+          <w:tab w:val="num" w:pos="3600"/>
+        </w:tabs>
+        <w:ind w:left="3600" w:hanging="360"/>
+      </w:pPr>
+      <w:rPr>
+        <w:rFonts w:ascii="Wingdings" w:hAnsi="Wingdings" w:hint="default"/>
+        <w:sz w:val="20"/>
+      </w:rPr>
+    </w:lvl>
+    <w:lvl w:ilvl="5" w:tentative="1">
+      <w:start w:val="1"/>
+      <w:numFmt w:val="bullet"/>
+      <w:lvlText w:val=""/>
+      <w:lvlJc w:val="left"/>
+      <w:pPr>
+        <w:tabs>
+          <w:tab w:val="num" w:pos="4320"/>
+        </w:tabs>
+        <w:ind w:left="4320" w:hanging="360"/>
+      </w:pPr>
+      <w:rPr>
+        <w:rFonts w:ascii="Wingdings" w:hAnsi="Wingdings" w:hint="default"/>
+        <w:sz w:val="20"/>
+      </w:rPr>
+    </w:lvl>
+    <w:lvl w:ilvl="6" w:tentative="1">
+      <w:start w:val="1"/>
+      <w:numFmt w:val="bullet"/>
+      <w:lvlText w:val=""/>
+      <w:lvlJc w:val="left"/>
+      <w:pPr>
+        <w:tabs>
+          <w:tab w:val="num" w:pos="5040"/>
+        </w:tabs>
+        <w:ind w:left="5040" w:hanging="360"/>
+      </w:pPr>
+      <w:rPr>
+        <w:rFonts w:ascii="Wingdings" w:hAnsi="Wingdings" w:hint="default"/>
+        <w:sz w:val="20"/>
+      </w:rPr>
+    </w:lvl>
+    <w:lvl w:ilvl="7" w:tentative="1">
+      <w:start w:val="1"/>
+      <w:numFmt w:val="bullet"/>
+      <w:lvlText w:val=""/>
+      <w:lvlJc w:val="left"/>
+      <w:pPr>
+        <w:tabs>
+          <w:tab w:val="num" w:pos="5760"/>
+        </w:tabs>
+        <w:ind w:left="5760" w:hanging="360"/>
+      </w:pPr>
+      <w:rPr>
+        <w:rFonts w:ascii="Wingdings" w:hAnsi="Wingdings" w:hint="default"/>
+        <w:sz w:val="20"/>
+      </w:rPr>
+    </w:lvl>
+    <w:lvl w:ilvl="8" w:tentative="1">
+      <w:start w:val="1"/>
+      <w:numFmt w:val="bullet"/>
+      <w:lvlText w:val=""/>
+      <w:lvlJc w:val="left"/>
+      <w:pPr>
+        <w:tabs>
+          <w:tab w:val="num" w:pos="6480"/>
+        </w:tabs>
+        <w:ind w:left="6480" w:hanging="360"/>
+      </w:pPr>
+      <w:rPr>
+        <w:rFonts w:ascii="Wingdings" w:hAnsi="Wingdings" w:hint="default"/>
+        <w:sz w:val="20"/>
+      </w:rPr>
+    </w:lvl>
+  </w:abstractNum>
   <w:num w:numId="1" w16cid:durableId="549850228">
+    <w:abstractNumId w:val="21"/>
+  </w:num>
+  <w:num w:numId="2" w16cid:durableId="1607540117">
+    <w:abstractNumId w:val="16"/>
+  </w:num>
+  <w:num w:numId="3" w16cid:durableId="1139690215">
+    <w:abstractNumId w:val="34"/>
+  </w:num>
+  <w:num w:numId="4" w16cid:durableId="715197732">
+    <w:abstractNumId w:val="26"/>
+  </w:num>
+  <w:num w:numId="5" w16cid:durableId="1530678382">
+    <w:abstractNumId w:val="7"/>
+  </w:num>
+  <w:num w:numId="6" w16cid:durableId="2003510328">
+    <w:abstractNumId w:val="20"/>
+  </w:num>
+  <w:num w:numId="7" w16cid:durableId="1877231126">
+    <w:abstractNumId w:val="27"/>
+  </w:num>
+  <w:num w:numId="8" w16cid:durableId="570849478">
+    <w:abstractNumId w:val="28"/>
+  </w:num>
+  <w:num w:numId="9" w16cid:durableId="101341034">
+    <w:abstractNumId w:val="29"/>
+  </w:num>
+  <w:num w:numId="10" w16cid:durableId="660424560">
     <w:abstractNumId w:val="11"/>
   </w:num>
-  <w:num w:numId="2" w16cid:durableId="1607540117">
+  <w:num w:numId="11" w16cid:durableId="1115053814">
+    <w:abstractNumId w:val="25"/>
+  </w:num>
+  <w:num w:numId="12" w16cid:durableId="1088768098">
+    <w:abstractNumId w:val="3"/>
+  </w:num>
+  <w:num w:numId="13" w16cid:durableId="1584605161">
+    <w:abstractNumId w:val="24"/>
+  </w:num>
+  <w:num w:numId="14" w16cid:durableId="1040864676">
+    <w:abstractNumId w:val="32"/>
+  </w:num>
+  <w:num w:numId="15" w16cid:durableId="1624119645">
+    <w:abstractNumId w:val="13"/>
+  </w:num>
+  <w:num w:numId="16" w16cid:durableId="245266291">
+    <w:abstractNumId w:val="22"/>
+  </w:num>
+  <w:num w:numId="17" w16cid:durableId="246772032">
+    <w:abstractNumId w:val="30"/>
+  </w:num>
+  <w:num w:numId="18" w16cid:durableId="1588150396">
+    <w:abstractNumId w:val="1"/>
+  </w:num>
+  <w:num w:numId="19" w16cid:durableId="514273949">
+    <w:abstractNumId w:val="5"/>
+  </w:num>
+  <w:num w:numId="20" w16cid:durableId="1236471348">
+    <w:abstractNumId w:val="31"/>
+  </w:num>
+  <w:num w:numId="21" w16cid:durableId="2023388262">
+    <w:abstractNumId w:val="4"/>
+  </w:num>
+  <w:num w:numId="22" w16cid:durableId="613827449">
+    <w:abstractNumId w:val="17"/>
+  </w:num>
+  <w:num w:numId="23" w16cid:durableId="1209493104">
+    <w:abstractNumId w:val="10"/>
+  </w:num>
+  <w:num w:numId="24" w16cid:durableId="839321084">
+    <w:abstractNumId w:val="18"/>
+  </w:num>
+  <w:num w:numId="25" w16cid:durableId="1261795464">
+    <w:abstractNumId w:val="12"/>
+  </w:num>
+  <w:num w:numId="26" w16cid:durableId="974413321">
+    <w:abstractNumId w:val="15"/>
+  </w:num>
+  <w:num w:numId="27" w16cid:durableId="1369143300">
+    <w:abstractNumId w:val="23"/>
+  </w:num>
+  <w:num w:numId="28" w16cid:durableId="1658344925">
+    <w:abstractNumId w:val="35"/>
+  </w:num>
+  <w:num w:numId="29" w16cid:durableId="1159808179">
+    <w:abstractNumId w:val="9"/>
+  </w:num>
+  <w:num w:numId="30" w16cid:durableId="1181553709">
+    <w:abstractNumId w:val="14"/>
+  </w:num>
+  <w:num w:numId="31" w16cid:durableId="767579539">
     <w:abstractNumId w:val="8"/>
   </w:num>
-  <w:num w:numId="3" w16cid:durableId="1139690215">
-    <w:abstractNumId w:val="22"/>
+  <w:num w:numId="32" w16cid:durableId="44918641">
+    <w:abstractNumId w:val="19"/>
   </w:num>
-  <w:num w:numId="4" w16cid:durableId="715197732">
-    <w:abstractNumId w:val="15"/>
-  </w:num>
-  <w:num w:numId="5" w16cid:durableId="1530678382">
-    <w:abstractNumId w:val="4"/>
-  </w:num>
-  <w:num w:numId="6" w16cid:durableId="2003510328">
-    <w:abstractNumId w:val="10"/>
-  </w:num>
-  <w:num w:numId="7" w16cid:durableId="1877231126">
-    <w:abstractNumId w:val="16"/>
-  </w:num>
-  <w:num w:numId="8" w16cid:durableId="570849478">
-    <w:abstractNumId w:val="17"/>
-  </w:num>
-  <w:num w:numId="9" w16cid:durableId="101341034">
-    <w:abstractNumId w:val="18"/>
-  </w:num>
-  <w:num w:numId="10" w16cid:durableId="660424560">
+  <w:num w:numId="33" w16cid:durableId="1511410467">
     <w:abstractNumId w:val="6"/>
   </w:num>
-  <w:num w:numId="11" w16cid:durableId="1115053814">
-    <w:abstractNumId w:val="14"/>
-  </w:num>
-  <w:num w:numId="12" w16cid:durableId="1088768098">
-    <w:abstractNumId w:val="1"/>
-  </w:num>
-  <w:num w:numId="13" w16cid:durableId="1584605161">
-    <w:abstractNumId w:val="13"/>
-  </w:num>
-  <w:num w:numId="14" w16cid:durableId="1040864676">
-    <w:abstractNumId w:val="21"/>
-  </w:num>
-  <w:num w:numId="15" w16cid:durableId="1624119645">
-    <w:abstractNumId w:val="7"/>
-  </w:num>
-  <w:num w:numId="16" w16cid:durableId="245266291">
-    <w:abstractNumId w:val="12"/>
-  </w:num>
-  <w:num w:numId="17" w16cid:durableId="246772032">
-    <w:abstractNumId w:val="19"/>
-  </w:num>
-  <w:num w:numId="18" w16cid:durableId="1588150396">
+  <w:num w:numId="34" w16cid:durableId="1127285195">
     <w:abstractNumId w:val="0"/>
   </w:num>
-  <w:num w:numId="19" w16cid:durableId="514273949">
-    <w:abstractNumId w:val="3"/>
+  <w:num w:numId="35" w16cid:durableId="1094715571">
+    <w:abstractNumId w:val="37"/>
   </w:num>
-  <w:num w:numId="20" w16cid:durableId="1236471348">
-    <w:abstractNumId w:val="20"/>
+  <w:num w:numId="36" w16cid:durableId="999581466">
+    <w:abstractNumId w:val="36"/>
   </w:num>
-  <w:num w:numId="21" w16cid:durableId="2023388262">
+  <w:num w:numId="37" w16cid:durableId="756370540">
+    <w:abstractNumId w:val="33"/>
+  </w:num>
+  <w:num w:numId="38" w16cid:durableId="1083836352">
     <w:abstractNumId w:val="2"/>
   </w:num>
-  <w:num w:numId="22" w16cid:durableId="613827449">
-    <w:abstractNumId w:val="9"/>
-  </w:num>
-  <w:num w:numId="23" w16cid:durableId="1209493104">
-    <w:abstractNumId w:val="5"/>
+  <w:num w:numId="39" w16cid:durableId="1692217490">
+    <w:abstractNumId w:val="38"/>
   </w:num>
 </w:numbering>
 </file>
@@ -8314,7 +12839,7 @@
   <w:style w:type="paragraph" w:default="1" w:styleId="Normal">
     <w:name w:val="Normal"/>
     <w:qFormat/>
-    <w:rsid w:val="00D164ED"/>
+    <w:rsid w:val="00CC31AD"/>
   </w:style>
   <w:style w:type="paragraph" w:styleId="Heading1">
     <w:name w:val="heading 1"/>
@@ -8518,7 +13043,6 @@
   <w:style w:type="character" w:default="1" w:styleId="DefaultParagraphFont">
     <w:name w:val="Default Paragraph Font"/>
     <w:uiPriority w:val="1"/>
-    <w:semiHidden/>
     <w:unhideWhenUsed/>
   </w:style>
   <w:style w:type="table" w:default="1" w:styleId="TableNormal">

--- a/Αναφορα.docx
+++ b/Αναφορα.docx
@@ -192,9 +192,11 @@
         </w:rPr>
         <w:t xml:space="preserve">χρησημοποιόντας τη βιβλιοθήκη </w:t>
       </w:r>
+      <w:proofErr w:type="spellStart"/>
       <w:r>
         <w:t>Simpy</w:t>
       </w:r>
+      <w:proofErr w:type="spellEnd"/>
       <w:r>
         <w:rPr>
           <w:lang w:val="el-GR"/>
@@ -471,9 +473,11 @@
         </w:rPr>
         <w:t xml:space="preserve">στο </w:t>
       </w:r>
+      <w:proofErr w:type="spellStart"/>
       <w:r>
         <w:t>SimPy</w:t>
       </w:r>
+      <w:proofErr w:type="spellEnd"/>
       <w:r>
         <w:rPr>
           <w:lang w:val="el-GR"/>
@@ -491,9 +495,11 @@
           <w:lang w:val="el-GR"/>
         </w:rPr>
       </w:pPr>
+      <w:proofErr w:type="spellStart"/>
       <w:r>
         <w:t>SourceHost</w:t>
       </w:r>
+      <w:proofErr w:type="spellEnd"/>
       <w:r>
         <w:rPr>
           <w:lang w:val="el-GR"/>
@@ -531,9 +537,11 @@
           <w:lang w:val="el-GR"/>
         </w:rPr>
       </w:pPr>
+      <w:proofErr w:type="spellStart"/>
       <w:r>
         <w:t>DestinationHost</w:t>
       </w:r>
+      <w:proofErr w:type="spellEnd"/>
       <w:r>
         <w:rPr>
           <w:lang w:val="el-GR"/>
@@ -681,7 +689,21 @@
         <w:rPr>
           <w:lang w:val="el-GR"/>
         </w:rPr>
-        <w:t>: Επειδή το μέγεθος των πακέτων  είναι σε</w:t>
+        <w:t xml:space="preserve">: Επειδή το μέγεθος των </w:t>
+      </w:r>
+      <w:proofErr w:type="gramStart"/>
+      <w:r>
+        <w:rPr>
+          <w:lang w:val="el-GR"/>
+        </w:rPr>
+        <w:t>πακέτων  είναι</w:t>
+      </w:r>
+      <w:proofErr w:type="gramEnd"/>
+      <w:r>
+        <w:rPr>
+          <w:lang w:val="el-GR"/>
+        </w:rPr>
+        <w:t xml:space="preserve"> σε</w:t>
       </w:r>
       <w:r>
         <w:t> </w:t>
@@ -1006,7 +1028,27 @@
           <w:sz w:val="40"/>
           <w:szCs w:val="40"/>
         </w:rPr>
-        <w:t>Η Κλάση Packet</w:t>
+        <w:t xml:space="preserve">Η </w:t>
+      </w:r>
+      <w:proofErr w:type="spellStart"/>
+      <w:r>
+        <w:rPr>
+          <w:b/>
+          <w:bCs/>
+          <w:sz w:val="40"/>
+          <w:szCs w:val="40"/>
+        </w:rPr>
+        <w:t>Κλάση</w:t>
+      </w:r>
+      <w:proofErr w:type="spellEnd"/>
+      <w:r>
+        <w:rPr>
+          <w:b/>
+          <w:bCs/>
+          <w:sz w:val="40"/>
+          <w:szCs w:val="40"/>
+        </w:rPr>
+        <w:t> Packet</w:t>
       </w:r>
       <w:r>
         <w:rPr>
@@ -1205,6 +1247,7 @@
         </w:rPr>
         <w:t>_</w:t>
       </w:r>
+      <w:proofErr w:type="gramStart"/>
       <w:r>
         <w:rPr>
           <w:b/>
@@ -1224,6 +1267,7 @@
         </w:rPr>
         <w:t>:</w:t>
       </w:r>
+      <w:proofErr w:type="gramEnd"/>
     </w:p>
     <w:p>
       <w:pPr>
@@ -1258,6 +1302,7 @@
         </w:rPr>
         <w:t xml:space="preserve"> </w:t>
       </w:r>
+      <w:proofErr w:type="gramStart"/>
       <w:r>
         <w:t>True</w:t>
       </w:r>
@@ -1265,7 +1310,14 @@
         <w:rPr>
           <w:lang w:val="el-GR"/>
         </w:rPr>
-        <w:t>:: Είναι ένας ατέρμονος βρόχος που εξασφαλίζει ότι ο πομπός θα δημιουργεί πακέτα καθ' όλη τη διάρκεια της προσομοίωσης.</w:t>
+        <w:t>::</w:t>
+      </w:r>
+      <w:proofErr w:type="gramEnd"/>
+      <w:r>
+        <w:rPr>
+          <w:lang w:val="el-GR"/>
+        </w:rPr>
+        <w:t xml:space="preserve"> Είναι ένας ατέρμονος βρόχος που εξασφαλίζει ότι ο πομπός θα δημιουργεί πακέτα καθ' όλη τη διάρκεια της προσομοίωσης.</w:t>
       </w:r>
     </w:p>
     <w:p>
@@ -1333,8 +1385,13 @@
         <w:t>μέσα στο</w:t>
       </w:r>
       <w:r>
-        <w:t> simpy</w:t>
-      </w:r>
+        <w:t> </w:t>
+      </w:r>
+      <w:proofErr w:type="spellStart"/>
+      <w:r>
+        <w:t>simpy</w:t>
+      </w:r>
+      <w:proofErr w:type="spellEnd"/>
       <w:r>
         <w:rPr>
           <w:lang w:val="el-GR"/>
@@ -1376,6 +1433,7 @@
         </w:rPr>
         <w:t xml:space="preserve"> </w:t>
       </w:r>
+      <w:proofErr w:type="gramStart"/>
       <w:r>
         <w:t>env</w:t>
       </w:r>
@@ -1388,6 +1446,7 @@
       <w:r>
         <w:t>timeout</w:t>
       </w:r>
+      <w:proofErr w:type="gramEnd"/>
       <w:r>
         <w:rPr>
           <w:lang w:val="el-GR"/>
@@ -1412,17 +1471,64 @@
         </w:rPr>
         <w:t xml:space="preserve">): Αυτή είναι η πιο σημαντική εντολή του </w:t>
       </w:r>
+      <w:proofErr w:type="spellStart"/>
       <w:r>
         <w:t>SimPy</w:t>
       </w:r>
+      <w:proofErr w:type="spellEnd"/>
       <w:r>
         <w:rPr>
           <w:lang w:val="el-GR"/>
         </w:rPr>
         <w:t xml:space="preserve">. "Παγώνει" την εκτέλεση της συνάρτησης για ένα συγκεκριμένο χρονικό διάστημα. </w:t>
       </w:r>
-      <w:r>
-        <w:t>Έτσι, μοντελοποιούμε τον ρυθμό αποστολής πακέτων.</w:t>
+      <w:proofErr w:type="spellStart"/>
+      <w:r>
+        <w:t>Έτσι</w:t>
+      </w:r>
+      <w:proofErr w:type="spellEnd"/>
+      <w:r>
+        <w:t xml:space="preserve">, </w:t>
+      </w:r>
+      <w:proofErr w:type="spellStart"/>
+      <w:r>
+        <w:t>μοντελο</w:t>
+      </w:r>
+      <w:proofErr w:type="spellEnd"/>
+      <w:r>
+        <w:t xml:space="preserve">ποιούμε </w:t>
+      </w:r>
+      <w:proofErr w:type="spellStart"/>
+      <w:r>
+        <w:t>τον</w:t>
+      </w:r>
+      <w:proofErr w:type="spellEnd"/>
+      <w:r>
+        <w:t xml:space="preserve"> </w:t>
+      </w:r>
+      <w:proofErr w:type="spellStart"/>
+      <w:r>
+        <w:t>ρυθμό</w:t>
+      </w:r>
+      <w:proofErr w:type="spellEnd"/>
+      <w:r>
+        <w:t xml:space="preserve"> απ</w:t>
+      </w:r>
+      <w:proofErr w:type="spellStart"/>
+      <w:r>
+        <w:t>οστολής</w:t>
+      </w:r>
+      <w:proofErr w:type="spellEnd"/>
+      <w:r>
+        <w:t xml:space="preserve"> πα</w:t>
+      </w:r>
+      <w:proofErr w:type="spellStart"/>
+      <w:r>
+        <w:t>κέτων</w:t>
+      </w:r>
+      <w:proofErr w:type="spellEnd"/>
+      <w:r>
+        <w:t>.</w:t>
       </w:r>
     </w:p>
     <w:p>
@@ -1521,6 +1627,7 @@
         </w:rPr>
         <w:t xml:space="preserve"> </w:t>
       </w:r>
+      <w:proofErr w:type="gramStart"/>
       <w:r>
         <w:t>link</w:t>
       </w:r>
@@ -1555,7 +1662,14 @@
         <w:rPr>
           <w:lang w:val="el-GR"/>
         </w:rPr>
-        <w:t>(): Η συνάρτηση "μπλοκάρει" σε αυτό το σημείο και περιμένει μέχρι να εμφανιστεί ένα πακέτο στο κανάλι εισόδου. Μόλις ο</w:t>
+        <w:t>(</w:t>
+      </w:r>
+      <w:proofErr w:type="gramEnd"/>
+      <w:r>
+        <w:rPr>
+          <w:lang w:val="el-GR"/>
+        </w:rPr>
+        <w:t>): Η συνάρτηση "μπλοκάρει" σε αυτό το σημείο και περιμένει μέχρι να εμφανιστεί ένα πακέτο στο κανάλι εισόδου. Μόλις ο</w:t>
       </w:r>
       <w:r>
         <w:t> source</w:t>
@@ -1606,7 +1720,39 @@
           <w:b/>
           <w:bCs/>
         </w:rPr>
-        <w:t>Καθυστέρηση Μετάδοσης (Transmission Delay):</w:t>
+        <w:t>Κα</w:t>
+      </w:r>
+      <w:proofErr w:type="spellStart"/>
+      <w:r>
+        <w:rPr>
+          <w:b/>
+          <w:bCs/>
+        </w:rPr>
+        <w:t>θυστέρηση</w:t>
+      </w:r>
+      <w:proofErr w:type="spellEnd"/>
+      <w:r>
+        <w:rPr>
+          <w:b/>
+          <w:bCs/>
+        </w:rPr>
+        <w:t xml:space="preserve"> </w:t>
+      </w:r>
+      <w:proofErr w:type="spellStart"/>
+      <w:r>
+        <w:rPr>
+          <w:b/>
+          <w:bCs/>
+        </w:rPr>
+        <w:t>Μετάδοσης</w:t>
+      </w:r>
+      <w:proofErr w:type="spellEnd"/>
+      <w:r>
+        <w:rPr>
+          <w:b/>
+          <w:bCs/>
+        </w:rPr>
+        <w:t xml:space="preserve"> (Transmission Delay):</w:t>
       </w:r>
     </w:p>
     <w:p>
@@ -1637,6 +1783,7 @@
         </w:rPr>
         <w:t xml:space="preserve"> = </w:t>
       </w:r>
+      <w:proofErr w:type="gramStart"/>
       <w:r>
         <w:t>packet</w:t>
       </w:r>
@@ -1649,6 +1796,7 @@
       <w:r>
         <w:t>size</w:t>
       </w:r>
+      <w:proofErr w:type="gramEnd"/>
       <w:r>
         <w:rPr>
           <w:lang w:val="el-GR"/>
@@ -1747,6 +1895,7 @@
         </w:rPr>
         <w:t xml:space="preserve"> </w:t>
       </w:r>
+      <w:proofErr w:type="gramStart"/>
       <w:r>
         <w:t>env</w:t>
       </w:r>
@@ -1759,6 +1908,7 @@
       <w:r>
         <w:t>timeout</w:t>
       </w:r>
+      <w:proofErr w:type="gramEnd"/>
       <w:r>
         <w:rPr>
           <w:lang w:val="el-GR"/>
@@ -1805,7 +1955,39 @@
           <w:b/>
           <w:bCs/>
         </w:rPr>
-        <w:t>Καθυστέρηση Διάδοσης (Propagation Delay):</w:t>
+        <w:t>Κα</w:t>
+      </w:r>
+      <w:proofErr w:type="spellStart"/>
+      <w:r>
+        <w:rPr>
+          <w:b/>
+          <w:bCs/>
+        </w:rPr>
+        <w:t>θυστέρηση</w:t>
+      </w:r>
+      <w:proofErr w:type="spellEnd"/>
+      <w:r>
+        <w:rPr>
+          <w:b/>
+          <w:bCs/>
+        </w:rPr>
+        <w:t xml:space="preserve"> </w:t>
+      </w:r>
+      <w:proofErr w:type="spellStart"/>
+      <w:r>
+        <w:rPr>
+          <w:b/>
+          <w:bCs/>
+        </w:rPr>
+        <w:t>Διάδοσης</w:t>
+      </w:r>
+      <w:proofErr w:type="spellEnd"/>
+      <w:r>
+        <w:rPr>
+          <w:b/>
+          <w:bCs/>
+        </w:rPr>
+        <w:t xml:space="preserve"> (Propagation Delay):</w:t>
       </w:r>
     </w:p>
     <w:p>
@@ -1827,6 +2009,7 @@
         </w:rPr>
         <w:t xml:space="preserve"> </w:t>
       </w:r>
+      <w:proofErr w:type="gramStart"/>
       <w:r>
         <w:t>env</w:t>
       </w:r>
@@ -1839,6 +2022,7 @@
       <w:r>
         <w:t>timeout</w:t>
       </w:r>
+      <w:proofErr w:type="gramEnd"/>
       <w:r>
         <w:rPr>
           <w:lang w:val="el-GR"/>
@@ -1903,9 +2087,11 @@
         </w:rPr>
         <w:t>_</w:t>
       </w:r>
+      <w:proofErr w:type="spellStart"/>
       <w:r>
         <w:t>dest</w:t>
       </w:r>
+      <w:proofErr w:type="spellEnd"/>
       <w:r>
         <w:rPr>
           <w:lang w:val="el-GR"/>
@@ -1961,8 +2147,39 @@
           <w:sz w:val="40"/>
           <w:szCs w:val="40"/>
         </w:rPr>
-        <w:t>Η Συνάρτηση destination_host</w:t>
-      </w:r>
+        <w:t xml:space="preserve">Η </w:t>
+      </w:r>
+      <w:proofErr w:type="spellStart"/>
+      <w:r>
+        <w:rPr>
+          <w:b/>
+          <w:bCs/>
+          <w:sz w:val="40"/>
+          <w:szCs w:val="40"/>
+        </w:rPr>
+        <w:t>Συνάρτηση</w:t>
+      </w:r>
+      <w:proofErr w:type="spellEnd"/>
+      <w:r>
+        <w:rPr>
+          <w:b/>
+          <w:bCs/>
+          <w:sz w:val="40"/>
+          <w:szCs w:val="40"/>
+        </w:rPr>
+        <w:t> </w:t>
+      </w:r>
+      <w:proofErr w:type="spellStart"/>
+      <w:r>
+        <w:rPr>
+          <w:b/>
+          <w:bCs/>
+          <w:sz w:val="40"/>
+          <w:szCs w:val="40"/>
+        </w:rPr>
+        <w:t>destination_host</w:t>
+      </w:r>
+      <w:proofErr w:type="spellEnd"/>
       <w:r>
         <w:rPr>
           <w:b/>
@@ -2016,6 +2233,7 @@
         </w:rPr>
         <w:t xml:space="preserve"> </w:t>
       </w:r>
+      <w:proofErr w:type="gramStart"/>
       <w:r>
         <w:t>link</w:t>
       </w:r>
@@ -2050,7 +2268,14 @@
         <w:rPr>
           <w:lang w:val="el-GR"/>
         </w:rPr>
-        <w:t xml:space="preserve">(): Περιμένει να λάβει ένα πακέτο από τον </w:t>
+        <w:t>(</w:t>
+      </w:r>
+      <w:proofErr w:type="gramEnd"/>
+      <w:r>
+        <w:rPr>
+          <w:lang w:val="el-GR"/>
+        </w:rPr>
+        <w:t xml:space="preserve">): Περιμένει να λάβει ένα πακέτο από τον </w:t>
       </w:r>
       <w:r>
         <w:t>router</w:t>
@@ -2081,6 +2306,7 @@
         </w:rPr>
         <w:t xml:space="preserve"> </w:t>
       </w:r>
+      <w:proofErr w:type="gramStart"/>
       <w:r>
         <w:t>env</w:t>
       </w:r>
@@ -2093,6 +2319,7 @@
       <w:r>
         <w:t>timeout</w:t>
       </w:r>
+      <w:proofErr w:type="gramEnd"/>
       <w:r>
         <w:rPr>
           <w:lang w:val="el-GR"/>
@@ -2176,8 +2403,66 @@
           <w:bCs/>
         </w:rPr>
       </w:pPr>
-      <w:r>
-        <w:t xml:space="preserve">end_to_end_delay = env.now - packet.time_created: Αυτός είναι ο τελικός υπολογισμός. </w:t>
+      <w:proofErr w:type="spellStart"/>
+      <w:r>
+        <w:t>end_to_end_delay</w:t>
+      </w:r>
+      <w:proofErr w:type="spellEnd"/>
+      <w:r>
+        <w:t xml:space="preserve"> = </w:t>
+      </w:r>
+      <w:proofErr w:type="spellStart"/>
+      <w:r>
+        <w:t>env.now</w:t>
+      </w:r>
+      <w:proofErr w:type="spellEnd"/>
+      <w:r>
+        <w:t xml:space="preserve"> - </w:t>
+      </w:r>
+      <w:proofErr w:type="spellStart"/>
+      <w:proofErr w:type="gramStart"/>
+      <w:r>
+        <w:t>packet.time</w:t>
+      </w:r>
+      <w:proofErr w:type="gramEnd"/>
+      <w:r>
+        <w:t>_created</w:t>
+      </w:r>
+      <w:proofErr w:type="spellEnd"/>
+      <w:r>
+        <w:t xml:space="preserve">: </w:t>
+      </w:r>
+      <w:proofErr w:type="spellStart"/>
+      <w:r>
+        <w:t>Αυτός</w:t>
+      </w:r>
+      <w:proofErr w:type="spellEnd"/>
+      <w:r>
+        <w:t xml:space="preserve"> </w:t>
+      </w:r>
+      <w:proofErr w:type="spellStart"/>
+      <w:r>
+        <w:t>είν</w:t>
+      </w:r>
+      <w:proofErr w:type="spellEnd"/>
+      <w:r>
+        <w:t xml:space="preserve">αι ο </w:t>
+      </w:r>
+      <w:proofErr w:type="spellStart"/>
+      <w:r>
+        <w:t>τελικός</w:t>
+      </w:r>
+      <w:proofErr w:type="spellEnd"/>
+      <w:r>
+        <w:t xml:space="preserve"> υπ</w:t>
+      </w:r>
+      <w:proofErr w:type="spellStart"/>
+      <w:r>
+        <w:t>ολογισμός</w:t>
+      </w:r>
+      <w:proofErr w:type="spellEnd"/>
+      <w:r>
+        <w:t xml:space="preserve">. </w:t>
       </w:r>
       <w:r>
         <w:rPr>
@@ -2303,9 +2588,12 @@
         </w:rPr>
         <w:t xml:space="preserve"> = </w:t>
       </w:r>
+      <w:proofErr w:type="spellStart"/>
+      <w:proofErr w:type="gramStart"/>
       <w:r>
         <w:t>simpy</w:t>
       </w:r>
+      <w:proofErr w:type="spellEnd"/>
       <w:r>
         <w:rPr>
           <w:lang w:val="el-GR"/>
@@ -2315,6 +2603,7 @@
       <w:r>
         <w:t>Environment</w:t>
       </w:r>
+      <w:proofErr w:type="gramEnd"/>
       <w:r>
         <w:rPr>
           <w:lang w:val="el-GR"/>
@@ -2341,9 +2630,12 @@
         </w:rPr>
         <w:t xml:space="preserve">_... = </w:t>
       </w:r>
+      <w:proofErr w:type="spellStart"/>
+      <w:proofErr w:type="gramStart"/>
       <w:r>
         <w:t>simpy</w:t>
       </w:r>
+      <w:proofErr w:type="spellEnd"/>
       <w:r>
         <w:rPr>
           <w:lang w:val="el-GR"/>
@@ -2353,6 +2645,7 @@
       <w:r>
         <w:t>Store</w:t>
       </w:r>
+      <w:proofErr w:type="gramEnd"/>
       <w:r>
         <w:rPr>
           <w:lang w:val="el-GR"/>
@@ -2379,6 +2672,7 @@
           <w:lang w:val="el-GR"/>
         </w:rPr>
       </w:pPr>
+      <w:proofErr w:type="gramStart"/>
       <w:r>
         <w:t>env</w:t>
       </w:r>
@@ -2391,6 +2685,7 @@
       <w:r>
         <w:t>process</w:t>
       </w:r>
+      <w:proofErr w:type="gramEnd"/>
       <w:r>
         <w:rPr>
           <w:lang w:val="el-GR"/>
@@ -2896,8 +3191,53 @@
         </w:rPr>
         <w:t xml:space="preserve">. </w:t>
       </w:r>
-      <w:r>
-        <w:t>Αυτή η προσέγγιση προσφέρει δύο βασικά πλεονεκτήματα:</w:t>
+      <w:proofErr w:type="spellStart"/>
+      <w:r>
+        <w:t>Αυτή</w:t>
+      </w:r>
+      <w:proofErr w:type="spellEnd"/>
+      <w:r>
+        <w:t xml:space="preserve"> η π</w:t>
+      </w:r>
+      <w:proofErr w:type="spellStart"/>
+      <w:r>
+        <w:t>ροσέγγιση</w:t>
+      </w:r>
+      <w:proofErr w:type="spellEnd"/>
+      <w:r>
+        <w:t xml:space="preserve"> π</w:t>
+      </w:r>
+      <w:proofErr w:type="spellStart"/>
+      <w:r>
+        <w:t>ροσφέρει</w:t>
+      </w:r>
+      <w:proofErr w:type="spellEnd"/>
+      <w:r>
+        <w:t xml:space="preserve"> </w:t>
+      </w:r>
+      <w:proofErr w:type="spellStart"/>
+      <w:r>
+        <w:t>δύο</w:t>
+      </w:r>
+      <w:proofErr w:type="spellEnd"/>
+      <w:r>
+        <w:t xml:space="preserve"> βα</w:t>
+      </w:r>
+      <w:proofErr w:type="spellStart"/>
+      <w:r>
+        <w:t>σικά</w:t>
+      </w:r>
+      <w:proofErr w:type="spellEnd"/>
+      <w:r>
+        <w:t xml:space="preserve"> π</w:t>
+      </w:r>
+      <w:proofErr w:type="spellStart"/>
+      <w:r>
+        <w:t>λεονεκτήμ</w:t>
+      </w:r>
+      <w:proofErr w:type="spellEnd"/>
+      <w:r>
+        <w:t>ατα:</w:t>
       </w:r>
     </w:p>
     <w:p>
@@ -2963,7 +3303,23 @@
     </w:p>
     <w:p>
       <w:r>
-        <w:t>Η κλάση Router περιλαμβάνει:</w:t>
+        <w:t xml:space="preserve">Η </w:t>
+      </w:r>
+      <w:proofErr w:type="spellStart"/>
+      <w:r>
+        <w:t>κλάση</w:t>
+      </w:r>
+      <w:proofErr w:type="spellEnd"/>
+      <w:r>
+        <w:t> Router π</w:t>
+      </w:r>
+      <w:proofErr w:type="spellStart"/>
+      <w:r>
+        <w:t>εριλ</w:t>
+      </w:r>
+      <w:proofErr w:type="spellEnd"/>
+      <w:r>
+        <w:t>αμβάνει:</w:t>
       </w:r>
     </w:p>
     <w:p>
@@ -2979,9 +3335,11 @@
         </w:rPr>
         <w:t>__</w:t>
       </w:r>
+      <w:proofErr w:type="spellStart"/>
       <w:r>
         <w:t>init</w:t>
       </w:r>
+      <w:proofErr w:type="spellEnd"/>
       <w:r>
         <w:rPr>
           <w:lang w:val="el-GR"/>
@@ -2998,8 +3356,13 @@
         <w:t>, ...): Ο κατασκευαστής της κλάσης. Εδώ αρχικοποιείται η ουρά ως ένα</w:t>
       </w:r>
       <w:r>
-        <w:t> simpy</w:t>
-      </w:r>
+        <w:t> </w:t>
+      </w:r>
+      <w:proofErr w:type="spellStart"/>
+      <w:r>
+        <w:t>simpy</w:t>
+      </w:r>
+      <w:proofErr w:type="spellEnd"/>
       <w:r>
         <w:rPr>
           <w:lang w:val="el-GR"/>
@@ -3043,7 +3406,52 @@
         <w:t xml:space="preserve">). </w:t>
       </w:r>
       <w:r>
-        <w:t>Επίσης, αρχικοποιείται ένας μετρητής self.packets_dropped = 0.</w:t>
+        <w:t>Επ</w:t>
+      </w:r>
+      <w:proofErr w:type="spellStart"/>
+      <w:r>
+        <w:t>ίσης</w:t>
+      </w:r>
+      <w:proofErr w:type="spellEnd"/>
+      <w:r>
+        <w:t>, α</w:t>
+      </w:r>
+      <w:proofErr w:type="spellStart"/>
+      <w:r>
+        <w:t>ρχικο</w:t>
+      </w:r>
+      <w:proofErr w:type="spellEnd"/>
+      <w:r>
+        <w:t xml:space="preserve">ποιείται </w:t>
+      </w:r>
+      <w:proofErr w:type="spellStart"/>
+      <w:r>
+        <w:t>έν</w:t>
+      </w:r>
+      <w:proofErr w:type="spellEnd"/>
+      <w:r>
+        <w:t xml:space="preserve">ας </w:t>
+      </w:r>
+      <w:proofErr w:type="spellStart"/>
+      <w:r>
+        <w:t>μετρητής</w:t>
+      </w:r>
+      <w:proofErr w:type="spellEnd"/>
+      <w:r>
+        <w:t> </w:t>
+      </w:r>
+      <w:proofErr w:type="spellStart"/>
+      <w:proofErr w:type="gramStart"/>
+      <w:r>
+        <w:t>self.packets</w:t>
+      </w:r>
+      <w:proofErr w:type="gramEnd"/>
+      <w:r>
+        <w:t>_dropped</w:t>
+      </w:r>
+      <w:proofErr w:type="spellEnd"/>
+      <w:r>
+        <w:t xml:space="preserve"> = 0.</w:t>
       </w:r>
     </w:p>
     <w:p>
@@ -3065,6 +3473,7 @@
         </w:rPr>
         <w:t>_</w:t>
       </w:r>
+      <w:proofErr w:type="gramStart"/>
       <w:r>
         <w:t>packets</w:t>
       </w:r>
@@ -3074,6 +3483,7 @@
         </w:rPr>
         <w:t>(</w:t>
       </w:r>
+      <w:proofErr w:type="gramEnd"/>
       <w:r>
         <w:t>self</w:t>
       </w:r>
@@ -3127,6 +3537,7 @@
         </w:rPr>
         <w:t>_</w:t>
       </w:r>
+      <w:proofErr w:type="gramStart"/>
       <w:r>
         <w:t>arrival</w:t>
       </w:r>
@@ -3136,6 +3547,7 @@
         </w:rPr>
         <w:t>(</w:t>
       </w:r>
+      <w:proofErr w:type="gramEnd"/>
       <w:r>
         <w:t>self</w:t>
       </w:r>
@@ -3235,8 +3647,29 @@
         </w:rPr>
         <w:t xml:space="preserve">. </w:t>
       </w:r>
-      <w:r>
-        <w:t>Τότε, εκτελείται ο έλεγχος:</w:t>
+      <w:proofErr w:type="spellStart"/>
+      <w:r>
+        <w:t>Τότε</w:t>
+      </w:r>
+      <w:proofErr w:type="spellEnd"/>
+      <w:r>
+        <w:t xml:space="preserve">, </w:t>
+      </w:r>
+      <w:proofErr w:type="spellStart"/>
+      <w:r>
+        <w:t>εκτελείτ</w:t>
+      </w:r>
+      <w:proofErr w:type="spellEnd"/>
+      <w:r>
+        <w:t xml:space="preserve">αι ο </w:t>
+      </w:r>
+      <w:proofErr w:type="spellStart"/>
+      <w:r>
+        <w:t>έλεγχος</w:t>
+      </w:r>
+      <w:proofErr w:type="spellEnd"/>
+      <w:r>
+        <w:t>:</w:t>
       </w:r>
     </w:p>
     <w:p>
@@ -3424,6 +3857,7 @@
       <w:r>
         <w:t>blocked</w:t>
       </w:r>
+      <w:proofErr w:type="gramStart"/>
       <w:r>
         <w:rPr>
           <w:lang w:val="el-GR"/>
@@ -3442,6 +3876,7 @@
       <w:r>
         <w:t>size</w:t>
       </w:r>
+      <w:proofErr w:type="gramEnd"/>
       <w:r>
         <w:rPr>
           <w:lang w:val="el-GR"/>
@@ -3706,9 +4141,11 @@
         </w:rPr>
         <w:t>Ο ρυθμός άφιξης των πακέτων είναι σταθερός στο 1 πακέτο κάθε 5</w:t>
       </w:r>
+      <w:proofErr w:type="spellStart"/>
       <w:r>
         <w:t>ms</w:t>
       </w:r>
+      <w:proofErr w:type="spellEnd"/>
       <w:r>
         <w:rPr>
           <w:lang w:val="el-GR"/>
@@ -3784,9 +4221,11 @@
         </w:rPr>
         <w:t xml:space="preserve"> είναι 8</w:t>
       </w:r>
+      <w:proofErr w:type="spellStart"/>
       <w:r>
         <w:t>ms</w:t>
       </w:r>
+      <w:proofErr w:type="spellEnd"/>
       <w:r>
         <w:rPr>
           <w:lang w:val="el-GR"/>
@@ -3947,7 +4386,39 @@
           <w:b/>
           <w:bCs/>
         </w:rPr>
-        <w:t>Η Κατάσταση Συμφόρησης (Congestion):</w:t>
+        <w:t>Η Κα</w:t>
+      </w:r>
+      <w:proofErr w:type="spellStart"/>
+      <w:r>
+        <w:rPr>
+          <w:b/>
+          <w:bCs/>
+        </w:rPr>
+        <w:t>τάστ</w:t>
+      </w:r>
+      <w:proofErr w:type="spellEnd"/>
+      <w:r>
+        <w:rPr>
+          <w:b/>
+          <w:bCs/>
+        </w:rPr>
+        <w:t xml:space="preserve">αση </w:t>
+      </w:r>
+      <w:proofErr w:type="spellStart"/>
+      <w:r>
+        <w:rPr>
+          <w:b/>
+          <w:bCs/>
+        </w:rPr>
+        <w:t>Συμφόρησης</w:t>
+      </w:r>
+      <w:proofErr w:type="spellEnd"/>
+      <w:r>
+        <w:rPr>
+          <w:b/>
+          <w:bCs/>
+        </w:rPr>
+        <w:t xml:space="preserve"> (Congestion):</w:t>
       </w:r>
     </w:p>
     <w:p>
@@ -5259,9 +5730,11 @@
         </w:rPr>
         <w:t>, διατηρώντας σταθερό τον ρυθμό άφιξης (1 πακέτο κάθε 5</w:t>
       </w:r>
+      <w:proofErr w:type="spellStart"/>
       <w:r>
         <w:t>ms</w:t>
       </w:r>
+      <w:proofErr w:type="spellEnd"/>
       <w:r>
         <w:rPr>
           <w:lang w:val="el-GR"/>
@@ -5324,7 +5797,15 @@
     </w:p>
     <w:p>
       <w:r>
-        <w:t>1. Περίπτωση 1 Mbps:</w:t>
+        <w:t xml:space="preserve">1. </w:t>
+      </w:r>
+      <w:proofErr w:type="spellStart"/>
+      <w:r>
+        <w:t>Περί</w:t>
+      </w:r>
+      <w:proofErr w:type="spellEnd"/>
+      <w:r>
+        <w:t>πτωση 1 Mbps:</w:t>
       </w:r>
     </w:p>
     <w:p>
@@ -5335,8 +5816,21 @@
         </w:numPr>
       </w:pPr>
       <w:r>
-        <w:t>Transmission Delay: 8000  / 1.000.000 bps = 8 ms</w:t>
-      </w:r>
+        <w:t xml:space="preserve">Transmission Delay: </w:t>
+      </w:r>
+      <w:proofErr w:type="gramStart"/>
+      <w:r>
+        <w:t>8000  /</w:t>
+      </w:r>
+      <w:proofErr w:type="gramEnd"/>
+      <w:r>
+        <w:t xml:space="preserve"> 1.000.000 bps = 8 </w:t>
+      </w:r>
+      <w:proofErr w:type="spellStart"/>
+      <w:r>
+        <w:t>ms</w:t>
+      </w:r>
+      <w:proofErr w:type="spellEnd"/>
     </w:p>
     <w:p>
       <w:pPr>
@@ -5346,7 +5840,15 @@
         </w:numPr>
       </w:pPr>
       <w:r>
-        <w:t>Interval Πακέτων:</w:t>
+        <w:t>Interval Πα</w:t>
+      </w:r>
+      <w:proofErr w:type="spellStart"/>
+      <w:r>
+        <w:t>κέτων</w:t>
+      </w:r>
+      <w:proofErr w:type="spellEnd"/>
+      <w:r>
+        <w:t>:</w:t>
       </w:r>
       <w:r>
         <w:t xml:space="preserve"> </w:t>
@@ -5354,12 +5856,14 @@
       <w:r>
         <w:t>5</w:t>
       </w:r>
+      <w:proofErr w:type="gramStart"/>
       <w:r>
         <w:t>ms</w:t>
       </w:r>
       <w:r>
         <w:t xml:space="preserve"> .</w:t>
       </w:r>
+      <w:proofErr w:type="gramEnd"/>
     </w:p>
     <w:p>
       <w:pPr>
@@ -5386,18 +5890,22 @@
         </w:rPr>
         <w:t xml:space="preserve"> για να στείλει ένα πακέτο (8</w:t>
       </w:r>
+      <w:proofErr w:type="spellStart"/>
       <w:r>
         <w:t>ms</w:t>
       </w:r>
+      <w:proofErr w:type="spellEnd"/>
       <w:r>
         <w:rPr>
           <w:lang w:val="el-GR"/>
         </w:rPr>
         <w:t>) είναι μεγαλύτερος από τον ρυθμό που έρχονται τα νέα πακέτα (5</w:t>
       </w:r>
+      <w:proofErr w:type="spellStart"/>
       <w:r>
         <w:t>ms</w:t>
       </w:r>
+      <w:proofErr w:type="spellEnd"/>
       <w:r>
         <w:rPr>
           <w:lang w:val="el-GR"/>
@@ -5511,7 +6019,15 @@
         <w:br/>
       </w:r>
       <w:r>
-        <w:t>2. Περίπτωση 10 Mbps:</w:t>
+        <w:t xml:space="preserve">2. </w:t>
+      </w:r>
+      <w:proofErr w:type="spellStart"/>
+      <w:r>
+        <w:t>Περί</w:t>
+      </w:r>
+      <w:proofErr w:type="spellEnd"/>
+      <w:r>
+        <w:t>πτωση 10 Mbps:</w:t>
       </w:r>
     </w:p>
     <w:p>
@@ -5539,8 +6055,21 @@
         </w:numPr>
       </w:pPr>
       <w:r>
-        <w:t>Interval Πακέτων: 5 ms.</w:t>
-      </w:r>
+        <w:t>Interval Πα</w:t>
+      </w:r>
+      <w:proofErr w:type="spellStart"/>
+      <w:r>
+        <w:t>κέτων</w:t>
+      </w:r>
+      <w:proofErr w:type="spellEnd"/>
+      <w:r>
+        <w:t xml:space="preserve">: 5 </w:t>
+      </w:r>
+      <w:proofErr w:type="spellStart"/>
+      <w:r>
+        <w:t>ms.</w:t>
+      </w:r>
+      <w:proofErr w:type="spellEnd"/>
     </w:p>
     <w:p>
       <w:pPr>
@@ -5567,18 +6096,22 @@
         </w:rPr>
         <w:t xml:space="preserve"> μπορεί να στείλει το πακέτο πολύ γρήγορα (0.8</w:t>
       </w:r>
+      <w:proofErr w:type="spellStart"/>
       <w:r>
         <w:t>ms</w:t>
       </w:r>
+      <w:proofErr w:type="spellEnd"/>
       <w:r>
         <w:rPr>
           <w:lang w:val="el-GR"/>
         </w:rPr>
         <w:t xml:space="preserve">), πολύ πιο γρήγορα από τον ρυθμό που καταφθάνουν τα νέα (5 </w:t>
       </w:r>
+      <w:proofErr w:type="spellStart"/>
       <w:r>
         <w:t>ms</w:t>
       </w:r>
+      <w:proofErr w:type="spellEnd"/>
       <w:r>
         <w:rPr>
           <w:lang w:val="el-GR"/>
@@ -5594,7 +6127,15 @@
         </w:numPr>
       </w:pPr>
       <w:r>
-        <w:t>Αποτέλεσμα:</w:t>
+        <w:t>Απ</w:t>
+      </w:r>
+      <w:proofErr w:type="spellStart"/>
+      <w:r>
+        <w:t>οτέλεσμ</w:t>
+      </w:r>
+      <w:proofErr w:type="spellEnd"/>
+      <w:r>
+        <w:t>α:</w:t>
       </w:r>
     </w:p>
     <w:p>
@@ -5732,7 +6273,15 @@
     </w:p>
     <w:p>
       <w:r>
-        <w:t>3. Περίπτωση 100 Mbps:</w:t>
+        <w:t xml:space="preserve">3. </w:t>
+      </w:r>
+      <w:proofErr w:type="spellStart"/>
+      <w:r>
+        <w:t>Περί</w:t>
+      </w:r>
+      <w:proofErr w:type="spellEnd"/>
+      <w:r>
+        <w:t>πτωση 100 Mbps:</w:t>
       </w:r>
     </w:p>
     <w:p>
@@ -5976,6 +6525,1721 @@
           <w:lang w:val="el-GR"/>
         </w:rPr>
       </w:pPr>
+      <w:r>
+        <w:rPr>
+          <w:b/>
+          <w:bCs/>
+          <w:sz w:val="40"/>
+          <w:szCs w:val="40"/>
+          <w:lang w:val="el-GR"/>
+        </w:rPr>
+        <w:t xml:space="preserve">Ερώτημα </w:t>
+      </w:r>
+      <w:r>
+        <w:rPr>
+          <w:b/>
+          <w:bCs/>
+          <w:sz w:val="40"/>
+          <w:szCs w:val="40"/>
+          <w:lang w:val="el-GR"/>
+        </w:rPr>
+        <w:t>6</w:t>
+      </w:r>
+      <w:r>
+        <w:rPr>
+          <w:b/>
+          <w:bCs/>
+          <w:sz w:val="40"/>
+          <w:szCs w:val="40"/>
+          <w:lang w:val="el-GR"/>
+        </w:rPr>
+        <w:t>:</w:t>
+      </w:r>
+      <w:r>
+        <w:rPr>
+          <w:b/>
+          <w:bCs/>
+          <w:sz w:val="40"/>
+          <w:szCs w:val="40"/>
+          <w:lang w:val="el-GR"/>
+        </w:rPr>
+        <w:br/>
+      </w:r>
+      <w:r>
+        <w:rPr>
+          <w:b/>
+          <w:bCs/>
+          <w:sz w:val="40"/>
+          <w:szCs w:val="40"/>
+          <w:lang w:val="el-GR"/>
+        </w:rPr>
+        <w:br/>
+      </w:r>
+      <w:r>
+        <w:rPr>
+          <w:lang w:val="el-GR"/>
+        </w:rPr>
+        <w:t>Μεθοδολογία:</w:t>
+      </w:r>
+    </w:p>
+    <w:p>
+      <w:pPr>
+        <w:rPr>
+          <w:lang w:val="el-GR"/>
+        </w:rPr>
+      </w:pPr>
+      <w:r>
+        <w:rPr>
+          <w:lang w:val="el-GR"/>
+        </w:rPr>
+        <w:t>Για να μελετήσουμε πώς επηρεάζει το μέγεθος της πληροφορίας την απόδοση του δικτύου, εκτελέσαμε μια σειρά προσομοιώσεων μεταβάλλοντας το μέγεθος του πακέτου (</w:t>
+      </w:r>
+      <w:r>
+        <w:t>Packet</w:t>
+      </w:r>
+      <w:r>
+        <w:rPr>
+          <w:lang w:val="el-GR"/>
+        </w:rPr>
+        <w:t xml:space="preserve"> </w:t>
+      </w:r>
+      <w:r>
+        <w:t>Size</w:t>
+      </w:r>
+      <w:r>
+        <w:rPr>
+          <w:lang w:val="el-GR"/>
+        </w:rPr>
+        <w:t>), διατηρώντας όμως σταθερές όλες τις άλλες παραμέτρους:</w:t>
+      </w:r>
+    </w:p>
+    <w:p>
+      <w:pPr>
+        <w:numPr>
+          <w:ilvl w:val="0"/>
+          <w:numId w:val="45"/>
+        </w:numPr>
+        <w:rPr>
+          <w:lang w:val="el-GR"/>
+        </w:rPr>
+      </w:pPr>
+      <w:r>
+        <w:rPr>
+          <w:b/>
+          <w:bCs/>
+        </w:rPr>
+        <w:t>Bandwidth</w:t>
+      </w:r>
+      <w:r>
+        <w:rPr>
+          <w:b/>
+          <w:bCs/>
+          <w:lang w:val="el-GR"/>
+        </w:rPr>
+        <w:t>:</w:t>
+      </w:r>
+      <w:r>
+        <w:rPr>
+          <w:lang w:val="el-GR"/>
+        </w:rPr>
+        <w:t xml:space="preserve"> 1 </w:t>
+      </w:r>
+      <w:r>
+        <w:t>Mbps</w:t>
+      </w:r>
+      <w:r>
+        <w:rPr>
+          <w:lang w:val="el-GR"/>
+        </w:rPr>
+        <w:t xml:space="preserve"> (ώστε να υπάρχει πιθανότητα συμφόρησης).</w:t>
+      </w:r>
+    </w:p>
+    <w:p>
+      <w:pPr>
+        <w:numPr>
+          <w:ilvl w:val="0"/>
+          <w:numId w:val="45"/>
+        </w:numPr>
+        <w:rPr>
+          <w:lang w:val="el-GR"/>
+        </w:rPr>
+      </w:pPr>
+      <w:r>
+        <w:rPr>
+          <w:b/>
+          <w:bCs/>
+          <w:lang w:val="el-GR"/>
+        </w:rPr>
+        <w:t>Ρυθμός Άφιξης:</w:t>
+      </w:r>
+      <w:r>
+        <w:rPr>
+          <w:lang w:val="el-GR"/>
+        </w:rPr>
+        <w:t xml:space="preserve"> 1 πακέτο κάθε 5</w:t>
+      </w:r>
+      <w:proofErr w:type="spellStart"/>
+      <w:r>
+        <w:t>ms</w:t>
+      </w:r>
+      <w:proofErr w:type="spellEnd"/>
+      <w:r>
+        <w:rPr>
+          <w:lang w:val="el-GR"/>
+        </w:rPr>
+        <w:t xml:space="preserve"> (200 πακέτα/δευτερόλεπτο).</w:t>
+      </w:r>
+    </w:p>
+    <w:p>
+      <w:pPr>
+        <w:numPr>
+          <w:ilvl w:val="0"/>
+          <w:numId w:val="45"/>
+        </w:numPr>
+        <w:rPr>
+          <w:lang w:val="el-GR"/>
+        </w:rPr>
+      </w:pPr>
+      <w:r>
+        <w:rPr>
+          <w:b/>
+          <w:bCs/>
+          <w:lang w:val="el-GR"/>
+        </w:rPr>
+        <w:t>Μεγέθη Πακέτων που εξετάστηκαν:</w:t>
+      </w:r>
+      <w:r>
+        <w:rPr>
+          <w:lang w:val="el-GR"/>
+        </w:rPr>
+        <w:t xml:space="preserve"> 100 </w:t>
+      </w:r>
+      <w:r>
+        <w:t>Bytes</w:t>
+      </w:r>
+      <w:r>
+        <w:rPr>
+          <w:lang w:val="el-GR"/>
+        </w:rPr>
+        <w:t xml:space="preserve">, 1000 </w:t>
+      </w:r>
+      <w:r>
+        <w:t>Bytes</w:t>
+      </w:r>
+      <w:r>
+        <w:rPr>
+          <w:lang w:val="el-GR"/>
+        </w:rPr>
+        <w:t xml:space="preserve">, 3000 </w:t>
+      </w:r>
+      <w:r>
+        <w:t>Bytes</w:t>
+      </w:r>
+      <w:r>
+        <w:rPr>
+          <w:lang w:val="el-GR"/>
+        </w:rPr>
+        <w:t xml:space="preserve">, 5000 </w:t>
+      </w:r>
+      <w:r>
+        <w:t>Bytes</w:t>
+      </w:r>
+      <w:r>
+        <w:rPr>
+          <w:lang w:val="el-GR"/>
+        </w:rPr>
+        <w:t>.</w:t>
+      </w:r>
+    </w:p>
+    <w:p>
+      <w:pPr>
+        <w:rPr>
+          <w:lang w:val="el-GR"/>
+        </w:rPr>
+      </w:pPr>
+      <w:r>
+        <w:rPr>
+          <w:lang w:val="el-GR"/>
+        </w:rPr>
+        <w:t>Θεωρητική Προσέγγιση (Φόρτος Δικτύου):</w:t>
+      </w:r>
+    </w:p>
+    <w:p>
+      <w:pPr>
+        <w:rPr>
+          <w:lang w:val="el-GR"/>
+        </w:rPr>
+      </w:pPr>
+      <w:r>
+        <w:rPr>
+          <w:lang w:val="el-GR"/>
+        </w:rPr>
+        <w:lastRenderedPageBreak/>
+        <w:t>Η αλλαγή του μεγέθους πακέτου επηρεάζει άμεσα τον Ρυθμό Παραγωγής Δεδομένων (</w:t>
+      </w:r>
+      <w:r>
+        <w:t>Offered</w:t>
+      </w:r>
+      <w:r>
+        <w:rPr>
+          <w:lang w:val="el-GR"/>
+        </w:rPr>
+        <w:t xml:space="preserve"> </w:t>
+      </w:r>
+      <w:r>
+        <w:t>Load</w:t>
+      </w:r>
+      <w:r>
+        <w:rPr>
+          <w:lang w:val="el-GR"/>
+        </w:rPr>
+        <w:t>) της πηγής.</w:t>
+      </w:r>
+    </w:p>
+    <w:p>
+      <w:r>
+        <w:t>Load (bps</w:t>
+      </w:r>
+      <w:r>
+        <w:t>)</w:t>
+      </w:r>
+      <w:r>
+        <w:t xml:space="preserve"> = Packet Size (bits) </w:t>
+      </w:r>
+      <w:r>
+        <w:t>x</w:t>
+      </w:r>
+      <w:r>
+        <w:t xml:space="preserve"> Arrival Rate (pkts/s)</w:t>
+      </w:r>
+    </w:p>
+    <w:p>
+      <w:pPr>
+        <w:rPr>
+          <w:lang w:val="el-GR"/>
+        </w:rPr>
+      </w:pPr>
+      <w:r>
+        <w:rPr>
+          <w:lang w:val="el-GR"/>
+        </w:rPr>
+        <w:t xml:space="preserve">Συγκρίνοντας το </w:t>
+      </w:r>
+      <w:r>
+        <w:t>Load</w:t>
+      </w:r>
+      <w:r>
+        <w:rPr>
+          <w:lang w:val="el-GR"/>
+        </w:rPr>
+        <w:t xml:space="preserve"> με το </w:t>
+      </w:r>
+      <w:r>
+        <w:t>Bandwidth</w:t>
+      </w:r>
+      <w:r>
+        <w:rPr>
+          <w:lang w:val="el-GR"/>
+        </w:rPr>
+        <w:t xml:space="preserve"> (1 </w:t>
+      </w:r>
+      <w:r>
+        <w:t>Mbps</w:t>
+      </w:r>
+      <w:r>
+        <w:rPr>
+          <w:lang w:val="el-GR"/>
+        </w:rPr>
+        <w:t>), μπορούμε να προβλέψουμε τη συμπεριφορά:</w:t>
+      </w:r>
+    </w:p>
+    <w:p>
+      <w:pPr>
+        <w:numPr>
+          <w:ilvl w:val="0"/>
+          <w:numId w:val="46"/>
+        </w:numPr>
+        <w:rPr>
+          <w:lang w:val="el-GR"/>
+        </w:rPr>
+      </w:pPr>
+      <w:r>
+        <w:rPr>
+          <w:b/>
+          <w:bCs/>
+          <w:lang w:val="el-GR"/>
+        </w:rPr>
+        <w:t xml:space="preserve">100 </w:t>
+      </w:r>
+      <w:r>
+        <w:rPr>
+          <w:b/>
+          <w:bCs/>
+        </w:rPr>
+        <w:t>Bytes</w:t>
+      </w:r>
+      <w:r>
+        <w:rPr>
+          <w:b/>
+          <w:bCs/>
+          <w:lang w:val="el-GR"/>
+        </w:rPr>
+        <w:t>:</w:t>
+      </w:r>
+      <w:r>
+        <w:rPr>
+          <w:lang w:val="el-GR"/>
+        </w:rPr>
+        <w:t xml:space="preserve"> 800</w:t>
+      </w:r>
+      <w:r>
+        <w:t>bits</w:t>
+      </w:r>
+      <w:r>
+        <w:rPr>
+          <w:lang w:val="el-GR"/>
+        </w:rPr>
+        <w:t xml:space="preserve"> </w:t>
+      </w:r>
+      <w:r>
+        <w:t>x</w:t>
+      </w:r>
+      <w:r>
+        <w:rPr>
+          <w:lang w:val="el-GR"/>
+        </w:rPr>
+        <w:t xml:space="preserve"> </w:t>
+      </w:r>
+      <w:r>
+        <w:rPr>
+          <w:lang w:val="el-GR"/>
+        </w:rPr>
+        <w:t xml:space="preserve">200 = 160.000  </w:t>
+      </w:r>
+      <w:r>
+        <w:t>bps</w:t>
+      </w:r>
+      <w:r>
+        <w:rPr>
+          <w:lang w:val="el-GR"/>
+        </w:rPr>
+        <w:t xml:space="preserve"> = 0.16 </w:t>
+      </w:r>
+      <w:r>
+        <w:t>Mbps</w:t>
+      </w:r>
+      <w:r>
+        <w:rPr>
+          <w:lang w:val="el-GR"/>
+        </w:rPr>
+        <w:t xml:space="preserve"> (Πολύ κάτω από το όριο).</w:t>
+      </w:r>
+    </w:p>
+    <w:p>
+      <w:pPr>
+        <w:numPr>
+          <w:ilvl w:val="0"/>
+          <w:numId w:val="46"/>
+        </w:numPr>
+        <w:rPr>
+          <w:lang w:val="el-GR"/>
+        </w:rPr>
+      </w:pPr>
+      <w:r>
+        <w:rPr>
+          <w:b/>
+          <w:bCs/>
+          <w:lang w:val="el-GR"/>
+        </w:rPr>
+        <w:t xml:space="preserve">1000 </w:t>
+      </w:r>
+      <w:r>
+        <w:rPr>
+          <w:b/>
+          <w:bCs/>
+        </w:rPr>
+        <w:t>Bytes</w:t>
+      </w:r>
+      <w:r>
+        <w:rPr>
+          <w:b/>
+          <w:bCs/>
+          <w:lang w:val="el-GR"/>
+        </w:rPr>
+        <w:t>:</w:t>
+      </w:r>
+      <w:r>
+        <w:rPr>
+          <w:lang w:val="el-GR"/>
+        </w:rPr>
+        <w:t xml:space="preserve"> 8000</w:t>
+      </w:r>
+      <w:r>
+        <w:t>bits</w:t>
+      </w:r>
+      <w:r>
+        <w:rPr>
+          <w:lang w:val="el-GR"/>
+        </w:rPr>
+        <w:t xml:space="preserve"> </w:t>
+      </w:r>
+      <w:r>
+        <w:t>x</w:t>
+      </w:r>
+      <w:r>
+        <w:rPr>
+          <w:lang w:val="el-GR"/>
+        </w:rPr>
+        <w:t xml:space="preserve"> </w:t>
+      </w:r>
+      <w:r>
+        <w:rPr>
+          <w:lang w:val="el-GR"/>
+        </w:rPr>
+        <w:t xml:space="preserve"> 200 = 1.6  </w:t>
+      </w:r>
+      <w:r>
+        <w:t>Mbps</w:t>
+      </w:r>
+      <w:r>
+        <w:rPr>
+          <w:lang w:val="el-GR"/>
+        </w:rPr>
+        <w:t xml:space="preserve"> (Πάνω από το όριο </w:t>
+      </w:r>
+      <w:r>
+        <w:rPr>
+          <w:lang w:val="el-GR"/>
+        </w:rPr>
+        <w:t xml:space="preserve">άρα υπάρχει </w:t>
+      </w:r>
+      <w:r>
+        <w:rPr>
+          <w:lang w:val="el-GR"/>
+        </w:rPr>
+        <w:t>Συμφόρηση).</w:t>
+      </w:r>
+    </w:p>
+    <w:p>
+      <w:pPr>
+        <w:numPr>
+          <w:ilvl w:val="0"/>
+          <w:numId w:val="46"/>
+        </w:numPr>
+        <w:rPr>
+          <w:lang w:val="el-GR"/>
+        </w:rPr>
+      </w:pPr>
+      <w:r>
+        <w:rPr>
+          <w:b/>
+          <w:bCs/>
+          <w:lang w:val="el-GR"/>
+        </w:rPr>
+        <w:t xml:space="preserve">3000 </w:t>
+      </w:r>
+      <w:r>
+        <w:rPr>
+          <w:b/>
+          <w:bCs/>
+        </w:rPr>
+        <w:t>Bytes</w:t>
+      </w:r>
+      <w:r>
+        <w:rPr>
+          <w:b/>
+          <w:bCs/>
+          <w:lang w:val="el-GR"/>
+        </w:rPr>
+        <w:t>:</w:t>
+      </w:r>
+      <w:r>
+        <w:rPr>
+          <w:lang w:val="el-GR"/>
+        </w:rPr>
+        <w:t xml:space="preserve"> </w:t>
+      </w:r>
+      <w:r>
+        <w:rPr>
+          <w:lang w:val="el-GR"/>
+        </w:rPr>
+        <w:t>24000</w:t>
+      </w:r>
+      <w:r>
+        <w:t>bits</w:t>
+      </w:r>
+      <w:r>
+        <w:rPr>
+          <w:lang w:val="el-GR"/>
+        </w:rPr>
+        <w:t xml:space="preserve"> </w:t>
+      </w:r>
+      <w:r>
+        <w:t>x</w:t>
+      </w:r>
+      <w:r>
+        <w:rPr>
+          <w:lang w:val="el-GR"/>
+        </w:rPr>
+        <w:t xml:space="preserve"> </w:t>
+      </w:r>
+      <w:r>
+        <w:rPr>
+          <w:lang w:val="el-GR"/>
+        </w:rPr>
+        <w:t xml:space="preserve"> 200 = 4.8 </w:t>
+      </w:r>
+      <w:r>
+        <w:t>Mbps</w:t>
+      </w:r>
+      <w:r>
+        <w:rPr>
+          <w:lang w:val="el-GR"/>
+        </w:rPr>
+        <w:t xml:space="preserve"> (Έντονη Συμφόρηση).</w:t>
+      </w:r>
+    </w:p>
+    <w:p>
+      <w:pPr>
+        <w:numPr>
+          <w:ilvl w:val="0"/>
+          <w:numId w:val="46"/>
+        </w:numPr>
+        <w:rPr>
+          <w:lang w:val="el-GR"/>
+        </w:rPr>
+      </w:pPr>
+      <w:r>
+        <w:rPr>
+          <w:b/>
+          <w:bCs/>
+          <w:lang w:val="el-GR"/>
+        </w:rPr>
+        <w:t xml:space="preserve">5000 </w:t>
+      </w:r>
+      <w:r>
+        <w:rPr>
+          <w:b/>
+          <w:bCs/>
+        </w:rPr>
+        <w:t>Bytes</w:t>
+      </w:r>
+      <w:r>
+        <w:rPr>
+          <w:b/>
+          <w:bCs/>
+          <w:lang w:val="el-GR"/>
+        </w:rPr>
+        <w:t>:</w:t>
+      </w:r>
+      <w:r>
+        <w:rPr>
+          <w:lang w:val="el-GR"/>
+        </w:rPr>
+        <w:t xml:space="preserve"> 40000</w:t>
+      </w:r>
+      <w:r>
+        <w:t>bits</w:t>
+      </w:r>
+      <w:r>
+        <w:rPr>
+          <w:lang w:val="el-GR"/>
+        </w:rPr>
+        <w:t xml:space="preserve"> </w:t>
+      </w:r>
+      <w:r>
+        <w:t>x</w:t>
+      </w:r>
+      <w:r>
+        <w:rPr>
+          <w:lang w:val="el-GR"/>
+        </w:rPr>
+        <w:t xml:space="preserve"> </w:t>
+      </w:r>
+      <w:r>
+        <w:rPr>
+          <w:lang w:val="el-GR"/>
+        </w:rPr>
+        <w:t xml:space="preserve"> 200 = 8.0 </w:t>
+      </w:r>
+      <w:r>
+        <w:t>Mbps</w:t>
+      </w:r>
+      <w:r>
+        <w:rPr>
+          <w:lang w:val="el-GR"/>
+        </w:rPr>
+        <w:t xml:space="preserve"> (Ακραία Συμφόρηση).</w:t>
+      </w:r>
+    </w:p>
+    <w:p>
+      <w:pPr>
+        <w:rPr>
+          <w:lang w:val="el-GR"/>
+        </w:rPr>
+      </w:pPr>
+      <w:r>
+        <w:rPr>
+          <w:b/>
+          <w:bCs/>
+          <w:lang w:val="el-GR"/>
+        </w:rPr>
+        <w:t>Ανάλυση Αποτελεσμάτων:</w:t>
+      </w:r>
+    </w:p>
+    <w:p>
+      <w:pPr>
+        <w:rPr>
+          <w:lang w:val="el-GR"/>
+        </w:rPr>
+      </w:pPr>
+      <w:r>
+        <w:rPr>
+          <w:b/>
+          <w:bCs/>
+          <w:lang w:val="el-GR"/>
+        </w:rPr>
+        <w:t xml:space="preserve">1. Μικρά Πακέτα (100 </w:t>
+      </w:r>
+      <w:r>
+        <w:rPr>
+          <w:b/>
+          <w:bCs/>
+        </w:rPr>
+        <w:t>Bytes</w:t>
+      </w:r>
+      <w:r>
+        <w:rPr>
+          <w:b/>
+          <w:bCs/>
+          <w:lang w:val="el-GR"/>
+        </w:rPr>
+        <w:t>):</w:t>
+      </w:r>
+    </w:p>
+    <w:p>
+      <w:pPr>
+        <w:numPr>
+          <w:ilvl w:val="0"/>
+          <w:numId w:val="47"/>
+        </w:numPr>
+        <w:rPr>
+          <w:lang w:val="el-GR"/>
+        </w:rPr>
+      </w:pPr>
+      <w:r>
+        <w:rPr>
+          <w:b/>
+          <w:bCs/>
+          <w:lang w:val="el-GR"/>
+        </w:rPr>
+        <w:t>Συμπεριφορά:</w:t>
+      </w:r>
+      <w:r>
+        <w:rPr>
+          <w:lang w:val="el-GR"/>
+        </w:rPr>
+        <w:t xml:space="preserve"> Το δίκτυο υπολειτουργεί (</w:t>
+      </w:r>
+      <w:r>
+        <w:t>underutilized</w:t>
+      </w:r>
+      <w:r>
+        <w:rPr>
+          <w:lang w:val="el-GR"/>
+        </w:rPr>
+        <w:t xml:space="preserve">). Ο </w:t>
+      </w:r>
+      <w:r>
+        <w:t>Router</w:t>
+      </w:r>
+      <w:r>
+        <w:rPr>
+          <w:lang w:val="el-GR"/>
+        </w:rPr>
+        <w:t xml:space="preserve"> χρειάζεται μόλις 0.8</w:t>
+      </w:r>
+      <w:proofErr w:type="spellStart"/>
+      <w:r>
+        <w:t>ms</w:t>
+      </w:r>
+      <w:proofErr w:type="spellEnd"/>
+      <w:r>
+        <w:rPr>
+          <w:lang w:val="el-GR"/>
+        </w:rPr>
+        <w:t xml:space="preserve"> για να στείλει κάθε πακέτο, ενώ τα πακέτα έρχονται κάθε 5</w:t>
+      </w:r>
+      <w:proofErr w:type="spellStart"/>
+      <w:r>
+        <w:t>ms</w:t>
+      </w:r>
+      <w:proofErr w:type="spellEnd"/>
+      <w:r>
+        <w:rPr>
+          <w:lang w:val="el-GR"/>
+        </w:rPr>
+        <w:t>.</w:t>
+      </w:r>
+    </w:p>
+    <w:p>
+      <w:pPr>
+        <w:numPr>
+          <w:ilvl w:val="0"/>
+          <w:numId w:val="47"/>
+        </w:numPr>
+      </w:pPr>
+      <w:proofErr w:type="spellStart"/>
+      <w:r>
+        <w:rPr>
+          <w:b/>
+          <w:bCs/>
+        </w:rPr>
+        <w:t>Μετρικές</w:t>
+      </w:r>
+      <w:proofErr w:type="spellEnd"/>
+      <w:r>
+        <w:rPr>
+          <w:b/>
+          <w:bCs/>
+        </w:rPr>
+        <w:t>:</w:t>
+      </w:r>
+    </w:p>
+    <w:p>
+      <w:pPr>
+        <w:numPr>
+          <w:ilvl w:val="1"/>
+          <w:numId w:val="47"/>
+        </w:numPr>
+      </w:pPr>
+      <w:r>
+        <w:t>Queue Size: 0 (</w:t>
+      </w:r>
+      <w:proofErr w:type="spellStart"/>
+      <w:r>
+        <w:t>Άδει</w:t>
+      </w:r>
+      <w:proofErr w:type="spellEnd"/>
+      <w:r>
+        <w:t xml:space="preserve">α </w:t>
+      </w:r>
+      <w:proofErr w:type="spellStart"/>
+      <w:r>
+        <w:t>ουρά</w:t>
+      </w:r>
+      <w:proofErr w:type="spellEnd"/>
+      <w:r>
+        <w:t>).</w:t>
+      </w:r>
+    </w:p>
+    <w:p>
+      <w:pPr>
+        <w:numPr>
+          <w:ilvl w:val="1"/>
+          <w:numId w:val="47"/>
+        </w:numPr>
+      </w:pPr>
+      <w:r>
+        <w:t>Packet Loss: 0%.</w:t>
+      </w:r>
+    </w:p>
+    <w:p>
+      <w:pPr>
+        <w:numPr>
+          <w:ilvl w:val="1"/>
+          <w:numId w:val="47"/>
+        </w:numPr>
+        <w:rPr>
+          <w:lang w:val="el-GR"/>
+        </w:rPr>
+      </w:pPr>
+      <w:r>
+        <w:t>Throughput</w:t>
+      </w:r>
+      <w:r>
+        <w:rPr>
+          <w:lang w:val="el-GR"/>
+        </w:rPr>
+        <w:t xml:space="preserve">: 0.16 </w:t>
+      </w:r>
+      <w:proofErr w:type="gramStart"/>
+      <w:r>
+        <w:t>Mbps</w:t>
+      </w:r>
+      <w:r>
+        <w:rPr>
+          <w:lang w:val="el-GR"/>
+        </w:rPr>
+        <w:t>(</w:t>
+      </w:r>
+      <w:proofErr w:type="gramEnd"/>
+      <w:r>
+        <w:rPr>
+          <w:lang w:val="el-GR"/>
+        </w:rPr>
+        <w:t>Περιορίζεται από την πηγή, όχι από το δίκτυο).</w:t>
+      </w:r>
+      <w:r>
+        <w:br/>
+      </w:r>
+      <w:r>
+        <w:rPr>
+          <w:lang w:val="el-GR"/>
+        </w:rPr>
+        <w:drawing>
+          <wp:inline distT="0" distB="0" distL="0" distR="0" wp14:anchorId="3E8ED3F7" wp14:editId="75959FB1">
+            <wp:extent cx="5511209" cy="2962275"/>
+            <wp:effectExtent l="0" t="0" r="0" b="0"/>
+            <wp:docPr id="1324295537" name="Picture 1" descr="A screenshot of a graph&#10;&#10;AI-generated content may be incorrect."/>
+            <wp:cNvGraphicFramePr>
+              <a:graphicFrameLocks xmlns:a="http://schemas.openxmlformats.org/drawingml/2006/main" noChangeAspect="1"/>
+            </wp:cNvGraphicFramePr>
+            <a:graphic xmlns:a="http://schemas.openxmlformats.org/drawingml/2006/main">
+              <a:graphicData uri="http://schemas.openxmlformats.org/drawingml/2006/picture">
+                <pic:pic xmlns:pic="http://schemas.openxmlformats.org/drawingml/2006/picture">
+                  <pic:nvPicPr>
+                    <pic:cNvPr id="1324295537" name="Picture 1" descr="A screenshot of a graph&#10;&#10;AI-generated content may be incorrect."/>
+                    <pic:cNvPicPr/>
+                  </pic:nvPicPr>
+                  <pic:blipFill>
+                    <a:blip r:embed="rId9"/>
+                    <a:stretch>
+                      <a:fillRect/>
+                    </a:stretch>
+                  </pic:blipFill>
+                  <pic:spPr>
+                    <a:xfrm>
+                      <a:off x="0" y="0"/>
+                      <a:ext cx="5517719" cy="2965774"/>
+                    </a:xfrm>
+                    <a:prstGeom prst="rect">
+                      <a:avLst/>
+                    </a:prstGeom>
+                  </pic:spPr>
+                </pic:pic>
+              </a:graphicData>
+            </a:graphic>
+          </wp:inline>
+        </w:drawing>
+      </w:r>
+    </w:p>
+    <w:p>
+      <w:r>
+        <w:rPr>
+          <w:b/>
+          <w:bCs/>
+        </w:rPr>
+        <w:lastRenderedPageBreak/>
+        <w:t xml:space="preserve">2. </w:t>
+      </w:r>
+      <w:proofErr w:type="spellStart"/>
+      <w:r>
+        <w:rPr>
+          <w:b/>
+          <w:bCs/>
+        </w:rPr>
+        <w:t>Μεσ</w:t>
+      </w:r>
+      <w:proofErr w:type="spellEnd"/>
+      <w:r>
+        <w:rPr>
+          <w:b/>
+          <w:bCs/>
+        </w:rPr>
+        <w:t>αία Πα</w:t>
+      </w:r>
+      <w:proofErr w:type="spellStart"/>
+      <w:r>
+        <w:rPr>
+          <w:b/>
+          <w:bCs/>
+        </w:rPr>
+        <w:t>κέτ</w:t>
+      </w:r>
+      <w:proofErr w:type="spellEnd"/>
+      <w:r>
+        <w:rPr>
+          <w:b/>
+          <w:bCs/>
+        </w:rPr>
+        <w:t>α (1000 Bytes):</w:t>
+      </w:r>
+    </w:p>
+    <w:p>
+      <w:pPr>
+        <w:numPr>
+          <w:ilvl w:val="0"/>
+          <w:numId w:val="48"/>
+        </w:numPr>
+        <w:rPr>
+          <w:lang w:val="el-GR"/>
+        </w:rPr>
+      </w:pPr>
+      <w:r>
+        <w:rPr>
+          <w:b/>
+          <w:bCs/>
+          <w:lang w:val="el-GR"/>
+        </w:rPr>
+        <w:t>Συμπεριφορά:</w:t>
+      </w:r>
+      <w:r>
+        <w:rPr>
+          <w:lang w:val="el-GR"/>
+        </w:rPr>
+        <w:t xml:space="preserve"> Όπως αναλύθηκε στο Ερώτημα 4, το </w:t>
+      </w:r>
+      <w:r>
+        <w:t>Load</w:t>
+      </w:r>
+      <w:r>
+        <w:rPr>
+          <w:lang w:val="el-GR"/>
+        </w:rPr>
+        <w:t xml:space="preserve"> 1.6</w:t>
+      </w:r>
+      <w:r>
+        <w:t>Mbps</w:t>
+      </w:r>
+      <w:r>
+        <w:rPr>
+          <w:lang w:val="el-GR"/>
+        </w:rPr>
+        <w:t xml:space="preserve"> ξεπερνά το </w:t>
+      </w:r>
+      <w:r>
+        <w:t>Bandwidth</w:t>
+      </w:r>
+      <w:r>
+        <w:rPr>
+          <w:lang w:val="el-GR"/>
+        </w:rPr>
+        <w:t xml:space="preserve"> 1.0 </w:t>
+      </w:r>
+      <w:r>
+        <w:t>Mbps</w:t>
+      </w:r>
+      <w:r>
+        <w:rPr>
+          <w:lang w:val="el-GR"/>
+        </w:rPr>
+        <w:t>.</w:t>
+      </w:r>
+    </w:p>
+    <w:p>
+      <w:pPr>
+        <w:numPr>
+          <w:ilvl w:val="0"/>
+          <w:numId w:val="48"/>
+        </w:numPr>
+      </w:pPr>
+      <w:proofErr w:type="spellStart"/>
+      <w:r>
+        <w:rPr>
+          <w:b/>
+          <w:bCs/>
+        </w:rPr>
+        <w:t>Μετρικές</w:t>
+      </w:r>
+      <w:proofErr w:type="spellEnd"/>
+      <w:r>
+        <w:rPr>
+          <w:b/>
+          <w:bCs/>
+        </w:rPr>
+        <w:t>:</w:t>
+      </w:r>
+    </w:p>
+    <w:p>
+      <w:pPr>
+        <w:numPr>
+          <w:ilvl w:val="1"/>
+          <w:numId w:val="48"/>
+        </w:numPr>
+      </w:pPr>
+      <w:r>
+        <w:t xml:space="preserve">Queue Size: </w:t>
+      </w:r>
+      <w:proofErr w:type="spellStart"/>
+      <w:r>
+        <w:t>Γεμάτη</w:t>
+      </w:r>
+      <w:proofErr w:type="spellEnd"/>
+      <w:r>
+        <w:t xml:space="preserve"> (10).</w:t>
+      </w:r>
+    </w:p>
+    <w:p>
+      <w:pPr>
+        <w:numPr>
+          <w:ilvl w:val="1"/>
+          <w:numId w:val="48"/>
+        </w:numPr>
+      </w:pPr>
+      <w:r>
+        <w:t>Packet Loss: 37.5%.</w:t>
+      </w:r>
+    </w:p>
+    <w:p>
+      <w:pPr>
+        <w:numPr>
+          <w:ilvl w:val="1"/>
+          <w:numId w:val="48"/>
+        </w:numPr>
+      </w:pPr>
+      <w:r>
+        <w:t>Throughput: 1.0 Mbps (Max capacity).</w:t>
+      </w:r>
+      <w:r>
+        <w:br/>
+      </w:r>
+    </w:p>
+    <w:p>
+      <w:pPr>
+        <w:numPr>
+          <w:ilvl w:val="1"/>
+          <w:numId w:val="48"/>
+        </w:numPr>
+      </w:pPr>
+      <w:r>
+        <w:drawing>
+          <wp:inline distT="0" distB="0" distL="0" distR="0" wp14:anchorId="26121B6D" wp14:editId="018802E2">
+            <wp:extent cx="5599814" cy="3009900"/>
+            <wp:effectExtent l="0" t="0" r="1270" b="0"/>
+            <wp:docPr id="530541009" name="Picture 1" descr="A screenshot of a graph&#10;&#10;AI-generated content may be incorrect."/>
+            <wp:cNvGraphicFramePr>
+              <a:graphicFrameLocks xmlns:a="http://schemas.openxmlformats.org/drawingml/2006/main" noChangeAspect="1"/>
+            </wp:cNvGraphicFramePr>
+            <a:graphic xmlns:a="http://schemas.openxmlformats.org/drawingml/2006/main">
+              <a:graphicData uri="http://schemas.openxmlformats.org/drawingml/2006/picture">
+                <pic:pic xmlns:pic="http://schemas.openxmlformats.org/drawingml/2006/picture">
+                  <pic:nvPicPr>
+                    <pic:cNvPr id="530541009" name="Picture 1" descr="A screenshot of a graph&#10;&#10;AI-generated content may be incorrect."/>
+                    <pic:cNvPicPr/>
+                  </pic:nvPicPr>
+                  <pic:blipFill>
+                    <a:blip r:embed="rId10"/>
+                    <a:stretch>
+                      <a:fillRect/>
+                    </a:stretch>
+                  </pic:blipFill>
+                  <pic:spPr>
+                    <a:xfrm>
+                      <a:off x="0" y="0"/>
+                      <a:ext cx="5603935" cy="3012115"/>
+                    </a:xfrm>
+                    <a:prstGeom prst="rect">
+                      <a:avLst/>
+                    </a:prstGeom>
+                  </pic:spPr>
+                </pic:pic>
+              </a:graphicData>
+            </a:graphic>
+          </wp:inline>
+        </w:drawing>
+      </w:r>
+    </w:p>
+    <w:p>
+      <w:pPr>
+        <w:rPr>
+          <w:lang w:val="el-GR"/>
+        </w:rPr>
+      </w:pPr>
+      <w:r>
+        <w:rPr>
+          <w:b/>
+          <w:bCs/>
+        </w:rPr>
+        <w:br/>
+      </w:r>
+      <w:r>
+        <w:rPr>
+          <w:b/>
+          <w:bCs/>
+        </w:rPr>
+        <w:br/>
+      </w:r>
+      <w:r>
+        <w:rPr>
+          <w:b/>
+          <w:bCs/>
+        </w:rPr>
+        <w:br/>
+      </w:r>
+      <w:r>
+        <w:rPr>
+          <w:b/>
+          <w:bCs/>
+          <w:lang w:val="el-GR"/>
+        </w:rPr>
+        <w:t xml:space="preserve">3. Μεγάλα (3000 </w:t>
+      </w:r>
+      <w:r>
+        <w:rPr>
+          <w:b/>
+          <w:bCs/>
+        </w:rPr>
+        <w:t>Bytes</w:t>
+      </w:r>
+      <w:r>
+        <w:rPr>
+          <w:b/>
+          <w:bCs/>
+          <w:lang w:val="el-GR"/>
+        </w:rPr>
+        <w:t xml:space="preserve">) &amp; Πολύ Μεγάλα Πακέτα (5000 </w:t>
+      </w:r>
+      <w:r>
+        <w:rPr>
+          <w:b/>
+          <w:bCs/>
+        </w:rPr>
+        <w:t>Bytes</w:t>
+      </w:r>
+      <w:r>
+        <w:rPr>
+          <w:b/>
+          <w:bCs/>
+          <w:lang w:val="el-GR"/>
+        </w:rPr>
+        <w:t>):</w:t>
+      </w:r>
+    </w:p>
+    <w:p>
+      <w:pPr>
+        <w:numPr>
+          <w:ilvl w:val="0"/>
+          <w:numId w:val="49"/>
+        </w:numPr>
+        <w:rPr>
+          <w:lang w:val="el-GR"/>
+        </w:rPr>
+      </w:pPr>
+      <w:r>
+        <w:rPr>
+          <w:b/>
+          <w:bCs/>
+          <w:lang w:val="el-GR"/>
+        </w:rPr>
+        <w:t>Συμπεριφορά:</w:t>
+      </w:r>
+      <w:r>
+        <w:rPr>
+          <w:lang w:val="el-GR"/>
+        </w:rPr>
+        <w:t xml:space="preserve"> Η κατάσταση επιδεινώνεται δραματικά. Για πακέτο 5000 </w:t>
+      </w:r>
+      <w:r>
+        <w:t>Bytes</w:t>
+      </w:r>
+      <w:r>
+        <w:rPr>
+          <w:lang w:val="el-GR"/>
+        </w:rPr>
+        <w:t xml:space="preserve">, ο </w:t>
+      </w:r>
+      <w:r>
+        <w:t>Router</w:t>
+      </w:r>
+      <w:r>
+        <w:rPr>
+          <w:lang w:val="el-GR"/>
+        </w:rPr>
+        <w:t xml:space="preserve"> χρειάζεται 40</w:t>
+      </w:r>
+      <w:proofErr w:type="spellStart"/>
+      <w:r>
+        <w:t>ms</w:t>
+      </w:r>
+      <w:proofErr w:type="spellEnd"/>
+      <w:r>
+        <w:rPr>
+          <w:lang w:val="el-GR"/>
+        </w:rPr>
+        <w:t xml:space="preserve"> για να το στείλει (</w:t>
+      </w:r>
+      <w:r>
+        <w:t>Transmission</w:t>
+      </w:r>
+      <w:r>
+        <w:rPr>
+          <w:lang w:val="el-GR"/>
+        </w:rPr>
+        <w:t xml:space="preserve"> </w:t>
+      </w:r>
+      <w:r>
+        <w:t>Delay</w:t>
+      </w:r>
+      <w:r>
+        <w:rPr>
+          <w:lang w:val="el-GR"/>
+        </w:rPr>
+        <w:t>), ενώ στο ίδιο διάστημα έχουν φτάσει στην ουρά άλλα 8 νέα πακέτα 40/5 = 8.</w:t>
+      </w:r>
+    </w:p>
+    <w:p>
+      <w:pPr>
+        <w:numPr>
+          <w:ilvl w:val="0"/>
+          <w:numId w:val="49"/>
+        </w:numPr>
+      </w:pPr>
+      <w:proofErr w:type="spellStart"/>
+      <w:r>
+        <w:rPr>
+          <w:b/>
+          <w:bCs/>
+        </w:rPr>
+        <w:t>Μετρικές</w:t>
+      </w:r>
+      <w:proofErr w:type="spellEnd"/>
+      <w:r>
+        <w:rPr>
+          <w:b/>
+          <w:bCs/>
+        </w:rPr>
+        <w:t>:</w:t>
+      </w:r>
+    </w:p>
+    <w:p>
+      <w:pPr>
+        <w:numPr>
+          <w:ilvl w:val="1"/>
+          <w:numId w:val="49"/>
+        </w:numPr>
+        <w:rPr>
+          <w:lang w:val="el-GR"/>
+        </w:rPr>
+      </w:pPr>
+      <w:r>
+        <w:rPr>
+          <w:b/>
+          <w:bCs/>
+        </w:rPr>
+        <w:t>Transmission</w:t>
+      </w:r>
+      <w:r>
+        <w:rPr>
+          <w:b/>
+          <w:bCs/>
+          <w:lang w:val="el-GR"/>
+        </w:rPr>
+        <w:t xml:space="preserve"> </w:t>
+      </w:r>
+      <w:r>
+        <w:rPr>
+          <w:b/>
+          <w:bCs/>
+        </w:rPr>
+        <w:t>Delay</w:t>
+      </w:r>
+      <w:r>
+        <w:rPr>
+          <w:b/>
+          <w:bCs/>
+          <w:lang w:val="el-GR"/>
+        </w:rPr>
+        <w:t>:</w:t>
+      </w:r>
+      <w:r>
+        <w:rPr>
+          <w:lang w:val="el-GR"/>
+        </w:rPr>
+        <w:t xml:space="preserve"> Αυξάνεται γραμμικά με το μέγεθος (φτάνει τα 40</w:t>
+      </w:r>
+      <w:proofErr w:type="spellStart"/>
+      <w:r>
+        <w:t>ms</w:t>
+      </w:r>
+      <w:proofErr w:type="spellEnd"/>
+      <w:r>
+        <w:rPr>
+          <w:lang w:val="el-GR"/>
+        </w:rPr>
+        <w:t xml:space="preserve"> στα 5000 </w:t>
+      </w:r>
+      <w:r>
+        <w:t>Bytes</w:t>
+      </w:r>
+      <w:r>
+        <w:rPr>
+          <w:lang w:val="el-GR"/>
+        </w:rPr>
+        <w:t>).</w:t>
+      </w:r>
+    </w:p>
+    <w:p>
+      <w:pPr>
+        <w:numPr>
+          <w:ilvl w:val="1"/>
+          <w:numId w:val="49"/>
+        </w:numPr>
+        <w:rPr>
+          <w:lang w:val="el-GR"/>
+        </w:rPr>
+      </w:pPr>
+      <w:r>
+        <w:rPr>
+          <w:b/>
+          <w:bCs/>
+        </w:rPr>
+        <w:lastRenderedPageBreak/>
+        <w:t>Packet</w:t>
+      </w:r>
+      <w:r>
+        <w:rPr>
+          <w:b/>
+          <w:bCs/>
+          <w:lang w:val="el-GR"/>
+        </w:rPr>
+        <w:t xml:space="preserve"> </w:t>
+      </w:r>
+      <w:r>
+        <w:rPr>
+          <w:b/>
+          <w:bCs/>
+        </w:rPr>
+        <w:t>Loss</w:t>
+      </w:r>
+      <w:r>
+        <w:rPr>
+          <w:b/>
+          <w:bCs/>
+          <w:lang w:val="el-GR"/>
+        </w:rPr>
+        <w:t>:</w:t>
+      </w:r>
+      <w:r>
+        <w:rPr>
+          <w:lang w:val="el-GR"/>
+        </w:rPr>
+        <w:t xml:space="preserve"> Εκτοξεύεται. Στα 5000 </w:t>
+      </w:r>
+      <w:r>
+        <w:t>Bytes</w:t>
+      </w:r>
+      <w:r>
+        <w:rPr>
+          <w:lang w:val="el-GR"/>
+        </w:rPr>
+        <w:t xml:space="preserve">, η πηγή στέλνει 8 </w:t>
+      </w:r>
+      <w:r>
+        <w:t>Mbps</w:t>
+      </w:r>
+      <w:r>
+        <w:rPr>
+          <w:lang w:val="el-GR"/>
+        </w:rPr>
+        <w:t xml:space="preserve"> σε κανάλι 1 </w:t>
+      </w:r>
+      <w:r>
+        <w:t>Mbps</w:t>
+      </w:r>
+      <w:r>
+        <w:rPr>
+          <w:lang w:val="el-GR"/>
+        </w:rPr>
+        <w:t>, άρα χάνουμε περίπου το 87.5 των δεδομένων.</w:t>
+      </w:r>
+    </w:p>
+    <w:p>
+      <w:pPr>
+        <w:numPr>
+          <w:ilvl w:val="1"/>
+          <w:numId w:val="49"/>
+        </w:numPr>
+        <w:rPr>
+          <w:lang w:val="el-GR"/>
+        </w:rPr>
+      </w:pPr>
+      <w:r>
+        <w:rPr>
+          <w:b/>
+          <w:bCs/>
+        </w:rPr>
+        <w:t>Throughput</w:t>
+      </w:r>
+      <w:r>
+        <w:rPr>
+          <w:b/>
+          <w:bCs/>
+          <w:lang w:val="el-GR"/>
+        </w:rPr>
+        <w:t>:</w:t>
+      </w:r>
+      <w:r>
+        <w:rPr>
+          <w:lang w:val="el-GR"/>
+        </w:rPr>
+        <w:t xml:space="preserve"> Παραμένει "καρφωμένο" στο 1.0</w:t>
+      </w:r>
+      <w:r>
+        <w:t>Mbps</w:t>
+      </w:r>
+      <w:r>
+        <w:rPr>
+          <w:lang w:val="el-GR"/>
+        </w:rPr>
+        <w:t>, καθώς το κανάλι είναι συνεχώς απασχολημένο.</w:t>
+      </w:r>
+      <w:r>
+        <w:br/>
+      </w:r>
+      <w:r>
+        <w:br/>
+      </w:r>
+      <w:r>
+        <w:rPr>
+          <w:b/>
+          <w:bCs/>
+        </w:rPr>
+        <w:t>3000:</w:t>
+      </w:r>
+      <w:r>
+        <w:br/>
+      </w:r>
+      <w:r>
+        <w:rPr>
+          <w:lang w:val="el-GR"/>
+        </w:rPr>
+        <w:drawing>
+          <wp:inline distT="0" distB="0" distL="0" distR="0" wp14:anchorId="2A1667DA" wp14:editId="6162F518">
+            <wp:extent cx="5582093" cy="3000375"/>
+            <wp:effectExtent l="0" t="0" r="0" b="0"/>
+            <wp:docPr id="1075226738" name="Picture 1" descr="A screenshot of a graph"/>
+            <wp:cNvGraphicFramePr>
+              <a:graphicFrameLocks xmlns:a="http://schemas.openxmlformats.org/drawingml/2006/main" noChangeAspect="1"/>
+            </wp:cNvGraphicFramePr>
+            <a:graphic xmlns:a="http://schemas.openxmlformats.org/drawingml/2006/main">
+              <a:graphicData uri="http://schemas.openxmlformats.org/drawingml/2006/picture">
+                <pic:pic xmlns:pic="http://schemas.openxmlformats.org/drawingml/2006/picture">
+                  <pic:nvPicPr>
+                    <pic:cNvPr id="1075226738" name="Picture 1" descr="A screenshot of a graph"/>
+                    <pic:cNvPicPr/>
+                  </pic:nvPicPr>
+                  <pic:blipFill>
+                    <a:blip r:embed="rId11"/>
+                    <a:stretch>
+                      <a:fillRect/>
+                    </a:stretch>
+                  </pic:blipFill>
+                  <pic:spPr>
+                    <a:xfrm>
+                      <a:off x="0" y="0"/>
+                      <a:ext cx="5587676" cy="3003376"/>
+                    </a:xfrm>
+                    <a:prstGeom prst="rect">
+                      <a:avLst/>
+                    </a:prstGeom>
+                  </pic:spPr>
+                </pic:pic>
+              </a:graphicData>
+            </a:graphic>
+          </wp:inline>
+        </w:drawing>
+      </w:r>
+      <w:r>
+        <w:rPr>
+          <w:b/>
+          <w:bCs/>
+        </w:rPr>
+        <w:br/>
+      </w:r>
+      <w:r>
+        <w:rPr>
+          <w:b/>
+          <w:bCs/>
+        </w:rPr>
+        <w:br/>
+        <w:t>5000:</w:t>
+      </w:r>
+      <w:r>
+        <w:rPr>
+          <w:b/>
+          <w:bCs/>
+        </w:rPr>
+        <w:br/>
+      </w:r>
+      <w:r>
+        <w:rPr>
+          <w:lang w:val="el-GR"/>
+        </w:rPr>
+        <w:drawing>
+          <wp:inline distT="0" distB="0" distL="0" distR="0" wp14:anchorId="1D9A54B2" wp14:editId="480EB536">
+            <wp:extent cx="5546651" cy="2981325"/>
+            <wp:effectExtent l="0" t="0" r="0" b="0"/>
+            <wp:docPr id="1292908322" name="Picture 1" descr="A screenshot of a graph"/>
+            <wp:cNvGraphicFramePr>
+              <a:graphicFrameLocks xmlns:a="http://schemas.openxmlformats.org/drawingml/2006/main" noChangeAspect="1"/>
+            </wp:cNvGraphicFramePr>
+            <a:graphic xmlns:a="http://schemas.openxmlformats.org/drawingml/2006/main">
+              <a:graphicData uri="http://schemas.openxmlformats.org/drawingml/2006/picture">
+                <pic:pic xmlns:pic="http://schemas.openxmlformats.org/drawingml/2006/picture">
+                  <pic:nvPicPr>
+                    <pic:cNvPr id="1292908322" name="Picture 1" descr="A screenshot of a graph"/>
+                    <pic:cNvPicPr/>
+                  </pic:nvPicPr>
+                  <pic:blipFill>
+                    <a:blip r:embed="rId12"/>
+                    <a:stretch>
+                      <a:fillRect/>
+                    </a:stretch>
+                  </pic:blipFill>
+                  <pic:spPr>
+                    <a:xfrm>
+                      <a:off x="0" y="0"/>
+                      <a:ext cx="5549565" cy="2982891"/>
+                    </a:xfrm>
+                    <a:prstGeom prst="rect">
+                      <a:avLst/>
+                    </a:prstGeom>
+                  </pic:spPr>
+                </pic:pic>
+              </a:graphicData>
+            </a:graphic>
+          </wp:inline>
+        </w:drawing>
+      </w:r>
+    </w:p>
+    <w:p>
+      <w:pPr>
+        <w:rPr>
+          <w:lang w:val="el-GR"/>
+        </w:rPr>
+      </w:pPr>
+      <w:r>
+        <w:rPr>
+          <w:b/>
+          <w:bCs/>
+        </w:rPr>
+        <w:lastRenderedPageBreak/>
+        <w:br/>
+      </w:r>
+      <w:r>
+        <w:rPr>
+          <w:b/>
+          <w:bCs/>
+          <w:lang w:val="el-GR"/>
+        </w:rPr>
+        <w:t>Συμπεράσματα</w:t>
+      </w:r>
+      <w:r>
+        <w:rPr>
+          <w:lang w:val="el-GR"/>
+        </w:rPr>
+        <w:t>:</w:t>
+      </w:r>
+    </w:p>
+    <w:p>
+      <w:pPr>
+        <w:rPr>
+          <w:lang w:val="el-GR"/>
+        </w:rPr>
+      </w:pPr>
+      <w:r>
+        <w:rPr>
+          <w:lang w:val="el-GR"/>
+        </w:rPr>
+        <w:t>Το μέγεθος του πακέτου είναι εξίσου κρίσιμο με τον ρυθμό άφιξης.</w:t>
+      </w:r>
+    </w:p>
+    <w:p>
+      <w:pPr>
+        <w:numPr>
+          <w:ilvl w:val="0"/>
+          <w:numId w:val="50"/>
+        </w:numPr>
+        <w:rPr>
+          <w:lang w:val="el-GR"/>
+        </w:rPr>
+      </w:pPr>
+      <w:r>
+        <w:rPr>
+          <w:lang w:val="el-GR"/>
+        </w:rPr>
+        <w:t xml:space="preserve">Όταν τα πακέτα είναι </w:t>
+      </w:r>
+      <w:r>
+        <w:rPr>
+          <w:b/>
+          <w:bCs/>
+          <w:lang w:val="el-GR"/>
+        </w:rPr>
+        <w:t>μικρά</w:t>
+      </w:r>
+      <w:r>
+        <w:rPr>
+          <w:lang w:val="el-GR"/>
+        </w:rPr>
+        <w:t>, κυριαρχεί η καθυστέρηση διάδοσης (</w:t>
+      </w:r>
+      <w:r>
+        <w:t>Propagation</w:t>
+      </w:r>
+      <w:r>
+        <w:rPr>
+          <w:lang w:val="el-GR"/>
+        </w:rPr>
+        <w:t>) και το δίκτυο είναι άνετο.</w:t>
+      </w:r>
+    </w:p>
+    <w:p>
+      <w:pPr>
+        <w:numPr>
+          <w:ilvl w:val="0"/>
+          <w:numId w:val="50"/>
+        </w:numPr>
+        <w:rPr>
+          <w:lang w:val="el-GR"/>
+        </w:rPr>
+      </w:pPr>
+      <w:r>
+        <w:rPr>
+          <w:lang w:val="el-GR"/>
+        </w:rPr>
+        <w:t xml:space="preserve">Όταν τα πακέτα είναι </w:t>
+      </w:r>
+      <w:r>
+        <w:rPr>
+          <w:b/>
+          <w:bCs/>
+          <w:lang w:val="el-GR"/>
+        </w:rPr>
+        <w:t>μεγάλα</w:t>
+      </w:r>
+      <w:r>
+        <w:rPr>
+          <w:lang w:val="el-GR"/>
+        </w:rPr>
+        <w:t>, κυριαρχεί η καθυστέρηση μετάδοσης (</w:t>
+      </w:r>
+      <w:r>
+        <w:t>Transmission</w:t>
+      </w:r>
+      <w:r>
+        <w:rPr>
+          <w:lang w:val="el-GR"/>
+        </w:rPr>
+        <w:t xml:space="preserve">), προκαλώντας ραγδαία αύξηση της ουράς και τεράστιες απώλειες δεδομένων, καθώς ο </w:t>
+      </w:r>
+      <w:r>
+        <w:t>Router</w:t>
+      </w:r>
+      <w:r>
+        <w:rPr>
+          <w:lang w:val="el-GR"/>
+        </w:rPr>
+        <w:t xml:space="preserve"> αργεί να "απελευθερώσει" τη γραμμή για το επόμενο πακέτο.</w:t>
+      </w:r>
+    </w:p>
+    <w:p>
+      <w:pPr>
+        <w:rPr>
+          <w:lang w:val="el-GR"/>
+        </w:rPr>
+      </w:pPr>
     </w:p>
     <w:sectPr>
       <w:type w:val="continuous"/>
@@ -6253,6 +8517,155 @@
     </w:lvl>
   </w:abstractNum>
   <w:abstractNum w:abstractNumId="2" w15:restartNumberingAfterBreak="0">
+    <w:nsid w:val="05F94C1A"/>
+    <w:multiLevelType w:val="multilevel"/>
+    <w:tmpl w:val="7890A644"/>
+    <w:lvl w:ilvl="0">
+      <w:start w:val="1"/>
+      <w:numFmt w:val="bullet"/>
+      <w:lvlText w:val=""/>
+      <w:lvlJc w:val="left"/>
+      <w:pPr>
+        <w:tabs>
+          <w:tab w:val="num" w:pos="720"/>
+        </w:tabs>
+        <w:ind w:left="720" w:hanging="360"/>
+      </w:pPr>
+      <w:rPr>
+        <w:rFonts w:ascii="Symbol" w:hAnsi="Symbol" w:hint="default"/>
+        <w:sz w:val="20"/>
+      </w:rPr>
+    </w:lvl>
+    <w:lvl w:ilvl="1">
+      <w:start w:val="1"/>
+      <w:numFmt w:val="bullet"/>
+      <w:lvlText w:val="o"/>
+      <w:lvlJc w:val="left"/>
+      <w:pPr>
+        <w:tabs>
+          <w:tab w:val="num" w:pos="1440"/>
+        </w:tabs>
+        <w:ind w:left="1440" w:hanging="360"/>
+      </w:pPr>
+      <w:rPr>
+        <w:rFonts w:ascii="Courier New" w:hAnsi="Courier New" w:hint="default"/>
+        <w:sz w:val="20"/>
+      </w:rPr>
+    </w:lvl>
+    <w:lvl w:ilvl="2" w:tentative="1">
+      <w:start w:val="1"/>
+      <w:numFmt w:val="bullet"/>
+      <w:lvlText w:val=""/>
+      <w:lvlJc w:val="left"/>
+      <w:pPr>
+        <w:tabs>
+          <w:tab w:val="num" w:pos="2160"/>
+        </w:tabs>
+        <w:ind w:left="2160" w:hanging="360"/>
+      </w:pPr>
+      <w:rPr>
+        <w:rFonts w:ascii="Wingdings" w:hAnsi="Wingdings" w:hint="default"/>
+        <w:sz w:val="20"/>
+      </w:rPr>
+    </w:lvl>
+    <w:lvl w:ilvl="3" w:tentative="1">
+      <w:start w:val="1"/>
+      <w:numFmt w:val="bullet"/>
+      <w:lvlText w:val=""/>
+      <w:lvlJc w:val="left"/>
+      <w:pPr>
+        <w:tabs>
+          <w:tab w:val="num" w:pos="2880"/>
+        </w:tabs>
+        <w:ind w:left="2880" w:hanging="360"/>
+      </w:pPr>
+      <w:rPr>
+        <w:rFonts w:ascii="Wingdings" w:hAnsi="Wingdings" w:hint="default"/>
+        <w:sz w:val="20"/>
+      </w:rPr>
+    </w:lvl>
+    <w:lvl w:ilvl="4" w:tentative="1">
+      <w:start w:val="1"/>
+      <w:numFmt w:val="bullet"/>
+      <w:lvlText w:val=""/>
+      <w:lvlJc w:val="left"/>
+      <w:pPr>
+        <w:tabs>
+          <w:tab w:val="num" w:pos="3600"/>
+        </w:tabs>
+        <w:ind w:left="3600" w:hanging="360"/>
+      </w:pPr>
+      <w:rPr>
+        <w:rFonts w:ascii="Wingdings" w:hAnsi="Wingdings" w:hint="default"/>
+        <w:sz w:val="20"/>
+      </w:rPr>
+    </w:lvl>
+    <w:lvl w:ilvl="5" w:tentative="1">
+      <w:start w:val="1"/>
+      <w:numFmt w:val="bullet"/>
+      <w:lvlText w:val=""/>
+      <w:lvlJc w:val="left"/>
+      <w:pPr>
+        <w:tabs>
+          <w:tab w:val="num" w:pos="4320"/>
+        </w:tabs>
+        <w:ind w:left="4320" w:hanging="360"/>
+      </w:pPr>
+      <w:rPr>
+        <w:rFonts w:ascii="Wingdings" w:hAnsi="Wingdings" w:hint="default"/>
+        <w:sz w:val="20"/>
+      </w:rPr>
+    </w:lvl>
+    <w:lvl w:ilvl="6" w:tentative="1">
+      <w:start w:val="1"/>
+      <w:numFmt w:val="bullet"/>
+      <w:lvlText w:val=""/>
+      <w:lvlJc w:val="left"/>
+      <w:pPr>
+        <w:tabs>
+          <w:tab w:val="num" w:pos="5040"/>
+        </w:tabs>
+        <w:ind w:left="5040" w:hanging="360"/>
+      </w:pPr>
+      <w:rPr>
+        <w:rFonts w:ascii="Wingdings" w:hAnsi="Wingdings" w:hint="default"/>
+        <w:sz w:val="20"/>
+      </w:rPr>
+    </w:lvl>
+    <w:lvl w:ilvl="7" w:tentative="1">
+      <w:start w:val="1"/>
+      <w:numFmt w:val="bullet"/>
+      <w:lvlText w:val=""/>
+      <w:lvlJc w:val="left"/>
+      <w:pPr>
+        <w:tabs>
+          <w:tab w:val="num" w:pos="5760"/>
+        </w:tabs>
+        <w:ind w:left="5760" w:hanging="360"/>
+      </w:pPr>
+      <w:rPr>
+        <w:rFonts w:ascii="Wingdings" w:hAnsi="Wingdings" w:hint="default"/>
+        <w:sz w:val="20"/>
+      </w:rPr>
+    </w:lvl>
+    <w:lvl w:ilvl="8" w:tentative="1">
+      <w:start w:val="1"/>
+      <w:numFmt w:val="bullet"/>
+      <w:lvlText w:val=""/>
+      <w:lvlJc w:val="left"/>
+      <w:pPr>
+        <w:tabs>
+          <w:tab w:val="num" w:pos="6480"/>
+        </w:tabs>
+        <w:ind w:left="6480" w:hanging="360"/>
+      </w:pPr>
+      <w:rPr>
+        <w:rFonts w:ascii="Wingdings" w:hAnsi="Wingdings" w:hint="default"/>
+        <w:sz w:val="20"/>
+      </w:rPr>
+    </w:lvl>
+  </w:abstractNum>
+  <w:abstractNum w:abstractNumId="3" w15:restartNumberingAfterBreak="0">
     <w:nsid w:val="09B51F0C"/>
     <w:multiLevelType w:val="multilevel"/>
     <w:tmpl w:val="78CA6D18"/>
@@ -6401,7 +8814,7 @@
       </w:rPr>
     </w:lvl>
   </w:abstractNum>
-  <w:abstractNum w:abstractNumId="3" w15:restartNumberingAfterBreak="0">
+  <w:abstractNum w:abstractNumId="4" w15:restartNumberingAfterBreak="0">
     <w:nsid w:val="0A5F223A"/>
     <w:multiLevelType w:val="multilevel"/>
     <w:tmpl w:val="6BF87BA2"/>
@@ -6550,7 +8963,7 @@
       </w:rPr>
     </w:lvl>
   </w:abstractNum>
-  <w:abstractNum w:abstractNumId="4" w15:restartNumberingAfterBreak="0">
+  <w:abstractNum w:abstractNumId="5" w15:restartNumberingAfterBreak="0">
     <w:nsid w:val="10665DE0"/>
     <w:multiLevelType w:val="multilevel"/>
     <w:tmpl w:val="41887EEC"/>
@@ -6699,7 +9112,7 @@
       </w:rPr>
     </w:lvl>
   </w:abstractNum>
-  <w:abstractNum w:abstractNumId="5" w15:restartNumberingAfterBreak="0">
+  <w:abstractNum w:abstractNumId="6" w15:restartNumberingAfterBreak="0">
     <w:nsid w:val="11BB7245"/>
     <w:multiLevelType w:val="multilevel"/>
     <w:tmpl w:val="0ECE3FA4"/>
@@ -6848,7 +9261,7 @@
       </w:rPr>
     </w:lvl>
   </w:abstractNum>
-  <w:abstractNum w:abstractNumId="6" w15:restartNumberingAfterBreak="0">
+  <w:abstractNum w:abstractNumId="7" w15:restartNumberingAfterBreak="0">
     <w:nsid w:val="19DC3117"/>
     <w:multiLevelType w:val="multilevel"/>
     <w:tmpl w:val="082E20AE"/>
@@ -6961,7 +9374,156 @@
       </w:pPr>
     </w:lvl>
   </w:abstractNum>
-  <w:abstractNum w:abstractNumId="7" w15:restartNumberingAfterBreak="0">
+  <w:abstractNum w:abstractNumId="8" w15:restartNumberingAfterBreak="0">
+    <w:nsid w:val="1F64007D"/>
+    <w:multiLevelType w:val="multilevel"/>
+    <w:tmpl w:val="B66833D8"/>
+    <w:lvl w:ilvl="0">
+      <w:start w:val="1"/>
+      <w:numFmt w:val="bullet"/>
+      <w:lvlText w:val=""/>
+      <w:lvlJc w:val="left"/>
+      <w:pPr>
+        <w:tabs>
+          <w:tab w:val="num" w:pos="720"/>
+        </w:tabs>
+        <w:ind w:left="720" w:hanging="360"/>
+      </w:pPr>
+      <w:rPr>
+        <w:rFonts w:ascii="Symbol" w:hAnsi="Symbol" w:hint="default"/>
+        <w:sz w:val="20"/>
+      </w:rPr>
+    </w:lvl>
+    <w:lvl w:ilvl="1" w:tentative="1">
+      <w:start w:val="1"/>
+      <w:numFmt w:val="bullet"/>
+      <w:lvlText w:val="o"/>
+      <w:lvlJc w:val="left"/>
+      <w:pPr>
+        <w:tabs>
+          <w:tab w:val="num" w:pos="1440"/>
+        </w:tabs>
+        <w:ind w:left="1440" w:hanging="360"/>
+      </w:pPr>
+      <w:rPr>
+        <w:rFonts w:ascii="Courier New" w:hAnsi="Courier New" w:hint="default"/>
+        <w:sz w:val="20"/>
+      </w:rPr>
+    </w:lvl>
+    <w:lvl w:ilvl="2" w:tentative="1">
+      <w:start w:val="1"/>
+      <w:numFmt w:val="bullet"/>
+      <w:lvlText w:val=""/>
+      <w:lvlJc w:val="left"/>
+      <w:pPr>
+        <w:tabs>
+          <w:tab w:val="num" w:pos="2160"/>
+        </w:tabs>
+        <w:ind w:left="2160" w:hanging="360"/>
+      </w:pPr>
+      <w:rPr>
+        <w:rFonts w:ascii="Wingdings" w:hAnsi="Wingdings" w:hint="default"/>
+        <w:sz w:val="20"/>
+      </w:rPr>
+    </w:lvl>
+    <w:lvl w:ilvl="3" w:tentative="1">
+      <w:start w:val="1"/>
+      <w:numFmt w:val="bullet"/>
+      <w:lvlText w:val=""/>
+      <w:lvlJc w:val="left"/>
+      <w:pPr>
+        <w:tabs>
+          <w:tab w:val="num" w:pos="2880"/>
+        </w:tabs>
+        <w:ind w:left="2880" w:hanging="360"/>
+      </w:pPr>
+      <w:rPr>
+        <w:rFonts w:ascii="Wingdings" w:hAnsi="Wingdings" w:hint="default"/>
+        <w:sz w:val="20"/>
+      </w:rPr>
+    </w:lvl>
+    <w:lvl w:ilvl="4" w:tentative="1">
+      <w:start w:val="1"/>
+      <w:numFmt w:val="bullet"/>
+      <w:lvlText w:val=""/>
+      <w:lvlJc w:val="left"/>
+      <w:pPr>
+        <w:tabs>
+          <w:tab w:val="num" w:pos="3600"/>
+        </w:tabs>
+        <w:ind w:left="3600" w:hanging="360"/>
+      </w:pPr>
+      <w:rPr>
+        <w:rFonts w:ascii="Wingdings" w:hAnsi="Wingdings" w:hint="default"/>
+        <w:sz w:val="20"/>
+      </w:rPr>
+    </w:lvl>
+    <w:lvl w:ilvl="5" w:tentative="1">
+      <w:start w:val="1"/>
+      <w:numFmt w:val="bullet"/>
+      <w:lvlText w:val=""/>
+      <w:lvlJc w:val="left"/>
+      <w:pPr>
+        <w:tabs>
+          <w:tab w:val="num" w:pos="4320"/>
+        </w:tabs>
+        <w:ind w:left="4320" w:hanging="360"/>
+      </w:pPr>
+      <w:rPr>
+        <w:rFonts w:ascii="Wingdings" w:hAnsi="Wingdings" w:hint="default"/>
+        <w:sz w:val="20"/>
+      </w:rPr>
+    </w:lvl>
+    <w:lvl w:ilvl="6" w:tentative="1">
+      <w:start w:val="1"/>
+      <w:numFmt w:val="bullet"/>
+      <w:lvlText w:val=""/>
+      <w:lvlJc w:val="left"/>
+      <w:pPr>
+        <w:tabs>
+          <w:tab w:val="num" w:pos="5040"/>
+        </w:tabs>
+        <w:ind w:left="5040" w:hanging="360"/>
+      </w:pPr>
+      <w:rPr>
+        <w:rFonts w:ascii="Wingdings" w:hAnsi="Wingdings" w:hint="default"/>
+        <w:sz w:val="20"/>
+      </w:rPr>
+    </w:lvl>
+    <w:lvl w:ilvl="7" w:tentative="1">
+      <w:start w:val="1"/>
+      <w:numFmt w:val="bullet"/>
+      <w:lvlText w:val=""/>
+      <w:lvlJc w:val="left"/>
+      <w:pPr>
+        <w:tabs>
+          <w:tab w:val="num" w:pos="5760"/>
+        </w:tabs>
+        <w:ind w:left="5760" w:hanging="360"/>
+      </w:pPr>
+      <w:rPr>
+        <w:rFonts w:ascii="Wingdings" w:hAnsi="Wingdings" w:hint="default"/>
+        <w:sz w:val="20"/>
+      </w:rPr>
+    </w:lvl>
+    <w:lvl w:ilvl="8" w:tentative="1">
+      <w:start w:val="1"/>
+      <w:numFmt w:val="bullet"/>
+      <w:lvlText w:val=""/>
+      <w:lvlJc w:val="left"/>
+      <w:pPr>
+        <w:tabs>
+          <w:tab w:val="num" w:pos="6480"/>
+        </w:tabs>
+        <w:ind w:left="6480" w:hanging="360"/>
+      </w:pPr>
+      <w:rPr>
+        <w:rFonts w:ascii="Wingdings" w:hAnsi="Wingdings" w:hint="default"/>
+        <w:sz w:val="20"/>
+      </w:rPr>
+    </w:lvl>
+  </w:abstractNum>
+  <w:abstractNum w:abstractNumId="9" w15:restartNumberingAfterBreak="0">
     <w:nsid w:val="25C53EC5"/>
     <w:multiLevelType w:val="multilevel"/>
     <w:tmpl w:val="73DC3564"/>
@@ -7110,7 +9672,7 @@
       </w:rPr>
     </w:lvl>
   </w:abstractNum>
-  <w:abstractNum w:abstractNumId="8" w15:restartNumberingAfterBreak="0">
+  <w:abstractNum w:abstractNumId="10" w15:restartNumberingAfterBreak="0">
     <w:nsid w:val="25DB78B1"/>
     <w:multiLevelType w:val="multilevel"/>
     <w:tmpl w:val="CE88C1A0"/>
@@ -7259,7 +9821,7 @@
       </w:rPr>
     </w:lvl>
   </w:abstractNum>
-  <w:abstractNum w:abstractNumId="9" w15:restartNumberingAfterBreak="0">
+  <w:abstractNum w:abstractNumId="11" w15:restartNumberingAfterBreak="0">
     <w:nsid w:val="26DA2C2B"/>
     <w:multiLevelType w:val="multilevel"/>
     <w:tmpl w:val="5E4843EE"/>
@@ -7408,7 +9970,7 @@
       </w:rPr>
     </w:lvl>
   </w:abstractNum>
-  <w:abstractNum w:abstractNumId="10" w15:restartNumberingAfterBreak="0">
+  <w:abstractNum w:abstractNumId="12" w15:restartNumberingAfterBreak="0">
     <w:nsid w:val="27ED6523"/>
     <w:multiLevelType w:val="multilevel"/>
     <w:tmpl w:val="8E4682AE"/>
@@ -7557,7 +10119,7 @@
       </w:rPr>
     </w:lvl>
   </w:abstractNum>
-  <w:abstractNum w:abstractNumId="11" w15:restartNumberingAfterBreak="0">
+  <w:abstractNum w:abstractNumId="13" w15:restartNumberingAfterBreak="0">
     <w:nsid w:val="2B2A1259"/>
     <w:multiLevelType w:val="multilevel"/>
     <w:tmpl w:val="4D52DC1A"/>
@@ -7670,7 +10232,7 @@
       </w:pPr>
     </w:lvl>
   </w:abstractNum>
-  <w:abstractNum w:abstractNumId="12" w15:restartNumberingAfterBreak="0">
+  <w:abstractNum w:abstractNumId="14" w15:restartNumberingAfterBreak="0">
     <w:nsid w:val="2BA04CDA"/>
     <w:multiLevelType w:val="multilevel"/>
     <w:tmpl w:val="11F8C74E"/>
@@ -7819,7 +10381,7 @@
       </w:rPr>
     </w:lvl>
   </w:abstractNum>
-  <w:abstractNum w:abstractNumId="13" w15:restartNumberingAfterBreak="0">
+  <w:abstractNum w:abstractNumId="15" w15:restartNumberingAfterBreak="0">
     <w:nsid w:val="2D2F1349"/>
     <w:multiLevelType w:val="multilevel"/>
     <w:tmpl w:val="193208F0"/>
@@ -7968,7 +10530,7 @@
       </w:rPr>
     </w:lvl>
   </w:abstractNum>
-  <w:abstractNum w:abstractNumId="14" w15:restartNumberingAfterBreak="0">
+  <w:abstractNum w:abstractNumId="16" w15:restartNumberingAfterBreak="0">
     <w:nsid w:val="2EB04F67"/>
     <w:multiLevelType w:val="multilevel"/>
     <w:tmpl w:val="D472D5BE"/>
@@ -8117,7 +10679,7 @@
       </w:rPr>
     </w:lvl>
   </w:abstractNum>
-  <w:abstractNum w:abstractNumId="15" w15:restartNumberingAfterBreak="0">
+  <w:abstractNum w:abstractNumId="17" w15:restartNumberingAfterBreak="0">
     <w:nsid w:val="35D318C1"/>
     <w:multiLevelType w:val="multilevel"/>
     <w:tmpl w:val="D67C1310"/>
@@ -8266,7 +10828,7 @@
       </w:rPr>
     </w:lvl>
   </w:abstractNum>
-  <w:abstractNum w:abstractNumId="16" w15:restartNumberingAfterBreak="0">
+  <w:abstractNum w:abstractNumId="18" w15:restartNumberingAfterBreak="0">
     <w:nsid w:val="3737714F"/>
     <w:multiLevelType w:val="multilevel"/>
     <w:tmpl w:val="452878B8"/>
@@ -8379,7 +10941,7 @@
       </w:pPr>
     </w:lvl>
   </w:abstractNum>
-  <w:abstractNum w:abstractNumId="17" w15:restartNumberingAfterBreak="0">
+  <w:abstractNum w:abstractNumId="19" w15:restartNumberingAfterBreak="0">
     <w:nsid w:val="39E41C17"/>
     <w:multiLevelType w:val="multilevel"/>
     <w:tmpl w:val="9F02B58E"/>
@@ -8528,7 +11090,7 @@
       </w:rPr>
     </w:lvl>
   </w:abstractNum>
-  <w:abstractNum w:abstractNumId="18" w15:restartNumberingAfterBreak="0">
+  <w:abstractNum w:abstractNumId="20" w15:restartNumberingAfterBreak="0">
     <w:nsid w:val="3A9245AE"/>
     <w:multiLevelType w:val="multilevel"/>
     <w:tmpl w:val="BDDE875C"/>
@@ -8677,7 +11239,7 @@
       </w:rPr>
     </w:lvl>
   </w:abstractNum>
-  <w:abstractNum w:abstractNumId="19" w15:restartNumberingAfterBreak="0">
+  <w:abstractNum w:abstractNumId="21" w15:restartNumberingAfterBreak="0">
     <w:nsid w:val="3FAC7CBF"/>
     <w:multiLevelType w:val="multilevel"/>
     <w:tmpl w:val="0126524C"/>
@@ -8826,7 +11388,7 @@
       </w:rPr>
     </w:lvl>
   </w:abstractNum>
-  <w:abstractNum w:abstractNumId="20" w15:restartNumberingAfterBreak="0">
+  <w:abstractNum w:abstractNumId="22" w15:restartNumberingAfterBreak="0">
     <w:nsid w:val="41447DC4"/>
     <w:multiLevelType w:val="multilevel"/>
     <w:tmpl w:val="34145460"/>
@@ -8975,7 +11537,7 @@
       </w:rPr>
     </w:lvl>
   </w:abstractNum>
-  <w:abstractNum w:abstractNumId="21" w15:restartNumberingAfterBreak="0">
+  <w:abstractNum w:abstractNumId="23" w15:restartNumberingAfterBreak="0">
     <w:nsid w:val="416B5FB9"/>
     <w:multiLevelType w:val="multilevel"/>
     <w:tmpl w:val="F63AD70C"/>
@@ -9088,7 +11650,7 @@
       </w:pPr>
     </w:lvl>
   </w:abstractNum>
-  <w:abstractNum w:abstractNumId="22" w15:restartNumberingAfterBreak="0">
+  <w:abstractNum w:abstractNumId="24" w15:restartNumberingAfterBreak="0">
     <w:nsid w:val="431E144F"/>
     <w:multiLevelType w:val="multilevel"/>
     <w:tmpl w:val="884A0220"/>
@@ -9237,7 +11799,7 @@
       </w:rPr>
     </w:lvl>
   </w:abstractNum>
-  <w:abstractNum w:abstractNumId="23" w15:restartNumberingAfterBreak="0">
+  <w:abstractNum w:abstractNumId="25" w15:restartNumberingAfterBreak="0">
     <w:nsid w:val="4469459B"/>
     <w:multiLevelType w:val="multilevel"/>
     <w:tmpl w:val="29E8EF60"/>
@@ -9386,7 +11948,7 @@
       </w:rPr>
     </w:lvl>
   </w:abstractNum>
-  <w:abstractNum w:abstractNumId="24" w15:restartNumberingAfterBreak="0">
+  <w:abstractNum w:abstractNumId="26" w15:restartNumberingAfterBreak="0">
     <w:nsid w:val="453F5425"/>
     <w:multiLevelType w:val="multilevel"/>
     <w:tmpl w:val="9F2CED4C"/>
@@ -9535,7 +12097,7 @@
       </w:rPr>
     </w:lvl>
   </w:abstractNum>
-  <w:abstractNum w:abstractNumId="25" w15:restartNumberingAfterBreak="0">
+  <w:abstractNum w:abstractNumId="27" w15:restartNumberingAfterBreak="0">
     <w:nsid w:val="4BA2593A"/>
     <w:multiLevelType w:val="multilevel"/>
     <w:tmpl w:val="9630136A"/>
@@ -9684,7 +12246,7 @@
       </w:rPr>
     </w:lvl>
   </w:abstractNum>
-  <w:abstractNum w:abstractNumId="26" w15:restartNumberingAfterBreak="0">
+  <w:abstractNum w:abstractNumId="28" w15:restartNumberingAfterBreak="0">
     <w:nsid w:val="4CE24018"/>
     <w:multiLevelType w:val="multilevel"/>
     <w:tmpl w:val="4928E3DA"/>
@@ -9833,7 +12395,305 @@
       </w:rPr>
     </w:lvl>
   </w:abstractNum>
-  <w:abstractNum w:abstractNumId="27" w15:restartNumberingAfterBreak="0">
+  <w:abstractNum w:abstractNumId="29" w15:restartNumberingAfterBreak="0">
+    <w:nsid w:val="533A0D83"/>
+    <w:multiLevelType w:val="multilevel"/>
+    <w:tmpl w:val="F850AAB2"/>
+    <w:lvl w:ilvl="0">
+      <w:start w:val="1"/>
+      <w:numFmt w:val="bullet"/>
+      <w:lvlText w:val=""/>
+      <w:lvlJc w:val="left"/>
+      <w:pPr>
+        <w:tabs>
+          <w:tab w:val="num" w:pos="720"/>
+        </w:tabs>
+        <w:ind w:left="720" w:hanging="360"/>
+      </w:pPr>
+      <w:rPr>
+        <w:rFonts w:ascii="Symbol" w:hAnsi="Symbol" w:hint="default"/>
+        <w:sz w:val="20"/>
+      </w:rPr>
+    </w:lvl>
+    <w:lvl w:ilvl="1" w:tentative="1">
+      <w:start w:val="1"/>
+      <w:numFmt w:val="bullet"/>
+      <w:lvlText w:val="o"/>
+      <w:lvlJc w:val="left"/>
+      <w:pPr>
+        <w:tabs>
+          <w:tab w:val="num" w:pos="1440"/>
+        </w:tabs>
+        <w:ind w:left="1440" w:hanging="360"/>
+      </w:pPr>
+      <w:rPr>
+        <w:rFonts w:ascii="Courier New" w:hAnsi="Courier New" w:hint="default"/>
+        <w:sz w:val="20"/>
+      </w:rPr>
+    </w:lvl>
+    <w:lvl w:ilvl="2" w:tentative="1">
+      <w:start w:val="1"/>
+      <w:numFmt w:val="bullet"/>
+      <w:lvlText w:val=""/>
+      <w:lvlJc w:val="left"/>
+      <w:pPr>
+        <w:tabs>
+          <w:tab w:val="num" w:pos="2160"/>
+        </w:tabs>
+        <w:ind w:left="2160" w:hanging="360"/>
+      </w:pPr>
+      <w:rPr>
+        <w:rFonts w:ascii="Wingdings" w:hAnsi="Wingdings" w:hint="default"/>
+        <w:sz w:val="20"/>
+      </w:rPr>
+    </w:lvl>
+    <w:lvl w:ilvl="3" w:tentative="1">
+      <w:start w:val="1"/>
+      <w:numFmt w:val="bullet"/>
+      <w:lvlText w:val=""/>
+      <w:lvlJc w:val="left"/>
+      <w:pPr>
+        <w:tabs>
+          <w:tab w:val="num" w:pos="2880"/>
+        </w:tabs>
+        <w:ind w:left="2880" w:hanging="360"/>
+      </w:pPr>
+      <w:rPr>
+        <w:rFonts w:ascii="Wingdings" w:hAnsi="Wingdings" w:hint="default"/>
+        <w:sz w:val="20"/>
+      </w:rPr>
+    </w:lvl>
+    <w:lvl w:ilvl="4" w:tentative="1">
+      <w:start w:val="1"/>
+      <w:numFmt w:val="bullet"/>
+      <w:lvlText w:val=""/>
+      <w:lvlJc w:val="left"/>
+      <w:pPr>
+        <w:tabs>
+          <w:tab w:val="num" w:pos="3600"/>
+        </w:tabs>
+        <w:ind w:left="3600" w:hanging="360"/>
+      </w:pPr>
+      <w:rPr>
+        <w:rFonts w:ascii="Wingdings" w:hAnsi="Wingdings" w:hint="default"/>
+        <w:sz w:val="20"/>
+      </w:rPr>
+    </w:lvl>
+    <w:lvl w:ilvl="5" w:tentative="1">
+      <w:start w:val="1"/>
+      <w:numFmt w:val="bullet"/>
+      <w:lvlText w:val=""/>
+      <w:lvlJc w:val="left"/>
+      <w:pPr>
+        <w:tabs>
+          <w:tab w:val="num" w:pos="4320"/>
+        </w:tabs>
+        <w:ind w:left="4320" w:hanging="360"/>
+      </w:pPr>
+      <w:rPr>
+        <w:rFonts w:ascii="Wingdings" w:hAnsi="Wingdings" w:hint="default"/>
+        <w:sz w:val="20"/>
+      </w:rPr>
+    </w:lvl>
+    <w:lvl w:ilvl="6" w:tentative="1">
+      <w:start w:val="1"/>
+      <w:numFmt w:val="bullet"/>
+      <w:lvlText w:val=""/>
+      <w:lvlJc w:val="left"/>
+      <w:pPr>
+        <w:tabs>
+          <w:tab w:val="num" w:pos="5040"/>
+        </w:tabs>
+        <w:ind w:left="5040" w:hanging="360"/>
+      </w:pPr>
+      <w:rPr>
+        <w:rFonts w:ascii="Wingdings" w:hAnsi="Wingdings" w:hint="default"/>
+        <w:sz w:val="20"/>
+      </w:rPr>
+    </w:lvl>
+    <w:lvl w:ilvl="7" w:tentative="1">
+      <w:start w:val="1"/>
+      <w:numFmt w:val="bullet"/>
+      <w:lvlText w:val=""/>
+      <w:lvlJc w:val="left"/>
+      <w:pPr>
+        <w:tabs>
+          <w:tab w:val="num" w:pos="5760"/>
+        </w:tabs>
+        <w:ind w:left="5760" w:hanging="360"/>
+      </w:pPr>
+      <w:rPr>
+        <w:rFonts w:ascii="Wingdings" w:hAnsi="Wingdings" w:hint="default"/>
+        <w:sz w:val="20"/>
+      </w:rPr>
+    </w:lvl>
+    <w:lvl w:ilvl="8" w:tentative="1">
+      <w:start w:val="1"/>
+      <w:numFmt w:val="bullet"/>
+      <w:lvlText w:val=""/>
+      <w:lvlJc w:val="left"/>
+      <w:pPr>
+        <w:tabs>
+          <w:tab w:val="num" w:pos="6480"/>
+        </w:tabs>
+        <w:ind w:left="6480" w:hanging="360"/>
+      </w:pPr>
+      <w:rPr>
+        <w:rFonts w:ascii="Wingdings" w:hAnsi="Wingdings" w:hint="default"/>
+        <w:sz w:val="20"/>
+      </w:rPr>
+    </w:lvl>
+  </w:abstractNum>
+  <w:abstractNum w:abstractNumId="30" w15:restartNumberingAfterBreak="0">
+    <w:nsid w:val="53B45E8C"/>
+    <w:multiLevelType w:val="multilevel"/>
+    <w:tmpl w:val="BA12B274"/>
+    <w:lvl w:ilvl="0">
+      <w:start w:val="1"/>
+      <w:numFmt w:val="bullet"/>
+      <w:lvlText w:val=""/>
+      <w:lvlJc w:val="left"/>
+      <w:pPr>
+        <w:tabs>
+          <w:tab w:val="num" w:pos="720"/>
+        </w:tabs>
+        <w:ind w:left="720" w:hanging="360"/>
+      </w:pPr>
+      <w:rPr>
+        <w:rFonts w:ascii="Symbol" w:hAnsi="Symbol" w:hint="default"/>
+        <w:sz w:val="20"/>
+      </w:rPr>
+    </w:lvl>
+    <w:lvl w:ilvl="1">
+      <w:start w:val="1"/>
+      <w:numFmt w:val="bullet"/>
+      <w:lvlText w:val="o"/>
+      <w:lvlJc w:val="left"/>
+      <w:pPr>
+        <w:tabs>
+          <w:tab w:val="num" w:pos="1440"/>
+        </w:tabs>
+        <w:ind w:left="1440" w:hanging="360"/>
+      </w:pPr>
+      <w:rPr>
+        <w:rFonts w:ascii="Courier New" w:hAnsi="Courier New" w:hint="default"/>
+        <w:sz w:val="20"/>
+      </w:rPr>
+    </w:lvl>
+    <w:lvl w:ilvl="2" w:tentative="1">
+      <w:start w:val="1"/>
+      <w:numFmt w:val="bullet"/>
+      <w:lvlText w:val=""/>
+      <w:lvlJc w:val="left"/>
+      <w:pPr>
+        <w:tabs>
+          <w:tab w:val="num" w:pos="2160"/>
+        </w:tabs>
+        <w:ind w:left="2160" w:hanging="360"/>
+      </w:pPr>
+      <w:rPr>
+        <w:rFonts w:ascii="Wingdings" w:hAnsi="Wingdings" w:hint="default"/>
+        <w:sz w:val="20"/>
+      </w:rPr>
+    </w:lvl>
+    <w:lvl w:ilvl="3" w:tentative="1">
+      <w:start w:val="1"/>
+      <w:numFmt w:val="bullet"/>
+      <w:lvlText w:val=""/>
+      <w:lvlJc w:val="left"/>
+      <w:pPr>
+        <w:tabs>
+          <w:tab w:val="num" w:pos="2880"/>
+        </w:tabs>
+        <w:ind w:left="2880" w:hanging="360"/>
+      </w:pPr>
+      <w:rPr>
+        <w:rFonts w:ascii="Wingdings" w:hAnsi="Wingdings" w:hint="default"/>
+        <w:sz w:val="20"/>
+      </w:rPr>
+    </w:lvl>
+    <w:lvl w:ilvl="4" w:tentative="1">
+      <w:start w:val="1"/>
+      <w:numFmt w:val="bullet"/>
+      <w:lvlText w:val=""/>
+      <w:lvlJc w:val="left"/>
+      <w:pPr>
+        <w:tabs>
+          <w:tab w:val="num" w:pos="3600"/>
+        </w:tabs>
+        <w:ind w:left="3600" w:hanging="360"/>
+      </w:pPr>
+      <w:rPr>
+        <w:rFonts w:ascii="Wingdings" w:hAnsi="Wingdings" w:hint="default"/>
+        <w:sz w:val="20"/>
+      </w:rPr>
+    </w:lvl>
+    <w:lvl w:ilvl="5" w:tentative="1">
+      <w:start w:val="1"/>
+      <w:numFmt w:val="bullet"/>
+      <w:lvlText w:val=""/>
+      <w:lvlJc w:val="left"/>
+      <w:pPr>
+        <w:tabs>
+          <w:tab w:val="num" w:pos="4320"/>
+        </w:tabs>
+        <w:ind w:left="4320" w:hanging="360"/>
+      </w:pPr>
+      <w:rPr>
+        <w:rFonts w:ascii="Wingdings" w:hAnsi="Wingdings" w:hint="default"/>
+        <w:sz w:val="20"/>
+      </w:rPr>
+    </w:lvl>
+    <w:lvl w:ilvl="6" w:tentative="1">
+      <w:start w:val="1"/>
+      <w:numFmt w:val="bullet"/>
+      <w:lvlText w:val=""/>
+      <w:lvlJc w:val="left"/>
+      <w:pPr>
+        <w:tabs>
+          <w:tab w:val="num" w:pos="5040"/>
+        </w:tabs>
+        <w:ind w:left="5040" w:hanging="360"/>
+      </w:pPr>
+      <w:rPr>
+        <w:rFonts w:ascii="Wingdings" w:hAnsi="Wingdings" w:hint="default"/>
+        <w:sz w:val="20"/>
+      </w:rPr>
+    </w:lvl>
+    <w:lvl w:ilvl="7" w:tentative="1">
+      <w:start w:val="1"/>
+      <w:numFmt w:val="bullet"/>
+      <w:lvlText w:val=""/>
+      <w:lvlJc w:val="left"/>
+      <w:pPr>
+        <w:tabs>
+          <w:tab w:val="num" w:pos="5760"/>
+        </w:tabs>
+        <w:ind w:left="5760" w:hanging="360"/>
+      </w:pPr>
+      <w:rPr>
+        <w:rFonts w:ascii="Wingdings" w:hAnsi="Wingdings" w:hint="default"/>
+        <w:sz w:val="20"/>
+      </w:rPr>
+    </w:lvl>
+    <w:lvl w:ilvl="8" w:tentative="1">
+      <w:start w:val="1"/>
+      <w:numFmt w:val="bullet"/>
+      <w:lvlText w:val=""/>
+      <w:lvlJc w:val="left"/>
+      <w:pPr>
+        <w:tabs>
+          <w:tab w:val="num" w:pos="6480"/>
+        </w:tabs>
+        <w:ind w:left="6480" w:hanging="360"/>
+      </w:pPr>
+      <w:rPr>
+        <w:rFonts w:ascii="Wingdings" w:hAnsi="Wingdings" w:hint="default"/>
+        <w:sz w:val="20"/>
+      </w:rPr>
+    </w:lvl>
+  </w:abstractNum>
+  <w:abstractNum w:abstractNumId="31" w15:restartNumberingAfterBreak="0">
     <w:nsid w:val="53C33556"/>
     <w:multiLevelType w:val="multilevel"/>
     <w:tmpl w:val="C628625C"/>
@@ -9982,7 +12842,7 @@
       </w:rPr>
     </w:lvl>
   </w:abstractNum>
-  <w:abstractNum w:abstractNumId="28" w15:restartNumberingAfterBreak="0">
+  <w:abstractNum w:abstractNumId="32" w15:restartNumberingAfterBreak="0">
     <w:nsid w:val="53DF498A"/>
     <w:multiLevelType w:val="multilevel"/>
     <w:tmpl w:val="0E6CC19E"/>
@@ -10131,7 +12991,7 @@
       </w:rPr>
     </w:lvl>
   </w:abstractNum>
-  <w:abstractNum w:abstractNumId="29" w15:restartNumberingAfterBreak="0">
+  <w:abstractNum w:abstractNumId="33" w15:restartNumberingAfterBreak="0">
     <w:nsid w:val="55847D1E"/>
     <w:multiLevelType w:val="multilevel"/>
     <w:tmpl w:val="841462A8"/>
@@ -10244,7 +13104,7 @@
       </w:pPr>
     </w:lvl>
   </w:abstractNum>
-  <w:abstractNum w:abstractNumId="30" w15:restartNumberingAfterBreak="0">
+  <w:abstractNum w:abstractNumId="34" w15:restartNumberingAfterBreak="0">
     <w:nsid w:val="56CB68C4"/>
     <w:multiLevelType w:val="multilevel"/>
     <w:tmpl w:val="D41A7480"/>
@@ -10393,7 +13253,7 @@
       </w:rPr>
     </w:lvl>
   </w:abstractNum>
-  <w:abstractNum w:abstractNumId="31" w15:restartNumberingAfterBreak="0">
+  <w:abstractNum w:abstractNumId="35" w15:restartNumberingAfterBreak="0">
     <w:nsid w:val="56DA3426"/>
     <w:multiLevelType w:val="multilevel"/>
     <w:tmpl w:val="BE542ABE"/>
@@ -10542,7 +13402,7 @@
       </w:rPr>
     </w:lvl>
   </w:abstractNum>
-  <w:abstractNum w:abstractNumId="32" w15:restartNumberingAfterBreak="0">
+  <w:abstractNum w:abstractNumId="36" w15:restartNumberingAfterBreak="0">
     <w:nsid w:val="579235E8"/>
     <w:multiLevelType w:val="multilevel"/>
     <w:tmpl w:val="6EC61736"/>
@@ -10691,7 +13551,7 @@
       </w:rPr>
     </w:lvl>
   </w:abstractNum>
-  <w:abstractNum w:abstractNumId="33" w15:restartNumberingAfterBreak="0">
+  <w:abstractNum w:abstractNumId="37" w15:restartNumberingAfterBreak="0">
     <w:nsid w:val="58661B36"/>
     <w:multiLevelType w:val="multilevel"/>
     <w:tmpl w:val="3206582C"/>
@@ -10840,7 +13700,120 @@
       </w:rPr>
     </w:lvl>
   </w:abstractNum>
-  <w:abstractNum w:abstractNumId="34" w15:restartNumberingAfterBreak="0">
+  <w:abstractNum w:abstractNumId="38" w15:restartNumberingAfterBreak="0">
+    <w:nsid w:val="594210A4"/>
+    <w:multiLevelType w:val="multilevel"/>
+    <w:tmpl w:val="4BE62250"/>
+    <w:lvl w:ilvl="0">
+      <w:start w:val="1"/>
+      <w:numFmt w:val="decimal"/>
+      <w:lvlText w:val="%1."/>
+      <w:lvlJc w:val="left"/>
+      <w:pPr>
+        <w:tabs>
+          <w:tab w:val="num" w:pos="720"/>
+        </w:tabs>
+        <w:ind w:left="720" w:hanging="360"/>
+      </w:pPr>
+    </w:lvl>
+    <w:lvl w:ilvl="1" w:tentative="1">
+      <w:start w:val="1"/>
+      <w:numFmt w:val="decimal"/>
+      <w:lvlText w:val="%2."/>
+      <w:lvlJc w:val="left"/>
+      <w:pPr>
+        <w:tabs>
+          <w:tab w:val="num" w:pos="1440"/>
+        </w:tabs>
+        <w:ind w:left="1440" w:hanging="360"/>
+      </w:pPr>
+    </w:lvl>
+    <w:lvl w:ilvl="2" w:tentative="1">
+      <w:start w:val="1"/>
+      <w:numFmt w:val="decimal"/>
+      <w:lvlText w:val="%3."/>
+      <w:lvlJc w:val="left"/>
+      <w:pPr>
+        <w:tabs>
+          <w:tab w:val="num" w:pos="2160"/>
+        </w:tabs>
+        <w:ind w:left="2160" w:hanging="360"/>
+      </w:pPr>
+    </w:lvl>
+    <w:lvl w:ilvl="3" w:tentative="1">
+      <w:start w:val="1"/>
+      <w:numFmt w:val="decimal"/>
+      <w:lvlText w:val="%4."/>
+      <w:lvlJc w:val="left"/>
+      <w:pPr>
+        <w:tabs>
+          <w:tab w:val="num" w:pos="2880"/>
+        </w:tabs>
+        <w:ind w:left="2880" w:hanging="360"/>
+      </w:pPr>
+    </w:lvl>
+    <w:lvl w:ilvl="4" w:tentative="1">
+      <w:start w:val="1"/>
+      <w:numFmt w:val="decimal"/>
+      <w:lvlText w:val="%5."/>
+      <w:lvlJc w:val="left"/>
+      <w:pPr>
+        <w:tabs>
+          <w:tab w:val="num" w:pos="3600"/>
+        </w:tabs>
+        <w:ind w:left="3600" w:hanging="360"/>
+      </w:pPr>
+    </w:lvl>
+    <w:lvl w:ilvl="5" w:tentative="1">
+      <w:start w:val="1"/>
+      <w:numFmt w:val="decimal"/>
+      <w:lvlText w:val="%6."/>
+      <w:lvlJc w:val="left"/>
+      <w:pPr>
+        <w:tabs>
+          <w:tab w:val="num" w:pos="4320"/>
+        </w:tabs>
+        <w:ind w:left="4320" w:hanging="360"/>
+      </w:pPr>
+    </w:lvl>
+    <w:lvl w:ilvl="6" w:tentative="1">
+      <w:start w:val="1"/>
+      <w:numFmt w:val="decimal"/>
+      <w:lvlText w:val="%7."/>
+      <w:lvlJc w:val="left"/>
+      <w:pPr>
+        <w:tabs>
+          <w:tab w:val="num" w:pos="5040"/>
+        </w:tabs>
+        <w:ind w:left="5040" w:hanging="360"/>
+      </w:pPr>
+    </w:lvl>
+    <w:lvl w:ilvl="7" w:tentative="1">
+      <w:start w:val="1"/>
+      <w:numFmt w:val="decimal"/>
+      <w:lvlText w:val="%8."/>
+      <w:lvlJc w:val="left"/>
+      <w:pPr>
+        <w:tabs>
+          <w:tab w:val="num" w:pos="5760"/>
+        </w:tabs>
+        <w:ind w:left="5760" w:hanging="360"/>
+      </w:pPr>
+    </w:lvl>
+    <w:lvl w:ilvl="8" w:tentative="1">
+      <w:start w:val="1"/>
+      <w:numFmt w:val="decimal"/>
+      <w:lvlText w:val="%9."/>
+      <w:lvlJc w:val="left"/>
+      <w:pPr>
+        <w:tabs>
+          <w:tab w:val="num" w:pos="6480"/>
+        </w:tabs>
+        <w:ind w:left="6480" w:hanging="360"/>
+      </w:pPr>
+    </w:lvl>
+  </w:abstractNum>
+  <w:abstractNum w:abstractNumId="39" w15:restartNumberingAfterBreak="0">
     <w:nsid w:val="5A460361"/>
     <w:multiLevelType w:val="multilevel"/>
     <w:tmpl w:val="B944FCD4"/>
@@ -10989,7 +13962,7 @@
       </w:rPr>
     </w:lvl>
   </w:abstractNum>
-  <w:abstractNum w:abstractNumId="35" w15:restartNumberingAfterBreak="0">
+  <w:abstractNum w:abstractNumId="40" w15:restartNumberingAfterBreak="0">
     <w:nsid w:val="5F8B20E0"/>
     <w:multiLevelType w:val="multilevel"/>
     <w:tmpl w:val="ECE83FE4"/>
@@ -11138,7 +14111,7 @@
       </w:rPr>
     </w:lvl>
   </w:abstractNum>
-  <w:abstractNum w:abstractNumId="36" w15:restartNumberingAfterBreak="0">
+  <w:abstractNum w:abstractNumId="41" w15:restartNumberingAfterBreak="0">
     <w:nsid w:val="605C7CB4"/>
     <w:multiLevelType w:val="multilevel"/>
     <w:tmpl w:val="96466A40"/>
@@ -11287,7 +14260,7 @@
       </w:rPr>
     </w:lvl>
   </w:abstractNum>
-  <w:abstractNum w:abstractNumId="37" w15:restartNumberingAfterBreak="0">
+  <w:abstractNum w:abstractNumId="42" w15:restartNumberingAfterBreak="0">
     <w:nsid w:val="60D1754D"/>
     <w:multiLevelType w:val="multilevel"/>
     <w:tmpl w:val="B084501A"/>
@@ -11400,7 +14373,7 @@
       </w:pPr>
     </w:lvl>
   </w:abstractNum>
-  <w:abstractNum w:abstractNumId="38" w15:restartNumberingAfterBreak="0">
+  <w:abstractNum w:abstractNumId="43" w15:restartNumberingAfterBreak="0">
     <w:nsid w:val="66691D5C"/>
     <w:multiLevelType w:val="multilevel"/>
     <w:tmpl w:val="1BA878D2"/>
@@ -11513,7 +14486,7 @@
       </w:pPr>
     </w:lvl>
   </w:abstractNum>
-  <w:abstractNum w:abstractNumId="39" w15:restartNumberingAfterBreak="0">
+  <w:abstractNum w:abstractNumId="44" w15:restartNumberingAfterBreak="0">
     <w:nsid w:val="6F624050"/>
     <w:multiLevelType w:val="multilevel"/>
     <w:tmpl w:val="0388E6B6"/>
@@ -11662,7 +14635,7 @@
       </w:rPr>
     </w:lvl>
   </w:abstractNum>
-  <w:abstractNum w:abstractNumId="40" w15:restartNumberingAfterBreak="0">
+  <w:abstractNum w:abstractNumId="45" w15:restartNumberingAfterBreak="0">
     <w:nsid w:val="730A0C29"/>
     <w:multiLevelType w:val="multilevel"/>
     <w:tmpl w:val="7BACDAC8"/>
@@ -11811,7 +14784,156 @@
       </w:rPr>
     </w:lvl>
   </w:abstractNum>
-  <w:abstractNum w:abstractNumId="41" w15:restartNumberingAfterBreak="0">
+  <w:abstractNum w:abstractNumId="46" w15:restartNumberingAfterBreak="0">
+    <w:nsid w:val="73B24AF5"/>
+    <w:multiLevelType w:val="multilevel"/>
+    <w:tmpl w:val="D2F469B8"/>
+    <w:lvl w:ilvl="0">
+      <w:start w:val="1"/>
+      <w:numFmt w:val="bullet"/>
+      <w:lvlText w:val=""/>
+      <w:lvlJc w:val="left"/>
+      <w:pPr>
+        <w:tabs>
+          <w:tab w:val="num" w:pos="720"/>
+        </w:tabs>
+        <w:ind w:left="720" w:hanging="360"/>
+      </w:pPr>
+      <w:rPr>
+        <w:rFonts w:ascii="Symbol" w:hAnsi="Symbol" w:hint="default"/>
+        <w:sz w:val="20"/>
+      </w:rPr>
+    </w:lvl>
+    <w:lvl w:ilvl="1">
+      <w:start w:val="1"/>
+      <w:numFmt w:val="bullet"/>
+      <w:lvlText w:val="o"/>
+      <w:lvlJc w:val="left"/>
+      <w:pPr>
+        <w:tabs>
+          <w:tab w:val="num" w:pos="1440"/>
+        </w:tabs>
+        <w:ind w:left="1440" w:hanging="360"/>
+      </w:pPr>
+      <w:rPr>
+        <w:rFonts w:ascii="Courier New" w:hAnsi="Courier New" w:hint="default"/>
+        <w:sz w:val="20"/>
+      </w:rPr>
+    </w:lvl>
+    <w:lvl w:ilvl="2" w:tentative="1">
+      <w:start w:val="1"/>
+      <w:numFmt w:val="bullet"/>
+      <w:lvlText w:val=""/>
+      <w:lvlJc w:val="left"/>
+      <w:pPr>
+        <w:tabs>
+          <w:tab w:val="num" w:pos="2160"/>
+        </w:tabs>
+        <w:ind w:left="2160" w:hanging="360"/>
+      </w:pPr>
+      <w:rPr>
+        <w:rFonts w:ascii="Wingdings" w:hAnsi="Wingdings" w:hint="default"/>
+        <w:sz w:val="20"/>
+      </w:rPr>
+    </w:lvl>
+    <w:lvl w:ilvl="3" w:tentative="1">
+      <w:start w:val="1"/>
+      <w:numFmt w:val="bullet"/>
+      <w:lvlText w:val=""/>
+      <w:lvlJc w:val="left"/>
+      <w:pPr>
+        <w:tabs>
+          <w:tab w:val="num" w:pos="2880"/>
+        </w:tabs>
+        <w:ind w:left="2880" w:hanging="360"/>
+      </w:pPr>
+      <w:rPr>
+        <w:rFonts w:ascii="Wingdings" w:hAnsi="Wingdings" w:hint="default"/>
+        <w:sz w:val="20"/>
+      </w:rPr>
+    </w:lvl>
+    <w:lvl w:ilvl="4" w:tentative="1">
+      <w:start w:val="1"/>
+      <w:numFmt w:val="bullet"/>
+      <w:lvlText w:val=""/>
+      <w:lvlJc w:val="left"/>
+      <w:pPr>
+        <w:tabs>
+          <w:tab w:val="num" w:pos="3600"/>
+        </w:tabs>
+        <w:ind w:left="3600" w:hanging="360"/>
+      </w:pPr>
+      <w:rPr>
+        <w:rFonts w:ascii="Wingdings" w:hAnsi="Wingdings" w:hint="default"/>
+        <w:sz w:val="20"/>
+      </w:rPr>
+    </w:lvl>
+    <w:lvl w:ilvl="5" w:tentative="1">
+      <w:start w:val="1"/>
+      <w:numFmt w:val="bullet"/>
+      <w:lvlText w:val=""/>
+      <w:lvlJc w:val="left"/>
+      <w:pPr>
+        <w:tabs>
+          <w:tab w:val="num" w:pos="4320"/>
+        </w:tabs>
+        <w:ind w:left="4320" w:hanging="360"/>
+      </w:pPr>
+      <w:rPr>
+        <w:rFonts w:ascii="Wingdings" w:hAnsi="Wingdings" w:hint="default"/>
+        <w:sz w:val="20"/>
+      </w:rPr>
+    </w:lvl>
+    <w:lvl w:ilvl="6" w:tentative="1">
+      <w:start w:val="1"/>
+      <w:numFmt w:val="bullet"/>
+      <w:lvlText w:val=""/>
+      <w:lvlJc w:val="left"/>
+      <w:pPr>
+        <w:tabs>
+          <w:tab w:val="num" w:pos="5040"/>
+        </w:tabs>
+        <w:ind w:left="5040" w:hanging="360"/>
+      </w:pPr>
+      <w:rPr>
+        <w:rFonts w:ascii="Wingdings" w:hAnsi="Wingdings" w:hint="default"/>
+        <w:sz w:val="20"/>
+      </w:rPr>
+    </w:lvl>
+    <w:lvl w:ilvl="7" w:tentative="1">
+      <w:start w:val="1"/>
+      <w:numFmt w:val="bullet"/>
+      <w:lvlText w:val=""/>
+      <w:lvlJc w:val="left"/>
+      <w:pPr>
+        <w:tabs>
+          <w:tab w:val="num" w:pos="5760"/>
+        </w:tabs>
+        <w:ind w:left="5760" w:hanging="360"/>
+      </w:pPr>
+      <w:rPr>
+        <w:rFonts w:ascii="Wingdings" w:hAnsi="Wingdings" w:hint="default"/>
+        <w:sz w:val="20"/>
+      </w:rPr>
+    </w:lvl>
+    <w:lvl w:ilvl="8" w:tentative="1">
+      <w:start w:val="1"/>
+      <w:numFmt w:val="bullet"/>
+      <w:lvlText w:val=""/>
+      <w:lvlJc w:val="left"/>
+      <w:pPr>
+        <w:tabs>
+          <w:tab w:val="num" w:pos="6480"/>
+        </w:tabs>
+        <w:ind w:left="6480" w:hanging="360"/>
+      </w:pPr>
+      <w:rPr>
+        <w:rFonts w:ascii="Wingdings" w:hAnsi="Wingdings" w:hint="default"/>
+        <w:sz w:val="20"/>
+      </w:rPr>
+    </w:lvl>
+  </w:abstractNum>
+  <w:abstractNum w:abstractNumId="47" w15:restartNumberingAfterBreak="0">
     <w:nsid w:val="7505181C"/>
     <w:multiLevelType w:val="multilevel"/>
     <w:tmpl w:val="3426DF12"/>
@@ -11960,7 +15082,7 @@
       </w:rPr>
     </w:lvl>
   </w:abstractNum>
-  <w:abstractNum w:abstractNumId="42" w15:restartNumberingAfterBreak="0">
+  <w:abstractNum w:abstractNumId="48" w15:restartNumberingAfterBreak="0">
     <w:nsid w:val="75C842BA"/>
     <w:multiLevelType w:val="multilevel"/>
     <w:tmpl w:val="14323E26"/>
@@ -12109,7 +15231,7 @@
       </w:rPr>
     </w:lvl>
   </w:abstractNum>
-  <w:abstractNum w:abstractNumId="43" w15:restartNumberingAfterBreak="0">
+  <w:abstractNum w:abstractNumId="49" w15:restartNumberingAfterBreak="0">
     <w:nsid w:val="7DE62863"/>
     <w:multiLevelType w:val="multilevel"/>
     <w:tmpl w:val="144286F4"/>
@@ -12259,136 +15381,154 @@
     </w:lvl>
   </w:abstractNum>
   <w:num w:numId="1" w16cid:durableId="549850228">
+    <w:abstractNumId w:val="26"/>
+  </w:num>
+  <w:num w:numId="2" w16cid:durableId="1607540117">
+    <w:abstractNumId w:val="21"/>
+  </w:num>
+  <w:num w:numId="3" w16cid:durableId="1139690215">
+    <w:abstractNumId w:val="43"/>
+  </w:num>
+  <w:num w:numId="4" w16cid:durableId="715197732">
+    <w:abstractNumId w:val="33"/>
+  </w:num>
+  <w:num w:numId="5" w16cid:durableId="1530678382">
+    <w:abstractNumId w:val="10"/>
+  </w:num>
+  <w:num w:numId="6" w16cid:durableId="2003510328">
+    <w:abstractNumId w:val="25"/>
+  </w:num>
+  <w:num w:numId="7" w16cid:durableId="1877231126">
+    <w:abstractNumId w:val="34"/>
+  </w:num>
+  <w:num w:numId="8" w16cid:durableId="570849478">
+    <w:abstractNumId w:val="35"/>
+  </w:num>
+  <w:num w:numId="9" w16cid:durableId="101341034">
+    <w:abstractNumId w:val="37"/>
+  </w:num>
+  <w:num w:numId="10" w16cid:durableId="660424560">
+    <w:abstractNumId w:val="15"/>
+  </w:num>
+  <w:num w:numId="11" w16cid:durableId="1115053814">
+    <w:abstractNumId w:val="32"/>
+  </w:num>
+  <w:num w:numId="12" w16cid:durableId="1088768098">
+    <w:abstractNumId w:val="5"/>
+  </w:num>
+  <w:num w:numId="13" w16cid:durableId="1584605161">
+    <w:abstractNumId w:val="31"/>
+  </w:num>
+  <w:num w:numId="14" w16cid:durableId="1040864676">
+    <w:abstractNumId w:val="41"/>
+  </w:num>
+  <w:num w:numId="15" w16cid:durableId="1624119645">
+    <w:abstractNumId w:val="18"/>
+  </w:num>
+  <w:num w:numId="16" w16cid:durableId="245266291">
+    <w:abstractNumId w:val="27"/>
+  </w:num>
+  <w:num w:numId="17" w16cid:durableId="246772032">
+    <w:abstractNumId w:val="39"/>
+  </w:num>
+  <w:num w:numId="18" w16cid:durableId="1588150396">
+    <w:abstractNumId w:val="3"/>
+  </w:num>
+  <w:num w:numId="19" w16cid:durableId="514273949">
+    <w:abstractNumId w:val="7"/>
+  </w:num>
+  <w:num w:numId="20" w16cid:durableId="1236471348">
+    <w:abstractNumId w:val="40"/>
+  </w:num>
+  <w:num w:numId="21" w16cid:durableId="2023388262">
+    <w:abstractNumId w:val="6"/>
+  </w:num>
+  <w:num w:numId="22" w16cid:durableId="613827449">
+    <w:abstractNumId w:val="22"/>
+  </w:num>
+  <w:num w:numId="23" w16cid:durableId="1209493104">
+    <w:abstractNumId w:val="14"/>
+  </w:num>
+  <w:num w:numId="24" w16cid:durableId="839321084">
+    <w:abstractNumId w:val="23"/>
+  </w:num>
+  <w:num w:numId="25" w16cid:durableId="1261795464">
+    <w:abstractNumId w:val="17"/>
+  </w:num>
+  <w:num w:numId="26" w16cid:durableId="974413321">
+    <w:abstractNumId w:val="20"/>
+  </w:num>
+  <w:num w:numId="27" w16cid:durableId="1369143300">
+    <w:abstractNumId w:val="28"/>
+  </w:num>
+  <w:num w:numId="28" w16cid:durableId="1658344925">
+    <w:abstractNumId w:val="45"/>
+  </w:num>
+  <w:num w:numId="29" w16cid:durableId="1159808179">
+    <w:abstractNumId w:val="13"/>
+  </w:num>
+  <w:num w:numId="30" w16cid:durableId="1181553709">
+    <w:abstractNumId w:val="19"/>
+  </w:num>
+  <w:num w:numId="31" w16cid:durableId="767579539">
+    <w:abstractNumId w:val="11"/>
+  </w:num>
+  <w:num w:numId="32" w16cid:durableId="44918641">
     <w:abstractNumId w:val="24"/>
   </w:num>
-  <w:num w:numId="2" w16cid:durableId="1607540117">
-    <w:abstractNumId w:val="19"/>
-  </w:num>
-  <w:num w:numId="3" w16cid:durableId="1139690215">
-    <w:abstractNumId w:val="38"/>
-  </w:num>
-  <w:num w:numId="4" w16cid:durableId="715197732">
-    <w:abstractNumId w:val="29"/>
-  </w:num>
-  <w:num w:numId="5" w16cid:durableId="1530678382">
-    <w:abstractNumId w:val="8"/>
-  </w:num>
-  <w:num w:numId="6" w16cid:durableId="2003510328">
-    <w:abstractNumId w:val="23"/>
-  </w:num>
-  <w:num w:numId="7" w16cid:durableId="1877231126">
-    <w:abstractNumId w:val="30"/>
-  </w:num>
-  <w:num w:numId="8" w16cid:durableId="570849478">
-    <w:abstractNumId w:val="31"/>
-  </w:num>
-  <w:num w:numId="9" w16cid:durableId="101341034">
-    <w:abstractNumId w:val="33"/>
-  </w:num>
-  <w:num w:numId="10" w16cid:durableId="660424560">
-    <w:abstractNumId w:val="13"/>
-  </w:num>
-  <w:num w:numId="11" w16cid:durableId="1115053814">
-    <w:abstractNumId w:val="28"/>
-  </w:num>
-  <w:num w:numId="12" w16cid:durableId="1088768098">
-    <w:abstractNumId w:val="4"/>
-  </w:num>
-  <w:num w:numId="13" w16cid:durableId="1584605161">
-    <w:abstractNumId w:val="27"/>
-  </w:num>
-  <w:num w:numId="14" w16cid:durableId="1040864676">
-    <w:abstractNumId w:val="36"/>
-  </w:num>
-  <w:num w:numId="15" w16cid:durableId="1624119645">
-    <w:abstractNumId w:val="16"/>
-  </w:num>
-  <w:num w:numId="16" w16cid:durableId="245266291">
-    <w:abstractNumId w:val="25"/>
-  </w:num>
-  <w:num w:numId="17" w16cid:durableId="246772032">
-    <w:abstractNumId w:val="34"/>
-  </w:num>
-  <w:num w:numId="18" w16cid:durableId="1588150396">
-    <w:abstractNumId w:val="2"/>
-  </w:num>
-  <w:num w:numId="19" w16cid:durableId="514273949">
-    <w:abstractNumId w:val="6"/>
-  </w:num>
-  <w:num w:numId="20" w16cid:durableId="1236471348">
-    <w:abstractNumId w:val="35"/>
-  </w:num>
-  <w:num w:numId="21" w16cid:durableId="2023388262">
-    <w:abstractNumId w:val="5"/>
-  </w:num>
-  <w:num w:numId="22" w16cid:durableId="613827449">
-    <w:abstractNumId w:val="20"/>
-  </w:num>
-  <w:num w:numId="23" w16cid:durableId="1209493104">
-    <w:abstractNumId w:val="12"/>
-  </w:num>
-  <w:num w:numId="24" w16cid:durableId="839321084">
-    <w:abstractNumId w:val="21"/>
-  </w:num>
-  <w:num w:numId="25" w16cid:durableId="1261795464">
-    <w:abstractNumId w:val="15"/>
-  </w:num>
-  <w:num w:numId="26" w16cid:durableId="974413321">
-    <w:abstractNumId w:val="18"/>
-  </w:num>
-  <w:num w:numId="27" w16cid:durableId="1369143300">
-    <w:abstractNumId w:val="26"/>
-  </w:num>
-  <w:num w:numId="28" w16cid:durableId="1658344925">
-    <w:abstractNumId w:val="40"/>
-  </w:num>
-  <w:num w:numId="29" w16cid:durableId="1159808179">
-    <w:abstractNumId w:val="11"/>
-  </w:num>
-  <w:num w:numId="30" w16cid:durableId="1181553709">
-    <w:abstractNumId w:val="17"/>
-  </w:num>
-  <w:num w:numId="31" w16cid:durableId="767579539">
+  <w:num w:numId="33" w16cid:durableId="1511410467">
     <w:abstractNumId w:val="9"/>
-  </w:num>
-  <w:num w:numId="32" w16cid:durableId="44918641">
-    <w:abstractNumId w:val="22"/>
-  </w:num>
-  <w:num w:numId="33" w16cid:durableId="1511410467">
-    <w:abstractNumId w:val="7"/>
   </w:num>
   <w:num w:numId="34" w16cid:durableId="1127285195">
     <w:abstractNumId w:val="1"/>
   </w:num>
   <w:num w:numId="35" w16cid:durableId="1094715571">
+    <w:abstractNumId w:val="48"/>
+  </w:num>
+  <w:num w:numId="36" w16cid:durableId="999581466">
+    <w:abstractNumId w:val="47"/>
+  </w:num>
+  <w:num w:numId="37" w16cid:durableId="756370540">
     <w:abstractNumId w:val="42"/>
   </w:num>
-  <w:num w:numId="36" w16cid:durableId="999581466">
-    <w:abstractNumId w:val="41"/>
-  </w:num>
-  <w:num w:numId="37" w16cid:durableId="756370540">
-    <w:abstractNumId w:val="37"/>
-  </w:num>
   <w:num w:numId="38" w16cid:durableId="1083836352">
-    <w:abstractNumId w:val="3"/>
+    <w:abstractNumId w:val="4"/>
   </w:num>
   <w:num w:numId="39" w16cid:durableId="1692217490">
-    <w:abstractNumId w:val="43"/>
+    <w:abstractNumId w:val="49"/>
   </w:num>
   <w:num w:numId="40" w16cid:durableId="578952342">
     <w:abstractNumId w:val="0"/>
   </w:num>
   <w:num w:numId="41" w16cid:durableId="1490714106">
-    <w:abstractNumId w:val="32"/>
+    <w:abstractNumId w:val="36"/>
   </w:num>
   <w:num w:numId="42" w16cid:durableId="933243138">
-    <w:abstractNumId w:val="14"/>
+    <w:abstractNumId w:val="16"/>
   </w:num>
   <w:num w:numId="43" w16cid:durableId="928975074">
-    <w:abstractNumId w:val="39"/>
+    <w:abstractNumId w:val="44"/>
   </w:num>
   <w:num w:numId="44" w16cid:durableId="2031173941">
-    <w:abstractNumId w:val="10"/>
+    <w:abstractNumId w:val="12"/>
+  </w:num>
+  <w:num w:numId="45" w16cid:durableId="1947537377">
+    <w:abstractNumId w:val="29"/>
+  </w:num>
+  <w:num w:numId="46" w16cid:durableId="1690596449">
+    <w:abstractNumId w:val="38"/>
+  </w:num>
+  <w:num w:numId="47" w16cid:durableId="266426680">
+    <w:abstractNumId w:val="46"/>
+  </w:num>
+  <w:num w:numId="48" w16cid:durableId="1943032735">
+    <w:abstractNumId w:val="2"/>
+  </w:num>
+  <w:num w:numId="49" w16cid:durableId="1306662683">
+    <w:abstractNumId w:val="30"/>
+  </w:num>
+  <w:num w:numId="50" w16cid:durableId="933170288">
+    <w:abstractNumId w:val="8"/>
   </w:num>
 </w:numbering>
 </file>
@@ -12997,7 +16137,6 @@
   <w:style w:type="character" w:default="1" w:styleId="DefaultParagraphFont">
     <w:name w:val="Default Paragraph Font"/>
     <w:uiPriority w:val="1"/>
-    <w:semiHidden/>
     <w:unhideWhenUsed/>
   </w:style>
   <w:style w:type="table" w:default="1" w:styleId="TableNormal">
@@ -13311,6 +16450,17 @@
       <w:spacing w:val="5"/>
     </w:rPr>
   </w:style>
+  <w:style w:type="paragraph" w:styleId="NormalWeb">
+    <w:name w:val="Normal (Web)"/>
+    <w:basedOn w:val="Normal"/>
+    <w:uiPriority w:val="99"/>
+    <w:semiHidden/>
+    <w:unhideWhenUsed/>
+    <w:rsid w:val="00C41AD9"/>
+    <w:rPr>
+      <w:rFonts w:ascii="Times New Roman" w:hAnsi="Times New Roman" w:cs="Times New Roman"/>
+    </w:rPr>
+  </w:style>
 </w:styles>
 </file>
 

--- a/Αναφορα.docx
+++ b/Αναφορα.docx
@@ -192,11 +192,9 @@
         </w:rPr>
         <w:t xml:space="preserve">χρησημοποιόντας τη βιβλιοθήκη </w:t>
       </w:r>
-      <w:proofErr w:type="spellStart"/>
       <w:r>
         <w:t>Simpy</w:t>
       </w:r>
-      <w:proofErr w:type="spellEnd"/>
       <w:r>
         <w:rPr>
           <w:lang w:val="el-GR"/>
@@ -473,11 +471,9 @@
         </w:rPr>
         <w:t xml:space="preserve">στο </w:t>
       </w:r>
-      <w:proofErr w:type="spellStart"/>
       <w:r>
         <w:t>SimPy</w:t>
       </w:r>
-      <w:proofErr w:type="spellEnd"/>
       <w:r>
         <w:rPr>
           <w:lang w:val="el-GR"/>
@@ -495,11 +491,9 @@
           <w:lang w:val="el-GR"/>
         </w:rPr>
       </w:pPr>
-      <w:proofErr w:type="spellStart"/>
       <w:r>
         <w:t>SourceHost</w:t>
       </w:r>
-      <w:proofErr w:type="spellEnd"/>
       <w:r>
         <w:rPr>
           <w:lang w:val="el-GR"/>
@@ -537,11 +531,9 @@
           <w:lang w:val="el-GR"/>
         </w:rPr>
       </w:pPr>
-      <w:proofErr w:type="spellStart"/>
       <w:r>
         <w:t>DestinationHost</w:t>
       </w:r>
-      <w:proofErr w:type="spellEnd"/>
       <w:r>
         <w:rPr>
           <w:lang w:val="el-GR"/>
@@ -689,21 +681,7 @@
         <w:rPr>
           <w:lang w:val="el-GR"/>
         </w:rPr>
-        <w:t xml:space="preserve">: Επειδή το μέγεθος των </w:t>
-      </w:r>
-      <w:proofErr w:type="gramStart"/>
-      <w:r>
-        <w:rPr>
-          <w:lang w:val="el-GR"/>
-        </w:rPr>
-        <w:t>πακέτων  είναι</w:t>
-      </w:r>
-      <w:proofErr w:type="gramEnd"/>
-      <w:r>
-        <w:rPr>
-          <w:lang w:val="el-GR"/>
-        </w:rPr>
-        <w:t xml:space="preserve"> σε</w:t>
+        <w:t>: Επειδή το μέγεθος των πακέτων  είναι σε</w:t>
       </w:r>
       <w:r>
         <w:t> </w:t>
@@ -1028,27 +1006,7 @@
           <w:sz w:val="40"/>
           <w:szCs w:val="40"/>
         </w:rPr>
-        <w:t xml:space="preserve">Η </w:t>
-      </w:r>
-      <w:proofErr w:type="spellStart"/>
-      <w:r>
-        <w:rPr>
-          <w:b/>
-          <w:bCs/>
-          <w:sz w:val="40"/>
-          <w:szCs w:val="40"/>
-        </w:rPr>
-        <w:t>Κλάση</w:t>
-      </w:r>
-      <w:proofErr w:type="spellEnd"/>
-      <w:r>
-        <w:rPr>
-          <w:b/>
-          <w:bCs/>
-          <w:sz w:val="40"/>
-          <w:szCs w:val="40"/>
-        </w:rPr>
-        <w:t> Packet</w:t>
+        <w:t>Η Κλάση Packet</w:t>
       </w:r>
       <w:r>
         <w:rPr>
@@ -1247,7 +1205,6 @@
         </w:rPr>
         <w:t>_</w:t>
       </w:r>
-      <w:proofErr w:type="gramStart"/>
       <w:r>
         <w:rPr>
           <w:b/>
@@ -1267,7 +1224,6 @@
         </w:rPr>
         <w:t>:</w:t>
       </w:r>
-      <w:proofErr w:type="gramEnd"/>
     </w:p>
     <w:p>
       <w:pPr>
@@ -1302,7 +1258,6 @@
         </w:rPr>
         <w:t xml:space="preserve"> </w:t>
       </w:r>
-      <w:proofErr w:type="gramStart"/>
       <w:r>
         <w:t>True</w:t>
       </w:r>
@@ -1310,14 +1265,7 @@
         <w:rPr>
           <w:lang w:val="el-GR"/>
         </w:rPr>
-        <w:t>::</w:t>
-      </w:r>
-      <w:proofErr w:type="gramEnd"/>
-      <w:r>
-        <w:rPr>
-          <w:lang w:val="el-GR"/>
-        </w:rPr>
-        <w:t xml:space="preserve"> Είναι ένας ατέρμονος βρόχος που εξασφαλίζει ότι ο πομπός θα δημιουργεί πακέτα καθ' όλη τη διάρκεια της προσομοίωσης.</w:t>
+        <w:t>:: Είναι ένας ατέρμονος βρόχος που εξασφαλίζει ότι ο πομπός θα δημιουργεί πακέτα καθ' όλη τη διάρκεια της προσομοίωσης.</w:t>
       </w:r>
     </w:p>
     <w:p>
@@ -1385,13 +1333,8 @@
         <w:t>μέσα στο</w:t>
       </w:r>
       <w:r>
-        <w:t> </w:t>
-      </w:r>
-      <w:proofErr w:type="spellStart"/>
-      <w:r>
-        <w:t>simpy</w:t>
-      </w:r>
-      <w:proofErr w:type="spellEnd"/>
+        <w:t> simpy</w:t>
+      </w:r>
       <w:r>
         <w:rPr>
           <w:lang w:val="el-GR"/>
@@ -1433,7 +1376,6 @@
         </w:rPr>
         <w:t xml:space="preserve"> </w:t>
       </w:r>
-      <w:proofErr w:type="gramStart"/>
       <w:r>
         <w:t>env</w:t>
       </w:r>
@@ -1446,7 +1388,6 @@
       <w:r>
         <w:t>timeout</w:t>
       </w:r>
-      <w:proofErr w:type="gramEnd"/>
       <w:r>
         <w:rPr>
           <w:lang w:val="el-GR"/>
@@ -1471,64 +1412,17 @@
         </w:rPr>
         <w:t xml:space="preserve">): Αυτή είναι η πιο σημαντική εντολή του </w:t>
       </w:r>
-      <w:proofErr w:type="spellStart"/>
       <w:r>
         <w:t>SimPy</w:t>
       </w:r>
-      <w:proofErr w:type="spellEnd"/>
       <w:r>
         <w:rPr>
           <w:lang w:val="el-GR"/>
         </w:rPr>
         <w:t xml:space="preserve">. "Παγώνει" την εκτέλεση της συνάρτησης για ένα συγκεκριμένο χρονικό διάστημα. </w:t>
       </w:r>
-      <w:proofErr w:type="spellStart"/>
-      <w:r>
-        <w:t>Έτσι</w:t>
-      </w:r>
-      <w:proofErr w:type="spellEnd"/>
-      <w:r>
-        <w:t xml:space="preserve">, </w:t>
-      </w:r>
-      <w:proofErr w:type="spellStart"/>
-      <w:r>
-        <w:t>μοντελο</w:t>
-      </w:r>
-      <w:proofErr w:type="spellEnd"/>
-      <w:r>
-        <w:t xml:space="preserve">ποιούμε </w:t>
-      </w:r>
-      <w:proofErr w:type="spellStart"/>
-      <w:r>
-        <w:t>τον</w:t>
-      </w:r>
-      <w:proofErr w:type="spellEnd"/>
-      <w:r>
-        <w:t xml:space="preserve"> </w:t>
-      </w:r>
-      <w:proofErr w:type="spellStart"/>
-      <w:r>
-        <w:t>ρυθμό</w:t>
-      </w:r>
-      <w:proofErr w:type="spellEnd"/>
-      <w:r>
-        <w:t xml:space="preserve"> απ</w:t>
-      </w:r>
-      <w:proofErr w:type="spellStart"/>
-      <w:r>
-        <w:t>οστολής</w:t>
-      </w:r>
-      <w:proofErr w:type="spellEnd"/>
-      <w:r>
-        <w:t xml:space="preserve"> πα</w:t>
-      </w:r>
-      <w:proofErr w:type="spellStart"/>
-      <w:r>
-        <w:t>κέτων</w:t>
-      </w:r>
-      <w:proofErr w:type="spellEnd"/>
-      <w:r>
-        <w:t>.</w:t>
+      <w:r>
+        <w:t>Έτσι, μοντελοποιούμε τον ρυθμό αποστολής πακέτων.</w:t>
       </w:r>
     </w:p>
     <w:p>
@@ -1627,7 +1521,6 @@
         </w:rPr>
         <w:t xml:space="preserve"> </w:t>
       </w:r>
-      <w:proofErr w:type="gramStart"/>
       <w:r>
         <w:t>link</w:t>
       </w:r>
@@ -1662,14 +1555,7 @@
         <w:rPr>
           <w:lang w:val="el-GR"/>
         </w:rPr>
-        <w:t>(</w:t>
-      </w:r>
-      <w:proofErr w:type="gramEnd"/>
-      <w:r>
-        <w:rPr>
-          <w:lang w:val="el-GR"/>
-        </w:rPr>
-        <w:t>): Η συνάρτηση "μπλοκάρει" σε αυτό το σημείο και περιμένει μέχρι να εμφανιστεί ένα πακέτο στο κανάλι εισόδου. Μόλις ο</w:t>
+        <w:t>(): Η συνάρτηση "μπλοκάρει" σε αυτό το σημείο και περιμένει μέχρι να εμφανιστεί ένα πακέτο στο κανάλι εισόδου. Μόλις ο</w:t>
       </w:r>
       <w:r>
         <w:t> source</w:t>
@@ -1720,39 +1606,7 @@
           <w:b/>
           <w:bCs/>
         </w:rPr>
-        <w:t>Κα</w:t>
-      </w:r>
-      <w:proofErr w:type="spellStart"/>
-      <w:r>
-        <w:rPr>
-          <w:b/>
-          <w:bCs/>
-        </w:rPr>
-        <w:t>θυστέρηση</w:t>
-      </w:r>
-      <w:proofErr w:type="spellEnd"/>
-      <w:r>
-        <w:rPr>
-          <w:b/>
-          <w:bCs/>
-        </w:rPr>
-        <w:t xml:space="preserve"> </w:t>
-      </w:r>
-      <w:proofErr w:type="spellStart"/>
-      <w:r>
-        <w:rPr>
-          <w:b/>
-          <w:bCs/>
-        </w:rPr>
-        <w:t>Μετάδοσης</w:t>
-      </w:r>
-      <w:proofErr w:type="spellEnd"/>
-      <w:r>
-        <w:rPr>
-          <w:b/>
-          <w:bCs/>
-        </w:rPr>
-        <w:t xml:space="preserve"> (Transmission Delay):</w:t>
+        <w:t>Καθυστέρηση Μετάδοσης (Transmission Delay):</w:t>
       </w:r>
     </w:p>
     <w:p>
@@ -1783,7 +1637,6 @@
         </w:rPr>
         <w:t xml:space="preserve"> = </w:t>
       </w:r>
-      <w:proofErr w:type="gramStart"/>
       <w:r>
         <w:t>packet</w:t>
       </w:r>
@@ -1796,7 +1649,6 @@
       <w:r>
         <w:t>size</w:t>
       </w:r>
-      <w:proofErr w:type="gramEnd"/>
       <w:r>
         <w:rPr>
           <w:lang w:val="el-GR"/>
@@ -1895,7 +1747,6 @@
         </w:rPr>
         <w:t xml:space="preserve"> </w:t>
       </w:r>
-      <w:proofErr w:type="gramStart"/>
       <w:r>
         <w:t>env</w:t>
       </w:r>
@@ -1908,7 +1759,6 @@
       <w:r>
         <w:t>timeout</w:t>
       </w:r>
-      <w:proofErr w:type="gramEnd"/>
       <w:r>
         <w:rPr>
           <w:lang w:val="el-GR"/>
@@ -1955,39 +1805,7 @@
           <w:b/>
           <w:bCs/>
         </w:rPr>
-        <w:t>Κα</w:t>
-      </w:r>
-      <w:proofErr w:type="spellStart"/>
-      <w:r>
-        <w:rPr>
-          <w:b/>
-          <w:bCs/>
-        </w:rPr>
-        <w:t>θυστέρηση</w:t>
-      </w:r>
-      <w:proofErr w:type="spellEnd"/>
-      <w:r>
-        <w:rPr>
-          <w:b/>
-          <w:bCs/>
-        </w:rPr>
-        <w:t xml:space="preserve"> </w:t>
-      </w:r>
-      <w:proofErr w:type="spellStart"/>
-      <w:r>
-        <w:rPr>
-          <w:b/>
-          <w:bCs/>
-        </w:rPr>
-        <w:t>Διάδοσης</w:t>
-      </w:r>
-      <w:proofErr w:type="spellEnd"/>
-      <w:r>
-        <w:rPr>
-          <w:b/>
-          <w:bCs/>
-        </w:rPr>
-        <w:t xml:space="preserve"> (Propagation Delay):</w:t>
+        <w:t>Καθυστέρηση Διάδοσης (Propagation Delay):</w:t>
       </w:r>
     </w:p>
     <w:p>
@@ -2009,7 +1827,6 @@
         </w:rPr>
         <w:t xml:space="preserve"> </w:t>
       </w:r>
-      <w:proofErr w:type="gramStart"/>
       <w:r>
         <w:t>env</w:t>
       </w:r>
@@ -2022,7 +1839,6 @@
       <w:r>
         <w:t>timeout</w:t>
       </w:r>
-      <w:proofErr w:type="gramEnd"/>
       <w:r>
         <w:rPr>
           <w:lang w:val="el-GR"/>
@@ -2087,11 +1903,9 @@
         </w:rPr>
         <w:t>_</w:t>
       </w:r>
-      <w:proofErr w:type="spellStart"/>
       <w:r>
         <w:t>dest</w:t>
       </w:r>
-      <w:proofErr w:type="spellEnd"/>
       <w:r>
         <w:rPr>
           <w:lang w:val="el-GR"/>
@@ -2147,39 +1961,8 @@
           <w:sz w:val="40"/>
           <w:szCs w:val="40"/>
         </w:rPr>
-        <w:t xml:space="preserve">Η </w:t>
-      </w:r>
-      <w:proofErr w:type="spellStart"/>
-      <w:r>
-        <w:rPr>
-          <w:b/>
-          <w:bCs/>
-          <w:sz w:val="40"/>
-          <w:szCs w:val="40"/>
-        </w:rPr>
-        <w:t>Συνάρτηση</w:t>
-      </w:r>
-      <w:proofErr w:type="spellEnd"/>
-      <w:r>
-        <w:rPr>
-          <w:b/>
-          <w:bCs/>
-          <w:sz w:val="40"/>
-          <w:szCs w:val="40"/>
-        </w:rPr>
-        <w:t> </w:t>
-      </w:r>
-      <w:proofErr w:type="spellStart"/>
-      <w:r>
-        <w:rPr>
-          <w:b/>
-          <w:bCs/>
-          <w:sz w:val="40"/>
-          <w:szCs w:val="40"/>
-        </w:rPr>
-        <w:t>destination_host</w:t>
-      </w:r>
-      <w:proofErr w:type="spellEnd"/>
+        <w:t>Η Συνάρτηση destination_host</w:t>
+      </w:r>
       <w:r>
         <w:rPr>
           <w:b/>
@@ -2233,7 +2016,6 @@
         </w:rPr>
         <w:t xml:space="preserve"> </w:t>
       </w:r>
-      <w:proofErr w:type="gramStart"/>
       <w:r>
         <w:t>link</w:t>
       </w:r>
@@ -2268,14 +2050,7 @@
         <w:rPr>
           <w:lang w:val="el-GR"/>
         </w:rPr>
-        <w:t>(</w:t>
-      </w:r>
-      <w:proofErr w:type="gramEnd"/>
-      <w:r>
-        <w:rPr>
-          <w:lang w:val="el-GR"/>
-        </w:rPr>
-        <w:t xml:space="preserve">): Περιμένει να λάβει ένα πακέτο από τον </w:t>
+        <w:t xml:space="preserve">(): Περιμένει να λάβει ένα πακέτο από τον </w:t>
       </w:r>
       <w:r>
         <w:t>router</w:t>
@@ -2306,7 +2081,6 @@
         </w:rPr>
         <w:t xml:space="preserve"> </w:t>
       </w:r>
-      <w:proofErr w:type="gramStart"/>
       <w:r>
         <w:t>env</w:t>
       </w:r>
@@ -2319,7 +2093,6 @@
       <w:r>
         <w:t>timeout</w:t>
       </w:r>
-      <w:proofErr w:type="gramEnd"/>
       <w:r>
         <w:rPr>
           <w:lang w:val="el-GR"/>
@@ -2403,66 +2176,8 @@
           <w:bCs/>
         </w:rPr>
       </w:pPr>
-      <w:proofErr w:type="spellStart"/>
-      <w:r>
-        <w:t>end_to_end_delay</w:t>
-      </w:r>
-      <w:proofErr w:type="spellEnd"/>
-      <w:r>
-        <w:t xml:space="preserve"> = </w:t>
-      </w:r>
-      <w:proofErr w:type="spellStart"/>
-      <w:r>
-        <w:t>env.now</w:t>
-      </w:r>
-      <w:proofErr w:type="spellEnd"/>
-      <w:r>
-        <w:t xml:space="preserve"> - </w:t>
-      </w:r>
-      <w:proofErr w:type="spellStart"/>
-      <w:proofErr w:type="gramStart"/>
-      <w:r>
-        <w:t>packet.time</w:t>
-      </w:r>
-      <w:proofErr w:type="gramEnd"/>
-      <w:r>
-        <w:t>_created</w:t>
-      </w:r>
-      <w:proofErr w:type="spellEnd"/>
-      <w:r>
-        <w:t xml:space="preserve">: </w:t>
-      </w:r>
-      <w:proofErr w:type="spellStart"/>
-      <w:r>
-        <w:t>Αυτός</w:t>
-      </w:r>
-      <w:proofErr w:type="spellEnd"/>
-      <w:r>
-        <w:t xml:space="preserve"> </w:t>
-      </w:r>
-      <w:proofErr w:type="spellStart"/>
-      <w:r>
-        <w:t>είν</w:t>
-      </w:r>
-      <w:proofErr w:type="spellEnd"/>
-      <w:r>
-        <w:t xml:space="preserve">αι ο </w:t>
-      </w:r>
-      <w:proofErr w:type="spellStart"/>
-      <w:r>
-        <w:t>τελικός</w:t>
-      </w:r>
-      <w:proofErr w:type="spellEnd"/>
-      <w:r>
-        <w:t xml:space="preserve"> υπ</w:t>
-      </w:r>
-      <w:proofErr w:type="spellStart"/>
-      <w:r>
-        <w:t>ολογισμός</w:t>
-      </w:r>
-      <w:proofErr w:type="spellEnd"/>
-      <w:r>
-        <w:t xml:space="preserve">. </w:t>
+      <w:r>
+        <w:t xml:space="preserve">end_to_end_delay = env.now - packet.time_created: Αυτός είναι ο τελικός υπολογισμός. </w:t>
       </w:r>
       <w:r>
         <w:rPr>
@@ -2588,12 +2303,9 @@
         </w:rPr>
         <w:t xml:space="preserve"> = </w:t>
       </w:r>
-      <w:proofErr w:type="spellStart"/>
-      <w:proofErr w:type="gramStart"/>
       <w:r>
         <w:t>simpy</w:t>
       </w:r>
-      <w:proofErr w:type="spellEnd"/>
       <w:r>
         <w:rPr>
           <w:lang w:val="el-GR"/>
@@ -2603,7 +2315,6 @@
       <w:r>
         <w:t>Environment</w:t>
       </w:r>
-      <w:proofErr w:type="gramEnd"/>
       <w:r>
         <w:rPr>
           <w:lang w:val="el-GR"/>
@@ -2630,12 +2341,9 @@
         </w:rPr>
         <w:t xml:space="preserve">_... = </w:t>
       </w:r>
-      <w:proofErr w:type="spellStart"/>
-      <w:proofErr w:type="gramStart"/>
       <w:r>
         <w:t>simpy</w:t>
       </w:r>
-      <w:proofErr w:type="spellEnd"/>
       <w:r>
         <w:rPr>
           <w:lang w:val="el-GR"/>
@@ -2645,7 +2353,6 @@
       <w:r>
         <w:t>Store</w:t>
       </w:r>
-      <w:proofErr w:type="gramEnd"/>
       <w:r>
         <w:rPr>
           <w:lang w:val="el-GR"/>
@@ -2672,7 +2379,6 @@
           <w:lang w:val="el-GR"/>
         </w:rPr>
       </w:pPr>
-      <w:proofErr w:type="gramStart"/>
       <w:r>
         <w:t>env</w:t>
       </w:r>
@@ -2685,7 +2391,6 @@
       <w:r>
         <w:t>process</w:t>
       </w:r>
-      <w:proofErr w:type="gramEnd"/>
       <w:r>
         <w:rPr>
           <w:lang w:val="el-GR"/>
@@ -3191,53 +2896,8 @@
         </w:rPr>
         <w:t xml:space="preserve">. </w:t>
       </w:r>
-      <w:proofErr w:type="spellStart"/>
-      <w:r>
-        <w:t>Αυτή</w:t>
-      </w:r>
-      <w:proofErr w:type="spellEnd"/>
-      <w:r>
-        <w:t xml:space="preserve"> η π</w:t>
-      </w:r>
-      <w:proofErr w:type="spellStart"/>
-      <w:r>
-        <w:t>ροσέγγιση</w:t>
-      </w:r>
-      <w:proofErr w:type="spellEnd"/>
-      <w:r>
-        <w:t xml:space="preserve"> π</w:t>
-      </w:r>
-      <w:proofErr w:type="spellStart"/>
-      <w:r>
-        <w:t>ροσφέρει</w:t>
-      </w:r>
-      <w:proofErr w:type="spellEnd"/>
-      <w:r>
-        <w:t xml:space="preserve"> </w:t>
-      </w:r>
-      <w:proofErr w:type="spellStart"/>
-      <w:r>
-        <w:t>δύο</w:t>
-      </w:r>
-      <w:proofErr w:type="spellEnd"/>
-      <w:r>
-        <w:t xml:space="preserve"> βα</w:t>
-      </w:r>
-      <w:proofErr w:type="spellStart"/>
-      <w:r>
-        <w:t>σικά</w:t>
-      </w:r>
-      <w:proofErr w:type="spellEnd"/>
-      <w:r>
-        <w:t xml:space="preserve"> π</w:t>
-      </w:r>
-      <w:proofErr w:type="spellStart"/>
-      <w:r>
-        <w:t>λεονεκτήμ</w:t>
-      </w:r>
-      <w:proofErr w:type="spellEnd"/>
-      <w:r>
-        <w:t>ατα:</w:t>
+      <w:r>
+        <w:t>Αυτή η προσέγγιση προσφέρει δύο βασικά πλεονεκτήματα:</w:t>
       </w:r>
     </w:p>
     <w:p>
@@ -3303,23 +2963,7 @@
     </w:p>
     <w:p>
       <w:r>
-        <w:t xml:space="preserve">Η </w:t>
-      </w:r>
-      <w:proofErr w:type="spellStart"/>
-      <w:r>
-        <w:t>κλάση</w:t>
-      </w:r>
-      <w:proofErr w:type="spellEnd"/>
-      <w:r>
-        <w:t> Router π</w:t>
-      </w:r>
-      <w:proofErr w:type="spellStart"/>
-      <w:r>
-        <w:t>εριλ</w:t>
-      </w:r>
-      <w:proofErr w:type="spellEnd"/>
-      <w:r>
-        <w:t>αμβάνει:</w:t>
+        <w:t>Η κλάση Router περιλαμβάνει:</w:t>
       </w:r>
     </w:p>
     <w:p>
@@ -3335,11 +2979,9 @@
         </w:rPr>
         <w:t>__</w:t>
       </w:r>
-      <w:proofErr w:type="spellStart"/>
       <w:r>
         <w:t>init</w:t>
       </w:r>
-      <w:proofErr w:type="spellEnd"/>
       <w:r>
         <w:rPr>
           <w:lang w:val="el-GR"/>
@@ -3356,13 +2998,8 @@
         <w:t>, ...): Ο κατασκευαστής της κλάσης. Εδώ αρχικοποιείται η ουρά ως ένα</w:t>
       </w:r>
       <w:r>
-        <w:t> </w:t>
-      </w:r>
-      <w:proofErr w:type="spellStart"/>
-      <w:r>
-        <w:t>simpy</w:t>
-      </w:r>
-      <w:proofErr w:type="spellEnd"/>
+        <w:t> simpy</w:t>
+      </w:r>
       <w:r>
         <w:rPr>
           <w:lang w:val="el-GR"/>
@@ -3406,52 +3043,7 @@
         <w:t xml:space="preserve">). </w:t>
       </w:r>
       <w:r>
-        <w:t>Επ</w:t>
-      </w:r>
-      <w:proofErr w:type="spellStart"/>
-      <w:r>
-        <w:t>ίσης</w:t>
-      </w:r>
-      <w:proofErr w:type="spellEnd"/>
-      <w:r>
-        <w:t>, α</w:t>
-      </w:r>
-      <w:proofErr w:type="spellStart"/>
-      <w:r>
-        <w:t>ρχικο</w:t>
-      </w:r>
-      <w:proofErr w:type="spellEnd"/>
-      <w:r>
-        <w:t xml:space="preserve">ποιείται </w:t>
-      </w:r>
-      <w:proofErr w:type="spellStart"/>
-      <w:r>
-        <w:t>έν</w:t>
-      </w:r>
-      <w:proofErr w:type="spellEnd"/>
-      <w:r>
-        <w:t xml:space="preserve">ας </w:t>
-      </w:r>
-      <w:proofErr w:type="spellStart"/>
-      <w:r>
-        <w:t>μετρητής</w:t>
-      </w:r>
-      <w:proofErr w:type="spellEnd"/>
-      <w:r>
-        <w:t> </w:t>
-      </w:r>
-      <w:proofErr w:type="spellStart"/>
-      <w:proofErr w:type="gramStart"/>
-      <w:r>
-        <w:t>self.packets</w:t>
-      </w:r>
-      <w:proofErr w:type="gramEnd"/>
-      <w:r>
-        <w:t>_dropped</w:t>
-      </w:r>
-      <w:proofErr w:type="spellEnd"/>
-      <w:r>
-        <w:t xml:space="preserve"> = 0.</w:t>
+        <w:t>Επίσης, αρχικοποιείται ένας μετρητής self.packets_dropped = 0.</w:t>
       </w:r>
     </w:p>
     <w:p>
@@ -3473,7 +3065,6 @@
         </w:rPr>
         <w:t>_</w:t>
       </w:r>
-      <w:proofErr w:type="gramStart"/>
       <w:r>
         <w:t>packets</w:t>
       </w:r>
@@ -3483,7 +3074,6 @@
         </w:rPr>
         <w:t>(</w:t>
       </w:r>
-      <w:proofErr w:type="gramEnd"/>
       <w:r>
         <w:t>self</w:t>
       </w:r>
@@ -3537,7 +3127,6 @@
         </w:rPr>
         <w:t>_</w:t>
       </w:r>
-      <w:proofErr w:type="gramStart"/>
       <w:r>
         <w:t>arrival</w:t>
       </w:r>
@@ -3547,7 +3136,6 @@
         </w:rPr>
         <w:t>(</w:t>
       </w:r>
-      <w:proofErr w:type="gramEnd"/>
       <w:r>
         <w:t>self</w:t>
       </w:r>
@@ -3647,29 +3235,8 @@
         </w:rPr>
         <w:t xml:space="preserve">. </w:t>
       </w:r>
-      <w:proofErr w:type="spellStart"/>
-      <w:r>
-        <w:t>Τότε</w:t>
-      </w:r>
-      <w:proofErr w:type="spellEnd"/>
-      <w:r>
-        <w:t xml:space="preserve">, </w:t>
-      </w:r>
-      <w:proofErr w:type="spellStart"/>
-      <w:r>
-        <w:t>εκτελείτ</w:t>
-      </w:r>
-      <w:proofErr w:type="spellEnd"/>
-      <w:r>
-        <w:t xml:space="preserve">αι ο </w:t>
-      </w:r>
-      <w:proofErr w:type="spellStart"/>
-      <w:r>
-        <w:t>έλεγχος</w:t>
-      </w:r>
-      <w:proofErr w:type="spellEnd"/>
-      <w:r>
-        <w:t>:</w:t>
+      <w:r>
+        <w:t>Τότε, εκτελείται ο έλεγχος:</w:t>
       </w:r>
     </w:p>
     <w:p>
@@ -3857,7 +3424,6 @@
       <w:r>
         <w:t>blocked</w:t>
       </w:r>
-      <w:proofErr w:type="gramStart"/>
       <w:r>
         <w:rPr>
           <w:lang w:val="el-GR"/>
@@ -3876,7 +3442,6 @@
       <w:r>
         <w:t>size</w:t>
       </w:r>
-      <w:proofErr w:type="gramEnd"/>
       <w:r>
         <w:rPr>
           <w:lang w:val="el-GR"/>
@@ -4141,11 +3706,9 @@
         </w:rPr>
         <w:t>Ο ρυθμός άφιξης των πακέτων είναι σταθερός στο 1 πακέτο κάθε 5</w:t>
       </w:r>
-      <w:proofErr w:type="spellStart"/>
       <w:r>
         <w:t>ms</w:t>
       </w:r>
-      <w:proofErr w:type="spellEnd"/>
       <w:r>
         <w:rPr>
           <w:lang w:val="el-GR"/>
@@ -4221,11 +3784,9 @@
         </w:rPr>
         <w:t xml:space="preserve"> είναι 8</w:t>
       </w:r>
-      <w:proofErr w:type="spellStart"/>
       <w:r>
         <w:t>ms</w:t>
       </w:r>
-      <w:proofErr w:type="spellEnd"/>
       <w:r>
         <w:rPr>
           <w:lang w:val="el-GR"/>
@@ -4386,39 +3947,7 @@
           <w:b/>
           <w:bCs/>
         </w:rPr>
-        <w:t>Η Κα</w:t>
-      </w:r>
-      <w:proofErr w:type="spellStart"/>
-      <w:r>
-        <w:rPr>
-          <w:b/>
-          <w:bCs/>
-        </w:rPr>
-        <w:t>τάστ</w:t>
-      </w:r>
-      <w:proofErr w:type="spellEnd"/>
-      <w:r>
-        <w:rPr>
-          <w:b/>
-          <w:bCs/>
-        </w:rPr>
-        <w:t xml:space="preserve">αση </w:t>
-      </w:r>
-      <w:proofErr w:type="spellStart"/>
-      <w:r>
-        <w:rPr>
-          <w:b/>
-          <w:bCs/>
-        </w:rPr>
-        <w:t>Συμφόρησης</w:t>
-      </w:r>
-      <w:proofErr w:type="spellEnd"/>
-      <w:r>
-        <w:rPr>
-          <w:b/>
-          <w:bCs/>
-        </w:rPr>
-        <w:t xml:space="preserve"> (Congestion):</w:t>
+        <w:t>Η Κατάσταση Συμφόρησης (Congestion):</w:t>
       </w:r>
     </w:p>
     <w:p>
@@ -5730,11 +5259,9 @@
         </w:rPr>
         <w:t>, διατηρώντας σταθερό τον ρυθμό άφιξης (1 πακέτο κάθε 5</w:t>
       </w:r>
-      <w:proofErr w:type="spellStart"/>
       <w:r>
         <w:t>ms</w:t>
       </w:r>
-      <w:proofErr w:type="spellEnd"/>
       <w:r>
         <w:rPr>
           <w:lang w:val="el-GR"/>
@@ -5797,15 +5324,7 @@
     </w:p>
     <w:p>
       <w:r>
-        <w:t xml:space="preserve">1. </w:t>
-      </w:r>
-      <w:proofErr w:type="spellStart"/>
-      <w:r>
-        <w:t>Περί</w:t>
-      </w:r>
-      <w:proofErr w:type="spellEnd"/>
-      <w:r>
-        <w:t>πτωση 1 Mbps:</w:t>
+        <w:t>1. Περίπτωση 1 Mbps:</w:t>
       </w:r>
     </w:p>
     <w:p>
@@ -5816,21 +5335,8 @@
         </w:numPr>
       </w:pPr>
       <w:r>
-        <w:t xml:space="preserve">Transmission Delay: </w:t>
-      </w:r>
-      <w:proofErr w:type="gramStart"/>
-      <w:r>
-        <w:t>8000  /</w:t>
-      </w:r>
-      <w:proofErr w:type="gramEnd"/>
-      <w:r>
-        <w:t xml:space="preserve"> 1.000.000 bps = 8 </w:t>
-      </w:r>
-      <w:proofErr w:type="spellStart"/>
-      <w:r>
-        <w:t>ms</w:t>
-      </w:r>
-      <w:proofErr w:type="spellEnd"/>
+        <w:t>Transmission Delay: 8000  / 1.000.000 bps = 8 ms</w:t>
+      </w:r>
     </w:p>
     <w:p>
       <w:pPr>
@@ -5840,15 +5346,7 @@
         </w:numPr>
       </w:pPr>
       <w:r>
-        <w:t>Interval Πα</w:t>
-      </w:r>
-      <w:proofErr w:type="spellStart"/>
-      <w:r>
-        <w:t>κέτων</w:t>
-      </w:r>
-      <w:proofErr w:type="spellEnd"/>
-      <w:r>
-        <w:t>:</w:t>
+        <w:t>Interval Πακέτων:</w:t>
       </w:r>
       <w:r>
         <w:t xml:space="preserve"> </w:t>
@@ -5856,14 +5354,12 @@
       <w:r>
         <w:t>5</w:t>
       </w:r>
-      <w:proofErr w:type="gramStart"/>
       <w:r>
         <w:t>ms</w:t>
       </w:r>
       <w:r>
         <w:t xml:space="preserve"> .</w:t>
       </w:r>
-      <w:proofErr w:type="gramEnd"/>
     </w:p>
     <w:p>
       <w:pPr>
@@ -5890,22 +5386,18 @@
         </w:rPr>
         <w:t xml:space="preserve"> για να στείλει ένα πακέτο (8</w:t>
       </w:r>
-      <w:proofErr w:type="spellStart"/>
       <w:r>
         <w:t>ms</w:t>
       </w:r>
-      <w:proofErr w:type="spellEnd"/>
       <w:r>
         <w:rPr>
           <w:lang w:val="el-GR"/>
         </w:rPr>
         <w:t>) είναι μεγαλύτερος από τον ρυθμό που έρχονται τα νέα πακέτα (5</w:t>
       </w:r>
-      <w:proofErr w:type="spellStart"/>
       <w:r>
         <w:t>ms</w:t>
       </w:r>
-      <w:proofErr w:type="spellEnd"/>
       <w:r>
         <w:rPr>
           <w:lang w:val="el-GR"/>
@@ -6019,15 +5511,7 @@
         <w:br/>
       </w:r>
       <w:r>
-        <w:t xml:space="preserve">2. </w:t>
-      </w:r>
-      <w:proofErr w:type="spellStart"/>
-      <w:r>
-        <w:t>Περί</w:t>
-      </w:r>
-      <w:proofErr w:type="spellEnd"/>
-      <w:r>
-        <w:t>πτωση 10 Mbps:</w:t>
+        <w:t>2. Περίπτωση 10 Mbps:</w:t>
       </w:r>
     </w:p>
     <w:p>
@@ -6055,21 +5539,8 @@
         </w:numPr>
       </w:pPr>
       <w:r>
-        <w:t>Interval Πα</w:t>
-      </w:r>
-      <w:proofErr w:type="spellStart"/>
-      <w:r>
-        <w:t>κέτων</w:t>
-      </w:r>
-      <w:proofErr w:type="spellEnd"/>
-      <w:r>
-        <w:t xml:space="preserve">: 5 </w:t>
-      </w:r>
-      <w:proofErr w:type="spellStart"/>
-      <w:r>
-        <w:t>ms.</w:t>
-      </w:r>
-      <w:proofErr w:type="spellEnd"/>
+        <w:t>Interval Πακέτων: 5 ms.</w:t>
+      </w:r>
     </w:p>
     <w:p>
       <w:pPr>
@@ -6096,22 +5567,18 @@
         </w:rPr>
         <w:t xml:space="preserve"> μπορεί να στείλει το πακέτο πολύ γρήγορα (0.8</w:t>
       </w:r>
-      <w:proofErr w:type="spellStart"/>
       <w:r>
         <w:t>ms</w:t>
       </w:r>
-      <w:proofErr w:type="spellEnd"/>
       <w:r>
         <w:rPr>
           <w:lang w:val="el-GR"/>
         </w:rPr>
         <w:t xml:space="preserve">), πολύ πιο γρήγορα από τον ρυθμό που καταφθάνουν τα νέα (5 </w:t>
       </w:r>
-      <w:proofErr w:type="spellStart"/>
       <w:r>
         <w:t>ms</w:t>
       </w:r>
-      <w:proofErr w:type="spellEnd"/>
       <w:r>
         <w:rPr>
           <w:lang w:val="el-GR"/>
@@ -6127,15 +5594,7 @@
         </w:numPr>
       </w:pPr>
       <w:r>
-        <w:t>Απ</w:t>
-      </w:r>
-      <w:proofErr w:type="spellStart"/>
-      <w:r>
-        <w:t>οτέλεσμ</w:t>
-      </w:r>
-      <w:proofErr w:type="spellEnd"/>
-      <w:r>
-        <w:t>α:</w:t>
+        <w:t>Αποτέλεσμα:</w:t>
       </w:r>
     </w:p>
     <w:p>
@@ -6273,15 +5732,7 @@
     </w:p>
     <w:p>
       <w:r>
-        <w:t xml:space="preserve">3. </w:t>
-      </w:r>
-      <w:proofErr w:type="spellStart"/>
-      <w:r>
-        <w:t>Περί</w:t>
-      </w:r>
-      <w:proofErr w:type="spellEnd"/>
-      <w:r>
-        <w:t>πτωση 100 Mbps:</w:t>
+        <w:t>3. Περίπτωση 100 Mbps:</w:t>
       </w:r>
     </w:p>
     <w:p>
@@ -6678,11 +6129,9 @@
         </w:rPr>
         <w:t xml:space="preserve"> 1 πακέτο κάθε 5</w:t>
       </w:r>
-      <w:proofErr w:type="spellStart"/>
       <w:r>
         <w:t>ms</w:t>
       </w:r>
-      <w:proofErr w:type="spellEnd"/>
       <w:r>
         <w:rPr>
           <w:lang w:val="el-GR"/>
@@ -7259,22 +6708,18 @@
         </w:rPr>
         <w:t xml:space="preserve"> χρειάζεται μόλις 0.8</w:t>
       </w:r>
-      <w:proofErr w:type="spellStart"/>
       <w:r>
         <w:t>ms</w:t>
       </w:r>
-      <w:proofErr w:type="spellEnd"/>
       <w:r>
         <w:rPr>
           <w:lang w:val="el-GR"/>
         </w:rPr>
         <w:t xml:space="preserve"> για να στείλει κάθε πακέτο, ενώ τα πακέτα έρχονται κάθε 5</w:t>
       </w:r>
-      <w:proofErr w:type="spellStart"/>
       <w:r>
         <w:t>ms</w:t>
       </w:r>
-      <w:proofErr w:type="spellEnd"/>
       <w:r>
         <w:rPr>
           <w:lang w:val="el-GR"/>
@@ -7289,21 +6734,12 @@
           <w:numId w:val="47"/>
         </w:numPr>
       </w:pPr>
-      <w:proofErr w:type="spellStart"/>
-      <w:r>
-        <w:rPr>
-          <w:b/>
-          <w:bCs/>
-        </w:rPr>
-        <w:t>Μετρικές</w:t>
-      </w:r>
-      <w:proofErr w:type="spellEnd"/>
-      <w:r>
-        <w:rPr>
-          <w:b/>
-          <w:bCs/>
-        </w:rPr>
-        <w:t>:</w:t>
+      <w:r>
+        <w:rPr>
+          <w:b/>
+          <w:bCs/>
+        </w:rPr>
+        <w:t>Μετρικές:</w:t>
       </w:r>
     </w:p>
     <w:p>
@@ -7314,23 +6750,7 @@
         </w:numPr>
       </w:pPr>
       <w:r>
-        <w:t>Queue Size: 0 (</w:t>
-      </w:r>
-      <w:proofErr w:type="spellStart"/>
-      <w:r>
-        <w:t>Άδει</w:t>
-      </w:r>
-      <w:proofErr w:type="spellEnd"/>
-      <w:r>
-        <w:t xml:space="preserve">α </w:t>
-      </w:r>
-      <w:proofErr w:type="spellStart"/>
-      <w:r>
-        <w:t>ουρά</w:t>
-      </w:r>
-      <w:proofErr w:type="spellEnd"/>
-      <w:r>
-        <w:t>).</w:t>
+        <w:t>Queue Size: 0 (Άδεια ουρά).</w:t>
       </w:r>
     </w:p>
     <w:p>
@@ -7363,7 +6783,6 @@
         </w:rPr>
         <w:t xml:space="preserve">: 0.16 </w:t>
       </w:r>
-      <w:proofErr w:type="gramStart"/>
       <w:r>
         <w:t>Mbps</w:t>
       </w:r>
@@ -7371,20 +6790,17 @@
         <w:rPr>
           <w:lang w:val="el-GR"/>
         </w:rPr>
-        <w:t>(</w:t>
-      </w:r>
-      <w:proofErr w:type="gramEnd"/>
-      <w:r>
-        <w:rPr>
-          <w:lang w:val="el-GR"/>
-        </w:rPr>
-        <w:t>Περιορίζεται από την πηγή, όχι από το δίκτυο).</w:t>
-      </w:r>
-      <w:r>
+        <w:t>(Περιορίζεται από την πηγή, όχι από το δίκτυο).</w:t>
+      </w:r>
+      <w:r>
+        <w:rPr>
+          <w:lang w:val="el-GR"/>
+        </w:rPr>
         <w:br/>
       </w:r>
       <w:r>
         <w:rPr>
+          <w:noProof/>
           <w:lang w:val="el-GR"/>
         </w:rPr>
         <w:drawing>
@@ -7431,39 +6847,7 @@
           <w:bCs/>
         </w:rPr>
         <w:lastRenderedPageBreak/>
-        <w:t xml:space="preserve">2. </w:t>
-      </w:r>
-      <w:proofErr w:type="spellStart"/>
-      <w:r>
-        <w:rPr>
-          <w:b/>
-          <w:bCs/>
-        </w:rPr>
-        <w:t>Μεσ</w:t>
-      </w:r>
-      <w:proofErr w:type="spellEnd"/>
-      <w:r>
-        <w:rPr>
-          <w:b/>
-          <w:bCs/>
-        </w:rPr>
-        <w:t>αία Πα</w:t>
-      </w:r>
-      <w:proofErr w:type="spellStart"/>
-      <w:r>
-        <w:rPr>
-          <w:b/>
-          <w:bCs/>
-        </w:rPr>
-        <w:t>κέτ</w:t>
-      </w:r>
-      <w:proofErr w:type="spellEnd"/>
-      <w:r>
-        <w:rPr>
-          <w:b/>
-          <w:bCs/>
-        </w:rPr>
-        <w:t>α (1000 Bytes):</w:t>
+        <w:t>2. Μεσαία Πακέτα (1000 Bytes):</w:t>
       </w:r>
     </w:p>
     <w:p>
@@ -7534,21 +6918,12 @@
           <w:numId w:val="48"/>
         </w:numPr>
       </w:pPr>
-      <w:proofErr w:type="spellStart"/>
-      <w:r>
-        <w:rPr>
-          <w:b/>
-          <w:bCs/>
-        </w:rPr>
-        <w:t>Μετρικές</w:t>
-      </w:r>
-      <w:proofErr w:type="spellEnd"/>
-      <w:r>
-        <w:rPr>
-          <w:b/>
-          <w:bCs/>
-        </w:rPr>
-        <w:t>:</w:t>
+      <w:r>
+        <w:rPr>
+          <w:b/>
+          <w:bCs/>
+        </w:rPr>
+        <w:t>Μετρικές:</w:t>
       </w:r>
     </w:p>
     <w:p>
@@ -7559,15 +6934,7 @@
         </w:numPr>
       </w:pPr>
       <w:r>
-        <w:t xml:space="preserve">Queue Size: </w:t>
-      </w:r>
-      <w:proofErr w:type="spellStart"/>
-      <w:r>
-        <w:t>Γεμάτη</w:t>
-      </w:r>
-      <w:proofErr w:type="spellEnd"/>
-      <w:r>
-        <w:t xml:space="preserve"> (10).</w:t>
+        <w:t>Queue Size: Γεμάτη (10).</w:t>
       </w:r>
     </w:p>
     <w:p>
@@ -7603,6 +6970,9 @@
         </w:numPr>
       </w:pPr>
       <w:r>
+        <w:rPr>
+          <w:noProof/>
+        </w:rPr>
         <w:drawing>
           <wp:inline distT="0" distB="0" distL="0" distR="0" wp14:anchorId="26121B6D" wp14:editId="018802E2">
             <wp:extent cx="5599814" cy="3009900"/>
@@ -7650,6 +7020,7 @@
         <w:rPr>
           <w:b/>
           <w:bCs/>
+          <w:lang w:val="el-GR"/>
         </w:rPr>
         <w:br/>
       </w:r>
@@ -7657,6 +7028,7 @@
         <w:rPr>
           <w:b/>
           <w:bCs/>
+          <w:lang w:val="el-GR"/>
         </w:rPr>
         <w:br/>
       </w:r>
@@ -7664,6 +7036,7 @@
         <w:rPr>
           <w:b/>
           <w:bCs/>
+          <w:lang w:val="el-GR"/>
         </w:rPr>
         <w:br/>
       </w:r>
@@ -7748,11 +7121,9 @@
         </w:rPr>
         <w:t xml:space="preserve"> χρειάζεται 40</w:t>
       </w:r>
-      <w:proofErr w:type="spellStart"/>
       <w:r>
         <w:t>ms</w:t>
       </w:r>
-      <w:proofErr w:type="spellEnd"/>
       <w:r>
         <w:rPr>
           <w:lang w:val="el-GR"/>
@@ -7785,21 +7156,12 @@
           <w:numId w:val="49"/>
         </w:numPr>
       </w:pPr>
-      <w:proofErr w:type="spellStart"/>
-      <w:r>
-        <w:rPr>
-          <w:b/>
-          <w:bCs/>
-        </w:rPr>
-        <w:t>Μετρικές</w:t>
-      </w:r>
-      <w:proofErr w:type="spellEnd"/>
-      <w:r>
-        <w:rPr>
-          <w:b/>
-          <w:bCs/>
-        </w:rPr>
-        <w:t>:</w:t>
+      <w:r>
+        <w:rPr>
+          <w:b/>
+          <w:bCs/>
+        </w:rPr>
+        <w:t>Μετρικές:</w:t>
       </w:r>
     </w:p>
     <w:p>
@@ -7848,11 +7210,9 @@
         </w:rPr>
         <w:t xml:space="preserve"> Αυξάνεται γραμμικά με το μέγεθος (φτάνει τα 40</w:t>
       </w:r>
-      <w:proofErr w:type="spellStart"/>
       <w:r>
         <w:t>ms</w:t>
       </w:r>
-      <w:proofErr w:type="spellEnd"/>
       <w:r>
         <w:rPr>
           <w:lang w:val="el-GR"/>
@@ -7985,9 +7345,15 @@
         <w:t>, καθώς το κανάλι είναι συνεχώς απασχολημένο.</w:t>
       </w:r>
       <w:r>
+        <w:rPr>
+          <w:lang w:val="el-GR"/>
+        </w:rPr>
         <w:br/>
       </w:r>
       <w:r>
+        <w:rPr>
+          <w:lang w:val="el-GR"/>
+        </w:rPr>
         <w:br/>
       </w:r>
       <w:r>
@@ -8002,6 +7368,7 @@
       </w:r>
       <w:r>
         <w:rPr>
+          <w:noProof/>
           <w:lang w:val="el-GR"/>
         </w:rPr>
         <w:drawing>
@@ -8064,6 +7431,7 @@
       </w:r>
       <w:r>
         <w:rPr>
+          <w:noProof/>
           <w:lang w:val="el-GR"/>
         </w:rPr>
         <w:drawing>
@@ -8237,6 +7605,1994 @@
     <w:p>
       <w:pPr>
         <w:rPr>
+          <w:b/>
+          <w:bCs/>
+          <w:lang w:val="el-GR"/>
+        </w:rPr>
+      </w:pPr>
+      <w:r>
+        <w:rPr>
+          <w:lang w:val="el-GR"/>
+        </w:rPr>
+        <w:br/>
+      </w:r>
+      <w:r>
+        <w:rPr>
+          <w:lang w:val="el-GR"/>
+        </w:rPr>
+        <w:br/>
+      </w:r>
+      <w:r>
+        <w:rPr>
+          <w:b/>
+          <w:bCs/>
+          <w:sz w:val="40"/>
+          <w:szCs w:val="40"/>
+          <w:lang w:val="el-GR"/>
+        </w:rPr>
+        <w:t xml:space="preserve">Ερώτημα </w:t>
+      </w:r>
+      <w:r>
+        <w:rPr>
+          <w:b/>
+          <w:bCs/>
+          <w:sz w:val="40"/>
+          <w:szCs w:val="40"/>
+          <w:lang w:val="el-GR"/>
+        </w:rPr>
+        <w:t>7</w:t>
+      </w:r>
+      <w:r>
+        <w:rPr>
+          <w:b/>
+          <w:bCs/>
+          <w:sz w:val="40"/>
+          <w:szCs w:val="40"/>
+          <w:lang w:val="el-GR"/>
+        </w:rPr>
+        <w:t>:</w:t>
+      </w:r>
+      <w:r>
+        <w:rPr>
+          <w:b/>
+          <w:bCs/>
+          <w:sz w:val="40"/>
+          <w:szCs w:val="40"/>
+        </w:rPr>
+        <w:br/>
+      </w:r>
+      <w:r>
+        <w:rPr>
+          <w:b/>
+          <w:bCs/>
+          <w:sz w:val="40"/>
+          <w:szCs w:val="40"/>
+          <w:lang w:val="el-GR"/>
+        </w:rPr>
+        <w:br/>
+      </w:r>
+      <w:r>
+        <w:rPr>
+          <w:b/>
+          <w:bCs/>
+          <w:lang w:val="el-GR"/>
+        </w:rPr>
+        <w:t xml:space="preserve">Μεθοδολογία και Τοπολογία </w:t>
+      </w:r>
+    </w:p>
+    <w:p>
+      <w:pPr>
+        <w:rPr>
+          <w:lang w:val="el-GR"/>
+        </w:rPr>
+      </w:pPr>
+      <w:r>
+        <w:rPr>
+          <w:lang w:val="el-GR"/>
+        </w:rPr>
+        <w:t>Για να εξετάσουμε την επίδραση της πολυπλοκότητας και της αύξησης των χρηστών, δημιουργήσαμε μια σύνθετη τοπολογία τύπου "</w:t>
+      </w:r>
+      <w:r>
+        <w:t>Y</w:t>
+      </w:r>
+      <w:r>
+        <w:rPr>
+          <w:lang w:val="el-GR"/>
+        </w:rPr>
+        <w:t>" που αποτελείται από:</w:t>
+      </w:r>
+    </w:p>
+    <w:p>
+      <w:pPr>
+        <w:numPr>
+          <w:ilvl w:val="0"/>
+          <w:numId w:val="51"/>
+        </w:numPr>
+      </w:pPr>
+      <w:r>
+        <w:rPr>
+          <w:b/>
+          <w:bCs/>
+        </w:rPr>
+        <w:t>Hosts:</w:t>
+      </w:r>
+      <w:r>
+        <w:t xml:space="preserve"> Δύο Πηγές (Host A, Host B) και έναν Προορισμό (Destination).</w:t>
+      </w:r>
+    </w:p>
+    <w:p>
+      <w:pPr>
+        <w:numPr>
+          <w:ilvl w:val="0"/>
+          <w:numId w:val="51"/>
+        </w:numPr>
+      </w:pPr>
+      <w:r>
+        <w:rPr>
+          <w:b/>
+          <w:bCs/>
+        </w:rPr>
+        <w:t>Routers:</w:t>
+      </w:r>
+    </w:p>
+    <w:p>
+      <w:pPr>
+        <w:numPr>
+          <w:ilvl w:val="1"/>
+          <w:numId w:val="51"/>
+        </w:numPr>
+      </w:pPr>
+      <w:r>
+        <w:rPr>
+          <w:b/>
+          <w:bCs/>
+        </w:rPr>
+        <w:t>Router</w:t>
+      </w:r>
+      <w:r>
+        <w:rPr>
+          <w:b/>
+          <w:bCs/>
+          <w:lang w:val="el-GR"/>
+        </w:rPr>
+        <w:t xml:space="preserve"> 1 (</w:t>
+      </w:r>
+      <w:r>
+        <w:rPr>
+          <w:b/>
+          <w:bCs/>
+        </w:rPr>
+        <w:t>Aggregator</w:t>
+      </w:r>
+      <w:r>
+        <w:rPr>
+          <w:b/>
+          <w:bCs/>
+          <w:lang w:val="el-GR"/>
+        </w:rPr>
+        <w:t>):</w:t>
+      </w:r>
+      <w:r>
+        <w:rPr>
+          <w:lang w:val="el-GR"/>
+        </w:rPr>
+        <w:t xml:space="preserve"> Συγκεντρώνει την κίνηση από τις δύο πηγές. </w:t>
+      </w:r>
+      <w:r>
+        <w:t>Λειτουργεί ως το σημείο συγχώνευσης (Merge Point).</w:t>
+      </w:r>
+    </w:p>
+    <w:p>
+      <w:pPr>
+        <w:numPr>
+          <w:ilvl w:val="1"/>
+          <w:numId w:val="51"/>
+        </w:numPr>
+        <w:rPr>
+          <w:lang w:val="el-GR"/>
+        </w:rPr>
+      </w:pPr>
+      <w:r>
+        <w:rPr>
+          <w:b/>
+          <w:bCs/>
+        </w:rPr>
+        <w:t>Router</w:t>
+      </w:r>
+      <w:r>
+        <w:rPr>
+          <w:b/>
+          <w:bCs/>
+          <w:lang w:val="el-GR"/>
+        </w:rPr>
+        <w:t xml:space="preserve"> 2 (</w:t>
+      </w:r>
+      <w:r>
+        <w:rPr>
+          <w:b/>
+          <w:bCs/>
+        </w:rPr>
+        <w:t>Backbone</w:t>
+      </w:r>
+      <w:r>
+        <w:rPr>
+          <w:b/>
+          <w:bCs/>
+          <w:lang w:val="el-GR"/>
+        </w:rPr>
+        <w:t>):</w:t>
+      </w:r>
+      <w:r>
+        <w:rPr>
+          <w:lang w:val="el-GR"/>
+        </w:rPr>
+        <w:t xml:space="preserve"> Μεταφέρει την κίνηση από τον </w:t>
+      </w:r>
+      <w:r>
+        <w:t>R</w:t>
+      </w:r>
+      <w:r>
+        <w:rPr>
+          <w:lang w:val="el-GR"/>
+        </w:rPr>
+        <w:t>1 στον προορισμό.</w:t>
+      </w:r>
+    </w:p>
+    <w:p>
+      <w:pPr>
+        <w:numPr>
+          <w:ilvl w:val="0"/>
+          <w:numId w:val="51"/>
+        </w:numPr>
+        <w:rPr>
+          <w:lang w:val="el-GR"/>
+        </w:rPr>
+      </w:pPr>
+      <w:r>
+        <w:rPr>
+          <w:b/>
+          <w:bCs/>
+          <w:lang w:val="el-GR"/>
+        </w:rPr>
+        <w:t>Σενάριο Κυκλοφορίας:</w:t>
+      </w:r>
+      <w:r>
+        <w:rPr>
+          <w:lang w:val="el-GR"/>
+        </w:rPr>
+        <w:t xml:space="preserve"> Κάθε </w:t>
+      </w:r>
+      <w:r>
+        <w:t>Host</w:t>
+      </w:r>
+      <w:r>
+        <w:rPr>
+          <w:lang w:val="el-GR"/>
+        </w:rPr>
+        <w:t xml:space="preserve"> στέλνει 1000 πακέτα (Σύνολο 2000) με τον ίδιο ρυθμό (1 πακέτο/5</w:t>
+      </w:r>
+      <w:r>
+        <w:t>ms</w:t>
+      </w:r>
+      <w:r>
+        <w:rPr>
+          <w:lang w:val="el-GR"/>
+        </w:rPr>
+        <w:t xml:space="preserve">). Αυτό διπλασιάζει τον φόρτο εισόδου στον </w:t>
+      </w:r>
+      <w:r>
+        <w:t>R</w:t>
+      </w:r>
+      <w:r>
+        <w:rPr>
+          <w:lang w:val="el-GR"/>
+        </w:rPr>
+        <w:t xml:space="preserve">1 σε σχέση με τα προηγούμενα ερωτήματα (400 </w:t>
+      </w:r>
+      <w:r>
+        <w:t>pkts</w:t>
+      </w:r>
+      <w:r>
+        <w:rPr>
+          <w:lang w:val="el-GR"/>
+        </w:rPr>
+        <w:t>/</w:t>
+      </w:r>
+      <w:r>
+        <w:t>s</w:t>
+      </w:r>
+      <w:r>
+        <w:rPr>
+          <w:lang w:val="el-GR"/>
+        </w:rPr>
+        <w:t xml:space="preserve"> συνολικά).</w:t>
+      </w:r>
+    </w:p>
+    <w:p/>
+    <w:p>
+      <w:pPr>
+        <w:rPr>
+          <w:b/>
+          <w:bCs/>
+          <w:lang w:val="el-GR"/>
+        </w:rPr>
+      </w:pPr>
+      <w:r>
+        <w:rPr>
+          <w:b/>
+          <w:bCs/>
+          <w:lang w:val="el-GR"/>
+        </w:rPr>
+        <w:t>2. Βασική Ανάλυση (</w:t>
+      </w:r>
+      <w:r>
+        <w:rPr>
+          <w:b/>
+          <w:bCs/>
+        </w:rPr>
+        <w:t>Bandwidth</w:t>
+      </w:r>
+      <w:r>
+        <w:rPr>
+          <w:b/>
+          <w:bCs/>
+          <w:lang w:val="el-GR"/>
+        </w:rPr>
+        <w:t xml:space="preserve"> 1 </w:t>
+      </w:r>
+      <w:r>
+        <w:rPr>
+          <w:b/>
+          <w:bCs/>
+        </w:rPr>
+        <w:t>Mbps</w:t>
+      </w:r>
+      <w:r>
+        <w:rPr>
+          <w:b/>
+          <w:bCs/>
+          <w:lang w:val="el-GR"/>
+        </w:rPr>
+        <w:t xml:space="preserve"> - 1000 </w:t>
+      </w:r>
+      <w:r>
+        <w:rPr>
+          <w:b/>
+          <w:bCs/>
+        </w:rPr>
+        <w:t>Bytes</w:t>
+      </w:r>
+      <w:r>
+        <w:rPr>
+          <w:b/>
+          <w:bCs/>
+          <w:lang w:val="el-GR"/>
+        </w:rPr>
+        <w:t>)</w:t>
+      </w:r>
+    </w:p>
+    <w:p>
+      <w:pPr>
+        <w:rPr>
+          <w:lang w:val="el-GR"/>
+        </w:rPr>
+      </w:pPr>
+      <w:r>
+        <w:rPr>
+          <w:lang w:val="el-GR"/>
+        </w:rPr>
+        <w:t>Σε αυτό το σενάριο, το δίκτυο λειτουργεί υπό συνθήκες ακραίας συμφόρησης.</w:t>
+      </w:r>
+    </w:p>
+    <w:p>
+      <w:pPr>
+        <w:numPr>
+          <w:ilvl w:val="0"/>
+          <w:numId w:val="52"/>
+        </w:numPr>
+        <w:rPr>
+          <w:lang w:val="el-GR"/>
+        </w:rPr>
+      </w:pPr>
+      <w:r>
+        <w:rPr>
+          <w:b/>
+          <w:bCs/>
+          <w:lang w:val="el-GR"/>
+        </w:rPr>
+        <w:t xml:space="preserve">Συμπεριφορά </w:t>
+      </w:r>
+      <w:r>
+        <w:rPr>
+          <w:b/>
+          <w:bCs/>
+        </w:rPr>
+        <w:t>Bottleneck</w:t>
+      </w:r>
+      <w:r>
+        <w:rPr>
+          <w:b/>
+          <w:bCs/>
+          <w:lang w:val="el-GR"/>
+        </w:rPr>
+        <w:t xml:space="preserve"> (</w:t>
+      </w:r>
+      <w:r>
+        <w:rPr>
+          <w:b/>
+          <w:bCs/>
+        </w:rPr>
+        <w:t>Router</w:t>
+      </w:r>
+      <w:r>
+        <w:rPr>
+          <w:b/>
+          <w:bCs/>
+          <w:lang w:val="el-GR"/>
+        </w:rPr>
+        <w:t xml:space="preserve"> 1):</w:t>
+      </w:r>
+      <w:r>
+        <w:rPr>
+          <w:lang w:val="el-GR"/>
+        </w:rPr>
+        <w:t xml:space="preserve"> Ο </w:t>
+      </w:r>
+      <w:r>
+        <w:t>Router</w:t>
+      </w:r>
+      <w:r>
+        <w:rPr>
+          <w:lang w:val="el-GR"/>
+        </w:rPr>
+        <w:t xml:space="preserve"> 1 δέχεται 400 </w:t>
+      </w:r>
+      <w:r>
+        <w:t>pkts</w:t>
+      </w:r>
+      <w:r>
+        <w:rPr>
+          <w:lang w:val="el-GR"/>
+        </w:rPr>
+        <w:t>/</w:t>
+      </w:r>
+      <w:r>
+        <w:t>s</w:t>
+      </w:r>
+      <w:r>
+        <w:rPr>
+          <w:lang w:val="el-GR"/>
+        </w:rPr>
+        <w:t xml:space="preserve"> αλλά μπορεί να εξυπηρετήσει μόνο 125 </w:t>
+      </w:r>
+      <w:r>
+        <w:t>pkts</w:t>
+      </w:r>
+      <w:r>
+        <w:rPr>
+          <w:lang w:val="el-GR"/>
+        </w:rPr>
+        <w:t>/</w:t>
+      </w:r>
+      <w:r>
+        <w:t>s</w:t>
+      </w:r>
+      <w:r>
+        <w:rPr>
+          <w:lang w:val="el-GR"/>
+        </w:rPr>
+        <w:t xml:space="preserve"> (λόγω του 1 </w:t>
+      </w:r>
+      <w:r>
+        <w:t>Mbps</w:t>
+      </w:r>
+      <w:r>
+        <w:rPr>
+          <w:lang w:val="el-GR"/>
+        </w:rPr>
+        <w:t>).</w:t>
+      </w:r>
+    </w:p>
+    <w:p>
+      <w:pPr>
+        <w:numPr>
+          <w:ilvl w:val="0"/>
+          <w:numId w:val="52"/>
+        </w:numPr>
+      </w:pPr>
+      <w:r>
+        <w:rPr>
+          <w:b/>
+          <w:bCs/>
+        </w:rPr>
+        <w:t>Αποτελέσματα:</w:t>
+      </w:r>
+    </w:p>
+    <w:p>
+      <w:pPr>
+        <w:numPr>
+          <w:ilvl w:val="1"/>
+          <w:numId w:val="52"/>
+        </w:numPr>
+        <w:rPr>
+          <w:lang w:val="el-GR"/>
+        </w:rPr>
+      </w:pPr>
+      <w:r>
+        <w:rPr>
+          <w:b/>
+          <w:bCs/>
+        </w:rPr>
+        <w:lastRenderedPageBreak/>
+        <w:t>Packet</w:t>
+      </w:r>
+      <w:r>
+        <w:rPr>
+          <w:b/>
+          <w:bCs/>
+          <w:lang w:val="el-GR"/>
+        </w:rPr>
+        <w:t xml:space="preserve"> </w:t>
+      </w:r>
+      <w:r>
+        <w:rPr>
+          <w:b/>
+          <w:bCs/>
+        </w:rPr>
+        <w:t>Loss</w:t>
+      </w:r>
+      <w:r>
+        <w:rPr>
+          <w:b/>
+          <w:bCs/>
+          <w:lang w:val="el-GR"/>
+        </w:rPr>
+        <w:t>:</w:t>
+      </w:r>
+      <w:r>
+        <w:rPr>
+          <w:lang w:val="el-GR"/>
+        </w:rPr>
+        <w:t xml:space="preserve"> Εκτοξεύτηκε στο </w:t>
+      </w:r>
+      <w:r>
+        <w:rPr>
+          <w:b/>
+          <w:bCs/>
+          <w:lang w:val="el-GR"/>
+        </w:rPr>
+        <w:t>~68.25%</w:t>
+      </w:r>
+      <w:r>
+        <w:rPr>
+          <w:lang w:val="el-GR"/>
+        </w:rPr>
+        <w:t xml:space="preserve">. Αυτό συμβαίνει επειδή ο </w:t>
+      </w:r>
+      <w:r>
+        <w:t>Router</w:t>
+      </w:r>
+      <w:r>
+        <w:rPr>
+          <w:lang w:val="el-GR"/>
+        </w:rPr>
+        <w:t xml:space="preserve"> 1 απορρίπτει πάνω από τα 2/3 των πακέτων που φτάνουν.</w:t>
+      </w:r>
+    </w:p>
+    <w:p>
+      <w:pPr>
+        <w:numPr>
+          <w:ilvl w:val="1"/>
+          <w:numId w:val="52"/>
+        </w:numPr>
+        <w:rPr>
+          <w:lang w:val="el-GR"/>
+        </w:rPr>
+      </w:pPr>
+      <w:r>
+        <w:rPr>
+          <w:b/>
+          <w:bCs/>
+        </w:rPr>
+        <w:t>Queue</w:t>
+      </w:r>
+      <w:r>
+        <w:rPr>
+          <w:b/>
+          <w:bCs/>
+          <w:lang w:val="el-GR"/>
+        </w:rPr>
+        <w:t xml:space="preserve"> </w:t>
+      </w:r>
+      <w:r>
+        <w:rPr>
+          <w:b/>
+          <w:bCs/>
+        </w:rPr>
+        <w:t>Size</w:t>
+      </w:r>
+      <w:r>
+        <w:rPr>
+          <w:b/>
+          <w:bCs/>
+          <w:lang w:val="el-GR"/>
+        </w:rPr>
+        <w:t>:</w:t>
+      </w:r>
+      <w:r>
+        <w:rPr>
+          <w:lang w:val="el-GR"/>
+        </w:rPr>
+        <w:t xml:space="preserve"> Η ουρά του </w:t>
+      </w:r>
+      <w:r>
+        <w:t>Router</w:t>
+      </w:r>
+      <w:r>
+        <w:rPr>
+          <w:lang w:val="el-GR"/>
+        </w:rPr>
+        <w:t xml:space="preserve"> 1 (</w:t>
+      </w:r>
+      <w:r>
+        <w:t>Aggregator</w:t>
+      </w:r>
+      <w:r>
+        <w:rPr>
+          <w:lang w:val="el-GR"/>
+        </w:rPr>
+        <w:t xml:space="preserve">) παραμένει μόνιμα γεμάτη. Αντίθετα, η ουρά του </w:t>
+      </w:r>
+      <w:r>
+        <w:t>Router</w:t>
+      </w:r>
+      <w:r>
+        <w:rPr>
+          <w:lang w:val="el-GR"/>
+        </w:rPr>
+        <w:t xml:space="preserve"> 2 είναι άδεια, καθώς ο </w:t>
+      </w:r>
+      <w:r>
+        <w:t>R</w:t>
+      </w:r>
+      <w:r>
+        <w:rPr>
+          <w:lang w:val="el-GR"/>
+        </w:rPr>
+        <w:t>1 "φιλτράρει" την κίνηση.</w:t>
+      </w:r>
+    </w:p>
+    <w:p>
+      <w:pPr>
+        <w:numPr>
+          <w:ilvl w:val="1"/>
+          <w:numId w:val="52"/>
+        </w:numPr>
+        <w:rPr>
+          <w:lang w:val="el-GR"/>
+        </w:rPr>
+      </w:pPr>
+      <w:r>
+        <w:rPr>
+          <w:b/>
+          <w:bCs/>
+        </w:rPr>
+        <w:t>Delay</w:t>
+      </w:r>
+      <w:r>
+        <w:rPr>
+          <w:b/>
+          <w:bCs/>
+          <w:lang w:val="el-GR"/>
+        </w:rPr>
+        <w:t>:</w:t>
+      </w:r>
+      <w:r>
+        <w:rPr>
+          <w:lang w:val="el-GR"/>
+        </w:rPr>
+        <w:t xml:space="preserve"> Η μέση καθυστέρηση αυξήθηκε στα </w:t>
+      </w:r>
+      <w:r>
+        <w:rPr>
+          <w:b/>
+          <w:bCs/>
+          <w:lang w:val="el-GR"/>
+        </w:rPr>
+        <w:t>0.246</w:t>
+      </w:r>
+      <w:r>
+        <w:rPr>
+          <w:b/>
+          <w:bCs/>
+        </w:rPr>
+        <w:t>s</w:t>
+      </w:r>
+      <w:r>
+        <w:rPr>
+          <w:lang w:val="el-GR"/>
+        </w:rPr>
+        <w:t xml:space="preserve"> λόγω των επιπλέον </w:t>
+      </w:r>
+      <w:r>
+        <w:t>hops</w:t>
+      </w:r>
+      <w:r>
+        <w:rPr>
+          <w:lang w:val="el-GR"/>
+        </w:rPr>
+        <w:t xml:space="preserve"> και της αναμονής στον </w:t>
+      </w:r>
+      <w:r>
+        <w:t>R</w:t>
+      </w:r>
+      <w:r>
+        <w:rPr>
+          <w:lang w:val="el-GR"/>
+        </w:rPr>
+        <w:t>1.</w:t>
+      </w:r>
+      <w:r>
+        <w:br/>
+      </w:r>
+      <w:r>
+        <w:br/>
+      </w:r>
+    </w:p>
+    <w:p>
+      <w:pPr>
+        <w:numPr>
+          <w:ilvl w:val="1"/>
+          <w:numId w:val="52"/>
+        </w:numPr>
+        <w:rPr>
+          <w:lang w:val="el-GR"/>
+        </w:rPr>
+      </w:pPr>
+      <w:r>
+        <w:rPr>
+          <w:lang w:val="el-GR"/>
+        </w:rPr>
+        <w:drawing>
+          <wp:inline distT="0" distB="0" distL="0" distR="0" wp14:anchorId="71C8958C" wp14:editId="54B9C4C6">
+            <wp:extent cx="5830186" cy="3133725"/>
+            <wp:effectExtent l="0" t="0" r="0" b="0"/>
+            <wp:docPr id="1327424057" name="Picture 1" descr="A screenshot of a graph&#10;&#10;AI-generated content may be incorrect."/>
+            <wp:cNvGraphicFramePr>
+              <a:graphicFrameLocks xmlns:a="http://schemas.openxmlformats.org/drawingml/2006/main" noChangeAspect="1"/>
+            </wp:cNvGraphicFramePr>
+            <a:graphic xmlns:a="http://schemas.openxmlformats.org/drawingml/2006/main">
+              <a:graphicData uri="http://schemas.openxmlformats.org/drawingml/2006/picture">
+                <pic:pic xmlns:pic="http://schemas.openxmlformats.org/drawingml/2006/picture">
+                  <pic:nvPicPr>
+                    <pic:cNvPr id="1327424057" name="Picture 1" descr="A screenshot of a graph&#10;&#10;AI-generated content may be incorrect."/>
+                    <pic:cNvPicPr/>
+                  </pic:nvPicPr>
+                  <pic:blipFill>
+                    <a:blip r:embed="rId13"/>
+                    <a:stretch>
+                      <a:fillRect/>
+                    </a:stretch>
+                  </pic:blipFill>
+                  <pic:spPr>
+                    <a:xfrm>
+                      <a:off x="0" y="0"/>
+                      <a:ext cx="5831267" cy="3134306"/>
+                    </a:xfrm>
+                    <a:prstGeom prst="rect">
+                      <a:avLst/>
+                    </a:prstGeom>
+                  </pic:spPr>
+                </pic:pic>
+              </a:graphicData>
+            </a:graphic>
+          </wp:inline>
+        </w:drawing>
+      </w:r>
+    </w:p>
+    <w:p/>
+    <w:p>
+      <w:pPr>
+        <w:rPr>
+          <w:b/>
+          <w:bCs/>
+          <w:lang w:val="el-GR"/>
+        </w:rPr>
+      </w:pPr>
+      <w:r>
+        <w:rPr>
+          <w:b/>
+          <w:bCs/>
+          <w:lang w:val="el-GR"/>
+        </w:rPr>
+        <w:t xml:space="preserve">3. Ανάλυση Επίδρασης </w:t>
+      </w:r>
+      <w:r>
+        <w:rPr>
+          <w:b/>
+          <w:bCs/>
+        </w:rPr>
+        <w:t>Bandwidth</w:t>
+      </w:r>
+      <w:r>
+        <w:rPr>
+          <w:b/>
+          <w:bCs/>
+          <w:lang w:val="el-GR"/>
+        </w:rPr>
+        <w:t xml:space="preserve"> (10 </w:t>
+      </w:r>
+      <w:r>
+        <w:rPr>
+          <w:b/>
+          <w:bCs/>
+        </w:rPr>
+        <w:t>Mbps</w:t>
+      </w:r>
+      <w:r>
+        <w:rPr>
+          <w:b/>
+          <w:bCs/>
+          <w:lang w:val="el-GR"/>
+        </w:rPr>
+        <w:t xml:space="preserve"> &amp; 100 </w:t>
+      </w:r>
+      <w:r>
+        <w:rPr>
+          <w:b/>
+          <w:bCs/>
+        </w:rPr>
+        <w:t>Mbps</w:t>
+      </w:r>
+      <w:r>
+        <w:rPr>
+          <w:b/>
+          <w:bCs/>
+          <w:lang w:val="el-GR"/>
+        </w:rPr>
+        <w:t>)</w:t>
+      </w:r>
+    </w:p>
+    <w:p>
+      <w:pPr>
+        <w:rPr>
+          <w:lang w:val="el-GR"/>
+        </w:rPr>
+      </w:pPr>
+      <w:r>
+        <w:rPr>
+          <w:lang w:val="el-GR"/>
+        </w:rPr>
+        <w:t>Επαναλάβαμε το πείραμα αυξάνοντας τη χωρητικότητα των συνδέσεων, για να δούμε αν η πολυπλοκότητα του δικτύου εξακολουθεί να δημιουργεί προβλήματα.</w:t>
+      </w:r>
+    </w:p>
+    <w:p>
+      <w:r>
+        <w:rPr>
+          <w:b/>
+          <w:bCs/>
+        </w:rPr>
+        <w:t>Α. Bandwidth 10 Mbps</w:t>
+      </w:r>
+    </w:p>
+    <w:p>
+      <w:pPr>
+        <w:numPr>
+          <w:ilvl w:val="0"/>
+          <w:numId w:val="53"/>
+        </w:numPr>
+      </w:pPr>
+      <w:r>
+        <w:rPr>
+          <w:b/>
+          <w:bCs/>
+        </w:rPr>
+        <w:t>Load vs Capacity:</w:t>
+      </w:r>
+      <w:r>
+        <w:t xml:space="preserve"> Το συνολικό Load είναι 400 pkts</w:t>
+      </w:r>
+      <w:r>
+        <w:t xml:space="preserve"> x</w:t>
+      </w:r>
+      <w:r>
+        <w:t xml:space="preserve"> 8000 bits = 3.2 Mbps. Το κανάλι έχει 10 Mbps.</w:t>
+      </w:r>
+    </w:p>
+    <w:p>
+      <w:pPr>
+        <w:numPr>
+          <w:ilvl w:val="0"/>
+          <w:numId w:val="53"/>
+        </w:numPr>
+        <w:rPr>
+          <w:lang w:val="el-GR"/>
+        </w:rPr>
+      </w:pPr>
+      <w:r>
+        <w:rPr>
+          <w:b/>
+          <w:bCs/>
+          <w:lang w:val="el-GR"/>
+        </w:rPr>
+        <w:t>Παρατήρηση:</w:t>
+      </w:r>
+      <w:r>
+        <w:rPr>
+          <w:lang w:val="el-GR"/>
+        </w:rPr>
+        <w:t xml:space="preserve"> Επειδή 3.2 &lt; 10, το δίκτυο πλέον </w:t>
+      </w:r>
+      <w:r>
+        <w:rPr>
+          <w:b/>
+          <w:bCs/>
+          <w:lang w:val="el-GR"/>
+        </w:rPr>
+        <w:t>αντέχει</w:t>
+      </w:r>
+      <w:r>
+        <w:rPr>
+          <w:lang w:val="el-GR"/>
+        </w:rPr>
+        <w:t xml:space="preserve"> τον διπλασιασμένο φόρτο.</w:t>
+      </w:r>
+    </w:p>
+    <w:p>
+      <w:pPr>
+        <w:numPr>
+          <w:ilvl w:val="0"/>
+          <w:numId w:val="53"/>
+        </w:numPr>
+      </w:pPr>
+      <w:r>
+        <w:rPr>
+          <w:b/>
+          <w:bCs/>
+        </w:rPr>
+        <w:t>Αποτελέσματα:</w:t>
+      </w:r>
+    </w:p>
+    <w:p>
+      <w:pPr>
+        <w:numPr>
+          <w:ilvl w:val="1"/>
+          <w:numId w:val="53"/>
+        </w:numPr>
+      </w:pPr>
+      <w:r>
+        <w:rPr>
+          <w:b/>
+          <w:bCs/>
+        </w:rPr>
+        <w:lastRenderedPageBreak/>
+        <w:t>Loss:</w:t>
+      </w:r>
+      <w:r>
+        <w:t xml:space="preserve"> Μηδενικό (0%).</w:t>
+      </w:r>
+    </w:p>
+    <w:p>
+      <w:pPr>
+        <w:numPr>
+          <w:ilvl w:val="1"/>
+          <w:numId w:val="53"/>
+        </w:numPr>
+        <w:rPr>
+          <w:lang w:val="el-GR"/>
+        </w:rPr>
+      </w:pPr>
+      <w:r>
+        <w:rPr>
+          <w:b/>
+          <w:bCs/>
+        </w:rPr>
+        <w:t>Queue</w:t>
+      </w:r>
+      <w:r>
+        <w:rPr>
+          <w:b/>
+          <w:bCs/>
+          <w:lang w:val="el-GR"/>
+        </w:rPr>
+        <w:t>:</w:t>
+      </w:r>
+      <w:r>
+        <w:rPr>
+          <w:lang w:val="el-GR"/>
+        </w:rPr>
+        <w:t xml:space="preserve"> Και οι δύο ουρές (</w:t>
+      </w:r>
+      <w:r>
+        <w:t>R</w:t>
+      </w:r>
+      <w:r>
+        <w:rPr>
+          <w:lang w:val="el-GR"/>
+        </w:rPr>
+        <w:t xml:space="preserve">1 &amp; </w:t>
+      </w:r>
+      <w:r>
+        <w:t>R</w:t>
+      </w:r>
+      <w:r>
+        <w:rPr>
+          <w:lang w:val="el-GR"/>
+        </w:rPr>
+        <w:t>2) παραμένουν άδειες.</w:t>
+      </w:r>
+    </w:p>
+    <w:p>
+      <w:pPr>
+        <w:numPr>
+          <w:ilvl w:val="1"/>
+          <w:numId w:val="53"/>
+        </w:numPr>
+        <w:rPr>
+          <w:lang w:val="el-GR"/>
+        </w:rPr>
+      </w:pPr>
+      <w:r>
+        <w:rPr>
+          <w:b/>
+          <w:bCs/>
+        </w:rPr>
+        <w:t>Delay</w:t>
+      </w:r>
+      <w:r>
+        <w:rPr>
+          <w:b/>
+          <w:bCs/>
+          <w:lang w:val="el-GR"/>
+        </w:rPr>
+        <w:t>:</w:t>
+      </w:r>
+      <w:r>
+        <w:rPr>
+          <w:lang w:val="el-GR"/>
+        </w:rPr>
+        <w:t xml:space="preserve"> Μειώνεται στο ελάχιστο δυνατό (</w:t>
+      </w:r>
+      <w:r>
+        <w:t>propagation</w:t>
+      </w:r>
+      <w:r>
+        <w:rPr>
+          <w:lang w:val="el-GR"/>
+        </w:rPr>
+        <w:t xml:space="preserve"> + </w:t>
+      </w:r>
+      <w:r>
+        <w:t>transmission</w:t>
+      </w:r>
+      <w:r>
+        <w:rPr>
+          <w:lang w:val="el-GR"/>
+        </w:rPr>
+        <w:t xml:space="preserve"> για 3 </w:t>
+      </w:r>
+      <w:r>
+        <w:t>hops</w:t>
+      </w:r>
+      <w:r>
+        <w:rPr>
+          <w:lang w:val="el-GR"/>
+        </w:rPr>
+        <w:t>).</w:t>
+      </w:r>
+      <w:r>
+        <w:br/>
+      </w:r>
+      <w:r>
+        <w:br/>
+      </w:r>
+    </w:p>
+    <w:p>
+      <w:pPr>
+        <w:numPr>
+          <w:ilvl w:val="1"/>
+          <w:numId w:val="53"/>
+        </w:numPr>
+        <w:rPr>
+          <w:lang w:val="el-GR"/>
+        </w:rPr>
+      </w:pPr>
+      <w:r>
+        <w:rPr>
+          <w:lang w:val="el-GR"/>
+        </w:rPr>
+        <w:drawing>
+          <wp:inline distT="0" distB="0" distL="0" distR="0" wp14:anchorId="43EAA6DA" wp14:editId="4092B6D5">
+            <wp:extent cx="5847907" cy="3143250"/>
+            <wp:effectExtent l="0" t="0" r="635" b="0"/>
+            <wp:docPr id="1861458254" name="Picture 1" descr="A screenshot of a graph&#10;&#10;AI-generated content may be incorrect."/>
+            <wp:cNvGraphicFramePr>
+              <a:graphicFrameLocks xmlns:a="http://schemas.openxmlformats.org/drawingml/2006/main" noChangeAspect="1"/>
+            </wp:cNvGraphicFramePr>
+            <a:graphic xmlns:a="http://schemas.openxmlformats.org/drawingml/2006/main">
+              <a:graphicData uri="http://schemas.openxmlformats.org/drawingml/2006/picture">
+                <pic:pic xmlns:pic="http://schemas.openxmlformats.org/drawingml/2006/picture">
+                  <pic:nvPicPr>
+                    <pic:cNvPr id="1861458254" name="Picture 1" descr="A screenshot of a graph&#10;&#10;AI-generated content may be incorrect."/>
+                    <pic:cNvPicPr/>
+                  </pic:nvPicPr>
+                  <pic:blipFill>
+                    <a:blip r:embed="rId14"/>
+                    <a:stretch>
+                      <a:fillRect/>
+                    </a:stretch>
+                  </pic:blipFill>
+                  <pic:spPr>
+                    <a:xfrm>
+                      <a:off x="0" y="0"/>
+                      <a:ext cx="5849265" cy="3143980"/>
+                    </a:xfrm>
+                    <a:prstGeom prst="rect">
+                      <a:avLst/>
+                    </a:prstGeom>
+                  </pic:spPr>
+                </pic:pic>
+              </a:graphicData>
+            </a:graphic>
+          </wp:inline>
+        </w:drawing>
+      </w:r>
+    </w:p>
+    <w:p>
+      <w:r>
+        <w:rPr>
+          <w:b/>
+          <w:bCs/>
+        </w:rPr>
+        <w:t>Β. Bandwidth 100 Mbps</w:t>
+      </w:r>
+    </w:p>
+    <w:p>
+      <w:pPr>
+        <w:numPr>
+          <w:ilvl w:val="0"/>
+          <w:numId w:val="54"/>
+        </w:numPr>
+      </w:pPr>
+      <w:r>
+        <w:rPr>
+          <w:b/>
+          <w:bCs/>
+          <w:lang w:val="el-GR"/>
+        </w:rPr>
+        <w:t>Παρατήρηση:</w:t>
+      </w:r>
+      <w:r>
+        <w:rPr>
+          <w:lang w:val="el-GR"/>
+        </w:rPr>
+        <w:t xml:space="preserve"> Όπως και στο απλό δίκτυο, η αύξηση στα 100 </w:t>
+      </w:r>
+      <w:r>
+        <w:t>Mbps</w:t>
+      </w:r>
+      <w:r>
+        <w:rPr>
+          <w:lang w:val="el-GR"/>
+        </w:rPr>
+        <w:t xml:space="preserve"> δεν προσφέρει ορατή βελτίωση σε σχέση με τα 10 </w:t>
+      </w:r>
+      <w:r>
+        <w:t>Mbps</w:t>
+      </w:r>
+      <w:r>
+        <w:rPr>
+          <w:lang w:val="el-GR"/>
+        </w:rPr>
+        <w:t xml:space="preserve">, καθώς το δίκτυο ήταν ήδη επαρκές. </w:t>
+      </w:r>
+      <w:r>
+        <w:t>Το throughput περιορίζεται από τις πηγές στα 3.2 Mbps.</w:t>
+      </w:r>
+      <w:r>
+        <w:br/>
+      </w:r>
+      <w:r>
+        <w:lastRenderedPageBreak/>
+        <w:br/>
+      </w:r>
+      <w:r>
+        <w:drawing>
+          <wp:inline distT="0" distB="0" distL="0" distR="0" wp14:anchorId="4ACED83C" wp14:editId="5502FEA2">
+            <wp:extent cx="6240145" cy="3354079"/>
+            <wp:effectExtent l="0" t="0" r="8255" b="0"/>
+            <wp:docPr id="1041622464" name="Picture 1" descr="A screenshot of a graph"/>
+            <wp:cNvGraphicFramePr>
+              <a:graphicFrameLocks xmlns:a="http://schemas.openxmlformats.org/drawingml/2006/main" noChangeAspect="1"/>
+            </wp:cNvGraphicFramePr>
+            <a:graphic xmlns:a="http://schemas.openxmlformats.org/drawingml/2006/main">
+              <a:graphicData uri="http://schemas.openxmlformats.org/drawingml/2006/picture">
+                <pic:pic xmlns:pic="http://schemas.openxmlformats.org/drawingml/2006/picture">
+                  <pic:nvPicPr>
+                    <pic:cNvPr id="1041622464" name="Picture 1" descr="A screenshot of a graph"/>
+                    <pic:cNvPicPr/>
+                  </pic:nvPicPr>
+                  <pic:blipFill>
+                    <a:blip r:embed="rId15"/>
+                    <a:stretch>
+                      <a:fillRect/>
+                    </a:stretch>
+                  </pic:blipFill>
+                  <pic:spPr>
+                    <a:xfrm>
+                      <a:off x="0" y="0"/>
+                      <a:ext cx="6288815" cy="3380239"/>
+                    </a:xfrm>
+                    <a:prstGeom prst="rect">
+                      <a:avLst/>
+                    </a:prstGeom>
+                  </pic:spPr>
+                </pic:pic>
+              </a:graphicData>
+            </a:graphic>
+          </wp:inline>
+        </w:drawing>
+      </w:r>
+    </w:p>
+    <w:p/>
+    <w:p>
+      <w:pPr>
+        <w:rPr>
+          <w:b/>
+          <w:bCs/>
+          <w:lang w:val="el-GR"/>
+        </w:rPr>
+      </w:pPr>
+      <w:r>
+        <w:rPr>
+          <w:b/>
+          <w:bCs/>
+          <w:lang w:val="el-GR"/>
+        </w:rPr>
+        <w:t xml:space="preserve">4. Ανάλυση Επίδρασης Μεγέθους Πακέτου (1 </w:t>
+      </w:r>
+      <w:r>
+        <w:rPr>
+          <w:b/>
+          <w:bCs/>
+        </w:rPr>
+        <w:t>Mbps</w:t>
+      </w:r>
+      <w:r>
+        <w:rPr>
+          <w:b/>
+          <w:bCs/>
+          <w:lang w:val="el-GR"/>
+        </w:rPr>
+        <w:t>)</w:t>
+      </w:r>
+    </w:p>
+    <w:p>
+      <w:pPr>
+        <w:rPr>
+          <w:lang w:val="el-GR"/>
+        </w:rPr>
+      </w:pPr>
+      <w:r>
+        <w:rPr>
+          <w:lang w:val="el-GR"/>
+        </w:rPr>
+        <w:t xml:space="preserve">Διατηρώντας το </w:t>
+      </w:r>
+      <w:r>
+        <w:t>Bandwidth</w:t>
+      </w:r>
+      <w:r>
+        <w:rPr>
+          <w:lang w:val="el-GR"/>
+        </w:rPr>
+        <w:t xml:space="preserve"> στο 1 </w:t>
+      </w:r>
+      <w:r>
+        <w:t>Mbps</w:t>
+      </w:r>
+      <w:r>
+        <w:rPr>
+          <w:lang w:val="el-GR"/>
+        </w:rPr>
+        <w:t>, εξετάσαμε πώς αντιδρά η σύνθετη τοπολογία σε διαφορετικά μεγέθη πακέτων.</w:t>
+      </w:r>
+    </w:p>
+    <w:p>
+      <w:r>
+        <w:rPr>
+          <w:b/>
+          <w:bCs/>
+        </w:rPr>
+        <w:t>Α. Μικρά Πακέτα (100 Bytes)</w:t>
+      </w:r>
+    </w:p>
+    <w:p>
+      <w:pPr>
+        <w:numPr>
+          <w:ilvl w:val="0"/>
+          <w:numId w:val="55"/>
+        </w:numPr>
+      </w:pPr>
+      <w:r>
+        <w:rPr>
+          <w:b/>
+          <w:bCs/>
+        </w:rPr>
+        <w:t>Load:</w:t>
+      </w:r>
+      <w:r>
+        <w:t xml:space="preserve"> 400 pkts/s</w:t>
+      </w:r>
+      <w:r>
+        <w:t xml:space="preserve"> </w:t>
+      </w:r>
+      <w:r>
+        <w:t>x</w:t>
+      </w:r>
+      <w:r>
+        <w:t xml:space="preserve"> 800  bits = 0.32 Mbps.</w:t>
+      </w:r>
+    </w:p>
+    <w:p>
+      <w:pPr>
+        <w:numPr>
+          <w:ilvl w:val="0"/>
+          <w:numId w:val="55"/>
+        </w:numPr>
+        <w:rPr>
+          <w:lang w:val="el-GR"/>
+        </w:rPr>
+      </w:pPr>
+      <w:r>
+        <w:rPr>
+          <w:b/>
+          <w:bCs/>
+          <w:lang w:val="el-GR"/>
+        </w:rPr>
+        <w:t>Αποτέλεσμα:</w:t>
+      </w:r>
+      <w:r>
+        <w:rPr>
+          <w:lang w:val="el-GR"/>
+        </w:rPr>
+        <w:t xml:space="preserve"> Το δίκτυο λειτουργεί άνετα (0.32 &lt; 1.0). Δεν υπάρχει συμφόρηση, παρόλο που έχουμε δύο πηγές.</w:t>
+      </w:r>
+      <w:r>
+        <w:br/>
+      </w:r>
+      <w:r>
+        <w:lastRenderedPageBreak/>
+        <w:br/>
+      </w:r>
+      <w:r>
+        <w:rPr>
+          <w:lang w:val="el-GR"/>
+        </w:rPr>
+        <w:drawing>
+          <wp:inline distT="0" distB="0" distL="0" distR="0" wp14:anchorId="0465000D" wp14:editId="595EAE9B">
+            <wp:extent cx="5943600" cy="3194685"/>
+            <wp:effectExtent l="0" t="0" r="0" b="5715"/>
+            <wp:docPr id="505292646" name="Picture 1" descr="A screenshot of a graph"/>
+            <wp:cNvGraphicFramePr>
+              <a:graphicFrameLocks xmlns:a="http://schemas.openxmlformats.org/drawingml/2006/main" noChangeAspect="1"/>
+            </wp:cNvGraphicFramePr>
+            <a:graphic xmlns:a="http://schemas.openxmlformats.org/drawingml/2006/main">
+              <a:graphicData uri="http://schemas.openxmlformats.org/drawingml/2006/picture">
+                <pic:pic xmlns:pic="http://schemas.openxmlformats.org/drawingml/2006/picture">
+                  <pic:nvPicPr>
+                    <pic:cNvPr id="505292646" name="Picture 1" descr="A screenshot of a graph"/>
+                    <pic:cNvPicPr/>
+                  </pic:nvPicPr>
+                  <pic:blipFill>
+                    <a:blip r:embed="rId16"/>
+                    <a:stretch>
+                      <a:fillRect/>
+                    </a:stretch>
+                  </pic:blipFill>
+                  <pic:spPr>
+                    <a:xfrm>
+                      <a:off x="0" y="0"/>
+                      <a:ext cx="5943600" cy="3194685"/>
+                    </a:xfrm>
+                    <a:prstGeom prst="rect">
+                      <a:avLst/>
+                    </a:prstGeom>
+                  </pic:spPr>
+                </pic:pic>
+              </a:graphicData>
+            </a:graphic>
+          </wp:inline>
+        </w:drawing>
+      </w:r>
+    </w:p>
+    <w:p>
+      <w:r>
+        <w:rPr>
+          <w:b/>
+          <w:bCs/>
+        </w:rPr>
+        <w:t>Β. Μεγάλα Πακέτα (3000 Bytes)</w:t>
+      </w:r>
+    </w:p>
+    <w:p>
+      <w:pPr>
+        <w:numPr>
+          <w:ilvl w:val="0"/>
+          <w:numId w:val="56"/>
+        </w:numPr>
+      </w:pPr>
+      <w:r>
+        <w:rPr>
+          <w:b/>
+          <w:bCs/>
+        </w:rPr>
+        <w:t>Load:</w:t>
+      </w:r>
+      <w:r>
+        <w:t xml:space="preserve"> 400 </w:t>
+      </w:r>
+      <w:r>
+        <w:t>x</w:t>
+      </w:r>
+      <w:r>
+        <w:t xml:space="preserve"> 24000 = 9.6Mbps.</w:t>
+      </w:r>
+    </w:p>
+    <w:p>
+      <w:pPr>
+        <w:numPr>
+          <w:ilvl w:val="0"/>
+          <w:numId w:val="56"/>
+        </w:numPr>
+      </w:pPr>
+      <w:r>
+        <w:rPr>
+          <w:b/>
+          <w:bCs/>
+        </w:rPr>
+        <w:t>Συμπεριφορά:</w:t>
+      </w:r>
+      <w:r>
+        <w:t xml:space="preserve"> Καταστροφική συμφόρηση.</w:t>
+      </w:r>
+    </w:p>
+    <w:p>
+      <w:pPr>
+        <w:numPr>
+          <w:ilvl w:val="0"/>
+          <w:numId w:val="56"/>
+        </w:numPr>
+        <w:rPr>
+          <w:lang w:val="el-GR"/>
+        </w:rPr>
+      </w:pPr>
+      <w:r>
+        <w:rPr>
+          <w:b/>
+          <w:bCs/>
+        </w:rPr>
+        <w:t>Packet</w:t>
+      </w:r>
+      <w:r>
+        <w:rPr>
+          <w:b/>
+          <w:bCs/>
+          <w:lang w:val="el-GR"/>
+        </w:rPr>
+        <w:t xml:space="preserve"> </w:t>
+      </w:r>
+      <w:r>
+        <w:rPr>
+          <w:b/>
+          <w:bCs/>
+        </w:rPr>
+        <w:t>Loss</w:t>
+      </w:r>
+      <w:r>
+        <w:rPr>
+          <w:b/>
+          <w:bCs/>
+          <w:lang w:val="el-GR"/>
+        </w:rPr>
+        <w:t>:</w:t>
+      </w:r>
+      <w:r>
+        <w:rPr>
+          <w:lang w:val="el-GR"/>
+        </w:rPr>
+        <w:t xml:space="preserve"> Αγγίζει το </w:t>
+      </w:r>
+      <w:r>
+        <w:rPr>
+          <w:b/>
+          <w:bCs/>
+          <w:lang w:val="el-GR"/>
+        </w:rPr>
+        <w:t>~89%</w:t>
+      </w:r>
+      <w:r>
+        <w:rPr>
+          <w:lang w:val="el-GR"/>
+        </w:rPr>
+        <w:t xml:space="preserve">. Ο </w:t>
+      </w:r>
+      <w:r>
+        <w:t>Router</w:t>
+      </w:r>
+      <w:r>
+        <w:rPr>
+          <w:lang w:val="el-GR"/>
+        </w:rPr>
+        <w:t xml:space="preserve"> 1 μπορεί να περάσει ελάχιστα πακέτα.</w:t>
+      </w:r>
+    </w:p>
+    <w:p>
+      <w:pPr>
+        <w:numPr>
+          <w:ilvl w:val="0"/>
+          <w:numId w:val="56"/>
+        </w:numPr>
+        <w:rPr>
+          <w:lang w:val="el-GR"/>
+        </w:rPr>
+      </w:pPr>
+      <w:r>
+        <w:rPr>
+          <w:b/>
+          <w:bCs/>
+        </w:rPr>
+        <w:t>Delay</w:t>
+      </w:r>
+      <w:r>
+        <w:rPr>
+          <w:b/>
+          <w:bCs/>
+          <w:lang w:val="el-GR"/>
+        </w:rPr>
+        <w:t>:</w:t>
+      </w:r>
+      <w:r>
+        <w:rPr>
+          <w:lang w:val="el-GR"/>
+        </w:rPr>
+        <w:t xml:space="preserve"> Αυξάνεται δραματικά λόγω του μεγάλου </w:t>
+      </w:r>
+      <w:r>
+        <w:t>Transmission</w:t>
+      </w:r>
+      <w:r>
+        <w:rPr>
+          <w:lang w:val="el-GR"/>
+        </w:rPr>
+        <w:t xml:space="preserve"> </w:t>
+      </w:r>
+      <w:r>
+        <w:t>Delay</w:t>
+      </w:r>
+      <w:r>
+        <w:rPr>
+          <w:lang w:val="el-GR"/>
+        </w:rPr>
+        <w:t xml:space="preserve"> σε κάθε ένα από τα 3 </w:t>
+      </w:r>
+      <w:r>
+        <w:t>hops</w:t>
+      </w:r>
+      <w:r>
+        <w:rPr>
+          <w:lang w:val="el-GR"/>
+        </w:rPr>
+        <w:t>.</w:t>
+      </w:r>
+      <w:r>
+        <w:br/>
+      </w:r>
+      <w:r>
+        <w:lastRenderedPageBreak/>
+        <w:drawing>
+          <wp:inline distT="0" distB="0" distL="0" distR="0" wp14:anchorId="1E0612B9" wp14:editId="0E517EC7">
+            <wp:extent cx="5943600" cy="3194685"/>
+            <wp:effectExtent l="0" t="0" r="0" b="5715"/>
+            <wp:docPr id="508522793" name="Picture 1" descr="A screenshot of a graph&#10;&#10;AI-generated content may be incorrect."/>
+            <wp:cNvGraphicFramePr>
+              <a:graphicFrameLocks xmlns:a="http://schemas.openxmlformats.org/drawingml/2006/main" noChangeAspect="1"/>
+            </wp:cNvGraphicFramePr>
+            <a:graphic xmlns:a="http://schemas.openxmlformats.org/drawingml/2006/main">
+              <a:graphicData uri="http://schemas.openxmlformats.org/drawingml/2006/picture">
+                <pic:pic xmlns:pic="http://schemas.openxmlformats.org/drawingml/2006/picture">
+                  <pic:nvPicPr>
+                    <pic:cNvPr id="508522793" name="Picture 1" descr="A screenshot of a graph&#10;&#10;AI-generated content may be incorrect."/>
+                    <pic:cNvPicPr/>
+                  </pic:nvPicPr>
+                  <pic:blipFill>
+                    <a:blip r:embed="rId17"/>
+                    <a:stretch>
+                      <a:fillRect/>
+                    </a:stretch>
+                  </pic:blipFill>
+                  <pic:spPr>
+                    <a:xfrm>
+                      <a:off x="0" y="0"/>
+                      <a:ext cx="5943600" cy="3194685"/>
+                    </a:xfrm>
+                    <a:prstGeom prst="rect">
+                      <a:avLst/>
+                    </a:prstGeom>
+                  </pic:spPr>
+                </pic:pic>
+              </a:graphicData>
+            </a:graphic>
+          </wp:inline>
+        </w:drawing>
+      </w:r>
+      <w:r>
+        <w:br/>
+      </w:r>
+    </w:p>
+    <w:p>
+      <w:pPr>
+        <w:rPr>
+          <w:lang w:val="el-GR"/>
+        </w:rPr>
+      </w:pPr>
+      <w:r>
+        <w:rPr>
+          <w:b/>
+          <w:bCs/>
+          <w:lang w:val="el-GR"/>
+        </w:rPr>
+        <w:t xml:space="preserve">Γ. Πολύ Μεγάλα Πακέτα (5000 </w:t>
+      </w:r>
+      <w:r>
+        <w:rPr>
+          <w:b/>
+          <w:bCs/>
+        </w:rPr>
+        <w:t>Bytes</w:t>
+      </w:r>
+      <w:r>
+        <w:rPr>
+          <w:b/>
+          <w:bCs/>
+          <w:lang w:val="el-GR"/>
+        </w:rPr>
+        <w:t>)</w:t>
+      </w:r>
+    </w:p>
+    <w:p>
+      <w:pPr>
+        <w:numPr>
+          <w:ilvl w:val="0"/>
+          <w:numId w:val="57"/>
+        </w:numPr>
+      </w:pPr>
+      <w:r>
+        <w:rPr>
+          <w:b/>
+          <w:bCs/>
+        </w:rPr>
+        <w:t>Load:</w:t>
+      </w:r>
+      <w:r>
+        <w:t xml:space="preserve"> 400 </w:t>
+      </w:r>
+      <w:r>
+        <w:t>x</w:t>
+      </w:r>
+      <w:r>
+        <w:t xml:space="preserve"> 40000 = 16  Mbps.</w:t>
+      </w:r>
+    </w:p>
+    <w:p>
+      <w:pPr>
+        <w:numPr>
+          <w:ilvl w:val="0"/>
+          <w:numId w:val="57"/>
+        </w:numPr>
+        <w:rPr>
+          <w:lang w:val="el-GR"/>
+        </w:rPr>
+      </w:pPr>
+      <w:r>
+        <w:rPr>
+          <w:b/>
+          <w:bCs/>
+          <w:lang w:val="el-GR"/>
+        </w:rPr>
+        <w:t>Συμπεριφορά:</w:t>
+      </w:r>
+      <w:r>
+        <w:rPr>
+          <w:lang w:val="el-GR"/>
+        </w:rPr>
+        <w:t xml:space="preserve"> Το δίκτυο καταρρέει σχεδόν πλήρως.</w:t>
+      </w:r>
+    </w:p>
+    <w:p>
+      <w:pPr>
+        <w:numPr>
+          <w:ilvl w:val="0"/>
+          <w:numId w:val="57"/>
+        </w:numPr>
+      </w:pPr>
+      <w:r>
+        <w:rPr>
+          <w:b/>
+          <w:bCs/>
+        </w:rPr>
+        <w:t>Packet Loss:</w:t>
+      </w:r>
+      <w:r>
+        <w:t xml:space="preserve"> Ξεπερνά το </w:t>
+      </w:r>
+      <w:r>
+        <w:rPr>
+          <w:b/>
+          <w:bCs/>
+        </w:rPr>
+        <w:t>93%</w:t>
+      </w:r>
+      <w:r>
+        <w:t>.</w:t>
+      </w:r>
+    </w:p>
+    <w:p>
+      <w:pPr>
+        <w:numPr>
+          <w:ilvl w:val="0"/>
+          <w:numId w:val="57"/>
+        </w:numPr>
+        <w:rPr>
+          <w:lang w:val="el-GR"/>
+        </w:rPr>
+      </w:pPr>
+      <w:r>
+        <w:rPr>
+          <w:b/>
+          <w:bCs/>
+        </w:rPr>
+        <w:t>Delay</w:t>
+      </w:r>
+      <w:r>
+        <w:rPr>
+          <w:b/>
+          <w:bCs/>
+          <w:lang w:val="el-GR"/>
+        </w:rPr>
+        <w:t>:</w:t>
+      </w:r>
+      <w:r>
+        <w:rPr>
+          <w:lang w:val="el-GR"/>
+        </w:rPr>
+        <w:t xml:space="preserve"> Κάθε πακέτο που καταφέρνει να περάσει υφίσταται τεράστια καθυστέρηση μετάδοσης σε κάθε </w:t>
+      </w:r>
+      <w:r>
+        <w:t>Router</w:t>
+      </w:r>
+      <w:r>
+        <w:rPr>
+          <w:lang w:val="el-GR"/>
+        </w:rPr>
+        <w:t>.</w:t>
+      </w:r>
+      <w:r>
+        <w:br/>
+      </w:r>
+      <w:r>
+        <w:lastRenderedPageBreak/>
+        <w:br/>
+      </w:r>
+      <w:r>
+        <w:rPr>
+          <w:lang w:val="el-GR"/>
+        </w:rPr>
+        <w:drawing>
+          <wp:inline distT="0" distB="0" distL="0" distR="0" wp14:anchorId="09CBF8F2" wp14:editId="7DF583D7">
+            <wp:extent cx="5943600" cy="3194685"/>
+            <wp:effectExtent l="0" t="0" r="0" b="5715"/>
+            <wp:docPr id="1077541856" name="Picture 1" descr="A screenshot of a graph&#10;&#10;AI-generated content may be incorrect."/>
+            <wp:cNvGraphicFramePr>
+              <a:graphicFrameLocks xmlns:a="http://schemas.openxmlformats.org/drawingml/2006/main" noChangeAspect="1"/>
+            </wp:cNvGraphicFramePr>
+            <a:graphic xmlns:a="http://schemas.openxmlformats.org/drawingml/2006/main">
+              <a:graphicData uri="http://schemas.openxmlformats.org/drawingml/2006/picture">
+                <pic:pic xmlns:pic="http://schemas.openxmlformats.org/drawingml/2006/picture">
+                  <pic:nvPicPr>
+                    <pic:cNvPr id="1077541856" name="Picture 1" descr="A screenshot of a graph&#10;&#10;AI-generated content may be incorrect."/>
+                    <pic:cNvPicPr/>
+                  </pic:nvPicPr>
+                  <pic:blipFill>
+                    <a:blip r:embed="rId18"/>
+                    <a:stretch>
+                      <a:fillRect/>
+                    </a:stretch>
+                  </pic:blipFill>
+                  <pic:spPr>
+                    <a:xfrm>
+                      <a:off x="0" y="0"/>
+                      <a:ext cx="5943600" cy="3194685"/>
+                    </a:xfrm>
+                    <a:prstGeom prst="rect">
+                      <a:avLst/>
+                    </a:prstGeom>
+                  </pic:spPr>
+                </pic:pic>
+              </a:graphicData>
+            </a:graphic>
+          </wp:inline>
+        </w:drawing>
+      </w:r>
+    </w:p>
+    <w:p/>
+    <w:p>
+      <w:pPr>
+        <w:rPr>
+          <w:b/>
+          <w:bCs/>
+          <w:lang w:val="el-GR"/>
+        </w:rPr>
+      </w:pPr>
+      <w:r>
+        <w:rPr>
+          <w:b/>
+          <w:bCs/>
+          <w:lang w:val="el-GR"/>
+        </w:rPr>
+        <w:t>5. Συμπεράσματα Ερωτήματος 7</w:t>
+      </w:r>
+    </w:p>
+    <w:p>
+      <w:pPr>
+        <w:rPr>
+          <w:lang w:val="el-GR"/>
+        </w:rPr>
+      </w:pPr>
+      <w:r>
+        <w:rPr>
+          <w:lang w:val="el-GR"/>
+        </w:rPr>
+        <w:t>Η επέκταση του δικτύου ανέδειξε δύο κρίσιμα συμπεράσματα:</w:t>
+      </w:r>
+    </w:p>
+    <w:p>
+      <w:pPr>
+        <w:numPr>
+          <w:ilvl w:val="0"/>
+          <w:numId w:val="58"/>
+        </w:numPr>
+        <w:rPr>
+          <w:lang w:val="el-GR"/>
+        </w:rPr>
+      </w:pPr>
+      <w:r>
+        <w:rPr>
+          <w:b/>
+          <w:bCs/>
+          <w:lang w:val="el-GR"/>
+        </w:rPr>
+        <w:t>Συσσώρευση Κυκλοφορίας (</w:t>
+      </w:r>
+      <w:r>
+        <w:rPr>
+          <w:b/>
+          <w:bCs/>
+        </w:rPr>
+        <w:t>Traffic</w:t>
+      </w:r>
+      <w:r>
+        <w:rPr>
+          <w:b/>
+          <w:bCs/>
+          <w:lang w:val="el-GR"/>
+        </w:rPr>
+        <w:t xml:space="preserve"> </w:t>
+      </w:r>
+      <w:r>
+        <w:rPr>
+          <w:b/>
+          <w:bCs/>
+        </w:rPr>
+        <w:t>Aggregation</w:t>
+      </w:r>
+      <w:r>
+        <w:rPr>
+          <w:b/>
+          <w:bCs/>
+          <w:lang w:val="el-GR"/>
+        </w:rPr>
+        <w:t>):</w:t>
+      </w:r>
+      <w:r>
+        <w:rPr>
+          <w:lang w:val="el-GR"/>
+        </w:rPr>
+        <w:t xml:space="preserve"> Σε σύνθετα δίκτυα, τα σημεία όπου ενώνονται πολλές ροές (όπως ο </w:t>
+      </w:r>
+      <w:r>
+        <w:t>Router</w:t>
+      </w:r>
+      <w:r>
+        <w:rPr>
+          <w:lang w:val="el-GR"/>
+        </w:rPr>
+        <w:t xml:space="preserve"> 1) γίνονται τα κύρια σημεία συμφόρησης (</w:t>
+      </w:r>
+      <w:r>
+        <w:t>Hotspots</w:t>
+      </w:r>
+      <w:r>
+        <w:rPr>
+          <w:lang w:val="el-GR"/>
+        </w:rPr>
+        <w:t xml:space="preserve">). Ο επόμενος </w:t>
+      </w:r>
+      <w:r>
+        <w:t>Router</w:t>
+      </w:r>
+      <w:r>
+        <w:rPr>
+          <w:lang w:val="el-GR"/>
+        </w:rPr>
+        <w:t xml:space="preserve"> (</w:t>
+      </w:r>
+      <w:r>
+        <w:t>R</w:t>
+      </w:r>
+      <w:r>
+        <w:rPr>
+          <w:lang w:val="el-GR"/>
+        </w:rPr>
+        <w:t>2) υπολειτουργεί επειδή ο προηγούμενος δεν μπορεί να τον τροφοδοτήσει αρκετά γρήγορα.</w:t>
+      </w:r>
+    </w:p>
+    <w:p>
+      <w:pPr>
+        <w:numPr>
+          <w:ilvl w:val="0"/>
+          <w:numId w:val="58"/>
+        </w:numPr>
+        <w:rPr>
+          <w:lang w:val="el-GR"/>
+        </w:rPr>
+      </w:pPr>
+      <w:r>
+        <w:rPr>
+          <w:b/>
+          <w:bCs/>
+          <w:lang w:val="el-GR"/>
+        </w:rPr>
+        <w:t>Αυξημένη Ευαισθησία:</w:t>
+      </w:r>
+      <w:r>
+        <w:rPr>
+          <w:lang w:val="el-GR"/>
+        </w:rPr>
+        <w:t xml:space="preserve"> Το σύνθετο δίκτυο είναι πιο ευαίσθητο στον όγκο δεδομένων. Ενώ στο απλό δίκτυο τα 1000 </w:t>
+      </w:r>
+      <w:r>
+        <w:t>Bytes</w:t>
+      </w:r>
+      <w:r>
+        <w:rPr>
+          <w:lang w:val="el-GR"/>
+        </w:rPr>
+        <w:t>/</w:t>
+      </w:r>
+      <w:r>
+        <w:t>pkt</w:t>
+      </w:r>
+      <w:r>
+        <w:rPr>
+          <w:lang w:val="el-GR"/>
+        </w:rPr>
+        <w:t xml:space="preserve"> προκαλούσαν ~37% απώλειες, εδώ (με διπλάσιες πηγές) προκαλούν ~68% απώλειες.</w:t>
+      </w:r>
+    </w:p>
+    <w:p>
+      <w:pPr>
+        <w:rPr>
           <w:lang w:val="el-GR"/>
         </w:rPr>
       </w:pPr>
@@ -9262,6 +10618,155 @@
     </w:lvl>
   </w:abstractNum>
   <w:abstractNum w:abstractNumId="7" w15:restartNumberingAfterBreak="0">
+    <w:nsid w:val="175B2CF0"/>
+    <w:multiLevelType w:val="multilevel"/>
+    <w:tmpl w:val="5D4A4622"/>
+    <w:lvl w:ilvl="0">
+      <w:start w:val="1"/>
+      <w:numFmt w:val="bullet"/>
+      <w:lvlText w:val=""/>
+      <w:lvlJc w:val="left"/>
+      <w:pPr>
+        <w:tabs>
+          <w:tab w:val="num" w:pos="720"/>
+        </w:tabs>
+        <w:ind w:left="720" w:hanging="360"/>
+      </w:pPr>
+      <w:rPr>
+        <w:rFonts w:ascii="Symbol" w:hAnsi="Symbol" w:hint="default"/>
+        <w:sz w:val="20"/>
+      </w:rPr>
+    </w:lvl>
+    <w:lvl w:ilvl="1">
+      <w:start w:val="1"/>
+      <w:numFmt w:val="bullet"/>
+      <w:lvlText w:val="o"/>
+      <w:lvlJc w:val="left"/>
+      <w:pPr>
+        <w:tabs>
+          <w:tab w:val="num" w:pos="1440"/>
+        </w:tabs>
+        <w:ind w:left="1440" w:hanging="360"/>
+      </w:pPr>
+      <w:rPr>
+        <w:rFonts w:ascii="Courier New" w:hAnsi="Courier New" w:hint="default"/>
+        <w:sz w:val="20"/>
+      </w:rPr>
+    </w:lvl>
+    <w:lvl w:ilvl="2" w:tentative="1">
+      <w:start w:val="1"/>
+      <w:numFmt w:val="bullet"/>
+      <w:lvlText w:val=""/>
+      <w:lvlJc w:val="left"/>
+      <w:pPr>
+        <w:tabs>
+          <w:tab w:val="num" w:pos="2160"/>
+        </w:tabs>
+        <w:ind w:left="2160" w:hanging="360"/>
+      </w:pPr>
+      <w:rPr>
+        <w:rFonts w:ascii="Wingdings" w:hAnsi="Wingdings" w:hint="default"/>
+        <w:sz w:val="20"/>
+      </w:rPr>
+    </w:lvl>
+    <w:lvl w:ilvl="3" w:tentative="1">
+      <w:start w:val="1"/>
+      <w:numFmt w:val="bullet"/>
+      <w:lvlText w:val=""/>
+      <w:lvlJc w:val="left"/>
+      <w:pPr>
+        <w:tabs>
+          <w:tab w:val="num" w:pos="2880"/>
+        </w:tabs>
+        <w:ind w:left="2880" w:hanging="360"/>
+      </w:pPr>
+      <w:rPr>
+        <w:rFonts w:ascii="Wingdings" w:hAnsi="Wingdings" w:hint="default"/>
+        <w:sz w:val="20"/>
+      </w:rPr>
+    </w:lvl>
+    <w:lvl w:ilvl="4" w:tentative="1">
+      <w:start w:val="1"/>
+      <w:numFmt w:val="bullet"/>
+      <w:lvlText w:val=""/>
+      <w:lvlJc w:val="left"/>
+      <w:pPr>
+        <w:tabs>
+          <w:tab w:val="num" w:pos="3600"/>
+        </w:tabs>
+        <w:ind w:left="3600" w:hanging="360"/>
+      </w:pPr>
+      <w:rPr>
+        <w:rFonts w:ascii="Wingdings" w:hAnsi="Wingdings" w:hint="default"/>
+        <w:sz w:val="20"/>
+      </w:rPr>
+    </w:lvl>
+    <w:lvl w:ilvl="5" w:tentative="1">
+      <w:start w:val="1"/>
+      <w:numFmt w:val="bullet"/>
+      <w:lvlText w:val=""/>
+      <w:lvlJc w:val="left"/>
+      <w:pPr>
+        <w:tabs>
+          <w:tab w:val="num" w:pos="4320"/>
+        </w:tabs>
+        <w:ind w:left="4320" w:hanging="360"/>
+      </w:pPr>
+      <w:rPr>
+        <w:rFonts w:ascii="Wingdings" w:hAnsi="Wingdings" w:hint="default"/>
+        <w:sz w:val="20"/>
+      </w:rPr>
+    </w:lvl>
+    <w:lvl w:ilvl="6" w:tentative="1">
+      <w:start w:val="1"/>
+      <w:numFmt w:val="bullet"/>
+      <w:lvlText w:val=""/>
+      <w:lvlJc w:val="left"/>
+      <w:pPr>
+        <w:tabs>
+          <w:tab w:val="num" w:pos="5040"/>
+        </w:tabs>
+        <w:ind w:left="5040" w:hanging="360"/>
+      </w:pPr>
+      <w:rPr>
+        <w:rFonts w:ascii="Wingdings" w:hAnsi="Wingdings" w:hint="default"/>
+        <w:sz w:val="20"/>
+      </w:rPr>
+    </w:lvl>
+    <w:lvl w:ilvl="7" w:tentative="1">
+      <w:start w:val="1"/>
+      <w:numFmt w:val="bullet"/>
+      <w:lvlText w:val=""/>
+      <w:lvlJc w:val="left"/>
+      <w:pPr>
+        <w:tabs>
+          <w:tab w:val="num" w:pos="5760"/>
+        </w:tabs>
+        <w:ind w:left="5760" w:hanging="360"/>
+      </w:pPr>
+      <w:rPr>
+        <w:rFonts w:ascii="Wingdings" w:hAnsi="Wingdings" w:hint="default"/>
+        <w:sz w:val="20"/>
+      </w:rPr>
+    </w:lvl>
+    <w:lvl w:ilvl="8" w:tentative="1">
+      <w:start w:val="1"/>
+      <w:numFmt w:val="bullet"/>
+      <w:lvlText w:val=""/>
+      <w:lvlJc w:val="left"/>
+      <w:pPr>
+        <w:tabs>
+          <w:tab w:val="num" w:pos="6480"/>
+        </w:tabs>
+        <w:ind w:left="6480" w:hanging="360"/>
+      </w:pPr>
+      <w:rPr>
+        <w:rFonts w:ascii="Wingdings" w:hAnsi="Wingdings" w:hint="default"/>
+        <w:sz w:val="20"/>
+      </w:rPr>
+    </w:lvl>
+  </w:abstractNum>
+  <w:abstractNum w:abstractNumId="8" w15:restartNumberingAfterBreak="0">
     <w:nsid w:val="19DC3117"/>
     <w:multiLevelType w:val="multilevel"/>
     <w:tmpl w:val="082E20AE"/>
@@ -9374,7 +10879,7 @@
       </w:pPr>
     </w:lvl>
   </w:abstractNum>
-  <w:abstractNum w:abstractNumId="8" w15:restartNumberingAfterBreak="0">
+  <w:abstractNum w:abstractNumId="9" w15:restartNumberingAfterBreak="0">
     <w:nsid w:val="1F64007D"/>
     <w:multiLevelType w:val="multilevel"/>
     <w:tmpl w:val="B66833D8"/>
@@ -9523,7 +11028,7 @@
       </w:rPr>
     </w:lvl>
   </w:abstractNum>
-  <w:abstractNum w:abstractNumId="9" w15:restartNumberingAfterBreak="0">
+  <w:abstractNum w:abstractNumId="10" w15:restartNumberingAfterBreak="0">
     <w:nsid w:val="25C53EC5"/>
     <w:multiLevelType w:val="multilevel"/>
     <w:tmpl w:val="73DC3564"/>
@@ -9672,7 +11177,7 @@
       </w:rPr>
     </w:lvl>
   </w:abstractNum>
-  <w:abstractNum w:abstractNumId="10" w15:restartNumberingAfterBreak="0">
+  <w:abstractNum w:abstractNumId="11" w15:restartNumberingAfterBreak="0">
     <w:nsid w:val="25DB78B1"/>
     <w:multiLevelType w:val="multilevel"/>
     <w:tmpl w:val="CE88C1A0"/>
@@ -9821,7 +11326,7 @@
       </w:rPr>
     </w:lvl>
   </w:abstractNum>
-  <w:abstractNum w:abstractNumId="11" w15:restartNumberingAfterBreak="0">
+  <w:abstractNum w:abstractNumId="12" w15:restartNumberingAfterBreak="0">
     <w:nsid w:val="26DA2C2B"/>
     <w:multiLevelType w:val="multilevel"/>
     <w:tmpl w:val="5E4843EE"/>
@@ -9970,7 +11475,7 @@
       </w:rPr>
     </w:lvl>
   </w:abstractNum>
-  <w:abstractNum w:abstractNumId="12" w15:restartNumberingAfterBreak="0">
+  <w:abstractNum w:abstractNumId="13" w15:restartNumberingAfterBreak="0">
     <w:nsid w:val="27ED6523"/>
     <w:multiLevelType w:val="multilevel"/>
     <w:tmpl w:val="8E4682AE"/>
@@ -10119,7 +11624,7 @@
       </w:rPr>
     </w:lvl>
   </w:abstractNum>
-  <w:abstractNum w:abstractNumId="13" w15:restartNumberingAfterBreak="0">
+  <w:abstractNum w:abstractNumId="14" w15:restartNumberingAfterBreak="0">
     <w:nsid w:val="2B2A1259"/>
     <w:multiLevelType w:val="multilevel"/>
     <w:tmpl w:val="4D52DC1A"/>
@@ -10232,7 +11737,7 @@
       </w:pPr>
     </w:lvl>
   </w:abstractNum>
-  <w:abstractNum w:abstractNumId="14" w15:restartNumberingAfterBreak="0">
+  <w:abstractNum w:abstractNumId="15" w15:restartNumberingAfterBreak="0">
     <w:nsid w:val="2BA04CDA"/>
     <w:multiLevelType w:val="multilevel"/>
     <w:tmpl w:val="11F8C74E"/>
@@ -10381,7 +11886,7 @@
       </w:rPr>
     </w:lvl>
   </w:abstractNum>
-  <w:abstractNum w:abstractNumId="15" w15:restartNumberingAfterBreak="0">
+  <w:abstractNum w:abstractNumId="16" w15:restartNumberingAfterBreak="0">
     <w:nsid w:val="2D2F1349"/>
     <w:multiLevelType w:val="multilevel"/>
     <w:tmpl w:val="193208F0"/>
@@ -10530,7 +12035,7 @@
       </w:rPr>
     </w:lvl>
   </w:abstractNum>
-  <w:abstractNum w:abstractNumId="16" w15:restartNumberingAfterBreak="0">
+  <w:abstractNum w:abstractNumId="17" w15:restartNumberingAfterBreak="0">
     <w:nsid w:val="2EB04F67"/>
     <w:multiLevelType w:val="multilevel"/>
     <w:tmpl w:val="D472D5BE"/>
@@ -10679,7 +12184,156 @@
       </w:rPr>
     </w:lvl>
   </w:abstractNum>
-  <w:abstractNum w:abstractNumId="17" w15:restartNumberingAfterBreak="0">
+  <w:abstractNum w:abstractNumId="18" w15:restartNumberingAfterBreak="0">
+    <w:nsid w:val="341A0769"/>
+    <w:multiLevelType w:val="multilevel"/>
+    <w:tmpl w:val="EE3C117E"/>
+    <w:lvl w:ilvl="0">
+      <w:start w:val="1"/>
+      <w:numFmt w:val="bullet"/>
+      <w:lvlText w:val=""/>
+      <w:lvlJc w:val="left"/>
+      <w:pPr>
+        <w:tabs>
+          <w:tab w:val="num" w:pos="720"/>
+        </w:tabs>
+        <w:ind w:left="720" w:hanging="360"/>
+      </w:pPr>
+      <w:rPr>
+        <w:rFonts w:ascii="Symbol" w:hAnsi="Symbol" w:hint="default"/>
+        <w:sz w:val="20"/>
+      </w:rPr>
+    </w:lvl>
+    <w:lvl w:ilvl="1" w:tentative="1">
+      <w:start w:val="1"/>
+      <w:numFmt w:val="bullet"/>
+      <w:lvlText w:val="o"/>
+      <w:lvlJc w:val="left"/>
+      <w:pPr>
+        <w:tabs>
+          <w:tab w:val="num" w:pos="1440"/>
+        </w:tabs>
+        <w:ind w:left="1440" w:hanging="360"/>
+      </w:pPr>
+      <w:rPr>
+        <w:rFonts w:ascii="Courier New" w:hAnsi="Courier New" w:hint="default"/>
+        <w:sz w:val="20"/>
+      </w:rPr>
+    </w:lvl>
+    <w:lvl w:ilvl="2" w:tentative="1">
+      <w:start w:val="1"/>
+      <w:numFmt w:val="bullet"/>
+      <w:lvlText w:val=""/>
+      <w:lvlJc w:val="left"/>
+      <w:pPr>
+        <w:tabs>
+          <w:tab w:val="num" w:pos="2160"/>
+        </w:tabs>
+        <w:ind w:left="2160" w:hanging="360"/>
+      </w:pPr>
+      <w:rPr>
+        <w:rFonts w:ascii="Wingdings" w:hAnsi="Wingdings" w:hint="default"/>
+        <w:sz w:val="20"/>
+      </w:rPr>
+    </w:lvl>
+    <w:lvl w:ilvl="3" w:tentative="1">
+      <w:start w:val="1"/>
+      <w:numFmt w:val="bullet"/>
+      <w:lvlText w:val=""/>
+      <w:lvlJc w:val="left"/>
+      <w:pPr>
+        <w:tabs>
+          <w:tab w:val="num" w:pos="2880"/>
+        </w:tabs>
+        <w:ind w:left="2880" w:hanging="360"/>
+      </w:pPr>
+      <w:rPr>
+        <w:rFonts w:ascii="Wingdings" w:hAnsi="Wingdings" w:hint="default"/>
+        <w:sz w:val="20"/>
+      </w:rPr>
+    </w:lvl>
+    <w:lvl w:ilvl="4" w:tentative="1">
+      <w:start w:val="1"/>
+      <w:numFmt w:val="bullet"/>
+      <w:lvlText w:val=""/>
+      <w:lvlJc w:val="left"/>
+      <w:pPr>
+        <w:tabs>
+          <w:tab w:val="num" w:pos="3600"/>
+        </w:tabs>
+        <w:ind w:left="3600" w:hanging="360"/>
+      </w:pPr>
+      <w:rPr>
+        <w:rFonts w:ascii="Wingdings" w:hAnsi="Wingdings" w:hint="default"/>
+        <w:sz w:val="20"/>
+      </w:rPr>
+    </w:lvl>
+    <w:lvl w:ilvl="5" w:tentative="1">
+      <w:start w:val="1"/>
+      <w:numFmt w:val="bullet"/>
+      <w:lvlText w:val=""/>
+      <w:lvlJc w:val="left"/>
+      <w:pPr>
+        <w:tabs>
+          <w:tab w:val="num" w:pos="4320"/>
+        </w:tabs>
+        <w:ind w:left="4320" w:hanging="360"/>
+      </w:pPr>
+      <w:rPr>
+        <w:rFonts w:ascii="Wingdings" w:hAnsi="Wingdings" w:hint="default"/>
+        <w:sz w:val="20"/>
+      </w:rPr>
+    </w:lvl>
+    <w:lvl w:ilvl="6" w:tentative="1">
+      <w:start w:val="1"/>
+      <w:numFmt w:val="bullet"/>
+      <w:lvlText w:val=""/>
+      <w:lvlJc w:val="left"/>
+      <w:pPr>
+        <w:tabs>
+          <w:tab w:val="num" w:pos="5040"/>
+        </w:tabs>
+        <w:ind w:left="5040" w:hanging="360"/>
+      </w:pPr>
+      <w:rPr>
+        <w:rFonts w:ascii="Wingdings" w:hAnsi="Wingdings" w:hint="default"/>
+        <w:sz w:val="20"/>
+      </w:rPr>
+    </w:lvl>
+    <w:lvl w:ilvl="7" w:tentative="1">
+      <w:start w:val="1"/>
+      <w:numFmt w:val="bullet"/>
+      <w:lvlText w:val=""/>
+      <w:lvlJc w:val="left"/>
+      <w:pPr>
+        <w:tabs>
+          <w:tab w:val="num" w:pos="5760"/>
+        </w:tabs>
+        <w:ind w:left="5760" w:hanging="360"/>
+      </w:pPr>
+      <w:rPr>
+        <w:rFonts w:ascii="Wingdings" w:hAnsi="Wingdings" w:hint="default"/>
+        <w:sz w:val="20"/>
+      </w:rPr>
+    </w:lvl>
+    <w:lvl w:ilvl="8" w:tentative="1">
+      <w:start w:val="1"/>
+      <w:numFmt w:val="bullet"/>
+      <w:lvlText w:val=""/>
+      <w:lvlJc w:val="left"/>
+      <w:pPr>
+        <w:tabs>
+          <w:tab w:val="num" w:pos="6480"/>
+        </w:tabs>
+        <w:ind w:left="6480" w:hanging="360"/>
+      </w:pPr>
+      <w:rPr>
+        <w:rFonts w:ascii="Wingdings" w:hAnsi="Wingdings" w:hint="default"/>
+        <w:sz w:val="20"/>
+      </w:rPr>
+    </w:lvl>
+  </w:abstractNum>
+  <w:abstractNum w:abstractNumId="19" w15:restartNumberingAfterBreak="0">
     <w:nsid w:val="35D318C1"/>
     <w:multiLevelType w:val="multilevel"/>
     <w:tmpl w:val="D67C1310"/>
@@ -10828,7 +12482,7 @@
       </w:rPr>
     </w:lvl>
   </w:abstractNum>
-  <w:abstractNum w:abstractNumId="18" w15:restartNumberingAfterBreak="0">
+  <w:abstractNum w:abstractNumId="20" w15:restartNumberingAfterBreak="0">
     <w:nsid w:val="3737714F"/>
     <w:multiLevelType w:val="multilevel"/>
     <w:tmpl w:val="452878B8"/>
@@ -10941,7 +12595,7 @@
       </w:pPr>
     </w:lvl>
   </w:abstractNum>
-  <w:abstractNum w:abstractNumId="19" w15:restartNumberingAfterBreak="0">
+  <w:abstractNum w:abstractNumId="21" w15:restartNumberingAfterBreak="0">
     <w:nsid w:val="39E41C17"/>
     <w:multiLevelType w:val="multilevel"/>
     <w:tmpl w:val="9F02B58E"/>
@@ -11090,7 +12744,7 @@
       </w:rPr>
     </w:lvl>
   </w:abstractNum>
-  <w:abstractNum w:abstractNumId="20" w15:restartNumberingAfterBreak="0">
+  <w:abstractNum w:abstractNumId="22" w15:restartNumberingAfterBreak="0">
     <w:nsid w:val="3A9245AE"/>
     <w:multiLevelType w:val="multilevel"/>
     <w:tmpl w:val="BDDE875C"/>
@@ -11239,7 +12893,7 @@
       </w:rPr>
     </w:lvl>
   </w:abstractNum>
-  <w:abstractNum w:abstractNumId="21" w15:restartNumberingAfterBreak="0">
+  <w:abstractNum w:abstractNumId="23" w15:restartNumberingAfterBreak="0">
     <w:nsid w:val="3FAC7CBF"/>
     <w:multiLevelType w:val="multilevel"/>
     <w:tmpl w:val="0126524C"/>
@@ -11388,7 +13042,7 @@
       </w:rPr>
     </w:lvl>
   </w:abstractNum>
-  <w:abstractNum w:abstractNumId="22" w15:restartNumberingAfterBreak="0">
+  <w:abstractNum w:abstractNumId="24" w15:restartNumberingAfterBreak="0">
     <w:nsid w:val="41447DC4"/>
     <w:multiLevelType w:val="multilevel"/>
     <w:tmpl w:val="34145460"/>
@@ -11537,7 +13191,7 @@
       </w:rPr>
     </w:lvl>
   </w:abstractNum>
-  <w:abstractNum w:abstractNumId="23" w15:restartNumberingAfterBreak="0">
+  <w:abstractNum w:abstractNumId="25" w15:restartNumberingAfterBreak="0">
     <w:nsid w:val="416B5FB9"/>
     <w:multiLevelType w:val="multilevel"/>
     <w:tmpl w:val="F63AD70C"/>
@@ -11650,7 +13304,7 @@
       </w:pPr>
     </w:lvl>
   </w:abstractNum>
-  <w:abstractNum w:abstractNumId="24" w15:restartNumberingAfterBreak="0">
+  <w:abstractNum w:abstractNumId="26" w15:restartNumberingAfterBreak="0">
     <w:nsid w:val="431E144F"/>
     <w:multiLevelType w:val="multilevel"/>
     <w:tmpl w:val="884A0220"/>
@@ -11799,7 +13453,7 @@
       </w:rPr>
     </w:lvl>
   </w:abstractNum>
-  <w:abstractNum w:abstractNumId="25" w15:restartNumberingAfterBreak="0">
+  <w:abstractNum w:abstractNumId="27" w15:restartNumberingAfterBreak="0">
     <w:nsid w:val="4469459B"/>
     <w:multiLevelType w:val="multilevel"/>
     <w:tmpl w:val="29E8EF60"/>
@@ -11948,7 +13602,7 @@
       </w:rPr>
     </w:lvl>
   </w:abstractNum>
-  <w:abstractNum w:abstractNumId="26" w15:restartNumberingAfterBreak="0">
+  <w:abstractNum w:abstractNumId="28" w15:restartNumberingAfterBreak="0">
     <w:nsid w:val="453F5425"/>
     <w:multiLevelType w:val="multilevel"/>
     <w:tmpl w:val="9F2CED4C"/>
@@ -12097,7 +13751,7 @@
       </w:rPr>
     </w:lvl>
   </w:abstractNum>
-  <w:abstractNum w:abstractNumId="27" w15:restartNumberingAfterBreak="0">
+  <w:abstractNum w:abstractNumId="29" w15:restartNumberingAfterBreak="0">
     <w:nsid w:val="4BA2593A"/>
     <w:multiLevelType w:val="multilevel"/>
     <w:tmpl w:val="9630136A"/>
@@ -12246,7 +13900,7 @@
       </w:rPr>
     </w:lvl>
   </w:abstractNum>
-  <w:abstractNum w:abstractNumId="28" w15:restartNumberingAfterBreak="0">
+  <w:abstractNum w:abstractNumId="30" w15:restartNumberingAfterBreak="0">
     <w:nsid w:val="4CE24018"/>
     <w:multiLevelType w:val="multilevel"/>
     <w:tmpl w:val="4928E3DA"/>
@@ -12395,7 +14049,156 @@
       </w:rPr>
     </w:lvl>
   </w:abstractNum>
-  <w:abstractNum w:abstractNumId="29" w15:restartNumberingAfterBreak="0">
+  <w:abstractNum w:abstractNumId="31" w15:restartNumberingAfterBreak="0">
+    <w:nsid w:val="50521108"/>
+    <w:multiLevelType w:val="multilevel"/>
+    <w:tmpl w:val="45288E48"/>
+    <w:lvl w:ilvl="0">
+      <w:start w:val="1"/>
+      <w:numFmt w:val="bullet"/>
+      <w:lvlText w:val=""/>
+      <w:lvlJc w:val="left"/>
+      <w:pPr>
+        <w:tabs>
+          <w:tab w:val="num" w:pos="720"/>
+        </w:tabs>
+        <w:ind w:left="720" w:hanging="360"/>
+      </w:pPr>
+      <w:rPr>
+        <w:rFonts w:ascii="Symbol" w:hAnsi="Symbol" w:hint="default"/>
+        <w:sz w:val="20"/>
+      </w:rPr>
+    </w:lvl>
+    <w:lvl w:ilvl="1" w:tentative="1">
+      <w:start w:val="1"/>
+      <w:numFmt w:val="bullet"/>
+      <w:lvlText w:val="o"/>
+      <w:lvlJc w:val="left"/>
+      <w:pPr>
+        <w:tabs>
+          <w:tab w:val="num" w:pos="1440"/>
+        </w:tabs>
+        <w:ind w:left="1440" w:hanging="360"/>
+      </w:pPr>
+      <w:rPr>
+        <w:rFonts w:ascii="Courier New" w:hAnsi="Courier New" w:hint="default"/>
+        <w:sz w:val="20"/>
+      </w:rPr>
+    </w:lvl>
+    <w:lvl w:ilvl="2" w:tentative="1">
+      <w:start w:val="1"/>
+      <w:numFmt w:val="bullet"/>
+      <w:lvlText w:val=""/>
+      <w:lvlJc w:val="left"/>
+      <w:pPr>
+        <w:tabs>
+          <w:tab w:val="num" w:pos="2160"/>
+        </w:tabs>
+        <w:ind w:left="2160" w:hanging="360"/>
+      </w:pPr>
+      <w:rPr>
+        <w:rFonts w:ascii="Wingdings" w:hAnsi="Wingdings" w:hint="default"/>
+        <w:sz w:val="20"/>
+      </w:rPr>
+    </w:lvl>
+    <w:lvl w:ilvl="3" w:tentative="1">
+      <w:start w:val="1"/>
+      <w:numFmt w:val="bullet"/>
+      <w:lvlText w:val=""/>
+      <w:lvlJc w:val="left"/>
+      <w:pPr>
+        <w:tabs>
+          <w:tab w:val="num" w:pos="2880"/>
+        </w:tabs>
+        <w:ind w:left="2880" w:hanging="360"/>
+      </w:pPr>
+      <w:rPr>
+        <w:rFonts w:ascii="Wingdings" w:hAnsi="Wingdings" w:hint="default"/>
+        <w:sz w:val="20"/>
+      </w:rPr>
+    </w:lvl>
+    <w:lvl w:ilvl="4" w:tentative="1">
+      <w:start w:val="1"/>
+      <w:numFmt w:val="bullet"/>
+      <w:lvlText w:val=""/>
+      <w:lvlJc w:val="left"/>
+      <w:pPr>
+        <w:tabs>
+          <w:tab w:val="num" w:pos="3600"/>
+        </w:tabs>
+        <w:ind w:left="3600" w:hanging="360"/>
+      </w:pPr>
+      <w:rPr>
+        <w:rFonts w:ascii="Wingdings" w:hAnsi="Wingdings" w:hint="default"/>
+        <w:sz w:val="20"/>
+      </w:rPr>
+    </w:lvl>
+    <w:lvl w:ilvl="5" w:tentative="1">
+      <w:start w:val="1"/>
+      <w:numFmt w:val="bullet"/>
+      <w:lvlText w:val=""/>
+      <w:lvlJc w:val="left"/>
+      <w:pPr>
+        <w:tabs>
+          <w:tab w:val="num" w:pos="4320"/>
+        </w:tabs>
+        <w:ind w:left="4320" w:hanging="360"/>
+      </w:pPr>
+      <w:rPr>
+        <w:rFonts w:ascii="Wingdings" w:hAnsi="Wingdings" w:hint="default"/>
+        <w:sz w:val="20"/>
+      </w:rPr>
+    </w:lvl>
+    <w:lvl w:ilvl="6" w:tentative="1">
+      <w:start w:val="1"/>
+      <w:numFmt w:val="bullet"/>
+      <w:lvlText w:val=""/>
+      <w:lvlJc w:val="left"/>
+      <w:pPr>
+        <w:tabs>
+          <w:tab w:val="num" w:pos="5040"/>
+        </w:tabs>
+        <w:ind w:left="5040" w:hanging="360"/>
+      </w:pPr>
+      <w:rPr>
+        <w:rFonts w:ascii="Wingdings" w:hAnsi="Wingdings" w:hint="default"/>
+        <w:sz w:val="20"/>
+      </w:rPr>
+    </w:lvl>
+    <w:lvl w:ilvl="7" w:tentative="1">
+      <w:start w:val="1"/>
+      <w:numFmt w:val="bullet"/>
+      <w:lvlText w:val=""/>
+      <w:lvlJc w:val="left"/>
+      <w:pPr>
+        <w:tabs>
+          <w:tab w:val="num" w:pos="5760"/>
+        </w:tabs>
+        <w:ind w:left="5760" w:hanging="360"/>
+      </w:pPr>
+      <w:rPr>
+        <w:rFonts w:ascii="Wingdings" w:hAnsi="Wingdings" w:hint="default"/>
+        <w:sz w:val="20"/>
+      </w:rPr>
+    </w:lvl>
+    <w:lvl w:ilvl="8" w:tentative="1">
+      <w:start w:val="1"/>
+      <w:numFmt w:val="bullet"/>
+      <w:lvlText w:val=""/>
+      <w:lvlJc w:val="left"/>
+      <w:pPr>
+        <w:tabs>
+          <w:tab w:val="num" w:pos="6480"/>
+        </w:tabs>
+        <w:ind w:left="6480" w:hanging="360"/>
+      </w:pPr>
+      <w:rPr>
+        <w:rFonts w:ascii="Wingdings" w:hAnsi="Wingdings" w:hint="default"/>
+        <w:sz w:val="20"/>
+      </w:rPr>
+    </w:lvl>
+  </w:abstractNum>
+  <w:abstractNum w:abstractNumId="32" w15:restartNumberingAfterBreak="0">
     <w:nsid w:val="533A0D83"/>
     <w:multiLevelType w:val="multilevel"/>
     <w:tmpl w:val="F850AAB2"/>
@@ -12544,7 +14347,7 @@
       </w:rPr>
     </w:lvl>
   </w:abstractNum>
-  <w:abstractNum w:abstractNumId="30" w15:restartNumberingAfterBreak="0">
+  <w:abstractNum w:abstractNumId="33" w15:restartNumberingAfterBreak="0">
     <w:nsid w:val="53B45E8C"/>
     <w:multiLevelType w:val="multilevel"/>
     <w:tmpl w:val="BA12B274"/>
@@ -12693,7 +14496,7 @@
       </w:rPr>
     </w:lvl>
   </w:abstractNum>
-  <w:abstractNum w:abstractNumId="31" w15:restartNumberingAfterBreak="0">
+  <w:abstractNum w:abstractNumId="34" w15:restartNumberingAfterBreak="0">
     <w:nsid w:val="53C33556"/>
     <w:multiLevelType w:val="multilevel"/>
     <w:tmpl w:val="C628625C"/>
@@ -12842,7 +14645,7 @@
       </w:rPr>
     </w:lvl>
   </w:abstractNum>
-  <w:abstractNum w:abstractNumId="32" w15:restartNumberingAfterBreak="0">
+  <w:abstractNum w:abstractNumId="35" w15:restartNumberingAfterBreak="0">
     <w:nsid w:val="53DF498A"/>
     <w:multiLevelType w:val="multilevel"/>
     <w:tmpl w:val="0E6CC19E"/>
@@ -12991,7 +14794,156 @@
       </w:rPr>
     </w:lvl>
   </w:abstractNum>
-  <w:abstractNum w:abstractNumId="33" w15:restartNumberingAfterBreak="0">
+  <w:abstractNum w:abstractNumId="36" w15:restartNumberingAfterBreak="0">
+    <w:nsid w:val="546B4E88"/>
+    <w:multiLevelType w:val="multilevel"/>
+    <w:tmpl w:val="DACC5D04"/>
+    <w:lvl w:ilvl="0">
+      <w:start w:val="1"/>
+      <w:numFmt w:val="bullet"/>
+      <w:lvlText w:val=""/>
+      <w:lvlJc w:val="left"/>
+      <w:pPr>
+        <w:tabs>
+          <w:tab w:val="num" w:pos="720"/>
+        </w:tabs>
+        <w:ind w:left="720" w:hanging="360"/>
+      </w:pPr>
+      <w:rPr>
+        <w:rFonts w:ascii="Symbol" w:hAnsi="Symbol" w:hint="default"/>
+        <w:sz w:val="20"/>
+      </w:rPr>
+    </w:lvl>
+    <w:lvl w:ilvl="1" w:tentative="1">
+      <w:start w:val="1"/>
+      <w:numFmt w:val="bullet"/>
+      <w:lvlText w:val="o"/>
+      <w:lvlJc w:val="left"/>
+      <w:pPr>
+        <w:tabs>
+          <w:tab w:val="num" w:pos="1440"/>
+        </w:tabs>
+        <w:ind w:left="1440" w:hanging="360"/>
+      </w:pPr>
+      <w:rPr>
+        <w:rFonts w:ascii="Courier New" w:hAnsi="Courier New" w:hint="default"/>
+        <w:sz w:val="20"/>
+      </w:rPr>
+    </w:lvl>
+    <w:lvl w:ilvl="2" w:tentative="1">
+      <w:start w:val="1"/>
+      <w:numFmt w:val="bullet"/>
+      <w:lvlText w:val=""/>
+      <w:lvlJc w:val="left"/>
+      <w:pPr>
+        <w:tabs>
+          <w:tab w:val="num" w:pos="2160"/>
+        </w:tabs>
+        <w:ind w:left="2160" w:hanging="360"/>
+      </w:pPr>
+      <w:rPr>
+        <w:rFonts w:ascii="Wingdings" w:hAnsi="Wingdings" w:hint="default"/>
+        <w:sz w:val="20"/>
+      </w:rPr>
+    </w:lvl>
+    <w:lvl w:ilvl="3" w:tentative="1">
+      <w:start w:val="1"/>
+      <w:numFmt w:val="bullet"/>
+      <w:lvlText w:val=""/>
+      <w:lvlJc w:val="left"/>
+      <w:pPr>
+        <w:tabs>
+          <w:tab w:val="num" w:pos="2880"/>
+        </w:tabs>
+        <w:ind w:left="2880" w:hanging="360"/>
+      </w:pPr>
+      <w:rPr>
+        <w:rFonts w:ascii="Wingdings" w:hAnsi="Wingdings" w:hint="default"/>
+        <w:sz w:val="20"/>
+      </w:rPr>
+    </w:lvl>
+    <w:lvl w:ilvl="4" w:tentative="1">
+      <w:start w:val="1"/>
+      <w:numFmt w:val="bullet"/>
+      <w:lvlText w:val=""/>
+      <w:lvlJc w:val="left"/>
+      <w:pPr>
+        <w:tabs>
+          <w:tab w:val="num" w:pos="3600"/>
+        </w:tabs>
+        <w:ind w:left="3600" w:hanging="360"/>
+      </w:pPr>
+      <w:rPr>
+        <w:rFonts w:ascii="Wingdings" w:hAnsi="Wingdings" w:hint="default"/>
+        <w:sz w:val="20"/>
+      </w:rPr>
+    </w:lvl>
+    <w:lvl w:ilvl="5" w:tentative="1">
+      <w:start w:val="1"/>
+      <w:numFmt w:val="bullet"/>
+      <w:lvlText w:val=""/>
+      <w:lvlJc w:val="left"/>
+      <w:pPr>
+        <w:tabs>
+          <w:tab w:val="num" w:pos="4320"/>
+        </w:tabs>
+        <w:ind w:left="4320" w:hanging="360"/>
+      </w:pPr>
+      <w:rPr>
+        <w:rFonts w:ascii="Wingdings" w:hAnsi="Wingdings" w:hint="default"/>
+        <w:sz w:val="20"/>
+      </w:rPr>
+    </w:lvl>
+    <w:lvl w:ilvl="6" w:tentative="1">
+      <w:start w:val="1"/>
+      <w:numFmt w:val="bullet"/>
+      <w:lvlText w:val=""/>
+      <w:lvlJc w:val="left"/>
+      <w:pPr>
+        <w:tabs>
+          <w:tab w:val="num" w:pos="5040"/>
+        </w:tabs>
+        <w:ind w:left="5040" w:hanging="360"/>
+      </w:pPr>
+      <w:rPr>
+        <w:rFonts w:ascii="Wingdings" w:hAnsi="Wingdings" w:hint="default"/>
+        <w:sz w:val="20"/>
+      </w:rPr>
+    </w:lvl>
+    <w:lvl w:ilvl="7" w:tentative="1">
+      <w:start w:val="1"/>
+      <w:numFmt w:val="bullet"/>
+      <w:lvlText w:val=""/>
+      <w:lvlJc w:val="left"/>
+      <w:pPr>
+        <w:tabs>
+          <w:tab w:val="num" w:pos="5760"/>
+        </w:tabs>
+        <w:ind w:left="5760" w:hanging="360"/>
+      </w:pPr>
+      <w:rPr>
+        <w:rFonts w:ascii="Wingdings" w:hAnsi="Wingdings" w:hint="default"/>
+        <w:sz w:val="20"/>
+      </w:rPr>
+    </w:lvl>
+    <w:lvl w:ilvl="8" w:tentative="1">
+      <w:start w:val="1"/>
+      <w:numFmt w:val="bullet"/>
+      <w:lvlText w:val=""/>
+      <w:lvlJc w:val="left"/>
+      <w:pPr>
+        <w:tabs>
+          <w:tab w:val="num" w:pos="6480"/>
+        </w:tabs>
+        <w:ind w:left="6480" w:hanging="360"/>
+      </w:pPr>
+      <w:rPr>
+        <w:rFonts w:ascii="Wingdings" w:hAnsi="Wingdings" w:hint="default"/>
+        <w:sz w:val="20"/>
+      </w:rPr>
+    </w:lvl>
+  </w:abstractNum>
+  <w:abstractNum w:abstractNumId="37" w15:restartNumberingAfterBreak="0">
     <w:nsid w:val="55847D1E"/>
     <w:multiLevelType w:val="multilevel"/>
     <w:tmpl w:val="841462A8"/>
@@ -13104,7 +15056,7 @@
       </w:pPr>
     </w:lvl>
   </w:abstractNum>
-  <w:abstractNum w:abstractNumId="34" w15:restartNumberingAfterBreak="0">
+  <w:abstractNum w:abstractNumId="38" w15:restartNumberingAfterBreak="0">
     <w:nsid w:val="56CB68C4"/>
     <w:multiLevelType w:val="multilevel"/>
     <w:tmpl w:val="D41A7480"/>
@@ -13253,7 +15205,7 @@
       </w:rPr>
     </w:lvl>
   </w:abstractNum>
-  <w:abstractNum w:abstractNumId="35" w15:restartNumberingAfterBreak="0">
+  <w:abstractNum w:abstractNumId="39" w15:restartNumberingAfterBreak="0">
     <w:nsid w:val="56DA3426"/>
     <w:multiLevelType w:val="multilevel"/>
     <w:tmpl w:val="BE542ABE"/>
@@ -13402,7 +15354,7 @@
       </w:rPr>
     </w:lvl>
   </w:abstractNum>
-  <w:abstractNum w:abstractNumId="36" w15:restartNumberingAfterBreak="0">
+  <w:abstractNum w:abstractNumId="40" w15:restartNumberingAfterBreak="0">
     <w:nsid w:val="579235E8"/>
     <w:multiLevelType w:val="multilevel"/>
     <w:tmpl w:val="6EC61736"/>
@@ -13551,7 +15503,7 @@
       </w:rPr>
     </w:lvl>
   </w:abstractNum>
-  <w:abstractNum w:abstractNumId="37" w15:restartNumberingAfterBreak="0">
+  <w:abstractNum w:abstractNumId="41" w15:restartNumberingAfterBreak="0">
     <w:nsid w:val="58661B36"/>
     <w:multiLevelType w:val="multilevel"/>
     <w:tmpl w:val="3206582C"/>
@@ -13700,7 +15652,7 @@
       </w:rPr>
     </w:lvl>
   </w:abstractNum>
-  <w:abstractNum w:abstractNumId="38" w15:restartNumberingAfterBreak="0">
+  <w:abstractNum w:abstractNumId="42" w15:restartNumberingAfterBreak="0">
     <w:nsid w:val="594210A4"/>
     <w:multiLevelType w:val="multilevel"/>
     <w:tmpl w:val="4BE62250"/>
@@ -13813,7 +15765,7 @@
       </w:pPr>
     </w:lvl>
   </w:abstractNum>
-  <w:abstractNum w:abstractNumId="39" w15:restartNumberingAfterBreak="0">
+  <w:abstractNum w:abstractNumId="43" w15:restartNumberingAfterBreak="0">
     <w:nsid w:val="5A460361"/>
     <w:multiLevelType w:val="multilevel"/>
     <w:tmpl w:val="B944FCD4"/>
@@ -13962,7 +15914,120 @@
       </w:rPr>
     </w:lvl>
   </w:abstractNum>
-  <w:abstractNum w:abstractNumId="40" w15:restartNumberingAfterBreak="0">
+  <w:abstractNum w:abstractNumId="44" w15:restartNumberingAfterBreak="0">
+    <w:nsid w:val="5C9C0CBE"/>
+    <w:multiLevelType w:val="multilevel"/>
+    <w:tmpl w:val="036EE0F4"/>
+    <w:lvl w:ilvl="0">
+      <w:start w:val="1"/>
+      <w:numFmt w:val="decimal"/>
+      <w:lvlText w:val="%1."/>
+      <w:lvlJc w:val="left"/>
+      <w:pPr>
+        <w:tabs>
+          <w:tab w:val="num" w:pos="720"/>
+        </w:tabs>
+        <w:ind w:left="720" w:hanging="360"/>
+      </w:pPr>
+    </w:lvl>
+    <w:lvl w:ilvl="1" w:tentative="1">
+      <w:start w:val="1"/>
+      <w:numFmt w:val="decimal"/>
+      <w:lvlText w:val="%2."/>
+      <w:lvlJc w:val="left"/>
+      <w:pPr>
+        <w:tabs>
+          <w:tab w:val="num" w:pos="1440"/>
+        </w:tabs>
+        <w:ind w:left="1440" w:hanging="360"/>
+      </w:pPr>
+    </w:lvl>
+    <w:lvl w:ilvl="2" w:tentative="1">
+      <w:start w:val="1"/>
+      <w:numFmt w:val="decimal"/>
+      <w:lvlText w:val="%3."/>
+      <w:lvlJc w:val="left"/>
+      <w:pPr>
+        <w:tabs>
+          <w:tab w:val="num" w:pos="2160"/>
+        </w:tabs>
+        <w:ind w:left="2160" w:hanging="360"/>
+      </w:pPr>
+    </w:lvl>
+    <w:lvl w:ilvl="3" w:tentative="1">
+      <w:start w:val="1"/>
+      <w:numFmt w:val="decimal"/>
+      <w:lvlText w:val="%4."/>
+      <w:lvlJc w:val="left"/>
+      <w:pPr>
+        <w:tabs>
+          <w:tab w:val="num" w:pos="2880"/>
+        </w:tabs>
+        <w:ind w:left="2880" w:hanging="360"/>
+      </w:pPr>
+    </w:lvl>
+    <w:lvl w:ilvl="4" w:tentative="1">
+      <w:start w:val="1"/>
+      <w:numFmt w:val="decimal"/>
+      <w:lvlText w:val="%5."/>
+      <w:lvlJc w:val="left"/>
+      <w:pPr>
+        <w:tabs>
+          <w:tab w:val="num" w:pos="3600"/>
+        </w:tabs>
+        <w:ind w:left="3600" w:hanging="360"/>
+      </w:pPr>
+    </w:lvl>
+    <w:lvl w:ilvl="5" w:tentative="1">
+      <w:start w:val="1"/>
+      <w:numFmt w:val="decimal"/>
+      <w:lvlText w:val="%6."/>
+      <w:lvlJc w:val="left"/>
+      <w:pPr>
+        <w:tabs>
+          <w:tab w:val="num" w:pos="4320"/>
+        </w:tabs>
+        <w:ind w:left="4320" w:hanging="360"/>
+      </w:pPr>
+    </w:lvl>
+    <w:lvl w:ilvl="6" w:tentative="1">
+      <w:start w:val="1"/>
+      <w:numFmt w:val="decimal"/>
+      <w:lvlText w:val="%7."/>
+      <w:lvlJc w:val="left"/>
+      <w:pPr>
+        <w:tabs>
+          <w:tab w:val="num" w:pos="5040"/>
+        </w:tabs>
+        <w:ind w:left="5040" w:hanging="360"/>
+      </w:pPr>
+    </w:lvl>
+    <w:lvl w:ilvl="7" w:tentative="1">
+      <w:start w:val="1"/>
+      <w:numFmt w:val="decimal"/>
+      <w:lvlText w:val="%8."/>
+      <w:lvlJc w:val="left"/>
+      <w:pPr>
+        <w:tabs>
+          <w:tab w:val="num" w:pos="5760"/>
+        </w:tabs>
+        <w:ind w:left="5760" w:hanging="360"/>
+      </w:pPr>
+    </w:lvl>
+    <w:lvl w:ilvl="8" w:tentative="1">
+      <w:start w:val="1"/>
+      <w:numFmt w:val="decimal"/>
+      <w:lvlText w:val="%9."/>
+      <w:lvlJc w:val="left"/>
+      <w:pPr>
+        <w:tabs>
+          <w:tab w:val="num" w:pos="6480"/>
+        </w:tabs>
+        <w:ind w:left="6480" w:hanging="360"/>
+      </w:pPr>
+    </w:lvl>
+  </w:abstractNum>
+  <w:abstractNum w:abstractNumId="45" w15:restartNumberingAfterBreak="0">
     <w:nsid w:val="5F8B20E0"/>
     <w:multiLevelType w:val="multilevel"/>
     <w:tmpl w:val="ECE83FE4"/>
@@ -14111,7 +16176,7 @@
       </w:rPr>
     </w:lvl>
   </w:abstractNum>
-  <w:abstractNum w:abstractNumId="41" w15:restartNumberingAfterBreak="0">
+  <w:abstractNum w:abstractNumId="46" w15:restartNumberingAfterBreak="0">
     <w:nsid w:val="605C7CB4"/>
     <w:multiLevelType w:val="multilevel"/>
     <w:tmpl w:val="96466A40"/>
@@ -14260,7 +16325,7 @@
       </w:rPr>
     </w:lvl>
   </w:abstractNum>
-  <w:abstractNum w:abstractNumId="42" w15:restartNumberingAfterBreak="0">
+  <w:abstractNum w:abstractNumId="47" w15:restartNumberingAfterBreak="0">
     <w:nsid w:val="60D1754D"/>
     <w:multiLevelType w:val="multilevel"/>
     <w:tmpl w:val="B084501A"/>
@@ -14373,7 +16438,7 @@
       </w:pPr>
     </w:lvl>
   </w:abstractNum>
-  <w:abstractNum w:abstractNumId="43" w15:restartNumberingAfterBreak="0">
+  <w:abstractNum w:abstractNumId="48" w15:restartNumberingAfterBreak="0">
     <w:nsid w:val="66691D5C"/>
     <w:multiLevelType w:val="multilevel"/>
     <w:tmpl w:val="1BA878D2"/>
@@ -14486,7 +16551,156 @@
       </w:pPr>
     </w:lvl>
   </w:abstractNum>
-  <w:abstractNum w:abstractNumId="44" w15:restartNumberingAfterBreak="0">
+  <w:abstractNum w:abstractNumId="49" w15:restartNumberingAfterBreak="0">
+    <w:nsid w:val="6A341D66"/>
+    <w:multiLevelType w:val="multilevel"/>
+    <w:tmpl w:val="17567D4E"/>
+    <w:lvl w:ilvl="0">
+      <w:start w:val="1"/>
+      <w:numFmt w:val="bullet"/>
+      <w:lvlText w:val=""/>
+      <w:lvlJc w:val="left"/>
+      <w:pPr>
+        <w:tabs>
+          <w:tab w:val="num" w:pos="720"/>
+        </w:tabs>
+        <w:ind w:left="720" w:hanging="360"/>
+      </w:pPr>
+      <w:rPr>
+        <w:rFonts w:ascii="Symbol" w:hAnsi="Symbol" w:hint="default"/>
+        <w:sz w:val="20"/>
+      </w:rPr>
+    </w:lvl>
+    <w:lvl w:ilvl="1">
+      <w:start w:val="1"/>
+      <w:numFmt w:val="bullet"/>
+      <w:lvlText w:val="o"/>
+      <w:lvlJc w:val="left"/>
+      <w:pPr>
+        <w:tabs>
+          <w:tab w:val="num" w:pos="1440"/>
+        </w:tabs>
+        <w:ind w:left="1440" w:hanging="360"/>
+      </w:pPr>
+      <w:rPr>
+        <w:rFonts w:ascii="Courier New" w:hAnsi="Courier New" w:hint="default"/>
+        <w:sz w:val="20"/>
+      </w:rPr>
+    </w:lvl>
+    <w:lvl w:ilvl="2" w:tentative="1">
+      <w:start w:val="1"/>
+      <w:numFmt w:val="bullet"/>
+      <w:lvlText w:val=""/>
+      <w:lvlJc w:val="left"/>
+      <w:pPr>
+        <w:tabs>
+          <w:tab w:val="num" w:pos="2160"/>
+        </w:tabs>
+        <w:ind w:left="2160" w:hanging="360"/>
+      </w:pPr>
+      <w:rPr>
+        <w:rFonts w:ascii="Wingdings" w:hAnsi="Wingdings" w:hint="default"/>
+        <w:sz w:val="20"/>
+      </w:rPr>
+    </w:lvl>
+    <w:lvl w:ilvl="3" w:tentative="1">
+      <w:start w:val="1"/>
+      <w:numFmt w:val="bullet"/>
+      <w:lvlText w:val=""/>
+      <w:lvlJc w:val="left"/>
+      <w:pPr>
+        <w:tabs>
+          <w:tab w:val="num" w:pos="2880"/>
+        </w:tabs>
+        <w:ind w:left="2880" w:hanging="360"/>
+      </w:pPr>
+      <w:rPr>
+        <w:rFonts w:ascii="Wingdings" w:hAnsi="Wingdings" w:hint="default"/>
+        <w:sz w:val="20"/>
+      </w:rPr>
+    </w:lvl>
+    <w:lvl w:ilvl="4" w:tentative="1">
+      <w:start w:val="1"/>
+      <w:numFmt w:val="bullet"/>
+      <w:lvlText w:val=""/>
+      <w:lvlJc w:val="left"/>
+      <w:pPr>
+        <w:tabs>
+          <w:tab w:val="num" w:pos="3600"/>
+        </w:tabs>
+        <w:ind w:left="3600" w:hanging="360"/>
+      </w:pPr>
+      <w:rPr>
+        <w:rFonts w:ascii="Wingdings" w:hAnsi="Wingdings" w:hint="default"/>
+        <w:sz w:val="20"/>
+      </w:rPr>
+    </w:lvl>
+    <w:lvl w:ilvl="5" w:tentative="1">
+      <w:start w:val="1"/>
+      <w:numFmt w:val="bullet"/>
+      <w:lvlText w:val=""/>
+      <w:lvlJc w:val="left"/>
+      <w:pPr>
+        <w:tabs>
+          <w:tab w:val="num" w:pos="4320"/>
+        </w:tabs>
+        <w:ind w:left="4320" w:hanging="360"/>
+      </w:pPr>
+      <w:rPr>
+        <w:rFonts w:ascii="Wingdings" w:hAnsi="Wingdings" w:hint="default"/>
+        <w:sz w:val="20"/>
+      </w:rPr>
+    </w:lvl>
+    <w:lvl w:ilvl="6" w:tentative="1">
+      <w:start w:val="1"/>
+      <w:numFmt w:val="bullet"/>
+      <w:lvlText w:val=""/>
+      <w:lvlJc w:val="left"/>
+      <w:pPr>
+        <w:tabs>
+          <w:tab w:val="num" w:pos="5040"/>
+        </w:tabs>
+        <w:ind w:left="5040" w:hanging="360"/>
+      </w:pPr>
+      <w:rPr>
+        <w:rFonts w:ascii="Wingdings" w:hAnsi="Wingdings" w:hint="default"/>
+        <w:sz w:val="20"/>
+      </w:rPr>
+    </w:lvl>
+    <w:lvl w:ilvl="7" w:tentative="1">
+      <w:start w:val="1"/>
+      <w:numFmt w:val="bullet"/>
+      <w:lvlText w:val=""/>
+      <w:lvlJc w:val="left"/>
+      <w:pPr>
+        <w:tabs>
+          <w:tab w:val="num" w:pos="5760"/>
+        </w:tabs>
+        <w:ind w:left="5760" w:hanging="360"/>
+      </w:pPr>
+      <w:rPr>
+        <w:rFonts w:ascii="Wingdings" w:hAnsi="Wingdings" w:hint="default"/>
+        <w:sz w:val="20"/>
+      </w:rPr>
+    </w:lvl>
+    <w:lvl w:ilvl="8" w:tentative="1">
+      <w:start w:val="1"/>
+      <w:numFmt w:val="bullet"/>
+      <w:lvlText w:val=""/>
+      <w:lvlJc w:val="left"/>
+      <w:pPr>
+        <w:tabs>
+          <w:tab w:val="num" w:pos="6480"/>
+        </w:tabs>
+        <w:ind w:left="6480" w:hanging="360"/>
+      </w:pPr>
+      <w:rPr>
+        <w:rFonts w:ascii="Wingdings" w:hAnsi="Wingdings" w:hint="default"/>
+        <w:sz w:val="20"/>
+      </w:rPr>
+    </w:lvl>
+  </w:abstractNum>
+  <w:abstractNum w:abstractNumId="50" w15:restartNumberingAfterBreak="0">
     <w:nsid w:val="6F624050"/>
     <w:multiLevelType w:val="multilevel"/>
     <w:tmpl w:val="0388E6B6"/>
@@ -14635,7 +16849,7 @@
       </w:rPr>
     </w:lvl>
   </w:abstractNum>
-  <w:abstractNum w:abstractNumId="45" w15:restartNumberingAfterBreak="0">
+  <w:abstractNum w:abstractNumId="51" w15:restartNumberingAfterBreak="0">
     <w:nsid w:val="730A0C29"/>
     <w:multiLevelType w:val="multilevel"/>
     <w:tmpl w:val="7BACDAC8"/>
@@ -14784,7 +16998,7 @@
       </w:rPr>
     </w:lvl>
   </w:abstractNum>
-  <w:abstractNum w:abstractNumId="46" w15:restartNumberingAfterBreak="0">
+  <w:abstractNum w:abstractNumId="52" w15:restartNumberingAfterBreak="0">
     <w:nsid w:val="73B24AF5"/>
     <w:multiLevelType w:val="multilevel"/>
     <w:tmpl w:val="D2F469B8"/>
@@ -14933,7 +17147,7 @@
       </w:rPr>
     </w:lvl>
   </w:abstractNum>
-  <w:abstractNum w:abstractNumId="47" w15:restartNumberingAfterBreak="0">
+  <w:abstractNum w:abstractNumId="53" w15:restartNumberingAfterBreak="0">
     <w:nsid w:val="7505181C"/>
     <w:multiLevelType w:val="multilevel"/>
     <w:tmpl w:val="3426DF12"/>
@@ -15082,7 +17296,7 @@
       </w:rPr>
     </w:lvl>
   </w:abstractNum>
-  <w:abstractNum w:abstractNumId="48" w15:restartNumberingAfterBreak="0">
+  <w:abstractNum w:abstractNumId="54" w15:restartNumberingAfterBreak="0">
     <w:nsid w:val="75C842BA"/>
     <w:multiLevelType w:val="multilevel"/>
     <w:tmpl w:val="14323E26"/>
@@ -15231,7 +17445,305 @@
       </w:rPr>
     </w:lvl>
   </w:abstractNum>
-  <w:abstractNum w:abstractNumId="49" w15:restartNumberingAfterBreak="0">
+  <w:abstractNum w:abstractNumId="55" w15:restartNumberingAfterBreak="0">
+    <w:nsid w:val="7CDF3C5C"/>
+    <w:multiLevelType w:val="multilevel"/>
+    <w:tmpl w:val="CF50D3B0"/>
+    <w:lvl w:ilvl="0">
+      <w:start w:val="1"/>
+      <w:numFmt w:val="bullet"/>
+      <w:lvlText w:val=""/>
+      <w:lvlJc w:val="left"/>
+      <w:pPr>
+        <w:tabs>
+          <w:tab w:val="num" w:pos="720"/>
+        </w:tabs>
+        <w:ind w:left="720" w:hanging="360"/>
+      </w:pPr>
+      <w:rPr>
+        <w:rFonts w:ascii="Symbol" w:hAnsi="Symbol" w:hint="default"/>
+        <w:sz w:val="20"/>
+      </w:rPr>
+    </w:lvl>
+    <w:lvl w:ilvl="1">
+      <w:start w:val="1"/>
+      <w:numFmt w:val="bullet"/>
+      <w:lvlText w:val="o"/>
+      <w:lvlJc w:val="left"/>
+      <w:pPr>
+        <w:tabs>
+          <w:tab w:val="num" w:pos="1440"/>
+        </w:tabs>
+        <w:ind w:left="1440" w:hanging="360"/>
+      </w:pPr>
+      <w:rPr>
+        <w:rFonts w:ascii="Courier New" w:hAnsi="Courier New" w:hint="default"/>
+        <w:sz w:val="20"/>
+      </w:rPr>
+    </w:lvl>
+    <w:lvl w:ilvl="2" w:tentative="1">
+      <w:start w:val="1"/>
+      <w:numFmt w:val="bullet"/>
+      <w:lvlText w:val=""/>
+      <w:lvlJc w:val="left"/>
+      <w:pPr>
+        <w:tabs>
+          <w:tab w:val="num" w:pos="2160"/>
+        </w:tabs>
+        <w:ind w:left="2160" w:hanging="360"/>
+      </w:pPr>
+      <w:rPr>
+        <w:rFonts w:ascii="Wingdings" w:hAnsi="Wingdings" w:hint="default"/>
+        <w:sz w:val="20"/>
+      </w:rPr>
+    </w:lvl>
+    <w:lvl w:ilvl="3" w:tentative="1">
+      <w:start w:val="1"/>
+      <w:numFmt w:val="bullet"/>
+      <w:lvlText w:val=""/>
+      <w:lvlJc w:val="left"/>
+      <w:pPr>
+        <w:tabs>
+          <w:tab w:val="num" w:pos="2880"/>
+        </w:tabs>
+        <w:ind w:left="2880" w:hanging="360"/>
+      </w:pPr>
+      <w:rPr>
+        <w:rFonts w:ascii="Wingdings" w:hAnsi="Wingdings" w:hint="default"/>
+        <w:sz w:val="20"/>
+      </w:rPr>
+    </w:lvl>
+    <w:lvl w:ilvl="4" w:tentative="1">
+      <w:start w:val="1"/>
+      <w:numFmt w:val="bullet"/>
+      <w:lvlText w:val=""/>
+      <w:lvlJc w:val="left"/>
+      <w:pPr>
+        <w:tabs>
+          <w:tab w:val="num" w:pos="3600"/>
+        </w:tabs>
+        <w:ind w:left="3600" w:hanging="360"/>
+      </w:pPr>
+      <w:rPr>
+        <w:rFonts w:ascii="Wingdings" w:hAnsi="Wingdings" w:hint="default"/>
+        <w:sz w:val="20"/>
+      </w:rPr>
+    </w:lvl>
+    <w:lvl w:ilvl="5" w:tentative="1">
+      <w:start w:val="1"/>
+      <w:numFmt w:val="bullet"/>
+      <w:lvlText w:val=""/>
+      <w:lvlJc w:val="left"/>
+      <w:pPr>
+        <w:tabs>
+          <w:tab w:val="num" w:pos="4320"/>
+        </w:tabs>
+        <w:ind w:left="4320" w:hanging="360"/>
+      </w:pPr>
+      <w:rPr>
+        <w:rFonts w:ascii="Wingdings" w:hAnsi="Wingdings" w:hint="default"/>
+        <w:sz w:val="20"/>
+      </w:rPr>
+    </w:lvl>
+    <w:lvl w:ilvl="6" w:tentative="1">
+      <w:start w:val="1"/>
+      <w:numFmt w:val="bullet"/>
+      <w:lvlText w:val=""/>
+      <w:lvlJc w:val="left"/>
+      <w:pPr>
+        <w:tabs>
+          <w:tab w:val="num" w:pos="5040"/>
+        </w:tabs>
+        <w:ind w:left="5040" w:hanging="360"/>
+      </w:pPr>
+      <w:rPr>
+        <w:rFonts w:ascii="Wingdings" w:hAnsi="Wingdings" w:hint="default"/>
+        <w:sz w:val="20"/>
+      </w:rPr>
+    </w:lvl>
+    <w:lvl w:ilvl="7" w:tentative="1">
+      <w:start w:val="1"/>
+      <w:numFmt w:val="bullet"/>
+      <w:lvlText w:val=""/>
+      <w:lvlJc w:val="left"/>
+      <w:pPr>
+        <w:tabs>
+          <w:tab w:val="num" w:pos="5760"/>
+        </w:tabs>
+        <w:ind w:left="5760" w:hanging="360"/>
+      </w:pPr>
+      <w:rPr>
+        <w:rFonts w:ascii="Wingdings" w:hAnsi="Wingdings" w:hint="default"/>
+        <w:sz w:val="20"/>
+      </w:rPr>
+    </w:lvl>
+    <w:lvl w:ilvl="8" w:tentative="1">
+      <w:start w:val="1"/>
+      <w:numFmt w:val="bullet"/>
+      <w:lvlText w:val=""/>
+      <w:lvlJc w:val="left"/>
+      <w:pPr>
+        <w:tabs>
+          <w:tab w:val="num" w:pos="6480"/>
+        </w:tabs>
+        <w:ind w:left="6480" w:hanging="360"/>
+      </w:pPr>
+      <w:rPr>
+        <w:rFonts w:ascii="Wingdings" w:hAnsi="Wingdings" w:hint="default"/>
+        <w:sz w:val="20"/>
+      </w:rPr>
+    </w:lvl>
+  </w:abstractNum>
+  <w:abstractNum w:abstractNumId="56" w15:restartNumberingAfterBreak="0">
+    <w:nsid w:val="7DC23EA7"/>
+    <w:multiLevelType w:val="multilevel"/>
+    <w:tmpl w:val="7EA862D8"/>
+    <w:lvl w:ilvl="0">
+      <w:start w:val="1"/>
+      <w:numFmt w:val="bullet"/>
+      <w:lvlText w:val=""/>
+      <w:lvlJc w:val="left"/>
+      <w:pPr>
+        <w:tabs>
+          <w:tab w:val="num" w:pos="720"/>
+        </w:tabs>
+        <w:ind w:left="720" w:hanging="360"/>
+      </w:pPr>
+      <w:rPr>
+        <w:rFonts w:ascii="Symbol" w:hAnsi="Symbol" w:hint="default"/>
+        <w:sz w:val="20"/>
+      </w:rPr>
+    </w:lvl>
+    <w:lvl w:ilvl="1" w:tentative="1">
+      <w:start w:val="1"/>
+      <w:numFmt w:val="bullet"/>
+      <w:lvlText w:val="o"/>
+      <w:lvlJc w:val="left"/>
+      <w:pPr>
+        <w:tabs>
+          <w:tab w:val="num" w:pos="1440"/>
+        </w:tabs>
+        <w:ind w:left="1440" w:hanging="360"/>
+      </w:pPr>
+      <w:rPr>
+        <w:rFonts w:ascii="Courier New" w:hAnsi="Courier New" w:hint="default"/>
+        <w:sz w:val="20"/>
+      </w:rPr>
+    </w:lvl>
+    <w:lvl w:ilvl="2" w:tentative="1">
+      <w:start w:val="1"/>
+      <w:numFmt w:val="bullet"/>
+      <w:lvlText w:val=""/>
+      <w:lvlJc w:val="left"/>
+      <w:pPr>
+        <w:tabs>
+          <w:tab w:val="num" w:pos="2160"/>
+        </w:tabs>
+        <w:ind w:left="2160" w:hanging="360"/>
+      </w:pPr>
+      <w:rPr>
+        <w:rFonts w:ascii="Wingdings" w:hAnsi="Wingdings" w:hint="default"/>
+        <w:sz w:val="20"/>
+      </w:rPr>
+    </w:lvl>
+    <w:lvl w:ilvl="3" w:tentative="1">
+      <w:start w:val="1"/>
+      <w:numFmt w:val="bullet"/>
+      <w:lvlText w:val=""/>
+      <w:lvlJc w:val="left"/>
+      <w:pPr>
+        <w:tabs>
+          <w:tab w:val="num" w:pos="2880"/>
+        </w:tabs>
+        <w:ind w:left="2880" w:hanging="360"/>
+      </w:pPr>
+      <w:rPr>
+        <w:rFonts w:ascii="Wingdings" w:hAnsi="Wingdings" w:hint="default"/>
+        <w:sz w:val="20"/>
+      </w:rPr>
+    </w:lvl>
+    <w:lvl w:ilvl="4" w:tentative="1">
+      <w:start w:val="1"/>
+      <w:numFmt w:val="bullet"/>
+      <w:lvlText w:val=""/>
+      <w:lvlJc w:val="left"/>
+      <w:pPr>
+        <w:tabs>
+          <w:tab w:val="num" w:pos="3600"/>
+        </w:tabs>
+        <w:ind w:left="3600" w:hanging="360"/>
+      </w:pPr>
+      <w:rPr>
+        <w:rFonts w:ascii="Wingdings" w:hAnsi="Wingdings" w:hint="default"/>
+        <w:sz w:val="20"/>
+      </w:rPr>
+    </w:lvl>
+    <w:lvl w:ilvl="5" w:tentative="1">
+      <w:start w:val="1"/>
+      <w:numFmt w:val="bullet"/>
+      <w:lvlText w:val=""/>
+      <w:lvlJc w:val="left"/>
+      <w:pPr>
+        <w:tabs>
+          <w:tab w:val="num" w:pos="4320"/>
+        </w:tabs>
+        <w:ind w:left="4320" w:hanging="360"/>
+      </w:pPr>
+      <w:rPr>
+        <w:rFonts w:ascii="Wingdings" w:hAnsi="Wingdings" w:hint="default"/>
+        <w:sz w:val="20"/>
+      </w:rPr>
+    </w:lvl>
+    <w:lvl w:ilvl="6" w:tentative="1">
+      <w:start w:val="1"/>
+      <w:numFmt w:val="bullet"/>
+      <w:lvlText w:val=""/>
+      <w:lvlJc w:val="left"/>
+      <w:pPr>
+        <w:tabs>
+          <w:tab w:val="num" w:pos="5040"/>
+        </w:tabs>
+        <w:ind w:left="5040" w:hanging="360"/>
+      </w:pPr>
+      <w:rPr>
+        <w:rFonts w:ascii="Wingdings" w:hAnsi="Wingdings" w:hint="default"/>
+        <w:sz w:val="20"/>
+      </w:rPr>
+    </w:lvl>
+    <w:lvl w:ilvl="7" w:tentative="1">
+      <w:start w:val="1"/>
+      <w:numFmt w:val="bullet"/>
+      <w:lvlText w:val=""/>
+      <w:lvlJc w:val="left"/>
+      <w:pPr>
+        <w:tabs>
+          <w:tab w:val="num" w:pos="5760"/>
+        </w:tabs>
+        <w:ind w:left="5760" w:hanging="360"/>
+      </w:pPr>
+      <w:rPr>
+        <w:rFonts w:ascii="Wingdings" w:hAnsi="Wingdings" w:hint="default"/>
+        <w:sz w:val="20"/>
+      </w:rPr>
+    </w:lvl>
+    <w:lvl w:ilvl="8" w:tentative="1">
+      <w:start w:val="1"/>
+      <w:numFmt w:val="bullet"/>
+      <w:lvlText w:val=""/>
+      <w:lvlJc w:val="left"/>
+      <w:pPr>
+        <w:tabs>
+          <w:tab w:val="num" w:pos="6480"/>
+        </w:tabs>
+        <w:ind w:left="6480" w:hanging="360"/>
+      </w:pPr>
+      <w:rPr>
+        <w:rFonts w:ascii="Wingdings" w:hAnsi="Wingdings" w:hint="default"/>
+        <w:sz w:val="20"/>
+      </w:rPr>
+    </w:lvl>
+  </w:abstractNum>
+  <w:abstractNum w:abstractNumId="57" w15:restartNumberingAfterBreak="0">
     <w:nsid w:val="7DE62863"/>
     <w:multiLevelType w:val="multilevel"/>
     <w:tmpl w:val="144286F4"/>
@@ -15381,154 +17893,178 @@
     </w:lvl>
   </w:abstractNum>
   <w:num w:numId="1" w16cid:durableId="549850228">
-    <w:abstractNumId w:val="26"/>
+    <w:abstractNumId w:val="28"/>
   </w:num>
   <w:num w:numId="2" w16cid:durableId="1607540117">
-    <w:abstractNumId w:val="21"/>
+    <w:abstractNumId w:val="23"/>
   </w:num>
   <w:num w:numId="3" w16cid:durableId="1139690215">
-    <w:abstractNumId w:val="43"/>
+    <w:abstractNumId w:val="48"/>
   </w:num>
   <w:num w:numId="4" w16cid:durableId="715197732">
-    <w:abstractNumId w:val="33"/>
+    <w:abstractNumId w:val="37"/>
   </w:num>
   <w:num w:numId="5" w16cid:durableId="1530678382">
-    <w:abstractNumId w:val="10"/>
+    <w:abstractNumId w:val="11"/>
   </w:num>
   <w:num w:numId="6" w16cid:durableId="2003510328">
-    <w:abstractNumId w:val="25"/>
+    <w:abstractNumId w:val="27"/>
   </w:num>
   <w:num w:numId="7" w16cid:durableId="1877231126">
-    <w:abstractNumId w:val="34"/>
+    <w:abstractNumId w:val="38"/>
   </w:num>
   <w:num w:numId="8" w16cid:durableId="570849478">
-    <w:abstractNumId w:val="35"/>
+    <w:abstractNumId w:val="39"/>
   </w:num>
   <w:num w:numId="9" w16cid:durableId="101341034">
-    <w:abstractNumId w:val="37"/>
+    <w:abstractNumId w:val="41"/>
   </w:num>
   <w:num w:numId="10" w16cid:durableId="660424560">
-    <w:abstractNumId w:val="15"/>
+    <w:abstractNumId w:val="16"/>
   </w:num>
   <w:num w:numId="11" w16cid:durableId="1115053814">
-    <w:abstractNumId w:val="32"/>
+    <w:abstractNumId w:val="35"/>
   </w:num>
   <w:num w:numId="12" w16cid:durableId="1088768098">
     <w:abstractNumId w:val="5"/>
   </w:num>
   <w:num w:numId="13" w16cid:durableId="1584605161">
-    <w:abstractNumId w:val="31"/>
+    <w:abstractNumId w:val="34"/>
   </w:num>
   <w:num w:numId="14" w16cid:durableId="1040864676">
-    <w:abstractNumId w:val="41"/>
+    <w:abstractNumId w:val="46"/>
   </w:num>
   <w:num w:numId="15" w16cid:durableId="1624119645">
-    <w:abstractNumId w:val="18"/>
+    <w:abstractNumId w:val="20"/>
   </w:num>
   <w:num w:numId="16" w16cid:durableId="245266291">
-    <w:abstractNumId w:val="27"/>
+    <w:abstractNumId w:val="29"/>
   </w:num>
   <w:num w:numId="17" w16cid:durableId="246772032">
-    <w:abstractNumId w:val="39"/>
+    <w:abstractNumId w:val="43"/>
   </w:num>
   <w:num w:numId="18" w16cid:durableId="1588150396">
     <w:abstractNumId w:val="3"/>
   </w:num>
   <w:num w:numId="19" w16cid:durableId="514273949">
-    <w:abstractNumId w:val="7"/>
+    <w:abstractNumId w:val="8"/>
   </w:num>
   <w:num w:numId="20" w16cid:durableId="1236471348">
-    <w:abstractNumId w:val="40"/>
+    <w:abstractNumId w:val="45"/>
   </w:num>
   <w:num w:numId="21" w16cid:durableId="2023388262">
     <w:abstractNumId w:val="6"/>
   </w:num>
   <w:num w:numId="22" w16cid:durableId="613827449">
+    <w:abstractNumId w:val="24"/>
+  </w:num>
+  <w:num w:numId="23" w16cid:durableId="1209493104">
+    <w:abstractNumId w:val="15"/>
+  </w:num>
+  <w:num w:numId="24" w16cid:durableId="839321084">
+    <w:abstractNumId w:val="25"/>
+  </w:num>
+  <w:num w:numId="25" w16cid:durableId="1261795464">
+    <w:abstractNumId w:val="19"/>
+  </w:num>
+  <w:num w:numId="26" w16cid:durableId="974413321">
     <w:abstractNumId w:val="22"/>
   </w:num>
-  <w:num w:numId="23" w16cid:durableId="1209493104">
+  <w:num w:numId="27" w16cid:durableId="1369143300">
+    <w:abstractNumId w:val="30"/>
+  </w:num>
+  <w:num w:numId="28" w16cid:durableId="1658344925">
+    <w:abstractNumId w:val="51"/>
+  </w:num>
+  <w:num w:numId="29" w16cid:durableId="1159808179">
     <w:abstractNumId w:val="14"/>
   </w:num>
-  <w:num w:numId="24" w16cid:durableId="839321084">
-    <w:abstractNumId w:val="23"/>
-  </w:num>
-  <w:num w:numId="25" w16cid:durableId="1261795464">
-    <w:abstractNumId w:val="17"/>
-  </w:num>
-  <w:num w:numId="26" w16cid:durableId="974413321">
-    <w:abstractNumId w:val="20"/>
-  </w:num>
-  <w:num w:numId="27" w16cid:durableId="1369143300">
-    <w:abstractNumId w:val="28"/>
-  </w:num>
-  <w:num w:numId="28" w16cid:durableId="1658344925">
-    <w:abstractNumId w:val="45"/>
-  </w:num>
-  <w:num w:numId="29" w16cid:durableId="1159808179">
-    <w:abstractNumId w:val="13"/>
-  </w:num>
   <w:num w:numId="30" w16cid:durableId="1181553709">
-    <w:abstractNumId w:val="19"/>
+    <w:abstractNumId w:val="21"/>
   </w:num>
   <w:num w:numId="31" w16cid:durableId="767579539">
-    <w:abstractNumId w:val="11"/>
+    <w:abstractNumId w:val="12"/>
   </w:num>
   <w:num w:numId="32" w16cid:durableId="44918641">
-    <w:abstractNumId w:val="24"/>
+    <w:abstractNumId w:val="26"/>
   </w:num>
   <w:num w:numId="33" w16cid:durableId="1511410467">
-    <w:abstractNumId w:val="9"/>
+    <w:abstractNumId w:val="10"/>
   </w:num>
   <w:num w:numId="34" w16cid:durableId="1127285195">
     <w:abstractNumId w:val="1"/>
   </w:num>
   <w:num w:numId="35" w16cid:durableId="1094715571">
-    <w:abstractNumId w:val="48"/>
+    <w:abstractNumId w:val="54"/>
   </w:num>
   <w:num w:numId="36" w16cid:durableId="999581466">
-    <w:abstractNumId w:val="47"/>
+    <w:abstractNumId w:val="53"/>
   </w:num>
   <w:num w:numId="37" w16cid:durableId="756370540">
-    <w:abstractNumId w:val="42"/>
+    <w:abstractNumId w:val="47"/>
   </w:num>
   <w:num w:numId="38" w16cid:durableId="1083836352">
     <w:abstractNumId w:val="4"/>
   </w:num>
   <w:num w:numId="39" w16cid:durableId="1692217490">
-    <w:abstractNumId w:val="49"/>
+    <w:abstractNumId w:val="57"/>
   </w:num>
   <w:num w:numId="40" w16cid:durableId="578952342">
     <w:abstractNumId w:val="0"/>
   </w:num>
   <w:num w:numId="41" w16cid:durableId="1490714106">
-    <w:abstractNumId w:val="36"/>
+    <w:abstractNumId w:val="40"/>
   </w:num>
   <w:num w:numId="42" w16cid:durableId="933243138">
-    <w:abstractNumId w:val="16"/>
+    <w:abstractNumId w:val="17"/>
   </w:num>
   <w:num w:numId="43" w16cid:durableId="928975074">
-    <w:abstractNumId w:val="44"/>
+    <w:abstractNumId w:val="50"/>
   </w:num>
   <w:num w:numId="44" w16cid:durableId="2031173941">
-    <w:abstractNumId w:val="12"/>
+    <w:abstractNumId w:val="13"/>
   </w:num>
   <w:num w:numId="45" w16cid:durableId="1947537377">
-    <w:abstractNumId w:val="29"/>
+    <w:abstractNumId w:val="32"/>
   </w:num>
   <w:num w:numId="46" w16cid:durableId="1690596449">
-    <w:abstractNumId w:val="38"/>
+    <w:abstractNumId w:val="42"/>
   </w:num>
   <w:num w:numId="47" w16cid:durableId="266426680">
-    <w:abstractNumId w:val="46"/>
+    <w:abstractNumId w:val="52"/>
   </w:num>
   <w:num w:numId="48" w16cid:durableId="1943032735">
     <w:abstractNumId w:val="2"/>
   </w:num>
   <w:num w:numId="49" w16cid:durableId="1306662683">
-    <w:abstractNumId w:val="30"/>
+    <w:abstractNumId w:val="33"/>
   </w:num>
   <w:num w:numId="50" w16cid:durableId="933170288">
-    <w:abstractNumId w:val="8"/>
+    <w:abstractNumId w:val="9"/>
+  </w:num>
+  <w:num w:numId="51" w16cid:durableId="1614823781">
+    <w:abstractNumId w:val="49"/>
+  </w:num>
+  <w:num w:numId="52" w16cid:durableId="1485780642">
+    <w:abstractNumId w:val="55"/>
+  </w:num>
+  <w:num w:numId="53" w16cid:durableId="1852790731">
+    <w:abstractNumId w:val="7"/>
+  </w:num>
+  <w:num w:numId="54" w16cid:durableId="1891307934">
+    <w:abstractNumId w:val="36"/>
+  </w:num>
+  <w:num w:numId="55" w16cid:durableId="969095473">
+    <w:abstractNumId w:val="56"/>
+  </w:num>
+  <w:num w:numId="56" w16cid:durableId="1876963699">
+    <w:abstractNumId w:val="31"/>
+  </w:num>
+  <w:num w:numId="57" w16cid:durableId="964852556">
+    <w:abstractNumId w:val="18"/>
+  </w:num>
+  <w:num w:numId="58" w16cid:durableId="1519075555">
+    <w:abstractNumId w:val="44"/>
   </w:num>
 </w:numbering>
 </file>

--- a/Αναφορα.docx
+++ b/Αναφορα.docx
@@ -192,9 +192,11 @@
         </w:rPr>
         <w:t xml:space="preserve">χρησημοποιόντας τη βιβλιοθήκη </w:t>
       </w:r>
+      <w:proofErr w:type="spellStart"/>
       <w:r>
         <w:t>Simpy</w:t>
       </w:r>
+      <w:proofErr w:type="spellEnd"/>
       <w:r>
         <w:rPr>
           <w:lang w:val="el-GR"/>
@@ -471,9 +473,11 @@
         </w:rPr>
         <w:t xml:space="preserve">στο </w:t>
       </w:r>
+      <w:proofErr w:type="spellStart"/>
       <w:r>
         <w:t>SimPy</w:t>
       </w:r>
+      <w:proofErr w:type="spellEnd"/>
       <w:r>
         <w:rPr>
           <w:lang w:val="el-GR"/>
@@ -491,9 +495,11 @@
           <w:lang w:val="el-GR"/>
         </w:rPr>
       </w:pPr>
+      <w:proofErr w:type="spellStart"/>
       <w:r>
         <w:t>SourceHost</w:t>
       </w:r>
+      <w:proofErr w:type="spellEnd"/>
       <w:r>
         <w:rPr>
           <w:lang w:val="el-GR"/>
@@ -531,9 +537,11 @@
           <w:lang w:val="el-GR"/>
         </w:rPr>
       </w:pPr>
+      <w:proofErr w:type="spellStart"/>
       <w:r>
         <w:t>DestinationHost</w:t>
       </w:r>
+      <w:proofErr w:type="spellEnd"/>
       <w:r>
         <w:rPr>
           <w:lang w:val="el-GR"/>
@@ -681,7 +689,21 @@
         <w:rPr>
           <w:lang w:val="el-GR"/>
         </w:rPr>
-        <w:t>: Επειδή το μέγεθος των πακέτων  είναι σε</w:t>
+        <w:t xml:space="preserve">: Επειδή το μέγεθος των </w:t>
+      </w:r>
+      <w:proofErr w:type="gramStart"/>
+      <w:r>
+        <w:rPr>
+          <w:lang w:val="el-GR"/>
+        </w:rPr>
+        <w:t>πακέτων  είναι</w:t>
+      </w:r>
+      <w:proofErr w:type="gramEnd"/>
+      <w:r>
+        <w:rPr>
+          <w:lang w:val="el-GR"/>
+        </w:rPr>
+        <w:t xml:space="preserve"> σε</w:t>
       </w:r>
       <w:r>
         <w:t> </w:t>
@@ -1006,7 +1028,27 @@
           <w:sz w:val="40"/>
           <w:szCs w:val="40"/>
         </w:rPr>
-        <w:t>Η Κλάση Packet</w:t>
+        <w:t xml:space="preserve">Η </w:t>
+      </w:r>
+      <w:proofErr w:type="spellStart"/>
+      <w:r>
+        <w:rPr>
+          <w:b/>
+          <w:bCs/>
+          <w:sz w:val="40"/>
+          <w:szCs w:val="40"/>
+        </w:rPr>
+        <w:t>Κλάση</w:t>
+      </w:r>
+      <w:proofErr w:type="spellEnd"/>
+      <w:r>
+        <w:rPr>
+          <w:b/>
+          <w:bCs/>
+          <w:sz w:val="40"/>
+          <w:szCs w:val="40"/>
+        </w:rPr>
+        <w:t> Packet</w:t>
       </w:r>
       <w:r>
         <w:rPr>
@@ -1205,6 +1247,7 @@
         </w:rPr>
         <w:t>_</w:t>
       </w:r>
+      <w:proofErr w:type="gramStart"/>
       <w:r>
         <w:rPr>
           <w:b/>
@@ -1224,6 +1267,7 @@
         </w:rPr>
         <w:t>:</w:t>
       </w:r>
+      <w:proofErr w:type="gramEnd"/>
     </w:p>
     <w:p>
       <w:pPr>
@@ -1258,6 +1302,7 @@
         </w:rPr>
         <w:t xml:space="preserve"> </w:t>
       </w:r>
+      <w:proofErr w:type="gramStart"/>
       <w:r>
         <w:t>True</w:t>
       </w:r>
@@ -1265,7 +1310,14 @@
         <w:rPr>
           <w:lang w:val="el-GR"/>
         </w:rPr>
-        <w:t>:: Είναι ένας ατέρμονος βρόχος που εξασφαλίζει ότι ο πομπός θα δημιουργεί πακέτα καθ' όλη τη διάρκεια της προσομοίωσης.</w:t>
+        <w:t>::</w:t>
+      </w:r>
+      <w:proofErr w:type="gramEnd"/>
+      <w:r>
+        <w:rPr>
+          <w:lang w:val="el-GR"/>
+        </w:rPr>
+        <w:t xml:space="preserve"> Είναι ένας ατέρμονος βρόχος που εξασφαλίζει ότι ο πομπός θα δημιουργεί πακέτα καθ' όλη τη διάρκεια της προσομοίωσης.</w:t>
       </w:r>
     </w:p>
     <w:p>
@@ -1333,8 +1385,13 @@
         <w:t>μέσα στο</w:t>
       </w:r>
       <w:r>
-        <w:t> simpy</w:t>
-      </w:r>
+        <w:t> </w:t>
+      </w:r>
+      <w:proofErr w:type="spellStart"/>
+      <w:r>
+        <w:t>simpy</w:t>
+      </w:r>
+      <w:proofErr w:type="spellEnd"/>
       <w:r>
         <w:rPr>
           <w:lang w:val="el-GR"/>
@@ -1376,6 +1433,7 @@
         </w:rPr>
         <w:t xml:space="preserve"> </w:t>
       </w:r>
+      <w:proofErr w:type="gramStart"/>
       <w:r>
         <w:t>env</w:t>
       </w:r>
@@ -1388,6 +1446,7 @@
       <w:r>
         <w:t>timeout</w:t>
       </w:r>
+      <w:proofErr w:type="gramEnd"/>
       <w:r>
         <w:rPr>
           <w:lang w:val="el-GR"/>
@@ -1412,17 +1471,64 @@
         </w:rPr>
         <w:t xml:space="preserve">): Αυτή είναι η πιο σημαντική εντολή του </w:t>
       </w:r>
+      <w:proofErr w:type="spellStart"/>
       <w:r>
         <w:t>SimPy</w:t>
       </w:r>
+      <w:proofErr w:type="spellEnd"/>
       <w:r>
         <w:rPr>
           <w:lang w:val="el-GR"/>
         </w:rPr>
         <w:t xml:space="preserve">. "Παγώνει" την εκτέλεση της συνάρτησης για ένα συγκεκριμένο χρονικό διάστημα. </w:t>
       </w:r>
-      <w:r>
-        <w:t>Έτσι, μοντελοποιούμε τον ρυθμό αποστολής πακέτων.</w:t>
+      <w:proofErr w:type="spellStart"/>
+      <w:r>
+        <w:t>Έτσι</w:t>
+      </w:r>
+      <w:proofErr w:type="spellEnd"/>
+      <w:r>
+        <w:t xml:space="preserve">, </w:t>
+      </w:r>
+      <w:proofErr w:type="spellStart"/>
+      <w:r>
+        <w:t>μοντελο</w:t>
+      </w:r>
+      <w:proofErr w:type="spellEnd"/>
+      <w:r>
+        <w:t xml:space="preserve">ποιούμε </w:t>
+      </w:r>
+      <w:proofErr w:type="spellStart"/>
+      <w:r>
+        <w:t>τον</w:t>
+      </w:r>
+      <w:proofErr w:type="spellEnd"/>
+      <w:r>
+        <w:t xml:space="preserve"> </w:t>
+      </w:r>
+      <w:proofErr w:type="spellStart"/>
+      <w:r>
+        <w:t>ρυθμό</w:t>
+      </w:r>
+      <w:proofErr w:type="spellEnd"/>
+      <w:r>
+        <w:t xml:space="preserve"> απ</w:t>
+      </w:r>
+      <w:proofErr w:type="spellStart"/>
+      <w:r>
+        <w:t>οστολής</w:t>
+      </w:r>
+      <w:proofErr w:type="spellEnd"/>
+      <w:r>
+        <w:t xml:space="preserve"> πα</w:t>
+      </w:r>
+      <w:proofErr w:type="spellStart"/>
+      <w:r>
+        <w:t>κέτων</w:t>
+      </w:r>
+      <w:proofErr w:type="spellEnd"/>
+      <w:r>
+        <w:t>.</w:t>
       </w:r>
     </w:p>
     <w:p>
@@ -1521,6 +1627,7 @@
         </w:rPr>
         <w:t xml:space="preserve"> </w:t>
       </w:r>
+      <w:proofErr w:type="gramStart"/>
       <w:r>
         <w:t>link</w:t>
       </w:r>
@@ -1555,7 +1662,14 @@
         <w:rPr>
           <w:lang w:val="el-GR"/>
         </w:rPr>
-        <w:t>(): Η συνάρτηση "μπλοκάρει" σε αυτό το σημείο και περιμένει μέχρι να εμφανιστεί ένα πακέτο στο κανάλι εισόδου. Μόλις ο</w:t>
+        <w:t>(</w:t>
+      </w:r>
+      <w:proofErr w:type="gramEnd"/>
+      <w:r>
+        <w:rPr>
+          <w:lang w:val="el-GR"/>
+        </w:rPr>
+        <w:t>): Η συνάρτηση "μπλοκάρει" σε αυτό το σημείο και περιμένει μέχρι να εμφανιστεί ένα πακέτο στο κανάλι εισόδου. Μόλις ο</w:t>
       </w:r>
       <w:r>
         <w:t> source</w:t>
@@ -1606,7 +1720,39 @@
           <w:b/>
           <w:bCs/>
         </w:rPr>
-        <w:t>Καθυστέρηση Μετάδοσης (Transmission Delay):</w:t>
+        <w:t>Κα</w:t>
+      </w:r>
+      <w:proofErr w:type="spellStart"/>
+      <w:r>
+        <w:rPr>
+          <w:b/>
+          <w:bCs/>
+        </w:rPr>
+        <w:t>θυστέρηση</w:t>
+      </w:r>
+      <w:proofErr w:type="spellEnd"/>
+      <w:r>
+        <w:rPr>
+          <w:b/>
+          <w:bCs/>
+        </w:rPr>
+        <w:t xml:space="preserve"> </w:t>
+      </w:r>
+      <w:proofErr w:type="spellStart"/>
+      <w:r>
+        <w:rPr>
+          <w:b/>
+          <w:bCs/>
+        </w:rPr>
+        <w:t>Μετάδοσης</w:t>
+      </w:r>
+      <w:proofErr w:type="spellEnd"/>
+      <w:r>
+        <w:rPr>
+          <w:b/>
+          <w:bCs/>
+        </w:rPr>
+        <w:t xml:space="preserve"> (Transmission Delay):</w:t>
       </w:r>
     </w:p>
     <w:p>
@@ -1637,6 +1783,7 @@
         </w:rPr>
         <w:t xml:space="preserve"> = </w:t>
       </w:r>
+      <w:proofErr w:type="gramStart"/>
       <w:r>
         <w:t>packet</w:t>
       </w:r>
@@ -1649,6 +1796,7 @@
       <w:r>
         <w:t>size</w:t>
       </w:r>
+      <w:proofErr w:type="gramEnd"/>
       <w:r>
         <w:rPr>
           <w:lang w:val="el-GR"/>
@@ -1747,6 +1895,7 @@
         </w:rPr>
         <w:t xml:space="preserve"> </w:t>
       </w:r>
+      <w:proofErr w:type="gramStart"/>
       <w:r>
         <w:t>env</w:t>
       </w:r>
@@ -1759,6 +1908,7 @@
       <w:r>
         <w:t>timeout</w:t>
       </w:r>
+      <w:proofErr w:type="gramEnd"/>
       <w:r>
         <w:rPr>
           <w:lang w:val="el-GR"/>
@@ -1805,7 +1955,39 @@
           <w:b/>
           <w:bCs/>
         </w:rPr>
-        <w:t>Καθυστέρηση Διάδοσης (Propagation Delay):</w:t>
+        <w:t>Κα</w:t>
+      </w:r>
+      <w:proofErr w:type="spellStart"/>
+      <w:r>
+        <w:rPr>
+          <w:b/>
+          <w:bCs/>
+        </w:rPr>
+        <w:t>θυστέρηση</w:t>
+      </w:r>
+      <w:proofErr w:type="spellEnd"/>
+      <w:r>
+        <w:rPr>
+          <w:b/>
+          <w:bCs/>
+        </w:rPr>
+        <w:t xml:space="preserve"> </w:t>
+      </w:r>
+      <w:proofErr w:type="spellStart"/>
+      <w:r>
+        <w:rPr>
+          <w:b/>
+          <w:bCs/>
+        </w:rPr>
+        <w:t>Διάδοσης</w:t>
+      </w:r>
+      <w:proofErr w:type="spellEnd"/>
+      <w:r>
+        <w:rPr>
+          <w:b/>
+          <w:bCs/>
+        </w:rPr>
+        <w:t xml:space="preserve"> (Propagation Delay):</w:t>
       </w:r>
     </w:p>
     <w:p>
@@ -1827,6 +2009,7 @@
         </w:rPr>
         <w:t xml:space="preserve"> </w:t>
       </w:r>
+      <w:proofErr w:type="gramStart"/>
       <w:r>
         <w:t>env</w:t>
       </w:r>
@@ -1839,6 +2022,7 @@
       <w:r>
         <w:t>timeout</w:t>
       </w:r>
+      <w:proofErr w:type="gramEnd"/>
       <w:r>
         <w:rPr>
           <w:lang w:val="el-GR"/>
@@ -1903,9 +2087,11 @@
         </w:rPr>
         <w:t>_</w:t>
       </w:r>
+      <w:proofErr w:type="spellStart"/>
       <w:r>
         <w:t>dest</w:t>
       </w:r>
+      <w:proofErr w:type="spellEnd"/>
       <w:r>
         <w:rPr>
           <w:lang w:val="el-GR"/>
@@ -1961,8 +2147,39 @@
           <w:sz w:val="40"/>
           <w:szCs w:val="40"/>
         </w:rPr>
-        <w:t>Η Συνάρτηση destination_host</w:t>
-      </w:r>
+        <w:t xml:space="preserve">Η </w:t>
+      </w:r>
+      <w:proofErr w:type="spellStart"/>
+      <w:r>
+        <w:rPr>
+          <w:b/>
+          <w:bCs/>
+          <w:sz w:val="40"/>
+          <w:szCs w:val="40"/>
+        </w:rPr>
+        <w:t>Συνάρτηση</w:t>
+      </w:r>
+      <w:proofErr w:type="spellEnd"/>
+      <w:r>
+        <w:rPr>
+          <w:b/>
+          <w:bCs/>
+          <w:sz w:val="40"/>
+          <w:szCs w:val="40"/>
+        </w:rPr>
+        <w:t> </w:t>
+      </w:r>
+      <w:proofErr w:type="spellStart"/>
+      <w:r>
+        <w:rPr>
+          <w:b/>
+          <w:bCs/>
+          <w:sz w:val="40"/>
+          <w:szCs w:val="40"/>
+        </w:rPr>
+        <w:t>destination_host</w:t>
+      </w:r>
+      <w:proofErr w:type="spellEnd"/>
       <w:r>
         <w:rPr>
           <w:b/>
@@ -2016,6 +2233,7 @@
         </w:rPr>
         <w:t xml:space="preserve"> </w:t>
       </w:r>
+      <w:proofErr w:type="gramStart"/>
       <w:r>
         <w:t>link</w:t>
       </w:r>
@@ -2050,7 +2268,14 @@
         <w:rPr>
           <w:lang w:val="el-GR"/>
         </w:rPr>
-        <w:t xml:space="preserve">(): Περιμένει να λάβει ένα πακέτο από τον </w:t>
+        <w:t>(</w:t>
+      </w:r>
+      <w:proofErr w:type="gramEnd"/>
+      <w:r>
+        <w:rPr>
+          <w:lang w:val="el-GR"/>
+        </w:rPr>
+        <w:t xml:space="preserve">): Περιμένει να λάβει ένα πακέτο από τον </w:t>
       </w:r>
       <w:r>
         <w:t>router</w:t>
@@ -2081,6 +2306,7 @@
         </w:rPr>
         <w:t xml:space="preserve"> </w:t>
       </w:r>
+      <w:proofErr w:type="gramStart"/>
       <w:r>
         <w:t>env</w:t>
       </w:r>
@@ -2093,6 +2319,7 @@
       <w:r>
         <w:t>timeout</w:t>
       </w:r>
+      <w:proofErr w:type="gramEnd"/>
       <w:r>
         <w:rPr>
           <w:lang w:val="el-GR"/>
@@ -2176,8 +2403,66 @@
           <w:bCs/>
         </w:rPr>
       </w:pPr>
-      <w:r>
-        <w:t xml:space="preserve">end_to_end_delay = env.now - packet.time_created: Αυτός είναι ο τελικός υπολογισμός. </w:t>
+      <w:proofErr w:type="spellStart"/>
+      <w:r>
+        <w:t>end_to_end_delay</w:t>
+      </w:r>
+      <w:proofErr w:type="spellEnd"/>
+      <w:r>
+        <w:t xml:space="preserve"> = </w:t>
+      </w:r>
+      <w:proofErr w:type="spellStart"/>
+      <w:r>
+        <w:t>env.now</w:t>
+      </w:r>
+      <w:proofErr w:type="spellEnd"/>
+      <w:r>
+        <w:t xml:space="preserve"> - </w:t>
+      </w:r>
+      <w:proofErr w:type="spellStart"/>
+      <w:proofErr w:type="gramStart"/>
+      <w:r>
+        <w:t>packet.time</w:t>
+      </w:r>
+      <w:proofErr w:type="gramEnd"/>
+      <w:r>
+        <w:t>_created</w:t>
+      </w:r>
+      <w:proofErr w:type="spellEnd"/>
+      <w:r>
+        <w:t xml:space="preserve">: </w:t>
+      </w:r>
+      <w:proofErr w:type="spellStart"/>
+      <w:r>
+        <w:t>Αυτός</w:t>
+      </w:r>
+      <w:proofErr w:type="spellEnd"/>
+      <w:r>
+        <w:t xml:space="preserve"> </w:t>
+      </w:r>
+      <w:proofErr w:type="spellStart"/>
+      <w:r>
+        <w:t>είν</w:t>
+      </w:r>
+      <w:proofErr w:type="spellEnd"/>
+      <w:r>
+        <w:t xml:space="preserve">αι ο </w:t>
+      </w:r>
+      <w:proofErr w:type="spellStart"/>
+      <w:r>
+        <w:t>τελικός</w:t>
+      </w:r>
+      <w:proofErr w:type="spellEnd"/>
+      <w:r>
+        <w:t xml:space="preserve"> υπ</w:t>
+      </w:r>
+      <w:proofErr w:type="spellStart"/>
+      <w:r>
+        <w:t>ολογισμός</w:t>
+      </w:r>
+      <w:proofErr w:type="spellEnd"/>
+      <w:r>
+        <w:t xml:space="preserve">. </w:t>
       </w:r>
       <w:r>
         <w:rPr>
@@ -2303,9 +2588,12 @@
         </w:rPr>
         <w:t xml:space="preserve"> = </w:t>
       </w:r>
+      <w:proofErr w:type="spellStart"/>
+      <w:proofErr w:type="gramStart"/>
       <w:r>
         <w:t>simpy</w:t>
       </w:r>
+      <w:proofErr w:type="spellEnd"/>
       <w:r>
         <w:rPr>
           <w:lang w:val="el-GR"/>
@@ -2315,6 +2603,7 @@
       <w:r>
         <w:t>Environment</w:t>
       </w:r>
+      <w:proofErr w:type="gramEnd"/>
       <w:r>
         <w:rPr>
           <w:lang w:val="el-GR"/>
@@ -2341,9 +2630,12 @@
         </w:rPr>
         <w:t xml:space="preserve">_... = </w:t>
       </w:r>
+      <w:proofErr w:type="spellStart"/>
+      <w:proofErr w:type="gramStart"/>
       <w:r>
         <w:t>simpy</w:t>
       </w:r>
+      <w:proofErr w:type="spellEnd"/>
       <w:r>
         <w:rPr>
           <w:lang w:val="el-GR"/>
@@ -2353,6 +2645,7 @@
       <w:r>
         <w:t>Store</w:t>
       </w:r>
+      <w:proofErr w:type="gramEnd"/>
       <w:r>
         <w:rPr>
           <w:lang w:val="el-GR"/>
@@ -2379,6 +2672,7 @@
           <w:lang w:val="el-GR"/>
         </w:rPr>
       </w:pPr>
+      <w:proofErr w:type="gramStart"/>
       <w:r>
         <w:t>env</w:t>
       </w:r>
@@ -2391,6 +2685,7 @@
       <w:r>
         <w:t>process</w:t>
       </w:r>
+      <w:proofErr w:type="gramEnd"/>
       <w:r>
         <w:rPr>
           <w:lang w:val="el-GR"/>
@@ -2896,8 +3191,53 @@
         </w:rPr>
         <w:t xml:space="preserve">. </w:t>
       </w:r>
-      <w:r>
-        <w:t>Αυτή η προσέγγιση προσφέρει δύο βασικά πλεονεκτήματα:</w:t>
+      <w:proofErr w:type="spellStart"/>
+      <w:r>
+        <w:t>Αυτή</w:t>
+      </w:r>
+      <w:proofErr w:type="spellEnd"/>
+      <w:r>
+        <w:t xml:space="preserve"> η π</w:t>
+      </w:r>
+      <w:proofErr w:type="spellStart"/>
+      <w:r>
+        <w:t>ροσέγγιση</w:t>
+      </w:r>
+      <w:proofErr w:type="spellEnd"/>
+      <w:r>
+        <w:t xml:space="preserve"> π</w:t>
+      </w:r>
+      <w:proofErr w:type="spellStart"/>
+      <w:r>
+        <w:t>ροσφέρει</w:t>
+      </w:r>
+      <w:proofErr w:type="spellEnd"/>
+      <w:r>
+        <w:t xml:space="preserve"> </w:t>
+      </w:r>
+      <w:proofErr w:type="spellStart"/>
+      <w:r>
+        <w:t>δύο</w:t>
+      </w:r>
+      <w:proofErr w:type="spellEnd"/>
+      <w:r>
+        <w:t xml:space="preserve"> βα</w:t>
+      </w:r>
+      <w:proofErr w:type="spellStart"/>
+      <w:r>
+        <w:t>σικά</w:t>
+      </w:r>
+      <w:proofErr w:type="spellEnd"/>
+      <w:r>
+        <w:t xml:space="preserve"> π</w:t>
+      </w:r>
+      <w:proofErr w:type="spellStart"/>
+      <w:r>
+        <w:t>λεονεκτήμ</w:t>
+      </w:r>
+      <w:proofErr w:type="spellEnd"/>
+      <w:r>
+        <w:t>ατα:</w:t>
       </w:r>
     </w:p>
     <w:p>
@@ -2963,7 +3303,23 @@
     </w:p>
     <w:p>
       <w:r>
-        <w:t>Η κλάση Router περιλαμβάνει:</w:t>
+        <w:t xml:space="preserve">Η </w:t>
+      </w:r>
+      <w:proofErr w:type="spellStart"/>
+      <w:r>
+        <w:t>κλάση</w:t>
+      </w:r>
+      <w:proofErr w:type="spellEnd"/>
+      <w:r>
+        <w:t> Router π</w:t>
+      </w:r>
+      <w:proofErr w:type="spellStart"/>
+      <w:r>
+        <w:t>εριλ</w:t>
+      </w:r>
+      <w:proofErr w:type="spellEnd"/>
+      <w:r>
+        <w:t>αμβάνει:</w:t>
       </w:r>
     </w:p>
     <w:p>
@@ -2979,9 +3335,11 @@
         </w:rPr>
         <w:t>__</w:t>
       </w:r>
+      <w:proofErr w:type="spellStart"/>
       <w:r>
         <w:t>init</w:t>
       </w:r>
+      <w:proofErr w:type="spellEnd"/>
       <w:r>
         <w:rPr>
           <w:lang w:val="el-GR"/>
@@ -2998,8 +3356,13 @@
         <w:t>, ...): Ο κατασκευαστής της κλάσης. Εδώ αρχικοποιείται η ουρά ως ένα</w:t>
       </w:r>
       <w:r>
-        <w:t> simpy</w:t>
-      </w:r>
+        <w:t> </w:t>
+      </w:r>
+      <w:proofErr w:type="spellStart"/>
+      <w:r>
+        <w:t>simpy</w:t>
+      </w:r>
+      <w:proofErr w:type="spellEnd"/>
       <w:r>
         <w:rPr>
           <w:lang w:val="el-GR"/>
@@ -3043,7 +3406,52 @@
         <w:t xml:space="preserve">). </w:t>
       </w:r>
       <w:r>
-        <w:t>Επίσης, αρχικοποιείται ένας μετρητής self.packets_dropped = 0.</w:t>
+        <w:t>Επ</w:t>
+      </w:r>
+      <w:proofErr w:type="spellStart"/>
+      <w:r>
+        <w:t>ίσης</w:t>
+      </w:r>
+      <w:proofErr w:type="spellEnd"/>
+      <w:r>
+        <w:t>, α</w:t>
+      </w:r>
+      <w:proofErr w:type="spellStart"/>
+      <w:r>
+        <w:t>ρχικο</w:t>
+      </w:r>
+      <w:proofErr w:type="spellEnd"/>
+      <w:r>
+        <w:t xml:space="preserve">ποιείται </w:t>
+      </w:r>
+      <w:proofErr w:type="spellStart"/>
+      <w:r>
+        <w:t>έν</w:t>
+      </w:r>
+      <w:proofErr w:type="spellEnd"/>
+      <w:r>
+        <w:t xml:space="preserve">ας </w:t>
+      </w:r>
+      <w:proofErr w:type="spellStart"/>
+      <w:r>
+        <w:t>μετρητής</w:t>
+      </w:r>
+      <w:proofErr w:type="spellEnd"/>
+      <w:r>
+        <w:t> </w:t>
+      </w:r>
+      <w:proofErr w:type="spellStart"/>
+      <w:proofErr w:type="gramStart"/>
+      <w:r>
+        <w:t>self.packets</w:t>
+      </w:r>
+      <w:proofErr w:type="gramEnd"/>
+      <w:r>
+        <w:t>_dropped</w:t>
+      </w:r>
+      <w:proofErr w:type="spellEnd"/>
+      <w:r>
+        <w:t xml:space="preserve"> = 0.</w:t>
       </w:r>
     </w:p>
     <w:p>
@@ -3065,6 +3473,7 @@
         </w:rPr>
         <w:t>_</w:t>
       </w:r>
+      <w:proofErr w:type="gramStart"/>
       <w:r>
         <w:t>packets</w:t>
       </w:r>
@@ -3074,6 +3483,7 @@
         </w:rPr>
         <w:t>(</w:t>
       </w:r>
+      <w:proofErr w:type="gramEnd"/>
       <w:r>
         <w:t>self</w:t>
       </w:r>
@@ -3127,6 +3537,7 @@
         </w:rPr>
         <w:t>_</w:t>
       </w:r>
+      <w:proofErr w:type="gramStart"/>
       <w:r>
         <w:t>arrival</w:t>
       </w:r>
@@ -3136,6 +3547,7 @@
         </w:rPr>
         <w:t>(</w:t>
       </w:r>
+      <w:proofErr w:type="gramEnd"/>
       <w:r>
         <w:t>self</w:t>
       </w:r>
@@ -3235,8 +3647,29 @@
         </w:rPr>
         <w:t xml:space="preserve">. </w:t>
       </w:r>
-      <w:r>
-        <w:t>Τότε, εκτελείται ο έλεγχος:</w:t>
+      <w:proofErr w:type="spellStart"/>
+      <w:r>
+        <w:t>Τότε</w:t>
+      </w:r>
+      <w:proofErr w:type="spellEnd"/>
+      <w:r>
+        <w:t xml:space="preserve">, </w:t>
+      </w:r>
+      <w:proofErr w:type="spellStart"/>
+      <w:r>
+        <w:t>εκτελείτ</w:t>
+      </w:r>
+      <w:proofErr w:type="spellEnd"/>
+      <w:r>
+        <w:t xml:space="preserve">αι ο </w:t>
+      </w:r>
+      <w:proofErr w:type="spellStart"/>
+      <w:r>
+        <w:t>έλεγχος</w:t>
+      </w:r>
+      <w:proofErr w:type="spellEnd"/>
+      <w:r>
+        <w:t>:</w:t>
       </w:r>
     </w:p>
     <w:p>
@@ -3424,6 +3857,7 @@
       <w:r>
         <w:t>blocked</w:t>
       </w:r>
+      <w:proofErr w:type="gramStart"/>
       <w:r>
         <w:rPr>
           <w:lang w:val="el-GR"/>
@@ -3442,6 +3876,7 @@
       <w:r>
         <w:t>size</w:t>
       </w:r>
+      <w:proofErr w:type="gramEnd"/>
       <w:r>
         <w:rPr>
           <w:lang w:val="el-GR"/>
@@ -3706,9 +4141,11 @@
         </w:rPr>
         <w:t>Ο ρυθμός άφιξης των πακέτων είναι σταθερός στο 1 πακέτο κάθε 5</w:t>
       </w:r>
+      <w:proofErr w:type="spellStart"/>
       <w:r>
         <w:t>ms</w:t>
       </w:r>
+      <w:proofErr w:type="spellEnd"/>
       <w:r>
         <w:rPr>
           <w:lang w:val="el-GR"/>
@@ -3784,9 +4221,11 @@
         </w:rPr>
         <w:t xml:space="preserve"> είναι 8</w:t>
       </w:r>
+      <w:proofErr w:type="spellStart"/>
       <w:r>
         <w:t>ms</w:t>
       </w:r>
+      <w:proofErr w:type="spellEnd"/>
       <w:r>
         <w:rPr>
           <w:lang w:val="el-GR"/>
@@ -3947,7 +4386,39 @@
           <w:b/>
           <w:bCs/>
         </w:rPr>
-        <w:t>Η Κατάσταση Συμφόρησης (Congestion):</w:t>
+        <w:t>Η Κα</w:t>
+      </w:r>
+      <w:proofErr w:type="spellStart"/>
+      <w:r>
+        <w:rPr>
+          <w:b/>
+          <w:bCs/>
+        </w:rPr>
+        <w:t>τάστ</w:t>
+      </w:r>
+      <w:proofErr w:type="spellEnd"/>
+      <w:r>
+        <w:rPr>
+          <w:b/>
+          <w:bCs/>
+        </w:rPr>
+        <w:t xml:space="preserve">αση </w:t>
+      </w:r>
+      <w:proofErr w:type="spellStart"/>
+      <w:r>
+        <w:rPr>
+          <w:b/>
+          <w:bCs/>
+        </w:rPr>
+        <w:t>Συμφόρησης</w:t>
+      </w:r>
+      <w:proofErr w:type="spellEnd"/>
+      <w:r>
+        <w:rPr>
+          <w:b/>
+          <w:bCs/>
+        </w:rPr>
+        <w:t xml:space="preserve"> (Congestion):</w:t>
       </w:r>
     </w:p>
     <w:p>
@@ -5259,9 +5730,11 @@
         </w:rPr>
         <w:t>, διατηρώντας σταθερό τον ρυθμό άφιξης (1 πακέτο κάθε 5</w:t>
       </w:r>
+      <w:proofErr w:type="spellStart"/>
       <w:r>
         <w:t>ms</w:t>
       </w:r>
+      <w:proofErr w:type="spellEnd"/>
       <w:r>
         <w:rPr>
           <w:lang w:val="el-GR"/>
@@ -5324,7 +5797,15 @@
     </w:p>
     <w:p>
       <w:r>
-        <w:t>1. Περίπτωση 1 Mbps:</w:t>
+        <w:t xml:space="preserve">1. </w:t>
+      </w:r>
+      <w:proofErr w:type="spellStart"/>
+      <w:r>
+        <w:t>Περί</w:t>
+      </w:r>
+      <w:proofErr w:type="spellEnd"/>
+      <w:r>
+        <w:t>πτωση 1 Mbps:</w:t>
       </w:r>
     </w:p>
     <w:p>
@@ -5335,8 +5816,21 @@
         </w:numPr>
       </w:pPr>
       <w:r>
-        <w:t>Transmission Delay: 8000  / 1.000.000 bps = 8 ms</w:t>
-      </w:r>
+        <w:t xml:space="preserve">Transmission Delay: </w:t>
+      </w:r>
+      <w:proofErr w:type="gramStart"/>
+      <w:r>
+        <w:t>8000  /</w:t>
+      </w:r>
+      <w:proofErr w:type="gramEnd"/>
+      <w:r>
+        <w:t xml:space="preserve"> 1.000.000 bps = 8 </w:t>
+      </w:r>
+      <w:proofErr w:type="spellStart"/>
+      <w:r>
+        <w:t>ms</w:t>
+      </w:r>
+      <w:proofErr w:type="spellEnd"/>
     </w:p>
     <w:p>
       <w:pPr>
@@ -5346,7 +5840,15 @@
         </w:numPr>
       </w:pPr>
       <w:r>
-        <w:t>Interval Πακέτων:</w:t>
+        <w:t>Interval Πα</w:t>
+      </w:r>
+      <w:proofErr w:type="spellStart"/>
+      <w:r>
+        <w:t>κέτων</w:t>
+      </w:r>
+      <w:proofErr w:type="spellEnd"/>
+      <w:r>
+        <w:t>:</w:t>
       </w:r>
       <w:r>
         <w:t xml:space="preserve"> </w:t>
@@ -5354,12 +5856,14 @@
       <w:r>
         <w:t>5</w:t>
       </w:r>
+      <w:proofErr w:type="gramStart"/>
       <w:r>
         <w:t>ms</w:t>
       </w:r>
       <w:r>
         <w:t xml:space="preserve"> .</w:t>
       </w:r>
+      <w:proofErr w:type="gramEnd"/>
     </w:p>
     <w:p>
       <w:pPr>
@@ -5386,18 +5890,22 @@
         </w:rPr>
         <w:t xml:space="preserve"> για να στείλει ένα πακέτο (8</w:t>
       </w:r>
+      <w:proofErr w:type="spellStart"/>
       <w:r>
         <w:t>ms</w:t>
       </w:r>
+      <w:proofErr w:type="spellEnd"/>
       <w:r>
         <w:rPr>
           <w:lang w:val="el-GR"/>
         </w:rPr>
         <w:t>) είναι μεγαλύτερος από τον ρυθμό που έρχονται τα νέα πακέτα (5</w:t>
       </w:r>
+      <w:proofErr w:type="spellStart"/>
       <w:r>
         <w:t>ms</w:t>
       </w:r>
+      <w:proofErr w:type="spellEnd"/>
       <w:r>
         <w:rPr>
           <w:lang w:val="el-GR"/>
@@ -5511,7 +6019,15 @@
         <w:br/>
       </w:r>
       <w:r>
-        <w:t>2. Περίπτωση 10 Mbps:</w:t>
+        <w:t xml:space="preserve">2. </w:t>
+      </w:r>
+      <w:proofErr w:type="spellStart"/>
+      <w:r>
+        <w:t>Περί</w:t>
+      </w:r>
+      <w:proofErr w:type="spellEnd"/>
+      <w:r>
+        <w:t>πτωση 10 Mbps:</w:t>
       </w:r>
     </w:p>
     <w:p>
@@ -5539,8 +6055,21 @@
         </w:numPr>
       </w:pPr>
       <w:r>
-        <w:t>Interval Πακέτων: 5 ms.</w:t>
-      </w:r>
+        <w:t>Interval Πα</w:t>
+      </w:r>
+      <w:proofErr w:type="spellStart"/>
+      <w:r>
+        <w:t>κέτων</w:t>
+      </w:r>
+      <w:proofErr w:type="spellEnd"/>
+      <w:r>
+        <w:t xml:space="preserve">: 5 </w:t>
+      </w:r>
+      <w:proofErr w:type="spellStart"/>
+      <w:r>
+        <w:t>ms.</w:t>
+      </w:r>
+      <w:proofErr w:type="spellEnd"/>
     </w:p>
     <w:p>
       <w:pPr>
@@ -5567,18 +6096,22 @@
         </w:rPr>
         <w:t xml:space="preserve"> μπορεί να στείλει το πακέτο πολύ γρήγορα (0.8</w:t>
       </w:r>
+      <w:proofErr w:type="spellStart"/>
       <w:r>
         <w:t>ms</w:t>
       </w:r>
+      <w:proofErr w:type="spellEnd"/>
       <w:r>
         <w:rPr>
           <w:lang w:val="el-GR"/>
         </w:rPr>
         <w:t xml:space="preserve">), πολύ πιο γρήγορα από τον ρυθμό που καταφθάνουν τα νέα (5 </w:t>
       </w:r>
+      <w:proofErr w:type="spellStart"/>
       <w:r>
         <w:t>ms</w:t>
       </w:r>
+      <w:proofErr w:type="spellEnd"/>
       <w:r>
         <w:rPr>
           <w:lang w:val="el-GR"/>
@@ -5594,7 +6127,15 @@
         </w:numPr>
       </w:pPr>
       <w:r>
-        <w:t>Αποτέλεσμα:</w:t>
+        <w:t>Απ</w:t>
+      </w:r>
+      <w:proofErr w:type="spellStart"/>
+      <w:r>
+        <w:t>οτέλεσμ</w:t>
+      </w:r>
+      <w:proofErr w:type="spellEnd"/>
+      <w:r>
+        <w:t>α:</w:t>
       </w:r>
     </w:p>
     <w:p>
@@ -5732,7 +6273,15 @@
     </w:p>
     <w:p>
       <w:r>
-        <w:t>3. Περίπτωση 100 Mbps:</w:t>
+        <w:t xml:space="preserve">3. </w:t>
+      </w:r>
+      <w:proofErr w:type="spellStart"/>
+      <w:r>
+        <w:t>Περί</w:t>
+      </w:r>
+      <w:proofErr w:type="spellEnd"/>
+      <w:r>
+        <w:t>πτωση 100 Mbps:</w:t>
       </w:r>
     </w:p>
     <w:p>
@@ -6129,9 +6678,11 @@
         </w:rPr>
         <w:t xml:space="preserve"> 1 πακέτο κάθε 5</w:t>
       </w:r>
+      <w:proofErr w:type="spellStart"/>
       <w:r>
         <w:t>ms</w:t>
       </w:r>
+      <w:proofErr w:type="spellEnd"/>
       <w:r>
         <w:rPr>
           <w:lang w:val="el-GR"/>
@@ -6708,18 +7259,22 @@
         </w:rPr>
         <w:t xml:space="preserve"> χρειάζεται μόλις 0.8</w:t>
       </w:r>
+      <w:proofErr w:type="spellStart"/>
       <w:r>
         <w:t>ms</w:t>
       </w:r>
+      <w:proofErr w:type="spellEnd"/>
       <w:r>
         <w:rPr>
           <w:lang w:val="el-GR"/>
         </w:rPr>
         <w:t xml:space="preserve"> για να στείλει κάθε πακέτο, ενώ τα πακέτα έρχονται κάθε 5</w:t>
       </w:r>
+      <w:proofErr w:type="spellStart"/>
       <w:r>
         <w:t>ms</w:t>
       </w:r>
+      <w:proofErr w:type="spellEnd"/>
       <w:r>
         <w:rPr>
           <w:lang w:val="el-GR"/>
@@ -6734,12 +7289,21 @@
           <w:numId w:val="47"/>
         </w:numPr>
       </w:pPr>
-      <w:r>
-        <w:rPr>
-          <w:b/>
-          <w:bCs/>
-        </w:rPr>
-        <w:t>Μετρικές:</w:t>
+      <w:proofErr w:type="spellStart"/>
+      <w:r>
+        <w:rPr>
+          <w:b/>
+          <w:bCs/>
+        </w:rPr>
+        <w:t>Μετρικές</w:t>
+      </w:r>
+      <w:proofErr w:type="spellEnd"/>
+      <w:r>
+        <w:rPr>
+          <w:b/>
+          <w:bCs/>
+        </w:rPr>
+        <w:t>:</w:t>
       </w:r>
     </w:p>
     <w:p>
@@ -6750,7 +7314,23 @@
         </w:numPr>
       </w:pPr>
       <w:r>
-        <w:t>Queue Size: 0 (Άδεια ουρά).</w:t>
+        <w:t>Queue Size: 0 (</w:t>
+      </w:r>
+      <w:proofErr w:type="spellStart"/>
+      <w:r>
+        <w:t>Άδει</w:t>
+      </w:r>
+      <w:proofErr w:type="spellEnd"/>
+      <w:r>
+        <w:t xml:space="preserve">α </w:t>
+      </w:r>
+      <w:proofErr w:type="spellStart"/>
+      <w:r>
+        <w:t>ουρά</w:t>
+      </w:r>
+      <w:proofErr w:type="spellEnd"/>
+      <w:r>
+        <w:t>).</w:t>
       </w:r>
     </w:p>
     <w:p>
@@ -6783,6 +7363,7 @@
         </w:rPr>
         <w:t xml:space="preserve">: 0.16 </w:t>
       </w:r>
+      <w:proofErr w:type="gramStart"/>
       <w:r>
         <w:t>Mbps</w:t>
       </w:r>
@@ -6790,7 +7371,14 @@
         <w:rPr>
           <w:lang w:val="el-GR"/>
         </w:rPr>
-        <w:t>(Περιορίζεται από την πηγή, όχι από το δίκτυο).</w:t>
+        <w:t>(</w:t>
+      </w:r>
+      <w:proofErr w:type="gramEnd"/>
+      <w:r>
+        <w:rPr>
+          <w:lang w:val="el-GR"/>
+        </w:rPr>
+        <w:t>Περιορίζεται από την πηγή, όχι από το δίκτυο).</w:t>
       </w:r>
       <w:r>
         <w:rPr>
@@ -6847,7 +7435,39 @@
           <w:bCs/>
         </w:rPr>
         <w:lastRenderedPageBreak/>
-        <w:t>2. Μεσαία Πακέτα (1000 Bytes):</w:t>
+        <w:t xml:space="preserve">2. </w:t>
+      </w:r>
+      <w:proofErr w:type="spellStart"/>
+      <w:r>
+        <w:rPr>
+          <w:b/>
+          <w:bCs/>
+        </w:rPr>
+        <w:t>Μεσ</w:t>
+      </w:r>
+      <w:proofErr w:type="spellEnd"/>
+      <w:r>
+        <w:rPr>
+          <w:b/>
+          <w:bCs/>
+        </w:rPr>
+        <w:t>αία Πα</w:t>
+      </w:r>
+      <w:proofErr w:type="spellStart"/>
+      <w:r>
+        <w:rPr>
+          <w:b/>
+          <w:bCs/>
+        </w:rPr>
+        <w:t>κέτ</w:t>
+      </w:r>
+      <w:proofErr w:type="spellEnd"/>
+      <w:r>
+        <w:rPr>
+          <w:b/>
+          <w:bCs/>
+        </w:rPr>
+        <w:t>α (1000 Bytes):</w:t>
       </w:r>
     </w:p>
     <w:p>
@@ -6918,12 +7538,21 @@
           <w:numId w:val="48"/>
         </w:numPr>
       </w:pPr>
-      <w:r>
-        <w:rPr>
-          <w:b/>
-          <w:bCs/>
-        </w:rPr>
-        <w:t>Μετρικές:</w:t>
+      <w:proofErr w:type="spellStart"/>
+      <w:r>
+        <w:rPr>
+          <w:b/>
+          <w:bCs/>
+        </w:rPr>
+        <w:t>Μετρικές</w:t>
+      </w:r>
+      <w:proofErr w:type="spellEnd"/>
+      <w:r>
+        <w:rPr>
+          <w:b/>
+          <w:bCs/>
+        </w:rPr>
+        <w:t>:</w:t>
       </w:r>
     </w:p>
     <w:p>
@@ -6934,7 +7563,15 @@
         </w:numPr>
       </w:pPr>
       <w:r>
-        <w:t>Queue Size: Γεμάτη (10).</w:t>
+        <w:t xml:space="preserve">Queue Size: </w:t>
+      </w:r>
+      <w:proofErr w:type="spellStart"/>
+      <w:r>
+        <w:t>Γεμάτη</w:t>
+      </w:r>
+      <w:proofErr w:type="spellEnd"/>
+      <w:r>
+        <w:t xml:space="preserve"> (10).</w:t>
       </w:r>
     </w:p>
     <w:p>
@@ -7121,9 +7758,11 @@
         </w:rPr>
         <w:t xml:space="preserve"> χρειάζεται 40</w:t>
       </w:r>
+      <w:proofErr w:type="spellStart"/>
       <w:r>
         <w:t>ms</w:t>
       </w:r>
+      <w:proofErr w:type="spellEnd"/>
       <w:r>
         <w:rPr>
           <w:lang w:val="el-GR"/>
@@ -7156,12 +7795,21 @@
           <w:numId w:val="49"/>
         </w:numPr>
       </w:pPr>
-      <w:r>
-        <w:rPr>
-          <w:b/>
-          <w:bCs/>
-        </w:rPr>
-        <w:t>Μετρικές:</w:t>
+      <w:proofErr w:type="spellStart"/>
+      <w:r>
+        <w:rPr>
+          <w:b/>
+          <w:bCs/>
+        </w:rPr>
+        <w:t>Μετρικές</w:t>
+      </w:r>
+      <w:proofErr w:type="spellEnd"/>
+      <w:r>
+        <w:rPr>
+          <w:b/>
+          <w:bCs/>
+        </w:rPr>
+        <w:t>:</w:t>
       </w:r>
     </w:p>
     <w:p>
@@ -7210,9 +7858,11 @@
         </w:rPr>
         <w:t xml:space="preserve"> Αυξάνεται γραμμικά με το μέγεθος (φτάνει τα 40</w:t>
       </w:r>
+      <w:proofErr w:type="spellStart"/>
       <w:r>
         <w:t>ms</w:t>
       </w:r>
+      <w:proofErr w:type="spellEnd"/>
       <w:r>
         <w:rPr>
           <w:lang w:val="el-GR"/>
@@ -7481,6 +8131,7 @@
         <w:rPr>
           <w:b/>
           <w:bCs/>
+          <w:lang w:val="el-GR"/>
         </w:rPr>
         <w:lastRenderedPageBreak/>
         <w:br/>
@@ -7658,6 +8309,7 @@
           <w:bCs/>
           <w:sz w:val="40"/>
           <w:szCs w:val="40"/>
+          <w:lang w:val="el-GR"/>
         </w:rPr>
         <w:br/>
       </w:r>
@@ -7717,7 +8369,39 @@
         <w:t>Hosts:</w:t>
       </w:r>
       <w:r>
-        <w:t xml:space="preserve"> Δύο Πηγές (Host A, Host B) και έναν Προορισμό (Destination).</w:t>
+        <w:t xml:space="preserve"> </w:t>
+      </w:r>
+      <w:proofErr w:type="spellStart"/>
+      <w:r>
+        <w:t>Δύο</w:t>
+      </w:r>
+      <w:proofErr w:type="spellEnd"/>
+      <w:r>
+        <w:t xml:space="preserve"> </w:t>
+      </w:r>
+      <w:proofErr w:type="spellStart"/>
+      <w:r>
+        <w:t>Πηγές</w:t>
+      </w:r>
+      <w:proofErr w:type="spellEnd"/>
+      <w:r>
+        <w:t xml:space="preserve"> (Host A, Host B) και </w:t>
+      </w:r>
+      <w:proofErr w:type="spellStart"/>
+      <w:r>
+        <w:t>έν</w:t>
+      </w:r>
+      <w:proofErr w:type="spellEnd"/>
+      <w:r>
+        <w:t xml:space="preserve">αν </w:t>
+      </w:r>
+      <w:proofErr w:type="spellStart"/>
+      <w:r>
+        <w:t>Προορισμό</w:t>
+      </w:r>
+      <w:proofErr w:type="spellEnd"/>
+      <w:r>
+        <w:t xml:space="preserve"> (Destination).</w:t>
       </w:r>
     </w:p>
     <w:p>
@@ -7778,8 +8462,45 @@
         </w:rPr>
         <w:t xml:space="preserve"> Συγκεντρώνει την κίνηση από τις δύο πηγές. </w:t>
       </w:r>
-      <w:r>
-        <w:t>Λειτουργεί ως το σημείο συγχώνευσης (Merge Point).</w:t>
+      <w:proofErr w:type="spellStart"/>
+      <w:r>
+        <w:t>Λειτουργεί</w:t>
+      </w:r>
+      <w:proofErr w:type="spellEnd"/>
+      <w:r>
+        <w:t xml:space="preserve"> </w:t>
+      </w:r>
+      <w:proofErr w:type="spellStart"/>
+      <w:r>
+        <w:t>ως</w:t>
+      </w:r>
+      <w:proofErr w:type="spellEnd"/>
+      <w:r>
+        <w:t xml:space="preserve"> </w:t>
+      </w:r>
+      <w:proofErr w:type="spellStart"/>
+      <w:r>
+        <w:t>το</w:t>
+      </w:r>
+      <w:proofErr w:type="spellEnd"/>
+      <w:r>
+        <w:t xml:space="preserve"> </w:t>
+      </w:r>
+      <w:proofErr w:type="spellStart"/>
+      <w:r>
+        <w:t>σημείο</w:t>
+      </w:r>
+      <w:proofErr w:type="spellEnd"/>
+      <w:r>
+        <w:t xml:space="preserve"> </w:t>
+      </w:r>
+      <w:proofErr w:type="spellStart"/>
+      <w:r>
+        <w:t>συγχώνευσης</w:t>
+      </w:r>
+      <w:proofErr w:type="spellEnd"/>
+      <w:r>
+        <w:t xml:space="preserve"> (Merge Point).</w:t>
       </w:r>
     </w:p>
     <w:p>
@@ -7871,9 +8592,11 @@
         </w:rPr>
         <w:t xml:space="preserve"> στέλνει 1000 πακέτα (Σύνολο 2000) με τον ίδιο ρυθμό (1 πακέτο/5</w:t>
       </w:r>
+      <w:proofErr w:type="spellStart"/>
       <w:r>
         <w:t>ms</w:t>
       </w:r>
+      <w:proofErr w:type="spellEnd"/>
       <w:r>
         <w:rPr>
           <w:lang w:val="el-GR"/>
@@ -7908,7 +8631,13 @@
         <w:t xml:space="preserve"> συνολικά).</w:t>
       </w:r>
     </w:p>
-    <w:p/>
+    <w:p>
+      <w:pPr>
+        <w:rPr>
+          <w:lang w:val="el-GR"/>
+        </w:rPr>
+      </w:pPr>
+    </w:p>
     <w:p>
       <w:pPr>
         <w:rPr>
@@ -8105,7 +8834,23 @@
           <w:b/>
           <w:bCs/>
         </w:rPr>
-        <w:t>Αποτελέσματα:</w:t>
+        <w:t>Απ</w:t>
+      </w:r>
+      <w:proofErr w:type="spellStart"/>
+      <w:r>
+        <w:rPr>
+          <w:b/>
+          <w:bCs/>
+        </w:rPr>
+        <w:t>οτελέσμ</w:t>
+      </w:r>
+      <w:proofErr w:type="spellEnd"/>
+      <w:r>
+        <w:rPr>
+          <w:b/>
+          <w:bCs/>
+        </w:rPr>
+        <w:t>ατα:</w:t>
       </w:r>
     </w:p>
     <w:p>
@@ -8333,9 +9078,15 @@
         <w:t>1.</w:t>
       </w:r>
       <w:r>
+        <w:rPr>
+          <w:lang w:val="el-GR"/>
+        </w:rPr>
         <w:br/>
       </w:r>
       <w:r>
+        <w:rPr>
+          <w:lang w:val="el-GR"/>
+        </w:rPr>
         <w:br/>
       </w:r>
     </w:p>
@@ -8351,6 +9102,7 @@
       </w:pPr>
       <w:r>
         <w:rPr>
+          <w:noProof/>
           <w:lang w:val="el-GR"/>
         </w:rPr>
         <w:drawing>
@@ -8490,13 +9242,61 @@
         <w:t>Load vs Capacity:</w:t>
       </w:r>
       <w:r>
-        <w:t xml:space="preserve"> Το συνολικό Load είναι 400 pkts</w:t>
+        <w:t xml:space="preserve"> </w:t>
+      </w:r>
+      <w:proofErr w:type="spellStart"/>
+      <w:r>
+        <w:t>Το</w:t>
+      </w:r>
+      <w:proofErr w:type="spellEnd"/>
+      <w:r>
+        <w:t xml:space="preserve"> </w:t>
+      </w:r>
+      <w:proofErr w:type="spellStart"/>
+      <w:r>
+        <w:t>συνολικό</w:t>
+      </w:r>
+      <w:proofErr w:type="spellEnd"/>
+      <w:r>
+        <w:t xml:space="preserve"> Load </w:t>
+      </w:r>
+      <w:proofErr w:type="spellStart"/>
+      <w:r>
+        <w:t>είν</w:t>
+      </w:r>
+      <w:proofErr w:type="spellEnd"/>
+      <w:r>
+        <w:t>αι 400 pkts</w:t>
       </w:r>
       <w:r>
         <w:t xml:space="preserve"> x</w:t>
       </w:r>
       <w:r>
-        <w:t xml:space="preserve"> 8000 bits = 3.2 Mbps. Το κανάλι έχει 10 Mbps.</w:t>
+        <w:t xml:space="preserve"> 8000 bits = 3.2 Mbps. </w:t>
+      </w:r>
+      <w:proofErr w:type="spellStart"/>
+      <w:r>
+        <w:t>Το</w:t>
+      </w:r>
+      <w:proofErr w:type="spellEnd"/>
+      <w:r>
+        <w:t xml:space="preserve"> κα</w:t>
+      </w:r>
+      <w:proofErr w:type="spellStart"/>
+      <w:r>
+        <w:t>νάλι</w:t>
+      </w:r>
+      <w:proofErr w:type="spellEnd"/>
+      <w:r>
+        <w:t xml:space="preserve"> </w:t>
+      </w:r>
+      <w:proofErr w:type="spellStart"/>
+      <w:r>
+        <w:t>έχει</w:t>
+      </w:r>
+      <w:proofErr w:type="spellEnd"/>
+      <w:r>
+        <w:t xml:space="preserve"> 10 Mbps.</w:t>
       </w:r>
     </w:p>
     <w:p>
@@ -8550,7 +9350,23 @@
           <w:b/>
           <w:bCs/>
         </w:rPr>
-        <w:t>Αποτελέσματα:</w:t>
+        <w:t>Απ</w:t>
+      </w:r>
+      <w:proofErr w:type="spellStart"/>
+      <w:r>
+        <w:rPr>
+          <w:b/>
+          <w:bCs/>
+        </w:rPr>
+        <w:t>οτελέσμ</w:t>
+      </w:r>
+      <w:proofErr w:type="spellEnd"/>
+      <w:r>
+        <w:rPr>
+          <w:b/>
+          <w:bCs/>
+        </w:rPr>
+        <w:t>ατα:</w:t>
       </w:r>
     </w:p>
     <w:p>
@@ -8569,7 +9385,15 @@
         <w:t>Loss:</w:t>
       </w:r>
       <w:r>
-        <w:t xml:space="preserve"> Μηδενικό (0%).</w:t>
+        <w:t xml:space="preserve"> </w:t>
+      </w:r>
+      <w:proofErr w:type="spellStart"/>
+      <w:r>
+        <w:t>Μηδενικό</w:t>
+      </w:r>
+      <w:proofErr w:type="spellEnd"/>
+      <w:r>
+        <w:t xml:space="preserve"> (0%).</w:t>
       </w:r>
     </w:p>
     <w:p>
@@ -8681,9 +9505,15 @@
         <w:t>).</w:t>
       </w:r>
       <w:r>
+        <w:rPr>
+          <w:lang w:val="el-GR"/>
+        </w:rPr>
         <w:br/>
       </w:r>
       <w:r>
+        <w:rPr>
+          <w:lang w:val="el-GR"/>
+        </w:rPr>
         <w:br/>
       </w:r>
     </w:p>
@@ -8699,6 +9529,7 @@
       </w:pPr>
       <w:r>
         <w:rPr>
+          <w:noProof/>
           <w:lang w:val="el-GR"/>
         </w:rPr>
         <w:drawing>
@@ -8786,8 +9617,45 @@
         </w:rPr>
         <w:t xml:space="preserve">, καθώς το δίκτυο ήταν ήδη επαρκές. </w:t>
       </w:r>
-      <w:r>
-        <w:t>Το throughput περιορίζεται από τις πηγές στα 3.2 Mbps.</w:t>
+      <w:proofErr w:type="spellStart"/>
+      <w:r>
+        <w:t>Το</w:t>
+      </w:r>
+      <w:proofErr w:type="spellEnd"/>
+      <w:r>
+        <w:t xml:space="preserve"> throughput π</w:t>
+      </w:r>
+      <w:proofErr w:type="spellStart"/>
+      <w:r>
+        <w:t>εριορίζετ</w:t>
+      </w:r>
+      <w:proofErr w:type="spellEnd"/>
+      <w:r>
+        <w:t xml:space="preserve">αι από </w:t>
+      </w:r>
+      <w:proofErr w:type="spellStart"/>
+      <w:r>
+        <w:t>τις</w:t>
+      </w:r>
+      <w:proofErr w:type="spellEnd"/>
+      <w:r>
+        <w:t xml:space="preserve"> π</w:t>
+      </w:r>
+      <w:proofErr w:type="spellStart"/>
+      <w:r>
+        <w:t>ηγές</w:t>
+      </w:r>
+      <w:proofErr w:type="spellEnd"/>
+      <w:r>
+        <w:t xml:space="preserve"> </w:t>
+      </w:r>
+      <w:proofErr w:type="spellStart"/>
+      <w:r>
+        <w:t>στ</w:t>
+      </w:r>
+      <w:proofErr w:type="spellEnd"/>
+      <w:r>
+        <w:t>α 3.2 Mbps.</w:t>
       </w:r>
       <w:r>
         <w:br/>
@@ -8797,6 +9665,9 @@
         <w:br/>
       </w:r>
       <w:r>
+        <w:rPr>
+          <w:noProof/>
+        </w:rPr>
         <w:drawing>
           <wp:inline distT="0" distB="0" distL="0" distR="0" wp14:anchorId="4ACED83C" wp14:editId="5502FEA2">
             <wp:extent cx="6240145" cy="3354079"/>
@@ -8904,7 +9775,39 @@
           <w:b/>
           <w:bCs/>
         </w:rPr>
-        <w:t>Α. Μικρά Πακέτα (100 Bytes)</w:t>
+        <w:t xml:space="preserve">Α. </w:t>
+      </w:r>
+      <w:proofErr w:type="spellStart"/>
+      <w:r>
+        <w:rPr>
+          <w:b/>
+          <w:bCs/>
+        </w:rPr>
+        <w:t>Μικρά</w:t>
+      </w:r>
+      <w:proofErr w:type="spellEnd"/>
+      <w:r>
+        <w:rPr>
+          <w:b/>
+          <w:bCs/>
+        </w:rPr>
+        <w:t xml:space="preserve"> Πα</w:t>
+      </w:r>
+      <w:proofErr w:type="spellStart"/>
+      <w:r>
+        <w:rPr>
+          <w:b/>
+          <w:bCs/>
+        </w:rPr>
+        <w:t>κέτ</w:t>
+      </w:r>
+      <w:proofErr w:type="spellEnd"/>
+      <w:r>
+        <w:rPr>
+          <w:b/>
+          <w:bCs/>
+        </w:rPr>
+        <w:t>α (100 Bytes)</w:t>
       </w:r>
     </w:p>
     <w:p>
@@ -8931,7 +9834,15 @@
         <w:t>x</w:t>
       </w:r>
       <w:r>
-        <w:t xml:space="preserve"> 800  bits = 0.32 Mbps.</w:t>
+        <w:t xml:space="preserve"> </w:t>
+      </w:r>
+      <w:proofErr w:type="gramStart"/>
+      <w:r>
+        <w:t>800  bits</w:t>
+      </w:r>
+      <w:proofErr w:type="gramEnd"/>
+      <w:r>
+        <w:t xml:space="preserve"> = 0.32 Mbps.</w:t>
       </w:r>
     </w:p>
     <w:p>
@@ -8959,14 +9870,21 @@
         <w:t xml:space="preserve"> Το δίκτυο λειτουργεί άνετα (0.32 &lt; 1.0). Δεν υπάρχει συμφόρηση, παρόλο που έχουμε δύο πηγές.</w:t>
       </w:r>
       <w:r>
+        <w:rPr>
+          <w:lang w:val="el-GR"/>
+        </w:rPr>
         <w:br/>
       </w:r>
       <w:r>
+        <w:rPr>
+          <w:lang w:val="el-GR"/>
+        </w:rPr>
         <w:lastRenderedPageBreak/>
         <w:br/>
       </w:r>
       <w:r>
         <w:rPr>
+          <w:noProof/>
           <w:lang w:val="el-GR"/>
         </w:rPr>
         <w:drawing>
@@ -9012,7 +9930,39 @@
           <w:b/>
           <w:bCs/>
         </w:rPr>
-        <w:t>Β. Μεγάλα Πακέτα (3000 Bytes)</w:t>
+        <w:t xml:space="preserve">Β. </w:t>
+      </w:r>
+      <w:proofErr w:type="spellStart"/>
+      <w:r>
+        <w:rPr>
+          <w:b/>
+          <w:bCs/>
+        </w:rPr>
+        <w:t>Μεγάλ</w:t>
+      </w:r>
+      <w:proofErr w:type="spellEnd"/>
+      <w:r>
+        <w:rPr>
+          <w:b/>
+          <w:bCs/>
+        </w:rPr>
+        <w:t>α Πα</w:t>
+      </w:r>
+      <w:proofErr w:type="spellStart"/>
+      <w:r>
+        <w:rPr>
+          <w:b/>
+          <w:bCs/>
+        </w:rPr>
+        <w:t>κέτ</w:t>
+      </w:r>
+      <w:proofErr w:type="spellEnd"/>
+      <w:r>
+        <w:rPr>
+          <w:b/>
+          <w:bCs/>
+        </w:rPr>
+        <w:t>α (3000 Bytes)</w:t>
       </w:r>
     </w:p>
     <w:p>
@@ -9046,15 +9996,40 @@
           <w:numId w:val="56"/>
         </w:numPr>
       </w:pPr>
-      <w:r>
-        <w:rPr>
-          <w:b/>
-          <w:bCs/>
-        </w:rPr>
-        <w:t>Συμπεριφορά:</w:t>
-      </w:r>
-      <w:r>
-        <w:t xml:space="preserve"> Καταστροφική συμφόρηση.</w:t>
+      <w:proofErr w:type="spellStart"/>
+      <w:r>
+        <w:rPr>
+          <w:b/>
+          <w:bCs/>
+        </w:rPr>
+        <w:t>Συμ</w:t>
+      </w:r>
+      <w:proofErr w:type="spellEnd"/>
+      <w:r>
+        <w:rPr>
+          <w:b/>
+          <w:bCs/>
+        </w:rPr>
+        <w:t>περιφορά:</w:t>
+      </w:r>
+      <w:r>
+        <w:t xml:space="preserve"> Κατα</w:t>
+      </w:r>
+      <w:proofErr w:type="spellStart"/>
+      <w:r>
+        <w:t>στροφική</w:t>
+      </w:r>
+      <w:proofErr w:type="spellEnd"/>
+      <w:r>
+        <w:t xml:space="preserve"> </w:t>
+      </w:r>
+      <w:proofErr w:type="spellStart"/>
+      <w:r>
+        <w:t>συμφόρηση</w:t>
+      </w:r>
+      <w:proofErr w:type="spellEnd"/>
+      <w:r>
+        <w:t>.</w:t>
       </w:r>
     </w:p>
     <w:p>
@@ -9186,9 +10161,15 @@
         <w:t>.</w:t>
       </w:r>
       <w:r>
+        <w:rPr>
+          <w:lang w:val="el-GR"/>
+        </w:rPr>
         <w:br/>
       </w:r>
       <w:r>
+        <w:rPr>
+          <w:noProof/>
+        </w:rPr>
         <w:lastRenderedPageBreak/>
         <w:drawing>
           <wp:inline distT="0" distB="0" distL="0" distR="0" wp14:anchorId="1E0612B9" wp14:editId="0E517EC7">
@@ -9227,6 +10208,9 @@
         </w:drawing>
       </w:r>
       <w:r>
+        <w:rPr>
+          <w:lang w:val="el-GR"/>
+        </w:rPr>
         <w:br/>
       </w:r>
     </w:p>
@@ -9281,7 +10265,15 @@
         <w:t>x</w:t>
       </w:r>
       <w:r>
-        <w:t xml:space="preserve"> 40000 = 16  Mbps.</w:t>
+        <w:t xml:space="preserve"> 40000 = </w:t>
+      </w:r>
+      <w:proofErr w:type="gramStart"/>
+      <w:r>
+        <w:t>16  Mbps</w:t>
+      </w:r>
+      <w:proofErr w:type="gramEnd"/>
+      <w:r>
+        <w:t>.</w:t>
       </w:r>
     </w:p>
     <w:p>
@@ -9324,7 +10316,23 @@
         <w:t>Packet Loss:</w:t>
       </w:r>
       <w:r>
-        <w:t xml:space="preserve"> Ξεπερνά το </w:t>
+        <w:t xml:space="preserve"> </w:t>
+      </w:r>
+      <w:proofErr w:type="spellStart"/>
+      <w:r>
+        <w:t>Ξε</w:t>
+      </w:r>
+      <w:proofErr w:type="spellEnd"/>
+      <w:r>
+        <w:t xml:space="preserve">περνά </w:t>
+      </w:r>
+      <w:proofErr w:type="spellStart"/>
+      <w:r>
+        <w:t>το</w:t>
+      </w:r>
+      <w:proofErr w:type="spellEnd"/>
+      <w:r>
+        <w:t xml:space="preserve"> </w:t>
       </w:r>
       <w:r>
         <w:rPr>
@@ -9378,14 +10386,21 @@
         <w:t>.</w:t>
       </w:r>
       <w:r>
+        <w:rPr>
+          <w:lang w:val="el-GR"/>
+        </w:rPr>
         <w:br/>
       </w:r>
       <w:r>
+        <w:rPr>
+          <w:lang w:val="el-GR"/>
+        </w:rPr>
         <w:lastRenderedPageBreak/>
         <w:br/>
       </w:r>
       <w:r>
         <w:rPr>
+          <w:noProof/>
           <w:lang w:val="el-GR"/>
         </w:rPr>
         <w:drawing>
@@ -9425,7 +10440,13 @@
         </w:drawing>
       </w:r>
     </w:p>
-    <w:p/>
+    <w:p>
+      <w:pPr>
+        <w:rPr>
+          <w:lang w:val="el-GR"/>
+        </w:rPr>
+      </w:pPr>
+    </w:p>
     <w:p>
       <w:pPr>
         <w:rPr>
@@ -9589,6 +10610,1381 @@
         </w:rPr>
         <w:t xml:space="preserve"> προκαλούσαν ~37% απώλειες, εδώ (με διπλάσιες πηγές) προκαλούν ~68% απώλειες.</w:t>
       </w:r>
+      <w:r>
+        <w:br/>
+      </w:r>
+      <w:r>
+        <w:br/>
+      </w:r>
+      <w:r>
+        <w:br/>
+      </w:r>
+      <w:r>
+        <w:br/>
+      </w:r>
+      <w:r>
+        <w:br/>
+      </w:r>
+      <w:r>
+        <w:br/>
+      </w:r>
+      <w:r>
+        <w:br/>
+      </w:r>
+      <w:r>
+        <w:br/>
+      </w:r>
+      <w:r>
+        <w:br/>
+      </w:r>
+      <w:r>
+        <w:br/>
+      </w:r>
+      <w:r>
+        <w:rPr>
+          <w:b/>
+          <w:bCs/>
+          <w:sz w:val="40"/>
+          <w:szCs w:val="40"/>
+          <w:lang w:val="el-GR"/>
+        </w:rPr>
+        <w:lastRenderedPageBreak/>
+        <w:t xml:space="preserve">Ερώτημα </w:t>
+      </w:r>
+      <w:r>
+        <w:rPr>
+          <w:b/>
+          <w:bCs/>
+          <w:sz w:val="40"/>
+          <w:szCs w:val="40"/>
+          <w:lang w:val="el-GR"/>
+        </w:rPr>
+        <w:t>7:</w:t>
+      </w:r>
+      <w:r>
+        <w:rPr>
+          <w:b/>
+          <w:bCs/>
+          <w:sz w:val="40"/>
+          <w:szCs w:val="40"/>
+          <w:lang w:val="el-GR"/>
+        </w:rPr>
+        <w:br/>
+      </w:r>
+      <w:r>
+        <w:rPr>
+          <w:b/>
+          <w:bCs/>
+          <w:sz w:val="40"/>
+          <w:szCs w:val="40"/>
+          <w:lang w:val="el-GR"/>
+        </w:rPr>
+        <w:br/>
+      </w:r>
+      <w:r>
+        <w:rPr>
+          <w:b/>
+          <w:bCs/>
+          <w:sz w:val="40"/>
+          <w:szCs w:val="40"/>
+          <w:lang w:val="el-GR"/>
+        </w:rPr>
+        <w:t>Μεθοδολογία</w:t>
+      </w:r>
+      <w:r>
+        <w:rPr>
+          <w:b/>
+          <w:bCs/>
+        </w:rPr>
+        <w:br/>
+      </w:r>
+      <w:r>
+        <w:rPr>
+          <w:lang w:val="el-GR"/>
+        </w:rPr>
+        <w:t xml:space="preserve"> Σκοπός του ερωτήματος είναι η σύγκριση δύο αλγορίθμων διαχείρισης ουράς στον κεντρικό </w:t>
+      </w:r>
+      <w:r>
+        <w:t>Router</w:t>
+      </w:r>
+      <w:r>
+        <w:rPr>
+          <w:lang w:val="el-GR"/>
+        </w:rPr>
+        <w:t xml:space="preserve"> (</w:t>
+      </w:r>
+      <w:r>
+        <w:t>Router</w:t>
+      </w:r>
+      <w:r>
+        <w:rPr>
+          <w:lang w:val="el-GR"/>
+        </w:rPr>
+        <w:t xml:space="preserve"> 1):</w:t>
+      </w:r>
+    </w:p>
+    <w:p>
+      <w:pPr>
+        <w:ind w:left="720"/>
+        <w:rPr>
+          <w:lang w:val="el-GR"/>
+        </w:rPr>
+      </w:pPr>
+      <w:r>
+        <w:rPr>
+          <w:b/>
+          <w:bCs/>
+        </w:rPr>
+        <w:t>FCFS</w:t>
+      </w:r>
+      <w:r>
+        <w:rPr>
+          <w:b/>
+          <w:bCs/>
+          <w:lang w:val="el-GR"/>
+        </w:rPr>
+        <w:t xml:space="preserve"> (</w:t>
+      </w:r>
+      <w:r>
+        <w:rPr>
+          <w:b/>
+          <w:bCs/>
+        </w:rPr>
+        <w:t>First</w:t>
+      </w:r>
+      <w:r>
+        <w:rPr>
+          <w:b/>
+          <w:bCs/>
+          <w:lang w:val="el-GR"/>
+        </w:rPr>
+        <w:t>-</w:t>
+      </w:r>
+      <w:r>
+        <w:rPr>
+          <w:b/>
+          <w:bCs/>
+        </w:rPr>
+        <w:t>Come</w:t>
+      </w:r>
+      <w:r>
+        <w:rPr>
+          <w:b/>
+          <w:bCs/>
+          <w:lang w:val="el-GR"/>
+        </w:rPr>
+        <w:t>-</w:t>
+      </w:r>
+      <w:proofErr w:type="gramStart"/>
+      <w:r>
+        <w:rPr>
+          <w:b/>
+          <w:bCs/>
+        </w:rPr>
+        <w:t>First</w:t>
+      </w:r>
+      <w:r>
+        <w:rPr>
+          <w:b/>
+          <w:bCs/>
+          <w:lang w:val="el-GR"/>
+        </w:rPr>
+        <w:t>-</w:t>
+      </w:r>
+      <w:r>
+        <w:rPr>
+          <w:b/>
+          <w:bCs/>
+        </w:rPr>
+        <w:t>Serve</w:t>
+      </w:r>
+      <w:proofErr w:type="gramEnd"/>
+      <w:r>
+        <w:rPr>
+          <w:b/>
+          <w:bCs/>
+          <w:lang w:val="el-GR"/>
+        </w:rPr>
+        <w:t>):</w:t>
+      </w:r>
+      <w:r>
+        <w:rPr>
+          <w:lang w:val="el-GR"/>
+        </w:rPr>
+        <w:t xml:space="preserve"> Τα πακέτα εξυπηρετούνται αυστηρά με τη σειρά άφιξης. Χρησιμοποιείται μία κοινή ουρά για όλους.</w:t>
+      </w:r>
+    </w:p>
+    <w:p>
+      <w:pPr>
+        <w:ind w:left="720"/>
+        <w:rPr>
+          <w:lang w:val="el-GR"/>
+        </w:rPr>
+      </w:pPr>
+      <w:r>
+        <w:rPr>
+          <w:b/>
+          <w:bCs/>
+        </w:rPr>
+        <w:t>RR</w:t>
+      </w:r>
+      <w:r>
+        <w:rPr>
+          <w:b/>
+          <w:bCs/>
+          <w:lang w:val="el-GR"/>
+        </w:rPr>
+        <w:t xml:space="preserve"> (</w:t>
+      </w:r>
+      <w:r>
+        <w:rPr>
+          <w:b/>
+          <w:bCs/>
+        </w:rPr>
+        <w:t>Round</w:t>
+      </w:r>
+      <w:r>
+        <w:rPr>
+          <w:b/>
+          <w:bCs/>
+          <w:lang w:val="el-GR"/>
+        </w:rPr>
+        <w:t>-</w:t>
+      </w:r>
+      <w:r>
+        <w:rPr>
+          <w:b/>
+          <w:bCs/>
+        </w:rPr>
+        <w:t>Robin</w:t>
+      </w:r>
+      <w:r>
+        <w:rPr>
+          <w:b/>
+          <w:bCs/>
+          <w:lang w:val="el-GR"/>
+        </w:rPr>
+        <w:t>):</w:t>
+      </w:r>
+      <w:r>
+        <w:rPr>
+          <w:lang w:val="el-GR"/>
+        </w:rPr>
+        <w:t xml:space="preserve"> Ο </w:t>
+      </w:r>
+      <w:r>
+        <w:t>Router</w:t>
+      </w:r>
+      <w:r>
+        <w:rPr>
+          <w:lang w:val="el-GR"/>
+        </w:rPr>
+        <w:t xml:space="preserve"> διατηρεί ξεχωριστές ουρές για κάθε πηγή (</w:t>
+      </w:r>
+      <w:r>
+        <w:t>Host</w:t>
+      </w:r>
+      <w:r>
+        <w:rPr>
+          <w:lang w:val="el-GR"/>
+        </w:rPr>
+        <w:t xml:space="preserve"> </w:t>
+      </w:r>
+      <w:r>
+        <w:t>A</w:t>
+      </w:r>
+      <w:r>
+        <w:rPr>
+          <w:lang w:val="el-GR"/>
+        </w:rPr>
+        <w:t xml:space="preserve">, </w:t>
+      </w:r>
+      <w:r>
+        <w:t>Host</w:t>
+      </w:r>
+      <w:r>
+        <w:rPr>
+          <w:lang w:val="el-GR"/>
+        </w:rPr>
+        <w:t xml:space="preserve"> </w:t>
+      </w:r>
+      <w:r>
+        <w:t>B</w:t>
+      </w:r>
+      <w:r>
+        <w:rPr>
+          <w:lang w:val="el-GR"/>
+        </w:rPr>
+        <w:t>) και τις εξυπηρετεί κυκλικά (ένα πακέτο από τον Α, ένα από τον Β).</w:t>
+      </w:r>
+    </w:p>
+    <w:p>
+      <w:pPr>
+        <w:ind w:left="720"/>
+        <w:rPr>
+          <w:lang w:val="el-GR"/>
+        </w:rPr>
+      </w:pPr>
+      <w:r>
+        <w:rPr>
+          <w:lang w:val="el-GR"/>
+        </w:rPr>
+        <w:t xml:space="preserve">Για να αναδείξουμε τις διαφορές, χρησιμοποιήσαμε το σενάριο </w:t>
+      </w:r>
+      <w:r>
+        <w:rPr>
+          <w:b/>
+          <w:bCs/>
+          <w:lang w:val="el-GR"/>
+        </w:rPr>
+        <w:t>"</w:t>
+      </w:r>
+      <w:r>
+        <w:rPr>
+          <w:b/>
+          <w:bCs/>
+        </w:rPr>
+        <w:t>Mixed</w:t>
+      </w:r>
+      <w:r>
+        <w:rPr>
+          <w:b/>
+          <w:bCs/>
+          <w:lang w:val="el-GR"/>
+        </w:rPr>
+        <w:t xml:space="preserve"> </w:t>
+      </w:r>
+      <w:r>
+        <w:rPr>
+          <w:b/>
+          <w:bCs/>
+        </w:rPr>
+        <w:t>Traffic</w:t>
+      </w:r>
+      <w:r>
+        <w:rPr>
+          <w:b/>
+          <w:bCs/>
+          <w:lang w:val="el-GR"/>
+        </w:rPr>
+        <w:t>" (Ασύμμετρη Κίνηση)</w:t>
+      </w:r>
+      <w:r>
+        <w:rPr>
+          <w:lang w:val="el-GR"/>
+        </w:rPr>
+        <w:t>:</w:t>
+      </w:r>
+    </w:p>
+    <w:p>
+      <w:pPr>
+        <w:ind w:left="720"/>
+        <w:rPr>
+          <w:lang w:val="el-GR"/>
+        </w:rPr>
+      </w:pPr>
+      <w:r>
+        <w:rPr>
+          <w:b/>
+          <w:bCs/>
+        </w:rPr>
+        <w:t>Host</w:t>
+      </w:r>
+      <w:r>
+        <w:rPr>
+          <w:b/>
+          <w:bCs/>
+          <w:lang w:val="el-GR"/>
+        </w:rPr>
+        <w:t xml:space="preserve"> </w:t>
+      </w:r>
+      <w:r>
+        <w:rPr>
+          <w:b/>
+          <w:bCs/>
+        </w:rPr>
+        <w:t>A</w:t>
+      </w:r>
+      <w:r>
+        <w:rPr>
+          <w:b/>
+          <w:bCs/>
+          <w:lang w:val="el-GR"/>
+        </w:rPr>
+        <w:t>:</w:t>
+      </w:r>
+      <w:r>
+        <w:rPr>
+          <w:lang w:val="el-GR"/>
+        </w:rPr>
+        <w:t xml:space="preserve"> Στέλνει μικρά πακέτα (</w:t>
+      </w:r>
+      <w:r>
+        <w:rPr>
+          <w:b/>
+          <w:bCs/>
+          <w:lang w:val="el-GR"/>
+        </w:rPr>
+        <w:t xml:space="preserve">100 </w:t>
+      </w:r>
+      <w:r>
+        <w:rPr>
+          <w:b/>
+          <w:bCs/>
+        </w:rPr>
+        <w:t>Bytes</w:t>
+      </w:r>
+      <w:r>
+        <w:rPr>
+          <w:lang w:val="el-GR"/>
+        </w:rPr>
+        <w:t>), προσομοιώνοντας ευαίσθητη κίνηση</w:t>
+      </w:r>
+      <w:r>
+        <w:rPr>
+          <w:lang w:val="el-GR"/>
+        </w:rPr>
+        <w:t>.</w:t>
+      </w:r>
+    </w:p>
+    <w:p>
+      <w:pPr>
+        <w:ind w:left="360"/>
+        <w:rPr>
+          <w:lang w:val="el-GR"/>
+        </w:rPr>
+      </w:pPr>
+      <w:r>
+        <w:rPr>
+          <w:b/>
+          <w:bCs/>
+          <w:lang w:val="el-GR"/>
+        </w:rPr>
+        <w:t xml:space="preserve">       </w:t>
+      </w:r>
+      <w:r>
+        <w:rPr>
+          <w:b/>
+          <w:bCs/>
+        </w:rPr>
+        <w:t>Host</w:t>
+      </w:r>
+      <w:r>
+        <w:rPr>
+          <w:b/>
+          <w:bCs/>
+          <w:lang w:val="el-GR"/>
+        </w:rPr>
+        <w:t xml:space="preserve"> </w:t>
+      </w:r>
+      <w:r>
+        <w:rPr>
+          <w:b/>
+          <w:bCs/>
+        </w:rPr>
+        <w:t>B</w:t>
+      </w:r>
+      <w:r>
+        <w:rPr>
+          <w:b/>
+          <w:bCs/>
+          <w:lang w:val="el-GR"/>
+        </w:rPr>
+        <w:t>:</w:t>
+      </w:r>
+      <w:r>
+        <w:rPr>
+          <w:lang w:val="el-GR"/>
+        </w:rPr>
+        <w:t xml:space="preserve"> Στέλνει μεγάλα πακέτα (</w:t>
+      </w:r>
+      <w:r>
+        <w:rPr>
+          <w:b/>
+          <w:bCs/>
+          <w:lang w:val="el-GR"/>
+        </w:rPr>
+        <w:t xml:space="preserve">3000 </w:t>
+      </w:r>
+      <w:r>
+        <w:rPr>
+          <w:b/>
+          <w:bCs/>
+        </w:rPr>
+        <w:t>Bytes</w:t>
+      </w:r>
+      <w:r>
+        <w:rPr>
+          <w:lang w:val="el-GR"/>
+        </w:rPr>
+        <w:t>), προσομοιώνοντας μεταφορά αρχείων</w:t>
+      </w:r>
+      <w:r>
+        <w:rPr>
+          <w:lang w:val="el-GR"/>
+        </w:rPr>
+        <w:t>.</w:t>
+      </w:r>
+    </w:p>
+    <w:p>
+      <w:pPr>
+        <w:ind w:left="360"/>
+      </w:pPr>
+      <w:r>
+        <w:rPr>
+          <w:b/>
+          <w:bCs/>
+        </w:rPr>
+        <w:t xml:space="preserve">       </w:t>
+      </w:r>
+      <w:r>
+        <w:rPr>
+          <w:b/>
+          <w:bCs/>
+        </w:rPr>
+        <w:t>Bandwidth</w:t>
+      </w:r>
+      <w:r>
+        <w:rPr>
+          <w:b/>
+          <w:bCs/>
+          <w:lang w:val="el-GR"/>
+        </w:rPr>
+        <w:t>:</w:t>
+      </w:r>
+      <w:r>
+        <w:rPr>
+          <w:lang w:val="el-GR"/>
+        </w:rPr>
+        <w:t xml:space="preserve"> 1 </w:t>
+      </w:r>
+      <w:r>
+        <w:t>Mbps</w:t>
+      </w:r>
+      <w:r>
+        <w:rPr>
+          <w:lang w:val="el-GR"/>
+        </w:rPr>
+        <w:t>.</w:t>
+      </w:r>
+      <w:r>
+        <w:br/>
+      </w:r>
+    </w:p>
+    <w:p>
+      <w:pPr>
+        <w:ind w:left="720"/>
+        <w:rPr>
+          <w:sz w:val="40"/>
+          <w:szCs w:val="40"/>
+          <w:lang w:val="el-GR"/>
+        </w:rPr>
+      </w:pPr>
+      <w:r>
+        <w:rPr>
+          <w:b/>
+          <w:bCs/>
+          <w:sz w:val="40"/>
+          <w:szCs w:val="40"/>
+          <w:lang w:val="el-GR"/>
+        </w:rPr>
+        <w:t>2. Ανάλυση Αποτελεσμάτων</w:t>
+      </w:r>
+    </w:p>
+    <w:p>
+      <w:pPr>
+        <w:ind w:left="720"/>
+        <w:rPr>
+          <w:sz w:val="32"/>
+          <w:szCs w:val="32"/>
+          <w:lang w:val="el-GR"/>
+        </w:rPr>
+      </w:pPr>
+      <w:r>
+        <w:rPr>
+          <w:b/>
+          <w:bCs/>
+          <w:sz w:val="32"/>
+          <w:szCs w:val="32"/>
+          <w:lang w:val="el-GR"/>
+        </w:rPr>
+        <w:t xml:space="preserve">Α. Αλγόριθμος </w:t>
+      </w:r>
+      <w:r>
+        <w:rPr>
+          <w:b/>
+          <w:bCs/>
+          <w:sz w:val="32"/>
+          <w:szCs w:val="32"/>
+        </w:rPr>
+        <w:t>FCFS</w:t>
+      </w:r>
+      <w:r>
+        <w:rPr>
+          <w:b/>
+          <w:bCs/>
+          <w:sz w:val="32"/>
+          <w:szCs w:val="32"/>
+          <w:lang w:val="el-GR"/>
+        </w:rPr>
+        <w:t xml:space="preserve"> (</w:t>
+      </w:r>
+      <w:r>
+        <w:rPr>
+          <w:b/>
+          <w:bCs/>
+          <w:sz w:val="32"/>
+          <w:szCs w:val="32"/>
+        </w:rPr>
+        <w:t>First</w:t>
+      </w:r>
+      <w:r>
+        <w:rPr>
+          <w:b/>
+          <w:bCs/>
+          <w:sz w:val="32"/>
+          <w:szCs w:val="32"/>
+          <w:lang w:val="el-GR"/>
+        </w:rPr>
+        <w:t>-</w:t>
+      </w:r>
+      <w:r>
+        <w:rPr>
+          <w:b/>
+          <w:bCs/>
+          <w:sz w:val="32"/>
+          <w:szCs w:val="32"/>
+        </w:rPr>
+        <w:t>Come</w:t>
+      </w:r>
+      <w:r>
+        <w:rPr>
+          <w:b/>
+          <w:bCs/>
+          <w:sz w:val="32"/>
+          <w:szCs w:val="32"/>
+          <w:lang w:val="el-GR"/>
+        </w:rPr>
+        <w:t>-</w:t>
+      </w:r>
+      <w:r>
+        <w:rPr>
+          <w:b/>
+          <w:bCs/>
+          <w:sz w:val="32"/>
+          <w:szCs w:val="32"/>
+        </w:rPr>
+        <w:t>First</w:t>
+      </w:r>
+      <w:r>
+        <w:rPr>
+          <w:b/>
+          <w:bCs/>
+          <w:sz w:val="32"/>
+          <w:szCs w:val="32"/>
+          <w:lang w:val="el-GR"/>
+        </w:rPr>
+        <w:t>-</w:t>
+      </w:r>
+      <w:r>
+        <w:rPr>
+          <w:b/>
+          <w:bCs/>
+          <w:sz w:val="32"/>
+          <w:szCs w:val="32"/>
+        </w:rPr>
+        <w:t>Serve</w:t>
+      </w:r>
+      <w:r>
+        <w:rPr>
+          <w:b/>
+          <w:bCs/>
+          <w:sz w:val="32"/>
+          <w:szCs w:val="32"/>
+          <w:lang w:val="el-GR"/>
+        </w:rPr>
+        <w:t>)</w:t>
+      </w:r>
+    </w:p>
+    <w:p>
+      <w:pPr>
+        <w:ind w:left="360"/>
+        <w:rPr>
+          <w:lang w:val="el-GR"/>
+        </w:rPr>
+      </w:pPr>
+      <w:r>
+        <w:rPr>
+          <w:b/>
+          <w:bCs/>
+          <w:lang w:val="el-GR"/>
+        </w:rPr>
+        <w:t xml:space="preserve">Φαινόμενο </w:t>
+      </w:r>
+      <w:r>
+        <w:rPr>
+          <w:b/>
+          <w:bCs/>
+        </w:rPr>
+        <w:t>Head</w:t>
+      </w:r>
+      <w:r>
+        <w:rPr>
+          <w:b/>
+          <w:bCs/>
+          <w:lang w:val="el-GR"/>
+        </w:rPr>
+        <w:t>-</w:t>
+      </w:r>
+      <w:r>
+        <w:rPr>
+          <w:b/>
+          <w:bCs/>
+        </w:rPr>
+        <w:t>of</w:t>
+      </w:r>
+      <w:r>
+        <w:rPr>
+          <w:b/>
+          <w:bCs/>
+          <w:lang w:val="el-GR"/>
+        </w:rPr>
+        <w:t>-</w:t>
+      </w:r>
+      <w:r>
+        <w:rPr>
+          <w:b/>
+          <w:bCs/>
+        </w:rPr>
+        <w:t>Line</w:t>
+      </w:r>
+      <w:r>
+        <w:rPr>
+          <w:b/>
+          <w:bCs/>
+          <w:lang w:val="el-GR"/>
+        </w:rPr>
+        <w:t xml:space="preserve"> </w:t>
+      </w:r>
+      <w:r>
+        <w:rPr>
+          <w:b/>
+          <w:bCs/>
+        </w:rPr>
+        <w:t>Blocking</w:t>
+      </w:r>
+      <w:r>
+        <w:rPr>
+          <w:b/>
+          <w:bCs/>
+          <w:lang w:val="el-GR"/>
+        </w:rPr>
+        <w:t>:</w:t>
+      </w:r>
+      <w:r>
+        <w:rPr>
+          <w:lang w:val="el-GR"/>
+        </w:rPr>
+        <w:t xml:space="preserve"> Όταν ο </w:t>
+      </w:r>
+      <w:r>
+        <w:t>Host</w:t>
+      </w:r>
+      <w:r>
+        <w:rPr>
+          <w:lang w:val="el-GR"/>
+        </w:rPr>
+        <w:t xml:space="preserve"> </w:t>
+      </w:r>
+      <w:r>
+        <w:t>A</w:t>
+      </w:r>
+      <w:r>
+        <w:rPr>
+          <w:lang w:val="el-GR"/>
+        </w:rPr>
+        <w:t xml:space="preserve"> στέλνει ένα μικρό πακέτο, αν μπροστά του στην ουρά υπάρχει ένα μεγάλο πακέτο του </w:t>
+      </w:r>
+      <w:r>
+        <w:t>Host</w:t>
+      </w:r>
+      <w:r>
+        <w:rPr>
+          <w:lang w:val="el-GR"/>
+        </w:rPr>
+        <w:t xml:space="preserve"> </w:t>
+      </w:r>
+      <w:r>
+        <w:t>B</w:t>
+      </w:r>
+      <w:r>
+        <w:rPr>
+          <w:lang w:val="el-GR"/>
+        </w:rPr>
+        <w:t xml:space="preserve">, το μικρό πακέτο "κολλάει". Πρέπει να περιμένει να μεταδοθούν τα 24.000 </w:t>
+      </w:r>
+      <w:r>
+        <w:t>bits</w:t>
+      </w:r>
+      <w:r>
+        <w:rPr>
+          <w:lang w:val="el-GR"/>
+        </w:rPr>
+        <w:t xml:space="preserve"> του μεγάλου πακέτου (24</w:t>
+      </w:r>
+      <w:proofErr w:type="spellStart"/>
+      <w:r>
+        <w:t>ms</w:t>
+      </w:r>
+      <w:proofErr w:type="spellEnd"/>
+      <w:r>
+        <w:rPr>
+          <w:lang w:val="el-GR"/>
+        </w:rPr>
+        <w:t>) πριν έρθει η σειρά του.</w:t>
+      </w:r>
+    </w:p>
+    <w:p>
+      <w:pPr>
+        <w:ind w:left="720"/>
+      </w:pPr>
+      <w:r>
+        <w:rPr>
+          <w:b/>
+          <w:bCs/>
+        </w:rPr>
+        <w:t>Delay</w:t>
+      </w:r>
+      <w:r>
+        <w:rPr>
+          <w:b/>
+          <w:bCs/>
+          <w:lang w:val="el-GR"/>
+        </w:rPr>
+        <w:t>:</w:t>
+      </w:r>
+      <w:r>
+        <w:rPr>
+          <w:lang w:val="el-GR"/>
+        </w:rPr>
+        <w:t xml:space="preserve"> Παρατηρούμε ότι η καθυστέρηση των μικρών πακέτων (</w:t>
+      </w:r>
+      <w:r>
+        <w:t>Host</w:t>
+      </w:r>
+      <w:r>
+        <w:rPr>
+          <w:lang w:val="el-GR"/>
+        </w:rPr>
+        <w:t xml:space="preserve"> </w:t>
+      </w:r>
+      <w:r>
+        <w:t>A</w:t>
+      </w:r>
+      <w:r>
+        <w:rPr>
+          <w:lang w:val="el-GR"/>
+        </w:rPr>
+        <w:t>) είναι υψηλή και ασταθής, καθώς εξαρτάται από το πόσα μεγάλα πακέτα βρίσκονται μπροστά τους. Δεν υπάρχει προστασία για τη "γρήγορη" κίνηση.</w:t>
+      </w:r>
+      <w:r>
+        <w:br/>
+      </w:r>
+      <w:r>
+        <w:lastRenderedPageBreak/>
+        <w:br/>
+      </w:r>
+      <w:r>
+        <w:drawing>
+          <wp:inline distT="0" distB="0" distL="0" distR="0" wp14:anchorId="2997AD98" wp14:editId="3F6957DB">
+            <wp:extent cx="5943600" cy="3194685"/>
+            <wp:effectExtent l="0" t="0" r="0" b="5715"/>
+            <wp:docPr id="162747184" name="Picture 1" descr="A screenshot of a graph&#10;&#10;AI-generated content may be incorrect."/>
+            <wp:cNvGraphicFramePr>
+              <a:graphicFrameLocks xmlns:a="http://schemas.openxmlformats.org/drawingml/2006/main" noChangeAspect="1"/>
+            </wp:cNvGraphicFramePr>
+            <a:graphic xmlns:a="http://schemas.openxmlformats.org/drawingml/2006/main">
+              <a:graphicData uri="http://schemas.openxmlformats.org/drawingml/2006/picture">
+                <pic:pic xmlns:pic="http://schemas.openxmlformats.org/drawingml/2006/picture">
+                  <pic:nvPicPr>
+                    <pic:cNvPr id="162747184" name="Picture 1" descr="A screenshot of a graph&#10;&#10;AI-generated content may be incorrect."/>
+                    <pic:cNvPicPr/>
+                  </pic:nvPicPr>
+                  <pic:blipFill>
+                    <a:blip r:embed="rId19"/>
+                    <a:stretch>
+                      <a:fillRect/>
+                    </a:stretch>
+                  </pic:blipFill>
+                  <pic:spPr>
+                    <a:xfrm>
+                      <a:off x="0" y="0"/>
+                      <a:ext cx="5943600" cy="3194685"/>
+                    </a:xfrm>
+                    <a:prstGeom prst="rect">
+                      <a:avLst/>
+                    </a:prstGeom>
+                  </pic:spPr>
+                </pic:pic>
+              </a:graphicData>
+            </a:graphic>
+          </wp:inline>
+        </w:drawing>
+      </w:r>
+    </w:p>
+    <w:p>
+      <w:pPr>
+        <w:ind w:left="720"/>
+        <w:rPr>
+          <w:sz w:val="32"/>
+          <w:szCs w:val="32"/>
+        </w:rPr>
+      </w:pPr>
+      <w:r>
+        <w:rPr>
+          <w:b/>
+          <w:bCs/>
+          <w:sz w:val="32"/>
+          <w:szCs w:val="32"/>
+          <w:lang w:val="el-GR"/>
+        </w:rPr>
+        <w:t>Β</w:t>
+      </w:r>
+      <w:r>
+        <w:rPr>
+          <w:b/>
+          <w:bCs/>
+          <w:sz w:val="32"/>
+          <w:szCs w:val="32"/>
+        </w:rPr>
+        <w:t xml:space="preserve">. </w:t>
+      </w:r>
+      <w:r>
+        <w:rPr>
+          <w:b/>
+          <w:bCs/>
+          <w:sz w:val="32"/>
+          <w:szCs w:val="32"/>
+          <w:lang w:val="el-GR"/>
+        </w:rPr>
+        <w:t>Αλγόριθμος</w:t>
+      </w:r>
+      <w:r>
+        <w:rPr>
+          <w:b/>
+          <w:bCs/>
+          <w:sz w:val="32"/>
+          <w:szCs w:val="32"/>
+        </w:rPr>
+        <w:t xml:space="preserve"> RR (Round-Robin)</w:t>
+      </w:r>
+    </w:p>
+    <w:p>
+      <w:pPr>
+        <w:ind w:left="720"/>
+        <w:rPr>
+          <w:lang w:val="el-GR"/>
+        </w:rPr>
+      </w:pPr>
+      <w:r>
+        <w:rPr>
+          <w:b/>
+          <w:bCs/>
+          <w:lang w:val="el-GR"/>
+        </w:rPr>
+        <w:t>Δίκαιη Κατανομή (</w:t>
+      </w:r>
+      <w:r>
+        <w:rPr>
+          <w:b/>
+          <w:bCs/>
+        </w:rPr>
+        <w:t>Fairness</w:t>
+      </w:r>
+      <w:r>
+        <w:rPr>
+          <w:b/>
+          <w:bCs/>
+          <w:lang w:val="el-GR"/>
+        </w:rPr>
+        <w:t>):</w:t>
+      </w:r>
+      <w:r>
+        <w:rPr>
+          <w:lang w:val="el-GR"/>
+        </w:rPr>
+        <w:t xml:space="preserve"> Ο αλγόριθμος </w:t>
+      </w:r>
+      <w:r>
+        <w:t>RR</w:t>
+      </w:r>
+      <w:r>
+        <w:rPr>
+          <w:lang w:val="el-GR"/>
+        </w:rPr>
+        <w:t xml:space="preserve"> απομονώνει τις ροές. Ακόμα κι αν ο </w:t>
+      </w:r>
+      <w:r>
+        <w:t>Host</w:t>
+      </w:r>
+      <w:r>
+        <w:rPr>
+          <w:lang w:val="el-GR"/>
+        </w:rPr>
+        <w:t xml:space="preserve"> </w:t>
+      </w:r>
+      <w:r>
+        <w:t>B</w:t>
+      </w:r>
+      <w:r>
+        <w:rPr>
+          <w:lang w:val="el-GR"/>
+        </w:rPr>
+        <w:t xml:space="preserve"> έχει γεμίσει την ουρά του με μεγάλα πακέτα, ο </w:t>
+      </w:r>
+      <w:r>
+        <w:t>Router</w:t>
+      </w:r>
+      <w:r>
+        <w:rPr>
+          <w:lang w:val="el-GR"/>
+        </w:rPr>
+        <w:t xml:space="preserve"> θα εξυπηρετήσει ένα πακέτο του </w:t>
+      </w:r>
+      <w:r>
+        <w:t>B</w:t>
+      </w:r>
+      <w:r>
+        <w:rPr>
+          <w:lang w:val="el-GR"/>
+        </w:rPr>
+        <w:t xml:space="preserve"> και αμέσως μετά θα ελέγξει την ουρά του </w:t>
+      </w:r>
+      <w:r>
+        <w:t>A</w:t>
+      </w:r>
+      <w:r>
+        <w:rPr>
+          <w:lang w:val="el-GR"/>
+        </w:rPr>
+        <w:t>.</w:t>
+      </w:r>
+    </w:p>
+    <w:p>
+      <w:pPr>
+        <w:ind w:left="720"/>
+        <w:rPr>
+          <w:lang w:val="el-GR"/>
+        </w:rPr>
+      </w:pPr>
+      <w:r>
+        <w:rPr>
+          <w:b/>
+          <w:bCs/>
+        </w:rPr>
+        <w:t>Delay</w:t>
+      </w:r>
+      <w:r>
+        <w:rPr>
+          <w:b/>
+          <w:bCs/>
+          <w:lang w:val="el-GR"/>
+        </w:rPr>
+        <w:t>:</w:t>
+      </w:r>
+      <w:r>
+        <w:rPr>
+          <w:lang w:val="el-GR"/>
+        </w:rPr>
+        <w:t xml:space="preserve"> Η καθυστέρηση για τον </w:t>
+      </w:r>
+      <w:r>
+        <w:t>Host</w:t>
+      </w:r>
+      <w:r>
+        <w:rPr>
+          <w:lang w:val="el-GR"/>
+        </w:rPr>
+        <w:t xml:space="preserve"> </w:t>
+      </w:r>
+      <w:r>
+        <w:t>A</w:t>
+      </w:r>
+      <w:r>
+        <w:rPr>
+          <w:lang w:val="el-GR"/>
+        </w:rPr>
+        <w:t xml:space="preserve"> (</w:t>
+      </w:r>
+      <w:r>
+        <w:t>Small</w:t>
+      </w:r>
+      <w:r>
+        <w:rPr>
+          <w:lang w:val="el-GR"/>
+        </w:rPr>
+        <w:t xml:space="preserve"> </w:t>
+      </w:r>
+      <w:r>
+        <w:t>Packets</w:t>
+      </w:r>
+      <w:r>
+        <w:rPr>
+          <w:lang w:val="el-GR"/>
+        </w:rPr>
+        <w:t xml:space="preserve">) </w:t>
+      </w:r>
+      <w:r>
+        <w:rPr>
+          <w:b/>
+          <w:bCs/>
+          <w:lang w:val="el-GR"/>
+        </w:rPr>
+        <w:t>μειώνεται δραματικά</w:t>
+      </w:r>
+      <w:r>
+        <w:rPr>
+          <w:lang w:val="el-GR"/>
+        </w:rPr>
+        <w:t>. Τα μικρά πακέτα δεν περιμένουν πλέον πίσω από όλα τα μεγάλα, αλλά παίρνουν προτεραιότητα σε κάθε κύκλο εξυπηρέτησης.</w:t>
+      </w:r>
+    </w:p>
+    <w:p>
+      <w:pPr>
+        <w:ind w:left="720"/>
+      </w:pPr>
+      <w:r>
+        <w:rPr>
+          <w:b/>
+          <w:bCs/>
+        </w:rPr>
+        <w:t>Throughput</w:t>
+      </w:r>
+      <w:r>
+        <w:rPr>
+          <w:b/>
+          <w:bCs/>
+          <w:lang w:val="el-GR"/>
+        </w:rPr>
+        <w:t>:</w:t>
+      </w:r>
+      <w:r>
+        <w:rPr>
+          <w:lang w:val="el-GR"/>
+        </w:rPr>
+        <w:t xml:space="preserve"> Το συνολικό </w:t>
+      </w:r>
+      <w:r>
+        <w:t>throughput</w:t>
+      </w:r>
+      <w:r>
+        <w:rPr>
+          <w:lang w:val="el-GR"/>
+        </w:rPr>
+        <w:t xml:space="preserve"> παραμένει στο όριο του 1 </w:t>
+      </w:r>
+      <w:r>
+        <w:t>Mbps</w:t>
+      </w:r>
+      <w:r>
+        <w:rPr>
+          <w:lang w:val="el-GR"/>
+        </w:rPr>
+        <w:t xml:space="preserve">, αλλά η κατανομή του </w:t>
+      </w:r>
+      <w:r>
+        <w:t>bandwidth</w:t>
+      </w:r>
+      <w:r>
+        <w:rPr>
+          <w:lang w:val="el-GR"/>
+        </w:rPr>
+        <w:t xml:space="preserve"> είναι πιο δίκαιη ως προς τον αριθμό των πακέτων που εξυπηρετούνται.</w:t>
+      </w:r>
+      <w:r>
+        <w:br/>
+      </w:r>
+      <w:r>
+        <w:lastRenderedPageBreak/>
+        <w:br/>
+      </w:r>
+      <w:r>
+        <w:drawing>
+          <wp:inline distT="0" distB="0" distL="0" distR="0" wp14:anchorId="540D1E54" wp14:editId="4E636C05">
+            <wp:extent cx="5943600" cy="3194685"/>
+            <wp:effectExtent l="0" t="0" r="0" b="5715"/>
+            <wp:docPr id="1350058322" name="Picture 1" descr="A screenshot of a graph&#10;&#10;AI-generated content may be incorrect."/>
+            <wp:cNvGraphicFramePr>
+              <a:graphicFrameLocks xmlns:a="http://schemas.openxmlformats.org/drawingml/2006/main" noChangeAspect="1"/>
+            </wp:cNvGraphicFramePr>
+            <a:graphic xmlns:a="http://schemas.openxmlformats.org/drawingml/2006/main">
+              <a:graphicData uri="http://schemas.openxmlformats.org/drawingml/2006/picture">
+                <pic:pic xmlns:pic="http://schemas.openxmlformats.org/drawingml/2006/picture">
+                  <pic:nvPicPr>
+                    <pic:cNvPr id="1350058322" name="Picture 1" descr="A screenshot of a graph&#10;&#10;AI-generated content may be incorrect."/>
+                    <pic:cNvPicPr/>
+                  </pic:nvPicPr>
+                  <pic:blipFill>
+                    <a:blip r:embed="rId20"/>
+                    <a:stretch>
+                      <a:fillRect/>
+                    </a:stretch>
+                  </pic:blipFill>
+                  <pic:spPr>
+                    <a:xfrm>
+                      <a:off x="0" y="0"/>
+                      <a:ext cx="5943600" cy="3194685"/>
+                    </a:xfrm>
+                    <a:prstGeom prst="rect">
+                      <a:avLst/>
+                    </a:prstGeom>
+                  </pic:spPr>
+                </pic:pic>
+              </a:graphicData>
+            </a:graphic>
+          </wp:inline>
+        </w:drawing>
+      </w:r>
+    </w:p>
+    <w:p>
+      <w:pPr>
+        <w:ind w:left="720"/>
+        <w:rPr>
+          <w:sz w:val="40"/>
+          <w:szCs w:val="40"/>
+          <w:lang w:val="el-GR"/>
+        </w:rPr>
+      </w:pPr>
+      <w:r>
+        <w:rPr>
+          <w:b/>
+          <w:bCs/>
+          <w:sz w:val="40"/>
+          <w:szCs w:val="40"/>
+          <w:lang w:val="el-GR"/>
+        </w:rPr>
+        <w:t>3. Συμπεράσματα</w:t>
+      </w:r>
+    </w:p>
+    <w:p>
+      <w:pPr>
+        <w:ind w:left="720"/>
+        <w:rPr>
+          <w:lang w:val="el-GR"/>
+        </w:rPr>
+      </w:pPr>
+      <w:r>
+        <w:rPr>
+          <w:lang w:val="el-GR"/>
+        </w:rPr>
+        <w:t xml:space="preserve">Ο αλγόριθμος </w:t>
+      </w:r>
+      <w:r>
+        <w:rPr>
+          <w:b/>
+          <w:bCs/>
+        </w:rPr>
+        <w:t>FCFS</w:t>
+      </w:r>
+      <w:r>
+        <w:rPr>
+          <w:lang w:val="el-GR"/>
+        </w:rPr>
+        <w:t xml:space="preserve"> αποδίδει καλά όταν όλα τα πακέτα έχουν παρόμοιο μέγεθος, αλλά αποτυγχάνει σε μικτά φορτία, καθώς επιτρέπει στις βαριές ροές να μονοπωλούν τον χρόνο μετάδοσης.</w:t>
+      </w:r>
+    </w:p>
+    <w:p>
+      <w:pPr>
+        <w:ind w:left="720"/>
+        <w:rPr>
+          <w:lang w:val="el-GR"/>
+        </w:rPr>
+      </w:pPr>
+      <w:r>
+        <w:rPr>
+          <w:lang w:val="el-GR"/>
+        </w:rPr>
+        <w:t xml:space="preserve">Ο αλγόριθμος </w:t>
+      </w:r>
+      <w:r>
+        <w:rPr>
+          <w:b/>
+          <w:bCs/>
+        </w:rPr>
+        <w:t>Round</w:t>
+      </w:r>
+      <w:r>
+        <w:rPr>
+          <w:b/>
+          <w:bCs/>
+          <w:lang w:val="el-GR"/>
+        </w:rPr>
+        <w:t>-</w:t>
+      </w:r>
+      <w:r>
+        <w:rPr>
+          <w:b/>
+          <w:bCs/>
+        </w:rPr>
+        <w:t>Robin</w:t>
+      </w:r>
+      <w:r>
+        <w:rPr>
+          <w:lang w:val="el-GR"/>
+        </w:rPr>
+        <w:t xml:space="preserve"> αποδίδει καλύτερα σε σενάρια διαφορετικών φορτίων (</w:t>
+      </w:r>
+      <w:r>
+        <w:t>Mixed</w:t>
+      </w:r>
+      <w:r>
+        <w:rPr>
+          <w:lang w:val="el-GR"/>
+        </w:rPr>
+        <w:t xml:space="preserve"> </w:t>
+      </w:r>
+      <w:r>
+        <w:t>Load</w:t>
+      </w:r>
+      <w:r>
+        <w:rPr>
+          <w:lang w:val="el-GR"/>
+        </w:rPr>
+        <w:t>), καθώς προσφέρει απομόνωση και εξασφαλίζει ότι οι μικρές, γρήγορες ροές δεν θα πνιγούν από τις μεγάλες ροές δεδομένων.</w:t>
+      </w:r>
+      <w:r>
+        <w:br/>
+      </w:r>
+      <w:r>
+        <w:br/>
+      </w:r>
+      <w:r>
+        <w:br/>
+      </w:r>
+      <w:r>
+        <w:br/>
+      </w:r>
+      <w:r>
+        <w:br/>
+      </w:r>
+      <w:r>
+        <w:rPr>
+          <w:b/>
+          <w:bCs/>
+          <w:sz w:val="72"/>
+          <w:szCs w:val="72"/>
+          <w:lang w:val="el-GR"/>
+        </w:rPr>
+        <w:t>Σας Ευχαριστούμε!</w:t>
+      </w:r>
+    </w:p>
+    <w:p>
+      <w:pPr>
+        <w:ind w:left="720"/>
+        <w:rPr>
+          <w:lang w:val="el-GR"/>
+        </w:rPr>
+      </w:pPr>
     </w:p>
     <w:p>
       <w:pPr>
@@ -10022,6 +12418,155 @@
     </w:lvl>
   </w:abstractNum>
   <w:abstractNum w:abstractNumId="3" w15:restartNumberingAfterBreak="0">
+    <w:nsid w:val="08E03A3C"/>
+    <w:multiLevelType w:val="multilevel"/>
+    <w:tmpl w:val="86BC3E80"/>
+    <w:lvl w:ilvl="0">
+      <w:start w:val="1"/>
+      <w:numFmt w:val="bullet"/>
+      <w:lvlText w:val=""/>
+      <w:lvlJc w:val="left"/>
+      <w:pPr>
+        <w:tabs>
+          <w:tab w:val="num" w:pos="720"/>
+        </w:tabs>
+        <w:ind w:left="720" w:hanging="360"/>
+      </w:pPr>
+      <w:rPr>
+        <w:rFonts w:ascii="Symbol" w:hAnsi="Symbol" w:hint="default"/>
+        <w:sz w:val="20"/>
+      </w:rPr>
+    </w:lvl>
+    <w:lvl w:ilvl="1" w:tentative="1">
+      <w:start w:val="1"/>
+      <w:numFmt w:val="bullet"/>
+      <w:lvlText w:val="o"/>
+      <w:lvlJc w:val="left"/>
+      <w:pPr>
+        <w:tabs>
+          <w:tab w:val="num" w:pos="1440"/>
+        </w:tabs>
+        <w:ind w:left="1440" w:hanging="360"/>
+      </w:pPr>
+      <w:rPr>
+        <w:rFonts w:ascii="Courier New" w:hAnsi="Courier New" w:hint="default"/>
+        <w:sz w:val="20"/>
+      </w:rPr>
+    </w:lvl>
+    <w:lvl w:ilvl="2" w:tentative="1">
+      <w:start w:val="1"/>
+      <w:numFmt w:val="bullet"/>
+      <w:lvlText w:val=""/>
+      <w:lvlJc w:val="left"/>
+      <w:pPr>
+        <w:tabs>
+          <w:tab w:val="num" w:pos="2160"/>
+        </w:tabs>
+        <w:ind w:left="2160" w:hanging="360"/>
+      </w:pPr>
+      <w:rPr>
+        <w:rFonts w:ascii="Wingdings" w:hAnsi="Wingdings" w:hint="default"/>
+        <w:sz w:val="20"/>
+      </w:rPr>
+    </w:lvl>
+    <w:lvl w:ilvl="3" w:tentative="1">
+      <w:start w:val="1"/>
+      <w:numFmt w:val="bullet"/>
+      <w:lvlText w:val=""/>
+      <w:lvlJc w:val="left"/>
+      <w:pPr>
+        <w:tabs>
+          <w:tab w:val="num" w:pos="2880"/>
+        </w:tabs>
+        <w:ind w:left="2880" w:hanging="360"/>
+      </w:pPr>
+      <w:rPr>
+        <w:rFonts w:ascii="Wingdings" w:hAnsi="Wingdings" w:hint="default"/>
+        <w:sz w:val="20"/>
+      </w:rPr>
+    </w:lvl>
+    <w:lvl w:ilvl="4" w:tentative="1">
+      <w:start w:val="1"/>
+      <w:numFmt w:val="bullet"/>
+      <w:lvlText w:val=""/>
+      <w:lvlJc w:val="left"/>
+      <w:pPr>
+        <w:tabs>
+          <w:tab w:val="num" w:pos="3600"/>
+        </w:tabs>
+        <w:ind w:left="3600" w:hanging="360"/>
+      </w:pPr>
+      <w:rPr>
+        <w:rFonts w:ascii="Wingdings" w:hAnsi="Wingdings" w:hint="default"/>
+        <w:sz w:val="20"/>
+      </w:rPr>
+    </w:lvl>
+    <w:lvl w:ilvl="5" w:tentative="1">
+      <w:start w:val="1"/>
+      <w:numFmt w:val="bullet"/>
+      <w:lvlText w:val=""/>
+      <w:lvlJc w:val="left"/>
+      <w:pPr>
+        <w:tabs>
+          <w:tab w:val="num" w:pos="4320"/>
+        </w:tabs>
+        <w:ind w:left="4320" w:hanging="360"/>
+      </w:pPr>
+      <w:rPr>
+        <w:rFonts w:ascii="Wingdings" w:hAnsi="Wingdings" w:hint="default"/>
+        <w:sz w:val="20"/>
+      </w:rPr>
+    </w:lvl>
+    <w:lvl w:ilvl="6" w:tentative="1">
+      <w:start w:val="1"/>
+      <w:numFmt w:val="bullet"/>
+      <w:lvlText w:val=""/>
+      <w:lvlJc w:val="left"/>
+      <w:pPr>
+        <w:tabs>
+          <w:tab w:val="num" w:pos="5040"/>
+        </w:tabs>
+        <w:ind w:left="5040" w:hanging="360"/>
+      </w:pPr>
+      <w:rPr>
+        <w:rFonts w:ascii="Wingdings" w:hAnsi="Wingdings" w:hint="default"/>
+        <w:sz w:val="20"/>
+      </w:rPr>
+    </w:lvl>
+    <w:lvl w:ilvl="7" w:tentative="1">
+      <w:start w:val="1"/>
+      <w:numFmt w:val="bullet"/>
+      <w:lvlText w:val=""/>
+      <w:lvlJc w:val="left"/>
+      <w:pPr>
+        <w:tabs>
+          <w:tab w:val="num" w:pos="5760"/>
+        </w:tabs>
+        <w:ind w:left="5760" w:hanging="360"/>
+      </w:pPr>
+      <w:rPr>
+        <w:rFonts w:ascii="Wingdings" w:hAnsi="Wingdings" w:hint="default"/>
+        <w:sz w:val="20"/>
+      </w:rPr>
+    </w:lvl>
+    <w:lvl w:ilvl="8" w:tentative="1">
+      <w:start w:val="1"/>
+      <w:numFmt w:val="bullet"/>
+      <w:lvlText w:val=""/>
+      <w:lvlJc w:val="left"/>
+      <w:pPr>
+        <w:tabs>
+          <w:tab w:val="num" w:pos="6480"/>
+        </w:tabs>
+        <w:ind w:left="6480" w:hanging="360"/>
+      </w:pPr>
+      <w:rPr>
+        <w:rFonts w:ascii="Wingdings" w:hAnsi="Wingdings" w:hint="default"/>
+        <w:sz w:val="20"/>
+      </w:rPr>
+    </w:lvl>
+  </w:abstractNum>
+  <w:abstractNum w:abstractNumId="4" w15:restartNumberingAfterBreak="0">
     <w:nsid w:val="09B51F0C"/>
     <w:multiLevelType w:val="multilevel"/>
     <w:tmpl w:val="78CA6D18"/>
@@ -10170,7 +12715,7 @@
       </w:rPr>
     </w:lvl>
   </w:abstractNum>
-  <w:abstractNum w:abstractNumId="4" w15:restartNumberingAfterBreak="0">
+  <w:abstractNum w:abstractNumId="5" w15:restartNumberingAfterBreak="0">
     <w:nsid w:val="0A5F223A"/>
     <w:multiLevelType w:val="multilevel"/>
     <w:tmpl w:val="6BF87BA2"/>
@@ -10319,7 +12864,7 @@
       </w:rPr>
     </w:lvl>
   </w:abstractNum>
-  <w:abstractNum w:abstractNumId="5" w15:restartNumberingAfterBreak="0">
+  <w:abstractNum w:abstractNumId="6" w15:restartNumberingAfterBreak="0">
     <w:nsid w:val="10665DE0"/>
     <w:multiLevelType w:val="multilevel"/>
     <w:tmpl w:val="41887EEC"/>
@@ -10468,7 +13013,7 @@
       </w:rPr>
     </w:lvl>
   </w:abstractNum>
-  <w:abstractNum w:abstractNumId="6" w15:restartNumberingAfterBreak="0">
+  <w:abstractNum w:abstractNumId="7" w15:restartNumberingAfterBreak="0">
     <w:nsid w:val="11BB7245"/>
     <w:multiLevelType w:val="multilevel"/>
     <w:tmpl w:val="0ECE3FA4"/>
@@ -10617,7 +13162,7 @@
       </w:rPr>
     </w:lvl>
   </w:abstractNum>
-  <w:abstractNum w:abstractNumId="7" w15:restartNumberingAfterBreak="0">
+  <w:abstractNum w:abstractNumId="8" w15:restartNumberingAfterBreak="0">
     <w:nsid w:val="175B2CF0"/>
     <w:multiLevelType w:val="multilevel"/>
     <w:tmpl w:val="5D4A4622"/>
@@ -10766,7 +13311,7 @@
       </w:rPr>
     </w:lvl>
   </w:abstractNum>
-  <w:abstractNum w:abstractNumId="8" w15:restartNumberingAfterBreak="0">
+  <w:abstractNum w:abstractNumId="9" w15:restartNumberingAfterBreak="0">
     <w:nsid w:val="19DC3117"/>
     <w:multiLevelType w:val="multilevel"/>
     <w:tmpl w:val="082E20AE"/>
@@ -10879,7 +13424,7 @@
       </w:pPr>
     </w:lvl>
   </w:abstractNum>
-  <w:abstractNum w:abstractNumId="9" w15:restartNumberingAfterBreak="0">
+  <w:abstractNum w:abstractNumId="10" w15:restartNumberingAfterBreak="0">
     <w:nsid w:val="1F64007D"/>
     <w:multiLevelType w:val="multilevel"/>
     <w:tmpl w:val="B66833D8"/>
@@ -11028,7 +13573,156 @@
       </w:rPr>
     </w:lvl>
   </w:abstractNum>
-  <w:abstractNum w:abstractNumId="10" w15:restartNumberingAfterBreak="0">
+  <w:abstractNum w:abstractNumId="11" w15:restartNumberingAfterBreak="0">
+    <w:nsid w:val="2572500F"/>
+    <w:multiLevelType w:val="multilevel"/>
+    <w:tmpl w:val="50A2E5E6"/>
+    <w:lvl w:ilvl="0">
+      <w:start w:val="1"/>
+      <w:numFmt w:val="bullet"/>
+      <w:lvlText w:val=""/>
+      <w:lvlJc w:val="left"/>
+      <w:pPr>
+        <w:tabs>
+          <w:tab w:val="num" w:pos="720"/>
+        </w:tabs>
+        <w:ind w:left="720" w:hanging="360"/>
+      </w:pPr>
+      <w:rPr>
+        <w:rFonts w:ascii="Symbol" w:hAnsi="Symbol" w:hint="default"/>
+        <w:sz w:val="20"/>
+      </w:rPr>
+    </w:lvl>
+    <w:lvl w:ilvl="1" w:tentative="1">
+      <w:start w:val="1"/>
+      <w:numFmt w:val="bullet"/>
+      <w:lvlText w:val="o"/>
+      <w:lvlJc w:val="left"/>
+      <w:pPr>
+        <w:tabs>
+          <w:tab w:val="num" w:pos="1440"/>
+        </w:tabs>
+        <w:ind w:left="1440" w:hanging="360"/>
+      </w:pPr>
+      <w:rPr>
+        <w:rFonts w:ascii="Courier New" w:hAnsi="Courier New" w:hint="default"/>
+        <w:sz w:val="20"/>
+      </w:rPr>
+    </w:lvl>
+    <w:lvl w:ilvl="2" w:tentative="1">
+      <w:start w:val="1"/>
+      <w:numFmt w:val="bullet"/>
+      <w:lvlText w:val=""/>
+      <w:lvlJc w:val="left"/>
+      <w:pPr>
+        <w:tabs>
+          <w:tab w:val="num" w:pos="2160"/>
+        </w:tabs>
+        <w:ind w:left="2160" w:hanging="360"/>
+      </w:pPr>
+      <w:rPr>
+        <w:rFonts w:ascii="Wingdings" w:hAnsi="Wingdings" w:hint="default"/>
+        <w:sz w:val="20"/>
+      </w:rPr>
+    </w:lvl>
+    <w:lvl w:ilvl="3" w:tentative="1">
+      <w:start w:val="1"/>
+      <w:numFmt w:val="bullet"/>
+      <w:lvlText w:val=""/>
+      <w:lvlJc w:val="left"/>
+      <w:pPr>
+        <w:tabs>
+          <w:tab w:val="num" w:pos="2880"/>
+        </w:tabs>
+        <w:ind w:left="2880" w:hanging="360"/>
+      </w:pPr>
+      <w:rPr>
+        <w:rFonts w:ascii="Wingdings" w:hAnsi="Wingdings" w:hint="default"/>
+        <w:sz w:val="20"/>
+      </w:rPr>
+    </w:lvl>
+    <w:lvl w:ilvl="4" w:tentative="1">
+      <w:start w:val="1"/>
+      <w:numFmt w:val="bullet"/>
+      <w:lvlText w:val=""/>
+      <w:lvlJc w:val="left"/>
+      <w:pPr>
+        <w:tabs>
+          <w:tab w:val="num" w:pos="3600"/>
+        </w:tabs>
+        <w:ind w:left="3600" w:hanging="360"/>
+      </w:pPr>
+      <w:rPr>
+        <w:rFonts w:ascii="Wingdings" w:hAnsi="Wingdings" w:hint="default"/>
+        <w:sz w:val="20"/>
+      </w:rPr>
+    </w:lvl>
+    <w:lvl w:ilvl="5" w:tentative="1">
+      <w:start w:val="1"/>
+      <w:numFmt w:val="bullet"/>
+      <w:lvlText w:val=""/>
+      <w:lvlJc w:val="left"/>
+      <w:pPr>
+        <w:tabs>
+          <w:tab w:val="num" w:pos="4320"/>
+        </w:tabs>
+        <w:ind w:left="4320" w:hanging="360"/>
+      </w:pPr>
+      <w:rPr>
+        <w:rFonts w:ascii="Wingdings" w:hAnsi="Wingdings" w:hint="default"/>
+        <w:sz w:val="20"/>
+      </w:rPr>
+    </w:lvl>
+    <w:lvl w:ilvl="6" w:tentative="1">
+      <w:start w:val="1"/>
+      <w:numFmt w:val="bullet"/>
+      <w:lvlText w:val=""/>
+      <w:lvlJc w:val="left"/>
+      <w:pPr>
+        <w:tabs>
+          <w:tab w:val="num" w:pos="5040"/>
+        </w:tabs>
+        <w:ind w:left="5040" w:hanging="360"/>
+      </w:pPr>
+      <w:rPr>
+        <w:rFonts w:ascii="Wingdings" w:hAnsi="Wingdings" w:hint="default"/>
+        <w:sz w:val="20"/>
+      </w:rPr>
+    </w:lvl>
+    <w:lvl w:ilvl="7" w:tentative="1">
+      <w:start w:val="1"/>
+      <w:numFmt w:val="bullet"/>
+      <w:lvlText w:val=""/>
+      <w:lvlJc w:val="left"/>
+      <w:pPr>
+        <w:tabs>
+          <w:tab w:val="num" w:pos="5760"/>
+        </w:tabs>
+        <w:ind w:left="5760" w:hanging="360"/>
+      </w:pPr>
+      <w:rPr>
+        <w:rFonts w:ascii="Wingdings" w:hAnsi="Wingdings" w:hint="default"/>
+        <w:sz w:val="20"/>
+      </w:rPr>
+    </w:lvl>
+    <w:lvl w:ilvl="8" w:tentative="1">
+      <w:start w:val="1"/>
+      <w:numFmt w:val="bullet"/>
+      <w:lvlText w:val=""/>
+      <w:lvlJc w:val="left"/>
+      <w:pPr>
+        <w:tabs>
+          <w:tab w:val="num" w:pos="6480"/>
+        </w:tabs>
+        <w:ind w:left="6480" w:hanging="360"/>
+      </w:pPr>
+      <w:rPr>
+        <w:rFonts w:ascii="Wingdings" w:hAnsi="Wingdings" w:hint="default"/>
+        <w:sz w:val="20"/>
+      </w:rPr>
+    </w:lvl>
+  </w:abstractNum>
+  <w:abstractNum w:abstractNumId="12" w15:restartNumberingAfterBreak="0">
     <w:nsid w:val="25C53EC5"/>
     <w:multiLevelType w:val="multilevel"/>
     <w:tmpl w:val="73DC3564"/>
@@ -11177,7 +13871,7 @@
       </w:rPr>
     </w:lvl>
   </w:abstractNum>
-  <w:abstractNum w:abstractNumId="11" w15:restartNumberingAfterBreak="0">
+  <w:abstractNum w:abstractNumId="13" w15:restartNumberingAfterBreak="0">
     <w:nsid w:val="25DB78B1"/>
     <w:multiLevelType w:val="multilevel"/>
     <w:tmpl w:val="CE88C1A0"/>
@@ -11326,7 +14020,7 @@
       </w:rPr>
     </w:lvl>
   </w:abstractNum>
-  <w:abstractNum w:abstractNumId="12" w15:restartNumberingAfterBreak="0">
+  <w:abstractNum w:abstractNumId="14" w15:restartNumberingAfterBreak="0">
     <w:nsid w:val="26DA2C2B"/>
     <w:multiLevelType w:val="multilevel"/>
     <w:tmpl w:val="5E4843EE"/>
@@ -11475,7 +14169,7 @@
       </w:rPr>
     </w:lvl>
   </w:abstractNum>
-  <w:abstractNum w:abstractNumId="13" w15:restartNumberingAfterBreak="0">
+  <w:abstractNum w:abstractNumId="15" w15:restartNumberingAfterBreak="0">
     <w:nsid w:val="27ED6523"/>
     <w:multiLevelType w:val="multilevel"/>
     <w:tmpl w:val="8E4682AE"/>
@@ -11624,7 +14318,7 @@
       </w:rPr>
     </w:lvl>
   </w:abstractNum>
-  <w:abstractNum w:abstractNumId="14" w15:restartNumberingAfterBreak="0">
+  <w:abstractNum w:abstractNumId="16" w15:restartNumberingAfterBreak="0">
     <w:nsid w:val="2B2A1259"/>
     <w:multiLevelType w:val="multilevel"/>
     <w:tmpl w:val="4D52DC1A"/>
@@ -11737,7 +14431,7 @@
       </w:pPr>
     </w:lvl>
   </w:abstractNum>
-  <w:abstractNum w:abstractNumId="15" w15:restartNumberingAfterBreak="0">
+  <w:abstractNum w:abstractNumId="17" w15:restartNumberingAfterBreak="0">
     <w:nsid w:val="2BA04CDA"/>
     <w:multiLevelType w:val="multilevel"/>
     <w:tmpl w:val="11F8C74E"/>
@@ -11886,7 +14580,7 @@
       </w:rPr>
     </w:lvl>
   </w:abstractNum>
-  <w:abstractNum w:abstractNumId="16" w15:restartNumberingAfterBreak="0">
+  <w:abstractNum w:abstractNumId="18" w15:restartNumberingAfterBreak="0">
     <w:nsid w:val="2D2F1349"/>
     <w:multiLevelType w:val="multilevel"/>
     <w:tmpl w:val="193208F0"/>
@@ -12035,7 +14729,7 @@
       </w:rPr>
     </w:lvl>
   </w:abstractNum>
-  <w:abstractNum w:abstractNumId="17" w15:restartNumberingAfterBreak="0">
+  <w:abstractNum w:abstractNumId="19" w15:restartNumberingAfterBreak="0">
     <w:nsid w:val="2EB04F67"/>
     <w:multiLevelType w:val="multilevel"/>
     <w:tmpl w:val="D472D5BE"/>
@@ -12184,7 +14878,7 @@
       </w:rPr>
     </w:lvl>
   </w:abstractNum>
-  <w:abstractNum w:abstractNumId="18" w15:restartNumberingAfterBreak="0">
+  <w:abstractNum w:abstractNumId="20" w15:restartNumberingAfterBreak="0">
     <w:nsid w:val="341A0769"/>
     <w:multiLevelType w:val="multilevel"/>
     <w:tmpl w:val="EE3C117E"/>
@@ -12333,7 +15027,7 @@
       </w:rPr>
     </w:lvl>
   </w:abstractNum>
-  <w:abstractNum w:abstractNumId="19" w15:restartNumberingAfterBreak="0">
+  <w:abstractNum w:abstractNumId="21" w15:restartNumberingAfterBreak="0">
     <w:nsid w:val="35D318C1"/>
     <w:multiLevelType w:val="multilevel"/>
     <w:tmpl w:val="D67C1310"/>
@@ -12482,7 +15176,7 @@
       </w:rPr>
     </w:lvl>
   </w:abstractNum>
-  <w:abstractNum w:abstractNumId="20" w15:restartNumberingAfterBreak="0">
+  <w:abstractNum w:abstractNumId="22" w15:restartNumberingAfterBreak="0">
     <w:nsid w:val="3737714F"/>
     <w:multiLevelType w:val="multilevel"/>
     <w:tmpl w:val="452878B8"/>
@@ -12595,7 +15289,7 @@
       </w:pPr>
     </w:lvl>
   </w:abstractNum>
-  <w:abstractNum w:abstractNumId="21" w15:restartNumberingAfterBreak="0">
+  <w:abstractNum w:abstractNumId="23" w15:restartNumberingAfterBreak="0">
     <w:nsid w:val="39E41C17"/>
     <w:multiLevelType w:val="multilevel"/>
     <w:tmpl w:val="9F02B58E"/>
@@ -12744,7 +15438,7 @@
       </w:rPr>
     </w:lvl>
   </w:abstractNum>
-  <w:abstractNum w:abstractNumId="22" w15:restartNumberingAfterBreak="0">
+  <w:abstractNum w:abstractNumId="24" w15:restartNumberingAfterBreak="0">
     <w:nsid w:val="3A9245AE"/>
     <w:multiLevelType w:val="multilevel"/>
     <w:tmpl w:val="BDDE875C"/>
@@ -12893,7 +15587,7 @@
       </w:rPr>
     </w:lvl>
   </w:abstractNum>
-  <w:abstractNum w:abstractNumId="23" w15:restartNumberingAfterBreak="0">
+  <w:abstractNum w:abstractNumId="25" w15:restartNumberingAfterBreak="0">
     <w:nsid w:val="3FAC7CBF"/>
     <w:multiLevelType w:val="multilevel"/>
     <w:tmpl w:val="0126524C"/>
@@ -13042,7 +15736,7 @@
       </w:rPr>
     </w:lvl>
   </w:abstractNum>
-  <w:abstractNum w:abstractNumId="24" w15:restartNumberingAfterBreak="0">
+  <w:abstractNum w:abstractNumId="26" w15:restartNumberingAfterBreak="0">
     <w:nsid w:val="41447DC4"/>
     <w:multiLevelType w:val="multilevel"/>
     <w:tmpl w:val="34145460"/>
@@ -13191,7 +15885,7 @@
       </w:rPr>
     </w:lvl>
   </w:abstractNum>
-  <w:abstractNum w:abstractNumId="25" w15:restartNumberingAfterBreak="0">
+  <w:abstractNum w:abstractNumId="27" w15:restartNumberingAfterBreak="0">
     <w:nsid w:val="416B5FB9"/>
     <w:multiLevelType w:val="multilevel"/>
     <w:tmpl w:val="F63AD70C"/>
@@ -13304,7 +15998,7 @@
       </w:pPr>
     </w:lvl>
   </w:abstractNum>
-  <w:abstractNum w:abstractNumId="26" w15:restartNumberingAfterBreak="0">
+  <w:abstractNum w:abstractNumId="28" w15:restartNumberingAfterBreak="0">
     <w:nsid w:val="431E144F"/>
     <w:multiLevelType w:val="multilevel"/>
     <w:tmpl w:val="884A0220"/>
@@ -13453,7 +16147,7 @@
       </w:rPr>
     </w:lvl>
   </w:abstractNum>
-  <w:abstractNum w:abstractNumId="27" w15:restartNumberingAfterBreak="0">
+  <w:abstractNum w:abstractNumId="29" w15:restartNumberingAfterBreak="0">
     <w:nsid w:val="4469459B"/>
     <w:multiLevelType w:val="multilevel"/>
     <w:tmpl w:val="29E8EF60"/>
@@ -13602,7 +16296,7 @@
       </w:rPr>
     </w:lvl>
   </w:abstractNum>
-  <w:abstractNum w:abstractNumId="28" w15:restartNumberingAfterBreak="0">
+  <w:abstractNum w:abstractNumId="30" w15:restartNumberingAfterBreak="0">
     <w:nsid w:val="453F5425"/>
     <w:multiLevelType w:val="multilevel"/>
     <w:tmpl w:val="9F2CED4C"/>
@@ -13751,7 +16445,7 @@
       </w:rPr>
     </w:lvl>
   </w:abstractNum>
-  <w:abstractNum w:abstractNumId="29" w15:restartNumberingAfterBreak="0">
+  <w:abstractNum w:abstractNumId="31" w15:restartNumberingAfterBreak="0">
     <w:nsid w:val="4BA2593A"/>
     <w:multiLevelType w:val="multilevel"/>
     <w:tmpl w:val="9630136A"/>
@@ -13900,7 +16594,7 @@
       </w:rPr>
     </w:lvl>
   </w:abstractNum>
-  <w:abstractNum w:abstractNumId="30" w15:restartNumberingAfterBreak="0">
+  <w:abstractNum w:abstractNumId="32" w15:restartNumberingAfterBreak="0">
     <w:nsid w:val="4CE24018"/>
     <w:multiLevelType w:val="multilevel"/>
     <w:tmpl w:val="4928E3DA"/>
@@ -14049,7 +16743,7 @@
       </w:rPr>
     </w:lvl>
   </w:abstractNum>
-  <w:abstractNum w:abstractNumId="31" w15:restartNumberingAfterBreak="0">
+  <w:abstractNum w:abstractNumId="33" w15:restartNumberingAfterBreak="0">
     <w:nsid w:val="50521108"/>
     <w:multiLevelType w:val="multilevel"/>
     <w:tmpl w:val="45288E48"/>
@@ -14198,7 +16892,7 @@
       </w:rPr>
     </w:lvl>
   </w:abstractNum>
-  <w:abstractNum w:abstractNumId="32" w15:restartNumberingAfterBreak="0">
+  <w:abstractNum w:abstractNumId="34" w15:restartNumberingAfterBreak="0">
     <w:nsid w:val="533A0D83"/>
     <w:multiLevelType w:val="multilevel"/>
     <w:tmpl w:val="F850AAB2"/>
@@ -14347,7 +17041,7 @@
       </w:rPr>
     </w:lvl>
   </w:abstractNum>
-  <w:abstractNum w:abstractNumId="33" w15:restartNumberingAfterBreak="0">
+  <w:abstractNum w:abstractNumId="35" w15:restartNumberingAfterBreak="0">
     <w:nsid w:val="53B45E8C"/>
     <w:multiLevelType w:val="multilevel"/>
     <w:tmpl w:val="BA12B274"/>
@@ -14496,7 +17190,7 @@
       </w:rPr>
     </w:lvl>
   </w:abstractNum>
-  <w:abstractNum w:abstractNumId="34" w15:restartNumberingAfterBreak="0">
+  <w:abstractNum w:abstractNumId="36" w15:restartNumberingAfterBreak="0">
     <w:nsid w:val="53C33556"/>
     <w:multiLevelType w:val="multilevel"/>
     <w:tmpl w:val="C628625C"/>
@@ -14645,7 +17339,7 @@
       </w:rPr>
     </w:lvl>
   </w:abstractNum>
-  <w:abstractNum w:abstractNumId="35" w15:restartNumberingAfterBreak="0">
+  <w:abstractNum w:abstractNumId="37" w15:restartNumberingAfterBreak="0">
     <w:nsid w:val="53DF498A"/>
     <w:multiLevelType w:val="multilevel"/>
     <w:tmpl w:val="0E6CC19E"/>
@@ -14794,7 +17488,7 @@
       </w:rPr>
     </w:lvl>
   </w:abstractNum>
-  <w:abstractNum w:abstractNumId="36" w15:restartNumberingAfterBreak="0">
+  <w:abstractNum w:abstractNumId="38" w15:restartNumberingAfterBreak="0">
     <w:nsid w:val="546B4E88"/>
     <w:multiLevelType w:val="multilevel"/>
     <w:tmpl w:val="DACC5D04"/>
@@ -14943,7 +17637,7 @@
       </w:rPr>
     </w:lvl>
   </w:abstractNum>
-  <w:abstractNum w:abstractNumId="37" w15:restartNumberingAfterBreak="0">
+  <w:abstractNum w:abstractNumId="39" w15:restartNumberingAfterBreak="0">
     <w:nsid w:val="55847D1E"/>
     <w:multiLevelType w:val="multilevel"/>
     <w:tmpl w:val="841462A8"/>
@@ -15056,7 +17750,7 @@
       </w:pPr>
     </w:lvl>
   </w:abstractNum>
-  <w:abstractNum w:abstractNumId="38" w15:restartNumberingAfterBreak="0">
+  <w:abstractNum w:abstractNumId="40" w15:restartNumberingAfterBreak="0">
     <w:nsid w:val="56CB68C4"/>
     <w:multiLevelType w:val="multilevel"/>
     <w:tmpl w:val="D41A7480"/>
@@ -15205,7 +17899,7 @@
       </w:rPr>
     </w:lvl>
   </w:abstractNum>
-  <w:abstractNum w:abstractNumId="39" w15:restartNumberingAfterBreak="0">
+  <w:abstractNum w:abstractNumId="41" w15:restartNumberingAfterBreak="0">
     <w:nsid w:val="56DA3426"/>
     <w:multiLevelType w:val="multilevel"/>
     <w:tmpl w:val="BE542ABE"/>
@@ -15354,7 +18048,7 @@
       </w:rPr>
     </w:lvl>
   </w:abstractNum>
-  <w:abstractNum w:abstractNumId="40" w15:restartNumberingAfterBreak="0">
+  <w:abstractNum w:abstractNumId="42" w15:restartNumberingAfterBreak="0">
     <w:nsid w:val="579235E8"/>
     <w:multiLevelType w:val="multilevel"/>
     <w:tmpl w:val="6EC61736"/>
@@ -15503,7 +18197,7 @@
       </w:rPr>
     </w:lvl>
   </w:abstractNum>
-  <w:abstractNum w:abstractNumId="41" w15:restartNumberingAfterBreak="0">
+  <w:abstractNum w:abstractNumId="43" w15:restartNumberingAfterBreak="0">
     <w:nsid w:val="58661B36"/>
     <w:multiLevelType w:val="multilevel"/>
     <w:tmpl w:val="3206582C"/>
@@ -15652,7 +18346,156 @@
       </w:rPr>
     </w:lvl>
   </w:abstractNum>
-  <w:abstractNum w:abstractNumId="42" w15:restartNumberingAfterBreak="0">
+  <w:abstractNum w:abstractNumId="44" w15:restartNumberingAfterBreak="0">
+    <w:nsid w:val="5908481F"/>
+    <w:multiLevelType w:val="multilevel"/>
+    <w:tmpl w:val="15A22C9C"/>
+    <w:lvl w:ilvl="0">
+      <w:start w:val="1"/>
+      <w:numFmt w:val="bullet"/>
+      <w:lvlText w:val=""/>
+      <w:lvlJc w:val="left"/>
+      <w:pPr>
+        <w:tabs>
+          <w:tab w:val="num" w:pos="720"/>
+        </w:tabs>
+        <w:ind w:left="720" w:hanging="360"/>
+      </w:pPr>
+      <w:rPr>
+        <w:rFonts w:ascii="Symbol" w:hAnsi="Symbol" w:hint="default"/>
+        <w:sz w:val="20"/>
+      </w:rPr>
+    </w:lvl>
+    <w:lvl w:ilvl="1" w:tentative="1">
+      <w:start w:val="1"/>
+      <w:numFmt w:val="bullet"/>
+      <w:lvlText w:val="o"/>
+      <w:lvlJc w:val="left"/>
+      <w:pPr>
+        <w:tabs>
+          <w:tab w:val="num" w:pos="1440"/>
+        </w:tabs>
+        <w:ind w:left="1440" w:hanging="360"/>
+      </w:pPr>
+      <w:rPr>
+        <w:rFonts w:ascii="Courier New" w:hAnsi="Courier New" w:hint="default"/>
+        <w:sz w:val="20"/>
+      </w:rPr>
+    </w:lvl>
+    <w:lvl w:ilvl="2" w:tentative="1">
+      <w:start w:val="1"/>
+      <w:numFmt w:val="bullet"/>
+      <w:lvlText w:val=""/>
+      <w:lvlJc w:val="left"/>
+      <w:pPr>
+        <w:tabs>
+          <w:tab w:val="num" w:pos="2160"/>
+        </w:tabs>
+        <w:ind w:left="2160" w:hanging="360"/>
+      </w:pPr>
+      <w:rPr>
+        <w:rFonts w:ascii="Wingdings" w:hAnsi="Wingdings" w:hint="default"/>
+        <w:sz w:val="20"/>
+      </w:rPr>
+    </w:lvl>
+    <w:lvl w:ilvl="3" w:tentative="1">
+      <w:start w:val="1"/>
+      <w:numFmt w:val="bullet"/>
+      <w:lvlText w:val=""/>
+      <w:lvlJc w:val="left"/>
+      <w:pPr>
+        <w:tabs>
+          <w:tab w:val="num" w:pos="2880"/>
+        </w:tabs>
+        <w:ind w:left="2880" w:hanging="360"/>
+      </w:pPr>
+      <w:rPr>
+        <w:rFonts w:ascii="Wingdings" w:hAnsi="Wingdings" w:hint="default"/>
+        <w:sz w:val="20"/>
+      </w:rPr>
+    </w:lvl>
+    <w:lvl w:ilvl="4" w:tentative="1">
+      <w:start w:val="1"/>
+      <w:numFmt w:val="bullet"/>
+      <w:lvlText w:val=""/>
+      <w:lvlJc w:val="left"/>
+      <w:pPr>
+        <w:tabs>
+          <w:tab w:val="num" w:pos="3600"/>
+        </w:tabs>
+        <w:ind w:left="3600" w:hanging="360"/>
+      </w:pPr>
+      <w:rPr>
+        <w:rFonts w:ascii="Wingdings" w:hAnsi="Wingdings" w:hint="default"/>
+        <w:sz w:val="20"/>
+      </w:rPr>
+    </w:lvl>
+    <w:lvl w:ilvl="5" w:tentative="1">
+      <w:start w:val="1"/>
+      <w:numFmt w:val="bullet"/>
+      <w:lvlText w:val=""/>
+      <w:lvlJc w:val="left"/>
+      <w:pPr>
+        <w:tabs>
+          <w:tab w:val="num" w:pos="4320"/>
+        </w:tabs>
+        <w:ind w:left="4320" w:hanging="360"/>
+      </w:pPr>
+      <w:rPr>
+        <w:rFonts w:ascii="Wingdings" w:hAnsi="Wingdings" w:hint="default"/>
+        <w:sz w:val="20"/>
+      </w:rPr>
+    </w:lvl>
+    <w:lvl w:ilvl="6" w:tentative="1">
+      <w:start w:val="1"/>
+      <w:numFmt w:val="bullet"/>
+      <w:lvlText w:val=""/>
+      <w:lvlJc w:val="left"/>
+      <w:pPr>
+        <w:tabs>
+          <w:tab w:val="num" w:pos="5040"/>
+        </w:tabs>
+        <w:ind w:left="5040" w:hanging="360"/>
+      </w:pPr>
+      <w:rPr>
+        <w:rFonts w:ascii="Wingdings" w:hAnsi="Wingdings" w:hint="default"/>
+        <w:sz w:val="20"/>
+      </w:rPr>
+    </w:lvl>
+    <w:lvl w:ilvl="7" w:tentative="1">
+      <w:start w:val="1"/>
+      <w:numFmt w:val="bullet"/>
+      <w:lvlText w:val=""/>
+      <w:lvlJc w:val="left"/>
+      <w:pPr>
+        <w:tabs>
+          <w:tab w:val="num" w:pos="5760"/>
+        </w:tabs>
+        <w:ind w:left="5760" w:hanging="360"/>
+      </w:pPr>
+      <w:rPr>
+        <w:rFonts w:ascii="Wingdings" w:hAnsi="Wingdings" w:hint="default"/>
+        <w:sz w:val="20"/>
+      </w:rPr>
+    </w:lvl>
+    <w:lvl w:ilvl="8" w:tentative="1">
+      <w:start w:val="1"/>
+      <w:numFmt w:val="bullet"/>
+      <w:lvlText w:val=""/>
+      <w:lvlJc w:val="left"/>
+      <w:pPr>
+        <w:tabs>
+          <w:tab w:val="num" w:pos="6480"/>
+        </w:tabs>
+        <w:ind w:left="6480" w:hanging="360"/>
+      </w:pPr>
+      <w:rPr>
+        <w:rFonts w:ascii="Wingdings" w:hAnsi="Wingdings" w:hint="default"/>
+        <w:sz w:val="20"/>
+      </w:rPr>
+    </w:lvl>
+  </w:abstractNum>
+  <w:abstractNum w:abstractNumId="45" w15:restartNumberingAfterBreak="0">
     <w:nsid w:val="594210A4"/>
     <w:multiLevelType w:val="multilevel"/>
     <w:tmpl w:val="4BE62250"/>
@@ -15765,7 +18608,156 @@
       </w:pPr>
     </w:lvl>
   </w:abstractNum>
-  <w:abstractNum w:abstractNumId="43" w15:restartNumberingAfterBreak="0">
+  <w:abstractNum w:abstractNumId="46" w15:restartNumberingAfterBreak="0">
+    <w:nsid w:val="59C52672"/>
+    <w:multiLevelType w:val="multilevel"/>
+    <w:tmpl w:val="3AB0E408"/>
+    <w:lvl w:ilvl="0">
+      <w:start w:val="1"/>
+      <w:numFmt w:val="bullet"/>
+      <w:lvlText w:val=""/>
+      <w:lvlJc w:val="left"/>
+      <w:pPr>
+        <w:tabs>
+          <w:tab w:val="num" w:pos="720"/>
+        </w:tabs>
+        <w:ind w:left="720" w:hanging="360"/>
+      </w:pPr>
+      <w:rPr>
+        <w:rFonts w:ascii="Symbol" w:hAnsi="Symbol" w:hint="default"/>
+        <w:sz w:val="20"/>
+      </w:rPr>
+    </w:lvl>
+    <w:lvl w:ilvl="1" w:tentative="1">
+      <w:start w:val="1"/>
+      <w:numFmt w:val="bullet"/>
+      <w:lvlText w:val="o"/>
+      <w:lvlJc w:val="left"/>
+      <w:pPr>
+        <w:tabs>
+          <w:tab w:val="num" w:pos="1440"/>
+        </w:tabs>
+        <w:ind w:left="1440" w:hanging="360"/>
+      </w:pPr>
+      <w:rPr>
+        <w:rFonts w:ascii="Courier New" w:hAnsi="Courier New" w:hint="default"/>
+        <w:sz w:val="20"/>
+      </w:rPr>
+    </w:lvl>
+    <w:lvl w:ilvl="2" w:tentative="1">
+      <w:start w:val="1"/>
+      <w:numFmt w:val="bullet"/>
+      <w:lvlText w:val=""/>
+      <w:lvlJc w:val="left"/>
+      <w:pPr>
+        <w:tabs>
+          <w:tab w:val="num" w:pos="2160"/>
+        </w:tabs>
+        <w:ind w:left="2160" w:hanging="360"/>
+      </w:pPr>
+      <w:rPr>
+        <w:rFonts w:ascii="Wingdings" w:hAnsi="Wingdings" w:hint="default"/>
+        <w:sz w:val="20"/>
+      </w:rPr>
+    </w:lvl>
+    <w:lvl w:ilvl="3" w:tentative="1">
+      <w:start w:val="1"/>
+      <w:numFmt w:val="bullet"/>
+      <w:lvlText w:val=""/>
+      <w:lvlJc w:val="left"/>
+      <w:pPr>
+        <w:tabs>
+          <w:tab w:val="num" w:pos="2880"/>
+        </w:tabs>
+        <w:ind w:left="2880" w:hanging="360"/>
+      </w:pPr>
+      <w:rPr>
+        <w:rFonts w:ascii="Wingdings" w:hAnsi="Wingdings" w:hint="default"/>
+        <w:sz w:val="20"/>
+      </w:rPr>
+    </w:lvl>
+    <w:lvl w:ilvl="4" w:tentative="1">
+      <w:start w:val="1"/>
+      <w:numFmt w:val="bullet"/>
+      <w:lvlText w:val=""/>
+      <w:lvlJc w:val="left"/>
+      <w:pPr>
+        <w:tabs>
+          <w:tab w:val="num" w:pos="3600"/>
+        </w:tabs>
+        <w:ind w:left="3600" w:hanging="360"/>
+      </w:pPr>
+      <w:rPr>
+        <w:rFonts w:ascii="Wingdings" w:hAnsi="Wingdings" w:hint="default"/>
+        <w:sz w:val="20"/>
+      </w:rPr>
+    </w:lvl>
+    <w:lvl w:ilvl="5" w:tentative="1">
+      <w:start w:val="1"/>
+      <w:numFmt w:val="bullet"/>
+      <w:lvlText w:val=""/>
+      <w:lvlJc w:val="left"/>
+      <w:pPr>
+        <w:tabs>
+          <w:tab w:val="num" w:pos="4320"/>
+        </w:tabs>
+        <w:ind w:left="4320" w:hanging="360"/>
+      </w:pPr>
+      <w:rPr>
+        <w:rFonts w:ascii="Wingdings" w:hAnsi="Wingdings" w:hint="default"/>
+        <w:sz w:val="20"/>
+      </w:rPr>
+    </w:lvl>
+    <w:lvl w:ilvl="6" w:tentative="1">
+      <w:start w:val="1"/>
+      <w:numFmt w:val="bullet"/>
+      <w:lvlText w:val=""/>
+      <w:lvlJc w:val="left"/>
+      <w:pPr>
+        <w:tabs>
+          <w:tab w:val="num" w:pos="5040"/>
+        </w:tabs>
+        <w:ind w:left="5040" w:hanging="360"/>
+      </w:pPr>
+      <w:rPr>
+        <w:rFonts w:ascii="Wingdings" w:hAnsi="Wingdings" w:hint="default"/>
+        <w:sz w:val="20"/>
+      </w:rPr>
+    </w:lvl>
+    <w:lvl w:ilvl="7" w:tentative="1">
+      <w:start w:val="1"/>
+      <w:numFmt w:val="bullet"/>
+      <w:lvlText w:val=""/>
+      <w:lvlJc w:val="left"/>
+      <w:pPr>
+        <w:tabs>
+          <w:tab w:val="num" w:pos="5760"/>
+        </w:tabs>
+        <w:ind w:left="5760" w:hanging="360"/>
+      </w:pPr>
+      <w:rPr>
+        <w:rFonts w:ascii="Wingdings" w:hAnsi="Wingdings" w:hint="default"/>
+        <w:sz w:val="20"/>
+      </w:rPr>
+    </w:lvl>
+    <w:lvl w:ilvl="8" w:tentative="1">
+      <w:start w:val="1"/>
+      <w:numFmt w:val="bullet"/>
+      <w:lvlText w:val=""/>
+      <w:lvlJc w:val="left"/>
+      <w:pPr>
+        <w:tabs>
+          <w:tab w:val="num" w:pos="6480"/>
+        </w:tabs>
+        <w:ind w:left="6480" w:hanging="360"/>
+      </w:pPr>
+      <w:rPr>
+        <w:rFonts w:ascii="Wingdings" w:hAnsi="Wingdings" w:hint="default"/>
+        <w:sz w:val="20"/>
+      </w:rPr>
+    </w:lvl>
+  </w:abstractNum>
+  <w:abstractNum w:abstractNumId="47" w15:restartNumberingAfterBreak="0">
     <w:nsid w:val="5A460361"/>
     <w:multiLevelType w:val="multilevel"/>
     <w:tmpl w:val="B944FCD4"/>
@@ -15914,7 +18906,7 @@
       </w:rPr>
     </w:lvl>
   </w:abstractNum>
-  <w:abstractNum w:abstractNumId="44" w15:restartNumberingAfterBreak="0">
+  <w:abstractNum w:abstractNumId="48" w15:restartNumberingAfterBreak="0">
     <w:nsid w:val="5C9C0CBE"/>
     <w:multiLevelType w:val="multilevel"/>
     <w:tmpl w:val="036EE0F4"/>
@@ -16027,7 +19019,7 @@
       </w:pPr>
     </w:lvl>
   </w:abstractNum>
-  <w:abstractNum w:abstractNumId="45" w15:restartNumberingAfterBreak="0">
+  <w:abstractNum w:abstractNumId="49" w15:restartNumberingAfterBreak="0">
     <w:nsid w:val="5F8B20E0"/>
     <w:multiLevelType w:val="multilevel"/>
     <w:tmpl w:val="ECE83FE4"/>
@@ -16176,7 +19168,7 @@
       </w:rPr>
     </w:lvl>
   </w:abstractNum>
-  <w:abstractNum w:abstractNumId="46" w15:restartNumberingAfterBreak="0">
+  <w:abstractNum w:abstractNumId="50" w15:restartNumberingAfterBreak="0">
     <w:nsid w:val="605C7CB4"/>
     <w:multiLevelType w:val="multilevel"/>
     <w:tmpl w:val="96466A40"/>
@@ -16325,7 +19317,7 @@
       </w:rPr>
     </w:lvl>
   </w:abstractNum>
-  <w:abstractNum w:abstractNumId="47" w15:restartNumberingAfterBreak="0">
+  <w:abstractNum w:abstractNumId="51" w15:restartNumberingAfterBreak="0">
     <w:nsid w:val="60D1754D"/>
     <w:multiLevelType w:val="multilevel"/>
     <w:tmpl w:val="B084501A"/>
@@ -16438,7 +19430,7 @@
       </w:pPr>
     </w:lvl>
   </w:abstractNum>
-  <w:abstractNum w:abstractNumId="48" w15:restartNumberingAfterBreak="0">
+  <w:abstractNum w:abstractNumId="52" w15:restartNumberingAfterBreak="0">
     <w:nsid w:val="66691D5C"/>
     <w:multiLevelType w:val="multilevel"/>
     <w:tmpl w:val="1BA878D2"/>
@@ -16551,7 +19543,156 @@
       </w:pPr>
     </w:lvl>
   </w:abstractNum>
-  <w:abstractNum w:abstractNumId="49" w15:restartNumberingAfterBreak="0">
+  <w:abstractNum w:abstractNumId="53" w15:restartNumberingAfterBreak="0">
+    <w:nsid w:val="69884638"/>
+    <w:multiLevelType w:val="multilevel"/>
+    <w:tmpl w:val="49E07484"/>
+    <w:lvl w:ilvl="0">
+      <w:start w:val="1"/>
+      <w:numFmt w:val="bullet"/>
+      <w:lvlText w:val=""/>
+      <w:lvlJc w:val="left"/>
+      <w:pPr>
+        <w:tabs>
+          <w:tab w:val="num" w:pos="720"/>
+        </w:tabs>
+        <w:ind w:left="720" w:hanging="360"/>
+      </w:pPr>
+      <w:rPr>
+        <w:rFonts w:ascii="Symbol" w:hAnsi="Symbol" w:hint="default"/>
+        <w:sz w:val="20"/>
+      </w:rPr>
+    </w:lvl>
+    <w:lvl w:ilvl="1" w:tentative="1">
+      <w:start w:val="1"/>
+      <w:numFmt w:val="bullet"/>
+      <w:lvlText w:val="o"/>
+      <w:lvlJc w:val="left"/>
+      <w:pPr>
+        <w:tabs>
+          <w:tab w:val="num" w:pos="1440"/>
+        </w:tabs>
+        <w:ind w:left="1440" w:hanging="360"/>
+      </w:pPr>
+      <w:rPr>
+        <w:rFonts w:ascii="Courier New" w:hAnsi="Courier New" w:hint="default"/>
+        <w:sz w:val="20"/>
+      </w:rPr>
+    </w:lvl>
+    <w:lvl w:ilvl="2" w:tentative="1">
+      <w:start w:val="1"/>
+      <w:numFmt w:val="bullet"/>
+      <w:lvlText w:val=""/>
+      <w:lvlJc w:val="left"/>
+      <w:pPr>
+        <w:tabs>
+          <w:tab w:val="num" w:pos="2160"/>
+        </w:tabs>
+        <w:ind w:left="2160" w:hanging="360"/>
+      </w:pPr>
+      <w:rPr>
+        <w:rFonts w:ascii="Wingdings" w:hAnsi="Wingdings" w:hint="default"/>
+        <w:sz w:val="20"/>
+      </w:rPr>
+    </w:lvl>
+    <w:lvl w:ilvl="3" w:tentative="1">
+      <w:start w:val="1"/>
+      <w:numFmt w:val="bullet"/>
+      <w:lvlText w:val=""/>
+      <w:lvlJc w:val="left"/>
+      <w:pPr>
+        <w:tabs>
+          <w:tab w:val="num" w:pos="2880"/>
+        </w:tabs>
+        <w:ind w:left="2880" w:hanging="360"/>
+      </w:pPr>
+      <w:rPr>
+        <w:rFonts w:ascii="Wingdings" w:hAnsi="Wingdings" w:hint="default"/>
+        <w:sz w:val="20"/>
+      </w:rPr>
+    </w:lvl>
+    <w:lvl w:ilvl="4" w:tentative="1">
+      <w:start w:val="1"/>
+      <w:numFmt w:val="bullet"/>
+      <w:lvlText w:val=""/>
+      <w:lvlJc w:val="left"/>
+      <w:pPr>
+        <w:tabs>
+          <w:tab w:val="num" w:pos="3600"/>
+        </w:tabs>
+        <w:ind w:left="3600" w:hanging="360"/>
+      </w:pPr>
+      <w:rPr>
+        <w:rFonts w:ascii="Wingdings" w:hAnsi="Wingdings" w:hint="default"/>
+        <w:sz w:val="20"/>
+      </w:rPr>
+    </w:lvl>
+    <w:lvl w:ilvl="5" w:tentative="1">
+      <w:start w:val="1"/>
+      <w:numFmt w:val="bullet"/>
+      <w:lvlText w:val=""/>
+      <w:lvlJc w:val="left"/>
+      <w:pPr>
+        <w:tabs>
+          <w:tab w:val="num" w:pos="4320"/>
+        </w:tabs>
+        <w:ind w:left="4320" w:hanging="360"/>
+      </w:pPr>
+      <w:rPr>
+        <w:rFonts w:ascii="Wingdings" w:hAnsi="Wingdings" w:hint="default"/>
+        <w:sz w:val="20"/>
+      </w:rPr>
+    </w:lvl>
+    <w:lvl w:ilvl="6" w:tentative="1">
+      <w:start w:val="1"/>
+      <w:numFmt w:val="bullet"/>
+      <w:lvlText w:val=""/>
+      <w:lvlJc w:val="left"/>
+      <w:pPr>
+        <w:tabs>
+          <w:tab w:val="num" w:pos="5040"/>
+        </w:tabs>
+        <w:ind w:left="5040" w:hanging="360"/>
+      </w:pPr>
+      <w:rPr>
+        <w:rFonts w:ascii="Wingdings" w:hAnsi="Wingdings" w:hint="default"/>
+        <w:sz w:val="20"/>
+      </w:rPr>
+    </w:lvl>
+    <w:lvl w:ilvl="7" w:tentative="1">
+      <w:start w:val="1"/>
+      <w:numFmt w:val="bullet"/>
+      <w:lvlText w:val=""/>
+      <w:lvlJc w:val="left"/>
+      <w:pPr>
+        <w:tabs>
+          <w:tab w:val="num" w:pos="5760"/>
+        </w:tabs>
+        <w:ind w:left="5760" w:hanging="360"/>
+      </w:pPr>
+      <w:rPr>
+        <w:rFonts w:ascii="Wingdings" w:hAnsi="Wingdings" w:hint="default"/>
+        <w:sz w:val="20"/>
+      </w:rPr>
+    </w:lvl>
+    <w:lvl w:ilvl="8" w:tentative="1">
+      <w:start w:val="1"/>
+      <w:numFmt w:val="bullet"/>
+      <w:lvlText w:val=""/>
+      <w:lvlJc w:val="left"/>
+      <w:pPr>
+        <w:tabs>
+          <w:tab w:val="num" w:pos="6480"/>
+        </w:tabs>
+        <w:ind w:left="6480" w:hanging="360"/>
+      </w:pPr>
+      <w:rPr>
+        <w:rFonts w:ascii="Wingdings" w:hAnsi="Wingdings" w:hint="default"/>
+        <w:sz w:val="20"/>
+      </w:rPr>
+    </w:lvl>
+  </w:abstractNum>
+  <w:abstractNum w:abstractNumId="54" w15:restartNumberingAfterBreak="0">
     <w:nsid w:val="6A341D66"/>
     <w:multiLevelType w:val="multilevel"/>
     <w:tmpl w:val="17567D4E"/>
@@ -16700,7 +19841,7 @@
       </w:rPr>
     </w:lvl>
   </w:abstractNum>
-  <w:abstractNum w:abstractNumId="50" w15:restartNumberingAfterBreak="0">
+  <w:abstractNum w:abstractNumId="55" w15:restartNumberingAfterBreak="0">
     <w:nsid w:val="6F624050"/>
     <w:multiLevelType w:val="multilevel"/>
     <w:tmpl w:val="0388E6B6"/>
@@ -16849,7 +19990,7 @@
       </w:rPr>
     </w:lvl>
   </w:abstractNum>
-  <w:abstractNum w:abstractNumId="51" w15:restartNumberingAfterBreak="0">
+  <w:abstractNum w:abstractNumId="56" w15:restartNumberingAfterBreak="0">
     <w:nsid w:val="730A0C29"/>
     <w:multiLevelType w:val="multilevel"/>
     <w:tmpl w:val="7BACDAC8"/>
@@ -16998,7 +20139,7 @@
       </w:rPr>
     </w:lvl>
   </w:abstractNum>
-  <w:abstractNum w:abstractNumId="52" w15:restartNumberingAfterBreak="0">
+  <w:abstractNum w:abstractNumId="57" w15:restartNumberingAfterBreak="0">
     <w:nsid w:val="73B24AF5"/>
     <w:multiLevelType w:val="multilevel"/>
     <w:tmpl w:val="D2F469B8"/>
@@ -17147,7 +20288,7 @@
       </w:rPr>
     </w:lvl>
   </w:abstractNum>
-  <w:abstractNum w:abstractNumId="53" w15:restartNumberingAfterBreak="0">
+  <w:abstractNum w:abstractNumId="58" w15:restartNumberingAfterBreak="0">
     <w:nsid w:val="7505181C"/>
     <w:multiLevelType w:val="multilevel"/>
     <w:tmpl w:val="3426DF12"/>
@@ -17296,7 +20437,7 @@
       </w:rPr>
     </w:lvl>
   </w:abstractNum>
-  <w:abstractNum w:abstractNumId="54" w15:restartNumberingAfterBreak="0">
+  <w:abstractNum w:abstractNumId="59" w15:restartNumberingAfterBreak="0">
     <w:nsid w:val="75C842BA"/>
     <w:multiLevelType w:val="multilevel"/>
     <w:tmpl w:val="14323E26"/>
@@ -17445,7 +20586,7 @@
       </w:rPr>
     </w:lvl>
   </w:abstractNum>
-  <w:abstractNum w:abstractNumId="55" w15:restartNumberingAfterBreak="0">
+  <w:abstractNum w:abstractNumId="60" w15:restartNumberingAfterBreak="0">
     <w:nsid w:val="7CDF3C5C"/>
     <w:multiLevelType w:val="multilevel"/>
     <w:tmpl w:val="CF50D3B0"/>
@@ -17594,7 +20735,7 @@
       </w:rPr>
     </w:lvl>
   </w:abstractNum>
-  <w:abstractNum w:abstractNumId="56" w15:restartNumberingAfterBreak="0">
+  <w:abstractNum w:abstractNumId="61" w15:restartNumberingAfterBreak="0">
     <w:nsid w:val="7DC23EA7"/>
     <w:multiLevelType w:val="multilevel"/>
     <w:tmpl w:val="7EA862D8"/>
@@ -17743,7 +20884,7 @@
       </w:rPr>
     </w:lvl>
   </w:abstractNum>
-  <w:abstractNum w:abstractNumId="57" w15:restartNumberingAfterBreak="0">
+  <w:abstractNum w:abstractNumId="62" w15:restartNumberingAfterBreak="0">
     <w:nsid w:val="7DE62863"/>
     <w:multiLevelType w:val="multilevel"/>
     <w:tmpl w:val="144286F4"/>
@@ -17893,178 +21034,193 @@
     </w:lvl>
   </w:abstractNum>
   <w:num w:numId="1" w16cid:durableId="549850228">
+    <w:abstractNumId w:val="30"/>
+  </w:num>
+  <w:num w:numId="2" w16cid:durableId="1607540117">
+    <w:abstractNumId w:val="25"/>
+  </w:num>
+  <w:num w:numId="3" w16cid:durableId="1139690215">
+    <w:abstractNumId w:val="52"/>
+  </w:num>
+  <w:num w:numId="4" w16cid:durableId="715197732">
+    <w:abstractNumId w:val="39"/>
+  </w:num>
+  <w:num w:numId="5" w16cid:durableId="1530678382">
+    <w:abstractNumId w:val="13"/>
+  </w:num>
+  <w:num w:numId="6" w16cid:durableId="2003510328">
+    <w:abstractNumId w:val="29"/>
+  </w:num>
+  <w:num w:numId="7" w16cid:durableId="1877231126">
+    <w:abstractNumId w:val="40"/>
+  </w:num>
+  <w:num w:numId="8" w16cid:durableId="570849478">
+    <w:abstractNumId w:val="41"/>
+  </w:num>
+  <w:num w:numId="9" w16cid:durableId="101341034">
+    <w:abstractNumId w:val="43"/>
+  </w:num>
+  <w:num w:numId="10" w16cid:durableId="660424560">
+    <w:abstractNumId w:val="18"/>
+  </w:num>
+  <w:num w:numId="11" w16cid:durableId="1115053814">
+    <w:abstractNumId w:val="37"/>
+  </w:num>
+  <w:num w:numId="12" w16cid:durableId="1088768098">
+    <w:abstractNumId w:val="6"/>
+  </w:num>
+  <w:num w:numId="13" w16cid:durableId="1584605161">
+    <w:abstractNumId w:val="36"/>
+  </w:num>
+  <w:num w:numId="14" w16cid:durableId="1040864676">
+    <w:abstractNumId w:val="50"/>
+  </w:num>
+  <w:num w:numId="15" w16cid:durableId="1624119645">
+    <w:abstractNumId w:val="22"/>
+  </w:num>
+  <w:num w:numId="16" w16cid:durableId="245266291">
+    <w:abstractNumId w:val="31"/>
+  </w:num>
+  <w:num w:numId="17" w16cid:durableId="246772032">
+    <w:abstractNumId w:val="47"/>
+  </w:num>
+  <w:num w:numId="18" w16cid:durableId="1588150396">
+    <w:abstractNumId w:val="4"/>
+  </w:num>
+  <w:num w:numId="19" w16cid:durableId="514273949">
+    <w:abstractNumId w:val="9"/>
+  </w:num>
+  <w:num w:numId="20" w16cid:durableId="1236471348">
+    <w:abstractNumId w:val="49"/>
+  </w:num>
+  <w:num w:numId="21" w16cid:durableId="2023388262">
+    <w:abstractNumId w:val="7"/>
+  </w:num>
+  <w:num w:numId="22" w16cid:durableId="613827449">
+    <w:abstractNumId w:val="26"/>
+  </w:num>
+  <w:num w:numId="23" w16cid:durableId="1209493104">
+    <w:abstractNumId w:val="17"/>
+  </w:num>
+  <w:num w:numId="24" w16cid:durableId="839321084">
+    <w:abstractNumId w:val="27"/>
+  </w:num>
+  <w:num w:numId="25" w16cid:durableId="1261795464">
+    <w:abstractNumId w:val="21"/>
+  </w:num>
+  <w:num w:numId="26" w16cid:durableId="974413321">
+    <w:abstractNumId w:val="24"/>
+  </w:num>
+  <w:num w:numId="27" w16cid:durableId="1369143300">
+    <w:abstractNumId w:val="32"/>
+  </w:num>
+  <w:num w:numId="28" w16cid:durableId="1658344925">
+    <w:abstractNumId w:val="56"/>
+  </w:num>
+  <w:num w:numId="29" w16cid:durableId="1159808179">
+    <w:abstractNumId w:val="16"/>
+  </w:num>
+  <w:num w:numId="30" w16cid:durableId="1181553709">
+    <w:abstractNumId w:val="23"/>
+  </w:num>
+  <w:num w:numId="31" w16cid:durableId="767579539">
+    <w:abstractNumId w:val="14"/>
+  </w:num>
+  <w:num w:numId="32" w16cid:durableId="44918641">
     <w:abstractNumId w:val="28"/>
   </w:num>
-  <w:num w:numId="2" w16cid:durableId="1607540117">
-    <w:abstractNumId w:val="23"/>
-  </w:num>
-  <w:num w:numId="3" w16cid:durableId="1139690215">
-    <w:abstractNumId w:val="48"/>
-  </w:num>
-  <w:num w:numId="4" w16cid:durableId="715197732">
-    <w:abstractNumId w:val="37"/>
-  </w:num>
-  <w:num w:numId="5" w16cid:durableId="1530678382">
-    <w:abstractNumId w:val="11"/>
-  </w:num>
-  <w:num w:numId="6" w16cid:durableId="2003510328">
-    <w:abstractNumId w:val="27"/>
-  </w:num>
-  <w:num w:numId="7" w16cid:durableId="1877231126">
-    <w:abstractNumId w:val="38"/>
-  </w:num>
-  <w:num w:numId="8" w16cid:durableId="570849478">
-    <w:abstractNumId w:val="39"/>
-  </w:num>
-  <w:num w:numId="9" w16cid:durableId="101341034">
-    <w:abstractNumId w:val="41"/>
-  </w:num>
-  <w:num w:numId="10" w16cid:durableId="660424560">
-    <w:abstractNumId w:val="16"/>
-  </w:num>
-  <w:num w:numId="11" w16cid:durableId="1115053814">
-    <w:abstractNumId w:val="35"/>
-  </w:num>
-  <w:num w:numId="12" w16cid:durableId="1088768098">
-    <w:abstractNumId w:val="5"/>
-  </w:num>
-  <w:num w:numId="13" w16cid:durableId="1584605161">
-    <w:abstractNumId w:val="34"/>
-  </w:num>
-  <w:num w:numId="14" w16cid:durableId="1040864676">
-    <w:abstractNumId w:val="46"/>
-  </w:num>
-  <w:num w:numId="15" w16cid:durableId="1624119645">
-    <w:abstractNumId w:val="20"/>
-  </w:num>
-  <w:num w:numId="16" w16cid:durableId="245266291">
-    <w:abstractNumId w:val="29"/>
-  </w:num>
-  <w:num w:numId="17" w16cid:durableId="246772032">
-    <w:abstractNumId w:val="43"/>
-  </w:num>
-  <w:num w:numId="18" w16cid:durableId="1588150396">
-    <w:abstractNumId w:val="3"/>
-  </w:num>
-  <w:num w:numId="19" w16cid:durableId="514273949">
-    <w:abstractNumId w:val="8"/>
-  </w:num>
-  <w:num w:numId="20" w16cid:durableId="1236471348">
-    <w:abstractNumId w:val="45"/>
-  </w:num>
-  <w:num w:numId="21" w16cid:durableId="2023388262">
-    <w:abstractNumId w:val="6"/>
-  </w:num>
-  <w:num w:numId="22" w16cid:durableId="613827449">
-    <w:abstractNumId w:val="24"/>
-  </w:num>
-  <w:num w:numId="23" w16cid:durableId="1209493104">
-    <w:abstractNumId w:val="15"/>
-  </w:num>
-  <w:num w:numId="24" w16cid:durableId="839321084">
-    <w:abstractNumId w:val="25"/>
-  </w:num>
-  <w:num w:numId="25" w16cid:durableId="1261795464">
-    <w:abstractNumId w:val="19"/>
-  </w:num>
-  <w:num w:numId="26" w16cid:durableId="974413321">
-    <w:abstractNumId w:val="22"/>
-  </w:num>
-  <w:num w:numId="27" w16cid:durableId="1369143300">
-    <w:abstractNumId w:val="30"/>
-  </w:num>
-  <w:num w:numId="28" w16cid:durableId="1658344925">
-    <w:abstractNumId w:val="51"/>
-  </w:num>
-  <w:num w:numId="29" w16cid:durableId="1159808179">
-    <w:abstractNumId w:val="14"/>
-  </w:num>
-  <w:num w:numId="30" w16cid:durableId="1181553709">
-    <w:abstractNumId w:val="21"/>
-  </w:num>
-  <w:num w:numId="31" w16cid:durableId="767579539">
+  <w:num w:numId="33" w16cid:durableId="1511410467">
     <w:abstractNumId w:val="12"/>
-  </w:num>
-  <w:num w:numId="32" w16cid:durableId="44918641">
-    <w:abstractNumId w:val="26"/>
-  </w:num>
-  <w:num w:numId="33" w16cid:durableId="1511410467">
-    <w:abstractNumId w:val="10"/>
   </w:num>
   <w:num w:numId="34" w16cid:durableId="1127285195">
     <w:abstractNumId w:val="1"/>
   </w:num>
   <w:num w:numId="35" w16cid:durableId="1094715571">
-    <w:abstractNumId w:val="54"/>
+    <w:abstractNumId w:val="59"/>
   </w:num>
   <w:num w:numId="36" w16cid:durableId="999581466">
-    <w:abstractNumId w:val="53"/>
+    <w:abstractNumId w:val="58"/>
   </w:num>
   <w:num w:numId="37" w16cid:durableId="756370540">
-    <w:abstractNumId w:val="47"/>
+    <w:abstractNumId w:val="51"/>
   </w:num>
   <w:num w:numId="38" w16cid:durableId="1083836352">
-    <w:abstractNumId w:val="4"/>
+    <w:abstractNumId w:val="5"/>
   </w:num>
   <w:num w:numId="39" w16cid:durableId="1692217490">
-    <w:abstractNumId w:val="57"/>
+    <w:abstractNumId w:val="62"/>
   </w:num>
   <w:num w:numId="40" w16cid:durableId="578952342">
     <w:abstractNumId w:val="0"/>
   </w:num>
   <w:num w:numId="41" w16cid:durableId="1490714106">
-    <w:abstractNumId w:val="40"/>
+    <w:abstractNumId w:val="42"/>
   </w:num>
   <w:num w:numId="42" w16cid:durableId="933243138">
-    <w:abstractNumId w:val="17"/>
+    <w:abstractNumId w:val="19"/>
   </w:num>
   <w:num w:numId="43" w16cid:durableId="928975074">
-    <w:abstractNumId w:val="50"/>
+    <w:abstractNumId w:val="55"/>
   </w:num>
   <w:num w:numId="44" w16cid:durableId="2031173941">
-    <w:abstractNumId w:val="13"/>
+    <w:abstractNumId w:val="15"/>
   </w:num>
   <w:num w:numId="45" w16cid:durableId="1947537377">
-    <w:abstractNumId w:val="32"/>
+    <w:abstractNumId w:val="34"/>
   </w:num>
   <w:num w:numId="46" w16cid:durableId="1690596449">
-    <w:abstractNumId w:val="42"/>
+    <w:abstractNumId w:val="45"/>
   </w:num>
   <w:num w:numId="47" w16cid:durableId="266426680">
-    <w:abstractNumId w:val="52"/>
+    <w:abstractNumId w:val="57"/>
   </w:num>
   <w:num w:numId="48" w16cid:durableId="1943032735">
     <w:abstractNumId w:val="2"/>
   </w:num>
   <w:num w:numId="49" w16cid:durableId="1306662683">
+    <w:abstractNumId w:val="35"/>
+  </w:num>
+  <w:num w:numId="50" w16cid:durableId="933170288">
+    <w:abstractNumId w:val="10"/>
+  </w:num>
+  <w:num w:numId="51" w16cid:durableId="1614823781">
+    <w:abstractNumId w:val="54"/>
+  </w:num>
+  <w:num w:numId="52" w16cid:durableId="1485780642">
+    <w:abstractNumId w:val="60"/>
+  </w:num>
+  <w:num w:numId="53" w16cid:durableId="1852790731">
+    <w:abstractNumId w:val="8"/>
+  </w:num>
+  <w:num w:numId="54" w16cid:durableId="1891307934">
+    <w:abstractNumId w:val="38"/>
+  </w:num>
+  <w:num w:numId="55" w16cid:durableId="969095473">
+    <w:abstractNumId w:val="61"/>
+  </w:num>
+  <w:num w:numId="56" w16cid:durableId="1876963699">
     <w:abstractNumId w:val="33"/>
   </w:num>
-  <w:num w:numId="50" w16cid:durableId="933170288">
-    <w:abstractNumId w:val="9"/>
-  </w:num>
-  <w:num w:numId="51" w16cid:durableId="1614823781">
-    <w:abstractNumId w:val="49"/>
-  </w:num>
-  <w:num w:numId="52" w16cid:durableId="1485780642">
-    <w:abstractNumId w:val="55"/>
-  </w:num>
-  <w:num w:numId="53" w16cid:durableId="1852790731">
-    <w:abstractNumId w:val="7"/>
-  </w:num>
-  <w:num w:numId="54" w16cid:durableId="1891307934">
-    <w:abstractNumId w:val="36"/>
-  </w:num>
-  <w:num w:numId="55" w16cid:durableId="969095473">
-    <w:abstractNumId w:val="56"/>
-  </w:num>
-  <w:num w:numId="56" w16cid:durableId="1876963699">
-    <w:abstractNumId w:val="31"/>
-  </w:num>
   <w:num w:numId="57" w16cid:durableId="964852556">
-    <w:abstractNumId w:val="18"/>
+    <w:abstractNumId w:val="20"/>
   </w:num>
   <w:num w:numId="58" w16cid:durableId="1519075555">
+    <w:abstractNumId w:val="48"/>
+  </w:num>
+  <w:num w:numId="59" w16cid:durableId="546524834">
+    <w:abstractNumId w:val="3"/>
+  </w:num>
+  <w:num w:numId="60" w16cid:durableId="1515337917">
     <w:abstractNumId w:val="44"/>
+  </w:num>
+  <w:num w:numId="61" w16cid:durableId="1409620435">
+    <w:abstractNumId w:val="46"/>
+  </w:num>
+  <w:num w:numId="62" w16cid:durableId="1031959660">
+    <w:abstractNumId w:val="53"/>
+  </w:num>
+  <w:num w:numId="63" w16cid:durableId="596209458">
+    <w:abstractNumId w:val="11"/>
   </w:num>
 </w:numbering>
 </file>

--- a/Αναφορα.docx
+++ b/Αναφορα.docx
@@ -26,7 +26,7 @@
           <w:szCs w:val="32"/>
           <w:lang w:val="el-GR"/>
         </w:rPr>
-        <w:t xml:space="preserve">Εργασια 13 Προσομοίωση event-driven δικτύου σε Python </w:t>
+        <w:t>Εργασια 13</w:t>
       </w:r>
       <w:r>
         <w:rPr>
@@ -36,6 +36,26 @@
           <w:szCs w:val="32"/>
           <w:lang w:val="el-GR"/>
         </w:rPr>
+        <w:t>:</w:t>
+      </w:r>
+      <w:r>
+        <w:rPr>
+          <w:b/>
+          <w:bCs/>
+          <w:sz w:val="32"/>
+          <w:szCs w:val="32"/>
+          <w:lang w:val="el-GR"/>
+        </w:rPr>
+        <w:t xml:space="preserve"> Προσομοίωση event-driven δικτύου σε Python </w:t>
+      </w:r>
+      <w:r>
+        <w:rPr>
+          <w:b/>
+          <w:bCs/>
+          <w:sz w:val="32"/>
+          <w:szCs w:val="32"/>
+          <w:lang w:val="el-GR"/>
+        </w:rPr>
         <w:br/>
       </w:r>
       <w:r>
@@ -76,7 +96,6 @@
           <w:bCs/>
           <w:sz w:val="32"/>
           <w:szCs w:val="32"/>
-          <w:lang w:val="el-GR"/>
         </w:rPr>
         <w:sectPr>
           <w:type w:val="continuous"/>
@@ -141,7 +160,7 @@
           <w:szCs w:val="40"/>
           <w:lang w:val="el-GR"/>
         </w:rPr>
-        <w:t>Ερώτημα 1</w:t>
+        <w:t>Σημαντικο</w:t>
       </w:r>
       <w:r>
         <w:rPr>
@@ -151,7 +170,7 @@
           <w:szCs w:val="40"/>
           <w:lang w:val="el-GR"/>
         </w:rPr>
-        <w:t>&amp;2</w:t>
+        <w:t>:</w:t>
       </w:r>
       <w:r>
         <w:rPr>
@@ -161,18 +180,446 @@
           <w:szCs w:val="40"/>
           <w:lang w:val="el-GR"/>
         </w:rPr>
-        <w:t>:</w:t>
-      </w:r>
-      <w:r>
-        <w:rPr>
+        <w:br/>
+      </w:r>
+      <w:r>
+        <w:rPr>
+          <w:b/>
+          <w:bCs/>
+          <w:sz w:val="32"/>
+          <w:szCs w:val="32"/>
+          <w:lang w:val="el-GR"/>
+        </w:rPr>
+        <w:t xml:space="preserve">Αρχείο </w:t>
+      </w:r>
+      <w:r>
+        <w:rPr>
+          <w:b/>
+          <w:bCs/>
+          <w:sz w:val="32"/>
+          <w:szCs w:val="32"/>
+        </w:rPr>
+        <w:t>python</w:t>
+      </w:r>
+      <w:r>
+        <w:rPr>
+          <w:b/>
+          <w:bCs/>
+          <w:sz w:val="32"/>
+          <w:szCs w:val="32"/>
+          <w:lang w:val="el-GR"/>
+        </w:rPr>
+        <w:t xml:space="preserve"> </w:t>
+      </w:r>
+      <w:r>
+        <w:rPr>
+          <w:b/>
+          <w:bCs/>
+          <w:sz w:val="32"/>
+          <w:szCs w:val="32"/>
+        </w:rPr>
+        <w:t>event</w:t>
+      </w:r>
+      <w:r>
+        <w:rPr>
+          <w:b/>
+          <w:bCs/>
+          <w:sz w:val="32"/>
+          <w:szCs w:val="32"/>
+          <w:lang w:val="el-GR"/>
+        </w:rPr>
+        <w:t>-</w:t>
+      </w:r>
+      <w:r>
+        <w:rPr>
+          <w:b/>
+          <w:bCs/>
+          <w:sz w:val="32"/>
+          <w:szCs w:val="32"/>
+        </w:rPr>
+        <w:t>driven</w:t>
+      </w:r>
+      <w:r>
+        <w:rPr>
+          <w:b/>
+          <w:bCs/>
+          <w:sz w:val="32"/>
+          <w:szCs w:val="32"/>
+          <w:lang w:val="el-GR"/>
+        </w:rPr>
+        <w:t>-6.</w:t>
+      </w:r>
+      <w:r>
+        <w:rPr>
+          <w:b/>
+          <w:bCs/>
+          <w:sz w:val="32"/>
+          <w:szCs w:val="32"/>
+        </w:rPr>
+        <w:t>py</w:t>
+      </w:r>
+      <w:r>
+        <w:rPr>
+          <w:b/>
+          <w:bCs/>
+          <w:sz w:val="32"/>
+          <w:szCs w:val="32"/>
+          <w:lang w:val="el-GR"/>
+        </w:rPr>
+        <w:t>:Είναι ο κώδικας μέχρι το ερώτημα 6.</w:t>
+      </w:r>
+      <w:r>
+        <w:rPr>
+          <w:b/>
+          <w:bCs/>
           <w:sz w:val="40"/>
           <w:szCs w:val="40"/>
           <w:lang w:val="el-GR"/>
         </w:rPr>
+        <w:t xml:space="preserve"> </w:t>
+      </w:r>
+      <w:r>
+        <w:rPr>
+          <w:b/>
+          <w:bCs/>
+          <w:sz w:val="40"/>
+          <w:szCs w:val="40"/>
+          <w:lang w:val="el-GR"/>
+        </w:rPr>
         <w:br/>
       </w:r>
       <w:r>
         <w:rPr>
+          <w:b/>
+          <w:bCs/>
+          <w:sz w:val="40"/>
+          <w:szCs w:val="40"/>
+          <w:lang w:val="el-GR"/>
+        </w:rPr>
+        <w:br/>
+      </w:r>
+      <w:r>
+        <w:rPr>
+          <w:b/>
+          <w:bCs/>
+          <w:sz w:val="32"/>
+          <w:szCs w:val="32"/>
+          <w:lang w:val="el-GR"/>
+        </w:rPr>
+        <w:t xml:space="preserve">Αρχείο </w:t>
+      </w:r>
+      <w:r>
+        <w:rPr>
+          <w:b/>
+          <w:bCs/>
+          <w:sz w:val="32"/>
+          <w:szCs w:val="32"/>
+        </w:rPr>
+        <w:t>python</w:t>
+      </w:r>
+      <w:r>
+        <w:rPr>
+          <w:b/>
+          <w:bCs/>
+          <w:sz w:val="32"/>
+          <w:szCs w:val="32"/>
+          <w:lang w:val="el-GR"/>
+        </w:rPr>
+        <w:t xml:space="preserve"> </w:t>
+      </w:r>
+      <w:r>
+        <w:rPr>
+          <w:b/>
+          <w:bCs/>
+          <w:sz w:val="32"/>
+          <w:szCs w:val="32"/>
+        </w:rPr>
+        <w:t>event</w:t>
+      </w:r>
+      <w:r>
+        <w:rPr>
+          <w:b/>
+          <w:bCs/>
+          <w:sz w:val="32"/>
+          <w:szCs w:val="32"/>
+          <w:lang w:val="el-GR"/>
+        </w:rPr>
+        <w:t>-</w:t>
+      </w:r>
+      <w:r>
+        <w:rPr>
+          <w:b/>
+          <w:bCs/>
+          <w:sz w:val="32"/>
+          <w:szCs w:val="32"/>
+        </w:rPr>
+        <w:t>driven</w:t>
+      </w:r>
+      <w:r>
+        <w:rPr>
+          <w:b/>
+          <w:bCs/>
+          <w:sz w:val="32"/>
+          <w:szCs w:val="32"/>
+          <w:lang w:val="el-GR"/>
+        </w:rPr>
+        <w:t>-</w:t>
+      </w:r>
+      <w:r>
+        <w:rPr>
+          <w:b/>
+          <w:bCs/>
+          <w:sz w:val="32"/>
+          <w:szCs w:val="32"/>
+          <w:lang w:val="el-GR"/>
+        </w:rPr>
+        <w:t>7</w:t>
+      </w:r>
+      <w:r>
+        <w:rPr>
+          <w:b/>
+          <w:bCs/>
+          <w:sz w:val="32"/>
+          <w:szCs w:val="32"/>
+          <w:lang w:val="el-GR"/>
+        </w:rPr>
+        <w:t>.</w:t>
+      </w:r>
+      <w:r>
+        <w:rPr>
+          <w:b/>
+          <w:bCs/>
+          <w:sz w:val="32"/>
+          <w:szCs w:val="32"/>
+        </w:rPr>
+        <w:t>py</w:t>
+      </w:r>
+      <w:r>
+        <w:rPr>
+          <w:b/>
+          <w:bCs/>
+          <w:sz w:val="32"/>
+          <w:szCs w:val="32"/>
+          <w:lang w:val="el-GR"/>
+        </w:rPr>
+        <w:t xml:space="preserve">:Είναι ο </w:t>
+      </w:r>
+      <w:r>
+        <w:rPr>
+          <w:b/>
+          <w:bCs/>
+          <w:sz w:val="32"/>
+          <w:szCs w:val="32"/>
+          <w:lang w:val="el-GR"/>
+        </w:rPr>
+        <w:t>κώδικας για το ερώτημα 7.</w:t>
+      </w:r>
+      <w:r>
+        <w:rPr>
+          <w:b/>
+          <w:bCs/>
+          <w:sz w:val="32"/>
+          <w:szCs w:val="32"/>
+          <w:lang w:val="el-GR"/>
+        </w:rPr>
+        <w:br/>
+      </w:r>
+      <w:r>
+        <w:rPr>
+          <w:b/>
+          <w:bCs/>
+          <w:sz w:val="32"/>
+          <w:szCs w:val="32"/>
+          <w:lang w:val="el-GR"/>
+        </w:rPr>
+        <w:br/>
+      </w:r>
+      <w:r>
+        <w:rPr>
+          <w:b/>
+          <w:bCs/>
+          <w:sz w:val="32"/>
+          <w:szCs w:val="32"/>
+          <w:lang w:val="el-GR"/>
+        </w:rPr>
+        <w:t xml:space="preserve">Αρχείο </w:t>
+      </w:r>
+      <w:r>
+        <w:rPr>
+          <w:b/>
+          <w:bCs/>
+          <w:sz w:val="32"/>
+          <w:szCs w:val="32"/>
+        </w:rPr>
+        <w:t>python</w:t>
+      </w:r>
+      <w:r>
+        <w:rPr>
+          <w:b/>
+          <w:bCs/>
+          <w:sz w:val="32"/>
+          <w:szCs w:val="32"/>
+          <w:lang w:val="el-GR"/>
+        </w:rPr>
+        <w:t xml:space="preserve"> </w:t>
+      </w:r>
+      <w:r>
+        <w:rPr>
+          <w:b/>
+          <w:bCs/>
+          <w:sz w:val="32"/>
+          <w:szCs w:val="32"/>
+        </w:rPr>
+        <w:t>event</w:t>
+      </w:r>
+      <w:r>
+        <w:rPr>
+          <w:b/>
+          <w:bCs/>
+          <w:sz w:val="32"/>
+          <w:szCs w:val="32"/>
+          <w:lang w:val="el-GR"/>
+        </w:rPr>
+        <w:t>-</w:t>
+      </w:r>
+      <w:r>
+        <w:rPr>
+          <w:b/>
+          <w:bCs/>
+          <w:sz w:val="32"/>
+          <w:szCs w:val="32"/>
+        </w:rPr>
+        <w:t>driven</w:t>
+      </w:r>
+      <w:r>
+        <w:rPr>
+          <w:b/>
+          <w:bCs/>
+          <w:sz w:val="32"/>
+          <w:szCs w:val="32"/>
+          <w:lang w:val="el-GR"/>
+        </w:rPr>
+        <w:t>-</w:t>
+      </w:r>
+      <w:r>
+        <w:rPr>
+          <w:b/>
+          <w:bCs/>
+          <w:sz w:val="32"/>
+          <w:szCs w:val="32"/>
+          <w:lang w:val="el-GR"/>
+        </w:rPr>
+        <w:t>8</w:t>
+      </w:r>
+      <w:r>
+        <w:rPr>
+          <w:b/>
+          <w:bCs/>
+          <w:sz w:val="32"/>
+          <w:szCs w:val="32"/>
+          <w:lang w:val="el-GR"/>
+        </w:rPr>
+        <w:t>.</w:t>
+      </w:r>
+      <w:r>
+        <w:rPr>
+          <w:b/>
+          <w:bCs/>
+          <w:sz w:val="32"/>
+          <w:szCs w:val="32"/>
+        </w:rPr>
+        <w:t>py</w:t>
+      </w:r>
+      <w:r>
+        <w:rPr>
+          <w:b/>
+          <w:bCs/>
+          <w:sz w:val="32"/>
+          <w:szCs w:val="32"/>
+          <w:lang w:val="el-GR"/>
+        </w:rPr>
+        <w:t xml:space="preserve">:Είναι ο κώδικας </w:t>
+      </w:r>
+      <w:r>
+        <w:rPr>
+          <w:b/>
+          <w:bCs/>
+          <w:sz w:val="32"/>
+          <w:szCs w:val="32"/>
+          <w:lang w:val="el-GR"/>
+        </w:rPr>
+        <w:t>για το ερώτημα 8</w:t>
+      </w:r>
+      <w:r>
+        <w:rPr>
+          <w:b/>
+          <w:bCs/>
+          <w:sz w:val="32"/>
+          <w:szCs w:val="32"/>
+          <w:lang w:val="el-GR"/>
+        </w:rPr>
+        <w:t>.</w:t>
+      </w:r>
+      <w:r>
+        <w:rPr>
+          <w:b/>
+          <w:bCs/>
+          <w:sz w:val="40"/>
+          <w:szCs w:val="40"/>
+          <w:lang w:val="el-GR"/>
+        </w:rPr>
+        <w:br/>
+      </w:r>
+      <w:r>
+        <w:rPr>
+          <w:b/>
+          <w:bCs/>
+          <w:sz w:val="40"/>
+          <w:szCs w:val="40"/>
+          <w:lang w:val="el-GR"/>
+        </w:rPr>
+        <w:br/>
+      </w:r>
+      <w:r>
+        <w:rPr>
+          <w:b/>
+          <w:bCs/>
+          <w:sz w:val="40"/>
+          <w:szCs w:val="40"/>
+          <w:lang w:val="el-GR"/>
+        </w:rPr>
+        <w:t>Ερώτημα 1</w:t>
+      </w:r>
+      <w:r>
+        <w:rPr>
+          <w:b/>
+          <w:bCs/>
+          <w:sz w:val="40"/>
+          <w:szCs w:val="40"/>
+          <w:lang w:val="el-GR"/>
+        </w:rPr>
+        <w:t>&amp;2</w:t>
+      </w:r>
+      <w:r>
+        <w:rPr>
+          <w:b/>
+          <w:bCs/>
+          <w:sz w:val="40"/>
+          <w:szCs w:val="40"/>
+          <w:lang w:val="el-GR"/>
+        </w:rPr>
+        <w:t>:</w:t>
+      </w:r>
+      <w:r>
+        <w:rPr>
+          <w:sz w:val="40"/>
+          <w:szCs w:val="40"/>
+          <w:lang w:val="el-GR"/>
+        </w:rPr>
+        <w:br/>
+      </w:r>
+      <w:r>
+        <w:rPr>
           <w:lang w:val="el-GR"/>
         </w:rPr>
         <w:t xml:space="preserve">Για να δημιουργίσουμε ένα απλό δίκτυο σε </w:t>
@@ -192,11 +639,9 @@
         </w:rPr>
         <w:t xml:space="preserve">χρησημοποιόντας τη βιβλιοθήκη </w:t>
       </w:r>
-      <w:proofErr w:type="spellStart"/>
       <w:r>
         <w:t>Simpy</w:t>
       </w:r>
-      <w:proofErr w:type="spellEnd"/>
       <w:r>
         <w:rPr>
           <w:lang w:val="el-GR"/>
@@ -353,6 +798,7 @@
         <w:rPr>
           <w:lang w:val="el-GR"/>
         </w:rPr>
+        <w:lastRenderedPageBreak/>
         <w:br/>
       </w:r>
       <w:r>
@@ -473,11 +919,9 @@
         </w:rPr>
         <w:t xml:space="preserve">στο </w:t>
       </w:r>
-      <w:proofErr w:type="spellStart"/>
       <w:r>
         <w:t>SimPy</w:t>
       </w:r>
-      <w:proofErr w:type="spellEnd"/>
       <w:r>
         <w:rPr>
           <w:lang w:val="el-GR"/>
@@ -495,11 +939,9 @@
           <w:lang w:val="el-GR"/>
         </w:rPr>
       </w:pPr>
-      <w:proofErr w:type="spellStart"/>
       <w:r>
         <w:t>SourceHost</w:t>
       </w:r>
-      <w:proofErr w:type="spellEnd"/>
       <w:r>
         <w:rPr>
           <w:lang w:val="el-GR"/>
@@ -537,11 +979,9 @@
           <w:lang w:val="el-GR"/>
         </w:rPr>
       </w:pPr>
-      <w:proofErr w:type="spellStart"/>
       <w:r>
         <w:t>DestinationHost</w:t>
       </w:r>
-      <w:proofErr w:type="spellEnd"/>
       <w:r>
         <w:rPr>
           <w:lang w:val="el-GR"/>
@@ -574,7 +1014,6 @@
           <w:szCs w:val="40"/>
           <w:lang w:val="el-GR"/>
         </w:rPr>
-        <w:lastRenderedPageBreak/>
         <w:t>Παράμετροι:</w:t>
       </w:r>
     </w:p>
@@ -1028,34 +1467,14 @@
           <w:sz w:val="40"/>
           <w:szCs w:val="40"/>
         </w:rPr>
-        <w:t xml:space="preserve">Η </w:t>
-      </w:r>
-      <w:proofErr w:type="spellStart"/>
+        <w:t>Η Κλάση Packet</w:t>
+      </w:r>
       <w:r>
         <w:rPr>
           <w:b/>
           <w:bCs/>
           <w:sz w:val="40"/>
           <w:szCs w:val="40"/>
-        </w:rPr>
-        <w:t>Κλάση</w:t>
-      </w:r>
-      <w:proofErr w:type="spellEnd"/>
-      <w:r>
-        <w:rPr>
-          <w:b/>
-          <w:bCs/>
-          <w:sz w:val="40"/>
-          <w:szCs w:val="40"/>
-        </w:rPr>
-        <w:t> Packet</w:t>
-      </w:r>
-      <w:r>
-        <w:rPr>
-          <w:b/>
-          <w:bCs/>
-          <w:sz w:val="40"/>
-          <w:szCs w:val="40"/>
           <w:lang w:val="el-GR"/>
         </w:rPr>
         <w:t>:</w:t>
@@ -1072,6 +1491,7 @@
         <w:rPr>
           <w:lang w:val="el-GR"/>
         </w:rPr>
+        <w:lastRenderedPageBreak/>
         <w:t>Αυτή η κλάση λειτουργεί σαν ένα "κουτί" που περιέχει τις πληροφορίες για κάθε πακέτο που ταξιδεύει στο δίκτυο.</w:t>
       </w:r>
     </w:p>
@@ -1215,7 +1635,6 @@
         <w:rPr>
           <w:lang w:val="el-GR"/>
         </w:rPr>
-        <w:lastRenderedPageBreak/>
         <w:br/>
       </w:r>
       <w:r>
@@ -1385,13 +1804,8 @@
         <w:t>μέσα στο</w:t>
       </w:r>
       <w:r>
-        <w:t> </w:t>
-      </w:r>
-      <w:proofErr w:type="spellStart"/>
-      <w:r>
-        <w:t>simpy</w:t>
-      </w:r>
-      <w:proofErr w:type="spellEnd"/>
+        <w:t> simpy</w:t>
+      </w:r>
       <w:r>
         <w:rPr>
           <w:lang w:val="el-GR"/>
@@ -1471,64 +1885,17 @@
         </w:rPr>
         <w:t xml:space="preserve">): Αυτή είναι η πιο σημαντική εντολή του </w:t>
       </w:r>
-      <w:proofErr w:type="spellStart"/>
       <w:r>
         <w:t>SimPy</w:t>
       </w:r>
-      <w:proofErr w:type="spellEnd"/>
       <w:r>
         <w:rPr>
           <w:lang w:val="el-GR"/>
         </w:rPr>
         <w:t xml:space="preserve">. "Παγώνει" την εκτέλεση της συνάρτησης για ένα συγκεκριμένο χρονικό διάστημα. </w:t>
       </w:r>
-      <w:proofErr w:type="spellStart"/>
-      <w:r>
-        <w:t>Έτσι</w:t>
-      </w:r>
-      <w:proofErr w:type="spellEnd"/>
-      <w:r>
-        <w:t xml:space="preserve">, </w:t>
-      </w:r>
-      <w:proofErr w:type="spellStart"/>
-      <w:r>
-        <w:t>μοντελο</w:t>
-      </w:r>
-      <w:proofErr w:type="spellEnd"/>
-      <w:r>
-        <w:t xml:space="preserve">ποιούμε </w:t>
-      </w:r>
-      <w:proofErr w:type="spellStart"/>
-      <w:r>
-        <w:t>τον</w:t>
-      </w:r>
-      <w:proofErr w:type="spellEnd"/>
-      <w:r>
-        <w:t xml:space="preserve"> </w:t>
-      </w:r>
-      <w:proofErr w:type="spellStart"/>
-      <w:r>
-        <w:t>ρυθμό</w:t>
-      </w:r>
-      <w:proofErr w:type="spellEnd"/>
-      <w:r>
-        <w:t xml:space="preserve"> απ</w:t>
-      </w:r>
-      <w:proofErr w:type="spellStart"/>
-      <w:r>
-        <w:t>οστολής</w:t>
-      </w:r>
-      <w:proofErr w:type="spellEnd"/>
-      <w:r>
-        <w:t xml:space="preserve"> πα</w:t>
-      </w:r>
-      <w:proofErr w:type="spellStart"/>
-      <w:r>
-        <w:t>κέτων</w:t>
-      </w:r>
-      <w:proofErr w:type="spellEnd"/>
-      <w:r>
-        <w:t>.</w:t>
+      <w:r>
+        <w:t>Έτσι, μοντελοποιούμε τον ρυθμό αποστολής πακέτων.</w:t>
       </w:r>
     </w:p>
     <w:p>
@@ -1720,39 +2087,8 @@
           <w:b/>
           <w:bCs/>
         </w:rPr>
-        <w:t>Κα</w:t>
-      </w:r>
-      <w:proofErr w:type="spellStart"/>
-      <w:r>
-        <w:rPr>
-          <w:b/>
-          <w:bCs/>
-        </w:rPr>
-        <w:t>θυστέρηση</w:t>
-      </w:r>
-      <w:proofErr w:type="spellEnd"/>
-      <w:r>
-        <w:rPr>
-          <w:b/>
-          <w:bCs/>
-        </w:rPr>
-        <w:t xml:space="preserve"> </w:t>
-      </w:r>
-      <w:proofErr w:type="spellStart"/>
-      <w:r>
-        <w:rPr>
-          <w:b/>
-          <w:bCs/>
-        </w:rPr>
-        <w:t>Μετάδοσης</w:t>
-      </w:r>
-      <w:proofErr w:type="spellEnd"/>
-      <w:r>
-        <w:rPr>
-          <w:b/>
-          <w:bCs/>
-        </w:rPr>
-        <w:t xml:space="preserve"> (Transmission Delay):</w:t>
+        <w:lastRenderedPageBreak/>
+        <w:t>Καθυστέρηση Μετάδοσης (Transmission Delay):</w:t>
       </w:r>
     </w:p>
     <w:p>
@@ -1955,39 +2291,7 @@
           <w:b/>
           <w:bCs/>
         </w:rPr>
-        <w:t>Κα</w:t>
-      </w:r>
-      <w:proofErr w:type="spellStart"/>
-      <w:r>
-        <w:rPr>
-          <w:b/>
-          <w:bCs/>
-        </w:rPr>
-        <w:t>θυστέρηση</w:t>
-      </w:r>
-      <w:proofErr w:type="spellEnd"/>
-      <w:r>
-        <w:rPr>
-          <w:b/>
-          <w:bCs/>
-        </w:rPr>
-        <w:t xml:space="preserve"> </w:t>
-      </w:r>
-      <w:proofErr w:type="spellStart"/>
-      <w:r>
-        <w:rPr>
-          <w:b/>
-          <w:bCs/>
-        </w:rPr>
-        <w:t>Διάδοσης</w:t>
-      </w:r>
-      <w:proofErr w:type="spellEnd"/>
-      <w:r>
-        <w:rPr>
-          <w:b/>
-          <w:bCs/>
-        </w:rPr>
-        <w:t xml:space="preserve"> (Propagation Delay):</w:t>
+        <w:t>Καθυστέρηση Διάδοσης (Propagation Delay):</w:t>
       </w:r>
     </w:p>
     <w:p>
@@ -2069,7 +2373,6 @@
         </w:rPr>
       </w:pPr>
       <w:r>
-        <w:lastRenderedPageBreak/>
         <w:t>link</w:t>
       </w:r>
       <w:r>
@@ -2087,11 +2390,9 @@
         </w:rPr>
         <w:t>_</w:t>
       </w:r>
-      <w:proofErr w:type="spellStart"/>
       <w:r>
         <w:t>dest</w:t>
       </w:r>
-      <w:proofErr w:type="spellEnd"/>
       <w:r>
         <w:rPr>
           <w:lang w:val="el-GR"/>
@@ -2147,39 +2448,8 @@
           <w:sz w:val="40"/>
           <w:szCs w:val="40"/>
         </w:rPr>
-        <w:t xml:space="preserve">Η </w:t>
-      </w:r>
-      <w:proofErr w:type="spellStart"/>
-      <w:r>
-        <w:rPr>
-          <w:b/>
-          <w:bCs/>
-          <w:sz w:val="40"/>
-          <w:szCs w:val="40"/>
-        </w:rPr>
-        <w:t>Συνάρτηση</w:t>
-      </w:r>
-      <w:proofErr w:type="spellEnd"/>
-      <w:r>
-        <w:rPr>
-          <w:b/>
-          <w:bCs/>
-          <w:sz w:val="40"/>
-          <w:szCs w:val="40"/>
-        </w:rPr>
-        <w:t> </w:t>
-      </w:r>
-      <w:proofErr w:type="spellStart"/>
-      <w:r>
-        <w:rPr>
-          <w:b/>
-          <w:bCs/>
-          <w:sz w:val="40"/>
-          <w:szCs w:val="40"/>
-        </w:rPr>
-        <w:t>destination_host</w:t>
-      </w:r>
-      <w:proofErr w:type="spellEnd"/>
+        <w:t>Η Συνάρτηση destination_host</w:t>
+      </w:r>
       <w:r>
         <w:rPr>
           <w:b/>
@@ -2403,66 +2673,16 @@
           <w:bCs/>
         </w:rPr>
       </w:pPr>
-      <w:proofErr w:type="spellStart"/>
-      <w:r>
-        <w:t>end_to_end_delay</w:t>
-      </w:r>
-      <w:proofErr w:type="spellEnd"/>
-      <w:r>
-        <w:t xml:space="preserve"> = </w:t>
-      </w:r>
-      <w:proofErr w:type="spellStart"/>
-      <w:r>
-        <w:t>env.now</w:t>
-      </w:r>
-      <w:proofErr w:type="spellEnd"/>
-      <w:r>
-        <w:t xml:space="preserve"> - </w:t>
-      </w:r>
-      <w:proofErr w:type="spellStart"/>
+      <w:r>
+        <w:t xml:space="preserve">end_to_end_delay = env.now - </w:t>
+      </w:r>
       <w:proofErr w:type="gramStart"/>
       <w:r>
         <w:t>packet.time</w:t>
       </w:r>
       <w:proofErr w:type="gramEnd"/>
       <w:r>
-        <w:t>_created</w:t>
-      </w:r>
-      <w:proofErr w:type="spellEnd"/>
-      <w:r>
-        <w:t xml:space="preserve">: </w:t>
-      </w:r>
-      <w:proofErr w:type="spellStart"/>
-      <w:r>
-        <w:t>Αυτός</w:t>
-      </w:r>
-      <w:proofErr w:type="spellEnd"/>
-      <w:r>
-        <w:t xml:space="preserve"> </w:t>
-      </w:r>
-      <w:proofErr w:type="spellStart"/>
-      <w:r>
-        <w:t>είν</w:t>
-      </w:r>
-      <w:proofErr w:type="spellEnd"/>
-      <w:r>
-        <w:t xml:space="preserve">αι ο </w:t>
-      </w:r>
-      <w:proofErr w:type="spellStart"/>
-      <w:r>
-        <w:t>τελικός</w:t>
-      </w:r>
-      <w:proofErr w:type="spellEnd"/>
-      <w:r>
-        <w:t xml:space="preserve"> υπ</w:t>
-      </w:r>
-      <w:proofErr w:type="spellStart"/>
-      <w:r>
-        <w:t>ολογισμός</w:t>
-      </w:r>
-      <w:proofErr w:type="spellEnd"/>
-      <w:r>
-        <w:t xml:space="preserve">. </w:t>
+        <w:t xml:space="preserve">_created: Αυτός είναι ο τελικός υπολογισμός. </w:t>
       </w:r>
       <w:r>
         <w:rPr>
@@ -2580,6 +2800,7 @@
         </w:rPr>
       </w:pPr>
       <w:r>
+        <w:lastRenderedPageBreak/>
         <w:t>env</w:t>
       </w:r>
       <w:r>
@@ -2588,12 +2809,10 @@
         </w:rPr>
         <w:t xml:space="preserve"> = </w:t>
       </w:r>
-      <w:proofErr w:type="spellStart"/>
       <w:proofErr w:type="gramStart"/>
       <w:r>
         <w:t>simpy</w:t>
       </w:r>
-      <w:proofErr w:type="spellEnd"/>
       <w:r>
         <w:rPr>
           <w:lang w:val="el-GR"/>
@@ -2630,12 +2849,10 @@
         </w:rPr>
         <w:t xml:space="preserve">_... = </w:t>
       </w:r>
-      <w:proofErr w:type="spellStart"/>
       <w:proofErr w:type="gramStart"/>
       <w:r>
         <w:t>simpy</w:t>
       </w:r>
-      <w:proofErr w:type="spellEnd"/>
       <w:r>
         <w:rPr>
           <w:lang w:val="el-GR"/>
@@ -2816,7 +3033,6 @@
           <w:szCs w:val="40"/>
           <w:lang w:val="el-GR"/>
         </w:rPr>
-        <w:lastRenderedPageBreak/>
         <w:br/>
       </w:r>
       <w:r>
@@ -3058,6 +3274,7 @@
         <w:rPr>
           <w:lang w:val="el-GR"/>
         </w:rPr>
+        <w:lastRenderedPageBreak/>
         <w:t>Προστέθηκε μία νέα παράμετρος για τον καθορισμό της χωρητικότητας της ουράς:</w:t>
       </w:r>
     </w:p>
@@ -3170,7 +3387,6 @@
         <w:rPr>
           <w:lang w:val="el-GR"/>
         </w:rPr>
-        <w:lastRenderedPageBreak/>
         <w:t xml:space="preserve">Για τη σωστή μοντελοποίηση της ουράς, ο </w:t>
       </w:r>
       <w:r>
@@ -3191,53 +3407,8 @@
         </w:rPr>
         <w:t xml:space="preserve">. </w:t>
       </w:r>
-      <w:proofErr w:type="spellStart"/>
-      <w:r>
-        <w:t>Αυτή</w:t>
-      </w:r>
-      <w:proofErr w:type="spellEnd"/>
-      <w:r>
-        <w:t xml:space="preserve"> η π</w:t>
-      </w:r>
-      <w:proofErr w:type="spellStart"/>
-      <w:r>
-        <w:t>ροσέγγιση</w:t>
-      </w:r>
-      <w:proofErr w:type="spellEnd"/>
-      <w:r>
-        <w:t xml:space="preserve"> π</w:t>
-      </w:r>
-      <w:proofErr w:type="spellStart"/>
-      <w:r>
-        <w:t>ροσφέρει</w:t>
-      </w:r>
-      <w:proofErr w:type="spellEnd"/>
-      <w:r>
-        <w:t xml:space="preserve"> </w:t>
-      </w:r>
-      <w:proofErr w:type="spellStart"/>
-      <w:r>
-        <w:t>δύο</w:t>
-      </w:r>
-      <w:proofErr w:type="spellEnd"/>
-      <w:r>
-        <w:t xml:space="preserve"> βα</w:t>
-      </w:r>
-      <w:proofErr w:type="spellStart"/>
-      <w:r>
-        <w:t>σικά</w:t>
-      </w:r>
-      <w:proofErr w:type="spellEnd"/>
-      <w:r>
-        <w:t xml:space="preserve"> π</w:t>
-      </w:r>
-      <w:proofErr w:type="spellStart"/>
-      <w:r>
-        <w:t>λεονεκτήμ</w:t>
-      </w:r>
-      <w:proofErr w:type="spellEnd"/>
-      <w:r>
-        <w:t>ατα:</w:t>
+      <w:r>
+        <w:t>Αυτή η προσέγγιση προσφέρει δύο βασικά πλεονεκτήματα:</w:t>
       </w:r>
     </w:p>
     <w:p>
@@ -3303,23 +3474,7 @@
     </w:p>
     <w:p>
       <w:r>
-        <w:t xml:space="preserve">Η </w:t>
-      </w:r>
-      <w:proofErr w:type="spellStart"/>
-      <w:r>
-        <w:t>κλάση</w:t>
-      </w:r>
-      <w:proofErr w:type="spellEnd"/>
-      <w:r>
-        <w:t> Router π</w:t>
-      </w:r>
-      <w:proofErr w:type="spellStart"/>
-      <w:r>
-        <w:t>εριλ</w:t>
-      </w:r>
-      <w:proofErr w:type="spellEnd"/>
-      <w:r>
-        <w:t>αμβάνει:</w:t>
+        <w:t>Η κλάση Router περιλαμβάνει:</w:t>
       </w:r>
     </w:p>
     <w:p>
@@ -3335,11 +3490,9 @@
         </w:rPr>
         <w:t>__</w:t>
       </w:r>
-      <w:proofErr w:type="spellStart"/>
       <w:r>
         <w:t>init</w:t>
       </w:r>
-      <w:proofErr w:type="spellEnd"/>
       <w:r>
         <w:rPr>
           <w:lang w:val="el-GR"/>
@@ -3356,13 +3509,8 @@
         <w:t>, ...): Ο κατασκευαστής της κλάσης. Εδώ αρχικοποιείται η ουρά ως ένα</w:t>
       </w:r>
       <w:r>
-        <w:t> </w:t>
-      </w:r>
-      <w:proofErr w:type="spellStart"/>
-      <w:r>
-        <w:t>simpy</w:t>
-      </w:r>
-      <w:proofErr w:type="spellEnd"/>
+        <w:t> simpy</w:t>
+      </w:r>
       <w:r>
         <w:rPr>
           <w:lang w:val="el-GR"/>
@@ -3406,52 +3554,15 @@
         <w:t xml:space="preserve">). </w:t>
       </w:r>
       <w:r>
-        <w:t>Επ</w:t>
-      </w:r>
-      <w:proofErr w:type="spellStart"/>
-      <w:r>
-        <w:t>ίσης</w:t>
-      </w:r>
-      <w:proofErr w:type="spellEnd"/>
-      <w:r>
-        <w:t>, α</w:t>
-      </w:r>
-      <w:proofErr w:type="spellStart"/>
-      <w:r>
-        <w:t>ρχικο</w:t>
-      </w:r>
-      <w:proofErr w:type="spellEnd"/>
-      <w:r>
-        <w:t xml:space="preserve">ποιείται </w:t>
-      </w:r>
-      <w:proofErr w:type="spellStart"/>
-      <w:r>
-        <w:t>έν</w:t>
-      </w:r>
-      <w:proofErr w:type="spellEnd"/>
-      <w:r>
-        <w:t xml:space="preserve">ας </w:t>
-      </w:r>
-      <w:proofErr w:type="spellStart"/>
-      <w:r>
-        <w:t>μετρητής</w:t>
-      </w:r>
-      <w:proofErr w:type="spellEnd"/>
-      <w:r>
-        <w:t> </w:t>
-      </w:r>
-      <w:proofErr w:type="spellStart"/>
+        <w:t>Επίσης, αρχικοποιείται ένας μετρητής </w:t>
+      </w:r>
       <w:proofErr w:type="gramStart"/>
       <w:r>
         <w:t>self.packets</w:t>
       </w:r>
       <w:proofErr w:type="gramEnd"/>
       <w:r>
-        <w:t>_dropped</w:t>
-      </w:r>
-      <w:proofErr w:type="spellEnd"/>
-      <w:r>
-        <w:t xml:space="preserve"> = 0.</w:t>
+        <w:t>_dropped = 0.</w:t>
       </w:r>
     </w:p>
     <w:p>
@@ -3647,29 +3758,8 @@
         </w:rPr>
         <w:t xml:space="preserve">. </w:t>
       </w:r>
-      <w:proofErr w:type="spellStart"/>
-      <w:r>
-        <w:t>Τότε</w:t>
-      </w:r>
-      <w:proofErr w:type="spellEnd"/>
-      <w:r>
-        <w:t xml:space="preserve">, </w:t>
-      </w:r>
-      <w:proofErr w:type="spellStart"/>
-      <w:r>
-        <w:t>εκτελείτ</w:t>
-      </w:r>
-      <w:proofErr w:type="spellEnd"/>
-      <w:r>
-        <w:t xml:space="preserve">αι ο </w:t>
-      </w:r>
-      <w:proofErr w:type="spellStart"/>
-      <w:r>
-        <w:t>έλεγχος</w:t>
-      </w:r>
-      <w:proofErr w:type="spellEnd"/>
-      <w:r>
-        <w:t>:</w:t>
+      <w:r>
+        <w:t>Τότε, εκτελείται ο έλεγχος:</w:t>
       </w:r>
     </w:p>
     <w:p>
@@ -3712,6 +3802,7 @@
         <w:rPr>
           <w:lang w:val="el-GR"/>
         </w:rPr>
+        <w:lastRenderedPageBreak/>
         <w:t>Αν η ουρά είναι γεμάτη:</w:t>
       </w:r>
       <w:r>
@@ -3986,7 +4077,6 @@
         <w:rPr>
           <w:lang w:val="el-GR"/>
         </w:rPr>
-        <w:lastRenderedPageBreak/>
         <w:t xml:space="preserve">Με αυτόν τον τρόπο, ο </w:t>
       </w:r>
       <w:r>
@@ -4141,11 +4231,9 @@
         </w:rPr>
         <w:t>Ο ρυθμός άφιξης των πακέτων είναι σταθερός στο 1 πακέτο κάθε 5</w:t>
       </w:r>
-      <w:proofErr w:type="spellStart"/>
       <w:r>
         <w:t>ms</w:t>
       </w:r>
-      <w:proofErr w:type="spellEnd"/>
       <w:r>
         <w:rPr>
           <w:lang w:val="el-GR"/>
@@ -4221,11 +4309,9 @@
         </w:rPr>
         <w:t xml:space="preserve"> είναι 8</w:t>
       </w:r>
-      <w:proofErr w:type="spellStart"/>
       <w:r>
         <w:t>ms</w:t>
       </w:r>
-      <w:proofErr w:type="spellEnd"/>
       <w:r>
         <w:rPr>
           <w:lang w:val="el-GR"/>
@@ -4358,7 +4444,14 @@
         <w:rPr>
           <w:lang w:val="el-GR"/>
         </w:rPr>
-        <w:t xml:space="preserve"> και βρίσκει την ουρά πλήρη, απορρίπτεται οριστικά. Λόγω της μεγάλης διαφοράς στους ρυθμούς (άφιξη </w:t>
+        <w:t xml:space="preserve"> και βρίσκει την </w:t>
+      </w:r>
+      <w:r>
+        <w:rPr>
+          <w:lang w:val="el-GR"/>
+        </w:rPr>
+        <w:lastRenderedPageBreak/>
+        <w:t xml:space="preserve">ουρά πλήρη, απορρίπτεται οριστικά. Λόγω της μεγάλης διαφοράς στους ρυθμούς (άφιξη </w:t>
       </w:r>
       <w:r>
         <w:t>vs</w:t>
@@ -4386,39 +4479,7 @@
           <w:b/>
           <w:bCs/>
         </w:rPr>
-        <w:t>Η Κα</w:t>
-      </w:r>
-      <w:proofErr w:type="spellStart"/>
-      <w:r>
-        <w:rPr>
-          <w:b/>
-          <w:bCs/>
-        </w:rPr>
-        <w:t>τάστ</w:t>
-      </w:r>
-      <w:proofErr w:type="spellEnd"/>
-      <w:r>
-        <w:rPr>
-          <w:b/>
-          <w:bCs/>
-        </w:rPr>
-        <w:t xml:space="preserve">αση </w:t>
-      </w:r>
-      <w:proofErr w:type="spellStart"/>
-      <w:r>
-        <w:rPr>
-          <w:b/>
-          <w:bCs/>
-        </w:rPr>
-        <w:t>Συμφόρησης</w:t>
-      </w:r>
-      <w:proofErr w:type="spellEnd"/>
-      <w:r>
-        <w:rPr>
-          <w:b/>
-          <w:bCs/>
-        </w:rPr>
-        <w:t xml:space="preserve"> (Congestion):</w:t>
+        <w:t>Η Κατάσταση Συμφόρησης (Congestion):</w:t>
       </w:r>
     </w:p>
     <w:p>
@@ -4537,14 +4598,7 @@
         <w:rPr>
           <w:lang w:val="el-GR"/>
         </w:rPr>
-        <w:t xml:space="preserve">) απέδειξε ότι η συμφόρηση στο συγκεκριμένο σενάριο δεν οφείλεται σε λογική </w:t>
-      </w:r>
-      <w:r>
-        <w:rPr>
-          <w:lang w:val="el-GR"/>
-        </w:rPr>
-        <w:lastRenderedPageBreak/>
-        <w:t>καθυστέρηση του λογισμικού, αλλά στον φυσικό περιορισμό του μέσου μετάδοσης (</w:t>
+        <w:t>) απέδειξε ότι η συμφόρηση στο συγκεκριμένο σενάριο δεν οφείλεται σε λογική καθυστέρηση του λογισμικού, αλλά στον φυσικό περιορισμό του μέσου μετάδοσης (</w:t>
       </w:r>
       <w:r>
         <w:t>Bandwidth</w:t>
@@ -4706,6 +4760,7 @@
         <w:rPr>
           <w:lang w:val="el-GR"/>
         </w:rPr>
+        <w:lastRenderedPageBreak/>
         <w:t>Για τον υπολογισμό του ποσοστού, χρειαζόμαστε και τον συνολικό αριθμό των πακέτων που στάλθηκαν. Για τον λόγο αυτό, προστέθηκε ένας μετρητής (packets_sent_stats) που ενημερώνεται από τη συνάρτηση source_host κάθε φορά που δημιουργείται ένα πακέτο.</w:t>
       </w:r>
     </w:p>
@@ -4793,7 +4848,6 @@
         <w:rPr>
           <w:lang w:val="el-GR"/>
         </w:rPr>
-        <w:lastRenderedPageBreak/>
         <w:t>Ταυτόχρονα, καταγράφεται ο χρόνος άφιξης του τελευταίου πακέτου (received_stats['last_arrival_time']).</w:t>
       </w:r>
     </w:p>
@@ -4961,6 +5015,7 @@
         <w:rPr>
           <w:lang w:val="el-GR"/>
         </w:rPr>
+        <w:lastRenderedPageBreak/>
         <w:t>Τα</w:t>
       </w:r>
       <w:r>
@@ -5372,96 +5427,96 @@
         <w:rPr>
           <w:lang w:val="el-GR"/>
         </w:rPr>
+        <w:br/>
+      </w:r>
+      <w:r>
+        <w:rPr>
+          <w:lang w:val="el-GR"/>
+        </w:rPr>
+        <w:t xml:space="preserve"> </w:t>
+      </w:r>
+      <w:r>
+        <w:rPr>
+          <w:b/>
+          <w:bCs/>
+          <w:lang w:val="el-GR"/>
+        </w:rPr>
+        <w:t>Packet Loss Rate</w:t>
+      </w:r>
+      <w:r>
+        <w:rPr>
+          <w:lang w:val="el-GR"/>
+        </w:rPr>
+        <w:t xml:space="preserve">: Το ποσοστό απώλειας σταθεροποιείται περίπου στο 37.5%. Αυτό εξηγείται θεωρητικά: Ο router απορρίπτει τη διαφορά μεταξύ ρυθμού άφιξης και εξυπηρέτησης (200−125=75 πακέτα χαμένα ανά δευτερόλεπτο). Ποσοστό: 75/200=37.5%.  </w:t>
+      </w:r>
+      <w:r>
+        <w:rPr>
+          <w:lang w:val="el-GR"/>
+        </w:rPr>
+        <w:br/>
+      </w:r>
+      <w:r>
+        <w:rPr>
+          <w:lang w:val="el-GR"/>
+        </w:rPr>
+        <w:br/>
+      </w:r>
+      <w:r>
+        <w:rPr>
+          <w:b/>
+          <w:bCs/>
+          <w:lang w:val="el-GR"/>
+        </w:rPr>
+        <w:t>Throughput</w:t>
+      </w:r>
+      <w:r>
+        <w:rPr>
+          <w:lang w:val="el-GR"/>
+        </w:rPr>
+        <w:t>: Σε αντίθεση με την παλιά υλοποίηση, το throughput τώρα φτάνει το 1.0 Mbps. Αυτό συμβαίνει διότι η ουρά είναι συνεχώς γεμάτη, οπότε ο σύνδεσμος χρησιμοποιείται στο 100% της χωρητικότητάς του.</w:t>
+      </w:r>
+      <w:r>
+        <w:rPr>
+          <w:lang w:val="el-GR"/>
+        </w:rPr>
+        <w:br/>
+      </w:r>
+      <w:r>
+        <w:rPr>
+          <w:lang w:val="el-GR"/>
+        </w:rPr>
+        <w:br/>
+      </w:r>
+      <w:r>
+        <w:rPr>
+          <w:lang w:val="el-GR"/>
+        </w:rPr>
+        <w:br/>
+      </w:r>
+      <w:r>
+        <w:rPr>
+          <w:lang w:val="el-GR"/>
+        </w:rPr>
+        <w:br/>
+      </w:r>
+      <w:r>
+        <w:rPr>
+          <w:lang w:val="el-GR"/>
+        </w:rPr>
+        <w:br/>
+      </w:r>
+      <w:r>
+        <w:rPr>
+          <w:lang w:val="el-GR"/>
+        </w:rPr>
+        <w:br/>
+      </w:r>
+      <w:r>
+        <w:rPr>
+          <w:noProof/>
+          <w:lang w:val="el-GR"/>
+        </w:rPr>
         <w:lastRenderedPageBreak/>
-        <w:br/>
-      </w:r>
-      <w:r>
-        <w:rPr>
-          <w:lang w:val="el-GR"/>
-        </w:rPr>
-        <w:t xml:space="preserve"> </w:t>
-      </w:r>
-      <w:r>
-        <w:rPr>
-          <w:b/>
-          <w:bCs/>
-          <w:lang w:val="el-GR"/>
-        </w:rPr>
-        <w:t>Packet Loss Rate</w:t>
-      </w:r>
-      <w:r>
-        <w:rPr>
-          <w:lang w:val="el-GR"/>
-        </w:rPr>
-        <w:t xml:space="preserve">: Το ποσοστό απώλειας σταθεροποιείται περίπου στο 37.5%. Αυτό εξηγείται θεωρητικά: Ο router απορρίπτει τη διαφορά μεταξύ ρυθμού άφιξης και εξυπηρέτησης (200−125=75 πακέτα χαμένα ανά δευτερόλεπτο). Ποσοστό: 75/200=37.5%.  </w:t>
-      </w:r>
-      <w:r>
-        <w:rPr>
-          <w:lang w:val="el-GR"/>
-        </w:rPr>
-        <w:br/>
-      </w:r>
-      <w:r>
-        <w:rPr>
-          <w:lang w:val="el-GR"/>
-        </w:rPr>
-        <w:br/>
-      </w:r>
-      <w:r>
-        <w:rPr>
-          <w:b/>
-          <w:bCs/>
-          <w:lang w:val="el-GR"/>
-        </w:rPr>
-        <w:t>Throughput</w:t>
-      </w:r>
-      <w:r>
-        <w:rPr>
-          <w:lang w:val="el-GR"/>
-        </w:rPr>
-        <w:t>: Σε αντίθεση με την παλιά υλοποίηση, το throughput τώρα φτάνει το 1.0 Mbps. Αυτό συμβαίνει διότι η ουρά είναι συνεχώς γεμάτη, οπότε ο σύνδεσμος χρησιμοποιείται στο 100% της χωρητικότητάς του.</w:t>
-      </w:r>
-      <w:r>
-        <w:rPr>
-          <w:lang w:val="el-GR"/>
-        </w:rPr>
-        <w:br/>
-      </w:r>
-      <w:r>
-        <w:rPr>
-          <w:lang w:val="el-GR"/>
-        </w:rPr>
-        <w:br/>
-      </w:r>
-      <w:r>
-        <w:rPr>
-          <w:lang w:val="el-GR"/>
-        </w:rPr>
-        <w:br/>
-      </w:r>
-      <w:r>
-        <w:rPr>
-          <w:lang w:val="el-GR"/>
-        </w:rPr>
-        <w:br/>
-      </w:r>
-      <w:r>
-        <w:rPr>
-          <w:lang w:val="el-GR"/>
-        </w:rPr>
-        <w:br/>
-      </w:r>
-      <w:r>
-        <w:rPr>
-          <w:lang w:val="el-GR"/>
-        </w:rPr>
-        <w:br/>
-      </w:r>
-      <w:r>
-        <w:rPr>
-          <w:noProof/>
-          <w:lang w:val="el-GR"/>
-        </w:rPr>
         <w:drawing>
           <wp:inline distT="0" distB="0" distL="0" distR="0" wp14:anchorId="4D476A98" wp14:editId="465D5A0D">
             <wp:extent cx="5943600" cy="3194685"/>
@@ -5554,14 +5609,7 @@
         <w:rPr>
           <w:lang w:val="el-GR"/>
         </w:rPr>
-        <w:t xml:space="preserve">Η υλοποίηση του τέταρτου ερωτήματος επέτρεψε την επιτυχή ποσοτικοποίηση και οπτικοποίηση των επιπτώσεων της δικτυακής συμφόρησης. Η προσομοίωση κατέδειξε με σαφήνεια πώς η αναντιστοιχία μεταξύ ρυθμού άφιξης και ρυθμού εξυπηρέτησης οδηγεί σε </w:t>
-      </w:r>
-      <w:r>
-        <w:rPr>
-          <w:lang w:val="el-GR"/>
-        </w:rPr>
-        <w:lastRenderedPageBreak/>
-        <w:t>πλήρωση της ουράς, δραματική αύξηση της καθυστέρησης και τελικά σε μαζικές απορρίψεις πακέτων. Τα παραγόμενα γραφήματα και οι τελικές μετρικές παρέχουν μια ολοκληρωμένη εικόνα της κατάστασης του δικτύου, επιβεβαιώνοντας τη θεωρητική συμπεριφορά των συστημάτων ουρών αναμονής.</w:t>
+        <w:t>Η υλοποίηση του τέταρτου ερωτήματος επέτρεψε την επιτυχή ποσοτικοποίηση και οπτικοποίηση των επιπτώσεων της δικτυακής συμφόρησης. Η προσομοίωση κατέδειξε με σαφήνεια πώς η αναντιστοιχία μεταξύ ρυθμού άφιξης και ρυθμού εξυπηρέτησης οδηγεί σε πλήρωση της ουράς, δραματική αύξηση της καθυστέρησης και τελικά σε μαζικές απορρίψεις πακέτων. Τα παραγόμενα γραφήματα και οι τελικές μετρικές παρέχουν μια ολοκληρωμένη εικόνα της κατάστασης του δικτύου, επιβεβαιώνοντας τη θεωρητική συμπεριφορά των συστημάτων ουρών αναμονής.</w:t>
       </w:r>
       <w:r>
         <w:rPr>
@@ -5636,6 +5684,7 @@
           <w:szCs w:val="40"/>
           <w:lang w:val="el-GR"/>
         </w:rPr>
+        <w:lastRenderedPageBreak/>
         <w:br/>
       </w:r>
       <w:r>
@@ -5730,11 +5779,9 @@
         </w:rPr>
         <w:t>, διατηρώντας σταθερό τον ρυθμό άφιξης (1 πακέτο κάθε 5</w:t>
       </w:r>
-      <w:proofErr w:type="spellStart"/>
       <w:r>
         <w:t>ms</w:t>
       </w:r>
-      <w:proofErr w:type="spellEnd"/>
       <w:r>
         <w:rPr>
           <w:lang w:val="el-GR"/>
@@ -5797,15 +5844,7 @@
     </w:p>
     <w:p>
       <w:r>
-        <w:t xml:space="preserve">1. </w:t>
-      </w:r>
-      <w:proofErr w:type="spellStart"/>
-      <w:r>
-        <w:t>Περί</w:t>
-      </w:r>
-      <w:proofErr w:type="spellEnd"/>
-      <w:r>
-        <w:t>πτωση 1 Mbps:</w:t>
+        <w:t>1. Περίπτωση 1 Mbps:</w:t>
       </w:r>
     </w:p>
     <w:p>
@@ -5824,13 +5863,8 @@
       </w:r>
       <w:proofErr w:type="gramEnd"/>
       <w:r>
-        <w:t xml:space="preserve"> 1.000.000 bps = 8 </w:t>
-      </w:r>
-      <w:proofErr w:type="spellStart"/>
-      <w:r>
-        <w:t>ms</w:t>
-      </w:r>
-      <w:proofErr w:type="spellEnd"/>
+        <w:t xml:space="preserve"> 1.000.000 bps = 8 ms</w:t>
+      </w:r>
     </w:p>
     <w:p>
       <w:pPr>
@@ -5840,15 +5874,7 @@
         </w:numPr>
       </w:pPr>
       <w:r>
-        <w:t>Interval Πα</w:t>
-      </w:r>
-      <w:proofErr w:type="spellStart"/>
-      <w:r>
-        <w:t>κέτων</w:t>
-      </w:r>
-      <w:proofErr w:type="spellEnd"/>
-      <w:r>
-        <w:t>:</w:t>
+        <w:t>Interval Πακέτων:</w:t>
       </w:r>
       <w:r>
         <w:t xml:space="preserve"> </w:t>
@@ -5890,22 +5916,18 @@
         </w:rPr>
         <w:t xml:space="preserve"> για να στείλει ένα πακέτο (8</w:t>
       </w:r>
-      <w:proofErr w:type="spellStart"/>
       <w:r>
         <w:t>ms</w:t>
       </w:r>
-      <w:proofErr w:type="spellEnd"/>
       <w:r>
         <w:rPr>
           <w:lang w:val="el-GR"/>
         </w:rPr>
         <w:t>) είναι μεγαλύτερος από τον ρυθμό που έρχονται τα νέα πακέτα (5</w:t>
       </w:r>
-      <w:proofErr w:type="spellStart"/>
       <w:r>
         <w:t>ms</w:t>
       </w:r>
-      <w:proofErr w:type="spellEnd"/>
       <w:r>
         <w:rPr>
           <w:lang w:val="el-GR"/>
@@ -5966,7 +5988,6 @@
         <w:rPr>
           <w:lang w:val="el-GR"/>
         </w:rPr>
-        <w:lastRenderedPageBreak/>
         <w:br/>
       </w:r>
       <w:r>
@@ -6016,18 +6037,11 @@
         <w:rPr>
           <w:lang w:val="el-GR"/>
         </w:rPr>
+        <w:lastRenderedPageBreak/>
         <w:br/>
       </w:r>
       <w:r>
-        <w:t xml:space="preserve">2. </w:t>
-      </w:r>
-      <w:proofErr w:type="spellStart"/>
-      <w:r>
-        <w:t>Περί</w:t>
-      </w:r>
-      <w:proofErr w:type="spellEnd"/>
-      <w:r>
-        <w:t>πτωση 10 Mbps:</w:t>
+        <w:t>2. Περίπτωση 10 Mbps:</w:t>
       </w:r>
     </w:p>
     <w:p>
@@ -6055,21 +6069,8 @@
         </w:numPr>
       </w:pPr>
       <w:r>
-        <w:t>Interval Πα</w:t>
-      </w:r>
-      <w:proofErr w:type="spellStart"/>
-      <w:r>
-        <w:t>κέτων</w:t>
-      </w:r>
-      <w:proofErr w:type="spellEnd"/>
-      <w:r>
-        <w:t xml:space="preserve">: 5 </w:t>
-      </w:r>
-      <w:proofErr w:type="spellStart"/>
-      <w:r>
-        <w:t>ms.</w:t>
-      </w:r>
-      <w:proofErr w:type="spellEnd"/>
+        <w:t>Interval Πακέτων: 5 ms.</w:t>
+      </w:r>
     </w:p>
     <w:p>
       <w:pPr>
@@ -6096,22 +6097,18 @@
         </w:rPr>
         <w:t xml:space="preserve"> μπορεί να στείλει το πακέτο πολύ γρήγορα (0.8</w:t>
       </w:r>
-      <w:proofErr w:type="spellStart"/>
       <w:r>
         <w:t>ms</w:t>
       </w:r>
-      <w:proofErr w:type="spellEnd"/>
       <w:r>
         <w:rPr>
           <w:lang w:val="el-GR"/>
         </w:rPr>
         <w:t xml:space="preserve">), πολύ πιο γρήγορα από τον ρυθμό που καταφθάνουν τα νέα (5 </w:t>
       </w:r>
-      <w:proofErr w:type="spellStart"/>
       <w:r>
         <w:t>ms</w:t>
       </w:r>
-      <w:proofErr w:type="spellEnd"/>
       <w:r>
         <w:rPr>
           <w:lang w:val="el-GR"/>
@@ -6127,15 +6124,7 @@
         </w:numPr>
       </w:pPr>
       <w:r>
-        <w:t>Απ</w:t>
-      </w:r>
-      <w:proofErr w:type="spellStart"/>
-      <w:r>
-        <w:t>οτέλεσμ</w:t>
-      </w:r>
-      <w:proofErr w:type="spellEnd"/>
-      <w:r>
-        <w:t>α:</w:t>
+        <w:t>Αποτέλεσμα:</w:t>
       </w:r>
     </w:p>
     <w:p>
@@ -6221,7 +6210,6 @@
         <w:rPr>
           <w:lang w:val="el-GR"/>
         </w:rPr>
-        <w:lastRenderedPageBreak/>
         <w:br/>
       </w:r>
       <w:r>
@@ -6273,15 +6261,8 @@
     </w:p>
     <w:p>
       <w:r>
-        <w:t xml:space="preserve">3. </w:t>
-      </w:r>
-      <w:proofErr w:type="spellStart"/>
-      <w:r>
-        <w:t>Περί</w:t>
-      </w:r>
-      <w:proofErr w:type="spellEnd"/>
-      <w:r>
-        <w:t>πτωση 100 Mbps:</w:t>
+        <w:lastRenderedPageBreak/>
+        <w:t>3. Περίπτωση 100 Mbps:</w:t>
       </w:r>
     </w:p>
     <w:p>
@@ -6367,7 +6348,6 @@
         <w:rPr>
           <w:lang w:val="el-GR"/>
         </w:rPr>
-        <w:lastRenderedPageBreak/>
         <w:br/>
       </w:r>
       <w:r>
@@ -6592,6 +6572,7 @@
         <w:rPr>
           <w:lang w:val="el-GR"/>
         </w:rPr>
+        <w:lastRenderedPageBreak/>
         <w:t>Για να μελετήσουμε πώς επηρεάζει το μέγεθος της πληροφορίας την απόδοση του δικτύου, εκτελέσαμε μια σειρά προσομοιώσεων μεταβάλλοντας το μέγεθος του πακέτου (</w:t>
       </w:r>
       <w:r>
@@ -6678,11 +6659,9 @@
         </w:rPr>
         <w:t xml:space="preserve"> 1 πακέτο κάθε 5</w:t>
       </w:r>
-      <w:proofErr w:type="spellStart"/>
       <w:r>
         <w:t>ms</w:t>
       </w:r>
-      <w:proofErr w:type="spellEnd"/>
       <w:r>
         <w:rPr>
           <w:lang w:val="el-GR"/>
@@ -6774,7 +6753,6 @@
         <w:rPr>
           <w:lang w:val="el-GR"/>
         </w:rPr>
-        <w:lastRenderedPageBreak/>
         <w:t>Η αλλαγή του μεγέθους πακέτου επηρεάζει άμεσα τον Ρυθμό Παραγωγής Δεδομένων (</w:t>
       </w:r>
       <w:r>
@@ -7259,22 +7237,18 @@
         </w:rPr>
         <w:t xml:space="preserve"> χρειάζεται μόλις 0.8</w:t>
       </w:r>
-      <w:proofErr w:type="spellStart"/>
       <w:r>
         <w:t>ms</w:t>
       </w:r>
-      <w:proofErr w:type="spellEnd"/>
       <w:r>
         <w:rPr>
           <w:lang w:val="el-GR"/>
         </w:rPr>
         <w:t xml:space="preserve"> για να στείλει κάθε πακέτο, ενώ τα πακέτα έρχονται κάθε 5</w:t>
       </w:r>
-      <w:proofErr w:type="spellStart"/>
       <w:r>
         <w:t>ms</w:t>
       </w:r>
-      <w:proofErr w:type="spellEnd"/>
       <w:r>
         <w:rPr>
           <w:lang w:val="el-GR"/>
@@ -7289,21 +7263,12 @@
           <w:numId w:val="47"/>
         </w:numPr>
       </w:pPr>
-      <w:proofErr w:type="spellStart"/>
-      <w:r>
-        <w:rPr>
-          <w:b/>
-          <w:bCs/>
-        </w:rPr>
-        <w:t>Μετρικές</w:t>
-      </w:r>
-      <w:proofErr w:type="spellEnd"/>
-      <w:r>
-        <w:rPr>
-          <w:b/>
-          <w:bCs/>
-        </w:rPr>
-        <w:t>:</w:t>
+      <w:r>
+        <w:rPr>
+          <w:b/>
+          <w:bCs/>
+        </w:rPr>
+        <w:t>Μετρικές:</w:t>
       </w:r>
     </w:p>
     <w:p>
@@ -7314,23 +7279,7 @@
         </w:numPr>
       </w:pPr>
       <w:r>
-        <w:t>Queue Size: 0 (</w:t>
-      </w:r>
-      <w:proofErr w:type="spellStart"/>
-      <w:r>
-        <w:t>Άδει</w:t>
-      </w:r>
-      <w:proofErr w:type="spellEnd"/>
-      <w:r>
-        <w:t xml:space="preserve">α </w:t>
-      </w:r>
-      <w:proofErr w:type="spellStart"/>
-      <w:r>
-        <w:t>ουρά</w:t>
-      </w:r>
-      <w:proofErr w:type="spellEnd"/>
-      <w:r>
-        <w:t>).</w:t>
+        <w:t>Queue Size: 0 (Άδεια ουρά).</w:t>
       </w:r>
     </w:p>
     <w:p>
@@ -7355,6 +7304,7 @@
         </w:rPr>
       </w:pPr>
       <w:r>
+        <w:lastRenderedPageBreak/>
         <w:t>Throughput</w:t>
       </w:r>
       <w:r>
@@ -7434,40 +7384,7 @@
           <w:b/>
           <w:bCs/>
         </w:rPr>
-        <w:lastRenderedPageBreak/>
-        <w:t xml:space="preserve">2. </w:t>
-      </w:r>
-      <w:proofErr w:type="spellStart"/>
-      <w:r>
-        <w:rPr>
-          <w:b/>
-          <w:bCs/>
-        </w:rPr>
-        <w:t>Μεσ</w:t>
-      </w:r>
-      <w:proofErr w:type="spellEnd"/>
-      <w:r>
-        <w:rPr>
-          <w:b/>
-          <w:bCs/>
-        </w:rPr>
-        <w:t>αία Πα</w:t>
-      </w:r>
-      <w:proofErr w:type="spellStart"/>
-      <w:r>
-        <w:rPr>
-          <w:b/>
-          <w:bCs/>
-        </w:rPr>
-        <w:t>κέτ</w:t>
-      </w:r>
-      <w:proofErr w:type="spellEnd"/>
-      <w:r>
-        <w:rPr>
-          <w:b/>
-          <w:bCs/>
-        </w:rPr>
-        <w:t>α (1000 Bytes):</w:t>
+        <w:t>2. Μεσαία Πακέτα (1000 Bytes):</w:t>
       </w:r>
     </w:p>
     <w:p>
@@ -7538,21 +7455,12 @@
           <w:numId w:val="48"/>
         </w:numPr>
       </w:pPr>
-      <w:proofErr w:type="spellStart"/>
-      <w:r>
-        <w:rPr>
-          <w:b/>
-          <w:bCs/>
-        </w:rPr>
-        <w:t>Μετρικές</w:t>
-      </w:r>
-      <w:proofErr w:type="spellEnd"/>
-      <w:r>
-        <w:rPr>
-          <w:b/>
-          <w:bCs/>
-        </w:rPr>
-        <w:t>:</w:t>
+      <w:r>
+        <w:rPr>
+          <w:b/>
+          <w:bCs/>
+        </w:rPr>
+        <w:t>Μετρικές:</w:t>
       </w:r>
     </w:p>
     <w:p>
@@ -7563,15 +7471,7 @@
         </w:numPr>
       </w:pPr>
       <w:r>
-        <w:t xml:space="preserve">Queue Size: </w:t>
-      </w:r>
-      <w:proofErr w:type="spellStart"/>
-      <w:r>
-        <w:t>Γεμάτη</w:t>
-      </w:r>
-      <w:proofErr w:type="spellEnd"/>
-      <w:r>
-        <w:t xml:space="preserve"> (10).</w:t>
+        <w:t>Queue Size: Γεμάτη (10).</w:t>
       </w:r>
     </w:p>
     <w:p>
@@ -7610,6 +7510,7 @@
         <w:rPr>
           <w:noProof/>
         </w:rPr>
+        <w:lastRenderedPageBreak/>
         <w:drawing>
           <wp:inline distT="0" distB="0" distL="0" distR="0" wp14:anchorId="26121B6D" wp14:editId="018802E2">
             <wp:extent cx="5599814" cy="3009900"/>
@@ -7758,11 +7659,9 @@
         </w:rPr>
         <w:t xml:space="preserve"> χρειάζεται 40</w:t>
       </w:r>
-      <w:proofErr w:type="spellStart"/>
       <w:r>
         <w:t>ms</w:t>
       </w:r>
-      <w:proofErr w:type="spellEnd"/>
       <w:r>
         <w:rPr>
           <w:lang w:val="el-GR"/>
@@ -7795,21 +7694,12 @@
           <w:numId w:val="49"/>
         </w:numPr>
       </w:pPr>
-      <w:proofErr w:type="spellStart"/>
-      <w:r>
-        <w:rPr>
-          <w:b/>
-          <w:bCs/>
-        </w:rPr>
-        <w:t>Μετρικές</w:t>
-      </w:r>
-      <w:proofErr w:type="spellEnd"/>
-      <w:r>
-        <w:rPr>
-          <w:b/>
-          <w:bCs/>
-        </w:rPr>
-        <w:t>:</w:t>
+      <w:r>
+        <w:rPr>
+          <w:b/>
+          <w:bCs/>
+        </w:rPr>
+        <w:t>Μετρικές:</w:t>
       </w:r>
     </w:p>
     <w:p>
@@ -7858,11 +7748,9 @@
         </w:rPr>
         <w:t xml:space="preserve"> Αυξάνεται γραμμικά με το μέγεθος (φτάνει τα 40</w:t>
       </w:r>
-      <w:proofErr w:type="spellStart"/>
       <w:r>
         <w:t>ms</w:t>
       </w:r>
-      <w:proofErr w:type="spellEnd"/>
       <w:r>
         <w:rPr>
           <w:lang w:val="el-GR"/>
@@ -7894,7 +7782,6 @@
           <w:b/>
           <w:bCs/>
         </w:rPr>
-        <w:lastRenderedPageBreak/>
         <w:t>Packet</w:t>
       </w:r>
       <w:r>
@@ -8021,6 +7908,7 @@
           <w:noProof/>
           <w:lang w:val="el-GR"/>
         </w:rPr>
+        <w:lastRenderedPageBreak/>
         <w:drawing>
           <wp:inline distT="0" distB="0" distL="0" distR="0" wp14:anchorId="2A1667DA" wp14:editId="6162F518">
             <wp:extent cx="5582093" cy="3000375"/>
@@ -8133,7 +8021,6 @@
           <w:bCs/>
           <w:lang w:val="el-GR"/>
         </w:rPr>
-        <w:lastRenderedPageBreak/>
         <w:br/>
       </w:r>
       <w:r>
@@ -8218,6 +8105,7 @@
         <w:rPr>
           <w:lang w:val="el-GR"/>
         </w:rPr>
+        <w:lastRenderedPageBreak/>
         <w:t xml:space="preserve">Όταν τα πακέτα είναι </w:t>
       </w:r>
       <w:r>
@@ -8369,39 +8257,7 @@
         <w:t>Hosts:</w:t>
       </w:r>
       <w:r>
-        <w:t xml:space="preserve"> </w:t>
-      </w:r>
-      <w:proofErr w:type="spellStart"/>
-      <w:r>
-        <w:t>Δύο</w:t>
-      </w:r>
-      <w:proofErr w:type="spellEnd"/>
-      <w:r>
-        <w:t xml:space="preserve"> </w:t>
-      </w:r>
-      <w:proofErr w:type="spellStart"/>
-      <w:r>
-        <w:t>Πηγές</w:t>
-      </w:r>
-      <w:proofErr w:type="spellEnd"/>
-      <w:r>
-        <w:t xml:space="preserve"> (Host A, Host B) και </w:t>
-      </w:r>
-      <w:proofErr w:type="spellStart"/>
-      <w:r>
-        <w:t>έν</w:t>
-      </w:r>
-      <w:proofErr w:type="spellEnd"/>
-      <w:r>
-        <w:t xml:space="preserve">αν </w:t>
-      </w:r>
-      <w:proofErr w:type="spellStart"/>
-      <w:r>
-        <w:t>Προορισμό</w:t>
-      </w:r>
-      <w:proofErr w:type="spellEnd"/>
-      <w:r>
-        <w:t xml:space="preserve"> (Destination).</w:t>
+        <w:t xml:space="preserve"> Δύο Πηγές (Host A, Host B) και έναν Προορισμό (Destination).</w:t>
       </w:r>
     </w:p>
     <w:p>
@@ -8462,45 +8318,8 @@
         </w:rPr>
         <w:t xml:space="preserve"> Συγκεντρώνει την κίνηση από τις δύο πηγές. </w:t>
       </w:r>
-      <w:proofErr w:type="spellStart"/>
-      <w:r>
-        <w:t>Λειτουργεί</w:t>
-      </w:r>
-      <w:proofErr w:type="spellEnd"/>
-      <w:r>
-        <w:t xml:space="preserve"> </w:t>
-      </w:r>
-      <w:proofErr w:type="spellStart"/>
-      <w:r>
-        <w:t>ως</w:t>
-      </w:r>
-      <w:proofErr w:type="spellEnd"/>
-      <w:r>
-        <w:t xml:space="preserve"> </w:t>
-      </w:r>
-      <w:proofErr w:type="spellStart"/>
-      <w:r>
-        <w:t>το</w:t>
-      </w:r>
-      <w:proofErr w:type="spellEnd"/>
-      <w:r>
-        <w:t xml:space="preserve"> </w:t>
-      </w:r>
-      <w:proofErr w:type="spellStart"/>
-      <w:r>
-        <w:t>σημείο</w:t>
-      </w:r>
-      <w:proofErr w:type="spellEnd"/>
-      <w:r>
-        <w:t xml:space="preserve"> </w:t>
-      </w:r>
-      <w:proofErr w:type="spellStart"/>
-      <w:r>
-        <w:t>συγχώνευσης</w:t>
-      </w:r>
-      <w:proofErr w:type="spellEnd"/>
-      <w:r>
-        <w:t xml:space="preserve"> (Merge Point).</w:t>
+      <w:r>
+        <w:t>Λειτουργεί ως το σημείο συγχώνευσης (Merge Point).</w:t>
       </w:r>
     </w:p>
     <w:p>
@@ -8592,11 +8411,9 @@
         </w:rPr>
         <w:t xml:space="preserve"> στέλνει 1000 πακέτα (Σύνολο 2000) με τον ίδιο ρυθμό (1 πακέτο/5</w:t>
       </w:r>
-      <w:proofErr w:type="spellStart"/>
       <w:r>
         <w:t>ms</w:t>
       </w:r>
-      <w:proofErr w:type="spellEnd"/>
       <w:r>
         <w:rPr>
           <w:lang w:val="el-GR"/>
@@ -8834,23 +8651,7 @@
           <w:b/>
           <w:bCs/>
         </w:rPr>
-        <w:t>Απ</w:t>
-      </w:r>
-      <w:proofErr w:type="spellStart"/>
-      <w:r>
-        <w:rPr>
-          <w:b/>
-          <w:bCs/>
-        </w:rPr>
-        <w:t>οτελέσμ</w:t>
-      </w:r>
-      <w:proofErr w:type="spellEnd"/>
-      <w:r>
-        <w:rPr>
-          <w:b/>
-          <w:bCs/>
-        </w:rPr>
-        <w:t>ατα:</w:t>
+        <w:t>Αποτελέσματα:</w:t>
       </w:r>
     </w:p>
     <w:p>
@@ -8868,7 +8669,6 @@
           <w:b/>
           <w:bCs/>
         </w:rPr>
-        <w:lastRenderedPageBreak/>
         <w:t>Packet</w:t>
       </w:r>
       <w:r>
@@ -9022,6 +8822,7 @@
           <w:b/>
           <w:bCs/>
         </w:rPr>
+        <w:lastRenderedPageBreak/>
         <w:t>Delay</w:t>
       </w:r>
       <w:r>
@@ -9242,61 +9043,13 @@
         <w:t>Load vs Capacity:</w:t>
       </w:r>
       <w:r>
-        <w:t xml:space="preserve"> </w:t>
-      </w:r>
-      <w:proofErr w:type="spellStart"/>
-      <w:r>
-        <w:t>Το</w:t>
-      </w:r>
-      <w:proofErr w:type="spellEnd"/>
-      <w:r>
-        <w:t xml:space="preserve"> </w:t>
-      </w:r>
-      <w:proofErr w:type="spellStart"/>
-      <w:r>
-        <w:t>συνολικό</w:t>
-      </w:r>
-      <w:proofErr w:type="spellEnd"/>
-      <w:r>
-        <w:t xml:space="preserve"> Load </w:t>
-      </w:r>
-      <w:proofErr w:type="spellStart"/>
-      <w:r>
-        <w:t>είν</w:t>
-      </w:r>
-      <w:proofErr w:type="spellEnd"/>
-      <w:r>
-        <w:t>αι 400 pkts</w:t>
+        <w:t xml:space="preserve"> Το συνολικό Load είναι 400 pkts</w:t>
       </w:r>
       <w:r>
         <w:t xml:space="preserve"> x</w:t>
       </w:r>
       <w:r>
-        <w:t xml:space="preserve"> 8000 bits = 3.2 Mbps. </w:t>
-      </w:r>
-      <w:proofErr w:type="spellStart"/>
-      <w:r>
-        <w:t>Το</w:t>
-      </w:r>
-      <w:proofErr w:type="spellEnd"/>
-      <w:r>
-        <w:t xml:space="preserve"> κα</w:t>
-      </w:r>
-      <w:proofErr w:type="spellStart"/>
-      <w:r>
-        <w:t>νάλι</w:t>
-      </w:r>
-      <w:proofErr w:type="spellEnd"/>
-      <w:r>
-        <w:t xml:space="preserve"> </w:t>
-      </w:r>
-      <w:proofErr w:type="spellStart"/>
-      <w:r>
-        <w:t>έχει</w:t>
-      </w:r>
-      <w:proofErr w:type="spellEnd"/>
-      <w:r>
-        <w:t xml:space="preserve"> 10 Mbps.</w:t>
+        <w:t xml:space="preserve"> 8000 bits = 3.2 Mbps. Το κανάλι έχει 10 Mbps.</w:t>
       </w:r>
     </w:p>
     <w:p>
@@ -9350,23 +9103,7 @@
           <w:b/>
           <w:bCs/>
         </w:rPr>
-        <w:t>Απ</w:t>
-      </w:r>
-      <w:proofErr w:type="spellStart"/>
-      <w:r>
-        <w:rPr>
-          <w:b/>
-          <w:bCs/>
-        </w:rPr>
-        <w:t>οτελέσμ</w:t>
-      </w:r>
-      <w:proofErr w:type="spellEnd"/>
-      <w:r>
-        <w:rPr>
-          <w:b/>
-          <w:bCs/>
-        </w:rPr>
-        <w:t>ατα:</w:t>
+        <w:t>Αποτελέσματα:</w:t>
       </w:r>
     </w:p>
     <w:p>
@@ -9381,19 +9118,10 @@
           <w:b/>
           <w:bCs/>
         </w:rPr>
-        <w:lastRenderedPageBreak/>
         <w:t>Loss:</w:t>
       </w:r>
       <w:r>
-        <w:t xml:space="preserve"> </w:t>
-      </w:r>
-      <w:proofErr w:type="spellStart"/>
-      <w:r>
-        <w:t>Μηδενικό</w:t>
-      </w:r>
-      <w:proofErr w:type="spellEnd"/>
-      <w:r>
-        <w:t xml:space="preserve"> (0%).</w:t>
+        <w:t xml:space="preserve"> Μηδενικό (0%).</w:t>
       </w:r>
     </w:p>
     <w:p>
@@ -9514,6 +9242,7 @@
         <w:rPr>
           <w:lang w:val="el-GR"/>
         </w:rPr>
+        <w:lastRenderedPageBreak/>
         <w:br/>
       </w:r>
     </w:p>
@@ -9617,45 +9346,8 @@
         </w:rPr>
         <w:t xml:space="preserve">, καθώς το δίκτυο ήταν ήδη επαρκές. </w:t>
       </w:r>
-      <w:proofErr w:type="spellStart"/>
-      <w:r>
-        <w:t>Το</w:t>
-      </w:r>
-      <w:proofErr w:type="spellEnd"/>
-      <w:r>
-        <w:t xml:space="preserve"> throughput π</w:t>
-      </w:r>
-      <w:proofErr w:type="spellStart"/>
-      <w:r>
-        <w:t>εριορίζετ</w:t>
-      </w:r>
-      <w:proofErr w:type="spellEnd"/>
-      <w:r>
-        <w:t xml:space="preserve">αι από </w:t>
-      </w:r>
-      <w:proofErr w:type="spellStart"/>
-      <w:r>
-        <w:t>τις</w:t>
-      </w:r>
-      <w:proofErr w:type="spellEnd"/>
-      <w:r>
-        <w:t xml:space="preserve"> π</w:t>
-      </w:r>
-      <w:proofErr w:type="spellStart"/>
-      <w:r>
-        <w:t>ηγές</w:t>
-      </w:r>
-      <w:proofErr w:type="spellEnd"/>
-      <w:r>
-        <w:t xml:space="preserve"> </w:t>
-      </w:r>
-      <w:proofErr w:type="spellStart"/>
-      <w:r>
-        <w:t>στ</w:t>
-      </w:r>
-      <w:proofErr w:type="spellEnd"/>
-      <w:r>
-        <w:t>α 3.2 Mbps.</w:t>
+      <w:r>
+        <w:t>Το throughput περιορίζεται από τις πηγές στα 3.2 Mbps.</w:t>
       </w:r>
       <w:r>
         <w:br/>
@@ -9775,39 +9467,7 @@
           <w:b/>
           <w:bCs/>
         </w:rPr>
-        <w:t xml:space="preserve">Α. </w:t>
-      </w:r>
-      <w:proofErr w:type="spellStart"/>
-      <w:r>
-        <w:rPr>
-          <w:b/>
-          <w:bCs/>
-        </w:rPr>
-        <w:t>Μικρά</w:t>
-      </w:r>
-      <w:proofErr w:type="spellEnd"/>
-      <w:r>
-        <w:rPr>
-          <w:b/>
-          <w:bCs/>
-        </w:rPr>
-        <w:t xml:space="preserve"> Πα</w:t>
-      </w:r>
-      <w:proofErr w:type="spellStart"/>
-      <w:r>
-        <w:rPr>
-          <w:b/>
-          <w:bCs/>
-        </w:rPr>
-        <w:t>κέτ</w:t>
-      </w:r>
-      <w:proofErr w:type="spellEnd"/>
-      <w:r>
-        <w:rPr>
-          <w:b/>
-          <w:bCs/>
-        </w:rPr>
-        <w:t>α (100 Bytes)</w:t>
+        <w:t>Α. Μικρά Πακέτα (100 Bytes)</w:t>
       </w:r>
     </w:p>
     <w:p>
@@ -9930,39 +9590,7 @@
           <w:b/>
           <w:bCs/>
         </w:rPr>
-        <w:t xml:space="preserve">Β. </w:t>
-      </w:r>
-      <w:proofErr w:type="spellStart"/>
-      <w:r>
-        <w:rPr>
-          <w:b/>
-          <w:bCs/>
-        </w:rPr>
-        <w:t>Μεγάλ</w:t>
-      </w:r>
-      <w:proofErr w:type="spellEnd"/>
-      <w:r>
-        <w:rPr>
-          <w:b/>
-          <w:bCs/>
-        </w:rPr>
-        <w:t>α Πα</w:t>
-      </w:r>
-      <w:proofErr w:type="spellStart"/>
-      <w:r>
-        <w:rPr>
-          <w:b/>
-          <w:bCs/>
-        </w:rPr>
-        <w:t>κέτ</w:t>
-      </w:r>
-      <w:proofErr w:type="spellEnd"/>
-      <w:r>
-        <w:rPr>
-          <w:b/>
-          <w:bCs/>
-        </w:rPr>
-        <w:t>α (3000 Bytes)</w:t>
+        <w:t>Β. Μεγάλα Πακέτα (3000 Bytes)</w:t>
       </w:r>
     </w:p>
     <w:p>
@@ -9996,40 +9624,15 @@
           <w:numId w:val="56"/>
         </w:numPr>
       </w:pPr>
-      <w:proofErr w:type="spellStart"/>
-      <w:r>
-        <w:rPr>
-          <w:b/>
-          <w:bCs/>
-        </w:rPr>
-        <w:t>Συμ</w:t>
-      </w:r>
-      <w:proofErr w:type="spellEnd"/>
-      <w:r>
-        <w:rPr>
-          <w:b/>
-          <w:bCs/>
-        </w:rPr>
-        <w:t>περιφορά:</w:t>
-      </w:r>
-      <w:r>
-        <w:t xml:space="preserve"> Κατα</w:t>
-      </w:r>
-      <w:proofErr w:type="spellStart"/>
-      <w:r>
-        <w:t>στροφική</w:t>
-      </w:r>
-      <w:proofErr w:type="spellEnd"/>
-      <w:r>
-        <w:t xml:space="preserve"> </w:t>
-      </w:r>
-      <w:proofErr w:type="spellStart"/>
-      <w:r>
-        <w:t>συμφόρηση</w:t>
-      </w:r>
-      <w:proofErr w:type="spellEnd"/>
-      <w:r>
-        <w:t>.</w:t>
+      <w:r>
+        <w:rPr>
+          <w:b/>
+          <w:bCs/>
+        </w:rPr>
+        <w:t>Συμπεριφορά:</w:t>
+      </w:r>
+      <w:r>
+        <w:t xml:space="preserve"> Καταστροφική συμφόρηση.</w:t>
       </w:r>
     </w:p>
     <w:p>
@@ -10316,23 +9919,7 @@
         <w:t>Packet Loss:</w:t>
       </w:r>
       <w:r>
-        <w:t xml:space="preserve"> </w:t>
-      </w:r>
-      <w:proofErr w:type="spellStart"/>
-      <w:r>
-        <w:t>Ξε</w:t>
-      </w:r>
-      <w:proofErr w:type="spellEnd"/>
-      <w:r>
-        <w:t xml:space="preserve">περνά </w:t>
-      </w:r>
-      <w:proofErr w:type="spellStart"/>
-      <w:r>
-        <w:t>το</w:t>
-      </w:r>
-      <w:proofErr w:type="spellEnd"/>
-      <w:r>
-        <w:t xml:space="preserve"> </w:t>
+        <w:t xml:space="preserve"> Ξεπερνά το </w:t>
       </w:r>
       <w:r>
         <w:rPr>
@@ -10611,33 +10198,63 @@
         <w:t xml:space="preserve"> προκαλούσαν ~37% απώλειες, εδώ (με διπλάσιες πηγές) προκαλούν ~68% απώλειες.</w:t>
       </w:r>
       <w:r>
+        <w:rPr>
+          <w:lang w:val="el-GR"/>
+        </w:rPr>
         <w:br/>
       </w:r>
       <w:r>
+        <w:rPr>
+          <w:lang w:val="el-GR"/>
+        </w:rPr>
         <w:br/>
       </w:r>
       <w:r>
+        <w:rPr>
+          <w:lang w:val="el-GR"/>
+        </w:rPr>
         <w:br/>
       </w:r>
       <w:r>
+        <w:rPr>
+          <w:lang w:val="el-GR"/>
+        </w:rPr>
         <w:br/>
       </w:r>
       <w:r>
+        <w:rPr>
+          <w:lang w:val="el-GR"/>
+        </w:rPr>
         <w:br/>
       </w:r>
       <w:r>
+        <w:rPr>
+          <w:lang w:val="el-GR"/>
+        </w:rPr>
         <w:br/>
       </w:r>
       <w:r>
+        <w:rPr>
+          <w:lang w:val="el-GR"/>
+        </w:rPr>
         <w:br/>
       </w:r>
       <w:r>
+        <w:rPr>
+          <w:lang w:val="el-GR"/>
+        </w:rPr>
         <w:br/>
       </w:r>
       <w:r>
+        <w:rPr>
+          <w:lang w:val="el-GR"/>
+        </w:rPr>
         <w:br/>
       </w:r>
       <w:r>
+        <w:rPr>
+          <w:lang w:val="el-GR"/>
+        </w:rPr>
         <w:br/>
       </w:r>
       <w:r>
@@ -10680,514 +10297,513 @@
           <w:lang w:val="el-GR"/>
         </w:rPr>
         <w:br/>
-      </w:r>
-      <w:r>
-        <w:rPr>
-          <w:b/>
-          <w:bCs/>
+        <w:t>Μεθοδολογία</w:t>
+      </w:r>
+      <w:r>
+        <w:rPr>
+          <w:b/>
+          <w:bCs/>
+          <w:lang w:val="el-GR"/>
+        </w:rPr>
+        <w:br/>
+      </w:r>
+      <w:r>
+        <w:rPr>
+          <w:lang w:val="el-GR"/>
+        </w:rPr>
+        <w:t xml:space="preserve"> Σκοπός του ερωτήματος είναι η σύγκριση δύο αλγορίθμων διαχείρισης ουράς στον κεντρικό </w:t>
+      </w:r>
+      <w:r>
+        <w:t>Router</w:t>
+      </w:r>
+      <w:r>
+        <w:rPr>
+          <w:lang w:val="el-GR"/>
+        </w:rPr>
+        <w:t xml:space="preserve"> (</w:t>
+      </w:r>
+      <w:r>
+        <w:t>Router</w:t>
+      </w:r>
+      <w:r>
+        <w:rPr>
+          <w:lang w:val="el-GR"/>
+        </w:rPr>
+        <w:t xml:space="preserve"> 1):</w:t>
+      </w:r>
+    </w:p>
+    <w:p>
+      <w:pPr>
+        <w:ind w:left="720"/>
+        <w:rPr>
+          <w:lang w:val="el-GR"/>
+        </w:rPr>
+      </w:pPr>
+      <w:r>
+        <w:rPr>
+          <w:b/>
+          <w:bCs/>
+        </w:rPr>
+        <w:t>FCFS</w:t>
+      </w:r>
+      <w:r>
+        <w:rPr>
+          <w:b/>
+          <w:bCs/>
+          <w:lang w:val="el-GR"/>
+        </w:rPr>
+        <w:t xml:space="preserve"> (</w:t>
+      </w:r>
+      <w:r>
+        <w:rPr>
+          <w:b/>
+          <w:bCs/>
+        </w:rPr>
+        <w:t>First</w:t>
+      </w:r>
+      <w:r>
+        <w:rPr>
+          <w:b/>
+          <w:bCs/>
+          <w:lang w:val="el-GR"/>
+        </w:rPr>
+        <w:t>-</w:t>
+      </w:r>
+      <w:r>
+        <w:rPr>
+          <w:b/>
+          <w:bCs/>
+        </w:rPr>
+        <w:t>Come</w:t>
+      </w:r>
+      <w:r>
+        <w:rPr>
+          <w:b/>
+          <w:bCs/>
+          <w:lang w:val="el-GR"/>
+        </w:rPr>
+        <w:t>-</w:t>
+      </w:r>
+      <w:proofErr w:type="gramStart"/>
+      <w:r>
+        <w:rPr>
+          <w:b/>
+          <w:bCs/>
+        </w:rPr>
+        <w:t>First</w:t>
+      </w:r>
+      <w:r>
+        <w:rPr>
+          <w:b/>
+          <w:bCs/>
+          <w:lang w:val="el-GR"/>
+        </w:rPr>
+        <w:t>-</w:t>
+      </w:r>
+      <w:r>
+        <w:rPr>
+          <w:b/>
+          <w:bCs/>
+        </w:rPr>
+        <w:t>Serve</w:t>
+      </w:r>
+      <w:proofErr w:type="gramEnd"/>
+      <w:r>
+        <w:rPr>
+          <w:b/>
+          <w:bCs/>
+          <w:lang w:val="el-GR"/>
+        </w:rPr>
+        <w:t>):</w:t>
+      </w:r>
+      <w:r>
+        <w:rPr>
+          <w:lang w:val="el-GR"/>
+        </w:rPr>
+        <w:t xml:space="preserve"> Τα πακέτα εξυπηρετούνται αυστηρά με τη σειρά άφιξης. Χρησιμοποιείται μία κοινή ουρά για όλους.</w:t>
+      </w:r>
+    </w:p>
+    <w:p>
+      <w:pPr>
+        <w:ind w:left="720"/>
+        <w:rPr>
+          <w:lang w:val="el-GR"/>
+        </w:rPr>
+      </w:pPr>
+      <w:r>
+        <w:rPr>
+          <w:b/>
+          <w:bCs/>
+        </w:rPr>
+        <w:t>RR</w:t>
+      </w:r>
+      <w:r>
+        <w:rPr>
+          <w:b/>
+          <w:bCs/>
+          <w:lang w:val="el-GR"/>
+        </w:rPr>
+        <w:t xml:space="preserve"> (</w:t>
+      </w:r>
+      <w:r>
+        <w:rPr>
+          <w:b/>
+          <w:bCs/>
+        </w:rPr>
+        <w:t>Round</w:t>
+      </w:r>
+      <w:r>
+        <w:rPr>
+          <w:b/>
+          <w:bCs/>
+          <w:lang w:val="el-GR"/>
+        </w:rPr>
+        <w:t>-</w:t>
+      </w:r>
+      <w:r>
+        <w:rPr>
+          <w:b/>
+          <w:bCs/>
+        </w:rPr>
+        <w:t>Robin</w:t>
+      </w:r>
+      <w:r>
+        <w:rPr>
+          <w:b/>
+          <w:bCs/>
+          <w:lang w:val="el-GR"/>
+        </w:rPr>
+        <w:t>):</w:t>
+      </w:r>
+      <w:r>
+        <w:rPr>
+          <w:lang w:val="el-GR"/>
+        </w:rPr>
+        <w:t xml:space="preserve"> Ο </w:t>
+      </w:r>
+      <w:r>
+        <w:t>Router</w:t>
+      </w:r>
+      <w:r>
+        <w:rPr>
+          <w:lang w:val="el-GR"/>
+        </w:rPr>
+        <w:t xml:space="preserve"> διατηρεί ξεχωριστές ουρές για κάθε πηγή (</w:t>
+      </w:r>
+      <w:r>
+        <w:t>Host</w:t>
+      </w:r>
+      <w:r>
+        <w:rPr>
+          <w:lang w:val="el-GR"/>
+        </w:rPr>
+        <w:t xml:space="preserve"> </w:t>
+      </w:r>
+      <w:r>
+        <w:t>A</w:t>
+      </w:r>
+      <w:r>
+        <w:rPr>
+          <w:lang w:val="el-GR"/>
+        </w:rPr>
+        <w:t xml:space="preserve">, </w:t>
+      </w:r>
+      <w:r>
+        <w:t>Host</w:t>
+      </w:r>
+      <w:r>
+        <w:rPr>
+          <w:lang w:val="el-GR"/>
+        </w:rPr>
+        <w:t xml:space="preserve"> </w:t>
+      </w:r>
+      <w:r>
+        <w:t>B</w:t>
+      </w:r>
+      <w:r>
+        <w:rPr>
+          <w:lang w:val="el-GR"/>
+        </w:rPr>
+        <w:t>) και τις εξυπηρετεί κυκλικά (ένα πακέτο από τον Α, ένα από τον Β).</w:t>
+      </w:r>
+    </w:p>
+    <w:p>
+      <w:pPr>
+        <w:ind w:left="720"/>
+        <w:rPr>
+          <w:lang w:val="el-GR"/>
+        </w:rPr>
+      </w:pPr>
+      <w:r>
+        <w:rPr>
+          <w:lang w:val="el-GR"/>
+        </w:rPr>
+        <w:t xml:space="preserve">Για να αναδείξουμε τις διαφορές, χρησιμοποιήσαμε το σενάριο </w:t>
+      </w:r>
+      <w:r>
+        <w:rPr>
+          <w:b/>
+          <w:bCs/>
+          <w:lang w:val="el-GR"/>
+        </w:rPr>
+        <w:t>"</w:t>
+      </w:r>
+      <w:r>
+        <w:rPr>
+          <w:b/>
+          <w:bCs/>
+        </w:rPr>
+        <w:t>Mixed</w:t>
+      </w:r>
+      <w:r>
+        <w:rPr>
+          <w:b/>
+          <w:bCs/>
+          <w:lang w:val="el-GR"/>
+        </w:rPr>
+        <w:t xml:space="preserve"> </w:t>
+      </w:r>
+      <w:r>
+        <w:rPr>
+          <w:b/>
+          <w:bCs/>
+        </w:rPr>
+        <w:t>Traffic</w:t>
+      </w:r>
+      <w:r>
+        <w:rPr>
+          <w:b/>
+          <w:bCs/>
+          <w:lang w:val="el-GR"/>
+        </w:rPr>
+        <w:t>" (Ασύμμετρη Κίνηση)</w:t>
+      </w:r>
+      <w:r>
+        <w:rPr>
+          <w:lang w:val="el-GR"/>
+        </w:rPr>
+        <w:t>:</w:t>
+      </w:r>
+    </w:p>
+    <w:p>
+      <w:pPr>
+        <w:ind w:left="720"/>
+        <w:rPr>
+          <w:lang w:val="el-GR"/>
+        </w:rPr>
+      </w:pPr>
+      <w:r>
+        <w:rPr>
+          <w:b/>
+          <w:bCs/>
+        </w:rPr>
+        <w:t>Host</w:t>
+      </w:r>
+      <w:r>
+        <w:rPr>
+          <w:b/>
+          <w:bCs/>
+          <w:lang w:val="el-GR"/>
+        </w:rPr>
+        <w:t xml:space="preserve"> </w:t>
+      </w:r>
+      <w:r>
+        <w:rPr>
+          <w:b/>
+          <w:bCs/>
+        </w:rPr>
+        <w:t>A</w:t>
+      </w:r>
+      <w:r>
+        <w:rPr>
+          <w:b/>
+          <w:bCs/>
+          <w:lang w:val="el-GR"/>
+        </w:rPr>
+        <w:t>:</w:t>
+      </w:r>
+      <w:r>
+        <w:rPr>
+          <w:lang w:val="el-GR"/>
+        </w:rPr>
+        <w:t xml:space="preserve"> Στέλνει μικρά πακέτα (</w:t>
+      </w:r>
+      <w:r>
+        <w:rPr>
+          <w:b/>
+          <w:bCs/>
+          <w:lang w:val="el-GR"/>
+        </w:rPr>
+        <w:t xml:space="preserve">100 </w:t>
+      </w:r>
+      <w:r>
+        <w:rPr>
+          <w:b/>
+          <w:bCs/>
+        </w:rPr>
+        <w:t>Bytes</w:t>
+      </w:r>
+      <w:r>
+        <w:rPr>
+          <w:lang w:val="el-GR"/>
+        </w:rPr>
+        <w:t>), προσομοιώνοντας ευαίσθητη κίνηση</w:t>
+      </w:r>
+      <w:r>
+        <w:rPr>
+          <w:lang w:val="el-GR"/>
+        </w:rPr>
+        <w:t>.</w:t>
+      </w:r>
+    </w:p>
+    <w:p>
+      <w:pPr>
+        <w:ind w:left="360"/>
+        <w:rPr>
+          <w:lang w:val="el-GR"/>
+        </w:rPr>
+      </w:pPr>
+      <w:r>
+        <w:rPr>
+          <w:b/>
+          <w:bCs/>
+          <w:lang w:val="el-GR"/>
+        </w:rPr>
+        <w:t xml:space="preserve">       </w:t>
+      </w:r>
+      <w:r>
+        <w:rPr>
+          <w:b/>
+          <w:bCs/>
+        </w:rPr>
+        <w:t>Host</w:t>
+      </w:r>
+      <w:r>
+        <w:rPr>
+          <w:b/>
+          <w:bCs/>
+          <w:lang w:val="el-GR"/>
+        </w:rPr>
+        <w:t xml:space="preserve"> </w:t>
+      </w:r>
+      <w:r>
+        <w:rPr>
+          <w:b/>
+          <w:bCs/>
+        </w:rPr>
+        <w:t>B</w:t>
+      </w:r>
+      <w:r>
+        <w:rPr>
+          <w:b/>
+          <w:bCs/>
+          <w:lang w:val="el-GR"/>
+        </w:rPr>
+        <w:t>:</w:t>
+      </w:r>
+      <w:r>
+        <w:rPr>
+          <w:lang w:val="el-GR"/>
+        </w:rPr>
+        <w:t xml:space="preserve"> Στέλνει μεγάλα πακέτα (</w:t>
+      </w:r>
+      <w:r>
+        <w:rPr>
+          <w:b/>
+          <w:bCs/>
+          <w:lang w:val="el-GR"/>
+        </w:rPr>
+        <w:t xml:space="preserve">3000 </w:t>
+      </w:r>
+      <w:r>
+        <w:rPr>
+          <w:b/>
+          <w:bCs/>
+        </w:rPr>
+        <w:t>Bytes</w:t>
+      </w:r>
+      <w:r>
+        <w:rPr>
+          <w:lang w:val="el-GR"/>
+        </w:rPr>
+        <w:t>), προσομοιώνοντας μεταφορά αρχείων</w:t>
+      </w:r>
+      <w:r>
+        <w:rPr>
+          <w:lang w:val="el-GR"/>
+        </w:rPr>
+        <w:t>.</w:t>
+      </w:r>
+    </w:p>
+    <w:p>
+      <w:pPr>
+        <w:ind w:left="360"/>
+        <w:rPr>
+          <w:lang w:val="el-GR"/>
+        </w:rPr>
+      </w:pPr>
+      <w:r>
+        <w:rPr>
+          <w:b/>
+          <w:bCs/>
+          <w:lang w:val="el-GR"/>
+        </w:rPr>
+        <w:t xml:space="preserve">       </w:t>
+      </w:r>
+      <w:r>
+        <w:rPr>
+          <w:b/>
+          <w:bCs/>
+        </w:rPr>
+        <w:t>Bandwidth</w:t>
+      </w:r>
+      <w:r>
+        <w:rPr>
+          <w:b/>
+          <w:bCs/>
+          <w:lang w:val="el-GR"/>
+        </w:rPr>
+        <w:t>:</w:t>
+      </w:r>
+      <w:r>
+        <w:rPr>
+          <w:lang w:val="el-GR"/>
+        </w:rPr>
+        <w:t xml:space="preserve"> 1 </w:t>
+      </w:r>
+      <w:r>
+        <w:t>Mbps</w:t>
+      </w:r>
+      <w:r>
+        <w:rPr>
+          <w:lang w:val="el-GR"/>
+        </w:rPr>
+        <w:t>.</w:t>
+      </w:r>
+      <w:r>
+        <w:rPr>
+          <w:lang w:val="el-GR"/>
+        </w:rPr>
+        <w:br/>
+      </w:r>
+    </w:p>
+    <w:p>
+      <w:pPr>
+        <w:ind w:left="720"/>
+        <w:rPr>
           <w:sz w:val="40"/>
           <w:szCs w:val="40"/>
           <w:lang w:val="el-GR"/>
         </w:rPr>
-        <w:t>Μεθοδολογία</w:t>
-      </w:r>
-      <w:r>
-        <w:rPr>
-          <w:b/>
-          <w:bCs/>
-        </w:rPr>
-        <w:br/>
-      </w:r>
-      <w:r>
-        <w:rPr>
-          <w:lang w:val="el-GR"/>
-        </w:rPr>
-        <w:t xml:space="preserve"> Σκοπός του ερωτήματος είναι η σύγκριση δύο αλγορίθμων διαχείρισης ουράς στον κεντρικό </w:t>
-      </w:r>
-      <w:r>
-        <w:t>Router</w:t>
-      </w:r>
-      <w:r>
-        <w:rPr>
-          <w:lang w:val="el-GR"/>
-        </w:rPr>
-        <w:t xml:space="preserve"> (</w:t>
-      </w:r>
-      <w:r>
-        <w:t>Router</w:t>
-      </w:r>
-      <w:r>
-        <w:rPr>
-          <w:lang w:val="el-GR"/>
-        </w:rPr>
-        <w:t xml:space="preserve"> 1):</w:t>
-      </w:r>
-    </w:p>
-    <w:p>
-      <w:pPr>
-        <w:ind w:left="720"/>
-        <w:rPr>
-          <w:lang w:val="el-GR"/>
-        </w:rPr>
-      </w:pPr>
-      <w:r>
-        <w:rPr>
-          <w:b/>
-          <w:bCs/>
-        </w:rPr>
-        <w:t>FCFS</w:t>
-      </w:r>
-      <w:r>
-        <w:rPr>
-          <w:b/>
-          <w:bCs/>
-          <w:lang w:val="el-GR"/>
-        </w:rPr>
-        <w:t xml:space="preserve"> (</w:t>
-      </w:r>
-      <w:r>
-        <w:rPr>
-          <w:b/>
-          <w:bCs/>
-        </w:rPr>
-        <w:t>First</w:t>
-      </w:r>
-      <w:r>
-        <w:rPr>
-          <w:b/>
-          <w:bCs/>
-          <w:lang w:val="el-GR"/>
-        </w:rPr>
-        <w:t>-</w:t>
-      </w:r>
-      <w:r>
-        <w:rPr>
-          <w:b/>
-          <w:bCs/>
-        </w:rPr>
-        <w:t>Come</w:t>
-      </w:r>
-      <w:r>
-        <w:rPr>
-          <w:b/>
-          <w:bCs/>
-          <w:lang w:val="el-GR"/>
-        </w:rPr>
-        <w:t>-</w:t>
-      </w:r>
-      <w:proofErr w:type="gramStart"/>
-      <w:r>
-        <w:rPr>
-          <w:b/>
-          <w:bCs/>
-        </w:rPr>
-        <w:t>First</w:t>
-      </w:r>
-      <w:r>
-        <w:rPr>
-          <w:b/>
-          <w:bCs/>
-          <w:lang w:val="el-GR"/>
-        </w:rPr>
-        <w:t>-</w:t>
-      </w:r>
-      <w:r>
-        <w:rPr>
-          <w:b/>
-          <w:bCs/>
-        </w:rPr>
-        <w:t>Serve</w:t>
-      </w:r>
-      <w:proofErr w:type="gramEnd"/>
-      <w:r>
-        <w:rPr>
-          <w:b/>
-          <w:bCs/>
-          <w:lang w:val="el-GR"/>
-        </w:rPr>
-        <w:t>):</w:t>
-      </w:r>
-      <w:r>
-        <w:rPr>
-          <w:lang w:val="el-GR"/>
-        </w:rPr>
-        <w:t xml:space="preserve"> Τα πακέτα εξυπηρετούνται αυστηρά με τη σειρά άφιξης. Χρησιμοποιείται μία κοινή ουρά για όλους.</w:t>
-      </w:r>
-    </w:p>
-    <w:p>
-      <w:pPr>
-        <w:ind w:left="720"/>
-        <w:rPr>
-          <w:lang w:val="el-GR"/>
-        </w:rPr>
-      </w:pPr>
-      <w:r>
-        <w:rPr>
-          <w:b/>
-          <w:bCs/>
-        </w:rPr>
-        <w:t>RR</w:t>
-      </w:r>
-      <w:r>
-        <w:rPr>
-          <w:b/>
-          <w:bCs/>
-          <w:lang w:val="el-GR"/>
-        </w:rPr>
-        <w:t xml:space="preserve"> (</w:t>
-      </w:r>
-      <w:r>
-        <w:rPr>
-          <w:b/>
-          <w:bCs/>
-        </w:rPr>
-        <w:t>Round</w:t>
-      </w:r>
-      <w:r>
-        <w:rPr>
-          <w:b/>
-          <w:bCs/>
-          <w:lang w:val="el-GR"/>
-        </w:rPr>
-        <w:t>-</w:t>
-      </w:r>
-      <w:r>
-        <w:rPr>
-          <w:b/>
-          <w:bCs/>
-        </w:rPr>
-        <w:t>Robin</w:t>
-      </w:r>
-      <w:r>
-        <w:rPr>
-          <w:b/>
-          <w:bCs/>
-          <w:lang w:val="el-GR"/>
-        </w:rPr>
-        <w:t>):</w:t>
-      </w:r>
-      <w:r>
-        <w:rPr>
-          <w:lang w:val="el-GR"/>
-        </w:rPr>
-        <w:t xml:space="preserve"> Ο </w:t>
-      </w:r>
-      <w:r>
-        <w:t>Router</w:t>
-      </w:r>
-      <w:r>
-        <w:rPr>
-          <w:lang w:val="el-GR"/>
-        </w:rPr>
-        <w:t xml:space="preserve"> διατηρεί ξεχωριστές ουρές για κάθε πηγή (</w:t>
-      </w:r>
-      <w:r>
-        <w:t>Host</w:t>
-      </w:r>
-      <w:r>
-        <w:rPr>
-          <w:lang w:val="el-GR"/>
-        </w:rPr>
-        <w:t xml:space="preserve"> </w:t>
-      </w:r>
-      <w:r>
-        <w:t>A</w:t>
-      </w:r>
-      <w:r>
-        <w:rPr>
-          <w:lang w:val="el-GR"/>
-        </w:rPr>
-        <w:t xml:space="preserve">, </w:t>
-      </w:r>
-      <w:r>
-        <w:t>Host</w:t>
-      </w:r>
-      <w:r>
-        <w:rPr>
-          <w:lang w:val="el-GR"/>
-        </w:rPr>
-        <w:t xml:space="preserve"> </w:t>
-      </w:r>
-      <w:r>
-        <w:t>B</w:t>
-      </w:r>
-      <w:r>
-        <w:rPr>
-          <w:lang w:val="el-GR"/>
-        </w:rPr>
-        <w:t>) και τις εξυπηρετεί κυκλικά (ένα πακέτο από τον Α, ένα από τον Β).</w:t>
-      </w:r>
-    </w:p>
-    <w:p>
-      <w:pPr>
-        <w:ind w:left="720"/>
-        <w:rPr>
-          <w:lang w:val="el-GR"/>
-        </w:rPr>
-      </w:pPr>
-      <w:r>
-        <w:rPr>
-          <w:lang w:val="el-GR"/>
-        </w:rPr>
-        <w:t xml:space="preserve">Για να αναδείξουμε τις διαφορές, χρησιμοποιήσαμε το σενάριο </w:t>
-      </w:r>
-      <w:r>
-        <w:rPr>
-          <w:b/>
-          <w:bCs/>
-          <w:lang w:val="el-GR"/>
-        </w:rPr>
-        <w:t>"</w:t>
-      </w:r>
-      <w:r>
-        <w:rPr>
-          <w:b/>
-          <w:bCs/>
-        </w:rPr>
-        <w:t>Mixed</w:t>
-      </w:r>
-      <w:r>
-        <w:rPr>
-          <w:b/>
-          <w:bCs/>
-          <w:lang w:val="el-GR"/>
-        </w:rPr>
-        <w:t xml:space="preserve"> </w:t>
-      </w:r>
-      <w:r>
-        <w:rPr>
-          <w:b/>
-          <w:bCs/>
-        </w:rPr>
-        <w:t>Traffic</w:t>
-      </w:r>
-      <w:r>
-        <w:rPr>
-          <w:b/>
-          <w:bCs/>
-          <w:lang w:val="el-GR"/>
-        </w:rPr>
-        <w:t>" (Ασύμμετρη Κίνηση)</w:t>
-      </w:r>
-      <w:r>
-        <w:rPr>
-          <w:lang w:val="el-GR"/>
-        </w:rPr>
-        <w:t>:</w:t>
-      </w:r>
-    </w:p>
-    <w:p>
-      <w:pPr>
-        <w:ind w:left="720"/>
-        <w:rPr>
-          <w:lang w:val="el-GR"/>
-        </w:rPr>
-      </w:pPr>
-      <w:r>
-        <w:rPr>
-          <w:b/>
-          <w:bCs/>
-        </w:rPr>
-        <w:t>Host</w:t>
-      </w:r>
-      <w:r>
-        <w:rPr>
-          <w:b/>
-          <w:bCs/>
-          <w:lang w:val="el-GR"/>
-        </w:rPr>
-        <w:t xml:space="preserve"> </w:t>
-      </w:r>
-      <w:r>
-        <w:rPr>
-          <w:b/>
-          <w:bCs/>
-        </w:rPr>
-        <w:t>A</w:t>
-      </w:r>
-      <w:r>
-        <w:rPr>
-          <w:b/>
-          <w:bCs/>
-          <w:lang w:val="el-GR"/>
-        </w:rPr>
-        <w:t>:</w:t>
-      </w:r>
-      <w:r>
-        <w:rPr>
-          <w:lang w:val="el-GR"/>
-        </w:rPr>
-        <w:t xml:space="preserve"> Στέλνει μικρά πακέτα (</w:t>
-      </w:r>
-      <w:r>
-        <w:rPr>
-          <w:b/>
-          <w:bCs/>
-          <w:lang w:val="el-GR"/>
-        </w:rPr>
-        <w:t xml:space="preserve">100 </w:t>
-      </w:r>
-      <w:r>
-        <w:rPr>
-          <w:b/>
-          <w:bCs/>
-        </w:rPr>
-        <w:t>Bytes</w:t>
-      </w:r>
-      <w:r>
-        <w:rPr>
-          <w:lang w:val="el-GR"/>
-        </w:rPr>
-        <w:t>), προσομοιώνοντας ευαίσθητη κίνηση</w:t>
-      </w:r>
-      <w:r>
-        <w:rPr>
-          <w:lang w:val="el-GR"/>
-        </w:rPr>
-        <w:t>.</w:t>
-      </w:r>
-    </w:p>
-    <w:p>
-      <w:pPr>
-        <w:ind w:left="360"/>
-        <w:rPr>
-          <w:lang w:val="el-GR"/>
-        </w:rPr>
-      </w:pPr>
-      <w:r>
-        <w:rPr>
-          <w:b/>
-          <w:bCs/>
-          <w:lang w:val="el-GR"/>
-        </w:rPr>
-        <w:t xml:space="preserve">       </w:t>
-      </w:r>
-      <w:r>
-        <w:rPr>
-          <w:b/>
-          <w:bCs/>
-        </w:rPr>
-        <w:t>Host</w:t>
-      </w:r>
-      <w:r>
-        <w:rPr>
-          <w:b/>
-          <w:bCs/>
-          <w:lang w:val="el-GR"/>
-        </w:rPr>
-        <w:t xml:space="preserve"> </w:t>
-      </w:r>
-      <w:r>
-        <w:rPr>
-          <w:b/>
-          <w:bCs/>
-        </w:rPr>
-        <w:t>B</w:t>
-      </w:r>
-      <w:r>
-        <w:rPr>
-          <w:b/>
-          <w:bCs/>
-          <w:lang w:val="el-GR"/>
-        </w:rPr>
-        <w:t>:</w:t>
-      </w:r>
-      <w:r>
-        <w:rPr>
-          <w:lang w:val="el-GR"/>
-        </w:rPr>
-        <w:t xml:space="preserve"> Στέλνει μεγάλα πακέτα (</w:t>
-      </w:r>
-      <w:r>
-        <w:rPr>
-          <w:b/>
-          <w:bCs/>
-          <w:lang w:val="el-GR"/>
-        </w:rPr>
-        <w:t xml:space="preserve">3000 </w:t>
-      </w:r>
-      <w:r>
-        <w:rPr>
-          <w:b/>
-          <w:bCs/>
-        </w:rPr>
-        <w:t>Bytes</w:t>
-      </w:r>
-      <w:r>
-        <w:rPr>
-          <w:lang w:val="el-GR"/>
-        </w:rPr>
-        <w:t>), προσομοιώνοντας μεταφορά αρχείων</w:t>
-      </w:r>
-      <w:r>
-        <w:rPr>
-          <w:lang w:val="el-GR"/>
-        </w:rPr>
-        <w:t>.</w:t>
-      </w:r>
-    </w:p>
-    <w:p>
-      <w:pPr>
-        <w:ind w:left="360"/>
-      </w:pPr>
-      <w:r>
-        <w:rPr>
-          <w:b/>
-          <w:bCs/>
-        </w:rPr>
-        <w:t xml:space="preserve">       </w:t>
-      </w:r>
-      <w:r>
-        <w:rPr>
-          <w:b/>
-          <w:bCs/>
-        </w:rPr>
-        <w:t>Bandwidth</w:t>
-      </w:r>
-      <w:r>
-        <w:rPr>
-          <w:b/>
-          <w:bCs/>
-          <w:lang w:val="el-GR"/>
-        </w:rPr>
-        <w:t>:</w:t>
-      </w:r>
-      <w:r>
-        <w:rPr>
-          <w:lang w:val="el-GR"/>
-        </w:rPr>
-        <w:t xml:space="preserve"> 1 </w:t>
-      </w:r>
-      <w:r>
-        <w:t>Mbps</w:t>
-      </w:r>
-      <w:r>
-        <w:rPr>
-          <w:lang w:val="el-GR"/>
-        </w:rPr>
-        <w:t>.</w:t>
-      </w:r>
-      <w:r>
-        <w:br/>
-      </w:r>
-    </w:p>
-    <w:p>
-      <w:pPr>
-        <w:ind w:left="720"/>
-        <w:rPr>
+      </w:pPr>
+      <w:r>
+        <w:rPr>
+          <w:b/>
+          <w:bCs/>
           <w:sz w:val="40"/>
           <w:szCs w:val="40"/>
           <w:lang w:val="el-GR"/>
         </w:rPr>
-      </w:pPr>
-      <w:r>
-        <w:rPr>
-          <w:b/>
-          <w:bCs/>
-          <w:sz w:val="40"/>
-          <w:szCs w:val="40"/>
-          <w:lang w:val="el-GR"/>
-        </w:rPr>
         <w:t>2. Ανάλυση Αποτελεσμάτων</w:t>
       </w:r>
     </w:p>
@@ -11432,11 +11048,9 @@
         </w:rPr>
         <w:t xml:space="preserve"> του μεγάλου πακέτου (24</w:t>
       </w:r>
-      <w:proofErr w:type="spellStart"/>
       <w:r>
         <w:t>ms</w:t>
       </w:r>
-      <w:proofErr w:type="spellEnd"/>
       <w:r>
         <w:rPr>
           <w:lang w:val="el-GR"/>
@@ -11447,6 +11061,9 @@
     <w:p>
       <w:pPr>
         <w:ind w:left="720"/>
+        <w:rPr>
+          <w:lang w:val="el-GR"/>
+        </w:rPr>
       </w:pPr>
       <w:r>
         <w:rPr>
@@ -11488,13 +11105,22 @@
         <w:t>) είναι υψηλή και ασταθής, καθώς εξαρτάται από το πόσα μεγάλα πακέτα βρίσκονται μπροστά τους. Δεν υπάρχει προστασία για τη "γρήγορη" κίνηση.</w:t>
       </w:r>
       <w:r>
+        <w:rPr>
+          <w:lang w:val="el-GR"/>
+        </w:rPr>
         <w:br/>
       </w:r>
       <w:r>
+        <w:rPr>
+          <w:lang w:val="el-GR"/>
+        </w:rPr>
         <w:lastRenderedPageBreak/>
         <w:br/>
       </w:r>
       <w:r>
+        <w:rPr>
+          <w:noProof/>
+        </w:rPr>
         <w:drawing>
           <wp:inline distT="0" distB="0" distL="0" distR="0" wp14:anchorId="2997AD98" wp14:editId="3F6957DB">
             <wp:extent cx="5943600" cy="3194685"/>
@@ -11538,6 +11164,7 @@
         <w:rPr>
           <w:sz w:val="32"/>
           <w:szCs w:val="32"/>
+          <w:lang w:val="el-GR"/>
         </w:rPr>
       </w:pPr>
       <w:r>
@@ -11556,6 +11183,7 @@
           <w:bCs/>
           <w:sz w:val="32"/>
           <w:szCs w:val="32"/>
+          <w:lang w:val="el-GR"/>
         </w:rPr>
         <w:t xml:space="preserve">. </w:t>
       </w:r>
@@ -11575,8 +11203,66 @@
           <w:bCs/>
           <w:sz w:val="32"/>
           <w:szCs w:val="32"/>
-        </w:rPr>
-        <w:t xml:space="preserve"> RR (Round-Robin)</w:t>
+          <w:lang w:val="el-GR"/>
+        </w:rPr>
+        <w:t xml:space="preserve"> </w:t>
+      </w:r>
+      <w:r>
+        <w:rPr>
+          <w:b/>
+          <w:bCs/>
+          <w:sz w:val="32"/>
+          <w:szCs w:val="32"/>
+        </w:rPr>
+        <w:t>RR</w:t>
+      </w:r>
+      <w:r>
+        <w:rPr>
+          <w:b/>
+          <w:bCs/>
+          <w:sz w:val="32"/>
+          <w:szCs w:val="32"/>
+          <w:lang w:val="el-GR"/>
+        </w:rPr>
+        <w:t xml:space="preserve"> (</w:t>
+      </w:r>
+      <w:r>
+        <w:rPr>
+          <w:b/>
+          <w:bCs/>
+          <w:sz w:val="32"/>
+          <w:szCs w:val="32"/>
+        </w:rPr>
+        <w:t>Round</w:t>
+      </w:r>
+      <w:r>
+        <w:rPr>
+          <w:b/>
+          <w:bCs/>
+          <w:sz w:val="32"/>
+          <w:szCs w:val="32"/>
+          <w:lang w:val="el-GR"/>
+        </w:rPr>
+        <w:t>-</w:t>
+      </w:r>
+      <w:r>
+        <w:rPr>
+          <w:b/>
+          <w:bCs/>
+          <w:sz w:val="32"/>
+          <w:szCs w:val="32"/>
+        </w:rPr>
+        <w:t>Robin</w:t>
+      </w:r>
+      <w:r>
+        <w:rPr>
+          <w:b/>
+          <w:bCs/>
+          <w:sz w:val="32"/>
+          <w:szCs w:val="32"/>
+          <w:lang w:val="el-GR"/>
+        </w:rPr>
+        <w:t>)</w:t>
       </w:r>
     </w:p>
     <w:p>
@@ -11752,6 +11438,9 @@
     <w:p>
       <w:pPr>
         <w:ind w:left="720"/>
+        <w:rPr>
+          <w:lang w:val="el-GR"/>
+        </w:rPr>
       </w:pPr>
       <w:r>
         <w:rPr>
@@ -11802,13 +11491,22 @@
         <w:t xml:space="preserve"> είναι πιο δίκαιη ως προς τον αριθμό των πακέτων που εξυπηρετούνται.</w:t>
       </w:r>
       <w:r>
+        <w:rPr>
+          <w:lang w:val="el-GR"/>
+        </w:rPr>
         <w:br/>
       </w:r>
       <w:r>
+        <w:rPr>
+          <w:lang w:val="el-GR"/>
+        </w:rPr>
         <w:lastRenderedPageBreak/>
         <w:br/>
       </w:r>
       <w:r>
+        <w:rPr>
+          <w:noProof/>
+        </w:rPr>
         <w:drawing>
           <wp:inline distT="0" distB="0" distL="0" distR="0" wp14:anchorId="540D1E54" wp14:editId="4E636C05">
             <wp:extent cx="5943600" cy="3194685"/>
@@ -11953,18 +11651,33 @@
         <w:t>), καθώς προσφέρει απομόνωση και εξασφαλίζει ότι οι μικρές, γρήγορες ροές δεν θα πνιγούν από τις μεγάλες ροές δεδομένων.</w:t>
       </w:r>
       <w:r>
+        <w:rPr>
+          <w:lang w:val="el-GR"/>
+        </w:rPr>
         <w:br/>
       </w:r>
       <w:r>
+        <w:rPr>
+          <w:lang w:val="el-GR"/>
+        </w:rPr>
         <w:br/>
       </w:r>
       <w:r>
+        <w:rPr>
+          <w:lang w:val="el-GR"/>
+        </w:rPr>
         <w:br/>
       </w:r>
       <w:r>
+        <w:rPr>
+          <w:lang w:val="el-GR"/>
+        </w:rPr>
         <w:br/>
       </w:r>
       <w:r>
+        <w:rPr>
+          <w:lang w:val="el-GR"/>
+        </w:rPr>
         <w:br/>
       </w:r>
       <w:r>
@@ -21829,6 +21542,7 @@
   <w:style w:type="character" w:default="1" w:styleId="DefaultParagraphFont">
     <w:name w:val="Default Paragraph Font"/>
     <w:uiPriority w:val="1"/>
+    <w:semiHidden/>
     <w:unhideWhenUsed/>
   </w:style>
   <w:style w:type="table" w:default="1" w:styleId="TableNormal">

--- a/Αναφορα.docx
+++ b/Αναφορα.docx
@@ -96,6 +96,7 @@
           <w:bCs/>
           <w:sz w:val="32"/>
           <w:szCs w:val="32"/>
+          <w:lang w:val="el-GR"/>
         </w:rPr>
         <w:sectPr>
           <w:type w:val="continuous"/>
@@ -10647,7 +10648,14 @@
         <w:rPr>
           <w:lang w:val="el-GR"/>
         </w:rPr>
-        <w:t>), προσομοιώνοντας ευαίσθητη κίνηση</w:t>
+        <w:t xml:space="preserve">), προσομοιώνοντας ευαίσθητη </w:t>
+      </w:r>
+      <w:proofErr w:type="gramStart"/>
+      <w:r>
+        <w:rPr>
+          <w:lang w:val="el-GR"/>
+        </w:rPr>
+        <w:t>κίνηση</w:t>
       </w:r>
       <w:r>
         <w:rPr>
@@ -10655,22 +10663,62 @@
         </w:rPr>
         <w:t>.</w:t>
       </w:r>
-    </w:p>
-    <w:p>
-      <w:pPr>
-        <w:ind w:left="360"/>
-        <w:rPr>
-          <w:lang w:val="el-GR"/>
-        </w:rPr>
-      </w:pPr>
-      <w:r>
-        <w:rPr>
-          <w:b/>
-          <w:bCs/>
-          <w:lang w:val="el-GR"/>
-        </w:rPr>
-        <w:t xml:space="preserve">       </w:t>
-      </w:r>
+      <w:r>
+        <w:rPr>
+          <w:lang w:val="el-GR"/>
+        </w:rPr>
+        <w:t>(</w:t>
+      </w:r>
+      <w:proofErr w:type="gramEnd"/>
+      <w:r>
+        <w:rPr>
+          <w:lang w:val="el-GR"/>
+        </w:rPr>
+        <w:t xml:space="preserve">με ρυθμό </w:t>
+      </w:r>
+      <w:proofErr w:type="gramStart"/>
+      <w:r>
+        <w:rPr>
+          <w:lang w:val="el-GR"/>
+        </w:rPr>
+        <w:t>0.0</w:t>
+      </w:r>
+      <w:r>
+        <w:rPr>
+          <w:lang w:val="el-GR"/>
+        </w:rPr>
+        <w:t>0</w:t>
+      </w:r>
+      <w:r>
+        <w:rPr>
+          <w:lang w:val="el-GR"/>
+        </w:rPr>
+        <w:t>2</w:t>
+      </w:r>
+      <w:r>
+        <w:t>s</w:t>
+      </w:r>
+      <w:r>
+        <w:rPr>
+          <w:lang w:val="el-GR"/>
+        </w:rPr>
+        <w:t>)(</w:t>
+      </w:r>
+      <w:proofErr w:type="gramEnd"/>
+      <w:r>
+        <w:rPr>
+          <w:lang w:val="el-GR"/>
+        </w:rPr>
+        <w:t>συνολικά 1000 πακέτα)</w:t>
+      </w:r>
+    </w:p>
+    <w:p>
+      <w:pPr>
+        <w:ind w:left="720"/>
+        <w:rPr>
+          <w:lang w:val="el-GR"/>
+        </w:rPr>
+      </w:pPr>
       <w:r>
         <w:rPr>
           <w:b/>
@@ -10733,6 +10781,33 @@
           <w:lang w:val="el-GR"/>
         </w:rPr>
         <w:t>.</w:t>
+      </w:r>
+      <w:r>
+        <w:rPr>
+          <w:lang w:val="el-GR"/>
+        </w:rPr>
+        <w:t xml:space="preserve"> </w:t>
+      </w:r>
+      <w:r>
+        <w:rPr>
+          <w:lang w:val="el-GR"/>
+        </w:rPr>
+        <w:t>(με ρυθμό 0.02</w:t>
+      </w:r>
+      <w:r>
+        <w:t>s</w:t>
+      </w:r>
+      <w:r>
+        <w:rPr>
+          <w:lang w:val="el-GR"/>
+        </w:rPr>
+        <w:t>)(</w:t>
+      </w:r>
+      <w:r>
+        <w:rPr>
+          <w:lang w:val="el-GR"/>
+        </w:rPr>
+        <w:t>συνολικά 1000 πακέτα)</w:t>
       </w:r>
     </w:p>
     <w:p>
@@ -11120,12 +11195,13 @@
       <w:r>
         <w:rPr>
           <w:noProof/>
+          <w:lang w:val="el-GR"/>
         </w:rPr>
         <w:drawing>
-          <wp:inline distT="0" distB="0" distL="0" distR="0" wp14:anchorId="2997AD98" wp14:editId="3F6957DB">
-            <wp:extent cx="5943600" cy="3194685"/>
-            <wp:effectExtent l="0" t="0" r="0" b="5715"/>
-            <wp:docPr id="162747184" name="Picture 1" descr="A screenshot of a graph&#10;&#10;AI-generated content may be incorrect."/>
+          <wp:inline distT="0" distB="0" distL="0" distR="0" wp14:anchorId="6F0768F8" wp14:editId="0DAA260F">
+            <wp:extent cx="5953125" cy="3199805"/>
+            <wp:effectExtent l="0" t="0" r="0" b="635"/>
+            <wp:docPr id="1328605876" name="Picture 1"/>
             <wp:cNvGraphicFramePr>
               <a:graphicFrameLocks xmlns:a="http://schemas.openxmlformats.org/drawingml/2006/main" noChangeAspect="1"/>
             </wp:cNvGraphicFramePr>
@@ -11133,23 +11209,33 @@
               <a:graphicData uri="http://schemas.openxmlformats.org/drawingml/2006/picture">
                 <pic:pic xmlns:pic="http://schemas.openxmlformats.org/drawingml/2006/picture">
                   <pic:nvPicPr>
-                    <pic:cNvPr id="162747184" name="Picture 1" descr="A screenshot of a graph&#10;&#10;AI-generated content may be incorrect."/>
-                    <pic:cNvPicPr/>
+                    <pic:cNvPr id="0" name="Picture 2"/>
+                    <pic:cNvPicPr>
+                      <a:picLocks noChangeAspect="1" noChangeArrowheads="1"/>
+                    </pic:cNvPicPr>
                   </pic:nvPicPr>
                   <pic:blipFill>
-                    <a:blip r:embed="rId19"/>
+                    <a:blip r:embed="rId19" cstate="print">
+                      <a:extLst>
+                        <a:ext uri="{28A0092B-C50C-407E-A947-70E740481C1C}">
+                          <a14:useLocalDpi xmlns:a14="http://schemas.microsoft.com/office/drawing/2010/main" val="0"/>
+                        </a:ext>
+                      </a:extLst>
+                    </a:blip>
+                    <a:srcRect/>
                     <a:stretch>
                       <a:fillRect/>
                     </a:stretch>
                   </pic:blipFill>
-                  <pic:spPr>
+                  <pic:spPr bwMode="auto">
                     <a:xfrm>
                       <a:off x="0" y="0"/>
-                      <a:ext cx="5943600" cy="3194685"/>
+                      <a:ext cx="6007088" cy="3228810"/>
                     </a:xfrm>
                     <a:prstGeom prst="rect">
                       <a:avLst/>
                     </a:prstGeom>
+                    <a:noFill/>
                   </pic:spPr>
                 </pic:pic>
               </a:graphicData>
@@ -11164,7 +11250,6 @@
         <w:rPr>
           <w:sz w:val="32"/>
           <w:szCs w:val="32"/>
-          <w:lang w:val="el-GR"/>
         </w:rPr>
       </w:pPr>
       <w:r>
@@ -11183,7 +11268,6 @@
           <w:bCs/>
           <w:sz w:val="32"/>
           <w:szCs w:val="32"/>
-          <w:lang w:val="el-GR"/>
         </w:rPr>
         <w:t xml:space="preserve">. </w:t>
       </w:r>
@@ -11203,7 +11287,6 @@
           <w:bCs/>
           <w:sz w:val="32"/>
           <w:szCs w:val="32"/>
-          <w:lang w:val="el-GR"/>
         </w:rPr>
         <w:t xml:space="preserve"> </w:t>
       </w:r>
@@ -11222,7 +11305,6 @@
           <w:bCs/>
           <w:sz w:val="32"/>
           <w:szCs w:val="32"/>
-          <w:lang w:val="el-GR"/>
         </w:rPr>
         <w:t xml:space="preserve"> (</w:t>
       </w:r>
@@ -11241,7 +11323,6 @@
           <w:bCs/>
           <w:sz w:val="32"/>
           <w:szCs w:val="32"/>
-          <w:lang w:val="el-GR"/>
         </w:rPr>
         <w:t>-</w:t>
       </w:r>
@@ -11260,7 +11341,6 @@
           <w:bCs/>
           <w:sz w:val="32"/>
           <w:szCs w:val="32"/>
-          <w:lang w:val="el-GR"/>
         </w:rPr>
         <w:t>)</w:t>
       </w:r>
@@ -11506,12 +11586,13 @@
       <w:r>
         <w:rPr>
           <w:noProof/>
+          <w:lang w:val="el-GR"/>
         </w:rPr>
         <w:drawing>
-          <wp:inline distT="0" distB="0" distL="0" distR="0" wp14:anchorId="540D1E54" wp14:editId="4E636C05">
-            <wp:extent cx="5943600" cy="3194685"/>
-            <wp:effectExtent l="0" t="0" r="0" b="5715"/>
-            <wp:docPr id="1350058322" name="Picture 1" descr="A screenshot of a graph&#10;&#10;AI-generated content may be incorrect."/>
+          <wp:inline distT="0" distB="0" distL="0" distR="0" wp14:anchorId="0E4FCEC0" wp14:editId="0B615A5A">
+            <wp:extent cx="5923516" cy="3183890"/>
+            <wp:effectExtent l="0" t="0" r="1270" b="0"/>
+            <wp:docPr id="1149327470" name="Picture 3"/>
             <wp:cNvGraphicFramePr>
               <a:graphicFrameLocks xmlns:a="http://schemas.openxmlformats.org/drawingml/2006/main" noChangeAspect="1"/>
             </wp:cNvGraphicFramePr>
@@ -11519,23 +11600,33 @@
               <a:graphicData uri="http://schemas.openxmlformats.org/drawingml/2006/picture">
                 <pic:pic xmlns:pic="http://schemas.openxmlformats.org/drawingml/2006/picture">
                   <pic:nvPicPr>
-                    <pic:cNvPr id="1350058322" name="Picture 1" descr="A screenshot of a graph&#10;&#10;AI-generated content may be incorrect."/>
-                    <pic:cNvPicPr/>
+                    <pic:cNvPr id="0" name="Picture 3"/>
+                    <pic:cNvPicPr>
+                      <a:picLocks noChangeAspect="1" noChangeArrowheads="1"/>
+                    </pic:cNvPicPr>
                   </pic:nvPicPr>
                   <pic:blipFill>
-                    <a:blip r:embed="rId20"/>
+                    <a:blip r:embed="rId20" cstate="print">
+                      <a:extLst>
+                        <a:ext uri="{28A0092B-C50C-407E-A947-70E740481C1C}">
+                          <a14:useLocalDpi xmlns:a14="http://schemas.microsoft.com/office/drawing/2010/main" val="0"/>
+                        </a:ext>
+                      </a:extLst>
+                    </a:blip>
+                    <a:srcRect/>
                     <a:stretch>
                       <a:fillRect/>
                     </a:stretch>
                   </pic:blipFill>
-                  <pic:spPr>
+                  <pic:spPr bwMode="auto">
                     <a:xfrm>
                       <a:off x="0" y="0"/>
-                      <a:ext cx="5943600" cy="3194685"/>
+                      <a:ext cx="5952407" cy="3199419"/>
                     </a:xfrm>
                     <a:prstGeom prst="rect">
                       <a:avLst/>
                     </a:prstGeom>
+                    <a:noFill/>
                   </pic:spPr>
                 </pic:pic>
               </a:graphicData>

--- a/Αναφορα.docx
+++ b/Αναφορα.docx
@@ -250,6 +250,7 @@
         </w:rPr>
         <w:t>-6.</w:t>
       </w:r>
+      <w:proofErr w:type="spellStart"/>
       <w:r>
         <w:rPr>
           <w:b/>
@@ -259,6 +260,7 @@
         </w:rPr>
         <w:t>py</w:t>
       </w:r>
+      <w:proofErr w:type="spellEnd"/>
       <w:r>
         <w:rPr>
           <w:b/>
@@ -386,6 +388,7 @@
         </w:rPr>
         <w:t>.</w:t>
       </w:r>
+      <w:proofErr w:type="spellStart"/>
       <w:r>
         <w:rPr>
           <w:b/>
@@ -395,6 +398,7 @@
         </w:rPr>
         <w:t>py</w:t>
       </w:r>
+      <w:proofErr w:type="spellEnd"/>
       <w:r>
         <w:rPr>
           <w:b/>
@@ -522,6 +526,7 @@
         </w:rPr>
         <w:t>.</w:t>
       </w:r>
+      <w:proofErr w:type="spellStart"/>
       <w:r>
         <w:rPr>
           <w:b/>
@@ -531,6 +536,7 @@
         </w:rPr>
         <w:t>py</w:t>
       </w:r>
+      <w:proofErr w:type="spellEnd"/>
       <w:r>
         <w:rPr>
           <w:b/>
@@ -579,7 +585,7 @@
           <w:szCs w:val="40"/>
           <w:lang w:val="el-GR"/>
         </w:rPr>
-        <w:br/>
+        <w:t>Η αναφορά έχει μέσα πολλές φωτογραφίες</w:t>
       </w:r>
       <w:r>
         <w:rPr>
@@ -589,7 +595,7 @@
           <w:szCs w:val="40"/>
           <w:lang w:val="el-GR"/>
         </w:rPr>
-        <w:t>Ερώτημα 1</w:t>
+        <w:t xml:space="preserve">,την επεξήγηση τους </w:t>
       </w:r>
       <w:r>
         <w:rPr>
@@ -599,7 +605,7 @@
           <w:szCs w:val="40"/>
           <w:lang w:val="el-GR"/>
         </w:rPr>
-        <w:t>&amp;2</w:t>
+        <w:t xml:space="preserve"> καθώς κι κάποιες πράξεις για αυτό βγαίνει 28 σελίδες.</w:t>
       </w:r>
       <w:r>
         <w:rPr>
@@ -609,10 +615,12 @@
           <w:szCs w:val="40"/>
           <w:lang w:val="el-GR"/>
         </w:rPr>
-        <w:t>:</w:t>
-      </w:r>
-      <w:r>
-        <w:rPr>
+        <w:br/>
+      </w:r>
+      <w:r>
+        <w:rPr>
+          <w:b/>
+          <w:bCs/>
           <w:sz w:val="40"/>
           <w:szCs w:val="40"/>
           <w:lang w:val="el-GR"/>
@@ -621,6 +629,44 @@
       </w:r>
       <w:r>
         <w:rPr>
+          <w:b/>
+          <w:bCs/>
+          <w:sz w:val="40"/>
+          <w:szCs w:val="40"/>
+          <w:lang w:val="el-GR"/>
+        </w:rPr>
+        <w:t>Ερώτημα 1</w:t>
+      </w:r>
+      <w:r>
+        <w:rPr>
+          <w:b/>
+          <w:bCs/>
+          <w:sz w:val="40"/>
+          <w:szCs w:val="40"/>
+          <w:lang w:val="el-GR"/>
+        </w:rPr>
+        <w:t>&amp;2</w:t>
+      </w:r>
+      <w:r>
+        <w:rPr>
+          <w:b/>
+          <w:bCs/>
+          <w:sz w:val="40"/>
+          <w:szCs w:val="40"/>
+          <w:lang w:val="el-GR"/>
+        </w:rPr>
+        <w:t>:</w:t>
+      </w:r>
+      <w:r>
+        <w:rPr>
+          <w:sz w:val="40"/>
+          <w:szCs w:val="40"/>
+          <w:lang w:val="el-GR"/>
+        </w:rPr>
+        <w:br/>
+      </w:r>
+      <w:r>
+        <w:rPr>
           <w:lang w:val="el-GR"/>
         </w:rPr>
         <w:t xml:space="preserve">Για να δημιουργίσουμε ένα απλό δίκτυο σε </w:t>
@@ -640,9 +686,11 @@
         </w:rPr>
         <w:t xml:space="preserve">χρησημοποιόντας τη βιβλιοθήκη </w:t>
       </w:r>
+      <w:proofErr w:type="spellStart"/>
       <w:r>
         <w:t>Simpy</w:t>
       </w:r>
+      <w:proofErr w:type="spellEnd"/>
       <w:r>
         <w:rPr>
           <w:lang w:val="el-GR"/>
@@ -725,6 +773,7 @@
         <w:rPr>
           <w:lang w:val="el-GR"/>
         </w:rPr>
+        <w:lastRenderedPageBreak/>
         <w:t>Έναν υπολογιστή-προορισμό (</w:t>
       </w:r>
       <w:r>
@@ -799,7 +848,6 @@
         <w:rPr>
           <w:lang w:val="el-GR"/>
         </w:rPr>
-        <w:lastRenderedPageBreak/>
         <w:br/>
       </w:r>
       <w:r>
@@ -920,9 +968,11 @@
         </w:rPr>
         <w:t xml:space="preserve">στο </w:t>
       </w:r>
+      <w:proofErr w:type="spellStart"/>
       <w:r>
         <w:t>SimPy</w:t>
       </w:r>
+      <w:proofErr w:type="spellEnd"/>
       <w:r>
         <w:rPr>
           <w:lang w:val="el-GR"/>
@@ -940,9 +990,11 @@
           <w:lang w:val="el-GR"/>
         </w:rPr>
       </w:pPr>
+      <w:proofErr w:type="spellStart"/>
       <w:r>
         <w:t>SourceHost</w:t>
       </w:r>
+      <w:proofErr w:type="spellEnd"/>
       <w:r>
         <w:rPr>
           <w:lang w:val="el-GR"/>
@@ -980,9 +1032,11 @@
           <w:lang w:val="el-GR"/>
         </w:rPr>
       </w:pPr>
+      <w:proofErr w:type="spellStart"/>
       <w:r>
         <w:t>DestinationHost</w:t>
       </w:r>
+      <w:proofErr w:type="spellEnd"/>
       <w:r>
         <w:rPr>
           <w:lang w:val="el-GR"/>
@@ -1129,21 +1183,7 @@
         <w:rPr>
           <w:lang w:val="el-GR"/>
         </w:rPr>
-        <w:t xml:space="preserve">: Επειδή το μέγεθος των </w:t>
-      </w:r>
-      <w:proofErr w:type="gramStart"/>
-      <w:r>
-        <w:rPr>
-          <w:lang w:val="el-GR"/>
-        </w:rPr>
-        <w:t>πακέτων  είναι</w:t>
-      </w:r>
-      <w:proofErr w:type="gramEnd"/>
-      <w:r>
-        <w:rPr>
-          <w:lang w:val="el-GR"/>
-        </w:rPr>
-        <w:t xml:space="preserve"> σε</w:t>
+        <w:t>: Επειδή το μέγεθος των πακέτων  είναι σε</w:t>
       </w:r>
       <w:r>
         <w:t> </w:t>
@@ -1453,6 +1493,7 @@
         <w:rPr>
           <w:lang w:val="el-GR"/>
         </w:rPr>
+        <w:lastRenderedPageBreak/>
         <w:br/>
       </w:r>
       <w:r>
@@ -1468,14 +1509,34 @@
           <w:sz w:val="40"/>
           <w:szCs w:val="40"/>
         </w:rPr>
-        <w:t>Η Κλάση Packet</w:t>
-      </w:r>
+        <w:t xml:space="preserve">Η </w:t>
+      </w:r>
+      <w:proofErr w:type="spellStart"/>
       <w:r>
         <w:rPr>
           <w:b/>
           <w:bCs/>
           <w:sz w:val="40"/>
           <w:szCs w:val="40"/>
+        </w:rPr>
+        <w:t>Κλάση</w:t>
+      </w:r>
+      <w:proofErr w:type="spellEnd"/>
+      <w:r>
+        <w:rPr>
+          <w:b/>
+          <w:bCs/>
+          <w:sz w:val="40"/>
+          <w:szCs w:val="40"/>
+        </w:rPr>
+        <w:t> Packet</w:t>
+      </w:r>
+      <w:r>
+        <w:rPr>
+          <w:b/>
+          <w:bCs/>
+          <w:sz w:val="40"/>
+          <w:szCs w:val="40"/>
           <w:lang w:val="el-GR"/>
         </w:rPr>
         <w:t>:</w:t>
@@ -1492,7 +1553,6 @@
         <w:rPr>
           <w:lang w:val="el-GR"/>
         </w:rPr>
-        <w:lastRenderedPageBreak/>
         <w:t>Αυτή η κλάση λειτουργεί σαν ένα "κουτί" που περιέχει τις πληροφορίες για κάθε πακέτο που ταξιδεύει στο δίκτυο.</w:t>
       </w:r>
     </w:p>
@@ -1667,7 +1727,6 @@
         </w:rPr>
         <w:t>_</w:t>
       </w:r>
-      <w:proofErr w:type="gramStart"/>
       <w:r>
         <w:rPr>
           <w:b/>
@@ -1687,7 +1746,6 @@
         </w:rPr>
         <w:t>:</w:t>
       </w:r>
-      <w:proofErr w:type="gramEnd"/>
     </w:p>
     <w:p>
       <w:pPr>
@@ -1722,7 +1780,6 @@
         </w:rPr>
         <w:t xml:space="preserve"> </w:t>
       </w:r>
-      <w:proofErr w:type="gramStart"/>
       <w:r>
         <w:t>True</w:t>
       </w:r>
@@ -1730,14 +1787,7 @@
         <w:rPr>
           <w:lang w:val="el-GR"/>
         </w:rPr>
-        <w:t>::</w:t>
-      </w:r>
-      <w:proofErr w:type="gramEnd"/>
-      <w:r>
-        <w:rPr>
-          <w:lang w:val="el-GR"/>
-        </w:rPr>
-        <w:t xml:space="preserve"> Είναι ένας ατέρμονος βρόχος που εξασφαλίζει ότι ο πομπός θα δημιουργεί πακέτα καθ' όλη τη διάρκεια της προσομοίωσης.</w:t>
+        <w:t>:: Είναι ένας ατέρμονος βρόχος που εξασφαλίζει ότι ο πομπός θα δημιουργεί πακέτα καθ' όλη τη διάρκεια της προσομοίωσης.</w:t>
       </w:r>
     </w:p>
     <w:p>
@@ -1805,8 +1855,13 @@
         <w:t>μέσα στο</w:t>
       </w:r>
       <w:r>
-        <w:t> simpy</w:t>
-      </w:r>
+        <w:t> </w:t>
+      </w:r>
+      <w:proofErr w:type="spellStart"/>
+      <w:r>
+        <w:t>simpy</w:t>
+      </w:r>
+      <w:proofErr w:type="spellEnd"/>
       <w:r>
         <w:rPr>
           <w:lang w:val="el-GR"/>
@@ -1848,7 +1903,6 @@
         </w:rPr>
         <w:t xml:space="preserve"> </w:t>
       </w:r>
-      <w:proofErr w:type="gramStart"/>
       <w:r>
         <w:t>env</w:t>
       </w:r>
@@ -1861,7 +1915,6 @@
       <w:r>
         <w:t>timeout</w:t>
       </w:r>
-      <w:proofErr w:type="gramEnd"/>
       <w:r>
         <w:rPr>
           <w:lang w:val="el-GR"/>
@@ -1886,17 +1939,64 @@
         </w:rPr>
         <w:t xml:space="preserve">): Αυτή είναι η πιο σημαντική εντολή του </w:t>
       </w:r>
+      <w:proofErr w:type="spellStart"/>
       <w:r>
         <w:t>SimPy</w:t>
       </w:r>
+      <w:proofErr w:type="spellEnd"/>
       <w:r>
         <w:rPr>
           <w:lang w:val="el-GR"/>
         </w:rPr>
         <w:t xml:space="preserve">. "Παγώνει" την εκτέλεση της συνάρτησης για ένα συγκεκριμένο χρονικό διάστημα. </w:t>
       </w:r>
-      <w:r>
-        <w:t>Έτσι, μοντελοποιούμε τον ρυθμό αποστολής πακέτων.</w:t>
+      <w:proofErr w:type="spellStart"/>
+      <w:r>
+        <w:t>Έτσι</w:t>
+      </w:r>
+      <w:proofErr w:type="spellEnd"/>
+      <w:r>
+        <w:t xml:space="preserve">, </w:t>
+      </w:r>
+      <w:proofErr w:type="spellStart"/>
+      <w:r>
+        <w:t>μοντελο</w:t>
+      </w:r>
+      <w:proofErr w:type="spellEnd"/>
+      <w:r>
+        <w:t xml:space="preserve">ποιούμε </w:t>
+      </w:r>
+      <w:proofErr w:type="spellStart"/>
+      <w:r>
+        <w:t>τον</w:t>
+      </w:r>
+      <w:proofErr w:type="spellEnd"/>
+      <w:r>
+        <w:t xml:space="preserve"> </w:t>
+      </w:r>
+      <w:proofErr w:type="spellStart"/>
+      <w:r>
+        <w:t>ρυθμό</w:t>
+      </w:r>
+      <w:proofErr w:type="spellEnd"/>
+      <w:r>
+        <w:t xml:space="preserve"> απ</w:t>
+      </w:r>
+      <w:proofErr w:type="spellStart"/>
+      <w:r>
+        <w:t>οστολής</w:t>
+      </w:r>
+      <w:proofErr w:type="spellEnd"/>
+      <w:r>
+        <w:t xml:space="preserve"> πα</w:t>
+      </w:r>
+      <w:proofErr w:type="spellStart"/>
+      <w:r>
+        <w:t>κέτων</w:t>
+      </w:r>
+      <w:proofErr w:type="spellEnd"/>
+      <w:r>
+        <w:t>.</w:t>
       </w:r>
     </w:p>
     <w:p>
@@ -1964,6 +2064,7 @@
         <w:rPr>
           <w:lang w:val="el-GR"/>
         </w:rPr>
+        <w:lastRenderedPageBreak/>
         <w:t>Μοντελοποιεί τις βασικές λειτουργίες ενός δρομολογητή.</w:t>
       </w:r>
     </w:p>
@@ -1995,7 +2096,6 @@
         </w:rPr>
         <w:t xml:space="preserve"> </w:t>
       </w:r>
-      <w:proofErr w:type="gramStart"/>
       <w:r>
         <w:t>link</w:t>
       </w:r>
@@ -2030,14 +2130,7 @@
         <w:rPr>
           <w:lang w:val="el-GR"/>
         </w:rPr>
-        <w:t>(</w:t>
-      </w:r>
-      <w:proofErr w:type="gramEnd"/>
-      <w:r>
-        <w:rPr>
-          <w:lang w:val="el-GR"/>
-        </w:rPr>
-        <w:t>): Η συνάρτηση "μπλοκάρει" σε αυτό το σημείο και περιμένει μέχρι να εμφανιστεί ένα πακέτο στο κανάλι εισόδου. Μόλις ο</w:t>
+        <w:t>(): Η συνάρτηση "μπλοκάρει" σε αυτό το σημείο και περιμένει μέχρι να εμφανιστεί ένα πακέτο στο κανάλι εισόδου. Μόλις ο</w:t>
       </w:r>
       <w:r>
         <w:t> source</w:t>
@@ -2088,8 +2181,39 @@
           <w:b/>
           <w:bCs/>
         </w:rPr>
-        <w:lastRenderedPageBreak/>
-        <w:t>Καθυστέρηση Μετάδοσης (Transmission Delay):</w:t>
+        <w:t>Κα</w:t>
+      </w:r>
+      <w:proofErr w:type="spellStart"/>
+      <w:r>
+        <w:rPr>
+          <w:b/>
+          <w:bCs/>
+        </w:rPr>
+        <w:t>θυστέρηση</w:t>
+      </w:r>
+      <w:proofErr w:type="spellEnd"/>
+      <w:r>
+        <w:rPr>
+          <w:b/>
+          <w:bCs/>
+        </w:rPr>
+        <w:t xml:space="preserve"> </w:t>
+      </w:r>
+      <w:proofErr w:type="spellStart"/>
+      <w:r>
+        <w:rPr>
+          <w:b/>
+          <w:bCs/>
+        </w:rPr>
+        <w:t>Μετάδοσης</w:t>
+      </w:r>
+      <w:proofErr w:type="spellEnd"/>
+      <w:r>
+        <w:rPr>
+          <w:b/>
+          <w:bCs/>
+        </w:rPr>
+        <w:t xml:space="preserve"> (Transmission Delay):</w:t>
       </w:r>
     </w:p>
     <w:p>
@@ -2120,7 +2244,6 @@
         </w:rPr>
         <w:t xml:space="preserve"> = </w:t>
       </w:r>
-      <w:proofErr w:type="gramStart"/>
       <w:r>
         <w:t>packet</w:t>
       </w:r>
@@ -2133,7 +2256,6 @@
       <w:r>
         <w:t>size</w:t>
       </w:r>
-      <w:proofErr w:type="gramEnd"/>
       <w:r>
         <w:rPr>
           <w:lang w:val="el-GR"/>
@@ -2232,7 +2354,6 @@
         </w:rPr>
         <w:t xml:space="preserve"> </w:t>
       </w:r>
-      <w:proofErr w:type="gramStart"/>
       <w:r>
         <w:t>env</w:t>
       </w:r>
@@ -2245,7 +2366,6 @@
       <w:r>
         <w:t>timeout</w:t>
       </w:r>
-      <w:proofErr w:type="gramEnd"/>
       <w:r>
         <w:rPr>
           <w:lang w:val="el-GR"/>
@@ -2292,7 +2412,39 @@
           <w:b/>
           <w:bCs/>
         </w:rPr>
-        <w:t>Καθυστέρηση Διάδοσης (Propagation Delay):</w:t>
+        <w:t>Κα</w:t>
+      </w:r>
+      <w:proofErr w:type="spellStart"/>
+      <w:r>
+        <w:rPr>
+          <w:b/>
+          <w:bCs/>
+        </w:rPr>
+        <w:t>θυστέρηση</w:t>
+      </w:r>
+      <w:proofErr w:type="spellEnd"/>
+      <w:r>
+        <w:rPr>
+          <w:b/>
+          <w:bCs/>
+        </w:rPr>
+        <w:t xml:space="preserve"> </w:t>
+      </w:r>
+      <w:proofErr w:type="spellStart"/>
+      <w:r>
+        <w:rPr>
+          <w:b/>
+          <w:bCs/>
+        </w:rPr>
+        <w:t>Διάδοσης</w:t>
+      </w:r>
+      <w:proofErr w:type="spellEnd"/>
+      <w:r>
+        <w:rPr>
+          <w:b/>
+          <w:bCs/>
+        </w:rPr>
+        <w:t xml:space="preserve"> (Propagation Delay):</w:t>
       </w:r>
     </w:p>
     <w:p>
@@ -2314,7 +2466,6 @@
         </w:rPr>
         <w:t xml:space="preserve"> </w:t>
       </w:r>
-      <w:proofErr w:type="gramStart"/>
       <w:r>
         <w:t>env</w:t>
       </w:r>
@@ -2327,7 +2478,6 @@
       <w:r>
         <w:t>timeout</w:t>
       </w:r>
-      <w:proofErr w:type="gramEnd"/>
       <w:r>
         <w:rPr>
           <w:lang w:val="el-GR"/>
@@ -2391,9 +2541,11 @@
         </w:rPr>
         <w:t>_</w:t>
       </w:r>
+      <w:proofErr w:type="spellStart"/>
       <w:r>
         <w:t>dest</w:t>
       </w:r>
+      <w:proofErr w:type="spellEnd"/>
       <w:r>
         <w:rPr>
           <w:lang w:val="el-GR"/>
@@ -2449,8 +2601,39 @@
           <w:sz w:val="40"/>
           <w:szCs w:val="40"/>
         </w:rPr>
-        <w:t>Η Συνάρτηση destination_host</w:t>
-      </w:r>
+        <w:t xml:space="preserve">Η </w:t>
+      </w:r>
+      <w:proofErr w:type="spellStart"/>
+      <w:r>
+        <w:rPr>
+          <w:b/>
+          <w:bCs/>
+          <w:sz w:val="40"/>
+          <w:szCs w:val="40"/>
+        </w:rPr>
+        <w:t>Συνάρτηση</w:t>
+      </w:r>
+      <w:proofErr w:type="spellEnd"/>
+      <w:r>
+        <w:rPr>
+          <w:b/>
+          <w:bCs/>
+          <w:sz w:val="40"/>
+          <w:szCs w:val="40"/>
+        </w:rPr>
+        <w:t> </w:t>
+      </w:r>
+      <w:proofErr w:type="spellStart"/>
+      <w:r>
+        <w:rPr>
+          <w:b/>
+          <w:bCs/>
+          <w:sz w:val="40"/>
+          <w:szCs w:val="40"/>
+        </w:rPr>
+        <w:t>destination_host</w:t>
+      </w:r>
+      <w:proofErr w:type="spellEnd"/>
       <w:r>
         <w:rPr>
           <w:b/>
@@ -2504,7 +2687,6 @@
         </w:rPr>
         <w:t xml:space="preserve"> </w:t>
       </w:r>
-      <w:proofErr w:type="gramStart"/>
       <w:r>
         <w:t>link</w:t>
       </w:r>
@@ -2539,14 +2721,7 @@
         <w:rPr>
           <w:lang w:val="el-GR"/>
         </w:rPr>
-        <w:t>(</w:t>
-      </w:r>
-      <w:proofErr w:type="gramEnd"/>
-      <w:r>
-        <w:rPr>
-          <w:lang w:val="el-GR"/>
-        </w:rPr>
-        <w:t xml:space="preserve">): Περιμένει να λάβει ένα πακέτο από τον </w:t>
+        <w:t xml:space="preserve">(): Περιμένει να λάβει ένα πακέτο από τον </w:t>
       </w:r>
       <w:r>
         <w:t>router</w:t>
@@ -2577,7 +2752,6 @@
         </w:rPr>
         <w:t xml:space="preserve"> </w:t>
       </w:r>
-      <w:proofErr w:type="gramStart"/>
       <w:r>
         <w:t>env</w:t>
       </w:r>
@@ -2590,7 +2764,6 @@
       <w:r>
         <w:t>timeout</w:t>
       </w:r>
-      <w:proofErr w:type="gramEnd"/>
       <w:r>
         <w:rPr>
           <w:lang w:val="el-GR"/>
@@ -2674,16 +2847,61 @@
           <w:bCs/>
         </w:rPr>
       </w:pPr>
-      <w:r>
-        <w:t xml:space="preserve">end_to_end_delay = env.now - </w:t>
-      </w:r>
-      <w:proofErr w:type="gramStart"/>
-      <w:r>
-        <w:t>packet.time</w:t>
-      </w:r>
-      <w:proofErr w:type="gramEnd"/>
-      <w:r>
-        <w:t xml:space="preserve">_created: Αυτός είναι ο τελικός υπολογισμός. </w:t>
+      <w:proofErr w:type="spellStart"/>
+      <w:r>
+        <w:t>end_to_end_delay</w:t>
+      </w:r>
+      <w:proofErr w:type="spellEnd"/>
+      <w:r>
+        <w:t xml:space="preserve"> = </w:t>
+      </w:r>
+      <w:proofErr w:type="spellStart"/>
+      <w:r>
+        <w:t>env.now</w:t>
+      </w:r>
+      <w:proofErr w:type="spellEnd"/>
+      <w:r>
+        <w:t xml:space="preserve"> - </w:t>
+      </w:r>
+      <w:proofErr w:type="spellStart"/>
+      <w:r>
+        <w:t>packet.time_created</w:t>
+      </w:r>
+      <w:proofErr w:type="spellEnd"/>
+      <w:r>
+        <w:t xml:space="preserve">: </w:t>
+      </w:r>
+      <w:proofErr w:type="spellStart"/>
+      <w:r>
+        <w:t>Αυτός</w:t>
+      </w:r>
+      <w:proofErr w:type="spellEnd"/>
+      <w:r>
+        <w:t xml:space="preserve"> </w:t>
+      </w:r>
+      <w:proofErr w:type="spellStart"/>
+      <w:r>
+        <w:t>είν</w:t>
+      </w:r>
+      <w:proofErr w:type="spellEnd"/>
+      <w:r>
+        <w:t xml:space="preserve">αι ο </w:t>
+      </w:r>
+      <w:proofErr w:type="spellStart"/>
+      <w:r>
+        <w:t>τελικός</w:t>
+      </w:r>
+      <w:proofErr w:type="spellEnd"/>
+      <w:r>
+        <w:t xml:space="preserve"> υπ</w:t>
+      </w:r>
+      <w:proofErr w:type="spellStart"/>
+      <w:r>
+        <w:t>ολογισμός</w:t>
+      </w:r>
+      <w:proofErr w:type="spellEnd"/>
+      <w:r>
+        <w:t xml:space="preserve">. </w:t>
       </w:r>
       <w:r>
         <w:rPr>
@@ -2764,6 +2982,7 @@
         <w:rPr>
           <w:lang w:val="el-GR"/>
         </w:rPr>
+        <w:lastRenderedPageBreak/>
         <w:br/>
       </w:r>
       <w:r>
@@ -2801,7 +3020,6 @@
         </w:rPr>
       </w:pPr>
       <w:r>
-        <w:lastRenderedPageBreak/>
         <w:t>env</w:t>
       </w:r>
       <w:r>
@@ -2810,10 +3028,11 @@
         </w:rPr>
         <w:t xml:space="preserve"> = </w:t>
       </w:r>
-      <w:proofErr w:type="gramStart"/>
+      <w:proofErr w:type="spellStart"/>
       <w:r>
         <w:t>simpy</w:t>
       </w:r>
+      <w:proofErr w:type="spellEnd"/>
       <w:r>
         <w:rPr>
           <w:lang w:val="el-GR"/>
@@ -2823,7 +3042,6 @@
       <w:r>
         <w:t>Environment</w:t>
       </w:r>
-      <w:proofErr w:type="gramEnd"/>
       <w:r>
         <w:rPr>
           <w:lang w:val="el-GR"/>
@@ -2850,10 +3068,11 @@
         </w:rPr>
         <w:t xml:space="preserve">_... = </w:t>
       </w:r>
-      <w:proofErr w:type="gramStart"/>
+      <w:proofErr w:type="spellStart"/>
       <w:r>
         <w:t>simpy</w:t>
       </w:r>
+      <w:proofErr w:type="spellEnd"/>
       <w:r>
         <w:rPr>
           <w:lang w:val="el-GR"/>
@@ -2863,7 +3082,6 @@
       <w:r>
         <w:t>Store</w:t>
       </w:r>
-      <w:proofErr w:type="gramEnd"/>
       <w:r>
         <w:rPr>
           <w:lang w:val="el-GR"/>
@@ -2890,7 +3108,6 @@
           <w:lang w:val="el-GR"/>
         </w:rPr>
       </w:pPr>
-      <w:proofErr w:type="gramStart"/>
       <w:r>
         <w:t>env</w:t>
       </w:r>
@@ -2903,7 +3120,6 @@
       <w:r>
         <w:t>process</w:t>
       </w:r>
-      <w:proofErr w:type="gramEnd"/>
       <w:r>
         <w:rPr>
           <w:lang w:val="el-GR"/>
@@ -3225,6 +3441,7 @@
         <w:rPr>
           <w:lang w:val="el-GR"/>
         </w:rPr>
+        <w:lastRenderedPageBreak/>
         <w:t>αναμονής  περιορισμένου μεγέθους</w:t>
       </w:r>
       <w:r>
@@ -3275,7 +3492,6 @@
         <w:rPr>
           <w:lang w:val="el-GR"/>
         </w:rPr>
-        <w:lastRenderedPageBreak/>
         <w:t>Προστέθηκε μία νέα παράμετρος για τον καθορισμό της χωρητικότητας της ουράς:</w:t>
       </w:r>
     </w:p>
@@ -3408,8 +3624,53 @@
         </w:rPr>
         <w:t xml:space="preserve">. </w:t>
       </w:r>
-      <w:r>
-        <w:t>Αυτή η προσέγγιση προσφέρει δύο βασικά πλεονεκτήματα:</w:t>
+      <w:proofErr w:type="spellStart"/>
+      <w:r>
+        <w:t>Αυτή</w:t>
+      </w:r>
+      <w:proofErr w:type="spellEnd"/>
+      <w:r>
+        <w:t xml:space="preserve"> η π</w:t>
+      </w:r>
+      <w:proofErr w:type="spellStart"/>
+      <w:r>
+        <w:t>ροσέγγιση</w:t>
+      </w:r>
+      <w:proofErr w:type="spellEnd"/>
+      <w:r>
+        <w:t xml:space="preserve"> π</w:t>
+      </w:r>
+      <w:proofErr w:type="spellStart"/>
+      <w:r>
+        <w:t>ροσφέρει</w:t>
+      </w:r>
+      <w:proofErr w:type="spellEnd"/>
+      <w:r>
+        <w:t xml:space="preserve"> </w:t>
+      </w:r>
+      <w:proofErr w:type="spellStart"/>
+      <w:r>
+        <w:t>δύο</w:t>
+      </w:r>
+      <w:proofErr w:type="spellEnd"/>
+      <w:r>
+        <w:t xml:space="preserve"> βα</w:t>
+      </w:r>
+      <w:proofErr w:type="spellStart"/>
+      <w:r>
+        <w:t>σικά</w:t>
+      </w:r>
+      <w:proofErr w:type="spellEnd"/>
+      <w:r>
+        <w:t xml:space="preserve"> π</w:t>
+      </w:r>
+      <w:proofErr w:type="spellStart"/>
+      <w:r>
+        <w:t>λεονεκτήμ</w:t>
+      </w:r>
+      <w:proofErr w:type="spellEnd"/>
+      <w:r>
+        <w:t>ατα:</w:t>
       </w:r>
     </w:p>
     <w:p>
@@ -3475,7 +3736,23 @@
     </w:p>
     <w:p>
       <w:r>
-        <w:t>Η κλάση Router περιλαμβάνει:</w:t>
+        <w:t xml:space="preserve">Η </w:t>
+      </w:r>
+      <w:proofErr w:type="spellStart"/>
+      <w:r>
+        <w:t>κλάση</w:t>
+      </w:r>
+      <w:proofErr w:type="spellEnd"/>
+      <w:r>
+        <w:t> Router π</w:t>
+      </w:r>
+      <w:proofErr w:type="spellStart"/>
+      <w:r>
+        <w:t>εριλ</w:t>
+      </w:r>
+      <w:proofErr w:type="spellEnd"/>
+      <w:r>
+        <w:t>αμβάνει:</w:t>
       </w:r>
     </w:p>
     <w:p>
@@ -3491,9 +3768,11 @@
         </w:rPr>
         <w:t>__</w:t>
       </w:r>
+      <w:proofErr w:type="spellStart"/>
       <w:r>
         <w:t>init</w:t>
       </w:r>
+      <w:proofErr w:type="spellEnd"/>
       <w:r>
         <w:rPr>
           <w:lang w:val="el-GR"/>
@@ -3510,8 +3789,13 @@
         <w:t>, ...): Ο κατασκευαστής της κλάσης. Εδώ αρχικοποιείται η ουρά ως ένα</w:t>
       </w:r>
       <w:r>
-        <w:t> simpy</w:t>
-      </w:r>
+        <w:t> </w:t>
+      </w:r>
+      <w:proofErr w:type="spellStart"/>
+      <w:r>
+        <w:t>simpy</w:t>
+      </w:r>
+      <w:proofErr w:type="spellEnd"/>
       <w:r>
         <w:rPr>
           <w:lang w:val="el-GR"/>
@@ -3555,15 +3839,47 @@
         <w:t xml:space="preserve">). </w:t>
       </w:r>
       <w:r>
-        <w:t>Επίσης, αρχικοποιείται ένας μετρητής </w:t>
-      </w:r>
-      <w:proofErr w:type="gramStart"/>
-      <w:r>
-        <w:t>self.packets</w:t>
-      </w:r>
-      <w:proofErr w:type="gramEnd"/>
-      <w:r>
-        <w:t>_dropped = 0.</w:t>
+        <w:t>Επ</w:t>
+      </w:r>
+      <w:proofErr w:type="spellStart"/>
+      <w:r>
+        <w:t>ίσης</w:t>
+      </w:r>
+      <w:proofErr w:type="spellEnd"/>
+      <w:r>
+        <w:t>, α</w:t>
+      </w:r>
+      <w:proofErr w:type="spellStart"/>
+      <w:r>
+        <w:t>ρχικο</w:t>
+      </w:r>
+      <w:proofErr w:type="spellEnd"/>
+      <w:r>
+        <w:t xml:space="preserve">ποιείται </w:t>
+      </w:r>
+      <w:proofErr w:type="spellStart"/>
+      <w:r>
+        <w:t>έν</w:t>
+      </w:r>
+      <w:proofErr w:type="spellEnd"/>
+      <w:r>
+        <w:t xml:space="preserve">ας </w:t>
+      </w:r>
+      <w:proofErr w:type="spellStart"/>
+      <w:r>
+        <w:t>μετρητής</w:t>
+      </w:r>
+      <w:proofErr w:type="spellEnd"/>
+      <w:r>
+        <w:t> </w:t>
+      </w:r>
+      <w:proofErr w:type="spellStart"/>
+      <w:r>
+        <w:t>self.packets_dropped</w:t>
+      </w:r>
+      <w:proofErr w:type="spellEnd"/>
+      <w:r>
+        <w:t xml:space="preserve"> = 0.</w:t>
       </w:r>
     </w:p>
     <w:p>
@@ -3585,7 +3901,6 @@
         </w:rPr>
         <w:t>_</w:t>
       </w:r>
-      <w:proofErr w:type="gramStart"/>
       <w:r>
         <w:t>packets</w:t>
       </w:r>
@@ -3595,7 +3910,6 @@
         </w:rPr>
         <w:t>(</w:t>
       </w:r>
-      <w:proofErr w:type="gramEnd"/>
       <w:r>
         <w:t>self</w:t>
       </w:r>
@@ -3649,7 +3963,6 @@
         </w:rPr>
         <w:t>_</w:t>
       </w:r>
-      <w:proofErr w:type="gramStart"/>
       <w:r>
         <w:t>arrival</w:t>
       </w:r>
@@ -3659,7 +3972,6 @@
         </w:rPr>
         <w:t>(</w:t>
       </w:r>
-      <w:proofErr w:type="gramEnd"/>
       <w:r>
         <w:t>self</w:t>
       </w:r>
@@ -3748,7 +4060,14 @@
         <w:rPr>
           <w:lang w:val="el-GR"/>
         </w:rPr>
-        <w:t xml:space="preserve">Μόνο αφού περάσει αυτός ο χρόνος, το πακέτο θεωρείται ότι έχει φτάσει πραγματικά στον </w:t>
+        <w:t xml:space="preserve">Μόνο αφού </w:t>
+      </w:r>
+      <w:r>
+        <w:rPr>
+          <w:lang w:val="el-GR"/>
+        </w:rPr>
+        <w:lastRenderedPageBreak/>
+        <w:t xml:space="preserve">περάσει αυτός ο χρόνος, το πακέτο θεωρείται ότι έχει φτάσει πραγματικά στον </w:t>
       </w:r>
       <w:r>
         <w:t>router</w:t>
@@ -3759,8 +4078,29 @@
         </w:rPr>
         <w:t xml:space="preserve">. </w:t>
       </w:r>
-      <w:r>
-        <w:t>Τότε, εκτελείται ο έλεγχος:</w:t>
+      <w:proofErr w:type="spellStart"/>
+      <w:r>
+        <w:t>Τότε</w:t>
+      </w:r>
+      <w:proofErr w:type="spellEnd"/>
+      <w:r>
+        <w:t xml:space="preserve">, </w:t>
+      </w:r>
+      <w:proofErr w:type="spellStart"/>
+      <w:r>
+        <w:t>εκτελείτ</w:t>
+      </w:r>
+      <w:proofErr w:type="spellEnd"/>
+      <w:r>
+        <w:t xml:space="preserve">αι ο </w:t>
+      </w:r>
+      <w:proofErr w:type="spellStart"/>
+      <w:r>
+        <w:t>έλεγχος</w:t>
+      </w:r>
+      <w:proofErr w:type="spellEnd"/>
+      <w:r>
+        <w:t>:</w:t>
       </w:r>
     </w:p>
     <w:p>
@@ -3803,7 +4143,6 @@
         <w:rPr>
           <w:lang w:val="el-GR"/>
         </w:rPr>
-        <w:lastRenderedPageBreak/>
         <w:t>Αν η ουρά είναι γεμάτη:</w:t>
       </w:r>
       <w:r>
@@ -3949,7 +4288,6 @@
       <w:r>
         <w:t>blocked</w:t>
       </w:r>
-      <w:proofErr w:type="gramStart"/>
       <w:r>
         <w:rPr>
           <w:lang w:val="el-GR"/>
@@ -3968,7 +4306,6 @@
       <w:r>
         <w:t>size</w:t>
       </w:r>
-      <w:proofErr w:type="gramEnd"/>
       <w:r>
         <w:rPr>
           <w:lang w:val="el-GR"/>
@@ -4232,9 +4569,11 @@
         </w:rPr>
         <w:t>Ο ρυθμός άφιξης των πακέτων είναι σταθερός στο 1 πακέτο κάθε 5</w:t>
       </w:r>
+      <w:proofErr w:type="spellStart"/>
       <w:r>
         <w:t>ms</w:t>
       </w:r>
+      <w:proofErr w:type="spellEnd"/>
       <w:r>
         <w:rPr>
           <w:lang w:val="el-GR"/>
@@ -4310,9 +4649,11 @@
         </w:rPr>
         <w:t xml:space="preserve"> είναι 8</w:t>
       </w:r>
+      <w:proofErr w:type="spellStart"/>
       <w:r>
         <w:t>ms</w:t>
       </w:r>
+      <w:proofErr w:type="spellEnd"/>
       <w:r>
         <w:rPr>
           <w:lang w:val="el-GR"/>
@@ -4393,6 +4734,7 @@
           <w:bCs/>
           <w:lang w:val="el-GR"/>
         </w:rPr>
+        <w:lastRenderedPageBreak/>
         <w:t>Η Πρώτη Απόρριψη (</w:t>
       </w:r>
       <w:r>
@@ -4445,14 +4787,7 @@
         <w:rPr>
           <w:lang w:val="el-GR"/>
         </w:rPr>
-        <w:t xml:space="preserve"> και βρίσκει την </w:t>
-      </w:r>
-      <w:r>
-        <w:rPr>
-          <w:lang w:val="el-GR"/>
-        </w:rPr>
-        <w:lastRenderedPageBreak/>
-        <w:t xml:space="preserve">ουρά πλήρη, απορρίπτεται οριστικά. Λόγω της μεγάλης διαφοράς στους ρυθμούς (άφιξη </w:t>
+        <w:t xml:space="preserve"> και βρίσκει την ουρά πλήρη, απορρίπτεται οριστικά. Λόγω της μεγάλης διαφοράς στους ρυθμούς (άφιξη </w:t>
       </w:r>
       <w:r>
         <w:t>vs</w:t>
@@ -4480,7 +4815,39 @@
           <w:b/>
           <w:bCs/>
         </w:rPr>
-        <w:t>Η Κατάσταση Συμφόρησης (Congestion):</w:t>
+        <w:t>Η Κα</w:t>
+      </w:r>
+      <w:proofErr w:type="spellStart"/>
+      <w:r>
+        <w:rPr>
+          <w:b/>
+          <w:bCs/>
+        </w:rPr>
+        <w:t>τάστ</w:t>
+      </w:r>
+      <w:proofErr w:type="spellEnd"/>
+      <w:r>
+        <w:rPr>
+          <w:b/>
+          <w:bCs/>
+        </w:rPr>
+        <w:t xml:space="preserve">αση </w:t>
+      </w:r>
+      <w:proofErr w:type="spellStart"/>
+      <w:r>
+        <w:rPr>
+          <w:b/>
+          <w:bCs/>
+        </w:rPr>
+        <w:t>Συμφόρησης</w:t>
+      </w:r>
+      <w:proofErr w:type="spellEnd"/>
+      <w:r>
+        <w:rPr>
+          <w:b/>
+          <w:bCs/>
+        </w:rPr>
+        <w:t xml:space="preserve"> (Congestion):</w:t>
       </w:r>
     </w:p>
     <w:p>
@@ -4744,6 +5111,7 @@
         <w:rPr>
           <w:lang w:val="el-GR"/>
         </w:rPr>
+        <w:lastRenderedPageBreak/>
         <w:t>Ο αριθμός των πακέτων που απορρίπτονται καταγράφεται ήδη από την κλάση Router στη μεταβλητή self.packets_dropped.</w:t>
       </w:r>
     </w:p>
@@ -4761,7 +5129,6 @@
         <w:rPr>
           <w:lang w:val="el-GR"/>
         </w:rPr>
-        <w:lastRenderedPageBreak/>
         <w:t>Για τον υπολογισμό του ποσοστού, χρειαζόμαστε και τον συνολικό αριθμό των πακέτων που στάλθηκαν. Για τον λόγο αυτό, προστέθηκε ένας μετρητής (packets_sent_stats) που ενημερώνεται από τη συνάρτηση source_host κάθε φορά που δημιουργείται ένα πακέτο.</w:t>
       </w:r>
     </w:p>
@@ -4999,6 +5366,7 @@
           <w:bCs/>
           <w:lang w:val="el-GR"/>
         </w:rPr>
+        <w:lastRenderedPageBreak/>
         <w:t>3. Ανάλυση Αποτελεσμάτων</w:t>
       </w:r>
     </w:p>
@@ -5016,7 +5384,6 @@
         <w:rPr>
           <w:lang w:val="el-GR"/>
         </w:rPr>
-        <w:lastRenderedPageBreak/>
         <w:t>Τα</w:t>
       </w:r>
       <w:r>
@@ -5780,9 +6147,11 @@
         </w:rPr>
         <w:t>, διατηρώντας σταθερό τον ρυθμό άφιξης (1 πακέτο κάθε 5</w:t>
       </w:r>
+      <w:proofErr w:type="spellStart"/>
       <w:r>
         <w:t>ms</w:t>
       </w:r>
+      <w:proofErr w:type="spellEnd"/>
       <w:r>
         <w:rPr>
           <w:lang w:val="el-GR"/>
@@ -5845,7 +6214,15 @@
     </w:p>
     <w:p>
       <w:r>
-        <w:t>1. Περίπτωση 1 Mbps:</w:t>
+        <w:t xml:space="preserve">1. </w:t>
+      </w:r>
+      <w:proofErr w:type="spellStart"/>
+      <w:r>
+        <w:t>Περί</w:t>
+      </w:r>
+      <w:proofErr w:type="spellEnd"/>
+      <w:r>
+        <w:t>πτωση 1 Mbps:</w:t>
       </w:r>
     </w:p>
     <w:p>
@@ -5856,16 +6233,13 @@
         </w:numPr>
       </w:pPr>
       <w:r>
-        <w:t xml:space="preserve">Transmission Delay: </w:t>
-      </w:r>
-      <w:proofErr w:type="gramStart"/>
-      <w:r>
-        <w:t>8000  /</w:t>
-      </w:r>
-      <w:proofErr w:type="gramEnd"/>
-      <w:r>
-        <w:t xml:space="preserve"> 1.000.000 bps = 8 ms</w:t>
-      </w:r>
+        <w:t xml:space="preserve">Transmission Delay: 8000  / 1.000.000 bps = 8 </w:t>
+      </w:r>
+      <w:proofErr w:type="spellStart"/>
+      <w:r>
+        <w:t>ms</w:t>
+      </w:r>
+      <w:proofErr w:type="spellEnd"/>
     </w:p>
     <w:p>
       <w:pPr>
@@ -5875,7 +6249,15 @@
         </w:numPr>
       </w:pPr>
       <w:r>
-        <w:t>Interval Πακέτων:</w:t>
+        <w:t>Interval Πα</w:t>
+      </w:r>
+      <w:proofErr w:type="spellStart"/>
+      <w:r>
+        <w:t>κέτων</w:t>
+      </w:r>
+      <w:proofErr w:type="spellEnd"/>
+      <w:r>
+        <w:t>:</w:t>
       </w:r>
       <w:r>
         <w:t xml:space="preserve"> </w:t>
@@ -5883,14 +6265,12 @@
       <w:r>
         <w:t>5</w:t>
       </w:r>
-      <w:proofErr w:type="gramStart"/>
       <w:r>
         <w:t>ms</w:t>
       </w:r>
       <w:r>
         <w:t xml:space="preserve"> .</w:t>
       </w:r>
-      <w:proofErr w:type="gramEnd"/>
     </w:p>
     <w:p>
       <w:pPr>
@@ -5917,18 +6297,22 @@
         </w:rPr>
         <w:t xml:space="preserve"> για να στείλει ένα πακέτο (8</w:t>
       </w:r>
+      <w:proofErr w:type="spellStart"/>
       <w:r>
         <w:t>ms</w:t>
       </w:r>
+      <w:proofErr w:type="spellEnd"/>
       <w:r>
         <w:rPr>
           <w:lang w:val="el-GR"/>
         </w:rPr>
         <w:t>) είναι μεγαλύτερος από τον ρυθμό που έρχονται τα νέα πακέτα (5</w:t>
       </w:r>
+      <w:proofErr w:type="spellStart"/>
       <w:r>
         <w:t>ms</w:t>
       </w:r>
+      <w:proofErr w:type="spellEnd"/>
       <w:r>
         <w:rPr>
           <w:lang w:val="el-GR"/>
@@ -6042,7 +6426,15 @@
         <w:br/>
       </w:r>
       <w:r>
-        <w:t>2. Περίπτωση 10 Mbps:</w:t>
+        <w:t xml:space="preserve">2. </w:t>
+      </w:r>
+      <w:proofErr w:type="spellStart"/>
+      <w:r>
+        <w:t>Περί</w:t>
+      </w:r>
+      <w:proofErr w:type="spellEnd"/>
+      <w:r>
+        <w:t>πτωση 10 Mbps:</w:t>
       </w:r>
     </w:p>
     <w:p>
@@ -6070,8 +6462,21 @@
         </w:numPr>
       </w:pPr>
       <w:r>
-        <w:t>Interval Πακέτων: 5 ms.</w:t>
-      </w:r>
+        <w:t>Interval Πα</w:t>
+      </w:r>
+      <w:proofErr w:type="spellStart"/>
+      <w:r>
+        <w:t>κέτων</w:t>
+      </w:r>
+      <w:proofErr w:type="spellEnd"/>
+      <w:r>
+        <w:t xml:space="preserve">: 5 </w:t>
+      </w:r>
+      <w:proofErr w:type="spellStart"/>
+      <w:r>
+        <w:t>ms.</w:t>
+      </w:r>
+      <w:proofErr w:type="spellEnd"/>
     </w:p>
     <w:p>
       <w:pPr>
@@ -6098,18 +6503,22 @@
         </w:rPr>
         <w:t xml:space="preserve"> μπορεί να στείλει το πακέτο πολύ γρήγορα (0.8</w:t>
       </w:r>
+      <w:proofErr w:type="spellStart"/>
       <w:r>
         <w:t>ms</w:t>
       </w:r>
+      <w:proofErr w:type="spellEnd"/>
       <w:r>
         <w:rPr>
           <w:lang w:val="el-GR"/>
         </w:rPr>
         <w:t xml:space="preserve">), πολύ πιο γρήγορα από τον ρυθμό που καταφθάνουν τα νέα (5 </w:t>
       </w:r>
+      <w:proofErr w:type="spellStart"/>
       <w:r>
         <w:t>ms</w:t>
       </w:r>
+      <w:proofErr w:type="spellEnd"/>
       <w:r>
         <w:rPr>
           <w:lang w:val="el-GR"/>
@@ -6125,7 +6534,15 @@
         </w:numPr>
       </w:pPr>
       <w:r>
-        <w:t>Αποτέλεσμα:</w:t>
+        <w:t>Απ</w:t>
+      </w:r>
+      <w:proofErr w:type="spellStart"/>
+      <w:r>
+        <w:t>οτέλεσμ</w:t>
+      </w:r>
+      <w:proofErr w:type="spellEnd"/>
+      <w:r>
+        <w:t>α:</w:t>
       </w:r>
     </w:p>
     <w:p>
@@ -6263,7 +6680,15 @@
     <w:p>
       <w:r>
         <w:lastRenderedPageBreak/>
-        <w:t>3. Περίπτωση 100 Mbps:</w:t>
+        <w:t xml:space="preserve">3. </w:t>
+      </w:r>
+      <w:proofErr w:type="spellStart"/>
+      <w:r>
+        <w:t>Περί</w:t>
+      </w:r>
+      <w:proofErr w:type="spellEnd"/>
+      <w:r>
+        <w:t>πτωση 100 Mbps:</w:t>
       </w:r>
     </w:p>
     <w:p>
@@ -6660,9 +7085,11 @@
         </w:rPr>
         <w:t xml:space="preserve"> 1 πακέτο κάθε 5</w:t>
       </w:r>
+      <w:proofErr w:type="spellStart"/>
       <w:r>
         <w:t>ms</w:t>
       </w:r>
+      <w:proofErr w:type="spellEnd"/>
       <w:r>
         <w:rPr>
           <w:lang w:val="el-GR"/>
@@ -7238,18 +7665,22 @@
         </w:rPr>
         <w:t xml:space="preserve"> χρειάζεται μόλις 0.8</w:t>
       </w:r>
+      <w:proofErr w:type="spellStart"/>
       <w:r>
         <w:t>ms</w:t>
       </w:r>
+      <w:proofErr w:type="spellEnd"/>
       <w:r>
         <w:rPr>
           <w:lang w:val="el-GR"/>
         </w:rPr>
         <w:t xml:space="preserve"> για να στείλει κάθε πακέτο, ενώ τα πακέτα έρχονται κάθε 5</w:t>
       </w:r>
+      <w:proofErr w:type="spellStart"/>
       <w:r>
         <w:t>ms</w:t>
       </w:r>
+      <w:proofErr w:type="spellEnd"/>
       <w:r>
         <w:rPr>
           <w:lang w:val="el-GR"/>
@@ -7264,12 +7695,21 @@
           <w:numId w:val="47"/>
         </w:numPr>
       </w:pPr>
-      <w:r>
-        <w:rPr>
-          <w:b/>
-          <w:bCs/>
-        </w:rPr>
-        <w:t>Μετρικές:</w:t>
+      <w:proofErr w:type="spellStart"/>
+      <w:r>
+        <w:rPr>
+          <w:b/>
+          <w:bCs/>
+        </w:rPr>
+        <w:t>Μετρικές</w:t>
+      </w:r>
+      <w:proofErr w:type="spellEnd"/>
+      <w:r>
+        <w:rPr>
+          <w:b/>
+          <w:bCs/>
+        </w:rPr>
+        <w:t>:</w:t>
       </w:r>
     </w:p>
     <w:p>
@@ -7280,7 +7720,23 @@
         </w:numPr>
       </w:pPr>
       <w:r>
-        <w:t>Queue Size: 0 (Άδεια ουρά).</w:t>
+        <w:t>Queue Size: 0 (</w:t>
+      </w:r>
+      <w:proofErr w:type="spellStart"/>
+      <w:r>
+        <w:t>Άδει</w:t>
+      </w:r>
+      <w:proofErr w:type="spellEnd"/>
+      <w:r>
+        <w:t xml:space="preserve">α </w:t>
+      </w:r>
+      <w:proofErr w:type="spellStart"/>
+      <w:r>
+        <w:t>ουρά</w:t>
+      </w:r>
+      <w:proofErr w:type="spellEnd"/>
+      <w:r>
+        <w:t>).</w:t>
       </w:r>
     </w:p>
     <w:p>
@@ -7314,7 +7770,6 @@
         </w:rPr>
         <w:t xml:space="preserve">: 0.16 </w:t>
       </w:r>
-      <w:proofErr w:type="gramStart"/>
       <w:r>
         <w:t>Mbps</w:t>
       </w:r>
@@ -7322,14 +7777,7 @@
         <w:rPr>
           <w:lang w:val="el-GR"/>
         </w:rPr>
-        <w:t>(</w:t>
-      </w:r>
-      <w:proofErr w:type="gramEnd"/>
-      <w:r>
-        <w:rPr>
-          <w:lang w:val="el-GR"/>
-        </w:rPr>
-        <w:t>Περιορίζεται από την πηγή, όχι από το δίκτυο).</w:t>
+        <w:t>(Περιορίζεται από την πηγή, όχι από το δίκτυο).</w:t>
       </w:r>
       <w:r>
         <w:rPr>
@@ -7385,7 +7833,39 @@
           <w:b/>
           <w:bCs/>
         </w:rPr>
-        <w:t>2. Μεσαία Πακέτα (1000 Bytes):</w:t>
+        <w:t xml:space="preserve">2. </w:t>
+      </w:r>
+      <w:proofErr w:type="spellStart"/>
+      <w:r>
+        <w:rPr>
+          <w:b/>
+          <w:bCs/>
+        </w:rPr>
+        <w:t>Μεσ</w:t>
+      </w:r>
+      <w:proofErr w:type="spellEnd"/>
+      <w:r>
+        <w:rPr>
+          <w:b/>
+          <w:bCs/>
+        </w:rPr>
+        <w:t>αία Πα</w:t>
+      </w:r>
+      <w:proofErr w:type="spellStart"/>
+      <w:r>
+        <w:rPr>
+          <w:b/>
+          <w:bCs/>
+        </w:rPr>
+        <w:t>κέτ</w:t>
+      </w:r>
+      <w:proofErr w:type="spellEnd"/>
+      <w:r>
+        <w:rPr>
+          <w:b/>
+          <w:bCs/>
+        </w:rPr>
+        <w:t>α (1000 Bytes):</w:t>
       </w:r>
     </w:p>
     <w:p>
@@ -7456,12 +7936,21 @@
           <w:numId w:val="48"/>
         </w:numPr>
       </w:pPr>
-      <w:r>
-        <w:rPr>
-          <w:b/>
-          <w:bCs/>
-        </w:rPr>
-        <w:t>Μετρικές:</w:t>
+      <w:proofErr w:type="spellStart"/>
+      <w:r>
+        <w:rPr>
+          <w:b/>
+          <w:bCs/>
+        </w:rPr>
+        <w:t>Μετρικές</w:t>
+      </w:r>
+      <w:proofErr w:type="spellEnd"/>
+      <w:r>
+        <w:rPr>
+          <w:b/>
+          <w:bCs/>
+        </w:rPr>
+        <w:t>:</w:t>
       </w:r>
     </w:p>
     <w:p>
@@ -7472,7 +7961,15 @@
         </w:numPr>
       </w:pPr>
       <w:r>
-        <w:t>Queue Size: Γεμάτη (10).</w:t>
+        <w:t xml:space="preserve">Queue Size: </w:t>
+      </w:r>
+      <w:proofErr w:type="spellStart"/>
+      <w:r>
+        <w:t>Γεμάτη</w:t>
+      </w:r>
+      <w:proofErr w:type="spellEnd"/>
+      <w:r>
+        <w:t xml:space="preserve"> (10).</w:t>
       </w:r>
     </w:p>
     <w:p>
@@ -7660,9 +8157,11 @@
         </w:rPr>
         <w:t xml:space="preserve"> χρειάζεται 40</w:t>
       </w:r>
+      <w:proofErr w:type="spellStart"/>
       <w:r>
         <w:t>ms</w:t>
       </w:r>
+      <w:proofErr w:type="spellEnd"/>
       <w:r>
         <w:rPr>
           <w:lang w:val="el-GR"/>
@@ -7695,12 +8194,21 @@
           <w:numId w:val="49"/>
         </w:numPr>
       </w:pPr>
-      <w:r>
-        <w:rPr>
-          <w:b/>
-          <w:bCs/>
-        </w:rPr>
-        <w:t>Μετρικές:</w:t>
+      <w:proofErr w:type="spellStart"/>
+      <w:r>
+        <w:rPr>
+          <w:b/>
+          <w:bCs/>
+        </w:rPr>
+        <w:t>Μετρικές</w:t>
+      </w:r>
+      <w:proofErr w:type="spellEnd"/>
+      <w:r>
+        <w:rPr>
+          <w:b/>
+          <w:bCs/>
+        </w:rPr>
+        <w:t>:</w:t>
       </w:r>
     </w:p>
     <w:p>
@@ -7749,9 +8257,11 @@
         </w:rPr>
         <w:t xml:space="preserve"> Αυξάνεται γραμμικά με το μέγεθος (φτάνει τα 40</w:t>
       </w:r>
+      <w:proofErr w:type="spellStart"/>
       <w:r>
         <w:t>ms</w:t>
       </w:r>
+      <w:proofErr w:type="spellEnd"/>
       <w:r>
         <w:rPr>
           <w:lang w:val="el-GR"/>
@@ -8258,7 +8768,39 @@
         <w:t>Hosts:</w:t>
       </w:r>
       <w:r>
-        <w:t xml:space="preserve"> Δύο Πηγές (Host A, Host B) και έναν Προορισμό (Destination).</w:t>
+        <w:t xml:space="preserve"> </w:t>
+      </w:r>
+      <w:proofErr w:type="spellStart"/>
+      <w:r>
+        <w:t>Δύο</w:t>
+      </w:r>
+      <w:proofErr w:type="spellEnd"/>
+      <w:r>
+        <w:t xml:space="preserve"> </w:t>
+      </w:r>
+      <w:proofErr w:type="spellStart"/>
+      <w:r>
+        <w:t>Πηγές</w:t>
+      </w:r>
+      <w:proofErr w:type="spellEnd"/>
+      <w:r>
+        <w:t xml:space="preserve"> (Host A, Host B) και </w:t>
+      </w:r>
+      <w:proofErr w:type="spellStart"/>
+      <w:r>
+        <w:t>έν</w:t>
+      </w:r>
+      <w:proofErr w:type="spellEnd"/>
+      <w:r>
+        <w:t xml:space="preserve">αν </w:t>
+      </w:r>
+      <w:proofErr w:type="spellStart"/>
+      <w:r>
+        <w:t>Προορισμό</w:t>
+      </w:r>
+      <w:proofErr w:type="spellEnd"/>
+      <w:r>
+        <w:t xml:space="preserve"> (Destination).</w:t>
       </w:r>
     </w:p>
     <w:p>
@@ -8319,8 +8861,45 @@
         </w:rPr>
         <w:t xml:space="preserve"> Συγκεντρώνει την κίνηση από τις δύο πηγές. </w:t>
       </w:r>
-      <w:r>
-        <w:t>Λειτουργεί ως το σημείο συγχώνευσης (Merge Point).</w:t>
+      <w:proofErr w:type="spellStart"/>
+      <w:r>
+        <w:t>Λειτουργεί</w:t>
+      </w:r>
+      <w:proofErr w:type="spellEnd"/>
+      <w:r>
+        <w:t xml:space="preserve"> </w:t>
+      </w:r>
+      <w:proofErr w:type="spellStart"/>
+      <w:r>
+        <w:t>ως</w:t>
+      </w:r>
+      <w:proofErr w:type="spellEnd"/>
+      <w:r>
+        <w:t xml:space="preserve"> </w:t>
+      </w:r>
+      <w:proofErr w:type="spellStart"/>
+      <w:r>
+        <w:t>το</w:t>
+      </w:r>
+      <w:proofErr w:type="spellEnd"/>
+      <w:r>
+        <w:t xml:space="preserve"> </w:t>
+      </w:r>
+      <w:proofErr w:type="spellStart"/>
+      <w:r>
+        <w:t>σημείο</w:t>
+      </w:r>
+      <w:proofErr w:type="spellEnd"/>
+      <w:r>
+        <w:t xml:space="preserve"> </w:t>
+      </w:r>
+      <w:proofErr w:type="spellStart"/>
+      <w:r>
+        <w:t>συγχώνευσης</w:t>
+      </w:r>
+      <w:proofErr w:type="spellEnd"/>
+      <w:r>
+        <w:t xml:space="preserve"> (Merge Point).</w:t>
       </w:r>
     </w:p>
     <w:p>
@@ -8412,9 +8991,11 @@
         </w:rPr>
         <w:t xml:space="preserve"> στέλνει 1000 πακέτα (Σύνολο 2000) με τον ίδιο ρυθμό (1 πακέτο/5</w:t>
       </w:r>
+      <w:proofErr w:type="spellStart"/>
       <w:r>
         <w:t>ms</w:t>
       </w:r>
+      <w:proofErr w:type="spellEnd"/>
       <w:r>
         <w:rPr>
           <w:lang w:val="el-GR"/>
@@ -8652,7 +9233,23 @@
           <w:b/>
           <w:bCs/>
         </w:rPr>
-        <w:t>Αποτελέσματα:</w:t>
+        <w:t>Απ</w:t>
+      </w:r>
+      <w:proofErr w:type="spellStart"/>
+      <w:r>
+        <w:rPr>
+          <w:b/>
+          <w:bCs/>
+        </w:rPr>
+        <w:t>οτελέσμ</w:t>
+      </w:r>
+      <w:proofErr w:type="spellEnd"/>
+      <w:r>
+        <w:rPr>
+          <w:b/>
+          <w:bCs/>
+        </w:rPr>
+        <w:t>ατα:</w:t>
       </w:r>
     </w:p>
     <w:p>
@@ -9044,13 +9641,61 @@
         <w:t>Load vs Capacity:</w:t>
       </w:r>
       <w:r>
-        <w:t xml:space="preserve"> Το συνολικό Load είναι 400 pkts</w:t>
+        <w:t xml:space="preserve"> </w:t>
+      </w:r>
+      <w:proofErr w:type="spellStart"/>
+      <w:r>
+        <w:t>Το</w:t>
+      </w:r>
+      <w:proofErr w:type="spellEnd"/>
+      <w:r>
+        <w:t xml:space="preserve"> </w:t>
+      </w:r>
+      <w:proofErr w:type="spellStart"/>
+      <w:r>
+        <w:t>συνολικό</w:t>
+      </w:r>
+      <w:proofErr w:type="spellEnd"/>
+      <w:r>
+        <w:t xml:space="preserve"> Load </w:t>
+      </w:r>
+      <w:proofErr w:type="spellStart"/>
+      <w:r>
+        <w:t>είν</w:t>
+      </w:r>
+      <w:proofErr w:type="spellEnd"/>
+      <w:r>
+        <w:t>αι 400 pkts</w:t>
       </w:r>
       <w:r>
         <w:t xml:space="preserve"> x</w:t>
       </w:r>
       <w:r>
-        <w:t xml:space="preserve"> 8000 bits = 3.2 Mbps. Το κανάλι έχει 10 Mbps.</w:t>
+        <w:t xml:space="preserve"> 8000 bits = 3.2 Mbps. </w:t>
+      </w:r>
+      <w:proofErr w:type="spellStart"/>
+      <w:r>
+        <w:t>Το</w:t>
+      </w:r>
+      <w:proofErr w:type="spellEnd"/>
+      <w:r>
+        <w:t xml:space="preserve"> κα</w:t>
+      </w:r>
+      <w:proofErr w:type="spellStart"/>
+      <w:r>
+        <w:t>νάλι</w:t>
+      </w:r>
+      <w:proofErr w:type="spellEnd"/>
+      <w:r>
+        <w:t xml:space="preserve"> </w:t>
+      </w:r>
+      <w:proofErr w:type="spellStart"/>
+      <w:r>
+        <w:t>έχει</w:t>
+      </w:r>
+      <w:proofErr w:type="spellEnd"/>
+      <w:r>
+        <w:t xml:space="preserve"> 10 Mbps.</w:t>
       </w:r>
     </w:p>
     <w:p>
@@ -9104,7 +9749,23 @@
           <w:b/>
           <w:bCs/>
         </w:rPr>
-        <w:t>Αποτελέσματα:</w:t>
+        <w:t>Απ</w:t>
+      </w:r>
+      <w:proofErr w:type="spellStart"/>
+      <w:r>
+        <w:rPr>
+          <w:b/>
+          <w:bCs/>
+        </w:rPr>
+        <w:t>οτελέσμ</w:t>
+      </w:r>
+      <w:proofErr w:type="spellEnd"/>
+      <w:r>
+        <w:rPr>
+          <w:b/>
+          <w:bCs/>
+        </w:rPr>
+        <w:t>ατα:</w:t>
       </w:r>
     </w:p>
     <w:p>
@@ -9122,7 +9783,15 @@
         <w:t>Loss:</w:t>
       </w:r>
       <w:r>
-        <w:t xml:space="preserve"> Μηδενικό (0%).</w:t>
+        <w:t xml:space="preserve"> </w:t>
+      </w:r>
+      <w:proofErr w:type="spellStart"/>
+      <w:r>
+        <w:t>Μηδενικό</w:t>
+      </w:r>
+      <w:proofErr w:type="spellEnd"/>
+      <w:r>
+        <w:t xml:space="preserve"> (0%).</w:t>
       </w:r>
     </w:p>
     <w:p>
@@ -9347,8 +10016,45 @@
         </w:rPr>
         <w:t xml:space="preserve">, καθώς το δίκτυο ήταν ήδη επαρκές. </w:t>
       </w:r>
-      <w:r>
-        <w:t>Το throughput περιορίζεται από τις πηγές στα 3.2 Mbps.</w:t>
+      <w:proofErr w:type="spellStart"/>
+      <w:r>
+        <w:t>Το</w:t>
+      </w:r>
+      <w:proofErr w:type="spellEnd"/>
+      <w:r>
+        <w:t xml:space="preserve"> throughput π</w:t>
+      </w:r>
+      <w:proofErr w:type="spellStart"/>
+      <w:r>
+        <w:t>εριορίζετ</w:t>
+      </w:r>
+      <w:proofErr w:type="spellEnd"/>
+      <w:r>
+        <w:t xml:space="preserve">αι από </w:t>
+      </w:r>
+      <w:proofErr w:type="spellStart"/>
+      <w:r>
+        <w:t>τις</w:t>
+      </w:r>
+      <w:proofErr w:type="spellEnd"/>
+      <w:r>
+        <w:t xml:space="preserve"> π</w:t>
+      </w:r>
+      <w:proofErr w:type="spellStart"/>
+      <w:r>
+        <w:t>ηγές</w:t>
+      </w:r>
+      <w:proofErr w:type="spellEnd"/>
+      <w:r>
+        <w:t xml:space="preserve"> </w:t>
+      </w:r>
+      <w:proofErr w:type="spellStart"/>
+      <w:r>
+        <w:t>στ</w:t>
+      </w:r>
+      <w:proofErr w:type="spellEnd"/>
+      <w:r>
+        <w:t>α 3.2 Mbps.</w:t>
       </w:r>
       <w:r>
         <w:br/>
@@ -9468,7 +10174,39 @@
           <w:b/>
           <w:bCs/>
         </w:rPr>
-        <w:t>Α. Μικρά Πακέτα (100 Bytes)</w:t>
+        <w:t xml:space="preserve">Α. </w:t>
+      </w:r>
+      <w:proofErr w:type="spellStart"/>
+      <w:r>
+        <w:rPr>
+          <w:b/>
+          <w:bCs/>
+        </w:rPr>
+        <w:t>Μικρά</w:t>
+      </w:r>
+      <w:proofErr w:type="spellEnd"/>
+      <w:r>
+        <w:rPr>
+          <w:b/>
+          <w:bCs/>
+        </w:rPr>
+        <w:t xml:space="preserve"> Πα</w:t>
+      </w:r>
+      <w:proofErr w:type="spellStart"/>
+      <w:r>
+        <w:rPr>
+          <w:b/>
+          <w:bCs/>
+        </w:rPr>
+        <w:t>κέτ</w:t>
+      </w:r>
+      <w:proofErr w:type="spellEnd"/>
+      <w:r>
+        <w:rPr>
+          <w:b/>
+          <w:bCs/>
+        </w:rPr>
+        <w:t>α (100 Bytes)</w:t>
       </w:r>
     </w:p>
     <w:p>
@@ -9495,15 +10233,7 @@
         <w:t>x</w:t>
       </w:r>
       <w:r>
-        <w:t xml:space="preserve"> </w:t>
-      </w:r>
-      <w:proofErr w:type="gramStart"/>
-      <w:r>
-        <w:t>800  bits</w:t>
-      </w:r>
-      <w:proofErr w:type="gramEnd"/>
-      <w:r>
-        <w:t xml:space="preserve"> = 0.32 Mbps.</w:t>
+        <w:t xml:space="preserve"> 800  bits = 0.32 Mbps.</w:t>
       </w:r>
     </w:p>
     <w:p>
@@ -9591,7 +10321,39 @@
           <w:b/>
           <w:bCs/>
         </w:rPr>
-        <w:t>Β. Μεγάλα Πακέτα (3000 Bytes)</w:t>
+        <w:t xml:space="preserve">Β. </w:t>
+      </w:r>
+      <w:proofErr w:type="spellStart"/>
+      <w:r>
+        <w:rPr>
+          <w:b/>
+          <w:bCs/>
+        </w:rPr>
+        <w:t>Μεγάλ</w:t>
+      </w:r>
+      <w:proofErr w:type="spellEnd"/>
+      <w:r>
+        <w:rPr>
+          <w:b/>
+          <w:bCs/>
+        </w:rPr>
+        <w:t>α Πα</w:t>
+      </w:r>
+      <w:proofErr w:type="spellStart"/>
+      <w:r>
+        <w:rPr>
+          <w:b/>
+          <w:bCs/>
+        </w:rPr>
+        <w:t>κέτ</w:t>
+      </w:r>
+      <w:proofErr w:type="spellEnd"/>
+      <w:r>
+        <w:rPr>
+          <w:b/>
+          <w:bCs/>
+        </w:rPr>
+        <w:t>α (3000 Bytes)</w:t>
       </w:r>
     </w:p>
     <w:p>
@@ -9625,15 +10387,40 @@
           <w:numId w:val="56"/>
         </w:numPr>
       </w:pPr>
-      <w:r>
-        <w:rPr>
-          <w:b/>
-          <w:bCs/>
-        </w:rPr>
-        <w:t>Συμπεριφορά:</w:t>
-      </w:r>
-      <w:r>
-        <w:t xml:space="preserve"> Καταστροφική συμφόρηση.</w:t>
+      <w:proofErr w:type="spellStart"/>
+      <w:r>
+        <w:rPr>
+          <w:b/>
+          <w:bCs/>
+        </w:rPr>
+        <w:t>Συμ</w:t>
+      </w:r>
+      <w:proofErr w:type="spellEnd"/>
+      <w:r>
+        <w:rPr>
+          <w:b/>
+          <w:bCs/>
+        </w:rPr>
+        <w:t>περιφορά:</w:t>
+      </w:r>
+      <w:r>
+        <w:t xml:space="preserve"> Κατα</w:t>
+      </w:r>
+      <w:proofErr w:type="spellStart"/>
+      <w:r>
+        <w:t>στροφική</w:t>
+      </w:r>
+      <w:proofErr w:type="spellEnd"/>
+      <w:r>
+        <w:t xml:space="preserve"> </w:t>
+      </w:r>
+      <w:proofErr w:type="spellStart"/>
+      <w:r>
+        <w:t>συμφόρηση</w:t>
+      </w:r>
+      <w:proofErr w:type="spellEnd"/>
+      <w:r>
+        <w:t>.</w:t>
       </w:r>
     </w:p>
     <w:p>
@@ -9869,15 +10656,7 @@
         <w:t>x</w:t>
       </w:r>
       <w:r>
-        <w:t xml:space="preserve"> 40000 = </w:t>
-      </w:r>
-      <w:proofErr w:type="gramStart"/>
-      <w:r>
-        <w:t>16  Mbps</w:t>
-      </w:r>
-      <w:proofErr w:type="gramEnd"/>
-      <w:r>
-        <w:t>.</w:t>
+        <w:t xml:space="preserve"> 40000 = 16  Mbps.</w:t>
       </w:r>
     </w:p>
     <w:p>
@@ -9920,7 +10699,23 @@
         <w:t>Packet Loss:</w:t>
       </w:r>
       <w:r>
-        <w:t xml:space="preserve"> Ξεπερνά το </w:t>
+        <w:t xml:space="preserve"> </w:t>
+      </w:r>
+      <w:proofErr w:type="spellStart"/>
+      <w:r>
+        <w:t>Ξε</w:t>
+      </w:r>
+      <w:proofErr w:type="spellEnd"/>
+      <w:r>
+        <w:t xml:space="preserve">περνά </w:t>
+      </w:r>
+      <w:proofErr w:type="spellStart"/>
+      <w:r>
+        <w:t>το</w:t>
+      </w:r>
+      <w:proofErr w:type="spellEnd"/>
+      <w:r>
+        <w:t xml:space="preserve"> </w:t>
       </w:r>
       <w:r>
         <w:rPr>
@@ -10385,7 +11180,6 @@
         </w:rPr>
         <w:t>-</w:t>
       </w:r>
-      <w:proofErr w:type="gramStart"/>
       <w:r>
         <w:rPr>
           <w:b/>
@@ -10408,7 +11202,6 @@
         </w:rPr>
         <w:t>Serve</w:t>
       </w:r>
-      <w:proofErr w:type="gramEnd"/>
       <w:r>
         <w:rPr>
           <w:b/>
@@ -10648,14 +11441,7 @@
         <w:rPr>
           <w:lang w:val="el-GR"/>
         </w:rPr>
-        <w:t xml:space="preserve">), προσομοιώνοντας ευαίσθητη </w:t>
-      </w:r>
-      <w:proofErr w:type="gramStart"/>
-      <w:r>
-        <w:rPr>
-          <w:lang w:val="el-GR"/>
-        </w:rPr>
-        <w:t>κίνηση</w:t>
+        <w:t>), προσομοιώνοντας ευαίσθητη κίνηση</w:t>
       </w:r>
       <w:r>
         <w:rPr>
@@ -10667,21 +11453,7 @@
         <w:rPr>
           <w:lang w:val="el-GR"/>
         </w:rPr>
-        <w:t>(</w:t>
-      </w:r>
-      <w:proofErr w:type="gramEnd"/>
-      <w:r>
-        <w:rPr>
-          <w:lang w:val="el-GR"/>
-        </w:rPr>
-        <w:t xml:space="preserve">με ρυθμό </w:t>
-      </w:r>
-      <w:proofErr w:type="gramStart"/>
-      <w:r>
-        <w:rPr>
-          <w:lang w:val="el-GR"/>
-        </w:rPr>
-        <w:t>0.0</w:t>
+        <w:t>(με ρυθμό 0.0</w:t>
       </w:r>
       <w:r>
         <w:rPr>
@@ -10704,7 +11476,6 @@
         </w:rPr>
         <w:t>)(</w:t>
       </w:r>
-      <w:proofErr w:type="gramEnd"/>
       <w:r>
         <w:rPr>
           <w:lang w:val="el-GR"/>
@@ -11123,9 +11894,11 @@
         </w:rPr>
         <w:t xml:space="preserve"> του μεγάλου πακέτου (24</w:t>
       </w:r>
+      <w:proofErr w:type="spellStart"/>
       <w:r>
         <w:t>ms</w:t>
       </w:r>
+      <w:proofErr w:type="spellEnd"/>
       <w:r>
         <w:rPr>
           <w:lang w:val="el-GR"/>
@@ -11250,6 +12023,7 @@
         <w:rPr>
           <w:sz w:val="32"/>
           <w:szCs w:val="32"/>
+          <w:lang w:val="el-GR"/>
         </w:rPr>
       </w:pPr>
       <w:r>
@@ -11268,6 +12042,7 @@
           <w:bCs/>
           <w:sz w:val="32"/>
           <w:szCs w:val="32"/>
+          <w:lang w:val="el-GR"/>
         </w:rPr>
         <w:t xml:space="preserve">. </w:t>
       </w:r>
@@ -11287,6 +12062,7 @@
           <w:bCs/>
           <w:sz w:val="32"/>
           <w:szCs w:val="32"/>
+          <w:lang w:val="el-GR"/>
         </w:rPr>
         <w:t xml:space="preserve"> </w:t>
       </w:r>
@@ -11305,6 +12081,7 @@
           <w:bCs/>
           <w:sz w:val="32"/>
           <w:szCs w:val="32"/>
+          <w:lang w:val="el-GR"/>
         </w:rPr>
         <w:t xml:space="preserve"> (</w:t>
       </w:r>
@@ -11323,6 +12100,7 @@
           <w:bCs/>
           <w:sz w:val="32"/>
           <w:szCs w:val="32"/>
+          <w:lang w:val="el-GR"/>
         </w:rPr>
         <w:t>-</w:t>
       </w:r>
@@ -11341,6 +12119,7 @@
           <w:bCs/>
           <w:sz w:val="32"/>
           <w:szCs w:val="32"/>
+          <w:lang w:val="el-GR"/>
         </w:rPr>
         <w:t>)</w:t>
       </w:r>

--- a/Αναφορα.docx
+++ b/Αναφορα.docx
@@ -157,11 +157,12 @@
         <w:rPr>
           <w:b/>
           <w:bCs/>
+          <w:color w:val="EE0000"/>
           <w:sz w:val="40"/>
           <w:szCs w:val="40"/>
           <w:lang w:val="el-GR"/>
         </w:rPr>
-        <w:t>Σημαντικο</w:t>
+        <w:t>Σημαντικο:</w:t>
       </w:r>
       <w:r>
         <w:rPr>
@@ -171,22 +172,152 @@
           <w:szCs w:val="40"/>
           <w:lang w:val="el-GR"/>
         </w:rPr>
+        <w:br/>
+      </w:r>
+      <w:r>
+        <w:rPr>
+          <w:b/>
+          <w:bCs/>
+          <w:color w:val="EE0000"/>
+          <w:sz w:val="32"/>
+          <w:szCs w:val="32"/>
+          <w:lang w:val="el-GR"/>
+        </w:rPr>
+        <w:t xml:space="preserve">Αρχείο </w:t>
+      </w:r>
+      <w:r>
+        <w:rPr>
+          <w:b/>
+          <w:bCs/>
+          <w:color w:val="EE0000"/>
+          <w:sz w:val="32"/>
+          <w:szCs w:val="32"/>
+        </w:rPr>
+        <w:t>python</w:t>
+      </w:r>
+      <w:r>
+        <w:rPr>
+          <w:b/>
+          <w:bCs/>
+          <w:color w:val="EE0000"/>
+          <w:sz w:val="32"/>
+          <w:szCs w:val="32"/>
+          <w:lang w:val="el-GR"/>
+        </w:rPr>
+        <w:t xml:space="preserve"> </w:t>
+      </w:r>
+      <w:r>
+        <w:rPr>
+          <w:b/>
+          <w:bCs/>
+          <w:color w:val="EE0000"/>
+          <w:sz w:val="32"/>
+          <w:szCs w:val="32"/>
+        </w:rPr>
+        <w:t>event</w:t>
+      </w:r>
+      <w:r>
+        <w:rPr>
+          <w:b/>
+          <w:bCs/>
+          <w:color w:val="EE0000"/>
+          <w:sz w:val="32"/>
+          <w:szCs w:val="32"/>
+          <w:lang w:val="el-GR"/>
+        </w:rPr>
+        <w:t>-</w:t>
+      </w:r>
+      <w:r>
+        <w:rPr>
+          <w:b/>
+          <w:bCs/>
+          <w:color w:val="EE0000"/>
+          <w:sz w:val="32"/>
+          <w:szCs w:val="32"/>
+        </w:rPr>
+        <w:t>driven</w:t>
+      </w:r>
+      <w:r>
+        <w:rPr>
+          <w:b/>
+          <w:bCs/>
+          <w:color w:val="EE0000"/>
+          <w:sz w:val="32"/>
+          <w:szCs w:val="32"/>
+          <w:lang w:val="el-GR"/>
+        </w:rPr>
+        <w:t>-6.</w:t>
+      </w:r>
+      <w:r>
+        <w:rPr>
+          <w:b/>
+          <w:bCs/>
+          <w:color w:val="EE0000"/>
+          <w:sz w:val="32"/>
+          <w:szCs w:val="32"/>
+        </w:rPr>
+        <w:t>py</w:t>
+      </w:r>
+      <w:r>
+        <w:rPr>
+          <w:b/>
+          <w:bCs/>
+          <w:color w:val="EE0000"/>
+          <w:sz w:val="32"/>
+          <w:szCs w:val="32"/>
+          <w:lang w:val="el-GR"/>
+        </w:rPr>
         <w:t>:</w:t>
       </w:r>
       <w:r>
         <w:rPr>
           <w:b/>
           <w:bCs/>
+          <w:color w:val="EE0000"/>
+          <w:sz w:val="32"/>
+          <w:szCs w:val="32"/>
+          <w:lang w:val="el-GR"/>
+        </w:rPr>
+        <w:t xml:space="preserve"> </w:t>
+      </w:r>
+      <w:r>
+        <w:rPr>
+          <w:b/>
+          <w:bCs/>
+          <w:color w:val="EE0000"/>
+          <w:sz w:val="32"/>
+          <w:szCs w:val="32"/>
+          <w:lang w:val="el-GR"/>
+        </w:rPr>
+        <w:t>Είναι ο κώδικας μέχρι το ερώτημα 6.</w:t>
+      </w:r>
+      <w:r>
+        <w:rPr>
+          <w:b/>
+          <w:bCs/>
+          <w:color w:val="EE0000"/>
           <w:sz w:val="40"/>
           <w:szCs w:val="40"/>
           <w:lang w:val="el-GR"/>
         </w:rPr>
+        <w:t xml:space="preserve"> </w:t>
+      </w:r>
+      <w:r>
+        <w:rPr>
+          <w:b/>
+          <w:bCs/>
+          <w:color w:val="EE0000"/>
+          <w:sz w:val="40"/>
+          <w:szCs w:val="40"/>
+          <w:lang w:val="el-GR"/>
+        </w:rPr>
         <w:br/>
       </w:r>
       <w:r>
         <w:rPr>
           <w:b/>
           <w:bCs/>
+          <w:color w:val="EE0000"/>
           <w:sz w:val="32"/>
           <w:szCs w:val="32"/>
           <w:lang w:val="el-GR"/>
@@ -197,6 +328,7 @@
         <w:rPr>
           <w:b/>
           <w:bCs/>
+          <w:color w:val="EE0000"/>
           <w:sz w:val="32"/>
           <w:szCs w:val="32"/>
         </w:rPr>
@@ -206,6 +338,7 @@
         <w:rPr>
           <w:b/>
           <w:bCs/>
+          <w:color w:val="EE0000"/>
           <w:sz w:val="32"/>
           <w:szCs w:val="32"/>
           <w:lang w:val="el-GR"/>
@@ -216,6 +349,7 @@
         <w:rPr>
           <w:b/>
           <w:bCs/>
+          <w:color w:val="EE0000"/>
           <w:sz w:val="32"/>
           <w:szCs w:val="32"/>
         </w:rPr>
@@ -225,6 +359,7 @@
         <w:rPr>
           <w:b/>
           <w:bCs/>
+          <w:color w:val="EE0000"/>
           <w:sz w:val="32"/>
           <w:szCs w:val="32"/>
           <w:lang w:val="el-GR"/>
@@ -235,6 +370,7 @@
         <w:rPr>
           <w:b/>
           <w:bCs/>
+          <w:color w:val="EE0000"/>
           <w:sz w:val="32"/>
           <w:szCs w:val="32"/>
         </w:rPr>
@@ -244,373 +380,364 @@
         <w:rPr>
           <w:b/>
           <w:bCs/>
+          <w:color w:val="EE0000"/>
           <w:sz w:val="32"/>
           <w:szCs w:val="32"/>
           <w:lang w:val="el-GR"/>
         </w:rPr>
-        <w:t>-6.</w:t>
-      </w:r>
-      <w:proofErr w:type="spellStart"/>
-      <w:r>
-        <w:rPr>
-          <w:b/>
-          <w:bCs/>
+        <w:t>-</w:t>
+      </w:r>
+      <w:r>
+        <w:rPr>
+          <w:b/>
+          <w:bCs/>
+          <w:color w:val="EE0000"/>
           <w:sz w:val="32"/>
           <w:szCs w:val="32"/>
-        </w:rPr>
-        <w:t>py</w:t>
-      </w:r>
-      <w:proofErr w:type="spellEnd"/>
-      <w:r>
-        <w:rPr>
-          <w:b/>
-          <w:bCs/>
+          <w:lang w:val="el-GR"/>
+        </w:rPr>
+        <w:t>7</w:t>
+      </w:r>
+      <w:r>
+        <w:rPr>
+          <w:b/>
+          <w:bCs/>
+          <w:color w:val="EE0000"/>
           <w:sz w:val="32"/>
           <w:szCs w:val="32"/>
           <w:lang w:val="el-GR"/>
         </w:rPr>
-        <w:t>:Είναι ο κώδικας μέχρι το ερώτημα 6.</w:t>
-      </w:r>
-      <w:r>
-        <w:rPr>
-          <w:b/>
-          <w:bCs/>
+        <w:t>.</w:t>
+      </w:r>
+      <w:r>
+        <w:rPr>
+          <w:b/>
+          <w:bCs/>
+          <w:color w:val="EE0000"/>
+          <w:sz w:val="32"/>
+          <w:szCs w:val="32"/>
+        </w:rPr>
+        <w:t>py</w:t>
+      </w:r>
+      <w:r>
+        <w:rPr>
+          <w:b/>
+          <w:bCs/>
+          <w:color w:val="EE0000"/>
+          <w:sz w:val="32"/>
+          <w:szCs w:val="32"/>
+          <w:lang w:val="el-GR"/>
+        </w:rPr>
+        <w:t>:</w:t>
+      </w:r>
+      <w:r>
+        <w:rPr>
+          <w:b/>
+          <w:bCs/>
+          <w:color w:val="EE0000"/>
+          <w:sz w:val="32"/>
+          <w:szCs w:val="32"/>
+          <w:lang w:val="el-GR"/>
+        </w:rPr>
+        <w:t xml:space="preserve"> </w:t>
+      </w:r>
+      <w:r>
+        <w:rPr>
+          <w:b/>
+          <w:bCs/>
+          <w:color w:val="EE0000"/>
+          <w:sz w:val="32"/>
+          <w:szCs w:val="32"/>
+          <w:lang w:val="el-GR"/>
+        </w:rPr>
+        <w:t xml:space="preserve">Είναι ο </w:t>
+      </w:r>
+      <w:r>
+        <w:rPr>
+          <w:b/>
+          <w:bCs/>
+          <w:color w:val="EE0000"/>
+          <w:sz w:val="32"/>
+          <w:szCs w:val="32"/>
+          <w:lang w:val="el-GR"/>
+        </w:rPr>
+        <w:t>κώδικας για το ερώτημα 7.</w:t>
+      </w:r>
+      <w:r>
+        <w:rPr>
+          <w:b/>
+          <w:bCs/>
+          <w:color w:val="EE0000"/>
+          <w:sz w:val="32"/>
+          <w:szCs w:val="32"/>
+          <w:lang w:val="el-GR"/>
+        </w:rPr>
+        <w:br/>
+        <w:t xml:space="preserve">Αρχείο </w:t>
+      </w:r>
+      <w:r>
+        <w:rPr>
+          <w:b/>
+          <w:bCs/>
+          <w:color w:val="EE0000"/>
+          <w:sz w:val="32"/>
+          <w:szCs w:val="32"/>
+        </w:rPr>
+        <w:t>python</w:t>
+      </w:r>
+      <w:r>
+        <w:rPr>
+          <w:b/>
+          <w:bCs/>
+          <w:color w:val="EE0000"/>
+          <w:sz w:val="32"/>
+          <w:szCs w:val="32"/>
+          <w:lang w:val="el-GR"/>
+        </w:rPr>
+        <w:t xml:space="preserve"> </w:t>
+      </w:r>
+      <w:r>
+        <w:rPr>
+          <w:b/>
+          <w:bCs/>
+          <w:color w:val="EE0000"/>
+          <w:sz w:val="32"/>
+          <w:szCs w:val="32"/>
+        </w:rPr>
+        <w:t>event</w:t>
+      </w:r>
+      <w:r>
+        <w:rPr>
+          <w:b/>
+          <w:bCs/>
+          <w:color w:val="EE0000"/>
+          <w:sz w:val="32"/>
+          <w:szCs w:val="32"/>
+          <w:lang w:val="el-GR"/>
+        </w:rPr>
+        <w:t>-</w:t>
+      </w:r>
+      <w:r>
+        <w:rPr>
+          <w:b/>
+          <w:bCs/>
+          <w:color w:val="EE0000"/>
+          <w:sz w:val="32"/>
+          <w:szCs w:val="32"/>
+        </w:rPr>
+        <w:t>driven</w:t>
+      </w:r>
+      <w:r>
+        <w:rPr>
+          <w:b/>
+          <w:bCs/>
+          <w:color w:val="EE0000"/>
+          <w:sz w:val="32"/>
+          <w:szCs w:val="32"/>
+          <w:lang w:val="el-GR"/>
+        </w:rPr>
+        <w:t>-8.</w:t>
+      </w:r>
+      <w:r>
+        <w:rPr>
+          <w:b/>
+          <w:bCs/>
+          <w:color w:val="EE0000"/>
+          <w:sz w:val="32"/>
+          <w:szCs w:val="32"/>
+        </w:rPr>
+        <w:t>py</w:t>
+      </w:r>
+      <w:r>
+        <w:rPr>
+          <w:b/>
+          <w:bCs/>
+          <w:color w:val="EE0000"/>
+          <w:sz w:val="32"/>
+          <w:szCs w:val="32"/>
+          <w:lang w:val="el-GR"/>
+        </w:rPr>
+        <w:t>:</w:t>
+      </w:r>
+      <w:r>
+        <w:rPr>
+          <w:b/>
+          <w:bCs/>
+          <w:color w:val="EE0000"/>
+          <w:sz w:val="32"/>
+          <w:szCs w:val="32"/>
+          <w:lang w:val="el-GR"/>
+        </w:rPr>
+        <w:t xml:space="preserve"> </w:t>
+      </w:r>
+      <w:r>
+        <w:rPr>
+          <w:b/>
+          <w:bCs/>
+          <w:color w:val="EE0000"/>
+          <w:sz w:val="32"/>
+          <w:szCs w:val="32"/>
+          <w:lang w:val="el-GR"/>
+        </w:rPr>
+        <w:t>Είναι ο κώδικας για το ερώτημα 8.</w:t>
+      </w:r>
+      <w:r>
+        <w:rPr>
+          <w:b/>
+          <w:bCs/>
+          <w:color w:val="EE0000"/>
+          <w:sz w:val="32"/>
+          <w:szCs w:val="32"/>
+          <w:lang w:val="el-GR"/>
+        </w:rPr>
+        <w:br/>
+        <w:t xml:space="preserve">Η αλλαγή του </w:t>
+      </w:r>
+      <w:r>
+        <w:rPr>
+          <w:b/>
+          <w:bCs/>
+          <w:color w:val="EE0000"/>
+          <w:sz w:val="32"/>
+          <w:szCs w:val="32"/>
+        </w:rPr>
+        <w:t>Bandwidth</w:t>
+      </w:r>
+      <w:r>
+        <w:rPr>
+          <w:b/>
+          <w:bCs/>
+          <w:color w:val="EE0000"/>
+          <w:sz w:val="32"/>
+          <w:szCs w:val="32"/>
+          <w:lang w:val="el-GR"/>
+        </w:rPr>
+        <w:t xml:space="preserve"> και </w:t>
+      </w:r>
+      <w:r>
+        <w:rPr>
+          <w:b/>
+          <w:bCs/>
+          <w:color w:val="EE0000"/>
+          <w:sz w:val="32"/>
+          <w:szCs w:val="32"/>
+        </w:rPr>
+        <w:t>packet</w:t>
+      </w:r>
+      <w:r>
+        <w:rPr>
+          <w:b/>
+          <w:bCs/>
+          <w:color w:val="EE0000"/>
+          <w:sz w:val="32"/>
+          <w:szCs w:val="32"/>
+          <w:lang w:val="el-GR"/>
+        </w:rPr>
+        <w:t xml:space="preserve"> </w:t>
+      </w:r>
+      <w:r>
+        <w:rPr>
+          <w:b/>
+          <w:bCs/>
+          <w:color w:val="EE0000"/>
+          <w:sz w:val="32"/>
+          <w:szCs w:val="32"/>
+        </w:rPr>
+        <w:t>size</w:t>
+      </w:r>
+      <w:r>
+        <w:rPr>
+          <w:b/>
+          <w:bCs/>
+          <w:color w:val="EE0000"/>
+          <w:sz w:val="32"/>
+          <w:szCs w:val="32"/>
+          <w:lang w:val="el-GR"/>
+        </w:rPr>
+        <w:t xml:space="preserve"> γίνεται χειροκίνητα.</w:t>
+      </w:r>
+      <w:r>
+        <w:rPr>
+          <w:b/>
+          <w:bCs/>
+          <w:color w:val="EE0000"/>
           <w:sz w:val="40"/>
           <w:szCs w:val="40"/>
           <w:lang w:val="el-GR"/>
         </w:rPr>
-        <w:t xml:space="preserve"> </w:t>
-      </w:r>
-      <w:r>
-        <w:rPr>
-          <w:b/>
-          <w:bCs/>
+        <w:br/>
+      </w:r>
+      <w:r>
+        <w:rPr>
+          <w:b/>
+          <w:bCs/>
+          <w:color w:val="EE0000"/>
           <w:sz w:val="40"/>
           <w:szCs w:val="40"/>
           <w:lang w:val="el-GR"/>
         </w:rPr>
-        <w:br/>
-      </w:r>
-      <w:r>
-        <w:rPr>
-          <w:b/>
-          <w:bCs/>
+        <w:t>Η αναφορά έχει μέσα πολλές φωτογραφίες για αυτό βγαίνει 2</w:t>
+      </w:r>
+      <w:r>
+        <w:rPr>
+          <w:b/>
+          <w:bCs/>
+          <w:color w:val="EE0000"/>
           <w:sz w:val="40"/>
           <w:szCs w:val="40"/>
           <w:lang w:val="el-GR"/>
         </w:rPr>
-        <w:br/>
-      </w:r>
-      <w:r>
-        <w:rPr>
-          <w:b/>
-          <w:bCs/>
-          <w:sz w:val="32"/>
-          <w:szCs w:val="32"/>
-          <w:lang w:val="el-GR"/>
-        </w:rPr>
-        <w:t xml:space="preserve">Αρχείο </w:t>
-      </w:r>
-      <w:r>
-        <w:rPr>
-          <w:b/>
-          <w:bCs/>
-          <w:sz w:val="32"/>
-          <w:szCs w:val="32"/>
-        </w:rPr>
-        <w:t>python</w:t>
-      </w:r>
-      <w:r>
-        <w:rPr>
-          <w:b/>
-          <w:bCs/>
-          <w:sz w:val="32"/>
-          <w:szCs w:val="32"/>
-          <w:lang w:val="el-GR"/>
-        </w:rPr>
-        <w:t xml:space="preserve"> </w:t>
-      </w:r>
-      <w:r>
-        <w:rPr>
-          <w:b/>
-          <w:bCs/>
-          <w:sz w:val="32"/>
-          <w:szCs w:val="32"/>
-        </w:rPr>
-        <w:t>event</w:t>
-      </w:r>
-      <w:r>
-        <w:rPr>
-          <w:b/>
-          <w:bCs/>
-          <w:sz w:val="32"/>
-          <w:szCs w:val="32"/>
-          <w:lang w:val="el-GR"/>
-        </w:rPr>
-        <w:t>-</w:t>
-      </w:r>
-      <w:r>
-        <w:rPr>
-          <w:b/>
-          <w:bCs/>
-          <w:sz w:val="32"/>
-          <w:szCs w:val="32"/>
-        </w:rPr>
-        <w:t>driven</w:t>
-      </w:r>
-      <w:r>
-        <w:rPr>
-          <w:b/>
-          <w:bCs/>
-          <w:sz w:val="32"/>
-          <w:szCs w:val="32"/>
-          <w:lang w:val="el-GR"/>
-        </w:rPr>
-        <w:t>-</w:t>
-      </w:r>
-      <w:r>
-        <w:rPr>
-          <w:b/>
-          <w:bCs/>
-          <w:sz w:val="32"/>
-          <w:szCs w:val="32"/>
-          <w:lang w:val="el-GR"/>
-        </w:rPr>
-        <w:t>7</w:t>
-      </w:r>
-      <w:r>
-        <w:rPr>
-          <w:b/>
-          <w:bCs/>
-          <w:sz w:val="32"/>
-          <w:szCs w:val="32"/>
-          <w:lang w:val="el-GR"/>
-        </w:rPr>
-        <w:t>.</w:t>
-      </w:r>
-      <w:proofErr w:type="spellStart"/>
-      <w:r>
-        <w:rPr>
-          <w:b/>
-          <w:bCs/>
-          <w:sz w:val="32"/>
-          <w:szCs w:val="32"/>
-        </w:rPr>
-        <w:t>py</w:t>
-      </w:r>
-      <w:proofErr w:type="spellEnd"/>
-      <w:r>
-        <w:rPr>
-          <w:b/>
-          <w:bCs/>
-          <w:sz w:val="32"/>
-          <w:szCs w:val="32"/>
-          <w:lang w:val="el-GR"/>
-        </w:rPr>
-        <w:t xml:space="preserve">:Είναι ο </w:t>
-      </w:r>
-      <w:r>
-        <w:rPr>
-          <w:b/>
-          <w:bCs/>
-          <w:sz w:val="32"/>
-          <w:szCs w:val="32"/>
-          <w:lang w:val="el-GR"/>
-        </w:rPr>
-        <w:t>κώδικας για το ερώτημα 7.</w:t>
-      </w:r>
-      <w:r>
-        <w:rPr>
-          <w:b/>
-          <w:bCs/>
-          <w:sz w:val="32"/>
-          <w:szCs w:val="32"/>
-          <w:lang w:val="el-GR"/>
-        </w:rPr>
-        <w:br/>
-      </w:r>
-      <w:r>
-        <w:rPr>
-          <w:b/>
-          <w:bCs/>
-          <w:sz w:val="32"/>
-          <w:szCs w:val="32"/>
-          <w:lang w:val="el-GR"/>
-        </w:rPr>
-        <w:br/>
-      </w:r>
-      <w:r>
-        <w:rPr>
-          <w:b/>
-          <w:bCs/>
-          <w:sz w:val="32"/>
-          <w:szCs w:val="32"/>
-          <w:lang w:val="el-GR"/>
-        </w:rPr>
-        <w:t xml:space="preserve">Αρχείο </w:t>
-      </w:r>
-      <w:r>
-        <w:rPr>
-          <w:b/>
-          <w:bCs/>
-          <w:sz w:val="32"/>
-          <w:szCs w:val="32"/>
-        </w:rPr>
-        <w:t>python</w:t>
-      </w:r>
-      <w:r>
-        <w:rPr>
-          <w:b/>
-          <w:bCs/>
-          <w:sz w:val="32"/>
-          <w:szCs w:val="32"/>
-          <w:lang w:val="el-GR"/>
-        </w:rPr>
-        <w:t xml:space="preserve"> </w:t>
-      </w:r>
-      <w:r>
-        <w:rPr>
-          <w:b/>
-          <w:bCs/>
-          <w:sz w:val="32"/>
-          <w:szCs w:val="32"/>
-        </w:rPr>
-        <w:t>event</w:t>
-      </w:r>
-      <w:r>
-        <w:rPr>
-          <w:b/>
-          <w:bCs/>
-          <w:sz w:val="32"/>
-          <w:szCs w:val="32"/>
-          <w:lang w:val="el-GR"/>
-        </w:rPr>
-        <w:t>-</w:t>
-      </w:r>
-      <w:r>
-        <w:rPr>
-          <w:b/>
-          <w:bCs/>
-          <w:sz w:val="32"/>
-          <w:szCs w:val="32"/>
-        </w:rPr>
-        <w:t>driven</w:t>
-      </w:r>
-      <w:r>
-        <w:rPr>
-          <w:b/>
-          <w:bCs/>
-          <w:sz w:val="32"/>
-          <w:szCs w:val="32"/>
-          <w:lang w:val="el-GR"/>
-        </w:rPr>
-        <w:t>-</w:t>
-      </w:r>
-      <w:r>
-        <w:rPr>
-          <w:b/>
-          <w:bCs/>
-          <w:sz w:val="32"/>
-          <w:szCs w:val="32"/>
-          <w:lang w:val="el-GR"/>
-        </w:rPr>
-        <w:t>8</w:t>
-      </w:r>
-      <w:r>
-        <w:rPr>
-          <w:b/>
-          <w:bCs/>
-          <w:sz w:val="32"/>
-          <w:szCs w:val="32"/>
-          <w:lang w:val="el-GR"/>
-        </w:rPr>
-        <w:t>.</w:t>
-      </w:r>
-      <w:proofErr w:type="spellStart"/>
-      <w:r>
-        <w:rPr>
-          <w:b/>
-          <w:bCs/>
-          <w:sz w:val="32"/>
-          <w:szCs w:val="32"/>
-        </w:rPr>
-        <w:t>py</w:t>
-      </w:r>
-      <w:proofErr w:type="spellEnd"/>
-      <w:r>
-        <w:rPr>
-          <w:b/>
-          <w:bCs/>
-          <w:sz w:val="32"/>
-          <w:szCs w:val="32"/>
-          <w:lang w:val="el-GR"/>
-        </w:rPr>
-        <w:t xml:space="preserve">:Είναι ο κώδικας </w:t>
-      </w:r>
-      <w:r>
-        <w:rPr>
-          <w:b/>
-          <w:bCs/>
-          <w:sz w:val="32"/>
-          <w:szCs w:val="32"/>
-          <w:lang w:val="el-GR"/>
-        </w:rPr>
-        <w:t>για το ερώτημα 8</w:t>
-      </w:r>
-      <w:r>
-        <w:rPr>
-          <w:b/>
-          <w:bCs/>
-          <w:sz w:val="32"/>
-          <w:szCs w:val="32"/>
-          <w:lang w:val="el-GR"/>
-        </w:rPr>
-        <w:t>.</w:t>
-      </w:r>
-      <w:r>
-        <w:rPr>
-          <w:b/>
-          <w:bCs/>
+        <w:t>5</w:t>
+      </w:r>
+      <w:r>
+        <w:rPr>
+          <w:b/>
+          <w:bCs/>
+          <w:color w:val="EE0000"/>
           <w:sz w:val="40"/>
           <w:szCs w:val="40"/>
           <w:lang w:val="el-GR"/>
         </w:rPr>
-        <w:br/>
-      </w:r>
-      <w:r>
-        <w:rPr>
-          <w:b/>
-          <w:bCs/>
+        <w:t xml:space="preserve"> σελίδες</w:t>
+      </w:r>
+      <w:r>
+        <w:rPr>
+          <w:b/>
+          <w:bCs/>
+          <w:color w:val="EE0000"/>
           <w:sz w:val="40"/>
           <w:szCs w:val="40"/>
           <w:lang w:val="el-GR"/>
         </w:rPr>
-        <w:t>Η αναφορά έχει μέσα πολλές φωτογραφίες</w:t>
-      </w:r>
-      <w:r>
-        <w:rPr>
-          <w:b/>
-          <w:bCs/>
+        <w:t xml:space="preserve"> </w:t>
+      </w:r>
+      <w:r>
+        <w:rPr>
+          <w:b/>
+          <w:bCs/>
+          <w:color w:val="EE0000"/>
           <w:sz w:val="40"/>
           <w:szCs w:val="40"/>
           <w:lang w:val="el-GR"/>
         </w:rPr>
-        <w:t xml:space="preserve">,την επεξήγηση τους </w:t>
-      </w:r>
-      <w:r>
-        <w:rPr>
-          <w:b/>
-          <w:bCs/>
+        <w:t>την μειώσαμε όσο μπορούσαμε</w:t>
+      </w:r>
+      <w:r>
+        <w:rPr>
+          <w:b/>
+          <w:bCs/>
+          <w:color w:val="EE0000"/>
           <w:sz w:val="40"/>
           <w:szCs w:val="40"/>
           <w:lang w:val="el-GR"/>
         </w:rPr>
-        <w:t xml:space="preserve"> καθώς κι κάποιες πράξεις για αυτό βγαίνει 28 σελίδες.</w:t>
-      </w:r>
-      <w:r>
-        <w:rPr>
-          <w:b/>
-          <w:bCs/>
+        <w:t>.</w:t>
+      </w:r>
+      <w:r>
+        <w:rPr>
+          <w:b/>
+          <w:bCs/>
+          <w:color w:val="EE0000"/>
           <w:sz w:val="40"/>
           <w:szCs w:val="40"/>
           <w:lang w:val="el-GR"/>
@@ -686,11 +813,9 @@
         </w:rPr>
         <w:t xml:space="preserve">χρησημοποιόντας τη βιβλιοθήκη </w:t>
       </w:r>
-      <w:proofErr w:type="spellStart"/>
       <w:r>
         <w:t>Simpy</w:t>
       </w:r>
-      <w:proofErr w:type="spellEnd"/>
       <w:r>
         <w:rPr>
           <w:lang w:val="el-GR"/>
@@ -773,7 +898,6 @@
         <w:rPr>
           <w:lang w:val="el-GR"/>
         </w:rPr>
-        <w:lastRenderedPageBreak/>
         <w:t>Έναν υπολογιστή-προορισμό (</w:t>
       </w:r>
       <w:r>
@@ -830,6 +954,7 @@
         <w:rPr>
           <w:lang w:val="el-GR"/>
         </w:rPr>
+        <w:lastRenderedPageBreak/>
         <w:br/>
       </w:r>
       <w:r>
@@ -968,11 +1093,9 @@
         </w:rPr>
         <w:t xml:space="preserve">στο </w:t>
       </w:r>
-      <w:proofErr w:type="spellStart"/>
       <w:r>
         <w:t>SimPy</w:t>
       </w:r>
-      <w:proofErr w:type="spellEnd"/>
       <w:r>
         <w:rPr>
           <w:lang w:val="el-GR"/>
@@ -990,11 +1113,9 @@
           <w:lang w:val="el-GR"/>
         </w:rPr>
       </w:pPr>
-      <w:proofErr w:type="spellStart"/>
       <w:r>
         <w:t>SourceHost</w:t>
       </w:r>
-      <w:proofErr w:type="spellEnd"/>
       <w:r>
         <w:rPr>
           <w:lang w:val="el-GR"/>
@@ -1032,11 +1153,9 @@
           <w:lang w:val="el-GR"/>
         </w:rPr>
       </w:pPr>
-      <w:proofErr w:type="spellStart"/>
       <w:r>
         <w:t>DestinationHost</w:t>
       </w:r>
-      <w:proofErr w:type="spellEnd"/>
       <w:r>
         <w:rPr>
           <w:lang w:val="el-GR"/>
@@ -1493,13 +1612,6 @@
         <w:rPr>
           <w:lang w:val="el-GR"/>
         </w:rPr>
-        <w:lastRenderedPageBreak/>
-        <w:br/>
-      </w:r>
-      <w:r>
-        <w:rPr>
-          <w:lang w:val="el-GR"/>
-        </w:rPr>
         <w:br/>
       </w:r>
       <w:r>
@@ -1509,34 +1621,14 @@
           <w:sz w:val="40"/>
           <w:szCs w:val="40"/>
         </w:rPr>
-        <w:t xml:space="preserve">Η </w:t>
-      </w:r>
-      <w:proofErr w:type="spellStart"/>
+        <w:t>Η Κλάση Packet</w:t>
+      </w:r>
       <w:r>
         <w:rPr>
           <w:b/>
           <w:bCs/>
           <w:sz w:val="40"/>
           <w:szCs w:val="40"/>
-        </w:rPr>
-        <w:t>Κλάση</w:t>
-      </w:r>
-      <w:proofErr w:type="spellEnd"/>
-      <w:r>
-        <w:rPr>
-          <w:b/>
-          <w:bCs/>
-          <w:sz w:val="40"/>
-          <w:szCs w:val="40"/>
-        </w:rPr>
-        <w:t> Packet</w:t>
-      </w:r>
-      <w:r>
-        <w:rPr>
-          <w:b/>
-          <w:bCs/>
-          <w:sz w:val="40"/>
-          <w:szCs w:val="40"/>
           <w:lang w:val="el-GR"/>
         </w:rPr>
         <w:t>:</w:t>
@@ -1553,6 +1645,7 @@
         <w:rPr>
           <w:lang w:val="el-GR"/>
         </w:rPr>
+        <w:lastRenderedPageBreak/>
         <w:t>Αυτή η κλάση λειτουργεί σαν ένα "κουτί" που περιέχει τις πληροφορίες για κάθε πακέτο που ταξιδεύει στο δίκτυο.</w:t>
       </w:r>
     </w:p>
@@ -1688,18 +1781,6 @@
       </w:r>
       <w:r>
         <w:rPr>
-          <w:lang w:val="el-GR"/>
-        </w:rPr>
-        <w:br/>
-      </w:r>
-      <w:r>
-        <w:rPr>
-          <w:lang w:val="el-GR"/>
-        </w:rPr>
-        <w:br/>
-      </w:r>
-      <w:r>
-        <w:rPr>
           <w:b/>
           <w:bCs/>
           <w:sz w:val="40"/>
@@ -1855,13 +1936,8 @@
         <w:t>μέσα στο</w:t>
       </w:r>
       <w:r>
-        <w:t> </w:t>
-      </w:r>
-      <w:proofErr w:type="spellStart"/>
-      <w:r>
-        <w:t>simpy</w:t>
-      </w:r>
-      <w:proofErr w:type="spellEnd"/>
+        <w:t> simpy</w:t>
+      </w:r>
       <w:r>
         <w:rPr>
           <w:lang w:val="el-GR"/>
@@ -1939,64 +2015,17 @@
         </w:rPr>
         <w:t xml:space="preserve">): Αυτή είναι η πιο σημαντική εντολή του </w:t>
       </w:r>
-      <w:proofErr w:type="spellStart"/>
       <w:r>
         <w:t>SimPy</w:t>
       </w:r>
-      <w:proofErr w:type="spellEnd"/>
       <w:r>
         <w:rPr>
           <w:lang w:val="el-GR"/>
         </w:rPr>
         <w:t xml:space="preserve">. "Παγώνει" την εκτέλεση της συνάρτησης για ένα συγκεκριμένο χρονικό διάστημα. </w:t>
       </w:r>
-      <w:proofErr w:type="spellStart"/>
-      <w:r>
-        <w:t>Έτσι</w:t>
-      </w:r>
-      <w:proofErr w:type="spellEnd"/>
-      <w:r>
-        <w:t xml:space="preserve">, </w:t>
-      </w:r>
-      <w:proofErr w:type="spellStart"/>
-      <w:r>
-        <w:t>μοντελο</w:t>
-      </w:r>
-      <w:proofErr w:type="spellEnd"/>
-      <w:r>
-        <w:t xml:space="preserve">ποιούμε </w:t>
-      </w:r>
-      <w:proofErr w:type="spellStart"/>
-      <w:r>
-        <w:t>τον</w:t>
-      </w:r>
-      <w:proofErr w:type="spellEnd"/>
-      <w:r>
-        <w:t xml:space="preserve"> </w:t>
-      </w:r>
-      <w:proofErr w:type="spellStart"/>
-      <w:r>
-        <w:t>ρυθμό</w:t>
-      </w:r>
-      <w:proofErr w:type="spellEnd"/>
-      <w:r>
-        <w:t xml:space="preserve"> απ</w:t>
-      </w:r>
-      <w:proofErr w:type="spellStart"/>
-      <w:r>
-        <w:t>οστολής</w:t>
-      </w:r>
-      <w:proofErr w:type="spellEnd"/>
-      <w:r>
-        <w:t xml:space="preserve"> πα</w:t>
-      </w:r>
-      <w:proofErr w:type="spellStart"/>
-      <w:r>
-        <w:t>κέτων</w:t>
-      </w:r>
-      <w:proofErr w:type="spellEnd"/>
-      <w:r>
-        <w:t>.</w:t>
+      <w:r>
+        <w:t>Έτσι, μοντελοποιούμε τον ρυθμό αποστολής πακέτων.</w:t>
       </w:r>
     </w:p>
     <w:p>
@@ -2064,7 +2093,6 @@
         <w:rPr>
           <w:lang w:val="el-GR"/>
         </w:rPr>
-        <w:lastRenderedPageBreak/>
         <w:t>Μοντελοποιεί τις βασικές λειτουργίες ενός δρομολογητή.</w:t>
       </w:r>
     </w:p>
@@ -2181,39 +2209,7 @@
           <w:b/>
           <w:bCs/>
         </w:rPr>
-        <w:t>Κα</w:t>
-      </w:r>
-      <w:proofErr w:type="spellStart"/>
-      <w:r>
-        <w:rPr>
-          <w:b/>
-          <w:bCs/>
-        </w:rPr>
-        <w:t>θυστέρηση</w:t>
-      </w:r>
-      <w:proofErr w:type="spellEnd"/>
-      <w:r>
-        <w:rPr>
-          <w:b/>
-          <w:bCs/>
-        </w:rPr>
-        <w:t xml:space="preserve"> </w:t>
-      </w:r>
-      <w:proofErr w:type="spellStart"/>
-      <w:r>
-        <w:rPr>
-          <w:b/>
-          <w:bCs/>
-        </w:rPr>
-        <w:t>Μετάδοσης</w:t>
-      </w:r>
-      <w:proofErr w:type="spellEnd"/>
-      <w:r>
-        <w:rPr>
-          <w:b/>
-          <w:bCs/>
-        </w:rPr>
-        <w:t xml:space="preserve"> (Transmission Delay):</w:t>
+        <w:t>Καθυστέρηση Μετάδοσης (Transmission Delay):</w:t>
       </w:r>
     </w:p>
     <w:p>
@@ -2227,6 +2223,7 @@
         </w:rPr>
       </w:pPr>
       <w:r>
+        <w:lastRenderedPageBreak/>
         <w:t>transmission</w:t>
       </w:r>
       <w:r>
@@ -2412,39 +2409,7 @@
           <w:b/>
           <w:bCs/>
         </w:rPr>
-        <w:t>Κα</w:t>
-      </w:r>
-      <w:proofErr w:type="spellStart"/>
-      <w:r>
-        <w:rPr>
-          <w:b/>
-          <w:bCs/>
-        </w:rPr>
-        <w:t>θυστέρηση</w:t>
-      </w:r>
-      <w:proofErr w:type="spellEnd"/>
-      <w:r>
-        <w:rPr>
-          <w:b/>
-          <w:bCs/>
-        </w:rPr>
-        <w:t xml:space="preserve"> </w:t>
-      </w:r>
-      <w:proofErr w:type="spellStart"/>
-      <w:r>
-        <w:rPr>
-          <w:b/>
-          <w:bCs/>
-        </w:rPr>
-        <w:t>Διάδοσης</w:t>
-      </w:r>
-      <w:proofErr w:type="spellEnd"/>
-      <w:r>
-        <w:rPr>
-          <w:b/>
-          <w:bCs/>
-        </w:rPr>
-        <w:t xml:space="preserve"> (Propagation Delay):</w:t>
+        <w:t>Καθυστέρηση Διάδοσης (Propagation Delay):</w:t>
       </w:r>
     </w:p>
     <w:p>
@@ -2541,11 +2506,9 @@
         </w:rPr>
         <w:t>_</w:t>
       </w:r>
-      <w:proofErr w:type="spellStart"/>
       <w:r>
         <w:t>dest</w:t>
       </w:r>
-      <w:proofErr w:type="spellEnd"/>
       <w:r>
         <w:rPr>
           <w:lang w:val="el-GR"/>
@@ -2601,39 +2564,8 @@
           <w:sz w:val="40"/>
           <w:szCs w:val="40"/>
         </w:rPr>
-        <w:t xml:space="preserve">Η </w:t>
-      </w:r>
-      <w:proofErr w:type="spellStart"/>
-      <w:r>
-        <w:rPr>
-          <w:b/>
-          <w:bCs/>
-          <w:sz w:val="40"/>
-          <w:szCs w:val="40"/>
-        </w:rPr>
-        <w:t>Συνάρτηση</w:t>
-      </w:r>
-      <w:proofErr w:type="spellEnd"/>
-      <w:r>
-        <w:rPr>
-          <w:b/>
-          <w:bCs/>
-          <w:sz w:val="40"/>
-          <w:szCs w:val="40"/>
-        </w:rPr>
-        <w:t> </w:t>
-      </w:r>
-      <w:proofErr w:type="spellStart"/>
-      <w:r>
-        <w:rPr>
-          <w:b/>
-          <w:bCs/>
-          <w:sz w:val="40"/>
-          <w:szCs w:val="40"/>
-        </w:rPr>
-        <w:t>destination_host</w:t>
-      </w:r>
-      <w:proofErr w:type="spellEnd"/>
+        <w:t>Η Συνάρτηση destination_host</w:t>
+      </w:r>
       <w:r>
         <w:rPr>
           <w:b/>
@@ -2847,61 +2779,8 @@
           <w:bCs/>
         </w:rPr>
       </w:pPr>
-      <w:proofErr w:type="spellStart"/>
-      <w:r>
-        <w:t>end_to_end_delay</w:t>
-      </w:r>
-      <w:proofErr w:type="spellEnd"/>
-      <w:r>
-        <w:t xml:space="preserve"> = </w:t>
-      </w:r>
-      <w:proofErr w:type="spellStart"/>
-      <w:r>
-        <w:t>env.now</w:t>
-      </w:r>
-      <w:proofErr w:type="spellEnd"/>
-      <w:r>
-        <w:t xml:space="preserve"> - </w:t>
-      </w:r>
-      <w:proofErr w:type="spellStart"/>
-      <w:r>
-        <w:t>packet.time_created</w:t>
-      </w:r>
-      <w:proofErr w:type="spellEnd"/>
-      <w:r>
-        <w:t xml:space="preserve">: </w:t>
-      </w:r>
-      <w:proofErr w:type="spellStart"/>
-      <w:r>
-        <w:t>Αυτός</w:t>
-      </w:r>
-      <w:proofErr w:type="spellEnd"/>
-      <w:r>
-        <w:t xml:space="preserve"> </w:t>
-      </w:r>
-      <w:proofErr w:type="spellStart"/>
-      <w:r>
-        <w:t>είν</w:t>
-      </w:r>
-      <w:proofErr w:type="spellEnd"/>
-      <w:r>
-        <w:t xml:space="preserve">αι ο </w:t>
-      </w:r>
-      <w:proofErr w:type="spellStart"/>
-      <w:r>
-        <w:t>τελικός</w:t>
-      </w:r>
-      <w:proofErr w:type="spellEnd"/>
-      <w:r>
-        <w:t xml:space="preserve"> υπ</w:t>
-      </w:r>
-      <w:proofErr w:type="spellStart"/>
-      <w:r>
-        <w:t>ολογισμός</w:t>
-      </w:r>
-      <w:proofErr w:type="spellEnd"/>
-      <w:r>
-        <w:t xml:space="preserve">. </w:t>
+      <w:r>
+        <w:t xml:space="preserve">end_to_end_delay = env.now - packet.time_created: Αυτός είναι ο τελικός υπολογισμός. </w:t>
       </w:r>
       <w:r>
         <w:rPr>
@@ -2976,13 +2855,6 @@
         <w:rPr>
           <w:lang w:val="el-GR"/>
         </w:rPr>
-        <w:br/>
-      </w:r>
-      <w:r>
-        <w:rPr>
-          <w:lang w:val="el-GR"/>
-        </w:rPr>
-        <w:lastRenderedPageBreak/>
         <w:br/>
       </w:r>
       <w:r>
@@ -3028,11 +2900,9 @@
         </w:rPr>
         <w:t xml:space="preserve"> = </w:t>
       </w:r>
-      <w:proofErr w:type="spellStart"/>
       <w:r>
         <w:t>simpy</w:t>
       </w:r>
-      <w:proofErr w:type="spellEnd"/>
       <w:r>
         <w:rPr>
           <w:lang w:val="el-GR"/>
@@ -3060,6 +2930,7 @@
         </w:rPr>
       </w:pPr>
       <w:r>
+        <w:lastRenderedPageBreak/>
         <w:t>link</w:t>
       </w:r>
       <w:r>
@@ -3068,11 +2939,9 @@
         </w:rPr>
         <w:t xml:space="preserve">_... = </w:t>
       </w:r>
-      <w:proofErr w:type="spellStart"/>
       <w:r>
         <w:t>simpy</w:t>
       </w:r>
-      <w:proofErr w:type="spellEnd"/>
       <w:r>
         <w:rPr>
           <w:lang w:val="el-GR"/>
@@ -3228,6 +3097,12 @@
       </w:pPr>
       <w:r>
         <w:rPr>
+          <w:lang w:val="el-GR"/>
+        </w:rPr>
+        <w:br/>
+      </w:r>
+      <w:r>
+        <w:rPr>
           <w:b/>
           <w:bCs/>
           <w:sz w:val="40"/>
@@ -3238,19 +3113,13 @@
       </w:r>
       <w:r>
         <w:rPr>
-          <w:lang w:val="el-GR"/>
-        </w:rPr>
-        <w:br/>
-      </w:r>
-      <w:r>
-        <w:rPr>
           <w:b/>
           <w:bCs/>
           <w:sz w:val="40"/>
           <w:szCs w:val="40"/>
           <w:lang w:val="el-GR"/>
         </w:rPr>
-        <w:br/>
+        <w:t>Συμπεράσματα</w:t>
       </w:r>
       <w:r>
         <w:rPr>
@@ -3260,9 +3129,72 @@
           <w:szCs w:val="40"/>
           <w:lang w:val="el-GR"/>
         </w:rPr>
-        <w:t>Συμπεράσματα</w:t>
-      </w:r>
-      <w:r>
+        <w:t>:</w:t>
+      </w:r>
+    </w:p>
+    <w:p>
+      <w:pPr>
+        <w:rPr>
+          <w:lang w:val="el-GR"/>
+        </w:rPr>
+      </w:pPr>
+      <w:r>
+        <w:rPr>
+          <w:lang w:val="el-GR"/>
+        </w:rPr>
+        <w:t xml:space="preserve"> Παρατηρούμε ότι η καθυστέρηση (End-to-End Delay) για το Πακέτο 1 είναι μεγαλύτερη από την καθυστέρηση για το Πακέτο 0.  Αυτό συμβαίνει λόγω της διαφοράς μεταξύ του ρυθμού άφιξης και του ρυθμού μετάδοσης:  Ο Router χρειάζεται 8 ms για να εκπέ</w:t>
+      </w:r>
+      <w:r>
+        <w:rPr>
+          <w:lang w:val="el-GR"/>
+        </w:rPr>
+        <w:t>μψει</w:t>
+      </w:r>
+      <w:r>
+        <w:rPr>
+          <w:lang w:val="el-GR"/>
+        </w:rPr>
+        <w:t xml:space="preserve"> (Transmission Delay) το Πακέτο 0 (1000 Bytes/1 Mbps).  Η πηγή όμως στέλνει το επόμενο πακέτο (Πακέτο 1) μόλις 5 ms αργότερα.  Ως αποτέλεσμα, όταν το Πακέτο 1 φτάνει στον Router, αυτός είναι ακόμα απασχολημένος με την εκπομπή του Πακέτου 0. Έτσι, το Πα</w:t>
+      </w:r>
+      <w:r>
+        <w:rPr>
+          <w:lang w:val="el-GR"/>
+        </w:rPr>
+        <w:t>κέτο</w:t>
+      </w:r>
+      <w:r>
+        <w:rPr>
+          <w:lang w:val="el-GR"/>
+        </w:rPr>
+        <w:t xml:space="preserve"> 1 αναγκάζεται να περιμένει, παρόλο που δεν έχουμε ορίσει ακόμα ρητά όριο στην ουρά. Αυτή η καθυστέρηση αναμονής (queuing delay) σηματοδοτεί την έναρξη της συμφόρησης στο δίκτυο, καθώς ο κόμβος δεν προλαβαίνει να εξυπηρετήσει τα πακέτα με τον ρυθμό που</w:t>
+      </w:r>
+      <w:r>
+        <w:rPr>
+          <w:lang w:val="el-GR"/>
+        </w:rPr>
+        <w:t xml:space="preserve"> φτάνουν</w:t>
+      </w:r>
+      <w:r>
+        <w:rPr>
+          <w:lang w:val="el-GR"/>
+        </w:rPr>
+        <w:t>.</w:t>
+      </w:r>
+      <w:r>
+        <w:rPr>
+          <w:lang w:val="el-GR"/>
+        </w:rPr>
+        <w:br/>
+      </w:r>
+      <w:r>
+        <w:rPr>
+          <w:lang w:val="el-GR"/>
+        </w:rPr>
+        <w:br/>
+      </w:r>
+    </w:p>
+    <w:p>
+      <w:pPr>
         <w:rPr>
           <w:b/>
           <w:bCs/>
@@ -3270,7 +3202,66 @@
           <w:szCs w:val="40"/>
           <w:lang w:val="el-GR"/>
         </w:rPr>
-        <w:t>:</w:t>
+      </w:pPr>
+      <w:r>
+        <w:rPr>
+          <w:b/>
+          <w:bCs/>
+          <w:sz w:val="40"/>
+          <w:szCs w:val="40"/>
+          <w:lang w:val="el-GR"/>
+        </w:rPr>
+        <w:t xml:space="preserve"> Ερ</w:t>
+      </w:r>
+      <w:r>
+        <w:rPr>
+          <w:b/>
+          <w:bCs/>
+          <w:sz w:val="40"/>
+          <w:szCs w:val="40"/>
+          <w:lang w:val="el-GR"/>
+        </w:rPr>
+        <w:t>ώ</w:t>
+      </w:r>
+      <w:r>
+        <w:rPr>
+          <w:b/>
+          <w:bCs/>
+          <w:sz w:val="40"/>
+          <w:szCs w:val="40"/>
+          <w:lang w:val="el-GR"/>
+        </w:rPr>
+        <w:t>τ</w:t>
+      </w:r>
+      <w:r>
+        <w:rPr>
+          <w:b/>
+          <w:bCs/>
+          <w:sz w:val="40"/>
+          <w:szCs w:val="40"/>
+          <w:lang w:val="el-GR"/>
+        </w:rPr>
+        <w:t>η</w:t>
+      </w:r>
+      <w:r>
+        <w:rPr>
+          <w:b/>
+          <w:bCs/>
+          <w:sz w:val="40"/>
+          <w:szCs w:val="40"/>
+          <w:lang w:val="el-GR"/>
+        </w:rPr>
+        <w:t>μα</w:t>
+      </w:r>
+      <w:r>
+        <w:rPr>
+          <w:b/>
+          <w:bCs/>
+          <w:sz w:val="40"/>
+          <w:szCs w:val="40"/>
+          <w:lang w:val="el-GR"/>
+        </w:rPr>
+        <w:t xml:space="preserve"> 3</w:t>
       </w:r>
     </w:p>
     <w:p>
@@ -3283,138 +3274,6 @@
         <w:rPr>
           <w:lang w:val="el-GR"/>
         </w:rPr>
-        <w:t xml:space="preserve"> Παρατηρούμε ότι η καθυστέρηση (End-to-End Delay) για το Πακέτο 1 είναι μεγαλύτερη από την καθυστέρηση για το Πακέτο 0.  Αυτό συμβαίνει λόγω της διαφοράς μεταξύ του ρυθμού άφιξης και του ρυθμού μετάδοσης:  Ο Router χρειάζεται 8 ms για να εκπέ</w:t>
-      </w:r>
-      <w:r>
-        <w:rPr>
-          <w:lang w:val="el-GR"/>
-        </w:rPr>
-        <w:t>μψει</w:t>
-      </w:r>
-      <w:r>
-        <w:rPr>
-          <w:lang w:val="el-GR"/>
-        </w:rPr>
-        <w:t xml:space="preserve"> (Transmission Delay) το Πακέτο 0 (1000 Bytes/1 Mbps).  Η πηγή όμως στέλνει το επόμενο πακέτο (Πακέτο 1) μόλις 5 ms αργότερα.  Ως αποτέλεσμα, όταν το Πακέτο 1 φτάνει στον Router, αυτός είναι ακόμα απασχολημένος με την εκπομπή του Πακέτου 0. Έτσι, το Πα</w:t>
-      </w:r>
-      <w:r>
-        <w:rPr>
-          <w:lang w:val="el-GR"/>
-        </w:rPr>
-        <w:t>κέτο</w:t>
-      </w:r>
-      <w:r>
-        <w:rPr>
-          <w:lang w:val="el-GR"/>
-        </w:rPr>
-        <w:t xml:space="preserve"> 1 αναγκάζεται να περιμένει, παρόλο που δεν έχουμε ορίσει ακόμα ρητά όριο στην ουρά. Αυτή η καθυστέρηση αναμονής (queuing delay) σηματοδοτεί την έναρξη της συμφόρησης στο δίκτυο, καθώς ο κόμβος δεν προλαβαίνει να εξυπηρετήσει τα πακέτα με τον ρυθμό που</w:t>
-      </w:r>
-      <w:r>
-        <w:rPr>
-          <w:lang w:val="el-GR"/>
-        </w:rPr>
-        <w:t xml:space="preserve"> φτάνουν</w:t>
-      </w:r>
-      <w:r>
-        <w:rPr>
-          <w:lang w:val="el-GR"/>
-        </w:rPr>
-        <w:t>.</w:t>
-      </w:r>
-      <w:r>
-        <w:rPr>
-          <w:lang w:val="el-GR"/>
-        </w:rPr>
-        <w:br/>
-      </w:r>
-      <w:r>
-        <w:rPr>
-          <w:lang w:val="el-GR"/>
-        </w:rPr>
-        <w:br/>
-      </w:r>
-    </w:p>
-    <w:p>
-      <w:pPr>
-        <w:rPr>
-          <w:b/>
-          <w:bCs/>
-          <w:sz w:val="40"/>
-          <w:szCs w:val="40"/>
-          <w:lang w:val="el-GR"/>
-        </w:rPr>
-      </w:pPr>
-      <w:r>
-        <w:rPr>
-          <w:b/>
-          <w:bCs/>
-          <w:sz w:val="40"/>
-          <w:szCs w:val="40"/>
-          <w:lang w:val="el-GR"/>
-        </w:rPr>
-        <w:t xml:space="preserve"> Ερ</w:t>
-      </w:r>
-      <w:r>
-        <w:rPr>
-          <w:b/>
-          <w:bCs/>
-          <w:sz w:val="40"/>
-          <w:szCs w:val="40"/>
-          <w:lang w:val="el-GR"/>
-        </w:rPr>
-        <w:t>ώ</w:t>
-      </w:r>
-      <w:r>
-        <w:rPr>
-          <w:b/>
-          <w:bCs/>
-          <w:sz w:val="40"/>
-          <w:szCs w:val="40"/>
-          <w:lang w:val="el-GR"/>
-        </w:rPr>
-        <w:t>τ</w:t>
-      </w:r>
-      <w:r>
-        <w:rPr>
-          <w:b/>
-          <w:bCs/>
-          <w:sz w:val="40"/>
-          <w:szCs w:val="40"/>
-          <w:lang w:val="el-GR"/>
-        </w:rPr>
-        <w:t>η</w:t>
-      </w:r>
-      <w:r>
-        <w:rPr>
-          <w:b/>
-          <w:bCs/>
-          <w:sz w:val="40"/>
-          <w:szCs w:val="40"/>
-          <w:lang w:val="el-GR"/>
-        </w:rPr>
-        <w:t>μα</w:t>
-      </w:r>
-      <w:r>
-        <w:rPr>
-          <w:b/>
-          <w:bCs/>
-          <w:sz w:val="40"/>
-          <w:szCs w:val="40"/>
-          <w:lang w:val="el-GR"/>
-        </w:rPr>
-        <w:t xml:space="preserve"> 3</w:t>
-      </w:r>
-    </w:p>
-    <w:p>
-      <w:pPr>
-        <w:rPr>
-          <w:lang w:val="el-GR"/>
-        </w:rPr>
-      </w:pPr>
-      <w:r>
-        <w:rPr>
-          <w:lang w:val="el-GR"/>
-        </w:rPr>
         <w:t xml:space="preserve">Για την υλοποίηση του τρίτου ερωτήματος, ο στόχος </w:t>
       </w:r>
       <w:r>
@@ -3441,7 +3300,6 @@
         <w:rPr>
           <w:lang w:val="el-GR"/>
         </w:rPr>
-        <w:lastRenderedPageBreak/>
         <w:t>αναμονής  περιορισμένου μεγέθους</w:t>
       </w:r>
       <w:r>
@@ -3530,6 +3388,7 @@
         <w:rPr>
           <w:lang w:val="el-GR"/>
         </w:rPr>
+        <w:lastRenderedPageBreak/>
         <w:t>Επίσης, τροποποιήθηκε η παράμετρος PACKET_INTERVAL_S για να προκληθεί συμφόρηση:</w:t>
       </w:r>
     </w:p>
@@ -3624,53 +3483,8 @@
         </w:rPr>
         <w:t xml:space="preserve">. </w:t>
       </w:r>
-      <w:proofErr w:type="spellStart"/>
-      <w:r>
-        <w:t>Αυτή</w:t>
-      </w:r>
-      <w:proofErr w:type="spellEnd"/>
-      <w:r>
-        <w:t xml:space="preserve"> η π</w:t>
-      </w:r>
-      <w:proofErr w:type="spellStart"/>
-      <w:r>
-        <w:t>ροσέγγιση</w:t>
-      </w:r>
-      <w:proofErr w:type="spellEnd"/>
-      <w:r>
-        <w:t xml:space="preserve"> π</w:t>
-      </w:r>
-      <w:proofErr w:type="spellStart"/>
-      <w:r>
-        <w:t>ροσφέρει</w:t>
-      </w:r>
-      <w:proofErr w:type="spellEnd"/>
-      <w:r>
-        <w:t xml:space="preserve"> </w:t>
-      </w:r>
-      <w:proofErr w:type="spellStart"/>
-      <w:r>
-        <w:t>δύο</w:t>
-      </w:r>
-      <w:proofErr w:type="spellEnd"/>
-      <w:r>
-        <w:t xml:space="preserve"> βα</w:t>
-      </w:r>
-      <w:proofErr w:type="spellStart"/>
-      <w:r>
-        <w:t>σικά</w:t>
-      </w:r>
-      <w:proofErr w:type="spellEnd"/>
-      <w:r>
-        <w:t xml:space="preserve"> π</w:t>
-      </w:r>
-      <w:proofErr w:type="spellStart"/>
-      <w:r>
-        <w:t>λεονεκτήμ</w:t>
-      </w:r>
-      <w:proofErr w:type="spellEnd"/>
-      <w:r>
-        <w:t>ατα:</w:t>
+      <w:r>
+        <w:t>Αυτή η προσέγγιση προσφέρει δύο βασικά πλεονεκτήματα:</w:t>
       </w:r>
     </w:p>
     <w:p>
@@ -3736,23 +3550,7 @@
     </w:p>
     <w:p>
       <w:r>
-        <w:t xml:space="preserve">Η </w:t>
-      </w:r>
-      <w:proofErr w:type="spellStart"/>
-      <w:r>
-        <w:t>κλάση</w:t>
-      </w:r>
-      <w:proofErr w:type="spellEnd"/>
-      <w:r>
-        <w:t> Router π</w:t>
-      </w:r>
-      <w:proofErr w:type="spellStart"/>
-      <w:r>
-        <w:t>εριλ</w:t>
-      </w:r>
-      <w:proofErr w:type="spellEnd"/>
-      <w:r>
-        <w:t>αμβάνει:</w:t>
+        <w:t>Η κλάση Router περιλαμβάνει:</w:t>
       </w:r>
     </w:p>
     <w:p>
@@ -3768,11 +3566,9 @@
         </w:rPr>
         <w:t>__</w:t>
       </w:r>
-      <w:proofErr w:type="spellStart"/>
       <w:r>
         <w:t>init</w:t>
       </w:r>
-      <w:proofErr w:type="spellEnd"/>
       <w:r>
         <w:rPr>
           <w:lang w:val="el-GR"/>
@@ -3789,13 +3585,8 @@
         <w:t>, ...): Ο κατασκευαστής της κλάσης. Εδώ αρχικοποιείται η ουρά ως ένα</w:t>
       </w:r>
       <w:r>
-        <w:t> </w:t>
-      </w:r>
-      <w:proofErr w:type="spellStart"/>
-      <w:r>
-        <w:t>simpy</w:t>
-      </w:r>
-      <w:proofErr w:type="spellEnd"/>
+        <w:t> simpy</w:t>
+      </w:r>
       <w:r>
         <w:rPr>
           <w:lang w:val="el-GR"/>
@@ -3839,47 +3630,7 @@
         <w:t xml:space="preserve">). </w:t>
       </w:r>
       <w:r>
-        <w:t>Επ</w:t>
-      </w:r>
-      <w:proofErr w:type="spellStart"/>
-      <w:r>
-        <w:t>ίσης</w:t>
-      </w:r>
-      <w:proofErr w:type="spellEnd"/>
-      <w:r>
-        <w:t>, α</w:t>
-      </w:r>
-      <w:proofErr w:type="spellStart"/>
-      <w:r>
-        <w:t>ρχικο</w:t>
-      </w:r>
-      <w:proofErr w:type="spellEnd"/>
-      <w:r>
-        <w:t xml:space="preserve">ποιείται </w:t>
-      </w:r>
-      <w:proofErr w:type="spellStart"/>
-      <w:r>
-        <w:t>έν</w:t>
-      </w:r>
-      <w:proofErr w:type="spellEnd"/>
-      <w:r>
-        <w:t xml:space="preserve">ας </w:t>
-      </w:r>
-      <w:proofErr w:type="spellStart"/>
-      <w:r>
-        <w:t>μετρητής</w:t>
-      </w:r>
-      <w:proofErr w:type="spellEnd"/>
-      <w:r>
-        <w:t> </w:t>
-      </w:r>
-      <w:proofErr w:type="spellStart"/>
-      <w:r>
-        <w:t>self.packets_dropped</w:t>
-      </w:r>
-      <w:proofErr w:type="spellEnd"/>
-      <w:r>
-        <w:t xml:space="preserve"> = 0.</w:t>
+        <w:t>Επίσης, αρχικοποιείται ένας μετρητής self.packets_dropped = 0.</w:t>
       </w:r>
     </w:p>
     <w:p>
@@ -4060,14 +3811,7 @@
         <w:rPr>
           <w:lang w:val="el-GR"/>
         </w:rPr>
-        <w:t xml:space="preserve">Μόνο αφού </w:t>
-      </w:r>
-      <w:r>
-        <w:rPr>
-          <w:lang w:val="el-GR"/>
-        </w:rPr>
-        <w:lastRenderedPageBreak/>
-        <w:t xml:space="preserve">περάσει αυτός ο χρόνος, το πακέτο θεωρείται ότι έχει φτάσει πραγματικά στον </w:t>
+        <w:t xml:space="preserve">Μόνο αφού περάσει αυτός ο χρόνος, το πακέτο θεωρείται ότι έχει φτάσει πραγματικά στον </w:t>
       </w:r>
       <w:r>
         <w:t>router</w:t>
@@ -4078,29 +3822,8 @@
         </w:rPr>
         <w:t xml:space="preserve">. </w:t>
       </w:r>
-      <w:proofErr w:type="spellStart"/>
-      <w:r>
-        <w:t>Τότε</w:t>
-      </w:r>
-      <w:proofErr w:type="spellEnd"/>
-      <w:r>
-        <w:t xml:space="preserve">, </w:t>
-      </w:r>
-      <w:proofErr w:type="spellStart"/>
-      <w:r>
-        <w:t>εκτελείτ</w:t>
-      </w:r>
-      <w:proofErr w:type="spellEnd"/>
-      <w:r>
-        <w:t xml:space="preserve">αι ο </w:t>
-      </w:r>
-      <w:proofErr w:type="spellStart"/>
-      <w:r>
-        <w:t>έλεγχος</w:t>
-      </w:r>
-      <w:proofErr w:type="spellEnd"/>
-      <w:r>
-        <w:t>:</w:t>
+      <w:r>
+        <w:t>Τότε, εκτελείται ο έλεγχος:</w:t>
       </w:r>
     </w:p>
     <w:p>
@@ -4185,6 +3908,7 @@
           <w:bCs/>
           <w:lang w:val="el-GR"/>
         </w:rPr>
+        <w:lastRenderedPageBreak/>
         <w:t>Βελτιωμένη Λειτουργία Αποστολής:</w:t>
       </w:r>
       <w:r>
@@ -4443,7 +4167,6 @@
           <w:bCs/>
           <w:sz w:val="40"/>
           <w:szCs w:val="40"/>
-          <w:lang w:val="el-GR"/>
         </w:rPr>
       </w:pPr>
       <w:r>
@@ -4481,16 +4204,6 @@
           <w:lang w:val="el-GR"/>
         </w:rPr>
         <w:t>:</w:t>
-      </w:r>
-      <w:r>
-        <w:rPr>
-          <w:b/>
-          <w:bCs/>
-          <w:sz w:val="40"/>
-          <w:szCs w:val="40"/>
-          <w:lang w:val="el-GR"/>
-        </w:rPr>
-        <w:br/>
       </w:r>
     </w:p>
     <w:p>
@@ -4569,11 +4282,9 @@
         </w:rPr>
         <w:t>Ο ρυθμός άφιξης των πακέτων είναι σταθερός στο 1 πακέτο κάθε 5</w:t>
       </w:r>
-      <w:proofErr w:type="spellStart"/>
       <w:r>
         <w:t>ms</w:t>
       </w:r>
-      <w:proofErr w:type="spellEnd"/>
       <w:r>
         <w:rPr>
           <w:lang w:val="el-GR"/>
@@ -4649,11 +4360,9 @@
         </w:rPr>
         <w:t xml:space="preserve"> είναι 8</w:t>
       </w:r>
-      <w:proofErr w:type="spellStart"/>
       <w:r>
         <w:t>ms</w:t>
       </w:r>
-      <w:proofErr w:type="spellEnd"/>
       <w:r>
         <w:rPr>
           <w:lang w:val="el-GR"/>
@@ -4734,7 +4443,6 @@
           <w:bCs/>
           <w:lang w:val="el-GR"/>
         </w:rPr>
-        <w:lastRenderedPageBreak/>
         <w:t>Η Πρώτη Απόρριψη (</w:t>
       </w:r>
       <w:r>
@@ -4815,39 +4523,7 @@
           <w:b/>
           <w:bCs/>
         </w:rPr>
-        <w:t>Η Κα</w:t>
-      </w:r>
-      <w:proofErr w:type="spellStart"/>
-      <w:r>
-        <w:rPr>
-          <w:b/>
-          <w:bCs/>
-        </w:rPr>
-        <w:t>τάστ</w:t>
-      </w:r>
-      <w:proofErr w:type="spellEnd"/>
-      <w:r>
-        <w:rPr>
-          <w:b/>
-          <w:bCs/>
-        </w:rPr>
-        <w:t xml:space="preserve">αση </w:t>
-      </w:r>
-      <w:proofErr w:type="spellStart"/>
-      <w:r>
-        <w:rPr>
-          <w:b/>
-          <w:bCs/>
-        </w:rPr>
-        <w:t>Συμφόρησης</w:t>
-      </w:r>
-      <w:proofErr w:type="spellEnd"/>
-      <w:r>
-        <w:rPr>
-          <w:b/>
-          <w:bCs/>
-        </w:rPr>
-        <w:t xml:space="preserve"> (Congestion):</w:t>
+        <w:t>Η Κατάσταση Συμφόρησης (Congestion):</w:t>
       </w:r>
     </w:p>
     <w:p>
@@ -4860,6 +4536,7 @@
         <w:rPr>
           <w:lang w:val="el-GR"/>
         </w:rPr>
+        <w:lastRenderedPageBreak/>
         <w:t>Το σύστημα εισέρχεται σε κατάσταση μόνιμου κορεσμού. Παρόλο που η νέα υλοποίηση (</w:t>
       </w:r>
       <w:r>
@@ -4914,130 +4591,43 @@
           <w:lang w:val="el-GR"/>
         </w:rPr>
       </w:pPr>
-      <w:r>
-        <w:rPr>
-          <w:b/>
-          <w:bCs/>
-          <w:lang w:val="el-GR"/>
-        </w:rPr>
-        <w:t>Συμπεράσματα</w:t>
-      </w:r>
-      <w:r>
-        <w:rPr>
-          <w:lang w:val="el-GR"/>
-        </w:rPr>
-        <w:t>:</w:t>
-      </w:r>
     </w:p>
     <w:p>
       <w:pPr>
         <w:rPr>
-          <w:lang w:val="el-GR"/>
-        </w:rPr>
-      </w:pPr>
-      <w:r>
-        <w:rPr>
-          <w:lang w:val="el-GR"/>
-        </w:rPr>
-        <w:t>Η υλοποίηση του Ερωτήματος 3 πέτυχε τη ρεαλιστική μοντελοποίηση ενός δρομολογητή με πεπερασμένη ουρά (</w:t>
-      </w:r>
-      <w:r>
-        <w:t>finite</w:t>
-      </w:r>
-      <w:r>
-        <w:rPr>
-          <w:lang w:val="el-GR"/>
-        </w:rPr>
-        <w:t xml:space="preserve"> </w:t>
-      </w:r>
-      <w:r>
-        <w:t>buffer</w:t>
-      </w:r>
-      <w:r>
-        <w:rPr>
-          <w:lang w:val="el-GR"/>
-        </w:rPr>
-        <w:t>). Ο διαχωρισμός των διαδικασιών λήψης και αποστολής (</w:t>
-      </w:r>
-      <w:r>
-        <w:t>pipelining</w:t>
-      </w:r>
-      <w:r>
-        <w:rPr>
-          <w:lang w:val="el-GR"/>
-        </w:rPr>
-        <w:t>) απέδειξε ότι η συμφόρηση στο συγκεκριμένο σενάριο δεν οφείλεται σε λογική καθυστέρηση του λογισμικού, αλλά στον φυσικό περιορισμό του μέσου μετάδοσης (</w:t>
-      </w:r>
-      <w:r>
-        <w:t>Bandwidth</w:t>
-      </w:r>
-      <w:r>
-        <w:rPr>
-          <w:lang w:val="el-GR"/>
-        </w:rPr>
-        <w:t>). Η προσομοίωση αναπαρήγαγε με ακρίβεια τη συμπεριφορά ενός συστήματος όπου η ζήτηση υπερβαίνει τη χωρητικότητα, οδηγώντας σε αναπόφευκτες απώλειες πακέτων.</w:t>
+          <w:b/>
+          <w:bCs/>
+          <w:sz w:val="40"/>
+          <w:szCs w:val="40"/>
+          <w:lang w:val="el-GR"/>
+        </w:rPr>
+      </w:pPr>
+      <w:r>
+        <w:rPr>
+          <w:b/>
+          <w:bCs/>
+          <w:sz w:val="40"/>
+          <w:szCs w:val="40"/>
+          <w:lang w:val="el-GR"/>
+        </w:rPr>
+        <w:t>Ερωτημα 4:</w:t>
       </w:r>
     </w:p>
     <w:p>
       <w:pPr>
         <w:rPr>
-          <w:lang w:val="el-GR"/>
-        </w:rPr>
-      </w:pPr>
-    </w:p>
-    <w:p>
-      <w:pPr>
-        <w:rPr>
-          <w:b/>
-          <w:bCs/>
-          <w:sz w:val="40"/>
-          <w:szCs w:val="40"/>
-          <w:lang w:val="el-GR"/>
-        </w:rPr>
-      </w:pPr>
-      <w:r>
-        <w:rPr>
-          <w:b/>
-          <w:bCs/>
-          <w:sz w:val="40"/>
-          <w:szCs w:val="40"/>
-          <w:lang w:val="el-GR"/>
-        </w:rPr>
-        <w:t>Ερωτημα 4:</w:t>
-      </w:r>
-    </w:p>
-    <w:p>
-      <w:pPr>
-        <w:rPr>
-          <w:b/>
-          <w:bCs/>
-          <w:lang w:val="el-GR"/>
-        </w:rPr>
-      </w:pPr>
-      <w:r>
-        <w:rPr>
-          <w:b/>
-          <w:bCs/>
-          <w:lang w:val="el-GR"/>
-        </w:rPr>
-        <w:t>Αναφορά Προσομοίωσης Δικτύου: Συλλογή και Ανάλυση Μετρικών Απόδοσης</w:t>
-      </w:r>
-    </w:p>
-    <w:p>
-      <w:pPr>
-        <w:rPr>
-          <w:b/>
-          <w:bCs/>
-          <w:lang w:val="el-GR"/>
-        </w:rPr>
-      </w:pPr>
-      <w:r>
-        <w:rPr>
-          <w:b/>
-          <w:bCs/>
-          <w:lang w:val="el-GR"/>
-        </w:rPr>
-        <w:t xml:space="preserve"> Μεθοδολογία Υλοποίησης</w:t>
+          <w:b/>
+          <w:bCs/>
+          <w:lang w:val="el-GR"/>
+        </w:rPr>
+      </w:pPr>
+      <w:r>
+        <w:rPr>
+          <w:b/>
+          <w:bCs/>
+          <w:lang w:val="el-GR"/>
+        </w:rPr>
+        <w:t>Μεθοδολογία Υλοποίησης</w:t>
       </w:r>
     </w:p>
     <w:p>
@@ -5111,7 +4701,6 @@
         <w:rPr>
           <w:lang w:val="el-GR"/>
         </w:rPr>
-        <w:lastRenderedPageBreak/>
         <w:t>Ο αριθμός των πακέτων που απορρίπτονται καταγράφεται ήδη από την κλάση Router στη μεταβλητή self.packets_dropped.</w:t>
       </w:r>
     </w:p>
@@ -5216,6 +4805,7 @@
         <w:rPr>
           <w:lang w:val="el-GR"/>
         </w:rPr>
+        <w:lastRenderedPageBreak/>
         <w:t>Ταυτόχρονα, καταγράφεται ο χρόνος άφιξης του τελευταίου πακέτου (received_stats['last_arrival_time']).</w:t>
       </w:r>
     </w:p>
@@ -5366,7 +4956,6 @@
           <w:bCs/>
           <w:lang w:val="el-GR"/>
         </w:rPr>
-        <w:lastRenderedPageBreak/>
         <w:t>3. Ανάλυση Αποτελεσμάτων</w:t>
       </w:r>
     </w:p>
@@ -5795,6 +5384,7 @@
         <w:rPr>
           <w:lang w:val="el-GR"/>
         </w:rPr>
+        <w:lastRenderedPageBreak/>
         <w:br/>
       </w:r>
       <w:r>
@@ -5863,28 +5453,9 @@
       </w:r>
       <w:r>
         <w:rPr>
-          <w:lang w:val="el-GR"/>
-        </w:rPr>
-        <w:br/>
-      </w:r>
-      <w:r>
-        <w:rPr>
-          <w:lang w:val="el-GR"/>
-        </w:rPr>
-        <w:br/>
-      </w:r>
-      <w:r>
-        <w:rPr>
-          <w:lang w:val="el-GR"/>
-        </w:rPr>
-        <w:br/>
-      </w:r>
-      <w:r>
-        <w:rPr>
           <w:noProof/>
           <w:lang w:val="el-GR"/>
         </w:rPr>
-        <w:lastRenderedPageBreak/>
         <w:drawing>
           <wp:inline distT="0" distB="0" distL="0" distR="0" wp14:anchorId="4D476A98" wp14:editId="465D5A0D">
             <wp:extent cx="5943600" cy="3194685"/>
@@ -5937,15 +5508,15 @@
     <w:p>
       <w:pPr>
         <w:rPr>
-          <w:b/>
-          <w:bCs/>
-          <w:lang w:val="el-GR"/>
-        </w:rPr>
-      </w:pPr>
-      <w:r>
-        <w:rPr>
-          <w:b/>
-          <w:bCs/>
+          <w:lang w:val="el-GR"/>
+        </w:rPr>
+      </w:pPr>
+      <w:r>
+        <w:rPr>
+          <w:b/>
+          <w:bCs/>
+          <w:sz w:val="40"/>
+          <w:szCs w:val="40"/>
           <w:lang w:val="el-GR"/>
         </w:rPr>
         <w:br/>
@@ -5954,17 +5525,31 @@
         <w:rPr>
           <w:b/>
           <w:bCs/>
-          <w:lang w:val="el-GR"/>
-        </w:rPr>
-        <w:br/>
-      </w:r>
-      <w:r>
-        <w:rPr>
-          <w:b/>
-          <w:bCs/>
-          <w:lang w:val="el-GR"/>
-        </w:rPr>
-        <w:t>4. Συμπέρασμα</w:t>
+          <w:sz w:val="40"/>
+          <w:szCs w:val="40"/>
+          <w:lang w:val="el-GR"/>
+        </w:rPr>
+        <w:t xml:space="preserve">Ερωτημα </w:t>
+      </w:r>
+      <w:r>
+        <w:rPr>
+          <w:b/>
+          <w:bCs/>
+          <w:sz w:val="40"/>
+          <w:szCs w:val="40"/>
+          <w:lang w:val="el-GR"/>
+        </w:rPr>
+        <w:t>5</w:t>
+      </w:r>
+      <w:r>
+        <w:rPr>
+          <w:b/>
+          <w:bCs/>
+          <w:sz w:val="40"/>
+          <w:szCs w:val="40"/>
+          <w:lang w:val="el-GR"/>
+        </w:rPr>
+        <w:t>:</w:t>
       </w:r>
     </w:p>
     <w:p>
@@ -5977,113 +5562,74 @@
         <w:rPr>
           <w:lang w:val="el-GR"/>
         </w:rPr>
-        <w:t>Η υλοποίηση του τέταρτου ερωτήματος επέτρεψε την επιτυχή ποσοτικοποίηση και οπτικοποίηση των επιπτώσεων της δικτυακής συμφόρησης. Η προσομοίωση κατέδειξε με σαφήνεια πώς η αναντιστοιχία μεταξύ ρυθμού άφιξης και ρυθμού εξυπηρέτησης οδηγεί σε πλήρωση της ουράς, δραματική αύξηση της καθυστέρησης και τελικά σε μαζικές απορρίψεις πακέτων. Τα παραγόμενα γραφήματα και οι τελικές μετρικές παρέχουν μια ολοκληρωμένη εικόνα της κατάστασης του δικτύου, επιβεβαιώνοντας τη θεωρητική συμπεριφορά των συστημάτων ουρών αναμονής.</w:t>
-      </w:r>
-      <w:r>
-        <w:rPr>
-          <w:lang w:val="el-GR"/>
-        </w:rPr>
-        <w:br/>
-      </w:r>
-      <w:r>
-        <w:rPr>
-          <w:lang w:val="el-GR"/>
-        </w:rPr>
-        <w:br/>
-      </w:r>
-      <w:r>
-        <w:rPr>
-          <w:lang w:val="el-GR"/>
-        </w:rPr>
-        <w:br/>
-      </w:r>
-      <w:r>
-        <w:rPr>
-          <w:lang w:val="el-GR"/>
-        </w:rPr>
-        <w:br/>
-      </w:r>
-      <w:r>
-        <w:rPr>
-          <w:lang w:val="el-GR"/>
-        </w:rPr>
-        <w:br/>
+        <w:t>Μεθοδολογία:</w:t>
       </w:r>
     </w:p>
     <w:p>
       <w:pPr>
         <w:rPr>
-          <w:b/>
-          <w:bCs/>
-          <w:sz w:val="40"/>
-          <w:szCs w:val="40"/>
-          <w:lang w:val="el-GR"/>
-        </w:rPr>
-      </w:pPr>
-      <w:r>
-        <w:rPr>
-          <w:lang w:val="el-GR"/>
-        </w:rPr>
-        <w:br/>
-      </w:r>
-      <w:r>
-        <w:rPr>
-          <w:lang w:val="el-GR"/>
-        </w:rPr>
-        <w:br/>
-      </w:r>
-      <w:r>
-        <w:rPr>
-          <w:lang w:val="el-GR"/>
-        </w:rPr>
-        <w:br/>
-      </w:r>
-      <w:r>
-        <w:rPr>
-          <w:lang w:val="el-GR"/>
-        </w:rPr>
-        <w:br/>
-      </w:r>
-      <w:r>
-        <w:rPr>
-          <w:b/>
-          <w:bCs/>
-          <w:sz w:val="40"/>
-          <w:szCs w:val="40"/>
-          <w:lang w:val="el-GR"/>
-        </w:rPr>
-        <w:lastRenderedPageBreak/>
-        <w:br/>
-      </w:r>
-      <w:r>
-        <w:rPr>
-          <w:b/>
-          <w:bCs/>
-          <w:sz w:val="40"/>
-          <w:szCs w:val="40"/>
-          <w:lang w:val="el-GR"/>
-        </w:rPr>
-        <w:t xml:space="preserve">Ερωτημα </w:t>
-      </w:r>
-      <w:r>
-        <w:rPr>
-          <w:b/>
-          <w:bCs/>
-          <w:sz w:val="40"/>
-          <w:szCs w:val="40"/>
-          <w:lang w:val="el-GR"/>
-        </w:rPr>
-        <w:t>5</w:t>
-      </w:r>
-      <w:r>
-        <w:rPr>
-          <w:b/>
-          <w:bCs/>
-          <w:sz w:val="40"/>
-          <w:szCs w:val="40"/>
-          <w:lang w:val="el-GR"/>
-        </w:rPr>
-        <w:t>:</w:t>
+          <w:lang w:val="el-GR"/>
+        </w:rPr>
+      </w:pPr>
+      <w:r>
+        <w:rPr>
+          <w:lang w:val="el-GR"/>
+        </w:rPr>
+        <w:t>Εκτελέσαμε την προσομοίωση για τρεις διαφορετικές τιμές εύρους ζώνης (</w:t>
+      </w:r>
+      <w:r>
+        <w:t>Bandwidth</w:t>
+      </w:r>
+      <w:r>
+        <w:rPr>
+          <w:lang w:val="el-GR"/>
+        </w:rPr>
+        <w:t xml:space="preserve">): 1 </w:t>
+      </w:r>
+      <w:r>
+        <w:t>Mbps</w:t>
+      </w:r>
+      <w:r>
+        <w:rPr>
+          <w:lang w:val="el-GR"/>
+        </w:rPr>
+        <w:t xml:space="preserve">, 10 </w:t>
+      </w:r>
+      <w:r>
+        <w:t>Mbps</w:t>
+      </w:r>
+      <w:r>
+        <w:rPr>
+          <w:lang w:val="el-GR"/>
+        </w:rPr>
+        <w:t xml:space="preserve"> και 100 </w:t>
+      </w:r>
+      <w:r>
+        <w:t>Mbps</w:t>
+      </w:r>
+      <w:r>
+        <w:rPr>
+          <w:lang w:val="el-GR"/>
+        </w:rPr>
+        <w:t>, διατηρώντας σταθερό τον ρυθμό άφιξης (1 πακέτο κάθε 5</w:t>
+      </w:r>
+      <w:r>
+        <w:t>ms</w:t>
+      </w:r>
+      <w:r>
+        <w:rPr>
+          <w:lang w:val="el-GR"/>
+        </w:rPr>
+        <w:t xml:space="preserve">) και το μέγεθος πακέτου (1000 </w:t>
+      </w:r>
+      <w:r>
+        <w:t>Bytes</w:t>
+      </w:r>
+      <w:r>
+        <w:rPr>
+          <w:lang w:val="el-GR"/>
+        </w:rPr>
+        <w:t>).</w:t>
       </w:r>
     </w:p>
     <w:p>
@@ -6096,7 +5642,7 @@
         <w:rPr>
           <w:lang w:val="el-GR"/>
         </w:rPr>
-        <w:t>Μεθοδολογία:</w:t>
+        <w:t>Ανάλυση Αποτελεσμάτων:</w:t>
       </w:r>
     </w:p>
     <w:p>
@@ -6109,7 +5655,17 @@
         <w:rPr>
           <w:lang w:val="el-GR"/>
         </w:rPr>
-        <w:t>Εκτελέσαμε την προσομοίωση για τρεις διαφορετικές τιμές εύρους ζώνης (</w:t>
+        <w:lastRenderedPageBreak/>
+        <w:t>Σε αντίθεση με την αρχική απλοϊκή προσέγγιση, η σωστή μοντελοποίηση (</w:t>
+      </w:r>
+      <w:r>
+        <w:t>pipelining</w:t>
+      </w:r>
+      <w:r>
+        <w:rPr>
+          <w:lang w:val="el-GR"/>
+        </w:rPr>
+        <w:t xml:space="preserve">) αναδεικνύει τον κρίσιμο ρόλο του </w:t>
       </w:r>
       <w:r>
         <w:t>Bandwidth</w:t>
@@ -6118,111 +5674,12 @@
         <w:rPr>
           <w:lang w:val="el-GR"/>
         </w:rPr>
-        <w:t xml:space="preserve">): 1 </w:t>
-      </w:r>
-      <w:r>
-        <w:t>Mbps</w:t>
-      </w:r>
-      <w:r>
-        <w:rPr>
-          <w:lang w:val="el-GR"/>
-        </w:rPr>
-        <w:t xml:space="preserve">, 10 </w:t>
-      </w:r>
-      <w:r>
-        <w:t>Mbps</w:t>
-      </w:r>
-      <w:r>
-        <w:rPr>
-          <w:lang w:val="el-GR"/>
-        </w:rPr>
-        <w:t xml:space="preserve"> και 100 </w:t>
-      </w:r>
-      <w:r>
-        <w:t>Mbps</w:t>
-      </w:r>
-      <w:r>
-        <w:rPr>
-          <w:lang w:val="el-GR"/>
-        </w:rPr>
-        <w:t>, διατηρώντας σταθερό τον ρυθμό άφιξης (1 πακέτο κάθε 5</w:t>
-      </w:r>
-      <w:proofErr w:type="spellStart"/>
-      <w:r>
-        <w:t>ms</w:t>
-      </w:r>
-      <w:proofErr w:type="spellEnd"/>
-      <w:r>
-        <w:rPr>
-          <w:lang w:val="el-GR"/>
-        </w:rPr>
-        <w:t xml:space="preserve">) και το μέγεθος πακέτου (1000 </w:t>
-      </w:r>
-      <w:r>
-        <w:t>Bytes</w:t>
-      </w:r>
-      <w:r>
-        <w:rPr>
-          <w:lang w:val="el-GR"/>
-        </w:rPr>
-        <w:t>).</w:t>
+        <w:t>.</w:t>
       </w:r>
     </w:p>
     <w:p>
-      <w:pPr>
-        <w:rPr>
-          <w:lang w:val="el-GR"/>
-        </w:rPr>
-      </w:pPr>
-      <w:r>
-        <w:rPr>
-          <w:lang w:val="el-GR"/>
-        </w:rPr>
-        <w:t>Ανάλυση Αποτελεσμάτων:</w:t>
-      </w:r>
-    </w:p>
-    <w:p>
-      <w:pPr>
-        <w:rPr>
-          <w:lang w:val="el-GR"/>
-        </w:rPr>
-      </w:pPr>
-      <w:r>
-        <w:rPr>
-          <w:lang w:val="el-GR"/>
-        </w:rPr>
-        <w:t>Σε αντίθεση με την αρχική απλοϊκή προσέγγιση, η σωστή μοντελοποίηση (</w:t>
-      </w:r>
-      <w:r>
-        <w:t>pipelining</w:t>
-      </w:r>
-      <w:r>
-        <w:rPr>
-          <w:lang w:val="el-GR"/>
-        </w:rPr>
-        <w:t xml:space="preserve">) αναδεικνύει τον κρίσιμο ρόλο του </w:t>
-      </w:r>
-      <w:r>
-        <w:t>Bandwidth</w:t>
-      </w:r>
-      <w:r>
-        <w:rPr>
-          <w:lang w:val="el-GR"/>
-        </w:rPr>
-        <w:t>.</w:t>
-      </w:r>
-    </w:p>
-    <w:p>
-      <w:r>
-        <w:t xml:space="preserve">1. </w:t>
-      </w:r>
-      <w:proofErr w:type="spellStart"/>
-      <w:r>
-        <w:t>Περί</w:t>
-      </w:r>
-      <w:proofErr w:type="spellEnd"/>
-      <w:r>
-        <w:t>πτωση 1 Mbps:</w:t>
+      <w:r>
+        <w:t>1. Περίπτωση 1 Mbps:</w:t>
       </w:r>
     </w:p>
     <w:p>
@@ -6233,13 +5690,8 @@
         </w:numPr>
       </w:pPr>
       <w:r>
-        <w:t xml:space="preserve">Transmission Delay: 8000  / 1.000.000 bps = 8 </w:t>
-      </w:r>
-      <w:proofErr w:type="spellStart"/>
-      <w:r>
-        <w:t>ms</w:t>
-      </w:r>
-      <w:proofErr w:type="spellEnd"/>
+        <w:t>Transmission Delay: 8000  / 1.000.000 bps = 8 ms</w:t>
+      </w:r>
     </w:p>
     <w:p>
       <w:pPr>
@@ -6249,15 +5701,7 @@
         </w:numPr>
       </w:pPr>
       <w:r>
-        <w:t>Interval Πα</w:t>
-      </w:r>
-      <w:proofErr w:type="spellStart"/>
-      <w:r>
-        <w:t>κέτων</w:t>
-      </w:r>
-      <w:proofErr w:type="spellEnd"/>
-      <w:r>
-        <w:t>:</w:t>
+        <w:t>Interval Πακέτων:</w:t>
       </w:r>
       <w:r>
         <w:t xml:space="preserve"> </w:t>
@@ -6297,22 +5741,18 @@
         </w:rPr>
         <w:t xml:space="preserve"> για να στείλει ένα πακέτο (8</w:t>
       </w:r>
-      <w:proofErr w:type="spellStart"/>
       <w:r>
         <w:t>ms</w:t>
       </w:r>
-      <w:proofErr w:type="spellEnd"/>
       <w:r>
         <w:rPr>
           <w:lang w:val="el-GR"/>
         </w:rPr>
         <w:t>) είναι μεγαλύτερος από τον ρυθμό που έρχονται τα νέα πακέτα (5</w:t>
       </w:r>
-      <w:proofErr w:type="spellStart"/>
       <w:r>
         <w:t>ms</w:t>
       </w:r>
-      <w:proofErr w:type="spellEnd"/>
       <w:r>
         <w:rPr>
           <w:lang w:val="el-GR"/>
@@ -6422,19 +5862,10 @@
         <w:rPr>
           <w:lang w:val="el-GR"/>
         </w:rPr>
-        <w:lastRenderedPageBreak/>
         <w:br/>
       </w:r>
       <w:r>
-        <w:t xml:space="preserve">2. </w:t>
-      </w:r>
-      <w:proofErr w:type="spellStart"/>
-      <w:r>
-        <w:t>Περί</w:t>
-      </w:r>
-      <w:proofErr w:type="spellEnd"/>
-      <w:r>
-        <w:t>πτωση 10 Mbps:</w:t>
+        <w:t>2. Περίπτωση 10 Mbps:</w:t>
       </w:r>
     </w:p>
     <w:p>
@@ -6462,21 +5893,8 @@
         </w:numPr>
       </w:pPr>
       <w:r>
-        <w:t>Interval Πα</w:t>
-      </w:r>
-      <w:proofErr w:type="spellStart"/>
-      <w:r>
-        <w:t>κέτων</w:t>
-      </w:r>
-      <w:proofErr w:type="spellEnd"/>
-      <w:r>
-        <w:t xml:space="preserve">: 5 </w:t>
-      </w:r>
-      <w:proofErr w:type="spellStart"/>
-      <w:r>
-        <w:t>ms.</w:t>
-      </w:r>
-      <w:proofErr w:type="spellEnd"/>
+        <w:t>Interval Πακέτων: 5 ms.</w:t>
+      </w:r>
     </w:p>
     <w:p>
       <w:pPr>
@@ -6503,22 +5921,18 @@
         </w:rPr>
         <w:t xml:space="preserve"> μπορεί να στείλει το πακέτο πολύ γρήγορα (0.8</w:t>
       </w:r>
-      <w:proofErr w:type="spellStart"/>
       <w:r>
         <w:t>ms</w:t>
       </w:r>
-      <w:proofErr w:type="spellEnd"/>
       <w:r>
         <w:rPr>
           <w:lang w:val="el-GR"/>
         </w:rPr>
         <w:t xml:space="preserve">), πολύ πιο γρήγορα από τον ρυθμό που καταφθάνουν τα νέα (5 </w:t>
       </w:r>
-      <w:proofErr w:type="spellStart"/>
       <w:r>
         <w:t>ms</w:t>
       </w:r>
-      <w:proofErr w:type="spellEnd"/>
       <w:r>
         <w:rPr>
           <w:lang w:val="el-GR"/>
@@ -6534,15 +5948,7 @@
         </w:numPr>
       </w:pPr>
       <w:r>
-        <w:t>Απ</w:t>
-      </w:r>
-      <w:proofErr w:type="spellStart"/>
-      <w:r>
-        <w:t>οτέλεσμ</w:t>
-      </w:r>
-      <w:proofErr w:type="spellEnd"/>
-      <w:r>
-        <w:t>α:</w:t>
+        <w:t>Αποτέλεσμα:</w:t>
       </w:r>
     </w:p>
     <w:p>
@@ -6568,6 +5974,7 @@
         <w:rPr>
           <w:lang w:val="el-GR"/>
         </w:rPr>
+        <w:lastRenderedPageBreak/>
         <w:br/>
       </w:r>
       <w:r>
@@ -6611,18 +6018,6 @@
           <w:lang w:val="el-GR"/>
         </w:rPr>
         <w:t>Throughput: Σταθεροποιείται στα 1.6 Mbps. Παρόλο που το δίκτυο αντέχει 10 Mbps, το throughput καθορίζεται από τον ρυθμό αποστολής της πηγής (200 pkt/s×8000 bits/pkt=1.6 Mbps).</w:t>
-      </w:r>
-      <w:r>
-        <w:rPr>
-          <w:lang w:val="el-GR"/>
-        </w:rPr>
-        <w:br/>
-      </w:r>
-      <w:r>
-        <w:rPr>
-          <w:lang w:val="el-GR"/>
-        </w:rPr>
-        <w:br/>
       </w:r>
       <w:r>
         <w:rPr>
@@ -6679,16 +6074,7 @@
     </w:p>
     <w:p>
       <w:r>
-        <w:lastRenderedPageBreak/>
-        <w:t xml:space="preserve">3. </w:t>
-      </w:r>
-      <w:proofErr w:type="spellStart"/>
-      <w:r>
-        <w:t>Περί</w:t>
-      </w:r>
-      <w:proofErr w:type="spellEnd"/>
-      <w:r>
-        <w:t>πτωση 100 Mbps:</w:t>
+        <w:t>3. Περίπτωση 100 Mbps:</w:t>
       </w:r>
     </w:p>
     <w:p>
@@ -6774,6 +6160,7 @@
         <w:rPr>
           <w:lang w:val="el-GR"/>
         </w:rPr>
+        <w:lastRenderedPageBreak/>
         <w:br/>
       </w:r>
       <w:r>
@@ -6825,10 +6212,63 @@
         </w:rPr>
       </w:pPr>
       <w:r>
-        <w:rPr>
-          <w:lang w:val="el-GR"/>
-        </w:rPr>
-        <w:t>Συμπέρασμα Ερωτήματος 5:</w:t>
+        <w:br/>
+      </w:r>
+      <w:r>
+        <w:rPr>
+          <w:b/>
+          <w:bCs/>
+          <w:sz w:val="40"/>
+          <w:szCs w:val="40"/>
+          <w:lang w:val="el-GR"/>
+        </w:rPr>
+        <w:t xml:space="preserve">Ερώτημα </w:t>
+      </w:r>
+      <w:r>
+        <w:rPr>
+          <w:b/>
+          <w:bCs/>
+          <w:sz w:val="40"/>
+          <w:szCs w:val="40"/>
+          <w:lang w:val="el-GR"/>
+        </w:rPr>
+        <w:t>6</w:t>
+      </w:r>
+      <w:r>
+        <w:rPr>
+          <w:b/>
+          <w:bCs/>
+          <w:sz w:val="40"/>
+          <w:szCs w:val="40"/>
+          <w:lang w:val="el-GR"/>
+        </w:rPr>
+        <w:t>:</w:t>
+      </w:r>
+      <w:r>
+        <w:rPr>
+          <w:b/>
+          <w:bCs/>
+          <w:sz w:val="40"/>
+          <w:szCs w:val="40"/>
+          <w:lang w:val="el-GR"/>
+        </w:rPr>
+        <w:br/>
+      </w:r>
+      <w:r>
+        <w:rPr>
+          <w:b/>
+          <w:bCs/>
+          <w:sz w:val="40"/>
+          <w:szCs w:val="40"/>
+          <w:lang w:val="el-GR"/>
+        </w:rPr>
+        <w:br/>
+      </w:r>
+      <w:r>
+        <w:rPr>
+          <w:lang w:val="el-GR"/>
+        </w:rPr>
+        <w:t>Μεθοδολογία:</w:t>
       </w:r>
     </w:p>
     <w:p>
@@ -6841,164 +6281,6 @@
         <w:rPr>
           <w:lang w:val="el-GR"/>
         </w:rPr>
-        <w:t xml:space="preserve">Η αύξηση του </w:t>
-      </w:r>
-      <w:r>
-        <w:t>Bandwidth</w:t>
-      </w:r>
-      <w:r>
-        <w:rPr>
-          <w:lang w:val="el-GR"/>
-        </w:rPr>
-        <w:t xml:space="preserve"> από 1 </w:t>
-      </w:r>
-      <w:r>
-        <w:t>Mbps</w:t>
-      </w:r>
-      <w:r>
-        <w:rPr>
-          <w:lang w:val="el-GR"/>
-        </w:rPr>
-        <w:t xml:space="preserve"> σε 10 </w:t>
-      </w:r>
-      <w:r>
-        <w:t>Mbps</w:t>
-      </w:r>
-      <w:r>
-        <w:rPr>
-          <w:lang w:val="el-GR"/>
-        </w:rPr>
-        <w:t xml:space="preserve"> έλυσε το πρόβλημα της συμφόρησης. Στο διορθωμένο μοντέλο μας, το </w:t>
-      </w:r>
-      <w:r>
-        <w:t>Propagation</w:t>
-      </w:r>
-      <w:r>
-        <w:rPr>
-          <w:lang w:val="el-GR"/>
-        </w:rPr>
-        <w:t xml:space="preserve"> </w:t>
-      </w:r>
-      <w:r>
-        <w:t>Delay</w:t>
-      </w:r>
-      <w:r>
-        <w:rPr>
-          <w:lang w:val="el-GR"/>
-        </w:rPr>
-        <w:t xml:space="preserve"> (καθυστέρηση διάδοσης) προσθέτει απλώς έναν σταθερό χρόνο στο ταξίδι του πακέτου, αλλά δεν μπλοκάρει τον </w:t>
-      </w:r>
-      <w:r>
-        <w:t>Router</w:t>
-      </w:r>
-      <w:r>
-        <w:rPr>
-          <w:lang w:val="el-GR"/>
-        </w:rPr>
-        <w:t xml:space="preserve">. Συνεπώς, εφόσον το </w:t>
-      </w:r>
-      <w:r>
-        <w:t>Bandwidth</w:t>
-      </w:r>
-      <w:r>
-        <w:rPr>
-          <w:lang w:val="el-GR"/>
-        </w:rPr>
-        <w:t xml:space="preserve"> είναι αρκετά μεγάλο ώστε το </w:t>
-      </w:r>
-      <w:r>
-        <w:t>Transmission</w:t>
-      </w:r>
-      <w:r>
-        <w:rPr>
-          <w:lang w:val="el-GR"/>
-        </w:rPr>
-        <w:t xml:space="preserve"> </w:t>
-      </w:r>
-      <w:r>
-        <w:t>Delay</w:t>
-      </w:r>
-      <w:r>
-        <w:rPr>
-          <w:lang w:val="el-GR"/>
-        </w:rPr>
-        <w:t xml:space="preserve"> να είναι μικρότερο από τον ρυθμό άφιξης πακέτων, η ουρά δεν γεμίζει ποτέ και το δίκτυο λειτουργεί άψογα.</w:t>
-      </w:r>
-    </w:p>
-    <w:p>
-      <w:pPr>
-        <w:rPr>
-          <w:lang w:val="el-GR"/>
-        </w:rPr>
-      </w:pPr>
-      <w:r>
-        <w:rPr>
-          <w:b/>
-          <w:bCs/>
-          <w:sz w:val="40"/>
-          <w:szCs w:val="40"/>
-          <w:lang w:val="el-GR"/>
-        </w:rPr>
-        <w:t xml:space="preserve">Ερώτημα </w:t>
-      </w:r>
-      <w:r>
-        <w:rPr>
-          <w:b/>
-          <w:bCs/>
-          <w:sz w:val="40"/>
-          <w:szCs w:val="40"/>
-          <w:lang w:val="el-GR"/>
-        </w:rPr>
-        <w:t>6</w:t>
-      </w:r>
-      <w:r>
-        <w:rPr>
-          <w:b/>
-          <w:bCs/>
-          <w:sz w:val="40"/>
-          <w:szCs w:val="40"/>
-          <w:lang w:val="el-GR"/>
-        </w:rPr>
-        <w:t>:</w:t>
-      </w:r>
-      <w:r>
-        <w:rPr>
-          <w:b/>
-          <w:bCs/>
-          <w:sz w:val="40"/>
-          <w:szCs w:val="40"/>
-          <w:lang w:val="el-GR"/>
-        </w:rPr>
-        <w:br/>
-      </w:r>
-      <w:r>
-        <w:rPr>
-          <w:b/>
-          <w:bCs/>
-          <w:sz w:val="40"/>
-          <w:szCs w:val="40"/>
-          <w:lang w:val="el-GR"/>
-        </w:rPr>
-        <w:br/>
-      </w:r>
-      <w:r>
-        <w:rPr>
-          <w:lang w:val="el-GR"/>
-        </w:rPr>
-        <w:t>Μεθοδολογία:</w:t>
-      </w:r>
-    </w:p>
-    <w:p>
-      <w:pPr>
-        <w:rPr>
-          <w:lang w:val="el-GR"/>
-        </w:rPr>
-      </w:pPr>
-      <w:r>
-        <w:rPr>
-          <w:lang w:val="el-GR"/>
-        </w:rPr>
-        <w:lastRenderedPageBreak/>
         <w:t>Για να μελετήσουμε πώς επηρεάζει το μέγεθος της πληροφορίας την απόδοση του δικτύου, εκτελέσαμε μια σειρά προσομοιώσεων μεταβάλλοντας το μέγεθος του πακέτου (</w:t>
       </w:r>
       <w:r>
@@ -7085,11 +6367,9 @@
         </w:rPr>
         <w:t xml:space="preserve"> 1 πακέτο κάθε 5</w:t>
       </w:r>
-      <w:proofErr w:type="spellStart"/>
       <w:r>
         <w:t>ms</w:t>
       </w:r>
-      <w:proofErr w:type="spellEnd"/>
       <w:r>
         <w:rPr>
           <w:lang w:val="el-GR"/>
@@ -7229,6 +6509,7 @@
         <w:rPr>
           <w:lang w:val="el-GR"/>
         </w:rPr>
+        <w:lastRenderedPageBreak/>
         <w:t xml:space="preserve">Συγκρίνοντας το </w:t>
       </w:r>
       <w:r>
@@ -7665,22 +6946,18 @@
         </w:rPr>
         <w:t xml:space="preserve"> χρειάζεται μόλις 0.8</w:t>
       </w:r>
-      <w:proofErr w:type="spellStart"/>
       <w:r>
         <w:t>ms</w:t>
       </w:r>
-      <w:proofErr w:type="spellEnd"/>
       <w:r>
         <w:rPr>
           <w:lang w:val="el-GR"/>
         </w:rPr>
         <w:t xml:space="preserve"> για να στείλει κάθε πακέτο, ενώ τα πακέτα έρχονται κάθε 5</w:t>
       </w:r>
-      <w:proofErr w:type="spellStart"/>
       <w:r>
         <w:t>ms</w:t>
       </w:r>
-      <w:proofErr w:type="spellEnd"/>
       <w:r>
         <w:rPr>
           <w:lang w:val="el-GR"/>
@@ -7695,21 +6972,12 @@
           <w:numId w:val="47"/>
         </w:numPr>
       </w:pPr>
-      <w:proofErr w:type="spellStart"/>
-      <w:r>
-        <w:rPr>
-          <w:b/>
-          <w:bCs/>
-        </w:rPr>
-        <w:t>Μετρικές</w:t>
-      </w:r>
-      <w:proofErr w:type="spellEnd"/>
-      <w:r>
-        <w:rPr>
-          <w:b/>
-          <w:bCs/>
-        </w:rPr>
-        <w:t>:</w:t>
+      <w:r>
+        <w:rPr>
+          <w:b/>
+          <w:bCs/>
+        </w:rPr>
+        <w:t>Μετρικές:</w:t>
       </w:r>
     </w:p>
     <w:p>
@@ -7720,23 +6988,7 @@
         </w:numPr>
       </w:pPr>
       <w:r>
-        <w:t>Queue Size: 0 (</w:t>
-      </w:r>
-      <w:proofErr w:type="spellStart"/>
-      <w:r>
-        <w:t>Άδει</w:t>
-      </w:r>
-      <w:proofErr w:type="spellEnd"/>
-      <w:r>
-        <w:t xml:space="preserve">α </w:t>
-      </w:r>
-      <w:proofErr w:type="spellStart"/>
-      <w:r>
-        <w:t>ουρά</w:t>
-      </w:r>
-      <w:proofErr w:type="spellEnd"/>
-      <w:r>
-        <w:t>).</w:t>
+        <w:t>Queue Size: 0 (Άδεια ουρά).</w:t>
       </w:r>
     </w:p>
     <w:p>
@@ -7761,7 +7013,6 @@
         </w:rPr>
       </w:pPr>
       <w:r>
-        <w:lastRenderedPageBreak/>
         <w:t>Throughput</w:t>
       </w:r>
       <w:r>
@@ -7833,39 +7084,7 @@
           <w:b/>
           <w:bCs/>
         </w:rPr>
-        <w:t xml:space="preserve">2. </w:t>
-      </w:r>
-      <w:proofErr w:type="spellStart"/>
-      <w:r>
-        <w:rPr>
-          <w:b/>
-          <w:bCs/>
-        </w:rPr>
-        <w:t>Μεσ</w:t>
-      </w:r>
-      <w:proofErr w:type="spellEnd"/>
-      <w:r>
-        <w:rPr>
-          <w:b/>
-          <w:bCs/>
-        </w:rPr>
-        <w:t>αία Πα</w:t>
-      </w:r>
-      <w:proofErr w:type="spellStart"/>
-      <w:r>
-        <w:rPr>
-          <w:b/>
-          <w:bCs/>
-        </w:rPr>
-        <w:t>κέτ</w:t>
-      </w:r>
-      <w:proofErr w:type="spellEnd"/>
-      <w:r>
-        <w:rPr>
-          <w:b/>
-          <w:bCs/>
-        </w:rPr>
-        <w:t>α (1000 Bytes):</w:t>
+        <w:t>2. Μεσαία Πακέτα (1000 Bytes):</w:t>
       </w:r>
     </w:p>
     <w:p>
@@ -7936,21 +7155,13 @@
           <w:numId w:val="48"/>
         </w:numPr>
       </w:pPr>
-      <w:proofErr w:type="spellStart"/>
-      <w:r>
-        <w:rPr>
-          <w:b/>
-          <w:bCs/>
-        </w:rPr>
-        <w:t>Μετρικές</w:t>
-      </w:r>
-      <w:proofErr w:type="spellEnd"/>
-      <w:r>
-        <w:rPr>
-          <w:b/>
-          <w:bCs/>
-        </w:rPr>
-        <w:t>:</w:t>
+      <w:r>
+        <w:rPr>
+          <w:b/>
+          <w:bCs/>
+        </w:rPr>
+        <w:lastRenderedPageBreak/>
+        <w:t>Μετρικές:</w:t>
       </w:r>
     </w:p>
     <w:p>
@@ -7961,15 +7172,7 @@
         </w:numPr>
       </w:pPr>
       <w:r>
-        <w:t xml:space="preserve">Queue Size: </w:t>
-      </w:r>
-      <w:proofErr w:type="spellStart"/>
-      <w:r>
-        <w:t>Γεμάτη</w:t>
-      </w:r>
-      <w:proofErr w:type="spellEnd"/>
-      <w:r>
-        <w:t xml:space="preserve"> (10).</w:t>
+        <w:t>Queue Size: Γεμάτη (10).</w:t>
       </w:r>
     </w:p>
     <w:p>
@@ -8008,7 +7211,6 @@
         <w:rPr>
           <w:noProof/>
         </w:rPr>
-        <w:lastRenderedPageBreak/>
         <w:drawing>
           <wp:inline distT="0" distB="0" distL="0" distR="0" wp14:anchorId="26121B6D" wp14:editId="018802E2">
             <wp:extent cx="5599814" cy="3009900"/>
@@ -8066,22 +7268,6 @@
           <w:bCs/>
           <w:lang w:val="el-GR"/>
         </w:rPr>
-        <w:br/>
-      </w:r>
-      <w:r>
-        <w:rPr>
-          <w:b/>
-          <w:bCs/>
-          <w:lang w:val="el-GR"/>
-        </w:rPr>
-        <w:br/>
-      </w:r>
-      <w:r>
-        <w:rPr>
-          <w:b/>
-          <w:bCs/>
-          <w:lang w:val="el-GR"/>
-        </w:rPr>
         <w:t xml:space="preserve">3. Μεγάλα (3000 </w:t>
       </w:r>
       <w:r>
@@ -8157,11 +7343,9 @@
         </w:rPr>
         <w:t xml:space="preserve"> χρειάζεται 40</w:t>
       </w:r>
-      <w:proofErr w:type="spellStart"/>
       <w:r>
         <w:t>ms</w:t>
       </w:r>
-      <w:proofErr w:type="spellEnd"/>
       <w:r>
         <w:rPr>
           <w:lang w:val="el-GR"/>
@@ -8194,21 +7378,12 @@
           <w:numId w:val="49"/>
         </w:numPr>
       </w:pPr>
-      <w:proofErr w:type="spellStart"/>
-      <w:r>
-        <w:rPr>
-          <w:b/>
-          <w:bCs/>
-        </w:rPr>
-        <w:t>Μετρικές</w:t>
-      </w:r>
-      <w:proofErr w:type="spellEnd"/>
-      <w:r>
-        <w:rPr>
-          <w:b/>
-          <w:bCs/>
-        </w:rPr>
-        <w:t>:</w:t>
+      <w:r>
+        <w:rPr>
+          <w:b/>
+          <w:bCs/>
+        </w:rPr>
+        <w:t>Μετρικές:</w:t>
       </w:r>
     </w:p>
     <w:p>
@@ -8257,11 +7432,9 @@
         </w:rPr>
         <w:t xml:space="preserve"> Αυξάνεται γραμμικά με το μέγεθος (φτάνει τα 40</w:t>
       </w:r>
-      <w:proofErr w:type="spellStart"/>
       <w:r>
         <w:t>ms</w:t>
       </w:r>
-      <w:proofErr w:type="spellEnd"/>
       <w:r>
         <w:rPr>
           <w:lang w:val="el-GR"/>
@@ -8523,149 +7696,11 @@
     <w:p>
       <w:pPr>
         <w:rPr>
-          <w:lang w:val="el-GR"/>
-        </w:rPr>
-      </w:pPr>
-      <w:r>
-        <w:rPr>
-          <w:b/>
-          <w:bCs/>
-          <w:lang w:val="el-GR"/>
-        </w:rPr>
-        <w:br/>
-      </w:r>
-      <w:r>
-        <w:rPr>
-          <w:b/>
-          <w:bCs/>
-          <w:lang w:val="el-GR"/>
-        </w:rPr>
-        <w:t>Συμπεράσματα</w:t>
-      </w:r>
-      <w:r>
-        <w:rPr>
-          <w:lang w:val="el-GR"/>
-        </w:rPr>
-        <w:t>:</w:t>
-      </w:r>
-    </w:p>
-    <w:p>
-      <w:pPr>
-        <w:rPr>
-          <w:lang w:val="el-GR"/>
-        </w:rPr>
-      </w:pPr>
-      <w:r>
-        <w:rPr>
-          <w:lang w:val="el-GR"/>
-        </w:rPr>
-        <w:t>Το μέγεθος του πακέτου είναι εξίσου κρίσιμο με τον ρυθμό άφιξης.</w:t>
-      </w:r>
-    </w:p>
-    <w:p>
-      <w:pPr>
-        <w:numPr>
-          <w:ilvl w:val="0"/>
-          <w:numId w:val="50"/>
-        </w:numPr>
-        <w:rPr>
-          <w:lang w:val="el-GR"/>
-        </w:rPr>
-      </w:pPr>
-      <w:r>
-        <w:rPr>
-          <w:lang w:val="el-GR"/>
-        </w:rPr>
-        <w:t xml:space="preserve">Όταν τα πακέτα είναι </w:t>
-      </w:r>
-      <w:r>
-        <w:rPr>
-          <w:b/>
-          <w:bCs/>
-          <w:lang w:val="el-GR"/>
-        </w:rPr>
-        <w:t>μικρά</w:t>
-      </w:r>
-      <w:r>
-        <w:rPr>
-          <w:lang w:val="el-GR"/>
-        </w:rPr>
-        <w:t>, κυριαρχεί η καθυστέρηση διάδοσης (</w:t>
-      </w:r>
-      <w:r>
-        <w:t>Propagation</w:t>
-      </w:r>
-      <w:r>
-        <w:rPr>
-          <w:lang w:val="el-GR"/>
-        </w:rPr>
-        <w:t>) και το δίκτυο είναι άνετο.</w:t>
-      </w:r>
-    </w:p>
-    <w:p>
-      <w:pPr>
-        <w:numPr>
-          <w:ilvl w:val="0"/>
-          <w:numId w:val="50"/>
-        </w:numPr>
-        <w:rPr>
-          <w:lang w:val="el-GR"/>
-        </w:rPr>
-      </w:pPr>
-      <w:r>
-        <w:rPr>
-          <w:lang w:val="el-GR"/>
-        </w:rPr>
-        <w:lastRenderedPageBreak/>
-        <w:t xml:space="preserve">Όταν τα πακέτα είναι </w:t>
-      </w:r>
-      <w:r>
-        <w:rPr>
-          <w:b/>
-          <w:bCs/>
-          <w:lang w:val="el-GR"/>
-        </w:rPr>
-        <w:t>μεγάλα</w:t>
-      </w:r>
-      <w:r>
-        <w:rPr>
-          <w:lang w:val="el-GR"/>
-        </w:rPr>
-        <w:t>, κυριαρχεί η καθυστέρηση μετάδοσης (</w:t>
-      </w:r>
-      <w:r>
-        <w:t>Transmission</w:t>
-      </w:r>
-      <w:r>
-        <w:rPr>
-          <w:lang w:val="el-GR"/>
-        </w:rPr>
-        <w:t xml:space="preserve">), προκαλώντας ραγδαία αύξηση της ουράς και τεράστιες απώλειες δεδομένων, καθώς ο </w:t>
-      </w:r>
-      <w:r>
-        <w:t>Router</w:t>
-      </w:r>
-      <w:r>
-        <w:rPr>
-          <w:lang w:val="el-GR"/>
-        </w:rPr>
-        <w:t xml:space="preserve"> αργεί να "απελευθερώσει" τη γραμμή για το επόμενο πακέτο.</w:t>
-      </w:r>
-    </w:p>
-    <w:p>
-      <w:pPr>
-        <w:rPr>
-          <w:b/>
-          <w:bCs/>
-          <w:lang w:val="el-GR"/>
-        </w:rPr>
-      </w:pPr>
-      <w:r>
-        <w:rPr>
-          <w:lang w:val="el-GR"/>
-        </w:rPr>
-        <w:br/>
-      </w:r>
+          <w:b/>
+          <w:bCs/>
+          <w:lang w:val="el-GR"/>
+        </w:rPr>
+      </w:pPr>
       <w:r>
         <w:rPr>
           <w:lang w:val="el-GR"/>
@@ -8765,42 +7800,11 @@
           <w:b/>
           <w:bCs/>
         </w:rPr>
+        <w:lastRenderedPageBreak/>
         <w:t>Hosts:</w:t>
       </w:r>
       <w:r>
-        <w:t xml:space="preserve"> </w:t>
-      </w:r>
-      <w:proofErr w:type="spellStart"/>
-      <w:r>
-        <w:t>Δύο</w:t>
-      </w:r>
-      <w:proofErr w:type="spellEnd"/>
-      <w:r>
-        <w:t xml:space="preserve"> </w:t>
-      </w:r>
-      <w:proofErr w:type="spellStart"/>
-      <w:r>
-        <w:t>Πηγές</w:t>
-      </w:r>
-      <w:proofErr w:type="spellEnd"/>
-      <w:r>
-        <w:t xml:space="preserve"> (Host A, Host B) και </w:t>
-      </w:r>
-      <w:proofErr w:type="spellStart"/>
-      <w:r>
-        <w:t>έν</w:t>
-      </w:r>
-      <w:proofErr w:type="spellEnd"/>
-      <w:r>
-        <w:t xml:space="preserve">αν </w:t>
-      </w:r>
-      <w:proofErr w:type="spellStart"/>
-      <w:r>
-        <w:t>Προορισμό</w:t>
-      </w:r>
-      <w:proofErr w:type="spellEnd"/>
-      <w:r>
-        <w:t xml:space="preserve"> (Destination).</w:t>
+        <w:t xml:space="preserve"> Δύο Πηγές (Host A, Host B) και έναν Προορισμό (Destination).</w:t>
       </w:r>
     </w:p>
     <w:p>
@@ -8861,45 +7865,8 @@
         </w:rPr>
         <w:t xml:space="preserve"> Συγκεντρώνει την κίνηση από τις δύο πηγές. </w:t>
       </w:r>
-      <w:proofErr w:type="spellStart"/>
-      <w:r>
-        <w:t>Λειτουργεί</w:t>
-      </w:r>
-      <w:proofErr w:type="spellEnd"/>
-      <w:r>
-        <w:t xml:space="preserve"> </w:t>
-      </w:r>
-      <w:proofErr w:type="spellStart"/>
-      <w:r>
-        <w:t>ως</w:t>
-      </w:r>
-      <w:proofErr w:type="spellEnd"/>
-      <w:r>
-        <w:t xml:space="preserve"> </w:t>
-      </w:r>
-      <w:proofErr w:type="spellStart"/>
-      <w:r>
-        <w:t>το</w:t>
-      </w:r>
-      <w:proofErr w:type="spellEnd"/>
-      <w:r>
-        <w:t xml:space="preserve"> </w:t>
-      </w:r>
-      <w:proofErr w:type="spellStart"/>
-      <w:r>
-        <w:t>σημείο</w:t>
-      </w:r>
-      <w:proofErr w:type="spellEnd"/>
-      <w:r>
-        <w:t xml:space="preserve"> </w:t>
-      </w:r>
-      <w:proofErr w:type="spellStart"/>
-      <w:r>
-        <w:t>συγχώνευσης</w:t>
-      </w:r>
-      <w:proofErr w:type="spellEnd"/>
-      <w:r>
-        <w:t xml:space="preserve"> (Merge Point).</w:t>
+      <w:r>
+        <w:t>Λειτουργεί ως το σημείο συγχώνευσης (Merge Point).</w:t>
       </w:r>
     </w:p>
     <w:p>
@@ -8991,11 +7958,9 @@
         </w:rPr>
         <w:t xml:space="preserve"> στέλνει 1000 πακέτα (Σύνολο 2000) με τον ίδιο ρυθμό (1 πακέτο/5</w:t>
       </w:r>
-      <w:proofErr w:type="spellStart"/>
       <w:r>
         <w:t>ms</w:t>
       </w:r>
-      <w:proofErr w:type="spellEnd"/>
       <w:r>
         <w:rPr>
           <w:lang w:val="el-GR"/>
@@ -9029,13 +7994,9 @@
         </w:rPr>
         <w:t xml:space="preserve"> συνολικά).</w:t>
       </w:r>
-    </w:p>
-    <w:p>
-      <w:pPr>
-        <w:rPr>
-          <w:lang w:val="el-GR"/>
-        </w:rPr>
-      </w:pPr>
+      <w:r>
+        <w:br/>
+      </w:r>
     </w:p>
     <w:p>
       <w:pPr>
@@ -9233,23 +8194,7 @@
           <w:b/>
           <w:bCs/>
         </w:rPr>
-        <w:t>Απ</w:t>
-      </w:r>
-      <w:proofErr w:type="spellStart"/>
-      <w:r>
-        <w:rPr>
-          <w:b/>
-          <w:bCs/>
-        </w:rPr>
-        <w:t>οτελέσμ</w:t>
-      </w:r>
-      <w:proofErr w:type="spellEnd"/>
-      <w:r>
-        <w:rPr>
-          <w:b/>
-          <w:bCs/>
-        </w:rPr>
-        <w:t>ατα:</w:t>
+        <w:t>Αποτελέσματα:</w:t>
       </w:r>
     </w:p>
     <w:p>
@@ -9420,7 +8365,6 @@
           <w:b/>
           <w:bCs/>
         </w:rPr>
-        <w:lastRenderedPageBreak/>
         <w:t>Delay</w:t>
       </w:r>
       <w:r>
@@ -9475,12 +8419,6 @@
           <w:lang w:val="el-GR"/>
         </w:rPr>
         <w:t>1.</w:t>
-      </w:r>
-      <w:r>
-        <w:rPr>
-          <w:lang w:val="el-GR"/>
-        </w:rPr>
-        <w:br/>
       </w:r>
       <w:r>
         <w:rPr>
@@ -9491,10 +8429,7 @@
     </w:p>
     <w:p>
       <w:pPr>
-        <w:numPr>
-          <w:ilvl w:val="1"/>
-          <w:numId w:val="52"/>
-        </w:numPr>
+        <w:ind w:left="1440"/>
         <w:rPr>
           <w:lang w:val="el-GR"/>
         </w:rPr>
@@ -9504,6 +8439,7 @@
           <w:noProof/>
           <w:lang w:val="el-GR"/>
         </w:rPr>
+        <w:lastRenderedPageBreak/>
         <w:drawing>
           <wp:inline distT="0" distB="0" distL="0" distR="0" wp14:anchorId="71C8958C" wp14:editId="54B9C4C6">
             <wp:extent cx="5830186" cy="3133725"/>
@@ -9541,7 +8477,6 @@
         </w:drawing>
       </w:r>
     </w:p>
-    <w:p/>
     <w:p>
       <w:pPr>
         <w:rPr>
@@ -9641,61 +8576,13 @@
         <w:t>Load vs Capacity:</w:t>
       </w:r>
       <w:r>
-        <w:t xml:space="preserve"> </w:t>
-      </w:r>
-      <w:proofErr w:type="spellStart"/>
-      <w:r>
-        <w:t>Το</w:t>
-      </w:r>
-      <w:proofErr w:type="spellEnd"/>
-      <w:r>
-        <w:t xml:space="preserve"> </w:t>
-      </w:r>
-      <w:proofErr w:type="spellStart"/>
-      <w:r>
-        <w:t>συνολικό</w:t>
-      </w:r>
-      <w:proofErr w:type="spellEnd"/>
-      <w:r>
-        <w:t xml:space="preserve"> Load </w:t>
-      </w:r>
-      <w:proofErr w:type="spellStart"/>
-      <w:r>
-        <w:t>είν</w:t>
-      </w:r>
-      <w:proofErr w:type="spellEnd"/>
-      <w:r>
-        <w:t>αι 400 pkts</w:t>
+        <w:t xml:space="preserve"> Το συνολικό Load είναι 400 pkts</w:t>
       </w:r>
       <w:r>
         <w:t xml:space="preserve"> x</w:t>
       </w:r>
       <w:r>
-        <w:t xml:space="preserve"> 8000 bits = 3.2 Mbps. </w:t>
-      </w:r>
-      <w:proofErr w:type="spellStart"/>
-      <w:r>
-        <w:t>Το</w:t>
-      </w:r>
-      <w:proofErr w:type="spellEnd"/>
-      <w:r>
-        <w:t xml:space="preserve"> κα</w:t>
-      </w:r>
-      <w:proofErr w:type="spellStart"/>
-      <w:r>
-        <w:t>νάλι</w:t>
-      </w:r>
-      <w:proofErr w:type="spellEnd"/>
-      <w:r>
-        <w:t xml:space="preserve"> </w:t>
-      </w:r>
-      <w:proofErr w:type="spellStart"/>
-      <w:r>
-        <w:t>έχει</w:t>
-      </w:r>
-      <w:proofErr w:type="spellEnd"/>
-      <w:r>
-        <w:t xml:space="preserve"> 10 Mbps.</w:t>
+        <w:t xml:space="preserve"> 8000 bits = 3.2 Mbps. Το κανάλι έχει 10 Mbps.</w:t>
       </w:r>
     </w:p>
     <w:p>
@@ -9749,23 +8636,7 @@
           <w:b/>
           <w:bCs/>
         </w:rPr>
-        <w:t>Απ</w:t>
-      </w:r>
-      <w:proofErr w:type="spellStart"/>
-      <w:r>
-        <w:rPr>
-          <w:b/>
-          <w:bCs/>
-        </w:rPr>
-        <w:t>οτελέσμ</w:t>
-      </w:r>
-      <w:proofErr w:type="spellEnd"/>
-      <w:r>
-        <w:rPr>
-          <w:b/>
-          <w:bCs/>
-        </w:rPr>
-        <w:t>ατα:</w:t>
+        <w:t>Αποτελέσματα:</w:t>
       </w:r>
     </w:p>
     <w:p>
@@ -9783,15 +8654,7 @@
         <w:t>Loss:</w:t>
       </w:r>
       <w:r>
-        <w:t xml:space="preserve"> </w:t>
-      </w:r>
-      <w:proofErr w:type="spellStart"/>
-      <w:r>
-        <w:t>Μηδενικό</w:t>
-      </w:r>
-      <w:proofErr w:type="spellEnd"/>
-      <w:r>
-        <w:t xml:space="preserve"> (0%).</w:t>
+        <w:t xml:space="preserve"> Μηδενικό (0%).</w:t>
       </w:r>
     </w:p>
     <w:p>
@@ -9908,13 +8771,6 @@
         </w:rPr>
         <w:br/>
       </w:r>
-      <w:r>
-        <w:rPr>
-          <w:lang w:val="el-GR"/>
-        </w:rPr>
-        <w:lastRenderedPageBreak/>
-        <w:br/>
-      </w:r>
     </w:p>
     <w:p>
       <w:pPr>
@@ -9931,6 +8787,7 @@
           <w:noProof/>
           <w:lang w:val="el-GR"/>
         </w:rPr>
+        <w:lastRenderedPageBreak/>
         <w:drawing>
           <wp:inline distT="0" distB="0" distL="0" distR="0" wp14:anchorId="43EAA6DA" wp14:editId="4092B6D5">
             <wp:extent cx="5847907" cy="3143250"/>
@@ -10016,51 +8873,13 @@
         </w:rPr>
         <w:t xml:space="preserve">, καθώς το δίκτυο ήταν ήδη επαρκές. </w:t>
       </w:r>
-      <w:proofErr w:type="spellStart"/>
-      <w:r>
-        <w:t>Το</w:t>
-      </w:r>
-      <w:proofErr w:type="spellEnd"/>
-      <w:r>
-        <w:t xml:space="preserve"> throughput π</w:t>
-      </w:r>
-      <w:proofErr w:type="spellStart"/>
-      <w:r>
-        <w:t>εριορίζετ</w:t>
-      </w:r>
-      <w:proofErr w:type="spellEnd"/>
-      <w:r>
-        <w:t xml:space="preserve">αι από </w:t>
-      </w:r>
-      <w:proofErr w:type="spellStart"/>
-      <w:r>
-        <w:t>τις</w:t>
-      </w:r>
-      <w:proofErr w:type="spellEnd"/>
-      <w:r>
-        <w:t xml:space="preserve"> π</w:t>
-      </w:r>
-      <w:proofErr w:type="spellStart"/>
-      <w:r>
-        <w:t>ηγές</w:t>
-      </w:r>
-      <w:proofErr w:type="spellEnd"/>
-      <w:r>
-        <w:t xml:space="preserve"> </w:t>
-      </w:r>
-      <w:proofErr w:type="spellStart"/>
-      <w:r>
-        <w:t>στ</w:t>
-      </w:r>
-      <w:proofErr w:type="spellEnd"/>
-      <w:r>
-        <w:t>α 3.2 Mbps.</w:t>
+      <w:r>
+        <w:t>Το throughput περιορίζεται από τις πηγές στα 3.2 Mbps.</w:t>
       </w:r>
       <w:r>
         <w:br/>
       </w:r>
       <w:r>
-        <w:lastRenderedPageBreak/>
         <w:br/>
       </w:r>
       <w:r>
@@ -10119,6 +8938,7 @@
           <w:bCs/>
           <w:lang w:val="el-GR"/>
         </w:rPr>
+        <w:lastRenderedPageBreak/>
         <w:t xml:space="preserve">4. Ανάλυση Επίδρασης Μεγέθους Πακέτου (1 </w:t>
       </w:r>
       <w:r>
@@ -10174,39 +8994,7 @@
           <w:b/>
           <w:bCs/>
         </w:rPr>
-        <w:t xml:space="preserve">Α. </w:t>
-      </w:r>
-      <w:proofErr w:type="spellStart"/>
-      <w:r>
-        <w:rPr>
-          <w:b/>
-          <w:bCs/>
-        </w:rPr>
-        <w:t>Μικρά</w:t>
-      </w:r>
-      <w:proofErr w:type="spellEnd"/>
-      <w:r>
-        <w:rPr>
-          <w:b/>
-          <w:bCs/>
-        </w:rPr>
-        <w:t xml:space="preserve"> Πα</w:t>
-      </w:r>
-      <w:proofErr w:type="spellStart"/>
-      <w:r>
-        <w:rPr>
-          <w:b/>
-          <w:bCs/>
-        </w:rPr>
-        <w:t>κέτ</w:t>
-      </w:r>
-      <w:proofErr w:type="spellEnd"/>
-      <w:r>
-        <w:rPr>
-          <w:b/>
-          <w:bCs/>
-        </w:rPr>
-        <w:t>α (100 Bytes)</w:t>
+        <w:t>Α. Μικρά Πακέτα (100 Bytes)</w:t>
       </w:r>
     </w:p>
     <w:p>
@@ -10270,7 +9058,6 @@
         <w:rPr>
           <w:lang w:val="el-GR"/>
         </w:rPr>
-        <w:lastRenderedPageBreak/>
         <w:br/>
       </w:r>
       <w:r>
@@ -10321,39 +9108,7 @@
           <w:b/>
           <w:bCs/>
         </w:rPr>
-        <w:t xml:space="preserve">Β. </w:t>
-      </w:r>
-      <w:proofErr w:type="spellStart"/>
-      <w:r>
-        <w:rPr>
-          <w:b/>
-          <w:bCs/>
-        </w:rPr>
-        <w:t>Μεγάλ</w:t>
-      </w:r>
-      <w:proofErr w:type="spellEnd"/>
-      <w:r>
-        <w:rPr>
-          <w:b/>
-          <w:bCs/>
-        </w:rPr>
-        <w:t>α Πα</w:t>
-      </w:r>
-      <w:proofErr w:type="spellStart"/>
-      <w:r>
-        <w:rPr>
-          <w:b/>
-          <w:bCs/>
-        </w:rPr>
-        <w:t>κέτ</w:t>
-      </w:r>
-      <w:proofErr w:type="spellEnd"/>
-      <w:r>
-        <w:rPr>
-          <w:b/>
-          <w:bCs/>
-        </w:rPr>
-        <w:t>α (3000 Bytes)</w:t>
+        <w:t>Β. Μεγάλα Πακέτα (3000 Bytes)</w:t>
       </w:r>
     </w:p>
     <w:p>
@@ -10387,40 +9142,15 @@
           <w:numId w:val="56"/>
         </w:numPr>
       </w:pPr>
-      <w:proofErr w:type="spellStart"/>
-      <w:r>
-        <w:rPr>
-          <w:b/>
-          <w:bCs/>
-        </w:rPr>
-        <w:t>Συμ</w:t>
-      </w:r>
-      <w:proofErr w:type="spellEnd"/>
-      <w:r>
-        <w:rPr>
-          <w:b/>
-          <w:bCs/>
-        </w:rPr>
-        <w:t>περιφορά:</w:t>
-      </w:r>
-      <w:r>
-        <w:t xml:space="preserve"> Κατα</w:t>
-      </w:r>
-      <w:proofErr w:type="spellStart"/>
-      <w:r>
-        <w:t>στροφική</w:t>
-      </w:r>
-      <w:proofErr w:type="spellEnd"/>
-      <w:r>
-        <w:t xml:space="preserve"> </w:t>
-      </w:r>
-      <w:proofErr w:type="spellStart"/>
-      <w:r>
-        <w:t>συμφόρηση</w:t>
-      </w:r>
-      <w:proofErr w:type="spellEnd"/>
-      <w:r>
-        <w:t>.</w:t>
+      <w:r>
+        <w:rPr>
+          <w:b/>
+          <w:bCs/>
+        </w:rPr>
+        <w:t>Συμπεριφορά:</w:t>
+      </w:r>
+      <w:r>
+        <w:t xml:space="preserve"> Καταστροφική συμφόρηση.</w:t>
       </w:r>
     </w:p>
     <w:p>
@@ -10699,23 +9429,7 @@
         <w:t>Packet Loss:</w:t>
       </w:r>
       <w:r>
-        <w:t xml:space="preserve"> </w:t>
-      </w:r>
-      <w:proofErr w:type="spellStart"/>
-      <w:r>
-        <w:t>Ξε</w:t>
-      </w:r>
-      <w:proofErr w:type="spellEnd"/>
-      <w:r>
-        <w:t xml:space="preserve">περνά </w:t>
-      </w:r>
-      <w:proofErr w:type="spellStart"/>
-      <w:r>
-        <w:t>το</w:t>
-      </w:r>
-      <w:proofErr w:type="spellEnd"/>
-      <w:r>
-        <w:t xml:space="preserve"> </w:t>
+        <w:t xml:space="preserve"> Ξεπερνά το </w:t>
       </w:r>
       <w:r>
         <w:rPr>
@@ -10829,30 +9543,12 @@
           <w:lang w:val="el-GR"/>
         </w:rPr>
       </w:pPr>
-    </w:p>
-    <w:p>
-      <w:pPr>
-        <w:rPr>
-          <w:b/>
-          <w:bCs/>
-          <w:lang w:val="el-GR"/>
-        </w:rPr>
-      </w:pPr>
-      <w:r>
-        <w:rPr>
-          <w:b/>
-          <w:bCs/>
-          <w:lang w:val="el-GR"/>
-        </w:rPr>
-        <w:t>5. Συμπεράσματα Ερωτήματος 7</w:t>
-      </w:r>
-    </w:p>
-    <w:p>
-      <w:pPr>
-        <w:rPr>
-          <w:lang w:val="el-GR"/>
-        </w:rPr>
-      </w:pPr>
+      <w:r>
+        <w:rPr>
+          <w:lang w:val="el-GR"/>
+        </w:rPr>
+        <w:t xml:space="preserve">              </w:t>
+      </w:r>
       <w:r>
         <w:rPr>
           <w:lang w:val="el-GR"/>
@@ -11019,49 +9715,12 @@
       </w:r>
       <w:r>
         <w:rPr>
-          <w:lang w:val="el-GR"/>
-        </w:rPr>
-        <w:br/>
-      </w:r>
-      <w:r>
-        <w:rPr>
-          <w:lang w:val="el-GR"/>
-        </w:rPr>
-        <w:br/>
-      </w:r>
-      <w:r>
-        <w:rPr>
-          <w:lang w:val="el-GR"/>
-        </w:rPr>
-        <w:br/>
-      </w:r>
-      <w:r>
-        <w:rPr>
-          <w:lang w:val="el-GR"/>
-        </w:rPr>
-        <w:br/>
-      </w:r>
-      <w:r>
-        <w:rPr>
-          <w:lang w:val="el-GR"/>
-        </w:rPr>
-        <w:br/>
-      </w:r>
-      <w:r>
-        <w:rPr>
-          <w:lang w:val="el-GR"/>
-        </w:rPr>
-        <w:br/>
-      </w:r>
-      <w:r>
-        <w:rPr>
           <w:b/>
           <w:bCs/>
           <w:sz w:val="40"/>
           <w:szCs w:val="40"/>
           <w:lang w:val="el-GR"/>
         </w:rPr>
-        <w:lastRenderedPageBreak/>
         <w:t xml:space="preserve">Ερώτημα </w:t>
       </w:r>
       <w:r>
@@ -11072,7 +9731,7 @@
           <w:szCs w:val="40"/>
           <w:lang w:val="el-GR"/>
         </w:rPr>
-        <w:t>7:</w:t>
+        <w:t>8</w:t>
       </w:r>
       <w:r>
         <w:rPr>
@@ -11082,7 +9741,7 @@
           <w:szCs w:val="40"/>
           <w:lang w:val="el-GR"/>
         </w:rPr>
-        <w:br/>
+        <w:t>:</w:t>
       </w:r>
       <w:r>
         <w:rPr>
@@ -11093,6 +9752,16 @@
           <w:lang w:val="el-GR"/>
         </w:rPr>
         <w:br/>
+      </w:r>
+      <w:r>
+        <w:rPr>
+          <w:b/>
+          <w:bCs/>
+          <w:sz w:val="40"/>
+          <w:szCs w:val="40"/>
+          <w:lang w:val="el-GR"/>
+        </w:rPr>
+        <w:br/>
         <w:t>Μεθοδολογία</w:t>
       </w:r>
       <w:r>
@@ -11220,15 +9889,13 @@
     <w:p>
       <w:pPr>
         <w:ind w:left="720"/>
-        <w:rPr>
-          <w:lang w:val="el-GR"/>
-        </w:rPr>
-      </w:pPr>
-      <w:r>
-        <w:rPr>
-          <w:b/>
-          <w:bCs/>
-        </w:rPr>
+      </w:pPr>
+      <w:r>
+        <w:rPr>
+          <w:b/>
+          <w:bCs/>
+        </w:rPr>
+        <w:lastRenderedPageBreak/>
         <w:t>RR</w:t>
       </w:r>
       <w:r>
@@ -11319,6 +9986,9 @@
           <w:lang w:val="el-GR"/>
         </w:rPr>
         <w:t>) και τις εξυπηρετεί κυκλικά (ένα πακέτο από τον Α, ένα από τον Β).</w:t>
+      </w:r>
+      <w:r>
+        <w:br/>
       </w:r>
     </w:p>
     <w:p>
@@ -11894,11 +10564,9 @@
         </w:rPr>
         <w:t xml:space="preserve"> του μεγάλου πακέτου (24</w:t>
       </w:r>
-      <w:proofErr w:type="spellStart"/>
       <w:r>
         <w:t>ms</w:t>
       </w:r>
-      <w:proofErr w:type="spellEnd"/>
       <w:r>
         <w:rPr>
           <w:lang w:val="el-GR"/>
@@ -12519,18 +11187,6 @@
           <w:lang w:val="el-GR"/>
         </w:rPr>
         <w:t>), καθώς προσφέρει απομόνωση και εξασφαλίζει ότι οι μικρές, γρήγορες ροές δεν θα πνιγούν από τις μεγάλες ροές δεδομένων.</w:t>
-      </w:r>
-      <w:r>
-        <w:rPr>
-          <w:lang w:val="el-GR"/>
-        </w:rPr>
-        <w:br/>
-      </w:r>
-      <w:r>
-        <w:rPr>
-          <w:lang w:val="el-GR"/>
-        </w:rPr>
-        <w:br/>
       </w:r>
       <w:r>
         <w:rPr>
